--- a/Memorias/TFM Drug Metabolism - Gonzalo Robles.docx
+++ b/Memorias/TFM Drug Metabolism - Gonzalo Robles.docx
@@ -848,8 +848,12 @@
           <w:lang w:eastAsia="en-GB"/>
         </w:rPr>
         <w:sectPr>
-          <w:footerReference w:type="default" r:id="rId12"/>
-          <w:footerReference w:type="first" r:id="rId13"/>
+          <w:headerReference w:type="even" r:id="rId12"/>
+          <w:headerReference w:type="default" r:id="rId13"/>
+          <w:footerReference w:type="even" r:id="rId14"/>
+          <w:footerReference w:type="default" r:id="rId15"/>
+          <w:headerReference w:type="first" r:id="rId16"/>
+          <w:footerReference w:type="first" r:id="rId17"/>
           <w:pgSz w:w="11906" w:h="16838" w:code="9"/>
           <w:pgMar w:top="-1985" w:right="1276" w:bottom="993" w:left="1701" w:header="709" w:footer="439" w:gutter="0"/>
           <w:cols w:space="708"/>
@@ -1105,7 +1109,7 @@
           <w:lang w:val="en-GB" w:eastAsia="en-GB"/>
         </w:rPr>
       </w:pPr>
-      <w:bookmarkStart w:id="1" w:name="_Toc221912938"/>
+      <w:bookmarkStart w:id="1" w:name="_Toc225621956"/>
       <w:r>
         <w:rPr>
           <w:lang w:val="en-GB" w:eastAsia="en-GB"/>
@@ -1139,7 +1143,7 @@
           <w:lang w:val="en-GB" w:eastAsia="en-GB"/>
         </w:rPr>
       </w:pPr>
-      <w:bookmarkStart w:id="2" w:name="_Toc221912939"/>
+      <w:bookmarkStart w:id="2" w:name="_Toc225621957"/>
       <w:proofErr w:type="spellStart"/>
       <w:r>
         <w:rPr>
@@ -1246,7 +1250,7 @@
           <w:r>
             <w:fldChar w:fldCharType="separate"/>
           </w:r>
-          <w:hyperlink w:anchor="_Toc221912938" w:history="1">
+          <w:hyperlink w:anchor="_Toc225621956" w:history="1">
             <w:r>
               <w:rPr>
                 <w:rStyle w:val="Hyperlink"/>
@@ -1293,7 +1297,7 @@
                 <w:noProof/>
                 <w:webHidden/>
               </w:rPr>
-              <w:instrText xml:space="preserve"> PAGEREF _Toc221912938 \h </w:instrText>
+              <w:instrText xml:space="preserve"> PAGEREF _Toc225621956 \h </w:instrText>
             </w:r>
             <w:r>
               <w:rPr>
@@ -1340,7 +1344,7 @@
               <w14:ligatures w14:val="standardContextual"/>
             </w:rPr>
           </w:pPr>
-          <w:hyperlink w:anchor="_Toc221912939" w:history="1">
+          <w:hyperlink w:anchor="_Toc225621957" w:history="1">
             <w:r>
               <w:rPr>
                 <w:rStyle w:val="Hyperlink"/>
@@ -1387,7 +1391,7 @@
                 <w:noProof/>
                 <w:webHidden/>
               </w:rPr>
-              <w:instrText xml:space="preserve"> PAGEREF _Toc221912939 \h </w:instrText>
+              <w:instrText xml:space="preserve"> PAGEREF _Toc225621957 \h </w:instrText>
             </w:r>
             <w:r>
               <w:rPr>
@@ -1434,7 +1438,7 @@
               <w14:ligatures w14:val="standardContextual"/>
             </w:rPr>
           </w:pPr>
-          <w:hyperlink w:anchor="_Toc221912940" w:history="1">
+          <w:hyperlink w:anchor="_Toc225621958" w:history="1">
             <w:r>
               <w:rPr>
                 <w:rStyle w:val="Hyperlink"/>
@@ -1460,7 +1464,7 @@
                 <w:noProof/>
                 <w:lang w:val="en-GB" w:eastAsia="en-GB"/>
               </w:rPr>
-              <w:t>Introduction</w:t>
+              <w:t>Figures</w:t>
             </w:r>
             <w:r>
               <w:rPr>
@@ -1481,7 +1485,7 @@
                 <w:noProof/>
                 <w:webHidden/>
               </w:rPr>
-              <w:instrText xml:space="preserve"> PAGEREF _Toc221912940 \h </w:instrText>
+              <w:instrText xml:space="preserve"> PAGEREF _Toc225621958 \h </w:instrText>
             </w:r>
             <w:r>
               <w:rPr>
@@ -1528,7 +1532,7 @@
               <w14:ligatures w14:val="standardContextual"/>
             </w:rPr>
           </w:pPr>
-          <w:hyperlink w:anchor="_Toc221912941" w:history="1">
+          <w:hyperlink w:anchor="_Toc225621959" w:history="1">
             <w:r>
               <w:rPr>
                 <w:rStyle w:val="Hyperlink"/>
@@ -1554,7 +1558,7 @@
                 <w:noProof/>
                 <w:lang w:val="en-GB" w:eastAsia="en-GB"/>
               </w:rPr>
-              <w:t>STATE OF THE ART</w:t>
+              <w:t>Introduction</w:t>
             </w:r>
             <w:r>
               <w:rPr>
@@ -1575,7 +1579,7 @@
                 <w:noProof/>
                 <w:webHidden/>
               </w:rPr>
-              <w:instrText xml:space="preserve"> PAGEREF _Toc221912941 \h </w:instrText>
+              <w:instrText xml:space="preserve"> PAGEREF _Toc225621959 \h </w:instrText>
             </w:r>
             <w:r>
               <w:rPr>
@@ -1595,7 +1599,7 @@
                 <w:noProof/>
                 <w:webHidden/>
               </w:rPr>
-              <w:t>5</w:t>
+              <w:t>4</w:t>
             </w:r>
             <w:r>
               <w:rPr>
@@ -1622,7 +1626,7 @@
               <w14:ligatures w14:val="standardContextual"/>
             </w:rPr>
           </w:pPr>
-          <w:hyperlink w:anchor="_Toc221912942" w:history="1">
+          <w:hyperlink w:anchor="_Toc225621960" w:history="1">
             <w:r>
               <w:rPr>
                 <w:rStyle w:val="Hyperlink"/>
@@ -1648,7 +1652,7 @@
                 <w:noProof/>
                 <w:lang w:val="en-GB" w:eastAsia="en-GB"/>
               </w:rPr>
-              <w:t>OBJECTIVES</w:t>
+              <w:t>STATE OF THE ART</w:t>
             </w:r>
             <w:r>
               <w:rPr>
@@ -1669,7 +1673,299 @@
                 <w:noProof/>
                 <w:webHidden/>
               </w:rPr>
-              <w:instrText xml:space="preserve"> PAGEREF _Toc221912942 \h </w:instrText>
+              <w:instrText xml:space="preserve"> PAGEREF _Toc225621960 \h </w:instrText>
+            </w:r>
+            <w:r>
+              <w:rPr>
+                <w:noProof/>
+                <w:webHidden/>
+              </w:rPr>
+            </w:r>
+            <w:r>
+              <w:rPr>
+                <w:noProof/>
+                <w:webHidden/>
+              </w:rPr>
+              <w:fldChar w:fldCharType="separate"/>
+            </w:r>
+            <w:r>
+              <w:rPr>
+                <w:noProof/>
+                <w:webHidden/>
+              </w:rPr>
+              <w:t>5</w:t>
+            </w:r>
+            <w:r>
+              <w:rPr>
+                <w:noProof/>
+                <w:webHidden/>
+              </w:rPr>
+              <w:fldChar w:fldCharType="end"/>
+            </w:r>
+          </w:hyperlink>
+        </w:p>
+        <w:p>
+          <w:pPr>
+            <w:pStyle w:val="TOC2"/>
+            <w:tabs>
+              <w:tab w:val="left" w:pos="960"/>
+              <w:tab w:val="right" w:leader="dot" w:pos="8919"/>
+            </w:tabs>
+            <w:rPr>
+              <w:noProof/>
+              <w:kern w:val="2"/>
+              <w:sz w:val="24"/>
+              <w:szCs w:val="24"/>
+              <w:lang w:val="en-GB" w:eastAsia="en-GB"/>
+              <w14:ligatures w14:val="standardContextual"/>
+            </w:rPr>
+          </w:pPr>
+          <w:hyperlink w:anchor="_Toc225621961" w:history="1">
+            <w:r>
+              <w:rPr>
+                <w:rStyle w:val="Hyperlink"/>
+                <w:noProof/>
+                <w:lang w:val="en-GB" w:eastAsia="en-GB"/>
+              </w:rPr>
+              <w:t>6.1</w:t>
+            </w:r>
+            <w:r>
+              <w:rPr>
+                <w:noProof/>
+                <w:kern w:val="2"/>
+                <w:sz w:val="24"/>
+                <w:szCs w:val="24"/>
+                <w:lang w:val="en-GB" w:eastAsia="en-GB"/>
+                <w14:ligatures w14:val="standardContextual"/>
+              </w:rPr>
+              <w:tab/>
+            </w:r>
+            <w:r>
+              <w:rPr>
+                <w:rStyle w:val="Hyperlink"/>
+                <w:noProof/>
+                <w:lang w:val="en-GB" w:eastAsia="en-GB"/>
+              </w:rPr>
+              <w:t>Experimental systems</w:t>
+            </w:r>
+            <w:r>
+              <w:rPr>
+                <w:noProof/>
+                <w:webHidden/>
+              </w:rPr>
+              <w:tab/>
+            </w:r>
+            <w:r>
+              <w:rPr>
+                <w:noProof/>
+                <w:webHidden/>
+              </w:rPr>
+              <w:fldChar w:fldCharType="begin"/>
+            </w:r>
+            <w:r>
+              <w:rPr>
+                <w:noProof/>
+                <w:webHidden/>
+              </w:rPr>
+              <w:instrText xml:space="preserve"> PAGEREF _Toc225621961 \h </w:instrText>
+            </w:r>
+            <w:r>
+              <w:rPr>
+                <w:noProof/>
+                <w:webHidden/>
+              </w:rPr>
+            </w:r>
+            <w:r>
+              <w:rPr>
+                <w:noProof/>
+                <w:webHidden/>
+              </w:rPr>
+              <w:fldChar w:fldCharType="separate"/>
+            </w:r>
+            <w:r>
+              <w:rPr>
+                <w:noProof/>
+                <w:webHidden/>
+              </w:rPr>
+              <w:t>5</w:t>
+            </w:r>
+            <w:r>
+              <w:rPr>
+                <w:noProof/>
+                <w:webHidden/>
+              </w:rPr>
+              <w:fldChar w:fldCharType="end"/>
+            </w:r>
+          </w:hyperlink>
+        </w:p>
+        <w:p>
+          <w:pPr>
+            <w:pStyle w:val="TOC2"/>
+            <w:tabs>
+              <w:tab w:val="left" w:pos="960"/>
+              <w:tab w:val="right" w:leader="dot" w:pos="8919"/>
+            </w:tabs>
+            <w:rPr>
+              <w:noProof/>
+              <w:kern w:val="2"/>
+              <w:sz w:val="24"/>
+              <w:szCs w:val="24"/>
+              <w:lang w:val="en-GB" w:eastAsia="en-GB"/>
+              <w14:ligatures w14:val="standardContextual"/>
+            </w:rPr>
+          </w:pPr>
+          <w:hyperlink w:anchor="_Toc225621962" w:history="1">
+            <w:r>
+              <w:rPr>
+                <w:rStyle w:val="Hyperlink"/>
+                <w:noProof/>
+                <w:lang w:val="en-GB" w:eastAsia="en-GB"/>
+              </w:rPr>
+              <w:t>6.2</w:t>
+            </w:r>
+            <w:r>
+              <w:rPr>
+                <w:noProof/>
+                <w:kern w:val="2"/>
+                <w:sz w:val="24"/>
+                <w:szCs w:val="24"/>
+                <w:lang w:val="en-GB" w:eastAsia="en-GB"/>
+                <w14:ligatures w14:val="standardContextual"/>
+              </w:rPr>
+              <w:tab/>
+            </w:r>
+            <w:r>
+              <w:rPr>
+                <w:rStyle w:val="Hyperlink"/>
+                <w:i/>
+                <w:iCs/>
+                <w:noProof/>
+                <w:lang w:val="en-GB" w:eastAsia="en-GB"/>
+              </w:rPr>
+              <w:t xml:space="preserve">In silico </w:t>
+            </w:r>
+            <w:r>
+              <w:rPr>
+                <w:rStyle w:val="Hyperlink"/>
+                <w:noProof/>
+                <w:lang w:val="en-GB" w:eastAsia="en-GB"/>
+              </w:rPr>
+              <w:t>approaches</w:t>
+            </w:r>
+            <w:r>
+              <w:rPr>
+                <w:noProof/>
+                <w:webHidden/>
+              </w:rPr>
+              <w:tab/>
+            </w:r>
+            <w:r>
+              <w:rPr>
+                <w:noProof/>
+                <w:webHidden/>
+              </w:rPr>
+              <w:fldChar w:fldCharType="begin"/>
+            </w:r>
+            <w:r>
+              <w:rPr>
+                <w:noProof/>
+                <w:webHidden/>
+              </w:rPr>
+              <w:instrText xml:space="preserve"> PAGEREF _Toc225621962 \h </w:instrText>
+            </w:r>
+            <w:r>
+              <w:rPr>
+                <w:noProof/>
+                <w:webHidden/>
+              </w:rPr>
+            </w:r>
+            <w:r>
+              <w:rPr>
+                <w:noProof/>
+                <w:webHidden/>
+              </w:rPr>
+              <w:fldChar w:fldCharType="separate"/>
+            </w:r>
+            <w:r>
+              <w:rPr>
+                <w:noProof/>
+                <w:webHidden/>
+              </w:rPr>
+              <w:t>7</w:t>
+            </w:r>
+            <w:r>
+              <w:rPr>
+                <w:noProof/>
+                <w:webHidden/>
+              </w:rPr>
+              <w:fldChar w:fldCharType="end"/>
+            </w:r>
+          </w:hyperlink>
+        </w:p>
+        <w:p>
+          <w:pPr>
+            <w:pStyle w:val="TOC2"/>
+            <w:tabs>
+              <w:tab w:val="left" w:pos="960"/>
+              <w:tab w:val="right" w:leader="dot" w:pos="8919"/>
+            </w:tabs>
+            <w:rPr>
+              <w:noProof/>
+              <w:kern w:val="2"/>
+              <w:sz w:val="24"/>
+              <w:szCs w:val="24"/>
+              <w:lang w:val="en-GB" w:eastAsia="en-GB"/>
+              <w14:ligatures w14:val="standardContextual"/>
+            </w:rPr>
+          </w:pPr>
+          <w:hyperlink w:anchor="_Toc225621963" w:history="1">
+            <w:r>
+              <w:rPr>
+                <w:rStyle w:val="Hyperlink"/>
+                <w:noProof/>
+                <w:lang w:val="en-GB" w:eastAsia="en-GB"/>
+              </w:rPr>
+              <w:t>6.3</w:t>
+            </w:r>
+            <w:r>
+              <w:rPr>
+                <w:noProof/>
+                <w:kern w:val="2"/>
+                <w:sz w:val="24"/>
+                <w:szCs w:val="24"/>
+                <w:lang w:val="en-GB" w:eastAsia="en-GB"/>
+                <w14:ligatures w14:val="standardContextual"/>
+              </w:rPr>
+              <w:tab/>
+            </w:r>
+            <w:r>
+              <w:rPr>
+                <w:rStyle w:val="Hyperlink"/>
+                <w:noProof/>
+                <w:lang w:val="en-GB" w:eastAsia="en-GB"/>
+              </w:rPr>
+              <w:t>Molecular representations</w:t>
+            </w:r>
+            <w:r>
+              <w:rPr>
+                <w:noProof/>
+                <w:webHidden/>
+              </w:rPr>
+              <w:tab/>
+            </w:r>
+            <w:r>
+              <w:rPr>
+                <w:noProof/>
+                <w:webHidden/>
+              </w:rPr>
+              <w:fldChar w:fldCharType="begin"/>
+            </w:r>
+            <w:r>
+              <w:rPr>
+                <w:noProof/>
+                <w:webHidden/>
+              </w:rPr>
+              <w:instrText xml:space="preserve"> PAGEREF _Toc225621963 \h </w:instrText>
             </w:r>
             <w:r>
               <w:rPr>
@@ -1716,7 +2012,7 @@
               <w14:ligatures w14:val="standardContextual"/>
             </w:rPr>
           </w:pPr>
-          <w:hyperlink w:anchor="_Toc221912943" w:history="1">
+          <w:hyperlink w:anchor="_Toc225621964" w:history="1">
             <w:r>
               <w:rPr>
                 <w:rStyle w:val="Hyperlink"/>
@@ -1742,7 +2038,23 @@
                 <w:noProof/>
                 <w:lang w:val="en-GB" w:eastAsia="en-GB"/>
               </w:rPr>
-              <w:t>METHODOLOGY</w:t>
+              <w:t>METHO</w:t>
+            </w:r>
+            <w:r>
+              <w:rPr>
+                <w:rStyle w:val="Hyperlink"/>
+                <w:noProof/>
+                <w:lang w:val="en-GB" w:eastAsia="en-GB"/>
+              </w:rPr>
+              <w:t>D</w:t>
+            </w:r>
+            <w:r>
+              <w:rPr>
+                <w:rStyle w:val="Hyperlink"/>
+                <w:noProof/>
+                <w:lang w:val="en-GB" w:eastAsia="en-GB"/>
+              </w:rPr>
+              <w:t>OLOGY</w:t>
             </w:r>
             <w:r>
               <w:rPr>
@@ -1763,7 +2075,7 @@
                 <w:noProof/>
                 <w:webHidden/>
               </w:rPr>
-              <w:instrText xml:space="preserve"> PAGEREF _Toc221912943 \h </w:instrText>
+              <w:instrText xml:space="preserve"> PAGEREF _Toc225621964 \h </w:instrText>
             </w:r>
             <w:r>
               <w:rPr>
@@ -1783,7 +2095,7 @@
                 <w:noProof/>
                 <w:webHidden/>
               </w:rPr>
-              <w:t>8</w:t>
+              <w:t>9</w:t>
             </w:r>
             <w:r>
               <w:rPr>
@@ -1810,7 +2122,7 @@
               <w14:ligatures w14:val="standardContextual"/>
             </w:rPr>
           </w:pPr>
-          <w:hyperlink w:anchor="_Toc221912944" w:history="1">
+          <w:hyperlink w:anchor="_Toc225621965" w:history="1">
             <w:r>
               <w:rPr>
                 <w:rStyle w:val="Hyperlink"/>
@@ -1856,7 +2168,7 @@
                 <w:noProof/>
                 <w:webHidden/>
               </w:rPr>
-              <w:instrText xml:space="preserve"> PAGEREF _Toc221912944 \h </w:instrText>
+              <w:instrText xml:space="preserve"> PAGEREF _Toc225621965 \h </w:instrText>
             </w:r>
             <w:r>
               <w:rPr>
@@ -1876,7 +2188,7 @@
                 <w:noProof/>
                 <w:webHidden/>
               </w:rPr>
-              <w:t>8</w:t>
+              <w:t>9</w:t>
             </w:r>
             <w:r>
               <w:rPr>
@@ -1903,7 +2215,7 @@
               <w14:ligatures w14:val="standardContextual"/>
             </w:rPr>
           </w:pPr>
-          <w:hyperlink w:anchor="_Toc221912945" w:history="1">
+          <w:hyperlink w:anchor="_Toc225621966" w:history="1">
             <w:r>
               <w:rPr>
                 <w:rStyle w:val="Hyperlink"/>
@@ -1950,7 +2262,7 @@
                 <w:noProof/>
                 <w:webHidden/>
               </w:rPr>
-              <w:instrText xml:space="preserve"> PAGEREF _Toc221912945 \h </w:instrText>
+              <w:instrText xml:space="preserve"> PAGEREF _Toc225621966 \h </w:instrText>
             </w:r>
             <w:r>
               <w:rPr>
@@ -1970,7 +2282,7 @@
                 <w:noProof/>
                 <w:webHidden/>
               </w:rPr>
-              <w:t>8</w:t>
+              <w:t>10</w:t>
             </w:r>
             <w:r>
               <w:rPr>
@@ -1997,7 +2309,7 @@
               <w14:ligatures w14:val="standardContextual"/>
             </w:rPr>
           </w:pPr>
-          <w:hyperlink w:anchor="_Toc221912946" w:history="1">
+          <w:hyperlink w:anchor="_Toc225621967" w:history="1">
             <w:r>
               <w:rPr>
                 <w:rStyle w:val="Hyperlink"/>
@@ -2043,7 +2355,7 @@
                 <w:noProof/>
                 <w:webHidden/>
               </w:rPr>
-              <w:instrText xml:space="preserve"> PAGEREF _Toc221912946 \h </w:instrText>
+              <w:instrText xml:space="preserve"> PAGEREF _Toc225621967 \h </w:instrText>
             </w:r>
             <w:r>
               <w:rPr>
@@ -2063,7 +2375,101 @@
                 <w:noProof/>
                 <w:webHidden/>
               </w:rPr>
-              <w:t>9</w:t>
+              <w:t>10</w:t>
+            </w:r>
+            <w:r>
+              <w:rPr>
+                <w:noProof/>
+                <w:webHidden/>
+              </w:rPr>
+              <w:fldChar w:fldCharType="end"/>
+            </w:r>
+          </w:hyperlink>
+        </w:p>
+        <w:p>
+          <w:pPr>
+            <w:pStyle w:val="TOC3"/>
+            <w:tabs>
+              <w:tab w:val="left" w:pos="1200"/>
+              <w:tab w:val="right" w:leader="dot" w:pos="8919"/>
+            </w:tabs>
+            <w:rPr>
+              <w:noProof/>
+              <w:kern w:val="2"/>
+              <w:sz w:val="24"/>
+              <w:szCs w:val="24"/>
+              <w:lang w:val="en-GB" w:eastAsia="en-GB"/>
+              <w14:ligatures w14:val="standardContextual"/>
+            </w:rPr>
+          </w:pPr>
+          <w:hyperlink w:anchor="_Toc225621968" w:history="1">
+            <w:r>
+              <w:rPr>
+                <w:rStyle w:val="Hyperlink"/>
+                <w:noProof/>
+                <w:lang w:val="en-GB"/>
+              </w:rPr>
+              <w:t>7.3.1</w:t>
+            </w:r>
+            <w:r>
+              <w:rPr>
+                <w:noProof/>
+                <w:kern w:val="2"/>
+                <w:sz w:val="24"/>
+                <w:szCs w:val="24"/>
+                <w:lang w:val="en-GB" w:eastAsia="en-GB"/>
+                <w14:ligatures w14:val="standardContextual"/>
+              </w:rPr>
+              <w:tab/>
+            </w:r>
+            <w:r>
+              <w:rPr>
+                <w:rStyle w:val="Hyperlink"/>
+                <w:noProof/>
+                <w:lang w:val="en-GB"/>
+              </w:rPr>
+              <w:t>Pre-training an InChI-Based Molecular Language Model for Feature Extraction (Complementary Experiment)</w:t>
+            </w:r>
+            <w:r>
+              <w:rPr>
+                <w:noProof/>
+                <w:webHidden/>
+              </w:rPr>
+              <w:tab/>
+            </w:r>
+            <w:r>
+              <w:rPr>
+                <w:noProof/>
+                <w:webHidden/>
+              </w:rPr>
+              <w:fldChar w:fldCharType="begin"/>
+            </w:r>
+            <w:r>
+              <w:rPr>
+                <w:noProof/>
+                <w:webHidden/>
+              </w:rPr>
+              <w:instrText xml:space="preserve"> PAGEREF _Toc225621968 \h </w:instrText>
+            </w:r>
+            <w:r>
+              <w:rPr>
+                <w:noProof/>
+                <w:webHidden/>
+              </w:rPr>
+            </w:r>
+            <w:r>
+              <w:rPr>
+                <w:noProof/>
+                <w:webHidden/>
+              </w:rPr>
+              <w:fldChar w:fldCharType="separate"/>
+            </w:r>
+            <w:r>
+              <w:rPr>
+                <w:noProof/>
+                <w:webHidden/>
+              </w:rPr>
+              <w:t>12</w:t>
             </w:r>
             <w:r>
               <w:rPr>
@@ -2090,11 +2496,12 @@
               <w14:ligatures w14:val="standardContextual"/>
             </w:rPr>
           </w:pPr>
-          <w:hyperlink w:anchor="_Toc221912947" w:history="1">
+          <w:hyperlink w:anchor="_Toc225621969" w:history="1">
             <w:r>
               <w:rPr>
                 <w:rStyle w:val="Hyperlink"/>
                 <w:noProof/>
+                <w:lang w:val="en-GB"/>
               </w:rPr>
               <w:t>7.4</w:t>
             </w:r>
@@ -2114,7 +2521,7 @@
                 <w:rStyle w:val="Hyperlink"/>
                 <w:noProof/>
               </w:rPr>
-              <w:t>Predictive Modeling Framework</w:t>
+              <w:t>Predictive Modelling Framework</w:t>
             </w:r>
             <w:r>
               <w:rPr>
@@ -2135,7 +2542,7 @@
                 <w:noProof/>
                 <w:webHidden/>
               </w:rPr>
-              <w:instrText xml:space="preserve"> PAGEREF _Toc221912947 \h </w:instrText>
+              <w:instrText xml:space="preserve"> PAGEREF _Toc225621969 \h </w:instrText>
             </w:r>
             <w:r>
               <w:rPr>
@@ -2155,7 +2562,7 @@
                 <w:noProof/>
                 <w:webHidden/>
               </w:rPr>
-              <w:t>10</w:t>
+              <w:t>14</w:t>
             </w:r>
             <w:r>
               <w:rPr>
@@ -2182,7 +2589,7 @@
               <w14:ligatures w14:val="standardContextual"/>
             </w:rPr>
           </w:pPr>
-          <w:hyperlink w:anchor="_Toc221912948" w:history="1">
+          <w:hyperlink w:anchor="_Toc225621970" w:history="1">
             <w:r>
               <w:rPr>
                 <w:rStyle w:val="Hyperlink"/>
@@ -2229,7 +2636,7 @@
                 <w:noProof/>
                 <w:webHidden/>
               </w:rPr>
-              <w:instrText xml:space="preserve"> PAGEREF _Toc221912948 \h </w:instrText>
+              <w:instrText xml:space="preserve"> PAGEREF _Toc225621970 \h </w:instrText>
             </w:r>
             <w:r>
               <w:rPr>
@@ -2249,7 +2656,7 @@
                 <w:noProof/>
                 <w:webHidden/>
               </w:rPr>
-              <w:t>10</w:t>
+              <w:t>14</w:t>
             </w:r>
             <w:r>
               <w:rPr>
@@ -2276,7 +2683,7 @@
               <w14:ligatures w14:val="standardContextual"/>
             </w:rPr>
           </w:pPr>
-          <w:hyperlink w:anchor="_Toc221912949" w:history="1">
+          <w:hyperlink w:anchor="_Toc225621971" w:history="1">
             <w:r>
               <w:rPr>
                 <w:rStyle w:val="Hyperlink"/>
@@ -2323,7 +2730,7 @@
                 <w:noProof/>
                 <w:webHidden/>
               </w:rPr>
-              <w:instrText xml:space="preserve"> PAGEREF _Toc221912949 \h </w:instrText>
+              <w:instrText xml:space="preserve"> PAGEREF _Toc225621971 \h </w:instrText>
             </w:r>
             <w:r>
               <w:rPr>
@@ -2343,7 +2750,195 @@
                 <w:noProof/>
                 <w:webHidden/>
               </w:rPr>
-              <w:t>10</w:t>
+              <w:t>14</w:t>
+            </w:r>
+            <w:r>
+              <w:rPr>
+                <w:noProof/>
+                <w:webHidden/>
+              </w:rPr>
+              <w:fldChar w:fldCharType="end"/>
+            </w:r>
+          </w:hyperlink>
+        </w:p>
+        <w:p>
+          <w:pPr>
+            <w:pStyle w:val="TOC3"/>
+            <w:tabs>
+              <w:tab w:val="left" w:pos="1200"/>
+              <w:tab w:val="right" w:leader="dot" w:pos="8919"/>
+            </w:tabs>
+            <w:rPr>
+              <w:noProof/>
+              <w:kern w:val="2"/>
+              <w:sz w:val="24"/>
+              <w:szCs w:val="24"/>
+              <w:lang w:val="en-GB" w:eastAsia="en-GB"/>
+              <w14:ligatures w14:val="standardContextual"/>
+            </w:rPr>
+          </w:pPr>
+          <w:hyperlink w:anchor="_Toc225621972" w:history="1">
+            <w:r>
+              <w:rPr>
+                <w:rStyle w:val="Hyperlink"/>
+                <w:noProof/>
+                <w:lang w:val="en-GB" w:eastAsia="en-GB"/>
+              </w:rPr>
+              <w:t>8.1.1</w:t>
+            </w:r>
+            <w:r>
+              <w:rPr>
+                <w:noProof/>
+                <w:kern w:val="2"/>
+                <w:sz w:val="24"/>
+                <w:szCs w:val="24"/>
+                <w:lang w:val="en-GB" w:eastAsia="en-GB"/>
+                <w14:ligatures w14:val="standardContextual"/>
+              </w:rPr>
+              <w:tab/>
+            </w:r>
+            <w:r>
+              <w:rPr>
+                <w:rStyle w:val="Hyperlink"/>
+                <w:noProof/>
+                <w:lang w:val="en-GB" w:eastAsia="en-GB"/>
+              </w:rPr>
+              <w:t>InChI Database</w:t>
+            </w:r>
+            <w:r>
+              <w:rPr>
+                <w:noProof/>
+                <w:webHidden/>
+              </w:rPr>
+              <w:tab/>
+            </w:r>
+            <w:r>
+              <w:rPr>
+                <w:noProof/>
+                <w:webHidden/>
+              </w:rPr>
+              <w:fldChar w:fldCharType="begin"/>
+            </w:r>
+            <w:r>
+              <w:rPr>
+                <w:noProof/>
+                <w:webHidden/>
+              </w:rPr>
+              <w:instrText xml:space="preserve"> PAGEREF _Toc225621972 \h </w:instrText>
+            </w:r>
+            <w:r>
+              <w:rPr>
+                <w:noProof/>
+                <w:webHidden/>
+              </w:rPr>
+            </w:r>
+            <w:r>
+              <w:rPr>
+                <w:noProof/>
+                <w:webHidden/>
+              </w:rPr>
+              <w:fldChar w:fldCharType="separate"/>
+            </w:r>
+            <w:r>
+              <w:rPr>
+                <w:noProof/>
+                <w:webHidden/>
+              </w:rPr>
+              <w:t>14</w:t>
+            </w:r>
+            <w:r>
+              <w:rPr>
+                <w:noProof/>
+                <w:webHidden/>
+              </w:rPr>
+              <w:fldChar w:fldCharType="end"/>
+            </w:r>
+          </w:hyperlink>
+        </w:p>
+        <w:p>
+          <w:pPr>
+            <w:pStyle w:val="TOC3"/>
+            <w:tabs>
+              <w:tab w:val="left" w:pos="1200"/>
+              <w:tab w:val="right" w:leader="dot" w:pos="8919"/>
+            </w:tabs>
+            <w:rPr>
+              <w:noProof/>
+              <w:kern w:val="2"/>
+              <w:sz w:val="24"/>
+              <w:szCs w:val="24"/>
+              <w:lang w:val="en-GB" w:eastAsia="en-GB"/>
+              <w14:ligatures w14:val="standardContextual"/>
+            </w:rPr>
+          </w:pPr>
+          <w:hyperlink w:anchor="_Toc225621973" w:history="1">
+            <w:r>
+              <w:rPr>
+                <w:rStyle w:val="Hyperlink"/>
+                <w:noProof/>
+                <w:lang w:val="en-GB" w:eastAsia="en-GB"/>
+              </w:rPr>
+              <w:t>8.1.2</w:t>
+            </w:r>
+            <w:r>
+              <w:rPr>
+                <w:noProof/>
+                <w:kern w:val="2"/>
+                <w:sz w:val="24"/>
+                <w:szCs w:val="24"/>
+                <w:lang w:val="en-GB" w:eastAsia="en-GB"/>
+                <w14:ligatures w14:val="standardContextual"/>
+              </w:rPr>
+              <w:tab/>
+            </w:r>
+            <w:r>
+              <w:rPr>
+                <w:rStyle w:val="Hyperlink"/>
+                <w:noProof/>
+                <w:lang w:val="en-GB" w:eastAsia="en-GB"/>
+              </w:rPr>
+              <w:t>Metabolism-related Database</w:t>
+            </w:r>
+            <w:r>
+              <w:rPr>
+                <w:noProof/>
+                <w:webHidden/>
+              </w:rPr>
+              <w:tab/>
+            </w:r>
+            <w:r>
+              <w:rPr>
+                <w:noProof/>
+                <w:webHidden/>
+              </w:rPr>
+              <w:fldChar w:fldCharType="begin"/>
+            </w:r>
+            <w:r>
+              <w:rPr>
+                <w:noProof/>
+                <w:webHidden/>
+              </w:rPr>
+              <w:instrText xml:space="preserve"> PAGEREF _Toc225621973 \h </w:instrText>
+            </w:r>
+            <w:r>
+              <w:rPr>
+                <w:noProof/>
+                <w:webHidden/>
+              </w:rPr>
+            </w:r>
+            <w:r>
+              <w:rPr>
+                <w:noProof/>
+                <w:webHidden/>
+              </w:rPr>
+              <w:fldChar w:fldCharType="separate"/>
+            </w:r>
+            <w:r>
+              <w:rPr>
+                <w:noProof/>
+                <w:webHidden/>
+              </w:rPr>
+              <w:t>15</w:t>
             </w:r>
             <w:r>
               <w:rPr>
@@ -2370,7 +2965,7 @@
               <w14:ligatures w14:val="standardContextual"/>
             </w:rPr>
           </w:pPr>
-          <w:hyperlink w:anchor="_Toc221912950" w:history="1">
+          <w:hyperlink w:anchor="_Toc225621974" w:history="1">
             <w:r>
               <w:rPr>
                 <w:rStyle w:val="Hyperlink"/>
@@ -2417,7 +3012,7 @@
                 <w:noProof/>
                 <w:webHidden/>
               </w:rPr>
-              <w:instrText xml:space="preserve"> PAGEREF _Toc221912950 \h </w:instrText>
+              <w:instrText xml:space="preserve"> PAGEREF _Toc225621974 \h </w:instrText>
             </w:r>
             <w:r>
               <w:rPr>
@@ -2437,7 +3032,7 @@
                 <w:noProof/>
                 <w:webHidden/>
               </w:rPr>
-              <w:t>11</w:t>
+              <w:t>16</w:t>
             </w:r>
             <w:r>
               <w:rPr>
@@ -2464,7 +3059,7 @@
               <w14:ligatures w14:val="standardContextual"/>
             </w:rPr>
           </w:pPr>
-          <w:hyperlink w:anchor="_Toc221912951" w:history="1">
+          <w:hyperlink w:anchor="_Toc225621975" w:history="1">
             <w:r>
               <w:rPr>
                 <w:rStyle w:val="Hyperlink"/>
@@ -2511,7 +3106,7 @@
                 <w:noProof/>
                 <w:webHidden/>
               </w:rPr>
-              <w:instrText xml:space="preserve"> PAGEREF _Toc221912951 \h </w:instrText>
+              <w:instrText xml:space="preserve"> PAGEREF _Toc225621975 \h </w:instrText>
             </w:r>
             <w:r>
               <w:rPr>
@@ -2531,7 +3126,195 @@
                 <w:noProof/>
                 <w:webHidden/>
               </w:rPr>
-              <w:t>11</w:t>
+              <w:t>16</w:t>
+            </w:r>
+            <w:r>
+              <w:rPr>
+                <w:noProof/>
+                <w:webHidden/>
+              </w:rPr>
+              <w:fldChar w:fldCharType="end"/>
+            </w:r>
+          </w:hyperlink>
+        </w:p>
+        <w:p>
+          <w:pPr>
+            <w:pStyle w:val="TOC3"/>
+            <w:tabs>
+              <w:tab w:val="left" w:pos="1200"/>
+              <w:tab w:val="right" w:leader="dot" w:pos="8919"/>
+            </w:tabs>
+            <w:rPr>
+              <w:noProof/>
+              <w:kern w:val="2"/>
+              <w:sz w:val="24"/>
+              <w:szCs w:val="24"/>
+              <w:lang w:val="en-GB" w:eastAsia="en-GB"/>
+              <w14:ligatures w14:val="standardContextual"/>
+            </w:rPr>
+          </w:pPr>
+          <w:hyperlink w:anchor="_Toc225621976" w:history="1">
+            <w:r>
+              <w:rPr>
+                <w:rStyle w:val="Hyperlink"/>
+                <w:noProof/>
+                <w:lang w:val="en-GB" w:eastAsia="en-GB"/>
+              </w:rPr>
+              <w:t>8.3.1</w:t>
+            </w:r>
+            <w:r>
+              <w:rPr>
+                <w:noProof/>
+                <w:kern w:val="2"/>
+                <w:sz w:val="24"/>
+                <w:szCs w:val="24"/>
+                <w:lang w:val="en-GB" w:eastAsia="en-GB"/>
+                <w14:ligatures w14:val="standardContextual"/>
+              </w:rPr>
+              <w:tab/>
+            </w:r>
+            <w:r>
+              <w:rPr>
+                <w:rStyle w:val="Hyperlink"/>
+                <w:noProof/>
+                <w:lang w:val="en-GB" w:eastAsia="en-GB"/>
+              </w:rPr>
+              <w:t>InChI Database EDA</w:t>
+            </w:r>
+            <w:r>
+              <w:rPr>
+                <w:noProof/>
+                <w:webHidden/>
+              </w:rPr>
+              <w:tab/>
+            </w:r>
+            <w:r>
+              <w:rPr>
+                <w:noProof/>
+                <w:webHidden/>
+              </w:rPr>
+              <w:fldChar w:fldCharType="begin"/>
+            </w:r>
+            <w:r>
+              <w:rPr>
+                <w:noProof/>
+                <w:webHidden/>
+              </w:rPr>
+              <w:instrText xml:space="preserve"> PAGEREF _Toc225621976 \h </w:instrText>
+            </w:r>
+            <w:r>
+              <w:rPr>
+                <w:noProof/>
+                <w:webHidden/>
+              </w:rPr>
+            </w:r>
+            <w:r>
+              <w:rPr>
+                <w:noProof/>
+                <w:webHidden/>
+              </w:rPr>
+              <w:fldChar w:fldCharType="separate"/>
+            </w:r>
+            <w:r>
+              <w:rPr>
+                <w:noProof/>
+                <w:webHidden/>
+              </w:rPr>
+              <w:t>16</w:t>
+            </w:r>
+            <w:r>
+              <w:rPr>
+                <w:noProof/>
+                <w:webHidden/>
+              </w:rPr>
+              <w:fldChar w:fldCharType="end"/>
+            </w:r>
+          </w:hyperlink>
+        </w:p>
+        <w:p>
+          <w:pPr>
+            <w:pStyle w:val="TOC3"/>
+            <w:tabs>
+              <w:tab w:val="left" w:pos="1200"/>
+              <w:tab w:val="right" w:leader="dot" w:pos="8919"/>
+            </w:tabs>
+            <w:rPr>
+              <w:noProof/>
+              <w:kern w:val="2"/>
+              <w:sz w:val="24"/>
+              <w:szCs w:val="24"/>
+              <w:lang w:val="en-GB" w:eastAsia="en-GB"/>
+              <w14:ligatures w14:val="standardContextual"/>
+            </w:rPr>
+          </w:pPr>
+          <w:hyperlink w:anchor="_Toc225621977" w:history="1">
+            <w:r>
+              <w:rPr>
+                <w:rStyle w:val="Hyperlink"/>
+                <w:noProof/>
+                <w:lang w:val="en-GB" w:eastAsia="en-GB"/>
+              </w:rPr>
+              <w:t>8.3.2</w:t>
+            </w:r>
+            <w:r>
+              <w:rPr>
+                <w:noProof/>
+                <w:kern w:val="2"/>
+                <w:sz w:val="24"/>
+                <w:szCs w:val="24"/>
+                <w:lang w:val="en-GB" w:eastAsia="en-GB"/>
+                <w14:ligatures w14:val="standardContextual"/>
+              </w:rPr>
+              <w:tab/>
+            </w:r>
+            <w:r>
+              <w:rPr>
+                <w:rStyle w:val="Hyperlink"/>
+                <w:noProof/>
+                <w:lang w:val="en-GB" w:eastAsia="en-GB"/>
+              </w:rPr>
+              <w:t>Metabolism-related Database EDA</w:t>
+            </w:r>
+            <w:r>
+              <w:rPr>
+                <w:noProof/>
+                <w:webHidden/>
+              </w:rPr>
+              <w:tab/>
+            </w:r>
+            <w:r>
+              <w:rPr>
+                <w:noProof/>
+                <w:webHidden/>
+              </w:rPr>
+              <w:fldChar w:fldCharType="begin"/>
+            </w:r>
+            <w:r>
+              <w:rPr>
+                <w:noProof/>
+                <w:webHidden/>
+              </w:rPr>
+              <w:instrText xml:space="preserve"> PAGEREF _Toc225621977 \h </w:instrText>
+            </w:r>
+            <w:r>
+              <w:rPr>
+                <w:noProof/>
+                <w:webHidden/>
+              </w:rPr>
+            </w:r>
+            <w:r>
+              <w:rPr>
+                <w:noProof/>
+                <w:webHidden/>
+              </w:rPr>
+              <w:fldChar w:fldCharType="separate"/>
+            </w:r>
+            <w:r>
+              <w:rPr>
+                <w:noProof/>
+                <w:webHidden/>
+              </w:rPr>
+              <w:t>16</w:t>
             </w:r>
             <w:r>
               <w:rPr>
@@ -2558,7 +3341,7 @@
               <w14:ligatures w14:val="standardContextual"/>
             </w:rPr>
           </w:pPr>
-          <w:hyperlink w:anchor="_Toc221912952" w:history="1">
+          <w:hyperlink w:anchor="_Toc225621978" w:history="1">
             <w:r>
               <w:rPr>
                 <w:rStyle w:val="Hyperlink"/>
@@ -2605,7 +3388,7 @@
                 <w:noProof/>
                 <w:webHidden/>
               </w:rPr>
-              <w:instrText xml:space="preserve"> PAGEREF _Toc221912952 \h </w:instrText>
+              <w:instrText xml:space="preserve"> PAGEREF _Toc225621978 \h </w:instrText>
             </w:r>
             <w:r>
               <w:rPr>
@@ -2625,7 +3408,7 @@
                 <w:noProof/>
                 <w:webHidden/>
               </w:rPr>
-              <w:t>11</w:t>
+              <w:t>17</w:t>
             </w:r>
             <w:r>
               <w:rPr>
@@ -2652,7 +3435,7 @@
               <w14:ligatures w14:val="standardContextual"/>
             </w:rPr>
           </w:pPr>
-          <w:hyperlink w:anchor="_Toc221912953" w:history="1">
+          <w:hyperlink w:anchor="_Toc225621979" w:history="1">
             <w:r>
               <w:rPr>
                 <w:rStyle w:val="Hyperlink"/>
@@ -2699,7 +3482,7 @@
                 <w:noProof/>
                 <w:webHidden/>
               </w:rPr>
-              <w:instrText xml:space="preserve"> PAGEREF _Toc221912953 \h </w:instrText>
+              <w:instrText xml:space="preserve"> PAGEREF _Toc225621979 \h </w:instrText>
             </w:r>
             <w:r>
               <w:rPr>
@@ -2719,7 +3502,7 @@
                 <w:noProof/>
                 <w:webHidden/>
               </w:rPr>
-              <w:t>11</w:t>
+              <w:t>17</w:t>
             </w:r>
             <w:r>
               <w:rPr>
@@ -2746,7 +3529,7 @@
               <w14:ligatures w14:val="standardContextual"/>
             </w:rPr>
           </w:pPr>
-          <w:hyperlink w:anchor="_Toc221912954" w:history="1">
+          <w:hyperlink w:anchor="_Toc225621980" w:history="1">
             <w:r>
               <w:rPr>
                 <w:rStyle w:val="Hyperlink"/>
@@ -2793,7 +3576,7 @@
                 <w:noProof/>
                 <w:webHidden/>
               </w:rPr>
-              <w:instrText xml:space="preserve"> PAGEREF _Toc221912954 \h </w:instrText>
+              <w:instrText xml:space="preserve"> PAGEREF _Toc225621980 \h </w:instrText>
             </w:r>
             <w:r>
               <w:rPr>
@@ -2813,7 +3596,195 @@
                 <w:noProof/>
                 <w:webHidden/>
               </w:rPr>
-              <w:t>12</w:t>
+              <w:t>17</w:t>
+            </w:r>
+            <w:r>
+              <w:rPr>
+                <w:noProof/>
+                <w:webHidden/>
+              </w:rPr>
+              <w:fldChar w:fldCharType="end"/>
+            </w:r>
+          </w:hyperlink>
+        </w:p>
+        <w:p>
+          <w:pPr>
+            <w:pStyle w:val="TOC3"/>
+            <w:tabs>
+              <w:tab w:val="left" w:pos="1200"/>
+              <w:tab w:val="right" w:leader="dot" w:pos="8919"/>
+            </w:tabs>
+            <w:rPr>
+              <w:noProof/>
+              <w:kern w:val="2"/>
+              <w:sz w:val="24"/>
+              <w:szCs w:val="24"/>
+              <w:lang w:val="en-GB" w:eastAsia="en-GB"/>
+              <w14:ligatures w14:val="standardContextual"/>
+            </w:rPr>
+          </w:pPr>
+          <w:hyperlink w:anchor="_Toc225621981" w:history="1">
+            <w:r>
+              <w:rPr>
+                <w:rStyle w:val="Hyperlink"/>
+                <w:noProof/>
+                <w:lang w:val="en-GB" w:eastAsia="en-GB"/>
+              </w:rPr>
+              <w:t>8.4.3</w:t>
+            </w:r>
+            <w:r>
+              <w:rPr>
+                <w:noProof/>
+                <w:kern w:val="2"/>
+                <w:sz w:val="24"/>
+                <w:szCs w:val="24"/>
+                <w:lang w:val="en-GB" w:eastAsia="en-GB"/>
+                <w14:ligatures w14:val="standardContextual"/>
+              </w:rPr>
+              <w:tab/>
+            </w:r>
+            <w:r>
+              <w:rPr>
+                <w:rStyle w:val="Hyperlink"/>
+                <w:noProof/>
+                <w:lang w:val="en-GB" w:eastAsia="en-GB"/>
+              </w:rPr>
+              <w:t>Molecular Embedding Extraction Using ChemBERTa</w:t>
+            </w:r>
+            <w:r>
+              <w:rPr>
+                <w:noProof/>
+                <w:webHidden/>
+              </w:rPr>
+              <w:tab/>
+            </w:r>
+            <w:r>
+              <w:rPr>
+                <w:noProof/>
+                <w:webHidden/>
+              </w:rPr>
+              <w:fldChar w:fldCharType="begin"/>
+            </w:r>
+            <w:r>
+              <w:rPr>
+                <w:noProof/>
+                <w:webHidden/>
+              </w:rPr>
+              <w:instrText xml:space="preserve"> PAGEREF _Toc225621981 \h </w:instrText>
+            </w:r>
+            <w:r>
+              <w:rPr>
+                <w:noProof/>
+                <w:webHidden/>
+              </w:rPr>
+            </w:r>
+            <w:r>
+              <w:rPr>
+                <w:noProof/>
+                <w:webHidden/>
+              </w:rPr>
+              <w:fldChar w:fldCharType="separate"/>
+            </w:r>
+            <w:r>
+              <w:rPr>
+                <w:noProof/>
+                <w:webHidden/>
+              </w:rPr>
+              <w:t>18</w:t>
+            </w:r>
+            <w:r>
+              <w:rPr>
+                <w:noProof/>
+                <w:webHidden/>
+              </w:rPr>
+              <w:fldChar w:fldCharType="end"/>
+            </w:r>
+          </w:hyperlink>
+        </w:p>
+        <w:p>
+          <w:pPr>
+            <w:pStyle w:val="TOC3"/>
+            <w:tabs>
+              <w:tab w:val="left" w:pos="1200"/>
+              <w:tab w:val="right" w:leader="dot" w:pos="8919"/>
+            </w:tabs>
+            <w:rPr>
+              <w:noProof/>
+              <w:kern w:val="2"/>
+              <w:sz w:val="24"/>
+              <w:szCs w:val="24"/>
+              <w:lang w:val="en-GB" w:eastAsia="en-GB"/>
+              <w14:ligatures w14:val="standardContextual"/>
+            </w:rPr>
+          </w:pPr>
+          <w:hyperlink w:anchor="_Toc225621982" w:history="1">
+            <w:r>
+              <w:rPr>
+                <w:rStyle w:val="Hyperlink"/>
+                <w:noProof/>
+                <w:lang w:val="en-GB" w:eastAsia="en-GB"/>
+              </w:rPr>
+              <w:t>8.4.4</w:t>
+            </w:r>
+            <w:r>
+              <w:rPr>
+                <w:noProof/>
+                <w:kern w:val="2"/>
+                <w:sz w:val="24"/>
+                <w:szCs w:val="24"/>
+                <w:lang w:val="en-GB" w:eastAsia="en-GB"/>
+                <w14:ligatures w14:val="standardContextual"/>
+              </w:rPr>
+              <w:tab/>
+            </w:r>
+            <w:r>
+              <w:rPr>
+                <w:rStyle w:val="Hyperlink"/>
+                <w:noProof/>
+                <w:lang w:val="en-GB" w:eastAsia="en-GB"/>
+              </w:rPr>
+              <w:t>Molecular Embedding Extraction Using Author-Trained InChI embedder</w:t>
+            </w:r>
+            <w:r>
+              <w:rPr>
+                <w:noProof/>
+                <w:webHidden/>
+              </w:rPr>
+              <w:tab/>
+            </w:r>
+            <w:r>
+              <w:rPr>
+                <w:noProof/>
+                <w:webHidden/>
+              </w:rPr>
+              <w:fldChar w:fldCharType="begin"/>
+            </w:r>
+            <w:r>
+              <w:rPr>
+                <w:noProof/>
+                <w:webHidden/>
+              </w:rPr>
+              <w:instrText xml:space="preserve"> PAGEREF _Toc225621982 \h </w:instrText>
+            </w:r>
+            <w:r>
+              <w:rPr>
+                <w:noProof/>
+                <w:webHidden/>
+              </w:rPr>
+            </w:r>
+            <w:r>
+              <w:rPr>
+                <w:noProof/>
+                <w:webHidden/>
+              </w:rPr>
+              <w:fldChar w:fldCharType="separate"/>
+            </w:r>
+            <w:r>
+              <w:rPr>
+                <w:noProof/>
+                <w:webHidden/>
+              </w:rPr>
+              <w:t>19</w:t>
             </w:r>
             <w:r>
               <w:rPr>
@@ -2840,7 +3811,7 @@
               <w14:ligatures w14:val="standardContextual"/>
             </w:rPr>
           </w:pPr>
-          <w:hyperlink w:anchor="_Toc221912955" w:history="1">
+          <w:hyperlink w:anchor="_Toc225621983" w:history="1">
             <w:r>
               <w:rPr>
                 <w:rStyle w:val="Hyperlink"/>
@@ -2887,7 +3858,7 @@
                 <w:noProof/>
                 <w:webHidden/>
               </w:rPr>
-              <w:instrText xml:space="preserve"> PAGEREF _Toc221912955 \h </w:instrText>
+              <w:instrText xml:space="preserve"> PAGEREF _Toc225621983 \h </w:instrText>
             </w:r>
             <w:r>
               <w:rPr>
@@ -2907,7 +3878,7 @@
                 <w:noProof/>
                 <w:webHidden/>
               </w:rPr>
-              <w:t>13</w:t>
+              <w:t>20</w:t>
             </w:r>
             <w:r>
               <w:rPr>
@@ -2934,7 +3905,7 @@
               <w14:ligatures w14:val="standardContextual"/>
             </w:rPr>
           </w:pPr>
-          <w:hyperlink w:anchor="_Toc221912956" w:history="1">
+          <w:hyperlink w:anchor="_Toc225621984" w:history="1">
             <w:r>
               <w:rPr>
                 <w:rStyle w:val="Hyperlink"/>
@@ -2981,7 +3952,7 @@
                 <w:noProof/>
                 <w:webHidden/>
               </w:rPr>
-              <w:instrText xml:space="preserve"> PAGEREF _Toc221912956 \h </w:instrText>
+              <w:instrText xml:space="preserve"> PAGEREF _Toc225621984 \h </w:instrText>
             </w:r>
             <w:r>
               <w:rPr>
@@ -3001,7 +3972,7 @@
                 <w:noProof/>
                 <w:webHidden/>
               </w:rPr>
-              <w:t>13</w:t>
+              <w:t>20</w:t>
             </w:r>
             <w:r>
               <w:rPr>
@@ -3028,7 +3999,7 @@
               <w14:ligatures w14:val="standardContextual"/>
             </w:rPr>
           </w:pPr>
-          <w:hyperlink w:anchor="_Toc221912957" w:history="1">
+          <w:hyperlink w:anchor="_Toc225621985" w:history="1">
             <w:r>
               <w:rPr>
                 <w:rStyle w:val="Hyperlink"/>
@@ -3075,7 +4046,7 @@
                 <w:noProof/>
                 <w:webHidden/>
               </w:rPr>
-              <w:instrText xml:space="preserve"> PAGEREF _Toc221912957 \h </w:instrText>
+              <w:instrText xml:space="preserve"> PAGEREF _Toc225621985 \h </w:instrText>
             </w:r>
             <w:r>
               <w:rPr>
@@ -3095,7 +4066,7 @@
                 <w:noProof/>
                 <w:webHidden/>
               </w:rPr>
-              <w:t>13</w:t>
+              <w:t>20</w:t>
             </w:r>
             <w:r>
               <w:rPr>
@@ -3122,7 +4093,7 @@
               <w14:ligatures w14:val="standardContextual"/>
             </w:rPr>
           </w:pPr>
-          <w:hyperlink w:anchor="_Toc221912958" w:history="1">
+          <w:hyperlink w:anchor="_Toc225621986" w:history="1">
             <w:r>
               <w:rPr>
                 <w:rStyle w:val="Hyperlink"/>
@@ -3169,7 +4140,7 @@
                 <w:noProof/>
                 <w:webHidden/>
               </w:rPr>
-              <w:instrText xml:space="preserve"> PAGEREF _Toc221912958 \h </w:instrText>
+              <w:instrText xml:space="preserve"> PAGEREF _Toc225621986 \h </w:instrText>
             </w:r>
             <w:r>
               <w:rPr>
@@ -3189,7 +4160,7 @@
                 <w:noProof/>
                 <w:webHidden/>
               </w:rPr>
-              <w:t>13</w:t>
+              <w:t>20</w:t>
             </w:r>
             <w:r>
               <w:rPr>
@@ -3216,7 +4187,7 @@
               <w14:ligatures w14:val="standardContextual"/>
             </w:rPr>
           </w:pPr>
-          <w:hyperlink w:anchor="_Toc221912959" w:history="1">
+          <w:hyperlink w:anchor="_Toc225621987" w:history="1">
             <w:r>
               <w:rPr>
                 <w:rStyle w:val="Hyperlink"/>
@@ -3263,7 +4234,7 @@
                 <w:noProof/>
                 <w:webHidden/>
               </w:rPr>
-              <w:instrText xml:space="preserve"> PAGEREF _Toc221912959 \h </w:instrText>
+              <w:instrText xml:space="preserve"> PAGEREF _Toc225621987 \h </w:instrText>
             </w:r>
             <w:r>
               <w:rPr>
@@ -3283,7 +4254,7 @@
                 <w:noProof/>
                 <w:webHidden/>
               </w:rPr>
-              <w:t>13</w:t>
+              <w:t>20</w:t>
             </w:r>
             <w:r>
               <w:rPr>
@@ -3310,7 +4281,7 @@
               <w14:ligatures w14:val="standardContextual"/>
             </w:rPr>
           </w:pPr>
-          <w:hyperlink w:anchor="_Toc221912960" w:history="1">
+          <w:hyperlink w:anchor="_Toc225621988" w:history="1">
             <w:r>
               <w:rPr>
                 <w:rStyle w:val="Hyperlink"/>
@@ -3357,7 +4328,7 @@
                 <w:noProof/>
                 <w:webHidden/>
               </w:rPr>
-              <w:instrText xml:space="preserve"> PAGEREF _Toc221912960 \h </w:instrText>
+              <w:instrText xml:space="preserve"> PAGEREF _Toc225621988 \h </w:instrText>
             </w:r>
             <w:r>
               <w:rPr>
@@ -3377,7 +4348,7 @@
                 <w:noProof/>
                 <w:webHidden/>
               </w:rPr>
-              <w:t>13</w:t>
+              <w:t>20</w:t>
             </w:r>
             <w:r>
               <w:rPr>
@@ -3404,7 +4375,7 @@
               <w14:ligatures w14:val="standardContextual"/>
             </w:rPr>
           </w:pPr>
-          <w:hyperlink w:anchor="_Toc221912961" w:history="1">
+          <w:hyperlink w:anchor="_Toc225621989" w:history="1">
             <w:r>
               <w:rPr>
                 <w:rStyle w:val="Hyperlink"/>
@@ -3451,7 +4422,7 @@
                 <w:noProof/>
                 <w:webHidden/>
               </w:rPr>
-              <w:instrText xml:space="preserve"> PAGEREF _Toc221912961 \h </w:instrText>
+              <w:instrText xml:space="preserve"> PAGEREF _Toc225621989 \h </w:instrText>
             </w:r>
             <w:r>
               <w:rPr>
@@ -3471,7 +4442,101 @@
                 <w:noProof/>
                 <w:webHidden/>
               </w:rPr>
-              <w:t>13</w:t>
+              <w:t>20</w:t>
+            </w:r>
+            <w:r>
+              <w:rPr>
+                <w:noProof/>
+                <w:webHidden/>
+              </w:rPr>
+              <w:fldChar w:fldCharType="end"/>
+            </w:r>
+          </w:hyperlink>
+        </w:p>
+        <w:p>
+          <w:pPr>
+            <w:pStyle w:val="TOC1"/>
+            <w:tabs>
+              <w:tab w:val="left" w:pos="720"/>
+              <w:tab w:val="right" w:leader="dot" w:pos="8919"/>
+            </w:tabs>
+            <w:rPr>
+              <w:noProof/>
+              <w:kern w:val="2"/>
+              <w:sz w:val="24"/>
+              <w:szCs w:val="24"/>
+              <w:lang w:val="en-GB" w:eastAsia="en-GB"/>
+              <w14:ligatures w14:val="standardContextual"/>
+            </w:rPr>
+          </w:pPr>
+          <w:hyperlink w:anchor="_Toc225621990" w:history="1">
+            <w:r>
+              <w:rPr>
+                <w:rStyle w:val="Hyperlink"/>
+                <w:noProof/>
+                <w:lang w:val="en-GB"/>
+              </w:rPr>
+              <w:t>11</w:t>
+            </w:r>
+            <w:r>
+              <w:rPr>
+                <w:noProof/>
+                <w:kern w:val="2"/>
+                <w:sz w:val="24"/>
+                <w:szCs w:val="24"/>
+                <w:lang w:val="en-GB" w:eastAsia="en-GB"/>
+                <w14:ligatures w14:val="standardContextual"/>
+              </w:rPr>
+              <w:tab/>
+            </w:r>
+            <w:r>
+              <w:rPr>
+                <w:rStyle w:val="Hyperlink"/>
+                <w:noProof/>
+                <w:lang w:val="en-GB"/>
+              </w:rPr>
+              <w:t>Anexos</w:t>
+            </w:r>
+            <w:r>
+              <w:rPr>
+                <w:noProof/>
+                <w:webHidden/>
+              </w:rPr>
+              <w:tab/>
+            </w:r>
+            <w:r>
+              <w:rPr>
+                <w:noProof/>
+                <w:webHidden/>
+              </w:rPr>
+              <w:fldChar w:fldCharType="begin"/>
+            </w:r>
+            <w:r>
+              <w:rPr>
+                <w:noProof/>
+                <w:webHidden/>
+              </w:rPr>
+              <w:instrText xml:space="preserve"> PAGEREF _Toc225621990 \h </w:instrText>
+            </w:r>
+            <w:r>
+              <w:rPr>
+                <w:noProof/>
+                <w:webHidden/>
+              </w:rPr>
+            </w:r>
+            <w:r>
+              <w:rPr>
+                <w:noProof/>
+                <w:webHidden/>
+              </w:rPr>
+              <w:fldChar w:fldCharType="separate"/>
+            </w:r>
+            <w:r>
+              <w:rPr>
+                <w:noProof/>
+                <w:webHidden/>
+              </w:rPr>
+              <w:t>22</w:t>
             </w:r>
             <w:r>
               <w:rPr>
@@ -3507,12 +4572,14 @@
           <w:lang w:val="en-GB" w:eastAsia="en-GB"/>
         </w:rPr>
       </w:pPr>
+      <w:bookmarkStart w:id="3" w:name="_Toc225621958"/>
       <w:r>
         <w:rPr>
           <w:lang w:val="en-GB" w:eastAsia="en-GB"/>
         </w:rPr>
         <w:t>Figures</w:t>
       </w:r>
+      <w:bookmarkEnd w:id="3"/>
     </w:p>
     <w:p>
       <w:pPr>
@@ -3994,21 +5061,7 @@
         <w:rPr>
           <w:lang w:val="en-GB" w:eastAsia="en-GB"/>
         </w:rPr>
-        <w:t xml:space="preserve">MACCS (Molecular </w:t>
-      </w:r>
-      <w:proofErr w:type="spellStart"/>
-      <w:r>
-        <w:rPr>
-          <w:lang w:val="en-GB" w:eastAsia="en-GB"/>
-        </w:rPr>
-        <w:t>ACCess</w:t>
-      </w:r>
-      <w:proofErr w:type="spellEnd"/>
-      <w:r>
-        <w:rPr>
-          <w:lang w:val="en-GB" w:eastAsia="en-GB"/>
-        </w:rPr>
-        <w:t xml:space="preserve"> System)</w:t>
+        <w:t>IUPAC International Chemical Identifier (InChI)</w:t>
       </w:r>
     </w:p>
     <w:p>
@@ -4021,6 +5074,46 @@
         <w:rPr>
           <w:lang w:val="en-GB" w:eastAsia="en-GB"/>
         </w:rPr>
+        <w:t>ETL (Extract, Transform, Load)</w:t>
+      </w:r>
+    </w:p>
+    <w:p>
+      <w:pPr>
+        <w:rPr>
+          <w:lang w:val="en-GB" w:eastAsia="en-GB"/>
+        </w:rPr>
+      </w:pPr>
+      <w:r>
+        <w:rPr>
+          <w:lang w:val="en-GB" w:eastAsia="en-GB"/>
+        </w:rPr>
+        <w:t xml:space="preserve">MACCS (Molecular </w:t>
+      </w:r>
+      <w:proofErr w:type="spellStart"/>
+      <w:r>
+        <w:rPr>
+          <w:lang w:val="en-GB" w:eastAsia="en-GB"/>
+        </w:rPr>
+        <w:t>ACCess</w:t>
+      </w:r>
+      <w:proofErr w:type="spellEnd"/>
+      <w:r>
+        <w:rPr>
+          <w:lang w:val="en-GB" w:eastAsia="en-GB"/>
+        </w:rPr>
+        <w:t xml:space="preserve"> System)</w:t>
+      </w:r>
+    </w:p>
+    <w:p>
+      <w:pPr>
+        <w:rPr>
+          <w:lang w:val="en-GB" w:eastAsia="en-GB"/>
+        </w:rPr>
+      </w:pPr>
+      <w:r>
+        <w:rPr>
+          <w:lang w:val="en-GB" w:eastAsia="en-GB"/>
+        </w:rPr>
         <w:t>t</w:t>
       </w:r>
       <w:r>
@@ -4056,20 +5149,46 @@
     </w:p>
     <w:p>
       <w:pPr>
+        <w:rPr>
+          <w:lang w:val="en-GB"/>
+        </w:rPr>
+      </w:pPr>
+      <w:r>
+        <w:rPr>
+          <w:lang w:val="en-GB"/>
+        </w:rPr>
+        <w:t>masked language model (MLM)</w:t>
+      </w:r>
+    </w:p>
+    <w:p>
+      <w:pPr>
+        <w:rPr>
+          <w:lang w:val="en-GB" w:eastAsia="en-GB"/>
+        </w:rPr>
+      </w:pPr>
+      <w:r>
+        <w:rPr>
+          <w:lang w:val="en-GB"/>
+        </w:rPr>
+        <w:t>Byte-Pair Encoding (BPE)</w:t>
+      </w:r>
+    </w:p>
+    <w:p>
+      <w:pPr>
         <w:pStyle w:val="Heading1"/>
         <w:jc w:val="both"/>
         <w:rPr>
           <w:lang w:val="en-GB" w:eastAsia="en-GB"/>
         </w:rPr>
       </w:pPr>
-      <w:bookmarkStart w:id="3" w:name="_Toc221912940"/>
+      <w:bookmarkStart w:id="4" w:name="_Toc225621959"/>
       <w:r>
         <w:rPr>
           <w:lang w:val="en-GB" w:eastAsia="en-GB"/>
         </w:rPr>
         <w:t>Introduction</w:t>
       </w:r>
-      <w:bookmarkEnd w:id="3"/>
+      <w:bookmarkEnd w:id="4"/>
       <w:r>
         <w:rPr>
           <w:lang w:val="en-GB" w:eastAsia="en-GB"/>
@@ -4100,7 +5219,14 @@
         <w:rPr>
           <w:lang w:val="en-GB" w:eastAsia="en-GB"/>
         </w:rPr>
-        <w:t>, complex, and costly process requiring rigorous evaluation of safety and efficacy before clinical use. Notably, nearly 40% of drug candidates fail during clinical trials due to inadequate pharmacokinetic properties</w:t>
+        <w:t xml:space="preserve">, complex, and costly process requiring rigorous evaluation of safety and efficacy before clinical use. Notably, nearly 40% of drug candidates fail during clinical </w:t>
+      </w:r>
+      <w:r>
+        <w:rPr>
+          <w:lang w:val="en-GB" w:eastAsia="en-GB"/>
+        </w:rPr>
+        <w:lastRenderedPageBreak/>
+        <w:t>trials due to inadequate pharmacokinetic properties</w:t>
       </w:r>
       <w:r>
         <w:rPr>
@@ -4150,21 +5276,7 @@
         <w:rPr>
           <w:lang w:val="en-GB" w:eastAsia="en-GB"/>
         </w:rPr>
-        <w:t xml:space="preserve">A key family of enzymes responsible for drug metabolism is the cytochrome P450 (CYP450) superfamily, which processes </w:t>
-      </w:r>
-      <w:proofErr w:type="gramStart"/>
-      <w:r>
-        <w:rPr>
-          <w:lang w:val="en-GB" w:eastAsia="en-GB"/>
-        </w:rPr>
-        <w:t>the majority of</w:t>
-      </w:r>
-      <w:proofErr w:type="gramEnd"/>
-      <w:r>
-        <w:rPr>
-          <w:lang w:val="en-GB" w:eastAsia="en-GB"/>
-        </w:rPr>
-        <w:t xml:space="preserve"> marketed drugs. Identifying which CYP450 isoenzymes (i.e., subtypes) are involved in the metabolism of a new molecule is critical, as it can reveal potential </w:t>
+        <w:t xml:space="preserve">A key family of enzymes responsible for drug metabolism is the cytochrome P450 (CYP450) superfamily, which processes the majority of marketed drugs. Identifying which CYP450 isoenzymes (i.e., subtypes) are involved in the metabolism of a new molecule is critical, as it can reveal potential </w:t>
       </w:r>
       <w:r>
         <w:rPr>
@@ -4190,14 +5302,7 @@
         <w:rPr>
           <w:lang w:val="en-GB" w:eastAsia="en-GB"/>
         </w:rPr>
-        <w:t xml:space="preserve">Experimental systems such as liver microsomes and primary hepatocytes are widely used to study drug metabolism, yet each has significant trade-offs. Microsomes enable relatively inexpensive, high-throughput testing, but offer only partial insights into a molecule’s metabolic profile. In contrast, primary hepatocytes provide a more complete and physiologically relevant picture, but they are far </w:t>
-      </w:r>
-      <w:r>
-        <w:rPr>
-          <w:lang w:val="en-GB" w:eastAsia="en-GB"/>
-        </w:rPr>
-        <w:lastRenderedPageBreak/>
-        <w:t>more expensive, challenging to handle, and unsuitable for testing large libraries of early candidates. As a result, detailed metabolic studies are often delayed. This challenge highlights the need for computational tools capable of predicting key metabolic behaviours early, complementing traditional experiments while reducing risk and cost</w:t>
+        <w:t>Experimental systems such as liver microsomes and primary hepatocytes are widely used to study drug metabolism, yet each has significant trade-offs. Microsomes enable relatively inexpensive, high-throughput testing, but offer only partial insights into a molecule’s metabolic profile. In contrast, primary hepatocytes provide a more complete and physiologically relevant picture, but they are far more expensive, challenging to handle, and unsuitable for testing large libraries of early candidates. As a result, detailed metabolic studies are often delayed. This challenge highlights the need for computational tools capable of predicting key metabolic behaviours early, complementing traditional experiments while reducing risk and cost</w:t>
       </w:r>
       <w:r>
         <w:rPr>
@@ -4328,14 +5433,14 @@
           <w:lang w:val="en-GB" w:eastAsia="en-GB"/>
         </w:rPr>
       </w:pPr>
-      <w:bookmarkStart w:id="4" w:name="_Toc221912941"/>
+      <w:bookmarkStart w:id="5" w:name="_Toc225621960"/>
       <w:r>
         <w:rPr>
           <w:lang w:val="en-GB" w:eastAsia="en-GB"/>
         </w:rPr>
         <w:t>STATE OF THE ART</w:t>
       </w:r>
-      <w:bookmarkEnd w:id="4"/>
+      <w:bookmarkEnd w:id="5"/>
     </w:p>
     <w:p>
       <w:pPr>
@@ -4344,12 +5449,14 @@
           <w:lang w:val="en-GB" w:eastAsia="en-GB"/>
         </w:rPr>
       </w:pPr>
+      <w:bookmarkStart w:id="6" w:name="_Toc225621961"/>
       <w:r>
         <w:rPr>
           <w:lang w:val="en-GB" w:eastAsia="en-GB"/>
         </w:rPr>
         <w:t>Experimental systems</w:t>
       </w:r>
+      <w:bookmarkEnd w:id="6"/>
     </w:p>
     <w:p>
       <w:pPr>
@@ -4387,7 +5494,14 @@
         <w:rPr>
           <w:lang w:val="en-GB" w:eastAsia="en-GB"/>
         </w:rPr>
-        <w:t>he most physiologically relevant system available for studying human drug metabolism is the use of primary hepatocytes—liver cells that retain the full complement of metabolic enzymes and cofactors found in vivo. These cells allow researchers to observe both major classes of metabolic reactions: Phase I, which generally involves functionalization of the drug (e.g., oxidation, reduction, or hydrolysis), and Phase II, which involves conjugation reactions that increase the molecule’s solubility</w:t>
+        <w:t xml:space="preserve">he most physiologically relevant system available for </w:t>
+      </w:r>
+      <w:r>
+        <w:rPr>
+          <w:lang w:val="en-GB" w:eastAsia="en-GB"/>
+        </w:rPr>
+        <w:lastRenderedPageBreak/>
+        <w:t>studying human drug metabolism is the use of primary hepatocytes—liver cells that retain the full complement of metabolic enzymes and cofactors found in vivo. These cells allow researchers to observe both major classes of metabolic reactions: Phase I, which generally involves functionalization of the drug (e.g., oxidation, reduction, or hydrolysis), and Phase II, which involves conjugation reactions that increase the molecule’s solubility</w:t>
       </w:r>
       <w:r>
         <w:rPr>
@@ -4413,21 +5527,7 @@
         <w:rPr>
           <w:lang w:val="en-GB" w:eastAsia="en-GB"/>
         </w:rPr>
-        <w:t xml:space="preserve"> a compound undergoes, and hepatocytes </w:t>
-      </w:r>
-      <w:proofErr w:type="gramStart"/>
-      <w:r>
-        <w:rPr>
-          <w:lang w:val="en-GB" w:eastAsia="en-GB"/>
-        </w:rPr>
-        <w:t>are capable of capturing</w:t>
-      </w:r>
-      <w:proofErr w:type="gramEnd"/>
-      <w:r>
-        <w:rPr>
-          <w:lang w:val="en-GB" w:eastAsia="en-GB"/>
-        </w:rPr>
-        <w:t xml:space="preserve"> both, providing an overall view of the metabolic fate of a drug candidate.</w:t>
+        <w:t xml:space="preserve"> a compound undergoes, and hepatocytes are capable of capturing both, providing an overall view of the metabolic fate of a drug candidate.</w:t>
       </w:r>
     </w:p>
     <w:p>
@@ -4439,7 +5539,6 @@
         <w:rPr>
           <w:noProof/>
         </w:rPr>
-        <w:lastRenderedPageBreak/>
         <w:drawing>
           <wp:inline distT="0" distB="0" distL="0" distR="0" wp14:anchorId="0581CD12" wp14:editId="11B0B868">
             <wp:extent cx="5622202" cy="3949835"/>
@@ -4456,7 +5555,7 @@
                     <pic:cNvPicPr/>
                   </pic:nvPicPr>
                   <pic:blipFill>
-                    <a:blip r:embed="rId14"/>
+                    <a:blip r:embed="rId18"/>
                     <a:stretch>
                       <a:fillRect/>
                     </a:stretch>
@@ -4484,7 +5583,7 @@
           <w:lang w:val="en-GB"/>
         </w:rPr>
       </w:pPr>
-      <w:bookmarkStart w:id="5" w:name="_Toc222319991"/>
+      <w:bookmarkStart w:id="7" w:name="_Toc222319991"/>
       <w:r>
         <w:rPr>
           <w:lang w:val="en-GB"/>
@@ -4561,7 +5660,7 @@
         </w:rPr>
         <w:t>Original artwork by the author.</w:t>
       </w:r>
-      <w:bookmarkEnd w:id="5"/>
+      <w:bookmarkEnd w:id="7"/>
     </w:p>
     <w:p>
       <w:pPr>
@@ -4588,7 +5687,14 @@
         <w:rPr>
           <w:lang w:val="en-GB" w:eastAsia="en-GB"/>
         </w:rPr>
-        <w:t xml:space="preserve">To address the need for faster and more cost-effective metabolism screening, liver microsomes have become a widely used alternative. Microsomes are subcellular fractions derived from the endoplasmic reticulum of hepatocytes, containing a concentrated pool of Phase I enzymes, particularly the </w:t>
+        <w:t xml:space="preserve">To address the need for faster and more cost-effective metabolism screening, liver microsomes have become a widely used alternative. Microsomes are subcellular fractions derived from the endoplasmic reticulum of hepatocytes, containing a concentrated pool of Phase I enzymes, </w:t>
+      </w:r>
+      <w:r>
+        <w:rPr>
+          <w:lang w:val="en-GB" w:eastAsia="en-GB"/>
+        </w:rPr>
+        <w:lastRenderedPageBreak/>
+        <w:t xml:space="preserve">particularly the </w:t>
       </w:r>
       <w:r>
         <w:rPr>
@@ -4626,14 +5732,7 @@
         <w:rPr>
           <w:lang w:val="en-GB" w:eastAsia="en-GB"/>
         </w:rPr>
-        <w:t xml:space="preserve">One important consideration in early drug metabolism studies is that Phase I reactions, which are largely mediated by CYP450 enzymes, tend to be more unpredictable and clinically significant than </w:t>
-      </w:r>
-      <w:r>
-        <w:rPr>
-          <w:lang w:val="en-GB" w:eastAsia="en-GB"/>
-        </w:rPr>
-        <w:lastRenderedPageBreak/>
-        <w:t>Phase II reactions. Phase I often introduces functional groups to a molecule, creating reactive intermediates or metabolites that can lead to drug–drug interactions or unexpected toxicity. In contrast, Phase II reactions</w:t>
+        <w:t>One important consideration in early drug metabolism studies is that Phase I reactions, which are largely mediated by CYP450 enzymes, tend to be more unpredictable and clinically significant than Phase II reactions. Phase I often introduces functional groups to a molecule, creating reactive intermediates or metabolites that can lead to drug–drug interactions or unexpected toxicity. In contrast, Phase II reactions</w:t>
       </w:r>
       <w:r>
         <w:rPr>
@@ -4667,6 +5766,7 @@
           <w:lang w:val="en-GB" w:eastAsia="en-GB"/>
         </w:rPr>
       </w:pPr>
+      <w:bookmarkStart w:id="8" w:name="_Toc225621962"/>
       <w:r>
         <w:rPr>
           <w:i/>
@@ -4681,6 +5781,7 @@
         </w:rPr>
         <w:t>approaches</w:t>
       </w:r>
+      <w:bookmarkEnd w:id="8"/>
     </w:p>
     <w:p>
       <w:pPr>
@@ -5039,6 +6140,7 @@
         <w:rPr>
           <w:lang w:val="en-GB" w:eastAsia="en-GB"/>
         </w:rPr>
+        <w:lastRenderedPageBreak/>
         <w:t xml:space="preserve">Academic platforms such as </w:t>
       </w:r>
       <w:proofErr w:type="spellStart"/>
@@ -5106,7 +6208,7 @@
             <w:color w:val="000000"/>
             <w:lang w:val="en-GB" w:eastAsia="en-GB"/>
           </w:rPr>
-          <w:tag w:val="MENDELEY_CITATION_v3_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"/>
+          <w:tag w:val="MENDELEY_CITATION_v3_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"/>
           <w:id w:val="699049398"/>
           <w:placeholder>
             <w:docPart w:val="DefaultPlaceholder_-1854013440"/>
@@ -5142,7 +6244,7 @@
             <w:color w:val="000000"/>
             <w:lang w:val="en-GB" w:eastAsia="en-GB"/>
           </w:rPr>
-          <w:tag w:val="MENDELEY_CITATION_v3_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"/>
+          <w:tag w:val="MENDELEY_CITATION_v3_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"/>
           <w:id w:val="-50459382"/>
           <w:placeholder>
             <w:docPart w:val="DefaultPlaceholder_-1854013440"/>
@@ -5186,7 +6288,7 @@
             <w:color w:val="000000"/>
             <w:lang w:val="en-GB" w:eastAsia="en-GB"/>
           </w:rPr>
-          <w:tag w:val="MENDELEY_CITATION_v3_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"/>
+          <w:tag w:val="MENDELEY_CITATION_v3_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"/>
           <w:id w:val="1883360453"/>
           <w:placeholder>
             <w:docPart w:val="DefaultPlaceholder_-1854013440"/>
@@ -5219,17 +6321,19 @@
     <w:p>
       <w:pPr>
         <w:pStyle w:val="Heading2"/>
-        <w:rPr>
-          <w:lang w:val="en-GB" w:eastAsia="en-GB"/>
-        </w:rPr>
-      </w:pPr>
-      <w:r>
-        <w:rPr>
-          <w:lang w:val="en-GB" w:eastAsia="en-GB"/>
-        </w:rPr>
-        <w:lastRenderedPageBreak/>
+        <w:jc w:val="both"/>
+        <w:rPr>
+          <w:lang w:val="en-GB" w:eastAsia="en-GB"/>
+        </w:rPr>
+      </w:pPr>
+      <w:bookmarkStart w:id="9" w:name="_Toc225621963"/>
+      <w:r>
+        <w:rPr>
+          <w:lang w:val="en-GB" w:eastAsia="en-GB"/>
+        </w:rPr>
         <w:t>Molecular representations</w:t>
       </w:r>
+      <w:bookmarkEnd w:id="9"/>
     </w:p>
     <w:p>
       <w:pPr>
@@ -5242,21 +6346,7 @@
         <w:rPr>
           <w:lang w:val="en-GB" w:eastAsia="en-GB"/>
         </w:rPr>
-        <w:t xml:space="preserve">Among the various chemical representations in computational chemistry, SMILES (Simplified Molecular Input Line Entry System) </w:t>
-      </w:r>
-      <w:proofErr w:type="gramStart"/>
-      <w:r>
-        <w:rPr>
-          <w:lang w:val="en-GB" w:eastAsia="en-GB"/>
-        </w:rPr>
-        <w:t>stands</w:t>
-      </w:r>
-      <w:proofErr w:type="gramEnd"/>
-      <w:r>
-        <w:rPr>
-          <w:lang w:val="en-GB" w:eastAsia="en-GB"/>
-        </w:rPr>
-        <w:t xml:space="preserve"> as the predominant format for encoding molecular structures. SMILES’ popularity stems from its computational efficiency and widespread support across cheminformatics tools, making it the standard input for most cheminformatics algorithms. However, SMILES is not without limitations. Its non-canonical nature means that multiple strings can represent the same molecule, complicating tasks that rely on unique identifiers. Challenges also arise when representing protonated species, compounds containing transition metals, or more complex molecular </w:t>
+        <w:t xml:space="preserve">Among the various chemical representations in computational chemistry, SMILES (Simplified Molecular Input Line Entry System) stands as the predominant format for encoding molecular structures. SMILES’ popularity stems from its computational efficiency and widespread support across cheminformatics tools, making it the standard input for most cheminformatics algorithms. However, SMILES is not without limitations. Its non-canonical nature means that multiple strings can represent the same molecule, complicating tasks that rely on unique identifiers. Challenges also arise when representing protonated species, compounds containing transition metals, or more complex molecular </w:t>
       </w:r>
       <w:r>
         <w:rPr>
@@ -5523,139 +6613,128 @@
       <w:pPr>
         <w:jc w:val="both"/>
         <w:rPr>
-          <w:color w:val="EE0000"/>
-          <w:lang w:val="en-GB"/>
-        </w:rPr>
-      </w:pPr>
-      <w:r>
-        <w:rPr>
-          <w:color w:val="EE0000"/>
-          <w:lang w:val="en-GB"/>
-        </w:rPr>
-        <w:t>…</w:t>
+          <w:lang w:val="en-GB" w:eastAsia="en-GB"/>
+        </w:rPr>
+      </w:pPr>
+      <w:r>
+        <w:rPr>
+          <w:lang w:val="en-GB" w:eastAsia="en-GB"/>
+        </w:rPr>
+        <w:t>Despite the methodological advances described above, virtually all modern molecular machine learning pipelines</w:t>
+      </w:r>
+      <w:r>
+        <w:rPr>
+          <w:lang w:val="en-GB" w:eastAsia="en-GB"/>
+        </w:rPr>
+        <w:t xml:space="preserve"> (</w:t>
+      </w:r>
+      <w:r>
+        <w:rPr>
+          <w:lang w:val="en-GB" w:eastAsia="en-GB"/>
+        </w:rPr>
+        <w:t>fingerprint-based or embedding-based</w:t>
+      </w:r>
+      <w:r>
+        <w:rPr>
+          <w:lang w:val="en-GB" w:eastAsia="en-GB"/>
+        </w:rPr>
+        <w:t xml:space="preserve">) </w:t>
+      </w:r>
+      <w:r>
+        <w:rPr>
+          <w:lang w:val="en-GB" w:eastAsia="en-GB"/>
+        </w:rPr>
+        <w:t xml:space="preserve">take SMILES as their </w:t>
+      </w:r>
+      <w:r>
+        <w:rPr>
+          <w:lang w:val="en-GB" w:eastAsia="en-GB"/>
+        </w:rPr>
+        <w:t>starting point</w:t>
+      </w:r>
+      <w:r>
+        <w:rPr>
+          <w:lang w:val="en-GB" w:eastAsia="en-GB"/>
+        </w:rPr>
+        <w:t>. Even transformer models and large pretrained encoders operate directly on SMILES strings</w:t>
+      </w:r>
+      <w:r>
+        <w:rPr>
+          <w:lang w:val="en-GB" w:eastAsia="en-GB"/>
+        </w:rPr>
+        <w:t xml:space="preserve">. </w:t>
+      </w:r>
+      <w:r>
+        <w:rPr>
+          <w:lang w:val="en-GB" w:eastAsia="en-GB"/>
+        </w:rPr>
+        <w:t xml:space="preserve">The field has </w:t>
+      </w:r>
+      <w:r>
+        <w:rPr>
+          <w:lang w:val="en-GB" w:eastAsia="en-GB"/>
+        </w:rPr>
+        <w:lastRenderedPageBreak/>
+        <w:t>implicitly adopted SMILES syntax as the de facto language of chemical structure</w:t>
+      </w:r>
+      <w:r>
+        <w:rPr>
+          <w:lang w:val="en-GB" w:eastAsia="en-GB"/>
+        </w:rPr>
+        <w:t xml:space="preserve">. By contrast, the IUPAC International Chemical Identifier (InChI) was specifically designed to provide a canonical and standardized encoding of molecular connectivity and stereochemistry, yet it remains comparatively underexplored in representation learning frameworks. </w:t>
+      </w:r>
+      <w:r>
+        <w:rPr>
+          <w:lang w:val="en-GB" w:eastAsia="en-GB"/>
+        </w:rPr>
+        <w:t>This imbalance raises a question: does SMILES dominate because it is representationally superior, or merely because it arrived first and gathered momentum?</w:t>
+      </w:r>
+      <w:r>
+        <w:rPr>
+          <w:lang w:val="en-GB" w:eastAsia="en-GB"/>
+        </w:rPr>
+        <w:t xml:space="preserve"> While SMILES offers flexibility and broad software support, its non-unique nature requires canonicalizatio</w:t>
+      </w:r>
+      <w:r>
+        <w:rPr>
+          <w:lang w:val="en-GB" w:eastAsia="en-GB"/>
+        </w:rPr>
+        <w:t>n</w:t>
+      </w:r>
+      <w:r>
+        <w:rPr>
+          <w:lang w:val="en-GB" w:eastAsia="en-GB"/>
+        </w:rPr>
+        <w:t xml:space="preserve">, as multiple valid strings may correspond to the same molecule. InChI, in principle, reduces such ambiguity through deterministic encoding, but its layered and highly structured format may present different </w:t>
+      </w:r>
+      <w:r>
+        <w:rPr>
+          <w:lang w:val="en-GB" w:eastAsia="en-GB"/>
+        </w:rPr>
+        <w:t>modelling</w:t>
+      </w:r>
+      <w:r>
+        <w:rPr>
+          <w:lang w:val="en-GB" w:eastAsia="en-GB"/>
+        </w:rPr>
+        <w:t xml:space="preserve"> challenges. </w:t>
+      </w:r>
+      <w:r>
+        <w:rPr>
+          <w:lang w:val="en-GB" w:eastAsia="en-GB"/>
+        </w:rPr>
+        <w:t>The limited adoption of InChI in machine learning is therefore not a settled conclusion but an open design choice. As a complementary line of inquiry, this thesis explores whether an InChI-native encoder can learn representations that complement or challenge those derived from SMILES.</w:t>
+      </w:r>
+      <w:r>
+        <w:rPr>
+          <w:lang w:val="en-GB" w:eastAsia="en-GB"/>
+        </w:rPr>
+        <w:t>OBJECTIVES</w:t>
       </w:r>
     </w:p>
     <w:p>
       <w:pPr>
         <w:jc w:val="both"/>
-        <w:rPr>
-          <w:color w:val="EE0000"/>
-          <w:lang w:val="en-GB"/>
-        </w:rPr>
-      </w:pPr>
-      <w:r>
-        <w:rPr>
-          <w:color w:val="EE0000"/>
-          <w:lang w:val="en-GB"/>
-        </w:rPr>
-        <w:t xml:space="preserve">Comparability SMILES vs InChI: </w:t>
-      </w:r>
-      <w:r>
-        <w:rPr>
-          <w:color w:val="EE0000"/>
-          <w:lang w:val="en-GB"/>
-        </w:rPr>
-        <w:t xml:space="preserve">explain how all implementations start from SMILES and not </w:t>
-      </w:r>
-      <w:proofErr w:type="spellStart"/>
-      <w:r>
-        <w:rPr>
-          <w:color w:val="EE0000"/>
-          <w:lang w:val="en-GB"/>
-        </w:rPr>
-        <w:t>InCHi</w:t>
-      </w:r>
-      <w:proofErr w:type="spellEnd"/>
-      <w:r>
-        <w:rPr>
-          <w:color w:val="EE0000"/>
-          <w:lang w:val="en-GB"/>
-        </w:rPr>
-        <w:t>,</w:t>
-      </w:r>
-      <w:r>
-        <w:rPr>
-          <w:color w:val="EE0000"/>
-          <w:lang w:val="en-GB"/>
-        </w:rPr>
-        <w:t xml:space="preserve"> the criticism to </w:t>
-      </w:r>
-      <w:proofErr w:type="spellStart"/>
-      <w:r>
-        <w:rPr>
-          <w:color w:val="EE0000"/>
-          <w:lang w:val="en-GB"/>
-        </w:rPr>
-        <w:t>inchi</w:t>
-      </w:r>
-      <w:proofErr w:type="spellEnd"/>
-      <w:r>
-        <w:rPr>
-          <w:color w:val="EE0000"/>
-          <w:lang w:val="en-GB"/>
-        </w:rPr>
-        <w:t xml:space="preserve"> and its underusage in this </w:t>
-      </w:r>
-      <w:proofErr w:type="spellStart"/>
-      <w:r>
-        <w:rPr>
-          <w:color w:val="EE0000"/>
-          <w:lang w:val="en-GB"/>
-        </w:rPr>
-        <w:t>scennarios</w:t>
-      </w:r>
-      <w:proofErr w:type="spellEnd"/>
-      <w:r>
-        <w:rPr>
-          <w:color w:val="EE0000"/>
-          <w:lang w:val="en-GB"/>
-        </w:rPr>
-        <w:t>. Open the door for discussion on this topic or counterarguments, so I can later backup my position.</w:t>
-      </w:r>
-    </w:p>
-    <w:p>
-      <w:pPr>
-        <w:jc w:val="both"/>
-        <w:rPr>
-          <w:color w:val="EE0000"/>
-          <w:lang w:val="en-GB" w:eastAsia="en-GB"/>
-        </w:rPr>
-      </w:pPr>
-      <w:r>
-        <w:rPr>
-          <w:b/>
-          <w:bCs/>
-          <w:color w:val="EE0000"/>
-          <w:lang w:val="en-GB"/>
-        </w:rPr>
-        <w:t>Ambiguity in SMILES</w:t>
-      </w:r>
-      <w:r>
-        <w:rPr>
-          <w:color w:val="EE0000"/>
-          <w:lang w:val="en-GB"/>
-        </w:rPr>
-        <w:t>: Different SMILES strings can represent the same molecule, requiring canonicalization or data augmentation.</w:t>
-      </w:r>
-    </w:p>
-    <w:p>
-      <w:pPr>
-        <w:pStyle w:val="Heading1"/>
-        <w:rPr>
-          <w:lang w:val="en-GB" w:eastAsia="en-GB"/>
-        </w:rPr>
-      </w:pPr>
-      <w:bookmarkStart w:id="6" w:name="_Toc221912942"/>
-      <w:r>
-        <w:rPr>
-          <w:lang w:val="en-GB" w:eastAsia="en-GB"/>
-        </w:rPr>
-        <w:t>OBJECTIVES</w:t>
-      </w:r>
-      <w:bookmarkEnd w:id="6"/>
-    </w:p>
-    <w:p>
-      <w:pPr>
         <w:rPr>
           <w:b/>
           <w:lang w:val="en-GB" w:eastAsia="en-GB"/>
@@ -5685,12 +6764,12 @@
         <w:rPr>
           <w:lang w:val="en-GB" w:eastAsia="en-GB"/>
         </w:rPr>
-        <w:lastRenderedPageBreak/>
         <w:t>To develop and evaluate machine learning models capable of predicting the metabolism of novel drug-like molecules by classifying them according to the CYP450 isoenzymes most likely to metabolize them, using publicly available molecular data and annotations.</w:t>
       </w:r>
     </w:p>
     <w:p>
       <w:pPr>
+        <w:jc w:val="both"/>
         <w:rPr>
           <w:b/>
           <w:lang w:val="en-GB" w:eastAsia="en-GB"/>
@@ -5721,19 +6800,19 @@
         <w:rPr>
           <w:lang w:val="en-GB" w:eastAsia="en-GB"/>
         </w:rPr>
-        <w:t xml:space="preserve">Apply ETL (Extract, Transform, Load) techniques to collect, clean, and preprocess molecular structure datasets and metabolic annotations from public </w:t>
-      </w:r>
-      <w:r>
-        <w:rPr>
-          <w:color w:val="FF0000"/>
-          <w:lang w:val="en-GB" w:eastAsia="en-GB"/>
-        </w:rPr>
-        <w:t xml:space="preserve">sources such as </w:t>
+        <w:t xml:space="preserve">Apply ETL (Extract, Transform, Load) techniques to collect, clean, and preprocess molecular </w:t>
+      </w:r>
+      <w:r>
+        <w:rPr>
+          <w:color w:val="000000" w:themeColor="text1"/>
+          <w:lang w:val="en-GB" w:eastAsia="en-GB"/>
+        </w:rPr>
+        <w:t xml:space="preserve">structure datasets and metabolic annotations from public sources such as </w:t>
       </w:r>
       <w:proofErr w:type="spellStart"/>
       <w:r>
         <w:rPr>
-          <w:color w:val="FF0000"/>
+          <w:color w:val="000000" w:themeColor="text1"/>
           <w:lang w:val="en-GB" w:eastAsia="en-GB"/>
         </w:rPr>
         <w:t>ChEMBL</w:t>
@@ -5741,7 +6820,7 @@
       <w:proofErr w:type="spellEnd"/>
       <w:r>
         <w:rPr>
-          <w:color w:val="FF0000"/>
+          <w:color w:val="000000" w:themeColor="text1"/>
           <w:lang w:val="en-GB" w:eastAsia="en-GB"/>
         </w:rPr>
         <w:t xml:space="preserve"> and </w:t>
@@ -5749,7 +6828,7 @@
       <w:proofErr w:type="spellStart"/>
       <w:r>
         <w:rPr>
-          <w:color w:val="FF0000"/>
+          <w:color w:val="000000" w:themeColor="text1"/>
           <w:lang w:val="en-GB" w:eastAsia="en-GB"/>
         </w:rPr>
         <w:t>DrugBank</w:t>
@@ -5757,56 +6836,10 @@
       <w:proofErr w:type="spellEnd"/>
       <w:r>
         <w:rPr>
-          <w:color w:val="FF0000"/>
+          <w:color w:val="000000" w:themeColor="text1"/>
           <w:lang w:val="en-GB" w:eastAsia="en-GB"/>
         </w:rPr>
         <w:t>.</w:t>
-      </w:r>
-      <w:r>
-        <w:rPr>
-          <w:color w:val="FF0000"/>
-          <w:lang w:val="en-GB" w:eastAsia="en-GB"/>
-        </w:rPr>
-        <w:t xml:space="preserve"> </w:t>
-      </w:r>
-      <w:proofErr w:type="spellStart"/>
-      <w:r>
-        <w:rPr>
-          <w:color w:val="FF0000"/>
-          <w:lang w:val="en-GB" w:eastAsia="en-GB"/>
-        </w:rPr>
-        <w:t>Otras</w:t>
-      </w:r>
-      <w:proofErr w:type="spellEnd"/>
-      <w:r>
-        <w:rPr>
-          <w:color w:val="FF0000"/>
-          <w:lang w:val="en-GB" w:eastAsia="en-GB"/>
-        </w:rPr>
-        <w:t xml:space="preserve"> bases: </w:t>
-      </w:r>
-      <w:proofErr w:type="spellStart"/>
-      <w:r>
-        <w:rPr>
-          <w:color w:val="FF0000"/>
-          <w:lang w:val="en-GB" w:eastAsia="en-GB"/>
-        </w:rPr>
-        <w:t>SuperCYP</w:t>
-      </w:r>
-      <w:proofErr w:type="spellEnd"/>
-      <w:r>
-        <w:rPr>
-          <w:color w:val="FF0000"/>
-          <w:lang w:val="en-GB" w:eastAsia="en-GB"/>
-        </w:rPr>
-        <w:t xml:space="preserve">, INTEDE 2.0, Pathbank.org, </w:t>
-      </w:r>
-      <w:r>
-        <w:rPr>
-          <w:color w:val="FF0000"/>
-          <w:lang w:val="en-GB" w:eastAsia="en-GB"/>
-        </w:rPr>
-        <w:t>https://drumap.nibiohn.go.jp/about</w:t>
       </w:r>
     </w:p>
     <w:p>
@@ -5818,16 +6851,29 @@
         </w:numPr>
         <w:jc w:val="both"/>
         <w:rPr>
+          <w:lang w:val="en-GB" w:eastAsia="en-GB"/>
+        </w:rPr>
+      </w:pPr>
+      <w:r>
+        <w:rPr>
           <w:color w:val="000000" w:themeColor="text1"/>
           <w:lang w:val="en-GB" w:eastAsia="en-GB"/>
         </w:rPr>
-      </w:pPr>
+        <w:t xml:space="preserve">Conduct exploratory data analysis (EDA) to characterize label distributions, multi-label co-occurrence patterns, and data quality issues, and to derive clear implications for </w:t>
+      </w:r>
       <w:r>
         <w:rPr>
           <w:color w:val="000000" w:themeColor="text1"/>
           <w:lang w:val="en-GB" w:eastAsia="en-GB"/>
         </w:rPr>
-        <w:t>Conduct exploratory data analysis (EDA) to identify trends, correlations, and potential biases within the data, ensuring high-quality input for the predictive models.</w:t>
+        <w:t>modelling</w:t>
+      </w:r>
+      <w:r>
+        <w:rPr>
+          <w:color w:val="000000" w:themeColor="text1"/>
+          <w:lang w:val="en-GB" w:eastAsia="en-GB"/>
+        </w:rPr>
+        <w:t xml:space="preserve"> strategies and validation protocols.</w:t>
       </w:r>
     </w:p>
     <w:p>
@@ -5846,51 +6892,124 @@
         <w:rPr>
           <w:lang w:val="en-GB" w:eastAsia="en-GB"/>
         </w:rPr>
-        <w:t>To a</w:t>
-      </w:r>
-      <w:r>
-        <w:rPr>
-          <w:lang w:val="en-GB" w:eastAsia="en-GB"/>
-        </w:rPr>
-        <w:t xml:space="preserve">ssess model performance with appropriate metrics, validate predictions against known experimental data, and explore how the approach </w:t>
-      </w:r>
-      <w:r>
-        <w:rPr>
-          <w:lang w:val="en-GB" w:eastAsia="en-GB"/>
-        </w:rPr>
-        <w:t xml:space="preserve">may </w:t>
-      </w:r>
-      <w:r>
-        <w:rPr>
-          <w:lang w:val="en-GB" w:eastAsia="en-GB"/>
-        </w:rPr>
-        <w:t>support early drug discovery.</w:t>
+        <w:t>Establish a</w:t>
+      </w:r>
+      <w:r>
+        <w:rPr>
+          <w:lang w:val="en-GB" w:eastAsia="en-GB"/>
+        </w:rPr>
+        <w:t>n</w:t>
+      </w:r>
+      <w:r>
+        <w:rPr>
+          <w:lang w:val="en-GB" w:eastAsia="en-GB"/>
+        </w:rPr>
+        <w:t xml:space="preserve"> internal benchmark comparing multiple molecular representations, including Morgan fingerprints, </w:t>
+      </w:r>
+      <w:proofErr w:type="spellStart"/>
+      <w:r>
+        <w:rPr>
+          <w:lang w:val="en-GB" w:eastAsia="en-GB"/>
+        </w:rPr>
+        <w:t>ChemBERTa</w:t>
+      </w:r>
+      <w:proofErr w:type="spellEnd"/>
+      <w:r>
+        <w:rPr>
+          <w:lang w:val="en-GB" w:eastAsia="en-GB"/>
+        </w:rPr>
+        <w:t xml:space="preserve"> embeddings, and </w:t>
+      </w:r>
+      <w:proofErr w:type="spellStart"/>
+      <w:r>
+        <w:rPr>
+          <w:lang w:val="en-GB" w:eastAsia="en-GB"/>
+        </w:rPr>
+        <w:t>MolE</w:t>
+      </w:r>
+      <w:proofErr w:type="spellEnd"/>
+      <w:r>
+        <w:rPr>
+          <w:lang w:val="en-GB" w:eastAsia="en-GB"/>
+        </w:rPr>
+        <w:t xml:space="preserve"> embeddings, under consistent validation conditions to assess their relative effectiveness for CYP450 prediction.</w:t>
       </w:r>
     </w:p>
     <w:p>
       <w:pPr>
-        <w:pStyle w:val="Heading1"/>
-        <w:rPr>
-          <w:lang w:val="en-GB" w:eastAsia="en-GB"/>
-        </w:rPr>
-      </w:pPr>
-      <w:bookmarkStart w:id="7" w:name="_Toc221912943"/>
-      <w:r>
-        <w:rPr>
-          <w:lang w:val="en-GB" w:eastAsia="en-GB"/>
-        </w:rPr>
-        <w:t>METHODOLOGY</w:t>
-      </w:r>
-      <w:bookmarkEnd w:id="7"/>
+        <w:pStyle w:val="ListParagraph"/>
+        <w:numPr>
+          <w:ilvl w:val="0"/>
+          <w:numId w:val="29"/>
+        </w:numPr>
+        <w:jc w:val="both"/>
+        <w:rPr>
+          <w:lang w:val="en-GB" w:eastAsia="en-GB"/>
+        </w:rPr>
+      </w:pPr>
+      <w:r>
+        <w:rPr>
+          <w:lang w:val="en-GB" w:eastAsia="en-GB"/>
+        </w:rPr>
+        <w:t xml:space="preserve">Pretrain a custom transformer-based language model on a large corpus of InChI strings as a complementary line of </w:t>
+      </w:r>
+      <w:r>
+        <w:rPr>
+          <w:lang w:val="en-GB" w:eastAsia="en-GB"/>
+        </w:rPr>
+        <w:t>inquiry and</w:t>
+      </w:r>
+      <w:r>
+        <w:rPr>
+          <w:lang w:val="en-GB" w:eastAsia="en-GB"/>
+        </w:rPr>
+        <w:t xml:space="preserve"> evaluate whether the resulting embeddings offer distinct or complementary predictive signal compared to SMILES-based representations.</w:t>
+      </w:r>
     </w:p>
     <w:p>
       <w:pPr>
+        <w:pStyle w:val="ListParagraph"/>
+        <w:numPr>
+          <w:ilvl w:val="0"/>
+          <w:numId w:val="29"/>
+        </w:numPr>
+        <w:jc w:val="both"/>
+        <w:rPr>
+          <w:lang w:val="en-GB" w:eastAsia="en-GB"/>
+        </w:rPr>
+      </w:pPr>
+      <w:r>
+        <w:rPr>
+          <w:lang w:val="en-GB" w:eastAsia="en-GB"/>
+        </w:rPr>
+        <w:t>Assess model performance using appropriate multi-label metrics, validate predictions against known experimental data, and discuss how the findings may inform representation choices in early drug discovery pipelines.</w:t>
+      </w:r>
+    </w:p>
+    <w:p>
+      <w:pPr>
+        <w:pStyle w:val="Heading1"/>
+        <w:rPr>
+          <w:lang w:val="en-GB" w:eastAsia="en-GB"/>
+        </w:rPr>
+      </w:pPr>
+      <w:bookmarkStart w:id="10" w:name="_Toc225621964"/>
+      <w:r>
+        <w:rPr>
+          <w:lang w:val="en-GB" w:eastAsia="en-GB"/>
+        </w:rPr>
+        <w:t>METHODOLOGY</w:t>
+      </w:r>
+      <w:bookmarkEnd w:id="10"/>
+    </w:p>
+    <w:p>
+      <w:pPr>
         <w:pStyle w:val="Heading2"/>
-        <w:rPr>
-          <w:lang w:val="en-GB"/>
-        </w:rPr>
-      </w:pPr>
-      <w:bookmarkStart w:id="8" w:name="_Toc221912944"/>
+        <w:jc w:val="both"/>
+        <w:rPr>
+          <w:lang w:val="en-GB"/>
+        </w:rPr>
+      </w:pPr>
+      <w:bookmarkStart w:id="11" w:name="_Toc225621965"/>
       <w:proofErr w:type="spellStart"/>
       <w:r>
         <w:t>Reproducibility</w:t>
@@ -5903,7 +7022,7 @@
       <w:r>
         <w:t>tooling</w:t>
       </w:r>
-      <w:bookmarkEnd w:id="8"/>
+      <w:bookmarkEnd w:id="11"/>
       <w:proofErr w:type="spellEnd"/>
     </w:p>
     <w:p>
@@ -5943,7 +7062,37 @@
         <w:rPr>
           <w:lang w:val="en-GB"/>
         </w:rPr>
-        <w:t xml:space="preserve">Large language models were used exclusively as auxiliary tools for improving documentation clarity and code readability. All </w:t>
+        <w:t>Large language models were used exclusively as auxiliary tools for improving documentation clarity and code readability.</w:t>
+      </w:r>
+      <w:r>
+        <w:rPr>
+          <w:lang w:val="en-GB"/>
+        </w:rPr>
+        <w:t xml:space="preserve"> </w:t>
+      </w:r>
+      <w:r>
+        <w:rPr>
+          <w:lang w:val="en-GB"/>
+        </w:rPr>
+        <w:t xml:space="preserve">This approach ensured that the source code remained both accessible and </w:t>
+      </w:r>
+      <w:r>
+        <w:rPr>
+          <w:lang w:val="en-GB"/>
+        </w:rPr>
+        <w:t>transparent for future review and development.</w:t>
+      </w:r>
+      <w:r>
+        <w:rPr>
+          <w:lang w:val="en-GB"/>
+        </w:rPr>
+        <w:t xml:space="preserve"> </w:t>
+      </w:r>
+      <w:r>
+        <w:rPr>
+          <w:lang w:val="en-GB"/>
+        </w:rPr>
+        <w:t xml:space="preserve">All </w:t>
       </w:r>
       <w:proofErr w:type="spellStart"/>
       <w:r>
@@ -5964,97 +7113,51 @@
           <w:lang w:val="en-GB"/>
         </w:rPr>
         <w:t xml:space="preserve"> </w:t>
-      </w:r>
-      <w:r>
-        <w:rPr>
-          <w:lang w:val="en-GB"/>
-        </w:rPr>
-        <w:t xml:space="preserve">This approach ensured that the source code remained both accessible and </w:t>
-      </w:r>
-      <w:r>
-        <w:rPr>
-          <w:lang w:val="en-GB"/>
-        </w:rPr>
-        <w:t>transparent for future review and development.</w:t>
       </w:r>
     </w:p>
     <w:p>
       <w:pPr>
-        <w:pStyle w:val="Heading2"/>
-        <w:rPr>
-          <w:lang w:val="en-GB" w:eastAsia="en-GB"/>
-        </w:rPr>
-      </w:pPr>
-      <w:bookmarkStart w:id="9" w:name="_Toc221912945"/>
-      <w:r>
-        <w:rPr>
-          <w:lang w:val="en-GB" w:eastAsia="en-GB"/>
-        </w:rPr>
-        <w:t>Data Acquisition &amp; Management</w:t>
-      </w:r>
-      <w:bookmarkEnd w:id="9"/>
+        <w:jc w:val="both"/>
+        <w:rPr>
+          <w:lang w:val="en-GB"/>
+        </w:rPr>
+      </w:pPr>
+      <w:r>
+        <w:rPr>
+          <w:lang w:val="en-GB"/>
+        </w:rPr>
+        <w:lastRenderedPageBreak/>
+        <w:t>All computational work was performed on local hardware</w:t>
+      </w:r>
+      <w:r>
+        <w:rPr>
+          <w:lang w:val="en-GB"/>
+        </w:rPr>
+        <w:t>. N</w:t>
+      </w:r>
+      <w:r>
+        <w:rPr>
+          <w:lang w:val="en-GB"/>
+        </w:rPr>
+        <w:t>o cloud computing resources or external services were used for model training or evaluation.</w:t>
+      </w:r>
     </w:p>
     <w:p>
       <w:pPr>
+        <w:pStyle w:val="Heading2"/>
         <w:jc w:val="both"/>
         <w:rPr>
-          <w:lang w:val="en-GB"/>
-        </w:rPr>
-      </w:pPr>
-      <w:r>
-        <w:rPr>
-          <w:lang w:val="en-GB"/>
-        </w:rPr>
-        <w:t xml:space="preserve">For data acquisition, an account in </w:t>
-      </w:r>
-      <w:r>
-        <w:rPr>
-          <w:lang w:val="en-GB"/>
-        </w:rPr>
-        <w:t>go.</w:t>
-      </w:r>
-      <w:r>
-        <w:rPr>
-          <w:lang w:val="en-GB"/>
-        </w:rPr>
-        <w:t xml:space="preserve">drugbank.com </w:t>
-      </w:r>
-      <w:r>
-        <w:rPr>
-          <w:lang w:val="en-GB"/>
-        </w:rPr>
-        <w:t xml:space="preserve">was created and an academic research application was submitted to gain access to their </w:t>
-      </w:r>
-      <w:r>
-        <w:rPr>
-          <w:lang w:val="en-GB"/>
-        </w:rPr>
-        <w:t>high-quality</w:t>
-      </w:r>
-      <w:r>
-        <w:rPr>
-          <w:lang w:val="en-GB"/>
-        </w:rPr>
-        <w:t xml:space="preserve"> </w:t>
-      </w:r>
-      <w:r>
-        <w:rPr>
-          <w:lang w:val="en-GB"/>
-        </w:rPr>
-        <w:t xml:space="preserve">metabolism-related </w:t>
-      </w:r>
-      <w:r>
-        <w:rPr>
-          <w:lang w:val="en-GB"/>
-        </w:rPr>
-        <w:t>db.</w:t>
-      </w:r>
-      <w:r>
-        <w:rPr>
-          <w:lang w:val="en-GB"/>
-        </w:rPr>
-        <w:t xml:space="preserve"> Kaggle was used to obtain 1.5 million compound SMILES.</w:t>
-      </w:r>
+          <w:lang w:val="en-GB" w:eastAsia="en-GB"/>
+        </w:rPr>
+      </w:pPr>
+      <w:bookmarkStart w:id="12" w:name="_Toc225621966"/>
+      <w:r>
+        <w:rPr>
+          <w:lang w:val="en-GB" w:eastAsia="en-GB"/>
+        </w:rPr>
+        <w:t>Data Acquisition &amp; Management</w:t>
+      </w:r>
+      <w:bookmarkEnd w:id="12"/>
     </w:p>
     <w:p>
       <w:pPr>
@@ -6067,6 +7170,68 @@
         <w:rPr>
           <w:lang w:val="en-GB"/>
         </w:rPr>
+        <w:t xml:space="preserve">For data acquisition, an account in </w:t>
+      </w:r>
+      <w:r>
+        <w:rPr>
+          <w:lang w:val="en-GB"/>
+        </w:rPr>
+        <w:t>go.</w:t>
+      </w:r>
+      <w:r>
+        <w:rPr>
+          <w:lang w:val="en-GB"/>
+        </w:rPr>
+        <w:t xml:space="preserve">drugbank.com </w:t>
+      </w:r>
+      <w:r>
+        <w:rPr>
+          <w:lang w:val="en-GB"/>
+        </w:rPr>
+        <w:t xml:space="preserve">was created and an academic research application was submitted to gain access to their </w:t>
+      </w:r>
+      <w:r>
+        <w:rPr>
+          <w:lang w:val="en-GB"/>
+        </w:rPr>
+        <w:t>high-quality</w:t>
+      </w:r>
+      <w:r>
+        <w:rPr>
+          <w:lang w:val="en-GB"/>
+        </w:rPr>
+        <w:t xml:space="preserve"> </w:t>
+      </w:r>
+      <w:r>
+        <w:rPr>
+          <w:lang w:val="en-GB"/>
+        </w:rPr>
+        <w:t xml:space="preserve">metabolism-related </w:t>
+      </w:r>
+      <w:r>
+        <w:rPr>
+          <w:lang w:val="en-GB"/>
+        </w:rPr>
+        <w:t>db.</w:t>
+      </w:r>
+      <w:r>
+        <w:rPr>
+          <w:lang w:val="en-GB"/>
+        </w:rPr>
+        <w:t xml:space="preserve"> Kaggle was used to obtain 1.5 million compound SMILES.</w:t>
+      </w:r>
+    </w:p>
+    <w:p>
+      <w:pPr>
+        <w:jc w:val="both"/>
+        <w:rPr>
+          <w:lang w:val="en-GB"/>
+        </w:rPr>
+      </w:pPr>
+      <w:r>
+        <w:rPr>
+          <w:lang w:val="en-GB"/>
+        </w:rPr>
         <w:t xml:space="preserve">For data management, relational tables </w:t>
       </w:r>
       <w:r>
@@ -6093,21 +7258,7 @@
         <w:rPr>
           <w:lang w:val="en-GB"/>
         </w:rPr>
-        <w:t xml:space="preserve">, as the datasets involved are relatively </w:t>
-      </w:r>
-      <w:proofErr w:type="gramStart"/>
-      <w:r>
-        <w:rPr>
-          <w:lang w:val="en-GB"/>
-        </w:rPr>
-        <w:t>small in size</w:t>
-      </w:r>
-      <w:proofErr w:type="gramEnd"/>
-      <w:r>
-        <w:rPr>
-          <w:lang w:val="en-GB"/>
-        </w:rPr>
-        <w:t xml:space="preserve">. This is particularly the case for drug-related data, where the number of compounds, especially those tested for metabolism, is limited and does not require large-scale or distributed </w:t>
+        <w:t xml:space="preserve">, as the datasets involved are relatively small in size. This is particularly the case for drug-related data, where the number of compounds, especially those tested for metabolism, is limited and does not require large-scale or distributed </w:t>
       </w:r>
       <w:proofErr w:type="spellStart"/>
       <w:r>
@@ -6195,21 +7346,7 @@
         <w:rPr>
           <w:lang w:val="en-GB"/>
         </w:rPr>
-        <w:t xml:space="preserve">account was created </w:t>
-      </w:r>
-      <w:proofErr w:type="gramStart"/>
-      <w:r>
-        <w:rPr>
-          <w:lang w:val="en-GB"/>
-        </w:rPr>
-        <w:t>in order to</w:t>
-      </w:r>
-      <w:proofErr w:type="gramEnd"/>
-      <w:r>
-        <w:rPr>
-          <w:lang w:val="en-GB"/>
-        </w:rPr>
-        <w:t xml:space="preserve"> use its </w:t>
+        <w:t xml:space="preserve">account was created in order to use its </w:t>
       </w:r>
       <w:r>
         <w:rPr>
@@ -6275,11 +7412,12 @@
     <w:p>
       <w:pPr>
         <w:pStyle w:val="Heading2"/>
-        <w:rPr>
-          <w:lang w:val="en-GB"/>
-        </w:rPr>
-      </w:pPr>
-      <w:bookmarkStart w:id="10" w:name="_Toc221912946"/>
+        <w:jc w:val="both"/>
+        <w:rPr>
+          <w:lang w:val="en-GB"/>
+        </w:rPr>
+      </w:pPr>
+      <w:bookmarkStart w:id="13" w:name="_Toc225621967"/>
       <w:r>
         <w:t xml:space="preserve">Molecular </w:t>
       </w:r>
@@ -6295,7 +7433,7 @@
       <w:r>
         <w:t>Strategy</w:t>
       </w:r>
-      <w:bookmarkEnd w:id="10"/>
+      <w:bookmarkEnd w:id="13"/>
       <w:proofErr w:type="spellEnd"/>
     </w:p>
     <w:p>
@@ -6387,18 +7525,12 @@
         <w:rPr>
           <w:lang w:val="en-GB"/>
         </w:rPr>
-        <w:t xml:space="preserve"> API with radius = 3 to convert SMILES-encoded structures into fixed-length </w:t>
-      </w:r>
-      <w:r>
-        <w:rPr>
-          <w:lang w:val="en-GB"/>
-        </w:rPr>
-        <w:lastRenderedPageBreak/>
-        <w:t>numerical vectors. This type of fingerprint is commonly known as an Extended-Connectivity Fingerprint or ECFP6. The number '6' refers to the size of the molecular features it captures; a radius of 3 means it examines an area spanning 6 bonds across (2 x radius), hence the name ECFP6.</w:t>
+        <w:t xml:space="preserve"> API with radius = 3 to convert SMILES-encoded structures into fixed-length numerical vectors. This type of fingerprint is commonly known as an Extended-Connectivity Fingerprint or ECFP6. The number '6' refers to the size of the molecular features it captures; a radius of 3 means it examines an area spanning 6 bonds across (2 x radius), hence the name ECFP6.</w:t>
       </w:r>
     </w:p>
     <w:p>
       <w:pPr>
+        <w:jc w:val="both"/>
         <w:rPr>
           <w:lang w:val="en-GB"/>
         </w:rPr>
@@ -6590,6 +7722,7 @@
     </w:p>
     <w:p>
       <w:pPr>
+        <w:jc w:val="both"/>
         <w:rPr>
           <w:lang w:val="en-GB"/>
         </w:rPr>
@@ -6615,7 +7748,6 @@
         <w:t xml:space="preserve"> </w:t>
       </w:r>
       <w:proofErr w:type="spellStart"/>
-      <w:proofErr w:type="gramStart"/>
       <w:r>
         <w:rPr>
           <w:lang w:val="en-GB"/>
@@ -6627,14 +7759,7 @@
         <w:rPr>
           <w:lang w:val="en-GB"/>
         </w:rPr>
-        <w:t>(</w:t>
-      </w:r>
-      <w:proofErr w:type="gramEnd"/>
-      <w:r>
-        <w:rPr>
-          <w:lang w:val="en-GB"/>
-        </w:rPr>
-        <w:t>radius</w:t>
+        <w:t>(radius</w:t>
       </w:r>
       <w:r>
         <w:rPr>
@@ -6690,41 +7815,21 @@
         <w:rPr>
           <w:lang w:val="en-GB"/>
         </w:rPr>
-        <w:t>2048</w:t>
-      </w:r>
-      <w:proofErr w:type="gramStart"/>
-      <w:r>
-        <w:rPr>
-          <w:lang w:val="en-GB"/>
-        </w:rPr>
-        <w:t>).</w:t>
-      </w:r>
-      <w:proofErr w:type="spellStart"/>
-      <w:r>
-        <w:rPr>
-          <w:lang w:val="en-GB"/>
-        </w:rPr>
-        <w:t>GetCountFingerprint</w:t>
-      </w:r>
-      <w:proofErr w:type="spellEnd"/>
-      <w:proofErr w:type="gramEnd"/>
-      <w:r>
-        <w:rPr>
-          <w:lang w:val="en-GB"/>
-        </w:rPr>
-        <w:t>() implementation.</w:t>
+        <w:t>2048).GetCountFingerprint() implementation.</w:t>
       </w:r>
     </w:p>
     <w:p>
       <w:pPr>
-        <w:rPr>
-          <w:lang w:val="en-GB"/>
-        </w:rPr>
-      </w:pPr>
-      <w:r>
-        <w:rPr>
-          <w:lang w:val="en-GB"/>
-        </w:rPr>
+        <w:jc w:val="both"/>
+        <w:rPr>
+          <w:lang w:val="en-GB"/>
+        </w:rPr>
+      </w:pPr>
+      <w:r>
+        <w:rPr>
+          <w:lang w:val="en-GB"/>
+        </w:rPr>
+        <w:lastRenderedPageBreak/>
         <w:t>Beyond traditional handcrafted fingerprints, recent advances in molecular machine learning have introduced embedding-based representations, in which molecules are mapped to continuous latent vectors learned from large chemical corpora.</w:t>
       </w:r>
       <w:r>
@@ -6766,6 +7871,7 @@
     </w:p>
     <w:p>
       <w:pPr>
+        <w:jc w:val="both"/>
         <w:rPr>
           <w:lang w:val="en-GB"/>
         </w:rPr>
@@ -7190,7 +8296,6 @@
         </w:rPr>
         <w:t xml:space="preserve">are tokens in the SMILES and </w:t>
       </w:r>
-      <w:proofErr w:type="gramStart"/>
       <w:r>
         <w:rPr>
           <w:rStyle w:val="katex-mathml"/>
@@ -7198,7 +8303,6 @@
         </w:rPr>
         <w:t>e(</w:t>
       </w:r>
-      <w:proofErr w:type="gramEnd"/>
       <w:r>
         <w:rPr>
           <w:rStyle w:val="katex-mathml"/>
@@ -7513,7 +8617,6 @@
         <w:rPr>
           <w:lang w:val="en-GB"/>
         </w:rPr>
-        <w:lastRenderedPageBreak/>
         <w:t>Thus,</w:t>
       </w:r>
       <w:r>
@@ -7674,6 +8777,7 @@
         <w:rPr>
           <w:lang w:val="en-GB"/>
         </w:rPr>
+        <w:lastRenderedPageBreak/>
         <w:t xml:space="preserve">Within embedding methodologies, an important distinction arises between static and contextualized representations. Static embeddings assign a fixed vector to each molecular fragment or token, meaning that a given substructure is represented identically regardless of its chemical environment. </w:t>
       </w:r>
       <w:r>
@@ -7813,21 +8917,1152 @@
     </w:p>
     <w:p>
       <w:pPr>
+        <w:pStyle w:val="Heading3"/>
+        <w:jc w:val="both"/>
+        <w:rPr>
+          <w:lang w:val="en-GB"/>
+        </w:rPr>
+      </w:pPr>
+      <w:bookmarkStart w:id="14" w:name="_Ref225619420"/>
+      <w:bookmarkStart w:id="15" w:name="_Ref225619424"/>
+      <w:bookmarkStart w:id="16" w:name="_Ref225619429"/>
+      <w:bookmarkStart w:id="17" w:name="_Ref225619445"/>
+      <w:bookmarkStart w:id="18" w:name="_Toc225621968"/>
+      <w:r>
+        <w:rPr>
+          <w:lang w:val="en-GB"/>
+        </w:rPr>
+        <w:t>Pre-training an InChI-Based Molecular Language Model for Feature Extraction (Complementary Experiment)</w:t>
+      </w:r>
+      <w:bookmarkEnd w:id="14"/>
+      <w:bookmarkEnd w:id="15"/>
+      <w:bookmarkEnd w:id="16"/>
+      <w:bookmarkEnd w:id="17"/>
+      <w:bookmarkEnd w:id="18"/>
+    </w:p>
+    <w:p>
+      <w:pPr>
+        <w:jc w:val="both"/>
+        <w:rPr>
+          <w:lang w:val="en-GB"/>
+        </w:rPr>
+      </w:pPr>
+      <w:r>
+        <w:rPr>
+          <w:lang w:val="en-GB"/>
+        </w:rPr>
+        <w:t xml:space="preserve">To complement the SMILES-based embeddings from </w:t>
+      </w:r>
+      <w:proofErr w:type="spellStart"/>
+      <w:r>
+        <w:rPr>
+          <w:lang w:val="en-GB"/>
+        </w:rPr>
+        <w:t>MolE</w:t>
+      </w:r>
+      <w:proofErr w:type="spellEnd"/>
+      <w:r>
+        <w:rPr>
+          <w:lang w:val="en-GB"/>
+        </w:rPr>
+        <w:t xml:space="preserve"> and </w:t>
+      </w:r>
+      <w:proofErr w:type="spellStart"/>
+      <w:r>
+        <w:rPr>
+          <w:lang w:val="en-GB"/>
+        </w:rPr>
+        <w:t>ChemBERTa</w:t>
+      </w:r>
+      <w:proofErr w:type="spellEnd"/>
+      <w:r>
+        <w:rPr>
+          <w:lang w:val="en-GB"/>
+        </w:rPr>
+        <w:t>, a transformer-based masked language model</w:t>
+      </w:r>
+      <w:r>
+        <w:rPr>
+          <w:lang w:val="en-GB"/>
+        </w:rPr>
+        <w:t xml:space="preserve"> (MLM)</w:t>
+      </w:r>
+      <w:r>
+        <w:rPr>
+          <w:lang w:val="en-GB"/>
+        </w:rPr>
+        <w:t xml:space="preserve"> was pre-trained on 1.5 million InChI strings. This InChI-native encoder allows a controlled comparison of whether canonical, non-SMILES representations provide distinct or complementary signal for CYP450 prediction.</w:t>
+      </w:r>
+    </w:p>
+    <w:p>
+      <w:pPr>
+        <w:pStyle w:val="Heading4"/>
+        <w:jc w:val="both"/>
+        <w:rPr>
+          <w:lang w:val="en-GB"/>
+        </w:rPr>
+      </w:pPr>
+      <w:r>
+        <w:rPr>
+          <w:lang w:val="en-GB"/>
+        </w:rPr>
+        <w:t>Motivation and Experimental Rationale</w:t>
+      </w:r>
+    </w:p>
+    <w:p>
+      <w:pPr>
+        <w:jc w:val="both"/>
+        <w:rPr>
+          <w:lang w:val="en-GB"/>
+        </w:rPr>
+      </w:pPr>
+      <w:r>
+        <w:rPr>
+          <w:lang w:val="en-GB"/>
+        </w:rPr>
+        <w:t xml:space="preserve">Most contemporary molecular language models, including </w:t>
+      </w:r>
+      <w:proofErr w:type="spellStart"/>
+      <w:r>
+        <w:rPr>
+          <w:lang w:val="en-GB"/>
+        </w:rPr>
+        <w:t>MolE</w:t>
+      </w:r>
+      <w:proofErr w:type="spellEnd"/>
+      <w:r>
+        <w:rPr>
+          <w:lang w:val="en-GB"/>
+        </w:rPr>
+        <w:t xml:space="preserve"> and </w:t>
+      </w:r>
+      <w:proofErr w:type="spellStart"/>
+      <w:r>
+        <w:rPr>
+          <w:lang w:val="en-GB"/>
+        </w:rPr>
+        <w:t>ChemBERTa</w:t>
+      </w:r>
+      <w:proofErr w:type="spellEnd"/>
+      <w:r>
+        <w:rPr>
+          <w:lang w:val="en-GB"/>
+        </w:rPr>
+        <w:t xml:space="preserve">, operate exclusively on SMILES strings as their textual representation of chemical structure. </w:t>
+      </w:r>
+      <w:r>
+        <w:rPr>
+          <w:lang w:val="en-GB"/>
+        </w:rPr>
+        <w:t>As previously discussed, whil</w:t>
+      </w:r>
+      <w:r>
+        <w:rPr>
+          <w:lang w:val="en-GB"/>
+        </w:rPr>
+        <w:t>e SMILES is practical and widely adopted, it is not a canonical encoding by default and can admit multiple valid strings for the same molecule. In contrast, InChI provides a standardized, hierarchical, and deterministic representation designed to uniquely describe molecular connectivity an</w:t>
+      </w:r>
+      <w:r>
+        <w:rPr>
+          <w:lang w:val="en-GB"/>
+        </w:rPr>
+        <w:t>d, most</w:t>
+      </w:r>
+      <w:r>
+        <w:rPr>
+          <w:lang w:val="en-GB"/>
+        </w:rPr>
+        <w:t xml:space="preserve"> </w:t>
+      </w:r>
+      <w:r>
+        <w:rPr>
+          <w:lang w:val="en-GB"/>
+        </w:rPr>
+        <w:t xml:space="preserve">importantly, </w:t>
+      </w:r>
+      <w:r>
+        <w:rPr>
+          <w:lang w:val="en-GB"/>
+        </w:rPr>
+        <w:t>stereochemistry.</w:t>
+      </w:r>
+    </w:p>
+    <w:p>
+      <w:pPr>
+        <w:jc w:val="both"/>
+        <w:rPr>
+          <w:lang w:val="en-GB"/>
+        </w:rPr>
+      </w:pPr>
+      <w:r>
+        <w:rPr>
+          <w:lang w:val="en-GB"/>
+        </w:rPr>
+        <w:t xml:space="preserve">This experiment was therefore conceived </w:t>
+      </w:r>
+      <w:r>
+        <w:rPr>
+          <w:lang w:val="en-GB"/>
+        </w:rPr>
+        <w:t>as a complementary and tightly scoped experiment</w:t>
+      </w:r>
+      <w:r>
+        <w:rPr>
+          <w:lang w:val="en-GB"/>
+        </w:rPr>
+        <w:t xml:space="preserve">, </w:t>
+      </w:r>
+      <w:r>
+        <w:rPr>
+          <w:lang w:val="en-GB"/>
+        </w:rPr>
+        <w:t xml:space="preserve">was therefore to explore whether a transformer-based language model pretrained directly on InChI strings could learn meaningful structural representations that are usable for downstream </w:t>
+      </w:r>
+      <w:r>
+        <w:rPr>
+          <w:lang w:val="en-GB"/>
+        </w:rPr>
+        <w:t>CYP450 prediction</w:t>
+      </w:r>
+      <w:r>
+        <w:rPr>
+          <w:lang w:val="en-GB"/>
+        </w:rPr>
+        <w:t xml:space="preserve">. Given the relatively small size of the curated </w:t>
+      </w:r>
+      <w:proofErr w:type="spellStart"/>
+      <w:r>
+        <w:rPr>
+          <w:lang w:val="en-GB"/>
+        </w:rPr>
+        <w:t>DrugBank</w:t>
+      </w:r>
+      <w:proofErr w:type="spellEnd"/>
+      <w:r>
+        <w:rPr>
+          <w:lang w:val="en-GB"/>
+        </w:rPr>
+        <w:t xml:space="preserve"> dataset (~1.3k compounds), it is unlikely that a self-trained embedder would systematically outperform established fingerprints or large-scale pretrained models.</w:t>
+      </w:r>
+      <w:r>
+        <w:rPr>
+          <w:lang w:val="en-GB"/>
+        </w:rPr>
+        <w:t xml:space="preserve"> </w:t>
+      </w:r>
+      <w:r>
+        <w:rPr>
+          <w:lang w:val="en-GB"/>
+        </w:rPr>
+        <w:t>However, evaluating an InChI-native encoder provides a principled way to examine whether non-SMILES textual encodings can capture alternative structural signals</w:t>
+      </w:r>
+      <w:r>
+        <w:rPr>
+          <w:lang w:val="en-GB"/>
+        </w:rPr>
+        <w:t xml:space="preserve">, </w:t>
+      </w:r>
+      <w:r>
+        <w:rPr>
+          <w:lang w:val="en-GB"/>
+        </w:rPr>
+        <w:t>such as the spatial arrangement of functional groups and stereochemical configurations</w:t>
+      </w:r>
+      <w:r>
+        <w:rPr>
+          <w:lang w:val="en-GB"/>
+        </w:rPr>
+        <w:t xml:space="preserve">, </w:t>
+      </w:r>
+      <w:r>
+        <w:rPr>
+          <w:lang w:val="en-GB"/>
+        </w:rPr>
+        <w:t>that are essential for enzyme-substrate interactions</w:t>
+      </w:r>
+    </w:p>
+    <w:p>
+      <w:pPr>
+        <w:jc w:val="both"/>
+        <w:rPr>
+          <w:lang w:val="en-GB"/>
+        </w:rPr>
+      </w:pPr>
+      <w:r>
+        <w:rPr>
+          <w:lang w:val="en-GB"/>
+        </w:rPr>
+        <w:t>Accordingly, this component is positioned as an exploratory extension that complements the primary internal benchmark, while contributing to the broader discussion on representation choice (SMILES vs. InChI) in cheminformatics-based learning system</w:t>
+      </w:r>
+      <w:r>
+        <w:rPr>
+          <w:lang w:val="en-GB"/>
+        </w:rPr>
+        <w:t>s</w:t>
+      </w:r>
+      <w:r>
+        <w:rPr>
+          <w:lang w:val="en-GB"/>
+        </w:rPr>
+        <w:t>.</w:t>
+      </w:r>
+    </w:p>
+    <w:p>
+      <w:pPr>
+        <w:pStyle w:val="Heading4"/>
+        <w:jc w:val="both"/>
+        <w:rPr>
+          <w:lang w:val="en-GB"/>
+        </w:rPr>
+      </w:pPr>
+      <w:r>
+        <w:rPr>
+          <w:lang w:val="en-GB"/>
+        </w:rPr>
+        <w:t>Model Architecture &amp; Training Setup</w:t>
+      </w:r>
+    </w:p>
+    <w:p>
+      <w:pPr>
+        <w:jc w:val="both"/>
+        <w:rPr>
+          <w:lang w:val="en-GB"/>
+        </w:rPr>
+      </w:pPr>
+      <w:r>
+        <w:rPr>
+          <w:lang w:val="en-GB"/>
+        </w:rPr>
+        <w:t>A transformer-based MLM</w:t>
+      </w:r>
+      <w:r>
+        <w:rPr>
+          <w:lang w:val="en-GB"/>
+        </w:rPr>
+        <w:t xml:space="preserve"> </w:t>
+      </w:r>
+      <w:r>
+        <w:rPr>
+          <w:lang w:val="en-GB"/>
+        </w:rPr>
+        <w:t xml:space="preserve">was trained from scratch on InChI strings </w:t>
+      </w:r>
+      <w:r>
+        <w:rPr>
+          <w:lang w:val="en-GB"/>
+        </w:rPr>
+        <w:t>following</w:t>
+      </w:r>
+      <w:r>
+        <w:rPr>
+          <w:lang w:val="en-GB"/>
+        </w:rPr>
+        <w:t xml:space="preserve"> a </w:t>
+      </w:r>
+      <w:proofErr w:type="spellStart"/>
+      <w:r>
+        <w:rPr>
+          <w:lang w:val="en-GB"/>
+        </w:rPr>
+        <w:t>RoBERTa</w:t>
+      </w:r>
+      <w:proofErr w:type="spellEnd"/>
+      <w:r>
+        <w:rPr>
+          <w:lang w:val="en-GB"/>
+        </w:rPr>
+        <w:t>-style architecture</w:t>
+      </w:r>
+      <w:r>
+        <w:rPr>
+          <w:lang w:val="en-GB"/>
+        </w:rPr>
+        <w:t xml:space="preserve"> </w:t>
+      </w:r>
+      <w:sdt>
+        <w:sdtPr>
+          <w:rPr>
+            <w:rFonts w:ascii="Calibri" w:hAnsi="Calibri" w:cs="Calibri"/>
+            <w:color w:val="000000"/>
+            <w:lang w:val="en-GB"/>
+          </w:rPr>
+          <w:tag w:val="MENDELEY_CITATION_v3_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"/>
+          <w:id w:val="-1954088629"/>
+          <w:placeholder>
+            <w:docPart w:val="DefaultPlaceholder_-1854013440"/>
+          </w:placeholder>
+        </w:sdtPr>
+        <w:sdtContent>
+          <w:r>
+            <w:rPr>
+              <w:rFonts w:ascii="Calibri" w:hAnsi="Calibri" w:cs="Calibri"/>
+              <w:color w:val="000000"/>
+              <w:lang w:val="en-GB"/>
+            </w:rPr>
+            <w:t>[16], [17]</w:t>
+          </w:r>
+        </w:sdtContent>
+      </w:sdt>
+      <w:r>
+        <w:rPr>
+          <w:lang w:val="en-GB"/>
+        </w:rPr>
+        <w:t xml:space="preserve">. The </w:t>
+      </w:r>
+      <w:r>
+        <w:rPr>
+          <w:lang w:val="en-GB"/>
+        </w:rPr>
+        <w:t>training</w:t>
+      </w:r>
+      <w:r>
+        <w:rPr>
+          <w:lang w:val="en-GB"/>
+        </w:rPr>
+        <w:t xml:space="preserve"> was purely self-supervised</w:t>
+      </w:r>
+      <w:r>
+        <w:rPr>
+          <w:lang w:val="en-GB"/>
+        </w:rPr>
+        <w:t xml:space="preserve"> </w:t>
+      </w:r>
+      <w:r>
+        <w:rPr>
+          <w:lang w:val="en-GB"/>
+        </w:rPr>
+        <w:t>reconstructing randomly masked tokens within each InChI sequence</w:t>
+      </w:r>
+      <w:r>
+        <w:rPr>
+          <w:lang w:val="en-GB"/>
+        </w:rPr>
+        <w:t xml:space="preserve">. </w:t>
+      </w:r>
+      <w:r>
+        <w:rPr>
+          <w:lang w:val="en-GB"/>
+        </w:rPr>
+        <w:t xml:space="preserve">No metabolic annotations or downstream labels were used at </w:t>
+      </w:r>
+      <w:r>
+        <w:rPr>
+          <w:lang w:val="en-GB"/>
+        </w:rPr>
+        <w:lastRenderedPageBreak/>
+        <w:t>this stage.</w:t>
+      </w:r>
+      <w:r>
+        <w:rPr>
+          <w:lang w:val="en-GB"/>
+        </w:rPr>
+        <w:t xml:space="preserve"> This ensures that the learned representations encode general structural regularities of chemical compounds rather than task-specific information related to CYP450 metabolism.</w:t>
+      </w:r>
+    </w:p>
+    <w:p>
+      <w:pPr>
+        <w:jc w:val="both"/>
+        <w:rPr>
+          <w:lang w:val="en-GB"/>
+        </w:rPr>
+      </w:pPr>
+      <w:r>
+        <w:rPr>
+          <w:lang w:val="en-GB"/>
+        </w:rPr>
+        <w:t>Prior to model training, a custom tokenizer was built using a Byte-Pair Encoding (BPE) strategy</w:t>
+      </w:r>
+      <w:r>
+        <w:rPr>
+          <w:lang w:val="en-GB"/>
+        </w:rPr>
+        <w:t xml:space="preserve"> </w:t>
+      </w:r>
+      <w:sdt>
+        <w:sdtPr>
+          <w:rPr>
+            <w:rFonts w:ascii="Calibri" w:hAnsi="Calibri" w:cs="Calibri"/>
+            <w:color w:val="000000"/>
+            <w:lang w:val="en-GB"/>
+          </w:rPr>
+          <w:tag w:val="MENDELEY_CITATION_v3_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"/>
+          <w:id w:val="-36594515"/>
+          <w:placeholder>
+            <w:docPart w:val="DefaultPlaceholder_-1854013440"/>
+          </w:placeholder>
+        </w:sdtPr>
+        <w:sdtContent>
+          <w:r>
+            <w:rPr>
+              <w:rFonts w:ascii="Calibri" w:hAnsi="Calibri" w:cs="Calibri"/>
+              <w:color w:val="000000"/>
+              <w:lang w:val="en-GB"/>
+            </w:rPr>
+            <w:t>[18]</w:t>
+          </w:r>
+        </w:sdtContent>
+      </w:sdt>
+      <w:r>
+        <w:rPr>
+          <w:lang w:val="en-GB"/>
+        </w:rPr>
+        <w:t>. A</w:t>
+      </w:r>
+      <w:r>
+        <w:rPr>
+          <w:lang w:val="en-GB"/>
+        </w:rPr>
+        <w:t xml:space="preserve"> </w:t>
+      </w:r>
+      <w:r>
+        <w:rPr>
+          <w:lang w:val="en-GB"/>
+        </w:rPr>
+        <w:t xml:space="preserve">BPE approach was selected to avoid manually defining chemistry-specific token rules and to allow the tokenizer to automatically learn recurring structural patterns within InChI strings (e.g., connectivity blocks, </w:t>
+      </w:r>
+      <w:r>
+        <w:rPr>
+          <w:lang w:val="en-GB"/>
+        </w:rPr>
+        <w:t xml:space="preserve">InChI-specific syntax, </w:t>
+      </w:r>
+      <w:r>
+        <w:rPr>
+          <w:lang w:val="en-GB"/>
+        </w:rPr>
+        <w:t>layer separators)</w:t>
+      </w:r>
+      <w:r>
+        <w:rPr>
+          <w:lang w:val="en-GB"/>
+        </w:rPr>
+        <w:t xml:space="preserve"> </w:t>
+      </w:r>
+      <w:sdt>
+        <w:sdtPr>
+          <w:rPr>
+            <w:rFonts w:ascii="Calibri" w:hAnsi="Calibri" w:cs="Calibri"/>
+            <w:color w:val="000000"/>
+            <w:lang w:val="en-GB"/>
+          </w:rPr>
+          <w:tag w:val="MENDELEY_CITATION_v3_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"/>
+          <w:id w:val="-662618241"/>
+          <w:placeholder>
+            <w:docPart w:val="DefaultPlaceholder_-1854013440"/>
+          </w:placeholder>
+        </w:sdtPr>
+        <w:sdtContent>
+          <w:r>
+            <w:rPr>
+              <w:rFonts w:ascii="Calibri" w:hAnsi="Calibri" w:cs="Calibri"/>
+              <w:color w:val="000000"/>
+              <w:lang w:val="en-GB"/>
+            </w:rPr>
+            <w:t>[19]</w:t>
+          </w:r>
+        </w:sdtContent>
+      </w:sdt>
+      <w:r>
+        <w:rPr>
+          <w:lang w:val="en-GB"/>
+        </w:rPr>
+        <w:t xml:space="preserve">. </w:t>
+      </w:r>
+      <w:r>
+        <w:rPr>
+          <w:lang w:val="en-GB"/>
+        </w:rPr>
+        <w:t xml:space="preserve">Given the relatively constrained </w:t>
+      </w:r>
+      <w:r>
+        <w:rPr>
+          <w:lang w:val="en-GB"/>
+        </w:rPr>
+        <w:t>alphabet and syntax of InChI representations, t</w:t>
+      </w:r>
+      <w:r>
+        <w:rPr>
+          <w:lang w:val="en-GB"/>
+        </w:rPr>
+        <w:t xml:space="preserve">he vocabulary size was fixed at 2,000 tokens, which </w:t>
+      </w:r>
+      <w:r>
+        <w:rPr>
+          <w:lang w:val="en-GB"/>
+        </w:rPr>
+        <w:t>felt like a safe</w:t>
+      </w:r>
+      <w:r>
+        <w:rPr>
+          <w:lang w:val="en-GB"/>
+        </w:rPr>
+        <w:t xml:space="preserve"> choice without extending it unnecessarily</w:t>
+      </w:r>
+      <w:r>
+        <w:rPr>
+          <w:lang w:val="en-GB"/>
+        </w:rPr>
+        <w:t>. A minimum token frequency of 2 was imposed to filter out spurious fragments generated by rare character combinations.</w:t>
+      </w:r>
+    </w:p>
+    <w:p>
+      <w:pPr>
+        <w:jc w:val="both"/>
+        <w:rPr>
+          <w:lang w:val="en-GB"/>
+        </w:rPr>
+      </w:pPr>
+      <w:r>
+        <w:rPr>
+          <w:lang w:val="en-GB"/>
+        </w:rPr>
+        <w:t>Sequences were truncated to a maximum length of 512 tokens to ensure stable training and compatibility with GPU memory constraints. Dynamic padding was enabled at batch level to avoid excessive memory usage while maintaining computational efficiency. These decisions were</w:t>
+      </w:r>
+      <w:r>
+        <w:rPr>
+          <w:lang w:val="en-GB"/>
+        </w:rPr>
+        <w:t xml:space="preserve"> primarily pragmatic</w:t>
+      </w:r>
+      <w:r>
+        <w:rPr>
+          <w:lang w:val="en-GB"/>
+        </w:rPr>
+        <w:t xml:space="preserve">, as early </w:t>
+      </w:r>
+      <w:r>
+        <w:rPr>
+          <w:lang w:val="en-GB"/>
+        </w:rPr>
+        <w:t>runs</w:t>
+      </w:r>
+      <w:r>
+        <w:rPr>
+          <w:lang w:val="en-GB"/>
+        </w:rPr>
+        <w:t xml:space="preserve"> revealed instability and memory limitations when allowing unbounded sequence lengths.</w:t>
+      </w:r>
+      <w:r>
+        <w:rPr>
+          <w:lang w:val="en-GB"/>
+        </w:rPr>
+        <w:t xml:space="preserve"> </w:t>
+      </w:r>
+      <w:r>
+        <w:rPr>
+          <w:lang w:val="en-GB"/>
+        </w:rPr>
+        <w:t>This saved memory and made training feasible.</w:t>
+      </w:r>
+    </w:p>
+    <w:p>
+      <w:pPr>
+        <w:jc w:val="both"/>
+        <w:rPr>
+          <w:lang w:val="en-GB"/>
+        </w:rPr>
+      </w:pPr>
+      <w:r>
+        <w:rPr>
+          <w:lang w:val="en-GB"/>
+        </w:rPr>
+        <w:t xml:space="preserve">The transformer encoder was configured as a compact yet expressive model, with 6 hidden layers, a hidden size of 384, and 6 attention heads. This configuration provides sufficient representational capacity for learning structural dependencies in InChI sequences while remaining computationally tractable under </w:t>
+      </w:r>
+      <w:r>
+        <w:rPr>
+          <w:lang w:val="en-GB"/>
+        </w:rPr>
+        <w:t xml:space="preserve">the author’s </w:t>
+      </w:r>
+      <w:r>
+        <w:rPr>
+          <w:lang w:val="en-GB"/>
+        </w:rPr>
+        <w:t xml:space="preserve">limited hardware resources (4GB VRAM). The masked language </w:t>
+      </w:r>
+      <w:r>
+        <w:rPr>
+          <w:lang w:val="en-GB"/>
+        </w:rPr>
+        <w:t>modelling</w:t>
+      </w:r>
+      <w:r>
+        <w:rPr>
+          <w:lang w:val="en-GB"/>
+        </w:rPr>
+        <w:t xml:space="preserve"> probability was set to 15%, following standard practice in transformer pretraining</w:t>
+      </w:r>
+      <w:r>
+        <w:rPr>
+          <w:lang w:val="en-GB"/>
+        </w:rPr>
+        <w:t xml:space="preserve"> </w:t>
+      </w:r>
+      <w:sdt>
+        <w:sdtPr>
+          <w:rPr>
+            <w:rFonts w:ascii="Calibri" w:hAnsi="Calibri" w:cs="Calibri"/>
+            <w:color w:val="000000"/>
+            <w:lang w:val="en-GB"/>
+          </w:rPr>
+          <w:tag w:val="MENDELEY_CITATION_v3_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"/>
+          <w:id w:val="-140035883"/>
+          <w:placeholder>
+            <w:docPart w:val="DefaultPlaceholder_-1854013440"/>
+          </w:placeholder>
+        </w:sdtPr>
+        <w:sdtContent>
+          <w:r>
+            <w:rPr>
+              <w:rFonts w:ascii="Calibri" w:hAnsi="Calibri" w:cs="Calibri"/>
+              <w:color w:val="000000"/>
+              <w:lang w:val="en-GB"/>
+            </w:rPr>
+            <w:t>[16]</w:t>
+          </w:r>
+        </w:sdtContent>
+      </w:sdt>
+      <w:r>
+        <w:rPr>
+          <w:lang w:val="en-GB"/>
+        </w:rPr>
+        <w:t xml:space="preserve">. Training was conducted for three epochs using </w:t>
+      </w:r>
+      <w:r>
+        <w:rPr>
+          <w:lang w:val="en-GB"/>
+        </w:rPr>
+        <w:t>mixed precision</w:t>
+      </w:r>
+      <w:r>
+        <w:rPr>
+          <w:lang w:val="en-GB"/>
+        </w:rPr>
+        <w:t xml:space="preserve"> (fp16) to improve efficiency, with gradient accumulation to achieve a stable effective batch size. A cosine learning rate scheduler and weight decay were applied to stabilize optimization</w:t>
+      </w:r>
+      <w:r>
+        <w:rPr>
+          <w:lang w:val="en-GB"/>
+        </w:rPr>
+        <w:t xml:space="preserve"> </w:t>
+      </w:r>
+      <w:sdt>
+        <w:sdtPr>
+          <w:rPr>
+            <w:rFonts w:ascii="Calibri" w:hAnsi="Calibri" w:cs="Calibri"/>
+            <w:color w:val="000000"/>
+            <w:lang w:val="en-GB"/>
+          </w:rPr>
+          <w:tag w:val="MENDELEY_CITATION_v3_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"/>
+          <w:id w:val="756565348"/>
+          <w:placeholder>
+            <w:docPart w:val="DefaultPlaceholder_-1854013440"/>
+          </w:placeholder>
+        </w:sdtPr>
+        <w:sdtContent>
+          <w:r>
+            <w:rPr>
+              <w:rFonts w:ascii="Calibri" w:hAnsi="Calibri" w:cs="Calibri"/>
+              <w:color w:val="000000"/>
+              <w:lang w:val="en-GB"/>
+            </w:rPr>
+            <w:t>[20]</w:t>
+          </w:r>
+        </w:sdtContent>
+      </w:sdt>
+      <w:r>
+        <w:rPr>
+          <w:lang w:val="en-GB"/>
+        </w:rPr>
+        <w:t>.</w:t>
+      </w:r>
+    </w:p>
+    <w:p>
+      <w:pPr>
+        <w:jc w:val="both"/>
+        <w:rPr>
+          <w:lang w:val="en-GB"/>
+        </w:rPr>
+      </w:pPr>
+      <w:r>
+        <w:rPr>
+          <w:lang w:val="en-GB"/>
+        </w:rPr>
+        <w:t xml:space="preserve">The architectural scale and number of training epochs were not selected to maximize language </w:t>
+      </w:r>
+      <w:r>
+        <w:rPr>
+          <w:lang w:val="en-GB"/>
+        </w:rPr>
+        <w:t>modelling</w:t>
+      </w:r>
+      <w:r>
+        <w:rPr>
+          <w:lang w:val="en-GB"/>
+        </w:rPr>
+        <w:t xml:space="preserve"> performance, but to obtain a structurally meaningful encoder within the practical time and hardware constraints of the project. Consequently, this model should be interpreted as a lightweight, domain-specific pretraining experiment rather than a large-scale foundation model comparable to industrial pretrained systems.</w:t>
+      </w:r>
+    </w:p>
+    <w:p>
+      <w:pPr>
+        <w:pStyle w:val="Heading4"/>
+        <w:jc w:val="both"/>
+        <w:rPr>
+          <w:lang w:val="en-GB"/>
+        </w:rPr>
+      </w:pPr>
+      <w:r>
+        <w:rPr>
+          <w:lang w:val="en-GB"/>
+        </w:rPr>
+        <w:t xml:space="preserve">Positioning &amp; </w:t>
+      </w:r>
+      <w:r>
+        <w:rPr>
+          <w:lang w:val="en-GB"/>
+        </w:rPr>
+        <w:t xml:space="preserve">Limitations </w:t>
+      </w:r>
+    </w:p>
+    <w:p>
+      <w:pPr>
+        <w:jc w:val="both"/>
+        <w:rPr>
+          <w:lang w:val="en-GB"/>
+        </w:rPr>
+      </w:pPr>
+      <w:r>
+        <w:rPr>
+          <w:lang w:val="en-GB"/>
+        </w:rPr>
+        <w:t>The architectural configuration of the InChI language model was primarily determined by computational constraints</w:t>
+      </w:r>
+      <w:r>
+        <w:rPr>
+          <w:lang w:val="en-GB"/>
+        </w:rPr>
+        <w:t xml:space="preserve">. </w:t>
+      </w:r>
+      <w:r>
+        <w:rPr>
+          <w:lang w:val="en-GB"/>
+        </w:rPr>
+        <w:t xml:space="preserve">The model was intentionally designed as a compact transformer (6 layers, hidden size 384, 6 attention heads) </w:t>
+      </w:r>
+      <w:r>
+        <w:rPr>
+          <w:lang w:val="en-GB"/>
+        </w:rPr>
+        <w:t>to</w:t>
+      </w:r>
+      <w:r>
+        <w:rPr>
+          <w:lang w:val="en-GB"/>
+        </w:rPr>
+        <w:t xml:space="preserve"> remain computationally feasible under limited hardware resources. In contrast, large pretrained models such as </w:t>
+      </w:r>
+      <w:proofErr w:type="spellStart"/>
+      <w:r>
+        <w:rPr>
+          <w:lang w:val="en-GB"/>
+        </w:rPr>
+        <w:t>ChemBERTa</w:t>
+      </w:r>
+      <w:proofErr w:type="spellEnd"/>
+      <w:r>
+        <w:rPr>
+          <w:lang w:val="en-GB"/>
+        </w:rPr>
+        <w:t xml:space="preserve"> typically employ substantially larger hidden dimensions, deeper stacks, and are trained on tens of millions of molecules</w:t>
+      </w:r>
+      <w:r>
+        <w:rPr>
+          <w:lang w:val="en-GB"/>
+        </w:rPr>
+        <w:t xml:space="preserve"> </w:t>
+      </w:r>
+      <w:sdt>
+        <w:sdtPr>
+          <w:rPr>
+            <w:rFonts w:ascii="Calibri" w:hAnsi="Calibri" w:cs="Calibri"/>
+            <w:color w:val="000000"/>
+            <w:lang w:val="en-GB"/>
+          </w:rPr>
+          <w:tag w:val="MENDELEY_CITATION_v3_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"/>
+          <w:id w:val="39560037"/>
+          <w:placeholder>
+            <w:docPart w:val="DefaultPlaceholder_-1854013440"/>
+          </w:placeholder>
+        </w:sdtPr>
+        <w:sdtContent>
+          <w:r>
+            <w:rPr>
+              <w:rFonts w:ascii="Calibri" w:hAnsi="Calibri" w:cs="Calibri"/>
+              <w:color w:val="000000"/>
+              <w:lang w:val="en-GB"/>
+            </w:rPr>
+            <w:t>[11]</w:t>
+          </w:r>
+        </w:sdtContent>
+      </w:sdt>
+      <w:r>
+        <w:rPr>
+          <w:lang w:val="en-GB"/>
+        </w:rPr>
+        <w:t>. A direct performance comparison between this lightweight, domain-specific pretraining experiment and large-scale industrial or academic foundation models would therefore be inherently unfair. The present model was not optimized through extensive hyperparameter exploration nor scaled following established transformer scaling practices; rather, it was configured to obtain a stable and interpretable encoder within the time and resource boundaries of a master’s thesis project.</w:t>
+      </w:r>
+    </w:p>
+    <w:p>
+      <w:pPr>
+        <w:jc w:val="both"/>
+        <w:rPr>
+          <w:lang w:val="en-GB"/>
+        </w:rPr>
+      </w:pPr>
+      <w:r>
+        <w:rPr>
+          <w:lang w:val="en-GB"/>
+        </w:rPr>
+        <w:t>To accommodate GPU memory limitations, gradient accumulation was employed to simulate a larger effective batch size while maintaining small per-device batches. This is a standard technique in deep learning practice</w:t>
+      </w:r>
+      <w:r>
+        <w:rPr>
+          <w:lang w:val="en-GB"/>
+        </w:rPr>
+        <w:t xml:space="preserve"> </w:t>
+      </w:r>
+      <w:sdt>
+        <w:sdtPr>
+          <w:rPr>
+            <w:rFonts w:ascii="Calibri" w:hAnsi="Calibri" w:cs="Calibri"/>
+            <w:color w:val="000000"/>
+            <w:lang w:val="en-GB"/>
+          </w:rPr>
+          <w:tag w:val="MENDELEY_CITATION_v3_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"/>
+          <w:id w:val="-1790971181"/>
+          <w:placeholder>
+            <w:docPart w:val="DefaultPlaceholder_-1854013440"/>
+          </w:placeholder>
+        </w:sdtPr>
+        <w:sdtContent>
+          <w:r>
+            <w:rPr>
+              <w:rFonts w:ascii="Calibri" w:hAnsi="Calibri" w:cs="Calibri"/>
+              <w:color w:val="000000"/>
+              <w:lang w:val="en-GB"/>
+            </w:rPr>
+            <w:t>[21]</w:t>
+          </w:r>
+        </w:sdtContent>
+      </w:sdt>
+      <w:r>
+        <w:rPr>
+          <w:lang w:val="en-GB"/>
+        </w:rPr>
+        <w:t>. T</w:t>
+      </w:r>
+      <w:r>
+        <w:rPr>
+          <w:lang w:val="en-GB"/>
+        </w:rPr>
+        <w:t>his approach reduces the variance of gradient estimates relative to very small batches, at the cost of less frequent parameter updates</w:t>
+      </w:r>
+      <w:r>
+        <w:rPr>
+          <w:lang w:val="en-GB"/>
+        </w:rPr>
+        <w:t>. Similarly, mixed-precision training (16-bit floating point) was enabled to reduce memory footprint and accelerate computation</w:t>
+      </w:r>
+      <w:r>
+        <w:rPr>
+          <w:lang w:val="en-GB"/>
+        </w:rPr>
+        <w:t xml:space="preserve"> </w:t>
+      </w:r>
+      <w:sdt>
+        <w:sdtPr>
+          <w:rPr>
+            <w:rFonts w:ascii="Calibri" w:hAnsi="Calibri" w:cs="Calibri"/>
+            <w:color w:val="000000"/>
+            <w:lang w:val="en-GB"/>
+          </w:rPr>
+          <w:tag w:val="MENDELEY_CITATION_v3_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"/>
+          <w:id w:val="1679385492"/>
+          <w:placeholder>
+            <w:docPart w:val="DefaultPlaceholder_-1854013440"/>
+          </w:placeholder>
+        </w:sdtPr>
+        <w:sdtContent>
+          <w:r>
+            <w:rPr>
+              <w:rFonts w:ascii="Calibri" w:hAnsi="Calibri" w:cs="Calibri"/>
+              <w:color w:val="000000"/>
+              <w:lang w:val="en-GB"/>
+            </w:rPr>
+            <w:t>[22]</w:t>
+          </w:r>
+        </w:sdtContent>
+      </w:sdt>
+      <w:r>
+        <w:rPr>
+          <w:lang w:val="en-GB"/>
+        </w:rPr>
+        <w:t xml:space="preserve">. </w:t>
+      </w:r>
+      <w:r>
+        <w:rPr>
+          <w:lang w:val="en-GB"/>
+        </w:rPr>
+        <w:t xml:space="preserve">Although </w:t>
+      </w:r>
+      <w:r>
+        <w:rPr>
+          <w:lang w:val="en-GB"/>
+        </w:rPr>
+        <w:lastRenderedPageBreak/>
+        <w:t>widely adopted in transformer training, reduced-precision arithmetic introduces minor numerical approximations compared to full 32-bit computation.</w:t>
+      </w:r>
+    </w:p>
+    <w:p>
+      <w:pPr>
+        <w:jc w:val="both"/>
+        <w:rPr>
+          <w:lang w:val="en-GB"/>
+        </w:rPr>
+      </w:pPr>
+      <w:r>
+        <w:rPr>
+          <w:lang w:val="en-GB"/>
+        </w:rPr>
+        <w:t>Tokenizer and sequence-length decisions also introduce assumptions. All sequences were truncated to a maximum of 512 tokens, and dynamic batch padding was applied to optimize memory usage. This implies that very long InChI strings</w:t>
+      </w:r>
+      <w:r>
+        <w:rPr>
+          <w:lang w:val="en-GB"/>
+        </w:rPr>
+        <w:t xml:space="preserve">, </w:t>
+      </w:r>
+      <w:r>
+        <w:rPr>
+          <w:lang w:val="en-GB"/>
+        </w:rPr>
+        <w:t>potentially</w:t>
+      </w:r>
+      <w:r>
+        <w:rPr>
+          <w:lang w:val="en-GB"/>
+        </w:rPr>
+        <w:t xml:space="preserve"> those</w:t>
+      </w:r>
+      <w:r>
+        <w:rPr>
+          <w:lang w:val="en-GB"/>
+        </w:rPr>
+        <w:t xml:space="preserve"> corresponding to large molecules or compounds with complex stereochemical layers</w:t>
+      </w:r>
+      <w:r>
+        <w:rPr>
+          <w:lang w:val="en-GB"/>
+        </w:rPr>
+        <w:t xml:space="preserve">, </w:t>
+      </w:r>
+      <w:r>
+        <w:rPr>
+          <w:lang w:val="en-GB"/>
+        </w:rPr>
+        <w:t>lose information beyond position 512. Implicitly, the model assumes that the initial portion of the InChI string contains sufficient structural information to capture features relevant for CYP450 metabolism</w:t>
+      </w:r>
+      <w:r>
+        <w:rPr>
+          <w:lang w:val="en-GB"/>
+        </w:rPr>
+        <w:t xml:space="preserve">, although this may </w:t>
+      </w:r>
+      <w:r>
+        <w:rPr>
+          <w:lang w:val="en-GB"/>
+        </w:rPr>
+        <w:t>have theoretical caveats</w:t>
+      </w:r>
+      <w:r>
+        <w:rPr>
+          <w:lang w:val="en-GB"/>
+        </w:rPr>
+        <w:t>. For most drug-like small molecules, this is a reasonable working assumption, as their InChI representations rarely approach extreme lengths. Nevertheless, this truncation constitutes a structural limitation of the representation and may disproportionately affect unusually large or complex compounds.</w:t>
+      </w:r>
+    </w:p>
+    <w:p>
+      <w:pPr>
+        <w:jc w:val="both"/>
+        <w:rPr>
+          <w:lang w:val="en-GB"/>
+        </w:rPr>
+      </w:pPr>
+      <w:r>
+        <w:rPr>
+          <w:lang w:val="en-GB"/>
+        </w:rPr>
+        <w:t>More broadly, this experiment does not attempt to claim architectural optimality. Decisions regarding vocabulary size, layer depth, hidden dimensionality, masking strategy, and scheduler configuration were guided by established transformer practices and empirical stability, but not by exhaustive ablation studies. Exploring alternative scaling regimes, tokenizer granularities, or architectural variants would require substantially larger computational resources</w:t>
+      </w:r>
+      <w:r>
+        <w:rPr>
+          <w:lang w:val="en-GB"/>
+        </w:rPr>
+        <w:t xml:space="preserve">. </w:t>
+      </w:r>
+      <w:r>
+        <w:rPr>
+          <w:lang w:val="en-GB"/>
+        </w:rPr>
+        <w:t xml:space="preserve">Consequently, the InChI encoder should be interpreted as </w:t>
+      </w:r>
+      <w:r>
+        <w:rPr>
+          <w:lang w:val="en-GB"/>
+        </w:rPr>
+        <w:t xml:space="preserve">an </w:t>
+      </w:r>
+      <w:r>
+        <w:rPr>
+          <w:b/>
+          <w:bCs/>
+          <w:lang w:val="en-GB"/>
+        </w:rPr>
+        <w:t>exploratory representation study</w:t>
+      </w:r>
+      <w:r>
+        <w:rPr>
+          <w:lang w:val="en-GB"/>
+        </w:rPr>
+        <w:t xml:space="preserve"> rather than a definitive benchmark against state-of-the-art pretrained molecular language models.</w:t>
+      </w:r>
+    </w:p>
+    <w:p>
+      <w:pPr>
         <w:pStyle w:val="Heading2"/>
-      </w:pPr>
-      <w:bookmarkStart w:id="11" w:name="_Toc221912947"/>
+        <w:rPr>
+          <w:lang w:val="en-GB"/>
+        </w:rPr>
+      </w:pPr>
+      <w:bookmarkStart w:id="19" w:name="_Toc225621969"/>
       <w:r>
         <w:t xml:space="preserve">Predictive </w:t>
       </w:r>
       <w:proofErr w:type="spellStart"/>
       <w:r>
-        <w:t>Modeling</w:t>
+        <w:t>Mode</w:t>
+      </w:r>
+      <w:r>
+        <w:t>l</w:t>
+      </w:r>
+      <w:r>
+        <w:t>ling</w:t>
       </w:r>
       <w:proofErr w:type="spellEnd"/>
       <w:r>
         <w:t xml:space="preserve"> Framework</w:t>
       </w:r>
-      <w:bookmarkEnd w:id="11"/>
+      <w:bookmarkEnd w:id="19"/>
     </w:p>
     <w:p>
       <w:pPr>
@@ -7891,15 +10126,14 @@
           <w:lang w:val="en-GB" w:eastAsia="en-GB"/>
         </w:rPr>
       </w:pPr>
-      <w:bookmarkStart w:id="12" w:name="_Toc221912948"/>
-      <w:r>
-        <w:rPr>
-          <w:lang w:val="en-GB" w:eastAsia="en-GB"/>
-        </w:rPr>
-        <w:lastRenderedPageBreak/>
+      <w:bookmarkStart w:id="20" w:name="_Toc225621970"/>
+      <w:r>
+        <w:rPr>
+          <w:lang w:val="en-GB" w:eastAsia="en-GB"/>
+        </w:rPr>
         <w:t>RESULTS</w:t>
       </w:r>
-      <w:bookmarkEnd w:id="12"/>
+      <w:bookmarkEnd w:id="20"/>
     </w:p>
     <w:p>
       <w:pPr>
@@ -7909,7 +10143,7 @@
           <w:lang w:val="en-GB" w:eastAsia="en-GB"/>
         </w:rPr>
       </w:pPr>
-      <w:bookmarkStart w:id="13" w:name="_Toc221912949"/>
+      <w:bookmarkStart w:id="21" w:name="_Toc225621971"/>
       <w:r>
         <w:rPr>
           <w:lang w:val="en-GB" w:eastAsia="en-GB"/>
@@ -7928,10 +10162,26 @@
         </w:rPr>
         <w:t>cquisition</w:t>
       </w:r>
-      <w:bookmarkEnd w:id="13"/>
+      <w:bookmarkEnd w:id="21"/>
     </w:p>
     <w:p>
       <w:pPr>
+        <w:pStyle w:val="Heading3"/>
+        <w:rPr>
+          <w:lang w:val="en-GB" w:eastAsia="en-GB"/>
+        </w:rPr>
+      </w:pPr>
+      <w:bookmarkStart w:id="22" w:name="_Toc225621972"/>
+      <w:r>
+        <w:rPr>
+          <w:lang w:val="en-GB" w:eastAsia="en-GB"/>
+        </w:rPr>
+        <w:t>InChI Database</w:t>
+      </w:r>
+      <w:bookmarkEnd w:id="22"/>
+    </w:p>
+    <w:p>
+      <w:pPr>
         <w:jc w:val="both"/>
         <w:rPr>
           <w:lang w:val="en-GB" w:eastAsia="en-GB"/>
@@ -7941,7 +10191,19 @@
         <w:rPr>
           <w:lang w:val="en-GB" w:eastAsia="en-GB"/>
         </w:rPr>
-        <w:t xml:space="preserve">To train the InChI embedder, a set of verified SMILES strings was obtained from a Kaggle dataset derived from </w:t>
+        <w:t xml:space="preserve">To </w:t>
+      </w:r>
+      <w:r>
+        <w:rPr>
+          <w:lang w:val="en-GB" w:eastAsia="en-GB"/>
+        </w:rPr>
+        <w:t>obtain cleaned InChIs ready to be used to train the self-developed embedder</w:t>
+      </w:r>
+      <w:r>
+        <w:rPr>
+          <w:lang w:val="en-GB" w:eastAsia="en-GB"/>
+        </w:rPr>
+        <w:t xml:space="preserve">, a set of verified SMILES strings was obtained from a Kaggle dataset derived from </w:t>
       </w:r>
       <w:proofErr w:type="spellStart"/>
       <w:r>
@@ -7964,7 +10226,7 @@
             <w:color w:val="000000"/>
             <w:lang w:val="en-GB" w:eastAsia="en-GB"/>
           </w:rPr>
-          <w:tag w:val="MENDELEY_CITATION_v3_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"/>
+          <w:tag w:val="MENDELEY_CITATION_v3_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"/>
           <w:id w:val="966242119"/>
           <w:placeholder>
             <w:docPart w:val="DefaultPlaceholder_-1854013440"/>
@@ -7977,7 +10239,7 @@
               <w:color w:val="000000"/>
               <w:lang w:val="en-GB" w:eastAsia="en-GB"/>
             </w:rPr>
-            <w:t>[16]</w:t>
+            <w:t>[23]</w:t>
           </w:r>
         </w:sdtContent>
       </w:sdt>
@@ -7985,21 +10247,7 @@
         <w:rPr>
           <w:lang w:val="en-GB" w:eastAsia="en-GB"/>
         </w:rPr>
-        <w:t xml:space="preserve">. The dataset contains approximately 1.5 million entries, each consisting of a </w:t>
-      </w:r>
-      <w:proofErr w:type="gramStart"/>
-      <w:r>
-        <w:rPr>
-          <w:lang w:val="en-GB" w:eastAsia="en-GB"/>
-        </w:rPr>
-        <w:t>SMILES</w:t>
-      </w:r>
-      <w:proofErr w:type="gramEnd"/>
-      <w:r>
-        <w:rPr>
-          <w:lang w:val="en-GB" w:eastAsia="en-GB"/>
-        </w:rPr>
-        <w:t xml:space="preserve"> string in the first column and a reference to the corresponding </w:t>
+        <w:t xml:space="preserve">. The dataset contains approximately 1.5 million entries, each consisting of a SMILES string in the first column and a reference to the corresponding </w:t>
       </w:r>
       <w:proofErr w:type="spellStart"/>
       <w:r>
@@ -8014,6 +10262,12 @@
           <w:lang w:val="en-GB" w:eastAsia="en-GB"/>
         </w:rPr>
         <w:t xml:space="preserve"> entry in the second.</w:t>
+      </w:r>
+      <w:r>
+        <w:rPr>
+          <w:lang w:val="en-GB" w:eastAsia="en-GB"/>
+        </w:rPr>
+        <w:t xml:space="preserve"> </w:t>
       </w:r>
     </w:p>
     <w:p>
@@ -8025,11 +10279,122 @@
       </w:pPr>
       <w:r>
         <w:rPr>
+          <w:lang w:val="en-GB" w:eastAsia="en-GB"/>
+        </w:rPr>
+        <w:t>These SMILES whe</w:t>
+      </w:r>
+      <w:r>
+        <w:rPr>
+          <w:lang w:val="en-GB" w:eastAsia="en-GB"/>
+        </w:rPr>
+        <w:t>re</w:t>
+      </w:r>
+      <w:r>
+        <w:rPr>
+          <w:lang w:val="en-GB" w:eastAsia="en-GB"/>
+        </w:rPr>
+        <w:t xml:space="preserve"> converted to InChI using the </w:t>
+      </w:r>
+      <w:proofErr w:type="spellStart"/>
+      <w:r>
+        <w:rPr>
+          <w:lang w:val="en-GB" w:eastAsia="en-GB"/>
+        </w:rPr>
+        <w:t>RDKit</w:t>
+      </w:r>
+      <w:proofErr w:type="spellEnd"/>
+      <w:r>
+        <w:rPr>
+          <w:lang w:val="en-GB" w:eastAsia="en-GB"/>
+        </w:rPr>
+        <w:t xml:space="preserve"> library</w:t>
+      </w:r>
+      <w:r>
+        <w:rPr>
+          <w:lang w:val="en-GB" w:eastAsia="en-GB"/>
+        </w:rPr>
+        <w:t>,</w:t>
+      </w:r>
+      <w:r>
+        <w:rPr>
+          <w:lang w:val="en-GB" w:eastAsia="en-GB"/>
+        </w:rPr>
+        <w:t xml:space="preserve"> which parses each SMILES string into an internal molecular representation and subsequently generates its corresponding standardized InChI string. The pipeline was executed in a sequential manner over the full dataset, producing a large corpus of InChI sequences to be used for tokenizer training and </w:t>
+      </w:r>
+      <w:r>
+        <w:rPr>
+          <w:lang w:val="en-GB" w:eastAsia="en-GB"/>
+        </w:rPr>
+        <w:t>MLM</w:t>
+      </w:r>
+      <w:r>
+        <w:rPr>
+          <w:lang w:val="en-GB" w:eastAsia="en-GB"/>
+        </w:rPr>
+        <w:t xml:space="preserve"> model pretraining. Summary statistics of the conversion process, including throughput and success rate, are presented in </w:t>
+      </w:r>
+      <w:r>
+        <w:rPr>
+          <w:lang w:val="en-GB" w:eastAsia="en-GB"/>
+        </w:rPr>
+        <w:fldChar w:fldCharType="begin"/>
+      </w:r>
+      <w:r>
+        <w:rPr>
+          <w:lang w:val="en-GB" w:eastAsia="en-GB"/>
+        </w:rPr>
+        <w:instrText xml:space="preserve"> REF _Ref225621380 \h </w:instrText>
+      </w:r>
+      <w:r>
+        <w:rPr>
+          <w:lang w:val="en-GB" w:eastAsia="en-GB"/>
+        </w:rPr>
+      </w:r>
+      <w:r>
+        <w:rPr>
+          <w:lang w:val="en-GB" w:eastAsia="en-GB"/>
+        </w:rPr>
+        <w:fldChar w:fldCharType="separate"/>
+      </w:r>
+      <w:r>
+        <w:rPr>
+          <w:lang w:val="en-GB"/>
+        </w:rPr>
+        <w:t xml:space="preserve">Figure </w:t>
+      </w:r>
+      <w:r>
+        <w:rPr>
           <w:noProof/>
-          <w:lang w:val="en-GB" w:eastAsia="en-GB"/>
-        </w:rPr>
+          <w:lang w:val="en-GB"/>
+        </w:rPr>
+        <w:t>2</w:t>
+      </w:r>
+      <w:r>
+        <w:rPr>
+          <w:lang w:val="en-GB" w:eastAsia="en-GB"/>
+        </w:rPr>
+        <w:fldChar w:fldCharType="end"/>
+      </w:r>
+      <w:r>
+        <w:rPr>
+          <w:lang w:val="en-GB" w:eastAsia="en-GB"/>
+        </w:rPr>
+        <w:t>.</w:t>
+      </w:r>
+    </w:p>
+    <w:p>
+      <w:pPr>
+        <w:keepNext/>
+        <w:jc w:val="both"/>
+      </w:pPr>
+      <w:r>
+        <w:rPr>
+          <w:noProof/>
+          <w:lang w:val="en-GB" w:eastAsia="en-GB"/>
+        </w:rPr>
+        <w:lastRenderedPageBreak/>
         <w:drawing>
-          <wp:inline distT="0" distB="0" distL="0" distR="0" wp14:anchorId="7101A6F0" wp14:editId="132F722B">
+          <wp:inline distT="0" distB="0" distL="0" distR="0" wp14:anchorId="4D630101" wp14:editId="2740E485">
             <wp:extent cx="5669915" cy="2606040"/>
             <wp:effectExtent l="0" t="0" r="6985" b="3810"/>
             <wp:docPr id="992652706" name="Picture 1" descr="A screen shot of a computer&#10;&#10;AI-generated content may be incorrect."/>
@@ -8044,7 +10409,7 @@
                     <pic:cNvPicPr/>
                   </pic:nvPicPr>
                   <pic:blipFill>
-                    <a:blip r:embed="rId15"/>
+                    <a:blip r:embed="rId19"/>
                     <a:stretch>
                       <a:fillRect/>
                     </a:stretch>
@@ -8067,6 +10432,73 @@
     </w:p>
     <w:p>
       <w:pPr>
+        <w:pStyle w:val="Caption"/>
+        <w:jc w:val="both"/>
+        <w:rPr>
+          <w:lang w:val="en-GB" w:eastAsia="en-GB"/>
+        </w:rPr>
+      </w:pPr>
+      <w:bookmarkStart w:id="23" w:name="_Ref225621380"/>
+      <w:r>
+        <w:rPr>
+          <w:lang w:val="en-GB"/>
+        </w:rPr>
+        <w:t xml:space="preserve">Figure </w:t>
+      </w:r>
+      <w:r>
+        <w:fldChar w:fldCharType="begin"/>
+      </w:r>
+      <w:r>
+        <w:rPr>
+          <w:lang w:val="en-GB"/>
+        </w:rPr>
+        <w:instrText xml:space="preserve"> SEQ Figure \* ARABIC </w:instrText>
+      </w:r>
+      <w:r>
+        <w:fldChar w:fldCharType="separate"/>
+      </w:r>
+      <w:r>
+        <w:rPr>
+          <w:noProof/>
+          <w:lang w:val="en-GB"/>
+        </w:rPr>
+        <w:t>2</w:t>
+      </w:r>
+      <w:r>
+        <w:fldChar w:fldCharType="end"/>
+      </w:r>
+      <w:bookmarkEnd w:id="23"/>
+      <w:r>
+        <w:rPr>
+          <w:lang w:val="en-GB"/>
+        </w:rPr>
+        <w:t xml:space="preserve"> </w:t>
+      </w:r>
+      <w:r>
+        <w:rPr>
+          <w:lang w:val="en-GB"/>
+        </w:rPr>
+        <w:t>Summary statistics of the SMILES-to-InChI conversion process, including total processed molecules, number of successful and failed conversions, overall success rate, and execution time.</w:t>
+      </w:r>
+    </w:p>
+    <w:p>
+      <w:pPr>
+        <w:pStyle w:val="Heading3"/>
+        <w:rPr>
+          <w:lang w:val="en-GB" w:eastAsia="en-GB"/>
+        </w:rPr>
+      </w:pPr>
+      <w:bookmarkStart w:id="24" w:name="_Toc225621973"/>
+      <w:r>
+        <w:rPr>
+          <w:lang w:val="en-GB" w:eastAsia="en-GB"/>
+        </w:rPr>
+        <w:t>Metabolism-related Database</w:t>
+      </w:r>
+      <w:bookmarkEnd w:id="24"/>
+    </w:p>
+    <w:p>
+      <w:pPr>
         <w:jc w:val="both"/>
         <w:rPr>
           <w:lang w:val="en-GB" w:eastAsia="en-GB"/>
@@ -8363,14 +10795,7 @@
         <w:rPr>
           <w:lang w:val="en-GB"/>
         </w:rPr>
-        <w:t xml:space="preserve">These SMILES </w:t>
-      </w:r>
-      <w:r>
-        <w:rPr>
-          <w:lang w:val="en-GB"/>
-        </w:rPr>
-        <w:lastRenderedPageBreak/>
-        <w:t xml:space="preserve">representations were then converted into standardized InChI formats using </w:t>
+        <w:t xml:space="preserve">These SMILES representations were then converted into standardized InChI formats using </w:t>
       </w:r>
       <w:proofErr w:type="spellStart"/>
       <w:r>
@@ -8397,351 +10822,19 @@
       <w:r>
         <w:rPr>
           <w:noProof/>
-        </w:rPr>
-        <mc:AlternateContent>
-          <mc:Choice Requires="wps">
-            <w:drawing>
-              <wp:anchor distT="0" distB="0" distL="114300" distR="114300" simplePos="0" relativeHeight="251667456" behindDoc="0" locked="0" layoutInCell="1" allowOverlap="1" wp14:anchorId="7F3512B5" wp14:editId="00DCE663">
-                <wp:simplePos x="0" y="0"/>
-                <wp:positionH relativeFrom="column">
-                  <wp:posOffset>3028315</wp:posOffset>
-                </wp:positionH>
-                <wp:positionV relativeFrom="paragraph">
-                  <wp:posOffset>1933575</wp:posOffset>
-                </wp:positionV>
-                <wp:extent cx="2690495" cy="635"/>
-                <wp:effectExtent l="0" t="0" r="0" b="0"/>
-                <wp:wrapSquare wrapText="bothSides"/>
-                <wp:docPr id="906153808" name="Text Box 1"/>
-                <wp:cNvGraphicFramePr/>
-                <a:graphic xmlns:a="http://schemas.openxmlformats.org/drawingml/2006/main">
-                  <a:graphicData uri="http://schemas.microsoft.com/office/word/2010/wordprocessingShape">
-                    <wps:wsp>
-                      <wps:cNvSpPr txBox="1"/>
-                      <wps:spPr>
-                        <a:xfrm>
-                          <a:off x="0" y="0"/>
-                          <a:ext cx="2690495" cy="635"/>
-                        </a:xfrm>
-                        <a:prstGeom prst="rect">
-                          <a:avLst/>
-                        </a:prstGeom>
-                        <a:solidFill>
-                          <a:prstClr val="white"/>
-                        </a:solidFill>
-                        <a:ln>
-                          <a:noFill/>
-                        </a:ln>
-                      </wps:spPr>
-                      <wps:txbx>
-                        <w:txbxContent>
-                          <w:p>
-                            <w:pPr>
-                              <w:pStyle w:val="Caption"/>
-                              <w:rPr>
-                                <w:noProof/>
-                                <w:sz w:val="22"/>
-                                <w:szCs w:val="22"/>
-                                <w:lang w:val="en-GB"/>
-                              </w:rPr>
-                            </w:pPr>
-                            <w:bookmarkStart w:id="14" w:name="_Toc222319992"/>
-                            <w:r>
-                              <w:rPr>
-                                <w:lang w:val="en-GB"/>
-                              </w:rPr>
-                              <w:t xml:space="preserve">Figure </w:t>
-                            </w:r>
-                            <w:r>
-                              <w:fldChar w:fldCharType="begin"/>
-                            </w:r>
-                            <w:r>
-                              <w:rPr>
-                                <w:lang w:val="en-GB"/>
-                              </w:rPr>
-                              <w:instrText xml:space="preserve"> SEQ Figure \* ARABIC </w:instrText>
-                            </w:r>
-                            <w:r>
-                              <w:fldChar w:fldCharType="separate"/>
-                            </w:r>
-                            <w:r>
-                              <w:rPr>
-                                <w:noProof/>
-                                <w:lang w:val="en-GB"/>
-                              </w:rPr>
-                              <w:t>2</w:t>
-                            </w:r>
-                            <w:r>
-                              <w:fldChar w:fldCharType="end"/>
-                            </w:r>
-                            <w:r>
-                              <w:rPr>
-                                <w:lang w:val="en-GB"/>
-                              </w:rPr>
-                              <w:t xml:space="preserve"> </w:t>
-                            </w:r>
-                            <w:r>
-                              <w:rPr>
-                                <w:lang w:val="en-GB"/>
-                              </w:rPr>
-                              <w:t xml:space="preserve">CYP450 </w:t>
-                            </w:r>
-                            <w:r>
-                              <w:rPr>
-                                <w:lang w:val="en-GB"/>
-                              </w:rPr>
-                              <w:t>‘</w:t>
-                            </w:r>
-                            <w:r>
-                              <w:rPr>
-                                <w:lang w:val="en-GB"/>
-                              </w:rPr>
-                              <w:t>dict</w:t>
-                            </w:r>
-                            <w:r>
-                              <w:rPr>
-                                <w:lang w:val="en-GB"/>
-                              </w:rPr>
-                              <w:t>’</w:t>
-                            </w:r>
-                            <w:r>
-                              <w:rPr>
-                                <w:lang w:val="en-GB"/>
-                              </w:rPr>
-                              <w:t xml:space="preserve"> descriptors</w:t>
-                            </w:r>
-                            <w:r>
-                              <w:rPr>
-                                <w:lang w:val="en-GB"/>
-                              </w:rPr>
-                              <w:t xml:space="preserve"> for full db (A) and curated db with threshold = 10 (B)</w:t>
-                            </w:r>
-                            <w:r>
-                              <w:rPr>
-                                <w:lang w:val="en-GB"/>
-                              </w:rPr>
-                              <w:t>.</w:t>
-                            </w:r>
-                            <w:r>
-                              <w:rPr>
-                                <w:lang w:val="en-GB"/>
-                              </w:rPr>
-                              <w:t xml:space="preserve">  </w:t>
-                            </w:r>
-                            <w:r>
-                              <w:rPr>
-                                <w:lang w:val="en-GB"/>
-                              </w:rPr>
-                              <w:t>Dict(</w:t>
-                            </w:r>
-                            <w:r>
-                              <w:rPr>
-                                <w:lang w:val="en-GB"/>
-                              </w:rPr>
-                              <w:t xml:space="preserve"> </w:t>
-                            </w:r>
-                            <w:r>
-                              <w:rPr>
-                                <w:b/>
-                                <w:bCs/>
-                                <w:lang w:val="en-GB"/>
-                              </w:rPr>
-                              <w:t>CYP name</w:t>
-                            </w:r>
-                            <w:r>
-                              <w:rPr>
-                                <w:b/>
-                                <w:bCs/>
-                                <w:lang w:val="en-GB"/>
-                              </w:rPr>
-                              <w:t xml:space="preserve"> </w:t>
-                            </w:r>
-                            <w:r>
-                              <w:rPr>
-                                <w:lang w:val="en-GB"/>
-                              </w:rPr>
-                              <w:t>: Nº of appearances )</w:t>
-                            </w:r>
-                            <w:bookmarkEnd w:id="14"/>
-                          </w:p>
-                        </w:txbxContent>
-                      </wps:txbx>
-                      <wps:bodyPr rot="0" spcFirstLastPara="0" vertOverflow="overflow" horzOverflow="overflow" vert="horz" wrap="square" lIns="0" tIns="0" rIns="0" bIns="0" numCol="1" spcCol="0" rtlCol="0" fromWordArt="0" anchor="t" anchorCtr="0" forceAA="0" compatLnSpc="1">
-                        <a:prstTxWarp prst="textNoShape">
-                          <a:avLst/>
-                        </a:prstTxWarp>
-                        <a:spAutoFit/>
-                      </wps:bodyPr>
-                    </wps:wsp>
-                  </a:graphicData>
-                </a:graphic>
-                <wp14:sizeRelH relativeFrom="margin">
-                  <wp14:pctWidth>0</wp14:pctWidth>
-                </wp14:sizeRelH>
-              </wp:anchor>
-            </w:drawing>
-          </mc:Choice>
-          <mc:Fallback>
-            <w:pict>
-              <v:shapetype w14:anchorId="7F3512B5" id="_x0000_t202" coordsize="21600,21600" o:spt="202" path="m,l,21600r21600,l21600,xe">
-                <v:stroke joinstyle="miter"/>
-                <v:path gradientshapeok="t" o:connecttype="rect"/>
-              </v:shapetype>
-              <v:shape id="Text Box 1" o:spid="_x0000_s1026" type="#_x0000_t202" style="position:absolute;left:0;text-align:left;margin-left:238.45pt;margin-top:152.25pt;width:211.85pt;height:.05pt;z-index:251667456;visibility:visible;mso-wrap-style:square;mso-width-percent:0;mso-wrap-distance-left:9pt;mso-wrap-distance-top:0;mso-wrap-distance-right:9pt;mso-wrap-distance-bottom:0;mso-position-horizontal:absolute;mso-position-horizontal-relative:text;mso-position-vertical:absolute;mso-position-vertical-relative:text;mso-width-percent:0;mso-width-relative:margin;v-text-anchor:top" o:gfxdata="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" stroked="f">
-                <v:textbox style="mso-fit-shape-to-text:t" inset="0,0,0,0">
-                  <w:txbxContent>
-                    <w:p>
-                      <w:pPr>
-                        <w:pStyle w:val="Caption"/>
-                        <w:rPr>
-                          <w:noProof/>
-                          <w:sz w:val="22"/>
-                          <w:szCs w:val="22"/>
-                          <w:lang w:val="en-GB"/>
-                        </w:rPr>
-                      </w:pPr>
-                      <w:bookmarkStart w:id="15" w:name="_Toc222319992"/>
-                      <w:r>
-                        <w:rPr>
-                          <w:lang w:val="en-GB"/>
-                        </w:rPr>
-                        <w:t xml:space="preserve">Figure </w:t>
-                      </w:r>
-                      <w:r>
-                        <w:fldChar w:fldCharType="begin"/>
-                      </w:r>
-                      <w:r>
-                        <w:rPr>
-                          <w:lang w:val="en-GB"/>
-                        </w:rPr>
-                        <w:instrText xml:space="preserve"> SEQ Figure \* ARABIC </w:instrText>
-                      </w:r>
-                      <w:r>
-                        <w:fldChar w:fldCharType="separate"/>
-                      </w:r>
-                      <w:r>
-                        <w:rPr>
-                          <w:noProof/>
-                          <w:lang w:val="en-GB"/>
-                        </w:rPr>
-                        <w:t>2</w:t>
-                      </w:r>
-                      <w:r>
-                        <w:fldChar w:fldCharType="end"/>
-                      </w:r>
-                      <w:r>
-                        <w:rPr>
-                          <w:lang w:val="en-GB"/>
-                        </w:rPr>
-                        <w:t xml:space="preserve"> </w:t>
-                      </w:r>
-                      <w:r>
-                        <w:rPr>
-                          <w:lang w:val="en-GB"/>
-                        </w:rPr>
-                        <w:t xml:space="preserve">CYP450 </w:t>
-                      </w:r>
-                      <w:r>
-                        <w:rPr>
-                          <w:lang w:val="en-GB"/>
-                        </w:rPr>
-                        <w:t>‘</w:t>
-                      </w:r>
-                      <w:r>
-                        <w:rPr>
-                          <w:lang w:val="en-GB"/>
-                        </w:rPr>
-                        <w:t>dict</w:t>
-                      </w:r>
-                      <w:r>
-                        <w:rPr>
-                          <w:lang w:val="en-GB"/>
-                        </w:rPr>
-                        <w:t>’</w:t>
-                      </w:r>
-                      <w:r>
-                        <w:rPr>
-                          <w:lang w:val="en-GB"/>
-                        </w:rPr>
-                        <w:t xml:space="preserve"> descriptors</w:t>
-                      </w:r>
-                      <w:r>
-                        <w:rPr>
-                          <w:lang w:val="en-GB"/>
-                        </w:rPr>
-                        <w:t xml:space="preserve"> for full db (A) and curated db with threshold = 10 (B)</w:t>
-                      </w:r>
-                      <w:r>
-                        <w:rPr>
-                          <w:lang w:val="en-GB"/>
-                        </w:rPr>
-                        <w:t>.</w:t>
-                      </w:r>
-                      <w:r>
-                        <w:rPr>
-                          <w:lang w:val="en-GB"/>
-                        </w:rPr>
-                        <w:t xml:space="preserve">  </w:t>
-                      </w:r>
-                      <w:r>
-                        <w:rPr>
-                          <w:lang w:val="en-GB"/>
-                        </w:rPr>
-                        <w:t>Dict(</w:t>
-                      </w:r>
-                      <w:r>
-                        <w:rPr>
-                          <w:lang w:val="en-GB"/>
-                        </w:rPr>
-                        <w:t xml:space="preserve"> </w:t>
-                      </w:r>
-                      <w:r>
-                        <w:rPr>
-                          <w:b/>
-                          <w:bCs/>
-                          <w:lang w:val="en-GB"/>
-                        </w:rPr>
-                        <w:t>CYP name</w:t>
-                      </w:r>
-                      <w:r>
-                        <w:rPr>
-                          <w:b/>
-                          <w:bCs/>
-                          <w:lang w:val="en-GB"/>
-                        </w:rPr>
-                        <w:t xml:space="preserve"> </w:t>
-                      </w:r>
-                      <w:r>
-                        <w:rPr>
-                          <w:lang w:val="en-GB"/>
-                        </w:rPr>
-                        <w:t>: Nº of appearances )</w:t>
-                      </w:r>
-                      <w:bookmarkEnd w:id="15"/>
-                    </w:p>
-                  </w:txbxContent>
-                </v:textbox>
-                <w10:wrap type="square"/>
-              </v:shape>
-            </w:pict>
-          </mc:Fallback>
-        </mc:AlternateContent>
-      </w:r>
-      <w:r>
-        <w:rPr>
-          <w:noProof/>
-          <w:lang w:val="en-GB" w:eastAsia="en-GB"/>
-        </w:rPr>
+          <w:lang w:val="en-GB" w:eastAsia="en-GB"/>
+        </w:rPr>
+        <w:lastRenderedPageBreak/>
         <mc:AlternateContent>
           <mc:Choice Requires="wpg">
             <w:drawing>
-              <wp:anchor distT="0" distB="0" distL="114300" distR="114300" simplePos="0" relativeHeight="251665408" behindDoc="0" locked="0" layoutInCell="1" allowOverlap="1" wp14:anchorId="2AC83DF5" wp14:editId="1AB96A6B">
+              <wp:anchor distT="0" distB="0" distL="114300" distR="114300" simplePos="0" relativeHeight="251665408" behindDoc="0" locked="0" layoutInCell="1" allowOverlap="1" wp14:anchorId="2AC83DF5" wp14:editId="580DE83C">
                 <wp:simplePos x="0" y="0"/>
                 <wp:positionH relativeFrom="column">
-                  <wp:posOffset>3028315</wp:posOffset>
+                  <wp:posOffset>3029585</wp:posOffset>
                 </wp:positionH>
                 <wp:positionV relativeFrom="paragraph">
-                  <wp:posOffset>92710</wp:posOffset>
+                  <wp:posOffset>0</wp:posOffset>
                 </wp:positionV>
                 <wp:extent cx="2690495" cy="1783715"/>
                 <wp:effectExtent l="0" t="0" r="0" b="6985"/>
@@ -8756,7 +10849,7 @@
                         <a:xfrm>
                           <a:off x="0" y="0"/>
                           <a:ext cx="2690495" cy="1783715"/>
-                          <a:chOff x="0" y="0"/>
+                          <a:chOff x="0" y="-90560"/>
                           <a:chExt cx="2691129" cy="1784350"/>
                         </a:xfrm>
                       </wpg:grpSpPr>
@@ -8765,7 +10858,7 @@
                         <wps:cNvSpPr txBox="1"/>
                         <wps:spPr>
                           <a:xfrm>
-                            <a:off x="1079500" y="0"/>
+                            <a:off x="1079500" y="-90560"/>
                             <a:ext cx="1335405" cy="400051"/>
                           </a:xfrm>
                           <a:prstGeom prst="rect">
@@ -8906,7 +10999,7 @@
                           </pic:cNvPicPr>
                         </pic:nvPicPr>
                         <pic:blipFill rotWithShape="1">
-                          <a:blip r:embed="rId16">
+                          <a:blip r:embed="rId20">
                             <a:extLst>
                               <a:ext uri="{28A0092B-C50C-407E-A947-70E740481C1C}">
                                 <a14:useLocalDpi xmlns:a14="http://schemas.microsoft.com/office/drawing/2010/main" val="0"/>
@@ -8920,7 +11013,7 @@
                         </pic:blipFill>
                         <pic:spPr bwMode="auto">
                           <a:xfrm>
-                            <a:off x="0" y="336550"/>
+                            <a:off x="0" y="245990"/>
                             <a:ext cx="1644650" cy="1447800"/>
                           </a:xfrm>
                           <a:prstGeom prst="rect">
@@ -8944,7 +11037,7 @@
                           </pic:cNvPicPr>
                         </pic:nvPicPr>
                         <pic:blipFill rotWithShape="1">
-                          <a:blip r:embed="rId17">
+                          <a:blip r:embed="rId21">
                             <a:extLst>
                               <a:ext uri="{28A0092B-C50C-407E-A947-70E740481C1C}">
                                 <a14:useLocalDpi xmlns:a14="http://schemas.microsoft.com/office/drawing/2010/main" val="0"/>
@@ -8958,7 +11051,7 @@
                         </pic:blipFill>
                         <pic:spPr bwMode="auto">
                           <a:xfrm>
-                            <a:off x="1789784" y="336550"/>
+                            <a:off x="1789784" y="245990"/>
                             <a:ext cx="901345" cy="1447800"/>
                           </a:xfrm>
                           <a:prstGeom prst="rect">
@@ -8985,8 +11078,12 @@
           </mc:Choice>
           <mc:Fallback>
             <w:pict>
-              <v:group w14:anchorId="2AC83DF5" id="Group 3" o:spid="_x0000_s1027" style="position:absolute;left:0;text-align:left;margin-left:238.45pt;margin-top:7.3pt;width:211.85pt;height:140.45pt;z-index:251665408;mso-height-relative:margin" coordsize="26911,17843" o:gfxdata="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">
-                <v:shape id="_x0000_s1028" type="#_x0000_t202" style="position:absolute;left:10795;width:13354;height:4000;visibility:visible;mso-wrap-style:none;v-text-anchor:top" o:gfxdata="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" filled="f" stroked="f">
+              <v:group w14:anchorId="2AC83DF5" id="Group 3" o:spid="_x0000_s1026" style="position:absolute;left:0;text-align:left;margin-left:238.55pt;margin-top:0;width:211.85pt;height:140.45pt;z-index:251665408;mso-height-relative:margin" coordorigin=",-905" coordsize="26911,17843" o:gfxdata="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">
+                <v:shapetype id="_x0000_t202" coordsize="21600,21600" o:spt="202" path="m,l,21600r21600,l21600,xe">
+                  <v:stroke joinstyle="miter"/>
+                  <v:path gradientshapeok="t" o:connecttype="rect"/>
+                </v:shapetype>
+                <v:shape id="_x0000_s1027" type="#_x0000_t202" style="position:absolute;left:10795;top:-905;width:13354;height:3999;visibility:visible;mso-wrap-style:none;v-text-anchor:top" o:gfxdata="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" filled="f" stroked="f">
                   <v:textbox>
                     <w:txbxContent>
                       <w:p>
@@ -9103,11 +11200,11 @@
                     </w:txbxContent>
                   </v:textbox>
                 </v:shape>
-                <v:shape id="Picture 1" o:spid="_x0000_s1029" type="#_x0000_t75" alt="A screenshot of a computer screen&#10;&#10;AI-generated content may be incorrect." style="position:absolute;top:3365;width:16446;height:14478;visibility:visible;mso-wrap-style:square" o:gfxdata="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">
-                  <v:imagedata r:id="rId18" o:title="A screenshot of a computer screen&#10;&#10;AI-generated content may be incorrect" croptop="-1f" cropbottom="2168f" cropright="4014f"/>
+                <v:shape id="Picture 1" o:spid="_x0000_s1028" type="#_x0000_t75" alt="A screenshot of a computer screen&#10;&#10;AI-generated content may be incorrect." style="position:absolute;top:2459;width:16446;height:14478;visibility:visible;mso-wrap-style:square" o:gfxdata="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">
+                  <v:imagedata r:id="rId22" o:title="A screenshot of a computer screen&#10;&#10;AI-generated content may be incorrect" croptop="-1f" cropbottom="2168f" cropright="4014f"/>
                 </v:shape>
-                <v:shape id="Picture 1" o:spid="_x0000_s1030" type="#_x0000_t75" alt="A screen shot of a number&#10;&#10;AI-generated content may be incorrect." style="position:absolute;left:17897;top:3365;width:9014;height:14478;visibility:visible;mso-wrap-style:square" o:gfxdata="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">
-                  <v:imagedata r:id="rId19" o:title="A screen shot of a number&#10;&#10;AI-generated content may be incorrect" cropleft="29127f"/>
+                <v:shape id="Picture 1" o:spid="_x0000_s1029" type="#_x0000_t75" alt="A screen shot of a number&#10;&#10;AI-generated content may be incorrect." style="position:absolute;left:17897;top:2459;width:9014;height:14478;visibility:visible;mso-wrap-style:square" o:gfxdata="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">
+                  <v:imagedata r:id="rId23" o:title="A screen shot of a number&#10;&#10;AI-generated content may be incorrect" cropleft="29127f"/>
                 </v:shape>
                 <w10:wrap type="square"/>
               </v:group>
@@ -9117,6 +11214,343 @@
       </w:r>
       <w:r>
         <w:rPr>
+          <w:noProof/>
+        </w:rPr>
+        <mc:AlternateContent>
+          <mc:Choice Requires="wps">
+            <w:drawing>
+              <wp:anchor distT="0" distB="0" distL="114300" distR="114300" simplePos="0" relativeHeight="251667456" behindDoc="0" locked="0" layoutInCell="1" allowOverlap="1" wp14:anchorId="7F3512B5" wp14:editId="48C32299">
+                <wp:simplePos x="0" y="0"/>
+                <wp:positionH relativeFrom="column">
+                  <wp:posOffset>3028315</wp:posOffset>
+                </wp:positionH>
+                <wp:positionV relativeFrom="paragraph">
+                  <wp:posOffset>1933575</wp:posOffset>
+                </wp:positionV>
+                <wp:extent cx="2690495" cy="635"/>
+                <wp:effectExtent l="0" t="0" r="0" b="0"/>
+                <wp:wrapSquare wrapText="bothSides"/>
+                <wp:docPr id="906153808" name="Text Box 1"/>
+                <wp:cNvGraphicFramePr/>
+                <a:graphic xmlns:a="http://schemas.openxmlformats.org/drawingml/2006/main">
+                  <a:graphicData uri="http://schemas.microsoft.com/office/word/2010/wordprocessingShape">
+                    <wps:wsp>
+                      <wps:cNvSpPr txBox="1"/>
+                      <wps:spPr>
+                        <a:xfrm>
+                          <a:off x="0" y="0"/>
+                          <a:ext cx="2690495" cy="635"/>
+                        </a:xfrm>
+                        <a:prstGeom prst="rect">
+                          <a:avLst/>
+                        </a:prstGeom>
+                        <a:solidFill>
+                          <a:prstClr val="white"/>
+                        </a:solidFill>
+                        <a:ln>
+                          <a:noFill/>
+                        </a:ln>
+                      </wps:spPr>
+                      <wps:txbx>
+                        <w:txbxContent>
+                          <w:p>
+                            <w:pPr>
+                              <w:pStyle w:val="Caption"/>
+                              <w:rPr>
+                                <w:noProof/>
+                                <w:sz w:val="22"/>
+                                <w:szCs w:val="22"/>
+                                <w:lang w:val="en-GB"/>
+                              </w:rPr>
+                            </w:pPr>
+                            <w:bookmarkStart w:id="25" w:name="_Ref223455572"/>
+                            <w:bookmarkStart w:id="26" w:name="_Toc222319992"/>
+                            <w:bookmarkStart w:id="27" w:name="_Ref223455489"/>
+                            <w:r>
+                              <w:rPr>
+                                <w:lang w:val="en-GB"/>
+                              </w:rPr>
+                              <w:t xml:space="preserve">Figure </w:t>
+                            </w:r>
+                            <w:r>
+                              <w:fldChar w:fldCharType="begin"/>
+                            </w:r>
+                            <w:r>
+                              <w:rPr>
+                                <w:lang w:val="en-GB"/>
+                              </w:rPr>
+                              <w:instrText xml:space="preserve"> SEQ Figure \* ARABIC </w:instrText>
+                            </w:r>
+                            <w:r>
+                              <w:fldChar w:fldCharType="separate"/>
+                            </w:r>
+                            <w:r>
+                              <w:rPr>
+                                <w:noProof/>
+                                <w:lang w:val="en-GB"/>
+                              </w:rPr>
+                              <w:t>3</w:t>
+                            </w:r>
+                            <w:r>
+                              <w:fldChar w:fldCharType="end"/>
+                            </w:r>
+                            <w:bookmarkEnd w:id="25"/>
+                            <w:r>
+                              <w:rPr>
+                                <w:lang w:val="en-GB"/>
+                              </w:rPr>
+                              <w:t xml:space="preserve"> </w:t>
+                            </w:r>
+                            <w:r>
+                              <w:rPr>
+                                <w:lang w:val="en-GB"/>
+                              </w:rPr>
+                              <w:t xml:space="preserve">CYP450 </w:t>
+                            </w:r>
+                            <w:r>
+                              <w:rPr>
+                                <w:lang w:val="en-GB"/>
+                              </w:rPr>
+                              <w:t>‘</w:t>
+                            </w:r>
+                            <w:r>
+                              <w:rPr>
+                                <w:lang w:val="en-GB"/>
+                              </w:rPr>
+                              <w:t>dict</w:t>
+                            </w:r>
+                            <w:r>
+                              <w:rPr>
+                                <w:lang w:val="en-GB"/>
+                              </w:rPr>
+                              <w:t>’</w:t>
+                            </w:r>
+                            <w:r>
+                              <w:rPr>
+                                <w:lang w:val="en-GB"/>
+                              </w:rPr>
+                              <w:t xml:space="preserve"> descriptors</w:t>
+                            </w:r>
+                            <w:r>
+                              <w:rPr>
+                                <w:lang w:val="en-GB"/>
+                              </w:rPr>
+                              <w:t xml:space="preserve"> for full db (A) and curated db with threshold = 10 (B)</w:t>
+                            </w:r>
+                            <w:r>
+                              <w:rPr>
+                                <w:lang w:val="en-GB"/>
+                              </w:rPr>
+                              <w:t>.</w:t>
+                            </w:r>
+                            <w:r>
+                              <w:rPr>
+                                <w:lang w:val="en-GB"/>
+                              </w:rPr>
+                              <w:t xml:space="preserve">  </w:t>
+                            </w:r>
+                            <w:r>
+                              <w:rPr>
+                                <w:lang w:val="en-GB"/>
+                              </w:rPr>
+                              <w:t>Dict(</w:t>
+                            </w:r>
+                            <w:r>
+                              <w:rPr>
+                                <w:lang w:val="en-GB"/>
+                              </w:rPr>
+                              <w:t xml:space="preserve"> </w:t>
+                            </w:r>
+                            <w:r>
+                              <w:rPr>
+                                <w:b/>
+                                <w:bCs/>
+                                <w:lang w:val="en-GB"/>
+                              </w:rPr>
+                              <w:t>CYP name</w:t>
+                            </w:r>
+                            <w:r>
+                              <w:rPr>
+                                <w:b/>
+                                <w:bCs/>
+                                <w:lang w:val="en-GB"/>
+                              </w:rPr>
+                              <w:t xml:space="preserve"> </w:t>
+                            </w:r>
+                            <w:r>
+                              <w:rPr>
+                                <w:lang w:val="en-GB"/>
+                              </w:rPr>
+                              <w:t>: Nº of appearances )</w:t>
+                            </w:r>
+                            <w:bookmarkEnd w:id="26"/>
+                            <w:bookmarkEnd w:id="27"/>
+                          </w:p>
+                        </w:txbxContent>
+                      </wps:txbx>
+                      <wps:bodyPr rot="0" spcFirstLastPara="0" vertOverflow="overflow" horzOverflow="overflow" vert="horz" wrap="square" lIns="0" tIns="0" rIns="0" bIns="0" numCol="1" spcCol="0" rtlCol="0" fromWordArt="0" anchor="t" anchorCtr="0" forceAA="0" compatLnSpc="1">
+                        <a:prstTxWarp prst="textNoShape">
+                          <a:avLst/>
+                        </a:prstTxWarp>
+                        <a:spAutoFit/>
+                      </wps:bodyPr>
+                    </wps:wsp>
+                  </a:graphicData>
+                </a:graphic>
+                <wp14:sizeRelH relativeFrom="margin">
+                  <wp14:pctWidth>0</wp14:pctWidth>
+                </wp14:sizeRelH>
+              </wp:anchor>
+            </w:drawing>
+          </mc:Choice>
+          <mc:Fallback>
+            <w:pict>
+              <v:shape w14:anchorId="7F3512B5" id="Text Box 1" o:spid="_x0000_s1030" type="#_x0000_t202" style="position:absolute;left:0;text-align:left;margin-left:238.45pt;margin-top:152.25pt;width:211.85pt;height:.05pt;z-index:251667456;visibility:visible;mso-wrap-style:square;mso-width-percent:0;mso-wrap-distance-left:9pt;mso-wrap-distance-top:0;mso-wrap-distance-right:9pt;mso-wrap-distance-bottom:0;mso-position-horizontal:absolute;mso-position-horizontal-relative:text;mso-position-vertical:absolute;mso-position-vertical-relative:text;mso-width-percent:0;mso-width-relative:margin;v-text-anchor:top" o:gfxdata="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" stroked="f">
+                <v:textbox style="mso-fit-shape-to-text:t" inset="0,0,0,0">
+                  <w:txbxContent>
+                    <w:p>
+                      <w:pPr>
+                        <w:pStyle w:val="Caption"/>
+                        <w:rPr>
+                          <w:noProof/>
+                          <w:sz w:val="22"/>
+                          <w:szCs w:val="22"/>
+                          <w:lang w:val="en-GB"/>
+                        </w:rPr>
+                      </w:pPr>
+                      <w:bookmarkStart w:id="28" w:name="_Ref223455572"/>
+                      <w:bookmarkStart w:id="29" w:name="_Toc222319992"/>
+                      <w:bookmarkStart w:id="30" w:name="_Ref223455489"/>
+                      <w:r>
+                        <w:rPr>
+                          <w:lang w:val="en-GB"/>
+                        </w:rPr>
+                        <w:t xml:space="preserve">Figure </w:t>
+                      </w:r>
+                      <w:r>
+                        <w:fldChar w:fldCharType="begin"/>
+                      </w:r>
+                      <w:r>
+                        <w:rPr>
+                          <w:lang w:val="en-GB"/>
+                        </w:rPr>
+                        <w:instrText xml:space="preserve"> SEQ Figure \* ARABIC </w:instrText>
+                      </w:r>
+                      <w:r>
+                        <w:fldChar w:fldCharType="separate"/>
+                      </w:r>
+                      <w:r>
+                        <w:rPr>
+                          <w:noProof/>
+                          <w:lang w:val="en-GB"/>
+                        </w:rPr>
+                        <w:t>3</w:t>
+                      </w:r>
+                      <w:r>
+                        <w:fldChar w:fldCharType="end"/>
+                      </w:r>
+                      <w:bookmarkEnd w:id="28"/>
+                      <w:r>
+                        <w:rPr>
+                          <w:lang w:val="en-GB"/>
+                        </w:rPr>
+                        <w:t xml:space="preserve"> </w:t>
+                      </w:r>
+                      <w:r>
+                        <w:rPr>
+                          <w:lang w:val="en-GB"/>
+                        </w:rPr>
+                        <w:t xml:space="preserve">CYP450 </w:t>
+                      </w:r>
+                      <w:r>
+                        <w:rPr>
+                          <w:lang w:val="en-GB"/>
+                        </w:rPr>
+                        <w:t>‘</w:t>
+                      </w:r>
+                      <w:r>
+                        <w:rPr>
+                          <w:lang w:val="en-GB"/>
+                        </w:rPr>
+                        <w:t>dict</w:t>
+                      </w:r>
+                      <w:r>
+                        <w:rPr>
+                          <w:lang w:val="en-GB"/>
+                        </w:rPr>
+                        <w:t>’</w:t>
+                      </w:r>
+                      <w:r>
+                        <w:rPr>
+                          <w:lang w:val="en-GB"/>
+                        </w:rPr>
+                        <w:t xml:space="preserve"> descriptors</w:t>
+                      </w:r>
+                      <w:r>
+                        <w:rPr>
+                          <w:lang w:val="en-GB"/>
+                        </w:rPr>
+                        <w:t xml:space="preserve"> for full db (A) and curated db with threshold = 10 (B)</w:t>
+                      </w:r>
+                      <w:r>
+                        <w:rPr>
+                          <w:lang w:val="en-GB"/>
+                        </w:rPr>
+                        <w:t>.</w:t>
+                      </w:r>
+                      <w:r>
+                        <w:rPr>
+                          <w:lang w:val="en-GB"/>
+                        </w:rPr>
+                        <w:t xml:space="preserve">  </w:t>
+                      </w:r>
+                      <w:r>
+                        <w:rPr>
+                          <w:lang w:val="en-GB"/>
+                        </w:rPr>
+                        <w:t>Dict(</w:t>
+                      </w:r>
+                      <w:r>
+                        <w:rPr>
+                          <w:lang w:val="en-GB"/>
+                        </w:rPr>
+                        <w:t xml:space="preserve"> </w:t>
+                      </w:r>
+                      <w:r>
+                        <w:rPr>
+                          <w:b/>
+                          <w:bCs/>
+                          <w:lang w:val="en-GB"/>
+                        </w:rPr>
+                        <w:t>CYP name</w:t>
+                      </w:r>
+                      <w:r>
+                        <w:rPr>
+                          <w:b/>
+                          <w:bCs/>
+                          <w:lang w:val="en-GB"/>
+                        </w:rPr>
+                        <w:t xml:space="preserve"> </w:t>
+                      </w:r>
+                      <w:r>
+                        <w:rPr>
+                          <w:lang w:val="en-GB"/>
+                        </w:rPr>
+                        <w:t>: Nº of appearances )</w:t>
+                      </w:r>
+                      <w:bookmarkEnd w:id="29"/>
+                      <w:bookmarkEnd w:id="30"/>
+                    </w:p>
+                  </w:txbxContent>
+                </v:textbox>
+                <w10:wrap type="square"/>
+              </v:shape>
+            </w:pict>
+          </mc:Fallback>
+        </mc:AlternateContent>
+      </w:r>
+      <w:r>
+        <w:rPr>
           <w:lang w:val="en-GB" w:eastAsia="en-GB"/>
         </w:rPr>
         <w:t xml:space="preserve">By using </w:t>
@@ -9243,13 +11677,79 @@
           <w:color w:val="EE0000"/>
           <w:lang w:val="en-GB" w:eastAsia="en-GB"/>
         </w:rPr>
-        <w:t xml:space="preserve"> (Figure XXX A)</w:t>
-      </w:r>
-      <w:r>
-        <w:rPr>
-          <w:lang w:val="en-GB" w:eastAsia="en-GB"/>
-        </w:rPr>
-        <w:t xml:space="preserve">. These low frequency CYP450s were removed from the </w:t>
+        <w:t xml:space="preserve"> </w:t>
+      </w:r>
+      <w:r>
+        <w:rPr>
+          <w:lang w:val="en-GB"/>
+        </w:rPr>
+        <w:t>(</w:t>
+      </w:r>
+      <w:r>
+        <w:rPr>
+          <w:lang w:val="en-GB"/>
+        </w:rPr>
+        <w:fldChar w:fldCharType="begin"/>
+      </w:r>
+      <w:r>
+        <w:rPr>
+          <w:lang w:val="en-GB"/>
+        </w:rPr>
+        <w:instrText xml:space="preserve"> REF _Ref223455572 \h </w:instrText>
+      </w:r>
+      <w:r>
+        <w:rPr>
+          <w:lang w:val="en-GB"/>
+        </w:rPr>
+      </w:r>
+      <w:r>
+        <w:rPr>
+          <w:lang w:val="en-GB"/>
+        </w:rPr>
+        <w:fldChar w:fldCharType="separate"/>
+      </w:r>
+      <w:r>
+        <w:rPr>
+          <w:lang w:val="en-GB"/>
+        </w:rPr>
+        <w:t xml:space="preserve">Figure </w:t>
+      </w:r>
+      <w:r>
+        <w:rPr>
+          <w:noProof/>
+          <w:lang w:val="en-GB"/>
+        </w:rPr>
+        <w:t>3</w:t>
+      </w:r>
+      <w:r>
+        <w:rPr>
+          <w:lang w:val="en-GB"/>
+        </w:rPr>
+        <w:fldChar w:fldCharType="end"/>
+      </w:r>
+      <w:r>
+        <w:rPr>
+          <w:lang w:val="en-GB"/>
+        </w:rPr>
+        <w:t>A</w:t>
+      </w:r>
+      <w:r>
+        <w:rPr>
+          <w:lang w:val="en-GB"/>
+        </w:rPr>
+        <w:t>)</w:t>
+      </w:r>
+      <w:r>
+        <w:rPr>
+          <w:lang w:val="en-GB"/>
+        </w:rPr>
+        <w:t xml:space="preserve">. </w:t>
+      </w:r>
+      <w:r>
+        <w:rPr>
+          <w:lang w:val="en-GB" w:eastAsia="en-GB"/>
+        </w:rPr>
+        <w:t xml:space="preserve">These low frequency CYP450s were removed from the </w:t>
       </w:r>
       <w:proofErr w:type="spellStart"/>
       <w:r>
@@ -9287,7 +11787,67 @@
         <w:rPr>
           <w:lang w:val="en-GB" w:eastAsia="en-GB"/>
         </w:rPr>
-        <w:t xml:space="preserve"> with an improved mean of 208 compound’ appearances (Figure XXX B).</w:t>
+        <w:t xml:space="preserve"> with an improved mean of 208 compound’ appearances </w:t>
+      </w:r>
+      <w:r>
+        <w:rPr>
+          <w:lang w:val="en-GB" w:eastAsia="en-GB"/>
+        </w:rPr>
+        <w:t>(</w:t>
+      </w:r>
+      <w:r>
+        <w:rPr>
+          <w:lang w:val="en-GB" w:eastAsia="en-GB"/>
+        </w:rPr>
+        <w:fldChar w:fldCharType="begin"/>
+      </w:r>
+      <w:r>
+        <w:rPr>
+          <w:lang w:val="en-GB" w:eastAsia="en-GB"/>
+        </w:rPr>
+        <w:instrText xml:space="preserve"> REF _Ref223455572 \h </w:instrText>
+      </w:r>
+      <w:r>
+        <w:rPr>
+          <w:lang w:val="en-GB" w:eastAsia="en-GB"/>
+        </w:rPr>
+      </w:r>
+      <w:r>
+        <w:rPr>
+          <w:lang w:val="en-GB" w:eastAsia="en-GB"/>
+        </w:rPr>
+        <w:fldChar w:fldCharType="separate"/>
+      </w:r>
+      <w:r>
+        <w:rPr>
+          <w:lang w:val="en-GB"/>
+        </w:rPr>
+        <w:t xml:space="preserve">Figure </w:t>
+      </w:r>
+      <w:r>
+        <w:rPr>
+          <w:noProof/>
+          <w:lang w:val="en-GB"/>
+        </w:rPr>
+        <w:t>3</w:t>
+      </w:r>
+      <w:r>
+        <w:rPr>
+          <w:lang w:val="en-GB" w:eastAsia="en-GB"/>
+        </w:rPr>
+        <w:fldChar w:fldCharType="end"/>
+      </w:r>
+      <w:r>
+        <w:rPr>
+          <w:lang w:val="en-GB" w:eastAsia="en-GB"/>
+        </w:rPr>
+        <w:t>B</w:t>
+      </w:r>
+      <w:r>
+        <w:rPr>
+          <w:lang w:val="en-GB" w:eastAsia="en-GB"/>
+        </w:rPr>
+        <w:t>).</w:t>
       </w:r>
     </w:p>
     <w:p>
@@ -9298,14 +11858,14 @@
           <w:lang w:val="en-GB" w:eastAsia="en-GB"/>
         </w:rPr>
       </w:pPr>
-      <w:bookmarkStart w:id="16" w:name="_Toc221912950"/>
+      <w:bookmarkStart w:id="31" w:name="_Toc225621974"/>
       <w:r>
         <w:rPr>
           <w:lang w:val="en-GB" w:eastAsia="en-GB"/>
         </w:rPr>
         <w:t>Data source description</w:t>
       </w:r>
-      <w:bookmarkEnd w:id="16"/>
+      <w:bookmarkEnd w:id="31"/>
     </w:p>
     <w:p>
       <w:pPr>
@@ -9346,7 +11906,7 @@
             <w:color w:val="000000"/>
             <w:lang w:val="en-GB" w:eastAsia="en-GB"/>
           </w:rPr>
-          <w:tag w:val="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"/>
+          <w:tag w:val="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"/>
           <w:id w:val="-1174185752"/>
           <w:placeholder>
             <w:docPart w:val="DefaultPlaceholder_-1854013440"/>
@@ -9361,7 +11921,7 @@
               <w:color w:val="000000"/>
               <w:lang w:val="en-GB" w:eastAsia="en-GB"/>
             </w:rPr>
-            <w:t>[17]</w:t>
+            <w:t>[24]</w:t>
           </w:r>
         </w:sdtContent>
       </w:sdt>
@@ -9428,6 +11988,51 @@
           <w:lang w:val="en-GB" w:eastAsia="en-GB"/>
         </w:rPr>
         <w:t>as well as details on related proteins, sequences, structures, and biological pathways.</w:t>
+      </w:r>
+    </w:p>
+    <w:p>
+      <w:pPr>
+        <w:pStyle w:val="ListParagraph"/>
+        <w:numPr>
+          <w:ilvl w:val="0"/>
+          <w:numId w:val="30"/>
+        </w:numPr>
+        <w:jc w:val="both"/>
+        <w:rPr>
+          <w:lang w:val="en-GB" w:eastAsia="en-GB"/>
+        </w:rPr>
+      </w:pPr>
+      <w:r>
+        <w:rPr>
+          <w:b/>
+          <w:bCs/>
+          <w:lang w:val="en-GB" w:eastAsia="en-GB"/>
+        </w:rPr>
+        <w:t>Kaggle:</w:t>
+      </w:r>
+      <w:r>
+        <w:rPr>
+          <w:lang w:val="en-GB" w:eastAsia="en-GB"/>
+        </w:rPr>
+        <w:t xml:space="preserve"> </w:t>
+      </w:r>
+      <w:r>
+        <w:rPr>
+          <w:lang w:val="en-GB" w:eastAsia="en-GB"/>
+        </w:rPr>
+        <w:t>It is an open online platform dedicated to data science and machine learning that hosts publicly accessible datasets, predictive modelling competitions, and collaborative notebooks. Kaggle aggregates datasets contributed by both institutions and individual researchers, covering a wide range of domains including chemistry and bioinformatics</w:t>
+      </w:r>
+      <w:r>
+        <w:rPr>
+          <w:lang w:val="en-GB" w:eastAsia="en-GB"/>
+        </w:rPr>
+        <w:t xml:space="preserve">. </w:t>
+      </w:r>
+      <w:r>
+        <w:rPr>
+          <w:lang w:val="en-GB" w:eastAsia="en-GB"/>
+        </w:rPr>
+        <w:t>In this work, Kaggle served as the access point for acquiring a pre-processed dataset of drug-like compounds.</w:t>
       </w:r>
     </w:p>
     <w:p>
@@ -9469,7 +12074,7 @@
             <w:color w:val="000000"/>
             <w:lang w:val="en-GB" w:eastAsia="en-GB"/>
           </w:rPr>
-          <w:tag w:val="MENDELEY_CITATION_v3_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"/>
+          <w:tag w:val="MENDELEY_CITATION_v3_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"/>
           <w:id w:val="-1193225435"/>
           <w:placeholder>
             <w:docPart w:val="DefaultPlaceholder_-1854013440"/>
@@ -9484,7 +12089,7 @@
               <w:color w:val="000000"/>
               <w:lang w:val="en-GB" w:eastAsia="en-GB"/>
             </w:rPr>
-            <w:t>[18]</w:t>
+            <w:t>[25]</w:t>
           </w:r>
         </w:sdtContent>
       </w:sdt>
@@ -9503,6 +12108,32 @@
         </w:rPr>
         <w:t xml:space="preserve"> It is a manually curated, freely accessible database that provides comprehensive bioactivity data for drug-like compounds. It integrates chemical, biological, and pharmacological information, covering from compound structures to bioactivity measurements against biological targets. The data is primarily extracted from the primary medicinal chemistry literature.</w:t>
       </w:r>
+      <w:r>
+        <w:rPr>
+          <w:lang w:val="en-GB" w:eastAsia="en-GB"/>
+        </w:rPr>
+        <w:t xml:space="preserve"> </w:t>
+      </w:r>
+      <w:r>
+        <w:rPr>
+          <w:lang w:val="en-GB" w:eastAsia="en-GB"/>
+        </w:rPr>
+        <w:t xml:space="preserve">For this project, </w:t>
+      </w:r>
+      <w:proofErr w:type="spellStart"/>
+      <w:r>
+        <w:rPr>
+          <w:lang w:val="en-GB" w:eastAsia="en-GB"/>
+        </w:rPr>
+        <w:t>ChEMBL</w:t>
+      </w:r>
+      <w:proofErr w:type="spellEnd"/>
+      <w:r>
+        <w:rPr>
+          <w:lang w:val="en-GB" w:eastAsia="en-GB"/>
+        </w:rPr>
+        <w:t xml:space="preserve"> served as the fundamental source for the SMILES strings used to train the proprietary InChI embedder, providing the large-scale, high-quality structural data necessary for developing robust chemical representations.</w:t>
+      </w:r>
     </w:p>
     <w:p>
       <w:pPr>
@@ -9512,25 +12143,49 @@
           <w:lang w:val="en-GB" w:eastAsia="en-GB"/>
         </w:rPr>
       </w:pPr>
-      <w:bookmarkStart w:id="17" w:name="_Toc221912951"/>
+      <w:bookmarkStart w:id="32" w:name="_Toc225621975"/>
       <w:r>
         <w:rPr>
           <w:lang w:val="en-GB" w:eastAsia="en-GB"/>
         </w:rPr>
         <w:t>Exploratory data analysis (EDA)</w:t>
       </w:r>
-      <w:bookmarkEnd w:id="17"/>
+      <w:bookmarkEnd w:id="32"/>
     </w:p>
     <w:p>
       <w:pPr>
-        <w:jc w:val="both"/>
-        <w:rPr>
-          <w:lang w:val="en-GB" w:eastAsia="en-GB"/>
-        </w:rPr>
-      </w:pPr>
+        <w:pStyle w:val="Heading3"/>
+        <w:rPr>
+          <w:lang w:val="en-GB" w:eastAsia="en-GB"/>
+        </w:rPr>
+      </w:pPr>
+      <w:bookmarkStart w:id="33" w:name="_Toc225621976"/>
+      <w:r>
+        <w:rPr>
+          <w:lang w:val="en-GB" w:eastAsia="en-GB"/>
+        </w:rPr>
+        <w:t>InChI Database EDA</w:t>
+      </w:r>
+      <w:bookmarkEnd w:id="33"/>
     </w:p>
     <w:p>
       <w:pPr>
+        <w:pStyle w:val="Heading3"/>
+        <w:rPr>
+          <w:lang w:val="en-GB" w:eastAsia="en-GB"/>
+        </w:rPr>
+      </w:pPr>
+      <w:bookmarkStart w:id="34" w:name="_Toc225621977"/>
+      <w:r>
+        <w:rPr>
+          <w:lang w:val="en-GB" w:eastAsia="en-GB"/>
+        </w:rPr>
+        <w:t>Metabolism-related Database EDA</w:t>
+      </w:r>
+      <w:bookmarkEnd w:id="34"/>
+    </w:p>
+    <w:p>
+      <w:pPr>
         <w:jc w:val="both"/>
         <w:rPr>
           <w:lang w:val="en-GB" w:eastAsia="en-GB"/>
@@ -9542,7 +12197,7 @@
         </w:rPr>
         <w:t xml:space="preserve">Benchmark predictor: </w:t>
       </w:r>
-      <w:hyperlink r:id="rId20" w:history="1">
+      <w:hyperlink r:id="rId24" w:history="1">
         <w:r>
           <w:rPr>
             <w:rStyle w:val="Hyperlink"/>
@@ -9559,14 +12214,14 @@
           <w:lang w:val="en-GB" w:eastAsia="en-GB"/>
         </w:rPr>
       </w:pPr>
-      <w:bookmarkStart w:id="18" w:name="_Toc221912952"/>
+      <w:bookmarkStart w:id="35" w:name="_Toc225621978"/>
       <w:r>
         <w:rPr>
           <w:lang w:val="en-GB" w:eastAsia="en-GB"/>
         </w:rPr>
         <w:t>Data Preprocessing</w:t>
       </w:r>
-      <w:bookmarkEnd w:id="18"/>
+      <w:bookmarkEnd w:id="35"/>
       <w:r>
         <w:rPr>
           <w:lang w:val="en-GB" w:eastAsia="en-GB"/>
@@ -9576,65 +12231,59 @@
     </w:p>
     <w:p>
       <w:pPr>
-        <w:pStyle w:val="Heading3"/>
-        <w:rPr>
-          <w:lang w:val="en-GB" w:eastAsia="en-GB"/>
-        </w:rPr>
-      </w:pPr>
-      <w:bookmarkStart w:id="19" w:name="_Toc221912953"/>
-      <w:r>
-        <w:rPr>
-          <w:lang w:val="en-GB" w:eastAsia="en-GB"/>
-        </w:rPr>
-        <w:t>Molecular Fingerprint Generation Using Morgan Algorithm</w:t>
-      </w:r>
-      <w:bookmarkEnd w:id="19"/>
+        <w:rPr>
+          <w:lang w:val="en-GB" w:eastAsia="en-GB"/>
+        </w:rPr>
+      </w:pPr>
+      <w:r>
+        <w:rPr>
+          <w:lang w:val="en-GB" w:eastAsia="en-GB"/>
+        </w:rPr>
+        <w:t>This section</w:t>
+      </w:r>
+      <w:r>
+        <w:rPr>
+          <w:lang w:val="en-GB" w:eastAsia="en-GB"/>
+        </w:rPr>
+        <w:t xml:space="preserve"> describes the preprocessing of the curated </w:t>
+      </w:r>
+      <w:proofErr w:type="spellStart"/>
+      <w:r>
+        <w:rPr>
+          <w:lang w:val="en-GB" w:eastAsia="en-GB"/>
+        </w:rPr>
+        <w:t>DrugBank</w:t>
+      </w:r>
+      <w:proofErr w:type="spellEnd"/>
+      <w:r>
+        <w:rPr>
+          <w:lang w:val="en-GB" w:eastAsia="en-GB"/>
+        </w:rPr>
+        <w:t xml:space="preserve"> metabolism dataset (1,368 compounds), where molecular structures are encoded into numerical representations for machine </w:t>
+      </w:r>
+      <w:r>
+        <w:rPr>
+          <w:lang w:val="en-GB" w:eastAsia="en-GB"/>
+        </w:rPr>
+        <w:lastRenderedPageBreak/>
+        <w:t>learning. All feature matrices generated in the following subsections are derived from this same set of compounds.</w:t>
+      </w:r>
     </w:p>
     <w:p>
       <w:pPr>
-        <w:jc w:val="both"/>
-        <w:rPr>
-          <w:lang w:val="en-GB" w:eastAsia="en-GB"/>
-        </w:rPr>
-      </w:pPr>
-      <w:r>
-        <w:rPr>
-          <w:lang w:val="en-GB" w:eastAsia="en-GB"/>
-        </w:rPr>
-        <w:t>Firstly,</w:t>
-      </w:r>
-      <w:r>
-        <w:rPr>
-          <w:lang w:val="en-GB" w:eastAsia="en-GB"/>
-        </w:rPr>
-        <w:t xml:space="preserve"> molecular structures were encoded using Morgan fingerprints (ECFP6) derived from their canonical SMILES representations. </w:t>
-      </w:r>
-      <w:r>
-        <w:rPr>
-          <w:lang w:val="en-GB" w:eastAsia="en-GB"/>
-        </w:rPr>
-        <w:t>These were</w:t>
-      </w:r>
-      <w:r>
-        <w:rPr>
-          <w:lang w:val="en-GB" w:eastAsia="en-GB"/>
-        </w:rPr>
-        <w:t xml:space="preserve"> computed using the cheminformatics toolkit </w:t>
-      </w:r>
-      <w:proofErr w:type="spellStart"/>
-      <w:r>
-        <w:rPr>
-          <w:lang w:val="en-GB" w:eastAsia="en-GB"/>
-        </w:rPr>
-        <w:t>RDKit</w:t>
-      </w:r>
-      <w:proofErr w:type="spellEnd"/>
-      <w:r>
-        <w:rPr>
-          <w:lang w:val="en-GB" w:eastAsia="en-GB"/>
-        </w:rPr>
-        <w:t>.</w:t>
-      </w:r>
+        <w:pStyle w:val="Heading3"/>
+        <w:rPr>
+          <w:lang w:val="en-GB" w:eastAsia="en-GB"/>
+        </w:rPr>
+      </w:pPr>
+      <w:bookmarkStart w:id="36" w:name="_Toc225621979"/>
+      <w:r>
+        <w:rPr>
+          <w:lang w:val="en-GB" w:eastAsia="en-GB"/>
+        </w:rPr>
+        <w:t>Molecular Fingerprint Generation Using Morgan Algorithm</w:t>
+      </w:r>
+      <w:bookmarkEnd w:id="36"/>
     </w:p>
     <w:p>
       <w:pPr>
@@ -9647,6 +12296,52 @@
         <w:rPr>
           <w:lang w:val="en-GB" w:eastAsia="en-GB"/>
         </w:rPr>
+        <w:t>Firstly,</w:t>
+      </w:r>
+      <w:r>
+        <w:rPr>
+          <w:lang w:val="en-GB" w:eastAsia="en-GB"/>
+        </w:rPr>
+        <w:t xml:space="preserve"> molecular structures were encoded using Morgan fingerprints (ECFP6) derived from their canonical SMILES representations. </w:t>
+      </w:r>
+      <w:r>
+        <w:rPr>
+          <w:lang w:val="en-GB" w:eastAsia="en-GB"/>
+        </w:rPr>
+        <w:t>These were</w:t>
+      </w:r>
+      <w:r>
+        <w:rPr>
+          <w:lang w:val="en-GB" w:eastAsia="en-GB"/>
+        </w:rPr>
+        <w:t xml:space="preserve"> computed using the cheminformatics toolkit </w:t>
+      </w:r>
+      <w:proofErr w:type="spellStart"/>
+      <w:r>
+        <w:rPr>
+          <w:lang w:val="en-GB" w:eastAsia="en-GB"/>
+        </w:rPr>
+        <w:t>RDKit</w:t>
+      </w:r>
+      <w:proofErr w:type="spellEnd"/>
+      <w:r>
+        <w:rPr>
+          <w:lang w:val="en-GB" w:eastAsia="en-GB"/>
+        </w:rPr>
+        <w:t>.</w:t>
+      </w:r>
+    </w:p>
+    <w:p>
+      <w:pPr>
+        <w:jc w:val="both"/>
+        <w:rPr>
+          <w:lang w:val="en-GB" w:eastAsia="en-GB"/>
+        </w:rPr>
+      </w:pPr>
+      <w:r>
+        <w:rPr>
+          <w:lang w:val="en-GB" w:eastAsia="en-GB"/>
+        </w:rPr>
         <w:t xml:space="preserve">Each SMILES string was first parsed into an internal molecular graph object. The Morgan algorithm then iteratively enumerates circular atom environments up to a predefined radius. In this implementation, a radius of 3 was selected, corresponding to ECFP6 (i.e., </w:t>
       </w:r>
       <w:proofErr w:type="spellStart"/>
@@ -9679,14 +12374,7 @@
         <w:rPr>
           <w:lang w:val="en-GB" w:eastAsia="en-GB"/>
         </w:rPr>
-        <w:t>These local atomic environments were hashed into fixed-</w:t>
-      </w:r>
-      <w:r>
-        <w:rPr>
-          <w:lang w:val="en-GB" w:eastAsia="en-GB"/>
-        </w:rPr>
-        <w:lastRenderedPageBreak/>
-        <w:t>length count vectors of 2,048 dimensions. After processing the curated dataset, this resulted in a fingerprint matrix:</w:t>
+        <w:t>These local atomic environments were hashed into fixed-length count vectors of 2,048 dimensions. After processing the curated dataset, this resulted in a fingerprint matrix:</w:t>
       </w:r>
     </w:p>
     <w:p>
@@ -9761,7 +12449,7 @@
                   <w:rFonts w:ascii="Cambria Math" w:hAnsi="Cambria Math"/>
                   <w:lang w:val="en-GB" w:eastAsia="en-GB"/>
                 </w:rPr>
-                <m:t>1367×2048</m:t>
+                <m:t>1368×2048</m:t>
               </m:r>
             </m:sup>
           </m:sSubSup>
@@ -9802,21 +12490,7 @@
         <w:rPr>
           <w:lang w:val="en-GB" w:eastAsia="en-GB"/>
         </w:rPr>
-        <w:t xml:space="preserve">In contrast to binary fingerprints, count-based fingerprints were intentionally selected </w:t>
-      </w:r>
-      <w:proofErr w:type="gramStart"/>
-      <w:r>
-        <w:rPr>
-          <w:lang w:val="en-GB" w:eastAsia="en-GB"/>
-        </w:rPr>
-        <w:t>in order to</w:t>
-      </w:r>
-      <w:proofErr w:type="gramEnd"/>
-      <w:r>
-        <w:rPr>
-          <w:lang w:val="en-GB" w:eastAsia="en-GB"/>
-        </w:rPr>
-        <w:t xml:space="preserve"> preserve the multiplicity of structural motifs. Since CYP450-mediated metabolism is often influenced by the frequency of specific functional groups or reactive moieties within a molecule, retaining substructure counts provides a richer representation than simple presence/absence encoding, while maintaining interpretability and computational efficiency.</w:t>
+        <w:t>In contrast to binary fingerprints, count-based fingerprints were intentionally selected in order to preserve the multiplicity of structural motifs. Since CYP450-mediated metabolism is often influenced by the frequency of specific functional groups or reactive moieties within a molecule, retaining substructure counts provides a richer representation than simple presence/absence encoding, while maintaining interpretability and computational efficiency.</w:t>
       </w:r>
     </w:p>
     <w:p>
@@ -9866,7 +12540,19 @@
         <w:rPr>
           <w:lang w:val="en-GB" w:eastAsia="en-GB"/>
         </w:rPr>
-        <w:t xml:space="preserve">) file structured as a 1,367 × 2,048 numerical matrix. Each row was indexed by the corresponding </w:t>
+        <w:t>) file structured as a 1,36</w:t>
+      </w:r>
+      <w:r>
+        <w:rPr>
+          <w:lang w:val="en-GB" w:eastAsia="en-GB"/>
+        </w:rPr>
+        <w:t>8</w:t>
+      </w:r>
+      <w:r>
+        <w:rPr>
+          <w:lang w:val="en-GB" w:eastAsia="en-GB"/>
+        </w:rPr>
+        <w:t xml:space="preserve"> × 2,048 numerical matrix. Each row was indexed by the corresponding </w:t>
       </w:r>
       <w:proofErr w:type="spellStart"/>
       <w:r>
@@ -9925,7 +12611,7 @@
                     <pic:cNvPicPr/>
                   </pic:nvPicPr>
                   <pic:blipFill>
-                    <a:blip r:embed="rId21"/>
+                    <a:blip r:embed="rId25"/>
                     <a:stretch>
                       <a:fillRect/>
                     </a:stretch>
@@ -9956,7 +12642,7 @@
           <w:lang w:val="en-GB" w:eastAsia="en-GB"/>
         </w:rPr>
       </w:pPr>
-      <w:bookmarkStart w:id="20" w:name="_Toc222319993"/>
+      <w:bookmarkStart w:id="37" w:name="_Toc222319993"/>
       <w:r>
         <w:rPr>
           <w:lang w:val="en-GB"/>
@@ -9980,7 +12666,7 @@
           <w:noProof/>
           <w:lang w:val="en-GB"/>
         </w:rPr>
-        <w:t>3</w:t>
+        <w:t>4</w:t>
       </w:r>
       <w:r>
         <w:fldChar w:fldCharType="end"/>
@@ -9995,7 +12681,19 @@
         <w:rPr>
           <w:lang w:val="en-GB"/>
         </w:rPr>
-        <w:t xml:space="preserve">Morgan fingerprint matrix (ECFP6, radius = 3) for the curated dataset. Rows correspond to </w:t>
+        <w:t>Morgan fingerprint</w:t>
+      </w:r>
+      <w:r>
+        <w:rPr>
+          <w:lang w:val="en-GB"/>
+        </w:rPr>
+        <w:t xml:space="preserve"> feature</w:t>
+      </w:r>
+      <w:r>
+        <w:rPr>
+          <w:lang w:val="en-GB"/>
+        </w:rPr>
+        <w:t xml:space="preserve"> matrix (ECFP6, radius = 3) for the curated dataset. Rows correspond to </w:t>
       </w:r>
       <w:proofErr w:type="spellStart"/>
       <w:r>
@@ -10009,17 +12707,14 @@
         <w:rPr>
           <w:lang w:val="en-GB"/>
         </w:rPr>
-        <w:t xml:space="preserve"> IDs and columns (0–2047) to hashed substructure counts, forming a </w:t>
-      </w:r>
-      <m:oMath>
-        <m:r>
-          <w:rPr>
-            <w:rFonts w:ascii="Cambria Math" w:hAnsi="Cambria Math"/>
-            <w:lang w:val="en-GB"/>
-          </w:rPr>
-          <m:t>1367×2048</m:t>
-        </m:r>
-      </m:oMath>
+        <w:t xml:space="preserve"> IDs</w:t>
+      </w:r>
+      <w:r>
+        <w:rPr>
+          <w:lang w:val="en-GB"/>
+        </w:rPr>
+        <w:t>;</w:t>
+      </w:r>
       <w:r>
         <w:rPr>
           <w:lang w:val="en-GB"/>
@@ -10030,9 +12725,21 @@
         <w:rPr>
           <w:lang w:val="en-GB"/>
         </w:rPr>
-        <w:t>feature matrix.</w:t>
-      </w:r>
-      <w:bookmarkEnd w:id="20"/>
+        <w:t>columns represent hashed substructure counts</w:t>
+      </w:r>
+      <w:bookmarkEnd w:id="37"/>
+      <w:r>
+        <w:rPr>
+          <w:lang w:val="en-GB"/>
+        </w:rPr>
+        <w:t xml:space="preserve">. </w:t>
+      </w:r>
+      <w:r>
+        <w:rPr>
+          <w:lang w:val="en-GB"/>
+        </w:rPr>
+        <w:t>The resulting matrix has dimensions 1368 × 2048 and contains integer count values.</w:t>
+      </w:r>
     </w:p>
     <w:p>
       <w:pPr>
@@ -10041,7 +12748,7 @@
           <w:lang w:val="en-GB" w:eastAsia="en-GB"/>
         </w:rPr>
       </w:pPr>
-      <w:bookmarkStart w:id="21" w:name="_Toc221912954"/>
+      <w:bookmarkStart w:id="38" w:name="_Toc225621980"/>
       <w:r>
         <w:rPr>
           <w:lang w:val="en-GB" w:eastAsia="en-GB"/>
@@ -10055,7 +12762,7 @@
         </w:rPr>
         <w:t>MolE</w:t>
       </w:r>
-      <w:bookmarkEnd w:id="21"/>
+      <w:bookmarkEnd w:id="38"/>
       <w:proofErr w:type="spellEnd"/>
     </w:p>
     <w:p>
@@ -10105,7 +12812,7 @@
             <w:color w:val="000000"/>
             <w:lang w:val="en-GB"/>
           </w:rPr>
-          <w:tag w:val="MENDELEY_CITATION_v3_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"/>
+          <w:tag w:val="MENDELEY_CITATION_v3_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"/>
           <w:id w:val="56376127"/>
           <w:placeholder>
             <w:docPart w:val="DefaultPlaceholder_-1854013440"/>
@@ -10120,7 +12827,7 @@
               <w:color w:val="000000"/>
               <w:lang w:val="en-GB"/>
             </w:rPr>
-            <w:t>[19]</w:t>
+            <w:t>[26]</w:t>
           </w:r>
         </w:sdtContent>
       </w:sdt>
@@ -10142,6 +12849,7 @@
         <w:rPr>
           <w:lang w:val="en-GB"/>
         </w:rPr>
+        <w:lastRenderedPageBreak/>
         <w:t>MolE</w:t>
       </w:r>
       <w:proofErr w:type="spellEnd"/>
@@ -10259,7 +12967,6 @@
         <w:rPr>
           <w:lang w:val="en-GB" w:eastAsia="en-GB"/>
         </w:rPr>
-        <w:lastRenderedPageBreak/>
         <w:t xml:space="preserve">The script generated </w:t>
       </w:r>
       <w:r>
@@ -10292,7 +12999,19 @@
         <w:rPr>
           <w:lang w:val="en-GB" w:eastAsia="en-GB"/>
         </w:rPr>
-        <w:t xml:space="preserve"> file containing the static embeddings as a 1,367 × 1,000 table of float64 values, where each row corresponds to a molecule and each column to an embedding dimension (i.e., </w:t>
+        <w:t xml:space="preserve"> file containing the static embeddings as a 1,36</w:t>
+      </w:r>
+      <w:r>
+        <w:rPr>
+          <w:lang w:val="en-GB" w:eastAsia="en-GB"/>
+        </w:rPr>
+        <w:t>8</w:t>
+      </w:r>
+      <w:r>
+        <w:rPr>
+          <w:lang w:val="en-GB" w:eastAsia="en-GB"/>
+        </w:rPr>
+        <w:t xml:space="preserve"> × 1,000 table of float64 values, where each row corresponds to a molecule and each column to an embedding dimension (i.e., </w:t>
       </w:r>
       <m:oMath>
         <m:r>
@@ -10384,7 +13103,7 @@
             <w:rFonts w:ascii="Cambria Math" w:hAnsi="Cambria Math"/>
             <w:lang w:val="en-GB" w:eastAsia="en-GB"/>
           </w:rPr>
-          <m:t>=1,367</m:t>
+          <m:t>=1,368</m:t>
         </m:r>
       </m:oMath>
       <w:r>
@@ -10446,7 +13165,7 @@
                     <pic:cNvPicPr/>
                   </pic:nvPicPr>
                   <pic:blipFill>
-                    <a:blip r:embed="rId22"/>
+                    <a:blip r:embed="rId26"/>
                     <a:stretch>
                       <a:fillRect/>
                     </a:stretch>
@@ -10474,7 +13193,7 @@
           <w:lang w:val="en-GB"/>
         </w:rPr>
       </w:pPr>
-      <w:bookmarkStart w:id="22" w:name="_Toc222319994"/>
+      <w:bookmarkStart w:id="39" w:name="_Toc222319994"/>
       <w:r>
         <w:rPr>
           <w:lang w:val="en-GB"/>
@@ -10498,7 +13217,7 @@
           <w:noProof/>
           <w:lang w:val="en-GB"/>
         </w:rPr>
-        <w:t>4</w:t>
+        <w:t>5</w:t>
       </w:r>
       <w:r>
         <w:fldChar w:fldCharType="end"/>
@@ -10509,6 +13228,7 @@
         </w:rPr>
         <w:t xml:space="preserve"> </w:t>
       </w:r>
+      <w:bookmarkEnd w:id="39"/>
       <w:proofErr w:type="spellStart"/>
       <w:r>
         <w:rPr>
@@ -10521,7 +13241,19 @@
         <w:rPr>
           <w:lang w:val="en-GB"/>
         </w:rPr>
-        <w:t xml:space="preserve"> embedding matrix for the curated dataset. Rows correspond to </w:t>
+        <w:t xml:space="preserve"> embedding matrix for the curated dataset.</w:t>
+      </w:r>
+      <w:r>
+        <w:rPr>
+          <w:lang w:val="en-GB"/>
+        </w:rPr>
+        <w:t xml:space="preserve"> </w:t>
+      </w:r>
+      <w:r>
+        <w:rPr>
+          <w:lang w:val="en-GB"/>
+        </w:rPr>
+        <w:t xml:space="preserve">Rows correspond to </w:t>
       </w:r>
       <w:proofErr w:type="spellStart"/>
       <w:r>
@@ -10535,30 +13267,28 @@
         <w:rPr>
           <w:lang w:val="en-GB"/>
         </w:rPr>
-        <w:t xml:space="preserve"> IDs and columns (0–999) to pretrained embedding dimensions, forming a </w:t>
-      </w:r>
-      <m:oMath>
-        <m:r>
-          <w:rPr>
-            <w:rFonts w:ascii="Cambria Math" w:hAnsi="Cambria Math"/>
-            <w:lang w:val="en-GB"/>
-          </w:rPr>
-          <m:t>1367×1000</m:t>
-        </m:r>
-      </m:oMath>
-      <w:r>
-        <w:rPr>
-          <w:lang w:val="en-GB"/>
-        </w:rPr>
-        <w:t xml:space="preserve"> </w:t>
-      </w:r>
-      <w:r>
-        <w:rPr>
-          <w:lang w:val="en-GB"/>
-        </w:rPr>
-        <w:t>continuous feature matrix.</w:t>
-      </w:r>
-      <w:bookmarkEnd w:id="22"/>
+        <w:t xml:space="preserve"> IDs; columns represent pretrained embedding dimensions from the </w:t>
+      </w:r>
+      <w:proofErr w:type="spellStart"/>
+      <w:r>
+        <w:rPr>
+          <w:lang w:val="en-GB"/>
+        </w:rPr>
+        <w:t>MolE</w:t>
+      </w:r>
+      <w:proofErr w:type="spellEnd"/>
+      <w:r>
+        <w:rPr>
+          <w:lang w:val="en-GB"/>
+        </w:rPr>
+        <w:t xml:space="preserve"> transformer. The resulting matrix has dimensions 1368 × 1000 and contains continuous-valued vectors</w:t>
+      </w:r>
+      <w:r>
+        <w:rPr>
+          <w:lang w:val="en-GB"/>
+        </w:rPr>
+        <w:t>.</w:t>
+      </w:r>
     </w:p>
     <w:p>
       <w:pPr>
@@ -10567,6 +13297,7 @@
           <w:lang w:val="en-GB" w:eastAsia="en-GB"/>
         </w:rPr>
       </w:pPr>
+      <w:bookmarkStart w:id="40" w:name="_Toc225621981"/>
       <w:r>
         <w:rPr>
           <w:lang w:val="en-GB" w:eastAsia="en-GB"/>
@@ -10580,6 +13311,7 @@
         </w:rPr>
         <w:t>ChemBERTa</w:t>
       </w:r>
+      <w:bookmarkEnd w:id="40"/>
       <w:proofErr w:type="spellEnd"/>
     </w:p>
     <w:p>
@@ -10792,6 +13524,7 @@
         <w:rPr>
           <w:lang w:val="en-GB"/>
         </w:rPr>
+        <w:lastRenderedPageBreak/>
         <w:t xml:space="preserve">where 1,368 corresponds to the number of compounds in the final dataset and 768 represents the hidden dimensionality of the </w:t>
       </w:r>
       <w:proofErr w:type="spellStart"/>
@@ -10898,12 +13631,11 @@
         <w:rPr>
           <w:noProof/>
         </w:rPr>
-        <w:lastRenderedPageBreak/>
         <w:drawing>
-          <wp:inline distT="0" distB="0" distL="0" distR="0" wp14:anchorId="2684E716" wp14:editId="3B6B5C72">
-            <wp:extent cx="5669915" cy="1512570"/>
-            <wp:effectExtent l="0" t="0" r="6985" b="0"/>
-            <wp:docPr id="203255376" name="Picture 1" descr="A screenshot of a computer&#10;&#10;AI-generated content may be incorrect."/>
+          <wp:inline distT="0" distB="0" distL="0" distR="0" wp14:anchorId="4DECB097" wp14:editId="443CDEE0">
+            <wp:extent cx="5649891" cy="1512394"/>
+            <wp:effectExtent l="0" t="0" r="0" b="0"/>
+            <wp:docPr id="151339636" name="Picture 1"/>
             <wp:cNvGraphicFramePr>
               <a:graphicFrameLocks xmlns:a="http://schemas.openxmlformats.org/drawingml/2006/main" noChangeAspect="1"/>
             </wp:cNvGraphicFramePr>
@@ -10911,23 +13643,32 @@
               <a:graphicData uri="http://schemas.openxmlformats.org/drawingml/2006/picture">
                 <pic:pic xmlns:pic="http://schemas.openxmlformats.org/drawingml/2006/picture">
                   <pic:nvPicPr>
-                    <pic:cNvPr id="203255376" name="Picture 1" descr="A screenshot of a computer&#10;&#10;AI-generated content may be incorrect."/>
+                    <pic:cNvPr id="151339636" name=""/>
                     <pic:cNvPicPr/>
                   </pic:nvPicPr>
-                  <pic:blipFill>
-                    <a:blip r:embed="rId23"/>
+                  <pic:blipFill rotWithShape="1">
+                    <a:blip r:embed="rId27"/>
+                    <a:srcRect l="353" t="1091"/>
                     <a:stretch>
                       <a:fillRect/>
                     </a:stretch>
                   </pic:blipFill>
-                  <pic:spPr>
+                  <pic:spPr bwMode="auto">
                     <a:xfrm>
                       <a:off x="0" y="0"/>
-                      <a:ext cx="5669915" cy="1512570"/>
+                      <a:ext cx="5649891" cy="1512394"/>
                     </a:xfrm>
                     <a:prstGeom prst="rect">
                       <a:avLst/>
                     </a:prstGeom>
+                    <a:ln>
+                      <a:noFill/>
+                    </a:ln>
+                    <a:extLst>
+                      <a:ext uri="{53640926-AAD7-44D8-BBD7-CCE9431645EC}">
+                        <a14:shadowObscured xmlns:a14="http://schemas.microsoft.com/office/drawing/2010/main"/>
+                      </a:ext>
+                    </a:extLst>
                   </pic:spPr>
                 </pic:pic>
               </a:graphicData>
@@ -10943,7 +13684,6 @@
           <w:lang w:val="en-GB"/>
         </w:rPr>
       </w:pPr>
-      <w:bookmarkStart w:id="23" w:name="_Toc222319995"/>
       <w:r>
         <w:rPr>
           <w:lang w:val="en-GB"/>
@@ -10967,7 +13707,7 @@
           <w:noProof/>
           <w:lang w:val="en-GB"/>
         </w:rPr>
-        <w:t>5</w:t>
+        <w:t>6</w:t>
       </w:r>
       <w:r>
         <w:fldChar w:fldCharType="end"/>
@@ -10990,7 +13730,19 @@
         <w:rPr>
           <w:lang w:val="en-GB"/>
         </w:rPr>
-        <w:t xml:space="preserve"> embedding matrix for the curated dataset. Rows correspond to </w:t>
+        <w:t xml:space="preserve"> embedding matrix for the curated dataset.</w:t>
+      </w:r>
+      <w:r>
+        <w:rPr>
+          <w:lang w:val="en-GB"/>
+        </w:rPr>
+        <w:t xml:space="preserve"> </w:t>
+      </w:r>
+      <w:r>
+        <w:rPr>
+          <w:lang w:val="en-GB"/>
+        </w:rPr>
+        <w:t xml:space="preserve">Rows correspond to </w:t>
       </w:r>
       <w:proofErr w:type="spellStart"/>
       <w:r>
@@ -11004,49 +13756,719 @@
         <w:rPr>
           <w:lang w:val="en-GB"/>
         </w:rPr>
-        <w:t xml:space="preserve"> IDs and columns (0–767) represent contextual embedding dimensions extracted from the pretrained transformer model, forming a </w:t>
+        <w:t xml:space="preserve"> IDs; columns represent pretrained embedding dimensions from the </w:t>
+      </w:r>
+      <w:proofErr w:type="spellStart"/>
+      <w:r>
+        <w:rPr>
+          <w:lang w:val="en-GB"/>
+        </w:rPr>
+        <w:t>ChemBERTa</w:t>
+      </w:r>
+      <w:proofErr w:type="spellEnd"/>
+      <w:r>
+        <w:rPr>
+          <w:lang w:val="en-GB"/>
+        </w:rPr>
+        <w:t xml:space="preserve"> transformer. The resulting matrix has dimensions 1368 × 768 and contains continuous-valued vectors.</w:t>
+      </w:r>
+    </w:p>
+    <w:p>
+      <w:pPr>
+        <w:pStyle w:val="Heading3"/>
+        <w:rPr>
+          <w:lang w:val="en-GB" w:eastAsia="en-GB"/>
+        </w:rPr>
+      </w:pPr>
+      <w:bookmarkStart w:id="41" w:name="_Toc225621982"/>
+      <w:r>
+        <w:rPr>
+          <w:lang w:val="en-GB" w:eastAsia="en-GB"/>
+        </w:rPr>
+        <w:t xml:space="preserve">Molecular Embedding Extraction Using </w:t>
+      </w:r>
+      <w:r>
+        <w:rPr>
+          <w:lang w:val="en-GB" w:eastAsia="en-GB"/>
+        </w:rPr>
+        <w:t>Author</w:t>
+      </w:r>
+      <w:r>
+        <w:rPr>
+          <w:lang w:val="en-GB" w:eastAsia="en-GB"/>
+        </w:rPr>
+        <w:t>-Trained InChI embedder</w:t>
+      </w:r>
+      <w:bookmarkEnd w:id="41"/>
+    </w:p>
+    <w:p>
+      <w:pPr>
+        <w:rPr>
+          <w:lang w:val="en-GB" w:eastAsia="en-GB"/>
+        </w:rPr>
+      </w:pPr>
+      <w:r>
+        <w:rPr>
+          <w:lang w:val="en-GB" w:eastAsia="en-GB"/>
+        </w:rPr>
+        <w:t>Following the pretraining procedure described in Sec</w:t>
+      </w:r>
+      <w:r>
+        <w:rPr>
+          <w:lang w:val="en-GB" w:eastAsia="en-GB"/>
+        </w:rPr>
+        <w:t xml:space="preserve">tion </w:t>
+      </w:r>
+      <w:r>
+        <w:rPr>
+          <w:lang w:val="en-GB" w:eastAsia="en-GB"/>
+        </w:rPr>
+        <w:fldChar w:fldCharType="begin"/>
+      </w:r>
+      <w:r>
+        <w:rPr>
+          <w:lang w:val="en-GB" w:eastAsia="en-GB"/>
+        </w:rPr>
+        <w:instrText xml:space="preserve"> REF _Ref225619445 \r \h </w:instrText>
+      </w:r>
+      <w:r>
+        <w:rPr>
+          <w:lang w:val="en-GB" w:eastAsia="en-GB"/>
+        </w:rPr>
+      </w:r>
+      <w:r>
+        <w:rPr>
+          <w:lang w:val="en-GB" w:eastAsia="en-GB"/>
+        </w:rPr>
+        <w:fldChar w:fldCharType="separate"/>
+      </w:r>
+      <w:r>
+        <w:rPr>
+          <w:lang w:val="en-GB" w:eastAsia="en-GB"/>
+        </w:rPr>
+        <w:t>7.3.1</w:t>
+      </w:r>
+      <w:r>
+        <w:rPr>
+          <w:lang w:val="en-GB" w:eastAsia="en-GB"/>
+        </w:rPr>
+        <w:fldChar w:fldCharType="end"/>
+      </w:r>
+      <w:r>
+        <w:rPr>
+          <w:lang w:val="en-GB" w:eastAsia="en-GB"/>
+        </w:rPr>
+        <w:t xml:space="preserve">, the final InChI-based </w:t>
+      </w:r>
+      <w:r>
+        <w:rPr>
+          <w:lang w:val="en-GB" w:eastAsia="en-GB"/>
+        </w:rPr>
+        <w:t>MLM</w:t>
+      </w:r>
+      <w:r>
+        <w:rPr>
+          <w:lang w:val="en-GB" w:eastAsia="en-GB"/>
+        </w:rPr>
+        <w:t xml:space="preserve"> was successfully trained and exported for downstream use as a feature extractor. The training process completed without instability, reaching convergence within the predefined three epochs under the constrained configuration. The final checkpoint was saved together with the learned tokenizer, enabling deterministic and reproducible embedding extraction. </w:t>
+      </w:r>
+    </w:p>
+    <w:p>
+      <w:pPr>
+        <w:rPr>
+          <w:lang w:val="en-GB" w:eastAsia="en-GB"/>
+        </w:rPr>
+      </w:pPr>
+      <w:r>
+        <w:rPr>
+          <w:lang w:val="en-GB" w:eastAsia="en-GB"/>
+        </w:rPr>
+        <w:t xml:space="preserve">From a practical standpoint, the most limiting factor during this stage was not model design but hardware capacity. Training was conducted on a </w:t>
+      </w:r>
+      <w:r>
+        <w:rPr>
+          <w:lang w:val="en-GB" w:eastAsia="en-GB"/>
+        </w:rPr>
+        <w:t xml:space="preserve">laptop’s </w:t>
+      </w:r>
+      <w:r>
+        <w:rPr>
+          <w:lang w:val="en-GB" w:eastAsia="en-GB"/>
+        </w:rPr>
+        <w:t>local GPU with 4GB of VRAM, which imposed strict constraints on batch size, sequence length, and overall architectural scale. Techniques such as mixed-precision training and gradient accumulation were necessary to make the process feasible, effectively trading off training speed for memory efficiency. Despite these optimizations, training remained time-consuming, requiring several hours per epoch and careful monitoring to avoid memory overflows.</w:t>
+      </w:r>
+    </w:p>
+    <w:p>
+      <w:pPr>
+        <w:rPr>
+          <w:lang w:val="en-GB" w:eastAsia="en-GB"/>
+        </w:rPr>
+      </w:pPr>
+      <w:r>
+        <w:rPr>
+          <w:lang w:val="en-GB" w:eastAsia="en-GB"/>
+        </w:rPr>
+        <w:t>In principle, this workload could have been significantly accelerated using cloud-based GPU instances, where access to higher-memory devices (e.g., 16–24GB VRAM) would allow larger batch sizes, longer sequences, and faster convergence. However, the decision was made to carry out the full training pipeline locally. This choice was motivated by considerations of reproducibility, cost control, and full independence of the experimental setup. By avoiding reliance on external infrastructure, the entire workflow</w:t>
+      </w:r>
+      <w:r>
+        <w:rPr>
+          <w:lang w:val="en-GB" w:eastAsia="en-GB"/>
+        </w:rPr>
+        <w:t>, f</w:t>
+      </w:r>
+      <w:r>
+        <w:rPr>
+          <w:lang w:val="en-GB" w:eastAsia="en-GB"/>
+        </w:rPr>
+        <w:t>rom data preprocessing to model training and embedding extraction</w:t>
+      </w:r>
+      <w:r>
+        <w:rPr>
+          <w:lang w:val="en-GB" w:eastAsia="en-GB"/>
+        </w:rPr>
+        <w:t xml:space="preserve">, </w:t>
+      </w:r>
+      <w:r>
+        <w:rPr>
+          <w:lang w:val="en-GB" w:eastAsia="en-GB"/>
+        </w:rPr>
+        <w:t>remains fully portable and reproducible on standard hardware</w:t>
+      </w:r>
+      <w:r>
+        <w:rPr>
+          <w:lang w:val="en-GB" w:eastAsia="en-GB"/>
+        </w:rPr>
+        <w:t>.</w:t>
+      </w:r>
+    </w:p>
+    <w:p>
+      <w:pPr>
+        <w:rPr>
+          <w:lang w:val="en-GB" w:eastAsia="en-GB"/>
+        </w:rPr>
+      </w:pPr>
+      <w:r>
+        <w:rPr>
+          <w:lang w:val="en-GB" w:eastAsia="en-GB"/>
+        </w:rPr>
+        <w:t>Once trained, the model was used as a fixed feature extractor. Each molecule</w:t>
+      </w:r>
+      <w:r>
+        <w:rPr>
+          <w:lang w:val="en-GB" w:eastAsia="en-GB"/>
+        </w:rPr>
+        <w:t xml:space="preserve"> from the </w:t>
+      </w:r>
+      <w:proofErr w:type="spellStart"/>
+      <w:r>
+        <w:rPr>
+          <w:lang w:val="en-GB" w:eastAsia="en-GB"/>
+        </w:rPr>
+        <w:t>DrugBank</w:t>
+      </w:r>
+      <w:proofErr w:type="spellEnd"/>
+      <w:r>
+        <w:rPr>
+          <w:lang w:val="en-GB" w:eastAsia="en-GB"/>
+        </w:rPr>
+        <w:t xml:space="preserve"> database</w:t>
+      </w:r>
+      <w:r>
+        <w:rPr>
+          <w:lang w:val="en-GB" w:eastAsia="en-GB"/>
+        </w:rPr>
+        <w:t>, represented as an InChI string, was tokenized using the learned Byte-Pair Encoding tokenizer and processed through the transformer encoder in inference mode. Consistent with the training configuration, sequences were truncated to a maximum length of 512 tokens to ensure compatibility with the learned positional embeddings.</w:t>
+      </w:r>
+      <w:r>
+        <w:rPr>
+          <w:lang w:val="en-GB" w:eastAsia="en-GB"/>
+        </w:rPr>
+        <w:t xml:space="preserve"> </w:t>
+      </w:r>
+    </w:p>
+    <w:p>
+      <w:r>
+        <w:rPr>
+          <w:lang w:val="en-GB"/>
+        </w:rPr>
+        <w:lastRenderedPageBreak/>
+        <w:t xml:space="preserve">The model produces a sequence of token-level embeddings of dimension 384 for each InChI string. To obtain a single representation per molecule, these token embeddings are averaged using mean pooling, considering only valid (non-padding) tokens. </w:t>
+      </w:r>
+      <w:proofErr w:type="spellStart"/>
+      <w:r>
+        <w:t>Formally</w:t>
+      </w:r>
+      <w:proofErr w:type="spellEnd"/>
+      <w:r>
+        <w:t>:</w:t>
+      </w:r>
+    </w:p>
+    <w:p>
+      <w:pPr>
+        <w:rPr>
+          <w:lang w:val="en-GB" w:eastAsia="en-GB"/>
+        </w:rPr>
+      </w:pPr>
+      <m:oMathPara>
+        <m:oMath>
+          <m:sSub>
+            <m:sSubPr>
+              <m:ctrlPr>
+                <w:rPr>
+                  <w:rFonts w:ascii="Cambria Math" w:hAnsi="Cambria Math"/>
+                  <w:i/>
+                  <w:lang w:val="en-GB" w:eastAsia="en-GB"/>
+                </w:rPr>
+              </m:ctrlPr>
+            </m:sSubPr>
+            <m:e>
+              <m:r>
+                <w:rPr>
+                  <w:rFonts w:ascii="Cambria Math" w:hAnsi="Cambria Math"/>
+                  <w:lang w:val="en-GB" w:eastAsia="en-GB"/>
+                </w:rPr>
+                <m:t>h</m:t>
+              </m:r>
+            </m:e>
+            <m:sub>
+              <m:r>
+                <w:rPr>
+                  <w:rFonts w:ascii="Cambria Math" w:hAnsi="Cambria Math"/>
+                  <w:lang w:val="en-GB" w:eastAsia="en-GB"/>
+                </w:rPr>
+                <m:t>i</m:t>
+              </m:r>
+            </m:sub>
+          </m:sSub>
+          <m:r>
+            <w:rPr>
+              <w:rFonts w:ascii="Cambria Math" w:hAnsi="Cambria Math"/>
+              <w:lang w:val="en-GB" w:eastAsia="en-GB"/>
+            </w:rPr>
+            <m:t>​=</m:t>
+          </m:r>
+          <m:f>
+            <m:fPr>
+              <m:ctrlPr>
+                <w:rPr>
+                  <w:rFonts w:ascii="Cambria Math" w:hAnsi="Cambria Math"/>
+                  <w:i/>
+                  <w:lang w:val="en-GB" w:eastAsia="en-GB"/>
+                </w:rPr>
+              </m:ctrlPr>
+            </m:fPr>
+            <m:num>
+              <m:r>
+                <w:rPr>
+                  <w:rFonts w:ascii="Cambria Math" w:hAnsi="Cambria Math"/>
+                  <w:lang w:val="en-GB" w:eastAsia="en-GB"/>
+                </w:rPr>
+                <m:t>1</m:t>
+              </m:r>
+            </m:num>
+            <m:den>
+              <m:sSub>
+                <m:sSubPr>
+                  <m:ctrlPr>
+                    <w:rPr>
+                      <w:rFonts w:ascii="Cambria Math" w:hAnsi="Cambria Math"/>
+                      <w:i/>
+                      <w:lang w:val="en-GB" w:eastAsia="en-GB"/>
+                    </w:rPr>
+                  </m:ctrlPr>
+                </m:sSubPr>
+                <m:e>
+                  <m:r>
+                    <w:rPr>
+                      <w:rFonts w:ascii="Cambria Math" w:hAnsi="Cambria Math"/>
+                      <w:lang w:val="en-GB" w:eastAsia="en-GB"/>
+                    </w:rPr>
+                    <m:t>T</m:t>
+                  </m:r>
+                </m:e>
+                <m:sub>
+                  <m:r>
+                    <w:rPr>
+                      <w:rFonts w:ascii="Cambria Math" w:hAnsi="Cambria Math"/>
+                      <w:lang w:val="en-GB" w:eastAsia="en-GB"/>
+                    </w:rPr>
+                    <m:t>i</m:t>
+                  </m:r>
+                </m:sub>
+              </m:sSub>
+            </m:den>
+          </m:f>
+          <m:nary>
+            <m:naryPr>
+              <m:chr m:val="∑"/>
+              <m:limLoc m:val="undOvr"/>
+              <m:ctrlPr>
+                <w:rPr>
+                  <w:rFonts w:ascii="Cambria Math" w:hAnsi="Cambria Math"/>
+                  <w:i/>
+                  <w:lang w:val="en-GB" w:eastAsia="en-GB"/>
+                </w:rPr>
+              </m:ctrlPr>
+            </m:naryPr>
+            <m:sub>
+              <m:r>
+                <w:rPr>
+                  <w:rFonts w:ascii="Cambria Math" w:hAnsi="Cambria Math"/>
+                  <w:lang w:val="en-GB" w:eastAsia="en-GB"/>
+                </w:rPr>
+                <m:t>j=1</m:t>
+              </m:r>
+            </m:sub>
+            <m:sup>
+              <m:sSub>
+                <m:sSubPr>
+                  <m:ctrlPr>
+                    <w:rPr>
+                      <w:rFonts w:ascii="Cambria Math" w:hAnsi="Cambria Math"/>
+                      <w:i/>
+                      <w:lang w:val="en-GB" w:eastAsia="en-GB"/>
+                    </w:rPr>
+                  </m:ctrlPr>
+                </m:sSubPr>
+                <m:e>
+                  <m:r>
+                    <w:rPr>
+                      <w:rFonts w:ascii="Cambria Math" w:hAnsi="Cambria Math"/>
+                      <w:lang w:val="en-GB" w:eastAsia="en-GB"/>
+                    </w:rPr>
+                    <m:t>T</m:t>
+                  </m:r>
+                </m:e>
+                <m:sub>
+                  <m:r>
+                    <w:rPr>
+                      <w:rFonts w:ascii="Cambria Math" w:hAnsi="Cambria Math"/>
+                      <w:lang w:val="en-GB" w:eastAsia="en-GB"/>
+                    </w:rPr>
+                    <m:t>i</m:t>
+                  </m:r>
+                </m:sub>
+              </m:sSub>
+            </m:sup>
+            <m:e>
+              <m:sSub>
+                <m:sSubPr>
+                  <m:ctrlPr>
+                    <w:rPr>
+                      <w:rFonts w:ascii="Cambria Math" w:hAnsi="Cambria Math"/>
+                      <w:i/>
+                      <w:lang w:val="en-GB" w:eastAsia="en-GB"/>
+                    </w:rPr>
+                  </m:ctrlPr>
+                </m:sSubPr>
+                <m:e>
+                  <m:r>
+                    <w:rPr>
+                      <w:rFonts w:ascii="Cambria Math" w:hAnsi="Cambria Math"/>
+                      <w:lang w:val="en-GB" w:eastAsia="en-GB"/>
+                    </w:rPr>
+                    <m:t>e</m:t>
+                  </m:r>
+                </m:e>
+                <m:sub>
+                  <m:r>
+                    <w:rPr>
+                      <w:rFonts w:ascii="Cambria Math" w:hAnsi="Cambria Math"/>
+                      <w:lang w:val="en-GB" w:eastAsia="en-GB"/>
+                    </w:rPr>
+                    <m:t>j</m:t>
+                  </m:r>
+                </m:sub>
+              </m:sSub>
+            </m:e>
+          </m:nary>
+          <m:r>
+            <w:rPr>
+              <w:rFonts w:ascii="Cambria Math" w:hAnsi="Cambria Math"/>
+              <w:lang w:val="en-GB" w:eastAsia="en-GB"/>
+            </w:rPr>
+            <m:t>​</m:t>
+          </m:r>
+        </m:oMath>
+      </m:oMathPara>
+    </w:p>
+    <w:p>
+      <w:pPr>
+        <w:rPr>
+          <w:lang w:val="en-GB" w:eastAsia="en-GB"/>
+        </w:rPr>
+      </w:pPr>
+      <w:r>
+        <w:rPr>
+          <w:lang w:val="en-GB"/>
+        </w:rPr>
+        <w:t xml:space="preserve">where </w:t>
       </w:r>
       <m:oMath>
+        <m:sSub>
+          <m:sSubPr>
+            <m:ctrlPr>
+              <w:rPr>
+                <w:rFonts w:ascii="Cambria Math" w:hAnsi="Cambria Math"/>
+              </w:rPr>
+            </m:ctrlPr>
+          </m:sSubPr>
+          <m:e>
+            <m:r>
+              <m:rPr>
+                <m:sty m:val="p"/>
+              </m:rPr>
+              <w:rPr>
+                <w:rFonts w:ascii="Cambria Math" w:hAnsi="Cambria Math"/>
+                <w:lang w:val="en-GB"/>
+              </w:rPr>
+              <m:t>e</m:t>
+            </m:r>
+          </m:e>
+          <m:sub>
+            <m:r>
+              <w:rPr>
+                <w:rFonts w:ascii="Cambria Math" w:hAnsi="Cambria Math"/>
+              </w:rPr>
+              <m:t>j</m:t>
+            </m:r>
+          </m:sub>
+        </m:sSub>
         <m:r>
           <w:rPr>
             <w:rFonts w:ascii="Cambria Math" w:hAnsi="Cambria Math"/>
             <w:lang w:val="en-GB"/>
           </w:rPr>
-          <m:t>1368×768</m:t>
+          <m:t>∈</m:t>
+        </m:r>
+        <m:sSup>
+          <m:sSupPr>
+            <m:ctrlPr>
+              <w:rPr>
+                <w:rFonts w:ascii="Cambria Math" w:hAnsi="Cambria Math"/>
+              </w:rPr>
+            </m:ctrlPr>
+          </m:sSupPr>
+          <m:e>
+            <m:r>
+              <m:rPr>
+                <m:scr m:val="double-struck"/>
+                <m:sty m:val="p"/>
+              </m:rPr>
+              <w:rPr>
+                <w:rFonts w:ascii="Cambria Math" w:hAnsi="Cambria Math"/>
+                <w:lang w:val="en-GB"/>
+              </w:rPr>
+              <m:t>R</m:t>
+            </m:r>
+          </m:e>
+          <m:sup>
+            <m:r>
+              <w:rPr>
+                <w:rFonts w:ascii="Cambria Math" w:hAnsi="Cambria Math"/>
+                <w:lang w:val="en-GB"/>
+              </w:rPr>
+              <m:t>384</m:t>
+            </m:r>
+          </m:sup>
+        </m:sSup>
+      </m:oMath>
+      <w:r>
+        <w:rPr>
+          <w:lang w:val="en-GB"/>
+        </w:rPr>
+        <w:t xml:space="preserve">is the embedding of token </w:t>
+      </w:r>
+      <m:oMath>
+        <m:r>
+          <w:rPr>
+            <w:rFonts w:ascii="Cambria Math" w:hAnsi="Cambria Math"/>
+          </w:rPr>
+          <m:t>j</m:t>
         </m:r>
       </m:oMath>
       <w:r>
         <w:rPr>
           <w:lang w:val="en-GB"/>
         </w:rPr>
-        <w:t xml:space="preserve"> </w:t>
-      </w:r>
-      <w:r>
-        <w:rPr>
-          <w:lang w:val="en-GB"/>
-        </w:rPr>
-        <w:t>continuous feature matrix suitable for multi-label classification.</w:t>
-      </w:r>
-      <w:bookmarkEnd w:id="23"/>
+        <w:t xml:space="preserve">, and </w:t>
+      </w:r>
+      <m:oMath>
+        <m:sSub>
+          <m:sSubPr>
+            <m:ctrlPr>
+              <w:rPr>
+                <w:rFonts w:ascii="Cambria Math" w:hAnsi="Cambria Math"/>
+              </w:rPr>
+            </m:ctrlPr>
+          </m:sSubPr>
+          <m:e>
+            <m:r>
+              <w:rPr>
+                <w:rFonts w:ascii="Cambria Math" w:hAnsi="Cambria Math"/>
+              </w:rPr>
+              <m:t>T</m:t>
+            </m:r>
+          </m:e>
+          <m:sub>
+            <m:r>
+              <w:rPr>
+                <w:rFonts w:ascii="Cambria Math" w:hAnsi="Cambria Math"/>
+              </w:rPr>
+              <m:t>i</m:t>
+            </m:r>
+          </m:sub>
+        </m:sSub>
+      </m:oMath>
+      <w:r>
+        <w:rPr>
+          <w:lang w:val="en-GB"/>
+        </w:rPr>
+        <w:t xml:space="preserve">is the number of valid tokens in molecule </w:t>
+      </w:r>
+      <m:oMath>
+        <m:r>
+          <w:rPr>
+            <w:rFonts w:ascii="Cambria Math" w:hAnsi="Cambria Math"/>
+          </w:rPr>
+          <m:t>i</m:t>
+        </m:r>
+      </m:oMath>
+      <w:r>
+        <w:rPr>
+          <w:lang w:val="en-GB"/>
+        </w:rPr>
+        <w:t xml:space="preserve">. The resulting vector </w:t>
+      </w:r>
+      <m:oMath>
+        <m:sSub>
+          <m:sSubPr>
+            <m:ctrlPr>
+              <w:rPr>
+                <w:rFonts w:ascii="Cambria Math" w:hAnsi="Cambria Math"/>
+              </w:rPr>
+            </m:ctrlPr>
+          </m:sSubPr>
+          <m:e>
+            <m:r>
+              <m:rPr>
+                <m:sty m:val="p"/>
+              </m:rPr>
+              <w:rPr>
+                <w:rFonts w:ascii="Cambria Math" w:hAnsi="Cambria Math"/>
+                <w:lang w:val="en-GB"/>
+              </w:rPr>
+              <m:t>h</m:t>
+            </m:r>
+          </m:e>
+          <m:sub>
+            <m:r>
+              <w:rPr>
+                <w:rFonts w:ascii="Cambria Math" w:hAnsi="Cambria Math"/>
+              </w:rPr>
+              <m:t>i</m:t>
+            </m:r>
+          </m:sub>
+        </m:sSub>
+        <m:r>
+          <w:rPr>
+            <w:rFonts w:ascii="Cambria Math" w:hAnsi="Cambria Math"/>
+            <w:lang w:val="en-GB"/>
+          </w:rPr>
+          <m:t>∈</m:t>
+        </m:r>
+        <m:sSup>
+          <m:sSupPr>
+            <m:ctrlPr>
+              <w:rPr>
+                <w:rFonts w:ascii="Cambria Math" w:hAnsi="Cambria Math"/>
+              </w:rPr>
+            </m:ctrlPr>
+          </m:sSupPr>
+          <m:e>
+            <m:r>
+              <m:rPr>
+                <m:scr m:val="double-struck"/>
+                <m:sty m:val="p"/>
+              </m:rPr>
+              <w:rPr>
+                <w:rFonts w:ascii="Cambria Math" w:hAnsi="Cambria Math"/>
+                <w:lang w:val="en-GB"/>
+              </w:rPr>
+              <m:t>R</m:t>
+            </m:r>
+          </m:e>
+          <m:sup>
+            <m:r>
+              <w:rPr>
+                <w:rFonts w:ascii="Cambria Math" w:hAnsi="Cambria Math"/>
+                <w:lang w:val="en-GB"/>
+              </w:rPr>
+              <m:t>384</m:t>
+            </m:r>
+          </m:sup>
+        </m:sSup>
+      </m:oMath>
+      <w:r>
+        <w:rPr>
+          <w:lang w:val="en-GB"/>
+        </w:rPr>
+        <w:t>represents the molecule in the embedding space.</w:t>
+      </w:r>
     </w:p>
     <w:p>
       <w:pPr>
-        <w:pStyle w:val="Heading3"/>
-        <w:rPr>
-          <w:lang w:val="en-GB" w:eastAsia="en-GB"/>
-        </w:rPr>
-      </w:pPr>
-      <w:r>
-        <w:rPr>
-          <w:lang w:val="en-GB" w:eastAsia="en-GB"/>
-        </w:rPr>
-        <w:t xml:space="preserve">Molecular Embedding Extraction Using </w:t>
-      </w:r>
-      <w:r>
-        <w:rPr>
-          <w:lang w:val="en-GB" w:eastAsia="en-GB"/>
-        </w:rPr>
-        <w:t>User-Trained InChI embedder</w:t>
+        <w:rPr>
+          <w:lang w:val="en-GB" w:eastAsia="en-GB"/>
+        </w:rPr>
+      </w:pPr>
+      <w:r>
+        <w:rPr>
+          <w:lang w:val="en-GB"/>
+        </w:rPr>
+        <w:t>As with the other embedding methods, the resulting vectors were stored in float64 format and exported as a tab-separated values (.</w:t>
+      </w:r>
+      <w:proofErr w:type="spellStart"/>
+      <w:r>
+        <w:rPr>
+          <w:lang w:val="en-GB"/>
+        </w:rPr>
+        <w:t>tsv</w:t>
+      </w:r>
+      <w:proofErr w:type="spellEnd"/>
+      <w:r>
+        <w:rPr>
+          <w:lang w:val="en-GB"/>
+        </w:rPr>
+        <w:t xml:space="preserve">) file, with rows indexed by </w:t>
+      </w:r>
+      <w:proofErr w:type="spellStart"/>
+      <w:r>
+        <w:rPr>
+          <w:lang w:val="en-GB"/>
+        </w:rPr>
+        <w:t>DrugBank</w:t>
+      </w:r>
+      <w:proofErr w:type="spellEnd"/>
+      <w:r>
+        <w:rPr>
+          <w:lang w:val="en-GB"/>
+        </w:rPr>
+        <w:t xml:space="preserve"> ID and columns </w:t>
+      </w:r>
+      <w:proofErr w:type="spellStart"/>
+      <w:r>
+        <w:rPr>
+          <w:lang w:val="en-GB"/>
+        </w:rPr>
+        <w:t>labeled</w:t>
+      </w:r>
+      <w:proofErr w:type="spellEnd"/>
+      <w:r>
+        <w:rPr>
+          <w:lang w:val="en-GB"/>
+        </w:rPr>
+        <w:t xml:space="preserve"> from 0 to 383. This ensures full compatibility with downstream machine learning pipelines and enables direct comparison with alternative representations.</w:t>
       </w:r>
     </w:p>
     <w:p>
@@ -11055,81 +14477,165 @@
           <w:lang w:val="en-GB" w:eastAsia="en-GB"/>
         </w:rPr>
       </w:pPr>
-      <w:r>
-        <w:rPr>
-          <w:lang w:val="en-GB" w:eastAsia="en-GB"/>
-        </w:rPr>
-        <w:t>…</w:t>
-      </w:r>
     </w:p>
     <w:p>
       <w:pPr>
-        <w:rPr>
-          <w:lang w:eastAsia="en-GB"/>
-        </w:rPr>
-      </w:pPr>
-      <w:proofErr w:type="gramStart"/>
-      <w:r>
-        <w:rPr>
-          <w:lang w:val="en-GB" w:eastAsia="en-GB"/>
-        </w:rPr>
-        <w:t>finally</w:t>
-      </w:r>
-      <w:proofErr w:type="gramEnd"/>
-      <w:r>
-        <w:rPr>
-          <w:lang w:val="en-GB" w:eastAsia="en-GB"/>
-        </w:rPr>
-        <w:t xml:space="preserve"> one with auto learned embedding using InChI.</w:t>
-      </w:r>
-      <w:r>
-        <w:rPr>
-          <w:lang w:val="en-GB" w:eastAsia="en-GB"/>
-        </w:rPr>
-        <w:t xml:space="preserve"> </w:t>
-      </w:r>
-      <w:r>
-        <w:rPr>
-          <w:lang w:eastAsia="en-GB"/>
-        </w:rPr>
-        <w:t xml:space="preserve">Usando los 1.5M de SMILES para pasarlos a </w:t>
-      </w:r>
-      <w:proofErr w:type="spellStart"/>
-      <w:r>
-        <w:rPr>
-          <w:lang w:eastAsia="en-GB"/>
-        </w:rPr>
-        <w:t>InCHI</w:t>
-      </w:r>
-      <w:proofErr w:type="spellEnd"/>
-      <w:r>
-        <w:rPr>
-          <w:lang w:eastAsia="en-GB"/>
-        </w:rPr>
-        <w:t xml:space="preserve"> y entrenarlos con ellos.</w:t>
+        <w:keepNext/>
+      </w:pPr>
+      <w:r>
+        <w:rPr>
+          <w:noProof/>
+          <w:lang w:val="en-GB" w:eastAsia="en-GB"/>
+        </w:rPr>
+        <w:drawing>
+          <wp:inline distT="0" distB="0" distL="0" distR="0" wp14:anchorId="4E40A97D" wp14:editId="536F49C6">
+            <wp:extent cx="5648325" cy="1461235"/>
+            <wp:effectExtent l="0" t="0" r="0" b="5715"/>
+            <wp:docPr id="1905439440" name="Picture 1"/>
+            <wp:cNvGraphicFramePr>
+              <a:graphicFrameLocks xmlns:a="http://schemas.openxmlformats.org/drawingml/2006/main" noChangeAspect="1"/>
+            </wp:cNvGraphicFramePr>
+            <a:graphic xmlns:a="http://schemas.openxmlformats.org/drawingml/2006/main">
+              <a:graphicData uri="http://schemas.openxmlformats.org/drawingml/2006/picture">
+                <pic:pic xmlns:pic="http://schemas.openxmlformats.org/drawingml/2006/picture">
+                  <pic:nvPicPr>
+                    <pic:cNvPr id="1905439440" name=""/>
+                    <pic:cNvPicPr/>
+                  </pic:nvPicPr>
+                  <pic:blipFill rotWithShape="1">
+                    <a:blip r:embed="rId28"/>
+                    <a:srcRect l="373" t="1988" r="1"/>
+                    <a:stretch>
+                      <a:fillRect/>
+                    </a:stretch>
+                  </pic:blipFill>
+                  <pic:spPr bwMode="auto">
+                    <a:xfrm>
+                      <a:off x="0" y="0"/>
+                      <a:ext cx="5648748" cy="1461344"/>
+                    </a:xfrm>
+                    <a:prstGeom prst="rect">
+                      <a:avLst/>
+                    </a:prstGeom>
+                    <a:ln>
+                      <a:noFill/>
+                    </a:ln>
+                    <a:extLst>
+                      <a:ext uri="{53640926-AAD7-44D8-BBD7-CCE9431645EC}">
+                        <a14:shadowObscured xmlns:a14="http://schemas.microsoft.com/office/drawing/2010/main"/>
+                      </a:ext>
+                    </a:extLst>
+                  </pic:spPr>
+                </pic:pic>
+              </a:graphicData>
+            </a:graphic>
+          </wp:inline>
+        </w:drawing>
       </w:r>
     </w:p>
     <w:p>
       <w:pPr>
-        <w:pStyle w:val="Heading2"/>
-        <w:rPr>
-          <w:lang w:val="en-GB" w:eastAsia="en-GB"/>
-        </w:rPr>
-      </w:pPr>
-      <w:bookmarkStart w:id="24" w:name="_Toc221912955"/>
-      <w:r>
-        <w:rPr>
-          <w:lang w:val="en-GB" w:eastAsia="en-GB"/>
-        </w:rPr>
-        <w:t>Feature</w:t>
-      </w:r>
-      <w:r>
-        <w:rPr>
-          <w:lang w:val="en-GB" w:eastAsia="en-GB"/>
-        </w:rPr>
-        <w:t xml:space="preserve"> Selection</w:t>
-      </w:r>
-      <w:bookmarkEnd w:id="24"/>
+        <w:pStyle w:val="Caption"/>
+        <w:rPr>
+          <w:lang w:val="en-GB" w:eastAsia="en-GB"/>
+        </w:rPr>
+      </w:pPr>
+      <w:r>
+        <w:rPr>
+          <w:lang w:val="en-GB"/>
+        </w:rPr>
+        <w:t xml:space="preserve">Figure </w:t>
+      </w:r>
+      <w:r>
+        <w:fldChar w:fldCharType="begin"/>
+      </w:r>
+      <w:r>
+        <w:rPr>
+          <w:lang w:val="en-GB"/>
+        </w:rPr>
+        <w:instrText xml:space="preserve"> SEQ Figure \* ARABIC </w:instrText>
+      </w:r>
+      <w:r>
+        <w:fldChar w:fldCharType="separate"/>
+      </w:r>
+      <w:r>
+        <w:rPr>
+          <w:noProof/>
+          <w:lang w:val="en-GB"/>
+        </w:rPr>
+        <w:t>7</w:t>
+      </w:r>
+      <w:r>
+        <w:rPr>
+          <w:noProof/>
+        </w:rPr>
+        <w:fldChar w:fldCharType="end"/>
+      </w:r>
+      <w:r>
+        <w:rPr>
+          <w:noProof/>
+          <w:lang w:val="en-GB"/>
+        </w:rPr>
+        <w:t xml:space="preserve"> </w:t>
+      </w:r>
+      <w:r>
+        <w:rPr>
+          <w:noProof/>
+          <w:lang w:val="en-GB"/>
+        </w:rPr>
+        <w:t>InChI-based embedding matrix for the curated dataset.</w:t>
+      </w:r>
+      <w:r>
+        <w:rPr>
+          <w:noProof/>
+          <w:lang w:val="en-GB"/>
+        </w:rPr>
+        <w:t xml:space="preserve"> </w:t>
+      </w:r>
+      <w:r>
+        <w:rPr>
+          <w:noProof/>
+          <w:lang w:val="en-GB"/>
+        </w:rPr>
+        <w:t>Rows correspond to DrugBank IDs; columns represent embedding dimensions from the author</w:t>
+      </w:r>
+      <w:r>
+        <w:rPr>
+          <w:rFonts w:ascii="Cambria Math" w:hAnsi="Cambria Math" w:cs="Cambria Math"/>
+          <w:noProof/>
+          <w:lang w:val="en-GB"/>
+        </w:rPr>
+        <w:t>‑</w:t>
+      </w:r>
+      <w:r>
+        <w:rPr>
+          <w:noProof/>
+          <w:lang w:val="en-GB"/>
+        </w:rPr>
+        <w:t xml:space="preserve">trained InChI transformer. The resulting matrix has dimensions 1368 </w:t>
+      </w:r>
+      <w:r>
+        <w:rPr>
+          <w:rFonts w:ascii="Calibri" w:hAnsi="Calibri" w:cs="Calibri"/>
+          <w:noProof/>
+          <w:lang w:val="en-GB"/>
+        </w:rPr>
+        <w:t>×</w:t>
+      </w:r>
+      <w:r>
+        <w:rPr>
+          <w:noProof/>
+          <w:lang w:val="en-GB"/>
+        </w:rPr>
+        <w:t xml:space="preserve"> 384 and contains continuous-valued vectors</w:t>
+      </w:r>
+      <w:r>
+        <w:rPr>
+          <w:noProof/>
+          <w:lang w:val="en-GB"/>
+        </w:rPr>
+        <w:t>.</w:t>
+      </w:r>
     </w:p>
     <w:p>
       <w:pPr>
@@ -11138,20 +14644,21 @@
           <w:lang w:val="en-GB" w:eastAsia="en-GB"/>
         </w:rPr>
       </w:pPr>
-      <w:bookmarkStart w:id="25" w:name="_Toc221912956"/>
-      <w:r>
-        <w:rPr>
-          <w:lang w:val="en-GB" w:eastAsia="en-GB"/>
-        </w:rPr>
-        <w:t>Data</w:t>
-      </w:r>
-      <w:r>
-        <w:rPr>
-          <w:lang w:val="en-GB" w:eastAsia="en-GB"/>
-        </w:rPr>
-        <w:t xml:space="preserve"> Splitting</w:t>
-      </w:r>
-      <w:bookmarkEnd w:id="25"/>
+      <w:bookmarkStart w:id="42" w:name="_Toc225621983"/>
+      <w:r>
+        <w:rPr>
+          <w:lang w:val="en-GB" w:eastAsia="en-GB"/>
+        </w:rPr>
+        <w:lastRenderedPageBreak/>
+        <w:t>Feature</w:t>
+      </w:r>
+      <w:r>
+        <w:rPr>
+          <w:lang w:val="en-GB" w:eastAsia="en-GB"/>
+        </w:rPr>
+        <w:t xml:space="preserve"> Selection</w:t>
+      </w:r>
+      <w:bookmarkEnd w:id="42"/>
     </w:p>
     <w:p>
       <w:pPr>
@@ -11160,14 +14667,20 @@
           <w:lang w:val="en-GB" w:eastAsia="en-GB"/>
         </w:rPr>
       </w:pPr>
-      <w:bookmarkStart w:id="26" w:name="_Toc221912957"/>
-      <w:r>
-        <w:rPr>
-          <w:lang w:val="en-GB" w:eastAsia="en-GB"/>
-        </w:rPr>
-        <w:t>Model Training</w:t>
-      </w:r>
-      <w:bookmarkEnd w:id="26"/>
+      <w:bookmarkStart w:id="43" w:name="_Toc225621984"/>
+      <w:r>
+        <w:rPr>
+          <w:lang w:val="en-GB" w:eastAsia="en-GB"/>
+        </w:rPr>
+        <w:t>Data</w:t>
+      </w:r>
+      <w:r>
+        <w:rPr>
+          <w:lang w:val="en-GB" w:eastAsia="en-GB"/>
+        </w:rPr>
+        <w:t xml:space="preserve"> Splitting</w:t>
+      </w:r>
+      <w:bookmarkEnd w:id="43"/>
     </w:p>
     <w:p>
       <w:pPr>
@@ -11176,20 +14689,14 @@
           <w:lang w:val="en-GB" w:eastAsia="en-GB"/>
         </w:rPr>
       </w:pPr>
-      <w:bookmarkStart w:id="27" w:name="_Toc221912958"/>
-      <w:r>
-        <w:rPr>
-          <w:lang w:val="en-GB" w:eastAsia="en-GB"/>
-        </w:rPr>
-        <w:t>Model Evaluation and Validation</w:t>
-      </w:r>
-      <w:bookmarkEnd w:id="27"/>
-      <w:r>
-        <w:rPr>
-          <w:lang w:val="en-GB" w:eastAsia="en-GB"/>
-        </w:rPr>
-        <w:t xml:space="preserve"> </w:t>
-      </w:r>
+      <w:bookmarkStart w:id="44" w:name="_Toc225621985"/>
+      <w:r>
+        <w:rPr>
+          <w:lang w:val="en-GB" w:eastAsia="en-GB"/>
+        </w:rPr>
+        <w:t>Model Training</w:t>
+      </w:r>
+      <w:bookmarkEnd w:id="44"/>
     </w:p>
     <w:p>
       <w:pPr>
@@ -11198,47 +14705,69 @@
           <w:lang w:val="en-GB" w:eastAsia="en-GB"/>
         </w:rPr>
       </w:pPr>
-      <w:bookmarkStart w:id="28" w:name="_Toc221912959"/>
-      <w:r>
-        <w:rPr>
-          <w:lang w:val="en-GB" w:eastAsia="en-GB"/>
-        </w:rPr>
-        <w:t>Comparative Analysis</w:t>
-      </w:r>
-      <w:bookmarkEnd w:id="28"/>
+      <w:bookmarkStart w:id="45" w:name="_Toc225621986"/>
+      <w:r>
+        <w:rPr>
+          <w:lang w:val="en-GB" w:eastAsia="en-GB"/>
+        </w:rPr>
+        <w:t>Model Evaluation and Validation</w:t>
+      </w:r>
+      <w:bookmarkEnd w:id="45"/>
+      <w:r>
+        <w:rPr>
+          <w:lang w:val="en-GB" w:eastAsia="en-GB"/>
+        </w:rPr>
+        <w:t xml:space="preserve"> </w:t>
+      </w:r>
     </w:p>
     <w:p>
       <w:pPr>
-        <w:pStyle w:val="Heading1"/>
-        <w:rPr>
-          <w:lang w:val="en-GB" w:eastAsia="en-GB"/>
-        </w:rPr>
-      </w:pPr>
-      <w:bookmarkStart w:id="29" w:name="_Toc221912960"/>
-      <w:r>
-        <w:rPr>
-          <w:lang w:val="en-GB" w:eastAsia="en-GB"/>
-        </w:rPr>
-        <w:t>Conclusions</w:t>
-      </w:r>
-      <w:bookmarkEnd w:id="29"/>
+        <w:pStyle w:val="Heading2"/>
+        <w:rPr>
+          <w:lang w:val="en-GB" w:eastAsia="en-GB"/>
+        </w:rPr>
+      </w:pPr>
+      <w:bookmarkStart w:id="46" w:name="_Toc225621987"/>
+      <w:r>
+        <w:rPr>
+          <w:lang w:val="en-GB" w:eastAsia="en-GB"/>
+        </w:rPr>
+        <w:t>Comparative Analysis</w:t>
+      </w:r>
+      <w:bookmarkEnd w:id="46"/>
     </w:p>
     <w:p>
       <w:pPr>
         <w:pStyle w:val="Heading1"/>
+        <w:rPr>
+          <w:lang w:val="en-GB" w:eastAsia="en-GB"/>
+        </w:rPr>
+      </w:pPr>
+      <w:bookmarkStart w:id="47" w:name="_Toc225621988"/>
+      <w:r>
+        <w:rPr>
+          <w:lang w:val="en-GB" w:eastAsia="en-GB"/>
+        </w:rPr>
+        <w:t>Conclusions</w:t>
+      </w:r>
+      <w:bookmarkEnd w:id="47"/>
+    </w:p>
+    <w:p>
+      <w:pPr>
+        <w:pStyle w:val="Heading1"/>
         <w:jc w:val="both"/>
         <w:rPr>
           <w:lang w:val="en-GB" w:eastAsia="en-GB"/>
         </w:rPr>
       </w:pPr>
-      <w:bookmarkStart w:id="30" w:name="_Toc221912961"/>
+      <w:bookmarkStart w:id="48" w:name="_Toc225621989"/>
       <w:r>
         <w:rPr>
           <w:lang w:val="en-GB" w:eastAsia="en-GB"/>
         </w:rPr>
         <w:t>REFERENCES</w:t>
       </w:r>
-      <w:bookmarkEnd w:id="30"/>
+      <w:bookmarkEnd w:id="48"/>
     </w:p>
     <w:sdt>
       <w:sdtPr>
@@ -11259,7 +14788,7 @@
             <w:autoSpaceDE w:val="0"/>
             <w:autoSpaceDN w:val="0"/>
             <w:ind w:hanging="640"/>
-            <w:divId w:val="287511422"/>
+            <w:divId w:val="314338702"/>
             <w:rPr>
               <w:rFonts w:ascii="Calibri" w:eastAsia="Times New Roman" w:hAnsi="Calibri" w:cs="Calibri"/>
               <w:color w:val="000000"/>
@@ -11308,7 +14837,7 @@
             <w:autoSpaceDE w:val="0"/>
             <w:autoSpaceDN w:val="0"/>
             <w:ind w:hanging="640"/>
-            <w:divId w:val="127557732"/>
+            <w:divId w:val="1510824859"/>
             <w:rPr>
               <w:rFonts w:ascii="Calibri" w:eastAsia="Times New Roman" w:hAnsi="Calibri" w:cs="Calibri"/>
               <w:color w:val="000000"/>
@@ -11458,7 +14987,7 @@
             <w:autoSpaceDE w:val="0"/>
             <w:autoSpaceDN w:val="0"/>
             <w:ind w:hanging="640"/>
-            <w:divId w:val="293023820"/>
+            <w:divId w:val="2044943821"/>
             <w:rPr>
               <w:rFonts w:ascii="Calibri" w:eastAsia="Times New Roman" w:hAnsi="Calibri" w:cs="Calibri"/>
               <w:color w:val="000000"/>
@@ -11562,7 +15091,7 @@
             <w:autoSpaceDE w:val="0"/>
             <w:autoSpaceDN w:val="0"/>
             <w:ind w:hanging="640"/>
-            <w:divId w:val="1730768916"/>
+            <w:divId w:val="1350913337"/>
             <w:rPr>
               <w:rFonts w:ascii="Calibri" w:eastAsia="Times New Roman" w:hAnsi="Calibri" w:cs="Calibri"/>
               <w:color w:val="000000"/>
@@ -11575,7 +15104,6 @@
               <w:color w:val="000000"/>
               <w:lang w:val="en-GB"/>
             </w:rPr>
-            <w:lastRenderedPageBreak/>
             <w:t>[4]</w:t>
           </w:r>
           <w:r>
@@ -11647,7 +15175,7 @@
             <w:autoSpaceDE w:val="0"/>
             <w:autoSpaceDN w:val="0"/>
             <w:ind w:hanging="640"/>
-            <w:divId w:val="1188985611"/>
+            <w:divId w:val="1421482472"/>
             <w:rPr>
               <w:rFonts w:ascii="Calibri" w:eastAsia="Times New Roman" w:hAnsi="Calibri" w:cs="Calibri"/>
               <w:color w:val="000000"/>
@@ -11661,6 +15189,397 @@
               <w:lang w:val="en-GB"/>
             </w:rPr>
             <w:t>[5]</w:t>
+          </w:r>
+          <w:r>
+            <w:rPr>
+              <w:rFonts w:ascii="Calibri" w:eastAsia="Times New Roman" w:hAnsi="Calibri" w:cs="Calibri"/>
+              <w:color w:val="000000"/>
+              <w:lang w:val="en-GB"/>
+            </w:rPr>
+            <w:tab/>
+            <w:t xml:space="preserve">M. Holmer, C. de Bruyn Kops, C. Stork, and J. </w:t>
+          </w:r>
+          <w:proofErr w:type="spellStart"/>
+          <w:r>
+            <w:rPr>
+              <w:rFonts w:ascii="Calibri" w:eastAsia="Times New Roman" w:hAnsi="Calibri" w:cs="Calibri"/>
+              <w:color w:val="000000"/>
+              <w:lang w:val="en-GB"/>
+            </w:rPr>
+            <w:t>Kirchmair</w:t>
+          </w:r>
+          <w:proofErr w:type="spellEnd"/>
+          <w:r>
+            <w:rPr>
+              <w:rFonts w:ascii="Calibri" w:eastAsia="Times New Roman" w:hAnsi="Calibri" w:cs="Calibri"/>
+              <w:color w:val="000000"/>
+              <w:lang w:val="en-GB"/>
+            </w:rPr>
+            <w:t>, “</w:t>
+          </w:r>
+          <w:proofErr w:type="spellStart"/>
+          <w:r>
+            <w:rPr>
+              <w:rFonts w:ascii="Calibri" w:eastAsia="Times New Roman" w:hAnsi="Calibri" w:cs="Calibri"/>
+              <w:color w:val="000000"/>
+              <w:lang w:val="en-GB"/>
+            </w:rPr>
+            <w:t>CYPstrate</w:t>
+          </w:r>
+          <w:proofErr w:type="spellEnd"/>
+          <w:r>
+            <w:rPr>
+              <w:rFonts w:ascii="Calibri" w:eastAsia="Times New Roman" w:hAnsi="Calibri" w:cs="Calibri"/>
+              <w:color w:val="000000"/>
+              <w:lang w:val="en-GB"/>
+            </w:rPr>
+            <w:t xml:space="preserve">: A Set of Machine Learning Models for the Accurate Classification of Cytochrome P450 Enzyme Substrates and Non-Substrates,” </w:t>
+          </w:r>
+          <w:r>
+            <w:rPr>
+              <w:rFonts w:ascii="Calibri" w:eastAsia="Times New Roman" w:hAnsi="Calibri" w:cs="Calibri"/>
+              <w:i/>
+              <w:iCs/>
+              <w:color w:val="000000"/>
+              <w:lang w:val="en-GB"/>
+            </w:rPr>
+            <w:t>Molecules</w:t>
+          </w:r>
+          <w:r>
+            <w:rPr>
+              <w:rFonts w:ascii="Calibri" w:eastAsia="Times New Roman" w:hAnsi="Calibri" w:cs="Calibri"/>
+              <w:color w:val="000000"/>
+              <w:lang w:val="en-GB"/>
+            </w:rPr>
+            <w:t xml:space="preserve">, vol. 26, no. 15, p. 4678, Aug. 2021, </w:t>
+          </w:r>
+          <w:proofErr w:type="spellStart"/>
+          <w:r>
+            <w:rPr>
+              <w:rFonts w:ascii="Calibri" w:eastAsia="Times New Roman" w:hAnsi="Calibri" w:cs="Calibri"/>
+              <w:color w:val="000000"/>
+              <w:lang w:val="en-GB"/>
+            </w:rPr>
+            <w:t>doi</w:t>
+          </w:r>
+          <w:proofErr w:type="spellEnd"/>
+          <w:r>
+            <w:rPr>
+              <w:rFonts w:ascii="Calibri" w:eastAsia="Times New Roman" w:hAnsi="Calibri" w:cs="Calibri"/>
+              <w:color w:val="000000"/>
+              <w:lang w:val="en-GB"/>
+            </w:rPr>
+            <w:t>: 10.3390/molecules26154678.</w:t>
+          </w:r>
+        </w:p>
+        <w:p>
+          <w:pPr>
+            <w:autoSpaceDE w:val="0"/>
+            <w:autoSpaceDN w:val="0"/>
+            <w:ind w:hanging="640"/>
+            <w:divId w:val="343290588"/>
+            <w:rPr>
+              <w:rFonts w:ascii="Calibri" w:eastAsia="Times New Roman" w:hAnsi="Calibri" w:cs="Calibri"/>
+              <w:color w:val="000000"/>
+              <w:lang w:val="en-GB"/>
+            </w:rPr>
+          </w:pPr>
+          <w:r>
+            <w:rPr>
+              <w:rFonts w:ascii="Calibri" w:eastAsia="Times New Roman" w:hAnsi="Calibri" w:cs="Calibri"/>
+              <w:color w:val="000000"/>
+              <w:lang w:val="en-GB"/>
+            </w:rPr>
+            <w:t>[6]</w:t>
+          </w:r>
+          <w:r>
+            <w:rPr>
+              <w:rFonts w:ascii="Calibri" w:eastAsia="Times New Roman" w:hAnsi="Calibri" w:cs="Calibri"/>
+              <w:color w:val="000000"/>
+              <w:lang w:val="en-GB"/>
+            </w:rPr>
+            <w:tab/>
+            <w:t xml:space="preserve">S. Tian, Y. </w:t>
+          </w:r>
+          <w:proofErr w:type="spellStart"/>
+          <w:r>
+            <w:rPr>
+              <w:rFonts w:ascii="Calibri" w:eastAsia="Times New Roman" w:hAnsi="Calibri" w:cs="Calibri"/>
+              <w:color w:val="000000"/>
+              <w:lang w:val="en-GB"/>
+            </w:rPr>
+            <w:t>Djoumbou-Feunang</w:t>
+          </w:r>
+          <w:proofErr w:type="spellEnd"/>
+          <w:r>
+            <w:rPr>
+              <w:rFonts w:ascii="Calibri" w:eastAsia="Times New Roman" w:hAnsi="Calibri" w:cs="Calibri"/>
+              <w:color w:val="000000"/>
+              <w:lang w:val="en-GB"/>
+            </w:rPr>
+            <w:t>, R. Greiner, and D. S. Wishart, “</w:t>
+          </w:r>
+          <w:proofErr w:type="spellStart"/>
+          <w:r>
+            <w:rPr>
+              <w:rFonts w:ascii="Calibri" w:eastAsia="Times New Roman" w:hAnsi="Calibri" w:cs="Calibri"/>
+              <w:color w:val="000000"/>
+              <w:lang w:val="en-GB"/>
+            </w:rPr>
+            <w:t>CypReact</w:t>
+          </w:r>
+          <w:proofErr w:type="spellEnd"/>
+          <w:r>
+            <w:rPr>
+              <w:rFonts w:ascii="Calibri" w:eastAsia="Times New Roman" w:hAnsi="Calibri" w:cs="Calibri"/>
+              <w:color w:val="000000"/>
+              <w:lang w:val="en-GB"/>
+            </w:rPr>
+            <w:t xml:space="preserve">: A Software Tool for in Silico Reactant Prediction for Human Cytochrome P450 Enzymes,” </w:t>
+          </w:r>
+          <w:r>
+            <w:rPr>
+              <w:rFonts w:ascii="Calibri" w:eastAsia="Times New Roman" w:hAnsi="Calibri" w:cs="Calibri"/>
+              <w:i/>
+              <w:iCs/>
+              <w:color w:val="000000"/>
+              <w:lang w:val="en-GB"/>
+            </w:rPr>
+            <w:t>J. Chem. Inf. Model.</w:t>
+          </w:r>
+          <w:r>
+            <w:rPr>
+              <w:rFonts w:ascii="Calibri" w:eastAsia="Times New Roman" w:hAnsi="Calibri" w:cs="Calibri"/>
+              <w:color w:val="000000"/>
+              <w:lang w:val="en-GB"/>
+            </w:rPr>
+            <w:t xml:space="preserve">, vol. 58, no. 6, pp. 1282–1291, 2018, </w:t>
+          </w:r>
+          <w:proofErr w:type="spellStart"/>
+          <w:r>
+            <w:rPr>
+              <w:rFonts w:ascii="Calibri" w:eastAsia="Times New Roman" w:hAnsi="Calibri" w:cs="Calibri"/>
+              <w:color w:val="000000"/>
+              <w:lang w:val="en-GB"/>
+            </w:rPr>
+            <w:t>doi</w:t>
+          </w:r>
+          <w:proofErr w:type="spellEnd"/>
+          <w:r>
+            <w:rPr>
+              <w:rFonts w:ascii="Calibri" w:eastAsia="Times New Roman" w:hAnsi="Calibri" w:cs="Calibri"/>
+              <w:color w:val="000000"/>
+              <w:lang w:val="en-GB"/>
+            </w:rPr>
+            <w:t>: 10.1021/acs.jcim.8b00035.</w:t>
+          </w:r>
+        </w:p>
+        <w:p>
+          <w:pPr>
+            <w:autoSpaceDE w:val="0"/>
+            <w:autoSpaceDN w:val="0"/>
+            <w:ind w:hanging="640"/>
+            <w:divId w:val="1922828688"/>
+            <w:rPr>
+              <w:rFonts w:ascii="Calibri" w:eastAsia="Times New Roman" w:hAnsi="Calibri" w:cs="Calibri"/>
+              <w:color w:val="000000"/>
+              <w:lang w:val="en-GB"/>
+            </w:rPr>
+          </w:pPr>
+          <w:r>
+            <w:rPr>
+              <w:rFonts w:ascii="Calibri" w:eastAsia="Times New Roman" w:hAnsi="Calibri" w:cs="Calibri"/>
+              <w:color w:val="000000"/>
+              <w:lang w:val="en-GB"/>
+            </w:rPr>
+            <w:t>[7]</w:t>
+          </w:r>
+          <w:r>
+            <w:rPr>
+              <w:rFonts w:ascii="Calibri" w:eastAsia="Times New Roman" w:hAnsi="Calibri" w:cs="Calibri"/>
+              <w:color w:val="000000"/>
+              <w:lang w:val="en-GB"/>
+            </w:rPr>
+            <w:tab/>
+            <w:t xml:space="preserve">J. Chang, X. Fan, and B. Tian, “DeepP450: Predicting Human P450 Activities of Small Molecules by Integrating Pretrained Protein Language Model and Molecular Representation,” </w:t>
+          </w:r>
+          <w:r>
+            <w:rPr>
+              <w:rFonts w:ascii="Calibri" w:eastAsia="Times New Roman" w:hAnsi="Calibri" w:cs="Calibri"/>
+              <w:i/>
+              <w:iCs/>
+              <w:color w:val="000000"/>
+              <w:lang w:val="en-GB"/>
+            </w:rPr>
+            <w:t>J. Chem. Inf. Model.</w:t>
+          </w:r>
+          <w:r>
+            <w:rPr>
+              <w:rFonts w:ascii="Calibri" w:eastAsia="Times New Roman" w:hAnsi="Calibri" w:cs="Calibri"/>
+              <w:color w:val="000000"/>
+              <w:lang w:val="en-GB"/>
+            </w:rPr>
+            <w:t xml:space="preserve">, vol. 64, no. 8, pp. 3149–3160, 2024, </w:t>
+          </w:r>
+          <w:proofErr w:type="spellStart"/>
+          <w:r>
+            <w:rPr>
+              <w:rFonts w:ascii="Calibri" w:eastAsia="Times New Roman" w:hAnsi="Calibri" w:cs="Calibri"/>
+              <w:color w:val="000000"/>
+              <w:lang w:val="en-GB"/>
+            </w:rPr>
+            <w:t>doi</w:t>
+          </w:r>
+          <w:proofErr w:type="spellEnd"/>
+          <w:r>
+            <w:rPr>
+              <w:rFonts w:ascii="Calibri" w:eastAsia="Times New Roman" w:hAnsi="Calibri" w:cs="Calibri"/>
+              <w:color w:val="000000"/>
+              <w:lang w:val="en-GB"/>
+            </w:rPr>
+            <w:t>: 10.1021/acs.jcim.4c00115.</w:t>
+          </w:r>
+        </w:p>
+        <w:p>
+          <w:pPr>
+            <w:autoSpaceDE w:val="0"/>
+            <w:autoSpaceDN w:val="0"/>
+            <w:ind w:hanging="640"/>
+            <w:divId w:val="424765025"/>
+            <w:rPr>
+              <w:rFonts w:ascii="Calibri" w:eastAsia="Times New Roman" w:hAnsi="Calibri" w:cs="Calibri"/>
+              <w:color w:val="000000"/>
+              <w:lang w:val="en-GB"/>
+            </w:rPr>
+          </w:pPr>
+          <w:r>
+            <w:rPr>
+              <w:rFonts w:ascii="Calibri" w:eastAsia="Times New Roman" w:hAnsi="Calibri" w:cs="Calibri"/>
+              <w:color w:val="000000"/>
+              <w:lang w:val="en-GB"/>
+            </w:rPr>
+            <w:t>[8]</w:t>
+          </w:r>
+          <w:r>
+            <w:rPr>
+              <w:rFonts w:ascii="Calibri" w:eastAsia="Times New Roman" w:hAnsi="Calibri" w:cs="Calibri"/>
+              <w:color w:val="000000"/>
+              <w:lang w:val="en-GB"/>
+            </w:rPr>
+            <w:tab/>
+            <w:t xml:space="preserve">L. Fu </w:t>
+          </w:r>
+          <w:r>
+            <w:rPr>
+              <w:rFonts w:ascii="Calibri" w:eastAsia="Times New Roman" w:hAnsi="Calibri" w:cs="Calibri"/>
+              <w:i/>
+              <w:iCs/>
+              <w:color w:val="000000"/>
+              <w:lang w:val="en-GB"/>
+            </w:rPr>
+            <w:t>et al.</w:t>
+          </w:r>
+          <w:r>
+            <w:rPr>
+              <w:rFonts w:ascii="Calibri" w:eastAsia="Times New Roman" w:hAnsi="Calibri" w:cs="Calibri"/>
+              <w:color w:val="000000"/>
+              <w:lang w:val="en-GB"/>
+            </w:rPr>
+            <w:t>, “</w:t>
+          </w:r>
+          <w:proofErr w:type="spellStart"/>
+          <w:r>
+            <w:rPr>
+              <w:rFonts w:ascii="Calibri" w:eastAsia="Times New Roman" w:hAnsi="Calibri" w:cs="Calibri"/>
+              <w:color w:val="000000"/>
+              <w:lang w:val="en-GB"/>
+            </w:rPr>
+            <w:t>ADMETlab</w:t>
+          </w:r>
+          <w:proofErr w:type="spellEnd"/>
+          <w:r>
+            <w:rPr>
+              <w:rFonts w:ascii="Calibri" w:eastAsia="Times New Roman" w:hAnsi="Calibri" w:cs="Calibri"/>
+              <w:color w:val="000000"/>
+              <w:lang w:val="en-GB"/>
+            </w:rPr>
+            <w:t xml:space="preserve"> 3.0: an updated comprehensive online ADMET prediction platform enhanced with broader coverage, improved performance, API functionality and decision support,” </w:t>
+          </w:r>
+          <w:r>
+            <w:rPr>
+              <w:rFonts w:ascii="Calibri" w:eastAsia="Times New Roman" w:hAnsi="Calibri" w:cs="Calibri"/>
+              <w:i/>
+              <w:iCs/>
+              <w:color w:val="000000"/>
+              <w:lang w:val="en-GB"/>
+            </w:rPr>
+            <w:t>Nucleic Acids Res.</w:t>
+          </w:r>
+          <w:r>
+            <w:rPr>
+              <w:rFonts w:ascii="Calibri" w:eastAsia="Times New Roman" w:hAnsi="Calibri" w:cs="Calibri"/>
+              <w:color w:val="000000"/>
+              <w:lang w:val="en-GB"/>
+            </w:rPr>
+            <w:t xml:space="preserve">, vol. 52, no. W1, pp. W422–W431, Jul. 2024, </w:t>
+          </w:r>
+          <w:proofErr w:type="spellStart"/>
+          <w:r>
+            <w:rPr>
+              <w:rFonts w:ascii="Calibri" w:eastAsia="Times New Roman" w:hAnsi="Calibri" w:cs="Calibri"/>
+              <w:color w:val="000000"/>
+              <w:lang w:val="en-GB"/>
+            </w:rPr>
+            <w:t>doi</w:t>
+          </w:r>
+          <w:proofErr w:type="spellEnd"/>
+          <w:r>
+            <w:rPr>
+              <w:rFonts w:ascii="Calibri" w:eastAsia="Times New Roman" w:hAnsi="Calibri" w:cs="Calibri"/>
+              <w:color w:val="000000"/>
+              <w:lang w:val="en-GB"/>
+            </w:rPr>
+            <w:t>: 10.1093/</w:t>
+          </w:r>
+          <w:proofErr w:type="spellStart"/>
+          <w:r>
+            <w:rPr>
+              <w:rFonts w:ascii="Calibri" w:eastAsia="Times New Roman" w:hAnsi="Calibri" w:cs="Calibri"/>
+              <w:color w:val="000000"/>
+              <w:lang w:val="en-GB"/>
+            </w:rPr>
+            <w:t>nar</w:t>
+          </w:r>
+          <w:proofErr w:type="spellEnd"/>
+          <w:r>
+            <w:rPr>
+              <w:rFonts w:ascii="Calibri" w:eastAsia="Times New Roman" w:hAnsi="Calibri" w:cs="Calibri"/>
+              <w:color w:val="000000"/>
+              <w:lang w:val="en-GB"/>
+            </w:rPr>
+            <w:t>/gkae236.</w:t>
+          </w:r>
+        </w:p>
+        <w:p>
+          <w:pPr>
+            <w:autoSpaceDE w:val="0"/>
+            <w:autoSpaceDN w:val="0"/>
+            <w:ind w:hanging="640"/>
+            <w:divId w:val="789709728"/>
+            <w:rPr>
+              <w:rFonts w:ascii="Calibri" w:eastAsia="Times New Roman" w:hAnsi="Calibri" w:cs="Calibri"/>
+              <w:color w:val="000000"/>
+              <w:lang w:val="en-GB"/>
+            </w:rPr>
+          </w:pPr>
+          <w:r>
+            <w:rPr>
+              <w:rFonts w:ascii="Calibri" w:eastAsia="Times New Roman" w:hAnsi="Calibri" w:cs="Calibri"/>
+              <w:color w:val="000000"/>
+              <w:lang w:val="en-GB"/>
+            </w:rPr>
+            <w:lastRenderedPageBreak/>
+            <w:t>[9]</w:t>
           </w:r>
           <w:r>
             <w:rPr>
@@ -11713,7 +15632,7 @@
             <w:autoSpaceDE w:val="0"/>
             <w:autoSpaceDN w:val="0"/>
             <w:ind w:hanging="640"/>
-            <w:divId w:val="900939680"/>
+            <w:divId w:val="1118648367"/>
             <w:rPr>
               <w:rFonts w:ascii="Calibri" w:eastAsia="Times New Roman" w:hAnsi="Calibri" w:cs="Calibri"/>
               <w:color w:val="000000"/>
@@ -11726,7 +15645,7 @@
               <w:color w:val="000000"/>
               <w:lang w:val="en-GB"/>
             </w:rPr>
-            <w:t>[6]</w:t>
+            <w:t>[10]</w:t>
           </w:r>
           <w:r>
             <w:rPr>
@@ -11779,7 +15698,7 @@
             <w:autoSpaceDE w:val="0"/>
             <w:autoSpaceDN w:val="0"/>
             <w:ind w:hanging="640"/>
-            <w:divId w:val="1663506591"/>
+            <w:divId w:val="1801412270"/>
             <w:rPr>
               <w:rFonts w:ascii="Calibri" w:eastAsia="Times New Roman" w:hAnsi="Calibri" w:cs="Calibri"/>
               <w:color w:val="000000"/>
@@ -11792,7 +15711,7 @@
               <w:color w:val="000000"/>
               <w:lang w:val="en-GB"/>
             </w:rPr>
-            <w:t>[7]</w:t>
+            <w:t>[11]</w:t>
           </w:r>
           <w:r>
             <w:rPr>
@@ -11893,7 +15812,7 @@
             <w:autoSpaceDE w:val="0"/>
             <w:autoSpaceDN w:val="0"/>
             <w:ind w:hanging="640"/>
-            <w:divId w:val="1461026132"/>
+            <w:divId w:val="772016475"/>
             <w:rPr>
               <w:rFonts w:ascii="Calibri" w:eastAsia="Times New Roman" w:hAnsi="Calibri" w:cs="Calibri"/>
               <w:color w:val="000000"/>
@@ -11906,7 +15825,7 @@
               <w:color w:val="000000"/>
               <w:lang w:val="en-GB"/>
             </w:rPr>
-            <w:t>[8]</w:t>
+            <w:t>[12]</w:t>
           </w:r>
           <w:r>
             <w:rPr>
@@ -11961,7 +15880,7 @@
             <w:autoSpaceDE w:val="0"/>
             <w:autoSpaceDN w:val="0"/>
             <w:ind w:hanging="640"/>
-            <w:divId w:val="468326308"/>
+            <w:divId w:val="124472936"/>
             <w:rPr>
               <w:rFonts w:ascii="Calibri" w:eastAsia="Times New Roman" w:hAnsi="Calibri" w:cs="Calibri"/>
               <w:color w:val="000000"/>
@@ -11974,7 +15893,7 @@
               <w:color w:val="000000"/>
               <w:lang w:val="en-GB"/>
             </w:rPr>
-            <w:t>[9]</w:t>
+            <w:t>[13]</w:t>
           </w:r>
           <w:r>
             <w:rPr>
@@ -12009,7 +15928,7 @@
             <w:autoSpaceDE w:val="0"/>
             <w:autoSpaceDN w:val="0"/>
             <w:ind w:hanging="640"/>
-            <w:divId w:val="325940620"/>
+            <w:divId w:val="449906584"/>
             <w:rPr>
               <w:rFonts w:ascii="Calibri" w:eastAsia="Times New Roman" w:hAnsi="Calibri" w:cs="Calibri"/>
               <w:color w:val="000000"/>
@@ -12022,7 +15941,7 @@
               <w:color w:val="000000"/>
               <w:lang w:val="en-GB"/>
             </w:rPr>
-            <w:t>[10]</w:t>
+            <w:t>[14]</w:t>
           </w:r>
           <w:r>
             <w:rPr>
@@ -12075,7 +15994,7 @@
             <w:autoSpaceDE w:val="0"/>
             <w:autoSpaceDN w:val="0"/>
             <w:ind w:hanging="640"/>
-            <w:divId w:val="1067806451"/>
+            <w:divId w:val="1928227363"/>
             <w:rPr>
               <w:rFonts w:ascii="Calibri" w:eastAsia="Times New Roman" w:hAnsi="Calibri" w:cs="Calibri"/>
               <w:color w:val="000000"/>
@@ -12088,7 +16007,7 @@
               <w:color w:val="000000"/>
               <w:lang w:val="en-GB"/>
             </w:rPr>
-            <w:t>[11]</w:t>
+            <w:t>[15]</w:t>
           </w:r>
           <w:r>
             <w:rPr>
@@ -12213,7 +16132,7 @@
             <w:autoSpaceDE w:val="0"/>
             <w:autoSpaceDN w:val="0"/>
             <w:ind w:hanging="640"/>
-            <w:divId w:val="1163739311"/>
+            <w:divId w:val="1007440161"/>
             <w:rPr>
               <w:rFonts w:ascii="Calibri" w:eastAsia="Times New Roman" w:hAnsi="Calibri" w:cs="Calibri"/>
               <w:color w:val="000000"/>
@@ -12226,7 +16145,7 @@
               <w:color w:val="000000"/>
               <w:lang w:val="en-GB"/>
             </w:rPr>
-            <w:t>[12]</w:t>
+            <w:t>[16]</w:t>
           </w:r>
           <w:r>
             <w:rPr>
@@ -12260,7 +16179,7 @@
             <w:autoSpaceDE w:val="0"/>
             <w:autoSpaceDN w:val="0"/>
             <w:ind w:hanging="640"/>
-            <w:divId w:val="1196121734"/>
+            <w:divId w:val="916943350"/>
             <w:rPr>
               <w:rFonts w:ascii="Calibri" w:eastAsia="Times New Roman" w:hAnsi="Calibri" w:cs="Calibri"/>
               <w:color w:val="000000"/>
@@ -12273,7 +16192,7 @@
               <w:color w:val="000000"/>
               <w:lang w:val="en-GB"/>
             </w:rPr>
-            <w:t>[13]</w:t>
+            <w:t>[17]</w:t>
           </w:r>
           <w:r>
             <w:rPr>
@@ -12398,7 +16317,7 @@
             <w:autoSpaceDE w:val="0"/>
             <w:autoSpaceDN w:val="0"/>
             <w:ind w:hanging="640"/>
-            <w:divId w:val="400297071"/>
+            <w:divId w:val="859440137"/>
             <w:rPr>
               <w:rFonts w:ascii="Calibri" w:eastAsia="Times New Roman" w:hAnsi="Calibri" w:cs="Calibri"/>
               <w:color w:val="000000"/>
@@ -12411,7 +16330,7 @@
               <w:color w:val="000000"/>
               <w:lang w:val="en-GB"/>
             </w:rPr>
-            <w:t>[14]</w:t>
+            <w:t>[18]</w:t>
           </w:r>
           <w:r>
             <w:rPr>
@@ -12536,7 +16455,7 @@
             <w:autoSpaceDE w:val="0"/>
             <w:autoSpaceDN w:val="0"/>
             <w:ind w:hanging="640"/>
-            <w:divId w:val="174342394"/>
+            <w:divId w:val="1441683074"/>
             <w:rPr>
               <w:rFonts w:ascii="Calibri" w:eastAsia="Times New Roman" w:hAnsi="Calibri" w:cs="Calibri"/>
               <w:color w:val="000000"/>
@@ -12548,7 +16467,7 @@
               <w:color w:val="000000"/>
               <w:lang w:val="en-GB"/>
             </w:rPr>
-            <w:t>[15]</w:t>
+            <w:t>[19]</w:t>
           </w:r>
           <w:r>
             <w:rPr>
@@ -12575,25 +16494,7 @@
               <w:color w:val="000000"/>
               <w:lang w:val="en-GB"/>
             </w:rPr>
-            <w:t>, “</w:t>
-          </w:r>
-          <w:proofErr w:type="gramStart"/>
-          <w:r>
-            <w:rPr>
-              <w:rFonts w:ascii="Calibri" w:eastAsia="Times New Roman" w:hAnsi="Calibri" w:cs="Calibri"/>
-              <w:color w:val="000000"/>
-              <w:lang w:val="en-GB"/>
-            </w:rPr>
-            <w:t>Pre-trained</w:t>
-          </w:r>
-          <w:proofErr w:type="gramEnd"/>
-          <w:r>
-            <w:rPr>
-              <w:rFonts w:ascii="Calibri" w:eastAsia="Times New Roman" w:hAnsi="Calibri" w:cs="Calibri"/>
-              <w:color w:val="000000"/>
-              <w:lang w:val="en-GB"/>
-            </w:rPr>
-            <w:t xml:space="preserve"> molecular representations enable antimicrobial discovery,” </w:t>
+            <w:t xml:space="preserve">, “Pre-trained molecular representations enable antimicrobial discovery,” </w:t>
           </w:r>
           <w:r>
             <w:rPr>
@@ -12669,6 +16570,8 @@
           <w:pPr>
             <w:jc w:val="both"/>
             <w:rPr>
+              <w:rFonts w:ascii="Calibri" w:hAnsi="Calibri" w:cs="Calibri"/>
+              <w:color w:val="000000"/>
               <w:lang w:val="en-GB"/>
             </w:rPr>
           </w:pPr>
@@ -12682,6 +16585,226 @@
         </w:p>
       </w:sdtContent>
     </w:sdt>
+    <w:p>
+      <w:pPr>
+        <w:pStyle w:val="Heading1"/>
+        <w:rPr>
+          <w:lang w:val="en-GB"/>
+        </w:rPr>
+      </w:pPr>
+      <w:bookmarkStart w:id="49" w:name="_Toc225621990"/>
+      <w:proofErr w:type="spellStart"/>
+      <w:r>
+        <w:rPr>
+          <w:lang w:val="en-GB"/>
+        </w:rPr>
+        <w:t>Anexos</w:t>
+      </w:r>
+      <w:bookmarkEnd w:id="49"/>
+      <w:proofErr w:type="spellEnd"/>
+    </w:p>
+    <w:p>
+      <w:pPr>
+        <w:pStyle w:val="ListParagraph"/>
+        <w:numPr>
+          <w:ilvl w:val="0"/>
+          <w:numId w:val="34"/>
+        </w:numPr>
+        <w:rPr>
+          <w:lang w:val="en-GB"/>
+        </w:rPr>
+      </w:pPr>
+      <w:r>
+        <w:rPr>
+          <w:lang w:val="en-GB"/>
+        </w:rPr>
+        <w:t xml:space="preserve">“inchi_output.txt” – 1,575,727 InChI strings derived from </w:t>
+      </w:r>
+      <w:proofErr w:type="spellStart"/>
+      <w:r>
+        <w:rPr>
+          <w:lang w:val="en-GB"/>
+        </w:rPr>
+        <w:t>ChembL</w:t>
+      </w:r>
+      <w:proofErr w:type="spellEnd"/>
+      <w:r>
+        <w:rPr>
+          <w:lang w:val="en-GB"/>
+        </w:rPr>
+        <w:t xml:space="preserve"> used for MLM training</w:t>
+      </w:r>
+      <w:r>
+        <w:rPr>
+          <w:lang w:val="en-GB"/>
+        </w:rPr>
+        <w:t>.</w:t>
+      </w:r>
+    </w:p>
+    <w:p>
+      <w:pPr>
+        <w:pStyle w:val="ListParagraph"/>
+        <w:numPr>
+          <w:ilvl w:val="0"/>
+          <w:numId w:val="34"/>
+        </w:numPr>
+        <w:rPr>
+          <w:lang w:val="en-GB"/>
+        </w:rPr>
+      </w:pPr>
+      <w:r>
+        <w:rPr>
+          <w:lang w:val="en-GB"/>
+        </w:rPr>
+        <w:t>“</w:t>
+      </w:r>
+      <w:proofErr w:type="spellStart"/>
+      <w:r>
+        <w:rPr>
+          <w:lang w:val="en-GB"/>
+        </w:rPr>
+        <w:t>morgan_output_representation</w:t>
+      </w:r>
+      <w:r>
+        <w:rPr>
+          <w:lang w:val="en-GB"/>
+        </w:rPr>
+        <w:t>.tsv</w:t>
+      </w:r>
+      <w:proofErr w:type="spellEnd"/>
+      <w:r>
+        <w:rPr>
+          <w:lang w:val="en-GB"/>
+        </w:rPr>
+        <w:t>”</w:t>
+      </w:r>
+    </w:p>
+    <w:p>
+      <w:pPr>
+        <w:pStyle w:val="ListParagraph"/>
+        <w:numPr>
+          <w:ilvl w:val="0"/>
+          <w:numId w:val="34"/>
+        </w:numPr>
+        <w:rPr>
+          <w:lang w:val="en-GB"/>
+        </w:rPr>
+      </w:pPr>
+      <w:r>
+        <w:rPr>
+          <w:lang w:val="en-GB"/>
+        </w:rPr>
+        <w:t>“</w:t>
+      </w:r>
+      <w:proofErr w:type="spellStart"/>
+      <w:r>
+        <w:rPr>
+          <w:lang w:val="en-GB"/>
+        </w:rPr>
+        <w:t>MolE</w:t>
+      </w:r>
+      <w:r>
+        <w:rPr>
+          <w:lang w:val="en-GB"/>
+        </w:rPr>
+        <w:t>_output_representation</w:t>
+      </w:r>
+      <w:r>
+        <w:rPr>
+          <w:lang w:val="en-GB"/>
+        </w:rPr>
+        <w:t>.tsv</w:t>
+      </w:r>
+      <w:proofErr w:type="spellEnd"/>
+      <w:r>
+        <w:rPr>
+          <w:lang w:val="en-GB"/>
+        </w:rPr>
+        <w:t>”</w:t>
+      </w:r>
+    </w:p>
+    <w:p>
+      <w:pPr>
+        <w:pStyle w:val="ListParagraph"/>
+        <w:numPr>
+          <w:ilvl w:val="0"/>
+          <w:numId w:val="34"/>
+        </w:numPr>
+        <w:rPr>
+          <w:lang w:val="en-GB"/>
+        </w:rPr>
+      </w:pPr>
+      <w:r>
+        <w:rPr>
+          <w:lang w:val="en-GB"/>
+        </w:rPr>
+        <w:t>“</w:t>
+      </w:r>
+      <w:proofErr w:type="spellStart"/>
+      <w:r>
+        <w:rPr>
+          <w:lang w:val="en-GB"/>
+        </w:rPr>
+        <w:t>chemberta</w:t>
+      </w:r>
+      <w:r>
+        <w:rPr>
+          <w:lang w:val="en-GB"/>
+        </w:rPr>
+        <w:t>_output_representation</w:t>
+      </w:r>
+      <w:r>
+        <w:rPr>
+          <w:lang w:val="en-GB"/>
+        </w:rPr>
+        <w:t>.tsv</w:t>
+      </w:r>
+      <w:proofErr w:type="spellEnd"/>
+      <w:r>
+        <w:rPr>
+          <w:lang w:val="en-GB"/>
+        </w:rPr>
+        <w:t>”</w:t>
+      </w:r>
+    </w:p>
+    <w:p>
+      <w:pPr>
+        <w:pStyle w:val="ListParagraph"/>
+        <w:numPr>
+          <w:ilvl w:val="0"/>
+          <w:numId w:val="34"/>
+        </w:numPr>
+        <w:rPr>
+          <w:lang w:val="en-GB"/>
+        </w:rPr>
+      </w:pPr>
+      <w:r>
+        <w:rPr>
+          <w:lang w:val="en-GB"/>
+        </w:rPr>
+        <w:t>“</w:t>
+      </w:r>
+      <w:proofErr w:type="spellStart"/>
+      <w:r>
+        <w:rPr>
+          <w:lang w:val="en-GB"/>
+        </w:rPr>
+        <w:t>DrugBank_curated_df</w:t>
+      </w:r>
+      <w:r>
+        <w:rPr>
+          <w:lang w:val="en-GB"/>
+        </w:rPr>
+        <w:t>.tsv</w:t>
+      </w:r>
+      <w:proofErr w:type="spellEnd"/>
+      <w:r>
+        <w:rPr>
+          <w:lang w:val="en-GB"/>
+        </w:rPr>
+        <w:t>”</w:t>
+      </w:r>
+    </w:p>
     <w:sectPr>
       <w:pgSz w:w="11906" w:h="16838" w:code="9"/>
       <w:pgMar w:top="-1985" w:right="1276" w:bottom="993" w:left="1701" w:header="709" w:footer="439" w:gutter="0"/>
@@ -12713,6 +16836,16 @@
 </file>
 
 <file path=word/footer1.xml><?xml version="1.0" encoding="utf-8"?>
+<w:ftr xmlns:wpc="http://schemas.microsoft.com/office/word/2010/wordprocessingCanvas" xmlns:cx="http://schemas.microsoft.com/office/drawing/2014/chartex" xmlns:cx1="http://schemas.microsoft.com/office/drawing/2015/9/8/chartex" xmlns:cx2="http://schemas.microsoft.com/office/drawing/2015/10/21/chartex" xmlns:cx3="http://schemas.microsoft.com/office/drawing/2016/5/9/chartex" xmlns:cx4="http://schemas.microsoft.com/office/drawing/2016/5/10/chartex" xmlns:cx5="http://schemas.microsoft.com/office/drawing/2016/5/11/chartex" xmlns:cx6="http://schemas.microsoft.com/office/drawing/2016/5/12/chartex" xmlns:cx7="http://schemas.microsoft.com/office/drawing/2016/5/13/chartex" xmlns:cx8="http://schemas.microsoft.com/office/drawing/2016/5/14/chartex" xmlns:mc="http://schemas.openxmlformats.org/markup-compatibility/2006" xmlns:aink="http://schemas.microsoft.com/office/drawing/2016/ink" xmlns:am3d="http://schemas.microsoft.com/office/drawing/2017/model3d" xmlns:o="urn:schemas-microsoft-com:office:office" xmlns:oel="http://schemas.microsoft.com/office/2019/extlst" xmlns:r="http://schemas.openxmlformats.org/officeDocument/2006/relationships" xmlns:m="http://schemas.openxmlformats.org/officeDocument/2006/math" xmlns:v="urn:schemas-microsoft-com:vml" xmlns:wp14="http://schemas.microsoft.com/office/word/2010/wordprocessingDrawing" xmlns:wp="http://schemas.openxmlformats.org/drawingml/2006/wordprocessingDrawing" xmlns:w10="urn:schemas-microsoft-com:office:word" xmlns:w="http://schemas.openxmlformats.org/wordprocessingml/2006/main" xmlns:w14="http://schemas.microsoft.com/office/word/2010/wordml" xmlns:w15="http://schemas.microsoft.com/office/word/2012/wordml" xmlns:w16cex="http://schemas.microsoft.com/office/word/2018/wordml/cex" xmlns:w16cid="http://schemas.microsoft.com/office/word/2016/wordml/cid" xmlns:w16="http://schemas.microsoft.com/office/word/2018/wordml" xmlns:w16du="http://schemas.microsoft.com/office/word/2023/wordml/word16du" xmlns:w16sdtdh="http://schemas.microsoft.com/office/word/2020/wordml/sdtdatahash" xmlns:w16sdtfl="http://schemas.microsoft.com/office/word/2024/wordml/sdtformatlock" xmlns:w16se="http://schemas.microsoft.com/office/word/2015/wordml/symex" xmlns:wpg="http://schemas.microsoft.com/office/word/2010/wordprocessingGroup" xmlns:wpi="http://schemas.microsoft.com/office/word/2010/wordprocessingInk" xmlns:wne="http://schemas.microsoft.com/office/word/2006/wordml" xmlns:wps="http://schemas.microsoft.com/office/word/2010/wordprocessingShape" mc:Ignorable="w14 w15 w16se w16cid w16 w16cex w16sdtdh w16sdtfl w16du wp14">
+  <w:p>
+    <w:pPr>
+      <w:pStyle w:val="Footer"/>
+    </w:pPr>
+  </w:p>
+</w:ftr>
+</file>
+
+<file path=word/footer2.xml><?xml version="1.0" encoding="utf-8"?>
 <w:ftr xmlns:wpc="http://schemas.microsoft.com/office/word/2010/wordprocessingCanvas" xmlns:cx="http://schemas.microsoft.com/office/drawing/2014/chartex" xmlns:cx1="http://schemas.microsoft.com/office/drawing/2015/9/8/chartex" xmlns:cx2="http://schemas.microsoft.com/office/drawing/2015/10/21/chartex" xmlns:cx3="http://schemas.microsoft.com/office/drawing/2016/5/9/chartex" xmlns:cx4="http://schemas.microsoft.com/office/drawing/2016/5/10/chartex" xmlns:cx5="http://schemas.microsoft.com/office/drawing/2016/5/11/chartex" xmlns:cx6="http://schemas.microsoft.com/office/drawing/2016/5/12/chartex" xmlns:cx7="http://schemas.microsoft.com/office/drawing/2016/5/13/chartex" xmlns:cx8="http://schemas.microsoft.com/office/drawing/2016/5/14/chartex" xmlns:mc="http://schemas.openxmlformats.org/markup-compatibility/2006" xmlns:aink="http://schemas.microsoft.com/office/drawing/2016/ink" xmlns:am3d="http://schemas.microsoft.com/office/drawing/2017/model3d" xmlns:o="urn:schemas-microsoft-com:office:office" xmlns:oel="http://schemas.microsoft.com/office/2019/extlst" xmlns:r="http://schemas.openxmlformats.org/officeDocument/2006/relationships" xmlns:m="http://schemas.openxmlformats.org/officeDocument/2006/math" xmlns:v="urn:schemas-microsoft-com:vml" xmlns:wp14="http://schemas.microsoft.com/office/word/2010/wordprocessingDrawing" xmlns:wp="http://schemas.openxmlformats.org/drawingml/2006/wordprocessingDrawing" xmlns:w10="urn:schemas-microsoft-com:office:word" xmlns:w="http://schemas.openxmlformats.org/wordprocessingml/2006/main" xmlns:w14="http://schemas.microsoft.com/office/word/2010/wordml" xmlns:w15="http://schemas.microsoft.com/office/word/2012/wordml" xmlns:w16cex="http://schemas.microsoft.com/office/word/2018/wordml/cex" xmlns:w16cid="http://schemas.microsoft.com/office/word/2016/wordml/cid" xmlns:w16="http://schemas.microsoft.com/office/word/2018/wordml" xmlns:w16du="http://schemas.microsoft.com/office/word/2023/wordml/word16du" xmlns:w16sdtdh="http://schemas.microsoft.com/office/word/2020/wordml/sdtdatahash" xmlns:w16sdtfl="http://schemas.microsoft.com/office/word/2024/wordml/sdtformatlock" xmlns:w16se="http://schemas.microsoft.com/office/word/2015/wordml/symex" xmlns:wpg="http://schemas.microsoft.com/office/word/2010/wordprocessingGroup" xmlns:wpi="http://schemas.microsoft.com/office/word/2010/wordprocessingInk" xmlns:wne="http://schemas.microsoft.com/office/word/2006/wordml" xmlns:wps="http://schemas.microsoft.com/office/word/2010/wordprocessingShape" mc:Ignorable="w14 w15 w16se w16cid w16 w16cex w16sdtdh w16sdtfl w16du wp14">
   <w:sdt>
     <w:sdtPr>
@@ -12757,7 +16890,7 @@
 </w:ftr>
 </file>
 
-<file path=word/footer2.xml><?xml version="1.0" encoding="utf-8"?>
+<file path=word/footer3.xml><?xml version="1.0" encoding="utf-8"?>
 <w:ftr xmlns:wpc="http://schemas.microsoft.com/office/word/2010/wordprocessingCanvas" xmlns:cx="http://schemas.microsoft.com/office/drawing/2014/chartex" xmlns:cx1="http://schemas.microsoft.com/office/drawing/2015/9/8/chartex" xmlns:cx2="http://schemas.microsoft.com/office/drawing/2015/10/21/chartex" xmlns:cx3="http://schemas.microsoft.com/office/drawing/2016/5/9/chartex" xmlns:cx4="http://schemas.microsoft.com/office/drawing/2016/5/10/chartex" xmlns:cx5="http://schemas.microsoft.com/office/drawing/2016/5/11/chartex" xmlns:cx6="http://schemas.microsoft.com/office/drawing/2016/5/12/chartex" xmlns:cx7="http://schemas.microsoft.com/office/drawing/2016/5/13/chartex" xmlns:cx8="http://schemas.microsoft.com/office/drawing/2016/5/14/chartex" xmlns:mc="http://schemas.openxmlformats.org/markup-compatibility/2006" xmlns:aink="http://schemas.microsoft.com/office/drawing/2016/ink" xmlns:am3d="http://schemas.microsoft.com/office/drawing/2017/model3d" xmlns:o="urn:schemas-microsoft-com:office:office" xmlns:oel="http://schemas.microsoft.com/office/2019/extlst" xmlns:r="http://schemas.openxmlformats.org/officeDocument/2006/relationships" xmlns:m="http://schemas.openxmlformats.org/officeDocument/2006/math" xmlns:v="urn:schemas-microsoft-com:vml" xmlns:wp14="http://schemas.microsoft.com/office/word/2010/wordprocessingDrawing" xmlns:wp="http://schemas.openxmlformats.org/drawingml/2006/wordprocessingDrawing" xmlns:w10="urn:schemas-microsoft-com:office:word" xmlns:w="http://schemas.openxmlformats.org/wordprocessingml/2006/main" xmlns:w14="http://schemas.microsoft.com/office/word/2010/wordml" xmlns:w15="http://schemas.microsoft.com/office/word/2012/wordml" xmlns:w16cex="http://schemas.microsoft.com/office/word/2018/wordml/cex" xmlns:w16cid="http://schemas.microsoft.com/office/word/2016/wordml/cid" xmlns:w16="http://schemas.microsoft.com/office/word/2018/wordml" xmlns:w16du="http://schemas.microsoft.com/office/word/2023/wordml/word16du" xmlns:w16sdtdh="http://schemas.microsoft.com/office/word/2020/wordml/sdtdatahash" xmlns:w16sdtfl="http://schemas.microsoft.com/office/word/2024/wordml/sdtformatlock" xmlns:w16se="http://schemas.microsoft.com/office/word/2015/wordml/symex" xmlns:wpg="http://schemas.microsoft.com/office/word/2010/wordprocessingGroup" xmlns:wpi="http://schemas.microsoft.com/office/word/2010/wordprocessingInk" xmlns:wne="http://schemas.microsoft.com/office/word/2006/wordml" xmlns:wps="http://schemas.microsoft.com/office/word/2010/wordprocessingShape" mc:Ignorable="w14 w15 w16se w16cid w16 w16cex w16sdtdh w16sdtfl w16du wp14">
   <w:sdt>
     <w:sdtPr>
@@ -12822,6 +16955,36 @@
 </w:footnotes>
 </file>
 
+<file path=word/header1.xml><?xml version="1.0" encoding="utf-8"?>
+<w:hdr xmlns:wpc="http://schemas.microsoft.com/office/word/2010/wordprocessingCanvas" xmlns:cx="http://schemas.microsoft.com/office/drawing/2014/chartex" xmlns:cx1="http://schemas.microsoft.com/office/drawing/2015/9/8/chartex" xmlns:cx2="http://schemas.microsoft.com/office/drawing/2015/10/21/chartex" xmlns:cx3="http://schemas.microsoft.com/office/drawing/2016/5/9/chartex" xmlns:cx4="http://schemas.microsoft.com/office/drawing/2016/5/10/chartex" xmlns:cx5="http://schemas.microsoft.com/office/drawing/2016/5/11/chartex" xmlns:cx6="http://schemas.microsoft.com/office/drawing/2016/5/12/chartex" xmlns:cx7="http://schemas.microsoft.com/office/drawing/2016/5/13/chartex" xmlns:cx8="http://schemas.microsoft.com/office/drawing/2016/5/14/chartex" xmlns:mc="http://schemas.openxmlformats.org/markup-compatibility/2006" xmlns:aink="http://schemas.microsoft.com/office/drawing/2016/ink" xmlns:am3d="http://schemas.microsoft.com/office/drawing/2017/model3d" xmlns:o="urn:schemas-microsoft-com:office:office" xmlns:oel="http://schemas.microsoft.com/office/2019/extlst" xmlns:r="http://schemas.openxmlformats.org/officeDocument/2006/relationships" xmlns:m="http://schemas.openxmlformats.org/officeDocument/2006/math" xmlns:v="urn:schemas-microsoft-com:vml" xmlns:wp14="http://schemas.microsoft.com/office/word/2010/wordprocessingDrawing" xmlns:wp="http://schemas.openxmlformats.org/drawingml/2006/wordprocessingDrawing" xmlns:w10="urn:schemas-microsoft-com:office:word" xmlns:w="http://schemas.openxmlformats.org/wordprocessingml/2006/main" xmlns:w14="http://schemas.microsoft.com/office/word/2010/wordml" xmlns:w15="http://schemas.microsoft.com/office/word/2012/wordml" xmlns:w16cex="http://schemas.microsoft.com/office/word/2018/wordml/cex" xmlns:w16cid="http://schemas.microsoft.com/office/word/2016/wordml/cid" xmlns:w16="http://schemas.microsoft.com/office/word/2018/wordml" xmlns:w16du="http://schemas.microsoft.com/office/word/2023/wordml/word16du" xmlns:w16sdtdh="http://schemas.microsoft.com/office/word/2020/wordml/sdtdatahash" xmlns:w16sdtfl="http://schemas.microsoft.com/office/word/2024/wordml/sdtformatlock" xmlns:w16se="http://schemas.microsoft.com/office/word/2015/wordml/symex" xmlns:wpg="http://schemas.microsoft.com/office/word/2010/wordprocessingGroup" xmlns:wpi="http://schemas.microsoft.com/office/word/2010/wordprocessingInk" xmlns:wne="http://schemas.microsoft.com/office/word/2006/wordml" xmlns:wps="http://schemas.microsoft.com/office/word/2010/wordprocessingShape" mc:Ignorable="w14 w15 w16se w16cid w16 w16cex w16sdtdh w16sdtfl w16du wp14">
+  <w:p>
+    <w:pPr>
+      <w:pStyle w:val="Header"/>
+    </w:pPr>
+  </w:p>
+</w:hdr>
+</file>
+
+<file path=word/header2.xml><?xml version="1.0" encoding="utf-8"?>
+<w:hdr xmlns:wpc="http://schemas.microsoft.com/office/word/2010/wordprocessingCanvas" xmlns:cx="http://schemas.microsoft.com/office/drawing/2014/chartex" xmlns:cx1="http://schemas.microsoft.com/office/drawing/2015/9/8/chartex" xmlns:cx2="http://schemas.microsoft.com/office/drawing/2015/10/21/chartex" xmlns:cx3="http://schemas.microsoft.com/office/drawing/2016/5/9/chartex" xmlns:cx4="http://schemas.microsoft.com/office/drawing/2016/5/10/chartex" xmlns:cx5="http://schemas.microsoft.com/office/drawing/2016/5/11/chartex" xmlns:cx6="http://schemas.microsoft.com/office/drawing/2016/5/12/chartex" xmlns:cx7="http://schemas.microsoft.com/office/drawing/2016/5/13/chartex" xmlns:cx8="http://schemas.microsoft.com/office/drawing/2016/5/14/chartex" xmlns:mc="http://schemas.openxmlformats.org/markup-compatibility/2006" xmlns:aink="http://schemas.microsoft.com/office/drawing/2016/ink" xmlns:am3d="http://schemas.microsoft.com/office/drawing/2017/model3d" xmlns:o="urn:schemas-microsoft-com:office:office" xmlns:oel="http://schemas.microsoft.com/office/2019/extlst" xmlns:r="http://schemas.openxmlformats.org/officeDocument/2006/relationships" xmlns:m="http://schemas.openxmlformats.org/officeDocument/2006/math" xmlns:v="urn:schemas-microsoft-com:vml" xmlns:wp14="http://schemas.microsoft.com/office/word/2010/wordprocessingDrawing" xmlns:wp="http://schemas.openxmlformats.org/drawingml/2006/wordprocessingDrawing" xmlns:w10="urn:schemas-microsoft-com:office:word" xmlns:w="http://schemas.openxmlformats.org/wordprocessingml/2006/main" xmlns:w14="http://schemas.microsoft.com/office/word/2010/wordml" xmlns:w15="http://schemas.microsoft.com/office/word/2012/wordml" xmlns:w16cex="http://schemas.microsoft.com/office/word/2018/wordml/cex" xmlns:w16cid="http://schemas.microsoft.com/office/word/2016/wordml/cid" xmlns:w16="http://schemas.microsoft.com/office/word/2018/wordml" xmlns:w16du="http://schemas.microsoft.com/office/word/2023/wordml/word16du" xmlns:w16sdtdh="http://schemas.microsoft.com/office/word/2020/wordml/sdtdatahash" xmlns:w16sdtfl="http://schemas.microsoft.com/office/word/2024/wordml/sdtformatlock" xmlns:w16se="http://schemas.microsoft.com/office/word/2015/wordml/symex" xmlns:wpg="http://schemas.microsoft.com/office/word/2010/wordprocessingGroup" xmlns:wpi="http://schemas.microsoft.com/office/word/2010/wordprocessingInk" xmlns:wne="http://schemas.microsoft.com/office/word/2006/wordml" xmlns:wps="http://schemas.microsoft.com/office/word/2010/wordprocessingShape" mc:Ignorable="w14 w15 w16se w16cid w16 w16cex w16sdtdh w16sdtfl w16du wp14">
+  <w:p>
+    <w:pPr>
+      <w:pStyle w:val="Header"/>
+    </w:pPr>
+  </w:p>
+</w:hdr>
+</file>
+
+<file path=word/header3.xml><?xml version="1.0" encoding="utf-8"?>
+<w:hdr xmlns:wpc="http://schemas.microsoft.com/office/word/2010/wordprocessingCanvas" xmlns:cx="http://schemas.microsoft.com/office/drawing/2014/chartex" xmlns:cx1="http://schemas.microsoft.com/office/drawing/2015/9/8/chartex" xmlns:cx2="http://schemas.microsoft.com/office/drawing/2015/10/21/chartex" xmlns:cx3="http://schemas.microsoft.com/office/drawing/2016/5/9/chartex" xmlns:cx4="http://schemas.microsoft.com/office/drawing/2016/5/10/chartex" xmlns:cx5="http://schemas.microsoft.com/office/drawing/2016/5/11/chartex" xmlns:cx6="http://schemas.microsoft.com/office/drawing/2016/5/12/chartex" xmlns:cx7="http://schemas.microsoft.com/office/drawing/2016/5/13/chartex" xmlns:cx8="http://schemas.microsoft.com/office/drawing/2016/5/14/chartex" xmlns:mc="http://schemas.openxmlformats.org/markup-compatibility/2006" xmlns:aink="http://schemas.microsoft.com/office/drawing/2016/ink" xmlns:am3d="http://schemas.microsoft.com/office/drawing/2017/model3d" xmlns:o="urn:schemas-microsoft-com:office:office" xmlns:oel="http://schemas.microsoft.com/office/2019/extlst" xmlns:r="http://schemas.openxmlformats.org/officeDocument/2006/relationships" xmlns:m="http://schemas.openxmlformats.org/officeDocument/2006/math" xmlns:v="urn:schemas-microsoft-com:vml" xmlns:wp14="http://schemas.microsoft.com/office/word/2010/wordprocessingDrawing" xmlns:wp="http://schemas.openxmlformats.org/drawingml/2006/wordprocessingDrawing" xmlns:w10="urn:schemas-microsoft-com:office:word" xmlns:w="http://schemas.openxmlformats.org/wordprocessingml/2006/main" xmlns:w14="http://schemas.microsoft.com/office/word/2010/wordml" xmlns:w15="http://schemas.microsoft.com/office/word/2012/wordml" xmlns:w16cex="http://schemas.microsoft.com/office/word/2018/wordml/cex" xmlns:w16cid="http://schemas.microsoft.com/office/word/2016/wordml/cid" xmlns:w16="http://schemas.microsoft.com/office/word/2018/wordml" xmlns:w16du="http://schemas.microsoft.com/office/word/2023/wordml/word16du" xmlns:w16sdtdh="http://schemas.microsoft.com/office/word/2020/wordml/sdtdatahash" xmlns:w16sdtfl="http://schemas.microsoft.com/office/word/2024/wordml/sdtformatlock" xmlns:w16se="http://schemas.microsoft.com/office/word/2015/wordml/symex" xmlns:wpg="http://schemas.microsoft.com/office/word/2010/wordprocessingGroup" xmlns:wpi="http://schemas.microsoft.com/office/word/2010/wordprocessingInk" xmlns:wne="http://schemas.microsoft.com/office/word/2006/wordml" xmlns:wps="http://schemas.microsoft.com/office/word/2010/wordprocessingShape" mc:Ignorable="w14 w15 w16se w16cid w16 w16cex w16sdtdh w16sdtfl w16du wp14">
+  <w:p>
+    <w:pPr>
+      <w:pStyle w:val="Header"/>
+    </w:pPr>
+  </w:p>
+</w:hdr>
+</file>
+
 <file path=word/numbering.xml><?xml version="1.0" encoding="utf-8"?>
 <w:numbering xmlns:wpc="http://schemas.microsoft.com/office/word/2010/wordprocessingCanvas" xmlns:cx="http://schemas.microsoft.com/office/drawing/2014/chartex" xmlns:cx1="http://schemas.microsoft.com/office/drawing/2015/9/8/chartex" xmlns:cx2="http://schemas.microsoft.com/office/drawing/2015/10/21/chartex" xmlns:cx3="http://schemas.microsoft.com/office/drawing/2016/5/9/chartex" xmlns:cx4="http://schemas.microsoft.com/office/drawing/2016/5/10/chartex" xmlns:cx5="http://schemas.microsoft.com/office/drawing/2016/5/11/chartex" xmlns:cx6="http://schemas.microsoft.com/office/drawing/2016/5/12/chartex" xmlns:cx7="http://schemas.microsoft.com/office/drawing/2016/5/13/chartex" xmlns:cx8="http://schemas.microsoft.com/office/drawing/2016/5/14/chartex" xmlns:mc="http://schemas.openxmlformats.org/markup-compatibility/2006" xmlns:aink="http://schemas.microsoft.com/office/drawing/2016/ink" xmlns:am3d="http://schemas.microsoft.com/office/drawing/2017/model3d" xmlns:o="urn:schemas-microsoft-com:office:office" xmlns:oel="http://schemas.microsoft.com/office/2019/extlst" xmlns:r="http://schemas.openxmlformats.org/officeDocument/2006/relationships" xmlns:m="http://schemas.openxmlformats.org/officeDocument/2006/math" xmlns:v="urn:schemas-microsoft-com:vml" xmlns:wp14="http://schemas.microsoft.com/office/word/2010/wordprocessingDrawing" xmlns:wp="http://schemas.openxmlformats.org/drawingml/2006/wordprocessingDrawing" xmlns:w10="urn:schemas-microsoft-com:office:word" xmlns:w="http://schemas.openxmlformats.org/wordprocessingml/2006/main" xmlns:w14="http://schemas.microsoft.com/office/word/2010/wordml" xmlns:w15="http://schemas.microsoft.com/office/word/2012/wordml" xmlns:w16cex="http://schemas.microsoft.com/office/word/2018/wordml/cex" xmlns:w16cid="http://schemas.microsoft.com/office/word/2016/wordml/cid" xmlns:w16="http://schemas.microsoft.com/office/word/2018/wordml" xmlns:w16du="http://schemas.microsoft.com/office/word/2023/wordml/word16du" xmlns:w16sdtdh="http://schemas.microsoft.com/office/word/2020/wordml/sdtdatahash" xmlns:w16sdtfl="http://schemas.microsoft.com/office/word/2024/wordml/sdtformatlock" xmlns:w16se="http://schemas.microsoft.com/office/word/2015/wordml/symex" xmlns:wpg="http://schemas.microsoft.com/office/word/2010/wordprocessingGroup" xmlns:wpi="http://schemas.microsoft.com/office/word/2010/wordprocessingInk" xmlns:wne="http://schemas.microsoft.com/office/word/2006/wordml" xmlns:wps="http://schemas.microsoft.com/office/word/2010/wordprocessingShape" mc:Ignorable="w14 w15 w16se w16cid w16 w16cex w16sdtdh w16sdtfl w16du wp14">
   <w:numPicBullet w:numPicBulletId="0">
@@ -13948,6 +18111,95 @@
     </w:lvl>
   </w:abstractNum>
   <w:abstractNum w:abstractNumId="10" w15:restartNumberingAfterBreak="0">
+    <w:nsid w:val="2B646035"/>
+    <w:multiLevelType w:val="hybridMultilevel"/>
+    <w:tmpl w:val="63449E9E"/>
+    <w:lvl w:ilvl="0" w:tplc="84B80956">
+      <w:start w:val="1"/>
+      <w:numFmt w:val="decimal"/>
+      <w:lvlText w:val="%1"/>
+      <w:lvlJc w:val="left"/>
+      <w:pPr>
+        <w:ind w:left="1070" w:hanging="710"/>
+      </w:pPr>
+      <w:rPr>
+        <w:rFonts w:hint="default"/>
+      </w:rPr>
+    </w:lvl>
+    <w:lvl w:ilvl="1" w:tplc="08090019" w:tentative="1">
+      <w:start w:val="1"/>
+      <w:numFmt w:val="lowerLetter"/>
+      <w:lvlText w:val="%2."/>
+      <w:lvlJc w:val="left"/>
+      <w:pPr>
+        <w:ind w:left="1440" w:hanging="360"/>
+      </w:pPr>
+    </w:lvl>
+    <w:lvl w:ilvl="2" w:tplc="0809001B" w:tentative="1">
+      <w:start w:val="1"/>
+      <w:numFmt w:val="lowerRoman"/>
+      <w:lvlText w:val="%3."/>
+      <w:lvlJc w:val="right"/>
+      <w:pPr>
+        <w:ind w:left="2160" w:hanging="180"/>
+      </w:pPr>
+    </w:lvl>
+    <w:lvl w:ilvl="3" w:tplc="0809000F" w:tentative="1">
+      <w:start w:val="1"/>
+      <w:numFmt w:val="decimal"/>
+      <w:lvlText w:val="%4."/>
+      <w:lvlJc w:val="left"/>
+      <w:pPr>
+        <w:ind w:left="2880" w:hanging="360"/>
+      </w:pPr>
+    </w:lvl>
+    <w:lvl w:ilvl="4" w:tplc="08090019" w:tentative="1">
+      <w:start w:val="1"/>
+      <w:numFmt w:val="lowerLetter"/>
+      <w:lvlText w:val="%5."/>
+      <w:lvlJc w:val="left"/>
+      <w:pPr>
+        <w:ind w:left="3600" w:hanging="360"/>
+      </w:pPr>
+    </w:lvl>
+    <w:lvl w:ilvl="5" w:tplc="0809001B" w:tentative="1">
+      <w:start w:val="1"/>
+      <w:numFmt w:val="lowerRoman"/>
+      <w:lvlText w:val="%6."/>
+      <w:lvlJc w:val="right"/>
+      <w:pPr>
+        <w:ind w:left="4320" w:hanging="180"/>
+      </w:pPr>
+    </w:lvl>
+    <w:lvl w:ilvl="6" w:tplc="0809000F" w:tentative="1">
+      <w:start w:val="1"/>
+      <w:numFmt w:val="decimal"/>
+      <w:lvlText w:val="%7."/>
+      <w:lvlJc w:val="left"/>
+      <w:pPr>
+        <w:ind w:left="5040" w:hanging="360"/>
+      </w:pPr>
+    </w:lvl>
+    <w:lvl w:ilvl="7" w:tplc="08090019" w:tentative="1">
+      <w:start w:val="1"/>
+      <w:numFmt w:val="lowerLetter"/>
+      <w:lvlText w:val="%8."/>
+      <w:lvlJc w:val="left"/>
+      <w:pPr>
+        <w:ind w:left="5760" w:hanging="360"/>
+      </w:pPr>
+    </w:lvl>
+    <w:lvl w:ilvl="8" w:tplc="0809001B" w:tentative="1">
+      <w:start w:val="1"/>
+      <w:numFmt w:val="lowerRoman"/>
+      <w:lvlText w:val="%9."/>
+      <w:lvlJc w:val="right"/>
+      <w:pPr>
+        <w:ind w:left="6480" w:hanging="180"/>
+      </w:pPr>
+    </w:lvl>
+  </w:abstractNum>
+  <w:abstractNum w:abstractNumId="11" w15:restartNumberingAfterBreak="0">
     <w:nsid w:val="33FE62A4"/>
     <w:multiLevelType w:val="hybridMultilevel"/>
     <w:tmpl w:val="819CE3E8"/>
@@ -14036,7 +18288,7 @@
       </w:pPr>
     </w:lvl>
   </w:abstractNum>
-  <w:abstractNum w:abstractNumId="11" w15:restartNumberingAfterBreak="0">
+  <w:abstractNum w:abstractNumId="12" w15:restartNumberingAfterBreak="0">
     <w:nsid w:val="363B232D"/>
     <w:multiLevelType w:val="multilevel"/>
     <w:tmpl w:val="6930F3DA"/>
@@ -14149,7 +18401,7 @@
       </w:rPr>
     </w:lvl>
   </w:abstractNum>
-  <w:abstractNum w:abstractNumId="12" w15:restartNumberingAfterBreak="0">
+  <w:abstractNum w:abstractNumId="13" w15:restartNumberingAfterBreak="0">
     <w:nsid w:val="3769754E"/>
     <w:multiLevelType w:val="hybridMultilevel"/>
     <w:tmpl w:val="E834C7D8"/>
@@ -14238,7 +18490,7 @@
       </w:pPr>
     </w:lvl>
   </w:abstractNum>
-  <w:abstractNum w:abstractNumId="13" w15:restartNumberingAfterBreak="0">
+  <w:abstractNum w:abstractNumId="14" w15:restartNumberingAfterBreak="0">
     <w:nsid w:val="3A2D1FB7"/>
     <w:multiLevelType w:val="hybridMultilevel"/>
     <w:tmpl w:val="D0A28AF4"/>
@@ -14351,7 +18603,7 @@
       </w:rPr>
     </w:lvl>
   </w:abstractNum>
-  <w:abstractNum w:abstractNumId="14" w15:restartNumberingAfterBreak="0">
+  <w:abstractNum w:abstractNumId="15" w15:restartNumberingAfterBreak="0">
     <w:nsid w:val="3B3F1354"/>
     <w:multiLevelType w:val="multilevel"/>
     <w:tmpl w:val="59E8B57A"/>
@@ -14464,7 +18716,7 @@
       </w:rPr>
     </w:lvl>
   </w:abstractNum>
-  <w:abstractNum w:abstractNumId="15" w15:restartNumberingAfterBreak="0">
+  <w:abstractNum w:abstractNumId="16" w15:restartNumberingAfterBreak="0">
     <w:nsid w:val="3FB96C19"/>
     <w:multiLevelType w:val="multilevel"/>
     <w:tmpl w:val="A4C21ED6"/>
@@ -14577,7 +18829,7 @@
       </w:rPr>
     </w:lvl>
   </w:abstractNum>
-  <w:abstractNum w:abstractNumId="16" w15:restartNumberingAfterBreak="0">
+  <w:abstractNum w:abstractNumId="17" w15:restartNumberingAfterBreak="0">
     <w:nsid w:val="4A84774A"/>
     <w:multiLevelType w:val="hybridMultilevel"/>
     <w:tmpl w:val="5A86519E"/>
@@ -14663,7 +18915,7 @@
       </w:pPr>
     </w:lvl>
   </w:abstractNum>
-  <w:abstractNum w:abstractNumId="17" w15:restartNumberingAfterBreak="0">
+  <w:abstractNum w:abstractNumId="18" w15:restartNumberingAfterBreak="0">
     <w:nsid w:val="5DF00C50"/>
     <w:multiLevelType w:val="multilevel"/>
     <w:tmpl w:val="0A9E9B5C"/>
@@ -14776,7 +19028,7 @@
       </w:rPr>
     </w:lvl>
   </w:abstractNum>
-  <w:abstractNum w:abstractNumId="18" w15:restartNumberingAfterBreak="0">
+  <w:abstractNum w:abstractNumId="19" w15:restartNumberingAfterBreak="0">
     <w:nsid w:val="66644B8F"/>
     <w:multiLevelType w:val="multilevel"/>
     <w:tmpl w:val="1DC09544"/>
@@ -14894,7 +19146,7 @@
       </w:rPr>
     </w:lvl>
   </w:abstractNum>
-  <w:abstractNum w:abstractNumId="19" w15:restartNumberingAfterBreak="0">
+  <w:abstractNum w:abstractNumId="20" w15:restartNumberingAfterBreak="0">
     <w:nsid w:val="69151B1F"/>
     <w:multiLevelType w:val="hybridMultilevel"/>
     <w:tmpl w:val="7002848A"/>
@@ -15007,7 +19259,7 @@
       </w:rPr>
     </w:lvl>
   </w:abstractNum>
-  <w:abstractNum w:abstractNumId="20" w15:restartNumberingAfterBreak="0">
+  <w:abstractNum w:abstractNumId="21" w15:restartNumberingAfterBreak="0">
     <w:nsid w:val="734A397D"/>
     <w:multiLevelType w:val="multilevel"/>
     <w:tmpl w:val="4EE2C4CC"/>
@@ -15120,7 +19372,7 @@
       </w:rPr>
     </w:lvl>
   </w:abstractNum>
-  <w:abstractNum w:abstractNumId="21" w15:restartNumberingAfterBreak="0">
+  <w:abstractNum w:abstractNumId="22" w15:restartNumberingAfterBreak="0">
     <w:nsid w:val="79CA1227"/>
     <w:multiLevelType w:val="hybridMultilevel"/>
     <w:tmpl w:val="55540D28"/>
@@ -15233,13 +19485,13 @@
     </w:lvl>
   </w:abstractNum>
   <w:num w:numId="1" w16cid:durableId="617102136">
-    <w:abstractNumId w:val="12"/>
+    <w:abstractNumId w:val="13"/>
   </w:num>
   <w:num w:numId="2" w16cid:durableId="912158947">
     <w:abstractNumId w:val="9"/>
   </w:num>
   <w:num w:numId="3" w16cid:durableId="281889757">
-    <w:abstractNumId w:val="13"/>
+    <w:abstractNumId w:val="14"/>
   </w:num>
   <w:num w:numId="4" w16cid:durableId="181207349">
     <w:abstractNumId w:val="0"/>
@@ -15248,31 +19500,31 @@
     <w:abstractNumId w:val="2"/>
   </w:num>
   <w:num w:numId="6" w16cid:durableId="1781874687">
-    <w:abstractNumId w:val="21"/>
+    <w:abstractNumId w:val="22"/>
   </w:num>
   <w:num w:numId="7" w16cid:durableId="1930696681">
-    <w:abstractNumId w:val="18"/>
+    <w:abstractNumId w:val="19"/>
   </w:num>
   <w:num w:numId="8" w16cid:durableId="288122373">
-    <w:abstractNumId w:val="16"/>
+    <w:abstractNumId w:val="17"/>
   </w:num>
   <w:num w:numId="9" w16cid:durableId="1384670221">
     <w:abstractNumId w:val="5"/>
   </w:num>
   <w:num w:numId="10" w16cid:durableId="1919559332">
-    <w:abstractNumId w:val="17"/>
+    <w:abstractNumId w:val="18"/>
   </w:num>
   <w:num w:numId="11" w16cid:durableId="913514872">
-    <w:abstractNumId w:val="11"/>
+    <w:abstractNumId w:val="12"/>
   </w:num>
   <w:num w:numId="12" w16cid:durableId="2093774704">
-    <w:abstractNumId w:val="20"/>
+    <w:abstractNumId w:val="21"/>
   </w:num>
   <w:num w:numId="13" w16cid:durableId="1656835221">
-    <w:abstractNumId w:val="15"/>
+    <w:abstractNumId w:val="16"/>
   </w:num>
   <w:num w:numId="14" w16cid:durableId="2075085400">
-    <w:abstractNumId w:val="14"/>
+    <w:abstractNumId w:val="15"/>
   </w:num>
   <w:num w:numId="15" w16cid:durableId="1376928120">
     <w:abstractNumId w:val="4"/>
@@ -15311,13 +19563,13 @@
     <w:abstractNumId w:val="7"/>
   </w:num>
   <w:num w:numId="27" w16cid:durableId="1749688877">
-    <w:abstractNumId w:val="10"/>
+    <w:abstractNumId w:val="11"/>
   </w:num>
   <w:num w:numId="28" w16cid:durableId="253558993">
     <w:abstractNumId w:val="3"/>
   </w:num>
   <w:num w:numId="29" w16cid:durableId="1650590971">
-    <w:abstractNumId w:val="19"/>
+    <w:abstractNumId w:val="20"/>
   </w:num>
   <w:num w:numId="30" w16cid:durableId="1272929739">
     <w:abstractNumId w:val="6"/>
@@ -15327,6 +19579,12 @@
   </w:num>
   <w:num w:numId="32" w16cid:durableId="1607688724">
     <w:abstractNumId w:val="8"/>
+  </w:num>
+  <w:num w:numId="33" w16cid:durableId="857281304">
+    <w:abstractNumId w:val="7"/>
+  </w:num>
+  <w:num w:numId="34" w16cid:durableId="69162411">
+    <w:abstractNumId w:val="10"/>
   </w:num>
 </w:numbering>
 </file>
@@ -15822,7 +20080,6 @@
     <w:next w:val="Normal"/>
     <w:link w:val="Heading4Char"/>
     <w:uiPriority w:val="9"/>
-    <w:semiHidden/>
     <w:unhideWhenUsed/>
     <w:qFormat/>
     <w:rsid w:val="003E4788"/>
@@ -16224,7 +20481,6 @@
     <w:basedOn w:val="DefaultParagraphFont"/>
     <w:link w:val="Heading4"/>
     <w:uiPriority w:val="9"/>
-    <w:semiHidden/>
     <w:rsid w:val="003E4788"/>
     <w:rPr>
       <w:rFonts w:asciiTheme="majorHAnsi" w:eastAsiaTheme="majorEastAsia" w:hAnsiTheme="majorHAnsi" w:cstheme="majorBidi"/>
@@ -16918,19 +21174,36 @@
   <w:rsids>
     <w:rsidRoot w:val="00C74BBF"/>
     <w:rsid w:val="00055CD9"/>
+    <w:rsid w:val="001715BC"/>
     <w:rsid w:val="001751C5"/>
+    <w:rsid w:val="00182198"/>
+    <w:rsid w:val="0019422B"/>
     <w:rsid w:val="00222139"/>
     <w:rsid w:val="00334480"/>
     <w:rsid w:val="004026C8"/>
+    <w:rsid w:val="0049572F"/>
     <w:rsid w:val="004B78DD"/>
+    <w:rsid w:val="004D7667"/>
     <w:rsid w:val="00501E40"/>
+    <w:rsid w:val="005523F1"/>
     <w:rsid w:val="00627190"/>
+    <w:rsid w:val="00696189"/>
     <w:rsid w:val="006D1C56"/>
+    <w:rsid w:val="00787247"/>
     <w:rsid w:val="00790467"/>
     <w:rsid w:val="007C3DC9"/>
+    <w:rsid w:val="00842924"/>
+    <w:rsid w:val="008D558E"/>
+    <w:rsid w:val="00912A44"/>
+    <w:rsid w:val="00981D56"/>
+    <w:rsid w:val="009E184F"/>
     <w:rsid w:val="00A3335C"/>
+    <w:rsid w:val="00AE4F19"/>
     <w:rsid w:val="00C74BBF"/>
+    <w:rsid w:val="00CE7C62"/>
+    <w:rsid w:val="00E54388"/>
     <w:rsid w:val="00EE0F88"/>
+    <w:rsid w:val="00FF0BFB"/>
   </w:rsids>
   <m:mathPr>
     <m:mathFont m:val="Cambria Math"/>
@@ -17386,7 +21659,7 @@
     <w:basedOn w:val="DefaultParagraphFont"/>
     <w:uiPriority w:val="99"/>
     <w:semiHidden/>
-    <w:rsid w:val="00C74BBF"/>
+    <w:rsid w:val="00FF0BFB"/>
     <w:rPr>
       <w:color w:val="666666"/>
     </w:rPr>
@@ -17664,7 +21937,7 @@
 
 <file path=word/webextensions/taskpanes.xml><?xml version="1.0" encoding="utf-8"?>
 <wetp:taskpanes xmlns:wetp="http://schemas.microsoft.com/office/webextensions/taskpanes/2010/11">
-  <wetp:taskpane dockstate="right" visibility="0" width="525" row="2">
+  <wetp:taskpane dockstate="right" visibility="0" width="350" row="1">
     <wetp:webextensionref xmlns:r="http://schemas.openxmlformats.org/officeDocument/2006/relationships" r:id="rId1"/>
   </wetp:taskpane>
 </wetp:taskpanes>
@@ -17678,8 +21951,8 @@
   </we:alternateReferences>
   <we:properties>
     <we:property name="MENDELEY_BIBLIOGRAPHY_IS_DIRTY" value="true"/>
-    <we:property name="MENDELEY_BIBLIOGRAPHY_LAST_MODIFIED" value="1771017153290"/>
-    <we:property name="MENDELEY_CITATIONS" value="[{&quot;citationID&quot;:&quot;MENDELEY_CITATION_917e5d1d-8132-466d-b0a6-a0da3177f8a4&quot;,&quot;properties&quot;:{&quot;noteIndex&quot;:0},&quot;isEdited&quot;:false,&quot;manualOverride&quot;:{&quot;isManuallyOverridden&quot;:false,&quot;citeprocText&quot;:&quot;[1]&quot;,&quot;manualOverrideText&quot;:&quot;&quot;},&quot;citationTag&quot;:&quot;MENDELEY_CITATION_v3_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&quot;,&quot;citationItems&quot;:[{&quot;id&quot;:&quot;bf4b9b8e-8cd4-3267-8fea-3e05e74bdeb9&quot;,&quot;itemData&quot;:{&quot;type&quot;:&quot;chapter&quot;,&quot;id&quot;:&quot;bf4b9b8e-8cd4-3267-8fea-3e05e74bdeb9&quot;,&quot;title&quot;:&quot;Drug Metabolism: Phase I and Phase II Metabolic Pathways&quot;,&quot;author&quot;:[{&quot;family&quot;:&quot;ul Amin Mohsin&quot;,&quot;given&quot;:&quot;Noor&quot;,&quot;parse-names&quot;:false,&quot;dropping-particle&quot;:&quot;&quot;,&quot;non-dropping-particle&quot;:&quot;&quot;},{&quot;family&quot;:&quot;Farrukh&quot;,&quot;given&quot;:&quot;Maryam&quot;,&quot;parse-names&quot;:false,&quot;dropping-particle&quot;:&quot;&quot;,&quot;non-dropping-particle&quot;:&quot;&quot;},{&quot;family&quot;:&quot;Shahzadi&quot;,&quot;given&quot;:&quot;Saba&quot;,&quot;parse-names&quot;:false,&quot;dropping-particle&quot;:&quot;&quot;,&quot;non-dropping-particle&quot;:&quot;&quot;},{&quot;family&quot;:&quot;Irfan&quot;,&quot;given&quot;:&quot;Muhammad&quot;,&quot;parse-names&quot;:false,&quot;dropping-particle&quot;:&quot;&quot;,&quot;non-dropping-particle&quot;:&quot;&quot;}],&quot;DOI&quot;:&quot;10.5772/intechopen.112854&quot;,&quot;issued&quot;:{&quot;date-parts&quot;:[[2024,2,14]]},&quot;container-title-short&quot;:&quot;&quot;},&quot;isTemporary&quot;:false}]},{&quot;citationID&quot;:&quot;MENDELEY_CITATION_4c61a503-9278-499d-9d99-f0a543c311cd&quot;,&quot;properties&quot;:{&quot;noteIndex&quot;:0},&quot;isEdited&quot;:false,&quot;manualOverride&quot;:{&quot;isManuallyOverridden&quot;:false,&quot;citeprocText&quot;:&quot;[2]&quot;,&quot;manualOverrideText&quot;:&quot;&quot;},&quot;citationTag&quot;:&quot;MENDELEY_CITATION_v3_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&quot;,&quot;citationItems&quot;:[{&quot;id&quot;:&quot;a7499272-8f2c-3731-b644-7b0aae951850&quot;,&quot;itemData&quot;:{&quot;type&quot;:&quot;article-journal&quot;,&quot;id&quot;:&quot;a7499272-8f2c-3731-b644-7b0aae951850&quot;,&quot;title&quot;:&quot;In silico ADME-Tox modeling: progress and prospects&quot;,&quot;author&quot;:[{&quot;family&quot;:&quot;Alqahtani&quot;,&quot;given&quot;:&quot;Saeed&quot;,&quot;parse-names&quot;:false,&quot;dropping-particle&quot;:&quot;&quot;,&quot;non-dropping-particle&quot;:&quot;&quot;}],&quot;container-title&quot;:&quot;Expert Opinion on Drug Metabolism &amp; Toxicology&quot;,&quot;DOI&quot;:&quot;10.1080/17425255.2017.1389897&quot;,&quot;ISSN&quot;:&quot;1742-5255&quot;,&quot;issued&quot;:{&quot;date-parts&quot;:[[2017,11,2]]},&quot;page&quot;:&quot;1147-1158&quot;,&quot;issue&quot;:&quot;11&quot;,&quot;volume&quot;:&quot;13&quot;,&quot;container-title-short&quot;:&quot;Expert Opin. Drug Metab. Toxicol.&quot;},&quot;isTemporary&quot;:false}]},{&quot;citationID&quot;:&quot;MENDELEY_CITATION_f9163c9d-db05-495c-82ad-845f41c010e3&quot;,&quot;properties&quot;:{&quot;noteIndex&quot;:0},&quot;isEdited&quot;:false,&quot;manualOverride&quot;:{&quot;isManuallyOverridden&quot;:false,&quot;citeprocText&quot;:&quot;[3]&quot;,&quot;manualOverrideText&quot;:&quot;&quot;},&quot;citationTag&quot;:&quot;MENDELEY_CITATION_v3_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&quot;,&quot;citationItems&quot;:[{&quot;id&quot;:&quot;41dab8de-eca9-3196-8661-835a96a3207d&quot;,&quot;itemData&quot;:{&quot;type&quot;:&quot;article-journal&quot;,&quot;id&quot;:&quot;41dab8de-eca9-3196-8661-835a96a3207d&quot;,&quot;title&quot;:&quot;Predicting routes of phase I and II metabolism based on quantum mechanics and machine learning&quot;,&quot;author&quot;:[{&quot;family&quot;:&quot;Öeren&quot;,&quot;given&quot;:&quot;Mario&quot;,&quot;parse-names&quot;:false,&quot;dropping-particle&quot;:&quot;&quot;,&quot;non-dropping-particle&quot;:&quot;&quot;},{&quot;family&quot;:&quot;Hunt&quot;,&quot;given&quot;:&quot;Peter A.&quot;,&quot;parse-names&quot;:false,&quot;dropping-particle&quot;:&quot;&quot;,&quot;non-dropping-particle&quot;:&quot;&quot;},{&quot;family&quot;:&quot;Wharrick&quot;,&quot;given&quot;:&quot;Charlotte E.&quot;,&quot;parse-names&quot;:false,&quot;dropping-particle&quot;:&quot;&quot;,&quot;non-dropping-particle&quot;:&quot;&quot;},{&quot;family&quot;:&quot;Tabatabaei Ghomi&quot;,&quot;given&quot;:&quot;Hamed&quot;,&quot;parse-names&quot;:false,&quot;dropping-particle&quot;:&quot;&quot;,&quot;non-dropping-particle&quot;:&quot;&quot;},{&quot;family&quot;:&quot;Segall&quot;,&quot;given&quot;:&quot;Matthew D.&quot;,&quot;parse-names&quot;:false,&quot;dropping-particle&quot;:&quot;&quot;,&quot;non-dropping-particle&quot;:&quot;&quot;}],&quot;container-title&quot;:&quot;Xenobiotica&quot;,&quot;DOI&quot;:&quot;10.1080/00498254.2023.2284251&quot;,&quot;ISSN&quot;:&quot;0049-8254&quot;,&quot;issued&quot;:{&quot;date-parts&quot;:[[2024,8,8]]},&quot;page&quot;:&quot;379-393&quot;,&quot;issue&quot;:&quot;7&quot;,&quot;volume&quot;:&quot;54&quot;,&quot;container-title-short&quot;:&quot;&quot;},&quot;isTemporary&quot;:false}]},{&quot;citationID&quot;:&quot;MENDELEY_CITATION_b3a78241-26d9-4c0f-a776-f58d6393a7c1&quot;,&quot;properties&quot;:{&quot;noteIndex&quot;:0},&quot;isEdited&quot;:false,&quot;manualOverride&quot;:{&quot;isManuallyOverridden&quot;:false,&quot;citeprocText&quot;:&quot;[4]&quot;,&quot;manualOverrideText&quot;:&quot;&quot;},&quot;citationTag&quot;:&quot;MENDELEY_CITATION_v3_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&quot;,&quot;citationItems&quot;:[{&quot;id&quot;:&quot;13bc8314-57b6-3cd6-845d-b642b9f122d5&quot;,&quot;itemData&quot;:{&quot;type&quot;:&quot;webpage&quot;,&quot;id&quot;:&quot;13bc8314-57b6-3cd6-845d-b642b9f122d5&quot;,&quot;title&quot;:&quot;Decoding phase I &amp; II human drug metabolism using the prediction tool MetaSite for chemists, medicinal chemists, and metID experts.&quot;,&quot;author&quot;:[{&quot;family&quot;:&quot;Cruciani&quot;,&quot;given&quot;:&quot;Gabriele&quot;,&quot;parse-names&quot;:false,&quot;dropping-particle&quot;:&quot;&quot;,&quot;non-dropping-particle&quot;:&quot;&quot;},{&quot;family&quot;:&quot;Desantis&quot;,&quot;given&quot;:&quot;Jenny&quot;,&quot;parse-names&quot;:false,&quot;dropping-particle&quot;:&quot;&quot;,&quot;non-dropping-particle&quot;:&quot;&quot;},{&quot;family&quot;:&quot;Palomba&quot;,&quot;given&quot;:&quot;Tommaso&quot;,&quot;parse-names&quot;:false,&quot;dropping-particle&quot;:&quot;&quot;,&quot;non-dropping-particle&quot;:&quot;&quot;},{&quot;family&quot;:&quot;Baroni&quot;,&quot;given&quot;:&quot;Massimo&quot;,&quot;parse-names&quot;:false,&quot;dropping-particle&quot;:&quot;&quot;,&quot;non-dropping-particle&quot;:&quot;&quot;},{&quot;family&quot;:&quot;Valeri&quot;,&quot;given&quot;:&quot;Aurora&quot;,&quot;parse-names&quot;:false,&quot;dropping-particle&quot;:&quot;&quot;,&quot;non-dropping-particle&quot;:&quot;&quot;},{&quot;family&quot;:&quot;Siragusa&quot;,&quot;given&quot;:&quot;Lydia&quot;,&quot;parse-names&quot;:false,&quot;dropping-particle&quot;:&quot;&quot;,&quot;non-dropping-particle&quot;:&quot;&quot;},{&quot;family&quot;:&quot;Venturi&quot;,&quot;given&quot;:&quot;Ludovico&quot;,&quot;parse-names&quot;:false,&quot;dropping-particle&quot;:&quot;&quot;,&quot;non-dropping-particle&quot;:&quot;&quot;},{&quot;family&quot;:&quot;Zamora&quot;,&quot;given&quot;:&quot;Ismael&quot;,&quot;parse-names&quot;:false,&quot;dropping-particle&quot;:&quot;&quot;,&quot;non-dropping-particle&quot;:&quot;&quot;},{&quot;family&quot;:&quot;Meyer&quot;,&quot;given&quot;:&quot;Christophe&quot;,&quot;parse-names&quot;:false,&quot;dropping-particle&quot;:&quot;&quot;,&quot;non-dropping-particle&quot;:&quot;&quot;},{&quot;family&quot;:&quot;Laboureur&quot;,&quot;given&quot;:&quot;Laurent&quot;,&quot;parse-names&quot;:false,&quot;dropping-particle&quot;:&quot;&quot;,&quot;non-dropping-particle&quot;:&quot;&quot;},{&quot;family&quot;:&quot;Emre&quot;,&quot;given&quot;:&quot;Isin&quot;,&quot;parse-names&quot;:false,&quot;dropping-particle&quot;:&quot;&quot;,&quot;non-dropping-particle&quot;:&quot;&quot;},{&quot;family&quot;:&quot;Goracci&quot;,&quot;given&quot;:&quot;Laura&quot;,&quot;parse-names&quot;:false,&quot;dropping-particle&quot;:&quot;&quot;,&quot;non-dropping-particle&quot;:&quot;&quot;}],&quot;issued&quot;:{&quot;date-parts&quot;:[[2024]]},&quot;container-title-short&quot;:&quot;&quot;},&quot;isTemporary&quot;:false}]},{&quot;citationID&quot;:&quot;MENDELEY_CITATION_a090304e-5ae5-4071-9395-15b690c02537&quot;,&quot;properties&quot;:{&quot;noteIndex&quot;:0},&quot;isEdited&quot;:false,&quot;manualOverride&quot;:{&quot;isManuallyOverridden&quot;:false,&quot;citeprocText&quot;:&quot;[5]&quot;,&quot;manualOverrideText&quot;:&quot;&quot;},&quot;citationTag&quot;:&quot;MENDELEY_CITATION_v3_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&quot;,&quot;citationItems&quot;:[{&quot;id&quot;:&quot;30167f7e-6772-397c-8d9b-7e31dc75bdc6&quot;,&quot;itemData&quot;:{&quot;type&quot;:&quot;article-journal&quot;,&quot;id&quot;:&quot;30167f7e-6772-397c-8d9b-7e31dc75bdc6&quot;,&quot;title&quot;:&quot;CYPstrate: A Set of Machine Learning Models for the Accurate Classification of Cytochrome P450 Enzyme Substrates and Non-Substrates&quot;,&quot;author&quot;:[{&quot;family&quot;:&quot;Holmer&quot;,&quot;given&quot;:&quot;Malte&quot;,&quot;parse-names&quot;:false,&quot;dropping-particle&quot;:&quot;&quot;,&quot;non-dropping-particle&quot;:&quot;&quot;},{&quot;family&quot;:&quot;Bruyn Kops&quot;,&quot;given&quot;:&quot;Christina&quot;,&quot;parse-names&quot;:false,&quot;dropping-particle&quot;:&quot;&quot;,&quot;non-dropping-particle&quot;:&quot;de&quot;},{&quot;family&quot;:&quot;Stork&quot;,&quot;given&quot;:&quot;Conrad&quot;,&quot;parse-names&quot;:false,&quot;dropping-particle&quot;:&quot;&quot;,&quot;non-dropping-particle&quot;:&quot;&quot;},{&quot;family&quot;:&quot;Kirchmair&quot;,&quot;given&quot;:&quot;Johannes&quot;,&quot;parse-names&quot;:false,&quot;dropping-particle&quot;:&quot;&quot;,&quot;non-dropping-particle&quot;:&quot;&quot;}],&quot;container-title&quot;:&quot;Molecules&quot;,&quot;DOI&quot;:&quot;10.3390/molecules26154678&quot;,&quot;ISSN&quot;:&quot;1420-3049&quot;,&quot;issued&quot;:{&quot;date-parts&quot;:[[2021,8,2]]},&quot;page&quot;:&quot;4678&quot;,&quot;abstract&quot;:&quot;&lt;p&gt;The interaction of small organic molecules such as drugs, agrochemicals, and cosmetics with cytochrome P450 enzymes (CYPs) can lead to substantial changes in the bioavailability of active substances and hence consequences with respect to pharmacological efficacy and toxicity. Therefore, efficient means of predicting the interactions of small organic molecules with CYPs are of high importance to a host of different industries. In this work, we present a new set of machine learning models for the classification of xenobiotics into substrates and non-substrates of nine human CYP isozymes: CYPs 1A2, 2A6, 2B6, 2C8, 2C9, 2C19, 2D6, 2E1, and 3A4. The models are trained on an extended, high-quality collection of known substrates and non-substrates and have been subjected to thorough validation. Our results show that the models yield competitive performance and are favorable for the detection of CYP substrates. In particular, a new consensus model reached high performance, with Matthews correlation coefficients (MCCs) between 0.45 (CYP2C8) and 0.85 (CYP3A4), although at the cost of coverage. The best models presented in this work are accessible free of charge via the “CYPstrate” module of the New E-Resource for Drug Discovery (NERDD).&lt;/p&gt;&quot;,&quot;issue&quot;:&quot;15&quot;,&quot;volume&quot;:&quot;26&quot;,&quot;container-title-short&quot;:&quot;&quot;},&quot;isTemporary&quot;:false}]},{&quot;citationID&quot;:&quot;MENDELEY_CITATION_b88c5398-356c-4dd6-910a-1154fc2a2abe&quot;,&quot;properties&quot;:{&quot;noteIndex&quot;:0},&quot;isEdited&quot;:false,&quot;manualOverride&quot;:{&quot;isManuallyOverridden&quot;:false,&quot;citeprocText&quot;:&quot;[6]&quot;,&quot;manualOverrideText&quot;:&quot;&quot;},&quot;citationTag&quot;:&quot;MENDELEY_CITATION_v3_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&quot;,&quot;citationItems&quot;:[{&quot;id&quot;:&quot;fa11ca6b-cdbb-3046-b0fc-8f028817e99c&quot;,&quot;itemData&quot;:{&quot;type&quot;:&quot;article-journal&quot;,&quot;id&quot;:&quot;fa11ca6b-cdbb-3046-b0fc-8f028817e99c&quot;,&quot;title&quot;:&quot;CypReact: A Software Tool for in Silico Reactant Prediction for Human Cytochrome P450 Enzymes&quot;,&quot;author&quot;:[{&quot;family&quot;:&quot;Tian&quot;,&quot;given&quot;:&quot;Siyang&quot;,&quot;parse-names&quot;:false,&quot;dropping-particle&quot;:&quot;&quot;,&quot;non-dropping-particle&quot;:&quot;&quot;},{&quot;family&quot;:&quot;Djoumbou-Feunang&quot;,&quot;given&quot;:&quot;Yannick&quot;,&quot;parse-names&quot;:false,&quot;dropping-particle&quot;:&quot;&quot;,&quot;non-dropping-particle&quot;:&quot;&quot;},{&quot;family&quot;:&quot;Greiner&quot;,&quot;given&quot;:&quot;Russell&quot;,&quot;parse-names&quot;:false,&quot;dropping-particle&quot;:&quot;&quot;,&quot;non-dropping-particle&quot;:&quot;&quot;},{&quot;family&quot;:&quot;Wishart&quot;,&quot;given&quot;:&quot;David S&quot;,&quot;parse-names&quot;:false,&quot;dropping-particle&quot;:&quot;&quot;,&quot;non-dropping-particle&quot;:&quot;&quot;}],&quot;container-title&quot;:&quot;Journal of Chemical Information and Modeling&quot;,&quot;container-title-short&quot;:&quot;J. Chem. Inf. Model.&quot;,&quot;DOI&quot;:&quot;10.1021/acs.jcim.8b00035&quot;,&quot;URL&quot;:&quot;https://doi.org/10.1021/acs.jcim.8b00035&quot;,&quot;issued&quot;:{&quot;date-parts&quot;:[[2018]]},&quot;page&quot;:&quot;1282-1291&quot;,&quot;issue&quot;:&quot;6&quot;,&quot;volume&quot;:&quot;58&quot;},&quot;isTemporary&quot;:false}]},{&quot;citationID&quot;:&quot;MENDELEY_CITATION_9e00beb5-b823-441f-bd21-5c0245227aff&quot;,&quot;properties&quot;:{&quot;noteIndex&quot;:0},&quot;isEdited&quot;:false,&quot;manualOverride&quot;:{&quot;isManuallyOverridden&quot;:false,&quot;citeprocText&quot;:&quot;[7]&quot;,&quot;manualOverrideText&quot;:&quot;&quot;},&quot;citationTag&quot;:&quot;MENDELEY_CITATION_v3_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&quot;,&quot;citationItems&quot;:[{&quot;id&quot;:&quot;5396d9c6-cb3b-363a-9678-0b3b627a7437&quot;,&quot;itemData&quot;:{&quot;type&quot;:&quot;article-journal&quot;,&quot;id&quot;:&quot;5396d9c6-cb3b-363a-9678-0b3b627a7437&quot;,&quot;title&quot;:&quot;DeepP450: Predicting Human P450 Activities of Small Molecules by Integrating Pretrained Protein Language Model and Molecular Representation&quot;,&quot;author&quot;:[{&quot;family&quot;:&quot;Chang&quot;,&quot;given&quot;:&quot;Jiamin&quot;,&quot;parse-names&quot;:false,&quot;dropping-particle&quot;:&quot;&quot;,&quot;non-dropping-particle&quot;:&quot;&quot;},{&quot;family&quot;:&quot;Fan&quot;,&quot;given&quot;:&quot;Xiaoyu&quot;,&quot;parse-names&quot;:false,&quot;dropping-particle&quot;:&quot;&quot;,&quot;non-dropping-particle&quot;:&quot;&quot;},{&quot;family&quot;:&quot;Tian&quot;,&quot;given&quot;:&quot;Boxue&quot;,&quot;parse-names&quot;:false,&quot;dropping-particle&quot;:&quot;&quot;,&quot;non-dropping-particle&quot;:&quot;&quot;}],&quot;container-title&quot;:&quot;Journal of Chemical Information and Modeling&quot;,&quot;container-title-short&quot;:&quot;J. Chem. Inf. Model.&quot;,&quot;DOI&quot;:&quot;10.1021/acs.jcim.4c00115&quot;,&quot;URL&quot;:&quot;https://doi.org/10.1021/acs.jcim.4c00115&quot;,&quot;issued&quot;:{&quot;date-parts&quot;:[[2024]]},&quot;page&quot;:&quot;3149-3160&quot;,&quot;issue&quot;:&quot;8&quot;,&quot;volume&quot;:&quot;64&quot;},&quot;isTemporary&quot;:false}]},{&quot;citationID&quot;:&quot;MENDELEY_CITATION_5dca3d77-b598-4d67-9225-e52ba676341f&quot;,&quot;properties&quot;:{&quot;noteIndex&quot;:0},&quot;isEdited&quot;:false,&quot;manualOverride&quot;:{&quot;isManuallyOverridden&quot;:false,&quot;citeprocText&quot;:&quot;[8]&quot;,&quot;manualOverrideText&quot;:&quot;&quot;},&quot;citationTag&quot;:&quot;MENDELEY_CITATION_v3_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&quot;,&quot;citationItems&quot;:[{&quot;id&quot;:&quot;43b0d024-e9b9-3059-b9bc-07339751aa6d&quot;,&quot;itemData&quot;:{&quot;type&quot;:&quot;article-journal&quot;,&quot;id&quot;:&quot;43b0d024-e9b9-3059-b9bc-07339751aa6d&quot;,&quot;title&quot;:&quot;ADMETlab 3.0: an updated comprehensive online ADMET prediction platform enhanced with broader coverage, improved performance, API functionality and decision support&quot;,&quot;author&quot;:[{&quot;family&quot;:&quot;Fu&quot;,&quot;given&quot;:&quot;Li&quot;,&quot;parse-names&quot;:false,&quot;dropping-particle&quot;:&quot;&quot;,&quot;non-dropping-particle&quot;:&quot;&quot;},{&quot;family&quot;:&quot;Shi&quot;,&quot;given&quot;:&quot;Shaohua&quot;,&quot;parse-names&quot;:false,&quot;dropping-particle&quot;:&quot;&quot;,&quot;non-dropping-particle&quot;:&quot;&quot;},{&quot;family&quot;:&quot;Yi&quot;,&quot;given&quot;:&quot;Jiacai&quot;,&quot;parse-names&quot;:false,&quot;dropping-particle&quot;:&quot;&quot;,&quot;non-dropping-particle&quot;:&quot;&quot;},{&quot;family&quot;:&quot;Wang&quot;,&quot;given&quot;:&quot;Ningning&quot;,&quot;parse-names&quot;:false,&quot;dropping-particle&quot;:&quot;&quot;,&quot;non-dropping-particle&quot;:&quot;&quot;},{&quot;family&quot;:&quot;He&quot;,&quot;given&quot;:&quot;Yuanhang&quot;,&quot;parse-names&quot;:false,&quot;dropping-particle&quot;:&quot;&quot;,&quot;non-dropping-particle&quot;:&quot;&quot;},{&quot;family&quot;:&quot;Wu&quot;,&quot;given&quot;:&quot;Zhenxing&quot;,&quot;parse-names&quot;:false,&quot;dropping-particle&quot;:&quot;&quot;,&quot;non-dropping-particle&quot;:&quot;&quot;},{&quot;family&quot;:&quot;Peng&quot;,&quot;given&quot;:&quot;Jinfu&quot;,&quot;parse-names&quot;:false,&quot;dropping-particle&quot;:&quot;&quot;,&quot;non-dropping-particle&quot;:&quot;&quot;},{&quot;family&quot;:&quot;Deng&quot;,&quot;given&quot;:&quot;Youchao&quot;,&quot;parse-names&quot;:false,&quot;dropping-particle&quot;:&quot;&quot;,&quot;non-dropping-particle&quot;:&quot;&quot;},{&quot;family&quot;:&quot;Wang&quot;,&quot;given&quot;:&quot;Wenxuan&quot;,&quot;parse-names&quot;:false,&quot;dropping-particle&quot;:&quot;&quot;,&quot;non-dropping-particle&quot;:&quot;&quot;},{&quot;family&quot;:&quot;Wu&quot;,&quot;given&quot;:&quot;Chengkun&quot;,&quot;parse-names&quot;:false,&quot;dropping-particle&quot;:&quot;&quot;,&quot;non-dropping-particle&quot;:&quot;&quot;},{&quot;family&quot;:&quot;Lyu&quot;,&quot;given&quot;:&quot;Aiping&quot;,&quot;parse-names&quot;:false,&quot;dropping-particle&quot;:&quot;&quot;,&quot;non-dropping-particle&quot;:&quot;&quot;},{&quot;family&quot;:&quot;Zeng&quot;,&quot;given&quot;:&quot;Xiangxiang&quot;,&quot;parse-names&quot;:false,&quot;dropping-particle&quot;:&quot;&quot;,&quot;non-dropping-particle&quot;:&quot;&quot;},{&quot;family&quot;:&quot;Zhao&quot;,&quot;given&quot;:&quot;Wentao&quot;,&quot;parse-names&quot;:false,&quot;dropping-particle&quot;:&quot;&quot;,&quot;non-dropping-particle&quot;:&quot;&quot;},{&quot;family&quot;:&quot;Hou&quot;,&quot;given&quot;:&quot;Tingjun&quot;,&quot;parse-names&quot;:false,&quot;dropping-particle&quot;:&quot;&quot;,&quot;non-dropping-particle&quot;:&quot;&quot;},{&quot;family&quot;:&quot;Cao&quot;,&quot;given&quot;:&quot;Dongsheng&quot;,&quot;parse-names&quot;:false,&quot;dropping-particle&quot;:&quot;&quot;,&quot;non-dropping-particle&quot;:&quot;&quot;}],&quot;container-title&quot;:&quot;Nucleic Acids Research&quot;,&quot;container-title-short&quot;:&quot;Nucleic Acids Res.&quot;,&quot;DOI&quot;:&quot;10.1093/nar/gkae236&quot;,&quot;ISSN&quot;:&quot;0305-1048&quot;,&quot;issued&quot;:{&quot;date-parts&quot;:[[2024,7,5]]},&quot;page&quot;:&quot;W422-W431&quot;,&quot;abstract&quot;:&quot;&lt;p&gt;ADMETlab 3.0 is the second updated version of the web server that provides a comprehensive and efficient platform for evaluating ADMET-related parameters as well as physicochemical properties and medicinal chemistry characteristics involved in the drug discovery process. This new release addresses the limitations of the previous version and offers broader coverage, improved performance, API functionality, and decision support. For supporting data and endpoints, this version includes 119 features, an increase of 31 compared to the previous version. The updated number of entries is 1.5 times larger than the previous version with over 400 000 entries. ADMETlab 3.0 incorporates a multi-task DMPNN architecture coupled with molecular descriptors, a method that not only guaranteed calculation speed for each endpoint simultaneously, but also achieved a superior performance in terms of accuracy and robustness. In addition, an API has been introduced to meet the growing demand for programmatic access to large amounts of data in ADMETlab 3.0. Moreover, this version includes uncertainty estimates in the prediction results, aiding in the confident selection of candidate compounds for further studies and experiments. ADMETlab 3.0 is publicly for access without the need for registration at: https://admetlab3.scbdd.com.&lt;/p&gt;&quot;,&quot;issue&quot;:&quot;W1&quot;,&quot;volume&quot;:&quot;52&quot;},&quot;isTemporary&quot;:false}]},{&quot;citationID&quot;:&quot;MENDELEY_CITATION_0e2af13d-1186-46c8-b802-9fb14303c0dc&quot;,&quot;properties&quot;:{&quot;noteIndex&quot;:0},&quot;isEdited&quot;:false,&quot;manualOverride&quot;:{&quot;isManuallyOverridden&quot;:false,&quot;citeprocText&quot;:&quot;[9]&quot;,&quot;manualOverrideText&quot;:&quot;&quot;},&quot;citationTag&quot;:&quot;MENDELEY_CITATION_v3_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&quot;,&quot;citationItems&quot;:[{&quot;id&quot;:&quot;23927d7f-21a8-33f9-bc4d-62bd50964d5d&quot;,&quot;itemData&quot;:{&quot;type&quot;:&quot;article-journal&quot;,&quot;id&quot;:&quot;23927d7f-21a8-33f9-bc4d-62bd50964d5d&quot;,&quot;title&quot;:&quot;The Generation of a Unique Machine Description for Chemical Structures-A Technique Developed at Chemical Abstracts Service.&quot;,&quot;author&quot;:[{&quot;family&quot;:&quot;Morgan&quot;,&quot;given&quot;:&quot;H. L.&quot;,&quot;parse-names&quot;:false,&quot;dropping-particle&quot;:&quot;&quot;,&quot;non-dropping-particle&quot;:&quot;&quot;}],&quot;container-title&quot;:&quot;Journal of Chemical Documentation&quot;,&quot;DOI&quot;:&quot;10.1021/c160017a018&quot;,&quot;ISSN&quot;:&quot;0021-9576&quot;,&quot;issued&quot;:{&quot;date-parts&quot;:[[1965,5,1]]},&quot;page&quot;:&quot;107-113&quot;,&quot;issue&quot;:&quot;2&quot;,&quot;volume&quot;:&quot;5&quot;,&quot;container-title-short&quot;:&quot;J. Chem. Doc.&quot;},&quot;isTemporary&quot;:false}]},{&quot;citationID&quot;:&quot;MENDELEY_CITATION_7594bf8b-015d-49aa-b108-510a5eae62b9&quot;,&quot;properties&quot;:{&quot;noteIndex&quot;:0},&quot;isEdited&quot;:false,&quot;manualOverride&quot;:{&quot;isManuallyOverridden&quot;:false,&quot;citeprocText&quot;:&quot;[10]&quot;,&quot;manualOverrideText&quot;:&quot;&quot;},&quot;citationTag&quot;:&quot;MENDELEY_CITATION_v3_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&quot;,&quot;citationItems&quot;:[{&quot;id&quot;:&quot;80c5781c-7e86-33cf-b75b-5ab47acd2884&quot;,&quot;itemData&quot;:{&quot;type&quot;:&quot;article-journal&quot;,&quot;id&quot;:&quot;80c5781c-7e86-33cf-b75b-5ab47acd2884&quot;,&quot;title&quot;:&quot;Mol2vec: Unsupervised Machine Learning Approach with Chemical Intuition&quot;,&quot;author&quot;:[{&quot;family&quot;:&quot;Jaeger&quot;,&quot;given&quot;:&quot;Sabrina&quot;,&quot;parse-names&quot;:false,&quot;dropping-particle&quot;:&quot;&quot;,&quot;non-dropping-particle&quot;:&quot;&quot;},{&quot;family&quot;:&quot;Fulle&quot;,&quot;given&quot;:&quot;Simone&quot;,&quot;parse-names&quot;:false,&quot;dropping-particle&quot;:&quot;&quot;,&quot;non-dropping-particle&quot;:&quot;&quot;},{&quot;family&quot;:&quot;Turk&quot;,&quot;given&quot;:&quot;Samo&quot;,&quot;parse-names&quot;:false,&quot;dropping-particle&quot;:&quot;&quot;,&quot;non-dropping-particle&quot;:&quot;&quot;}],&quot;container-title&quot;:&quot;Journal of Chemical Information and Modeling&quot;,&quot;DOI&quot;:&quot;10.1021/acs.jcim.7b00616&quot;,&quot;ISSN&quot;:&quot;1549-9596&quot;,&quot;issued&quot;:{&quot;date-parts&quot;:[[2018,1,22]]},&quot;page&quot;:&quot;27-35&quot;,&quot;issue&quot;:&quot;1&quot;,&quot;volume&quot;:&quot;58&quot;,&quot;container-title-short&quot;:&quot;J. Chem. Inf. Model.&quot;},&quot;isTemporary&quot;:false}]},{&quot;citationID&quot;:&quot;MENDELEY_CITATION_70668c7c-96e7-42e2-8067-7b3fa3e95455&quot;,&quot;properties&quot;:{&quot;noteIndex&quot;:0},&quot;isEdited&quot;:false,&quot;manualOverride&quot;:{&quot;isManuallyOverridden&quot;:false,&quot;citeprocText&quot;:&quot;[11]&quot;,&quot;manualOverrideText&quot;:&quot;&quot;},&quot;citationTag&quot;:&quot;MENDELEY_CITATION_v3_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&quot;,&quot;citationItems&quot;:[{&quot;id&quot;:&quot;27f87688-13d2-35cf-b3cc-69d56bb2def3&quot;,&quot;itemData&quot;:{&quot;type&quot;:&quot;article-journal&quot;,&quot;id&quot;:&quot;27f87688-13d2-35cf-b3cc-69d56bb2def3&quot;,&quot;title&quot;:&quot;ChemBERTa: Large-Scale Self-Supervised Pretraining for Molecular Property Prediction&quot;,&quot;author&quot;:[{&quot;family&quot;:&quot;Chithrananda&quot;,&quot;given&quot;:&quot;Seyone&quot;,&quot;parse-names&quot;:false,&quot;dropping-particle&quot;:&quot;&quot;,&quot;non-dropping-particle&quot;:&quot;&quot;},{&quot;family&quot;:&quot;Grand&quot;,&quot;given&quot;:&quot;Gabriel&quot;,&quot;parse-names&quot;:false,&quot;dropping-particle&quot;:&quot;&quot;,&quot;non-dropping-particle&quot;:&quot;&quot;},{&quot;family&quot;:&quot;Ramsundar&quot;,&quot;given&quot;:&quot;Bharath&quot;,&quot;parse-names&quot;:false,&quot;dropping-particle&quot;:&quot;&quot;,&quot;non-dropping-particle&quot;:&quot;&quot;}],&quot;container-title&quot;:&quot;arXiv e-prints&quot;,&quot;DOI&quot;:&quot;10.48550/arXiv.2010.09885&quot;,&quot;issued&quot;:{&quot;date-parts&quot;:[[2020,10]]},&quot;page&quot;:&quot;arXiv:2010.09885&quot;,&quot;container-title-short&quot;:&quot;&quot;},&quot;isTemporary&quot;:false}]},{&quot;citationID&quot;:&quot;MENDELEY_CITATION_eed2f2c2-9fb7-481f-9847-505a31c7df76&quot;,&quot;properties&quot;:{&quot;noteIndex&quot;:0},&quot;isEdited&quot;:false,&quot;manualOverride&quot;:{&quot;isManuallyOverridden&quot;:false,&quot;citeprocText&quot;:&quot;[12]&quot;,&quot;manualOverrideText&quot;:&quot;&quot;},&quot;citationTag&quot;:&quot;MENDELEY_CITATION_v3_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&quot;,&quot;citationItems&quot;:[{&quot;id&quot;:&quot;6b3c2795-b358-3d30-b69e-b2ad6a5195ff&quot;,&quot;itemData&quot;:{&quot;type&quot;:&quot;article-journal&quot;,&quot;id&quot;:&quot;6b3c2795-b358-3d30-b69e-b2ad6a5195ff&quot;,&quot;title&quot;:&quot;MOLE: Modular Learning FramEwork via Mutual Information Maximization&quot;,&quot;author&quot;:[{&quot;family&quot;:&quot;Li&quot;,&quot;given&quot;:&quot;Tianchao&quot;,&quot;parse-names&quot;:false,&quot;dropping-particle&quot;:&quot;&quot;,&quot;non-dropping-particle&quot;:&quot;&quot;},{&quot;family&quot;:&quot;Pei&quot;,&quot;given&quot;:&quot;Yulong&quot;,&quot;parse-names&quot;:false,&quot;dropping-particle&quot;:&quot;&quot;,&quot;non-dropping-particle&quot;:&quot;&quot;}],&quot;container-title&quot;:&quot;ArXiv&quot;,&quot;URL&quot;:&quot;https://api.semanticscholar.org/CorpusID:260899882&quot;,&quot;issued&quot;:{&quot;date-parts&quot;:[[2023]]},&quot;volume&quot;:&quot;abs/2308.07772&quot;,&quot;container-title-short&quot;:&quot;ArXiv&quot;},&quot;isTemporary&quot;:false}]},{&quot;citationID&quot;:&quot;MENDELEY_CITATION_6911c6cb-3ce9-4960-b0ab-f73003ee0ccc&quot;,&quot;properties&quot;:{&quot;noteIndex&quot;:0},&quot;isEdited&quot;:false,&quot;manualOverride&quot;:{&quot;isManuallyOverridden&quot;:false,&quot;citeprocText&quot;:&quot;[13]&quot;,&quot;manualOverrideText&quot;:&quot;&quot;},&quot;citationTag&quot;:&quot;MENDELEY_CITATION_v3_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&quot;,&quot;citationItems&quot;:[{&quot;id&quot;:&quot;91bc1232-bb46-3423-9b4f-a14d74fb3264&quot;,&quot;itemData&quot;:{&quot;type&quot;:&quot;webpage&quot;,&quot;id&quot;:&quot;91bc1232-bb46-3423-9b4f-a14d74fb3264&quot;,&quot;title&quot;:&quot;RDKit: Open-source cheminformatics.&quot;,&quot;container-title&quot;:&quot;https://www.rdkit.org&quot;,&quot;container-title-short&quot;:&quot;&quot;},&quot;isTemporary&quot;:false}]},{&quot;citationID&quot;:&quot;MENDELEY_CITATION_091adfc3-c72b-452f-a882-3f98e173bfcc&quot;,&quot;properties&quot;:{&quot;noteIndex&quot;:0},&quot;isEdited&quot;:false,&quot;manualOverride&quot;:{&quot;isManuallyOverridden&quot;:false,&quot;citeprocText&quot;:&quot;[14]&quot;,&quot;manualOverrideText&quot;:&quot;&quot;},&quot;citationTag&quot;:&quot;MENDELEY_CITATION_v3_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&quot;,&quot;citationItems&quot;:[{&quot;id&quot;:&quot;1fdf973c-15b9-3df1-916b-2aad974dea3b&quot;,&quot;itemData&quot;:{&quot;type&quot;:&quot;article-journal&quot;,&quot;id&quot;:&quot;1fdf973c-15b9-3df1-916b-2aad974dea3b&quot;,&quot;title&quot;:&quot;Extended-Connectivity Fingerprints&quot;,&quot;author&quot;:[{&quot;family&quot;:&quot;Rogers&quot;,&quot;given&quot;:&quot;David&quot;,&quot;parse-names&quot;:false,&quot;dropping-particle&quot;:&quot;&quot;,&quot;non-dropping-particle&quot;:&quot;&quot;},{&quot;family&quot;:&quot;Hahn&quot;,&quot;given&quot;:&quot;Mathew&quot;,&quot;parse-names&quot;:false,&quot;dropping-particle&quot;:&quot;&quot;,&quot;non-dropping-particle&quot;:&quot;&quot;}],&quot;container-title&quot;:&quot;Journal of Chemical Information and Modeling&quot;,&quot;DOI&quot;:&quot;10.1021/ci100050t&quot;,&quot;URL&quot;:&quot;https://doi.org/10.1021/ci100050t&quot;,&quot;issued&quot;:{&quot;date-parts&quot;:[[2010]]},&quot;page&quot;:&quot;742-754&quot;,&quot;issue&quot;:&quot;5&quot;,&quot;volume&quot;:&quot;50&quot;,&quot;container-title-short&quot;:&quot;J. Chem. Inf. Model.&quot;},&quot;isTemporary&quot;:false}]},{&quot;citationID&quot;:&quot;MENDELEY_CITATION_05c57d48-f1ba-49fd-a3fb-d7b08348c075&quot;,&quot;properties&quot;:{&quot;noteIndex&quot;:0},&quot;isEdited&quot;:false,&quot;manualOverride&quot;:{&quot;isManuallyOverridden&quot;:false,&quot;citeprocText&quot;:&quot;[15]&quot;,&quot;manualOverrideText&quot;:&quot;&quot;},&quot;citationTag&quot;:&quot;MENDELEY_CITATION_v3_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&quot;,&quot;citationItems&quot;:[{&quot;id&quot;:&quot;16657982-092a-3db6-97ef-8ee47347c62e&quot;,&quot;itemData&quot;:{&quot;type&quot;:&quot;article-journal&quot;,&quot;id&quot;:&quot;16657982-092a-3db6-97ef-8ee47347c62e&quot;,&quot;title&quot;:&quot;Low-Compute repurposing of an English transformer into a molecular encoder: A two-stage SELFIES adaptation of RoBERTa&quot;,&quot;author&quot;:[{&quot;family&quot;:&quot;Alhmoudi&quot;,&quot;given&quot;:&quot;Obaid Khaleifah&quot;,&quot;parse-names&quot;:false,&quot;dropping-particle&quot;:&quot;&quot;,&quot;non-dropping-particle&quot;:&quot;&quot;},{&quot;family&quot;:&quot;Thameem&quot;,&quot;given&quot;:&quot;Muhammed&quot;,&quot;parse-names&quot;:false,&quot;dropping-particle&quot;:&quot;&quot;,&quot;non-dropping-particle&quot;:&quot;&quot;},{&quot;family&quot;:&quot;Elkamel&quot;,&quot;given&quot;:&quot;Ali&quot;,&quot;parse-names&quot;:false,&quot;dropping-particle&quot;:&quot;&quot;,&quot;non-dropping-particle&quot;:&quot;&quot;},{&quot;family&quot;:&quot;AlHammadi&quot;,&quot;given&quot;:&quot;Ali A.&quot;,&quot;parse-names&quot;:false,&quot;dropping-particle&quot;:&quot;&quot;,&quot;non-dropping-particle&quot;:&quot;&quot;}],&quot;container-title&quot;:&quot;Results in Engineering&quot;,&quot;DOI&quot;:&quot;10.1016/j.rineng.2025.108390&quot;,&quot;ISSN&quot;:&quot;25901230&quot;,&quot;issued&quot;:{&quot;date-parts&quot;:[[2025,12]]},&quot;page&quot;:&quot;108390&quot;,&quot;volume&quot;:&quot;28&quot;,&quot;container-title-short&quot;:&quot;&quot;},&quot;isTemporary&quot;:false}]},{&quot;citationID&quot;:&quot;MENDELEY_CITATION_8dfa40a6-a289-45fd-9b21-d69412ff3133&quot;,&quot;properties&quot;:{&quot;noteIndex&quot;:0},&quot;isEdited&quot;:false,&quot;manualOverride&quot;:{&quot;isManuallyOverridden&quot;:false,&quot;citeprocText&quot;:&quot;[16]&quot;,&quot;manualOverrideText&quot;:&quot;&quot;},&quot;citationTag&quot;:&quot;MENDELEY_CITATION_v3_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&quot;,&quot;citationItems&quot;:[{&quot;id&quot;:&quot;e3596f90-1edb-3ff4-924b-ac9e46a7c8d5&quot;,&quot;itemData&quot;:{&quot;type&quot;:&quot;webpage&quot;,&quot;id&quot;:&quot;e3596f90-1edb-3ff4-924b-ac9e46a7c8d5&quot;,&quot;title&quot;:&quot;Drug Design with Small Molecule SMILES&quot;,&quot;author&quot;:[{&quot;family&quot;:&quot;Sgt. Peppers&quot;,&quot;given&quot;:&quot;&quot;,&quot;parse-names&quot;:false,&quot;dropping-particle&quot;:&quot;&quot;,&quot;non-dropping-particle&quot;:&quot;&quot;}],&quot;container-title&quot;:&quot;https://www.kaggle.com/datasets/art3mis/chembl22&quot;,&quot;issued&quot;:{&quot;date-parts&quot;:[[2025]]},&quot;container-title-short&quot;:&quot;&quot;},&quot;isTemporary&quot;:false}]},{&quot;citationID&quot;:&quot;MENDELEY_CITATION_c25554b6-155e-4912-80c0-3bf7fbbf1da3&quot;,&quot;properties&quot;:{&quot;noteIndex&quot;:0},&quot;isEdited&quot;:false,&quot;manualOverride&quot;:{&quot;isManuallyOverridden&quot;:false,&quot;citeprocText&quot;:&quot;[17]&quot;,&quot;manualOverrideText&quot;:&quot;&quot;},&quot;citationTag&quot;:&quot;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&quot;,&quot;citationItems&quot;:[{&quot;id&quot;:&quot;05dc4768-a214-33fc-85e4-fc8c5d25d6d2&quot;,&quot;itemData&quot;:{&quot;type&quot;:&quot;article-journal&quot;,&quot;id&quot;:&quot;05dc4768-a214-33fc-85e4-fc8c5d25d6d2&quot;,&quot;title&quot;:&quot;DrugBank 6.0: the DrugBank Knowledgebase for 2024&quot;,&quot;author&quot;:[{&quot;family&quot;:&quot;Knox&quot;,&quot;given&quot;:&quot;Craig&quot;,&quot;parse-names&quot;:false,&quot;dropping-particle&quot;:&quot;&quot;,&quot;non-dropping-particle&quot;:&quot;&quot;},{&quot;family&quot;:&quot;Wilson&quot;,&quot;given&quot;:&quot;Mike&quot;,&quot;parse-names&quot;:false,&quot;dropping-particle&quot;:&quot;&quot;,&quot;non-dropping-particle&quot;:&quot;&quot;},{&quot;family&quot;:&quot;Klinger&quot;,&quot;given&quot;:&quot;Christen M&quot;,&quot;parse-names&quot;:false,&quot;dropping-particle&quot;:&quot;&quot;,&quot;non-dropping-particle&quot;:&quot;&quot;},{&quot;family&quot;:&quot;Franklin&quot;,&quot;given&quot;:&quot;Mark&quot;,&quot;parse-names&quot;:false,&quot;dropping-particle&quot;:&quot;&quot;,&quot;non-dropping-particle&quot;:&quot;&quot;},{&quot;family&quot;:&quot;Oler&quot;,&quot;given&quot;:&quot;Eponine&quot;,&quot;parse-names&quot;:false,&quot;dropping-particle&quot;:&quot;&quot;,&quot;non-dropping-particle&quot;:&quot;&quot;},{&quot;family&quot;:&quot;Wilson&quot;,&quot;given&quot;:&quot;Alex&quot;,&quot;parse-names&quot;:false,&quot;dropping-particle&quot;:&quot;&quot;,&quot;non-dropping-particle&quot;:&quot;&quot;},{&quot;family&quot;:&quot;Pon&quot;,&quot;given&quot;:&quot;Allison&quot;,&quot;parse-names&quot;:false,&quot;dropping-particle&quot;:&quot;&quot;,&quot;non-dropping-particle&quot;:&quot;&quot;},{&quot;family&quot;:&quot;Cox&quot;,&quot;given&quot;:&quot;Jordan&quot;,&quot;parse-names&quot;:false,&quot;dropping-particle&quot;:&quot;&quot;,&quot;non-dropping-particle&quot;:&quot;&quot;},{&quot;family&quot;:&quot;Chin&quot;,&quot;given&quot;:&quot;Na Eun (Lucy)&quot;,&quot;parse-names&quot;:false,&quot;dropping-particle&quot;:&quot;&quot;,&quot;non-dropping-particle&quot;:&quot;&quot;},{&quot;family&quot;:&quot;Strawbridge&quot;,&quot;given&quot;:&quot;Seth A&quot;,&quot;parse-names&quot;:false,&quot;dropping-particle&quot;:&quot;&quot;,&quot;non-dropping-particle&quot;:&quot;&quot;},{&quot;family&quot;:&quot;Garcia-Patino&quot;,&quot;given&quot;:&quot;Marysol&quot;,&quot;parse-names&quot;:false,&quot;dropping-particle&quot;:&quot;&quot;,&quot;non-dropping-particle&quot;:&quot;&quot;},{&quot;family&quot;:&quot;Kruger&quot;,&quot;given&quot;:&quot;Ray&quot;,&quot;parse-names&quot;:false,&quot;dropping-particle&quot;:&quot;&quot;,&quot;non-dropping-particle&quot;:&quot;&quot;},{&quot;family&quot;:&quot;Sivakumaran&quot;,&quot;given&quot;:&quot;Aadhavya&quot;,&quot;parse-names&quot;:false,&quot;dropping-particle&quot;:&quot;&quot;,&quot;non-dropping-particle&quot;:&quot;&quot;},{&quot;family&quot;:&quot;Sanford&quot;,&quot;given&quot;:&quot;Selena&quot;,&quot;parse-names&quot;:false,&quot;dropping-particle&quot;:&quot;&quot;,&quot;non-dropping-particle&quot;:&quot;&quot;},{&quot;family&quot;:&quot;Doshi&quot;,&quot;given&quot;:&quot;Rahil&quot;,&quot;parse-names&quot;:false,&quot;dropping-particle&quot;:&quot;&quot;,&quot;non-dropping-particle&quot;:&quot;&quot;},{&quot;family&quot;:&quot;Khetarpal&quot;,&quot;given&quot;:&quot;Nitya&quot;,&quot;parse-names&quot;:false,&quot;dropping-particle&quot;:&quot;&quot;,&quot;non-dropping-particle&quot;:&quot;&quot;},{&quot;family&quot;:&quot;Fatokun&quot;,&quot;given&quot;:&quot;Omolola&quot;,&quot;parse-names&quot;:false,&quot;dropping-particle&quot;:&quot;&quot;,&quot;non-dropping-particle&quot;:&quot;&quot;},{&quot;family&quot;:&quot;Doucet&quot;,&quot;given&quot;:&quot;Daphnee&quot;,&quot;parse-names&quot;:false,&quot;dropping-particle&quot;:&quot;&quot;,&quot;non-dropping-particle&quot;:&quot;&quot;},{&quot;family&quot;:&quot;Zubkowski&quot;,&quot;given&quot;:&quot;Ashley&quot;,&quot;parse-names&quot;:false,&quot;dropping-particle&quot;:&quot;&quot;,&quot;non-dropping-particle&quot;:&quot;&quot;},{&quot;family&quot;:&quot;Rayat&quot;,&quot;given&quot;:&quot;Dorsa Yahya&quot;,&quot;parse-names&quot;:false,&quot;dropping-particle&quot;:&quot;&quot;,&quot;non-dropping-particle&quot;:&quot;&quot;},{&quot;family&quot;:&quot;Jackson&quot;,&quot;given&quot;:&quot;Hayley&quot;,&quot;parse-names&quot;:false,&quot;dropping-particle&quot;:&quot;&quot;,&quot;non-dropping-particle&quot;:&quot;&quot;},{&quot;family&quot;:&quot;Harford&quot;,&quot;given&quot;:&quot;Karxena&quot;,&quot;parse-names&quot;:false,&quot;dropping-particle&quot;:&quot;&quot;,&quot;non-dropping-particle&quot;:&quot;&quot;},{&quot;family&quot;:&quot;Anjum&quot;,&quot;given&quot;:&quot;Afia&quot;,&quot;parse-names&quot;:false,&quot;dropping-particle&quot;:&quot;&quot;,&quot;non-dropping-particle&quot;:&quot;&quot;},{&quot;family&quot;:&quot;Zakir&quot;,&quot;given&quot;:&quot;Mahi&quot;,&quot;parse-names&quot;:false,&quot;dropping-particle&quot;:&quot;&quot;,&quot;non-dropping-particle&quot;:&quot;&quot;},{&quot;family&quot;:&quot;Wang&quot;,&quot;given&quot;:&quot;Fei&quot;,&quot;parse-names&quot;:false,&quot;dropping-particle&quot;:&quot;&quot;,&quot;non-dropping-particle&quot;:&quot;&quot;},{&quot;family&quot;:&quot;Tian&quot;,&quot;given&quot;:&quot;Siyang&quot;,&quot;parse-names&quot;:false,&quot;dropping-particle&quot;:&quot;&quot;,&quot;non-dropping-particle&quot;:&quot;&quot;},{&quot;family&quot;:&quot;Lee&quot;,&quot;given&quot;:&quot;Brian&quot;,&quot;parse-names&quot;:false,&quot;dropping-particle&quot;:&quot;&quot;,&quot;non-dropping-particle&quot;:&quot;&quot;},{&quot;family&quot;:&quot;Liigand&quot;,&quot;given&quot;:&quot;Jaanus&quot;,&quot;parse-names&quot;:false,&quot;dropping-particle&quot;:&quot;&quot;,&quot;non-dropping-particle&quot;:&quot;&quot;},{&quot;family&quot;:&quot;Peters&quot;,&quot;given&quot;:&quot;Harrison&quot;,&quot;parse-names&quot;:false,&quot;dropping-particle&quot;:&quot;&quot;,&quot;non-dropping-particle&quot;:&quot;&quot;},{&quot;family&quot;:&quot;Wang&quot;,&quot;given&quot;:&quot;Ruo Qi (Rachel)&quot;,&quot;parse-names&quot;:false,&quot;dropping-particle&quot;:&quot;&quot;,&quot;non-dropping-particle&quot;:&quot;&quot;},{&quot;family&quot;:&quot;Nguyen&quot;,&quot;given&quot;:&quot;Tue&quot;,&quot;parse-names&quot;:false,&quot;dropping-particle&quot;:&quot;&quot;,&quot;non-dropping-particle&quot;:&quot;&quot;},{&quot;family&quot;:&quot;So&quot;,&quot;given&quot;:&quot;Denise&quot;,&quot;parse-names&quot;:false,&quot;dropping-particle&quot;:&quot;&quot;,&quot;non-dropping-particle&quot;:&quot;&quot;},{&quot;family&quot;:&quot;Sharp&quot;,&quot;given&quot;:&quot;Matthew&quot;,&quot;parse-names&quot;:false,&quot;dropping-particle&quot;:&quot;&quot;,&quot;non-dropping-particle&quot;:&quot;&quot;},{&quot;family&quot;:&quot;da Silva&quot;,&quot;given&quot;:&quot;Rodolfo&quot;,&quot;parse-names&quot;:false,&quot;dropping-particle&quot;:&quot;&quot;,&quot;non-dropping-particle&quot;:&quot;&quot;},{&quot;family&quot;:&quot;Gabriel&quot;,&quot;given&quot;:&quot;Cyrella&quot;,&quot;parse-names&quot;:false,&quot;dropping-particle&quot;:&quot;&quot;,&quot;non-dropping-particle&quot;:&quot;&quot;},{&quot;family&quot;:&quot;Scantlebury&quot;,&quot;given&quot;:&quot;Joshua&quot;,&quot;parse-names&quot;:false,&quot;dropping-particle&quot;:&quot;&quot;,&quot;non-dropping-particle&quot;:&quot;&quot;},{&quot;family&quot;:&quot;Jasinski&quot;,&quot;given&quot;:&quot;Marissa&quot;,&quot;parse-names&quot;:false,&quot;dropping-particle&quot;:&quot;&quot;,&quot;non-dropping-particle&quot;:&quot;&quot;},{&quot;family&quot;:&quot;Ackerman&quot;,&quot;given&quot;:&quot;David&quot;,&quot;parse-names&quot;:false,&quot;dropping-particle&quot;:&quot;&quot;,&quot;non-dropping-particle&quot;:&quot;&quot;},{&quot;family&quot;:&quot;Jewison&quot;,&quot;given&quot;:&quot;Timothy&quot;,&quot;parse-names&quot;:false,&quot;dropping-particle&quot;:&quot;&quot;,&quot;non-dropping-particle&quot;:&quot;&quot;},{&quot;family&quot;:&quot;Sajed&quot;,&quot;given&quot;:&quot;Tanvir&quot;,&quot;parse-names&quot;:false,&quot;dropping-particle&quot;:&quot;&quot;,&quot;non-dropping-particle&quot;:&quot;&quot;},{&quot;family&quot;:&quot;Gautam&quot;,&quot;given&quot;:&quot;Vasuk&quot;,&quot;parse-names&quot;:false,&quot;dropping-particle&quot;:&quot;&quot;,&quot;non-dropping-particle&quot;:&quot;&quot;},{&quot;family&quot;:&quot;Wishart&quot;,&quot;given&quot;:&quot;David S&quot;,&quot;parse-names&quot;:false,&quot;dropping-particle&quot;:&quot;&quot;,&quot;non-dropping-particle&quot;:&quot;&quot;}],&quot;container-title&quot;:&quot;Nucleic Acids Research&quot;,&quot;DOI&quot;:&quot;10.1093/nar/gkad976&quot;,&quot;ISSN&quot;:&quot;0305-1048&quot;,&quot;issued&quot;:{&quot;date-parts&quot;:[[2024,1,5]]},&quot;page&quot;:&quot;D1265-D1275&quot;,&quot;abstract&quot;:&quot;&lt;p&gt;First released in 2006, DrugBank (https://go.drugbank.com) has grown to become the ‘gold standard’ knowledge resource for drug, drug–target and related pharmaceutical information. DrugBank is widely used across many diverse biomedical research and clinical applications, and averages more than 30 million views/year. Since its last update in 2018, we have been actively enhancing the quantity and quality of the drug data in this knowledgebase. In this latest release (DrugBank 6.0), the number of FDA approved drugs has grown from 2646 to 4563 (a 72% increase), the number of investigational drugs has grown from 3394 to 6231 (a 38% increase), the number of drug–drug interactions increased from 365 984 to 1 413 413 (a 300% increase), and the number of drug–food interactions expanded from 1195 to 2475 (a 200% increase). In addition to this notable expansion in database size, we have added thousands of new, colorful, richly annotated pathways depicting drug mechanisms and drug metabolism. Likewise, existing datasets have been significantly improved and expanded, by adding more information on drug indications, drug–drug interactions, drug–food interactions and many other relevant data types for 11 891 drugs. We have also added experimental and predicted MS/MS spectra, 1D/2D-NMR spectra, CCS (collision cross section), RT (retention time) and RI (retention index) data for 9464 of DrugBank's 11 710 small molecule drugs. These and other improvements should make DrugBank 6.0 even more useful to a much wider research audience ranging from medicinal chemists to metabolomics specialists to pharmacologists.&lt;/p&gt;&quot;,&quot;issue&quot;:&quot;D1&quot;,&quot;volume&quot;:&quot;52&quot;,&quot;container-title-short&quot;:&quot;Nucleic Acids Res.&quot;},&quot;isTemporary&quot;:false}]},{&quot;citationID&quot;:&quot;MENDELEY_CITATION_842c6097-cdb7-4d69-9e19-e0a99dfba80a&quot;,&quot;properties&quot;:{&quot;noteIndex&quot;:0},&quot;isEdited&quot;:false,&quot;manualOverride&quot;:{&quot;isManuallyOverridden&quot;:false,&quot;citeprocText&quot;:&quot;[18]&quot;,&quot;manualOverrideText&quot;:&quot;&quot;},&quot;citationTag&quot;:&quot;MENDELEY_CITATION_v3_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&quot;,&quot;citationItems&quot;:[{&quot;id&quot;:&quot;2360cf28-52dd-3e44-85a2-08be789b8022&quot;,&quot;itemData&quot;:{&quot;type&quot;:&quot;article-journal&quot;,&quot;id&quot;:&quot;2360cf28-52dd-3e44-85a2-08be789b8022&quot;,&quot;title&quot;:&quot;The ChEMBL database in 2017&quot;,&quot;author&quot;:[{&quot;family&quot;:&quot;Gaulton&quot;,&quot;given&quot;:&quot;Anna&quot;,&quot;parse-names&quot;:false,&quot;dropping-particle&quot;:&quot;&quot;,&quot;non-dropping-particle&quot;:&quot;&quot;},{&quot;family&quot;:&quot;Hersey&quot;,&quot;given&quot;:&quot;Anne&quot;,&quot;parse-names&quot;:false,&quot;dropping-particle&quot;:&quot;&quot;,&quot;non-dropping-particle&quot;:&quot;&quot;},{&quot;family&quot;:&quot;Nowotka&quot;,&quot;given&quot;:&quot;Michał&quot;,&quot;parse-names&quot;:false,&quot;dropping-particle&quot;:&quot;&quot;,&quot;non-dropping-particle&quot;:&quot;&quot;},{&quot;family&quot;:&quot;Bento&quot;,&quot;given&quot;:&quot;A. Patrícia&quot;,&quot;parse-names&quot;:false,&quot;dropping-particle&quot;:&quot;&quot;,&quot;non-dropping-particle&quot;:&quot;&quot;},{&quot;family&quot;:&quot;Chambers&quot;,&quot;given&quot;:&quot;Jon&quot;,&quot;parse-names&quot;:false,&quot;dropping-particle&quot;:&quot;&quot;,&quot;non-dropping-particle&quot;:&quot;&quot;},{&quot;family&quot;:&quot;Mendez&quot;,&quot;given&quot;:&quot;David&quot;,&quot;parse-names&quot;:false,&quot;dropping-particle&quot;:&quot;&quot;,&quot;non-dropping-particle&quot;:&quot;&quot;},{&quot;family&quot;:&quot;Mutowo&quot;,&quot;given&quot;:&quot;Prudence&quot;,&quot;parse-names&quot;:false,&quot;dropping-particle&quot;:&quot;&quot;,&quot;non-dropping-particle&quot;:&quot;&quot;},{&quot;family&quot;:&quot;Atkinson&quot;,&quot;given&quot;:&quot;Francis&quot;,&quot;parse-names&quot;:false,&quot;dropping-particle&quot;:&quot;&quot;,&quot;non-dropping-particle&quot;:&quot;&quot;},{&quot;family&quot;:&quot;Bellis&quot;,&quot;given&quot;:&quot;Louisa J.&quot;,&quot;parse-names&quot;:false,&quot;dropping-particle&quot;:&quot;&quot;,&quot;non-dropping-particle&quot;:&quot;&quot;},{&quot;family&quot;:&quot;Cibrián-Uhalte&quot;,&quot;given&quot;:&quot;Elena&quot;,&quot;parse-names&quot;:false,&quot;dropping-particle&quot;:&quot;&quot;,&quot;non-dropping-particle&quot;:&quot;&quot;},{&quot;family&quot;:&quot;Davies&quot;,&quot;given&quot;:&quot;Mark&quot;,&quot;parse-names&quot;:false,&quot;dropping-particle&quot;:&quot;&quot;,&quot;non-dropping-particle&quot;:&quot;&quot;},{&quot;family&quot;:&quot;Dedman&quot;,&quot;given&quot;:&quot;Nathan&quot;,&quot;parse-names&quot;:false,&quot;dropping-particle&quot;:&quot;&quot;,&quot;non-dropping-particle&quot;:&quot;&quot;},{&quot;family&quot;:&quot;Karlsson&quot;,&quot;given&quot;:&quot;Anneli&quot;,&quot;parse-names&quot;:false,&quot;dropping-particle&quot;:&quot;&quot;,&quot;non-dropping-particle&quot;:&quot;&quot;},{&quot;family&quot;:&quot;Magariños&quot;,&quot;given&quot;:&quot;María Paula&quot;,&quot;parse-names&quot;:false,&quot;dropping-particle&quot;:&quot;&quot;,&quot;non-dropping-particle&quot;:&quot;&quot;},{&quot;family&quot;:&quot;Overington&quot;,&quot;given&quot;:&quot;John P.&quot;,&quot;parse-names&quot;:false,&quot;dropping-particle&quot;:&quot;&quot;,&quot;non-dropping-particle&quot;:&quot;&quot;},{&quot;family&quot;:&quot;Papadatos&quot;,&quot;given&quot;:&quot;George&quot;,&quot;parse-names&quot;:false,&quot;dropping-particle&quot;:&quot;&quot;,&quot;non-dropping-particle&quot;:&quot;&quot;},{&quot;family&quot;:&quot;Smit&quot;,&quot;given&quot;:&quot;Ines&quot;,&quot;parse-names&quot;:false,&quot;dropping-particle&quot;:&quot;&quot;,&quot;non-dropping-particle&quot;:&quot;&quot;},{&quot;family&quot;:&quot;Leach&quot;,&quot;given&quot;:&quot;Andrew R.&quot;,&quot;parse-names&quot;:false,&quot;dropping-particle&quot;:&quot;&quot;,&quot;non-dropping-particle&quot;:&quot;&quot;}],&quot;container-title&quot;:&quot;Nucleic Acids Research&quot;,&quot;DOI&quot;:&quot;10.1093/nar/gkw1074&quot;,&quot;ISSN&quot;:&quot;0305-1048&quot;,&quot;issued&quot;:{&quot;date-parts&quot;:[[2017,1,4]]},&quot;page&quot;:&quot;D945-D954&quot;,&quot;issue&quot;:&quot;D1&quot;,&quot;volume&quot;:&quot;45&quot;,&quot;container-title-short&quot;:&quot;Nucleic Acids Res.&quot;},&quot;isTemporary&quot;:false}]},{&quot;citationID&quot;:&quot;MENDELEY_CITATION_f7c666f5-11ce-4466-a5b6-1fb7e14e1fb6&quot;,&quot;properties&quot;:{&quot;noteIndex&quot;:0},&quot;isEdited&quot;:false,&quot;manualOverride&quot;:{&quot;isManuallyOverridden&quot;:false,&quot;citeprocText&quot;:&quot;[19]&quot;,&quot;manualOverrideText&quot;:&quot;&quot;},&quot;citationTag&quot;:&quot;MENDELEY_CITATION_v3_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&quot;,&quot;citationItems&quot;:[{&quot;id&quot;:&quot;894bf710-3c9a-38d7-a687-6a8f8d072ef0&quot;,&quot;itemData&quot;:{&quot;type&quot;:&quot;article-journal&quot;,&quot;id&quot;:&quot;894bf710-3c9a-38d7-a687-6a8f8d072ef0&quot;,&quot;title&quot;:&quot;Pre-trained molecular representations enable antimicrobial discovery&quot;,&quot;author&quot;:[{&quot;family&quot;:&quot;Olayo-Alarcon&quot;,&quot;given&quot;:&quot;Roberto&quot;,&quot;parse-names&quot;:false,&quot;dropping-particle&quot;:&quot;&quot;,&quot;non-dropping-particle&quot;:&quot;&quot;},{&quot;family&quot;:&quot;Amstalden&quot;,&quot;given&quot;:&quot;Martin K.&quot;,&quot;parse-names&quot;:false,&quot;dropping-particle&quot;:&quot;&quot;,&quot;non-dropping-particle&quot;:&quot;&quot;},{&quot;family&quot;:&quot;Zannoni&quot;,&quot;given&quot;:&quot;Annamaria&quot;,&quot;parse-names&quot;:false,&quot;dropping-particle&quot;:&quot;&quot;,&quot;non-dropping-particle&quot;:&quot;&quot;},{&quot;family&quot;:&quot;Bajramovic&quot;,&quot;given&quot;:&quot;Medina&quot;,&quot;parse-names&quot;:false,&quot;dropping-particle&quot;:&quot;&quot;,&quot;non-dropping-particle&quot;:&quot;&quot;},{&quot;family&quot;:&quot;Sharma&quot;,&quot;given&quot;:&quot;Cynthia M.&quot;,&quot;parse-names&quot;:false,&quot;dropping-particle&quot;:&quot;&quot;,&quot;non-dropping-particle&quot;:&quot;&quot;},{&quot;family&quot;:&quot;Brochado&quot;,&quot;given&quot;:&quot;Ana Rita&quot;,&quot;parse-names&quot;:false,&quot;dropping-particle&quot;:&quot;&quot;,&quot;non-dropping-particle&quot;:&quot;&quot;},{&quot;family&quot;:&quot;Rezaei&quot;,&quot;given&quot;:&quot;Mina&quot;,&quot;parse-names&quot;:false,&quot;dropping-particle&quot;:&quot;&quot;,&quot;non-dropping-particle&quot;:&quot;&quot;},{&quot;family&quot;:&quot;Müller&quot;,&quot;given&quot;:&quot;Christian L.&quot;,&quot;parse-names&quot;:false,&quot;dropping-particle&quot;:&quot;&quot;,&quot;non-dropping-particle&quot;:&quot;&quot;}],&quot;container-title&quot;:&quot;Nature Communications&quot;,&quot;DOI&quot;:&quot;10.1038/s41467-025-58804-4&quot;,&quot;ISSN&quot;:&quot;2041-1723&quot;,&quot;issued&quot;:{&quot;date-parts&quot;:[[2025,4,10]]},&quot;page&quot;:&quot;3420&quot;,&quot;abstract&quot;:&quot;&lt;p&gt; The rise in antimicrobial resistance poses a worldwide threat, reducing the efficacy of common antibiotics. Determining the antimicrobial activity of new chemical compounds through experimental methods remains time-consuming and costly. While compound-centric deep learning models promise to accelerate this search and prioritization process, current strategies require large amounts of custom training data. Here, we introduce a lightweight computational strategy for antimicrobial discovery that builds on MolE (Molecular representation through redundancy reduced Embedding), a self-supervised deep learning framework that leverages unlabeled chemical structures to learn task-independent molecular representations. By combining MolE representation learning with available, experimentally validated compound-bacteria activity data, we design a general predictive model that enables assessing compounds with respect to their antimicrobial potential. Our model correctly identifies recent growth-inhibitory compounds that are structurally distinct from current antibiotics. Using this approach, we discover de novo, and experimentally confirm, three human-targeted drugs as growth inhibitors of &lt;italic&gt;Staphylococcus aureus&lt;/italic&gt; . This framework offers a viable, cost-effective strategy to accelerate antibiotic discovery. &lt;/p&gt;&quot;,&quot;issue&quot;:&quot;1&quot;,&quot;volume&quot;:&quot;16&quot;,&quot;container-title-short&quot;:&quot;Nat. Commun.&quot;},&quot;isTemporary&quot;:false}]}]"/>
+    <we:property name="MENDELEY_BIBLIOGRAPHY_LAST_MODIFIED" value="1772558801453"/>
+    <we:property name="MENDELEY_CITATIONS" value="[{&quot;citationID&quot;:&quot;MENDELEY_CITATION_917e5d1d-8132-466d-b0a6-a0da3177f8a4&quot;,&quot;properties&quot;:{&quot;noteIndex&quot;:0},&quot;isEdited&quot;:false,&quot;manualOverride&quot;:{&quot;isManuallyOverridden&quot;:false,&quot;citeprocText&quot;:&quot;[1]&quot;,&quot;manualOverrideText&quot;:&quot;&quot;},&quot;citationTag&quot;:&quot;MENDELEY_CITATION_v3_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&quot;,&quot;citationItems&quot;:[{&quot;id&quot;:&quot;bf4b9b8e-8cd4-3267-8fea-3e05e74bdeb9&quot;,&quot;itemData&quot;:{&quot;type&quot;:&quot;chapter&quot;,&quot;id&quot;:&quot;bf4b9b8e-8cd4-3267-8fea-3e05e74bdeb9&quot;,&quot;title&quot;:&quot;Drug Metabolism: Phase I and Phase II Metabolic Pathways&quot;,&quot;author&quot;:[{&quot;family&quot;:&quot;ul Amin Mohsin&quot;,&quot;given&quot;:&quot;Noor&quot;,&quot;parse-names&quot;:false,&quot;dropping-particle&quot;:&quot;&quot;,&quot;non-dropping-particle&quot;:&quot;&quot;},{&quot;family&quot;:&quot;Farrukh&quot;,&quot;given&quot;:&quot;Maryam&quot;,&quot;parse-names&quot;:false,&quot;dropping-particle&quot;:&quot;&quot;,&quot;non-dropping-particle&quot;:&quot;&quot;},{&quot;family&quot;:&quot;Shahzadi&quot;,&quot;given&quot;:&quot;Saba&quot;,&quot;parse-names&quot;:false,&quot;dropping-particle&quot;:&quot;&quot;,&quot;non-dropping-particle&quot;:&quot;&quot;},{&quot;family&quot;:&quot;Irfan&quot;,&quot;given&quot;:&quot;Muhammad&quot;,&quot;parse-names&quot;:false,&quot;dropping-particle&quot;:&quot;&quot;,&quot;non-dropping-particle&quot;:&quot;&quot;}],&quot;DOI&quot;:&quot;10.5772/intechopen.112854&quot;,&quot;issued&quot;:{&quot;date-parts&quot;:[[2024,2,14]]},&quot;container-title-short&quot;:&quot;&quot;},&quot;isTemporary&quot;:false}]},{&quot;citationID&quot;:&quot;MENDELEY_CITATION_4c61a503-9278-499d-9d99-f0a543c311cd&quot;,&quot;properties&quot;:{&quot;noteIndex&quot;:0},&quot;isEdited&quot;:false,&quot;manualOverride&quot;:{&quot;isManuallyOverridden&quot;:false,&quot;citeprocText&quot;:&quot;[2]&quot;,&quot;manualOverrideText&quot;:&quot;&quot;},&quot;citationTag&quot;:&quot;MENDELEY_CITATION_v3_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&quot;,&quot;citationItems&quot;:[{&quot;id&quot;:&quot;a7499272-8f2c-3731-b644-7b0aae951850&quot;,&quot;itemData&quot;:{&quot;type&quot;:&quot;article-journal&quot;,&quot;id&quot;:&quot;a7499272-8f2c-3731-b644-7b0aae951850&quot;,&quot;title&quot;:&quot;In silico ADME-Tox modeling: progress and prospects&quot;,&quot;author&quot;:[{&quot;family&quot;:&quot;Alqahtani&quot;,&quot;given&quot;:&quot;Saeed&quot;,&quot;parse-names&quot;:false,&quot;dropping-particle&quot;:&quot;&quot;,&quot;non-dropping-particle&quot;:&quot;&quot;}],&quot;container-title&quot;:&quot;Expert Opinion on Drug Metabolism &amp; Toxicology&quot;,&quot;DOI&quot;:&quot;10.1080/17425255.2017.1389897&quot;,&quot;ISSN&quot;:&quot;1742-5255&quot;,&quot;issued&quot;:{&quot;date-parts&quot;:[[2017,11,2]]},&quot;page&quot;:&quot;1147-1158&quot;,&quot;issue&quot;:&quot;11&quot;,&quot;volume&quot;:&quot;13&quot;,&quot;container-title-short&quot;:&quot;Expert Opin. Drug Metab. Toxicol.&quot;},&quot;isTemporary&quot;:false}]},{&quot;citationID&quot;:&quot;MENDELEY_CITATION_f9163c9d-db05-495c-82ad-845f41c010e3&quot;,&quot;properties&quot;:{&quot;noteIndex&quot;:0},&quot;isEdited&quot;:false,&quot;manualOverride&quot;:{&quot;isManuallyOverridden&quot;:false,&quot;citeprocText&quot;:&quot;[3]&quot;,&quot;manualOverrideText&quot;:&quot;&quot;},&quot;citationTag&quot;:&quot;MENDELEY_CITATION_v3_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&quot;,&quot;citationItems&quot;:[{&quot;id&quot;:&quot;41dab8de-eca9-3196-8661-835a96a3207d&quot;,&quot;itemData&quot;:{&quot;type&quot;:&quot;article-journal&quot;,&quot;id&quot;:&quot;41dab8de-eca9-3196-8661-835a96a3207d&quot;,&quot;title&quot;:&quot;Predicting routes of phase I and II metabolism based on quantum mechanics and machine learning&quot;,&quot;author&quot;:[{&quot;family&quot;:&quot;Öeren&quot;,&quot;given&quot;:&quot;Mario&quot;,&quot;parse-names&quot;:false,&quot;dropping-particle&quot;:&quot;&quot;,&quot;non-dropping-particle&quot;:&quot;&quot;},{&quot;family&quot;:&quot;Hunt&quot;,&quot;given&quot;:&quot;Peter A.&quot;,&quot;parse-names&quot;:false,&quot;dropping-particle&quot;:&quot;&quot;,&quot;non-dropping-particle&quot;:&quot;&quot;},{&quot;family&quot;:&quot;Wharrick&quot;,&quot;given&quot;:&quot;Charlotte E.&quot;,&quot;parse-names&quot;:false,&quot;dropping-particle&quot;:&quot;&quot;,&quot;non-dropping-particle&quot;:&quot;&quot;},{&quot;family&quot;:&quot;Tabatabaei Ghomi&quot;,&quot;given&quot;:&quot;Hamed&quot;,&quot;parse-names&quot;:false,&quot;dropping-particle&quot;:&quot;&quot;,&quot;non-dropping-particle&quot;:&quot;&quot;},{&quot;family&quot;:&quot;Segall&quot;,&quot;given&quot;:&quot;Matthew D.&quot;,&quot;parse-names&quot;:false,&quot;dropping-particle&quot;:&quot;&quot;,&quot;non-dropping-particle&quot;:&quot;&quot;}],&quot;container-title&quot;:&quot;Xenobiotica&quot;,&quot;DOI&quot;:&quot;10.1080/00498254.2023.2284251&quot;,&quot;ISSN&quot;:&quot;0049-8254&quot;,&quot;issued&quot;:{&quot;date-parts&quot;:[[2024,8,8]]},&quot;page&quot;:&quot;379-393&quot;,&quot;issue&quot;:&quot;7&quot;,&quot;volume&quot;:&quot;54&quot;,&quot;container-title-short&quot;:&quot;&quot;},&quot;isTemporary&quot;:false}]},{&quot;citationID&quot;:&quot;MENDELEY_CITATION_b3a78241-26d9-4c0f-a776-f58d6393a7c1&quot;,&quot;properties&quot;:{&quot;noteIndex&quot;:0},&quot;isEdited&quot;:false,&quot;manualOverride&quot;:{&quot;isManuallyOverridden&quot;:false,&quot;citeprocText&quot;:&quot;[4]&quot;,&quot;manualOverrideText&quot;:&quot;&quot;},&quot;citationTag&quot;:&quot;MENDELEY_CITATION_v3_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&quot;,&quot;citationItems&quot;:[{&quot;id&quot;:&quot;13bc8314-57b6-3cd6-845d-b642b9f122d5&quot;,&quot;itemData&quot;:{&quot;type&quot;:&quot;webpage&quot;,&quot;id&quot;:&quot;13bc8314-57b6-3cd6-845d-b642b9f122d5&quot;,&quot;title&quot;:&quot;Decoding phase I &amp; II human drug metabolism using the prediction tool MetaSite for chemists, medicinal chemists, and metID experts.&quot;,&quot;author&quot;:[{&quot;family&quot;:&quot;Cruciani&quot;,&quot;given&quot;:&quot;Gabriele&quot;,&quot;parse-names&quot;:false,&quot;dropping-particle&quot;:&quot;&quot;,&quot;non-dropping-particle&quot;:&quot;&quot;},{&quot;family&quot;:&quot;Desantis&quot;,&quot;given&quot;:&quot;Jenny&quot;,&quot;parse-names&quot;:false,&quot;dropping-particle&quot;:&quot;&quot;,&quot;non-dropping-particle&quot;:&quot;&quot;},{&quot;family&quot;:&quot;Palomba&quot;,&quot;given&quot;:&quot;Tommaso&quot;,&quot;parse-names&quot;:false,&quot;dropping-particle&quot;:&quot;&quot;,&quot;non-dropping-particle&quot;:&quot;&quot;},{&quot;family&quot;:&quot;Baroni&quot;,&quot;given&quot;:&quot;Massimo&quot;,&quot;parse-names&quot;:false,&quot;dropping-particle&quot;:&quot;&quot;,&quot;non-dropping-particle&quot;:&quot;&quot;},{&quot;family&quot;:&quot;Valeri&quot;,&quot;given&quot;:&quot;Aurora&quot;,&quot;parse-names&quot;:false,&quot;dropping-particle&quot;:&quot;&quot;,&quot;non-dropping-particle&quot;:&quot;&quot;},{&quot;family&quot;:&quot;Siragusa&quot;,&quot;given&quot;:&quot;Lydia&quot;,&quot;parse-names&quot;:false,&quot;dropping-particle&quot;:&quot;&quot;,&quot;non-dropping-particle&quot;:&quot;&quot;},{&quot;family&quot;:&quot;Venturi&quot;,&quot;given&quot;:&quot;Ludovico&quot;,&quot;parse-names&quot;:false,&quot;dropping-particle&quot;:&quot;&quot;,&quot;non-dropping-particle&quot;:&quot;&quot;},{&quot;family&quot;:&quot;Zamora&quot;,&quot;given&quot;:&quot;Ismael&quot;,&quot;parse-names&quot;:false,&quot;dropping-particle&quot;:&quot;&quot;,&quot;non-dropping-particle&quot;:&quot;&quot;},{&quot;family&quot;:&quot;Meyer&quot;,&quot;given&quot;:&quot;Christophe&quot;,&quot;parse-names&quot;:false,&quot;dropping-particle&quot;:&quot;&quot;,&quot;non-dropping-particle&quot;:&quot;&quot;},{&quot;family&quot;:&quot;Laboureur&quot;,&quot;given&quot;:&quot;Laurent&quot;,&quot;parse-names&quot;:false,&quot;dropping-particle&quot;:&quot;&quot;,&quot;non-dropping-particle&quot;:&quot;&quot;},{&quot;family&quot;:&quot;Emre&quot;,&quot;given&quot;:&quot;Isin&quot;,&quot;parse-names&quot;:false,&quot;dropping-particle&quot;:&quot;&quot;,&quot;non-dropping-particle&quot;:&quot;&quot;},{&quot;family&quot;:&quot;Goracci&quot;,&quot;given&quot;:&quot;Laura&quot;,&quot;parse-names&quot;:false,&quot;dropping-particle&quot;:&quot;&quot;,&quot;non-dropping-particle&quot;:&quot;&quot;}],&quot;issued&quot;:{&quot;date-parts&quot;:[[2024]]},&quot;container-title-short&quot;:&quot;&quot;},&quot;isTemporary&quot;:false}]},{&quot;citationID&quot;:&quot;MENDELEY_CITATION_a090304e-5ae5-4071-9395-15b690c02537&quot;,&quot;properties&quot;:{&quot;noteIndex&quot;:0},&quot;isEdited&quot;:false,&quot;manualOverride&quot;:{&quot;isManuallyOverridden&quot;:false,&quot;citeprocText&quot;:&quot;[5]&quot;,&quot;manualOverrideText&quot;:&quot;&quot;},&quot;citationTag&quot;:&quot;MENDELEY_CITATION_v3_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&quot;,&quot;citationItems&quot;:[{&quot;id&quot;:&quot;30167f7e-6772-397c-8d9b-7e31dc75bdc6&quot;,&quot;itemData&quot;:{&quot;type&quot;:&quot;article-journal&quot;,&quot;id&quot;:&quot;30167f7e-6772-397c-8d9b-7e31dc75bdc6&quot;,&quot;title&quot;:&quot;CYPstrate: A Set of Machine Learning Models for the Accurate Classification of Cytochrome P450 Enzyme Substrates and Non-Substrates&quot;,&quot;author&quot;:[{&quot;family&quot;:&quot;Holmer&quot;,&quot;given&quot;:&quot;Malte&quot;,&quot;parse-names&quot;:false,&quot;dropping-particle&quot;:&quot;&quot;,&quot;non-dropping-particle&quot;:&quot;&quot;},{&quot;family&quot;:&quot;Bruyn Kops&quot;,&quot;given&quot;:&quot;Christina&quot;,&quot;parse-names&quot;:false,&quot;dropping-particle&quot;:&quot;&quot;,&quot;non-dropping-particle&quot;:&quot;de&quot;},{&quot;family&quot;:&quot;Stork&quot;,&quot;given&quot;:&quot;Conrad&quot;,&quot;parse-names&quot;:false,&quot;dropping-particle&quot;:&quot;&quot;,&quot;non-dropping-particle&quot;:&quot;&quot;},{&quot;family&quot;:&quot;Kirchmair&quot;,&quot;given&quot;:&quot;Johannes&quot;,&quot;parse-names&quot;:false,&quot;dropping-particle&quot;:&quot;&quot;,&quot;non-dropping-particle&quot;:&quot;&quot;}],&quot;container-title&quot;:&quot;Molecules&quot;,&quot;DOI&quot;:&quot;10.3390/molecules26154678&quot;,&quot;ISSN&quot;:&quot;1420-3049&quot;,&quot;issued&quot;:{&quot;date-parts&quot;:[[2021,8,2]]},&quot;page&quot;:&quot;4678&quot;,&quot;abstract&quot;:&quot;&lt;p&gt;The interaction of small organic molecules such as drugs, agrochemicals, and cosmetics with cytochrome P450 enzymes (CYPs) can lead to substantial changes in the bioavailability of active substances and hence consequences with respect to pharmacological efficacy and toxicity. Therefore, efficient means of predicting the interactions of small organic molecules with CYPs are of high importance to a host of different industries. In this work, we present a new set of machine learning models for the classification of xenobiotics into substrates and non-substrates of nine human CYP isozymes: CYPs 1A2, 2A6, 2B6, 2C8, 2C9, 2C19, 2D6, 2E1, and 3A4. The models are trained on an extended, high-quality collection of known substrates and non-substrates and have been subjected to thorough validation. Our results show that the models yield competitive performance and are favorable for the detection of CYP substrates. In particular, a new consensus model reached high performance, with Matthews correlation coefficients (MCCs) between 0.45 (CYP2C8) and 0.85 (CYP3A4), although at the cost of coverage. The best models presented in this work are accessible free of charge via the “CYPstrate” module of the New E-Resource for Drug Discovery (NERDD).&lt;/p&gt;&quot;,&quot;issue&quot;:&quot;15&quot;,&quot;volume&quot;:&quot;26&quot;,&quot;container-title-short&quot;:&quot;&quot;},&quot;isTemporary&quot;:false}]},{&quot;citationID&quot;:&quot;MENDELEY_CITATION_b88c5398-356c-4dd6-910a-1154fc2a2abe&quot;,&quot;properties&quot;:{&quot;noteIndex&quot;:0},&quot;isEdited&quot;:false,&quot;manualOverride&quot;:{&quot;isManuallyOverridden&quot;:false,&quot;citeprocText&quot;:&quot;[6]&quot;,&quot;manualOverrideText&quot;:&quot;&quot;},&quot;citationTag&quot;:&quot;MENDELEY_CITATION_v3_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&quot;,&quot;citationItems&quot;:[{&quot;id&quot;:&quot;fa11ca6b-cdbb-3046-b0fc-8f028817e99c&quot;,&quot;itemData&quot;:{&quot;type&quot;:&quot;article-journal&quot;,&quot;id&quot;:&quot;fa11ca6b-cdbb-3046-b0fc-8f028817e99c&quot;,&quot;title&quot;:&quot;CypReact: A Software Tool for in Silico Reactant Prediction for Human Cytochrome P450 Enzymes&quot;,&quot;author&quot;:[{&quot;family&quot;:&quot;Tian&quot;,&quot;given&quot;:&quot;Siyang&quot;,&quot;parse-names&quot;:false,&quot;dropping-particle&quot;:&quot;&quot;,&quot;non-dropping-particle&quot;:&quot;&quot;},{&quot;family&quot;:&quot;Djoumbou-Feunang&quot;,&quot;given&quot;:&quot;Yannick&quot;,&quot;parse-names&quot;:false,&quot;dropping-particle&quot;:&quot;&quot;,&quot;non-dropping-particle&quot;:&quot;&quot;},{&quot;family&quot;:&quot;Greiner&quot;,&quot;given&quot;:&quot;Russell&quot;,&quot;parse-names&quot;:false,&quot;dropping-particle&quot;:&quot;&quot;,&quot;non-dropping-particle&quot;:&quot;&quot;},{&quot;family&quot;:&quot;Wishart&quot;,&quot;given&quot;:&quot;David S&quot;,&quot;parse-names&quot;:false,&quot;dropping-particle&quot;:&quot;&quot;,&quot;non-dropping-particle&quot;:&quot;&quot;}],&quot;container-title&quot;:&quot;Journal of Chemical Information and Modeling&quot;,&quot;DOI&quot;:&quot;10.1021/acs.jcim.8b00035&quot;,&quot;URL&quot;:&quot;https://doi.org/10.1021/acs.jcim.8b00035&quot;,&quot;issued&quot;:{&quot;date-parts&quot;:[[2018]]},&quot;page&quot;:&quot;1282-1291&quot;,&quot;issue&quot;:&quot;6&quot;,&quot;volume&quot;:&quot;58&quot;,&quot;container-title-short&quot;:&quot;J. Chem. Inf. Model.&quot;},&quot;isTemporary&quot;:false}]},{&quot;citationID&quot;:&quot;MENDELEY_CITATION_9e00beb5-b823-441f-bd21-5c0245227aff&quot;,&quot;properties&quot;:{&quot;noteIndex&quot;:0},&quot;isEdited&quot;:false,&quot;manualOverride&quot;:{&quot;isManuallyOverridden&quot;:false,&quot;citeprocText&quot;:&quot;[7]&quot;,&quot;manualOverrideText&quot;:&quot;&quot;},&quot;citationTag&quot;:&quot;MENDELEY_CITATION_v3_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&quot;,&quot;citationItems&quot;:[{&quot;id&quot;:&quot;5396d9c6-cb3b-363a-9678-0b3b627a7437&quot;,&quot;itemData&quot;:{&quot;type&quot;:&quot;article-journal&quot;,&quot;id&quot;:&quot;5396d9c6-cb3b-363a-9678-0b3b627a7437&quot;,&quot;title&quot;:&quot;DeepP450: Predicting Human P450 Activities of Small Molecules by Integrating Pretrained Protein Language Model and Molecular Representation&quot;,&quot;author&quot;:[{&quot;family&quot;:&quot;Chang&quot;,&quot;given&quot;:&quot;Jiamin&quot;,&quot;parse-names&quot;:false,&quot;dropping-particle&quot;:&quot;&quot;,&quot;non-dropping-particle&quot;:&quot;&quot;},{&quot;family&quot;:&quot;Fan&quot;,&quot;given&quot;:&quot;Xiaoyu&quot;,&quot;parse-names&quot;:false,&quot;dropping-particle&quot;:&quot;&quot;,&quot;non-dropping-particle&quot;:&quot;&quot;},{&quot;family&quot;:&quot;Tian&quot;,&quot;given&quot;:&quot;Boxue&quot;,&quot;parse-names&quot;:false,&quot;dropping-particle&quot;:&quot;&quot;,&quot;non-dropping-particle&quot;:&quot;&quot;}],&quot;container-title&quot;:&quot;Journal of Chemical Information and Modeling&quot;,&quot;DOI&quot;:&quot;10.1021/acs.jcim.4c00115&quot;,&quot;URL&quot;:&quot;https://doi.org/10.1021/acs.jcim.4c00115&quot;,&quot;issued&quot;:{&quot;date-parts&quot;:[[2024]]},&quot;page&quot;:&quot;3149-3160&quot;,&quot;issue&quot;:&quot;8&quot;,&quot;volume&quot;:&quot;64&quot;,&quot;container-title-short&quot;:&quot;J. Chem. Inf. Model.&quot;},&quot;isTemporary&quot;:false}]},{&quot;citationID&quot;:&quot;MENDELEY_CITATION_5dca3d77-b598-4d67-9225-e52ba676341f&quot;,&quot;properties&quot;:{&quot;noteIndex&quot;:0},&quot;isEdited&quot;:false,&quot;manualOverride&quot;:{&quot;isManuallyOverridden&quot;:false,&quot;citeprocText&quot;:&quot;[8]&quot;,&quot;manualOverrideText&quot;:&quot;&quot;},&quot;citationTag&quot;:&quot;MENDELEY_CITATION_v3_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&quot;,&quot;citationItems&quot;:[{&quot;id&quot;:&quot;43b0d024-e9b9-3059-b9bc-07339751aa6d&quot;,&quot;itemData&quot;:{&quot;type&quot;:&quot;article-journal&quot;,&quot;id&quot;:&quot;43b0d024-e9b9-3059-b9bc-07339751aa6d&quot;,&quot;title&quot;:&quot;ADMETlab 3.0: an updated comprehensive online ADMET prediction platform enhanced with broader coverage, improved performance, API functionality and decision support&quot;,&quot;author&quot;:[{&quot;family&quot;:&quot;Fu&quot;,&quot;given&quot;:&quot;Li&quot;,&quot;parse-names&quot;:false,&quot;dropping-particle&quot;:&quot;&quot;,&quot;non-dropping-particle&quot;:&quot;&quot;},{&quot;family&quot;:&quot;Shi&quot;,&quot;given&quot;:&quot;Shaohua&quot;,&quot;parse-names&quot;:false,&quot;dropping-particle&quot;:&quot;&quot;,&quot;non-dropping-particle&quot;:&quot;&quot;},{&quot;family&quot;:&quot;Yi&quot;,&quot;given&quot;:&quot;Jiacai&quot;,&quot;parse-names&quot;:false,&quot;dropping-particle&quot;:&quot;&quot;,&quot;non-dropping-particle&quot;:&quot;&quot;},{&quot;family&quot;:&quot;Wang&quot;,&quot;given&quot;:&quot;Ningning&quot;,&quot;parse-names&quot;:false,&quot;dropping-particle&quot;:&quot;&quot;,&quot;non-dropping-particle&quot;:&quot;&quot;},{&quot;family&quot;:&quot;He&quot;,&quot;given&quot;:&quot;Yuanhang&quot;,&quot;parse-names&quot;:false,&quot;dropping-particle&quot;:&quot;&quot;,&quot;non-dropping-particle&quot;:&quot;&quot;},{&quot;family&quot;:&quot;Wu&quot;,&quot;given&quot;:&quot;Zhenxing&quot;,&quot;parse-names&quot;:false,&quot;dropping-particle&quot;:&quot;&quot;,&quot;non-dropping-particle&quot;:&quot;&quot;},{&quot;family&quot;:&quot;Peng&quot;,&quot;given&quot;:&quot;Jinfu&quot;,&quot;parse-names&quot;:false,&quot;dropping-particle&quot;:&quot;&quot;,&quot;non-dropping-particle&quot;:&quot;&quot;},{&quot;family&quot;:&quot;Deng&quot;,&quot;given&quot;:&quot;Youchao&quot;,&quot;parse-names&quot;:false,&quot;dropping-particle&quot;:&quot;&quot;,&quot;non-dropping-particle&quot;:&quot;&quot;},{&quot;family&quot;:&quot;Wang&quot;,&quot;given&quot;:&quot;Wenxuan&quot;,&quot;parse-names&quot;:false,&quot;dropping-particle&quot;:&quot;&quot;,&quot;non-dropping-particle&quot;:&quot;&quot;},{&quot;family&quot;:&quot;Wu&quot;,&quot;given&quot;:&quot;Chengkun&quot;,&quot;parse-names&quot;:false,&quot;dropping-particle&quot;:&quot;&quot;,&quot;non-dropping-particle&quot;:&quot;&quot;},{&quot;family&quot;:&quot;Lyu&quot;,&quot;given&quot;:&quot;Aiping&quot;,&quot;parse-names&quot;:false,&quot;dropping-particle&quot;:&quot;&quot;,&quot;non-dropping-particle&quot;:&quot;&quot;},{&quot;family&quot;:&quot;Zeng&quot;,&quot;given&quot;:&quot;Xiangxiang&quot;,&quot;parse-names&quot;:false,&quot;dropping-particle&quot;:&quot;&quot;,&quot;non-dropping-particle&quot;:&quot;&quot;},{&quot;family&quot;:&quot;Zhao&quot;,&quot;given&quot;:&quot;Wentao&quot;,&quot;parse-names&quot;:false,&quot;dropping-particle&quot;:&quot;&quot;,&quot;non-dropping-particle&quot;:&quot;&quot;},{&quot;family&quot;:&quot;Hou&quot;,&quot;given&quot;:&quot;Tingjun&quot;,&quot;parse-names&quot;:false,&quot;dropping-particle&quot;:&quot;&quot;,&quot;non-dropping-particle&quot;:&quot;&quot;},{&quot;family&quot;:&quot;Cao&quot;,&quot;given&quot;:&quot;Dongsheng&quot;,&quot;parse-names&quot;:false,&quot;dropping-particle&quot;:&quot;&quot;,&quot;non-dropping-particle&quot;:&quot;&quot;}],&quot;container-title&quot;:&quot;Nucleic Acids Research&quot;,&quot;DOI&quot;:&quot;10.1093/nar/gkae236&quot;,&quot;ISSN&quot;:&quot;0305-1048&quot;,&quot;issued&quot;:{&quot;date-parts&quot;:[[2024,7,5]]},&quot;page&quot;:&quot;W422-W431&quot;,&quot;abstract&quot;:&quot;&lt;p&gt;ADMETlab 3.0 is the second updated version of the web server that provides a comprehensive and efficient platform for evaluating ADMET-related parameters as well as physicochemical properties and medicinal chemistry characteristics involved in the drug discovery process. This new release addresses the limitations of the previous version and offers broader coverage, improved performance, API functionality, and decision support. For supporting data and endpoints, this version includes 119 features, an increase of 31 compared to the previous version. The updated number of entries is 1.5 times larger than the previous version with over 400 000 entries. ADMETlab 3.0 incorporates a multi-task DMPNN architecture coupled with molecular descriptors, a method that not only guaranteed calculation speed for each endpoint simultaneously, but also achieved a superior performance in terms of accuracy and robustness. In addition, an API has been introduced to meet the growing demand for programmatic access to large amounts of data in ADMETlab 3.0. Moreover, this version includes uncertainty estimates in the prediction results, aiding in the confident selection of candidate compounds for further studies and experiments. ADMETlab 3.0 is publicly for access without the need for registration at: https://admetlab3.scbdd.com.&lt;/p&gt;&quot;,&quot;issue&quot;:&quot;W1&quot;,&quot;volume&quot;:&quot;52&quot;,&quot;container-title-short&quot;:&quot;Nucleic Acids Res.&quot;},&quot;isTemporary&quot;:false}]},{&quot;citationID&quot;:&quot;MENDELEY_CITATION_0e2af13d-1186-46c8-b802-9fb14303c0dc&quot;,&quot;properties&quot;:{&quot;noteIndex&quot;:0},&quot;isEdited&quot;:false,&quot;manualOverride&quot;:{&quot;isManuallyOverridden&quot;:false,&quot;citeprocText&quot;:&quot;[9]&quot;,&quot;manualOverrideText&quot;:&quot;&quot;},&quot;citationTag&quot;:&quot;MENDELEY_CITATION_v3_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&quot;,&quot;citationItems&quot;:[{&quot;id&quot;:&quot;23927d7f-21a8-33f9-bc4d-62bd50964d5d&quot;,&quot;itemData&quot;:{&quot;type&quot;:&quot;article-journal&quot;,&quot;id&quot;:&quot;23927d7f-21a8-33f9-bc4d-62bd50964d5d&quot;,&quot;title&quot;:&quot;The Generation of a Unique Machine Description for Chemical Structures-A Technique Developed at Chemical Abstracts Service.&quot;,&quot;author&quot;:[{&quot;family&quot;:&quot;Morgan&quot;,&quot;given&quot;:&quot;H. L.&quot;,&quot;parse-names&quot;:false,&quot;dropping-particle&quot;:&quot;&quot;,&quot;non-dropping-particle&quot;:&quot;&quot;}],&quot;container-title&quot;:&quot;Journal of Chemical Documentation&quot;,&quot;DOI&quot;:&quot;10.1021/c160017a018&quot;,&quot;ISSN&quot;:&quot;0021-9576&quot;,&quot;issued&quot;:{&quot;date-parts&quot;:[[1965,5,1]]},&quot;page&quot;:&quot;107-113&quot;,&quot;issue&quot;:&quot;2&quot;,&quot;volume&quot;:&quot;5&quot;,&quot;container-title-short&quot;:&quot;J. Chem. Doc.&quot;},&quot;isTemporary&quot;:false}]},{&quot;citationID&quot;:&quot;MENDELEY_CITATION_7594bf8b-015d-49aa-b108-510a5eae62b9&quot;,&quot;properties&quot;:{&quot;noteIndex&quot;:0},&quot;isEdited&quot;:false,&quot;manualOverride&quot;:{&quot;isManuallyOverridden&quot;:false,&quot;citeprocText&quot;:&quot;[10]&quot;,&quot;manualOverrideText&quot;:&quot;&quot;},&quot;citationTag&quot;:&quot;MENDELEY_CITATION_v3_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&quot;,&quot;citationItems&quot;:[{&quot;id&quot;:&quot;80c5781c-7e86-33cf-b75b-5ab47acd2884&quot;,&quot;itemData&quot;:{&quot;type&quot;:&quot;article-journal&quot;,&quot;id&quot;:&quot;80c5781c-7e86-33cf-b75b-5ab47acd2884&quot;,&quot;title&quot;:&quot;Mol2vec: Unsupervised Machine Learning Approach with Chemical Intuition&quot;,&quot;author&quot;:[{&quot;family&quot;:&quot;Jaeger&quot;,&quot;given&quot;:&quot;Sabrina&quot;,&quot;parse-names&quot;:false,&quot;dropping-particle&quot;:&quot;&quot;,&quot;non-dropping-particle&quot;:&quot;&quot;},{&quot;family&quot;:&quot;Fulle&quot;,&quot;given&quot;:&quot;Simone&quot;,&quot;parse-names&quot;:false,&quot;dropping-particle&quot;:&quot;&quot;,&quot;non-dropping-particle&quot;:&quot;&quot;},{&quot;family&quot;:&quot;Turk&quot;,&quot;given&quot;:&quot;Samo&quot;,&quot;parse-names&quot;:false,&quot;dropping-particle&quot;:&quot;&quot;,&quot;non-dropping-particle&quot;:&quot;&quot;}],&quot;container-title&quot;:&quot;Journal of Chemical Information and Modeling&quot;,&quot;DOI&quot;:&quot;10.1021/acs.jcim.7b00616&quot;,&quot;ISSN&quot;:&quot;1549-9596&quot;,&quot;issued&quot;:{&quot;date-parts&quot;:[[2018,1,22]]},&quot;page&quot;:&quot;27-35&quot;,&quot;issue&quot;:&quot;1&quot;,&quot;volume&quot;:&quot;58&quot;,&quot;container-title-short&quot;:&quot;J. Chem. Inf. Model.&quot;},&quot;isTemporary&quot;:false}]},{&quot;citationID&quot;:&quot;MENDELEY_CITATION_70668c7c-96e7-42e2-8067-7b3fa3e95455&quot;,&quot;properties&quot;:{&quot;noteIndex&quot;:0},&quot;isEdited&quot;:false,&quot;manualOverride&quot;:{&quot;isManuallyOverridden&quot;:false,&quot;citeprocText&quot;:&quot;[11]&quot;,&quot;manualOverrideText&quot;:&quot;&quot;},&quot;citationTag&quot;:&quot;MENDELEY_CITATION_v3_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&quot;,&quot;citationItems&quot;:[{&quot;id&quot;:&quot;27f87688-13d2-35cf-b3cc-69d56bb2def3&quot;,&quot;itemData&quot;:{&quot;type&quot;:&quot;article-journal&quot;,&quot;id&quot;:&quot;27f87688-13d2-35cf-b3cc-69d56bb2def3&quot;,&quot;title&quot;:&quot;ChemBERTa: Large-Scale Self-Supervised Pretraining for Molecular Property Prediction&quot;,&quot;author&quot;:[{&quot;family&quot;:&quot;Chithrananda&quot;,&quot;given&quot;:&quot;Seyone&quot;,&quot;parse-names&quot;:false,&quot;dropping-particle&quot;:&quot;&quot;,&quot;non-dropping-particle&quot;:&quot;&quot;},{&quot;family&quot;:&quot;Grand&quot;,&quot;given&quot;:&quot;Gabriel&quot;,&quot;parse-names&quot;:false,&quot;dropping-particle&quot;:&quot;&quot;,&quot;non-dropping-particle&quot;:&quot;&quot;},{&quot;family&quot;:&quot;Ramsundar&quot;,&quot;given&quot;:&quot;Bharath&quot;,&quot;parse-names&quot;:false,&quot;dropping-particle&quot;:&quot;&quot;,&quot;non-dropping-particle&quot;:&quot;&quot;}],&quot;container-title&quot;:&quot;arXiv e-prints&quot;,&quot;DOI&quot;:&quot;10.48550/arXiv.2010.09885&quot;,&quot;issued&quot;:{&quot;date-parts&quot;:[[2020,10]]},&quot;page&quot;:&quot;arXiv:2010.09885&quot;,&quot;container-title-short&quot;:&quot;&quot;},&quot;isTemporary&quot;:false}]},{&quot;citationID&quot;:&quot;MENDELEY_CITATION_eed2f2c2-9fb7-481f-9847-505a31c7df76&quot;,&quot;properties&quot;:{&quot;noteIndex&quot;:0},&quot;isEdited&quot;:false,&quot;manualOverride&quot;:{&quot;isManuallyOverridden&quot;:false,&quot;citeprocText&quot;:&quot;[12]&quot;,&quot;manualOverrideText&quot;:&quot;&quot;},&quot;citationTag&quot;:&quot;MENDELEY_CITATION_v3_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&quot;,&quot;citationItems&quot;:[{&quot;id&quot;:&quot;6b3c2795-b358-3d30-b69e-b2ad6a5195ff&quot;,&quot;itemData&quot;:{&quot;type&quot;:&quot;article-journal&quot;,&quot;id&quot;:&quot;6b3c2795-b358-3d30-b69e-b2ad6a5195ff&quot;,&quot;title&quot;:&quot;MOLE: Modular Learning FramEwork via Mutual Information Maximization&quot;,&quot;author&quot;:[{&quot;family&quot;:&quot;Li&quot;,&quot;given&quot;:&quot;Tianchao&quot;,&quot;parse-names&quot;:false,&quot;dropping-particle&quot;:&quot;&quot;,&quot;non-dropping-particle&quot;:&quot;&quot;},{&quot;family&quot;:&quot;Pei&quot;,&quot;given&quot;:&quot;Yulong&quot;,&quot;parse-names&quot;:false,&quot;dropping-particle&quot;:&quot;&quot;,&quot;non-dropping-particle&quot;:&quot;&quot;}],&quot;container-title&quot;:&quot;ArXiv&quot;,&quot;URL&quot;:&quot;https://api.semanticscholar.org/CorpusID:260899882&quot;,&quot;issued&quot;:{&quot;date-parts&quot;:[[2023]]},&quot;volume&quot;:&quot;abs/2308.07772&quot;,&quot;container-title-short&quot;:&quot;ArXiv&quot;},&quot;isTemporary&quot;:false}]},{&quot;citationID&quot;:&quot;MENDELEY_CITATION_6911c6cb-3ce9-4960-b0ab-f73003ee0ccc&quot;,&quot;properties&quot;:{&quot;noteIndex&quot;:0},&quot;isEdited&quot;:false,&quot;manualOverride&quot;:{&quot;isManuallyOverridden&quot;:false,&quot;citeprocText&quot;:&quot;[13]&quot;,&quot;manualOverrideText&quot;:&quot;&quot;},&quot;citationTag&quot;:&quot;MENDELEY_CITATION_v3_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&quot;,&quot;citationItems&quot;:[{&quot;id&quot;:&quot;91bc1232-bb46-3423-9b4f-a14d74fb3264&quot;,&quot;itemData&quot;:{&quot;type&quot;:&quot;webpage&quot;,&quot;id&quot;:&quot;91bc1232-bb46-3423-9b4f-a14d74fb3264&quot;,&quot;title&quot;:&quot;RDKit: Open-source cheminformatics.&quot;,&quot;container-title&quot;:&quot;https://www.rdkit.org&quot;,&quot;container-title-short&quot;:&quot;&quot;},&quot;isTemporary&quot;:false}]},{&quot;citationID&quot;:&quot;MENDELEY_CITATION_091adfc3-c72b-452f-a882-3f98e173bfcc&quot;,&quot;properties&quot;:{&quot;noteIndex&quot;:0},&quot;isEdited&quot;:false,&quot;manualOverride&quot;:{&quot;isManuallyOverridden&quot;:false,&quot;citeprocText&quot;:&quot;[14]&quot;,&quot;manualOverrideText&quot;:&quot;&quot;},&quot;citationTag&quot;:&quot;MENDELEY_CITATION_v3_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&quot;,&quot;citationItems&quot;:[{&quot;id&quot;:&quot;1fdf973c-15b9-3df1-916b-2aad974dea3b&quot;,&quot;itemData&quot;:{&quot;type&quot;:&quot;article-journal&quot;,&quot;id&quot;:&quot;1fdf973c-15b9-3df1-916b-2aad974dea3b&quot;,&quot;title&quot;:&quot;Extended-Connectivity Fingerprints&quot;,&quot;author&quot;:[{&quot;family&quot;:&quot;Rogers&quot;,&quot;given&quot;:&quot;David&quot;,&quot;parse-names&quot;:false,&quot;dropping-particle&quot;:&quot;&quot;,&quot;non-dropping-particle&quot;:&quot;&quot;},{&quot;family&quot;:&quot;Hahn&quot;,&quot;given&quot;:&quot;Mathew&quot;,&quot;parse-names&quot;:false,&quot;dropping-particle&quot;:&quot;&quot;,&quot;non-dropping-particle&quot;:&quot;&quot;}],&quot;container-title&quot;:&quot;Journal of Chemical Information and Modeling&quot;,&quot;DOI&quot;:&quot;10.1021/ci100050t&quot;,&quot;URL&quot;:&quot;https://doi.org/10.1021/ci100050t&quot;,&quot;issued&quot;:{&quot;date-parts&quot;:[[2010]]},&quot;page&quot;:&quot;742-754&quot;,&quot;issue&quot;:&quot;5&quot;,&quot;volume&quot;:&quot;50&quot;,&quot;container-title-short&quot;:&quot;J. Chem. Inf. Model.&quot;},&quot;isTemporary&quot;:false}]},{&quot;citationID&quot;:&quot;MENDELEY_CITATION_05c57d48-f1ba-49fd-a3fb-d7b08348c075&quot;,&quot;properties&quot;:{&quot;noteIndex&quot;:0},&quot;isEdited&quot;:false,&quot;manualOverride&quot;:{&quot;isManuallyOverridden&quot;:false,&quot;citeprocText&quot;:&quot;[15]&quot;,&quot;manualOverrideText&quot;:&quot;&quot;},&quot;citationTag&quot;:&quot;MENDELEY_CITATION_v3_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&quot;,&quot;citationItems&quot;:[{&quot;id&quot;:&quot;16657982-092a-3db6-97ef-8ee47347c62e&quot;,&quot;itemData&quot;:{&quot;type&quot;:&quot;article-journal&quot;,&quot;id&quot;:&quot;16657982-092a-3db6-97ef-8ee47347c62e&quot;,&quot;title&quot;:&quot;Low-Compute repurposing of an English transformer into a molecular encoder: A two-stage SELFIES adaptation of RoBERTa&quot;,&quot;author&quot;:[{&quot;family&quot;:&quot;Alhmoudi&quot;,&quot;given&quot;:&quot;Obaid Khaleifah&quot;,&quot;parse-names&quot;:false,&quot;dropping-particle&quot;:&quot;&quot;,&quot;non-dropping-particle&quot;:&quot;&quot;},{&quot;family&quot;:&quot;Thameem&quot;,&quot;given&quot;:&quot;Muhammed&quot;,&quot;parse-names&quot;:false,&quot;dropping-particle&quot;:&quot;&quot;,&quot;non-dropping-particle&quot;:&quot;&quot;},{&quot;family&quot;:&quot;Elkamel&quot;,&quot;given&quot;:&quot;Ali&quot;,&quot;parse-names&quot;:false,&quot;dropping-particle&quot;:&quot;&quot;,&quot;non-dropping-particle&quot;:&quot;&quot;},{&quot;family&quot;:&quot;AlHammadi&quot;,&quot;given&quot;:&quot;Ali A.&quot;,&quot;parse-names&quot;:false,&quot;dropping-particle&quot;:&quot;&quot;,&quot;non-dropping-particle&quot;:&quot;&quot;}],&quot;container-title&quot;:&quot;Results in Engineering&quot;,&quot;DOI&quot;:&quot;10.1016/j.rineng.2025.108390&quot;,&quot;ISSN&quot;:&quot;25901230&quot;,&quot;issued&quot;:{&quot;date-parts&quot;:[[2025,12]]},&quot;page&quot;:&quot;108390&quot;,&quot;volume&quot;:&quot;28&quot;,&quot;container-title-short&quot;:&quot;&quot;},&quot;isTemporary&quot;:false}]},{&quot;citationID&quot;:&quot;MENDELEY_CITATION_61882ab6-be78-4074-86b7-8a58822453b0&quot;,&quot;properties&quot;:{&quot;noteIndex&quot;:0},&quot;isEdited&quot;:false,&quot;manualOverride&quot;:{&quot;isManuallyOverridden&quot;:false,&quot;citeprocText&quot;:&quot;[16], [17]&quot;,&quot;manualOverrideText&quot;:&quot;&quot;},&quot;citationTag&quot;:&quot;MENDELEY_CITATION_v3_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&quot;,&quot;citationItems&quot;:[{&quot;id&quot;:&quot;4b7e155f-c785-39de-bd3f-62287a2822db&quot;,&quot;itemData&quot;:{&quot;type&quot;:&quot;paper-conference&quot;,&quot;id&quot;:&quot;4b7e155f-c785-39de-bd3f-62287a2822db&quot;,&quot;title&quot;:&quot;BERT: Pre-training of Deep Bidirectional Transformers for Language Understanding&quot;,&quot;author&quot;:[{&quot;family&quot;:&quot;Devlin&quot;,&quot;given&quot;:&quot;Jacob&quot;,&quot;parse-names&quot;:false,&quot;dropping-particle&quot;:&quot;&quot;,&quot;non-dropping-particle&quot;:&quot;&quot;},{&quot;family&quot;:&quot;Chang&quot;,&quot;given&quot;:&quot;Ming-Wei&quot;,&quot;parse-names&quot;:false,&quot;dropping-particle&quot;:&quot;&quot;,&quot;non-dropping-particle&quot;:&quot;&quot;},{&quot;family&quot;:&quot;Lee&quot;,&quot;given&quot;:&quot;Kenton&quot;,&quot;parse-names&quot;:false,&quot;dropping-particle&quot;:&quot;&quot;,&quot;non-dropping-particle&quot;:&quot;&quot;},{&quot;family&quot;:&quot;Toutanova&quot;,&quot;given&quot;:&quot;Kristina&quot;,&quot;parse-names&quot;:false,&quot;dropping-particle&quot;:&quot;&quot;,&quot;non-dropping-particle&quot;:&quot;&quot;}],&quot;container-title&quot;:&quot;North American Chapter of the Association for Computational Linguistics&quot;,&quot;URL&quot;:&quot;https://api.semanticscholar.org/CorpusID:52967399&quot;,&quot;issued&quot;:{&quot;date-parts&quot;:[[2019]]},&quot;container-title-short&quot;:&quot;&quot;},&quot;isTemporary&quot;:false},{&quot;id&quot;:&quot;d6b0ebc7-a9eb-3e05-9f44-6d798a458d6c&quot;,&quot;itemData&quot;:{&quot;type&quot;:&quot;article-journal&quot;,&quot;id&quot;:&quot;d6b0ebc7-a9eb-3e05-9f44-6d798a458d6c&quot;,&quot;title&quot;:&quot;RoBERTa: A Robustly Optimized BERT Pretraining Approach&quot;,&quot;author&quot;:[{&quot;family&quot;:&quot;Liu&quot;,&quot;given&quot;:&quot;Yinhan&quot;,&quot;parse-names&quot;:false,&quot;dropping-particle&quot;:&quot;&quot;,&quot;non-dropping-particle&quot;:&quot;&quot;},{&quot;family&quot;:&quot;Ott&quot;,&quot;given&quot;:&quot;Myle&quot;,&quot;parse-names&quot;:false,&quot;dropping-particle&quot;:&quot;&quot;,&quot;non-dropping-particle&quot;:&quot;&quot;},{&quot;family&quot;:&quot;Goyal&quot;,&quot;given&quot;:&quot;Naman&quot;,&quot;parse-names&quot;:false,&quot;dropping-particle&quot;:&quot;&quot;,&quot;non-dropping-particle&quot;:&quot;&quot;},{&quot;family&quot;:&quot;Du&quot;,&quot;given&quot;:&quot;Jingfei&quot;,&quot;parse-names&quot;:false,&quot;dropping-particle&quot;:&quot;&quot;,&quot;non-dropping-particle&quot;:&quot;&quot;},{&quot;family&quot;:&quot;Joshi&quot;,&quot;given&quot;:&quot;Mandar&quot;,&quot;parse-names&quot;:false,&quot;dropping-particle&quot;:&quot;&quot;,&quot;non-dropping-particle&quot;:&quot;&quot;},{&quot;family&quot;:&quot;Chen&quot;,&quot;given&quot;:&quot;Danqi&quot;,&quot;parse-names&quot;:false,&quot;dropping-particle&quot;:&quot;&quot;,&quot;non-dropping-particle&quot;:&quot;&quot;},{&quot;family&quot;:&quot;Levy&quot;,&quot;given&quot;:&quot;Omer&quot;,&quot;parse-names&quot;:false,&quot;dropping-particle&quot;:&quot;&quot;,&quot;non-dropping-particle&quot;:&quot;&quot;},{&quot;family&quot;:&quot;Lewis&quot;,&quot;given&quot;:&quot;Mike&quot;,&quot;parse-names&quot;:false,&quot;dropping-particle&quot;:&quot;&quot;,&quot;non-dropping-particle&quot;:&quot;&quot;},{&quot;family&quot;:&quot;Zettlemoyer&quot;,&quot;given&quot;:&quot;Luke&quot;,&quot;parse-names&quot;:false,&quot;dropping-particle&quot;:&quot;&quot;,&quot;non-dropping-particle&quot;:&quot;&quot;},{&quot;family&quot;:&quot;Stoyanov&quot;,&quot;given&quot;:&quot;Veselin&quot;,&quot;parse-names&quot;:false,&quot;dropping-particle&quot;:&quot;&quot;,&quot;non-dropping-particle&quot;:&quot;&quot;}],&quot;container-title&quot;:&quot;ArXiv&quot;,&quot;container-title-short&quot;:&quot;ArXiv&quot;,&quot;URL&quot;:&quot;https://api.semanticscholar.org/CorpusID:198953378&quot;,&quot;issued&quot;:{&quot;date-parts&quot;:[[2019]]},&quot;volume&quot;:&quot;abs/1907.11692&quot;},&quot;isTemporary&quot;:false}]},{&quot;citationID&quot;:&quot;MENDELEY_CITATION_7f594b16-8ad5-4013-aee5-cc9efd81053f&quot;,&quot;properties&quot;:{&quot;noteIndex&quot;:0},&quot;isEdited&quot;:false,&quot;manualOverride&quot;:{&quot;isManuallyOverridden&quot;:false,&quot;citeprocText&quot;:&quot;[18]&quot;,&quot;manualOverrideText&quot;:&quot;&quot;},&quot;citationTag&quot;:&quot;MENDELEY_CITATION_v3_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&quot;,&quot;citationItems&quot;:[{&quot;id&quot;:&quot;528eede6-a120-383e-9473-16c5f897d2c4&quot;,&quot;itemData&quot;:{&quot;type&quot;:&quot;article-journal&quot;,&quot;id&quot;:&quot;528eede6-a120-383e-9473-16c5f897d2c4&quot;,&quot;title&quot;:&quot;Neural Machine Translation of Rare Words with Subword Units&quot;,&quot;author&quot;:[{&quot;family&quot;:&quot;Sennrich&quot;,&quot;given&quot;:&quot;Rico&quot;,&quot;parse-names&quot;:false,&quot;dropping-particle&quot;:&quot;&quot;,&quot;non-dropping-particle&quot;:&quot;&quot;},{&quot;family&quot;:&quot;Haddow&quot;,&quot;given&quot;:&quot;Barry&quot;,&quot;parse-names&quot;:false,&quot;dropping-particle&quot;:&quot;&quot;,&quot;non-dropping-particle&quot;:&quot;&quot;},{&quot;family&quot;:&quot;Birch&quot;,&quot;given&quot;:&quot;Alexandra&quot;,&quot;parse-names&quot;:false,&quot;dropping-particle&quot;:&quot;&quot;,&quot;non-dropping-particle&quot;:&quot;&quot;}],&quot;container-title&quot;:&quot;ArXiv&quot;,&quot;container-title-short&quot;:&quot;ArXiv&quot;,&quot;URL&quot;:&quot;https://api.semanticscholar.org/CorpusID:1114678&quot;,&quot;issued&quot;:{&quot;date-parts&quot;:[[2015]]},&quot;volume&quot;:&quot;abs/1508.07909&quot;},&quot;isTemporary&quot;:false}]},{&quot;citationID&quot;:&quot;MENDELEY_CITATION_800b8284-81e8-409a-a9d8-f65b34f75303&quot;,&quot;properties&quot;:{&quot;noteIndex&quot;:0},&quot;isEdited&quot;:false,&quot;manualOverride&quot;:{&quot;isManuallyOverridden&quot;:false,&quot;citeprocText&quot;:&quot;[19]&quot;,&quot;manualOverrideText&quot;:&quot;&quot;},&quot;citationTag&quot;:&quot;MENDELEY_CITATION_v3_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&quot;,&quot;citationItems&quot;:[{&quot;id&quot;:&quot;038f20e1-2011-366e-8442-37bf6e4fda69&quot;,&quot;itemData&quot;:{&quot;type&quot;:&quot;article-journal&quot;,&quot;id&quot;:&quot;038f20e1-2011-366e-8442-37bf6e4fda69&quot;,&quot;title&quot;:&quot;InChI, the IUPAC International Chemical Identifier&quot;,&quot;author&quot;:[{&quot;family&quot;:&quot;Heller&quot;,&quot;given&quot;:&quot;Stephen R&quot;,&quot;parse-names&quot;:false,&quot;dropping-particle&quot;:&quot;&quot;,&quot;non-dropping-particle&quot;:&quot;&quot;},{&quot;family&quot;:&quot;McNaught&quot;,&quot;given&quot;:&quot;Alan&quot;,&quot;parse-names&quot;:false,&quot;dropping-particle&quot;:&quot;&quot;,&quot;non-dropping-particle&quot;:&quot;&quot;},{&quot;family&quot;:&quot;Pletnev&quot;,&quot;given&quot;:&quot;Igor&quot;,&quot;parse-names&quot;:false,&quot;dropping-particle&quot;:&quot;&quot;,&quot;non-dropping-particle&quot;:&quot;&quot;},{&quot;family&quot;:&quot;Stein&quot;,&quot;given&quot;:&quot;Stephen&quot;,&quot;parse-names&quot;:false,&quot;dropping-particle&quot;:&quot;&quot;,&quot;non-dropping-particle&quot;:&quot;&quot;},{&quot;family&quot;:&quot;Tchekhovskoi&quot;,&quot;given&quot;:&quot;Dmitrii&quot;,&quot;parse-names&quot;:false,&quot;dropping-particle&quot;:&quot;&quot;,&quot;non-dropping-particle&quot;:&quot;&quot;}],&quot;container-title&quot;:&quot;Journal of Cheminformatics&quot;,&quot;container-title-short&quot;:&quot;J. Cheminform.&quot;,&quot;DOI&quot;:&quot;10.1186/s13321-015-0068-4&quot;,&quot;ISSN&quot;:&quot;1758-2946&quot;,&quot;issued&quot;:{&quot;date-parts&quot;:[[2015,12,30]]},&quot;page&quot;:&quot;23&quot;,&quot;issue&quot;:&quot;1&quot;,&quot;volume&quot;:&quot;7&quot;},&quot;isTemporary&quot;:false}]},{&quot;citationID&quot;:&quot;MENDELEY_CITATION_df1d1646-57ca-4a3f-825a-d5645cb9ad91&quot;,&quot;properties&quot;:{&quot;noteIndex&quot;:0},&quot;isEdited&quot;:false,&quot;manualOverride&quot;:{&quot;isManuallyOverridden&quot;:false,&quot;citeprocText&quot;:&quot;[16]&quot;,&quot;manualOverrideText&quot;:&quot;&quot;},&quot;citationTag&quot;:&quot;MENDELEY_CITATION_v3_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&quot;,&quot;citationItems&quot;:[{&quot;id&quot;:&quot;4b7e155f-c785-39de-bd3f-62287a2822db&quot;,&quot;itemData&quot;:{&quot;type&quot;:&quot;paper-conference&quot;,&quot;id&quot;:&quot;4b7e155f-c785-39de-bd3f-62287a2822db&quot;,&quot;title&quot;:&quot;BERT: Pre-training of Deep Bidirectional Transformers for Language Understanding&quot;,&quot;author&quot;:[{&quot;family&quot;:&quot;Devlin&quot;,&quot;given&quot;:&quot;Jacob&quot;,&quot;parse-names&quot;:false,&quot;dropping-particle&quot;:&quot;&quot;,&quot;non-dropping-particle&quot;:&quot;&quot;},{&quot;family&quot;:&quot;Chang&quot;,&quot;given&quot;:&quot;Ming-Wei&quot;,&quot;parse-names&quot;:false,&quot;dropping-particle&quot;:&quot;&quot;,&quot;non-dropping-particle&quot;:&quot;&quot;},{&quot;family&quot;:&quot;Lee&quot;,&quot;given&quot;:&quot;Kenton&quot;,&quot;parse-names&quot;:false,&quot;dropping-particle&quot;:&quot;&quot;,&quot;non-dropping-particle&quot;:&quot;&quot;},{&quot;family&quot;:&quot;Toutanova&quot;,&quot;given&quot;:&quot;Kristina&quot;,&quot;parse-names&quot;:false,&quot;dropping-particle&quot;:&quot;&quot;,&quot;non-dropping-particle&quot;:&quot;&quot;}],&quot;container-title&quot;:&quot;North American Chapter of the Association for Computational Linguistics&quot;,&quot;URL&quot;:&quot;https://api.semanticscholar.org/CorpusID:52967399&quot;,&quot;issued&quot;:{&quot;date-parts&quot;:[[2019]]},&quot;container-title-short&quot;:&quot;&quot;},&quot;isTemporary&quot;:false}]},{&quot;citationID&quot;:&quot;MENDELEY_CITATION_0856a272-5a9c-4c62-8ea9-15c71a2f59c4&quot;,&quot;properties&quot;:{&quot;noteIndex&quot;:0},&quot;isEdited&quot;:false,&quot;manualOverride&quot;:{&quot;isManuallyOverridden&quot;:false,&quot;citeprocText&quot;:&quot;[20]&quot;,&quot;manualOverrideText&quot;:&quot;&quot;},&quot;citationTag&quot;:&quot;MENDELEY_CITATION_v3_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&quot;,&quot;citationItems&quot;:[{&quot;id&quot;:&quot;e9063351-84e5-35cf-9e83-b8bba0913bac&quot;,&quot;itemData&quot;:{&quot;type&quot;:&quot;article-journal&quot;,&quot;id&quot;:&quot;e9063351-84e5-35cf-9e83-b8bba0913bac&quot;,&quot;title&quot;:&quot;SGDR: Stochastic Gradient Descent with Warm Restarts&quot;,&quot;author&quot;:[{&quot;family&quot;:&quot;Loshchilov&quot;,&quot;given&quot;:&quot;Ilya&quot;,&quot;parse-names&quot;:false,&quot;dropping-particle&quot;:&quot;&quot;,&quot;non-dropping-particle&quot;:&quot;&quot;},{&quot;family&quot;:&quot;Hutter&quot;,&quot;given&quot;:&quot;Frank&quot;,&quot;parse-names&quot;:false,&quot;dropping-particle&quot;:&quot;&quot;,&quot;non-dropping-particle&quot;:&quot;&quot;}],&quot;container-title&quot;:&quot;arXiv: Learning&quot;,&quot;URL&quot;:&quot;https://api.semanticscholar.org/CorpusID:14337532&quot;,&quot;issued&quot;:{&quot;date-parts&quot;:[[2016]]},&quot;container-title-short&quot;:&quot;&quot;},&quot;isTemporary&quot;:false}]},{&quot;citationID&quot;:&quot;MENDELEY_CITATION_111eba3f-785c-4b4c-b6e6-fc4bf548cbdf&quot;,&quot;properties&quot;:{&quot;noteIndex&quot;:0},&quot;isEdited&quot;:false,&quot;manualOverride&quot;:{&quot;isManuallyOverridden&quot;:false,&quot;citeprocText&quot;:&quot;[11]&quot;,&quot;manualOverrideText&quot;:&quot;&quot;},&quot;citationTag&quot;:&quot;MENDELEY_CITATION_v3_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&quot;,&quot;citationItems&quot;:[{&quot;id&quot;:&quot;27f87688-13d2-35cf-b3cc-69d56bb2def3&quot;,&quot;itemData&quot;:{&quot;type&quot;:&quot;article-journal&quot;,&quot;id&quot;:&quot;27f87688-13d2-35cf-b3cc-69d56bb2def3&quot;,&quot;title&quot;:&quot;ChemBERTa: Large-Scale Self-Supervised Pretraining for Molecular Property Prediction&quot;,&quot;author&quot;:[{&quot;family&quot;:&quot;Chithrananda&quot;,&quot;given&quot;:&quot;Seyone&quot;,&quot;parse-names&quot;:false,&quot;dropping-particle&quot;:&quot;&quot;,&quot;non-dropping-particle&quot;:&quot;&quot;},{&quot;family&quot;:&quot;Grand&quot;,&quot;given&quot;:&quot;Gabriel&quot;,&quot;parse-names&quot;:false,&quot;dropping-particle&quot;:&quot;&quot;,&quot;non-dropping-particle&quot;:&quot;&quot;},{&quot;family&quot;:&quot;Ramsundar&quot;,&quot;given&quot;:&quot;Bharath&quot;,&quot;parse-names&quot;:false,&quot;dropping-particle&quot;:&quot;&quot;,&quot;non-dropping-particle&quot;:&quot;&quot;}],&quot;container-title&quot;:&quot;arXiv e-prints&quot;,&quot;DOI&quot;:&quot;10.48550/arXiv.2010.09885&quot;,&quot;issued&quot;:{&quot;date-parts&quot;:[[2020,10]]},&quot;page&quot;:&quot;arXiv:2010.09885&quot;,&quot;container-title-short&quot;:&quot;&quot;},&quot;isTemporary&quot;:false}]},{&quot;citationID&quot;:&quot;MENDELEY_CITATION_b0839fb6-ce26-4a25-ba91-51b39a67b272&quot;,&quot;properties&quot;:{&quot;noteIndex&quot;:0},&quot;isEdited&quot;:false,&quot;manualOverride&quot;:{&quot;isManuallyOverridden&quot;:false,&quot;citeprocText&quot;:&quot;[21]&quot;,&quot;manualOverrideText&quot;:&quot;&quot;},&quot;citationTag&quot;:&quot;MENDELEY_CITATION_v3_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&quot;,&quot;citationItems&quot;:[{&quot;id&quot;:&quot;4706f37f-66a5-3d27-a50b-d3f6c14a0549&quot;,&quot;itemData&quot;:{&quot;type&quot;:&quot;article-journal&quot;,&quot;id&quot;:&quot;4706f37f-66a5-3d27-a50b-d3f6c14a0549&quot;,&quot;title&quot;:&quot;On Large-Batch Training for Deep Learning: Generalization Gap and Sharp Minima&quot;,&quot;author&quot;:[{&quot;family&quot;:&quot;Keskar&quot;,&quot;given&quot;:&quot;Nitish Shirish&quot;,&quot;parse-names&quot;:false,&quot;dropping-particle&quot;:&quot;&quot;,&quot;non-dropping-particle&quot;:&quot;&quot;},{&quot;family&quot;:&quot;Mudigere&quot;,&quot;given&quot;:&quot;Dheevatsa&quot;,&quot;parse-names&quot;:false,&quot;dropping-particle&quot;:&quot;&quot;,&quot;non-dropping-particle&quot;:&quot;&quot;},{&quot;family&quot;:&quot;Nocedal&quot;,&quot;given&quot;:&quot;Jorge&quot;,&quot;parse-names&quot;:false,&quot;dropping-particle&quot;:&quot;&quot;,&quot;non-dropping-particle&quot;:&quot;&quot;},{&quot;family&quot;:&quot;Smelyanskiy&quot;,&quot;given&quot;:&quot;Mikhail&quot;,&quot;parse-names&quot;:false,&quot;dropping-particle&quot;:&quot;&quot;,&quot;non-dropping-particle&quot;:&quot;&quot;},{&quot;family&quot;:&quot;Tang&quot;,&quot;given&quot;:&quot;Ping Tak Peter&quot;,&quot;parse-names&quot;:false,&quot;dropping-particle&quot;:&quot;&quot;,&quot;non-dropping-particle&quot;:&quot;&quot;}],&quot;container-title&quot;:&quot;ArXiv&quot;,&quot;container-title-short&quot;:&quot;ArXiv&quot;,&quot;URL&quot;:&quot;https://api.semanticscholar.org/CorpusID:5834589&quot;,&quot;issued&quot;:{&quot;date-parts&quot;:[[2016]]},&quot;volume&quot;:&quot;abs/1609.04836&quot;},&quot;isTemporary&quot;:false}]},{&quot;citationID&quot;:&quot;MENDELEY_CITATION_983539a7-adc7-42fd-83b2-3ac25b495a30&quot;,&quot;properties&quot;:{&quot;noteIndex&quot;:0},&quot;isEdited&quot;:false,&quot;manualOverride&quot;:{&quot;isManuallyOverridden&quot;:false,&quot;citeprocText&quot;:&quot;[22]&quot;,&quot;manualOverrideText&quot;:&quot;&quot;},&quot;citationTag&quot;:&quot;MENDELEY_CITATION_v3_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&quot;,&quot;citationItems&quot;:[{&quot;id&quot;:&quot;7fc7ea6b-1629-3058-829b-cae1a8149255&quot;,&quot;itemData&quot;:{&quot;type&quot;:&quot;article-journal&quot;,&quot;id&quot;:&quot;7fc7ea6b-1629-3058-829b-cae1a8149255&quot;,&quot;title&quot;:&quot;Mixed Precision Training&quot;,&quot;author&quot;:[{&quot;family&quot;:&quot;Micikevicius&quot;,&quot;given&quot;:&quot;Paulius&quot;,&quot;parse-names&quot;:false,&quot;dropping-particle&quot;:&quot;&quot;,&quot;non-dropping-particle&quot;:&quot;&quot;},{&quot;family&quot;:&quot;Narang&quot;,&quot;given&quot;:&quot;Sharan&quot;,&quot;parse-names&quot;:false,&quot;dropping-particle&quot;:&quot;&quot;,&quot;non-dropping-particle&quot;:&quot;&quot;},{&quot;family&quot;:&quot;Alben&quot;,&quot;given&quot;:&quot;Jonah&quot;,&quot;parse-names&quot;:false,&quot;dropping-particle&quot;:&quot;&quot;,&quot;non-dropping-particle&quot;:&quot;&quot;},{&quot;family&quot;:&quot;Diamos&quot;,&quot;given&quot;:&quot;Gregory Frederick&quot;,&quot;parse-names&quot;:false,&quot;dropping-particle&quot;:&quot;&quot;,&quot;non-dropping-particle&quot;:&quot;&quot;},{&quot;family&quot;:&quot;Elsen&quot;,&quot;given&quot;:&quot;Erich&quot;,&quot;parse-names&quot;:false,&quot;dropping-particle&quot;:&quot;&quot;,&quot;non-dropping-particle&quot;:&quot;&quot;},{&quot;family&quot;:&quot;García&quot;,&quot;given&quot;:&quot;David&quot;,&quot;parse-names&quot;:false,&quot;dropping-particle&quot;:&quot;&quot;,&quot;non-dropping-particle&quot;:&quot;&quot;},{&quot;family&quot;:&quot;Ginsburg&quot;,&quot;given&quot;:&quot;Boris&quot;,&quot;parse-names&quot;:false,&quot;dropping-particle&quot;:&quot;&quot;,&quot;non-dropping-particle&quot;:&quot;&quot;},{&quot;family&quot;:&quot;Houston&quot;,&quot;given&quot;:&quot;Michael&quot;,&quot;parse-names&quot;:false,&quot;dropping-particle&quot;:&quot;&quot;,&quot;non-dropping-particle&quot;:&quot;&quot;},{&quot;family&quot;:&quot;Kuchaiev&quot;,&quot;given&quot;:&quot;Oleksii&quot;,&quot;parse-names&quot;:false,&quot;dropping-particle&quot;:&quot;&quot;,&quot;non-dropping-particle&quot;:&quot;&quot;},{&quot;family&quot;:&quot;Venkatesh&quot;,&quot;given&quot;:&quot;Ganesh&quot;,&quot;parse-names&quot;:false,&quot;dropping-particle&quot;:&quot;&quot;,&quot;non-dropping-particle&quot;:&quot;&quot;},{&quot;family&quot;:&quot;Wu&quot;,&quot;given&quot;:&quot;Hao&quot;,&quot;parse-names&quot;:false,&quot;dropping-particle&quot;:&quot;&quot;,&quot;non-dropping-particle&quot;:&quot;&quot;}],&quot;container-title&quot;:&quot;ArXiv&quot;,&quot;container-title-short&quot;:&quot;ArXiv&quot;,&quot;URL&quot;:&quot;https://api.semanticscholar.org/CorpusID:3297437&quot;,&quot;issued&quot;:{&quot;date-parts&quot;:[[2017]]},&quot;volume&quot;:&quot;abs/1710.03740&quot;},&quot;isTemporary&quot;:false}]},{&quot;citationID&quot;:&quot;MENDELEY_CITATION_8dfa40a6-a289-45fd-9b21-d69412ff3133&quot;,&quot;properties&quot;:{&quot;noteIndex&quot;:0},&quot;isEdited&quot;:false,&quot;manualOverride&quot;:{&quot;isManuallyOverridden&quot;:false,&quot;citeprocText&quot;:&quot;[23]&quot;,&quot;manualOverrideText&quot;:&quot;&quot;},&quot;citationTag&quot;:&quot;MENDELEY_CITATION_v3_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&quot;,&quot;citationItems&quot;:[{&quot;id&quot;:&quot;e3596f90-1edb-3ff4-924b-ac9e46a7c8d5&quot;,&quot;itemData&quot;:{&quot;type&quot;:&quot;webpage&quot;,&quot;id&quot;:&quot;e3596f90-1edb-3ff4-924b-ac9e46a7c8d5&quot;,&quot;title&quot;:&quot;Drug Design with Small Molecule SMILES&quot;,&quot;author&quot;:[{&quot;family&quot;:&quot;Sgt. Peppers&quot;,&quot;given&quot;:&quot;&quot;,&quot;parse-names&quot;:false,&quot;dropping-particle&quot;:&quot;&quot;,&quot;non-dropping-particle&quot;:&quot;&quot;}],&quot;container-title&quot;:&quot;https://www.kaggle.com/datasets/art3mis/chembl22&quot;,&quot;issued&quot;:{&quot;date-parts&quot;:[[2025]]},&quot;container-title-short&quot;:&quot;&quot;},&quot;isTemporary&quot;:false}]},{&quot;citationID&quot;:&quot;MENDELEY_CITATION_c25554b6-155e-4912-80c0-3bf7fbbf1da3&quot;,&quot;properties&quot;:{&quot;noteIndex&quot;:0},&quot;isEdited&quot;:false,&quot;manualOverride&quot;:{&quot;isManuallyOverridden&quot;:false,&quot;citeprocText&quot;:&quot;[24]&quot;,&quot;manualOverrideText&quot;:&quot;&quot;},&quot;citationTag&quot;:&quot;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&quot;,&quot;citationItems&quot;:[{&quot;id&quot;:&quot;05dc4768-a214-33fc-85e4-fc8c5d25d6d2&quot;,&quot;itemData&quot;:{&quot;type&quot;:&quot;article-journal&quot;,&quot;id&quot;:&quot;05dc4768-a214-33fc-85e4-fc8c5d25d6d2&quot;,&quot;title&quot;:&quot;DrugBank 6.0: the DrugBank Knowledgebase for 2024&quot;,&quot;author&quot;:[{&quot;family&quot;:&quot;Knox&quot;,&quot;given&quot;:&quot;Craig&quot;,&quot;parse-names&quot;:false,&quot;dropping-particle&quot;:&quot;&quot;,&quot;non-dropping-particle&quot;:&quot;&quot;},{&quot;family&quot;:&quot;Wilson&quot;,&quot;given&quot;:&quot;Mike&quot;,&quot;parse-names&quot;:false,&quot;dropping-particle&quot;:&quot;&quot;,&quot;non-dropping-particle&quot;:&quot;&quot;},{&quot;family&quot;:&quot;Klinger&quot;,&quot;given&quot;:&quot;Christen M&quot;,&quot;parse-names&quot;:false,&quot;dropping-particle&quot;:&quot;&quot;,&quot;non-dropping-particle&quot;:&quot;&quot;},{&quot;family&quot;:&quot;Franklin&quot;,&quot;given&quot;:&quot;Mark&quot;,&quot;parse-names&quot;:false,&quot;dropping-particle&quot;:&quot;&quot;,&quot;non-dropping-particle&quot;:&quot;&quot;},{&quot;family&quot;:&quot;Oler&quot;,&quot;given&quot;:&quot;Eponine&quot;,&quot;parse-names&quot;:false,&quot;dropping-particle&quot;:&quot;&quot;,&quot;non-dropping-particle&quot;:&quot;&quot;},{&quot;family&quot;:&quot;Wilson&quot;,&quot;given&quot;:&quot;Alex&quot;,&quot;parse-names&quot;:false,&quot;dropping-particle&quot;:&quot;&quot;,&quot;non-dropping-particle&quot;:&quot;&quot;},{&quot;family&quot;:&quot;Pon&quot;,&quot;given&quot;:&quot;Allison&quot;,&quot;parse-names&quot;:false,&quot;dropping-particle&quot;:&quot;&quot;,&quot;non-dropping-particle&quot;:&quot;&quot;},{&quot;family&quot;:&quot;Cox&quot;,&quot;given&quot;:&quot;Jordan&quot;,&quot;parse-names&quot;:false,&quot;dropping-particle&quot;:&quot;&quot;,&quot;non-dropping-particle&quot;:&quot;&quot;},{&quot;family&quot;:&quot;Chin&quot;,&quot;given&quot;:&quot;Na Eun (Lucy)&quot;,&quot;parse-names&quot;:false,&quot;dropping-particle&quot;:&quot;&quot;,&quot;non-dropping-particle&quot;:&quot;&quot;},{&quot;family&quot;:&quot;Strawbridge&quot;,&quot;given&quot;:&quot;Seth A&quot;,&quot;parse-names&quot;:false,&quot;dropping-particle&quot;:&quot;&quot;,&quot;non-dropping-particle&quot;:&quot;&quot;},{&quot;family&quot;:&quot;Garcia-Patino&quot;,&quot;given&quot;:&quot;Marysol&quot;,&quot;parse-names&quot;:false,&quot;dropping-particle&quot;:&quot;&quot;,&quot;non-dropping-particle&quot;:&quot;&quot;},{&quot;family&quot;:&quot;Kruger&quot;,&quot;given&quot;:&quot;Ray&quot;,&quot;parse-names&quot;:false,&quot;dropping-particle&quot;:&quot;&quot;,&quot;non-dropping-particle&quot;:&quot;&quot;},{&quot;family&quot;:&quot;Sivakumaran&quot;,&quot;given&quot;:&quot;Aadhavya&quot;,&quot;parse-names&quot;:false,&quot;dropping-particle&quot;:&quot;&quot;,&quot;non-dropping-particle&quot;:&quot;&quot;},{&quot;family&quot;:&quot;Sanford&quot;,&quot;given&quot;:&quot;Selena&quot;,&quot;parse-names&quot;:false,&quot;dropping-particle&quot;:&quot;&quot;,&quot;non-dropping-particle&quot;:&quot;&quot;},{&quot;family&quot;:&quot;Doshi&quot;,&quot;given&quot;:&quot;Rahil&quot;,&quot;parse-names&quot;:false,&quot;dropping-particle&quot;:&quot;&quot;,&quot;non-dropping-particle&quot;:&quot;&quot;},{&quot;family&quot;:&quot;Khetarpal&quot;,&quot;given&quot;:&quot;Nitya&quot;,&quot;parse-names&quot;:false,&quot;dropping-particle&quot;:&quot;&quot;,&quot;non-dropping-particle&quot;:&quot;&quot;},{&quot;family&quot;:&quot;Fatokun&quot;,&quot;given&quot;:&quot;Omolola&quot;,&quot;parse-names&quot;:false,&quot;dropping-particle&quot;:&quot;&quot;,&quot;non-dropping-particle&quot;:&quot;&quot;},{&quot;family&quot;:&quot;Doucet&quot;,&quot;given&quot;:&quot;Daphnee&quot;,&quot;parse-names&quot;:false,&quot;dropping-particle&quot;:&quot;&quot;,&quot;non-dropping-particle&quot;:&quot;&quot;},{&quot;family&quot;:&quot;Zubkowski&quot;,&quot;given&quot;:&quot;Ashley&quot;,&quot;parse-names&quot;:false,&quot;dropping-particle&quot;:&quot;&quot;,&quot;non-dropping-particle&quot;:&quot;&quot;},{&quot;family&quot;:&quot;Rayat&quot;,&quot;given&quot;:&quot;Dorsa Yahya&quot;,&quot;parse-names&quot;:false,&quot;dropping-particle&quot;:&quot;&quot;,&quot;non-dropping-particle&quot;:&quot;&quot;},{&quot;family&quot;:&quot;Jackson&quot;,&quot;given&quot;:&quot;Hayley&quot;,&quot;parse-names&quot;:false,&quot;dropping-particle&quot;:&quot;&quot;,&quot;non-dropping-particle&quot;:&quot;&quot;},{&quot;family&quot;:&quot;Harford&quot;,&quot;given&quot;:&quot;Karxena&quot;,&quot;parse-names&quot;:false,&quot;dropping-particle&quot;:&quot;&quot;,&quot;non-dropping-particle&quot;:&quot;&quot;},{&quot;family&quot;:&quot;Anjum&quot;,&quot;given&quot;:&quot;Afia&quot;,&quot;parse-names&quot;:false,&quot;dropping-particle&quot;:&quot;&quot;,&quot;non-dropping-particle&quot;:&quot;&quot;},{&quot;family&quot;:&quot;Zakir&quot;,&quot;given&quot;:&quot;Mahi&quot;,&quot;parse-names&quot;:false,&quot;dropping-particle&quot;:&quot;&quot;,&quot;non-dropping-particle&quot;:&quot;&quot;},{&quot;family&quot;:&quot;Wang&quot;,&quot;given&quot;:&quot;Fei&quot;,&quot;parse-names&quot;:false,&quot;dropping-particle&quot;:&quot;&quot;,&quot;non-dropping-particle&quot;:&quot;&quot;},{&quot;family&quot;:&quot;Tian&quot;,&quot;given&quot;:&quot;Siyang&quot;,&quot;parse-names&quot;:false,&quot;dropping-particle&quot;:&quot;&quot;,&quot;non-dropping-particle&quot;:&quot;&quot;},{&quot;family&quot;:&quot;Lee&quot;,&quot;given&quot;:&quot;Brian&quot;,&quot;parse-names&quot;:false,&quot;dropping-particle&quot;:&quot;&quot;,&quot;non-dropping-particle&quot;:&quot;&quot;},{&quot;family&quot;:&quot;Liigand&quot;,&quot;given&quot;:&quot;Jaanus&quot;,&quot;parse-names&quot;:false,&quot;dropping-particle&quot;:&quot;&quot;,&quot;non-dropping-particle&quot;:&quot;&quot;},{&quot;family&quot;:&quot;Peters&quot;,&quot;given&quot;:&quot;Harrison&quot;,&quot;parse-names&quot;:false,&quot;dropping-particle&quot;:&quot;&quot;,&quot;non-dropping-particle&quot;:&quot;&quot;},{&quot;family&quot;:&quot;Wang&quot;,&quot;given&quot;:&quot;Ruo Qi (Rachel)&quot;,&quot;parse-names&quot;:false,&quot;dropping-particle&quot;:&quot;&quot;,&quot;non-dropping-particle&quot;:&quot;&quot;},{&quot;family&quot;:&quot;Nguyen&quot;,&quot;given&quot;:&quot;Tue&quot;,&quot;parse-names&quot;:false,&quot;dropping-particle&quot;:&quot;&quot;,&quot;non-dropping-particle&quot;:&quot;&quot;},{&quot;family&quot;:&quot;So&quot;,&quot;given&quot;:&quot;Denise&quot;,&quot;parse-names&quot;:false,&quot;dropping-particle&quot;:&quot;&quot;,&quot;non-dropping-particle&quot;:&quot;&quot;},{&quot;family&quot;:&quot;Sharp&quot;,&quot;given&quot;:&quot;Matthew&quot;,&quot;parse-names&quot;:false,&quot;dropping-particle&quot;:&quot;&quot;,&quot;non-dropping-particle&quot;:&quot;&quot;},{&quot;family&quot;:&quot;da Silva&quot;,&quot;given&quot;:&quot;Rodolfo&quot;,&quot;parse-names&quot;:false,&quot;dropping-particle&quot;:&quot;&quot;,&quot;non-dropping-particle&quot;:&quot;&quot;},{&quot;family&quot;:&quot;Gabriel&quot;,&quot;given&quot;:&quot;Cyrella&quot;,&quot;parse-names&quot;:false,&quot;dropping-particle&quot;:&quot;&quot;,&quot;non-dropping-particle&quot;:&quot;&quot;},{&quot;family&quot;:&quot;Scantlebury&quot;,&quot;given&quot;:&quot;Joshua&quot;,&quot;parse-names&quot;:false,&quot;dropping-particle&quot;:&quot;&quot;,&quot;non-dropping-particle&quot;:&quot;&quot;},{&quot;family&quot;:&quot;Jasinski&quot;,&quot;given&quot;:&quot;Marissa&quot;,&quot;parse-names&quot;:false,&quot;dropping-particle&quot;:&quot;&quot;,&quot;non-dropping-particle&quot;:&quot;&quot;},{&quot;family&quot;:&quot;Ackerman&quot;,&quot;given&quot;:&quot;David&quot;,&quot;parse-names&quot;:false,&quot;dropping-particle&quot;:&quot;&quot;,&quot;non-dropping-particle&quot;:&quot;&quot;},{&quot;family&quot;:&quot;Jewison&quot;,&quot;given&quot;:&quot;Timothy&quot;,&quot;parse-names&quot;:false,&quot;dropping-particle&quot;:&quot;&quot;,&quot;non-dropping-particle&quot;:&quot;&quot;},{&quot;family&quot;:&quot;Sajed&quot;,&quot;given&quot;:&quot;Tanvir&quot;,&quot;parse-names&quot;:false,&quot;dropping-particle&quot;:&quot;&quot;,&quot;non-dropping-particle&quot;:&quot;&quot;},{&quot;family&quot;:&quot;Gautam&quot;,&quot;given&quot;:&quot;Vasuk&quot;,&quot;parse-names&quot;:false,&quot;dropping-particle&quot;:&quot;&quot;,&quot;non-dropping-particle&quot;:&quot;&quot;},{&quot;family&quot;:&quot;Wishart&quot;,&quot;given&quot;:&quot;David S&quot;,&quot;parse-names&quot;:false,&quot;dropping-particle&quot;:&quot;&quot;,&quot;non-dropping-particle&quot;:&quot;&quot;}],&quot;container-title&quot;:&quot;Nucleic Acids Research&quot;,&quot;DOI&quot;:&quot;10.1093/nar/gkad976&quot;,&quot;ISSN&quot;:&quot;0305-1048&quot;,&quot;issued&quot;:{&quot;date-parts&quot;:[[2024,1,5]]},&quot;page&quot;:&quot;D1265-D1275&quot;,&quot;abstract&quot;:&quot;&lt;p&gt;First released in 2006, DrugBank (https://go.drugbank.com) has grown to become the ‘gold standard’ knowledge resource for drug, drug–target and related pharmaceutical information. DrugBank is widely used across many diverse biomedical research and clinical applications, and averages more than 30 million views/year. Since its last update in 2018, we have been actively enhancing the quantity and quality of the drug data in this knowledgebase. In this latest release (DrugBank 6.0), the number of FDA approved drugs has grown from 2646 to 4563 (a 72% increase), the number of investigational drugs has grown from 3394 to 6231 (a 38% increase), the number of drug–drug interactions increased from 365 984 to 1 413 413 (a 300% increase), and the number of drug–food interactions expanded from 1195 to 2475 (a 200% increase). In addition to this notable expansion in database size, we have added thousands of new, colorful, richly annotated pathways depicting drug mechanisms and drug metabolism. Likewise, existing datasets have been significantly improved and expanded, by adding more information on drug indications, drug–drug interactions, drug–food interactions and many other relevant data types for 11 891 drugs. We have also added experimental and predicted MS/MS spectra, 1D/2D-NMR spectra, CCS (collision cross section), RT (retention time) and RI (retention index) data for 9464 of DrugBank's 11 710 small molecule drugs. These and other improvements should make DrugBank 6.0 even more useful to a much wider research audience ranging from medicinal chemists to metabolomics specialists to pharmacologists.&lt;/p&gt;&quot;,&quot;issue&quot;:&quot;D1&quot;,&quot;volume&quot;:&quot;52&quot;,&quot;container-title-short&quot;:&quot;Nucleic Acids Res.&quot;},&quot;isTemporary&quot;:false}]},{&quot;citationID&quot;:&quot;MENDELEY_CITATION_842c6097-cdb7-4d69-9e19-e0a99dfba80a&quot;,&quot;properties&quot;:{&quot;noteIndex&quot;:0},&quot;isEdited&quot;:false,&quot;manualOverride&quot;:{&quot;isManuallyOverridden&quot;:false,&quot;citeprocText&quot;:&quot;[25]&quot;,&quot;manualOverrideText&quot;:&quot;&quot;},&quot;citationTag&quot;:&quot;MENDELEY_CITATION_v3_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&quot;,&quot;citationItems&quot;:[{&quot;id&quot;:&quot;2360cf28-52dd-3e44-85a2-08be789b8022&quot;,&quot;itemData&quot;:{&quot;type&quot;:&quot;article-journal&quot;,&quot;id&quot;:&quot;2360cf28-52dd-3e44-85a2-08be789b8022&quot;,&quot;title&quot;:&quot;The ChEMBL database in 2017&quot;,&quot;author&quot;:[{&quot;family&quot;:&quot;Gaulton&quot;,&quot;given&quot;:&quot;Anna&quot;,&quot;parse-names&quot;:false,&quot;dropping-particle&quot;:&quot;&quot;,&quot;non-dropping-particle&quot;:&quot;&quot;},{&quot;family&quot;:&quot;Hersey&quot;,&quot;given&quot;:&quot;Anne&quot;,&quot;parse-names&quot;:false,&quot;dropping-particle&quot;:&quot;&quot;,&quot;non-dropping-particle&quot;:&quot;&quot;},{&quot;family&quot;:&quot;Nowotka&quot;,&quot;given&quot;:&quot;Michał&quot;,&quot;parse-names&quot;:false,&quot;dropping-particle&quot;:&quot;&quot;,&quot;non-dropping-particle&quot;:&quot;&quot;},{&quot;family&quot;:&quot;Bento&quot;,&quot;given&quot;:&quot;A. Patrícia&quot;,&quot;parse-names&quot;:false,&quot;dropping-particle&quot;:&quot;&quot;,&quot;non-dropping-particle&quot;:&quot;&quot;},{&quot;family&quot;:&quot;Chambers&quot;,&quot;given&quot;:&quot;Jon&quot;,&quot;parse-names&quot;:false,&quot;dropping-particle&quot;:&quot;&quot;,&quot;non-dropping-particle&quot;:&quot;&quot;},{&quot;family&quot;:&quot;Mendez&quot;,&quot;given&quot;:&quot;David&quot;,&quot;parse-names&quot;:false,&quot;dropping-particle&quot;:&quot;&quot;,&quot;non-dropping-particle&quot;:&quot;&quot;},{&quot;family&quot;:&quot;Mutowo&quot;,&quot;given&quot;:&quot;Prudence&quot;,&quot;parse-names&quot;:false,&quot;dropping-particle&quot;:&quot;&quot;,&quot;non-dropping-particle&quot;:&quot;&quot;},{&quot;family&quot;:&quot;Atkinson&quot;,&quot;given&quot;:&quot;Francis&quot;,&quot;parse-names&quot;:false,&quot;dropping-particle&quot;:&quot;&quot;,&quot;non-dropping-particle&quot;:&quot;&quot;},{&quot;family&quot;:&quot;Bellis&quot;,&quot;given&quot;:&quot;Louisa J.&quot;,&quot;parse-names&quot;:false,&quot;dropping-particle&quot;:&quot;&quot;,&quot;non-dropping-particle&quot;:&quot;&quot;},{&quot;family&quot;:&quot;Cibrián-Uhalte&quot;,&quot;given&quot;:&quot;Elena&quot;,&quot;parse-names&quot;:false,&quot;dropping-particle&quot;:&quot;&quot;,&quot;non-dropping-particle&quot;:&quot;&quot;},{&quot;family&quot;:&quot;Davies&quot;,&quot;given&quot;:&quot;Mark&quot;,&quot;parse-names&quot;:false,&quot;dropping-particle&quot;:&quot;&quot;,&quot;non-dropping-particle&quot;:&quot;&quot;},{&quot;family&quot;:&quot;Dedman&quot;,&quot;given&quot;:&quot;Nathan&quot;,&quot;parse-names&quot;:false,&quot;dropping-particle&quot;:&quot;&quot;,&quot;non-dropping-particle&quot;:&quot;&quot;},{&quot;family&quot;:&quot;Karlsson&quot;,&quot;given&quot;:&quot;Anneli&quot;,&quot;parse-names&quot;:false,&quot;dropping-particle&quot;:&quot;&quot;,&quot;non-dropping-particle&quot;:&quot;&quot;},{&quot;family&quot;:&quot;Magariños&quot;,&quot;given&quot;:&quot;María Paula&quot;,&quot;parse-names&quot;:false,&quot;dropping-particle&quot;:&quot;&quot;,&quot;non-dropping-particle&quot;:&quot;&quot;},{&quot;family&quot;:&quot;Overington&quot;,&quot;given&quot;:&quot;John P.&quot;,&quot;parse-names&quot;:false,&quot;dropping-particle&quot;:&quot;&quot;,&quot;non-dropping-particle&quot;:&quot;&quot;},{&quot;family&quot;:&quot;Papadatos&quot;,&quot;given&quot;:&quot;George&quot;,&quot;parse-names&quot;:false,&quot;dropping-particle&quot;:&quot;&quot;,&quot;non-dropping-particle&quot;:&quot;&quot;},{&quot;family&quot;:&quot;Smit&quot;,&quot;given&quot;:&quot;Ines&quot;,&quot;parse-names&quot;:false,&quot;dropping-particle&quot;:&quot;&quot;,&quot;non-dropping-particle&quot;:&quot;&quot;},{&quot;family&quot;:&quot;Leach&quot;,&quot;given&quot;:&quot;Andrew R.&quot;,&quot;parse-names&quot;:false,&quot;dropping-particle&quot;:&quot;&quot;,&quot;non-dropping-particle&quot;:&quot;&quot;}],&quot;container-title&quot;:&quot;Nucleic Acids Research&quot;,&quot;DOI&quot;:&quot;10.1093/nar/gkw1074&quot;,&quot;ISSN&quot;:&quot;0305-1048&quot;,&quot;issued&quot;:{&quot;date-parts&quot;:[[2017,1,4]]},&quot;page&quot;:&quot;D945-D954&quot;,&quot;issue&quot;:&quot;D1&quot;,&quot;volume&quot;:&quot;45&quot;,&quot;container-title-short&quot;:&quot;Nucleic Acids Res.&quot;},&quot;isTemporary&quot;:false}]},{&quot;citationID&quot;:&quot;MENDELEY_CITATION_f7c666f5-11ce-4466-a5b6-1fb7e14e1fb6&quot;,&quot;properties&quot;:{&quot;noteIndex&quot;:0},&quot;isEdited&quot;:false,&quot;manualOverride&quot;:{&quot;isManuallyOverridden&quot;:false,&quot;citeprocText&quot;:&quot;[26]&quot;,&quot;manualOverrideText&quot;:&quot;&quot;},&quot;citationTag&quot;:&quot;MENDELEY_CITATION_v3_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&quot;,&quot;citationItems&quot;:[{&quot;id&quot;:&quot;894bf710-3c9a-38d7-a687-6a8f8d072ef0&quot;,&quot;itemData&quot;:{&quot;type&quot;:&quot;article-journal&quot;,&quot;id&quot;:&quot;894bf710-3c9a-38d7-a687-6a8f8d072ef0&quot;,&quot;title&quot;:&quot;Pre-trained molecular representations enable antimicrobial discovery&quot;,&quot;author&quot;:[{&quot;family&quot;:&quot;Olayo-Alarcon&quot;,&quot;given&quot;:&quot;Roberto&quot;,&quot;parse-names&quot;:false,&quot;dropping-particle&quot;:&quot;&quot;,&quot;non-dropping-particle&quot;:&quot;&quot;},{&quot;family&quot;:&quot;Amstalden&quot;,&quot;given&quot;:&quot;Martin K.&quot;,&quot;parse-names&quot;:false,&quot;dropping-particle&quot;:&quot;&quot;,&quot;non-dropping-particle&quot;:&quot;&quot;},{&quot;family&quot;:&quot;Zannoni&quot;,&quot;given&quot;:&quot;Annamaria&quot;,&quot;parse-names&quot;:false,&quot;dropping-particle&quot;:&quot;&quot;,&quot;non-dropping-particle&quot;:&quot;&quot;},{&quot;family&quot;:&quot;Bajramovic&quot;,&quot;given&quot;:&quot;Medina&quot;,&quot;parse-names&quot;:false,&quot;dropping-particle&quot;:&quot;&quot;,&quot;non-dropping-particle&quot;:&quot;&quot;},{&quot;family&quot;:&quot;Sharma&quot;,&quot;given&quot;:&quot;Cynthia M.&quot;,&quot;parse-names&quot;:false,&quot;dropping-particle&quot;:&quot;&quot;,&quot;non-dropping-particle&quot;:&quot;&quot;},{&quot;family&quot;:&quot;Brochado&quot;,&quot;given&quot;:&quot;Ana Rita&quot;,&quot;parse-names&quot;:false,&quot;dropping-particle&quot;:&quot;&quot;,&quot;non-dropping-particle&quot;:&quot;&quot;},{&quot;family&quot;:&quot;Rezaei&quot;,&quot;given&quot;:&quot;Mina&quot;,&quot;parse-names&quot;:false,&quot;dropping-particle&quot;:&quot;&quot;,&quot;non-dropping-particle&quot;:&quot;&quot;},{&quot;family&quot;:&quot;Müller&quot;,&quot;given&quot;:&quot;Christian L.&quot;,&quot;parse-names&quot;:false,&quot;dropping-particle&quot;:&quot;&quot;,&quot;non-dropping-particle&quot;:&quot;&quot;}],&quot;container-title&quot;:&quot;Nature Communications&quot;,&quot;DOI&quot;:&quot;10.1038/s41467-025-58804-4&quot;,&quot;ISSN&quot;:&quot;2041-1723&quot;,&quot;issued&quot;:{&quot;date-parts&quot;:[[2025,4,10]]},&quot;page&quot;:&quot;3420&quot;,&quot;abstract&quot;:&quot;&lt;p&gt; The rise in antimicrobial resistance poses a worldwide threat, reducing the efficacy of common antibiotics. Determining the antimicrobial activity of new chemical compounds through experimental methods remains time-consuming and costly. While compound-centric deep learning models promise to accelerate this search and prioritization process, current strategies require large amounts of custom training data. Here, we introduce a lightweight computational strategy for antimicrobial discovery that builds on MolE (Molecular representation through redundancy reduced Embedding), a self-supervised deep learning framework that leverages unlabeled chemical structures to learn task-independent molecular representations. By combining MolE representation learning with available, experimentally validated compound-bacteria activity data, we design a general predictive model that enables assessing compounds with respect to their antimicrobial potential. Our model correctly identifies recent growth-inhibitory compounds that are structurally distinct from current antibiotics. Using this approach, we discover de novo, and experimentally confirm, three human-targeted drugs as growth inhibitors of &lt;italic&gt;Staphylococcus aureus&lt;/italic&gt; . This framework offers a viable, cost-effective strategy to accelerate antibiotic discovery. &lt;/p&gt;&quot;,&quot;issue&quot;:&quot;1&quot;,&quot;volume&quot;:&quot;16&quot;,&quot;container-title-short&quot;:&quot;Nat. Commun.&quot;},&quot;isTemporary&quot;:false}]}]"/>
     <we:property name="MENDELEY_CITATIONS_STYLE" value="{&quot;id&quot;:&quot;https://www.zotero.org/styles/ieee&quot;,&quot;title&quot;:&quot;IEEE Reference Guide version 11.29.2023&quot;,&quot;format&quot;:&quot;numeric&quot;,&quot;defaultLocale&quot;:null,&quot;isLocaleCodeValid&quot;:true}"/>
   </we:properties>
   <we:bindings/>
@@ -17688,30 +21961,6 @@
 </file>
 
 <file path=customXml/item1.xml><?xml version="1.0" encoding="utf-8"?>
-<p:properties xmlns:p="http://schemas.microsoft.com/office/2006/metadata/properties" xmlns:xsi="http://www.w3.org/2001/XMLSchema-instance" xmlns:pc="http://schemas.microsoft.com/office/infopath/2007/PartnerControls">
-  <documentManagement>
-    <lcf76f155ced4ddcb4097134ff3c332f xmlns="9d7b9a5c-6b4f-4ca1-bb03-c38cacb734bc">
-      <Terms xmlns="http://schemas.microsoft.com/office/infopath/2007/PartnerControls"/>
-    </lcf76f155ced4ddcb4097134ff3c332f>
-    <TaxCatchAll xmlns="7302fe9c-5e91-4977-8271-167378b25bd2" xsi:nil="true"/>
-  </documentManagement>
-</p:properties>
-</file>
-
-<file path=customXml/item2.xml><?xml version="1.0" encoding="utf-8"?>
-<?mso-contentType ?>
-<FormTemplates xmlns="http://schemas.microsoft.com/sharepoint/v3/contenttype/forms">
-  <Display>DocumentLibraryForm</Display>
-  <Edit>DocumentLibraryForm</Edit>
-  <New>DocumentLibraryForm</New>
-</FormTemplates>
-</file>
-
-<file path=customXml/item3.xml><?xml version="1.0" encoding="utf-8"?>
-<b:Sources xmlns:b="http://schemas.openxmlformats.org/officeDocument/2006/bibliography" xmlns="http://schemas.openxmlformats.org/officeDocument/2006/bibliography" SelectedStyle="\APASixthEditionOfficeOnline.xsl" StyleName="APA" Version="6"/>
-</file>
-
-<file path=customXml/item4.xml><?xml version="1.0" encoding="utf-8"?>
 <ct:contentTypeSchema xmlns:ct="http://schemas.microsoft.com/office/2006/metadata/contentType" xmlns:ma="http://schemas.microsoft.com/office/2006/metadata/properties/metaAttributes" ct:_="" ma:_="" ma:contentTypeName="Documento" ma:contentTypeID="0x01010019FAAD7208B57F46B26AFFED99BCE0D3" ma:contentTypeVersion="16" ma:contentTypeDescription="Crear nuevo documento." ma:contentTypeScope="" ma:versionID="ad25a40a439e4eb6a750a8b6ae1789f7">
   <xsd:schema xmlns:xsd="http://www.w3.org/2001/XMLSchema" xmlns:xs="http://www.w3.org/2001/XMLSchema" xmlns:p="http://schemas.microsoft.com/office/2006/metadata/properties" xmlns:ns2="9d7b9a5c-6b4f-4ca1-bb03-c38cacb734bc" xmlns:ns3="7d80c08f-e909-465c-8aa4-0e649fbe85d0" xmlns:ns4="7302fe9c-5e91-4977-8271-167378b25bd2" targetNamespace="http://schemas.microsoft.com/office/2006/metadata/properties" ma:root="true" ma:fieldsID="113d448336e841d5d8efd4b9e74490d6" ns2:_="" ns3:_="" ns4:_="">
     <xsd:import namespace="9d7b9a5c-6b4f-4ca1-bb03-c38cacb734bc"/>
@@ -17959,34 +22208,31 @@
 </ct:contentTypeSchema>
 </file>
 
-<file path=customXml/itemProps1.xml><?xml version="1.0" encoding="utf-8"?>
-<ds:datastoreItem xmlns:ds="http://schemas.openxmlformats.org/officeDocument/2006/customXml" ds:itemID="{261B0A37-6C6C-45CF-A5C4-83D994BC3980}">
-  <ds:schemaRefs>
-    <ds:schemaRef ds:uri="http://schemas.microsoft.com/office/2006/metadata/properties"/>
-    <ds:schemaRef ds:uri="http://schemas.microsoft.com/office/infopath/2007/PartnerControls"/>
-    <ds:schemaRef ds:uri="9d7b9a5c-6b4f-4ca1-bb03-c38cacb734bc"/>
-    <ds:schemaRef ds:uri="7302fe9c-5e91-4977-8271-167378b25bd2"/>
-  </ds:schemaRefs>
-</ds:datastoreItem>
+<file path=customXml/item2.xml><?xml version="1.0" encoding="utf-8"?>
+<p:properties xmlns:p="http://schemas.microsoft.com/office/2006/metadata/properties" xmlns:xsi="http://www.w3.org/2001/XMLSchema-instance" xmlns:pc="http://schemas.microsoft.com/office/infopath/2007/PartnerControls">
+  <documentManagement>
+    <lcf76f155ced4ddcb4097134ff3c332f xmlns="9d7b9a5c-6b4f-4ca1-bb03-c38cacb734bc">
+      <Terms xmlns="http://schemas.microsoft.com/office/infopath/2007/PartnerControls"/>
+    </lcf76f155ced4ddcb4097134ff3c332f>
+    <TaxCatchAll xmlns="7302fe9c-5e91-4977-8271-167378b25bd2" xsi:nil="true"/>
+  </documentManagement>
+</p:properties>
 </file>
 
-<file path=customXml/itemProps2.xml><?xml version="1.0" encoding="utf-8"?>
-<ds:datastoreItem xmlns:ds="http://schemas.openxmlformats.org/officeDocument/2006/customXml" ds:itemID="{E5FD6A2B-9479-4129-9D84-6C858DBE1A90}">
-  <ds:schemaRefs>
-    <ds:schemaRef ds:uri="http://schemas.microsoft.com/sharepoint/v3/contenttype/forms"/>
-  </ds:schemaRefs>
-</ds:datastoreItem>
+<file path=customXml/item3.xml><?xml version="1.0" encoding="utf-8"?>
+<?mso-contentType ?>
+<FormTemplates xmlns="http://schemas.microsoft.com/sharepoint/v3/contenttype/forms">
+  <Display>DocumentLibraryForm</Display>
+  <Edit>DocumentLibraryForm</Edit>
+  <New>DocumentLibraryForm</New>
+</FormTemplates>
 </file>
 
-<file path=customXml/itemProps3.xml><?xml version="1.0" encoding="utf-8"?>
-<ds:datastoreItem xmlns:ds="http://schemas.openxmlformats.org/officeDocument/2006/customXml" ds:itemID="{5157238F-F555-4D04-860C-F98429B609BD}">
-  <ds:schemaRefs>
-    <ds:schemaRef ds:uri="http://schemas.openxmlformats.org/officeDocument/2006/bibliography"/>
-  </ds:schemaRefs>
-</ds:datastoreItem>
+<file path=customXml/item4.xml><?xml version="1.0" encoding="utf-8"?>
+<b:Sources xmlns:b="http://schemas.openxmlformats.org/officeDocument/2006/bibliography" xmlns="http://schemas.openxmlformats.org/officeDocument/2006/bibliography" SelectedStyle="\APASixthEditionOfficeOnline.xsl" StyleName="APA" Version="6"/>
 </file>
 
-<file path=customXml/itemProps4.xml><?xml version="1.0" encoding="utf-8"?>
+<file path=customXml/itemProps1.xml><?xml version="1.0" encoding="utf-8"?>
 <ds:datastoreItem xmlns:ds="http://schemas.openxmlformats.org/officeDocument/2006/customXml" ds:itemID="{BC4311AC-D0D5-4AE9-8386-76BDCE1C82F3}">
   <ds:schemaRefs>
     <ds:schemaRef ds:uri="http://schemas.microsoft.com/office/2006/metadata/contentType"/>
@@ -18004,4 +22250,31 @@
     <ds:schemaRef ds:uri="http://schemas.microsoft.com/internal/obd"/>
   </ds:schemaRefs>
 </ds:datastoreItem>
+</file>
+
+<file path=customXml/itemProps2.xml><?xml version="1.0" encoding="utf-8"?>
+<ds:datastoreItem xmlns:ds="http://schemas.openxmlformats.org/officeDocument/2006/customXml" ds:itemID="{261B0A37-6C6C-45CF-A5C4-83D994BC3980}">
+  <ds:schemaRefs>
+    <ds:schemaRef ds:uri="http://schemas.microsoft.com/office/2006/metadata/properties"/>
+    <ds:schemaRef ds:uri="http://schemas.microsoft.com/office/infopath/2007/PartnerControls"/>
+    <ds:schemaRef ds:uri="9d7b9a5c-6b4f-4ca1-bb03-c38cacb734bc"/>
+    <ds:schemaRef ds:uri="7302fe9c-5e91-4977-8271-167378b25bd2"/>
+  </ds:schemaRefs>
+</ds:datastoreItem>
+</file>
+
+<file path=customXml/itemProps3.xml><?xml version="1.0" encoding="utf-8"?>
+<ds:datastoreItem xmlns:ds="http://schemas.openxmlformats.org/officeDocument/2006/customXml" ds:itemID="{E5FD6A2B-9479-4129-9D84-6C858DBE1A90}">
+  <ds:schemaRefs>
+    <ds:schemaRef ds:uri="http://schemas.microsoft.com/sharepoint/v3/contenttype/forms"/>
+  </ds:schemaRefs>
+</ds:datastoreItem>
+</file>
+
+<file path=customXml/itemProps4.xml><?xml version="1.0" encoding="utf-8"?>
+<ds:datastoreItem xmlns:ds="http://schemas.openxmlformats.org/officeDocument/2006/customXml" ds:itemID="{5157238F-F555-4D04-860C-F98429B609BD}">
+  <ds:schemaRefs>
+    <ds:schemaRef ds:uri="http://schemas.openxmlformats.org/officeDocument/2006/bibliography"/>
+  </ds:schemaRefs>
+</ds:datastoreItem>
 </file>
--- a/Memorias/TFM Drug Metabolism - Gonzalo Robles.docx
+++ b/Memorias/TFM Drug Metabolism - Gonzalo Robles.docx
@@ -1109,7 +1109,7 @@
           <w:lang w:val="en-GB" w:eastAsia="en-GB"/>
         </w:rPr>
       </w:pPr>
-      <w:bookmarkStart w:id="1" w:name="_Toc225621956"/>
+      <w:bookmarkStart w:id="1" w:name="_Toc225628529"/>
       <w:r>
         <w:rPr>
           <w:lang w:val="en-GB" w:eastAsia="en-GB"/>
@@ -1143,7 +1143,7 @@
           <w:lang w:val="en-GB" w:eastAsia="en-GB"/>
         </w:rPr>
       </w:pPr>
-      <w:bookmarkStart w:id="2" w:name="_Toc225621957"/>
+      <w:bookmarkStart w:id="2" w:name="_Toc225628530"/>
       <w:proofErr w:type="spellStart"/>
       <w:r>
         <w:rPr>
@@ -1250,7 +1250,7 @@
           <w:r>
             <w:fldChar w:fldCharType="separate"/>
           </w:r>
-          <w:hyperlink w:anchor="_Toc225621956" w:history="1">
+          <w:hyperlink w:anchor="_Toc225628529" w:history="1">
             <w:r>
               <w:rPr>
                 <w:rStyle w:val="Hyperlink"/>
@@ -1297,7 +1297,7 @@
                 <w:noProof/>
                 <w:webHidden/>
               </w:rPr>
-              <w:instrText xml:space="preserve"> PAGEREF _Toc225621956 \h </w:instrText>
+              <w:instrText xml:space="preserve"> PAGEREF _Toc225628529 \h </w:instrText>
             </w:r>
             <w:r>
               <w:rPr>
@@ -1344,7 +1344,7 @@
               <w14:ligatures w14:val="standardContextual"/>
             </w:rPr>
           </w:pPr>
-          <w:hyperlink w:anchor="_Toc225621957" w:history="1">
+          <w:hyperlink w:anchor="_Toc225628530" w:history="1">
             <w:r>
               <w:rPr>
                 <w:rStyle w:val="Hyperlink"/>
@@ -1391,7 +1391,7 @@
                 <w:noProof/>
                 <w:webHidden/>
               </w:rPr>
-              <w:instrText xml:space="preserve"> PAGEREF _Toc225621957 \h </w:instrText>
+              <w:instrText xml:space="preserve"> PAGEREF _Toc225628530 \h </w:instrText>
             </w:r>
             <w:r>
               <w:rPr>
@@ -1438,7 +1438,7 @@
               <w14:ligatures w14:val="standardContextual"/>
             </w:rPr>
           </w:pPr>
-          <w:hyperlink w:anchor="_Toc225621958" w:history="1">
+          <w:hyperlink w:anchor="_Toc225628531" w:history="1">
             <w:r>
               <w:rPr>
                 <w:rStyle w:val="Hyperlink"/>
@@ -1485,7 +1485,7 @@
                 <w:noProof/>
                 <w:webHidden/>
               </w:rPr>
-              <w:instrText xml:space="preserve"> PAGEREF _Toc225621958 \h </w:instrText>
+              <w:instrText xml:space="preserve"> PAGEREF _Toc225628531 \h </w:instrText>
             </w:r>
             <w:r>
               <w:rPr>
@@ -1532,7 +1532,7 @@
               <w14:ligatures w14:val="standardContextual"/>
             </w:rPr>
           </w:pPr>
-          <w:hyperlink w:anchor="_Toc225621959" w:history="1">
+          <w:hyperlink w:anchor="_Toc225628532" w:history="1">
             <w:r>
               <w:rPr>
                 <w:rStyle w:val="Hyperlink"/>
@@ -1579,7 +1579,7 @@
                 <w:noProof/>
                 <w:webHidden/>
               </w:rPr>
-              <w:instrText xml:space="preserve"> PAGEREF _Toc225621959 \h </w:instrText>
+              <w:instrText xml:space="preserve"> PAGEREF _Toc225628532 \h </w:instrText>
             </w:r>
             <w:r>
               <w:rPr>
@@ -1599,7 +1599,7 @@
                 <w:noProof/>
                 <w:webHidden/>
               </w:rPr>
-              <w:t>4</w:t>
+              <w:t>5</w:t>
             </w:r>
             <w:r>
               <w:rPr>
@@ -1626,7 +1626,7 @@
               <w14:ligatures w14:val="standardContextual"/>
             </w:rPr>
           </w:pPr>
-          <w:hyperlink w:anchor="_Toc225621960" w:history="1">
+          <w:hyperlink w:anchor="_Toc225628533" w:history="1">
             <w:r>
               <w:rPr>
                 <w:rStyle w:val="Hyperlink"/>
@@ -1673,7 +1673,7 @@
                 <w:noProof/>
                 <w:webHidden/>
               </w:rPr>
-              <w:instrText xml:space="preserve"> PAGEREF _Toc225621960 \h </w:instrText>
+              <w:instrText xml:space="preserve"> PAGEREF _Toc225628533 \h </w:instrText>
             </w:r>
             <w:r>
               <w:rPr>
@@ -1693,7 +1693,7 @@
                 <w:noProof/>
                 <w:webHidden/>
               </w:rPr>
-              <w:t>5</w:t>
+              <w:t>6</w:t>
             </w:r>
             <w:r>
               <w:rPr>
@@ -1720,7 +1720,7 @@
               <w14:ligatures w14:val="standardContextual"/>
             </w:rPr>
           </w:pPr>
-          <w:hyperlink w:anchor="_Toc225621961" w:history="1">
+          <w:hyperlink w:anchor="_Toc225628534" w:history="1">
             <w:r>
               <w:rPr>
                 <w:rStyle w:val="Hyperlink"/>
@@ -1767,7 +1767,7 @@
                 <w:noProof/>
                 <w:webHidden/>
               </w:rPr>
-              <w:instrText xml:space="preserve"> PAGEREF _Toc225621961 \h </w:instrText>
+              <w:instrText xml:space="preserve"> PAGEREF _Toc225628534 \h </w:instrText>
             </w:r>
             <w:r>
               <w:rPr>
@@ -1787,7 +1787,7 @@
                 <w:noProof/>
                 <w:webHidden/>
               </w:rPr>
-              <w:t>5</w:t>
+              <w:t>6</w:t>
             </w:r>
             <w:r>
               <w:rPr>
@@ -1814,7 +1814,7 @@
               <w14:ligatures w14:val="standardContextual"/>
             </w:rPr>
           </w:pPr>
-          <w:hyperlink w:anchor="_Toc225621962" w:history="1">
+          <w:hyperlink w:anchor="_Toc225628535" w:history="1">
             <w:r>
               <w:rPr>
                 <w:rStyle w:val="Hyperlink"/>
@@ -1871,7 +1871,7 @@
                 <w:noProof/>
                 <w:webHidden/>
               </w:rPr>
-              <w:instrText xml:space="preserve"> PAGEREF _Toc225621962 \h </w:instrText>
+              <w:instrText xml:space="preserve"> PAGEREF _Toc225628535 \h </w:instrText>
             </w:r>
             <w:r>
               <w:rPr>
@@ -1891,7 +1891,7 @@
                 <w:noProof/>
                 <w:webHidden/>
               </w:rPr>
-              <w:t>7</w:t>
+              <w:t>8</w:t>
             </w:r>
             <w:r>
               <w:rPr>
@@ -1918,7 +1918,7 @@
               <w14:ligatures w14:val="standardContextual"/>
             </w:rPr>
           </w:pPr>
-          <w:hyperlink w:anchor="_Toc225621963" w:history="1">
+          <w:hyperlink w:anchor="_Toc225628536" w:history="1">
             <w:r>
               <w:rPr>
                 <w:rStyle w:val="Hyperlink"/>
@@ -1965,7 +1965,7 @@
                 <w:noProof/>
                 <w:webHidden/>
               </w:rPr>
-              <w:instrText xml:space="preserve"> PAGEREF _Toc225621963 \h </w:instrText>
+              <w:instrText xml:space="preserve"> PAGEREF _Toc225628536 \h </w:instrText>
             </w:r>
             <w:r>
               <w:rPr>
@@ -1985,7 +1985,7 @@
                 <w:noProof/>
                 <w:webHidden/>
               </w:rPr>
-              <w:t>8</w:t>
+              <w:t>9</w:t>
             </w:r>
             <w:r>
               <w:rPr>
@@ -2012,7 +2012,7 @@
               <w14:ligatures w14:val="standardContextual"/>
             </w:rPr>
           </w:pPr>
-          <w:hyperlink w:anchor="_Toc225621964" w:history="1">
+          <w:hyperlink w:anchor="_Toc225628537" w:history="1">
             <w:r>
               <w:rPr>
                 <w:rStyle w:val="Hyperlink"/>
@@ -2038,23 +2038,7 @@
                 <w:noProof/>
                 <w:lang w:val="en-GB" w:eastAsia="en-GB"/>
               </w:rPr>
-              <w:t>METHO</w:t>
-            </w:r>
-            <w:r>
-              <w:rPr>
-                <w:rStyle w:val="Hyperlink"/>
-                <w:noProof/>
-                <w:lang w:val="en-GB" w:eastAsia="en-GB"/>
-              </w:rPr>
-              <w:t>D</w:t>
-            </w:r>
-            <w:r>
-              <w:rPr>
-                <w:rStyle w:val="Hyperlink"/>
-                <w:noProof/>
-                <w:lang w:val="en-GB" w:eastAsia="en-GB"/>
-              </w:rPr>
-              <w:t>OLOGY</w:t>
+              <w:t>METHODOLOGY</w:t>
             </w:r>
             <w:r>
               <w:rPr>
@@ -2075,7 +2059,7 @@
                 <w:noProof/>
                 <w:webHidden/>
               </w:rPr>
-              <w:instrText xml:space="preserve"> PAGEREF _Toc225621964 \h </w:instrText>
+              <w:instrText xml:space="preserve"> PAGEREF _Toc225628537 \h </w:instrText>
             </w:r>
             <w:r>
               <w:rPr>
@@ -2095,7 +2079,7 @@
                 <w:noProof/>
                 <w:webHidden/>
               </w:rPr>
-              <w:t>9</w:t>
+              <w:t>10</w:t>
             </w:r>
             <w:r>
               <w:rPr>
@@ -2122,7 +2106,7 @@
               <w14:ligatures w14:val="standardContextual"/>
             </w:rPr>
           </w:pPr>
-          <w:hyperlink w:anchor="_Toc225621965" w:history="1">
+          <w:hyperlink w:anchor="_Toc225628538" w:history="1">
             <w:r>
               <w:rPr>
                 <w:rStyle w:val="Hyperlink"/>
@@ -2168,7 +2152,7 @@
                 <w:noProof/>
                 <w:webHidden/>
               </w:rPr>
-              <w:instrText xml:space="preserve"> PAGEREF _Toc225621965 \h </w:instrText>
+              <w:instrText xml:space="preserve"> PAGEREF _Toc225628538 \h </w:instrText>
             </w:r>
             <w:r>
               <w:rPr>
@@ -2188,7 +2172,7 @@
                 <w:noProof/>
                 <w:webHidden/>
               </w:rPr>
-              <w:t>9</w:t>
+              <w:t>10</w:t>
             </w:r>
             <w:r>
               <w:rPr>
@@ -2215,7 +2199,7 @@
               <w14:ligatures w14:val="standardContextual"/>
             </w:rPr>
           </w:pPr>
-          <w:hyperlink w:anchor="_Toc225621966" w:history="1">
+          <w:hyperlink w:anchor="_Toc225628539" w:history="1">
             <w:r>
               <w:rPr>
                 <w:rStyle w:val="Hyperlink"/>
@@ -2262,7 +2246,7 @@
                 <w:noProof/>
                 <w:webHidden/>
               </w:rPr>
-              <w:instrText xml:space="preserve"> PAGEREF _Toc225621966 \h </w:instrText>
+              <w:instrText xml:space="preserve"> PAGEREF _Toc225628539 \h </w:instrText>
             </w:r>
             <w:r>
               <w:rPr>
@@ -2309,7 +2293,7 @@
               <w14:ligatures w14:val="standardContextual"/>
             </w:rPr>
           </w:pPr>
-          <w:hyperlink w:anchor="_Toc225621967" w:history="1">
+          <w:hyperlink w:anchor="_Toc225628540" w:history="1">
             <w:r>
               <w:rPr>
                 <w:rStyle w:val="Hyperlink"/>
@@ -2355,7 +2339,7 @@
                 <w:noProof/>
                 <w:webHidden/>
               </w:rPr>
-              <w:instrText xml:space="preserve"> PAGEREF _Toc225621967 \h </w:instrText>
+              <w:instrText xml:space="preserve"> PAGEREF _Toc225628540 \h </w:instrText>
             </w:r>
             <w:r>
               <w:rPr>
@@ -2375,7 +2359,7 @@
                 <w:noProof/>
                 <w:webHidden/>
               </w:rPr>
-              <w:t>10</w:t>
+              <w:t>11</w:t>
             </w:r>
             <w:r>
               <w:rPr>
@@ -2402,7 +2386,7 @@
               <w14:ligatures w14:val="standardContextual"/>
             </w:rPr>
           </w:pPr>
-          <w:hyperlink w:anchor="_Toc225621968" w:history="1">
+          <w:hyperlink w:anchor="_Toc225628541" w:history="1">
             <w:r>
               <w:rPr>
                 <w:rStyle w:val="Hyperlink"/>
@@ -2449,7 +2433,7 @@
                 <w:noProof/>
                 <w:webHidden/>
               </w:rPr>
-              <w:instrText xml:space="preserve"> PAGEREF _Toc225621968 \h </w:instrText>
+              <w:instrText xml:space="preserve"> PAGEREF _Toc225628541 \h </w:instrText>
             </w:r>
             <w:r>
               <w:rPr>
@@ -2469,7 +2453,7 @@
                 <w:noProof/>
                 <w:webHidden/>
               </w:rPr>
-              <w:t>12</w:t>
+              <w:t>13</w:t>
             </w:r>
             <w:r>
               <w:rPr>
@@ -2496,7 +2480,7 @@
               <w14:ligatures w14:val="standardContextual"/>
             </w:rPr>
           </w:pPr>
-          <w:hyperlink w:anchor="_Toc225621969" w:history="1">
+          <w:hyperlink w:anchor="_Toc225628542" w:history="1">
             <w:r>
               <w:rPr>
                 <w:rStyle w:val="Hyperlink"/>
@@ -2542,7 +2526,7 @@
                 <w:noProof/>
                 <w:webHidden/>
               </w:rPr>
-              <w:instrText xml:space="preserve"> PAGEREF _Toc225621969 \h </w:instrText>
+              <w:instrText xml:space="preserve"> PAGEREF _Toc225628542 \h </w:instrText>
             </w:r>
             <w:r>
               <w:rPr>
@@ -2562,7 +2546,7 @@
                 <w:noProof/>
                 <w:webHidden/>
               </w:rPr>
-              <w:t>14</w:t>
+              <w:t>15</w:t>
             </w:r>
             <w:r>
               <w:rPr>
@@ -2589,7 +2573,7 @@
               <w14:ligatures w14:val="standardContextual"/>
             </w:rPr>
           </w:pPr>
-          <w:hyperlink w:anchor="_Toc225621970" w:history="1">
+          <w:hyperlink w:anchor="_Toc225628543" w:history="1">
             <w:r>
               <w:rPr>
                 <w:rStyle w:val="Hyperlink"/>
@@ -2636,7 +2620,7 @@
                 <w:noProof/>
                 <w:webHidden/>
               </w:rPr>
-              <w:instrText xml:space="preserve"> PAGEREF _Toc225621970 \h </w:instrText>
+              <w:instrText xml:space="preserve"> PAGEREF _Toc225628543 \h </w:instrText>
             </w:r>
             <w:r>
               <w:rPr>
@@ -2656,7 +2640,7 @@
                 <w:noProof/>
                 <w:webHidden/>
               </w:rPr>
-              <w:t>14</w:t>
+              <w:t>15</w:t>
             </w:r>
             <w:r>
               <w:rPr>
@@ -2683,7 +2667,7 @@
               <w14:ligatures w14:val="standardContextual"/>
             </w:rPr>
           </w:pPr>
-          <w:hyperlink w:anchor="_Toc225621971" w:history="1">
+          <w:hyperlink w:anchor="_Toc225628544" w:history="1">
             <w:r>
               <w:rPr>
                 <w:rStyle w:val="Hyperlink"/>
@@ -2730,7 +2714,7 @@
                 <w:noProof/>
                 <w:webHidden/>
               </w:rPr>
-              <w:instrText xml:space="preserve"> PAGEREF _Toc225621971 \h </w:instrText>
+              <w:instrText xml:space="preserve"> PAGEREF _Toc225628544 \h </w:instrText>
             </w:r>
             <w:r>
               <w:rPr>
@@ -2750,7 +2734,7 @@
                 <w:noProof/>
                 <w:webHidden/>
               </w:rPr>
-              <w:t>14</w:t>
+              <w:t>15</w:t>
             </w:r>
             <w:r>
               <w:rPr>
@@ -2777,7 +2761,7 @@
               <w14:ligatures w14:val="standardContextual"/>
             </w:rPr>
           </w:pPr>
-          <w:hyperlink w:anchor="_Toc225621972" w:history="1">
+          <w:hyperlink w:anchor="_Toc225628545" w:history="1">
             <w:r>
               <w:rPr>
                 <w:rStyle w:val="Hyperlink"/>
@@ -2824,7 +2808,7 @@
                 <w:noProof/>
                 <w:webHidden/>
               </w:rPr>
-              <w:instrText xml:space="preserve"> PAGEREF _Toc225621972 \h </w:instrText>
+              <w:instrText xml:space="preserve"> PAGEREF _Toc225628545 \h </w:instrText>
             </w:r>
             <w:r>
               <w:rPr>
@@ -2844,7 +2828,7 @@
                 <w:noProof/>
                 <w:webHidden/>
               </w:rPr>
-              <w:t>14</w:t>
+              <w:t>15</w:t>
             </w:r>
             <w:r>
               <w:rPr>
@@ -2871,7 +2855,7 @@
               <w14:ligatures w14:val="standardContextual"/>
             </w:rPr>
           </w:pPr>
-          <w:hyperlink w:anchor="_Toc225621973" w:history="1">
+          <w:hyperlink w:anchor="_Toc225628546" w:history="1">
             <w:r>
               <w:rPr>
                 <w:rStyle w:val="Hyperlink"/>
@@ -2918,7 +2902,7 @@
                 <w:noProof/>
                 <w:webHidden/>
               </w:rPr>
-              <w:instrText xml:space="preserve"> PAGEREF _Toc225621973 \h </w:instrText>
+              <w:instrText xml:space="preserve"> PAGEREF _Toc225628546 \h </w:instrText>
             </w:r>
             <w:r>
               <w:rPr>
@@ -2938,7 +2922,7 @@
                 <w:noProof/>
                 <w:webHidden/>
               </w:rPr>
-              <w:t>15</w:t>
+              <w:t>16</w:t>
             </w:r>
             <w:r>
               <w:rPr>
@@ -2965,7 +2949,7 @@
               <w14:ligatures w14:val="standardContextual"/>
             </w:rPr>
           </w:pPr>
-          <w:hyperlink w:anchor="_Toc225621974" w:history="1">
+          <w:hyperlink w:anchor="_Toc225628547" w:history="1">
             <w:r>
               <w:rPr>
                 <w:rStyle w:val="Hyperlink"/>
@@ -3012,7 +2996,7 @@
                 <w:noProof/>
                 <w:webHidden/>
               </w:rPr>
-              <w:instrText xml:space="preserve"> PAGEREF _Toc225621974 \h </w:instrText>
+              <w:instrText xml:space="preserve"> PAGEREF _Toc225628547 \h </w:instrText>
             </w:r>
             <w:r>
               <w:rPr>
@@ -3032,7 +3016,7 @@
                 <w:noProof/>
                 <w:webHidden/>
               </w:rPr>
-              <w:t>16</w:t>
+              <w:t>17</w:t>
             </w:r>
             <w:r>
               <w:rPr>
@@ -3059,7 +3043,7 @@
               <w14:ligatures w14:val="standardContextual"/>
             </w:rPr>
           </w:pPr>
-          <w:hyperlink w:anchor="_Toc225621975" w:history="1">
+          <w:hyperlink w:anchor="_Toc225628548" w:history="1">
             <w:r>
               <w:rPr>
                 <w:rStyle w:val="Hyperlink"/>
@@ -3106,7 +3090,7 @@
                 <w:noProof/>
                 <w:webHidden/>
               </w:rPr>
-              <w:instrText xml:space="preserve"> PAGEREF _Toc225621975 \h </w:instrText>
+              <w:instrText xml:space="preserve"> PAGEREF _Toc225628548 \h </w:instrText>
             </w:r>
             <w:r>
               <w:rPr>
@@ -3126,7 +3110,7 @@
                 <w:noProof/>
                 <w:webHidden/>
               </w:rPr>
-              <w:t>16</w:t>
+              <w:t>17</w:t>
             </w:r>
             <w:r>
               <w:rPr>
@@ -3153,7 +3137,7 @@
               <w14:ligatures w14:val="standardContextual"/>
             </w:rPr>
           </w:pPr>
-          <w:hyperlink w:anchor="_Toc225621976" w:history="1">
+          <w:hyperlink w:anchor="_Toc225628549" w:history="1">
             <w:r>
               <w:rPr>
                 <w:rStyle w:val="Hyperlink"/>
@@ -3200,7 +3184,7 @@
                 <w:noProof/>
                 <w:webHidden/>
               </w:rPr>
-              <w:instrText xml:space="preserve"> PAGEREF _Toc225621976 \h </w:instrText>
+              <w:instrText xml:space="preserve"> PAGEREF _Toc225628549 \h </w:instrText>
             </w:r>
             <w:r>
               <w:rPr>
@@ -3220,7 +3204,7 @@
                 <w:noProof/>
                 <w:webHidden/>
               </w:rPr>
-              <w:t>16</w:t>
+              <w:t>17</w:t>
             </w:r>
             <w:r>
               <w:rPr>
@@ -3247,7 +3231,7 @@
               <w14:ligatures w14:val="standardContextual"/>
             </w:rPr>
           </w:pPr>
-          <w:hyperlink w:anchor="_Toc225621977" w:history="1">
+          <w:hyperlink w:anchor="_Toc225628550" w:history="1">
             <w:r>
               <w:rPr>
                 <w:rStyle w:val="Hyperlink"/>
@@ -3294,7 +3278,7 @@
                 <w:noProof/>
                 <w:webHidden/>
               </w:rPr>
-              <w:instrText xml:space="preserve"> PAGEREF _Toc225621977 \h </w:instrText>
+              <w:instrText xml:space="preserve"> PAGEREF _Toc225628550 \h </w:instrText>
             </w:r>
             <w:r>
               <w:rPr>
@@ -3314,7 +3298,7 @@
                 <w:noProof/>
                 <w:webHidden/>
               </w:rPr>
-              <w:t>16</w:t>
+              <w:t>17</w:t>
             </w:r>
             <w:r>
               <w:rPr>
@@ -3341,7 +3325,7 @@
               <w14:ligatures w14:val="standardContextual"/>
             </w:rPr>
           </w:pPr>
-          <w:hyperlink w:anchor="_Toc225621978" w:history="1">
+          <w:hyperlink w:anchor="_Toc225628551" w:history="1">
             <w:r>
               <w:rPr>
                 <w:rStyle w:val="Hyperlink"/>
@@ -3388,7 +3372,7 @@
                 <w:noProof/>
                 <w:webHidden/>
               </w:rPr>
-              <w:instrText xml:space="preserve"> PAGEREF _Toc225621978 \h </w:instrText>
+              <w:instrText xml:space="preserve"> PAGEREF _Toc225628551 \h </w:instrText>
             </w:r>
             <w:r>
               <w:rPr>
@@ -3435,7 +3419,7 @@
               <w14:ligatures w14:val="standardContextual"/>
             </w:rPr>
           </w:pPr>
-          <w:hyperlink w:anchor="_Toc225621979" w:history="1">
+          <w:hyperlink w:anchor="_Toc225628552" w:history="1">
             <w:r>
               <w:rPr>
                 <w:rStyle w:val="Hyperlink"/>
@@ -3482,7 +3466,7 @@
                 <w:noProof/>
                 <w:webHidden/>
               </w:rPr>
-              <w:instrText xml:space="preserve"> PAGEREF _Toc225621979 \h </w:instrText>
+              <w:instrText xml:space="preserve"> PAGEREF _Toc225628552 \h </w:instrText>
             </w:r>
             <w:r>
               <w:rPr>
@@ -3502,7 +3486,7 @@
                 <w:noProof/>
                 <w:webHidden/>
               </w:rPr>
-              <w:t>17</w:t>
+              <w:t>18</w:t>
             </w:r>
             <w:r>
               <w:rPr>
@@ -3529,7 +3513,7 @@
               <w14:ligatures w14:val="standardContextual"/>
             </w:rPr>
           </w:pPr>
-          <w:hyperlink w:anchor="_Toc225621980" w:history="1">
+          <w:hyperlink w:anchor="_Toc225628553" w:history="1">
             <w:r>
               <w:rPr>
                 <w:rStyle w:val="Hyperlink"/>
@@ -3576,7 +3560,7 @@
                 <w:noProof/>
                 <w:webHidden/>
               </w:rPr>
-              <w:instrText xml:space="preserve"> PAGEREF _Toc225621980 \h </w:instrText>
+              <w:instrText xml:space="preserve"> PAGEREF _Toc225628553 \h </w:instrText>
             </w:r>
             <w:r>
               <w:rPr>
@@ -3596,7 +3580,7 @@
                 <w:noProof/>
                 <w:webHidden/>
               </w:rPr>
-              <w:t>17</w:t>
+              <w:t>18</w:t>
             </w:r>
             <w:r>
               <w:rPr>
@@ -3623,7 +3607,7 @@
               <w14:ligatures w14:val="standardContextual"/>
             </w:rPr>
           </w:pPr>
-          <w:hyperlink w:anchor="_Toc225621981" w:history="1">
+          <w:hyperlink w:anchor="_Toc225628554" w:history="1">
             <w:r>
               <w:rPr>
                 <w:rStyle w:val="Hyperlink"/>
@@ -3670,7 +3654,7 @@
                 <w:noProof/>
                 <w:webHidden/>
               </w:rPr>
-              <w:instrText xml:space="preserve"> PAGEREF _Toc225621981 \h </w:instrText>
+              <w:instrText xml:space="preserve"> PAGEREF _Toc225628554 \h </w:instrText>
             </w:r>
             <w:r>
               <w:rPr>
@@ -3690,7 +3674,7 @@
                 <w:noProof/>
                 <w:webHidden/>
               </w:rPr>
-              <w:t>18</w:t>
+              <w:t>19</w:t>
             </w:r>
             <w:r>
               <w:rPr>
@@ -3717,7 +3701,7 @@
               <w14:ligatures w14:val="standardContextual"/>
             </w:rPr>
           </w:pPr>
-          <w:hyperlink w:anchor="_Toc225621982" w:history="1">
+          <w:hyperlink w:anchor="_Toc225628555" w:history="1">
             <w:r>
               <w:rPr>
                 <w:rStyle w:val="Hyperlink"/>
@@ -3764,7 +3748,7 @@
                 <w:noProof/>
                 <w:webHidden/>
               </w:rPr>
-              <w:instrText xml:space="preserve"> PAGEREF _Toc225621982 \h </w:instrText>
+              <w:instrText xml:space="preserve"> PAGEREF _Toc225628555 \h </w:instrText>
             </w:r>
             <w:r>
               <w:rPr>
@@ -3784,7 +3768,7 @@
                 <w:noProof/>
                 <w:webHidden/>
               </w:rPr>
-              <w:t>19</w:t>
+              <w:t>20</w:t>
             </w:r>
             <w:r>
               <w:rPr>
@@ -3811,7 +3795,7 @@
               <w14:ligatures w14:val="standardContextual"/>
             </w:rPr>
           </w:pPr>
-          <w:hyperlink w:anchor="_Toc225621983" w:history="1">
+          <w:hyperlink w:anchor="_Toc225628556" w:history="1">
             <w:r>
               <w:rPr>
                 <w:rStyle w:val="Hyperlink"/>
@@ -3858,7 +3842,7 @@
                 <w:noProof/>
                 <w:webHidden/>
               </w:rPr>
-              <w:instrText xml:space="preserve"> PAGEREF _Toc225621983 \h </w:instrText>
+              <w:instrText xml:space="preserve"> PAGEREF _Toc225628556 \h </w:instrText>
             </w:r>
             <w:r>
               <w:rPr>
@@ -3878,7 +3862,7 @@
                 <w:noProof/>
                 <w:webHidden/>
               </w:rPr>
-              <w:t>20</w:t>
+              <w:t>22</w:t>
             </w:r>
             <w:r>
               <w:rPr>
@@ -3905,7 +3889,7 @@
               <w14:ligatures w14:val="standardContextual"/>
             </w:rPr>
           </w:pPr>
-          <w:hyperlink w:anchor="_Toc225621984" w:history="1">
+          <w:hyperlink w:anchor="_Toc225628557" w:history="1">
             <w:r>
               <w:rPr>
                 <w:rStyle w:val="Hyperlink"/>
@@ -3952,7 +3936,7 @@
                 <w:noProof/>
                 <w:webHidden/>
               </w:rPr>
-              <w:instrText xml:space="preserve"> PAGEREF _Toc225621984 \h </w:instrText>
+              <w:instrText xml:space="preserve"> PAGEREF _Toc225628557 \h </w:instrText>
             </w:r>
             <w:r>
               <w:rPr>
@@ -3972,7 +3956,7 @@
                 <w:noProof/>
                 <w:webHidden/>
               </w:rPr>
-              <w:t>20</w:t>
+              <w:t>22</w:t>
             </w:r>
             <w:r>
               <w:rPr>
@@ -3999,7 +3983,7 @@
               <w14:ligatures w14:val="standardContextual"/>
             </w:rPr>
           </w:pPr>
-          <w:hyperlink w:anchor="_Toc225621985" w:history="1">
+          <w:hyperlink w:anchor="_Toc225628558" w:history="1">
             <w:r>
               <w:rPr>
                 <w:rStyle w:val="Hyperlink"/>
@@ -4046,7 +4030,7 @@
                 <w:noProof/>
                 <w:webHidden/>
               </w:rPr>
-              <w:instrText xml:space="preserve"> PAGEREF _Toc225621985 \h </w:instrText>
+              <w:instrText xml:space="preserve"> PAGEREF _Toc225628558 \h </w:instrText>
             </w:r>
             <w:r>
               <w:rPr>
@@ -4066,7 +4050,7 @@
                 <w:noProof/>
                 <w:webHidden/>
               </w:rPr>
-              <w:t>20</w:t>
+              <w:t>22</w:t>
             </w:r>
             <w:r>
               <w:rPr>
@@ -4093,7 +4077,7 @@
               <w14:ligatures w14:val="standardContextual"/>
             </w:rPr>
           </w:pPr>
-          <w:hyperlink w:anchor="_Toc225621986" w:history="1">
+          <w:hyperlink w:anchor="_Toc225628559" w:history="1">
             <w:r>
               <w:rPr>
                 <w:rStyle w:val="Hyperlink"/>
@@ -4140,7 +4124,7 @@
                 <w:noProof/>
                 <w:webHidden/>
               </w:rPr>
-              <w:instrText xml:space="preserve"> PAGEREF _Toc225621986 \h </w:instrText>
+              <w:instrText xml:space="preserve"> PAGEREF _Toc225628559 \h </w:instrText>
             </w:r>
             <w:r>
               <w:rPr>
@@ -4160,7 +4144,7 @@
                 <w:noProof/>
                 <w:webHidden/>
               </w:rPr>
-              <w:t>20</w:t>
+              <w:t>22</w:t>
             </w:r>
             <w:r>
               <w:rPr>
@@ -4187,7 +4171,7 @@
               <w14:ligatures w14:val="standardContextual"/>
             </w:rPr>
           </w:pPr>
-          <w:hyperlink w:anchor="_Toc225621987" w:history="1">
+          <w:hyperlink w:anchor="_Toc225628560" w:history="1">
             <w:r>
               <w:rPr>
                 <w:rStyle w:val="Hyperlink"/>
@@ -4234,7 +4218,7 @@
                 <w:noProof/>
                 <w:webHidden/>
               </w:rPr>
-              <w:instrText xml:space="preserve"> PAGEREF _Toc225621987 \h </w:instrText>
+              <w:instrText xml:space="preserve"> PAGEREF _Toc225628560 \h </w:instrText>
             </w:r>
             <w:r>
               <w:rPr>
@@ -4254,7 +4238,7 @@
                 <w:noProof/>
                 <w:webHidden/>
               </w:rPr>
-              <w:t>20</w:t>
+              <w:t>22</w:t>
             </w:r>
             <w:r>
               <w:rPr>
@@ -4281,7 +4265,7 @@
               <w14:ligatures w14:val="standardContextual"/>
             </w:rPr>
           </w:pPr>
-          <w:hyperlink w:anchor="_Toc225621988" w:history="1">
+          <w:hyperlink w:anchor="_Toc225628561" w:history="1">
             <w:r>
               <w:rPr>
                 <w:rStyle w:val="Hyperlink"/>
@@ -4328,7 +4312,7 @@
                 <w:noProof/>
                 <w:webHidden/>
               </w:rPr>
-              <w:instrText xml:space="preserve"> PAGEREF _Toc225621988 \h </w:instrText>
+              <w:instrText xml:space="preserve"> PAGEREF _Toc225628561 \h </w:instrText>
             </w:r>
             <w:r>
               <w:rPr>
@@ -4348,7 +4332,7 @@
                 <w:noProof/>
                 <w:webHidden/>
               </w:rPr>
-              <w:t>20</w:t>
+              <w:t>22</w:t>
             </w:r>
             <w:r>
               <w:rPr>
@@ -4375,7 +4359,7 @@
               <w14:ligatures w14:val="standardContextual"/>
             </w:rPr>
           </w:pPr>
-          <w:hyperlink w:anchor="_Toc225621989" w:history="1">
+          <w:hyperlink w:anchor="_Toc225628562" w:history="1">
             <w:r>
               <w:rPr>
                 <w:rStyle w:val="Hyperlink"/>
@@ -4422,7 +4406,7 @@
                 <w:noProof/>
                 <w:webHidden/>
               </w:rPr>
-              <w:instrText xml:space="preserve"> PAGEREF _Toc225621989 \h </w:instrText>
+              <w:instrText xml:space="preserve"> PAGEREF _Toc225628562 \h </w:instrText>
             </w:r>
             <w:r>
               <w:rPr>
@@ -4442,7 +4426,7 @@
                 <w:noProof/>
                 <w:webHidden/>
               </w:rPr>
-              <w:t>20</w:t>
+              <w:t>22</w:t>
             </w:r>
             <w:r>
               <w:rPr>
@@ -4469,7 +4453,7 @@
               <w14:ligatures w14:val="standardContextual"/>
             </w:rPr>
           </w:pPr>
-          <w:hyperlink w:anchor="_Toc225621990" w:history="1">
+          <w:hyperlink w:anchor="_Toc225628563" w:history="1">
             <w:r>
               <w:rPr>
                 <w:rStyle w:val="Hyperlink"/>
@@ -4516,7 +4500,7 @@
                 <w:noProof/>
                 <w:webHidden/>
               </w:rPr>
-              <w:instrText xml:space="preserve"> PAGEREF _Toc225621990 \h </w:instrText>
+              <w:instrText xml:space="preserve"> PAGEREF _Toc225628563 \h </w:instrText>
             </w:r>
             <w:r>
               <w:rPr>
@@ -4536,7 +4520,7 @@
                 <w:noProof/>
                 <w:webHidden/>
               </w:rPr>
-              <w:t>22</w:t>
+              <w:t>23</w:t>
             </w:r>
             <w:r>
               <w:rPr>
@@ -4572,7 +4556,7 @@
           <w:lang w:val="en-GB" w:eastAsia="en-GB"/>
         </w:rPr>
       </w:pPr>
-      <w:bookmarkStart w:id="3" w:name="_Toc225621958"/>
+      <w:bookmarkStart w:id="3" w:name="_Toc225628531"/>
       <w:r>
         <w:rPr>
           <w:lang w:val="en-GB" w:eastAsia="en-GB"/>
@@ -4589,6 +4573,11 @@
         </w:tabs>
         <w:rPr>
           <w:noProof/>
+          <w:kern w:val="2"/>
+          <w:sz w:val="24"/>
+          <w:szCs w:val="24"/>
+          <w:lang w:val="en-GB" w:eastAsia="en-GB"/>
+          <w14:ligatures w14:val="standardContextual"/>
         </w:rPr>
       </w:pPr>
       <w:r>
@@ -4609,7 +4598,7 @@
         </w:rPr>
         <w:fldChar w:fldCharType="separate"/>
       </w:r>
-      <w:hyperlink w:anchor="_Toc222319991" w:history="1">
+      <w:hyperlink w:anchor="_Toc225628514" w:history="1">
         <w:r>
           <w:rPr>
             <w:rStyle w:val="Hyperlink"/>
@@ -4624,7 +4613,7 @@
             <w:noProof/>
             <w:lang w:val="en-GB" w:eastAsia="en-GB"/>
           </w:rPr>
-          <w:t xml:space="preserve"> A simplified overview of hepatic drug metabolism.</w:t>
+          <w:t xml:space="preserve"> A simplified overview of hepatic drug metabolism. Phase I reactions introduce or reveal polar functional groups via processes such as oxidation, reduction, and hydrolysis. *The resulting Phase I metabolites may be directly excreted or can proceed to a subsequent conjugation step with hydrophilic molecules (Phase II reactions). Source: Original artwork by the author.</w:t>
         </w:r>
         <w:r>
           <w:rPr>
@@ -4645,7 +4634,7 @@
             <w:noProof/>
             <w:webHidden/>
           </w:rPr>
-          <w:instrText xml:space="preserve"> PAGEREF _Toc222319991 \h </w:instrText>
+          <w:instrText xml:space="preserve"> PAGEREF _Toc225628514 \h </w:instrText>
         </w:r>
         <w:r>
           <w:rPr>
@@ -4665,7 +4654,7 @@
             <w:noProof/>
             <w:webHidden/>
           </w:rPr>
-          <w:t>6</w:t>
+          <w:t>7</w:t>
         </w:r>
         <w:r>
           <w:rPr>
@@ -4684,16 +4673,21 @@
         </w:tabs>
         <w:rPr>
           <w:noProof/>
-        </w:rPr>
-      </w:pPr>
-      <w:hyperlink w:anchor="_Toc222319992" w:history="1">
+          <w:kern w:val="2"/>
+          <w:sz w:val="24"/>
+          <w:szCs w:val="24"/>
+          <w:lang w:val="en-GB" w:eastAsia="en-GB"/>
+          <w14:ligatures w14:val="standardContextual"/>
+        </w:rPr>
+      </w:pPr>
+      <w:hyperlink w:anchor="_Toc225628515" w:history="1">
         <w:r>
           <w:rPr>
             <w:rStyle w:val="Hyperlink"/>
             <w:noProof/>
             <w:lang w:val="en-GB"/>
           </w:rPr>
-          <w:t>Figure 2 CYP450 ‘dict’ descriptors</w:t>
+          <w:t>Figure 2 Summary statistics of the SMILES-to-InChI conversion process, including total processed molecules, number of successful and failed conversions, overall success rate, and execution time.</w:t>
         </w:r>
         <w:r>
           <w:rPr>
@@ -4714,7 +4708,7 @@
             <w:noProof/>
             <w:webHidden/>
           </w:rPr>
-          <w:instrText xml:space="preserve"> PAGEREF _Toc222319992 \h </w:instrText>
+          <w:instrText xml:space="preserve"> PAGEREF _Toc225628515 \h </w:instrText>
         </w:r>
         <w:r>
           <w:rPr>
@@ -4734,7 +4728,7 @@
             <w:noProof/>
             <w:webHidden/>
           </w:rPr>
-          <w:t>12</w:t>
+          <w:t>16</w:t>
         </w:r>
         <w:r>
           <w:rPr>
@@ -4753,16 +4747,39 @@
         </w:tabs>
         <w:rPr>
           <w:noProof/>
-        </w:rPr>
-      </w:pPr>
-      <w:hyperlink w:anchor="_Toc222319993" w:history="1">
+          <w:kern w:val="2"/>
+          <w:sz w:val="24"/>
+          <w:szCs w:val="24"/>
+          <w:lang w:val="en-GB" w:eastAsia="en-GB"/>
+          <w14:ligatures w14:val="standardContextual"/>
+        </w:rPr>
+      </w:pPr>
+      <w:hyperlink w:anchor="_Toc225628516" w:history="1">
         <w:r>
           <w:rPr>
             <w:rStyle w:val="Hyperlink"/>
             <w:noProof/>
             <w:lang w:val="en-GB"/>
           </w:rPr>
-          <w:t>Figure 3 Morgan fingerprint matrix</w:t>
+          <w:t xml:space="preserve">Figure 3 CYP450 ‘dict’ descriptors for full db (A) and curated db with threshold = 10 (B).  Dict( </w:t>
+        </w:r>
+        <w:r>
+          <w:rPr>
+            <w:rStyle w:val="Hyperlink"/>
+            <w:b/>
+            <w:bCs/>
+            <w:noProof/>
+            <w:lang w:val="en-GB"/>
+          </w:rPr>
+          <w:t xml:space="preserve">CYP name </w:t>
+        </w:r>
+        <w:r>
+          <w:rPr>
+            <w:rStyle w:val="Hyperlink"/>
+            <w:noProof/>
+            <w:lang w:val="en-GB"/>
+          </w:rPr>
+          <w:t>: Nº of appearances )</w:t>
         </w:r>
         <w:r>
           <w:rPr>
@@ -4783,7 +4800,7 @@
             <w:noProof/>
             <w:webHidden/>
           </w:rPr>
-          <w:instrText xml:space="preserve"> PAGEREF _Toc222319993 \h </w:instrText>
+          <w:instrText xml:space="preserve"> PAGEREF _Toc225628516 \h </w:instrText>
         </w:r>
         <w:r>
           <w:rPr>
@@ -4803,7 +4820,7 @@
             <w:noProof/>
             <w:webHidden/>
           </w:rPr>
-          <w:t>14</w:t>
+          <w:t>17</w:t>
         </w:r>
         <w:r>
           <w:rPr>
@@ -4822,16 +4839,21 @@
         </w:tabs>
         <w:rPr>
           <w:noProof/>
-        </w:rPr>
-      </w:pPr>
-      <w:hyperlink w:anchor="_Toc222319994" w:history="1">
+          <w:kern w:val="2"/>
+          <w:sz w:val="24"/>
+          <w:szCs w:val="24"/>
+          <w:lang w:val="en-GB" w:eastAsia="en-GB"/>
+          <w14:ligatures w14:val="standardContextual"/>
+        </w:rPr>
+      </w:pPr>
+      <w:hyperlink w:anchor="_Toc225628517" w:history="1">
         <w:r>
           <w:rPr>
             <w:rStyle w:val="Hyperlink"/>
             <w:noProof/>
             <w:lang w:val="en-GB"/>
           </w:rPr>
-          <w:t>Figure 4 MolE embedding matrix</w:t>
+          <w:t>Figure 4 Morgan fingerprint feature matrix (ECFP6, radius = 3) for the curated dataset. Rows correspond to DrugBank IDs; columns represent hashed substructure counts. The resulting matrix has dimensions 1368 × 2048 and contains integer count values.</w:t>
         </w:r>
         <w:r>
           <w:rPr>
@@ -4852,7 +4874,7 @@
             <w:noProof/>
             <w:webHidden/>
           </w:rPr>
-          <w:instrText xml:space="preserve"> PAGEREF _Toc222319994 \h </w:instrText>
+          <w:instrText xml:space="preserve"> PAGEREF _Toc225628517 \h </w:instrText>
         </w:r>
         <w:r>
           <w:rPr>
@@ -4872,7 +4894,7 @@
             <w:noProof/>
             <w:webHidden/>
           </w:rPr>
-          <w:t>14</w:t>
+          <w:t>18</w:t>
         </w:r>
         <w:r>
           <w:rPr>
@@ -4891,16 +4913,21 @@
         </w:tabs>
         <w:rPr>
           <w:noProof/>
-        </w:rPr>
-      </w:pPr>
-      <w:hyperlink w:anchor="_Toc222319995" w:history="1">
+          <w:kern w:val="2"/>
+          <w:sz w:val="24"/>
+          <w:szCs w:val="24"/>
+          <w:lang w:val="en-GB" w:eastAsia="en-GB"/>
+          <w14:ligatures w14:val="standardContextual"/>
+        </w:rPr>
+      </w:pPr>
+      <w:hyperlink w:anchor="_Toc225628518" w:history="1">
         <w:r>
           <w:rPr>
             <w:rStyle w:val="Hyperlink"/>
             <w:noProof/>
             <w:lang w:val="en-GB"/>
           </w:rPr>
-          <w:t>Figure 5 ChemBERTa embedding matrix</w:t>
+          <w:t>Figure 5 MolE embedding matrix for the curated dataset. Rows correspond to DrugBank IDs; columns represent pretrained embedding dimensions from the MolE transformer. The resulting matrix has dimensions 1368 × 1000 and contains continuous-valued vectors.</w:t>
         </w:r>
         <w:r>
           <w:rPr>
@@ -4921,7 +4948,7 @@
             <w:noProof/>
             <w:webHidden/>
           </w:rPr>
-          <w:instrText xml:space="preserve"> PAGEREF _Toc222319995 \h </w:instrText>
+          <w:instrText xml:space="preserve"> PAGEREF _Toc225628518 \h </w:instrText>
         </w:r>
         <w:r>
           <w:rPr>
@@ -4941,7 +4968,7 @@
             <w:noProof/>
             <w:webHidden/>
           </w:rPr>
-          <w:t>15</w:t>
+          <w:t>19</w:t>
         </w:r>
         <w:r>
           <w:rPr>
@@ -4954,6 +4981,188 @@
     </w:p>
     <w:p>
       <w:pPr>
+        <w:pStyle w:val="TableofFigures"/>
+        <w:tabs>
+          <w:tab w:val="right" w:leader="dot" w:pos="8919"/>
+        </w:tabs>
+        <w:rPr>
+          <w:noProof/>
+          <w:kern w:val="2"/>
+          <w:sz w:val="24"/>
+          <w:szCs w:val="24"/>
+          <w:lang w:val="en-GB" w:eastAsia="en-GB"/>
+          <w14:ligatures w14:val="standardContextual"/>
+        </w:rPr>
+      </w:pPr>
+      <w:hyperlink w:anchor="_Toc225628519" w:history="1">
+        <w:r>
+          <w:rPr>
+            <w:rStyle w:val="Hyperlink"/>
+            <w:noProof/>
+            <w:lang w:val="en-GB"/>
+          </w:rPr>
+          <w:t>Figure 6 ChemBERTa embedding matrix for the curated dataset. Rows correspond to DrugBank IDs; columns represent pretrained embedding dimensions from the ChemBERTa transformer. The resulting matrix has dimensions 1368 × 768 and contains continuous-valued vectors.</w:t>
+        </w:r>
+        <w:r>
+          <w:rPr>
+            <w:noProof/>
+            <w:webHidden/>
+          </w:rPr>
+          <w:tab/>
+        </w:r>
+        <w:r>
+          <w:rPr>
+            <w:noProof/>
+            <w:webHidden/>
+          </w:rPr>
+          <w:fldChar w:fldCharType="begin"/>
+        </w:r>
+        <w:r>
+          <w:rPr>
+            <w:noProof/>
+            <w:webHidden/>
+          </w:rPr>
+          <w:instrText xml:space="preserve"> PAGEREF _Toc225628519 \h </w:instrText>
+        </w:r>
+        <w:r>
+          <w:rPr>
+            <w:noProof/>
+            <w:webHidden/>
+          </w:rPr>
+        </w:r>
+        <w:r>
+          <w:rPr>
+            <w:noProof/>
+            <w:webHidden/>
+          </w:rPr>
+          <w:fldChar w:fldCharType="separate"/>
+        </w:r>
+        <w:r>
+          <w:rPr>
+            <w:noProof/>
+            <w:webHidden/>
+          </w:rPr>
+          <w:t>20</w:t>
+        </w:r>
+        <w:r>
+          <w:rPr>
+            <w:noProof/>
+            <w:webHidden/>
+          </w:rPr>
+          <w:fldChar w:fldCharType="end"/>
+        </w:r>
+      </w:hyperlink>
+    </w:p>
+    <w:p>
+      <w:pPr>
+        <w:pStyle w:val="TableofFigures"/>
+        <w:tabs>
+          <w:tab w:val="right" w:leader="dot" w:pos="8919"/>
+        </w:tabs>
+        <w:rPr>
+          <w:noProof/>
+          <w:kern w:val="2"/>
+          <w:sz w:val="24"/>
+          <w:szCs w:val="24"/>
+          <w:lang w:val="en-GB" w:eastAsia="en-GB"/>
+          <w14:ligatures w14:val="standardContextual"/>
+        </w:rPr>
+      </w:pPr>
+      <w:hyperlink w:anchor="_Toc225628520" w:history="1">
+        <w:r>
+          <w:rPr>
+            <w:rStyle w:val="Hyperlink"/>
+            <w:noProof/>
+            <w:lang w:val="en-GB"/>
+          </w:rPr>
+          <w:t>Figure 7 InChI-based embedding matrix for the curated dataset. Rows correspond to DrugBank IDs; columns represent embedding dimensions from the author</w:t>
+        </w:r>
+        <w:r>
+          <w:rPr>
+            <w:rStyle w:val="Hyperlink"/>
+            <w:rFonts w:ascii="Cambria Math" w:hAnsi="Cambria Math" w:cs="Cambria Math"/>
+            <w:noProof/>
+            <w:lang w:val="en-GB"/>
+          </w:rPr>
+          <w:t>‑</w:t>
+        </w:r>
+        <w:r>
+          <w:rPr>
+            <w:rStyle w:val="Hyperlink"/>
+            <w:noProof/>
+            <w:lang w:val="en-GB"/>
+          </w:rPr>
+          <w:t xml:space="preserve">trained InChI transformer. The resulting matrix has dimensions 1368 </w:t>
+        </w:r>
+        <w:r>
+          <w:rPr>
+            <w:rStyle w:val="Hyperlink"/>
+            <w:rFonts w:ascii="Calibri" w:hAnsi="Calibri" w:cs="Calibri"/>
+            <w:noProof/>
+            <w:lang w:val="en-GB"/>
+          </w:rPr>
+          <w:t>×</w:t>
+        </w:r>
+        <w:r>
+          <w:rPr>
+            <w:rStyle w:val="Hyperlink"/>
+            <w:noProof/>
+            <w:lang w:val="en-GB"/>
+          </w:rPr>
+          <w:t xml:space="preserve"> 384 and contains continuous-valued vectors.</w:t>
+        </w:r>
+        <w:r>
+          <w:rPr>
+            <w:noProof/>
+            <w:webHidden/>
+          </w:rPr>
+          <w:tab/>
+        </w:r>
+        <w:r>
+          <w:rPr>
+            <w:noProof/>
+            <w:webHidden/>
+          </w:rPr>
+          <w:fldChar w:fldCharType="begin"/>
+        </w:r>
+        <w:r>
+          <w:rPr>
+            <w:noProof/>
+            <w:webHidden/>
+          </w:rPr>
+          <w:instrText xml:space="preserve"> PAGEREF _Toc225628520 \h </w:instrText>
+        </w:r>
+        <w:r>
+          <w:rPr>
+            <w:noProof/>
+            <w:webHidden/>
+          </w:rPr>
+        </w:r>
+        <w:r>
+          <w:rPr>
+            <w:noProof/>
+            <w:webHidden/>
+          </w:rPr>
+          <w:fldChar w:fldCharType="separate"/>
+        </w:r>
+        <w:r>
+          <w:rPr>
+            <w:noProof/>
+            <w:webHidden/>
+          </w:rPr>
+          <w:t>21</w:t>
+        </w:r>
+        <w:r>
+          <w:rPr>
+            <w:noProof/>
+            <w:webHidden/>
+          </w:rPr>
+          <w:fldChar w:fldCharType="end"/>
+        </w:r>
+      </w:hyperlink>
+    </w:p>
+    <w:p>
+      <w:pPr>
         <w:rPr>
           <w:lang w:val="en-GB" w:eastAsia="en-GB"/>
         </w:rPr>
@@ -5048,6 +5257,7 @@
         <w:rPr>
           <w:lang w:val="en-GB" w:eastAsia="en-GB"/>
         </w:rPr>
+        <w:lastRenderedPageBreak/>
         <w:t>SMILES (Simplified Molecular Input Line Entry System)</w:t>
       </w:r>
     </w:p>
@@ -5061,7 +5271,25 @@
         <w:rPr>
           <w:lang w:val="en-GB" w:eastAsia="en-GB"/>
         </w:rPr>
-        <w:t>IUPAC International Chemical Identifier (InChI)</w:t>
+        <w:t xml:space="preserve">InChI </w:t>
+      </w:r>
+      <w:r>
+        <w:rPr>
+          <w:lang w:val="en-GB" w:eastAsia="en-GB"/>
+        </w:rPr>
+        <w:t xml:space="preserve"> (</w:t>
+      </w:r>
+      <w:r>
+        <w:rPr>
+          <w:lang w:val="en-GB" w:eastAsia="en-GB"/>
+        </w:rPr>
+        <w:t>IUPAC International Chemical Identifier</w:t>
+      </w:r>
+      <w:r>
+        <w:rPr>
+          <w:lang w:val="en-GB" w:eastAsia="en-GB"/>
+        </w:rPr>
+        <w:t>)</w:t>
       </w:r>
     </w:p>
     <w:p>
@@ -5114,37 +5342,33 @@
         <w:rPr>
           <w:lang w:val="en-GB" w:eastAsia="en-GB"/>
         </w:rPr>
+        <w:t>.</w:t>
+      </w:r>
+      <w:proofErr w:type="spellStart"/>
+      <w:r>
+        <w:rPr>
+          <w:lang w:val="en-GB" w:eastAsia="en-GB"/>
+        </w:rPr>
+        <w:t>tsv</w:t>
+      </w:r>
+      <w:proofErr w:type="spellEnd"/>
+      <w:r>
+        <w:rPr>
+          <w:lang w:val="en-GB" w:eastAsia="en-GB"/>
+        </w:rPr>
+        <w:t xml:space="preserve"> (</w:t>
+      </w:r>
+      <w:r>
+        <w:rPr>
+          <w:lang w:val="en-GB" w:eastAsia="en-GB"/>
+        </w:rPr>
         <w:t>t</w:t>
       </w:r>
       <w:r>
         <w:rPr>
           <w:lang w:val="en-GB" w:eastAsia="en-GB"/>
         </w:rPr>
-        <w:t>ab-separated values (</w:t>
-      </w:r>
-      <w:r>
-        <w:rPr>
-          <w:b/>
-          <w:bCs/>
-          <w:lang w:val="en-GB" w:eastAsia="en-GB"/>
-        </w:rPr>
-        <w:t>.</w:t>
-      </w:r>
-      <w:proofErr w:type="spellStart"/>
-      <w:r>
-        <w:rPr>
-          <w:b/>
-          <w:bCs/>
-          <w:lang w:val="en-GB" w:eastAsia="en-GB"/>
-        </w:rPr>
-        <w:t>tsv</w:t>
-      </w:r>
-      <w:proofErr w:type="spellEnd"/>
-      <w:r>
-        <w:rPr>
-          <w:lang w:val="en-GB" w:eastAsia="en-GB"/>
-        </w:rPr>
-        <w:t>)</w:t>
+        <w:t>ab-separated values)</w:t>
       </w:r>
     </w:p>
     <w:p>
@@ -5157,7 +5381,49 @@
         <w:rPr>
           <w:lang w:val="en-GB"/>
         </w:rPr>
-        <w:t>masked language model (MLM)</w:t>
+        <w:t>MLM</w:t>
+      </w:r>
+      <w:r>
+        <w:rPr>
+          <w:lang w:val="en-GB"/>
+        </w:rPr>
+        <w:t xml:space="preserve"> (M</w:t>
+      </w:r>
+      <w:r>
+        <w:rPr>
+          <w:lang w:val="en-GB"/>
+        </w:rPr>
+        <w:t xml:space="preserve">asked </w:t>
+      </w:r>
+      <w:r>
+        <w:rPr>
+          <w:lang w:val="en-GB"/>
+        </w:rPr>
+        <w:t>L</w:t>
+      </w:r>
+      <w:r>
+        <w:rPr>
+          <w:lang w:val="en-GB"/>
+        </w:rPr>
+        <w:t xml:space="preserve">anguage </w:t>
+      </w:r>
+      <w:r>
+        <w:rPr>
+          <w:lang w:val="en-GB"/>
+        </w:rPr>
+        <w:t>M</w:t>
+      </w:r>
+      <w:r>
+        <w:rPr>
+          <w:lang w:val="en-GB"/>
+        </w:rPr>
+        <w:t>odel</w:t>
+      </w:r>
+      <w:r>
+        <w:rPr>
+          <w:lang w:val="en-GB"/>
+        </w:rPr>
+        <w:t>)</w:t>
       </w:r>
     </w:p>
     <w:p>
@@ -5170,7 +5436,25 @@
         <w:rPr>
           <w:lang w:val="en-GB"/>
         </w:rPr>
-        <w:t>Byte-Pair Encoding (BPE)</w:t>
+        <w:t>BPE</w:t>
+      </w:r>
+      <w:r>
+        <w:rPr>
+          <w:lang w:val="en-GB"/>
+        </w:rPr>
+        <w:t xml:space="preserve"> (</w:t>
+      </w:r>
+      <w:r>
+        <w:rPr>
+          <w:lang w:val="en-GB"/>
+        </w:rPr>
+        <w:t>Byte-Pair Encoding</w:t>
+      </w:r>
+      <w:r>
+        <w:rPr>
+          <w:lang w:val="en-GB"/>
+        </w:rPr>
+        <w:t>)</w:t>
       </w:r>
     </w:p>
     <w:p>
@@ -5181,7 +5465,7 @@
           <w:lang w:val="en-GB" w:eastAsia="en-GB"/>
         </w:rPr>
       </w:pPr>
-      <w:bookmarkStart w:id="4" w:name="_Toc225621959"/>
+      <w:bookmarkStart w:id="4" w:name="_Toc225628532"/>
       <w:r>
         <w:rPr>
           <w:lang w:val="en-GB" w:eastAsia="en-GB"/>
@@ -5219,14 +5503,7 @@
         <w:rPr>
           <w:lang w:val="en-GB" w:eastAsia="en-GB"/>
         </w:rPr>
-        <w:t xml:space="preserve">, complex, and costly process requiring rigorous evaluation of safety and efficacy before clinical use. Notably, nearly 40% of drug candidates fail during clinical </w:t>
-      </w:r>
-      <w:r>
-        <w:rPr>
-          <w:lang w:val="en-GB" w:eastAsia="en-GB"/>
-        </w:rPr>
-        <w:lastRenderedPageBreak/>
-        <w:t>trials due to inadequate pharmacokinetic properties</w:t>
+        <w:t>, complex, and costly process requiring rigorous evaluation of safety and efficacy before clinical use. Notably, nearly 40% of drug candidates fail during clinical trials due to inadequate pharmacokinetic properties</w:t>
       </w:r>
       <w:r>
         <w:rPr>
@@ -5408,7 +5685,14 @@
         <w:rPr>
           <w:lang w:val="en-GB" w:eastAsia="en-GB"/>
         </w:rPr>
-        <w:t>, is helping to bridge this gap. These resources compile extensive information on molecular structures and their known metabolic properties, providing a valuable foundation for predictive modelling. By leveraging this data, machine-learning algorithms can anticipate metabolic behaviour much earlier in the discovery process, offering insights that would otherwise require time-intensive and costly experiments.</w:t>
+        <w:t xml:space="preserve">, is helping to bridge this gap. These resources compile extensive information on molecular structures and their known metabolic properties, providing a valuable foundation for predictive modelling. By leveraging this data, machine-learning algorithms can anticipate metabolic behaviour much earlier </w:t>
+      </w:r>
+      <w:r>
+        <w:rPr>
+          <w:lang w:val="en-GB" w:eastAsia="en-GB"/>
+        </w:rPr>
+        <w:lastRenderedPageBreak/>
+        <w:t>in the discovery process, offering insights that would otherwise require time-intensive and costly experiments.</w:t>
       </w:r>
     </w:p>
     <w:p>
@@ -5433,7 +5717,7 @@
           <w:lang w:val="en-GB" w:eastAsia="en-GB"/>
         </w:rPr>
       </w:pPr>
-      <w:bookmarkStart w:id="5" w:name="_Toc225621960"/>
+      <w:bookmarkStart w:id="5" w:name="_Toc225628533"/>
       <w:r>
         <w:rPr>
           <w:lang w:val="en-GB" w:eastAsia="en-GB"/>
@@ -5449,7 +5733,7 @@
           <w:lang w:val="en-GB" w:eastAsia="en-GB"/>
         </w:rPr>
       </w:pPr>
-      <w:bookmarkStart w:id="6" w:name="_Toc225621961"/>
+      <w:bookmarkStart w:id="6" w:name="_Toc225628534"/>
       <w:r>
         <w:rPr>
           <w:lang w:val="en-GB" w:eastAsia="en-GB"/>
@@ -5494,14 +5778,19 @@
         <w:rPr>
           <w:lang w:val="en-GB" w:eastAsia="en-GB"/>
         </w:rPr>
-        <w:t xml:space="preserve">he most physiologically relevant system available for </w:t>
-      </w:r>
-      <w:r>
-        <w:rPr>
-          <w:lang w:val="en-GB" w:eastAsia="en-GB"/>
-        </w:rPr>
-        <w:lastRenderedPageBreak/>
-        <w:t>studying human drug metabolism is the use of primary hepatocytes—liver cells that retain the full complement of metabolic enzymes and cofactors found in vivo. These cells allow researchers to observe both major classes of metabolic reactions: Phase I, which generally involves functionalization of the drug (e.g., oxidation, reduction, or hydrolysis), and Phase II, which involves conjugation reactions that increase the molecule’s solubility</w:t>
+        <w:t>he most physiologically relevant system available for studying human drug metabolism is the use of primary hepatocytes—liver cells that retain the full complement of metabolic enzymes and cofactors found in vivo. These cells allow researchers to observe both major classes of metabolic reactions:</w:t>
+      </w:r>
+      <w:r>
+        <w:rPr>
+          <w:lang w:val="en-GB" w:eastAsia="en-GB"/>
+        </w:rPr>
+        <w:t xml:space="preserve"> </w:t>
+      </w:r>
+      <w:r>
+        <w:rPr>
+          <w:lang w:val="en-GB" w:eastAsia="en-GB"/>
+        </w:rPr>
+        <w:t>Phase I, which generally involves functionalization of the drug (e.g., oxidation, reduction, or hydrolysis), and Phase II, which involves conjugation reactions that increase the molecule’s solubility</w:t>
       </w:r>
       <w:r>
         <w:rPr>
@@ -5539,6 +5828,7 @@
         <w:rPr>
           <w:noProof/>
         </w:rPr>
+        <w:lastRenderedPageBreak/>
         <w:drawing>
           <wp:inline distT="0" distB="0" distL="0" distR="0" wp14:anchorId="0581CD12" wp14:editId="11B0B868">
             <wp:extent cx="5622202" cy="3949835"/>
@@ -5583,7 +5873,7 @@
           <w:lang w:val="en-GB"/>
         </w:rPr>
       </w:pPr>
-      <w:bookmarkStart w:id="7" w:name="_Toc222319991"/>
+      <w:bookmarkStart w:id="7" w:name="_Toc225628514"/>
       <w:r>
         <w:rPr>
           <w:lang w:val="en-GB"/>
@@ -5611,6 +5901,9 @@
       </w:r>
       <w:r>
         <w:fldChar w:fldCharType="end"/>
+      </w:r>
+      <w:r>
+        <w:t>.</w:t>
       </w:r>
       <w:r>
         <w:rPr>
@@ -5687,14 +5980,7 @@
         <w:rPr>
           <w:lang w:val="en-GB" w:eastAsia="en-GB"/>
         </w:rPr>
-        <w:t xml:space="preserve">To address the need for faster and more cost-effective metabolism screening, liver microsomes have become a widely used alternative. Microsomes are subcellular fractions derived from the endoplasmic reticulum of hepatocytes, containing a concentrated pool of Phase I enzymes, </w:t>
-      </w:r>
-      <w:r>
-        <w:rPr>
-          <w:lang w:val="en-GB" w:eastAsia="en-GB"/>
-        </w:rPr>
-        <w:lastRenderedPageBreak/>
-        <w:t xml:space="preserve">particularly the </w:t>
+        <w:t xml:space="preserve">To address the need for faster and more cost-effective metabolism screening, liver microsomes have become a widely used alternative. Microsomes are subcellular fractions derived from the endoplasmic reticulum of hepatocytes, containing a concentrated pool of Phase I enzymes, particularly the </w:t>
       </w:r>
       <w:r>
         <w:rPr>
@@ -5732,7 +6018,14 @@
         <w:rPr>
           <w:lang w:val="en-GB" w:eastAsia="en-GB"/>
         </w:rPr>
-        <w:t>One important consideration in early drug metabolism studies is that Phase I reactions, which are largely mediated by CYP450 enzymes, tend to be more unpredictable and clinically significant than Phase II reactions. Phase I often introduces functional groups to a molecule, creating reactive intermediates or metabolites that can lead to drug–drug interactions or unexpected toxicity. In contrast, Phase II reactions</w:t>
+        <w:t xml:space="preserve">One important consideration in early drug metabolism studies is that Phase I reactions, which are largely mediated by CYP450 enzymes, tend to be more unpredictable and clinically significant than </w:t>
+      </w:r>
+      <w:r>
+        <w:rPr>
+          <w:lang w:val="en-GB" w:eastAsia="en-GB"/>
+        </w:rPr>
+        <w:lastRenderedPageBreak/>
+        <w:t>Phase II reactions. Phase I often introduces functional groups to a molecule, creating reactive intermediates or metabolites that can lead to drug–drug interactions or unexpected toxicity. In contrast, Phase II reactions</w:t>
       </w:r>
       <w:r>
         <w:rPr>
@@ -5766,7 +6059,7 @@
           <w:lang w:val="en-GB" w:eastAsia="en-GB"/>
         </w:rPr>
       </w:pPr>
-      <w:bookmarkStart w:id="8" w:name="_Toc225621962"/>
+      <w:bookmarkStart w:id="8" w:name="_Toc225628535"/>
       <w:r>
         <w:rPr>
           <w:i/>
@@ -6140,7 +6433,6 @@
         <w:rPr>
           <w:lang w:val="en-GB" w:eastAsia="en-GB"/>
         </w:rPr>
-        <w:lastRenderedPageBreak/>
         <w:t xml:space="preserve">Academic platforms such as </w:t>
       </w:r>
       <w:proofErr w:type="spellStart"/>
@@ -6326,11 +6618,12 @@
           <w:lang w:val="en-GB" w:eastAsia="en-GB"/>
         </w:rPr>
       </w:pPr>
-      <w:bookmarkStart w:id="9" w:name="_Toc225621963"/>
-      <w:r>
-        <w:rPr>
-          <w:lang w:val="en-GB" w:eastAsia="en-GB"/>
-        </w:rPr>
+      <w:bookmarkStart w:id="9" w:name="_Toc225628536"/>
+      <w:r>
+        <w:rPr>
+          <w:lang w:val="en-GB" w:eastAsia="en-GB"/>
+        </w:rPr>
+        <w:lastRenderedPageBreak/>
         <w:t>Molecular representations</w:t>
       </w:r>
       <w:bookmarkEnd w:id="9"/>
@@ -6668,63 +6961,71 @@
         <w:rPr>
           <w:lang w:val="en-GB" w:eastAsia="en-GB"/>
         </w:rPr>
-        <w:t xml:space="preserve">The field has </w:t>
+        <w:t>The field has implicitly adopted SMILES syntax as the de facto language of chemical structure</w:t>
+      </w:r>
+      <w:r>
+        <w:rPr>
+          <w:lang w:val="en-GB" w:eastAsia="en-GB"/>
+        </w:rPr>
+        <w:t xml:space="preserve">. By contrast, the IUPAC International Chemical Identifier (InChI) was specifically designed to provide a canonical and standardized encoding of molecular connectivity and stereochemistry, yet it remains comparatively underexplored in representation learning frameworks. </w:t>
+      </w:r>
+      <w:r>
+        <w:rPr>
+          <w:lang w:val="en-GB" w:eastAsia="en-GB"/>
+        </w:rPr>
+        <w:t>This imbalance raises a question: does SMILES dominate because it is representationally superior, or merely because it arrived first and gathered momentum?</w:t>
+      </w:r>
+      <w:r>
+        <w:rPr>
+          <w:lang w:val="en-GB" w:eastAsia="en-GB"/>
+        </w:rPr>
+        <w:t xml:space="preserve"> While SMILES offers flexibility and broad software support, its non-unique nature requires canonicalizatio</w:t>
+      </w:r>
+      <w:r>
+        <w:rPr>
+          <w:lang w:val="en-GB" w:eastAsia="en-GB"/>
+        </w:rPr>
+        <w:t>n</w:t>
+      </w:r>
+      <w:r>
+        <w:rPr>
+          <w:lang w:val="en-GB" w:eastAsia="en-GB"/>
+        </w:rPr>
+        <w:t xml:space="preserve">, as multiple valid strings may correspond to the same molecule. InChI, in principle, reduces such ambiguity through deterministic encoding, but its layered and highly structured format may present different </w:t>
+      </w:r>
+      <w:r>
+        <w:rPr>
+          <w:lang w:val="en-GB" w:eastAsia="en-GB"/>
+        </w:rPr>
+        <w:t>modelling</w:t>
+      </w:r>
+      <w:r>
+        <w:rPr>
+          <w:lang w:val="en-GB" w:eastAsia="en-GB"/>
+        </w:rPr>
+        <w:t xml:space="preserve"> challenges. </w:t>
+      </w:r>
+      <w:r>
+        <w:rPr>
+          <w:lang w:val="en-GB" w:eastAsia="en-GB"/>
+        </w:rPr>
+        <w:t xml:space="preserve">The limited adoption of InChI in machine learning is therefore not a settled conclusion but an open design choice. As a </w:t>
       </w:r>
       <w:r>
         <w:rPr>
           <w:lang w:val="en-GB" w:eastAsia="en-GB"/>
         </w:rPr>
         <w:lastRenderedPageBreak/>
-        <w:t>implicitly adopted SMILES syntax as the de facto language of chemical structure</w:t>
-      </w:r>
-      <w:r>
-        <w:rPr>
-          <w:lang w:val="en-GB" w:eastAsia="en-GB"/>
-        </w:rPr>
-        <w:t xml:space="preserve">. By contrast, the IUPAC International Chemical Identifier (InChI) was specifically designed to provide a canonical and standardized encoding of molecular connectivity and stereochemistry, yet it remains comparatively underexplored in representation learning frameworks. </w:t>
-      </w:r>
-      <w:r>
-        <w:rPr>
-          <w:lang w:val="en-GB" w:eastAsia="en-GB"/>
-        </w:rPr>
-        <w:t>This imbalance raises a question: does SMILES dominate because it is representationally superior, or merely because it arrived first and gathered momentum?</w:t>
-      </w:r>
-      <w:r>
-        <w:rPr>
-          <w:lang w:val="en-GB" w:eastAsia="en-GB"/>
-        </w:rPr>
-        <w:t xml:space="preserve"> While SMILES offers flexibility and broad software support, its non-unique nature requires canonicalizatio</w:t>
-      </w:r>
-      <w:r>
-        <w:rPr>
-          <w:lang w:val="en-GB" w:eastAsia="en-GB"/>
-        </w:rPr>
-        <w:t>n</w:t>
-      </w:r>
-      <w:r>
-        <w:rPr>
-          <w:lang w:val="en-GB" w:eastAsia="en-GB"/>
-        </w:rPr>
-        <w:t xml:space="preserve">, as multiple valid strings may correspond to the same molecule. InChI, in principle, reduces such ambiguity through deterministic encoding, but its layered and highly structured format may present different </w:t>
-      </w:r>
-      <w:r>
-        <w:rPr>
-          <w:lang w:val="en-GB" w:eastAsia="en-GB"/>
-        </w:rPr>
-        <w:t>modelling</w:t>
-      </w:r>
-      <w:r>
-        <w:rPr>
-          <w:lang w:val="en-GB" w:eastAsia="en-GB"/>
-        </w:rPr>
-        <w:t xml:space="preserve"> challenges. </w:t>
-      </w:r>
-      <w:r>
-        <w:rPr>
-          <w:lang w:val="en-GB" w:eastAsia="en-GB"/>
-        </w:rPr>
-        <w:t>The limited adoption of InChI in machine learning is therefore not a settled conclusion but an open design choice. As a complementary line of inquiry, this thesis explores whether an InChI-native encoder can learn representations that complement or challenge those derived from SMILES.</w:t>
-      </w:r>
+        <w:t>complementary line of inquiry, this thesis explores whether an InChI-native encoder can learn representations that complement or challenge those derived from SMILES.</w:t>
+      </w:r>
+    </w:p>
+    <w:p>
+      <w:pPr>
+        <w:pStyle w:val="Heading1"/>
+        <w:rPr>
+          <w:lang w:val="en-GB" w:eastAsia="en-GB"/>
+        </w:rPr>
+      </w:pPr>
       <w:r>
         <w:rPr>
           <w:lang w:val="en-GB" w:eastAsia="en-GB"/>
@@ -6792,22 +7093,16 @@
         </w:numPr>
         <w:jc w:val="both"/>
         <w:rPr>
-          <w:color w:val="FF0000"/>
-          <w:lang w:val="en-GB" w:eastAsia="en-GB"/>
-        </w:rPr>
-      </w:pPr>
-      <w:r>
-        <w:rPr>
-          <w:lang w:val="en-GB" w:eastAsia="en-GB"/>
-        </w:rPr>
-        <w:t xml:space="preserve">Apply ETL (Extract, Transform, Load) techniques to collect, clean, and preprocess molecular </w:t>
-      </w:r>
-      <w:r>
-        <w:rPr>
           <w:color w:val="000000" w:themeColor="text1"/>
           <w:lang w:val="en-GB" w:eastAsia="en-GB"/>
         </w:rPr>
-        <w:t xml:space="preserve">structure datasets and metabolic annotations from public sources such as </w:t>
+      </w:pPr>
+      <w:r>
+        <w:rPr>
+          <w:color w:val="000000" w:themeColor="text1"/>
+          <w:lang w:val="en-GB" w:eastAsia="en-GB"/>
+        </w:rPr>
+        <w:t xml:space="preserve">Apply ETL (Extract, Transform, Load) techniques to collect, clean, and preprocess molecular structure datasets and metabolic annotations from public sources such as </w:t>
       </w:r>
       <w:proofErr w:type="spellStart"/>
       <w:r>
@@ -6992,7 +7287,7 @@
           <w:lang w:val="en-GB" w:eastAsia="en-GB"/>
         </w:rPr>
       </w:pPr>
-      <w:bookmarkStart w:id="10" w:name="_Toc225621964"/>
+      <w:bookmarkStart w:id="10" w:name="_Toc225628537"/>
       <w:r>
         <w:rPr>
           <w:lang w:val="en-GB" w:eastAsia="en-GB"/>
@@ -7009,7 +7304,7 @@
           <w:lang w:val="en-GB"/>
         </w:rPr>
       </w:pPr>
-      <w:bookmarkStart w:id="11" w:name="_Toc225621965"/>
+      <w:bookmarkStart w:id="11" w:name="_Toc225628538"/>
       <w:proofErr w:type="spellStart"/>
       <w:r>
         <w:t>Reproducibility</w:t>
@@ -7094,14 +7389,12 @@
         </w:rPr>
         <w:t xml:space="preserve">All </w:t>
       </w:r>
-      <w:proofErr w:type="spellStart"/>
-      <w:r>
-        <w:rPr>
-          <w:lang w:val="en-GB"/>
-        </w:rPr>
-        <w:t>modeling</w:t>
-      </w:r>
-      <w:proofErr w:type="spellEnd"/>
+      <w:r>
+        <w:rPr>
+          <w:lang w:val="en-GB"/>
+        </w:rPr>
+        <w:t>modelling</w:t>
+      </w:r>
       <w:r>
         <w:rPr>
           <w:lang w:val="en-GB"/>
@@ -7126,7 +7419,6 @@
         <w:rPr>
           <w:lang w:val="en-GB"/>
         </w:rPr>
-        <w:lastRenderedPageBreak/>
         <w:t>All computational work was performed on local hardware</w:t>
       </w:r>
       <w:r>
@@ -7150,11 +7442,12 @@
           <w:lang w:val="en-GB" w:eastAsia="en-GB"/>
         </w:rPr>
       </w:pPr>
-      <w:bookmarkStart w:id="12" w:name="_Toc225621966"/>
-      <w:r>
-        <w:rPr>
-          <w:lang w:val="en-GB" w:eastAsia="en-GB"/>
-        </w:rPr>
+      <w:bookmarkStart w:id="12" w:name="_Toc225628539"/>
+      <w:r>
+        <w:rPr>
+          <w:lang w:val="en-GB" w:eastAsia="en-GB"/>
+        </w:rPr>
+        <w:lastRenderedPageBreak/>
         <w:t>Data Acquisition &amp; Management</w:t>
       </w:r>
       <w:bookmarkEnd w:id="12"/>
@@ -7417,7 +7710,7 @@
           <w:lang w:val="en-GB"/>
         </w:rPr>
       </w:pPr>
-      <w:bookmarkStart w:id="13" w:name="_Toc225621967"/>
+      <w:bookmarkStart w:id="13" w:name="_Toc225628540"/>
       <w:r>
         <w:t xml:space="preserve">Molecular </w:t>
       </w:r>
@@ -7829,14 +8122,20 @@
         <w:rPr>
           <w:lang w:val="en-GB"/>
         </w:rPr>
+        <w:t>Beyond traditional handcrafted fingerprints, recent advances in molecular machine learning have introduced embedding-based representations, in which molecules are mapped to continuous latent vectors learned from large chemical corpora.</w:t>
+      </w:r>
+      <w:r>
+        <w:rPr>
+          <w:lang w:val="en-GB"/>
+        </w:rPr>
+        <w:t xml:space="preserve"> Whereas Morgan fingerprints deterministically encode predefined substructural patterns through hashing, learned embeddings aim to capture higher-order </w:t>
+      </w:r>
+      <w:r>
+        <w:rPr>
+          <w:lang w:val="en-GB"/>
+        </w:rPr>
         <w:lastRenderedPageBreak/>
-        <w:t>Beyond traditional handcrafted fingerprints, recent advances in molecular machine learning have introduced embedding-based representations, in which molecules are mapped to continuous latent vectors learned from large chemical corpora.</w:t>
-      </w:r>
-      <w:r>
-        <w:rPr>
-          <w:lang w:val="en-GB"/>
-        </w:rPr>
-        <w:t xml:space="preserve"> Whereas Morgan fingerprints deterministically encode predefined substructural patterns through hashing, learned embeddings aim to capture higher-order chemical relationships, potentially reflecting subtle electronic, steric, or contextual dependencies that are not explicitly enumerated by fragment-based descriptors </w:t>
+        <w:t xml:space="preserve">chemical relationships, potentially reflecting subtle electronic, steric, or contextual dependencies that are not explicitly enumerated by fragment-based descriptors </w:t>
       </w:r>
       <w:sdt>
         <w:sdtPr>
@@ -8674,72 +8973,125 @@
     </w:p>
     <w:p>
       <w:pPr>
+        <w:keepNext/>
         <w:jc w:val="both"/>
-        <w:rPr>
-          <w:color w:val="EE0000"/>
-          <w:lang w:val="en-GB" w:eastAsia="en-GB"/>
+      </w:pPr>
+      <w:r>
+        <w:drawing>
+          <wp:inline distT="0" distB="0" distL="0" distR="0" wp14:anchorId="67CABC7F" wp14:editId="0F691490">
+            <wp:extent cx="5669915" cy="3187700"/>
+            <wp:effectExtent l="0" t="0" r="6985" b="0"/>
+            <wp:docPr id="524568271" name="Picture 1"/>
+            <wp:cNvGraphicFramePr>
+              <a:graphicFrameLocks xmlns:a="http://schemas.openxmlformats.org/drawingml/2006/main" noChangeAspect="1"/>
+            </wp:cNvGraphicFramePr>
+            <a:graphic xmlns:a="http://schemas.openxmlformats.org/drawingml/2006/main">
+              <a:graphicData uri="http://schemas.openxmlformats.org/drawingml/2006/picture">
+                <pic:pic xmlns:pic="http://schemas.openxmlformats.org/drawingml/2006/picture">
+                  <pic:nvPicPr>
+                    <pic:cNvPr id="524568271" name=""/>
+                    <pic:cNvPicPr/>
+                  </pic:nvPicPr>
+                  <pic:blipFill>
+                    <a:blip r:embed="rId19"/>
+                    <a:stretch>
+                      <a:fillRect/>
+                    </a:stretch>
+                  </pic:blipFill>
+                  <pic:spPr>
+                    <a:xfrm>
+                      <a:off x="0" y="0"/>
+                      <a:ext cx="5669915" cy="3187700"/>
+                    </a:xfrm>
+                    <a:prstGeom prst="rect">
+                      <a:avLst/>
+                    </a:prstGeom>
+                  </pic:spPr>
+                </pic:pic>
+              </a:graphicData>
+            </a:graphic>
+          </wp:inline>
+        </w:drawing>
+      </w:r>
+    </w:p>
+    <w:p>
+      <w:pPr>
+        <w:pStyle w:val="Caption"/>
+        <w:jc w:val="both"/>
+        <w:rPr>
+          <w:lang w:val="en-GB"/>
+        </w:rPr>
+      </w:pPr>
+      <w:r>
+        <w:rPr>
+          <w:lang w:val="en-GB"/>
+        </w:rPr>
+        <w:t xml:space="preserve">Figure </w:t>
+      </w:r>
+      <w:r>
+        <w:fldChar w:fldCharType="begin"/>
+      </w:r>
+      <w:r>
+        <w:rPr>
+          <w:lang w:val="en-GB"/>
+        </w:rPr>
+        <w:instrText xml:space="preserve"> SEQ Figure \* ARABIC </w:instrText>
+      </w:r>
+      <w:r>
+        <w:fldChar w:fldCharType="separate"/>
+      </w:r>
+      <w:r>
+        <w:rPr>
+          <w:noProof/>
+          <w:lang w:val="en-GB"/>
+        </w:rPr>
+        <w:t>2</w:t>
+      </w:r>
+      <w:r>
+        <w:fldChar w:fldCharType="end"/>
+      </w:r>
+      <w:r>
+        <w:t>.</w:t>
+      </w:r>
+      <w:r>
+        <w:rPr>
+          <w:lang w:val="en-GB"/>
+        </w:rPr>
+        <w:t xml:space="preserve"> </w:t>
+      </w:r>
+      <w:r>
+        <w:rPr>
+          <w:lang w:val="en-GB"/>
+        </w:rPr>
+        <w:t>Simplified schematic of molecular representation pipelines.</w:t>
+      </w:r>
+    </w:p>
+    <w:p>
+      <w:pPr>
+        <w:pStyle w:val="Caption"/>
+        <w:jc w:val="both"/>
+        <w:rPr>
+          <w:lang w:val="en-GB"/>
         </w:rPr>
       </w:pPr>
       <w:r>
         <w:rPr>
           <w:b/>
           <w:bCs/>
-          <w:color w:val="EE0000"/>
-          <w:lang w:val="en-GB" w:eastAsia="en-GB"/>
-        </w:rPr>
-        <w:t>Figure X.</w:t>
-      </w:r>
-      <w:r>
-        <w:rPr>
-          <w:color w:val="EE0000"/>
-          <w:lang w:val="en-GB" w:eastAsia="en-GB"/>
-        </w:rPr>
-        <w:t xml:space="preserve"> Schematic representation of Morgan fingerprint generation from a SMILES string vs embedding? U </w:t>
-      </w:r>
-      <w:proofErr w:type="spellStart"/>
-      <w:r>
-        <w:rPr>
-          <w:color w:val="EE0000"/>
-          <w:lang w:val="en-GB" w:eastAsia="en-GB"/>
-        </w:rPr>
-        <w:t>otra</w:t>
-      </w:r>
-      <w:proofErr w:type="spellEnd"/>
-      <w:r>
-        <w:rPr>
-          <w:color w:val="EE0000"/>
-          <w:lang w:val="en-GB" w:eastAsia="en-GB"/>
-        </w:rPr>
-        <w:t xml:space="preserve"> </w:t>
-      </w:r>
-      <w:proofErr w:type="spellStart"/>
-      <w:r>
-        <w:rPr>
-          <w:color w:val="EE0000"/>
-          <w:lang w:val="en-GB" w:eastAsia="en-GB"/>
-        </w:rPr>
-        <w:t>figura</w:t>
-      </w:r>
-      <w:proofErr w:type="spellEnd"/>
-      <w:r>
-        <w:rPr>
-          <w:color w:val="EE0000"/>
-          <w:lang w:val="en-GB" w:eastAsia="en-GB"/>
-        </w:rPr>
-        <w:t xml:space="preserve"> </w:t>
-      </w:r>
-      <w:proofErr w:type="spellStart"/>
-      <w:r>
-        <w:rPr>
-          <w:color w:val="EE0000"/>
-          <w:lang w:val="en-GB" w:eastAsia="en-GB"/>
-        </w:rPr>
-        <w:t>acorde</w:t>
-      </w:r>
-      <w:proofErr w:type="spellEnd"/>
+          <w:lang w:val="en-GB"/>
+        </w:rPr>
+        <w:t>(A)</w:t>
+      </w:r>
+      <w:r>
+        <w:rPr>
+          <w:lang w:val="en-GB"/>
+        </w:rPr>
+        <w:t xml:space="preserve"> Example molecule (ibuprofen) and its SMILES encoding.</w:t>
+      </w:r>
     </w:p>
     <w:p>
       <w:pPr>
+        <w:pStyle w:val="Caption"/>
         <w:jc w:val="both"/>
         <w:rPr>
           <w:lang w:val="en-GB"/>
@@ -8747,23 +9099,378 @@
       </w:pPr>
       <w:r>
         <w:rPr>
-          <w:lang w:val="en-GB"/>
-        </w:rPr>
-        <w:t>Binary fingerprints, and to a lesser extent count-based variants, represent molecules as collections of predefined substructures. While this strategy has proven highly effective in many QSAR applications, it ultimately reduces chemical space to a catalogue of fragments, potentially overlooking more subtle steric, electronic, or conformational effects that may influence enzymatic recognition. In the context of CYP450 metabolism, where substrate specificity depends not only on the presence of functional groups but also on their accessibility and surrounding environment, such simplification may limit the expressiveness of purely fragment-based descriptors.</w:t>
+          <w:b/>
+          <w:bCs/>
+          <w:lang w:val="en-GB"/>
+        </w:rPr>
+        <w:t>(B)</w:t>
+      </w:r>
+      <w:r>
+        <w:rPr>
+          <w:lang w:val="en-GB"/>
+        </w:rPr>
+        <w:t xml:space="preserve"> Illustration of ECFP6 generation, where circular substructures (radius = 3) are enumerated and hashed into a fixed-length vector</w:t>
+      </w:r>
+      <w:r>
+        <w:rPr>
+          <w:lang w:val="en-GB"/>
+        </w:rPr>
+        <w:t xml:space="preserve">. </w:t>
+      </w:r>
+      <w:r>
+        <w:rPr>
+          <w:lang w:val="en-GB"/>
+        </w:rPr>
+        <w:t>This results in a sparse, discrete representation capturing predefined molecular fragments.</w:t>
       </w:r>
     </w:p>
     <w:p>
       <w:pPr>
+        <w:pStyle w:val="Caption"/>
         <w:jc w:val="both"/>
         <w:rPr>
-          <w:lang w:val="en-GB"/>
-        </w:rPr>
-      </w:pPr>
-      <w:r>
-        <w:rPr>
-          <w:lang w:val="en-GB"/>
-        </w:rPr>
-        <w:t>Learned embeddings attempt to address this limitation by mapping molecules into dense continuous vector spaces, where structural similarity is inferred from patterns learned across large chemical corpora rather than from explicit substructure overlap. In principle, this allows chemically related molecules to occupy nearby regions in embedding space even when they do not share identical hashed fragments. However, the advantages of this approach are closely tied to data scale and model capacity; without sufficient training data, high-dimensional embeddings may fail to generalize and can underperform simpler, handcrafted representations.</w:t>
+          <w:rFonts w:ascii="Cambria Math" w:hAnsi="Cambria Math"/>
+          <w:lang w:val="en-GB"/>
+        </w:rPr>
+      </w:pPr>
+      <w:r>
+        <w:rPr>
+          <w:b/>
+          <w:bCs/>
+          <w:lang w:val="en-GB"/>
+        </w:rPr>
+        <w:lastRenderedPageBreak/>
+        <w:t>(C)</w:t>
+      </w:r>
+      <w:r>
+        <w:rPr>
+          <w:lang w:val="en-GB"/>
+        </w:rPr>
+        <w:t xml:space="preserve"> </w:t>
+      </w:r>
+      <w:r>
+        <w:rPr>
+          <w:lang w:val="en-GB"/>
+        </w:rPr>
+        <w:t>Learned molecular embedding approach</w:t>
+      </w:r>
+      <w:r>
+        <w:rPr>
+          <w:lang w:val="en-GB"/>
+        </w:rPr>
+        <w:t xml:space="preserve">. </w:t>
+      </w:r>
+      <w:r>
+        <w:rPr>
+          <w:lang w:val="en-GB"/>
+        </w:rPr>
+        <w:t xml:space="preserve">A molecular encoder </w:t>
+      </w:r>
+      <m:oMath>
+        <m:sSub>
+          <m:sSubPr>
+            <m:ctrlPr>
+              <w:rPr>
+                <w:rFonts w:ascii="Cambria Math" w:hAnsi="Cambria Math"/>
+              </w:rPr>
+            </m:ctrlPr>
+          </m:sSubPr>
+          <m:e>
+            <m:r>
+              <w:rPr>
+                <w:rFonts w:ascii="Cambria Math" w:hAnsi="Cambria Math"/>
+              </w:rPr>
+              <m:t>f</m:t>
+            </m:r>
+          </m:e>
+          <m:sub>
+            <m:r>
+              <w:rPr>
+                <w:rFonts w:ascii="Cambria Math" w:hAnsi="Cambria Math"/>
+              </w:rPr>
+              <m:t>θ</m:t>
+            </m:r>
+          </m:sub>
+        </m:sSub>
+      </m:oMath>
+      <w:r>
+        <w:rPr>
+          <w:lang w:val="en-GB"/>
+        </w:rPr>
+        <w:t xml:space="preserve"> </w:t>
+      </w:r>
+      <w:r>
+        <w:rPr>
+          <w:lang w:val="en-GB"/>
+        </w:rPr>
+        <w:t xml:space="preserve">is trained on a large chemical database through a general representation learning process. Given a new molecule (e.g., ibuprofen), its SMILES string is tokenized and converted into a sequence of embeddings </w:t>
+      </w:r>
+      <m:oMath>
+        <m:r>
+          <w:rPr>
+            <w:rFonts w:ascii="Cambria Math" w:hAnsi="Cambria Math"/>
+          </w:rPr>
+          <m:t>x</m:t>
+        </m:r>
+        <m:r>
+          <w:rPr>
+            <w:rFonts w:ascii="Cambria Math" w:hAnsi="Cambria Math"/>
+            <w:lang w:val="en-GB"/>
+          </w:rPr>
+          <m:t>=(</m:t>
+        </m:r>
+        <m:r>
+          <w:rPr>
+            <w:rFonts w:ascii="Cambria Math" w:hAnsi="Cambria Math"/>
+          </w:rPr>
+          <m:t>e</m:t>
+        </m:r>
+        <m:r>
+          <w:rPr>
+            <w:rFonts w:ascii="Cambria Math" w:hAnsi="Cambria Math"/>
+            <w:lang w:val="en-GB"/>
+          </w:rPr>
+          <m:t>(</m:t>
+        </m:r>
+        <m:sSub>
+          <m:sSubPr>
+            <m:ctrlPr>
+              <w:rPr>
+                <w:rFonts w:ascii="Cambria Math" w:hAnsi="Cambria Math"/>
+              </w:rPr>
+            </m:ctrlPr>
+          </m:sSubPr>
+          <m:e>
+            <m:r>
+              <w:rPr>
+                <w:rFonts w:ascii="Cambria Math" w:hAnsi="Cambria Math"/>
+              </w:rPr>
+              <m:t>t</m:t>
+            </m:r>
+          </m:e>
+          <m:sub>
+            <m:r>
+              <w:rPr>
+                <w:rFonts w:ascii="Cambria Math" w:hAnsi="Cambria Math"/>
+                <w:lang w:val="en-GB"/>
+              </w:rPr>
+              <m:t>1</m:t>
+            </m:r>
+          </m:sub>
+        </m:sSub>
+        <m:r>
+          <w:rPr>
+            <w:rFonts w:ascii="Cambria Math" w:hAnsi="Cambria Math"/>
+            <w:lang w:val="en-GB"/>
+          </w:rPr>
+          <m:t>),</m:t>
+        </m:r>
+        <m:r>
+          <w:rPr>
+            <w:rFonts w:ascii="Cambria Math" w:hAnsi="Cambria Math"/>
+          </w:rPr>
+          <m:t>e</m:t>
+        </m:r>
+        <m:r>
+          <w:rPr>
+            <w:rFonts w:ascii="Cambria Math" w:hAnsi="Cambria Math"/>
+            <w:lang w:val="en-GB"/>
+          </w:rPr>
+          <m:t>(</m:t>
+        </m:r>
+        <m:sSub>
+          <m:sSubPr>
+            <m:ctrlPr>
+              <w:rPr>
+                <w:rFonts w:ascii="Cambria Math" w:hAnsi="Cambria Math"/>
+              </w:rPr>
+            </m:ctrlPr>
+          </m:sSubPr>
+          <m:e>
+            <m:r>
+              <w:rPr>
+                <w:rFonts w:ascii="Cambria Math" w:hAnsi="Cambria Math"/>
+              </w:rPr>
+              <m:t>t</m:t>
+            </m:r>
+          </m:e>
+          <m:sub>
+            <m:r>
+              <w:rPr>
+                <w:rFonts w:ascii="Cambria Math" w:hAnsi="Cambria Math"/>
+                <w:lang w:val="en-GB"/>
+              </w:rPr>
+              <m:t>2</m:t>
+            </m:r>
+          </m:sub>
+        </m:sSub>
+        <m:r>
+          <w:rPr>
+            <w:rFonts w:ascii="Cambria Math" w:hAnsi="Cambria Math"/>
+            <w:lang w:val="en-GB"/>
+          </w:rPr>
+          <m:t>),…,</m:t>
+        </m:r>
+        <m:r>
+          <w:rPr>
+            <w:rFonts w:ascii="Cambria Math" w:hAnsi="Cambria Math"/>
+          </w:rPr>
+          <m:t>e</m:t>
+        </m:r>
+        <m:r>
+          <w:rPr>
+            <w:rFonts w:ascii="Cambria Math" w:hAnsi="Cambria Math"/>
+            <w:lang w:val="en-GB"/>
+          </w:rPr>
+          <m:t>(</m:t>
+        </m:r>
+        <m:sSub>
+          <m:sSubPr>
+            <m:ctrlPr>
+              <w:rPr>
+                <w:rFonts w:ascii="Cambria Math" w:hAnsi="Cambria Math"/>
+              </w:rPr>
+            </m:ctrlPr>
+          </m:sSubPr>
+          <m:e>
+            <m:r>
+              <w:rPr>
+                <w:rFonts w:ascii="Cambria Math" w:hAnsi="Cambria Math"/>
+              </w:rPr>
+              <m:t>t</m:t>
+            </m:r>
+          </m:e>
+          <m:sub>
+            <m:r>
+              <w:rPr>
+                <w:rFonts w:ascii="Cambria Math" w:hAnsi="Cambria Math"/>
+              </w:rPr>
+              <m:t>n</m:t>
+            </m:r>
+          </m:sub>
+        </m:sSub>
+        <m:r>
+          <w:rPr>
+            <w:rFonts w:ascii="Cambria Math" w:hAnsi="Cambria Math"/>
+            <w:lang w:val="en-GB"/>
+          </w:rPr>
+          <m:t>))</m:t>
+        </m:r>
+      </m:oMath>
+      <w:r>
+        <w:rPr>
+          <w:lang w:val="en-GB"/>
+        </w:rPr>
+        <w:t xml:space="preserve">, which is then processed by the encoder to produce a continuous vector </w:t>
+      </w:r>
+      <m:oMath>
+        <m:r>
+          <w:rPr>
+            <w:rFonts w:ascii="Cambria Math" w:hAnsi="Cambria Math"/>
+          </w:rPr>
+          <m:t>z</m:t>
+        </m:r>
+        <m:r>
+          <w:rPr>
+            <w:rFonts w:ascii="Cambria Math" w:hAnsi="Cambria Math"/>
+            <w:lang w:val="en-GB"/>
+          </w:rPr>
+          <m:t>=</m:t>
+        </m:r>
+        <m:sSub>
+          <m:sSubPr>
+            <m:ctrlPr>
+              <w:rPr>
+                <w:rFonts w:ascii="Cambria Math" w:hAnsi="Cambria Math"/>
+              </w:rPr>
+            </m:ctrlPr>
+          </m:sSubPr>
+          <m:e>
+            <m:r>
+              <w:rPr>
+                <w:rFonts w:ascii="Cambria Math" w:hAnsi="Cambria Math"/>
+              </w:rPr>
+              <m:t>f</m:t>
+            </m:r>
+          </m:e>
+          <m:sub>
+            <m:r>
+              <w:rPr>
+                <w:rFonts w:ascii="Cambria Math" w:hAnsi="Cambria Math"/>
+              </w:rPr>
+              <m:t>θ</m:t>
+            </m:r>
+          </m:sub>
+        </m:sSub>
+        <m:r>
+          <w:rPr>
+            <w:rFonts w:ascii="Cambria Math" w:hAnsi="Cambria Math"/>
+            <w:lang w:val="en-GB"/>
+          </w:rPr>
+          <m:t>(</m:t>
+        </m:r>
+        <m:r>
+          <w:rPr>
+            <w:rFonts w:ascii="Cambria Math" w:hAnsi="Cambria Math"/>
+          </w:rPr>
+          <m:t>x</m:t>
+        </m:r>
+        <m:r>
+          <w:rPr>
+            <w:rFonts w:ascii="Cambria Math" w:hAnsi="Cambria Math"/>
+            <w:lang w:val="en-GB"/>
+          </w:rPr>
+          <m:t>)∈</m:t>
+        </m:r>
+        <m:sSup>
+          <m:sSupPr>
+            <m:ctrlPr>
+              <w:rPr>
+                <w:rFonts w:ascii="Cambria Math" w:hAnsi="Cambria Math"/>
+              </w:rPr>
+            </m:ctrlPr>
+          </m:sSupPr>
+          <m:e>
+            <m:r>
+              <m:rPr>
+                <m:scr m:val="double-struck"/>
+              </m:rPr>
+              <w:rPr>
+                <w:rFonts w:ascii="Cambria Math" w:hAnsi="Cambria Math"/>
+                <w:lang w:val="en-GB"/>
+              </w:rPr>
+              <m:t>R</m:t>
+            </m:r>
+          </m:e>
+          <m:sup>
+            <m:r>
+              <w:rPr>
+                <w:rFonts w:ascii="Cambria Math" w:hAnsi="Cambria Math"/>
+              </w:rPr>
+              <m:t>k</m:t>
+            </m:r>
+          </m:sup>
+        </m:sSup>
+      </m:oMath>
+      <w:r>
+        <w:rPr>
+          <w:lang w:val="en-GB"/>
+        </w:rPr>
+        <w:t xml:space="preserve">. This vector defines the position of the molecule within a learned </w:t>
+      </w:r>
+      <m:oMath>
+        <m:r>
+          <w:rPr>
+            <w:rFonts w:ascii="Cambria Math" w:hAnsi="Cambria Math"/>
+          </w:rPr>
+          <m:t>k</m:t>
+        </m:r>
+      </m:oMath>
+      <w:r>
+        <w:rPr>
+          <w:lang w:val="en-GB"/>
+        </w:rPr>
+        <w:t>-dimensional latent space, where proximity between points reflects similarity in the encoded molecular features.</w:t>
       </w:r>
     </w:p>
     <w:p>
@@ -8777,7 +9484,34 @@
         <w:rPr>
           <w:lang w:val="en-GB"/>
         </w:rPr>
-        <w:lastRenderedPageBreak/>
+        <w:t>Binary fingerprints, and to a lesser extent count-based variants, represent molecules as collections of predefined substructures. While this strategy has proven highly effective in many QSAR applications, it ultimately reduces chemical space to a catalogue of fragments, potentially overlooking more subtle steric, electronic, or conformational effects that may influence enzymatic recognition. In the context of CYP450 metabolism, where substrate specificity depends not only on the presence of functional groups but also on their accessibility and surrounding environment, such simplification may limit the expressiveness of purely fragment-based descriptors.</w:t>
+      </w:r>
+    </w:p>
+    <w:p>
+      <w:pPr>
+        <w:jc w:val="both"/>
+        <w:rPr>
+          <w:lang w:val="en-GB"/>
+        </w:rPr>
+      </w:pPr>
+      <w:r>
+        <w:rPr>
+          <w:lang w:val="en-GB"/>
+        </w:rPr>
+        <w:t>Learned embeddings attempt to address this limitation by mapping molecules into dense continuous vector spaces, where structural similarity is inferred from patterns learned across large chemical corpora rather than from explicit substructure overlap. In principle, this allows chemically related molecules to occupy nearby regions in embedding space even when they do not share identical hashed fragments. However, the advantages of this approach are closely tied to data scale and model capacity; without sufficient training data, high-dimensional embeddings may fail to generalize and can underperform simpler, handcrafted representations.</w:t>
+      </w:r>
+    </w:p>
+    <w:p>
+      <w:pPr>
+        <w:jc w:val="both"/>
+        <w:rPr>
+          <w:lang w:val="en-GB"/>
+        </w:rPr>
+      </w:pPr>
+      <w:r>
+        <w:rPr>
+          <w:lang w:val="en-GB"/>
+        </w:rPr>
         <w:t xml:space="preserve">Within embedding methodologies, an important distinction arises between static and contextualized representations. Static embeddings assign a fixed vector to each molecular fragment or token, meaning that a given substructure is represented identically regardless of its chemical environment. </w:t>
       </w:r>
       <w:r>
@@ -8927,7 +9661,7 @@
       <w:bookmarkStart w:id="15" w:name="_Ref225619424"/>
       <w:bookmarkStart w:id="16" w:name="_Ref225619429"/>
       <w:bookmarkStart w:id="17" w:name="_Ref225619445"/>
-      <w:bookmarkStart w:id="18" w:name="_Toc225621968"/>
+      <w:bookmarkStart w:id="18" w:name="_Toc225628541"/>
       <w:r>
         <w:rPr>
           <w:lang w:val="en-GB"/>
@@ -9060,7 +9794,14 @@
         <w:rPr>
           <w:lang w:val="en-GB"/>
         </w:rPr>
-        <w:t>e SMILES is practical and widely adopted, it is not a canonical encoding by default and can admit multiple valid strings for the same molecule. In contrast, InChI provides a standardized, hierarchical, and deterministic representation designed to uniquely describe molecular connectivity an</w:t>
+        <w:t xml:space="preserve">e SMILES is practical and widely adopted, it is not a canonical encoding by default and can admit multiple valid strings for the same molecule. In contrast, InChI provides a standardized, hierarchical, </w:t>
+      </w:r>
+      <w:r>
+        <w:rPr>
+          <w:lang w:val="en-GB"/>
+        </w:rPr>
+        <w:lastRenderedPageBreak/>
+        <w:t>and deterministic representation designed to uniquely describe molecular connectivity an</w:t>
       </w:r>
       <w:r>
         <w:rPr>
@@ -9343,14 +10084,7 @@
         <w:rPr>
           <w:lang w:val="en-GB"/>
         </w:rPr>
-        <w:t xml:space="preserve">No metabolic annotations or downstream labels were used at </w:t>
-      </w:r>
-      <w:r>
-        <w:rPr>
-          <w:lang w:val="en-GB"/>
-        </w:rPr>
-        <w:lastRenderedPageBreak/>
-        <w:t>this stage.</w:t>
+        <w:t>No metabolic annotations or downstream labels were used at this stage.</w:t>
       </w:r>
       <w:r>
         <w:rPr>
@@ -9700,7 +10434,14 @@
         <w:rPr>
           <w:lang w:val="en-GB"/>
         </w:rPr>
-        <w:t xml:space="preserve"> performance, but to obtain a structurally meaningful encoder within the practical time and hardware constraints of the project. Consequently, this model should be interpreted as a lightweight, domain-specific pretraining experiment rather than a large-scale foundation model comparable to industrial pretrained systems.</w:t>
+        <w:t xml:space="preserve"> performance, but to obtain a structurally meaningful encoder within the practical time and </w:t>
+      </w:r>
+      <w:r>
+        <w:rPr>
+          <w:lang w:val="en-GB"/>
+        </w:rPr>
+        <w:lastRenderedPageBreak/>
+        <w:t>hardware constraints of the project. Consequently, this model should be interpreted as a lightweight, domain-specific pretraining experiment rather than a large-scale foundation model comparable to industrial pretrained systems.</w:t>
       </w:r>
     </w:p>
     <w:p>
@@ -9913,14 +10654,7 @@
         <w:rPr>
           <w:lang w:val="en-GB"/>
         </w:rPr>
-        <w:t xml:space="preserve">Although </w:t>
-      </w:r>
-      <w:r>
-        <w:rPr>
-          <w:lang w:val="en-GB"/>
-        </w:rPr>
-        <w:lastRenderedPageBreak/>
-        <w:t>widely adopted in transformer training, reduced-precision arithmetic introduces minor numerical approximations compared to full 32-bit computation.</w:t>
+        <w:t>Although widely adopted in transformer training, reduced-precision arithmetic introduces minor numerical approximations compared to full 32-bit computation.</w:t>
       </w:r>
     </w:p>
     <w:p>
@@ -10044,7 +10778,7 @@
           <w:lang w:val="en-GB"/>
         </w:rPr>
       </w:pPr>
-      <w:bookmarkStart w:id="19" w:name="_Toc225621969"/>
+      <w:bookmarkStart w:id="19" w:name="_Toc225628542"/>
       <w:r>
         <w:t xml:space="preserve">Predictive </w:t>
       </w:r>
@@ -10100,6 +10834,7 @@
         <w:rPr>
           <w:lang w:val="en-GB"/>
         </w:rPr>
+        <w:lastRenderedPageBreak/>
         <w:t>Metrics</w:t>
       </w:r>
     </w:p>
@@ -10126,7 +10861,7 @@
           <w:lang w:val="en-GB" w:eastAsia="en-GB"/>
         </w:rPr>
       </w:pPr>
-      <w:bookmarkStart w:id="20" w:name="_Toc225621970"/>
+      <w:bookmarkStart w:id="20" w:name="_Toc225628543"/>
       <w:r>
         <w:rPr>
           <w:lang w:val="en-GB" w:eastAsia="en-GB"/>
@@ -10143,7 +10878,7 @@
           <w:lang w:val="en-GB" w:eastAsia="en-GB"/>
         </w:rPr>
       </w:pPr>
-      <w:bookmarkStart w:id="21" w:name="_Toc225621971"/>
+      <w:bookmarkStart w:id="21" w:name="_Toc225628544"/>
       <w:r>
         <w:rPr>
           <w:lang w:val="en-GB" w:eastAsia="en-GB"/>
@@ -10171,7 +10906,7 @@
           <w:lang w:val="en-GB" w:eastAsia="en-GB"/>
         </w:rPr>
       </w:pPr>
-      <w:bookmarkStart w:id="22" w:name="_Toc225621972"/>
+      <w:bookmarkStart w:id="22" w:name="_Toc225628545"/>
       <w:r>
         <w:rPr>
           <w:lang w:val="en-GB" w:eastAsia="en-GB"/>
@@ -10392,7 +11127,6 @@
           <w:noProof/>
           <w:lang w:val="en-GB" w:eastAsia="en-GB"/>
         </w:rPr>
-        <w:lastRenderedPageBreak/>
         <w:drawing>
           <wp:inline distT="0" distB="0" distL="0" distR="0" wp14:anchorId="4D630101" wp14:editId="2740E485">
             <wp:extent cx="5669915" cy="2606040"/>
@@ -10409,7 +11143,7 @@
                     <pic:cNvPicPr/>
                   </pic:nvPicPr>
                   <pic:blipFill>
-                    <a:blip r:embed="rId19"/>
+                    <a:blip r:embed="rId20"/>
                     <a:stretch>
                       <a:fillRect/>
                     </a:stretch>
@@ -10439,6 +11173,7 @@
         </w:rPr>
       </w:pPr>
       <w:bookmarkStart w:id="23" w:name="_Ref225621380"/>
+      <w:bookmarkStart w:id="24" w:name="_Toc225628515"/>
       <w:r>
         <w:rPr>
           <w:lang w:val="en-GB"/>
@@ -10462,13 +11197,16 @@
           <w:noProof/>
           <w:lang w:val="en-GB"/>
         </w:rPr>
-        <w:t>2</w:t>
+        <w:t>3</w:t>
       </w:r>
       <w:r>
         <w:fldChar w:fldCharType="end"/>
       </w:r>
       <w:bookmarkEnd w:id="23"/>
       <w:r>
+        <w:t>.</w:t>
+      </w:r>
+      <w:r>
         <w:rPr>
           <w:lang w:val="en-GB"/>
         </w:rPr>
@@ -10480,6 +11218,7 @@
         </w:rPr>
         <w:t>Summary statistics of the SMILES-to-InChI conversion process, including total processed molecules, number of successful and failed conversions, overall success rate, and execution time.</w:t>
       </w:r>
+      <w:bookmarkEnd w:id="24"/>
     </w:p>
     <w:p>
       <w:pPr>
@@ -10488,14 +11227,14 @@
           <w:lang w:val="en-GB" w:eastAsia="en-GB"/>
         </w:rPr>
       </w:pPr>
-      <w:bookmarkStart w:id="24" w:name="_Toc225621973"/>
+      <w:bookmarkStart w:id="25" w:name="_Toc225628546"/>
       <w:r>
         <w:rPr>
           <w:lang w:val="en-GB" w:eastAsia="en-GB"/>
         </w:rPr>
         <w:t>Metabolism-related Database</w:t>
       </w:r>
-      <w:bookmarkEnd w:id="24"/>
+      <w:bookmarkEnd w:id="25"/>
     </w:p>
     <w:p>
       <w:pPr>
@@ -10643,6 +11382,7 @@
         <w:rPr>
           <w:lang w:val="en-GB" w:eastAsia="en-GB"/>
         </w:rPr>
+        <w:lastRenderedPageBreak/>
         <w:t>“CYPs”: List of all the cytochromes that metabolize it.</w:t>
       </w:r>
     </w:p>
@@ -10824,7 +11564,6 @@
           <w:noProof/>
           <w:lang w:val="en-GB" w:eastAsia="en-GB"/>
         </w:rPr>
-        <w:lastRenderedPageBreak/>
         <mc:AlternateContent>
           <mc:Choice Requires="wpg">
             <w:drawing>
@@ -10999,7 +11738,7 @@
                           </pic:cNvPicPr>
                         </pic:nvPicPr>
                         <pic:blipFill rotWithShape="1">
-                          <a:blip r:embed="rId20">
+                          <a:blip r:embed="rId21">
                             <a:extLst>
                               <a:ext uri="{28A0092B-C50C-407E-A947-70E740481C1C}">
                                 <a14:useLocalDpi xmlns:a14="http://schemas.microsoft.com/office/drawing/2010/main" val="0"/>
@@ -11037,7 +11776,7 @@
                           </pic:cNvPicPr>
                         </pic:nvPicPr>
                         <pic:blipFill rotWithShape="1">
-                          <a:blip r:embed="rId21">
+                          <a:blip r:embed="rId22">
                             <a:extLst>
                               <a:ext uri="{28A0092B-C50C-407E-A947-70E740481C1C}">
                                 <a14:useLocalDpi xmlns:a14="http://schemas.microsoft.com/office/drawing/2010/main" val="0"/>
@@ -11201,10 +11940,10 @@
                   </v:textbox>
                 </v:shape>
                 <v:shape id="Picture 1" o:spid="_x0000_s1028" type="#_x0000_t75" alt="A screenshot of a computer screen&#10;&#10;AI-generated content may be incorrect." style="position:absolute;top:2459;width:16446;height:14478;visibility:visible;mso-wrap-style:square" o:gfxdata="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">
-                  <v:imagedata r:id="rId22" o:title="A screenshot of a computer screen&#10;&#10;AI-generated content may be incorrect" croptop="-1f" cropbottom="2168f" cropright="4014f"/>
+                  <v:imagedata r:id="rId23" o:title="A screenshot of a computer screen&#10;&#10;AI-generated content may be incorrect" croptop="-1f" cropbottom="2168f" cropright="4014f"/>
                 </v:shape>
                 <v:shape id="Picture 1" o:spid="_x0000_s1029" type="#_x0000_t75" alt="A screen shot of a number&#10;&#10;AI-generated content may be incorrect." style="position:absolute;left:17897;top:2459;width:9014;height:14478;visibility:visible;mso-wrap-style:square" o:gfxdata="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">
-                  <v:imagedata r:id="rId23" o:title="A screen shot of a number&#10;&#10;AI-generated content may be incorrect" cropleft="29127f"/>
+                  <v:imagedata r:id="rId24" o:title="A screen shot of a number&#10;&#10;AI-generated content may be incorrect" cropleft="29127f"/>
                 </v:shape>
                 <w10:wrap type="square"/>
               </v:group>
@@ -11263,9 +12002,9 @@
                                 <w:lang w:val="en-GB"/>
                               </w:rPr>
                             </w:pPr>
-                            <w:bookmarkStart w:id="25" w:name="_Ref223455572"/>
-                            <w:bookmarkStart w:id="26" w:name="_Toc222319992"/>
+                            <w:bookmarkStart w:id="26" w:name="_Ref223455572"/>
                             <w:bookmarkStart w:id="27" w:name="_Ref223455489"/>
+                            <w:bookmarkStart w:id="28" w:name="_Toc225628516"/>
                             <w:r>
                               <w:rPr>
                                 <w:lang w:val="en-GB"/>
@@ -11289,12 +12028,15 @@
                                 <w:noProof/>
                                 <w:lang w:val="en-GB"/>
                               </w:rPr>
-                              <w:t>3</w:t>
+                              <w:t>4</w:t>
                             </w:r>
                             <w:r>
                               <w:fldChar w:fldCharType="end"/>
                             </w:r>
-                            <w:bookmarkEnd w:id="25"/>
+                            <w:bookmarkEnd w:id="26"/>
+                            <w:r>
+                              <w:t>.</w:t>
+                            </w:r>
                             <w:r>
                               <w:rPr>
                                 <w:lang w:val="en-GB"/>
@@ -11383,8 +12125,8 @@
                               </w:rPr>
                               <w:t>: Nº of appearances )</w:t>
                             </w:r>
-                            <w:bookmarkEnd w:id="26"/>
                             <w:bookmarkEnd w:id="27"/>
+                            <w:bookmarkEnd w:id="28"/>
                           </w:p>
                         </w:txbxContent>
                       </wps:txbx>
@@ -11418,9 +12160,9 @@
                           <w:lang w:val="en-GB"/>
                         </w:rPr>
                       </w:pPr>
-                      <w:bookmarkStart w:id="28" w:name="_Ref223455572"/>
-                      <w:bookmarkStart w:id="29" w:name="_Toc222319992"/>
+                      <w:bookmarkStart w:id="29" w:name="_Ref223455572"/>
                       <w:bookmarkStart w:id="30" w:name="_Ref223455489"/>
+                      <w:bookmarkStart w:id="31" w:name="_Toc225628516"/>
                       <w:r>
                         <w:rPr>
                           <w:lang w:val="en-GB"/>
@@ -11444,12 +12186,15 @@
                           <w:noProof/>
                           <w:lang w:val="en-GB"/>
                         </w:rPr>
-                        <w:t>3</w:t>
+                        <w:t>4</w:t>
                       </w:r>
                       <w:r>
                         <w:fldChar w:fldCharType="end"/>
                       </w:r>
-                      <w:bookmarkEnd w:id="28"/>
+                      <w:bookmarkEnd w:id="29"/>
+                      <w:r>
+                        <w:t>.</w:t>
+                      </w:r>
                       <w:r>
                         <w:rPr>
                           <w:lang w:val="en-GB"/>
@@ -11538,8 +12283,8 @@
                         </w:rPr>
                         <w:t>: Nº of appearances )</w:t>
                       </w:r>
-                      <w:bookmarkEnd w:id="29"/>
                       <w:bookmarkEnd w:id="30"/>
+                      <w:bookmarkEnd w:id="31"/>
                     </w:p>
                   </w:txbxContent>
                 </v:textbox>
@@ -11858,14 +12603,14 @@
           <w:lang w:val="en-GB" w:eastAsia="en-GB"/>
         </w:rPr>
       </w:pPr>
-      <w:bookmarkStart w:id="31" w:name="_Toc225621974"/>
+      <w:bookmarkStart w:id="32" w:name="_Toc225628547"/>
       <w:r>
         <w:rPr>
           <w:lang w:val="en-GB" w:eastAsia="en-GB"/>
         </w:rPr>
         <w:t>Data source description</w:t>
       </w:r>
-      <w:bookmarkEnd w:id="31"/>
+      <w:bookmarkEnd w:id="32"/>
     </w:p>
     <w:p>
       <w:pPr>
@@ -12106,7 +12851,14 @@
         <w:rPr>
           <w:lang w:val="en-GB" w:eastAsia="en-GB"/>
         </w:rPr>
-        <w:t xml:space="preserve"> It is a manually curated, freely accessible database that provides comprehensive bioactivity data for drug-like compounds. It integrates chemical, biological, and pharmacological information, covering from compound structures to bioactivity measurements against biological targets. The data is primarily extracted from the primary medicinal chemistry literature.</w:t>
+        <w:t xml:space="preserve"> It is a manually curated, freely accessible database that provides comprehensive bioactivity data for drug-like compounds. It integrates chemical, biological, </w:t>
+      </w:r>
+      <w:r>
+        <w:rPr>
+          <w:lang w:val="en-GB" w:eastAsia="en-GB"/>
+        </w:rPr>
+        <w:lastRenderedPageBreak/>
+        <w:t>and pharmacological information, covering from compound structures to bioactivity measurements against biological targets. The data is primarily extracted from the primary medicinal chemistry literature.</w:t>
       </w:r>
       <w:r>
         <w:rPr>
@@ -12143,28 +12895,12 @@
           <w:lang w:val="en-GB" w:eastAsia="en-GB"/>
         </w:rPr>
       </w:pPr>
-      <w:bookmarkStart w:id="32" w:name="_Toc225621975"/>
+      <w:bookmarkStart w:id="33" w:name="_Toc225628548"/>
       <w:r>
         <w:rPr>
           <w:lang w:val="en-GB" w:eastAsia="en-GB"/>
         </w:rPr>
         <w:t>Exploratory data analysis (EDA)</w:t>
-      </w:r>
-      <w:bookmarkEnd w:id="32"/>
-    </w:p>
-    <w:p>
-      <w:pPr>
-        <w:pStyle w:val="Heading3"/>
-        <w:rPr>
-          <w:lang w:val="en-GB" w:eastAsia="en-GB"/>
-        </w:rPr>
-      </w:pPr>
-      <w:bookmarkStart w:id="33" w:name="_Toc225621976"/>
-      <w:r>
-        <w:rPr>
-          <w:lang w:val="en-GB" w:eastAsia="en-GB"/>
-        </w:rPr>
-        <w:t>InChI Database EDA</w:t>
       </w:r>
       <w:bookmarkEnd w:id="33"/>
     </w:p>
@@ -12175,17 +12911,33 @@
           <w:lang w:val="en-GB" w:eastAsia="en-GB"/>
         </w:rPr>
       </w:pPr>
-      <w:bookmarkStart w:id="34" w:name="_Toc225621977"/>
-      <w:r>
-        <w:rPr>
-          <w:lang w:val="en-GB" w:eastAsia="en-GB"/>
-        </w:rPr>
-        <w:t>Metabolism-related Database EDA</w:t>
+      <w:bookmarkStart w:id="34" w:name="_Toc225628549"/>
+      <w:r>
+        <w:rPr>
+          <w:lang w:val="en-GB" w:eastAsia="en-GB"/>
+        </w:rPr>
+        <w:t>InChI Database EDA</w:t>
       </w:r>
       <w:bookmarkEnd w:id="34"/>
     </w:p>
     <w:p>
       <w:pPr>
+        <w:pStyle w:val="Heading3"/>
+        <w:rPr>
+          <w:lang w:val="en-GB" w:eastAsia="en-GB"/>
+        </w:rPr>
+      </w:pPr>
+      <w:bookmarkStart w:id="35" w:name="_Toc225628550"/>
+      <w:r>
+        <w:rPr>
+          <w:lang w:val="en-GB" w:eastAsia="en-GB"/>
+        </w:rPr>
+        <w:t>Metabolism-related Database EDA</w:t>
+      </w:r>
+      <w:bookmarkEnd w:id="35"/>
+    </w:p>
+    <w:p>
+      <w:pPr>
         <w:jc w:val="both"/>
         <w:rPr>
           <w:lang w:val="en-GB" w:eastAsia="en-GB"/>
@@ -12197,7 +12949,7 @@
         </w:rPr>
         <w:t xml:space="preserve">Benchmark predictor: </w:t>
       </w:r>
-      <w:hyperlink r:id="rId24" w:history="1">
+      <w:hyperlink r:id="rId25" w:history="1">
         <w:r>
           <w:rPr>
             <w:rStyle w:val="Hyperlink"/>
@@ -12214,14 +12966,14 @@
           <w:lang w:val="en-GB" w:eastAsia="en-GB"/>
         </w:rPr>
       </w:pPr>
-      <w:bookmarkStart w:id="35" w:name="_Toc225621978"/>
+      <w:bookmarkStart w:id="36" w:name="_Toc225628551"/>
       <w:r>
         <w:rPr>
           <w:lang w:val="en-GB" w:eastAsia="en-GB"/>
         </w:rPr>
         <w:t>Data Preprocessing</w:t>
       </w:r>
-      <w:bookmarkEnd w:id="35"/>
+      <w:bookmarkEnd w:id="36"/>
       <w:r>
         <w:rPr>
           <w:lang w:val="en-GB" w:eastAsia="en-GB"/>
@@ -12259,14 +13011,7 @@
         <w:rPr>
           <w:lang w:val="en-GB" w:eastAsia="en-GB"/>
         </w:rPr>
-        <w:t xml:space="preserve"> metabolism dataset (1,368 compounds), where molecular structures are encoded into numerical representations for machine </w:t>
-      </w:r>
-      <w:r>
-        <w:rPr>
-          <w:lang w:val="en-GB" w:eastAsia="en-GB"/>
-        </w:rPr>
-        <w:lastRenderedPageBreak/>
-        <w:t>learning. All feature matrices generated in the following subsections are derived from this same set of compounds.</w:t>
+        <w:t xml:space="preserve"> metabolism dataset (1,368 compounds), where molecular structures are encoded into numerical representations for machine learning. All feature matrices generated in the following subsections are derived from this same set of compounds.</w:t>
       </w:r>
     </w:p>
     <w:p>
@@ -12276,14 +13021,14 @@
           <w:lang w:val="en-GB" w:eastAsia="en-GB"/>
         </w:rPr>
       </w:pPr>
-      <w:bookmarkStart w:id="36" w:name="_Toc225621979"/>
+      <w:bookmarkStart w:id="37" w:name="_Toc225628552"/>
       <w:r>
         <w:rPr>
           <w:lang w:val="en-GB" w:eastAsia="en-GB"/>
         </w:rPr>
         <w:t>Molecular Fingerprint Generation Using Morgan Algorithm</w:t>
       </w:r>
-      <w:bookmarkEnd w:id="36"/>
+      <w:bookmarkEnd w:id="37"/>
     </w:p>
     <w:p>
       <w:pPr>
@@ -12595,6 +13340,7 @@
           <w:noProof/>
           <w:lang w:eastAsia="en-GB"/>
         </w:rPr>
+        <w:lastRenderedPageBreak/>
         <w:drawing>
           <wp:inline distT="0" distB="0" distL="0" distR="0" wp14:anchorId="4FABEC5C" wp14:editId="032BD9BD">
             <wp:extent cx="5669915" cy="1516380"/>
@@ -12611,7 +13357,7 @@
                     <pic:cNvPicPr/>
                   </pic:nvPicPr>
                   <pic:blipFill>
-                    <a:blip r:embed="rId25"/>
+                    <a:blip r:embed="rId26"/>
                     <a:stretch>
                       <a:fillRect/>
                     </a:stretch>
@@ -12642,7 +13388,7 @@
           <w:lang w:val="en-GB" w:eastAsia="en-GB"/>
         </w:rPr>
       </w:pPr>
-      <w:bookmarkStart w:id="37" w:name="_Toc222319993"/>
+      <w:bookmarkStart w:id="38" w:name="_Toc225628517"/>
       <w:r>
         <w:rPr>
           <w:lang w:val="en-GB"/>
@@ -12666,12 +13412,15 @@
           <w:noProof/>
           <w:lang w:val="en-GB"/>
         </w:rPr>
-        <w:t>4</w:t>
+        <w:t>5</w:t>
       </w:r>
       <w:r>
         <w:fldChar w:fldCharType="end"/>
       </w:r>
       <w:r>
+        <w:t>.</w:t>
+      </w:r>
+      <w:r>
         <w:rPr>
           <w:lang w:val="en-GB"/>
         </w:rPr>
@@ -12727,7 +13476,6 @@
         </w:rPr>
         <w:t>columns represent hashed substructure counts</w:t>
       </w:r>
-      <w:bookmarkEnd w:id="37"/>
       <w:r>
         <w:rPr>
           <w:lang w:val="en-GB"/>
@@ -12740,6 +13488,7 @@
         </w:rPr>
         <w:t>The resulting matrix has dimensions 1368 × 2048 and contains integer count values.</w:t>
       </w:r>
+      <w:bookmarkEnd w:id="38"/>
     </w:p>
     <w:p>
       <w:pPr>
@@ -12748,7 +13497,7 @@
           <w:lang w:val="en-GB" w:eastAsia="en-GB"/>
         </w:rPr>
       </w:pPr>
-      <w:bookmarkStart w:id="38" w:name="_Toc225621980"/>
+      <w:bookmarkStart w:id="39" w:name="_Toc225628553"/>
       <w:r>
         <w:rPr>
           <w:lang w:val="en-GB" w:eastAsia="en-GB"/>
@@ -12762,7 +13511,7 @@
         </w:rPr>
         <w:t>MolE</w:t>
       </w:r>
-      <w:bookmarkEnd w:id="38"/>
+      <w:bookmarkEnd w:id="39"/>
       <w:proofErr w:type="spellEnd"/>
     </w:p>
     <w:p>
@@ -12849,7 +13598,6 @@
         <w:rPr>
           <w:lang w:val="en-GB"/>
         </w:rPr>
-        <w:lastRenderedPageBreak/>
         <w:t>MolE</w:t>
       </w:r>
       <w:proofErr w:type="spellEnd"/>
@@ -13165,7 +13913,7 @@
                     <pic:cNvPicPr/>
                   </pic:nvPicPr>
                   <pic:blipFill>
-                    <a:blip r:embed="rId26"/>
+                    <a:blip r:embed="rId27"/>
                     <a:stretch>
                       <a:fillRect/>
                     </a:stretch>
@@ -13193,7 +13941,7 @@
           <w:lang w:val="en-GB"/>
         </w:rPr>
       </w:pPr>
-      <w:bookmarkStart w:id="39" w:name="_Toc222319994"/>
+      <w:bookmarkStart w:id="40" w:name="_Toc225628518"/>
       <w:r>
         <w:rPr>
           <w:lang w:val="en-GB"/>
@@ -13217,18 +13965,20 @@
           <w:noProof/>
           <w:lang w:val="en-GB"/>
         </w:rPr>
-        <w:t>5</w:t>
+        <w:t>6</w:t>
       </w:r>
       <w:r>
         <w:fldChar w:fldCharType="end"/>
       </w:r>
       <w:r>
+        <w:t>.</w:t>
+      </w:r>
+      <w:r>
         <w:rPr>
           <w:lang w:val="en-GB"/>
         </w:rPr>
         <w:t xml:space="preserve"> </w:t>
       </w:r>
-      <w:bookmarkEnd w:id="39"/>
       <w:proofErr w:type="spellStart"/>
       <w:r>
         <w:rPr>
@@ -13289,6 +14039,7 @@
         </w:rPr>
         <w:t>.</w:t>
       </w:r>
+      <w:bookmarkEnd w:id="40"/>
     </w:p>
     <w:p>
       <w:pPr>
@@ -13297,7 +14048,7 @@
           <w:lang w:val="en-GB" w:eastAsia="en-GB"/>
         </w:rPr>
       </w:pPr>
-      <w:bookmarkStart w:id="40" w:name="_Toc225621981"/>
+      <w:bookmarkStart w:id="41" w:name="_Toc225628554"/>
       <w:r>
         <w:rPr>
           <w:lang w:val="en-GB" w:eastAsia="en-GB"/>
@@ -13311,7 +14062,7 @@
         </w:rPr>
         <w:t>ChemBERTa</w:t>
       </w:r>
-      <w:bookmarkEnd w:id="40"/>
+      <w:bookmarkEnd w:id="41"/>
       <w:proofErr w:type="spellEnd"/>
     </w:p>
     <w:p>
@@ -13344,7 +14095,14 @@
         <w:rPr>
           <w:lang w:val="en-GB"/>
         </w:rPr>
-        <w:t xml:space="preserve">, a transformer-based language model pretrained on large corpora of SMILES strings. Unlike static fragment-based embeddings, </w:t>
+        <w:t xml:space="preserve">, a transformer-based language model pretrained on large corpora of SMILES strings. Unlike static fragment-based </w:t>
+      </w:r>
+      <w:r>
+        <w:rPr>
+          <w:lang w:val="en-GB"/>
+        </w:rPr>
+        <w:lastRenderedPageBreak/>
+        <w:t xml:space="preserve">embeddings, </w:t>
       </w:r>
       <w:proofErr w:type="spellStart"/>
       <w:r>
@@ -13524,7 +14282,6 @@
         <w:rPr>
           <w:lang w:val="en-GB"/>
         </w:rPr>
-        <w:lastRenderedPageBreak/>
         <w:t xml:space="preserve">where 1,368 corresponds to the number of compounds in the final dataset and 768 represents the hidden dimensionality of the </w:t>
       </w:r>
       <w:proofErr w:type="spellStart"/>
@@ -13647,7 +14404,7 @@
                     <pic:cNvPicPr/>
                   </pic:nvPicPr>
                   <pic:blipFill rotWithShape="1">
-                    <a:blip r:embed="rId27"/>
+                    <a:blip r:embed="rId28"/>
                     <a:srcRect l="353" t="1091"/>
                     <a:stretch>
                       <a:fillRect/>
@@ -13684,6 +14441,7 @@
           <w:lang w:val="en-GB"/>
         </w:rPr>
       </w:pPr>
+      <w:bookmarkStart w:id="42" w:name="_Toc225628519"/>
       <w:r>
         <w:rPr>
           <w:lang w:val="en-GB"/>
@@ -13707,12 +14465,15 @@
           <w:noProof/>
           <w:lang w:val="en-GB"/>
         </w:rPr>
-        <w:t>6</w:t>
+        <w:t>7</w:t>
       </w:r>
       <w:r>
         <w:fldChar w:fldCharType="end"/>
       </w:r>
       <w:r>
+        <w:t>.</w:t>
+      </w:r>
+      <w:r>
         <w:rPr>
           <w:lang w:val="en-GB"/>
         </w:rPr>
@@ -13772,6 +14533,7 @@
         </w:rPr>
         <w:t xml:space="preserve"> transformer. The resulting matrix has dimensions 1368 × 768 and contains continuous-valued vectors.</w:t>
       </w:r>
+      <w:bookmarkEnd w:id="42"/>
     </w:p>
     <w:p>
       <w:pPr>
@@ -13780,7 +14542,7 @@
           <w:lang w:val="en-GB" w:eastAsia="en-GB"/>
         </w:rPr>
       </w:pPr>
-      <w:bookmarkStart w:id="41" w:name="_Toc225621982"/>
+      <w:bookmarkStart w:id="43" w:name="_Toc225628555"/>
       <w:r>
         <w:rPr>
           <w:lang w:val="en-GB" w:eastAsia="en-GB"/>
@@ -13799,7 +14561,7 @@
         </w:rPr>
         <w:t>-Trained InChI embedder</w:t>
       </w:r>
-      <w:bookmarkEnd w:id="41"/>
+      <w:bookmarkEnd w:id="43"/>
     </w:p>
     <w:p>
       <w:pPr>
@@ -13895,7 +14657,14 @@
         <w:rPr>
           <w:lang w:val="en-GB" w:eastAsia="en-GB"/>
         </w:rPr>
-        <w:t>local GPU with 4GB of VRAM, which imposed strict constraints on batch size, sequence length, and overall architectural scale. Techniques such as mixed-precision training and gradient accumulation were necessary to make the process feasible, effectively trading off training speed for memory efficiency. Despite these optimizations, training remained time-consuming, requiring several hours per epoch and careful monitoring to avoid memory overflows.</w:t>
+        <w:t xml:space="preserve">local GPU with 4GB of VRAM, which </w:t>
+      </w:r>
+      <w:r>
+        <w:rPr>
+          <w:lang w:val="en-GB" w:eastAsia="en-GB"/>
+        </w:rPr>
+        <w:lastRenderedPageBreak/>
+        <w:t>imposed strict constraints on batch size, sequence length, and overall architectural scale. Techniques such as mixed-precision training and gradient accumulation were necessary to make the process feasible, effectively trading off training speed for memory efficiency. Despite these optimizations, training remained time-consuming, requiring several hours per epoch and careful monitoring to avoid memory overflows.</w:t>
       </w:r>
     </w:p>
     <w:p>
@@ -13991,7 +14760,6 @@
         <w:rPr>
           <w:lang w:val="en-GB"/>
         </w:rPr>
-        <w:lastRenderedPageBreak/>
         <w:t xml:space="preserve">The model produces a sequence of token-level embeddings of dimension 384 for each InChI string. To obtain a single representation per molecule, these token embeddings are averaged using mean pooling, considering only valid (non-padding) tokens. </w:t>
       </w:r>
       <w:proofErr w:type="spellStart"/>
@@ -14473,13 +15241,6 @@
     </w:p>
     <w:p>
       <w:pPr>
-        <w:rPr>
-          <w:lang w:val="en-GB" w:eastAsia="en-GB"/>
-        </w:rPr>
-      </w:pPr>
-    </w:p>
-    <w:p>
-      <w:pPr>
         <w:keepNext/>
       </w:pPr>
       <w:r>
@@ -14503,7 +15264,7 @@
                     <pic:cNvPicPr/>
                   </pic:nvPicPr>
                   <pic:blipFill rotWithShape="1">
-                    <a:blip r:embed="rId28"/>
+                    <a:blip r:embed="rId29"/>
                     <a:srcRect l="373" t="1988" r="1"/>
                     <a:stretch>
                       <a:fillRect/>
@@ -14540,6 +15301,7 @@
           <w:lang w:val="en-GB" w:eastAsia="en-GB"/>
         </w:rPr>
       </w:pPr>
+      <w:bookmarkStart w:id="44" w:name="_Toc225628520"/>
       <w:r>
         <w:rPr>
           <w:lang w:val="en-GB"/>
@@ -14563,13 +15325,19 @@
           <w:noProof/>
           <w:lang w:val="en-GB"/>
         </w:rPr>
-        <w:t>7</w:t>
+        <w:t>8</w:t>
       </w:r>
       <w:r>
         <w:rPr>
           <w:noProof/>
         </w:rPr>
         <w:fldChar w:fldCharType="end"/>
+      </w:r>
+      <w:r>
+        <w:rPr>
+          <w:noProof/>
+        </w:rPr>
+        <w:t>.</w:t>
       </w:r>
       <w:r>
         <w:rPr>
@@ -14635,66 +15403,6 @@
           <w:lang w:val="en-GB"/>
         </w:rPr>
         <w:t>.</w:t>
-      </w:r>
-    </w:p>
-    <w:p>
-      <w:pPr>
-        <w:pStyle w:val="Heading2"/>
-        <w:rPr>
-          <w:lang w:val="en-GB" w:eastAsia="en-GB"/>
-        </w:rPr>
-      </w:pPr>
-      <w:bookmarkStart w:id="42" w:name="_Toc225621983"/>
-      <w:r>
-        <w:rPr>
-          <w:lang w:val="en-GB" w:eastAsia="en-GB"/>
-        </w:rPr>
-        <w:lastRenderedPageBreak/>
-        <w:t>Feature</w:t>
-      </w:r>
-      <w:r>
-        <w:rPr>
-          <w:lang w:val="en-GB" w:eastAsia="en-GB"/>
-        </w:rPr>
-        <w:t xml:space="preserve"> Selection</w:t>
-      </w:r>
-      <w:bookmarkEnd w:id="42"/>
-    </w:p>
-    <w:p>
-      <w:pPr>
-        <w:pStyle w:val="Heading2"/>
-        <w:rPr>
-          <w:lang w:val="en-GB" w:eastAsia="en-GB"/>
-        </w:rPr>
-      </w:pPr>
-      <w:bookmarkStart w:id="43" w:name="_Toc225621984"/>
-      <w:r>
-        <w:rPr>
-          <w:lang w:val="en-GB" w:eastAsia="en-GB"/>
-        </w:rPr>
-        <w:t>Data</w:t>
-      </w:r>
-      <w:r>
-        <w:rPr>
-          <w:lang w:val="en-GB" w:eastAsia="en-GB"/>
-        </w:rPr>
-        <w:t xml:space="preserve"> Splitting</w:t>
-      </w:r>
-      <w:bookmarkEnd w:id="43"/>
-    </w:p>
-    <w:p>
-      <w:pPr>
-        <w:pStyle w:val="Heading2"/>
-        <w:rPr>
-          <w:lang w:val="en-GB" w:eastAsia="en-GB"/>
-        </w:rPr>
-      </w:pPr>
-      <w:bookmarkStart w:id="44" w:name="_Toc225621985"/>
-      <w:r>
-        <w:rPr>
-          <w:lang w:val="en-GB" w:eastAsia="en-GB"/>
-        </w:rPr>
-        <w:t>Model Training</w:t>
       </w:r>
       <w:bookmarkEnd w:id="44"/>
     </w:p>
@@ -14705,20 +15413,21 @@
           <w:lang w:val="en-GB" w:eastAsia="en-GB"/>
         </w:rPr>
       </w:pPr>
-      <w:bookmarkStart w:id="45" w:name="_Toc225621986"/>
-      <w:r>
-        <w:rPr>
-          <w:lang w:val="en-GB" w:eastAsia="en-GB"/>
-        </w:rPr>
-        <w:t>Model Evaluation and Validation</w:t>
+      <w:bookmarkStart w:id="45" w:name="_Toc225628556"/>
+      <w:r>
+        <w:rPr>
+          <w:lang w:val="en-GB" w:eastAsia="en-GB"/>
+        </w:rPr>
+        <w:lastRenderedPageBreak/>
+        <w:t>Feature</w:t>
+      </w:r>
+      <w:r>
+        <w:rPr>
+          <w:lang w:val="en-GB" w:eastAsia="en-GB"/>
+        </w:rPr>
+        <w:t xml:space="preserve"> Selection</w:t>
       </w:r>
       <w:bookmarkEnd w:id="45"/>
-      <w:r>
-        <w:rPr>
-          <w:lang w:val="en-GB" w:eastAsia="en-GB"/>
-        </w:rPr>
-        <w:t xml:space="preserve"> </w:t>
-      </w:r>
     </w:p>
     <w:p>
       <w:pPr>
@@ -14727,47 +15436,107 @@
           <w:lang w:val="en-GB" w:eastAsia="en-GB"/>
         </w:rPr>
       </w:pPr>
-      <w:bookmarkStart w:id="46" w:name="_Toc225621987"/>
-      <w:r>
-        <w:rPr>
-          <w:lang w:val="en-GB" w:eastAsia="en-GB"/>
-        </w:rPr>
-        <w:t>Comparative Analysis</w:t>
+      <w:bookmarkStart w:id="46" w:name="_Toc225628557"/>
+      <w:r>
+        <w:rPr>
+          <w:lang w:val="en-GB" w:eastAsia="en-GB"/>
+        </w:rPr>
+        <w:t>Data</w:t>
+      </w:r>
+      <w:r>
+        <w:rPr>
+          <w:lang w:val="en-GB" w:eastAsia="en-GB"/>
+        </w:rPr>
+        <w:t xml:space="preserve"> Splitting</w:t>
       </w:r>
       <w:bookmarkEnd w:id="46"/>
     </w:p>
     <w:p>
       <w:pPr>
-        <w:pStyle w:val="Heading1"/>
-        <w:rPr>
-          <w:lang w:val="en-GB" w:eastAsia="en-GB"/>
-        </w:rPr>
-      </w:pPr>
-      <w:bookmarkStart w:id="47" w:name="_Toc225621988"/>
-      <w:r>
-        <w:rPr>
-          <w:lang w:val="en-GB" w:eastAsia="en-GB"/>
-        </w:rPr>
-        <w:t>Conclusions</w:t>
+        <w:pStyle w:val="Heading2"/>
+        <w:rPr>
+          <w:lang w:val="en-GB" w:eastAsia="en-GB"/>
+        </w:rPr>
+      </w:pPr>
+      <w:bookmarkStart w:id="47" w:name="_Toc225628558"/>
+      <w:r>
+        <w:rPr>
+          <w:lang w:val="en-GB" w:eastAsia="en-GB"/>
+        </w:rPr>
+        <w:t>Model Training</w:t>
       </w:r>
       <w:bookmarkEnd w:id="47"/>
     </w:p>
     <w:p>
       <w:pPr>
+        <w:pStyle w:val="Heading2"/>
+        <w:rPr>
+          <w:lang w:val="en-GB" w:eastAsia="en-GB"/>
+        </w:rPr>
+      </w:pPr>
+      <w:bookmarkStart w:id="48" w:name="_Toc225628559"/>
+      <w:r>
+        <w:rPr>
+          <w:lang w:val="en-GB" w:eastAsia="en-GB"/>
+        </w:rPr>
+        <w:t>Model Evaluation and Validation</w:t>
+      </w:r>
+      <w:bookmarkEnd w:id="48"/>
+      <w:r>
+        <w:rPr>
+          <w:lang w:val="en-GB" w:eastAsia="en-GB"/>
+        </w:rPr>
+        <w:t xml:space="preserve"> </w:t>
+      </w:r>
+    </w:p>
+    <w:p>
+      <w:pPr>
+        <w:pStyle w:val="Heading2"/>
+        <w:rPr>
+          <w:lang w:val="en-GB" w:eastAsia="en-GB"/>
+        </w:rPr>
+      </w:pPr>
+      <w:bookmarkStart w:id="49" w:name="_Toc225628560"/>
+      <w:r>
+        <w:rPr>
+          <w:lang w:val="en-GB" w:eastAsia="en-GB"/>
+        </w:rPr>
+        <w:t>Comparative Analysis</w:t>
+      </w:r>
+      <w:bookmarkEnd w:id="49"/>
+    </w:p>
+    <w:p>
+      <w:pPr>
+        <w:pStyle w:val="Heading1"/>
+        <w:rPr>
+          <w:lang w:val="en-GB" w:eastAsia="en-GB"/>
+        </w:rPr>
+      </w:pPr>
+      <w:bookmarkStart w:id="50" w:name="_Toc225628561"/>
+      <w:r>
+        <w:rPr>
+          <w:lang w:val="en-GB" w:eastAsia="en-GB"/>
+        </w:rPr>
+        <w:t>Conclusions</w:t>
+      </w:r>
+      <w:bookmarkEnd w:id="50"/>
+    </w:p>
+    <w:p>
+      <w:pPr>
         <w:pStyle w:val="Heading1"/>
         <w:jc w:val="both"/>
         <w:rPr>
           <w:lang w:val="en-GB" w:eastAsia="en-GB"/>
         </w:rPr>
       </w:pPr>
-      <w:bookmarkStart w:id="48" w:name="_Toc225621989"/>
+      <w:bookmarkStart w:id="51" w:name="_Toc225628562"/>
       <w:r>
         <w:rPr>
           <w:lang w:val="en-GB" w:eastAsia="en-GB"/>
         </w:rPr>
         <w:t>REFERENCES</w:t>
       </w:r>
-      <w:bookmarkEnd w:id="48"/>
+      <w:bookmarkEnd w:id="51"/>
     </w:p>
     <w:sdt>
       <w:sdtPr>
@@ -16592,7 +17361,7 @@
           <w:lang w:val="en-GB"/>
         </w:rPr>
       </w:pPr>
-      <w:bookmarkStart w:id="49" w:name="_Toc225621990"/>
+      <w:bookmarkStart w:id="52" w:name="_Toc225628563"/>
       <w:proofErr w:type="spellStart"/>
       <w:r>
         <w:rPr>
@@ -16600,7 +17369,7 @@
         </w:rPr>
         <w:t>Anexos</w:t>
       </w:r>
-      <w:bookmarkEnd w:id="49"/>
+      <w:bookmarkEnd w:id="52"/>
       <w:proofErr w:type="spellEnd"/>
     </w:p>
     <w:p>
@@ -18830,6 +19599,119 @@
     </w:lvl>
   </w:abstractNum>
   <w:abstractNum w:abstractNumId="17" w15:restartNumberingAfterBreak="0">
+    <w:nsid w:val="44FE0385"/>
+    <w:multiLevelType w:val="hybridMultilevel"/>
+    <w:tmpl w:val="577E14F0"/>
+    <w:lvl w:ilvl="0" w:tplc="08090001">
+      <w:start w:val="1"/>
+      <w:numFmt w:val="bullet"/>
+      <w:lvlText w:val=""/>
+      <w:lvlJc w:val="left"/>
+      <w:pPr>
+        <w:ind w:left="720" w:hanging="360"/>
+      </w:pPr>
+      <w:rPr>
+        <w:rFonts w:ascii="Symbol" w:hAnsi="Symbol" w:hint="default"/>
+      </w:rPr>
+    </w:lvl>
+    <w:lvl w:ilvl="1" w:tplc="08090003" w:tentative="1">
+      <w:start w:val="1"/>
+      <w:numFmt w:val="bullet"/>
+      <w:lvlText w:val="o"/>
+      <w:lvlJc w:val="left"/>
+      <w:pPr>
+        <w:ind w:left="1440" w:hanging="360"/>
+      </w:pPr>
+      <w:rPr>
+        <w:rFonts w:ascii="Courier New" w:hAnsi="Courier New" w:cs="Courier New" w:hint="default"/>
+      </w:rPr>
+    </w:lvl>
+    <w:lvl w:ilvl="2" w:tplc="08090005" w:tentative="1">
+      <w:start w:val="1"/>
+      <w:numFmt w:val="bullet"/>
+      <w:lvlText w:val=""/>
+      <w:lvlJc w:val="left"/>
+      <w:pPr>
+        <w:ind w:left="2160" w:hanging="360"/>
+      </w:pPr>
+      <w:rPr>
+        <w:rFonts w:ascii="Wingdings" w:hAnsi="Wingdings" w:hint="default"/>
+      </w:rPr>
+    </w:lvl>
+    <w:lvl w:ilvl="3" w:tplc="08090001" w:tentative="1">
+      <w:start w:val="1"/>
+      <w:numFmt w:val="bullet"/>
+      <w:lvlText w:val=""/>
+      <w:lvlJc w:val="left"/>
+      <w:pPr>
+        <w:ind w:left="2880" w:hanging="360"/>
+      </w:pPr>
+      <w:rPr>
+        <w:rFonts w:ascii="Symbol" w:hAnsi="Symbol" w:hint="default"/>
+      </w:rPr>
+    </w:lvl>
+    <w:lvl w:ilvl="4" w:tplc="08090003" w:tentative="1">
+      <w:start w:val="1"/>
+      <w:numFmt w:val="bullet"/>
+      <w:lvlText w:val="o"/>
+      <w:lvlJc w:val="left"/>
+      <w:pPr>
+        <w:ind w:left="3600" w:hanging="360"/>
+      </w:pPr>
+      <w:rPr>
+        <w:rFonts w:ascii="Courier New" w:hAnsi="Courier New" w:cs="Courier New" w:hint="default"/>
+      </w:rPr>
+    </w:lvl>
+    <w:lvl w:ilvl="5" w:tplc="08090005" w:tentative="1">
+      <w:start w:val="1"/>
+      <w:numFmt w:val="bullet"/>
+      <w:lvlText w:val=""/>
+      <w:lvlJc w:val="left"/>
+      <w:pPr>
+        <w:ind w:left="4320" w:hanging="360"/>
+      </w:pPr>
+      <w:rPr>
+        <w:rFonts w:ascii="Wingdings" w:hAnsi="Wingdings" w:hint="default"/>
+      </w:rPr>
+    </w:lvl>
+    <w:lvl w:ilvl="6" w:tplc="08090001" w:tentative="1">
+      <w:start w:val="1"/>
+      <w:numFmt w:val="bullet"/>
+      <w:lvlText w:val=""/>
+      <w:lvlJc w:val="left"/>
+      <w:pPr>
+        <w:ind w:left="5040" w:hanging="360"/>
+      </w:pPr>
+      <w:rPr>
+        <w:rFonts w:ascii="Symbol" w:hAnsi="Symbol" w:hint="default"/>
+      </w:rPr>
+    </w:lvl>
+    <w:lvl w:ilvl="7" w:tplc="08090003" w:tentative="1">
+      <w:start w:val="1"/>
+      <w:numFmt w:val="bullet"/>
+      <w:lvlText w:val="o"/>
+      <w:lvlJc w:val="left"/>
+      <w:pPr>
+        <w:ind w:left="5760" w:hanging="360"/>
+      </w:pPr>
+      <w:rPr>
+        <w:rFonts w:ascii="Courier New" w:hAnsi="Courier New" w:cs="Courier New" w:hint="default"/>
+      </w:rPr>
+    </w:lvl>
+    <w:lvl w:ilvl="8" w:tplc="08090005" w:tentative="1">
+      <w:start w:val="1"/>
+      <w:numFmt w:val="bullet"/>
+      <w:lvlText w:val=""/>
+      <w:lvlJc w:val="left"/>
+      <w:pPr>
+        <w:ind w:left="6480" w:hanging="360"/>
+      </w:pPr>
+      <w:rPr>
+        <w:rFonts w:ascii="Wingdings" w:hAnsi="Wingdings" w:hint="default"/>
+      </w:rPr>
+    </w:lvl>
+  </w:abstractNum>
+  <w:abstractNum w:abstractNumId="18" w15:restartNumberingAfterBreak="0">
     <w:nsid w:val="4A84774A"/>
     <w:multiLevelType w:val="hybridMultilevel"/>
     <w:tmpl w:val="5A86519E"/>
@@ -18915,7 +19797,7 @@
       </w:pPr>
     </w:lvl>
   </w:abstractNum>
-  <w:abstractNum w:abstractNumId="18" w15:restartNumberingAfterBreak="0">
+  <w:abstractNum w:abstractNumId="19" w15:restartNumberingAfterBreak="0">
     <w:nsid w:val="5DF00C50"/>
     <w:multiLevelType w:val="multilevel"/>
     <w:tmpl w:val="0A9E9B5C"/>
@@ -19028,7 +19910,7 @@
       </w:rPr>
     </w:lvl>
   </w:abstractNum>
-  <w:abstractNum w:abstractNumId="19" w15:restartNumberingAfterBreak="0">
+  <w:abstractNum w:abstractNumId="20" w15:restartNumberingAfterBreak="0">
     <w:nsid w:val="66644B8F"/>
     <w:multiLevelType w:val="multilevel"/>
     <w:tmpl w:val="1DC09544"/>
@@ -19146,7 +20028,7 @@
       </w:rPr>
     </w:lvl>
   </w:abstractNum>
-  <w:abstractNum w:abstractNumId="20" w15:restartNumberingAfterBreak="0">
+  <w:abstractNum w:abstractNumId="21" w15:restartNumberingAfterBreak="0">
     <w:nsid w:val="69151B1F"/>
     <w:multiLevelType w:val="hybridMultilevel"/>
     <w:tmpl w:val="7002848A"/>
@@ -19259,7 +20141,7 @@
       </w:rPr>
     </w:lvl>
   </w:abstractNum>
-  <w:abstractNum w:abstractNumId="21" w15:restartNumberingAfterBreak="0">
+  <w:abstractNum w:abstractNumId="22" w15:restartNumberingAfterBreak="0">
     <w:nsid w:val="734A397D"/>
     <w:multiLevelType w:val="multilevel"/>
     <w:tmpl w:val="4EE2C4CC"/>
@@ -19372,7 +20254,7 @@
       </w:rPr>
     </w:lvl>
   </w:abstractNum>
-  <w:abstractNum w:abstractNumId="22" w15:restartNumberingAfterBreak="0">
+  <w:abstractNum w:abstractNumId="23" w15:restartNumberingAfterBreak="0">
     <w:nsid w:val="79CA1227"/>
     <w:multiLevelType w:val="hybridMultilevel"/>
     <w:tmpl w:val="55540D28"/>
@@ -19478,6 +20360,119 @@
       <w:lvlJc w:val="left"/>
       <w:pPr>
         <w:ind w:left="6404" w:hanging="360"/>
+      </w:pPr>
+      <w:rPr>
+        <w:rFonts w:ascii="Wingdings" w:hAnsi="Wingdings" w:hint="default"/>
+      </w:rPr>
+    </w:lvl>
+  </w:abstractNum>
+  <w:abstractNum w:abstractNumId="24" w15:restartNumberingAfterBreak="0">
+    <w:nsid w:val="7A7B099C"/>
+    <w:multiLevelType w:val="hybridMultilevel"/>
+    <w:tmpl w:val="B8369274"/>
+    <w:lvl w:ilvl="0" w:tplc="08090001">
+      <w:start w:val="1"/>
+      <w:numFmt w:val="bullet"/>
+      <w:lvlText w:val=""/>
+      <w:lvlJc w:val="left"/>
+      <w:pPr>
+        <w:ind w:left="1440" w:hanging="360"/>
+      </w:pPr>
+      <w:rPr>
+        <w:rFonts w:ascii="Symbol" w:hAnsi="Symbol" w:hint="default"/>
+      </w:rPr>
+    </w:lvl>
+    <w:lvl w:ilvl="1" w:tplc="08090003" w:tentative="1">
+      <w:start w:val="1"/>
+      <w:numFmt w:val="bullet"/>
+      <w:lvlText w:val="o"/>
+      <w:lvlJc w:val="left"/>
+      <w:pPr>
+        <w:ind w:left="2160" w:hanging="360"/>
+      </w:pPr>
+      <w:rPr>
+        <w:rFonts w:ascii="Courier New" w:hAnsi="Courier New" w:cs="Courier New" w:hint="default"/>
+      </w:rPr>
+    </w:lvl>
+    <w:lvl w:ilvl="2" w:tplc="08090005" w:tentative="1">
+      <w:start w:val="1"/>
+      <w:numFmt w:val="bullet"/>
+      <w:lvlText w:val=""/>
+      <w:lvlJc w:val="left"/>
+      <w:pPr>
+        <w:ind w:left="2880" w:hanging="360"/>
+      </w:pPr>
+      <w:rPr>
+        <w:rFonts w:ascii="Wingdings" w:hAnsi="Wingdings" w:hint="default"/>
+      </w:rPr>
+    </w:lvl>
+    <w:lvl w:ilvl="3" w:tplc="08090001" w:tentative="1">
+      <w:start w:val="1"/>
+      <w:numFmt w:val="bullet"/>
+      <w:lvlText w:val=""/>
+      <w:lvlJc w:val="left"/>
+      <w:pPr>
+        <w:ind w:left="3600" w:hanging="360"/>
+      </w:pPr>
+      <w:rPr>
+        <w:rFonts w:ascii="Symbol" w:hAnsi="Symbol" w:hint="default"/>
+      </w:rPr>
+    </w:lvl>
+    <w:lvl w:ilvl="4" w:tplc="08090003" w:tentative="1">
+      <w:start w:val="1"/>
+      <w:numFmt w:val="bullet"/>
+      <w:lvlText w:val="o"/>
+      <w:lvlJc w:val="left"/>
+      <w:pPr>
+        <w:ind w:left="4320" w:hanging="360"/>
+      </w:pPr>
+      <w:rPr>
+        <w:rFonts w:ascii="Courier New" w:hAnsi="Courier New" w:cs="Courier New" w:hint="default"/>
+      </w:rPr>
+    </w:lvl>
+    <w:lvl w:ilvl="5" w:tplc="08090005" w:tentative="1">
+      <w:start w:val="1"/>
+      <w:numFmt w:val="bullet"/>
+      <w:lvlText w:val=""/>
+      <w:lvlJc w:val="left"/>
+      <w:pPr>
+        <w:ind w:left="5040" w:hanging="360"/>
+      </w:pPr>
+      <w:rPr>
+        <w:rFonts w:ascii="Wingdings" w:hAnsi="Wingdings" w:hint="default"/>
+      </w:rPr>
+    </w:lvl>
+    <w:lvl w:ilvl="6" w:tplc="08090001" w:tentative="1">
+      <w:start w:val="1"/>
+      <w:numFmt w:val="bullet"/>
+      <w:lvlText w:val=""/>
+      <w:lvlJc w:val="left"/>
+      <w:pPr>
+        <w:ind w:left="5760" w:hanging="360"/>
+      </w:pPr>
+      <w:rPr>
+        <w:rFonts w:ascii="Symbol" w:hAnsi="Symbol" w:hint="default"/>
+      </w:rPr>
+    </w:lvl>
+    <w:lvl w:ilvl="7" w:tplc="08090003" w:tentative="1">
+      <w:start w:val="1"/>
+      <w:numFmt w:val="bullet"/>
+      <w:lvlText w:val="o"/>
+      <w:lvlJc w:val="left"/>
+      <w:pPr>
+        <w:ind w:left="6480" w:hanging="360"/>
+      </w:pPr>
+      <w:rPr>
+        <w:rFonts w:ascii="Courier New" w:hAnsi="Courier New" w:cs="Courier New" w:hint="default"/>
+      </w:rPr>
+    </w:lvl>
+    <w:lvl w:ilvl="8" w:tplc="08090005" w:tentative="1">
+      <w:start w:val="1"/>
+      <w:numFmt w:val="bullet"/>
+      <w:lvlText w:val=""/>
+      <w:lvlJc w:val="left"/>
+      <w:pPr>
+        <w:ind w:left="7200" w:hanging="360"/>
       </w:pPr>
       <w:rPr>
         <w:rFonts w:ascii="Wingdings" w:hAnsi="Wingdings" w:hint="default"/>
@@ -19500,25 +20495,25 @@
     <w:abstractNumId w:val="2"/>
   </w:num>
   <w:num w:numId="6" w16cid:durableId="1781874687">
-    <w:abstractNumId w:val="22"/>
+    <w:abstractNumId w:val="23"/>
   </w:num>
   <w:num w:numId="7" w16cid:durableId="1930696681">
-    <w:abstractNumId w:val="19"/>
+    <w:abstractNumId w:val="20"/>
   </w:num>
   <w:num w:numId="8" w16cid:durableId="288122373">
-    <w:abstractNumId w:val="17"/>
+    <w:abstractNumId w:val="18"/>
   </w:num>
   <w:num w:numId="9" w16cid:durableId="1384670221">
     <w:abstractNumId w:val="5"/>
   </w:num>
   <w:num w:numId="10" w16cid:durableId="1919559332">
-    <w:abstractNumId w:val="18"/>
+    <w:abstractNumId w:val="19"/>
   </w:num>
   <w:num w:numId="11" w16cid:durableId="913514872">
     <w:abstractNumId w:val="12"/>
   </w:num>
   <w:num w:numId="12" w16cid:durableId="2093774704">
-    <w:abstractNumId w:val="21"/>
+    <w:abstractNumId w:val="22"/>
   </w:num>
   <w:num w:numId="13" w16cid:durableId="1656835221">
     <w:abstractNumId w:val="16"/>
@@ -19569,7 +20564,7 @@
     <w:abstractNumId w:val="3"/>
   </w:num>
   <w:num w:numId="29" w16cid:durableId="1650590971">
-    <w:abstractNumId w:val="20"/>
+    <w:abstractNumId w:val="21"/>
   </w:num>
   <w:num w:numId="30" w16cid:durableId="1272929739">
     <w:abstractNumId w:val="6"/>
@@ -19585,6 +20580,12 @@
   </w:num>
   <w:num w:numId="34" w16cid:durableId="69162411">
     <w:abstractNumId w:val="10"/>
+  </w:num>
+  <w:num w:numId="35" w16cid:durableId="1154561930">
+    <w:abstractNumId w:val="24"/>
+  </w:num>
+  <w:num w:numId="36" w16cid:durableId="818957205">
+    <w:abstractNumId w:val="17"/>
   </w:num>
 </w:numbering>
 </file>
@@ -20240,7 +21241,6 @@
   <w:style w:type="character" w:default="1" w:styleId="DefaultParagraphFont">
     <w:name w:val="Default Paragraph Font"/>
     <w:uiPriority w:val="1"/>
-    <w:semiHidden/>
     <w:unhideWhenUsed/>
   </w:style>
   <w:style w:type="table" w:default="1" w:styleId="TableNormal">
@@ -21173,11 +22173,13 @@
   </w:compat>
   <w:rsids>
     <w:rsidRoot w:val="00C74BBF"/>
+    <w:rsid w:val="00053E7E"/>
     <w:rsid w:val="00055CD9"/>
     <w:rsid w:val="001715BC"/>
     <w:rsid w:val="001751C5"/>
     <w:rsid w:val="00182198"/>
     <w:rsid w:val="0019422B"/>
+    <w:rsid w:val="00203B50"/>
     <w:rsid w:val="00222139"/>
     <w:rsid w:val="00334480"/>
     <w:rsid w:val="004026C8"/>
@@ -21188,6 +22190,7 @@
     <w:rsid w:val="005523F1"/>
     <w:rsid w:val="00627190"/>
     <w:rsid w:val="00696189"/>
+    <w:rsid w:val="006C0ACC"/>
     <w:rsid w:val="006D1C56"/>
     <w:rsid w:val="00787247"/>
     <w:rsid w:val="00790467"/>
@@ -21198,7 +22201,9 @@
     <w:rsid w:val="00981D56"/>
     <w:rsid w:val="009E184F"/>
     <w:rsid w:val="00A3335C"/>
+    <w:rsid w:val="00A72DA5"/>
     <w:rsid w:val="00AE4F19"/>
+    <w:rsid w:val="00BE65ED"/>
     <w:rsid w:val="00C74BBF"/>
     <w:rsid w:val="00CE7C62"/>
     <w:rsid w:val="00E54388"/>
@@ -21659,7 +22664,7 @@
     <w:basedOn w:val="DefaultParagraphFont"/>
     <w:uiPriority w:val="99"/>
     <w:semiHidden/>
-    <w:rsid w:val="00FF0BFB"/>
+    <w:rsid w:val="00053E7E"/>
     <w:rPr>
       <w:color w:val="666666"/>
     </w:rPr>

--- a/Memorias/TFM Drug Metabolism - Gonzalo Robles.docx
+++ b/Memorias/TFM Drug Metabolism - Gonzalo Robles.docx
@@ -348,7 +348,6 @@
           <w:lang w:val="es-ES_tradnl"/>
         </w:rPr>
       </w:pPr>
-      <w:proofErr w:type="spellStart"/>
       <w:r>
         <w:rPr>
           <w:rFonts w:ascii="Roboto Light" w:eastAsia="ヒラギノ角ゴ Pro W3" w:hAnsi="Roboto Light"/>
@@ -356,9 +355,8 @@
           <w:sz w:val="32"/>
           <w:lang w:val="es-ES_tradnl"/>
         </w:rPr>
-        <w:t>Thesis</w:t>
-      </w:r>
-      <w:proofErr w:type="spellEnd"/>
+        <w:t>Thesis Supervisor:</w:t>
+      </w:r>
       <w:r>
         <w:rPr>
           <w:rFonts w:ascii="Roboto Light" w:eastAsia="ヒラギノ角ゴ Pro W3" w:hAnsi="Roboto Light"/>
@@ -366,7 +364,7 @@
           <w:sz w:val="32"/>
           <w:lang w:val="es-ES_tradnl"/>
         </w:rPr>
-        <w:t xml:space="preserve"> Supervisor:</w:t>
+        <w:t xml:space="preserve"> </w:t>
       </w:r>
       <w:r>
         <w:rPr>
@@ -375,21 +373,24 @@
           <w:sz w:val="32"/>
           <w:lang w:val="es-ES_tradnl"/>
         </w:rPr>
-        <w:t xml:space="preserve"> </w:t>
-      </w:r>
-      <w:r>
+        <w:t>Juan Manuel Moreno Lamparero</w:t>
+      </w:r>
+    </w:p>
+    <w:p>
+      <w:pPr>
+        <w:ind w:left="284" w:right="-141"/>
+        <w:jc w:val="both"/>
         <w:rPr>
           <w:rFonts w:ascii="Roboto Light" w:eastAsia="ヒラギノ角ゴ Pro W3" w:hAnsi="Roboto Light"/>
           <w:color w:val="404040" w:themeColor="text1" w:themeTint="BF"/>
           <w:sz w:val="32"/>
           <w:lang w:val="es-ES_tradnl"/>
         </w:rPr>
-        <w:t>Juan Manuel Moreno Lamparero</w:t>
-      </w:r>
-    </w:p>
-    <w:p>
-      <w:pPr>
-        <w:ind w:left="284" w:right="-141"/>
+      </w:pPr>
+    </w:p>
+    <w:p>
+      <w:pPr>
+        <w:ind w:right="-141"/>
         <w:jc w:val="both"/>
         <w:rPr>
           <w:rFonts w:ascii="Roboto Light" w:eastAsia="ヒラギノ角ゴ Pro W3" w:hAnsi="Roboto Light"/>
@@ -401,7 +402,7 @@
     </w:p>
     <w:p>
       <w:pPr>
-        <w:ind w:right="-141"/>
+        <w:ind w:left="284" w:right="-141"/>
         <w:jc w:val="both"/>
         <w:rPr>
           <w:rFonts w:ascii="Roboto Light" w:eastAsia="ヒラギノ角ゴ Pro W3" w:hAnsi="Roboto Light"/>
@@ -437,8 +438,8 @@
     </w:p>
     <w:p>
       <w:pPr>
-        <w:ind w:left="284" w:right="-141"/>
-        <w:jc w:val="both"/>
+        <w:ind w:left="-1701" w:right="-1276"/>
+        <w:jc w:val="center"/>
         <w:rPr>
           <w:rFonts w:ascii="Roboto Light" w:eastAsia="ヒラギノ角ゴ Pro W3" w:hAnsi="Roboto Light"/>
           <w:color w:val="404040" w:themeColor="text1" w:themeTint="BF"/>
@@ -446,18 +447,15 @@
           <w:lang w:val="es-ES_tradnl"/>
         </w:rPr>
       </w:pPr>
-    </w:p>
-    <w:p>
-      <w:pPr>
-        <w:ind w:left="-1701" w:right="-1276"/>
-        <w:jc w:val="center"/>
+      <w:r>
         <w:rPr>
           <w:rFonts w:ascii="Roboto Light" w:eastAsia="ヒラギノ角ゴ Pro W3" w:hAnsi="Roboto Light"/>
           <w:color w:val="404040" w:themeColor="text1" w:themeTint="BF"/>
           <w:sz w:val="32"/>
           <w:lang w:val="es-ES_tradnl"/>
         </w:rPr>
-      </w:pPr>
+        <w:t>–</w:t>
+      </w:r>
       <w:r>
         <w:rPr>
           <w:rFonts w:ascii="Roboto Light" w:eastAsia="ヒラギノ角ゴ Pro W3" w:hAnsi="Roboto Light"/>
@@ -465,7 +463,7 @@
           <w:sz w:val="32"/>
           <w:lang w:val="es-ES_tradnl"/>
         </w:rPr>
-        <w:t>–</w:t>
+        <w:t xml:space="preserve"> </w:t>
       </w:r>
       <w:r>
         <w:rPr>
@@ -474,7 +472,7 @@
           <w:sz w:val="32"/>
           <w:lang w:val="es-ES_tradnl"/>
         </w:rPr>
-        <w:t xml:space="preserve"> </w:t>
+        <w:t>Madrid, A</w:t>
       </w:r>
       <w:r>
         <w:rPr>
@@ -483,7 +481,7 @@
           <w:sz w:val="32"/>
           <w:lang w:val="es-ES_tradnl"/>
         </w:rPr>
-        <w:t>Madrid, A</w:t>
+        <w:t>ugust</w:t>
       </w:r>
       <w:r>
         <w:rPr>
@@ -492,7 +490,7 @@
           <w:sz w:val="32"/>
           <w:lang w:val="es-ES_tradnl"/>
         </w:rPr>
-        <w:t>ugust</w:t>
+        <w:t xml:space="preserve"> 2025</w:t>
       </w:r>
       <w:r>
         <w:rPr>
@@ -501,7 +499,7 @@
           <w:sz w:val="32"/>
           <w:lang w:val="es-ES_tradnl"/>
         </w:rPr>
-        <w:t xml:space="preserve"> 2025</w:t>
+        <w:t xml:space="preserve"> </w:t>
       </w:r>
       <w:r>
         <w:rPr>
@@ -510,17 +508,20 @@
           <w:sz w:val="32"/>
           <w:lang w:val="es-ES_tradnl"/>
         </w:rPr>
-        <w:t xml:space="preserve"> </w:t>
-      </w:r>
-      <w:r>
+        <w:t>–</w:t>
+      </w:r>
+    </w:p>
+    <w:p>
+      <w:pPr>
+        <w:ind w:left="-1701" w:right="-1276"/>
+        <w:jc w:val="center"/>
         <w:rPr>
           <w:rFonts w:ascii="Roboto Light" w:eastAsia="ヒラギノ角ゴ Pro W3" w:hAnsi="Roboto Light"/>
           <w:color w:val="404040" w:themeColor="text1" w:themeTint="BF"/>
           <w:sz w:val="32"/>
           <w:lang w:val="es-ES_tradnl"/>
         </w:rPr>
-        <w:t>–</w:t>
-      </w:r>
+      </w:pPr>
     </w:p>
     <w:p>
       <w:pPr>
@@ -536,18 +537,6 @@
     </w:p>
     <w:p>
       <w:pPr>
-        <w:ind w:left="-1701" w:right="-1276"/>
-        <w:jc w:val="center"/>
-        <w:rPr>
-          <w:rFonts w:ascii="Roboto Light" w:eastAsia="ヒラギノ角ゴ Pro W3" w:hAnsi="Roboto Light"/>
-          <w:color w:val="404040" w:themeColor="text1" w:themeTint="BF"/>
-          <w:sz w:val="32"/>
-          <w:lang w:val="es-ES_tradnl"/>
-        </w:rPr>
-      </w:pPr>
-    </w:p>
-    <w:p>
-      <w:pPr>
         <w:rPr>
           <w:rFonts w:cstheme="minorHAnsi"/>
           <w:color w:val="262626"/>
@@ -557,7 +546,6 @@
     </w:p>
     <w:p>
       <w:pPr>
-        <w:ind w:left="360"/>
         <w:rPr>
           <w:rFonts w:cstheme="minorHAnsi"/>
           <w:color w:val="262626"/>
@@ -567,158 +555,164 @@
     </w:p>
     <w:p>
       <w:pPr>
-        <w:ind w:left="360"/>
         <w:rPr>
           <w:rFonts w:cstheme="minorHAnsi"/>
           <w:color w:val="262626"/>
           <w:lang w:eastAsia="en-GB"/>
         </w:rPr>
       </w:pPr>
-      <w:r>
+    </w:p>
+    <w:p>
+      <w:pPr>
         <w:rPr>
           <w:rFonts w:cstheme="minorHAnsi"/>
           <w:color w:val="262626"/>
           <w:lang w:eastAsia="en-GB"/>
         </w:rPr>
-        <w:t xml:space="preserve">Resumen o </w:t>
-      </w:r>
-      <w:proofErr w:type="spellStart"/>
-      <w:r>
+      </w:pPr>
+    </w:p>
+    <w:p>
+      <w:pPr>
         <w:rPr>
           <w:rFonts w:cstheme="minorHAnsi"/>
           <w:color w:val="262626"/>
           <w:lang w:eastAsia="en-GB"/>
         </w:rPr>
-        <w:t>abstract</w:t>
-      </w:r>
-      <w:proofErr w:type="spellEnd"/>
-      <w:r>
+      </w:pPr>
+    </w:p>
+    <w:p>
+      <w:pPr>
         <w:rPr>
           <w:rFonts w:cstheme="minorHAnsi"/>
           <w:color w:val="262626"/>
           <w:lang w:eastAsia="en-GB"/>
         </w:rPr>
-        <w:t>.</w:t>
-      </w:r>
-      <w:r>
+      </w:pPr>
+    </w:p>
+    <w:p>
+      <w:pPr>
         <w:rPr>
           <w:rFonts w:cstheme="minorHAnsi"/>
           <w:color w:val="262626"/>
           <w:lang w:eastAsia="en-GB"/>
         </w:rPr>
-        <w:br/>
-        <w:t>Introducción y antecedentes.</w:t>
-      </w:r>
-      <w:r>
+      </w:pPr>
+    </w:p>
+    <w:p>
+      <w:pPr>
         <w:rPr>
           <w:rFonts w:cstheme="minorHAnsi"/>
           <w:color w:val="262626"/>
           <w:lang w:eastAsia="en-GB"/>
         </w:rPr>
-        <w:br/>
-        <w:t>Objetivos del proyecto: se recomienda la fijación de un solo objetivo general, cuya exposición</w:t>
-      </w:r>
-      <w:r>
+      </w:pPr>
+    </w:p>
+    <w:p>
+      <w:pPr>
         <w:rPr>
           <w:rFonts w:cstheme="minorHAnsi"/>
           <w:color w:val="262626"/>
           <w:lang w:eastAsia="en-GB"/>
         </w:rPr>
-        <w:br/>
-        <w:t>debe comenzar con un verbo de acción, infinitivo, que dará respuesta a la pregunta: “¿Qué se</w:t>
-      </w:r>
-      <w:r>
+      </w:pPr>
+    </w:p>
+    <w:p>
+      <w:pPr>
         <w:rPr>
           <w:rFonts w:cstheme="minorHAnsi"/>
           <w:color w:val="262626"/>
           <w:lang w:eastAsia="en-GB"/>
         </w:rPr>
-        <w:br/>
-        <w:t>pretende conseguir con este proyecto?” (Por ejemplo: “Desarroll</w:t>
-      </w:r>
-      <w:r>
+      </w:pPr>
+    </w:p>
+    <w:p>
+      <w:pPr>
         <w:rPr>
           <w:rFonts w:cstheme="minorHAnsi"/>
           <w:color w:val="262626"/>
           <w:lang w:eastAsia="en-GB"/>
         </w:rPr>
-        <w:t xml:space="preserve">ar una arquitectura </w:t>
-      </w:r>
-      <w:proofErr w:type="spellStart"/>
-      <w:r>
+      </w:pPr>
+    </w:p>
+    <w:p>
+      <w:pPr>
         <w:rPr>
           <w:rFonts w:cstheme="minorHAnsi"/>
           <w:color w:val="262626"/>
           <w:lang w:eastAsia="en-GB"/>
         </w:rPr>
-        <w:t>big</w:t>
-      </w:r>
-      <w:proofErr w:type="spellEnd"/>
-      <w:r>
+      </w:pPr>
+    </w:p>
+    <w:p>
+      <w:pPr>
         <w:rPr>
           <w:rFonts w:cstheme="minorHAnsi"/>
           <w:color w:val="262626"/>
           <w:lang w:eastAsia="en-GB"/>
         </w:rPr>
-        <w:t xml:space="preserve"> data en </w:t>
-      </w:r>
-      <w:r>
+      </w:pPr>
+    </w:p>
+    <w:p>
+      <w:pPr>
         <w:rPr>
           <w:rFonts w:cstheme="minorHAnsi"/>
           <w:color w:val="262626"/>
           <w:lang w:eastAsia="en-GB"/>
         </w:rPr>
-        <w:t>tiempo real (NRT) para procesar y predecir precios de una acción bursátil”. Una vez establecido</w:t>
-      </w:r>
-      <w:r>
+      </w:pPr>
+    </w:p>
+    <w:p>
+      <w:pPr>
         <w:rPr>
           <w:rFonts w:cstheme="minorHAnsi"/>
           <w:color w:val="262626"/>
           <w:lang w:eastAsia="en-GB"/>
         </w:rPr>
-        <w:t xml:space="preserve"> </w:t>
-      </w:r>
-      <w:r>
+      </w:pPr>
+    </w:p>
+    <w:p>
+      <w:pPr>
         <w:rPr>
           <w:rFonts w:cstheme="minorHAnsi"/>
           <w:color w:val="262626"/>
           <w:lang w:eastAsia="en-GB"/>
         </w:rPr>
-        <w:t>el objetivo general, se detallarán los objetivos específicos; estos se derivan del objetivo</w:t>
-      </w:r>
-      <w:r>
+      </w:pPr>
+    </w:p>
+    <w:p>
+      <w:pPr>
         <w:rPr>
           <w:rFonts w:cstheme="minorHAnsi"/>
           <w:color w:val="262626"/>
           <w:lang w:eastAsia="en-GB"/>
         </w:rPr>
-        <w:t xml:space="preserve"> </w:t>
-      </w:r>
-      <w:r>
+      </w:pPr>
+    </w:p>
+    <w:p>
+      <w:pPr>
         <w:rPr>
           <w:rFonts w:cstheme="minorHAnsi"/>
           <w:color w:val="262626"/>
           <w:lang w:eastAsia="en-GB"/>
         </w:rPr>
-        <w:t>general, y desarrollan, desglosan y concretan cada una de sus partes principales.</w:t>
-      </w:r>
-      <w:r>
+      </w:pPr>
+    </w:p>
+    <w:p>
+      <w:pPr>
+        <w:ind w:left="360"/>
         <w:rPr>
           <w:rFonts w:cstheme="minorHAnsi"/>
           <w:color w:val="262626"/>
           <w:lang w:eastAsia="en-GB"/>
         </w:rPr>
-        <w:br/>
-        <w:t>Material y métodos: si va a emplearse alguna base de datos relacional o no relacional; si se</w:t>
-      </w:r>
+      </w:pPr>
       <w:r>
         <w:rPr>
           <w:rFonts w:cstheme="minorHAnsi"/>
           <w:color w:val="262626"/>
           <w:lang w:eastAsia="en-GB"/>
         </w:rPr>
-        <w:br/>
-        <w:t>utilizará alguna máquina virtual o si el estudiante dispone de alguna cuenta en cualesquiera de</w:t>
+        <w:t>Objetivos del proyecto: se recomienda la fijación de un solo objetivo general, cuya exposición</w:t>
       </w:r>
       <w:r>
         <w:rPr>
@@ -727,25 +721,24 @@
           <w:lang w:eastAsia="en-GB"/>
         </w:rPr>
         <w:br/>
-        <w:t xml:space="preserve">los principales proveedores </w:t>
-      </w:r>
-      <w:proofErr w:type="spellStart"/>
+        <w:t>debe comenzar con un verbo de acción, infinitivo, que dará respuesta a la pregunta: “¿Qué se</w:t>
+      </w:r>
       <w:r>
         <w:rPr>
           <w:rFonts w:cstheme="minorHAnsi"/>
           <w:color w:val="262626"/>
           <w:lang w:eastAsia="en-GB"/>
         </w:rPr>
-        <w:t>cloud</w:t>
-      </w:r>
-      <w:proofErr w:type="spellEnd"/>
+        <w:br/>
+        <w:t>pretende conseguir con este proyecto?” (Por ejemplo: “Desarroll</w:t>
+      </w:r>
       <w:r>
         <w:rPr>
           <w:rFonts w:cstheme="minorHAnsi"/>
           <w:color w:val="262626"/>
           <w:lang w:eastAsia="en-GB"/>
         </w:rPr>
-        <w:t xml:space="preserve"> para elaborar y desplegar el proyecto; si se utilizará un</w:t>
+        <w:t xml:space="preserve">ar una arquitectura big data en </w:t>
       </w:r>
       <w:r>
         <w:rPr>
@@ -753,8 +746,7 @@
           <w:color w:val="262626"/>
           <w:lang w:eastAsia="en-GB"/>
         </w:rPr>
-        <w:br/>
-        <w:t>repositorio para subir y mantener el código fuente del proyecto, o si, por el contrario, todo el</w:t>
+        <w:t>tiempo real (NRT) para procesar y predecir precios de una acción bursátil”. Una vez establecido</w:t>
       </w:r>
       <w:r>
         <w:rPr>
@@ -762,8 +754,7 @@
           <w:color w:val="262626"/>
           <w:lang w:eastAsia="en-GB"/>
         </w:rPr>
-        <w:br/>
-        <w:t>proyecto se desarrollará en un entorno local en el propio equipo del alumno, etc.</w:t>
+        <w:t xml:space="preserve"> </w:t>
       </w:r>
       <w:r>
         <w:rPr>
@@ -771,8 +762,7 @@
           <w:color w:val="262626"/>
           <w:lang w:eastAsia="en-GB"/>
         </w:rPr>
-        <w:br/>
-        <w:t>Resultados: argumentación y desarrollo de todo el trabajo realizado en el TFM; es decir, desde</w:t>
+        <w:t>el objetivo general, se detallarán los objetivos específicos; estos se derivan del objetivo</w:t>
       </w:r>
       <w:r>
         <w:rPr>
@@ -780,8 +770,7 @@
           <w:color w:val="262626"/>
           <w:lang w:eastAsia="en-GB"/>
         </w:rPr>
-        <w:br/>
-        <w:t>la adquisición de fuentes de datos en origen hasta la obtención de resultados.</w:t>
+        <w:t xml:space="preserve"> </w:t>
       </w:r>
       <w:r>
         <w:rPr>
@@ -789,8 +778,7 @@
           <w:color w:val="262626"/>
           <w:lang w:eastAsia="en-GB"/>
         </w:rPr>
-        <w:br/>
-        <w:t>Conclusiones.</w:t>
+        <w:t>general, y desarrollan, desglosan y concretan cada una de sus partes principales.</w:t>
       </w:r>
       <w:r>
         <w:rPr>
@@ -799,7 +787,7 @@
           <w:lang w:eastAsia="en-GB"/>
         </w:rPr>
         <w:br/>
-        <w:t>Referencias bibliográficas: se redactarán de acuerdo con las normas APA para las referencias</w:t>
+        <w:t>Material y métodos: si va a emplearse alguna base de datos relacional o no relacional; si se</w:t>
       </w:r>
       <w:r>
         <w:rPr>
@@ -808,36 +796,106 @@
           <w:lang w:eastAsia="en-GB"/>
         </w:rPr>
         <w:br/>
-        <w:t>bibliográficas. Ver las normas APA en el siguiente enlace:</w:t>
-      </w:r>
-    </w:p>
-    <w:p>
-      <w:pPr>
-        <w:ind w:left="360"/>
+        <w:t>utilizará alguna máquina virtual o si el estudiante dispone de alguna cuenta en cualesquiera de</w:t>
+      </w:r>
+      <w:r>
         <w:rPr>
           <w:rFonts w:cstheme="minorHAnsi"/>
           <w:color w:val="262626"/>
           <w:lang w:eastAsia="en-GB"/>
         </w:rPr>
-      </w:pPr>
+        <w:br/>
+        <w:t>los principales proveedores cloud para elaborar y desplegar el proyecto; si se utilizará un</w:t>
+      </w:r>
       <w:r>
         <w:rPr>
           <w:rFonts w:cstheme="minorHAnsi"/>
           <w:color w:val="262626"/>
           <w:lang w:eastAsia="en-GB"/>
         </w:rPr>
-        <w:t>Anexos.</w:t>
-      </w:r>
-    </w:p>
-    <w:p>
-      <w:pPr>
-        <w:ind w:left="360"/>
+        <w:br/>
+        <w:t>repositorio para subir y mantener el código fuente del proyecto, o si, por el contrario, todo el</w:t>
+      </w:r>
+      <w:r>
         <w:rPr>
           <w:rFonts w:cstheme="minorHAnsi"/>
           <w:color w:val="262626"/>
           <w:lang w:eastAsia="en-GB"/>
         </w:rPr>
-      </w:pPr>
+        <w:br/>
+        <w:t>proyecto se desarrollará en un entorno local en el propio equipo del alumno, etc.</w:t>
+      </w:r>
+      <w:r>
+        <w:rPr>
+          <w:rFonts w:cstheme="minorHAnsi"/>
+          <w:color w:val="262626"/>
+          <w:lang w:eastAsia="en-GB"/>
+        </w:rPr>
+        <w:br/>
+        <w:t>Resultados: argumentación y desarrollo de todo el trabajo realizado en el TFM; es decir, desde</w:t>
+      </w:r>
+      <w:r>
+        <w:rPr>
+          <w:rFonts w:cstheme="minorHAnsi"/>
+          <w:color w:val="262626"/>
+          <w:lang w:eastAsia="en-GB"/>
+        </w:rPr>
+        <w:br/>
+        <w:t>la adquisición de fuentes de datos en origen hasta la obtención de resultados.</w:t>
+      </w:r>
+      <w:r>
+        <w:rPr>
+          <w:rFonts w:cstheme="minorHAnsi"/>
+          <w:color w:val="262626"/>
+          <w:lang w:eastAsia="en-GB"/>
+        </w:rPr>
+        <w:br/>
+        <w:t>Conclusiones.</w:t>
+      </w:r>
+      <w:r>
+        <w:rPr>
+          <w:rFonts w:cstheme="minorHAnsi"/>
+          <w:color w:val="262626"/>
+          <w:lang w:eastAsia="en-GB"/>
+        </w:rPr>
+        <w:br/>
+        <w:t>Referencias bibliográficas: se redactarán de acuerdo con las normas APA para las referencias</w:t>
+      </w:r>
+      <w:r>
+        <w:rPr>
+          <w:rFonts w:cstheme="minorHAnsi"/>
+          <w:color w:val="262626"/>
+          <w:lang w:eastAsia="en-GB"/>
+        </w:rPr>
+        <w:br/>
+        <w:t>bibliográficas. Ver las normas APA en el siguiente enlace:</w:t>
+      </w:r>
+    </w:p>
+    <w:p>
+      <w:pPr>
+        <w:ind w:left="360"/>
+        <w:rPr>
+          <w:rFonts w:cstheme="minorHAnsi"/>
+          <w:color w:val="262626"/>
+          <w:lang w:eastAsia="en-GB"/>
+        </w:rPr>
+      </w:pPr>
+      <w:r>
+        <w:rPr>
+          <w:rFonts w:cstheme="minorHAnsi"/>
+          <w:color w:val="262626"/>
+          <w:lang w:eastAsia="en-GB"/>
+        </w:rPr>
+        <w:t>Anexos.</w:t>
+      </w:r>
+      <w:r>
+        <w:rPr>
+          <w:rFonts w:cstheme="minorHAnsi"/>
+          <w:color w:val="262626"/>
+          <w:lang w:eastAsia="en-GB"/>
+        </w:rPr>
+        <w:br w:type="page"/>
+      </w:r>
     </w:p>
     <w:p>
       <w:pPr>
@@ -860,246 +918,6 @@
           <w:docGrid w:linePitch="360"/>
         </w:sectPr>
       </w:pPr>
-      <w:r>
-        <w:rPr>
-          <w:rFonts w:cstheme="minorHAnsi"/>
-          <w:color w:val="262626"/>
-          <w:lang w:eastAsia="en-GB"/>
-        </w:rPr>
-        <w:t>Portada.</w:t>
-      </w:r>
-      <w:r>
-        <w:rPr>
-          <w:rFonts w:cstheme="minorHAnsi"/>
-          <w:color w:val="262626"/>
-          <w:lang w:eastAsia="en-GB"/>
-        </w:rPr>
-        <w:br/>
-        <w:t xml:space="preserve">2. Resumen, </w:t>
-      </w:r>
-      <w:proofErr w:type="spellStart"/>
-      <w:r>
-        <w:rPr>
-          <w:rFonts w:cstheme="minorHAnsi"/>
-          <w:color w:val="262626"/>
-          <w:lang w:eastAsia="en-GB"/>
-        </w:rPr>
-        <w:t>abstract</w:t>
-      </w:r>
-      <w:proofErr w:type="spellEnd"/>
-      <w:r>
-        <w:rPr>
-          <w:rFonts w:cstheme="minorHAnsi"/>
-          <w:color w:val="262626"/>
-          <w:lang w:eastAsia="en-GB"/>
-        </w:rPr>
-        <w:t>.</w:t>
-      </w:r>
-      <w:r>
-        <w:rPr>
-          <w:rFonts w:cstheme="minorHAnsi"/>
-          <w:color w:val="262626"/>
-          <w:lang w:eastAsia="en-GB"/>
-        </w:rPr>
-        <w:br/>
-        <w:t>3. Introducción y antecedentes.</w:t>
-      </w:r>
-      <w:r>
-        <w:rPr>
-          <w:rFonts w:cstheme="minorHAnsi"/>
-          <w:color w:val="262626"/>
-          <w:lang w:eastAsia="en-GB"/>
-        </w:rPr>
-        <w:br/>
-        <w:t>4. Objetivos del proyecto.</w:t>
-      </w:r>
-      <w:r>
-        <w:rPr>
-          <w:rFonts w:cstheme="minorHAnsi"/>
-          <w:color w:val="262626"/>
-          <w:lang w:eastAsia="en-GB"/>
-        </w:rPr>
-        <w:br/>
-        <w:t>5. Material y métodos.</w:t>
-      </w:r>
-      <w:r>
-        <w:rPr>
-          <w:rFonts w:cstheme="minorHAnsi"/>
-          <w:color w:val="262626"/>
-          <w:lang w:eastAsia="en-GB"/>
-        </w:rPr>
-        <w:br/>
-        <w:t>6. Resultados:</w:t>
-      </w:r>
-      <w:r>
-        <w:rPr>
-          <w:rFonts w:cstheme="minorHAnsi"/>
-          <w:color w:val="262626"/>
-          <w:lang w:eastAsia="en-GB"/>
-        </w:rPr>
-        <w:br/>
-        <w:t xml:space="preserve">a. Adquisición de fuentes de datos (por ejemplo, múltiples ficheros de una competición </w:t>
-      </w:r>
-      <w:proofErr w:type="spellStart"/>
-      <w:r>
-        <w:rPr>
-          <w:rFonts w:cstheme="minorHAnsi"/>
-          <w:color w:val="262626"/>
-          <w:lang w:eastAsia="en-GB"/>
-        </w:rPr>
-        <w:t>Kaggle</w:t>
-      </w:r>
-      <w:proofErr w:type="spellEnd"/>
-      <w:r>
-        <w:rPr>
-          <w:rFonts w:cstheme="minorHAnsi"/>
-          <w:color w:val="262626"/>
-          <w:lang w:eastAsia="en-GB"/>
-        </w:rPr>
-        <w:t>).</w:t>
-      </w:r>
-      <w:r>
-        <w:rPr>
-          <w:rFonts w:cstheme="minorHAnsi"/>
-          <w:color w:val="262626"/>
-          <w:lang w:eastAsia="en-GB"/>
-        </w:rPr>
-        <w:br/>
-        <w:t>b. Descripción de fuentes de datos.</w:t>
-      </w:r>
-      <w:r>
-        <w:rPr>
-          <w:rFonts w:cstheme="minorHAnsi"/>
-          <w:color w:val="262626"/>
-          <w:lang w:eastAsia="en-GB"/>
-        </w:rPr>
-        <w:br/>
-        <w:t>c. Análisis exploratorio de datos, EDA (muy recomendable al finalizar este epígrafe incluir</w:t>
-      </w:r>
-      <w:r>
-        <w:rPr>
-          <w:rFonts w:cstheme="minorHAnsi"/>
-          <w:color w:val="262626"/>
-          <w:lang w:eastAsia="en-GB"/>
-        </w:rPr>
-        <w:br/>
-        <w:t>conclusiones más relevantes sobre el EDA).</w:t>
-      </w:r>
-      <w:r>
-        <w:rPr>
-          <w:rFonts w:cstheme="minorHAnsi"/>
-          <w:color w:val="262626"/>
-          <w:lang w:eastAsia="en-GB"/>
-        </w:rPr>
-        <w:br/>
-        <w:t>d. Preprocesado de datos (transformación, estandarización de variables, aplicación de pruebas</w:t>
-      </w:r>
-      <w:r>
-        <w:rPr>
-          <w:rFonts w:cstheme="minorHAnsi"/>
-          <w:color w:val="262626"/>
-          <w:lang w:eastAsia="en-GB"/>
-        </w:rPr>
-        <w:br/>
-        <w:t>de hipótesis estadísticas, etc.).</w:t>
-      </w:r>
-      <w:r>
-        <w:rPr>
-          <w:rFonts w:cstheme="minorHAnsi"/>
-          <w:color w:val="262626"/>
-          <w:lang w:eastAsia="en-GB"/>
-        </w:rPr>
-        <w:br/>
-        <w:t>e. Selección de variables.</w:t>
-      </w:r>
-      <w:r>
-        <w:rPr>
-          <w:rFonts w:cstheme="minorHAnsi"/>
-          <w:color w:val="262626"/>
-          <w:lang w:eastAsia="en-GB"/>
-        </w:rPr>
-        <w:br/>
-        <w:t xml:space="preserve">f. Partición de los datos en conjuntos </w:t>
-      </w:r>
-      <w:proofErr w:type="spellStart"/>
-      <w:r>
-        <w:rPr>
-          <w:rFonts w:cstheme="minorHAnsi"/>
-          <w:color w:val="262626"/>
-          <w:lang w:eastAsia="en-GB"/>
-        </w:rPr>
-        <w:t>train</w:t>
-      </w:r>
-      <w:proofErr w:type="spellEnd"/>
-      <w:r>
-        <w:rPr>
-          <w:rFonts w:cstheme="minorHAnsi"/>
-          <w:color w:val="262626"/>
-          <w:lang w:eastAsia="en-GB"/>
-        </w:rPr>
-        <w:t>/test.</w:t>
-      </w:r>
-      <w:r>
-        <w:rPr>
-          <w:rFonts w:cstheme="minorHAnsi"/>
-          <w:color w:val="262626"/>
-          <w:lang w:eastAsia="en-GB"/>
-        </w:rPr>
-        <w:br/>
-        <w:t>g. Aplicación de modelos de aprendizaje automático.</w:t>
-      </w:r>
-      <w:r>
-        <w:rPr>
-          <w:rFonts w:cstheme="minorHAnsi"/>
-          <w:color w:val="262626"/>
-          <w:lang w:eastAsia="en-GB"/>
-        </w:rPr>
-        <w:br/>
-        <w:t>h. Evaluación y validación de modelos de aprendizaje automático.</w:t>
-      </w:r>
-      <w:r>
-        <w:rPr>
-          <w:rFonts w:cstheme="minorHAnsi"/>
-          <w:color w:val="262626"/>
-          <w:lang w:eastAsia="en-GB"/>
-        </w:rPr>
-        <w:br/>
-        <w:t>i. Comparativa de resultados.</w:t>
-      </w:r>
-      <w:r>
-        <w:rPr>
-          <w:rFonts w:cstheme="minorHAnsi"/>
-          <w:color w:val="262626"/>
-          <w:lang w:eastAsia="en-GB"/>
-        </w:rPr>
-        <w:br/>
-      </w:r>
-      <w:r>
-        <w:rPr>
-          <w:rFonts w:cstheme="minorHAnsi"/>
-          <w:color w:val="262626"/>
-          <w:lang w:eastAsia="en-GB"/>
-        </w:rPr>
-        <w:t>7. Conclusiones.</w:t>
-      </w:r>
-      <w:r>
-        <w:rPr>
-          <w:rFonts w:cstheme="minorHAnsi"/>
-          <w:color w:val="262626"/>
-          <w:lang w:eastAsia="en-GB"/>
-        </w:rPr>
-        <w:br/>
-        <w:t>8. Referencias bibliográficas.</w:t>
-      </w:r>
-      <w:r>
-        <w:rPr>
-          <w:rFonts w:cstheme="minorHAnsi"/>
-          <w:color w:val="262626"/>
-          <w:lang w:eastAsia="en-GB"/>
-        </w:rPr>
-        <w:br/>
-        <w:t>9. Anexos.</w:t>
-      </w:r>
     </w:p>
     <w:p>
       <w:pPr>
@@ -1109,7 +927,7 @@
           <w:lang w:val="en-GB" w:eastAsia="en-GB"/>
         </w:rPr>
       </w:pPr>
-      <w:bookmarkStart w:id="1" w:name="_Toc225628529"/>
+      <w:bookmarkStart w:id="1" w:name="_Toc227188981"/>
       <w:r>
         <w:rPr>
           <w:lang w:val="en-GB" w:eastAsia="en-GB"/>
@@ -1126,14 +944,12 @@
           <w:lang w:val="en-GB" w:eastAsia="en-GB"/>
         </w:rPr>
       </w:pPr>
-      <w:proofErr w:type="spellStart"/>
       <w:r>
         <w:rPr>
           <w:lang w:val="en-GB" w:eastAsia="en-GB"/>
         </w:rPr>
         <w:t>Xxx</w:t>
       </w:r>
-      <w:proofErr w:type="spellEnd"/>
     </w:p>
     <w:p>
       <w:pPr>
@@ -1143,8 +959,7 @@
           <w:lang w:val="en-GB" w:eastAsia="en-GB"/>
         </w:rPr>
       </w:pPr>
-      <w:bookmarkStart w:id="2" w:name="_Toc225628530"/>
-      <w:proofErr w:type="spellStart"/>
+      <w:bookmarkStart w:id="2" w:name="_Toc227188982"/>
       <w:r>
         <w:rPr>
           <w:lang w:val="en-GB" w:eastAsia="en-GB"/>
@@ -1158,7 +973,6 @@
         <w:t>men</w:t>
       </w:r>
       <w:bookmarkEnd w:id="2"/>
-      <w:proofErr w:type="spellEnd"/>
     </w:p>
     <w:p>
       <w:pPr>
@@ -1167,28 +981,12 @@
           <w:lang w:val="en-GB" w:eastAsia="en-GB"/>
         </w:rPr>
       </w:pPr>
-      <w:proofErr w:type="spellStart"/>
-      <w:r>
-        <w:rPr>
-          <w:lang w:val="en-GB" w:eastAsia="en-GB"/>
-        </w:rPr>
-        <w:t>Xxx</w:t>
-      </w:r>
-      <w:proofErr w:type="spellEnd"/>
-      <w:r>
-        <w:rPr>
-          <w:lang w:val="en-GB" w:eastAsia="en-GB"/>
-        </w:rPr>
-        <w:t xml:space="preserve"> </w:t>
-      </w:r>
-      <w:proofErr w:type="spellStart"/>
-      <w:r>
-        <w:rPr>
-          <w:lang w:val="en-GB" w:eastAsia="en-GB"/>
-        </w:rPr>
-        <w:t>español</w:t>
-      </w:r>
-      <w:proofErr w:type="spellEnd"/>
+      <w:r>
+        <w:rPr>
+          <w:lang w:val="en-GB" w:eastAsia="en-GB"/>
+        </w:rPr>
+        <w:t>Xxx español</w:t>
+      </w:r>
     </w:p>
     <w:sdt>
       <w:sdtPr>
@@ -1250,7 +1048,7 @@
           <w:r>
             <w:fldChar w:fldCharType="separate"/>
           </w:r>
-          <w:hyperlink w:anchor="_Toc225628529" w:history="1">
+          <w:hyperlink w:anchor="_Toc227188981" w:history="1">
             <w:r>
               <w:rPr>
                 <w:rStyle w:val="Hyperlink"/>
@@ -1297,7 +1095,7 @@
                 <w:noProof/>
                 <w:webHidden/>
               </w:rPr>
-              <w:instrText xml:space="preserve"> PAGEREF _Toc225628529 \h </w:instrText>
+              <w:instrText xml:space="preserve"> PAGEREF _Toc227188981 \h </w:instrText>
             </w:r>
             <w:r>
               <w:rPr>
@@ -1344,7 +1142,7 @@
               <w14:ligatures w14:val="standardContextual"/>
             </w:rPr>
           </w:pPr>
-          <w:hyperlink w:anchor="_Toc225628530" w:history="1">
+          <w:hyperlink w:anchor="_Toc227188982" w:history="1">
             <w:r>
               <w:rPr>
                 <w:rStyle w:val="Hyperlink"/>
@@ -1391,7 +1189,7 @@
                 <w:noProof/>
                 <w:webHidden/>
               </w:rPr>
-              <w:instrText xml:space="preserve"> PAGEREF _Toc225628530 \h </w:instrText>
+              <w:instrText xml:space="preserve"> PAGEREF _Toc227188982 \h </w:instrText>
             </w:r>
             <w:r>
               <w:rPr>
@@ -1438,7 +1236,7 @@
               <w14:ligatures w14:val="standardContextual"/>
             </w:rPr>
           </w:pPr>
-          <w:hyperlink w:anchor="_Toc225628531" w:history="1">
+          <w:hyperlink w:anchor="_Toc227188983" w:history="1">
             <w:r>
               <w:rPr>
                 <w:rStyle w:val="Hyperlink"/>
@@ -1485,7 +1283,7 @@
                 <w:noProof/>
                 <w:webHidden/>
               </w:rPr>
-              <w:instrText xml:space="preserve"> PAGEREF _Toc225628531 \h </w:instrText>
+              <w:instrText xml:space="preserve"> PAGEREF _Toc227188983 \h </w:instrText>
             </w:r>
             <w:r>
               <w:rPr>
@@ -1532,7 +1330,7 @@
               <w14:ligatures w14:val="standardContextual"/>
             </w:rPr>
           </w:pPr>
-          <w:hyperlink w:anchor="_Toc225628532" w:history="1">
+          <w:hyperlink w:anchor="_Toc227188984" w:history="1">
             <w:r>
               <w:rPr>
                 <w:rStyle w:val="Hyperlink"/>
@@ -1579,7 +1377,7 @@
                 <w:noProof/>
                 <w:webHidden/>
               </w:rPr>
-              <w:instrText xml:space="preserve"> PAGEREF _Toc225628532 \h </w:instrText>
+              <w:instrText xml:space="preserve"> PAGEREF _Toc227188984 \h </w:instrText>
             </w:r>
             <w:r>
               <w:rPr>
@@ -1626,7 +1424,7 @@
               <w14:ligatures w14:val="standardContextual"/>
             </w:rPr>
           </w:pPr>
-          <w:hyperlink w:anchor="_Toc225628533" w:history="1">
+          <w:hyperlink w:anchor="_Toc227188985" w:history="1">
             <w:r>
               <w:rPr>
                 <w:rStyle w:val="Hyperlink"/>
@@ -1673,7 +1471,7 @@
                 <w:noProof/>
                 <w:webHidden/>
               </w:rPr>
-              <w:instrText xml:space="preserve"> PAGEREF _Toc225628533 \h </w:instrText>
+              <w:instrText xml:space="preserve"> PAGEREF _Toc227188985 \h </w:instrText>
             </w:r>
             <w:r>
               <w:rPr>
@@ -1720,7 +1518,7 @@
               <w14:ligatures w14:val="standardContextual"/>
             </w:rPr>
           </w:pPr>
-          <w:hyperlink w:anchor="_Toc225628534" w:history="1">
+          <w:hyperlink w:anchor="_Toc227188986" w:history="1">
             <w:r>
               <w:rPr>
                 <w:rStyle w:val="Hyperlink"/>
@@ -1767,7 +1565,7 @@
                 <w:noProof/>
                 <w:webHidden/>
               </w:rPr>
-              <w:instrText xml:space="preserve"> PAGEREF _Toc225628534 \h </w:instrText>
+              <w:instrText xml:space="preserve"> PAGEREF _Toc227188986 \h </w:instrText>
             </w:r>
             <w:r>
               <w:rPr>
@@ -1814,7 +1612,7 @@
               <w14:ligatures w14:val="standardContextual"/>
             </w:rPr>
           </w:pPr>
-          <w:hyperlink w:anchor="_Toc225628535" w:history="1">
+          <w:hyperlink w:anchor="_Toc227188987" w:history="1">
             <w:r>
               <w:rPr>
                 <w:rStyle w:val="Hyperlink"/>
@@ -1871,7 +1669,7 @@
                 <w:noProof/>
                 <w:webHidden/>
               </w:rPr>
-              <w:instrText xml:space="preserve"> PAGEREF _Toc225628535 \h </w:instrText>
+              <w:instrText xml:space="preserve"> PAGEREF _Toc227188987 \h </w:instrText>
             </w:r>
             <w:r>
               <w:rPr>
@@ -1891,7 +1689,7 @@
                 <w:noProof/>
                 <w:webHidden/>
               </w:rPr>
-              <w:t>8</w:t>
+              <w:t>7</w:t>
             </w:r>
             <w:r>
               <w:rPr>
@@ -1918,7 +1716,7 @@
               <w14:ligatures w14:val="standardContextual"/>
             </w:rPr>
           </w:pPr>
-          <w:hyperlink w:anchor="_Toc225628536" w:history="1">
+          <w:hyperlink w:anchor="_Toc227188988" w:history="1">
             <w:r>
               <w:rPr>
                 <w:rStyle w:val="Hyperlink"/>
@@ -1965,7 +1763,7 @@
                 <w:noProof/>
                 <w:webHidden/>
               </w:rPr>
-              <w:instrText xml:space="preserve"> PAGEREF _Toc225628536 \h </w:instrText>
+              <w:instrText xml:space="preserve"> PAGEREF _Toc227188988 \h </w:instrText>
             </w:r>
             <w:r>
               <w:rPr>
@@ -1985,7 +1783,7 @@
                 <w:noProof/>
                 <w:webHidden/>
               </w:rPr>
-              <w:t>9</w:t>
+              <w:t>8</w:t>
             </w:r>
             <w:r>
               <w:rPr>
@@ -2012,7 +1810,7 @@
               <w14:ligatures w14:val="standardContextual"/>
             </w:rPr>
           </w:pPr>
-          <w:hyperlink w:anchor="_Toc225628537" w:history="1">
+          <w:hyperlink w:anchor="_Toc227188989" w:history="1">
             <w:r>
               <w:rPr>
                 <w:rStyle w:val="Hyperlink"/>
@@ -2038,6 +1836,100 @@
                 <w:noProof/>
                 <w:lang w:val="en-GB" w:eastAsia="en-GB"/>
               </w:rPr>
+              <w:t>OBJECTIVES</w:t>
+            </w:r>
+            <w:r>
+              <w:rPr>
+                <w:noProof/>
+                <w:webHidden/>
+              </w:rPr>
+              <w:tab/>
+            </w:r>
+            <w:r>
+              <w:rPr>
+                <w:noProof/>
+                <w:webHidden/>
+              </w:rPr>
+              <w:fldChar w:fldCharType="begin"/>
+            </w:r>
+            <w:r>
+              <w:rPr>
+                <w:noProof/>
+                <w:webHidden/>
+              </w:rPr>
+              <w:instrText xml:space="preserve"> PAGEREF _Toc227188989 \h </w:instrText>
+            </w:r>
+            <w:r>
+              <w:rPr>
+                <w:noProof/>
+                <w:webHidden/>
+              </w:rPr>
+            </w:r>
+            <w:r>
+              <w:rPr>
+                <w:noProof/>
+                <w:webHidden/>
+              </w:rPr>
+              <w:fldChar w:fldCharType="separate"/>
+            </w:r>
+            <w:r>
+              <w:rPr>
+                <w:noProof/>
+                <w:webHidden/>
+              </w:rPr>
+              <w:t>9</w:t>
+            </w:r>
+            <w:r>
+              <w:rPr>
+                <w:noProof/>
+                <w:webHidden/>
+              </w:rPr>
+              <w:fldChar w:fldCharType="end"/>
+            </w:r>
+          </w:hyperlink>
+        </w:p>
+        <w:p>
+          <w:pPr>
+            <w:pStyle w:val="TOC1"/>
+            <w:tabs>
+              <w:tab w:val="left" w:pos="440"/>
+              <w:tab w:val="right" w:leader="dot" w:pos="8919"/>
+            </w:tabs>
+            <w:rPr>
+              <w:noProof/>
+              <w:kern w:val="2"/>
+              <w:sz w:val="24"/>
+              <w:szCs w:val="24"/>
+              <w:lang w:val="en-GB" w:eastAsia="en-GB"/>
+              <w14:ligatures w14:val="standardContextual"/>
+            </w:rPr>
+          </w:pPr>
+          <w:hyperlink w:anchor="_Toc227188990" w:history="1">
+            <w:r>
+              <w:rPr>
+                <w:rStyle w:val="Hyperlink"/>
+                <w:noProof/>
+                <w:lang w:val="en-GB" w:eastAsia="en-GB"/>
+              </w:rPr>
+              <w:t>8</w:t>
+            </w:r>
+            <w:r>
+              <w:rPr>
+                <w:noProof/>
+                <w:kern w:val="2"/>
+                <w:sz w:val="24"/>
+                <w:szCs w:val="24"/>
+                <w:lang w:val="en-GB" w:eastAsia="en-GB"/>
+                <w14:ligatures w14:val="standardContextual"/>
+              </w:rPr>
+              <w:tab/>
+            </w:r>
+            <w:r>
+              <w:rPr>
+                <w:rStyle w:val="Hyperlink"/>
+                <w:noProof/>
+                <w:lang w:val="en-GB" w:eastAsia="en-GB"/>
+              </w:rPr>
               <w:t>METHODOLOGY</w:t>
             </w:r>
             <w:r>
@@ -2059,7 +1951,7 @@
                 <w:noProof/>
                 <w:webHidden/>
               </w:rPr>
-              <w:instrText xml:space="preserve"> PAGEREF _Toc225628537 \h </w:instrText>
+              <w:instrText xml:space="preserve"> PAGEREF _Toc227188990 \h </w:instrText>
             </w:r>
             <w:r>
               <w:rPr>
@@ -2106,14 +1998,14 @@
               <w14:ligatures w14:val="standardContextual"/>
             </w:rPr>
           </w:pPr>
-          <w:hyperlink w:anchor="_Toc225628538" w:history="1">
+          <w:hyperlink w:anchor="_Toc227188991" w:history="1">
             <w:r>
               <w:rPr>
                 <w:rStyle w:val="Hyperlink"/>
                 <w:noProof/>
                 <w:lang w:val="en-GB"/>
               </w:rPr>
-              <w:t>7.1</w:t>
+              <w:t>8.1</w:t>
             </w:r>
             <w:r>
               <w:rPr>
@@ -2152,7 +2044,7 @@
                 <w:noProof/>
                 <w:webHidden/>
               </w:rPr>
-              <w:instrText xml:space="preserve"> PAGEREF _Toc225628538 \h </w:instrText>
+              <w:instrText xml:space="preserve"> PAGEREF _Toc227188991 \h </w:instrText>
             </w:r>
             <w:r>
               <w:rPr>
@@ -2199,14 +2091,14 @@
               <w14:ligatures w14:val="standardContextual"/>
             </w:rPr>
           </w:pPr>
-          <w:hyperlink w:anchor="_Toc225628539" w:history="1">
+          <w:hyperlink w:anchor="_Toc227188992" w:history="1">
             <w:r>
               <w:rPr>
                 <w:rStyle w:val="Hyperlink"/>
                 <w:noProof/>
                 <w:lang w:val="en-GB" w:eastAsia="en-GB"/>
               </w:rPr>
-              <w:t>7.2</w:t>
+              <w:t>8.2</w:t>
             </w:r>
             <w:r>
               <w:rPr>
@@ -2246,7 +2138,7 @@
                 <w:noProof/>
                 <w:webHidden/>
               </w:rPr>
-              <w:instrText xml:space="preserve"> PAGEREF _Toc225628539 \h </w:instrText>
+              <w:instrText xml:space="preserve"> PAGEREF _Toc227188992 \h </w:instrText>
             </w:r>
             <w:r>
               <w:rPr>
@@ -2293,14 +2185,14 @@
               <w14:ligatures w14:val="standardContextual"/>
             </w:rPr>
           </w:pPr>
-          <w:hyperlink w:anchor="_Toc225628540" w:history="1">
+          <w:hyperlink w:anchor="_Toc227188993" w:history="1">
             <w:r>
               <w:rPr>
                 <w:rStyle w:val="Hyperlink"/>
                 <w:noProof/>
                 <w:lang w:val="en-GB"/>
               </w:rPr>
-              <w:t>7.3</w:t>
+              <w:t>8.3</w:t>
             </w:r>
             <w:r>
               <w:rPr>
@@ -2339,7 +2231,7 @@
                 <w:noProof/>
                 <w:webHidden/>
               </w:rPr>
-              <w:instrText xml:space="preserve"> PAGEREF _Toc225628540 \h </w:instrText>
+              <w:instrText xml:space="preserve"> PAGEREF _Toc227188993 \h </w:instrText>
             </w:r>
             <w:r>
               <w:rPr>
@@ -2359,7 +2251,7 @@
                 <w:noProof/>
                 <w:webHidden/>
               </w:rPr>
-              <w:t>11</w:t>
+              <w:t>10</w:t>
             </w:r>
             <w:r>
               <w:rPr>
@@ -2386,14 +2278,14 @@
               <w14:ligatures w14:val="standardContextual"/>
             </w:rPr>
           </w:pPr>
-          <w:hyperlink w:anchor="_Toc225628541" w:history="1">
+          <w:hyperlink w:anchor="_Toc227188994" w:history="1">
             <w:r>
               <w:rPr>
                 <w:rStyle w:val="Hyperlink"/>
                 <w:noProof/>
                 <w:lang w:val="en-GB"/>
               </w:rPr>
-              <w:t>7.3.1</w:t>
+              <w:t>8.3.1</w:t>
             </w:r>
             <w:r>
               <w:rPr>
@@ -2433,7 +2325,7 @@
                 <w:noProof/>
                 <w:webHidden/>
               </w:rPr>
-              <w:instrText xml:space="preserve"> PAGEREF _Toc225628541 \h </w:instrText>
+              <w:instrText xml:space="preserve"> PAGEREF _Toc227188994 \h </w:instrText>
             </w:r>
             <w:r>
               <w:rPr>
@@ -2480,14 +2372,14 @@
               <w14:ligatures w14:val="standardContextual"/>
             </w:rPr>
           </w:pPr>
-          <w:hyperlink w:anchor="_Toc225628542" w:history="1">
+          <w:hyperlink w:anchor="_Toc227188995" w:history="1">
             <w:r>
               <w:rPr>
                 <w:rStyle w:val="Hyperlink"/>
                 <w:noProof/>
                 <w:lang w:val="en-GB"/>
               </w:rPr>
-              <w:t>7.4</w:t>
+              <w:t>8.4</w:t>
             </w:r>
             <w:r>
               <w:rPr>
@@ -2526,7 +2418,7 @@
                 <w:noProof/>
                 <w:webHidden/>
               </w:rPr>
-              <w:instrText xml:space="preserve"> PAGEREF _Toc225628542 \h </w:instrText>
+              <w:instrText xml:space="preserve"> PAGEREF _Toc227188995 \h </w:instrText>
             </w:r>
             <w:r>
               <w:rPr>
@@ -2573,14 +2465,14 @@
               <w14:ligatures w14:val="standardContextual"/>
             </w:rPr>
           </w:pPr>
-          <w:hyperlink w:anchor="_Toc225628543" w:history="1">
+          <w:hyperlink w:anchor="_Toc227188996" w:history="1">
             <w:r>
               <w:rPr>
                 <w:rStyle w:val="Hyperlink"/>
                 <w:noProof/>
                 <w:lang w:val="en-GB" w:eastAsia="en-GB"/>
               </w:rPr>
-              <w:t>8</w:t>
+              <w:t>9</w:t>
             </w:r>
             <w:r>
               <w:rPr>
@@ -2620,7 +2512,7 @@
                 <w:noProof/>
                 <w:webHidden/>
               </w:rPr>
-              <w:instrText xml:space="preserve"> PAGEREF _Toc225628543 \h </w:instrText>
+              <w:instrText xml:space="preserve"> PAGEREF _Toc227188996 \h </w:instrText>
             </w:r>
             <w:r>
               <w:rPr>
@@ -2667,14 +2559,14 @@
               <w14:ligatures w14:val="standardContextual"/>
             </w:rPr>
           </w:pPr>
-          <w:hyperlink w:anchor="_Toc225628544" w:history="1">
+          <w:hyperlink w:anchor="_Toc227188997" w:history="1">
             <w:r>
               <w:rPr>
                 <w:rStyle w:val="Hyperlink"/>
                 <w:noProof/>
                 <w:lang w:val="en-GB" w:eastAsia="en-GB"/>
               </w:rPr>
-              <w:t>8.1</w:t>
+              <w:t>9.1</w:t>
             </w:r>
             <w:r>
               <w:rPr>
@@ -2714,7 +2606,7 @@
                 <w:noProof/>
                 <w:webHidden/>
               </w:rPr>
-              <w:instrText xml:space="preserve"> PAGEREF _Toc225628544 \h </w:instrText>
+              <w:instrText xml:space="preserve"> PAGEREF _Toc227188997 \h </w:instrText>
             </w:r>
             <w:r>
               <w:rPr>
@@ -2761,14 +2653,14 @@
               <w14:ligatures w14:val="standardContextual"/>
             </w:rPr>
           </w:pPr>
-          <w:hyperlink w:anchor="_Toc225628545" w:history="1">
+          <w:hyperlink w:anchor="_Toc227188998" w:history="1">
             <w:r>
               <w:rPr>
                 <w:rStyle w:val="Hyperlink"/>
                 <w:noProof/>
                 <w:lang w:val="en-GB" w:eastAsia="en-GB"/>
               </w:rPr>
-              <w:t>8.1.1</w:t>
+              <w:t>9.1.1</w:t>
             </w:r>
             <w:r>
               <w:rPr>
@@ -2808,7 +2700,7 @@
                 <w:noProof/>
                 <w:webHidden/>
               </w:rPr>
-              <w:instrText xml:space="preserve"> PAGEREF _Toc225628545 \h </w:instrText>
+              <w:instrText xml:space="preserve"> PAGEREF _Toc227188998 \h </w:instrText>
             </w:r>
             <w:r>
               <w:rPr>
@@ -2855,14 +2747,14 @@
               <w14:ligatures w14:val="standardContextual"/>
             </w:rPr>
           </w:pPr>
-          <w:hyperlink w:anchor="_Toc225628546" w:history="1">
+          <w:hyperlink w:anchor="_Toc227188999" w:history="1">
             <w:r>
               <w:rPr>
                 <w:rStyle w:val="Hyperlink"/>
                 <w:noProof/>
                 <w:lang w:val="en-GB" w:eastAsia="en-GB"/>
               </w:rPr>
-              <w:t>8.1.2</w:t>
+              <w:t>9.1.2</w:t>
             </w:r>
             <w:r>
               <w:rPr>
@@ -2902,7 +2794,7 @@
                 <w:noProof/>
                 <w:webHidden/>
               </w:rPr>
-              <w:instrText xml:space="preserve"> PAGEREF _Toc225628546 \h </w:instrText>
+              <w:instrText xml:space="preserve"> PAGEREF _Toc227188999 \h </w:instrText>
             </w:r>
             <w:r>
               <w:rPr>
@@ -2949,14 +2841,14 @@
               <w14:ligatures w14:val="standardContextual"/>
             </w:rPr>
           </w:pPr>
-          <w:hyperlink w:anchor="_Toc225628547" w:history="1">
+          <w:hyperlink w:anchor="_Toc227189000" w:history="1">
             <w:r>
               <w:rPr>
                 <w:rStyle w:val="Hyperlink"/>
                 <w:noProof/>
                 <w:lang w:val="en-GB" w:eastAsia="en-GB"/>
               </w:rPr>
-              <w:t>8.2</w:t>
+              <w:t>9.2</w:t>
             </w:r>
             <w:r>
               <w:rPr>
@@ -2996,7 +2888,7 @@
                 <w:noProof/>
                 <w:webHidden/>
               </w:rPr>
-              <w:instrText xml:space="preserve"> PAGEREF _Toc225628547 \h </w:instrText>
+              <w:instrText xml:space="preserve"> PAGEREF _Toc227189000 \h </w:instrText>
             </w:r>
             <w:r>
               <w:rPr>
@@ -3043,14 +2935,14 @@
               <w14:ligatures w14:val="standardContextual"/>
             </w:rPr>
           </w:pPr>
-          <w:hyperlink w:anchor="_Toc225628548" w:history="1">
+          <w:hyperlink w:anchor="_Toc227189001" w:history="1">
             <w:r>
               <w:rPr>
                 <w:rStyle w:val="Hyperlink"/>
                 <w:noProof/>
                 <w:lang w:val="en-GB" w:eastAsia="en-GB"/>
               </w:rPr>
-              <w:t>8.3</w:t>
+              <w:t>9.3</w:t>
             </w:r>
             <w:r>
               <w:rPr>
@@ -3090,7 +2982,7 @@
                 <w:noProof/>
                 <w:webHidden/>
               </w:rPr>
-              <w:instrText xml:space="preserve"> PAGEREF _Toc225628548 \h </w:instrText>
+              <w:instrText xml:space="preserve"> PAGEREF _Toc227189001 \h </w:instrText>
             </w:r>
             <w:r>
               <w:rPr>
@@ -3137,14 +3029,14 @@
               <w14:ligatures w14:val="standardContextual"/>
             </w:rPr>
           </w:pPr>
-          <w:hyperlink w:anchor="_Toc225628549" w:history="1">
+          <w:hyperlink w:anchor="_Toc227189002" w:history="1">
             <w:r>
               <w:rPr>
                 <w:rStyle w:val="Hyperlink"/>
                 <w:noProof/>
                 <w:lang w:val="en-GB" w:eastAsia="en-GB"/>
               </w:rPr>
-              <w:t>8.3.1</w:t>
+              <w:t>9.3.1</w:t>
             </w:r>
             <w:r>
               <w:rPr>
@@ -3184,7 +3076,7 @@
                 <w:noProof/>
                 <w:webHidden/>
               </w:rPr>
-              <w:instrText xml:space="preserve"> PAGEREF _Toc225628549 \h </w:instrText>
+              <w:instrText xml:space="preserve"> PAGEREF _Toc227189002 \h </w:instrText>
             </w:r>
             <w:r>
               <w:rPr>
@@ -3231,14 +3123,14 @@
               <w14:ligatures w14:val="standardContextual"/>
             </w:rPr>
           </w:pPr>
-          <w:hyperlink w:anchor="_Toc225628550" w:history="1">
+          <w:hyperlink w:anchor="_Toc227189003" w:history="1">
             <w:r>
               <w:rPr>
                 <w:rStyle w:val="Hyperlink"/>
                 <w:noProof/>
                 <w:lang w:val="en-GB" w:eastAsia="en-GB"/>
               </w:rPr>
-              <w:t>8.3.2</w:t>
+              <w:t>9.3.2</w:t>
             </w:r>
             <w:r>
               <w:rPr>
@@ -3278,7 +3170,7 @@
                 <w:noProof/>
                 <w:webHidden/>
               </w:rPr>
-              <w:instrText xml:space="preserve"> PAGEREF _Toc225628550 \h </w:instrText>
+              <w:instrText xml:space="preserve"> PAGEREF _Toc227189003 \h </w:instrText>
             </w:r>
             <w:r>
               <w:rPr>
@@ -3325,14 +3217,14 @@
               <w14:ligatures w14:val="standardContextual"/>
             </w:rPr>
           </w:pPr>
-          <w:hyperlink w:anchor="_Toc225628551" w:history="1">
+          <w:hyperlink w:anchor="_Toc227189004" w:history="1">
             <w:r>
               <w:rPr>
                 <w:rStyle w:val="Hyperlink"/>
                 <w:noProof/>
                 <w:lang w:val="en-GB" w:eastAsia="en-GB"/>
               </w:rPr>
-              <w:t>8.4</w:t>
+              <w:t>9.4</w:t>
             </w:r>
             <w:r>
               <w:rPr>
@@ -3372,7 +3264,7 @@
                 <w:noProof/>
                 <w:webHidden/>
               </w:rPr>
-              <w:instrText xml:space="preserve"> PAGEREF _Toc225628551 \h </w:instrText>
+              <w:instrText xml:space="preserve"> PAGEREF _Toc227189004 \h </w:instrText>
             </w:r>
             <w:r>
               <w:rPr>
@@ -3419,14 +3311,14 @@
               <w14:ligatures w14:val="standardContextual"/>
             </w:rPr>
           </w:pPr>
-          <w:hyperlink w:anchor="_Toc225628552" w:history="1">
+          <w:hyperlink w:anchor="_Toc227189005" w:history="1">
             <w:r>
               <w:rPr>
                 <w:rStyle w:val="Hyperlink"/>
                 <w:noProof/>
                 <w:lang w:val="en-GB" w:eastAsia="en-GB"/>
               </w:rPr>
-              <w:t>8.4.1</w:t>
+              <w:t>9.4.1</w:t>
             </w:r>
             <w:r>
               <w:rPr>
@@ -3466,7 +3358,7 @@
                 <w:noProof/>
                 <w:webHidden/>
               </w:rPr>
-              <w:instrText xml:space="preserve"> PAGEREF _Toc225628552 \h </w:instrText>
+              <w:instrText xml:space="preserve"> PAGEREF _Toc227189005 \h </w:instrText>
             </w:r>
             <w:r>
               <w:rPr>
@@ -3513,14 +3405,14 @@
               <w14:ligatures w14:val="standardContextual"/>
             </w:rPr>
           </w:pPr>
-          <w:hyperlink w:anchor="_Toc225628553" w:history="1">
+          <w:hyperlink w:anchor="_Toc227189006" w:history="1">
             <w:r>
               <w:rPr>
                 <w:rStyle w:val="Hyperlink"/>
                 <w:noProof/>
                 <w:lang w:val="en-GB" w:eastAsia="en-GB"/>
               </w:rPr>
-              <w:t>8.4.2</w:t>
+              <w:t>9.4.2</w:t>
             </w:r>
             <w:r>
               <w:rPr>
@@ -3560,7 +3452,7 @@
                 <w:noProof/>
                 <w:webHidden/>
               </w:rPr>
-              <w:instrText xml:space="preserve"> PAGEREF _Toc225628553 \h </w:instrText>
+              <w:instrText xml:space="preserve"> PAGEREF _Toc227189006 \h </w:instrText>
             </w:r>
             <w:r>
               <w:rPr>
@@ -3607,14 +3499,14 @@
               <w14:ligatures w14:val="standardContextual"/>
             </w:rPr>
           </w:pPr>
-          <w:hyperlink w:anchor="_Toc225628554" w:history="1">
+          <w:hyperlink w:anchor="_Toc227189007" w:history="1">
             <w:r>
               <w:rPr>
                 <w:rStyle w:val="Hyperlink"/>
                 <w:noProof/>
                 <w:lang w:val="en-GB" w:eastAsia="en-GB"/>
               </w:rPr>
-              <w:t>8.4.3</w:t>
+              <w:t>9.4.3</w:t>
             </w:r>
             <w:r>
               <w:rPr>
@@ -3654,7 +3546,7 @@
                 <w:noProof/>
                 <w:webHidden/>
               </w:rPr>
-              <w:instrText xml:space="preserve"> PAGEREF _Toc225628554 \h </w:instrText>
+              <w:instrText xml:space="preserve"> PAGEREF _Toc227189007 \h </w:instrText>
             </w:r>
             <w:r>
               <w:rPr>
@@ -3701,14 +3593,14 @@
               <w14:ligatures w14:val="standardContextual"/>
             </w:rPr>
           </w:pPr>
-          <w:hyperlink w:anchor="_Toc225628555" w:history="1">
+          <w:hyperlink w:anchor="_Toc227189008" w:history="1">
             <w:r>
               <w:rPr>
                 <w:rStyle w:val="Hyperlink"/>
                 <w:noProof/>
                 <w:lang w:val="en-GB" w:eastAsia="en-GB"/>
               </w:rPr>
-              <w:t>8.4.4</w:t>
+              <w:t>9.4.4</w:t>
             </w:r>
             <w:r>
               <w:rPr>
@@ -3748,7 +3640,7 @@
                 <w:noProof/>
                 <w:webHidden/>
               </w:rPr>
-              <w:instrText xml:space="preserve"> PAGEREF _Toc225628555 \h </w:instrText>
+              <w:instrText xml:space="preserve"> PAGEREF _Toc227189008 \h </w:instrText>
             </w:r>
             <w:r>
               <w:rPr>
@@ -3795,14 +3687,14 @@
               <w14:ligatures w14:val="standardContextual"/>
             </w:rPr>
           </w:pPr>
-          <w:hyperlink w:anchor="_Toc225628556" w:history="1">
+          <w:hyperlink w:anchor="_Toc227189009" w:history="1">
             <w:r>
               <w:rPr>
                 <w:rStyle w:val="Hyperlink"/>
                 <w:noProof/>
                 <w:lang w:val="en-GB" w:eastAsia="en-GB"/>
               </w:rPr>
-              <w:t>8.5</w:t>
+              <w:t>9.5</w:t>
             </w:r>
             <w:r>
               <w:rPr>
@@ -3842,7 +3734,7 @@
                 <w:noProof/>
                 <w:webHidden/>
               </w:rPr>
-              <w:instrText xml:space="preserve"> PAGEREF _Toc225628556 \h </w:instrText>
+              <w:instrText xml:space="preserve"> PAGEREF _Toc227189009 \h </w:instrText>
             </w:r>
             <w:r>
               <w:rPr>
@@ -3862,7 +3754,7 @@
                 <w:noProof/>
                 <w:webHidden/>
               </w:rPr>
-              <w:t>22</w:t>
+              <w:t>21</w:t>
             </w:r>
             <w:r>
               <w:rPr>
@@ -3889,14 +3781,14 @@
               <w14:ligatures w14:val="standardContextual"/>
             </w:rPr>
           </w:pPr>
-          <w:hyperlink w:anchor="_Toc225628557" w:history="1">
+          <w:hyperlink w:anchor="_Toc227189010" w:history="1">
             <w:r>
               <w:rPr>
                 <w:rStyle w:val="Hyperlink"/>
                 <w:noProof/>
                 <w:lang w:val="en-GB" w:eastAsia="en-GB"/>
               </w:rPr>
-              <w:t>8.6</w:t>
+              <w:t>9.6</w:t>
             </w:r>
             <w:r>
               <w:rPr>
@@ -3936,7 +3828,7 @@
                 <w:noProof/>
                 <w:webHidden/>
               </w:rPr>
-              <w:instrText xml:space="preserve"> PAGEREF _Toc225628557 \h </w:instrText>
+              <w:instrText xml:space="preserve"> PAGEREF _Toc227189010 \h </w:instrText>
             </w:r>
             <w:r>
               <w:rPr>
@@ -3956,7 +3848,7 @@
                 <w:noProof/>
                 <w:webHidden/>
               </w:rPr>
-              <w:t>22</w:t>
+              <w:t>21</w:t>
             </w:r>
             <w:r>
               <w:rPr>
@@ -3983,14 +3875,14 @@
               <w14:ligatures w14:val="standardContextual"/>
             </w:rPr>
           </w:pPr>
-          <w:hyperlink w:anchor="_Toc225628558" w:history="1">
+          <w:hyperlink w:anchor="_Toc227189011" w:history="1">
             <w:r>
               <w:rPr>
                 <w:rStyle w:val="Hyperlink"/>
                 <w:noProof/>
                 <w:lang w:val="en-GB" w:eastAsia="en-GB"/>
               </w:rPr>
-              <w:t>8.7</w:t>
+              <w:t>9.7</w:t>
             </w:r>
             <w:r>
               <w:rPr>
@@ -4030,7 +3922,7 @@
                 <w:noProof/>
                 <w:webHidden/>
               </w:rPr>
-              <w:instrText xml:space="preserve"> PAGEREF _Toc225628558 \h </w:instrText>
+              <w:instrText xml:space="preserve"> PAGEREF _Toc227189011 \h </w:instrText>
             </w:r>
             <w:r>
               <w:rPr>
@@ -4050,7 +3942,7 @@
                 <w:noProof/>
                 <w:webHidden/>
               </w:rPr>
-              <w:t>22</w:t>
+              <w:t>21</w:t>
             </w:r>
             <w:r>
               <w:rPr>
@@ -4077,14 +3969,14 @@
               <w14:ligatures w14:val="standardContextual"/>
             </w:rPr>
           </w:pPr>
-          <w:hyperlink w:anchor="_Toc225628559" w:history="1">
+          <w:hyperlink w:anchor="_Toc227189012" w:history="1">
             <w:r>
               <w:rPr>
                 <w:rStyle w:val="Hyperlink"/>
                 <w:noProof/>
                 <w:lang w:val="en-GB" w:eastAsia="en-GB"/>
               </w:rPr>
-              <w:t>8.8</w:t>
+              <w:t>9.8</w:t>
             </w:r>
             <w:r>
               <w:rPr>
@@ -4124,7 +4016,7 @@
                 <w:noProof/>
                 <w:webHidden/>
               </w:rPr>
-              <w:instrText xml:space="preserve"> PAGEREF _Toc225628559 \h </w:instrText>
+              <w:instrText xml:space="preserve"> PAGEREF _Toc227189012 \h </w:instrText>
             </w:r>
             <w:r>
               <w:rPr>
@@ -4144,7 +4036,7 @@
                 <w:noProof/>
                 <w:webHidden/>
               </w:rPr>
-              <w:t>22</w:t>
+              <w:t>21</w:t>
             </w:r>
             <w:r>
               <w:rPr>
@@ -4171,14 +4063,14 @@
               <w14:ligatures w14:val="standardContextual"/>
             </w:rPr>
           </w:pPr>
-          <w:hyperlink w:anchor="_Toc225628560" w:history="1">
+          <w:hyperlink w:anchor="_Toc227189013" w:history="1">
             <w:r>
               <w:rPr>
                 <w:rStyle w:val="Hyperlink"/>
                 <w:noProof/>
                 <w:lang w:val="en-GB" w:eastAsia="en-GB"/>
               </w:rPr>
-              <w:t>8.9</w:t>
+              <w:t>9.9</w:t>
             </w:r>
             <w:r>
               <w:rPr>
@@ -4218,7 +4110,7 @@
                 <w:noProof/>
                 <w:webHidden/>
               </w:rPr>
-              <w:instrText xml:space="preserve"> PAGEREF _Toc225628560 \h </w:instrText>
+              <w:instrText xml:space="preserve"> PAGEREF _Toc227189013 \h </w:instrText>
             </w:r>
             <w:r>
               <w:rPr>
@@ -4238,101 +4130,7 @@
                 <w:noProof/>
                 <w:webHidden/>
               </w:rPr>
-              <w:t>22</w:t>
-            </w:r>
-            <w:r>
-              <w:rPr>
-                <w:noProof/>
-                <w:webHidden/>
-              </w:rPr>
-              <w:fldChar w:fldCharType="end"/>
-            </w:r>
-          </w:hyperlink>
-        </w:p>
-        <w:p>
-          <w:pPr>
-            <w:pStyle w:val="TOC1"/>
-            <w:tabs>
-              <w:tab w:val="left" w:pos="440"/>
-              <w:tab w:val="right" w:leader="dot" w:pos="8919"/>
-            </w:tabs>
-            <w:rPr>
-              <w:noProof/>
-              <w:kern w:val="2"/>
-              <w:sz w:val="24"/>
-              <w:szCs w:val="24"/>
-              <w:lang w:val="en-GB" w:eastAsia="en-GB"/>
-              <w14:ligatures w14:val="standardContextual"/>
-            </w:rPr>
-          </w:pPr>
-          <w:hyperlink w:anchor="_Toc225628561" w:history="1">
-            <w:r>
-              <w:rPr>
-                <w:rStyle w:val="Hyperlink"/>
-                <w:noProof/>
-                <w:lang w:val="en-GB" w:eastAsia="en-GB"/>
-              </w:rPr>
-              <w:t>9</w:t>
-            </w:r>
-            <w:r>
-              <w:rPr>
-                <w:noProof/>
-                <w:kern w:val="2"/>
-                <w:sz w:val="24"/>
-                <w:szCs w:val="24"/>
-                <w:lang w:val="en-GB" w:eastAsia="en-GB"/>
-                <w14:ligatures w14:val="standardContextual"/>
-              </w:rPr>
-              <w:tab/>
-            </w:r>
-            <w:r>
-              <w:rPr>
-                <w:rStyle w:val="Hyperlink"/>
-                <w:noProof/>
-                <w:lang w:val="en-GB" w:eastAsia="en-GB"/>
-              </w:rPr>
-              <w:t>Conclusions</w:t>
-            </w:r>
-            <w:r>
-              <w:rPr>
-                <w:noProof/>
-                <w:webHidden/>
-              </w:rPr>
-              <w:tab/>
-            </w:r>
-            <w:r>
-              <w:rPr>
-                <w:noProof/>
-                <w:webHidden/>
-              </w:rPr>
-              <w:fldChar w:fldCharType="begin"/>
-            </w:r>
-            <w:r>
-              <w:rPr>
-                <w:noProof/>
-                <w:webHidden/>
-              </w:rPr>
-              <w:instrText xml:space="preserve"> PAGEREF _Toc225628561 \h </w:instrText>
-            </w:r>
-            <w:r>
-              <w:rPr>
-                <w:noProof/>
-                <w:webHidden/>
-              </w:rPr>
-            </w:r>
-            <w:r>
-              <w:rPr>
-                <w:noProof/>
-                <w:webHidden/>
-              </w:rPr>
-              <w:fldChar w:fldCharType="separate"/>
-            </w:r>
-            <w:r>
-              <w:rPr>
-                <w:noProof/>
-                <w:webHidden/>
-              </w:rPr>
-              <w:t>22</w:t>
+              <w:t>21</w:t>
             </w:r>
             <w:r>
               <w:rPr>
@@ -4359,7 +4157,7 @@
               <w14:ligatures w14:val="standardContextual"/>
             </w:rPr>
           </w:pPr>
-          <w:hyperlink w:anchor="_Toc225628562" w:history="1">
+          <w:hyperlink w:anchor="_Toc227189014" w:history="1">
             <w:r>
               <w:rPr>
                 <w:rStyle w:val="Hyperlink"/>
@@ -4385,7 +4183,7 @@
                 <w:noProof/>
                 <w:lang w:val="en-GB" w:eastAsia="en-GB"/>
               </w:rPr>
-              <w:t>REFERENCES</w:t>
+              <w:t>Conclusions</w:t>
             </w:r>
             <w:r>
               <w:rPr>
@@ -4406,7 +4204,7 @@
                 <w:noProof/>
                 <w:webHidden/>
               </w:rPr>
-              <w:instrText xml:space="preserve"> PAGEREF _Toc225628562 \h </w:instrText>
+              <w:instrText xml:space="preserve"> PAGEREF _Toc227189014 \h </w:instrText>
             </w:r>
             <w:r>
               <w:rPr>
@@ -4426,7 +4224,7 @@
                 <w:noProof/>
                 <w:webHidden/>
               </w:rPr>
-              <w:t>22</w:t>
+              <w:t>21</w:t>
             </w:r>
             <w:r>
               <w:rPr>
@@ -4453,12 +4251,12 @@
               <w14:ligatures w14:val="standardContextual"/>
             </w:rPr>
           </w:pPr>
-          <w:hyperlink w:anchor="_Toc225628563" w:history="1">
+          <w:hyperlink w:anchor="_Toc227189015" w:history="1">
             <w:r>
               <w:rPr>
                 <w:rStyle w:val="Hyperlink"/>
                 <w:noProof/>
-                <w:lang w:val="en-GB"/>
+                <w:lang w:val="en-GB" w:eastAsia="en-GB"/>
               </w:rPr>
               <w:t>11</w:t>
             </w:r>
@@ -4477,8 +4275,102 @@
               <w:rPr>
                 <w:rStyle w:val="Hyperlink"/>
                 <w:noProof/>
+                <w:lang w:val="en-GB" w:eastAsia="en-GB"/>
+              </w:rPr>
+              <w:t>REFERENCES</w:t>
+            </w:r>
+            <w:r>
+              <w:rPr>
+                <w:noProof/>
+                <w:webHidden/>
+              </w:rPr>
+              <w:tab/>
+            </w:r>
+            <w:r>
+              <w:rPr>
+                <w:noProof/>
+                <w:webHidden/>
+              </w:rPr>
+              <w:fldChar w:fldCharType="begin"/>
+            </w:r>
+            <w:r>
+              <w:rPr>
+                <w:noProof/>
+                <w:webHidden/>
+              </w:rPr>
+              <w:instrText xml:space="preserve"> PAGEREF _Toc227189015 \h </w:instrText>
+            </w:r>
+            <w:r>
+              <w:rPr>
+                <w:noProof/>
+                <w:webHidden/>
+              </w:rPr>
+            </w:r>
+            <w:r>
+              <w:rPr>
+                <w:noProof/>
+                <w:webHidden/>
+              </w:rPr>
+              <w:fldChar w:fldCharType="separate"/>
+            </w:r>
+            <w:r>
+              <w:rPr>
+                <w:noProof/>
+                <w:webHidden/>
+              </w:rPr>
+              <w:t>21</w:t>
+            </w:r>
+            <w:r>
+              <w:rPr>
+                <w:noProof/>
+                <w:webHidden/>
+              </w:rPr>
+              <w:fldChar w:fldCharType="end"/>
+            </w:r>
+          </w:hyperlink>
+        </w:p>
+        <w:p>
+          <w:pPr>
+            <w:pStyle w:val="TOC1"/>
+            <w:tabs>
+              <w:tab w:val="left" w:pos="720"/>
+              <w:tab w:val="right" w:leader="dot" w:pos="8919"/>
+            </w:tabs>
+            <w:rPr>
+              <w:noProof/>
+              <w:kern w:val="2"/>
+              <w:sz w:val="24"/>
+              <w:szCs w:val="24"/>
+              <w:lang w:val="en-GB" w:eastAsia="en-GB"/>
+              <w14:ligatures w14:val="standardContextual"/>
+            </w:rPr>
+          </w:pPr>
+          <w:hyperlink w:anchor="_Toc227189016" w:history="1">
+            <w:r>
+              <w:rPr>
+                <w:rStyle w:val="Hyperlink"/>
+                <w:noProof/>
                 <w:lang w:val="en-GB"/>
               </w:rPr>
+              <w:t>12</w:t>
+            </w:r>
+            <w:r>
+              <w:rPr>
+                <w:noProof/>
+                <w:kern w:val="2"/>
+                <w:sz w:val="24"/>
+                <w:szCs w:val="24"/>
+                <w:lang w:val="en-GB" w:eastAsia="en-GB"/>
+                <w14:ligatures w14:val="standardContextual"/>
+              </w:rPr>
+              <w:tab/>
+            </w:r>
+            <w:r>
+              <w:rPr>
+                <w:rStyle w:val="Hyperlink"/>
+                <w:noProof/>
+                <w:lang w:val="en-GB"/>
+              </w:rPr>
               <w:t>Anexos</w:t>
             </w:r>
             <w:r>
@@ -4500,7 +4392,7 @@
                 <w:noProof/>
                 <w:webHidden/>
               </w:rPr>
-              <w:instrText xml:space="preserve"> PAGEREF _Toc225628563 \h </w:instrText>
+              <w:instrText xml:space="preserve"> PAGEREF _Toc227189016 \h </w:instrText>
             </w:r>
             <w:r>
               <w:rPr>
@@ -4520,7 +4412,7 @@
                 <w:noProof/>
                 <w:webHidden/>
               </w:rPr>
-              <w:t>23</w:t>
+              <w:t>24</w:t>
             </w:r>
             <w:r>
               <w:rPr>
@@ -4556,7 +4448,7 @@
           <w:lang w:val="en-GB" w:eastAsia="en-GB"/>
         </w:rPr>
       </w:pPr>
-      <w:bookmarkStart w:id="3" w:name="_Toc225628531"/>
+      <w:bookmarkStart w:id="3" w:name="_Toc227188983"/>
       <w:r>
         <w:rPr>
           <w:lang w:val="en-GB" w:eastAsia="en-GB"/>
@@ -4598,14 +4490,14 @@
         </w:rPr>
         <w:fldChar w:fldCharType="separate"/>
       </w:r>
-      <w:hyperlink w:anchor="_Toc225628514" w:history="1">
+      <w:hyperlink w:anchor="_Toc227189017" w:history="1">
         <w:r>
           <w:rPr>
             <w:rStyle w:val="Hyperlink"/>
             <w:noProof/>
             <w:lang w:val="en-GB"/>
           </w:rPr>
-          <w:t>Figure 1</w:t>
+          <w:t>Figure 1.</w:t>
         </w:r>
         <w:r>
           <w:rPr>
@@ -4634,7 +4526,7 @@
             <w:noProof/>
             <w:webHidden/>
           </w:rPr>
-          <w:instrText xml:space="preserve"> PAGEREF _Toc225628514 \h </w:instrText>
+          <w:instrText xml:space="preserve"> PAGEREF _Toc227189017 \h </w:instrText>
         </w:r>
         <w:r>
           <w:rPr>
@@ -4654,7 +4546,7 @@
             <w:noProof/>
             <w:webHidden/>
           </w:rPr>
-          <w:t>7</w:t>
+          <w:t>6</w:t>
         </w:r>
         <w:r>
           <w:rPr>
@@ -4680,14 +4572,14 @@
           <w14:ligatures w14:val="standardContextual"/>
         </w:rPr>
       </w:pPr>
-      <w:hyperlink w:anchor="_Toc225628515" w:history="1">
+      <w:hyperlink w:anchor="_Toc227189018" w:history="1">
         <w:r>
           <w:rPr>
             <w:rStyle w:val="Hyperlink"/>
             <w:noProof/>
             <w:lang w:val="en-GB"/>
           </w:rPr>
-          <w:t>Figure 2 Summary statistics of the SMILES-to-InChI conversion process, including total processed molecules, number of successful and failed conversions, overall success rate, and execution time.</w:t>
+          <w:t>Figure 2. Simplified schematic of molecular representation pipelines.</w:t>
         </w:r>
         <w:r>
           <w:rPr>
@@ -4708,7 +4600,81 @@
             <w:noProof/>
             <w:webHidden/>
           </w:rPr>
-          <w:instrText xml:space="preserve"> PAGEREF _Toc225628515 \h </w:instrText>
+          <w:instrText xml:space="preserve"> PAGEREF _Toc227189018 \h </w:instrText>
+        </w:r>
+        <w:r>
+          <w:rPr>
+            <w:noProof/>
+            <w:webHidden/>
+          </w:rPr>
+        </w:r>
+        <w:r>
+          <w:rPr>
+            <w:noProof/>
+            <w:webHidden/>
+          </w:rPr>
+          <w:fldChar w:fldCharType="separate"/>
+        </w:r>
+        <w:r>
+          <w:rPr>
+            <w:noProof/>
+            <w:webHidden/>
+          </w:rPr>
+          <w:t>12</w:t>
+        </w:r>
+        <w:r>
+          <w:rPr>
+            <w:noProof/>
+            <w:webHidden/>
+          </w:rPr>
+          <w:fldChar w:fldCharType="end"/>
+        </w:r>
+      </w:hyperlink>
+    </w:p>
+    <w:p>
+      <w:pPr>
+        <w:pStyle w:val="TableofFigures"/>
+        <w:tabs>
+          <w:tab w:val="right" w:leader="dot" w:pos="8919"/>
+        </w:tabs>
+        <w:rPr>
+          <w:noProof/>
+          <w:kern w:val="2"/>
+          <w:sz w:val="24"/>
+          <w:szCs w:val="24"/>
+          <w:lang w:val="en-GB" w:eastAsia="en-GB"/>
+          <w14:ligatures w14:val="standardContextual"/>
+        </w:rPr>
+      </w:pPr>
+      <w:hyperlink w:anchor="_Toc227189019" w:history="1">
+        <w:r>
+          <w:rPr>
+            <w:rStyle w:val="Hyperlink"/>
+            <w:noProof/>
+            <w:lang w:val="en-GB"/>
+          </w:rPr>
+          <w:t>Figure 3. Summary statistics of the SMILES-to-InChI conversion process, including total processed molecules, number of successful and failed conversions, overall success rate, and execution time.</w:t>
+        </w:r>
+        <w:r>
+          <w:rPr>
+            <w:noProof/>
+            <w:webHidden/>
+          </w:rPr>
+          <w:tab/>
+        </w:r>
+        <w:r>
+          <w:rPr>
+            <w:noProof/>
+            <w:webHidden/>
+          </w:rPr>
+          <w:fldChar w:fldCharType="begin"/>
+        </w:r>
+        <w:r>
+          <w:rPr>
+            <w:noProof/>
+            <w:webHidden/>
+          </w:rPr>
+          <w:instrText xml:space="preserve"> PAGEREF _Toc227189019 \h </w:instrText>
         </w:r>
         <w:r>
           <w:rPr>
@@ -4754,14 +4720,14 @@
           <w14:ligatures w14:val="standardContextual"/>
         </w:rPr>
       </w:pPr>
-      <w:hyperlink w:anchor="_Toc225628516" w:history="1">
+      <w:hyperlink w:anchor="_Toc227189020" w:history="1">
         <w:r>
           <w:rPr>
             <w:rStyle w:val="Hyperlink"/>
             <w:noProof/>
             <w:lang w:val="en-GB"/>
           </w:rPr>
-          <w:t xml:space="preserve">Figure 3 CYP450 ‘dict’ descriptors for full db (A) and curated db with threshold = 10 (B).  Dict( </w:t>
+          <w:t xml:space="preserve">Figure 4. CYP450 ‘dict’ descriptors for full db (A) and curated db with threshold = 10 (B).  Dict( </w:t>
         </w:r>
         <w:r>
           <w:rPr>
@@ -4800,7 +4766,7 @@
             <w:noProof/>
             <w:webHidden/>
           </w:rPr>
-          <w:instrText xml:space="preserve"> PAGEREF _Toc225628516 \h </w:instrText>
+          <w:instrText xml:space="preserve"> PAGEREF _Toc227189020 \h </w:instrText>
         </w:r>
         <w:r>
           <w:rPr>
@@ -4846,14 +4812,14 @@
           <w14:ligatures w14:val="standardContextual"/>
         </w:rPr>
       </w:pPr>
-      <w:hyperlink w:anchor="_Toc225628517" w:history="1">
+      <w:hyperlink w:anchor="_Toc227189021" w:history="1">
         <w:r>
           <w:rPr>
             <w:rStyle w:val="Hyperlink"/>
             <w:noProof/>
             <w:lang w:val="en-GB"/>
           </w:rPr>
-          <w:t>Figure 4 Morgan fingerprint feature matrix (ECFP6, radius = 3) for the curated dataset. Rows correspond to DrugBank IDs; columns represent hashed substructure counts. The resulting matrix has dimensions 1368 × 2048 and contains integer count values.</w:t>
+          <w:t>Figure 5. Morgan fingerprint feature matrix (ECFP6, radius = 3) for the curated dataset. Rows correspond to DrugBank IDs; columns represent hashed substructure counts. The resulting matrix has dimensions 1368 × 2048 and contains integer count values.</w:t>
         </w:r>
         <w:r>
           <w:rPr>
@@ -4874,7 +4840,7 @@
             <w:noProof/>
             <w:webHidden/>
           </w:rPr>
-          <w:instrText xml:space="preserve"> PAGEREF _Toc225628517 \h </w:instrText>
+          <w:instrText xml:space="preserve"> PAGEREF _Toc227189021 \h </w:instrText>
         </w:r>
         <w:r>
           <w:rPr>
@@ -4920,14 +4886,14 @@
           <w14:ligatures w14:val="standardContextual"/>
         </w:rPr>
       </w:pPr>
-      <w:hyperlink w:anchor="_Toc225628518" w:history="1">
+      <w:hyperlink w:anchor="_Toc227189022" w:history="1">
         <w:r>
           <w:rPr>
             <w:rStyle w:val="Hyperlink"/>
             <w:noProof/>
             <w:lang w:val="en-GB"/>
           </w:rPr>
-          <w:t>Figure 5 MolE embedding matrix for the curated dataset. Rows correspond to DrugBank IDs; columns represent pretrained embedding dimensions from the MolE transformer. The resulting matrix has dimensions 1368 × 1000 and contains continuous-valued vectors.</w:t>
+          <w:t>Figure 6. MolE embedding matrix for the curated dataset. Rows correspond to DrugBank IDs; columns represent pretrained embedding dimensions from the MolE transformer. The resulting matrix has dimensions 1368 × 1000 and contains continuous-valued vectors.</w:t>
         </w:r>
         <w:r>
           <w:rPr>
@@ -4948,7 +4914,7 @@
             <w:noProof/>
             <w:webHidden/>
           </w:rPr>
-          <w:instrText xml:space="preserve"> PAGEREF _Toc225628518 \h </w:instrText>
+          <w:instrText xml:space="preserve"> PAGEREF _Toc227189022 \h </w:instrText>
         </w:r>
         <w:r>
           <w:rPr>
@@ -4994,14 +4960,14 @@
           <w14:ligatures w14:val="standardContextual"/>
         </w:rPr>
       </w:pPr>
-      <w:hyperlink w:anchor="_Toc225628519" w:history="1">
+      <w:hyperlink w:anchor="_Toc227189023" w:history="1">
         <w:r>
           <w:rPr>
             <w:rStyle w:val="Hyperlink"/>
             <w:noProof/>
             <w:lang w:val="en-GB"/>
           </w:rPr>
-          <w:t>Figure 6 ChemBERTa embedding matrix for the curated dataset. Rows correspond to DrugBank IDs; columns represent pretrained embedding dimensions from the ChemBERTa transformer. The resulting matrix has dimensions 1368 × 768 and contains continuous-valued vectors.</w:t>
+          <w:t>Figure 7. ChemBERTa embedding matrix for the curated dataset. Rows correspond to DrugBank IDs; columns represent pretrained embedding dimensions from the ChemBERTa transformer. The resulting matrix has dimensions 1368 × 768 and contains continuous-valued vectors.</w:t>
         </w:r>
         <w:r>
           <w:rPr>
@@ -5022,7 +4988,7 @@
             <w:noProof/>
             <w:webHidden/>
           </w:rPr>
-          <w:instrText xml:space="preserve"> PAGEREF _Toc225628519 \h </w:instrText>
+          <w:instrText xml:space="preserve"> PAGEREF _Toc227189023 \h </w:instrText>
         </w:r>
         <w:r>
           <w:rPr>
@@ -5068,14 +5034,14 @@
           <w14:ligatures w14:val="standardContextual"/>
         </w:rPr>
       </w:pPr>
-      <w:hyperlink w:anchor="_Toc225628520" w:history="1">
+      <w:hyperlink w:anchor="_Toc227189024" w:history="1">
         <w:r>
           <w:rPr>
             <w:rStyle w:val="Hyperlink"/>
             <w:noProof/>
             <w:lang w:val="en-GB"/>
           </w:rPr>
-          <w:t>Figure 7 InChI-based embedding matrix for the curated dataset. Rows correspond to DrugBank IDs; columns represent embedding dimensions from the author</w:t>
+          <w:t>Figure 8. InChI-based embedding matrix for the curated dataset. Rows correspond to DrugBank IDs; columns represent embedding dimensions from the author</w:t>
         </w:r>
         <w:r>
           <w:rPr>
@@ -5130,7 +5096,7 @@
             <w:noProof/>
             <w:webHidden/>
           </w:rPr>
-          <w:instrText xml:space="preserve"> PAGEREF _Toc225628520 \h </w:instrText>
+          <w:instrText xml:space="preserve"> PAGEREF _Toc227189024 \h </w:instrText>
         </w:r>
         <w:r>
           <w:rPr>
@@ -5176,79 +5142,7 @@
     </w:p>
     <w:p>
       <w:pPr>
-        <w:rPr>
-          <w:lang w:val="en-GB" w:eastAsia="en-GB"/>
-        </w:rPr>
-      </w:pPr>
-      <w:r>
-        <w:rPr>
-          <w:lang w:val="en-GB" w:eastAsia="en-GB"/>
-        </w:rPr>
-        <w:t>5</w:t>
-      </w:r>
-      <w:r>
-        <w:rPr>
-          <w:lang w:val="en-GB" w:eastAsia="en-GB"/>
-        </w:rPr>
-        <w:t xml:space="preserve">. </w:t>
-      </w:r>
-      <w:r>
-        <w:rPr>
-          <w:lang w:val="en-GB" w:eastAsia="en-GB"/>
-        </w:rPr>
-        <w:t xml:space="preserve">TITULO EXTRA </w:t>
-      </w:r>
-      <w:r>
-        <w:rPr>
-          <w:lang w:val="en-GB" w:eastAsia="en-GB"/>
-        </w:rPr>
-        <w:t>¿¿abbreviations?</w:t>
-      </w:r>
-    </w:p>
-    <w:p>
-      <w:pPr>
-        <w:rPr>
-          <w:lang w:val="en-GB" w:eastAsia="en-GB"/>
-        </w:rPr>
-      </w:pPr>
-      <w:proofErr w:type="spellStart"/>
-      <w:r>
-        <w:rPr>
-          <w:lang w:val="en-GB" w:eastAsia="en-GB"/>
-        </w:rPr>
-        <w:t>Dataframe</w:t>
-      </w:r>
-      <w:proofErr w:type="spellEnd"/>
-      <w:r>
-        <w:rPr>
-          <w:lang w:val="en-GB" w:eastAsia="en-GB"/>
-        </w:rPr>
-        <w:t xml:space="preserve">: </w:t>
-      </w:r>
-      <w:proofErr w:type="spellStart"/>
-      <w:r>
-        <w:rPr>
-          <w:lang w:val="en-GB" w:eastAsia="en-GB"/>
-        </w:rPr>
-        <w:t>df</w:t>
-      </w:r>
-      <w:proofErr w:type="spellEnd"/>
-    </w:p>
-    <w:p>
-      <w:pPr>
-        <w:rPr>
-          <w:lang w:val="en-GB" w:eastAsia="en-GB"/>
-        </w:rPr>
-      </w:pPr>
-      <w:r>
-        <w:rPr>
-          <w:lang w:val="en-GB" w:eastAsia="en-GB"/>
-        </w:rPr>
-        <w:t>Cytochrome p450: CYP450</w:t>
-      </w:r>
-    </w:p>
-    <w:p>
-      <w:pPr>
+        <w:pStyle w:val="Heading1"/>
         <w:rPr>
           <w:lang w:val="en-GB" w:eastAsia="en-GB"/>
         </w:rPr>
@@ -5258,204 +5152,389 @@
           <w:lang w:val="en-GB" w:eastAsia="en-GB"/>
         </w:rPr>
         <w:lastRenderedPageBreak/>
-        <w:t>SMILES (Simplified Molecular Input Line Entry System)</w:t>
-      </w:r>
-    </w:p>
-    <w:p>
-      <w:pPr>
-        <w:rPr>
-          <w:lang w:val="en-GB" w:eastAsia="en-GB"/>
-        </w:rPr>
-      </w:pPr>
-      <w:r>
-        <w:rPr>
-          <w:lang w:val="en-GB" w:eastAsia="en-GB"/>
-        </w:rPr>
-        <w:t xml:space="preserve">InChI </w:t>
-      </w:r>
-      <w:r>
-        <w:rPr>
-          <w:lang w:val="en-GB" w:eastAsia="en-GB"/>
-        </w:rPr>
-        <w:t xml:space="preserve"> (</w:t>
-      </w:r>
-      <w:r>
-        <w:rPr>
-          <w:lang w:val="en-GB" w:eastAsia="en-GB"/>
-        </w:rPr>
-        <w:t>IUPAC International Chemical Identifier</w:t>
-      </w:r>
-      <w:r>
-        <w:rPr>
-          <w:lang w:val="en-GB" w:eastAsia="en-GB"/>
-        </w:rPr>
-        <w:t>)</w:t>
-      </w:r>
-    </w:p>
-    <w:p>
-      <w:pPr>
-        <w:rPr>
-          <w:lang w:val="en-GB" w:eastAsia="en-GB"/>
-        </w:rPr>
-      </w:pPr>
-      <w:r>
-        <w:rPr>
-          <w:lang w:val="en-GB" w:eastAsia="en-GB"/>
-        </w:rPr>
-        <w:t>ETL (Extract, Transform, Load)</w:t>
-      </w:r>
-    </w:p>
-    <w:p>
-      <w:pPr>
-        <w:rPr>
-          <w:lang w:val="en-GB" w:eastAsia="en-GB"/>
-        </w:rPr>
-      </w:pPr>
-      <w:r>
-        <w:rPr>
-          <w:lang w:val="en-GB" w:eastAsia="en-GB"/>
-        </w:rPr>
-        <w:t xml:space="preserve">MACCS (Molecular </w:t>
-      </w:r>
-      <w:proofErr w:type="spellStart"/>
-      <w:r>
-        <w:rPr>
-          <w:lang w:val="en-GB" w:eastAsia="en-GB"/>
-        </w:rPr>
-        <w:t>ACCess</w:t>
-      </w:r>
-      <w:proofErr w:type="spellEnd"/>
-      <w:r>
-        <w:rPr>
-          <w:lang w:val="en-GB" w:eastAsia="en-GB"/>
-        </w:rPr>
-        <w:t xml:space="preserve"> System)</w:t>
-      </w:r>
-    </w:p>
-    <w:p>
-      <w:pPr>
-        <w:rPr>
-          <w:lang w:val="en-GB" w:eastAsia="en-GB"/>
-        </w:rPr>
-      </w:pPr>
-      <w:r>
-        <w:rPr>
-          <w:lang w:val="en-GB" w:eastAsia="en-GB"/>
-        </w:rPr>
-        <w:t>.</w:t>
-      </w:r>
-      <w:proofErr w:type="spellStart"/>
-      <w:r>
-        <w:rPr>
-          <w:lang w:val="en-GB" w:eastAsia="en-GB"/>
-        </w:rPr>
-        <w:t>tsv</w:t>
-      </w:r>
-      <w:proofErr w:type="spellEnd"/>
-      <w:r>
-        <w:rPr>
-          <w:lang w:val="en-GB" w:eastAsia="en-GB"/>
-        </w:rPr>
-        <w:t xml:space="preserve"> (</w:t>
-      </w:r>
-      <w:r>
-        <w:rPr>
-          <w:lang w:val="en-GB" w:eastAsia="en-GB"/>
-        </w:rPr>
-        <w:t>t</w:t>
-      </w:r>
-      <w:r>
-        <w:rPr>
-          <w:lang w:val="en-GB" w:eastAsia="en-GB"/>
-        </w:rPr>
-        <w:t>ab-separated values)</w:t>
-      </w:r>
-    </w:p>
-    <w:p>
-      <w:pPr>
-        <w:rPr>
-          <w:lang w:val="en-GB"/>
-        </w:rPr>
-      </w:pPr>
-      <w:r>
-        <w:rPr>
-          <w:lang w:val="en-GB"/>
-        </w:rPr>
-        <w:t>MLM</w:t>
-      </w:r>
-      <w:r>
-        <w:rPr>
-          <w:lang w:val="en-GB"/>
-        </w:rPr>
-        <w:t xml:space="preserve"> (M</w:t>
-      </w:r>
-      <w:r>
-        <w:rPr>
-          <w:lang w:val="en-GB"/>
-        </w:rPr>
-        <w:t xml:space="preserve">asked </w:t>
-      </w:r>
-      <w:r>
-        <w:rPr>
-          <w:lang w:val="en-GB"/>
-        </w:rPr>
-        <w:t>L</w:t>
-      </w:r>
-      <w:r>
-        <w:rPr>
-          <w:lang w:val="en-GB"/>
-        </w:rPr>
-        <w:t xml:space="preserve">anguage </w:t>
-      </w:r>
-      <w:r>
-        <w:rPr>
-          <w:lang w:val="en-GB"/>
-        </w:rPr>
-        <w:t>M</w:t>
-      </w:r>
-      <w:r>
-        <w:rPr>
-          <w:lang w:val="en-GB"/>
-        </w:rPr>
-        <w:t>odel</w:t>
-      </w:r>
-      <w:r>
-        <w:rPr>
-          <w:lang w:val="en-GB"/>
-        </w:rPr>
-        <w:t>)</w:t>
-      </w:r>
-    </w:p>
-    <w:p>
-      <w:pPr>
-        <w:rPr>
-          <w:lang w:val="en-GB" w:eastAsia="en-GB"/>
-        </w:rPr>
-      </w:pPr>
-      <w:r>
-        <w:rPr>
-          <w:lang w:val="en-GB"/>
-        </w:rPr>
-        <w:t>BPE</w:t>
-      </w:r>
-      <w:r>
-        <w:rPr>
-          <w:lang w:val="en-GB"/>
-        </w:rPr>
-        <w:t xml:space="preserve"> (</w:t>
-      </w:r>
-      <w:r>
-        <w:rPr>
-          <w:lang w:val="en-GB"/>
-        </w:rPr>
-        <w:t>Byte-Pair Encoding</w:t>
-      </w:r>
-      <w:r>
-        <w:rPr>
-          <w:lang w:val="en-GB"/>
-        </w:rPr>
-        <w:t>)</w:t>
-      </w:r>
+        <w:t>Abbreviations</w:t>
+      </w:r>
+    </w:p>
+    <w:tbl>
+      <w:tblPr>
+        <w:tblStyle w:val="TableGrid"/>
+        <w:tblW w:w="0" w:type="auto"/>
+        <w:tblLook w:val="04A0" w:firstRow="1" w:lastRow="0" w:firstColumn="1" w:lastColumn="0" w:noHBand="0" w:noVBand="1"/>
+      </w:tblPr>
+      <w:tblGrid>
+        <w:gridCol w:w="4459"/>
+        <w:gridCol w:w="4460"/>
+      </w:tblGrid>
+      <w:tr>
+        <w:trPr>
+          <w:trHeight w:val="454"/>
+        </w:trPr>
+        <w:tc>
+          <w:tcPr>
+            <w:tcW w:w="4459" w:type="dxa"/>
+            <w:vAlign w:val="center"/>
+          </w:tcPr>
+          <w:p>
+            <w:pPr>
+              <w:rPr>
+                <w:lang w:val="en-GB" w:eastAsia="en-GB"/>
+              </w:rPr>
+            </w:pPr>
+            <w:r>
+              <w:rPr>
+                <w:lang w:val="en-GB" w:eastAsia="en-GB"/>
+              </w:rPr>
+              <w:t>df</w:t>
+            </w:r>
+          </w:p>
+        </w:tc>
+        <w:tc>
+          <w:tcPr>
+            <w:tcW w:w="4460" w:type="dxa"/>
+            <w:vAlign w:val="center"/>
+          </w:tcPr>
+          <w:p>
+            <w:pPr>
+              <w:rPr>
+                <w:lang w:val="en-GB" w:eastAsia="en-GB"/>
+              </w:rPr>
+            </w:pPr>
+            <w:r>
+              <w:rPr>
+                <w:lang w:val="en-GB" w:eastAsia="en-GB"/>
+              </w:rPr>
+              <w:t>Dataframe</w:t>
+            </w:r>
+          </w:p>
+        </w:tc>
+      </w:tr>
+      <w:tr>
+        <w:trPr>
+          <w:trHeight w:val="454"/>
+        </w:trPr>
+        <w:tc>
+          <w:tcPr>
+            <w:tcW w:w="4459" w:type="dxa"/>
+            <w:vAlign w:val="center"/>
+          </w:tcPr>
+          <w:p>
+            <w:pPr>
+              <w:rPr>
+                <w:lang w:val="en-GB" w:eastAsia="en-GB"/>
+              </w:rPr>
+            </w:pPr>
+            <w:r>
+              <w:rPr>
+                <w:lang w:val="en-GB" w:eastAsia="en-GB"/>
+              </w:rPr>
+              <w:t>CYP450</w:t>
+            </w:r>
+          </w:p>
+        </w:tc>
+        <w:tc>
+          <w:tcPr>
+            <w:tcW w:w="4460" w:type="dxa"/>
+            <w:vAlign w:val="center"/>
+          </w:tcPr>
+          <w:p>
+            <w:pPr>
+              <w:rPr>
+                <w:lang w:val="en-GB" w:eastAsia="en-GB"/>
+              </w:rPr>
+            </w:pPr>
+            <w:r>
+              <w:rPr>
+                <w:lang w:val="en-GB" w:eastAsia="en-GB"/>
+              </w:rPr>
+              <w:t>Cytochrome P450</w:t>
+            </w:r>
+          </w:p>
+        </w:tc>
+      </w:tr>
+      <w:tr>
+        <w:trPr>
+          <w:trHeight w:val="454"/>
+        </w:trPr>
+        <w:tc>
+          <w:tcPr>
+            <w:tcW w:w="4459" w:type="dxa"/>
+            <w:vAlign w:val="center"/>
+          </w:tcPr>
+          <w:p>
+            <w:pPr>
+              <w:rPr>
+                <w:lang w:val="en-GB" w:eastAsia="en-GB"/>
+              </w:rPr>
+            </w:pPr>
+            <w:r>
+              <w:rPr>
+                <w:lang w:val="en-GB" w:eastAsia="en-GB"/>
+              </w:rPr>
+              <w:t>SMILES</w:t>
+            </w:r>
+          </w:p>
+        </w:tc>
+        <w:tc>
+          <w:tcPr>
+            <w:tcW w:w="4460" w:type="dxa"/>
+            <w:vAlign w:val="center"/>
+          </w:tcPr>
+          <w:p>
+            <w:pPr>
+              <w:rPr>
+                <w:lang w:val="en-GB" w:eastAsia="en-GB"/>
+              </w:rPr>
+            </w:pPr>
+            <w:r>
+              <w:rPr>
+                <w:lang w:val="en-GB" w:eastAsia="en-GB"/>
+              </w:rPr>
+              <w:t>Simplified Molecular Input Line Entry System</w:t>
+            </w:r>
+          </w:p>
+        </w:tc>
+      </w:tr>
+      <w:tr>
+        <w:trPr>
+          <w:trHeight w:val="454"/>
+        </w:trPr>
+        <w:tc>
+          <w:tcPr>
+            <w:tcW w:w="4459" w:type="dxa"/>
+            <w:vAlign w:val="center"/>
+          </w:tcPr>
+          <w:p>
+            <w:pPr>
+              <w:rPr>
+                <w:lang w:val="en-GB" w:eastAsia="en-GB"/>
+              </w:rPr>
+            </w:pPr>
+            <w:r>
+              <w:rPr>
+                <w:lang w:val="en-GB" w:eastAsia="en-GB"/>
+              </w:rPr>
+              <w:t>InChI</w:t>
+            </w:r>
+          </w:p>
+        </w:tc>
+        <w:tc>
+          <w:tcPr>
+            <w:tcW w:w="4460" w:type="dxa"/>
+            <w:vAlign w:val="center"/>
+          </w:tcPr>
+          <w:p>
+            <w:pPr>
+              <w:rPr>
+                <w:lang w:val="en-GB" w:eastAsia="en-GB"/>
+              </w:rPr>
+            </w:pPr>
+            <w:r>
+              <w:rPr>
+                <w:lang w:val="en-GB" w:eastAsia="en-GB"/>
+              </w:rPr>
+              <w:t>IUPAC International Chemical Identifier</w:t>
+            </w:r>
+          </w:p>
+        </w:tc>
+      </w:tr>
+      <w:tr>
+        <w:trPr>
+          <w:trHeight w:val="454"/>
+        </w:trPr>
+        <w:tc>
+          <w:tcPr>
+            <w:tcW w:w="4459" w:type="dxa"/>
+            <w:vAlign w:val="center"/>
+          </w:tcPr>
+          <w:p>
+            <w:pPr>
+              <w:rPr>
+                <w:lang w:val="en-GB" w:eastAsia="en-GB"/>
+              </w:rPr>
+            </w:pPr>
+            <w:r>
+              <w:rPr>
+                <w:lang w:val="en-GB" w:eastAsia="en-GB"/>
+              </w:rPr>
+              <w:t>.tsv</w:t>
+            </w:r>
+          </w:p>
+        </w:tc>
+        <w:tc>
+          <w:tcPr>
+            <w:tcW w:w="4460" w:type="dxa"/>
+            <w:vAlign w:val="center"/>
+          </w:tcPr>
+          <w:p>
+            <w:pPr>
+              <w:rPr>
+                <w:lang w:val="en-GB" w:eastAsia="en-GB"/>
+              </w:rPr>
+            </w:pPr>
+            <w:r>
+              <w:rPr>
+                <w:lang w:val="en-GB" w:eastAsia="en-GB"/>
+              </w:rPr>
+              <w:t>Tab-separated values</w:t>
+            </w:r>
+          </w:p>
+        </w:tc>
+      </w:tr>
+      <w:tr>
+        <w:trPr>
+          <w:trHeight w:val="454"/>
+        </w:trPr>
+        <w:tc>
+          <w:tcPr>
+            <w:tcW w:w="4459" w:type="dxa"/>
+            <w:vAlign w:val="center"/>
+          </w:tcPr>
+          <w:p>
+            <w:pPr>
+              <w:rPr>
+                <w:lang w:val="en-GB" w:eastAsia="en-GB"/>
+              </w:rPr>
+            </w:pPr>
+            <w:r>
+              <w:rPr>
+                <w:lang w:val="en-GB" w:eastAsia="en-GB"/>
+              </w:rPr>
+              <w:t>MLM</w:t>
+            </w:r>
+          </w:p>
+        </w:tc>
+        <w:tc>
+          <w:tcPr>
+            <w:tcW w:w="4460" w:type="dxa"/>
+            <w:vAlign w:val="center"/>
+          </w:tcPr>
+          <w:p>
+            <w:pPr>
+              <w:rPr>
+                <w:lang w:val="en-GB" w:eastAsia="en-GB"/>
+              </w:rPr>
+            </w:pPr>
+            <w:r>
+              <w:rPr>
+                <w:lang w:val="en-GB" w:eastAsia="en-GB"/>
+              </w:rPr>
+              <w:t>Masked Language Model</w:t>
+            </w:r>
+          </w:p>
+        </w:tc>
+      </w:tr>
+      <w:tr>
+        <w:trPr>
+          <w:trHeight w:val="454"/>
+        </w:trPr>
+        <w:tc>
+          <w:tcPr>
+            <w:tcW w:w="4459" w:type="dxa"/>
+            <w:vAlign w:val="center"/>
+          </w:tcPr>
+          <w:p>
+            <w:pPr>
+              <w:rPr>
+                <w:lang w:val="en-GB" w:eastAsia="en-GB"/>
+              </w:rPr>
+            </w:pPr>
+            <w:r>
+              <w:rPr>
+                <w:lang w:val="en-GB" w:eastAsia="en-GB"/>
+              </w:rPr>
+              <w:t>BPE</w:t>
+            </w:r>
+          </w:p>
+        </w:tc>
+        <w:tc>
+          <w:tcPr>
+            <w:tcW w:w="4460" w:type="dxa"/>
+            <w:vAlign w:val="center"/>
+          </w:tcPr>
+          <w:p>
+            <w:pPr>
+              <w:rPr>
+                <w:lang w:val="en-GB" w:eastAsia="en-GB"/>
+              </w:rPr>
+            </w:pPr>
+            <w:r>
+              <w:rPr>
+                <w:lang w:val="en-GB" w:eastAsia="en-GB"/>
+              </w:rPr>
+              <w:t>Byte-Pair Encoding</w:t>
+            </w:r>
+          </w:p>
+        </w:tc>
+      </w:tr>
+      <w:tr>
+        <w:trPr>
+          <w:trHeight w:val="454"/>
+        </w:trPr>
+        <w:tc>
+          <w:tcPr>
+            <w:tcW w:w="4459" w:type="dxa"/>
+            <w:vAlign w:val="center"/>
+          </w:tcPr>
+          <w:p>
+            <w:pPr>
+              <w:rPr>
+                <w:lang w:val="en-GB" w:eastAsia="en-GB"/>
+              </w:rPr>
+            </w:pPr>
+          </w:p>
+        </w:tc>
+        <w:tc>
+          <w:tcPr>
+            <w:tcW w:w="4460" w:type="dxa"/>
+            <w:vAlign w:val="center"/>
+          </w:tcPr>
+          <w:p>
+            <w:pPr>
+              <w:rPr>
+                <w:lang w:val="en-GB" w:eastAsia="en-GB"/>
+              </w:rPr>
+            </w:pPr>
+          </w:p>
+        </w:tc>
+      </w:tr>
+      <w:tr>
+        <w:trPr>
+          <w:trHeight w:val="454"/>
+        </w:trPr>
+        <w:tc>
+          <w:tcPr>
+            <w:tcW w:w="4459" w:type="dxa"/>
+            <w:vAlign w:val="center"/>
+          </w:tcPr>
+          <w:p>
+            <w:pPr>
+              <w:rPr>
+                <w:lang w:val="en-GB" w:eastAsia="en-GB"/>
+              </w:rPr>
+            </w:pPr>
+          </w:p>
+        </w:tc>
+        <w:tc>
+          <w:tcPr>
+            <w:tcW w:w="4460" w:type="dxa"/>
+            <w:vAlign w:val="center"/>
+          </w:tcPr>
+          <w:p>
+            <w:pPr>
+              <w:rPr>
+                <w:lang w:val="en-GB" w:eastAsia="en-GB"/>
+              </w:rPr>
+            </w:pPr>
+          </w:p>
+        </w:tc>
+      </w:tr>
+    </w:tbl>
+    <w:p>
+      <w:pPr>
+        <w:rPr>
+          <w:lang w:val="en-GB" w:eastAsia="en-GB"/>
+        </w:rPr>
+      </w:pPr>
     </w:p>
     <w:p>
       <w:pPr>
@@ -5465,7 +5544,7 @@
           <w:lang w:val="en-GB" w:eastAsia="en-GB"/>
         </w:rPr>
       </w:pPr>
-      <w:bookmarkStart w:id="4" w:name="_Toc225628532"/>
+      <w:bookmarkStart w:id="4" w:name="_Toc227188984"/>
       <w:r>
         <w:rPr>
           <w:lang w:val="en-GB" w:eastAsia="en-GB"/>
@@ -5579,7 +5658,14 @@
         <w:rPr>
           <w:lang w:val="en-GB" w:eastAsia="en-GB"/>
         </w:rPr>
-        <w:t>Experimental systems such as liver microsomes and primary hepatocytes are widely used to study drug metabolism, yet each has significant trade-offs. Microsomes enable relatively inexpensive, high-throughput testing, but offer only partial insights into a molecule’s metabolic profile. In contrast, primary hepatocytes provide a more complete and physiologically relevant picture, but they are far more expensive, challenging to handle, and unsuitable for testing large libraries of early candidates. As a result, detailed metabolic studies are often delayed. This challenge highlights the need for computational tools capable of predicting key metabolic behaviours early, complementing traditional experiments while reducing risk and cost</w:t>
+        <w:t xml:space="preserve">Experimental systems such as liver microsomes and primary hepatocytes are widely used to study drug metabolism, yet each has significant trade-offs. Microsomes enable relatively inexpensive, high-throughput testing, but offer only partial insights into a molecule’s metabolic profile. In contrast, primary hepatocytes provide a more complete and physiologically relevant picture, but they are far more expensive, challenging to handle, and unsuitable for testing large libraries of early candidates. As a result, detailed metabolic studies are often delayed. This challenge highlights the need for </w:t>
+      </w:r>
+      <w:r>
+        <w:rPr>
+          <w:lang w:val="en-GB" w:eastAsia="en-GB"/>
+        </w:rPr>
+        <w:lastRenderedPageBreak/>
+        <w:t>computational tools capable of predicting key metabolic behaviours early, complementing traditional experiments while reducing risk and cost</w:t>
       </w:r>
       <w:r>
         <w:rPr>
@@ -5637,62 +5723,13 @@
         <w:rPr>
           <w:lang w:val="en-GB" w:eastAsia="en-GB"/>
         </w:rPr>
-        <w:t xml:space="preserve"> (</w:t>
-      </w:r>
-      <w:proofErr w:type="spellStart"/>
-      <w:r>
-        <w:rPr>
-          <w:lang w:val="en-GB" w:eastAsia="en-GB"/>
-        </w:rPr>
-        <w:t>db</w:t>
-      </w:r>
-      <w:proofErr w:type="spellEnd"/>
-      <w:r>
-        <w:rPr>
-          <w:lang w:val="en-GB" w:eastAsia="en-GB"/>
-        </w:rPr>
-        <w:t>)</w:t>
-      </w:r>
-      <w:r>
-        <w:rPr>
-          <w:lang w:val="en-GB" w:eastAsia="en-GB"/>
-        </w:rPr>
-        <w:t xml:space="preserve">, such as </w:t>
-      </w:r>
-      <w:proofErr w:type="spellStart"/>
-      <w:r>
-        <w:rPr>
-          <w:lang w:val="en-GB" w:eastAsia="en-GB"/>
-        </w:rPr>
-        <w:t>ChEMBL</w:t>
-      </w:r>
-      <w:proofErr w:type="spellEnd"/>
-      <w:r>
-        <w:rPr>
-          <w:lang w:val="en-GB" w:eastAsia="en-GB"/>
-        </w:rPr>
-        <w:t xml:space="preserve"> and </w:t>
-      </w:r>
-      <w:proofErr w:type="spellStart"/>
-      <w:r>
-        <w:rPr>
-          <w:lang w:val="en-GB" w:eastAsia="en-GB"/>
-        </w:rPr>
-        <w:t>DrugBank</w:t>
-      </w:r>
-      <w:proofErr w:type="spellEnd"/>
-      <w:r>
-        <w:rPr>
-          <w:lang w:val="en-GB" w:eastAsia="en-GB"/>
-        </w:rPr>
-        <w:t xml:space="preserve">, is helping to bridge this gap. These resources compile extensive information on molecular structures and their known metabolic properties, providing a valuable foundation for predictive modelling. By leveraging this data, machine-learning algorithms can anticipate metabolic behaviour much earlier </w:t>
-      </w:r>
-      <w:r>
-        <w:rPr>
-          <w:lang w:val="en-GB" w:eastAsia="en-GB"/>
-        </w:rPr>
-        <w:lastRenderedPageBreak/>
-        <w:t>in the discovery process, offering insights that would otherwise require time-intensive and costly experiments.</w:t>
+        <w:t xml:space="preserve"> (db)</w:t>
+      </w:r>
+      <w:r>
+        <w:rPr>
+          <w:lang w:val="en-GB" w:eastAsia="en-GB"/>
+        </w:rPr>
+        <w:t>, such as ChEMBL and DrugBank, is helping to bridge this gap. These resources compile extensive information on molecular structures and their known metabolic properties, providing a valuable foundation for predictive modelling. By leveraging this data, machine-learning algorithms can anticipate metabolic behaviour much earlier in the discovery process, offering insights that would otherwise require time-intensive and costly experiments.</w:t>
       </w:r>
     </w:p>
     <w:p>
@@ -5717,7 +5754,7 @@
           <w:lang w:val="en-GB" w:eastAsia="en-GB"/>
         </w:rPr>
       </w:pPr>
-      <w:bookmarkStart w:id="5" w:name="_Toc225628533"/>
+      <w:bookmarkStart w:id="5" w:name="_Toc227188985"/>
       <w:r>
         <w:rPr>
           <w:lang w:val="en-GB" w:eastAsia="en-GB"/>
@@ -5733,7 +5770,7 @@
           <w:lang w:val="en-GB" w:eastAsia="en-GB"/>
         </w:rPr>
       </w:pPr>
-      <w:bookmarkStart w:id="6" w:name="_Toc225628534"/>
+      <w:bookmarkStart w:id="6" w:name="_Toc227188986"/>
       <w:r>
         <w:rPr>
           <w:lang w:val="en-GB" w:eastAsia="en-GB"/>
@@ -5802,21 +5839,7 @@
         <w:rPr>
           <w:lang w:val="en-GB" w:eastAsia="en-GB"/>
         </w:rPr>
-        <w:t xml:space="preserve"> for excretion. Together, these phases represent the natural sequence of </w:t>
-      </w:r>
-      <w:proofErr w:type="spellStart"/>
-      <w:r>
-        <w:rPr>
-          <w:lang w:val="en-GB" w:eastAsia="en-GB"/>
-        </w:rPr>
-        <w:t>biotransformations</w:t>
-      </w:r>
-      <w:proofErr w:type="spellEnd"/>
-      <w:r>
-        <w:rPr>
-          <w:lang w:val="en-GB" w:eastAsia="en-GB"/>
-        </w:rPr>
-        <w:t xml:space="preserve"> a compound undergoes, and hepatocytes are capable of capturing both, providing an overall view of the metabolic fate of a drug candidate.</w:t>
+        <w:t xml:space="preserve"> for excretion. Together, these phases represent the natural sequence of biotransformations a compound undergoes, and hepatocytes are capable of capturing both, providing an overall view of the metabolic fate of a drug candidate.</w:t>
       </w:r>
     </w:p>
     <w:p>
@@ -5873,7 +5896,7 @@
           <w:lang w:val="en-GB"/>
         </w:rPr>
       </w:pPr>
-      <w:bookmarkStart w:id="7" w:name="_Toc225628514"/>
+      <w:bookmarkStart w:id="7" w:name="_Toc227189017"/>
       <w:r>
         <w:rPr>
           <w:lang w:val="en-GB"/>
@@ -5903,6 +5926,9 @@
         <w:fldChar w:fldCharType="end"/>
       </w:r>
       <w:r>
+        <w:rPr>
+          <w:lang w:val="en-GB"/>
+        </w:rPr>
         <w:t>.</w:t>
       </w:r>
       <w:r>
@@ -6059,7 +6085,7 @@
           <w:lang w:val="en-GB" w:eastAsia="en-GB"/>
         </w:rPr>
       </w:pPr>
-      <w:bookmarkStart w:id="8" w:name="_Toc225628535"/>
+      <w:bookmarkStart w:id="8" w:name="_Toc227188987"/>
       <w:r>
         <w:rPr>
           <w:i/>
@@ -6100,35 +6126,7 @@
         <w:rPr>
           <w:lang w:val="en-GB" w:eastAsia="en-GB"/>
         </w:rPr>
-        <w:t xml:space="preserve"> technologies designed to predict drug metabolism. Rule-based expert systems, such as </w:t>
-      </w:r>
-      <w:proofErr w:type="spellStart"/>
-      <w:r>
-        <w:rPr>
-          <w:lang w:val="en-GB" w:eastAsia="en-GB"/>
-        </w:rPr>
-        <w:t>MetaSite</w:t>
-      </w:r>
-      <w:proofErr w:type="spellEnd"/>
-      <w:r>
-        <w:rPr>
-          <w:lang w:val="en-GB" w:eastAsia="en-GB"/>
-        </w:rPr>
-        <w:t xml:space="preserve"> and </w:t>
-      </w:r>
-      <w:proofErr w:type="spellStart"/>
-      <w:r>
-        <w:rPr>
-          <w:lang w:val="en-GB" w:eastAsia="en-GB"/>
-        </w:rPr>
-        <w:t>StarDrop</w:t>
-      </w:r>
-      <w:proofErr w:type="spellEnd"/>
-      <w:r>
-        <w:rPr>
-          <w:lang w:val="en-GB" w:eastAsia="en-GB"/>
-        </w:rPr>
-        <w:t xml:space="preserve"> (with its WhichP450™ model), attempt to forecast how molecules are processed by specific enzymes, including CYP450 isoforms. These tools offer rapid predictions and can screen large compound libraries at a scale far beyond what any in vitro system could achieve. However, their proprietary nature and high licensing costs</w:t>
+        <w:t xml:space="preserve"> technologies designed to predict drug metabolism. Rule-based expert systems, such as MetaSite and StarDrop (with its WhichP450™ model), attempt to forecast how molecules are processed by specific enzymes, including CYP450 isoforms. These tools offer rapid predictions and can screen large compound libraries at a scale far beyond what any in vitro system could achieve. However, their proprietary nature and high licensing costs</w:t>
       </w:r>
       <w:r>
         <w:rPr>
@@ -6140,41 +6138,13 @@
         <w:rPr>
           <w:lang w:val="en-GB" w:eastAsia="en-GB"/>
         </w:rPr>
-        <w:t xml:space="preserve">ranging from several thousand euros per project for </w:t>
-      </w:r>
-      <w:proofErr w:type="spellStart"/>
-      <w:r>
-        <w:rPr>
-          <w:lang w:val="en-GB" w:eastAsia="en-GB"/>
-        </w:rPr>
-        <w:t>MetaSite</w:t>
-      </w:r>
-      <w:proofErr w:type="spellEnd"/>
-      <w:r>
-        <w:rPr>
-          <w:lang w:val="en-GB" w:eastAsia="en-GB"/>
-        </w:rPr>
-        <w:t xml:space="preserve"> to annual subscriptions exceeding tens of </w:t>
-      </w:r>
-      <w:r>
-        <w:rPr>
-          <w:lang w:val="en-GB" w:eastAsia="en-GB"/>
-        </w:rPr>
-        <w:t xml:space="preserve">thousands of euros for </w:t>
-      </w:r>
-      <w:proofErr w:type="spellStart"/>
-      <w:r>
-        <w:rPr>
-          <w:lang w:val="en-GB" w:eastAsia="en-GB"/>
-        </w:rPr>
-        <w:t>StarDrop</w:t>
-      </w:r>
-      <w:proofErr w:type="spellEnd"/>
-      <w:r>
-        <w:rPr>
-          <w:lang w:val="en-GB" w:eastAsia="en-GB"/>
-        </w:rPr>
-        <w:t xml:space="preserve">, </w:t>
+        <w:t xml:space="preserve">ranging from several thousand euros per project for MetaSite to annual subscriptions exceeding tens of </w:t>
+      </w:r>
+      <w:r>
+        <w:rPr>
+          <w:lang w:val="en-GB" w:eastAsia="en-GB"/>
+        </w:rPr>
+        <w:t xml:space="preserve">thousands of euros for StarDrop, </w:t>
       </w:r>
       <w:r>
         <w:rPr>
@@ -6218,35 +6188,7 @@
         <w:rPr>
           <w:lang w:val="en-GB" w:eastAsia="en-GB"/>
         </w:rPr>
-        <w:t xml:space="preserve">enzyme interactions. </w:t>
-      </w:r>
-      <w:proofErr w:type="spellStart"/>
-      <w:r>
-        <w:rPr>
-          <w:lang w:val="en-GB" w:eastAsia="en-GB"/>
-        </w:rPr>
-        <w:t>StarDrop’s</w:t>
-      </w:r>
-      <w:proofErr w:type="spellEnd"/>
-      <w:r>
-        <w:rPr>
-          <w:lang w:val="en-GB" w:eastAsia="en-GB"/>
-        </w:rPr>
-        <w:t xml:space="preserve"> </w:t>
-      </w:r>
-      <w:proofErr w:type="spellStart"/>
-      <w:r>
-        <w:rPr>
-          <w:lang w:val="en-GB" w:eastAsia="en-GB"/>
-        </w:rPr>
-        <w:t>Semeta</w:t>
-      </w:r>
-      <w:proofErr w:type="spellEnd"/>
-      <w:r>
-        <w:rPr>
-          <w:lang w:val="en-GB" w:eastAsia="en-GB"/>
-        </w:rPr>
-        <w:t xml:space="preserve"> platform integrates enzyme-specific regioselectivity models, quantum mechanical simulations, and predictive heuristics to identify likely metabolic pathways across major Phase I and Phase II enzymes, including CYP450 isoforms</w:t>
+        <w:t>enzyme interactions. StarDrop’s Semeta platform integrates enzyme-specific regioselectivity models, quantum mechanical simulations, and predictive heuristics to identify likely metabolic pathways across major Phase I and Phase II enzymes, including CYP450 isoforms</w:t>
       </w:r>
       <w:r>
         <w:rPr>
@@ -6282,16 +6224,8 @@
         <w:rPr>
           <w:lang w:val="en-GB" w:eastAsia="en-GB"/>
         </w:rPr>
-        <w:t xml:space="preserve">. </w:t>
-      </w:r>
-      <w:proofErr w:type="spellStart"/>
-      <w:r>
-        <w:rPr>
-          <w:lang w:val="en-GB" w:eastAsia="en-GB"/>
-        </w:rPr>
-        <w:t>MetaSite</w:t>
-      </w:r>
-      <w:proofErr w:type="spellEnd"/>
+        <w:t>. MetaSite</w:t>
+      </w:r>
       <w:r>
         <w:rPr>
           <w:lang w:val="en-GB" w:eastAsia="en-GB"/>
@@ -6391,35 +6325,7 @@
         <w:rPr>
           <w:lang w:val="en-GB" w:eastAsia="en-GB"/>
         </w:rPr>
-        <w:t xml:space="preserve"> models relies heavily on ensemble modelling, a technique where multiple predictive models are combined to produce a more accurate and reliable outcome than any single model could achieve on its own. In the case of </w:t>
-      </w:r>
-      <w:proofErr w:type="spellStart"/>
-      <w:r>
-        <w:rPr>
-          <w:lang w:val="en-GB" w:eastAsia="en-GB"/>
-        </w:rPr>
-        <w:t>Semeta</w:t>
-      </w:r>
-      <w:proofErr w:type="spellEnd"/>
-      <w:r>
-        <w:rPr>
-          <w:lang w:val="en-GB" w:eastAsia="en-GB"/>
-        </w:rPr>
-        <w:t xml:space="preserve">, for example, separate models such as WhichP450 and </w:t>
-      </w:r>
-      <w:proofErr w:type="spellStart"/>
-      <w:r>
-        <w:rPr>
-          <w:lang w:val="en-GB" w:eastAsia="en-GB"/>
-        </w:rPr>
-        <w:t>WhichEnzyme</w:t>
-      </w:r>
-      <w:proofErr w:type="spellEnd"/>
-      <w:r>
-        <w:rPr>
-          <w:lang w:val="en-GB" w:eastAsia="en-GB"/>
-        </w:rPr>
-        <w:t xml:space="preserve"> are integrated alongside regioselectivity predictors to collectively determine the most likely metabolic routes. This combined approach helps balance out the limitations of individual models by bringing together the strengths of different algorithms, leading to more reliable and accurate predictions.</w:t>
+        <w:t xml:space="preserve"> models relies heavily on ensemble modelling, a technique where multiple predictive models are combined to produce a more accurate and reliable outcome than any single model could achieve on its own. In the case of Semeta, for example, separate models such as WhichP450 and WhichEnzyme are integrated alongside regioselectivity predictors to collectively determine the most likely metabolic routes. This combined approach helps balance out the limitations of individual models by bringing together the strengths of different algorithms, leading to more reliable and accurate predictions.</w:t>
       </w:r>
     </w:p>
     <w:p>
@@ -6433,16 +6339,8 @@
         <w:rPr>
           <w:lang w:val="en-GB" w:eastAsia="en-GB"/>
         </w:rPr>
-        <w:t xml:space="preserve">Academic platforms such as </w:t>
-      </w:r>
-      <w:proofErr w:type="spellStart"/>
-      <w:r>
-        <w:rPr>
-          <w:lang w:val="en-GB" w:eastAsia="en-GB"/>
-        </w:rPr>
-        <w:t>CYPstrate</w:t>
-      </w:r>
-      <w:proofErr w:type="spellEnd"/>
+        <w:t>Academic platforms such as CYPstrate</w:t>
+      </w:r>
       <w:r>
         <w:rPr>
           <w:lang w:val="en-GB" w:eastAsia="en-GB"/>
@@ -6477,16 +6375,8 @@
         <w:rPr>
           <w:lang w:val="en-GB" w:eastAsia="en-GB"/>
         </w:rPr>
-        <w:t xml:space="preserve">, </w:t>
-      </w:r>
-      <w:proofErr w:type="spellStart"/>
-      <w:r>
-        <w:rPr>
-          <w:lang w:val="en-GB" w:eastAsia="en-GB"/>
-        </w:rPr>
-        <w:t>CYPReact</w:t>
-      </w:r>
-      <w:proofErr w:type="spellEnd"/>
+        <w:t>, CYPReact</w:t>
+      </w:r>
       <w:r>
         <w:rPr>
           <w:lang w:val="en-GB" w:eastAsia="en-GB"/>
@@ -6557,21 +6447,7 @@
         <w:rPr>
           <w:lang w:val="en-GB" w:eastAsia="en-GB"/>
         </w:rPr>
-        <w:t xml:space="preserve">, and the metabolism modules of </w:t>
-      </w:r>
-      <w:proofErr w:type="spellStart"/>
-      <w:r>
-        <w:rPr>
-          <w:lang w:val="en-GB" w:eastAsia="en-GB"/>
-        </w:rPr>
-        <w:t>ADMETlab</w:t>
-      </w:r>
-      <w:proofErr w:type="spellEnd"/>
-      <w:r>
-        <w:rPr>
-          <w:lang w:val="en-GB" w:eastAsia="en-GB"/>
-        </w:rPr>
-        <w:t xml:space="preserve"> 3.0 </w:t>
+        <w:t xml:space="preserve">, and the metabolism modules of ADMETlab 3.0 </w:t>
       </w:r>
       <w:sdt>
         <w:sdtPr>
@@ -6618,7 +6494,7 @@
           <w:lang w:val="en-GB" w:eastAsia="en-GB"/>
         </w:rPr>
       </w:pPr>
-      <w:bookmarkStart w:id="9" w:name="_Toc225628536"/>
+      <w:bookmarkStart w:id="9" w:name="_Toc227188988"/>
       <w:r>
         <w:rPr>
           <w:lang w:val="en-GB" w:eastAsia="en-GB"/>
@@ -6805,16 +6681,8 @@
         <w:rPr>
           <w:lang w:val="en-GB" w:eastAsia="en-GB"/>
         </w:rPr>
-        <w:t xml:space="preserve">, proposed in 2018, which adapts natural language processing techniques to chemistry by treating molecular substructures as “words” and learning continuous vector representations using a Word2Vec-style framework. Mol2Vec demonstrated that unsupervised embeddings derived from molecular fragments could capture chemical similarity and improve performance over traditional fingerprints in some predictive tasks. More recently, advances in deep learning have led to transformer-based language models for chemistry, such as </w:t>
-      </w:r>
-      <w:proofErr w:type="spellStart"/>
-      <w:r>
-        <w:rPr>
-          <w:lang w:val="en-GB" w:eastAsia="en-GB"/>
-        </w:rPr>
-        <w:t>ChemBERTa</w:t>
-      </w:r>
-      <w:proofErr w:type="spellEnd"/>
+        <w:t>, proposed in 2018, which adapts natural language processing techniques to chemistry by treating molecular substructures as “words” and learning continuous vector representations using a Word2Vec-style framework. Mol2Vec demonstrated that unsupervised embeddings derived from molecular fragments could capture chemical similarity and improve performance over traditional fingerprints in some predictive tasks. More recently, advances in deep learning have led to transformer-based language models for chemistry, such as ChemBERTa</w:t>
+      </w:r>
       <w:r>
         <w:rPr>
           <w:lang w:val="en-GB" w:eastAsia="en-GB"/>
@@ -6849,16 +6717,8 @@
         <w:rPr>
           <w:lang w:val="en-GB" w:eastAsia="en-GB"/>
         </w:rPr>
-        <w:t xml:space="preserve">, which learn contextualized embeddings directly from SMILES strings and offer substantially higher representational capacity. In parallel, large-scale industrial efforts have produced highly optimized pretrained models such as </w:t>
-      </w:r>
-      <w:proofErr w:type="spellStart"/>
-      <w:r>
-        <w:rPr>
-          <w:lang w:val="en-GB" w:eastAsia="en-GB"/>
-        </w:rPr>
-        <w:t>MolE</w:t>
-      </w:r>
-      <w:proofErr w:type="spellEnd"/>
+        <w:t>, which learn contextualized embeddings directly from SMILES strings and offer substantially higher representational capacity. In parallel, large-scale industrial efforts have produced highly optimized pretrained models such as MolE</w:t>
+      </w:r>
       <w:r>
         <w:rPr>
           <w:lang w:val="en-GB" w:eastAsia="en-GB"/>
@@ -7026,12 +6886,14 @@
           <w:lang w:val="en-GB" w:eastAsia="en-GB"/>
         </w:rPr>
       </w:pPr>
+      <w:bookmarkStart w:id="10" w:name="_Toc227188989"/>
       <w:r>
         <w:rPr>
           <w:lang w:val="en-GB" w:eastAsia="en-GB"/>
         </w:rPr>
         <w:t>OBJECTIVES</w:t>
       </w:r>
+      <w:bookmarkEnd w:id="10"/>
     </w:p>
     <w:p>
       <w:pPr>
@@ -7102,39 +6964,21 @@
           <w:color w:val="000000" w:themeColor="text1"/>
           <w:lang w:val="en-GB" w:eastAsia="en-GB"/>
         </w:rPr>
-        <w:t xml:space="preserve">Apply ETL (Extract, Transform, Load) techniques to collect, clean, and preprocess molecular structure datasets and metabolic annotations from public sources such as </w:t>
-      </w:r>
-      <w:proofErr w:type="spellStart"/>
+        <w:t>Apply Extract, Transform, Load</w:t>
+      </w:r>
       <w:r>
         <w:rPr>
           <w:color w:val="000000" w:themeColor="text1"/>
           <w:lang w:val="en-GB" w:eastAsia="en-GB"/>
         </w:rPr>
-        <w:t>ChEMBL</w:t>
-      </w:r>
-      <w:proofErr w:type="spellEnd"/>
+        <w:t xml:space="preserve"> </w:t>
+      </w:r>
       <w:r>
         <w:rPr>
           <w:color w:val="000000" w:themeColor="text1"/>
           <w:lang w:val="en-GB" w:eastAsia="en-GB"/>
         </w:rPr>
-        <w:t xml:space="preserve"> and </w:t>
-      </w:r>
-      <w:proofErr w:type="spellStart"/>
-      <w:r>
-        <w:rPr>
-          <w:color w:val="000000" w:themeColor="text1"/>
-          <w:lang w:val="en-GB" w:eastAsia="en-GB"/>
-        </w:rPr>
-        <w:t>DrugBank</w:t>
-      </w:r>
-      <w:proofErr w:type="spellEnd"/>
-      <w:r>
-        <w:rPr>
-          <w:color w:val="000000" w:themeColor="text1"/>
-          <w:lang w:val="en-GB" w:eastAsia="en-GB"/>
-        </w:rPr>
-        <w:t>.</w:t>
+        <w:t>techniques to collect, clean, and preprocess molecular structure datasets and metabolic annotations from public sources such as ChEMBL and DrugBank.</w:t>
       </w:r>
     </w:p>
     <w:p>
@@ -7199,35 +7043,7 @@
         <w:rPr>
           <w:lang w:val="en-GB" w:eastAsia="en-GB"/>
         </w:rPr>
-        <w:t xml:space="preserve"> internal benchmark comparing multiple molecular representations, including Morgan fingerprints, </w:t>
-      </w:r>
-      <w:proofErr w:type="spellStart"/>
-      <w:r>
-        <w:rPr>
-          <w:lang w:val="en-GB" w:eastAsia="en-GB"/>
-        </w:rPr>
-        <w:t>ChemBERTa</w:t>
-      </w:r>
-      <w:proofErr w:type="spellEnd"/>
-      <w:r>
-        <w:rPr>
-          <w:lang w:val="en-GB" w:eastAsia="en-GB"/>
-        </w:rPr>
-        <w:t xml:space="preserve"> embeddings, and </w:t>
-      </w:r>
-      <w:proofErr w:type="spellStart"/>
-      <w:r>
-        <w:rPr>
-          <w:lang w:val="en-GB" w:eastAsia="en-GB"/>
-        </w:rPr>
-        <w:t>MolE</w:t>
-      </w:r>
-      <w:proofErr w:type="spellEnd"/>
-      <w:r>
-        <w:rPr>
-          <w:lang w:val="en-GB" w:eastAsia="en-GB"/>
-        </w:rPr>
-        <w:t xml:space="preserve"> embeddings, under consistent validation conditions to assess their relative effectiveness for CYP450 prediction.</w:t>
+        <w:t xml:space="preserve"> internal benchmark comparing multiple molecular representations, including Morgan fingerprints, ChemBERTa embeddings, and MolE embeddings, under consistent validation conditions to assess their relative effectiveness for CYP450 prediction.</w:t>
       </w:r>
     </w:p>
     <w:p>
@@ -7287,14 +7103,14 @@
           <w:lang w:val="en-GB" w:eastAsia="en-GB"/>
         </w:rPr>
       </w:pPr>
-      <w:bookmarkStart w:id="10" w:name="_Toc225628537"/>
+      <w:bookmarkStart w:id="11" w:name="_Toc227188990"/>
       <w:r>
         <w:rPr>
           <w:lang w:val="en-GB" w:eastAsia="en-GB"/>
         </w:rPr>
         <w:t>METHODOLOGY</w:t>
       </w:r>
-      <w:bookmarkEnd w:id="10"/>
+      <w:bookmarkEnd w:id="11"/>
     </w:p>
     <w:p>
       <w:pPr>
@@ -7304,21 +7120,11 @@
           <w:lang w:val="en-GB"/>
         </w:rPr>
       </w:pPr>
-      <w:bookmarkStart w:id="11" w:name="_Toc225628538"/>
-      <w:proofErr w:type="spellStart"/>
-      <w:r>
-        <w:t>Reproducibility</w:t>
-      </w:r>
-      <w:proofErr w:type="spellEnd"/>
-      <w:r>
-        <w:t xml:space="preserve"> &amp; </w:t>
-      </w:r>
-      <w:proofErr w:type="spellStart"/>
-      <w:r>
-        <w:t>tooling</w:t>
-      </w:r>
-      <w:bookmarkEnd w:id="11"/>
-      <w:proofErr w:type="spellEnd"/>
+      <w:bookmarkStart w:id="12" w:name="_Toc227188991"/>
+      <w:r>
+        <w:t>Reproducibility &amp; tooling</w:t>
+      </w:r>
+      <w:bookmarkEnd w:id="12"/>
     </w:p>
     <w:p>
       <w:pPr>
@@ -7442,7 +7248,7 @@
           <w:lang w:val="en-GB" w:eastAsia="en-GB"/>
         </w:rPr>
       </w:pPr>
-      <w:bookmarkStart w:id="12" w:name="_Toc225628539"/>
+      <w:bookmarkStart w:id="13" w:name="_Toc227188992"/>
       <w:r>
         <w:rPr>
           <w:lang w:val="en-GB" w:eastAsia="en-GB"/>
@@ -7450,7 +7256,7 @@
         <w:lastRenderedPageBreak/>
         <w:t>Data Acquisition &amp; Management</w:t>
       </w:r>
-      <w:bookmarkEnd w:id="12"/>
+      <w:bookmarkEnd w:id="13"/>
     </w:p>
     <w:p>
       <w:pPr>
@@ -7537,7 +7343,63 @@
         <w:rPr>
           <w:lang w:val="en-GB"/>
         </w:rPr>
-        <w:t xml:space="preserve">reated and handled using the Python library </w:t>
+        <w:t xml:space="preserve">reated and handled using the Python </w:t>
+      </w:r>
+      <w:r>
+        <w:rPr>
+          <w:lang w:val="en-GB"/>
+        </w:rPr>
+        <w:t>library pandas</w:t>
+      </w:r>
+      <w:r>
+        <w:rPr>
+          <w:lang w:val="en-GB"/>
+        </w:rPr>
+        <w:t>, as the datasets involved are relatively small in size. This is particularly the case for drug-related data, where the number of compounds, especially those tested for metabolism, is limited and does not require large-scale or distributed d</w:t>
+      </w:r>
+      <w:r>
+        <w:rPr>
+          <w:lang w:val="en-GB"/>
+        </w:rPr>
+        <w:t>b</w:t>
+      </w:r>
+      <w:r>
+        <w:rPr>
+          <w:lang w:val="en-GB"/>
+        </w:rPr>
+        <w:t xml:space="preserve"> solutions.</w:t>
+      </w:r>
+    </w:p>
+    <w:p>
+      <w:pPr>
+        <w:jc w:val="both"/>
+        <w:rPr>
+          <w:lang w:val="en-GB"/>
+        </w:rPr>
+      </w:pPr>
+      <w:r>
+        <w:rPr>
+          <w:lang w:val="en-GB"/>
+        </w:rPr>
+        <w:t xml:space="preserve">To address missing structural data such as SMILES and InChI identifiers </w:t>
+      </w:r>
+      <w:r>
+        <w:rPr>
+          <w:lang w:val="en-GB"/>
+        </w:rPr>
+        <w:t>within</w:t>
+      </w:r>
+      <w:r>
+        <w:rPr>
+          <w:lang w:val="en-GB"/>
+        </w:rPr>
+        <w:t xml:space="preserve"> the original DrugBank compound dataset, </w:t>
+      </w:r>
+      <w:r>
+        <w:rPr>
+          <w:lang w:val="en-GB"/>
+        </w:rPr>
+        <w:t xml:space="preserve">a </w:t>
       </w:r>
       <w:r>
         <w:rPr>
@@ -7545,213 +7407,116 @@
           <w:bCs/>
           <w:lang w:val="en-GB"/>
         </w:rPr>
-        <w:t>pandas</w:t>
-      </w:r>
-      <w:r>
-        <w:rPr>
-          <w:lang w:val="en-GB"/>
-        </w:rPr>
-        <w:t xml:space="preserve">, as the datasets involved are relatively small in size. This is particularly the case for drug-related data, where the number of compounds, especially those tested for metabolism, is limited and does not require large-scale or distributed </w:t>
-      </w:r>
-      <w:proofErr w:type="spellStart"/>
-      <w:r>
-        <w:rPr>
-          <w:lang w:val="en-GB"/>
-        </w:rPr>
-        <w:t>d</w:t>
-      </w:r>
-      <w:r>
-        <w:rPr>
-          <w:lang w:val="en-GB"/>
-        </w:rPr>
-        <w:t>b</w:t>
-      </w:r>
-      <w:proofErr w:type="spellEnd"/>
-      <w:r>
-        <w:rPr>
-          <w:lang w:val="en-GB"/>
-        </w:rPr>
-        <w:t xml:space="preserve"> solutions.</w:t>
-      </w:r>
-    </w:p>
-    <w:p>
-      <w:pPr>
+        <w:t>ChemSpiPy</w:t>
+      </w:r>
+      <w:r>
+        <w:rPr>
+          <w:lang w:val="en-GB"/>
+        </w:rPr>
+        <w:t xml:space="preserve"> </w:t>
+      </w:r>
+      <w:r>
+        <w:rPr>
+          <w:lang w:val="en-GB"/>
+        </w:rPr>
+        <w:t xml:space="preserve">account was created in order to use its </w:t>
+      </w:r>
+      <w:r>
+        <w:rPr>
+          <w:lang w:val="en-GB"/>
+        </w:rPr>
+        <w:t xml:space="preserve">API to query </w:t>
+      </w:r>
+      <w:r>
+        <w:rPr>
+          <w:lang w:val="en-GB"/>
+        </w:rPr>
+        <w:t>for the missing InChI/SMILES</w:t>
+      </w:r>
+      <w:r>
+        <w:rPr>
+          <w:lang w:val="en-GB"/>
+        </w:rPr>
+        <w:t>.</w:t>
+      </w:r>
+      <w:r>
+        <w:rPr>
+          <w:lang w:val="en-GB"/>
+        </w:rPr>
+        <w:t xml:space="preserve"> </w:t>
+      </w:r>
+      <w:r>
+        <w:rPr>
+          <w:lang w:val="en-GB"/>
+        </w:rPr>
+        <w:t xml:space="preserve">To ensure efficient use of the API and avoid exceeding request limits, retrieved results were cached locally after the first successful query. This prevented redundant calls for the same compound </w:t>
+      </w:r>
+      <w:r>
+        <w:rPr>
+          <w:lang w:val="en-GB"/>
+        </w:rPr>
+        <w:t>reducing</w:t>
+      </w:r>
+      <w:r>
+        <w:rPr>
+          <w:lang w:val="en-GB"/>
+        </w:rPr>
+        <w:t xml:space="preserve"> network overhead</w:t>
+      </w:r>
+      <w:r>
+        <w:rPr>
+          <w:lang w:val="en-GB"/>
+        </w:rPr>
+        <w:t xml:space="preserve"> on </w:t>
+      </w:r>
+      <w:r>
+        <w:rPr>
+          <w:lang w:val="en-GB"/>
+        </w:rPr>
+        <w:t>subsequent executions of the pipeline</w:t>
+      </w:r>
+      <w:r>
+        <w:rPr>
+          <w:lang w:val="en-GB"/>
+        </w:rPr>
+        <w:t>.</w:t>
+      </w:r>
+    </w:p>
+    <w:p>
+      <w:pPr>
+        <w:pStyle w:val="Heading2"/>
         <w:jc w:val="both"/>
         <w:rPr>
           <w:lang w:val="en-GB"/>
         </w:rPr>
       </w:pPr>
-      <w:r>
-        <w:rPr>
-          <w:lang w:val="en-GB"/>
-        </w:rPr>
-        <w:t xml:space="preserve">To address missing structural data such as SMILES and InChI identifiers </w:t>
-      </w:r>
-      <w:r>
-        <w:rPr>
-          <w:lang w:val="en-GB"/>
-        </w:rPr>
-        <w:t>within</w:t>
-      </w:r>
-      <w:r>
-        <w:rPr>
-          <w:lang w:val="en-GB"/>
-        </w:rPr>
-        <w:t xml:space="preserve"> the original </w:t>
-      </w:r>
-      <w:proofErr w:type="spellStart"/>
-      <w:r>
-        <w:rPr>
-          <w:lang w:val="en-GB"/>
-        </w:rPr>
-        <w:t>DrugBank</w:t>
-      </w:r>
-      <w:proofErr w:type="spellEnd"/>
-      <w:r>
-        <w:rPr>
-          <w:lang w:val="en-GB"/>
-        </w:rPr>
-        <w:t xml:space="preserve"> compound dataset, </w:t>
-      </w:r>
-      <w:r>
-        <w:rPr>
-          <w:lang w:val="en-GB"/>
-        </w:rPr>
-        <w:t xml:space="preserve">a </w:t>
-      </w:r>
-      <w:proofErr w:type="spellStart"/>
+      <w:bookmarkStart w:id="14" w:name="_Toc227188993"/>
+      <w:r>
+        <w:t>Molecular Representation Strategy</w:t>
+      </w:r>
+      <w:bookmarkEnd w:id="14"/>
+    </w:p>
+    <w:p>
+      <w:pPr>
+        <w:jc w:val="both"/>
+        <w:rPr>
+          <w:lang w:val="en-GB"/>
+        </w:rPr>
+      </w:pPr>
+      <w:r>
+        <w:rPr>
+          <w:lang w:val="en-GB"/>
+        </w:rPr>
+        <w:t xml:space="preserve">For the broader cheminformatics workflow, </w:t>
+      </w:r>
       <w:r>
         <w:rPr>
           <w:b/>
           <w:bCs/>
           <w:lang w:val="en-GB"/>
         </w:rPr>
-        <w:t>ChemSpiPy</w:t>
-      </w:r>
-      <w:proofErr w:type="spellEnd"/>
-      <w:r>
-        <w:rPr>
-          <w:lang w:val="en-GB"/>
-        </w:rPr>
-        <w:t xml:space="preserve"> </w:t>
-      </w:r>
-      <w:r>
-        <w:rPr>
-          <w:lang w:val="en-GB"/>
-        </w:rPr>
-        <w:t xml:space="preserve">account was created in order to use its </w:t>
-      </w:r>
-      <w:r>
-        <w:rPr>
-          <w:lang w:val="en-GB"/>
-        </w:rPr>
-        <w:t xml:space="preserve">API to query </w:t>
-      </w:r>
-      <w:r>
-        <w:rPr>
-          <w:lang w:val="en-GB"/>
-        </w:rPr>
-        <w:t>for the missing InChI/SMILES</w:t>
-      </w:r>
-      <w:r>
-        <w:rPr>
-          <w:lang w:val="en-GB"/>
-        </w:rPr>
-        <w:t>.</w:t>
-      </w:r>
-      <w:r>
-        <w:rPr>
-          <w:lang w:val="en-GB"/>
-        </w:rPr>
-        <w:t xml:space="preserve"> </w:t>
-      </w:r>
-      <w:r>
-        <w:rPr>
-          <w:lang w:val="en-GB"/>
-        </w:rPr>
-        <w:t xml:space="preserve">To ensure efficient use of the API and avoid exceeding request limits, retrieved results were cached locally after the first successful query. This prevented redundant calls for the same compound </w:t>
-      </w:r>
-      <w:r>
-        <w:rPr>
-          <w:lang w:val="en-GB"/>
-        </w:rPr>
-        <w:t>reducing</w:t>
-      </w:r>
-      <w:r>
-        <w:rPr>
-          <w:lang w:val="en-GB"/>
-        </w:rPr>
-        <w:t xml:space="preserve"> network overhead</w:t>
-      </w:r>
-      <w:r>
-        <w:rPr>
-          <w:lang w:val="en-GB"/>
-        </w:rPr>
-        <w:t xml:space="preserve"> on </w:t>
-      </w:r>
-      <w:r>
-        <w:rPr>
-          <w:lang w:val="en-GB"/>
-        </w:rPr>
-        <w:t>subsequent executions of the pipeline</w:t>
-      </w:r>
-      <w:r>
-        <w:rPr>
-          <w:lang w:val="en-GB"/>
-        </w:rPr>
-        <w:t>.</w:t>
-      </w:r>
-    </w:p>
-    <w:p>
-      <w:pPr>
-        <w:pStyle w:val="Heading2"/>
-        <w:jc w:val="both"/>
-        <w:rPr>
-          <w:lang w:val="en-GB"/>
-        </w:rPr>
-      </w:pPr>
-      <w:bookmarkStart w:id="13" w:name="_Toc225628540"/>
-      <w:r>
-        <w:t xml:space="preserve">Molecular </w:t>
-      </w:r>
-      <w:proofErr w:type="spellStart"/>
-      <w:r>
-        <w:t>Representation</w:t>
-      </w:r>
-      <w:proofErr w:type="spellEnd"/>
-      <w:r>
-        <w:t xml:space="preserve"> </w:t>
-      </w:r>
-      <w:proofErr w:type="spellStart"/>
-      <w:r>
-        <w:t>Strategy</w:t>
-      </w:r>
-      <w:bookmarkEnd w:id="13"/>
-      <w:proofErr w:type="spellEnd"/>
-    </w:p>
-    <w:p>
-      <w:pPr>
-        <w:jc w:val="both"/>
-        <w:rPr>
-          <w:lang w:val="en-GB"/>
-        </w:rPr>
-      </w:pPr>
-      <w:r>
-        <w:rPr>
-          <w:lang w:val="en-GB"/>
-        </w:rPr>
-        <w:t xml:space="preserve">For the broader cheminformatics workflow, </w:t>
-      </w:r>
-      <w:proofErr w:type="spellStart"/>
-      <w:r>
-        <w:rPr>
-          <w:b/>
-          <w:bCs/>
-          <w:lang w:val="en-GB"/>
-        </w:rPr>
         <w:t>RDKit</w:t>
       </w:r>
-      <w:proofErr w:type="spellEnd"/>
       <w:r>
         <w:rPr>
           <w:b/>
@@ -7790,35 +7555,7 @@
         <w:rPr>
           <w:lang w:val="en-GB"/>
         </w:rPr>
-        <w:t xml:space="preserve"> was further utilized to generate molecular fingerprints. Specifically, the Morgan fingerprint algorithm was applied through </w:t>
-      </w:r>
-      <w:proofErr w:type="spellStart"/>
-      <w:r>
-        <w:rPr>
-          <w:lang w:val="en-GB"/>
-        </w:rPr>
-        <w:t>RDKit’s</w:t>
-      </w:r>
-      <w:proofErr w:type="spellEnd"/>
-      <w:r>
-        <w:rPr>
-          <w:lang w:val="en-GB"/>
-        </w:rPr>
-        <w:t xml:space="preserve"> </w:t>
-      </w:r>
-      <w:proofErr w:type="spellStart"/>
-      <w:r>
-        <w:rPr>
-          <w:lang w:val="en-GB"/>
-        </w:rPr>
-        <w:t>FingerprintGenerator</w:t>
-      </w:r>
-      <w:proofErr w:type="spellEnd"/>
-      <w:r>
-        <w:rPr>
-          <w:lang w:val="en-GB"/>
-        </w:rPr>
-        <w:t xml:space="preserve"> API with radius = 3 to convert SMILES-encoded structures into fixed-length numerical vectors. This type of fingerprint is commonly known as an Extended-Connectivity Fingerprint or ECFP6. The number '6' refers to the size of the molecular features it captures; a radius of 3 means it examines an area spanning 6 bonds across (2 x radius), hence the name ECFP6.</w:t>
+        <w:t xml:space="preserve"> was further utilized to generate molecular fingerprints. Specifically, the Morgan fingerprint algorithm was applied through RDKit’s FingerprintGenerator API with radius = 3 to convert SMILES-encoded structures into fixed-length numerical vectors. This type of fingerprint is commonly known as an Extended-Connectivity Fingerprint or ECFP6. The number '6' refers to the size of the molecular features it captures; a radius of 3 means it examines an area spanning 6 bonds across (2 x radius), hence the name ECFP6.</w:t>
       </w:r>
     </w:p>
     <w:p>
@@ -8024,35 +7761,19 @@
         <w:rPr>
           <w:lang w:val="en-GB"/>
         </w:rPr>
-        <w:t xml:space="preserve">Although ECFP6 fingerprints are commonly implemented in binary form, they can alternatively be represented in a count-based format, where each feature is encoded as the number of times the corresponding substructure appears in the molecule rather than as a simple presence/absence indicator. This formulation preserves information about substructure multiplicity and therefore provides a more expressive representation, introducing greater variability across molecular vectors. In the context of metabolic prediction, such quantitative information may be particularly relevant, as the frequency of specific functional groups or structural motifs could influence the likelihood of enzymatic interaction. For this reason, a count-based ECFP6 representation was adopted in this work using </w:t>
-      </w:r>
-      <w:proofErr w:type="spellStart"/>
-      <w:r>
-        <w:rPr>
-          <w:lang w:val="en-GB"/>
-        </w:rPr>
-        <w:t>RDKit’s</w:t>
-      </w:r>
-      <w:proofErr w:type="spellEnd"/>
+        <w:t>Although ECFP6 fingerprints are commonly implemented in binary form, they can alternatively be represented in a count-based format, where each feature is encoded as the number of times the corresponding substructure appears in the molecule rather than as a simple presence/absence indicator. This formulation preserves information about substructure multiplicity and therefore provides a more expressive representation, introducing greater variability across molecular vectors. In the context of metabolic prediction, such quantitative information may be particularly relevant, as the frequency of specific functional groups or structural motifs could influence the likelihood of enzymatic interaction. For this reason, a count-based ECFP6 representation was adopted in this work using RDKit’s GetMorganGenerator(radius</w:t>
+      </w:r>
       <w:r>
         <w:rPr>
           <w:lang w:val="en-GB"/>
         </w:rPr>
         <w:t xml:space="preserve"> </w:t>
       </w:r>
-      <w:proofErr w:type="spellStart"/>
-      <w:r>
-        <w:rPr>
-          <w:lang w:val="en-GB"/>
-        </w:rPr>
-        <w:t>GetMorganGenerator</w:t>
-      </w:r>
-      <w:proofErr w:type="spellEnd"/>
-      <w:r>
-        <w:rPr>
-          <w:lang w:val="en-GB"/>
-        </w:rPr>
-        <w:t>(radius</w:t>
+      <w:r>
+        <w:rPr>
+          <w:lang w:val="en-GB"/>
+        </w:rPr>
+        <w:t>=</w:t>
       </w:r>
       <w:r>
         <w:rPr>
@@ -8064,28 +7785,8 @@
         <w:rPr>
           <w:lang w:val="en-GB"/>
         </w:rPr>
-        <w:t>=</w:t>
-      </w:r>
-      <w:r>
-        <w:rPr>
-          <w:lang w:val="en-GB"/>
-        </w:rPr>
-        <w:t xml:space="preserve"> </w:t>
-      </w:r>
-      <w:r>
-        <w:rPr>
-          <w:lang w:val="en-GB"/>
-        </w:rPr>
-        <w:t xml:space="preserve">3, </w:t>
-      </w:r>
-      <w:proofErr w:type="spellStart"/>
-      <w:r>
-        <w:rPr>
-          <w:lang w:val="en-GB"/>
-        </w:rPr>
-        <w:t>fpSize</w:t>
-      </w:r>
-      <w:proofErr w:type="spellEnd"/>
+        <w:t>3, fpSize</w:t>
+      </w:r>
       <w:r>
         <w:rPr>
           <w:lang w:val="en-GB"/>
@@ -8179,21 +7880,7 @@
         <w:rPr>
           <w:lang w:val="en-GB"/>
         </w:rPr>
-        <w:t xml:space="preserve">However, the effectiveness of these embeddings depends heavily on data scale. In small to medium-sized datasets, such as the </w:t>
-      </w:r>
-      <w:proofErr w:type="spellStart"/>
-      <w:r>
-        <w:rPr>
-          <w:lang w:val="en-GB"/>
-        </w:rPr>
-        <w:t>DrugBank</w:t>
-      </w:r>
-      <w:proofErr w:type="spellEnd"/>
-      <w:r>
-        <w:rPr>
-          <w:lang w:val="en-GB"/>
-        </w:rPr>
-        <w:t xml:space="preserve">-derived corpus used </w:t>
+        <w:t xml:space="preserve">However, the effectiveness of these embeddings depends heavily on data scale. In small to medium-sized datasets, such as the DrugBank-derived corpus used </w:t>
       </w:r>
       <w:r>
         <w:rPr>
@@ -8253,35 +7940,19 @@
         <w:rPr>
           <w:lang w:val="en-GB"/>
         </w:rPr>
-        <w:t xml:space="preserve"> (</w:t>
-      </w:r>
-      <w:proofErr w:type="spellStart"/>
-      <w:r>
-        <w:rPr>
-          <w:lang w:val="en-GB"/>
-        </w:rPr>
-        <w:t>MolE</w:t>
-      </w:r>
-      <w:proofErr w:type="spellEnd"/>
-      <w:r>
-        <w:rPr>
-          <w:lang w:val="en-GB"/>
-        </w:rPr>
-        <w:t xml:space="preserve"> and </w:t>
-      </w:r>
-      <w:proofErr w:type="spellStart"/>
-      <w:r>
-        <w:rPr>
-          <w:lang w:val="en-GB"/>
-        </w:rPr>
-        <w:t>chemBERTa</w:t>
-      </w:r>
-      <w:proofErr w:type="spellEnd"/>
-      <w:r>
-        <w:rPr>
-          <w:lang w:val="en-GB"/>
-        </w:rPr>
-        <w:t xml:space="preserve">) were employed in this work as frozen feature extractors, enabling an evaluation of their representational power while reducing overfitting risk. This </w:t>
+        <w:t xml:space="preserve"> (MolE and </w:t>
+      </w:r>
+      <w:r>
+        <w:rPr>
+          <w:lang w:val="en-GB"/>
+        </w:rPr>
+        <w:t>C</w:t>
+      </w:r>
+      <w:r>
+        <w:rPr>
+          <w:lang w:val="en-GB"/>
+        </w:rPr>
+        <w:t xml:space="preserve">hemBERTa) were employed in this work as frozen feature extractors, enabling an evaluation of their representational power while reducing overfitting risk. This </w:t>
       </w:r>
       <w:r>
         <w:rPr>
@@ -8565,7 +8236,6 @@
         </w:rPr>
         <w:t xml:space="preserve">where </w:t>
       </w:r>
-      <w:proofErr w:type="spellStart"/>
       <w:r>
         <w:rPr>
           <w:rStyle w:val="katex-mathml"/>
@@ -8581,7 +8251,6 @@
         </w:rPr>
         <w:t>i</w:t>
       </w:r>
-      <w:proofErr w:type="spellEnd"/>
       <w:r>
         <w:rPr>
           <w:rStyle w:val="katex-mathml"/>
@@ -8928,19 +8597,7 @@
         <w:rPr>
           <w:lang w:val="en-GB"/>
         </w:rPr>
-        <w:t xml:space="preserve"> fingerprints</w:t>
-      </w:r>
-      <w:r>
-        <w:rPr>
-          <w:lang w:val="en-GB"/>
-        </w:rPr>
-        <w:t xml:space="preserve"> that</w:t>
-      </w:r>
-      <w:r>
-        <w:rPr>
-          <w:lang w:val="en-GB"/>
-        </w:rPr>
-        <w:t xml:space="preserve"> are a </w:t>
+        <w:t xml:space="preserve"> </w:t>
       </w:r>
       <w:r>
         <w:rPr>
@@ -8948,13 +8605,19 @@
           <w:bCs/>
           <w:lang w:val="en-GB"/>
         </w:rPr>
-        <w:t>hand-crafted projection into a discrete feature space</w:t>
-      </w:r>
-      <w:r>
-        <w:rPr>
-          <w:lang w:val="en-GB"/>
-        </w:rPr>
-        <w:t xml:space="preserve">, embeddings are a </w:t>
+        <w:t>fingerprints</w:t>
+      </w:r>
+      <w:r>
+        <w:rPr>
+          <w:lang w:val="en-GB"/>
+        </w:rPr>
+        <w:t xml:space="preserve"> that</w:t>
+      </w:r>
+      <w:r>
+        <w:rPr>
+          <w:lang w:val="en-GB"/>
+        </w:rPr>
+        <w:t xml:space="preserve"> are a </w:t>
       </w:r>
       <w:r>
         <w:rPr>
@@ -8962,6 +8625,34 @@
           <w:bCs/>
           <w:lang w:val="en-GB"/>
         </w:rPr>
+        <w:t>hand-crafted projection into a discrete feature space</w:t>
+      </w:r>
+      <w:r>
+        <w:rPr>
+          <w:lang w:val="en-GB"/>
+        </w:rPr>
+        <w:t xml:space="preserve">, </w:t>
+      </w:r>
+      <w:r>
+        <w:rPr>
+          <w:b/>
+          <w:bCs/>
+          <w:lang w:val="en-GB"/>
+        </w:rPr>
+        <w:t>embeddings</w:t>
+      </w:r>
+      <w:r>
+        <w:rPr>
+          <w:lang w:val="en-GB"/>
+        </w:rPr>
+        <w:t xml:space="preserve"> are a </w:t>
+      </w:r>
+      <w:r>
+        <w:rPr>
+          <w:b/>
+          <w:bCs/>
+          <w:lang w:val="en-GB"/>
+        </w:rPr>
         <w:t>learned mapping into a continuous latent space</w:t>
       </w:r>
       <w:r>
@@ -8977,6 +8668,9 @@
         <w:jc w:val="both"/>
       </w:pPr>
       <w:r>
+        <w:rPr>
+          <w:noProof/>
+        </w:rPr>
         <w:drawing>
           <wp:inline distT="0" distB="0" distL="0" distR="0" wp14:anchorId="67CABC7F" wp14:editId="0F691490">
             <wp:extent cx="5669915" cy="3187700"/>
@@ -9022,6 +8716,7 @@
           <w:lang w:val="en-GB"/>
         </w:rPr>
       </w:pPr>
+      <w:bookmarkStart w:id="15" w:name="_Toc227189018"/>
       <w:r>
         <w:rPr>
           <w:lang w:val="en-GB"/>
@@ -9051,6 +8746,9 @@
         <w:fldChar w:fldCharType="end"/>
       </w:r>
       <w:r>
+        <w:rPr>
+          <w:lang w:val="en-GB"/>
+        </w:rPr>
         <w:t>.</w:t>
       </w:r>
       <w:r>
@@ -9064,6 +8762,25 @@
           <w:lang w:val="en-GB"/>
         </w:rPr>
         <w:t>Simplified schematic of molecular representation pipelines.</w:t>
+      </w:r>
+      <w:bookmarkEnd w:id="15"/>
+      <w:r>
+        <w:rPr>
+          <w:lang w:val="en-GB" w:eastAsia="en-GB"/>
+        </w:rPr>
+        <w:t xml:space="preserve"> </w:t>
+      </w:r>
+      <w:r>
+        <w:rPr>
+          <w:lang w:val="en-GB" w:eastAsia="en-GB"/>
+        </w:rPr>
+        <w:t xml:space="preserve">Source: </w:t>
+      </w:r>
+      <w:r>
+        <w:rPr>
+          <w:lang w:val="en-GB" w:eastAsia="en-GB"/>
+        </w:rPr>
+        <w:t>Original artwork by the author.</w:t>
       </w:r>
     </w:p>
     <w:p>
@@ -9197,13 +8914,7 @@
         <w:rPr>
           <w:lang w:val="en-GB"/>
         </w:rPr>
-        <w:t xml:space="preserve"> </w:t>
-      </w:r>
-      <w:r>
-        <w:rPr>
-          <w:lang w:val="en-GB"/>
-        </w:rPr>
-        <w:t xml:space="preserve">is trained on a large chemical database through a general representation learning process. Given a new molecule (e.g., ibuprofen), its SMILES string is tokenized and converted into a sequence of embeddings </w:t>
+        <w:t xml:space="preserve"> is trained on a large chemical database through a general representation learning process. Given a new molecule (e.g., ibuprofen), its SMILES string is tokenized and converted into a sequence of embeddings </w:t>
       </w:r>
       <m:oMath>
         <m:r>
@@ -9518,44 +9229,26 @@
         <w:rPr>
           <w:lang w:val="en-GB"/>
         </w:rPr>
-        <w:t xml:space="preserve">Among the available approaches, two representative models were selected, </w:t>
-      </w:r>
-      <w:proofErr w:type="spellStart"/>
+        <w:t xml:space="preserve">Among the available approaches, two representative models were selected, MolE and </w:t>
+      </w:r>
+      <w:r>
+        <w:rPr>
+          <w:lang w:val="en-GB"/>
+        </w:rPr>
+        <w:t>C</w:t>
+      </w:r>
+      <w:r>
+        <w:rPr>
+          <w:lang w:val="en-GB"/>
+        </w:rPr>
+        <w:t xml:space="preserve">hemBERTa. </w:t>
+      </w:r>
       <w:r>
         <w:rPr>
           <w:lang w:val="en-GB"/>
         </w:rPr>
         <w:t>MolE</w:t>
       </w:r>
-      <w:proofErr w:type="spellEnd"/>
-      <w:r>
-        <w:rPr>
-          <w:lang w:val="en-GB"/>
-        </w:rPr>
-        <w:t xml:space="preserve"> and </w:t>
-      </w:r>
-      <w:proofErr w:type="spellStart"/>
-      <w:r>
-        <w:rPr>
-          <w:lang w:val="en-GB"/>
-        </w:rPr>
-        <w:t>chemBERTa</w:t>
-      </w:r>
-      <w:proofErr w:type="spellEnd"/>
-      <w:r>
-        <w:rPr>
-          <w:lang w:val="en-GB"/>
-        </w:rPr>
-        <w:t xml:space="preserve">. </w:t>
-      </w:r>
-      <w:proofErr w:type="spellStart"/>
-      <w:r>
-        <w:rPr>
-          <w:lang w:val="en-GB"/>
-        </w:rPr>
-        <w:t>MolE</w:t>
-      </w:r>
-      <w:proofErr w:type="spellEnd"/>
       <w:r>
         <w:rPr>
           <w:lang w:val="en-GB"/>
@@ -9566,16 +9259,8 @@
         <w:rPr>
           <w:lang w:val="en-GB"/>
         </w:rPr>
-        <w:t xml:space="preserve">, when used as frozen encoders, generate a single holistic embedding for the entire molecule based on patterns learned during large-scale pretraining. In contrast, transformer-based models such as </w:t>
-      </w:r>
-      <w:proofErr w:type="spellStart"/>
-      <w:r>
-        <w:rPr>
-          <w:lang w:val="en-GB"/>
-        </w:rPr>
-        <w:t>ChemBERTa</w:t>
-      </w:r>
-      <w:proofErr w:type="spellEnd"/>
+        <w:t>, when used as frozen encoders, generate a single holistic embedding for the entire molecule based on patterns learned during large-scale pretraining. In contrast, transformer-based models such as ChemBERTa</w:t>
+      </w:r>
       <w:r>
         <w:rPr>
           <w:lang w:val="en-GB"/>
@@ -9618,35 +9303,7 @@
         <w:rPr>
           <w:lang w:val="en-GB"/>
         </w:rPr>
-        <w:t xml:space="preserve">By evaluating both </w:t>
-      </w:r>
-      <w:proofErr w:type="spellStart"/>
-      <w:r>
-        <w:rPr>
-          <w:lang w:val="en-GB"/>
-        </w:rPr>
-        <w:t>MolE</w:t>
-      </w:r>
-      <w:proofErr w:type="spellEnd"/>
-      <w:r>
-        <w:rPr>
-          <w:lang w:val="en-GB"/>
-        </w:rPr>
-        <w:t xml:space="preserve"> and </w:t>
-      </w:r>
-      <w:proofErr w:type="spellStart"/>
-      <w:r>
-        <w:rPr>
-          <w:lang w:val="en-GB"/>
-        </w:rPr>
-        <w:t>ChemBERTa</w:t>
-      </w:r>
-      <w:proofErr w:type="spellEnd"/>
-      <w:r>
-        <w:rPr>
-          <w:lang w:val="en-GB"/>
-        </w:rPr>
-        <w:t xml:space="preserve"> alongside Morgan fingerprints, this work attempts to assess whether increasingly expressive representation strategies translate into improved predictive performance for CYP450 metabolism.</w:t>
+        <w:t>By evaluating both MolE and ChemBERTa alongside Morgan fingerprints, this work attempts to assess whether increasingly expressive representation strategies translate into improved predictive performance for CYP450 metabolism.</w:t>
       </w:r>
     </w:p>
     <w:p>
@@ -9657,22 +9314,22 @@
           <w:lang w:val="en-GB"/>
         </w:rPr>
       </w:pPr>
-      <w:bookmarkStart w:id="14" w:name="_Ref225619420"/>
-      <w:bookmarkStart w:id="15" w:name="_Ref225619424"/>
-      <w:bookmarkStart w:id="16" w:name="_Ref225619429"/>
-      <w:bookmarkStart w:id="17" w:name="_Ref225619445"/>
-      <w:bookmarkStart w:id="18" w:name="_Toc225628541"/>
+      <w:bookmarkStart w:id="16" w:name="_Ref225619420"/>
+      <w:bookmarkStart w:id="17" w:name="_Ref225619424"/>
+      <w:bookmarkStart w:id="18" w:name="_Ref225619429"/>
+      <w:bookmarkStart w:id="19" w:name="_Ref225619445"/>
+      <w:bookmarkStart w:id="20" w:name="_Toc227188994"/>
       <w:r>
         <w:rPr>
           <w:lang w:val="en-GB"/>
         </w:rPr>
         <w:t>Pre-training an InChI-Based Molecular Language Model for Feature Extraction (Complementary Experiment)</w:t>
       </w:r>
-      <w:bookmarkEnd w:id="14"/>
-      <w:bookmarkEnd w:id="15"/>
       <w:bookmarkEnd w:id="16"/>
       <w:bookmarkEnd w:id="17"/>
       <w:bookmarkEnd w:id="18"/>
+      <w:bookmarkEnd w:id="19"/>
+      <w:bookmarkEnd w:id="20"/>
     </w:p>
     <w:p>
       <w:pPr>
@@ -9685,35 +9342,7 @@
         <w:rPr>
           <w:lang w:val="en-GB"/>
         </w:rPr>
-        <w:t xml:space="preserve">To complement the SMILES-based embeddings from </w:t>
-      </w:r>
-      <w:proofErr w:type="spellStart"/>
-      <w:r>
-        <w:rPr>
-          <w:lang w:val="en-GB"/>
-        </w:rPr>
-        <w:t>MolE</w:t>
-      </w:r>
-      <w:proofErr w:type="spellEnd"/>
-      <w:r>
-        <w:rPr>
-          <w:lang w:val="en-GB"/>
-        </w:rPr>
-        <w:t xml:space="preserve"> and </w:t>
-      </w:r>
-      <w:proofErr w:type="spellStart"/>
-      <w:r>
-        <w:rPr>
-          <w:lang w:val="en-GB"/>
-        </w:rPr>
-        <w:t>ChemBERTa</w:t>
-      </w:r>
-      <w:proofErr w:type="spellEnd"/>
-      <w:r>
-        <w:rPr>
-          <w:lang w:val="en-GB"/>
-        </w:rPr>
-        <w:t>, a transformer-based masked language model</w:t>
+        <w:t>To complement the SMILES-based embeddings from MolE and ChemBERTa, a transformer-based masked language model</w:t>
       </w:r>
       <w:r>
         <w:rPr>
@@ -9754,35 +9383,7 @@
         <w:rPr>
           <w:lang w:val="en-GB"/>
         </w:rPr>
-        <w:t xml:space="preserve">Most contemporary molecular language models, including </w:t>
-      </w:r>
-      <w:proofErr w:type="spellStart"/>
-      <w:r>
-        <w:rPr>
-          <w:lang w:val="en-GB"/>
-        </w:rPr>
-        <w:t>MolE</w:t>
-      </w:r>
-      <w:proofErr w:type="spellEnd"/>
-      <w:r>
-        <w:rPr>
-          <w:lang w:val="en-GB"/>
-        </w:rPr>
-        <w:t xml:space="preserve"> and </w:t>
-      </w:r>
-      <w:proofErr w:type="spellStart"/>
-      <w:r>
-        <w:rPr>
-          <w:lang w:val="en-GB"/>
-        </w:rPr>
-        <w:t>ChemBERTa</w:t>
-      </w:r>
-      <w:proofErr w:type="spellEnd"/>
-      <w:r>
-        <w:rPr>
-          <w:lang w:val="en-GB"/>
-        </w:rPr>
-        <w:t xml:space="preserve">, operate exclusively on SMILES strings as their textual representation of chemical structure. </w:t>
+        <w:t xml:space="preserve">Most contemporary molecular language models, including MolE and ChemBERTa, operate exclusively on SMILES strings as their textual representation of chemical structure. </w:t>
       </w:r>
       <w:r>
         <w:rPr>
@@ -9869,21 +9470,7 @@
         <w:rPr>
           <w:lang w:val="en-GB"/>
         </w:rPr>
-        <w:t xml:space="preserve">. Given the relatively small size of the curated </w:t>
-      </w:r>
-      <w:proofErr w:type="spellStart"/>
-      <w:r>
-        <w:rPr>
-          <w:lang w:val="en-GB"/>
-        </w:rPr>
-        <w:t>DrugBank</w:t>
-      </w:r>
-      <w:proofErr w:type="spellEnd"/>
-      <w:r>
-        <w:rPr>
-          <w:lang w:val="en-GB"/>
-        </w:rPr>
-        <w:t xml:space="preserve"> dataset (~1.3k compounds), it is unlikely that a self-trained embedder would systematically outperform established fingerprints or large-scale pretrained models.</w:t>
+        <w:t>. Given the relatively small size of the curated DrugBank dataset (~1.3k compounds), it is unlikely that a self-trained embedder would systematically outperform established fingerprints or large-scale pretrained models.</w:t>
       </w:r>
       <w:r>
         <w:rPr>
@@ -9998,21 +9585,7 @@
         <w:rPr>
           <w:lang w:val="en-GB"/>
         </w:rPr>
-        <w:t xml:space="preserve"> a </w:t>
-      </w:r>
-      <w:proofErr w:type="spellStart"/>
-      <w:r>
-        <w:rPr>
-          <w:lang w:val="en-GB"/>
-        </w:rPr>
-        <w:t>RoBERTa</w:t>
-      </w:r>
-      <w:proofErr w:type="spellEnd"/>
-      <w:r>
-        <w:rPr>
-          <w:lang w:val="en-GB"/>
-        </w:rPr>
-        <w:t>-style architecture</w:t>
+        <w:t xml:space="preserve"> a RoBERTa-style architecture</w:t>
       </w:r>
       <w:r>
         <w:rPr>
@@ -10027,7 +9600,7 @@
             <w:color w:val="000000"/>
             <w:lang w:val="en-GB"/>
           </w:rPr>
-          <w:tag w:val="MENDELEY_CITATION_v3_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"/>
+          <w:tag w:val="MENDELEY_CITATION_v3_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"/>
           <w:id w:val="-1954088629"/>
           <w:placeholder>
             <w:docPart w:val="DefaultPlaceholder_-1854013440"/>
@@ -10119,7 +9692,7 @@
             <w:color w:val="000000"/>
             <w:lang w:val="en-GB"/>
           </w:rPr>
-          <w:tag w:val="MENDELEY_CITATION_v3_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"/>
+          <w:tag w:val="MENDELEY_CITATION_v3_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"/>
           <w:id w:val="-36594515"/>
           <w:placeholder>
             <w:docPart w:val="DefaultPlaceholder_-1854013440"/>
@@ -10179,7 +9752,7 @@
             <w:color w:val="000000"/>
             <w:lang w:val="en-GB"/>
           </w:rPr>
-          <w:tag w:val="MENDELEY_CITATION_v3_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"/>
+          <w:tag w:val="MENDELEY_CITATION_v3_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"/>
           <w:id w:val="-662618241"/>
           <w:placeholder>
             <w:docPart w:val="DefaultPlaceholder_-1854013440"/>
@@ -10500,21 +10073,7 @@
         <w:rPr>
           <w:lang w:val="en-GB"/>
         </w:rPr>
-        <w:t xml:space="preserve"> remain computationally feasible under limited hardware resources. In contrast, large pretrained models such as </w:t>
-      </w:r>
-      <w:proofErr w:type="spellStart"/>
-      <w:r>
-        <w:rPr>
-          <w:lang w:val="en-GB"/>
-        </w:rPr>
-        <w:t>ChemBERTa</w:t>
-      </w:r>
-      <w:proofErr w:type="spellEnd"/>
-      <w:r>
-        <w:rPr>
-          <w:lang w:val="en-GB"/>
-        </w:rPr>
-        <w:t xml:space="preserve"> typically employ substantially larger hidden dimensions, deeper stacks, and are trained on tens of millions of molecules</w:t>
+        <w:t xml:space="preserve"> remain computationally feasible under limited hardware resources. In contrast, large pretrained models such as ChemBERTa typically employ substantially larger hidden dimensions, deeper stacks, and are trained on tens of millions of molecules</w:t>
       </w:r>
       <w:r>
         <w:rPr>
@@ -10579,7 +10138,7 @@
             <w:color w:val="000000"/>
             <w:lang w:val="en-GB"/>
           </w:rPr>
-          <w:tag w:val="MENDELEY_CITATION_v3_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"/>
+          <w:tag w:val="MENDELEY_CITATION_v3_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"/>
           <w:id w:val="-1790971181"/>
           <w:placeholder>
             <w:docPart w:val="DefaultPlaceholder_-1854013440"/>
@@ -10627,7 +10186,7 @@
             <w:color w:val="000000"/>
             <w:lang w:val="en-GB"/>
           </w:rPr>
-          <w:tag w:val="MENDELEY_CITATION_v3_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"/>
+          <w:tag w:val="MENDELEY_CITATION_v3_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"/>
           <w:id w:val="1679385492"/>
           <w:placeholder>
             <w:docPart w:val="DefaultPlaceholder_-1854013440"/>
@@ -10775,37 +10334,41 @@
       <w:pPr>
         <w:pStyle w:val="Heading2"/>
         <w:rPr>
-          <w:lang w:val="en-GB"/>
-        </w:rPr>
-      </w:pPr>
-      <w:bookmarkStart w:id="19" w:name="_Toc225628542"/>
-      <w:r>
-        <w:t xml:space="preserve">Predictive </w:t>
-      </w:r>
-      <w:proofErr w:type="spellStart"/>
-      <w:r>
-        <w:t>Mode</w:t>
-      </w:r>
-      <w:r>
+          <w:color w:val="EE0000"/>
+          <w:lang w:val="en-GB"/>
+        </w:rPr>
+      </w:pPr>
+      <w:bookmarkStart w:id="21" w:name="_Toc227188995"/>
+      <w:r>
+        <w:rPr>
+          <w:color w:val="EE0000"/>
+        </w:rPr>
+        <w:t>Predictive Mode</w:t>
+      </w:r>
+      <w:r>
+        <w:rPr>
+          <w:color w:val="EE0000"/>
+        </w:rPr>
         <w:t>l</w:t>
       </w:r>
       <w:r>
-        <w:t>ling</w:t>
-      </w:r>
-      <w:proofErr w:type="spellEnd"/>
-      <w:r>
-        <w:t xml:space="preserve"> Framework</w:t>
-      </w:r>
-      <w:bookmarkEnd w:id="19"/>
-    </w:p>
-    <w:p>
-      <w:pPr>
-        <w:rPr>
-          <w:lang w:val="en-GB"/>
-        </w:rPr>
-      </w:pPr>
-      <w:r>
-        <w:rPr>
+        <w:rPr>
+          <w:color w:val="EE0000"/>
+        </w:rPr>
+        <w:t>ling Framework</w:t>
+      </w:r>
+      <w:bookmarkEnd w:id="21"/>
+    </w:p>
+    <w:p>
+      <w:pPr>
+        <w:rPr>
+          <w:color w:val="EE0000"/>
+          <w:lang w:val="en-GB"/>
+        </w:rPr>
+      </w:pPr>
+      <w:r>
+        <w:rPr>
+          <w:color w:val="EE0000"/>
           <w:lang w:val="en-GB"/>
         </w:rPr>
         <w:t>Multi-label classification</w:t>
@@ -10814,11 +10377,13 @@
     <w:p>
       <w:pPr>
         <w:rPr>
-          <w:lang w:val="en-GB"/>
-        </w:rPr>
-      </w:pPr>
-      <w:r>
-        <w:rPr>
+          <w:color w:val="EE0000"/>
+          <w:lang w:val="en-GB"/>
+        </w:rPr>
+      </w:pPr>
+      <w:r>
+        <w:rPr>
+          <w:color w:val="EE0000"/>
           <w:lang w:val="en-GB"/>
         </w:rPr>
         <w:t>Algorithms evaluated</w:t>
@@ -10827,11 +10392,13 @@
     <w:p>
       <w:pPr>
         <w:rPr>
-          <w:lang w:val="en-GB"/>
-        </w:rPr>
-      </w:pPr>
-      <w:r>
-        <w:rPr>
+          <w:color w:val="EE0000"/>
+          <w:lang w:val="en-GB"/>
+        </w:rPr>
+      </w:pPr>
+      <w:r>
+        <w:rPr>
+          <w:color w:val="EE0000"/>
           <w:lang w:val="en-GB"/>
         </w:rPr>
         <w:lastRenderedPageBreak/>
@@ -10839,19 +10406,17 @@
       </w:r>
     </w:p>
     <w:p>
-      <w:proofErr w:type="spellStart"/>
-      <w:r>
-        <w:t>Validation</w:t>
-      </w:r>
-      <w:proofErr w:type="spellEnd"/>
-      <w:r>
-        <w:t xml:space="preserve"> </w:t>
-      </w:r>
-      <w:proofErr w:type="spellStart"/>
-      <w:r>
-        <w:t>strategy</w:t>
-      </w:r>
-      <w:proofErr w:type="spellEnd"/>
+      <w:pPr>
+        <w:rPr>
+          <w:color w:val="EE0000"/>
+        </w:rPr>
+      </w:pPr>
+      <w:r>
+        <w:rPr>
+          <w:color w:val="EE0000"/>
+        </w:rPr>
+        <w:t>Validation strategy</w:t>
+      </w:r>
     </w:p>
     <w:p>
       <w:pPr>
@@ -10861,14 +10426,14 @@
           <w:lang w:val="en-GB" w:eastAsia="en-GB"/>
         </w:rPr>
       </w:pPr>
-      <w:bookmarkStart w:id="20" w:name="_Toc225628543"/>
+      <w:bookmarkStart w:id="22" w:name="_Toc227188996"/>
       <w:r>
         <w:rPr>
           <w:lang w:val="en-GB" w:eastAsia="en-GB"/>
         </w:rPr>
         <w:t>RESULTS</w:t>
       </w:r>
-      <w:bookmarkEnd w:id="20"/>
+      <w:bookmarkEnd w:id="22"/>
     </w:p>
     <w:p>
       <w:pPr>
@@ -10878,7 +10443,7 @@
           <w:lang w:val="en-GB" w:eastAsia="en-GB"/>
         </w:rPr>
       </w:pPr>
-      <w:bookmarkStart w:id="21" w:name="_Toc225628544"/>
+      <w:bookmarkStart w:id="23" w:name="_Toc227188997"/>
       <w:r>
         <w:rPr>
           <w:lang w:val="en-GB" w:eastAsia="en-GB"/>
@@ -10897,7 +10462,7 @@
         </w:rPr>
         <w:t>cquisition</w:t>
       </w:r>
-      <w:bookmarkEnd w:id="21"/>
+      <w:bookmarkEnd w:id="23"/>
     </w:p>
     <w:p>
       <w:pPr>
@@ -10906,14 +10471,14 @@
           <w:lang w:val="en-GB" w:eastAsia="en-GB"/>
         </w:rPr>
       </w:pPr>
-      <w:bookmarkStart w:id="22" w:name="_Toc225628545"/>
+      <w:bookmarkStart w:id="24" w:name="_Toc227188998"/>
       <w:r>
         <w:rPr>
           <w:lang w:val="en-GB" w:eastAsia="en-GB"/>
         </w:rPr>
         <w:t>InChI Database</w:t>
       </w:r>
-      <w:bookmarkEnd w:id="22"/>
+      <w:bookmarkEnd w:id="24"/>
     </w:p>
     <w:p>
       <w:pPr>
@@ -10938,21 +10503,7 @@
         <w:rPr>
           <w:lang w:val="en-GB" w:eastAsia="en-GB"/>
         </w:rPr>
-        <w:t xml:space="preserve">, a set of verified SMILES strings was obtained from a Kaggle dataset derived from </w:t>
-      </w:r>
-      <w:proofErr w:type="spellStart"/>
-      <w:r>
-        <w:rPr>
-          <w:lang w:val="en-GB" w:eastAsia="en-GB"/>
-        </w:rPr>
-        <w:t>ChEMBL</w:t>
-      </w:r>
-      <w:proofErr w:type="spellEnd"/>
-      <w:r>
-        <w:rPr>
-          <w:lang w:val="en-GB" w:eastAsia="en-GB"/>
-        </w:rPr>
-        <w:t xml:space="preserve"> </w:t>
+        <w:t xml:space="preserve">, a set of verified SMILES strings was obtained from a Kaggle dataset derived from ChEMBL </w:t>
       </w:r>
       <w:sdt>
         <w:sdtPr>
@@ -10982,21 +10533,7 @@
         <w:rPr>
           <w:lang w:val="en-GB" w:eastAsia="en-GB"/>
         </w:rPr>
-        <w:t xml:space="preserve">. The dataset contains approximately 1.5 million entries, each consisting of a SMILES string in the first column and a reference to the corresponding </w:t>
-      </w:r>
-      <w:proofErr w:type="spellStart"/>
-      <w:r>
-        <w:rPr>
-          <w:lang w:val="en-GB" w:eastAsia="en-GB"/>
-        </w:rPr>
-        <w:t>ChEMBL</w:t>
-      </w:r>
-      <w:proofErr w:type="spellEnd"/>
-      <w:r>
-        <w:rPr>
-          <w:lang w:val="en-GB" w:eastAsia="en-GB"/>
-        </w:rPr>
-        <w:t xml:space="preserve"> entry in the second.</w:t>
+        <w:t>. The dataset contains approximately 1.5 million entries, each consisting of a SMILES string in the first column and a reference to the corresponding ChEMBL entry in the second.</w:t>
       </w:r>
       <w:r>
         <w:rPr>
@@ -11028,21 +10565,7 @@
         <w:rPr>
           <w:lang w:val="en-GB" w:eastAsia="en-GB"/>
         </w:rPr>
-        <w:t xml:space="preserve"> converted to InChI using the </w:t>
-      </w:r>
-      <w:proofErr w:type="spellStart"/>
-      <w:r>
-        <w:rPr>
-          <w:lang w:val="en-GB" w:eastAsia="en-GB"/>
-        </w:rPr>
-        <w:t>RDKit</w:t>
-      </w:r>
-      <w:proofErr w:type="spellEnd"/>
-      <w:r>
-        <w:rPr>
-          <w:lang w:val="en-GB" w:eastAsia="en-GB"/>
-        </w:rPr>
-        <w:t xml:space="preserve"> library</w:t>
+        <w:t xml:space="preserve"> converted to InChI using the RDKit library</w:t>
       </w:r>
       <w:r>
         <w:rPr>
@@ -11172,8 +10695,8 @@
           <w:lang w:val="en-GB" w:eastAsia="en-GB"/>
         </w:rPr>
       </w:pPr>
-      <w:bookmarkStart w:id="23" w:name="_Ref225621380"/>
-      <w:bookmarkStart w:id="24" w:name="_Toc225628515"/>
+      <w:bookmarkStart w:id="25" w:name="_Ref225621380"/>
+      <w:bookmarkStart w:id="26" w:name="_Toc227189019"/>
       <w:r>
         <w:rPr>
           <w:lang w:val="en-GB"/>
@@ -11202,8 +10725,11 @@
       <w:r>
         <w:fldChar w:fldCharType="end"/>
       </w:r>
-      <w:bookmarkEnd w:id="23"/>
-      <w:r>
+      <w:bookmarkEnd w:id="25"/>
+      <w:r>
+        <w:rPr>
+          <w:lang w:val="en-GB"/>
+        </w:rPr>
         <w:t>.</w:t>
       </w:r>
       <w:r>
@@ -11218,7 +10744,7 @@
         </w:rPr>
         <w:t>Summary statistics of the SMILES-to-InChI conversion process, including total processed molecules, number of successful and failed conversions, overall success rate, and execution time.</w:t>
       </w:r>
-      <w:bookmarkEnd w:id="24"/>
+      <w:bookmarkEnd w:id="26"/>
     </w:p>
     <w:p>
       <w:pPr>
@@ -11227,14 +10753,14 @@
           <w:lang w:val="en-GB" w:eastAsia="en-GB"/>
         </w:rPr>
       </w:pPr>
-      <w:bookmarkStart w:id="25" w:name="_Toc225628546"/>
+      <w:bookmarkStart w:id="27" w:name="_Toc227188999"/>
       <w:r>
         <w:rPr>
           <w:lang w:val="en-GB" w:eastAsia="en-GB"/>
         </w:rPr>
         <w:t>Metabolism-related Database</w:t>
       </w:r>
-      <w:bookmarkEnd w:id="25"/>
+      <w:bookmarkEnd w:id="27"/>
     </w:p>
     <w:p>
       <w:pPr>
@@ -11255,7 +10781,6 @@
         </w:rPr>
         <w:t xml:space="preserve">an application was made to </w:t>
       </w:r>
-      <w:proofErr w:type="spellStart"/>
       <w:r>
         <w:rPr>
           <w:b/>
@@ -11264,19 +10789,11 @@
         </w:rPr>
         <w:t>DrugBank</w:t>
       </w:r>
-      <w:proofErr w:type="spellEnd"/>
-      <w:r>
-        <w:rPr>
-          <w:lang w:val="en-GB" w:eastAsia="en-GB"/>
-        </w:rPr>
-        <w:t xml:space="preserve">, an online repository of pharmacological data. After approval for academic use, all their </w:t>
-      </w:r>
-      <w:proofErr w:type="spellStart"/>
-      <w:r>
-        <w:rPr>
-          <w:lang w:val="en-GB" w:eastAsia="en-GB"/>
-        </w:rPr>
-        <w:t>d</w:t>
+      <w:r>
+        <w:rPr>
+          <w:lang w:val="en-GB" w:eastAsia="en-GB"/>
+        </w:rPr>
+        <w:t>, an online repository of pharmacological data. After approval for academic use, all their d</w:t>
       </w:r>
       <w:r>
         <w:rPr>
@@ -11284,7 +10801,6 @@
         </w:rPr>
         <w:t>b</w:t>
       </w:r>
-      <w:proofErr w:type="spellEnd"/>
       <w:r>
         <w:rPr>
           <w:lang w:val="en-GB" w:eastAsia="en-GB"/>
@@ -11321,44 +10837,14 @@
         <w:rPr>
           <w:lang w:val="en-GB" w:eastAsia="en-GB"/>
         </w:rPr>
-        <w:t xml:space="preserve"> (</w:t>
-      </w:r>
-      <w:proofErr w:type="spellStart"/>
+        <w:t xml:space="preserve"> (df) containing a primary key that will be the “DrugBank ID”, which is a unique identifier for each chemical compound. This </w:t>
+      </w:r>
       <w:r>
         <w:rPr>
           <w:lang w:val="en-GB" w:eastAsia="en-GB"/>
         </w:rPr>
         <w:t>df</w:t>
       </w:r>
-      <w:proofErr w:type="spellEnd"/>
-      <w:r>
-        <w:rPr>
-          <w:lang w:val="en-GB" w:eastAsia="en-GB"/>
-        </w:rPr>
-        <w:t>) containing a primary key that will be the “</w:t>
-      </w:r>
-      <w:proofErr w:type="spellStart"/>
-      <w:r>
-        <w:rPr>
-          <w:lang w:val="en-GB" w:eastAsia="en-GB"/>
-        </w:rPr>
-        <w:t>DrugBank</w:t>
-      </w:r>
-      <w:proofErr w:type="spellEnd"/>
-      <w:r>
-        <w:rPr>
-          <w:lang w:val="en-GB" w:eastAsia="en-GB"/>
-        </w:rPr>
-        <w:t xml:space="preserve"> ID”, which is a unique identifier for each chemical compound. This </w:t>
-      </w:r>
-      <w:proofErr w:type="spellStart"/>
-      <w:r>
-        <w:rPr>
-          <w:lang w:val="en-GB" w:eastAsia="en-GB"/>
-        </w:rPr>
-        <w:t>df</w:t>
-      </w:r>
-      <w:proofErr w:type="spellEnd"/>
       <w:r>
         <w:rPr>
           <w:lang w:val="en-GB" w:eastAsia="en-GB"/>
@@ -11435,55 +10921,13 @@
         <w:rPr>
           <w:lang w:val="en-GB" w:eastAsia="en-GB"/>
         </w:rPr>
-        <w:t>Only those drugs that were classified as “</w:t>
-      </w:r>
-      <w:proofErr w:type="spellStart"/>
-      <w:r>
-        <w:rPr>
-          <w:lang w:val="en-GB" w:eastAsia="en-GB"/>
-        </w:rPr>
-        <w:t>SmallMoleculeDrugs</w:t>
-      </w:r>
-      <w:proofErr w:type="spellEnd"/>
-      <w:r>
-        <w:rPr>
-          <w:lang w:val="en-GB" w:eastAsia="en-GB"/>
-        </w:rPr>
-        <w:t xml:space="preserve">” were included in the final </w:t>
-      </w:r>
-      <w:proofErr w:type="spellStart"/>
-      <w:r>
-        <w:rPr>
-          <w:lang w:val="en-GB" w:eastAsia="en-GB"/>
-        </w:rPr>
-        <w:t>df</w:t>
-      </w:r>
-      <w:proofErr w:type="spellEnd"/>
-      <w:r>
-        <w:rPr>
-          <w:lang w:val="en-GB" w:eastAsia="en-GB"/>
-        </w:rPr>
-        <w:t xml:space="preserve">, excluding those with the tag </w:t>
-      </w:r>
-      <w:r>
-        <w:rPr>
-          <w:lang w:val="en-GB" w:eastAsia="en-GB"/>
-        </w:rPr>
-        <w:t>“</w:t>
-      </w:r>
-      <w:proofErr w:type="spellStart"/>
-      <w:r>
-        <w:rPr>
-          <w:lang w:val="en-GB" w:eastAsia="en-GB"/>
-        </w:rPr>
-        <w:t>BiotechDrug</w:t>
-      </w:r>
-      <w:proofErr w:type="spellEnd"/>
-      <w:r>
-        <w:rPr>
-          <w:lang w:val="en-GB" w:eastAsia="en-GB"/>
-        </w:rPr>
-        <w:t>” which mostly include proteins and peptides, which are well known to be metabolized as normal proteins, not cytochromes. Any of these drugs tagged with any CYP450 was most likely due to inhibitory interactions not linked to metabolism.</w:t>
+        <w:t xml:space="preserve">Only those drugs that were classified as “SmallMoleculeDrugs” were included in the final df, excluding those with the tag </w:t>
+      </w:r>
+      <w:r>
+        <w:rPr>
+          <w:lang w:val="en-GB" w:eastAsia="en-GB"/>
+        </w:rPr>
+        <w:t>“BiotechDrug” which mostly include proteins and peptides, which are well known to be metabolized as normal proteins, not cytochromes. Any of these drugs tagged with any CYP450 was most likely due to inhibitory interactions not linked to metabolism.</w:t>
       </w:r>
     </w:p>
     <w:p>
@@ -11515,41 +10959,13 @@
         <w:rPr>
           <w:lang w:val="en-GB" w:eastAsia="en-GB"/>
         </w:rPr>
-        <w:t>”. In these cases, a fake unique “</w:t>
-      </w:r>
-      <w:proofErr w:type="spellStart"/>
-      <w:r>
-        <w:rPr>
-          <w:lang w:val="en-GB" w:eastAsia="en-GB"/>
-        </w:rPr>
-        <w:t>DrugBank</w:t>
-      </w:r>
-      <w:proofErr w:type="spellEnd"/>
-      <w:r>
-        <w:rPr>
-          <w:lang w:val="en-GB" w:eastAsia="en-GB"/>
-        </w:rPr>
-        <w:t xml:space="preserve"> ID” was given, and the new lines with the SMILES of each concrete chemical compound was added with the same CYPs as the parent compound. </w:t>
-      </w:r>
-      <w:r>
-        <w:rPr>
-          <w:lang w:val="en-GB"/>
-        </w:rPr>
-        <w:t xml:space="preserve">These SMILES representations were then converted into standardized InChI formats using </w:t>
-      </w:r>
-      <w:proofErr w:type="spellStart"/>
-      <w:r>
-        <w:rPr>
-          <w:lang w:val="en-GB"/>
-        </w:rPr>
-        <w:t>RDKit</w:t>
-      </w:r>
-      <w:proofErr w:type="spellEnd"/>
-      <w:r>
-        <w:rPr>
-          <w:lang w:val="en-GB"/>
-        </w:rPr>
-        <w:t>, seamlessly enriching the dataset with essential molecular descriptors.</w:t>
+        <w:t xml:space="preserve">”. In these cases, a fake unique “DrugBank ID” was given, and the new lines with the SMILES of each concrete chemical compound was added with the same CYPs as the parent compound. </w:t>
+      </w:r>
+      <w:r>
+        <w:rPr>
+          <w:lang w:val="en-GB"/>
+        </w:rPr>
+        <w:t>These SMILES representations were then converted into standardized InChI formats using RDKit, seamlessly enriching the dataset with essential molecular descriptors.</w:t>
       </w:r>
     </w:p>
     <w:p>
@@ -12002,9 +11418,9 @@
                                 <w:lang w:val="en-GB"/>
                               </w:rPr>
                             </w:pPr>
-                            <w:bookmarkStart w:id="26" w:name="_Ref223455572"/>
-                            <w:bookmarkStart w:id="27" w:name="_Ref223455489"/>
-                            <w:bookmarkStart w:id="28" w:name="_Toc225628516"/>
+                            <w:bookmarkStart w:id="28" w:name="_Ref223455572"/>
+                            <w:bookmarkStart w:id="29" w:name="_Ref223455489"/>
+                            <w:bookmarkStart w:id="30" w:name="_Toc227189020"/>
                             <w:r>
                               <w:rPr>
                                 <w:lang w:val="en-GB"/>
@@ -12033,8 +11449,11 @@
                             <w:r>
                               <w:fldChar w:fldCharType="end"/>
                             </w:r>
-                            <w:bookmarkEnd w:id="26"/>
+                            <w:bookmarkEnd w:id="28"/>
                             <w:r>
+                              <w:rPr>
+                                <w:lang w:val="en-GB"/>
+                              </w:rPr>
                               <w:t>.</w:t>
                             </w:r>
                             <w:r>
@@ -12125,8 +11544,8 @@
                               </w:rPr>
                               <w:t>: Nº of appearances )</w:t>
                             </w:r>
-                            <w:bookmarkEnd w:id="27"/>
-                            <w:bookmarkEnd w:id="28"/>
+                            <w:bookmarkEnd w:id="29"/>
+                            <w:bookmarkEnd w:id="30"/>
                           </w:p>
                         </w:txbxContent>
                       </wps:txbx>
@@ -12160,9 +11579,9 @@
                           <w:lang w:val="en-GB"/>
                         </w:rPr>
                       </w:pPr>
-                      <w:bookmarkStart w:id="29" w:name="_Ref223455572"/>
-                      <w:bookmarkStart w:id="30" w:name="_Ref223455489"/>
-                      <w:bookmarkStart w:id="31" w:name="_Toc225628516"/>
+                      <w:bookmarkStart w:id="31" w:name="_Ref223455572"/>
+                      <w:bookmarkStart w:id="32" w:name="_Ref223455489"/>
+                      <w:bookmarkStart w:id="33" w:name="_Toc227189020"/>
                       <w:r>
                         <w:rPr>
                           <w:lang w:val="en-GB"/>
@@ -12191,8 +11610,11 @@
                       <w:r>
                         <w:fldChar w:fldCharType="end"/>
                       </w:r>
-                      <w:bookmarkEnd w:id="29"/>
+                      <w:bookmarkEnd w:id="31"/>
                       <w:r>
+                        <w:rPr>
+                          <w:lang w:val="en-GB"/>
+                        </w:rPr>
                         <w:t>.</w:t>
                       </w:r>
                       <w:r>
@@ -12283,8 +11705,8 @@
                         </w:rPr>
                         <w:t>: Nº of appearances )</w:t>
                       </w:r>
-                      <w:bookmarkEnd w:id="30"/>
-                      <w:bookmarkEnd w:id="31"/>
+                      <w:bookmarkEnd w:id="32"/>
+                      <w:bookmarkEnd w:id="33"/>
                     </w:p>
                   </w:txbxContent>
                 </v:textbox>
@@ -12298,21 +11720,7 @@
         <w:rPr>
           <w:lang w:val="en-GB" w:eastAsia="en-GB"/>
         </w:rPr>
-        <w:t xml:space="preserve">By using </w:t>
-      </w:r>
-      <w:proofErr w:type="spellStart"/>
-      <w:r>
-        <w:rPr>
-          <w:lang w:val="en-GB" w:eastAsia="en-GB"/>
-        </w:rPr>
-        <w:t>ChemSpiPy</w:t>
-      </w:r>
-      <w:proofErr w:type="spellEnd"/>
-      <w:r>
-        <w:rPr>
-          <w:lang w:val="en-GB" w:eastAsia="en-GB"/>
-        </w:rPr>
-        <w:t xml:space="preserve"> API</w:t>
+        <w:t>By using ChemSpiPy API</w:t>
       </w:r>
       <w:r>
         <w:rPr>
@@ -12348,14 +11756,7 @@
         <w:rPr>
           <w:lang w:val="en-GB" w:eastAsia="en-GB"/>
         </w:rPr>
-        <w:t xml:space="preserve">) and removed. This gave a final </w:t>
-      </w:r>
-      <w:proofErr w:type="spellStart"/>
-      <w:r>
-        <w:rPr>
-          <w:lang w:val="en-GB" w:eastAsia="en-GB"/>
-        </w:rPr>
-        <w:t>d</w:t>
+        <w:t>) and removed. This gave a final d</w:t>
       </w:r>
       <w:r>
         <w:rPr>
@@ -12363,7 +11764,6 @@
         </w:rPr>
         <w:t>b</w:t>
       </w:r>
-      <w:proofErr w:type="spellEnd"/>
       <w:r>
         <w:rPr>
           <w:lang w:val="en-GB" w:eastAsia="en-GB"/>
@@ -12374,14 +11774,7 @@
         <w:rPr>
           <w:lang w:val="en-GB" w:eastAsia="en-GB"/>
         </w:rPr>
-        <w:t xml:space="preserve">In the whole </w:t>
-      </w:r>
-      <w:proofErr w:type="spellStart"/>
-      <w:r>
-        <w:rPr>
-          <w:lang w:val="en-GB" w:eastAsia="en-GB"/>
-        </w:rPr>
-        <w:t>d</w:t>
+        <w:t>In the whole d</w:t>
       </w:r>
       <w:r>
         <w:rPr>
@@ -12389,7 +11782,6 @@
         </w:rPr>
         <w:t>b</w:t>
       </w:r>
-      <w:proofErr w:type="spellEnd"/>
       <w:r>
         <w:rPr>
           <w:lang w:val="en-GB" w:eastAsia="en-GB"/>
@@ -12494,21 +11886,7 @@
         <w:rPr>
           <w:lang w:val="en-GB" w:eastAsia="en-GB"/>
         </w:rPr>
-        <w:t xml:space="preserve">These low frequency CYP450s were removed from the </w:t>
-      </w:r>
-      <w:proofErr w:type="spellStart"/>
-      <w:r>
-        <w:rPr>
-          <w:lang w:val="en-GB" w:eastAsia="en-GB"/>
-        </w:rPr>
-        <w:t>db</w:t>
-      </w:r>
-      <w:proofErr w:type="spellEnd"/>
-      <w:r>
-        <w:rPr>
-          <w:lang w:val="en-GB" w:eastAsia="en-GB"/>
-        </w:rPr>
-        <w:t xml:space="preserve"> as they would not have enough true positives to train a robust model</w:t>
+        <w:t>These low frequency CYP450s were removed from the db as they would not have enough true positives to train a robust model</w:t>
       </w:r>
       <w:r>
         <w:rPr>
@@ -12603,14 +11981,14 @@
           <w:lang w:val="en-GB" w:eastAsia="en-GB"/>
         </w:rPr>
       </w:pPr>
-      <w:bookmarkStart w:id="32" w:name="_Toc225628547"/>
+      <w:bookmarkStart w:id="34" w:name="_Toc227189000"/>
       <w:r>
         <w:rPr>
           <w:lang w:val="en-GB" w:eastAsia="en-GB"/>
         </w:rPr>
         <w:t>Data source description</w:t>
       </w:r>
-      <w:bookmarkEnd w:id="32"/>
+      <w:bookmarkEnd w:id="34"/>
     </w:p>
     <w:p>
       <w:pPr>
@@ -12624,7 +12002,6 @@
           <w:lang w:val="en-GB" w:eastAsia="en-GB"/>
         </w:rPr>
       </w:pPr>
-      <w:proofErr w:type="spellStart"/>
       <w:r>
         <w:rPr>
           <w:b/>
@@ -12633,7 +12010,6 @@
         </w:rPr>
         <w:t>DrugBank</w:t>
       </w:r>
-      <w:proofErr w:type="spellEnd"/>
       <w:r>
         <w:rPr>
           <w:b/>
@@ -12694,14 +12070,7 @@
         <w:rPr>
           <w:lang w:val="en-GB" w:eastAsia="en-GB"/>
         </w:rPr>
-        <w:t xml:space="preserve"> is a freely accessible online </w:t>
-      </w:r>
-      <w:proofErr w:type="spellStart"/>
-      <w:r>
-        <w:rPr>
-          <w:lang w:val="en-GB" w:eastAsia="en-GB"/>
-        </w:rPr>
-        <w:t>d</w:t>
+        <w:t xml:space="preserve"> is a freely accessible online d</w:t>
       </w:r>
       <w:r>
         <w:rPr>
@@ -12709,7 +12078,6 @@
         </w:rPr>
         <w:t>b</w:t>
       </w:r>
-      <w:proofErr w:type="spellEnd"/>
       <w:r>
         <w:rPr>
           <w:lang w:val="en-GB" w:eastAsia="en-GB"/>
@@ -12792,23 +12160,13 @@
           <w:lang w:val="en-GB" w:eastAsia="en-GB"/>
         </w:rPr>
       </w:pPr>
-      <w:proofErr w:type="spellStart"/>
       <w:r>
         <w:rPr>
           <w:b/>
           <w:bCs/>
           <w:lang w:val="en-GB" w:eastAsia="en-GB"/>
         </w:rPr>
-        <w:t>ChEMBL</w:t>
-      </w:r>
-      <w:proofErr w:type="spellEnd"/>
-      <w:r>
-        <w:rPr>
-          <w:b/>
-          <w:bCs/>
-          <w:lang w:val="en-GB" w:eastAsia="en-GB"/>
-        </w:rPr>
-        <w:t xml:space="preserve"> </w:t>
+        <w:t xml:space="preserve">ChEMBL </w:t>
       </w:r>
       <w:sdt>
         <w:sdtPr>
@@ -12870,21 +12228,7 @@
         <w:rPr>
           <w:lang w:val="en-GB" w:eastAsia="en-GB"/>
         </w:rPr>
-        <w:t xml:space="preserve">For this project, </w:t>
-      </w:r>
-      <w:proofErr w:type="spellStart"/>
-      <w:r>
-        <w:rPr>
-          <w:lang w:val="en-GB" w:eastAsia="en-GB"/>
-        </w:rPr>
-        <w:t>ChEMBL</w:t>
-      </w:r>
-      <w:proofErr w:type="spellEnd"/>
-      <w:r>
-        <w:rPr>
-          <w:lang w:val="en-GB" w:eastAsia="en-GB"/>
-        </w:rPr>
-        <w:t xml:space="preserve"> served as the fundamental source for the SMILES strings used to train the proprietary InChI embedder, providing the large-scale, high-quality structural data necessary for developing robust chemical representations.</w:t>
+        <w:t>For this project, ChEMBL served as the fundamental source for the SMILES strings used to train the proprietary InChI embedder, providing the large-scale, high-quality structural data necessary for developing robust chemical representations.</w:t>
       </w:r>
     </w:p>
     <w:p>
@@ -12892,59 +12236,67 @@
         <w:pStyle w:val="Heading2"/>
         <w:jc w:val="both"/>
         <w:rPr>
-          <w:lang w:val="en-GB" w:eastAsia="en-GB"/>
-        </w:rPr>
-      </w:pPr>
-      <w:bookmarkStart w:id="33" w:name="_Toc225628548"/>
-      <w:r>
-        <w:rPr>
+          <w:color w:val="EE0000"/>
+          <w:lang w:val="en-GB" w:eastAsia="en-GB"/>
+        </w:rPr>
+      </w:pPr>
+      <w:bookmarkStart w:id="35" w:name="_Toc227189001"/>
+      <w:r>
+        <w:rPr>
+          <w:color w:val="EE0000"/>
           <w:lang w:val="en-GB" w:eastAsia="en-GB"/>
         </w:rPr>
         <w:t>Exploratory data analysis (EDA)</w:t>
       </w:r>
-      <w:bookmarkEnd w:id="33"/>
+      <w:bookmarkEnd w:id="35"/>
     </w:p>
     <w:p>
       <w:pPr>
         <w:pStyle w:val="Heading3"/>
         <w:rPr>
-          <w:lang w:val="en-GB" w:eastAsia="en-GB"/>
-        </w:rPr>
-      </w:pPr>
-      <w:bookmarkStart w:id="34" w:name="_Toc225628549"/>
-      <w:r>
-        <w:rPr>
+          <w:color w:val="EE0000"/>
+          <w:lang w:val="en-GB" w:eastAsia="en-GB"/>
+        </w:rPr>
+      </w:pPr>
+      <w:bookmarkStart w:id="36" w:name="_Toc227189002"/>
+      <w:r>
+        <w:rPr>
+          <w:color w:val="EE0000"/>
           <w:lang w:val="en-GB" w:eastAsia="en-GB"/>
         </w:rPr>
         <w:t>InChI Database EDA</w:t>
       </w:r>
-      <w:bookmarkEnd w:id="34"/>
+      <w:bookmarkEnd w:id="36"/>
     </w:p>
     <w:p>
       <w:pPr>
         <w:pStyle w:val="Heading3"/>
         <w:rPr>
-          <w:lang w:val="en-GB" w:eastAsia="en-GB"/>
-        </w:rPr>
-      </w:pPr>
-      <w:bookmarkStart w:id="35" w:name="_Toc225628550"/>
-      <w:r>
-        <w:rPr>
+          <w:color w:val="EE0000"/>
+          <w:lang w:val="en-GB" w:eastAsia="en-GB"/>
+        </w:rPr>
+      </w:pPr>
+      <w:bookmarkStart w:id="37" w:name="_Toc227189003"/>
+      <w:r>
+        <w:rPr>
+          <w:color w:val="EE0000"/>
           <w:lang w:val="en-GB" w:eastAsia="en-GB"/>
         </w:rPr>
         <w:t>Metabolism-related Database EDA</w:t>
       </w:r>
-      <w:bookmarkEnd w:id="35"/>
+      <w:bookmarkEnd w:id="37"/>
     </w:p>
     <w:p>
       <w:pPr>
         <w:jc w:val="both"/>
         <w:rPr>
-          <w:lang w:val="en-GB" w:eastAsia="en-GB"/>
-        </w:rPr>
-      </w:pPr>
-      <w:r>
-        <w:rPr>
+          <w:color w:val="EE0000"/>
+          <w:lang w:val="en-GB" w:eastAsia="en-GB"/>
+        </w:rPr>
+      </w:pPr>
+      <w:r>
+        <w:rPr>
+          <w:color w:val="EE0000"/>
           <w:lang w:val="en-GB" w:eastAsia="en-GB"/>
         </w:rPr>
         <w:t xml:space="preserve">Benchmark predictor: </w:t>
@@ -12953,6 +12305,7 @@
         <w:r>
           <w:rPr>
             <w:rStyle w:val="Hyperlink"/>
+            <w:color w:val="EE0000"/>
             <w:lang w:val="en-GB" w:eastAsia="en-GB"/>
           </w:rPr>
           <w:t>https://insilico-cyp.charite.de/SuperCYPsPred/index.php?site=Statistics</w:t>
@@ -12966,14 +12319,14 @@
           <w:lang w:val="en-GB" w:eastAsia="en-GB"/>
         </w:rPr>
       </w:pPr>
-      <w:bookmarkStart w:id="36" w:name="_Toc225628551"/>
+      <w:bookmarkStart w:id="38" w:name="_Toc227189004"/>
       <w:r>
         <w:rPr>
           <w:lang w:val="en-GB" w:eastAsia="en-GB"/>
         </w:rPr>
         <w:t>Data Preprocessing</w:t>
       </w:r>
-      <w:bookmarkEnd w:id="36"/>
+      <w:bookmarkEnd w:id="38"/>
       <w:r>
         <w:rPr>
           <w:lang w:val="en-GB" w:eastAsia="en-GB"/>
@@ -12997,21 +12350,7 @@
         <w:rPr>
           <w:lang w:val="en-GB" w:eastAsia="en-GB"/>
         </w:rPr>
-        <w:t xml:space="preserve"> describes the preprocessing of the curated </w:t>
-      </w:r>
-      <w:proofErr w:type="spellStart"/>
-      <w:r>
-        <w:rPr>
-          <w:lang w:val="en-GB" w:eastAsia="en-GB"/>
-        </w:rPr>
-        <w:t>DrugBank</w:t>
-      </w:r>
-      <w:proofErr w:type="spellEnd"/>
-      <w:r>
-        <w:rPr>
-          <w:lang w:val="en-GB" w:eastAsia="en-GB"/>
-        </w:rPr>
-        <w:t xml:space="preserve"> metabolism dataset (1,368 compounds), where molecular structures are encoded into numerical representations for machine learning. All feature matrices generated in the following subsections are derived from this same set of compounds.</w:t>
+        <w:t xml:space="preserve"> describes the preprocessing of the curated DrugBank metabolism dataset (1,368 compounds), where molecular structures are encoded into numerical representations for machine learning. All feature matrices generated in the following subsections are derived from this same set of compounds.</w:t>
       </w:r>
     </w:p>
     <w:p>
@@ -13021,14 +12360,14 @@
           <w:lang w:val="en-GB" w:eastAsia="en-GB"/>
         </w:rPr>
       </w:pPr>
-      <w:bookmarkStart w:id="37" w:name="_Toc225628552"/>
+      <w:bookmarkStart w:id="39" w:name="_Toc227189005"/>
       <w:r>
         <w:rPr>
           <w:lang w:val="en-GB" w:eastAsia="en-GB"/>
         </w:rPr>
         <w:t>Molecular Fingerprint Generation Using Morgan Algorithm</w:t>
       </w:r>
-      <w:bookmarkEnd w:id="37"/>
+      <w:bookmarkEnd w:id="39"/>
     </w:p>
     <w:p>
       <w:pPr>
@@ -13059,21 +12398,7 @@
         <w:rPr>
           <w:lang w:val="en-GB" w:eastAsia="en-GB"/>
         </w:rPr>
-        <w:t xml:space="preserve"> computed using the cheminformatics toolkit </w:t>
-      </w:r>
-      <w:proofErr w:type="spellStart"/>
-      <w:r>
-        <w:rPr>
-          <w:lang w:val="en-GB" w:eastAsia="en-GB"/>
-        </w:rPr>
-        <w:t>RDKit</w:t>
-      </w:r>
-      <w:proofErr w:type="spellEnd"/>
-      <w:r>
-        <w:rPr>
-          <w:lang w:val="en-GB" w:eastAsia="en-GB"/>
-        </w:rPr>
-        <w:t>.</w:t>
+        <w:t xml:space="preserve"> computed using the cheminformatics toolkit RDKit.</w:t>
       </w:r>
     </w:p>
     <w:p>
@@ -13087,21 +12412,7 @@
         <w:rPr>
           <w:lang w:val="en-GB" w:eastAsia="en-GB"/>
         </w:rPr>
-        <w:t xml:space="preserve">Each SMILES string was first parsed into an internal molecular graph object. The Morgan algorithm then iteratively enumerates circular atom environments up to a predefined radius. In this implementation, a radius of 3 was selected, corresponding to ECFP6 (i.e., </w:t>
-      </w:r>
-      <w:proofErr w:type="spellStart"/>
-      <w:r>
-        <w:rPr>
-          <w:lang w:val="en-GB" w:eastAsia="en-GB"/>
-        </w:rPr>
-        <w:t>neighborhoods</w:t>
-      </w:r>
-      <w:proofErr w:type="spellEnd"/>
-      <w:r>
-        <w:rPr>
-          <w:lang w:val="en-GB" w:eastAsia="en-GB"/>
-        </w:rPr>
-        <w:t xml:space="preserve"> spanning up to 6 bonds)</w:t>
+        <w:t>Each SMILES string was first parsed into an internal molecular graph object. The Morgan algorithm then iteratively enumerates circular atom environments up to a predefined radius. In this implementation, a radius of 3 was selected, corresponding to ECFP6 (i.e., neighborhoods spanning up to 6 bonds)</w:t>
       </w:r>
       <w:r>
         <w:rPr>
@@ -13261,31 +12572,19 @@
         <w:rPr>
           <w:lang w:val="en-GB" w:eastAsia="en-GB"/>
         </w:rPr>
-        <w:t>ab-separated values (</w:t>
-      </w:r>
-      <w:r>
-        <w:rPr>
-          <w:b/>
-          <w:bCs/>
-          <w:lang w:val="en-GB" w:eastAsia="en-GB"/>
-        </w:rPr>
-        <w:t>.</w:t>
-      </w:r>
-      <w:proofErr w:type="spellStart"/>
-      <w:r>
-        <w:rPr>
-          <w:b/>
-          <w:bCs/>
-          <w:lang w:val="en-GB" w:eastAsia="en-GB"/>
-        </w:rPr>
-        <w:t>tsv</w:t>
-      </w:r>
-      <w:proofErr w:type="spellEnd"/>
-      <w:r>
-        <w:rPr>
-          <w:lang w:val="en-GB" w:eastAsia="en-GB"/>
-        </w:rPr>
-        <w:t>) file structured as a 1,36</w:t>
+        <w:t xml:space="preserve">ab-separated values </w:t>
+      </w:r>
+      <w:r>
+        <w:rPr>
+          <w:lang w:val="en-GB" w:eastAsia="en-GB"/>
+        </w:rPr>
+        <w:t>(.tsv)</w:t>
+      </w:r>
+      <w:r>
+        <w:rPr>
+          <w:lang w:val="en-GB" w:eastAsia="en-GB"/>
+        </w:rPr>
+        <w:t xml:space="preserve"> file structured as a 1,36</w:t>
       </w:r>
       <w:r>
         <w:rPr>
@@ -13297,30 +12596,14 @@
         <w:rPr>
           <w:lang w:val="en-GB" w:eastAsia="en-GB"/>
         </w:rPr>
-        <w:t xml:space="preserve"> × 2,048 numerical matrix. Each row was indexed by the corresponding </w:t>
-      </w:r>
-      <w:proofErr w:type="spellStart"/>
-      <w:r>
-        <w:rPr>
-          <w:lang w:val="en-GB" w:eastAsia="en-GB"/>
-        </w:rPr>
-        <w:t>DrugBank</w:t>
-      </w:r>
-      <w:proofErr w:type="spellEnd"/>
-      <w:r>
-        <w:rPr>
-          <w:lang w:val="en-GB" w:eastAsia="en-GB"/>
-        </w:rPr>
-        <w:t xml:space="preserve"> identifier, and columns were </w:t>
-      </w:r>
-      <w:proofErr w:type="spellStart"/>
-      <w:r>
-        <w:rPr>
-          <w:lang w:val="en-GB" w:eastAsia="en-GB"/>
-        </w:rPr>
-        <w:t>labeled</w:t>
-      </w:r>
-      <w:proofErr w:type="spellEnd"/>
+        <w:t xml:space="preserve"> × 2,048 numerical matrix. Each row was indexed by the corresponding DrugBank identifier, and columns were </w:t>
+      </w:r>
+      <w:r>
+        <w:rPr>
+          <w:lang w:val="en-GB" w:eastAsia="en-GB"/>
+        </w:rPr>
+        <w:t>labelled</w:t>
+      </w:r>
       <w:r>
         <w:rPr>
           <w:lang w:val="en-GB" w:eastAsia="en-GB"/>
@@ -13388,7 +12671,7 @@
           <w:lang w:val="en-GB" w:eastAsia="en-GB"/>
         </w:rPr>
       </w:pPr>
-      <w:bookmarkStart w:id="38" w:name="_Toc225628517"/>
+      <w:bookmarkStart w:id="40" w:name="_Toc227189021"/>
       <w:r>
         <w:rPr>
           <w:lang w:val="en-GB"/>
@@ -13418,6 +12701,9 @@
         <w:fldChar w:fldCharType="end"/>
       </w:r>
       <w:r>
+        <w:rPr>
+          <w:lang w:val="en-GB"/>
+        </w:rPr>
         <w:t>.</w:t>
       </w:r>
       <w:r>
@@ -13442,21 +12728,7 @@
         <w:rPr>
           <w:lang w:val="en-GB"/>
         </w:rPr>
-        <w:t xml:space="preserve"> matrix (ECFP6, radius = 3) for the curated dataset. Rows correspond to </w:t>
-      </w:r>
-      <w:proofErr w:type="spellStart"/>
-      <w:r>
-        <w:rPr>
-          <w:lang w:val="en-GB"/>
-        </w:rPr>
-        <w:t>DrugBank</w:t>
-      </w:r>
-      <w:proofErr w:type="spellEnd"/>
-      <w:r>
-        <w:rPr>
-          <w:lang w:val="en-GB"/>
-        </w:rPr>
-        <w:t xml:space="preserve"> IDs</w:t>
+        <w:t xml:space="preserve"> matrix (ECFP6, radius = 3) for the curated dataset. Rows correspond to DrugBank IDs</w:t>
       </w:r>
       <w:r>
         <w:rPr>
@@ -13488,7 +12760,7 @@
         </w:rPr>
         <w:t>The resulting matrix has dimensions 1368 × 2048 and contains integer count values.</w:t>
       </w:r>
-      <w:bookmarkEnd w:id="38"/>
+      <w:bookmarkEnd w:id="40"/>
     </w:p>
     <w:p>
       <w:pPr>
@@ -13497,22 +12769,14 @@
           <w:lang w:val="en-GB" w:eastAsia="en-GB"/>
         </w:rPr>
       </w:pPr>
-      <w:bookmarkStart w:id="39" w:name="_Toc225628553"/>
-      <w:r>
-        <w:rPr>
-          <w:lang w:val="en-GB" w:eastAsia="en-GB"/>
-        </w:rPr>
-        <w:t xml:space="preserve">Molecular Embedding Extraction Using </w:t>
-      </w:r>
-      <w:proofErr w:type="spellStart"/>
-      <w:r>
-        <w:rPr>
-          <w:lang w:val="en-GB" w:eastAsia="en-GB"/>
-        </w:rPr>
-        <w:t>MolE</w:t>
-      </w:r>
-      <w:bookmarkEnd w:id="39"/>
-      <w:proofErr w:type="spellEnd"/>
+      <w:bookmarkStart w:id="41" w:name="_Toc227189006"/>
+      <w:r>
+        <w:rPr>
+          <w:lang w:val="en-GB" w:eastAsia="en-GB"/>
+        </w:rPr>
+        <w:t>Molecular Embedding Extraction Using MolE</w:t>
+      </w:r>
+      <w:bookmarkEnd w:id="41"/>
     </w:p>
     <w:p>
       <w:pPr>
@@ -13526,23 +12790,13 @@
         </w:rPr>
         <w:t xml:space="preserve">To complement the fingerprint-based molecular representation, pretrained molecular embeddings were generated using </w:t>
       </w:r>
-      <w:proofErr w:type="spellStart"/>
       <w:r>
         <w:rPr>
           <w:b/>
           <w:bCs/>
           <w:lang w:val="en-GB"/>
         </w:rPr>
-        <w:t>MolE</w:t>
-      </w:r>
-      <w:proofErr w:type="spellEnd"/>
-      <w:r>
-        <w:rPr>
-          <w:b/>
-          <w:bCs/>
-          <w:lang w:val="en-GB"/>
-        </w:rPr>
-        <w:t xml:space="preserve"> (Molecular Embeddings)</w:t>
+        <w:t>MolE (Molecular Embeddings)</w:t>
       </w:r>
       <w:r>
         <w:rPr>
@@ -13593,19 +12847,11 @@
           <w:lang w:val="en-GB"/>
         </w:rPr>
       </w:pPr>
-      <w:proofErr w:type="spellStart"/>
-      <w:r>
-        <w:rPr>
-          <w:lang w:val="en-GB"/>
-        </w:rPr>
-        <w:t>MolE</w:t>
-      </w:r>
-      <w:proofErr w:type="spellEnd"/>
-      <w:r>
-        <w:rPr>
-          <w:lang w:val="en-GB"/>
-        </w:rPr>
-        <w:t xml:space="preserve"> was installed </w:t>
+      <w:r>
+        <w:rPr>
+          <w:lang w:val="en-GB"/>
+        </w:rPr>
+        <w:t xml:space="preserve">MolE was installed </w:t>
       </w:r>
       <w:r>
         <w:rPr>
@@ -13654,95 +12900,45 @@
         <w:rPr>
           <w:lang w:val="en-GB" w:eastAsia="en-GB"/>
         </w:rPr>
-        <w:t xml:space="preserve">a truncated copy of the </w:t>
-      </w:r>
-      <w:proofErr w:type="spellStart"/>
-      <w:r>
-        <w:rPr>
-          <w:lang w:val="en-GB" w:eastAsia="en-GB"/>
-        </w:rPr>
-        <w:t>DrugBank</w:t>
-      </w:r>
-      <w:proofErr w:type="spellEnd"/>
+        <w:t xml:space="preserve">a truncated copy of the DrugBank db containing columns ‘id’ and ‘SMILES’, </w:t>
+      </w:r>
+      <w:r>
+        <w:rPr>
+          <w:lang w:val="en-GB" w:eastAsia="en-GB"/>
+        </w:rPr>
+        <w:t>was provided as input to the MolE pipeline. The framework tokenizes each SMILES string, processes it through a pretrained sequence model, and outputs a fixed-length latent representation for each molecule.</w:t>
+      </w:r>
+    </w:p>
+    <w:p>
+      <w:pPr>
+        <w:rPr>
+          <w:lang w:val="en-GB" w:eastAsia="en-GB"/>
+        </w:rPr>
+      </w:pPr>
+      <w:r>
+        <w:rPr>
+          <w:lang w:val="en-GB" w:eastAsia="en-GB"/>
+        </w:rPr>
+        <w:t xml:space="preserve">The script generated </w:t>
+      </w:r>
+      <w:r>
+        <w:rPr>
+          <w:lang w:val="en-GB" w:eastAsia="en-GB"/>
+        </w:rPr>
+        <w:t>a</w:t>
+      </w:r>
       <w:r>
         <w:rPr>
           <w:lang w:val="en-GB" w:eastAsia="en-GB"/>
         </w:rPr>
         <w:t xml:space="preserve"> </w:t>
       </w:r>
-      <w:proofErr w:type="spellStart"/>
-      <w:r>
-        <w:rPr>
-          <w:lang w:val="en-GB" w:eastAsia="en-GB"/>
-        </w:rPr>
-        <w:t>db</w:t>
-      </w:r>
-      <w:proofErr w:type="spellEnd"/>
-      <w:r>
-        <w:rPr>
-          <w:lang w:val="en-GB" w:eastAsia="en-GB"/>
-        </w:rPr>
-        <w:t xml:space="preserve"> containing columns ‘id’ and ‘SMILES’, </w:t>
-      </w:r>
-      <w:r>
-        <w:rPr>
-          <w:lang w:val="en-GB" w:eastAsia="en-GB"/>
-        </w:rPr>
-        <w:t xml:space="preserve">was provided as input to the </w:t>
-      </w:r>
-      <w:proofErr w:type="spellStart"/>
-      <w:r>
-        <w:rPr>
-          <w:lang w:val="en-GB" w:eastAsia="en-GB"/>
-        </w:rPr>
-        <w:t>MolE</w:t>
-      </w:r>
-      <w:proofErr w:type="spellEnd"/>
-      <w:r>
-        <w:rPr>
-          <w:lang w:val="en-GB" w:eastAsia="en-GB"/>
-        </w:rPr>
-        <w:t xml:space="preserve"> pipeline. The framework tokenizes each SMILES string, processes it through a pretrained sequence model, and outputs a fixed-length latent representation for each molecule.</w:t>
-      </w:r>
-    </w:p>
-    <w:p>
-      <w:pPr>
-        <w:rPr>
-          <w:lang w:val="en-GB" w:eastAsia="en-GB"/>
-        </w:rPr>
-      </w:pPr>
-      <w:r>
-        <w:rPr>
-          <w:lang w:val="en-GB" w:eastAsia="en-GB"/>
-        </w:rPr>
-        <w:t xml:space="preserve">The script generated </w:t>
-      </w:r>
-      <w:r>
-        <w:rPr>
-          <w:lang w:val="en-GB" w:eastAsia="en-GB"/>
-        </w:rPr>
-        <w:t>a</w:t>
-      </w:r>
-      <w:r>
-        <w:rPr>
-          <w:lang w:val="en-GB" w:eastAsia="en-GB"/>
-        </w:rPr>
-        <w:t xml:space="preserve"> </w:t>
-      </w:r>
-      <w:r>
-        <w:rPr>
-          <w:lang w:val="en-GB" w:eastAsia="en-GB"/>
-        </w:rPr>
-        <w:t>.</w:t>
-      </w:r>
-      <w:proofErr w:type="spellStart"/>
-      <w:r>
-        <w:rPr>
-          <w:lang w:val="en-GB" w:eastAsia="en-GB"/>
-        </w:rPr>
-        <w:t>tsv</w:t>
-      </w:r>
-      <w:proofErr w:type="spellEnd"/>
+      <w:r>
+        <w:rPr>
+          <w:lang w:val="en-GB" w:eastAsia="en-GB"/>
+        </w:rPr>
+        <w:t>.tsv</w:t>
+      </w:r>
       <w:r>
         <w:rPr>
           <w:lang w:val="en-GB" w:eastAsia="en-GB"/>
@@ -13941,7 +13137,7 @@
           <w:lang w:val="en-GB"/>
         </w:rPr>
       </w:pPr>
-      <w:bookmarkStart w:id="40" w:name="_Toc225628518"/>
+      <w:bookmarkStart w:id="42" w:name="_Toc227189022"/>
       <w:r>
         <w:rPr>
           <w:lang w:val="en-GB"/>
@@ -13971,6 +13167,9 @@
         <w:fldChar w:fldCharType="end"/>
       </w:r>
       <w:r>
+        <w:rPr>
+          <w:lang w:val="en-GB"/>
+        </w:rPr>
         <w:t>.</w:t>
       </w:r>
       <w:r>
@@ -13979,19 +13178,11 @@
         </w:rPr>
         <w:t xml:space="preserve"> </w:t>
       </w:r>
-      <w:proofErr w:type="spellStart"/>
-      <w:r>
-        <w:rPr>
-          <w:lang w:val="en-GB"/>
-        </w:rPr>
-        <w:t>MolE</w:t>
-      </w:r>
-      <w:proofErr w:type="spellEnd"/>
-      <w:r>
-        <w:rPr>
-          <w:lang w:val="en-GB"/>
-        </w:rPr>
-        <w:t xml:space="preserve"> embedding matrix for the curated dataset.</w:t>
+      <w:r>
+        <w:rPr>
+          <w:lang w:val="en-GB"/>
+        </w:rPr>
+        <w:t>MolE embedding matrix for the curated dataset.</w:t>
       </w:r>
       <w:r>
         <w:rPr>
@@ -14003,35 +13194,7 @@
         <w:rPr>
           <w:lang w:val="en-GB"/>
         </w:rPr>
-        <w:t xml:space="preserve">Rows correspond to </w:t>
-      </w:r>
-      <w:proofErr w:type="spellStart"/>
-      <w:r>
-        <w:rPr>
-          <w:lang w:val="en-GB"/>
-        </w:rPr>
-        <w:t>DrugBank</w:t>
-      </w:r>
-      <w:proofErr w:type="spellEnd"/>
-      <w:r>
-        <w:rPr>
-          <w:lang w:val="en-GB"/>
-        </w:rPr>
-        <w:t xml:space="preserve"> IDs; columns represent pretrained embedding dimensions from the </w:t>
-      </w:r>
-      <w:proofErr w:type="spellStart"/>
-      <w:r>
-        <w:rPr>
-          <w:lang w:val="en-GB"/>
-        </w:rPr>
-        <w:t>MolE</w:t>
-      </w:r>
-      <w:proofErr w:type="spellEnd"/>
-      <w:r>
-        <w:rPr>
-          <w:lang w:val="en-GB"/>
-        </w:rPr>
-        <w:t xml:space="preserve"> transformer. The resulting matrix has dimensions 1368 × 1000 and contains continuous-valued vectors</w:t>
+        <w:t>Rows correspond to DrugBank IDs; columns represent pretrained embedding dimensions from the MolE transformer. The resulting matrix has dimensions 1368 × 1000 and contains continuous-valued vectors</w:t>
       </w:r>
       <w:r>
         <w:rPr>
@@ -14039,7 +13202,7 @@
         </w:rPr>
         <w:t>.</w:t>
       </w:r>
-      <w:bookmarkEnd w:id="40"/>
+      <w:bookmarkEnd w:id="42"/>
     </w:p>
     <w:p>
       <w:pPr>
@@ -14048,22 +13211,20 @@
           <w:lang w:val="en-GB" w:eastAsia="en-GB"/>
         </w:rPr>
       </w:pPr>
-      <w:bookmarkStart w:id="41" w:name="_Toc225628554"/>
+      <w:bookmarkStart w:id="43" w:name="_Toc227189007"/>
       <w:r>
         <w:rPr>
           <w:lang w:val="en-GB" w:eastAsia="en-GB"/>
         </w:rPr>
         <w:t xml:space="preserve">Molecular Embedding Extraction Using </w:t>
       </w:r>
-      <w:proofErr w:type="spellStart"/>
       <w:r>
         <w:rPr>
           <w:lang w:val="en-GB" w:eastAsia="en-GB"/>
         </w:rPr>
         <w:t>ChemBERTa</w:t>
       </w:r>
-      <w:bookmarkEnd w:id="41"/>
-      <w:proofErr w:type="spellEnd"/>
+      <w:bookmarkEnd w:id="43"/>
     </w:p>
     <w:p>
       <w:pPr>
@@ -14081,97 +13242,27 @@
         <w:rPr>
           <w:lang w:val="en-GB"/>
         </w:rPr>
-        <w:t xml:space="preserve"> embeddings were generated using </w:t>
-      </w:r>
-      <w:proofErr w:type="spellStart"/>
-      <w:r>
-        <w:rPr>
-          <w:lang w:val="en-GB"/>
-        </w:rPr>
-        <w:t>ChemBERTa</w:t>
-      </w:r>
-      <w:proofErr w:type="spellEnd"/>
-      <w:r>
-        <w:rPr>
-          <w:lang w:val="en-GB"/>
-        </w:rPr>
-        <w:t xml:space="preserve">, a transformer-based language model pretrained on large corpora of SMILES strings. Unlike static fragment-based </w:t>
+        <w:t xml:space="preserve"> embeddings were generated using ChemBERTa, a transformer-based language model pretrained on large corpora of SMILES strings. Unlike static fragment-based </w:t>
       </w:r>
       <w:r>
         <w:rPr>
           <w:lang w:val="en-GB"/>
         </w:rPr>
         <w:lastRenderedPageBreak/>
-        <w:t xml:space="preserve">embeddings, </w:t>
-      </w:r>
-      <w:proofErr w:type="spellStart"/>
-      <w:r>
-        <w:rPr>
-          <w:lang w:val="en-GB"/>
-        </w:rPr>
-        <w:t>ChemBERTa</w:t>
-      </w:r>
-      <w:proofErr w:type="spellEnd"/>
-      <w:r>
-        <w:rPr>
-          <w:lang w:val="en-GB"/>
-        </w:rPr>
-        <w:t xml:space="preserve"> produces contextualized token representations, allowing the model to capture sequence-dependent chemical information.</w:t>
-      </w:r>
-    </w:p>
-    <w:p>
-      <w:pPr>
-        <w:rPr>
-          <w:lang w:val="en-GB"/>
-        </w:rPr>
-      </w:pPr>
-      <w:r>
-        <w:rPr>
-          <w:lang w:val="en-GB"/>
-        </w:rPr>
-        <w:t xml:space="preserve">The implementation was carried out using the </w:t>
-      </w:r>
-      <w:proofErr w:type="spellStart"/>
-      <w:r>
-        <w:rPr>
-          <w:lang w:val="en-GB"/>
-        </w:rPr>
-        <w:t>HuggingFace</w:t>
-      </w:r>
-      <w:proofErr w:type="spellEnd"/>
-      <w:r>
-        <w:rPr>
-          <w:lang w:val="en-GB"/>
-        </w:rPr>
-        <w:t xml:space="preserve"> transformers library. A pretrained </w:t>
-      </w:r>
-      <w:proofErr w:type="spellStart"/>
-      <w:r>
-        <w:rPr>
-          <w:lang w:val="en-GB"/>
-        </w:rPr>
-        <w:t>ChemBERTa</w:t>
-      </w:r>
-      <w:proofErr w:type="spellEnd"/>
-      <w:r>
-        <w:rPr>
-          <w:lang w:val="en-GB"/>
-        </w:rPr>
-        <w:t xml:space="preserve"> model and its associated tokenizer were loaded once at module initialization to ensure computational efficiency and deterministic inference. Each SMILES string was first tokenized into </w:t>
-      </w:r>
-      <w:proofErr w:type="spellStart"/>
-      <w:r>
-        <w:rPr>
-          <w:lang w:val="en-GB"/>
-        </w:rPr>
-        <w:t>subword</w:t>
-      </w:r>
-      <w:proofErr w:type="spellEnd"/>
-      <w:r>
-        <w:rPr>
-          <w:lang w:val="en-GB"/>
-        </w:rPr>
-        <w:t xml:space="preserve"> units compatible with the model’s vocabulary. To prevent truncation of unusually large molecules, the maximum token length was set to 1024, exceeding the default configuration and ensuring preservation of structural information for macrocyclic or highly complex compounds.</w:t>
+        <w:t>embeddings, ChemBERTa produces contextualized token representations, allowing the model to capture sequence-dependent chemical information.</w:t>
+      </w:r>
+    </w:p>
+    <w:p>
+      <w:pPr>
+        <w:rPr>
+          <w:lang w:val="en-GB"/>
+        </w:rPr>
+      </w:pPr>
+      <w:r>
+        <w:rPr>
+          <w:lang w:val="en-GB"/>
+        </w:rPr>
+        <w:t>The implementation was carried out using the HuggingFace transformers library. A pretrained ChemBERTa model and its associated tokenizer were loaded once at module initialization to ensure computational efficiency and deterministic inference. Each SMILES string was first tokenized into subword units compatible with the model’s vocabulary. To prevent truncation of unusually large molecules, the maximum token length was set to 1024, exceeding the default configuration and ensuring preservation of structural information for macrocyclic or highly complex compounds.</w:t>
       </w:r>
     </w:p>
     <w:p>
@@ -14282,21 +13373,7 @@
         <w:rPr>
           <w:lang w:val="en-GB"/>
         </w:rPr>
-        <w:t xml:space="preserve">where 1,368 corresponds to the number of compounds in the final dataset and 768 represents the hidden dimensionality of the </w:t>
-      </w:r>
-      <w:proofErr w:type="spellStart"/>
-      <w:r>
-        <w:rPr>
-          <w:lang w:val="en-GB"/>
-        </w:rPr>
-        <w:t>ChemBERTa</w:t>
-      </w:r>
-      <w:proofErr w:type="spellEnd"/>
-      <w:r>
-        <w:rPr>
-          <w:lang w:val="en-GB"/>
-        </w:rPr>
-        <w:t xml:space="preserve"> model. The embeddings were exported as a</w:t>
+        <w:t>where 1,368 corresponds to the number of compounds in the final dataset and 768 represents the hidden dimensionality of the ChemBERTa model. The embeddings were exported as a</w:t>
       </w:r>
       <w:r>
         <w:rPr>
@@ -14308,76 +13385,20 @@
         <w:rPr>
           <w:lang w:val="en-GB"/>
         </w:rPr>
-        <w:t>.</w:t>
-      </w:r>
-      <w:proofErr w:type="spellStart"/>
-      <w:r>
-        <w:rPr>
-          <w:lang w:val="en-GB"/>
-        </w:rPr>
-        <w:t>tsv</w:t>
-      </w:r>
-      <w:proofErr w:type="spellEnd"/>
-      <w:r>
-        <w:rPr>
-          <w:lang w:val="en-GB"/>
-        </w:rPr>
-        <w:t xml:space="preserve"> file structured analogously to previous representations: rows indexed by </w:t>
-      </w:r>
-      <w:proofErr w:type="spellStart"/>
-      <w:r>
-        <w:rPr>
-          <w:lang w:val="en-GB"/>
-        </w:rPr>
-        <w:t>DrugBank</w:t>
-      </w:r>
-      <w:proofErr w:type="spellEnd"/>
-      <w:r>
-        <w:rPr>
-          <w:lang w:val="en-GB"/>
-        </w:rPr>
-        <w:t xml:space="preserve"> ID and columns </w:t>
-      </w:r>
-      <w:proofErr w:type="spellStart"/>
-      <w:r>
-        <w:rPr>
-          <w:lang w:val="en-GB"/>
-        </w:rPr>
-        <w:t>labeled</w:t>
-      </w:r>
-      <w:proofErr w:type="spellEnd"/>
-      <w:r>
-        <w:rPr>
-          <w:lang w:val="en-GB"/>
-        </w:rPr>
-        <w:t xml:space="preserve"> from 0 to 767, ensuring compatibility with downstream supervised learning pipelines.</w:t>
-      </w:r>
-    </w:p>
-    <w:p>
-      <w:pPr>
-        <w:rPr>
-          <w:lang w:val="en-GB"/>
-        </w:rPr>
-      </w:pPr>
-      <w:r>
-        <w:rPr>
-          <w:lang w:val="en-GB"/>
-        </w:rPr>
-        <w:t xml:space="preserve">To maintain consistency with </w:t>
-      </w:r>
-      <w:proofErr w:type="spellStart"/>
-      <w:r>
-        <w:rPr>
-          <w:lang w:val="en-GB"/>
-        </w:rPr>
-        <w:t>MolE</w:t>
-      </w:r>
-      <w:proofErr w:type="spellEnd"/>
-      <w:r>
-        <w:rPr>
-          <w:lang w:val="en-GB"/>
-        </w:rPr>
-        <w:t xml:space="preserve"> embeddings and facilitate concatenation or comparative experiments across learned representations, the output vectors were stored in float64 format.</w:t>
+        <w:t>.tsv file structured analogously to previous representations: rows indexed by DrugBank ID and columns labeled from 0 to 767, ensuring compatibility with downstream supervised learning pipelines.</w:t>
+      </w:r>
+    </w:p>
+    <w:p>
+      <w:pPr>
+        <w:rPr>
+          <w:lang w:val="en-GB"/>
+        </w:rPr>
+      </w:pPr>
+      <w:r>
+        <w:rPr>
+          <w:lang w:val="en-GB"/>
+        </w:rPr>
+        <w:t>To maintain consistency with MolE embeddings and facilitate concatenation or comparative experiments across learned representations, the output vectors were stored in float64 format.</w:t>
       </w:r>
     </w:p>
     <w:p>
@@ -14441,7 +13462,7 @@
           <w:lang w:val="en-GB"/>
         </w:rPr>
       </w:pPr>
-      <w:bookmarkStart w:id="42" w:name="_Toc225628519"/>
+      <w:bookmarkStart w:id="44" w:name="_Toc227189023"/>
       <w:r>
         <w:rPr>
           <w:lang w:val="en-GB"/>
@@ -14471,6 +13492,9 @@
         <w:fldChar w:fldCharType="end"/>
       </w:r>
       <w:r>
+        <w:rPr>
+          <w:lang w:val="en-GB"/>
+        </w:rPr>
         <w:t>.</w:t>
       </w:r>
       <w:r>
@@ -14479,19 +13503,11 @@
         </w:rPr>
         <w:t xml:space="preserve"> </w:t>
       </w:r>
-      <w:proofErr w:type="spellStart"/>
-      <w:r>
-        <w:rPr>
-          <w:lang w:val="en-GB"/>
-        </w:rPr>
-        <w:t>ChemBERTa</w:t>
-      </w:r>
-      <w:proofErr w:type="spellEnd"/>
-      <w:r>
-        <w:rPr>
-          <w:lang w:val="en-GB"/>
-        </w:rPr>
-        <w:t xml:space="preserve"> embedding matrix for the curated dataset.</w:t>
+      <w:r>
+        <w:rPr>
+          <w:lang w:val="en-GB"/>
+        </w:rPr>
+        <w:t>ChemBERTa embedding matrix for the curated dataset.</w:t>
       </w:r>
       <w:r>
         <w:rPr>
@@ -14503,37 +13519,9 @@
         <w:rPr>
           <w:lang w:val="en-GB"/>
         </w:rPr>
-        <w:t xml:space="preserve">Rows correspond to </w:t>
-      </w:r>
-      <w:proofErr w:type="spellStart"/>
-      <w:r>
-        <w:rPr>
-          <w:lang w:val="en-GB"/>
-        </w:rPr>
-        <w:t>DrugBank</w:t>
-      </w:r>
-      <w:proofErr w:type="spellEnd"/>
-      <w:r>
-        <w:rPr>
-          <w:lang w:val="en-GB"/>
-        </w:rPr>
-        <w:t xml:space="preserve"> IDs; columns represent pretrained embedding dimensions from the </w:t>
-      </w:r>
-      <w:proofErr w:type="spellStart"/>
-      <w:r>
-        <w:rPr>
-          <w:lang w:val="en-GB"/>
-        </w:rPr>
-        <w:t>ChemBERTa</w:t>
-      </w:r>
-      <w:proofErr w:type="spellEnd"/>
-      <w:r>
-        <w:rPr>
-          <w:lang w:val="en-GB"/>
-        </w:rPr>
-        <w:t xml:space="preserve"> transformer. The resulting matrix has dimensions 1368 × 768 and contains continuous-valued vectors.</w:t>
-      </w:r>
-      <w:bookmarkEnd w:id="42"/>
+        <w:t>Rows correspond to DrugBank IDs; columns represent pretrained embedding dimensions from the ChemBERTa transformer. The resulting matrix has dimensions 1368 × 768 and contains continuous-valued vectors.</w:t>
+      </w:r>
+      <w:bookmarkEnd w:id="44"/>
     </w:p>
     <w:p>
       <w:pPr>
@@ -14542,7 +13530,7 @@
           <w:lang w:val="en-GB" w:eastAsia="en-GB"/>
         </w:rPr>
       </w:pPr>
-      <w:bookmarkStart w:id="43" w:name="_Toc225628555"/>
+      <w:bookmarkStart w:id="45" w:name="_Toc227189008"/>
       <w:r>
         <w:rPr>
           <w:lang w:val="en-GB" w:eastAsia="en-GB"/>
@@ -14561,7 +13549,7 @@
         </w:rPr>
         <w:t>-Trained InChI embedder</w:t>
       </w:r>
-      <w:bookmarkEnd w:id="43"/>
+      <w:bookmarkEnd w:id="45"/>
     </w:p>
     <w:p>
       <w:pPr>
@@ -14726,21 +13714,7 @@
         <w:rPr>
           <w:lang w:val="en-GB" w:eastAsia="en-GB"/>
         </w:rPr>
-        <w:t xml:space="preserve"> from the </w:t>
-      </w:r>
-      <w:proofErr w:type="spellStart"/>
-      <w:r>
-        <w:rPr>
-          <w:lang w:val="en-GB" w:eastAsia="en-GB"/>
-        </w:rPr>
-        <w:t>DrugBank</w:t>
-      </w:r>
-      <w:proofErr w:type="spellEnd"/>
-      <w:r>
-        <w:rPr>
-          <w:lang w:val="en-GB" w:eastAsia="en-GB"/>
-        </w:rPr>
-        <w:t xml:space="preserve"> database</w:t>
+        <w:t xml:space="preserve"> from the DrugBank database</w:t>
       </w:r>
       <w:r>
         <w:rPr>
@@ -14762,13 +13736,8 @@
         </w:rPr>
         <w:t xml:space="preserve">The model produces a sequence of token-level embeddings of dimension 384 for each InChI string. To obtain a single representation per molecule, these token embeddings are averaged using mean pooling, considering only valid (non-padding) tokens. </w:t>
       </w:r>
-      <w:proofErr w:type="spellStart"/>
-      <w:r>
-        <w:t>Formally</w:t>
-      </w:r>
-      <w:proofErr w:type="spellEnd"/>
-      <w:r>
-        <w:t>:</w:t>
+      <w:r>
+        <w:t>Formally:</w:t>
       </w:r>
     </w:p>
     <w:p>
@@ -15194,49 +14163,7 @@
         <w:rPr>
           <w:lang w:val="en-GB"/>
         </w:rPr>
-        <w:t>As with the other embedding methods, the resulting vectors were stored in float64 format and exported as a tab-separated values (.</w:t>
-      </w:r>
-      <w:proofErr w:type="spellStart"/>
-      <w:r>
-        <w:rPr>
-          <w:lang w:val="en-GB"/>
-        </w:rPr>
-        <w:t>tsv</w:t>
-      </w:r>
-      <w:proofErr w:type="spellEnd"/>
-      <w:r>
-        <w:rPr>
-          <w:lang w:val="en-GB"/>
-        </w:rPr>
-        <w:t xml:space="preserve">) file, with rows indexed by </w:t>
-      </w:r>
-      <w:proofErr w:type="spellStart"/>
-      <w:r>
-        <w:rPr>
-          <w:lang w:val="en-GB"/>
-        </w:rPr>
-        <w:t>DrugBank</w:t>
-      </w:r>
-      <w:proofErr w:type="spellEnd"/>
-      <w:r>
-        <w:rPr>
-          <w:lang w:val="en-GB"/>
-        </w:rPr>
-        <w:t xml:space="preserve"> ID and columns </w:t>
-      </w:r>
-      <w:proofErr w:type="spellStart"/>
-      <w:r>
-        <w:rPr>
-          <w:lang w:val="en-GB"/>
-        </w:rPr>
-        <w:t>labeled</w:t>
-      </w:r>
-      <w:proofErr w:type="spellEnd"/>
-      <w:r>
-        <w:rPr>
-          <w:lang w:val="en-GB"/>
-        </w:rPr>
-        <w:t xml:space="preserve"> from 0 to 383. This ensures full compatibility with downstream machine learning pipelines and enables direct comparison with alternative representations.</w:t>
+        <w:t>As with the other embedding methods, the resulting vectors were stored in float64 format and exported as a tab-separated values (.tsv) file, with rows indexed by DrugBank ID and columns labeled from 0 to 383. This ensures full compatibility with downstream machine learning pipelines and enables direct comparison with alternative representations.</w:t>
       </w:r>
     </w:p>
     <w:p>
@@ -15301,7 +14228,7 @@
           <w:lang w:val="en-GB" w:eastAsia="en-GB"/>
         </w:rPr>
       </w:pPr>
-      <w:bookmarkStart w:id="44" w:name="_Toc225628520"/>
+      <w:bookmarkStart w:id="46" w:name="_Toc227189024"/>
       <w:r>
         <w:rPr>
           <w:lang w:val="en-GB"/>
@@ -15336,6 +14263,7 @@
       <w:r>
         <w:rPr>
           <w:noProof/>
+          <w:lang w:val="en-GB"/>
         </w:rPr>
         <w:t>.</w:t>
       </w:r>
@@ -15404,7 +14332,7 @@
         </w:rPr>
         <w:t>.</w:t>
       </w:r>
-      <w:bookmarkEnd w:id="44"/>
+      <w:bookmarkEnd w:id="46"/>
     </w:p>
     <w:p>
       <w:pPr>
@@ -15413,7 +14341,7 @@
           <w:lang w:val="en-GB" w:eastAsia="en-GB"/>
         </w:rPr>
       </w:pPr>
-      <w:bookmarkStart w:id="45" w:name="_Toc225628556"/>
+      <w:bookmarkStart w:id="47" w:name="_Toc227189009"/>
       <w:r>
         <w:rPr>
           <w:lang w:val="en-GB" w:eastAsia="en-GB"/>
@@ -15427,7 +14355,7 @@
         </w:rPr>
         <w:t xml:space="preserve"> Selection</w:t>
       </w:r>
-      <w:bookmarkEnd w:id="45"/>
+      <w:bookmarkEnd w:id="47"/>
     </w:p>
     <w:p>
       <w:pPr>
@@ -15436,7 +14364,7 @@
           <w:lang w:val="en-GB" w:eastAsia="en-GB"/>
         </w:rPr>
       </w:pPr>
-      <w:bookmarkStart w:id="46" w:name="_Toc225628557"/>
+      <w:bookmarkStart w:id="48" w:name="_Toc227189010"/>
       <w:r>
         <w:rPr>
           <w:lang w:val="en-GB" w:eastAsia="en-GB"/>
@@ -15449,7 +14377,7 @@
         </w:rPr>
         <w:t xml:space="preserve"> Splitting</w:t>
       </w:r>
-      <w:bookmarkEnd w:id="46"/>
+      <w:bookmarkEnd w:id="48"/>
     </w:p>
     <w:p>
       <w:pPr>
@@ -15458,14 +14386,14 @@
           <w:lang w:val="en-GB" w:eastAsia="en-GB"/>
         </w:rPr>
       </w:pPr>
-      <w:bookmarkStart w:id="47" w:name="_Toc225628558"/>
+      <w:bookmarkStart w:id="49" w:name="_Toc227189011"/>
       <w:r>
         <w:rPr>
           <w:lang w:val="en-GB" w:eastAsia="en-GB"/>
         </w:rPr>
         <w:t>Model Training</w:t>
       </w:r>
-      <w:bookmarkEnd w:id="47"/>
+      <w:bookmarkEnd w:id="49"/>
     </w:p>
     <w:p>
       <w:pPr>
@@ -15474,14 +14402,14 @@
           <w:lang w:val="en-GB" w:eastAsia="en-GB"/>
         </w:rPr>
       </w:pPr>
-      <w:bookmarkStart w:id="48" w:name="_Toc225628559"/>
+      <w:bookmarkStart w:id="50" w:name="_Toc227189012"/>
       <w:r>
         <w:rPr>
           <w:lang w:val="en-GB" w:eastAsia="en-GB"/>
         </w:rPr>
         <w:t>Model Evaluation and Validation</w:t>
       </w:r>
-      <w:bookmarkEnd w:id="48"/>
+      <w:bookmarkEnd w:id="50"/>
       <w:r>
         <w:rPr>
           <w:lang w:val="en-GB" w:eastAsia="en-GB"/>
@@ -15496,14 +14424,14 @@
           <w:lang w:val="en-GB" w:eastAsia="en-GB"/>
         </w:rPr>
       </w:pPr>
-      <w:bookmarkStart w:id="49" w:name="_Toc225628560"/>
+      <w:bookmarkStart w:id="51" w:name="_Toc227189013"/>
       <w:r>
         <w:rPr>
           <w:lang w:val="en-GB" w:eastAsia="en-GB"/>
         </w:rPr>
         <w:t>Comparative Analysis</w:t>
       </w:r>
-      <w:bookmarkEnd w:id="49"/>
+      <w:bookmarkEnd w:id="51"/>
     </w:p>
     <w:p>
       <w:pPr>
@@ -15512,14 +14440,14 @@
           <w:lang w:val="en-GB" w:eastAsia="en-GB"/>
         </w:rPr>
       </w:pPr>
-      <w:bookmarkStart w:id="50" w:name="_Toc225628561"/>
+      <w:bookmarkStart w:id="52" w:name="_Toc227189014"/>
       <w:r>
         <w:rPr>
           <w:lang w:val="en-GB" w:eastAsia="en-GB"/>
         </w:rPr>
         <w:t>Conclusions</w:t>
       </w:r>
-      <w:bookmarkEnd w:id="50"/>
+      <w:bookmarkEnd w:id="52"/>
     </w:p>
     <w:p>
       <w:pPr>
@@ -15529,14 +14457,14 @@
           <w:lang w:val="en-GB" w:eastAsia="en-GB"/>
         </w:rPr>
       </w:pPr>
-      <w:bookmarkStart w:id="51" w:name="_Toc225628562"/>
+      <w:bookmarkStart w:id="53" w:name="_Toc227189015"/>
       <w:r>
         <w:rPr>
           <w:lang w:val="en-GB" w:eastAsia="en-GB"/>
         </w:rPr>
         <w:t>REFERENCES</w:t>
       </w:r>
-      <w:bookmarkEnd w:id="51"/>
+      <w:bookmarkEnd w:id="53"/>
     </w:p>
     <w:sdt>
       <w:sdtPr>
@@ -15557,7 +14485,7 @@
             <w:autoSpaceDE w:val="0"/>
             <w:autoSpaceDN w:val="0"/>
             <w:ind w:hanging="640"/>
-            <w:divId w:val="314338702"/>
+            <w:divId w:val="1876186442"/>
             <w:rPr>
               <w:rFonts w:ascii="Calibri" w:eastAsia="Times New Roman" w:hAnsi="Calibri" w:cs="Calibri"/>
               <w:color w:val="000000"/>
@@ -15580,25 +14508,7 @@
               <w:lang w:val="en-GB"/>
             </w:rPr>
             <w:tab/>
-            <w:t xml:space="preserve">N. ul Amin Mohsin, M. Farrukh, S. Shahzadi, and M. Irfan, “Drug Metabolism: Phase I and Phase II Metabolic Pathways,” 2024. </w:t>
-          </w:r>
-          <w:proofErr w:type="spellStart"/>
-          <w:r>
-            <w:rPr>
-              <w:rFonts w:ascii="Calibri" w:eastAsia="Times New Roman" w:hAnsi="Calibri" w:cs="Calibri"/>
-              <w:color w:val="000000"/>
-              <w:lang w:val="en-GB"/>
-            </w:rPr>
-            <w:t>doi</w:t>
-          </w:r>
-          <w:proofErr w:type="spellEnd"/>
-          <w:r>
-            <w:rPr>
-              <w:rFonts w:ascii="Calibri" w:eastAsia="Times New Roman" w:hAnsi="Calibri" w:cs="Calibri"/>
-              <w:color w:val="000000"/>
-              <w:lang w:val="en-GB"/>
-            </w:rPr>
-            <w:t>: 10.5772/intechopen.112854.</w:t>
+            <w:t>N. ul Amin Mohsin, M. Farrukh, S. Shahzadi, and M. Irfan, “Drug Metabolism: Phase I and Phase II Metabolic Pathways,” 2024. doi: 10.5772/intechopen.112854.</w:t>
           </w:r>
         </w:p>
         <w:p>
@@ -15606,7 +14516,7 @@
             <w:autoSpaceDE w:val="0"/>
             <w:autoSpaceDN w:val="0"/>
             <w:ind w:hanging="640"/>
-            <w:divId w:val="1510824859"/>
+            <w:divId w:val="2060780326"/>
             <w:rPr>
               <w:rFonts w:ascii="Calibri" w:eastAsia="Times New Roman" w:hAnsi="Calibri" w:cs="Calibri"/>
               <w:color w:val="000000"/>
@@ -15628,25 +14538,7 @@
               <w:lang w:val="en-GB"/>
             </w:rPr>
             <w:tab/>
-            <w:t xml:space="preserve">S. Alqahtani, “In silico ADME-Tox </w:t>
-          </w:r>
-          <w:proofErr w:type="spellStart"/>
-          <w:r>
-            <w:rPr>
-              <w:rFonts w:ascii="Calibri" w:eastAsia="Times New Roman" w:hAnsi="Calibri" w:cs="Calibri"/>
-              <w:color w:val="000000"/>
-              <w:lang w:val="en-GB"/>
-            </w:rPr>
-            <w:t>modeling</w:t>
-          </w:r>
-          <w:proofErr w:type="spellEnd"/>
-          <w:r>
-            <w:rPr>
-              <w:rFonts w:ascii="Calibri" w:eastAsia="Times New Roman" w:hAnsi="Calibri" w:cs="Calibri"/>
-              <w:color w:val="000000"/>
-              <w:lang w:val="en-GB"/>
-            </w:rPr>
-            <w:t xml:space="preserve">: progress and prospects,” </w:t>
+            <w:t xml:space="preserve">S. Alqahtani, “In silico ADME-Tox modeling: progress and prospects,” </w:t>
           </w:r>
           <w:r>
             <w:rPr>
@@ -15656,73 +14548,7 @@
               <w:color w:val="000000"/>
               <w:lang w:val="en-GB"/>
             </w:rPr>
-            <w:t xml:space="preserve">Expert </w:t>
-          </w:r>
-          <w:proofErr w:type="spellStart"/>
-          <w:r>
-            <w:rPr>
-              <w:rFonts w:ascii="Calibri" w:eastAsia="Times New Roman" w:hAnsi="Calibri" w:cs="Calibri"/>
-              <w:i/>
-              <w:iCs/>
-              <w:color w:val="000000"/>
-              <w:lang w:val="en-GB"/>
-            </w:rPr>
-            <w:t>Opin</w:t>
-          </w:r>
-          <w:proofErr w:type="spellEnd"/>
-          <w:r>
-            <w:rPr>
-              <w:rFonts w:ascii="Calibri" w:eastAsia="Times New Roman" w:hAnsi="Calibri" w:cs="Calibri"/>
-              <w:i/>
-              <w:iCs/>
-              <w:color w:val="000000"/>
-              <w:lang w:val="en-GB"/>
-            </w:rPr>
-            <w:t xml:space="preserve">. Drug </w:t>
-          </w:r>
-          <w:proofErr w:type="spellStart"/>
-          <w:r>
-            <w:rPr>
-              <w:rFonts w:ascii="Calibri" w:eastAsia="Times New Roman" w:hAnsi="Calibri" w:cs="Calibri"/>
-              <w:i/>
-              <w:iCs/>
-              <w:color w:val="000000"/>
-              <w:lang w:val="en-GB"/>
-            </w:rPr>
-            <w:t>Metab</w:t>
-          </w:r>
-          <w:proofErr w:type="spellEnd"/>
-          <w:r>
-            <w:rPr>
-              <w:rFonts w:ascii="Calibri" w:eastAsia="Times New Roman" w:hAnsi="Calibri" w:cs="Calibri"/>
-              <w:i/>
-              <w:iCs/>
-              <w:color w:val="000000"/>
-              <w:lang w:val="en-GB"/>
-            </w:rPr>
-            <w:t xml:space="preserve">. </w:t>
-          </w:r>
-          <w:proofErr w:type="spellStart"/>
-          <w:r>
-            <w:rPr>
-              <w:rFonts w:ascii="Calibri" w:eastAsia="Times New Roman" w:hAnsi="Calibri" w:cs="Calibri"/>
-              <w:i/>
-              <w:iCs/>
-              <w:color w:val="000000"/>
-              <w:lang w:val="en-GB"/>
-            </w:rPr>
-            <w:t>Toxicol</w:t>
-          </w:r>
-          <w:proofErr w:type="spellEnd"/>
-          <w:r>
-            <w:rPr>
-              <w:rFonts w:ascii="Calibri" w:eastAsia="Times New Roman" w:hAnsi="Calibri" w:cs="Calibri"/>
-              <w:i/>
-              <w:iCs/>
-              <w:color w:val="000000"/>
-              <w:lang w:val="en-GB"/>
-            </w:rPr>
-            <w:t>.</w:t>
+            <w:t>Expert Opin. Drug Metab. Toxicol.</w:t>
           </w:r>
           <w:r>
             <w:rPr>
@@ -15730,25 +14556,7 @@
               <w:color w:val="000000"/>
               <w:lang w:val="en-GB"/>
             </w:rPr>
-            <w:t xml:space="preserve">, vol. 13, no. 11, pp. 1147–1158, Nov. 2017, </w:t>
-          </w:r>
-          <w:proofErr w:type="spellStart"/>
-          <w:r>
-            <w:rPr>
-              <w:rFonts w:ascii="Calibri" w:eastAsia="Times New Roman" w:hAnsi="Calibri" w:cs="Calibri"/>
-              <w:color w:val="000000"/>
-              <w:lang w:val="en-GB"/>
-            </w:rPr>
-            <w:t>doi</w:t>
-          </w:r>
-          <w:proofErr w:type="spellEnd"/>
-          <w:r>
-            <w:rPr>
-              <w:rFonts w:ascii="Calibri" w:eastAsia="Times New Roman" w:hAnsi="Calibri" w:cs="Calibri"/>
-              <w:color w:val="000000"/>
-              <w:lang w:val="en-GB"/>
-            </w:rPr>
-            <w:t>: 10.1080/17425255.2017.1389897.</w:t>
+            <w:t>, vol. 13, no. 11, pp. 1147–1158, Nov. 2017, doi: 10.1080/17425255.2017.1389897.</w:t>
           </w:r>
         </w:p>
         <w:p>
@@ -15756,7 +14564,7 @@
             <w:autoSpaceDE w:val="0"/>
             <w:autoSpaceDN w:val="0"/>
             <w:ind w:hanging="640"/>
-            <w:divId w:val="2044943821"/>
+            <w:divId w:val="466556613"/>
             <w:rPr>
               <w:rFonts w:ascii="Calibri" w:eastAsia="Times New Roman" w:hAnsi="Calibri" w:cs="Calibri"/>
               <w:color w:val="000000"/>
@@ -15778,45 +14586,8 @@
               <w:lang w:val="en-GB"/>
             </w:rPr>
             <w:tab/>
-            <w:t xml:space="preserve">M. </w:t>
+            <w:t xml:space="preserve">M. Öeren, P. A. Hunt, C. E. Wharrick, H. Tabatabaei Ghomi, and M. D. Segall, “Predicting routes of phase I and II metabolism based on quantum mechanics and machine learning,” </w:t>
           </w:r>
-          <w:proofErr w:type="spellStart"/>
-          <w:r>
-            <w:rPr>
-              <w:rFonts w:ascii="Calibri" w:eastAsia="Times New Roman" w:hAnsi="Calibri" w:cs="Calibri"/>
-              <w:color w:val="000000"/>
-              <w:lang w:val="en-GB"/>
-            </w:rPr>
-            <w:t>Öeren</w:t>
-          </w:r>
-          <w:proofErr w:type="spellEnd"/>
-          <w:r>
-            <w:rPr>
-              <w:rFonts w:ascii="Calibri" w:eastAsia="Times New Roman" w:hAnsi="Calibri" w:cs="Calibri"/>
-              <w:color w:val="000000"/>
-              <w:lang w:val="en-GB"/>
-            </w:rPr>
-            <w:t xml:space="preserve">, P. A. Hunt, C. E. </w:t>
-          </w:r>
-          <w:proofErr w:type="spellStart"/>
-          <w:r>
-            <w:rPr>
-              <w:rFonts w:ascii="Calibri" w:eastAsia="Times New Roman" w:hAnsi="Calibri" w:cs="Calibri"/>
-              <w:color w:val="000000"/>
-              <w:lang w:val="en-GB"/>
-            </w:rPr>
-            <w:t>Wharrick</w:t>
-          </w:r>
-          <w:proofErr w:type="spellEnd"/>
-          <w:r>
-            <w:rPr>
-              <w:rFonts w:ascii="Calibri" w:eastAsia="Times New Roman" w:hAnsi="Calibri" w:cs="Calibri"/>
-              <w:color w:val="000000"/>
-              <w:lang w:val="en-GB"/>
-            </w:rPr>
-            <w:t xml:space="preserve">, H. Tabatabaei Ghomi, and M. D. Segall, “Predicting routes of phase I and II metabolism based on quantum mechanics and machine learning,” </w:t>
-          </w:r>
-          <w:proofErr w:type="spellStart"/>
           <w:r>
             <w:rPr>
               <w:rFonts w:ascii="Calibri" w:eastAsia="Times New Roman" w:hAnsi="Calibri" w:cs="Calibri"/>
@@ -15827,32 +14598,13 @@
             </w:rPr>
             <w:t>Xenobiotica</w:t>
           </w:r>
-          <w:proofErr w:type="spellEnd"/>
           <w:r>
             <w:rPr>
               <w:rFonts w:ascii="Calibri" w:eastAsia="Times New Roman" w:hAnsi="Calibri" w:cs="Calibri"/>
               <w:color w:val="000000"/>
               <w:lang w:val="en-GB"/>
             </w:rPr>
-            <w:t xml:space="preserve">, vol. 54, no. 7, pp. 379–393, Aug. 2024, </w:t>
-          </w:r>
-          <w:proofErr w:type="spellStart"/>
-          <w:r>
-            <w:rPr>
-              <w:rFonts w:ascii="Calibri" w:eastAsia="Times New Roman" w:hAnsi="Calibri" w:cs="Calibri"/>
-              <w:color w:val="000000"/>
-              <w:lang w:val="en-GB"/>
-            </w:rPr>
-            <w:t>doi</w:t>
-          </w:r>
-          <w:proofErr w:type="spellEnd"/>
-          <w:r>
-            <w:rPr>
-              <w:rFonts w:ascii="Calibri" w:eastAsia="Times New Roman" w:hAnsi="Calibri" w:cs="Calibri"/>
-              <w:color w:val="000000"/>
-              <w:lang w:val="en-GB"/>
-            </w:rPr>
-            <w:t>: 10.1080/00498254.2023.2284251.</w:t>
+            <w:t>, vol. 54, no. 7, pp. 379–393, Aug. 2024, doi: 10.1080/00498254.2023.2284251.</w:t>
           </w:r>
         </w:p>
         <w:p>
@@ -15860,7 +14612,7 @@
             <w:autoSpaceDE w:val="0"/>
             <w:autoSpaceDN w:val="0"/>
             <w:ind w:hanging="640"/>
-            <w:divId w:val="1350913337"/>
+            <w:divId w:val="690254471"/>
             <w:rPr>
               <w:rFonts w:ascii="Calibri" w:eastAsia="Times New Roman" w:hAnsi="Calibri" w:cs="Calibri"/>
               <w:color w:val="000000"/>
@@ -15900,43 +14652,7 @@
               <w:color w:val="000000"/>
               <w:lang w:val="en-GB"/>
             </w:rPr>
-            <w:t xml:space="preserve">, “Decoding phase I &amp; II human drug metabolism using the prediction tool </w:t>
-          </w:r>
-          <w:proofErr w:type="spellStart"/>
-          <w:r>
-            <w:rPr>
-              <w:rFonts w:ascii="Calibri" w:eastAsia="Times New Roman" w:hAnsi="Calibri" w:cs="Calibri"/>
-              <w:color w:val="000000"/>
-              <w:lang w:val="en-GB"/>
-            </w:rPr>
-            <w:t>MetaSite</w:t>
-          </w:r>
-          <w:proofErr w:type="spellEnd"/>
-          <w:r>
-            <w:rPr>
-              <w:rFonts w:ascii="Calibri" w:eastAsia="Times New Roman" w:hAnsi="Calibri" w:cs="Calibri"/>
-              <w:color w:val="000000"/>
-              <w:lang w:val="en-GB"/>
-            </w:rPr>
-            <w:t xml:space="preserve"> for chemists, medicinal chemists, and </w:t>
-          </w:r>
-          <w:proofErr w:type="spellStart"/>
-          <w:r>
-            <w:rPr>
-              <w:rFonts w:ascii="Calibri" w:eastAsia="Times New Roman" w:hAnsi="Calibri" w:cs="Calibri"/>
-              <w:color w:val="000000"/>
-              <w:lang w:val="en-GB"/>
-            </w:rPr>
-            <w:t>metID</w:t>
-          </w:r>
-          <w:proofErr w:type="spellEnd"/>
-          <w:r>
-            <w:rPr>
-              <w:rFonts w:ascii="Calibri" w:eastAsia="Times New Roman" w:hAnsi="Calibri" w:cs="Calibri"/>
-              <w:color w:val="000000"/>
-              <w:lang w:val="en-GB"/>
-            </w:rPr>
-            <w:t xml:space="preserve"> experts.”</w:t>
+            <w:t>, “Decoding phase I &amp; II human drug metabolism using the prediction tool MetaSite for chemists, medicinal chemists, and metID experts.”</w:t>
           </w:r>
         </w:p>
         <w:p>
@@ -15944,7 +14660,7 @@
             <w:autoSpaceDE w:val="0"/>
             <w:autoSpaceDN w:val="0"/>
             <w:ind w:hanging="640"/>
-            <w:divId w:val="1421482472"/>
+            <w:divId w:val="2121753550"/>
             <w:rPr>
               <w:rFonts w:ascii="Calibri" w:eastAsia="Times New Roman" w:hAnsi="Calibri" w:cs="Calibri"/>
               <w:color w:val="000000"/>
@@ -15966,43 +14682,7 @@
               <w:lang w:val="en-GB"/>
             </w:rPr>
             <w:tab/>
-            <w:t xml:space="preserve">M. Holmer, C. de Bruyn Kops, C. Stork, and J. </w:t>
-          </w:r>
-          <w:proofErr w:type="spellStart"/>
-          <w:r>
-            <w:rPr>
-              <w:rFonts w:ascii="Calibri" w:eastAsia="Times New Roman" w:hAnsi="Calibri" w:cs="Calibri"/>
-              <w:color w:val="000000"/>
-              <w:lang w:val="en-GB"/>
-            </w:rPr>
-            <w:t>Kirchmair</w:t>
-          </w:r>
-          <w:proofErr w:type="spellEnd"/>
-          <w:r>
-            <w:rPr>
-              <w:rFonts w:ascii="Calibri" w:eastAsia="Times New Roman" w:hAnsi="Calibri" w:cs="Calibri"/>
-              <w:color w:val="000000"/>
-              <w:lang w:val="en-GB"/>
-            </w:rPr>
-            <w:t>, “</w:t>
-          </w:r>
-          <w:proofErr w:type="spellStart"/>
-          <w:r>
-            <w:rPr>
-              <w:rFonts w:ascii="Calibri" w:eastAsia="Times New Roman" w:hAnsi="Calibri" w:cs="Calibri"/>
-              <w:color w:val="000000"/>
-              <w:lang w:val="en-GB"/>
-            </w:rPr>
-            <w:t>CYPstrate</w:t>
-          </w:r>
-          <w:proofErr w:type="spellEnd"/>
-          <w:r>
-            <w:rPr>
-              <w:rFonts w:ascii="Calibri" w:eastAsia="Times New Roman" w:hAnsi="Calibri" w:cs="Calibri"/>
-              <w:color w:val="000000"/>
-              <w:lang w:val="en-GB"/>
-            </w:rPr>
-            <w:t xml:space="preserve">: A Set of Machine Learning Models for the Accurate Classification of Cytochrome P450 Enzyme Substrates and Non-Substrates,” </w:t>
+            <w:t xml:space="preserve">M. Holmer, C. de Bruyn Kops, C. Stork, and J. Kirchmair, “CYPstrate: A Set of Machine Learning Models for the Accurate Classification of Cytochrome P450 Enzyme Substrates and Non-Substrates,” </w:t>
           </w:r>
           <w:r>
             <w:rPr>
@@ -16020,25 +14700,7 @@
               <w:color w:val="000000"/>
               <w:lang w:val="en-GB"/>
             </w:rPr>
-            <w:t xml:space="preserve">, vol. 26, no. 15, p. 4678, Aug. 2021, </w:t>
-          </w:r>
-          <w:proofErr w:type="spellStart"/>
-          <w:r>
-            <w:rPr>
-              <w:rFonts w:ascii="Calibri" w:eastAsia="Times New Roman" w:hAnsi="Calibri" w:cs="Calibri"/>
-              <w:color w:val="000000"/>
-              <w:lang w:val="en-GB"/>
-            </w:rPr>
-            <w:t>doi</w:t>
-          </w:r>
-          <w:proofErr w:type="spellEnd"/>
-          <w:r>
-            <w:rPr>
-              <w:rFonts w:ascii="Calibri" w:eastAsia="Times New Roman" w:hAnsi="Calibri" w:cs="Calibri"/>
-              <w:color w:val="000000"/>
-              <w:lang w:val="en-GB"/>
-            </w:rPr>
-            <w:t>: 10.3390/molecules26154678.</w:t>
+            <w:t>, vol. 26, no. 15, p. 4678, Aug. 2021, doi: 10.3390/molecules26154678.</w:t>
           </w:r>
         </w:p>
         <w:p>
@@ -16046,7 +14708,7 @@
             <w:autoSpaceDE w:val="0"/>
             <w:autoSpaceDN w:val="0"/>
             <w:ind w:hanging="640"/>
-            <w:divId w:val="343290588"/>
+            <w:divId w:val="1325356565"/>
             <w:rPr>
               <w:rFonts w:ascii="Calibri" w:eastAsia="Times New Roman" w:hAnsi="Calibri" w:cs="Calibri"/>
               <w:color w:val="000000"/>
@@ -16068,43 +14730,7 @@
               <w:lang w:val="en-GB"/>
             </w:rPr>
             <w:tab/>
-            <w:t xml:space="preserve">S. Tian, Y. </w:t>
-          </w:r>
-          <w:proofErr w:type="spellStart"/>
-          <w:r>
-            <w:rPr>
-              <w:rFonts w:ascii="Calibri" w:eastAsia="Times New Roman" w:hAnsi="Calibri" w:cs="Calibri"/>
-              <w:color w:val="000000"/>
-              <w:lang w:val="en-GB"/>
-            </w:rPr>
-            <w:t>Djoumbou-Feunang</w:t>
-          </w:r>
-          <w:proofErr w:type="spellEnd"/>
-          <w:r>
-            <w:rPr>
-              <w:rFonts w:ascii="Calibri" w:eastAsia="Times New Roman" w:hAnsi="Calibri" w:cs="Calibri"/>
-              <w:color w:val="000000"/>
-              <w:lang w:val="en-GB"/>
-            </w:rPr>
-            <w:t>, R. Greiner, and D. S. Wishart, “</w:t>
-          </w:r>
-          <w:proofErr w:type="spellStart"/>
-          <w:r>
-            <w:rPr>
-              <w:rFonts w:ascii="Calibri" w:eastAsia="Times New Roman" w:hAnsi="Calibri" w:cs="Calibri"/>
-              <w:color w:val="000000"/>
-              <w:lang w:val="en-GB"/>
-            </w:rPr>
-            <w:t>CypReact</w:t>
-          </w:r>
-          <w:proofErr w:type="spellEnd"/>
-          <w:r>
-            <w:rPr>
-              <w:rFonts w:ascii="Calibri" w:eastAsia="Times New Roman" w:hAnsi="Calibri" w:cs="Calibri"/>
-              <w:color w:val="000000"/>
-              <w:lang w:val="en-GB"/>
-            </w:rPr>
-            <w:t xml:space="preserve">: A Software Tool for in Silico Reactant Prediction for Human Cytochrome P450 Enzymes,” </w:t>
+            <w:t xml:space="preserve">S. Tian, Y. Djoumbou-Feunang, R. Greiner, and D. S. Wishart, “CypReact: A Software Tool for in Silico Reactant Prediction for Human Cytochrome P450 Enzymes,” </w:t>
           </w:r>
           <w:r>
             <w:rPr>
@@ -16122,25 +14748,7 @@
               <w:color w:val="000000"/>
               <w:lang w:val="en-GB"/>
             </w:rPr>
-            <w:t xml:space="preserve">, vol. 58, no. 6, pp. 1282–1291, 2018, </w:t>
-          </w:r>
-          <w:proofErr w:type="spellStart"/>
-          <w:r>
-            <w:rPr>
-              <w:rFonts w:ascii="Calibri" w:eastAsia="Times New Roman" w:hAnsi="Calibri" w:cs="Calibri"/>
-              <w:color w:val="000000"/>
-              <w:lang w:val="en-GB"/>
-            </w:rPr>
-            <w:t>doi</w:t>
-          </w:r>
-          <w:proofErr w:type="spellEnd"/>
-          <w:r>
-            <w:rPr>
-              <w:rFonts w:ascii="Calibri" w:eastAsia="Times New Roman" w:hAnsi="Calibri" w:cs="Calibri"/>
-              <w:color w:val="000000"/>
-              <w:lang w:val="en-GB"/>
-            </w:rPr>
-            <w:t>: 10.1021/acs.jcim.8b00035.</w:t>
+            <w:t>, vol. 58, no. 6, pp. 1282–1291, 2018, doi: 10.1021/acs.jcim.8b00035.</w:t>
           </w:r>
         </w:p>
         <w:p>
@@ -16148,7 +14756,7 @@
             <w:autoSpaceDE w:val="0"/>
             <w:autoSpaceDN w:val="0"/>
             <w:ind w:hanging="640"/>
-            <w:divId w:val="1922828688"/>
+            <w:divId w:val="13043106"/>
             <w:rPr>
               <w:rFonts w:ascii="Calibri" w:eastAsia="Times New Roman" w:hAnsi="Calibri" w:cs="Calibri"/>
               <w:color w:val="000000"/>
@@ -16188,25 +14796,7 @@
               <w:color w:val="000000"/>
               <w:lang w:val="en-GB"/>
             </w:rPr>
-            <w:t xml:space="preserve">, vol. 64, no. 8, pp. 3149–3160, 2024, </w:t>
-          </w:r>
-          <w:proofErr w:type="spellStart"/>
-          <w:r>
-            <w:rPr>
-              <w:rFonts w:ascii="Calibri" w:eastAsia="Times New Roman" w:hAnsi="Calibri" w:cs="Calibri"/>
-              <w:color w:val="000000"/>
-              <w:lang w:val="en-GB"/>
-            </w:rPr>
-            <w:t>doi</w:t>
-          </w:r>
-          <w:proofErr w:type="spellEnd"/>
-          <w:r>
-            <w:rPr>
-              <w:rFonts w:ascii="Calibri" w:eastAsia="Times New Roman" w:hAnsi="Calibri" w:cs="Calibri"/>
-              <w:color w:val="000000"/>
-              <w:lang w:val="en-GB"/>
-            </w:rPr>
-            <w:t>: 10.1021/acs.jcim.4c00115.</w:t>
+            <w:t>, vol. 64, no. 8, pp. 3149–3160, 2024, doi: 10.1021/acs.jcim.4c00115.</w:t>
           </w:r>
         </w:p>
         <w:p>
@@ -16214,7 +14804,7 @@
             <w:autoSpaceDE w:val="0"/>
             <w:autoSpaceDN w:val="0"/>
             <w:ind w:hanging="640"/>
-            <w:divId w:val="424765025"/>
+            <w:divId w:val="1553038870"/>
             <w:rPr>
               <w:rFonts w:ascii="Calibri" w:eastAsia="Times New Roman" w:hAnsi="Calibri" w:cs="Calibri"/>
               <w:color w:val="000000"/>
@@ -16254,25 +14844,7 @@
               <w:color w:val="000000"/>
               <w:lang w:val="en-GB"/>
             </w:rPr>
-            <w:t>, “</w:t>
-          </w:r>
-          <w:proofErr w:type="spellStart"/>
-          <w:r>
-            <w:rPr>
-              <w:rFonts w:ascii="Calibri" w:eastAsia="Times New Roman" w:hAnsi="Calibri" w:cs="Calibri"/>
-              <w:color w:val="000000"/>
-              <w:lang w:val="en-GB"/>
-            </w:rPr>
-            <w:t>ADMETlab</w:t>
-          </w:r>
-          <w:proofErr w:type="spellEnd"/>
-          <w:r>
-            <w:rPr>
-              <w:rFonts w:ascii="Calibri" w:eastAsia="Times New Roman" w:hAnsi="Calibri" w:cs="Calibri"/>
-              <w:color w:val="000000"/>
-              <w:lang w:val="en-GB"/>
-            </w:rPr>
-            <w:t xml:space="preserve"> 3.0: an updated comprehensive online ADMET prediction platform enhanced with broader coverage, improved performance, API functionality and decision support,” </w:t>
+            <w:t xml:space="preserve">, “ADMETlab 3.0: an updated comprehensive online ADMET prediction platform enhanced with broader coverage, improved performance, API functionality and decision support,” </w:t>
           </w:r>
           <w:r>
             <w:rPr>
@@ -16290,43 +14862,7 @@
               <w:color w:val="000000"/>
               <w:lang w:val="en-GB"/>
             </w:rPr>
-            <w:t xml:space="preserve">, vol. 52, no. W1, pp. W422–W431, Jul. 2024, </w:t>
-          </w:r>
-          <w:proofErr w:type="spellStart"/>
-          <w:r>
-            <w:rPr>
-              <w:rFonts w:ascii="Calibri" w:eastAsia="Times New Roman" w:hAnsi="Calibri" w:cs="Calibri"/>
-              <w:color w:val="000000"/>
-              <w:lang w:val="en-GB"/>
-            </w:rPr>
-            <w:t>doi</w:t>
-          </w:r>
-          <w:proofErr w:type="spellEnd"/>
-          <w:r>
-            <w:rPr>
-              <w:rFonts w:ascii="Calibri" w:eastAsia="Times New Roman" w:hAnsi="Calibri" w:cs="Calibri"/>
-              <w:color w:val="000000"/>
-              <w:lang w:val="en-GB"/>
-            </w:rPr>
-            <w:t>: 10.1093/</w:t>
-          </w:r>
-          <w:proofErr w:type="spellStart"/>
-          <w:r>
-            <w:rPr>
-              <w:rFonts w:ascii="Calibri" w:eastAsia="Times New Roman" w:hAnsi="Calibri" w:cs="Calibri"/>
-              <w:color w:val="000000"/>
-              <w:lang w:val="en-GB"/>
-            </w:rPr>
-            <w:t>nar</w:t>
-          </w:r>
-          <w:proofErr w:type="spellEnd"/>
-          <w:r>
-            <w:rPr>
-              <w:rFonts w:ascii="Calibri" w:eastAsia="Times New Roman" w:hAnsi="Calibri" w:cs="Calibri"/>
-              <w:color w:val="000000"/>
-              <w:lang w:val="en-GB"/>
-            </w:rPr>
-            <w:t>/gkae236.</w:t>
+            <w:t>, vol. 52, no. W1, pp. W422–W431, Jul. 2024, doi: 10.1093/nar/gkae236.</w:t>
           </w:r>
         </w:p>
         <w:p>
@@ -16334,7 +14870,7 @@
             <w:autoSpaceDE w:val="0"/>
             <w:autoSpaceDN w:val="0"/>
             <w:ind w:hanging="640"/>
-            <w:divId w:val="789709728"/>
+            <w:divId w:val="1744138710"/>
             <w:rPr>
               <w:rFonts w:ascii="Calibri" w:eastAsia="Times New Roman" w:hAnsi="Calibri" w:cs="Calibri"/>
               <w:color w:val="000000"/>
@@ -16375,25 +14911,7 @@
               <w:color w:val="000000"/>
               <w:lang w:val="en-GB"/>
             </w:rPr>
-            <w:t xml:space="preserve">, vol. 5, no. 2, pp. 107–113, May 1965, </w:t>
-          </w:r>
-          <w:proofErr w:type="spellStart"/>
-          <w:r>
-            <w:rPr>
-              <w:rFonts w:ascii="Calibri" w:eastAsia="Times New Roman" w:hAnsi="Calibri" w:cs="Calibri"/>
-              <w:color w:val="000000"/>
-              <w:lang w:val="en-GB"/>
-            </w:rPr>
-            <w:t>doi</w:t>
-          </w:r>
-          <w:proofErr w:type="spellEnd"/>
-          <w:r>
-            <w:rPr>
-              <w:rFonts w:ascii="Calibri" w:eastAsia="Times New Roman" w:hAnsi="Calibri" w:cs="Calibri"/>
-              <w:color w:val="000000"/>
-              <w:lang w:val="en-GB"/>
-            </w:rPr>
-            <w:t>: 10.1021/c160017a018.</w:t>
+            <w:t>, vol. 5, no. 2, pp. 107–113, May 1965, doi: 10.1021/c160017a018.</w:t>
           </w:r>
         </w:p>
         <w:p>
@@ -16401,7 +14919,7 @@
             <w:autoSpaceDE w:val="0"/>
             <w:autoSpaceDN w:val="0"/>
             <w:ind w:hanging="640"/>
-            <w:divId w:val="1118648367"/>
+            <w:divId w:val="1500001717"/>
             <w:rPr>
               <w:rFonts w:ascii="Calibri" w:eastAsia="Times New Roman" w:hAnsi="Calibri" w:cs="Calibri"/>
               <w:color w:val="000000"/>
@@ -16441,25 +14959,7 @@
               <w:color w:val="000000"/>
               <w:lang w:val="en-GB"/>
             </w:rPr>
-            <w:t xml:space="preserve">, vol. 58, no. 1, pp. 27–35, Jan. 2018, </w:t>
-          </w:r>
-          <w:proofErr w:type="spellStart"/>
-          <w:r>
-            <w:rPr>
-              <w:rFonts w:ascii="Calibri" w:eastAsia="Times New Roman" w:hAnsi="Calibri" w:cs="Calibri"/>
-              <w:color w:val="000000"/>
-              <w:lang w:val="en-GB"/>
-            </w:rPr>
-            <w:t>doi</w:t>
-          </w:r>
-          <w:proofErr w:type="spellEnd"/>
-          <w:r>
-            <w:rPr>
-              <w:rFonts w:ascii="Calibri" w:eastAsia="Times New Roman" w:hAnsi="Calibri" w:cs="Calibri"/>
-              <w:color w:val="000000"/>
-              <w:lang w:val="en-GB"/>
-            </w:rPr>
-            <w:t>: 10.1021/acs.jcim.7b00616.</w:t>
+            <w:t>, vol. 58, no. 1, pp. 27–35, Jan. 2018, doi: 10.1021/acs.jcim.7b00616.</w:t>
           </w:r>
         </w:p>
         <w:p>
@@ -16467,7 +14967,7 @@
             <w:autoSpaceDE w:val="0"/>
             <w:autoSpaceDN w:val="0"/>
             <w:ind w:hanging="640"/>
-            <w:divId w:val="1801412270"/>
+            <w:divId w:val="675957327"/>
             <w:rPr>
               <w:rFonts w:ascii="Calibri" w:eastAsia="Times New Roman" w:hAnsi="Calibri" w:cs="Calibri"/>
               <w:color w:val="000000"/>
@@ -16489,45 +14989,8 @@
               <w:lang w:val="en-GB"/>
             </w:rPr>
             <w:tab/>
-            <w:t xml:space="preserve">S. </w:t>
+            <w:t xml:space="preserve">S. Chithrananda, G. Grand, and B. Ramsundar, “ChemBERTa: Large-Scale Self-Supervised Pretraining for Molecular Property Prediction,” </w:t>
           </w:r>
-          <w:proofErr w:type="spellStart"/>
-          <w:r>
-            <w:rPr>
-              <w:rFonts w:ascii="Calibri" w:eastAsia="Times New Roman" w:hAnsi="Calibri" w:cs="Calibri"/>
-              <w:color w:val="000000"/>
-              <w:lang w:val="en-GB"/>
-            </w:rPr>
-            <w:t>Chithrananda</w:t>
-          </w:r>
-          <w:proofErr w:type="spellEnd"/>
-          <w:r>
-            <w:rPr>
-              <w:rFonts w:ascii="Calibri" w:eastAsia="Times New Roman" w:hAnsi="Calibri" w:cs="Calibri"/>
-              <w:color w:val="000000"/>
-              <w:lang w:val="en-GB"/>
-            </w:rPr>
-            <w:t>, G. Grand, and B. Ramsundar, “</w:t>
-          </w:r>
-          <w:proofErr w:type="spellStart"/>
-          <w:r>
-            <w:rPr>
-              <w:rFonts w:ascii="Calibri" w:eastAsia="Times New Roman" w:hAnsi="Calibri" w:cs="Calibri"/>
-              <w:color w:val="000000"/>
-              <w:lang w:val="en-GB"/>
-            </w:rPr>
-            <w:t>ChemBERTa</w:t>
-          </w:r>
-          <w:proofErr w:type="spellEnd"/>
-          <w:r>
-            <w:rPr>
-              <w:rFonts w:ascii="Calibri" w:eastAsia="Times New Roman" w:hAnsi="Calibri" w:cs="Calibri"/>
-              <w:color w:val="000000"/>
-              <w:lang w:val="en-GB"/>
-            </w:rPr>
-            <w:t xml:space="preserve">: Large-Scale Self-Supervised Pretraining for Molecular Property Prediction,” </w:t>
-          </w:r>
-          <w:proofErr w:type="spellStart"/>
           <w:r>
             <w:rPr>
               <w:rFonts w:ascii="Calibri" w:eastAsia="Times New Roman" w:hAnsi="Calibri" w:cs="Calibri"/>
@@ -16536,18 +14999,7 @@
               <w:color w:val="000000"/>
               <w:lang w:val="en-GB"/>
             </w:rPr>
-            <w:t>arXiv</w:t>
-          </w:r>
-          <w:proofErr w:type="spellEnd"/>
-          <w:r>
-            <w:rPr>
-              <w:rFonts w:ascii="Calibri" w:eastAsia="Times New Roman" w:hAnsi="Calibri" w:cs="Calibri"/>
-              <w:i/>
-              <w:iCs/>
-              <w:color w:val="000000"/>
-              <w:lang w:val="en-GB"/>
-            </w:rPr>
-            <w:t xml:space="preserve"> e-prints</w:t>
+            <w:t>arXiv e-prints</w:t>
           </w:r>
           <w:r>
             <w:rPr>
@@ -16555,25 +15007,7 @@
               <w:color w:val="000000"/>
               <w:lang w:val="en-GB"/>
             </w:rPr>
-            <w:t xml:space="preserve">, p. arXiv:2010.09885, Oct. 2020, </w:t>
-          </w:r>
-          <w:proofErr w:type="spellStart"/>
-          <w:r>
-            <w:rPr>
-              <w:rFonts w:ascii="Calibri" w:eastAsia="Times New Roman" w:hAnsi="Calibri" w:cs="Calibri"/>
-              <w:color w:val="000000"/>
-              <w:lang w:val="en-GB"/>
-            </w:rPr>
-            <w:t>doi</w:t>
-          </w:r>
-          <w:proofErr w:type="spellEnd"/>
-          <w:r>
-            <w:rPr>
-              <w:rFonts w:ascii="Calibri" w:eastAsia="Times New Roman" w:hAnsi="Calibri" w:cs="Calibri"/>
-              <w:color w:val="000000"/>
-              <w:lang w:val="en-GB"/>
-            </w:rPr>
-            <w:t>: 10.48550/arXiv.2010.09885.</w:t>
+            <w:t>, p. arXiv:2010.09885, Oct. 2020, doi: 10.48550/arXiv.2010.09885.</w:t>
           </w:r>
         </w:p>
         <w:p>
@@ -16581,7 +15015,7 @@
             <w:autoSpaceDE w:val="0"/>
             <w:autoSpaceDN w:val="0"/>
             <w:ind w:hanging="640"/>
-            <w:divId w:val="772016475"/>
+            <w:divId w:val="544411845"/>
             <w:rPr>
               <w:rFonts w:ascii="Calibri" w:eastAsia="Times New Roman" w:hAnsi="Calibri" w:cs="Calibri"/>
               <w:color w:val="000000"/>
@@ -16603,27 +15037,8 @@
               <w:lang w:val="en-GB"/>
             </w:rPr>
             <w:tab/>
-            <w:t xml:space="preserve">T. Li and Y. Pei, “MOLE: Modular Learning </w:t>
+            <w:t xml:space="preserve">T. Li and Y. Pei, “MOLE: Modular Learning FramEwork via Mutual Information Maximization,” </w:t>
           </w:r>
-          <w:proofErr w:type="spellStart"/>
-          <w:r>
-            <w:rPr>
-              <w:rFonts w:ascii="Calibri" w:eastAsia="Times New Roman" w:hAnsi="Calibri" w:cs="Calibri"/>
-              <w:color w:val="000000"/>
-              <w:lang w:val="en-GB"/>
-            </w:rPr>
-            <w:t>FramEwork</w:t>
-          </w:r>
-          <w:proofErr w:type="spellEnd"/>
-          <w:r>
-            <w:rPr>
-              <w:rFonts w:ascii="Calibri" w:eastAsia="Times New Roman" w:hAnsi="Calibri" w:cs="Calibri"/>
-              <w:color w:val="000000"/>
-              <w:lang w:val="en-GB"/>
-            </w:rPr>
-            <w:t xml:space="preserve"> via Mutual Information Maximization,” </w:t>
-          </w:r>
-          <w:proofErr w:type="spellStart"/>
           <w:r>
             <w:rPr>
               <w:rFonts w:ascii="Calibri" w:eastAsia="Times New Roman" w:hAnsi="Calibri" w:cs="Calibri"/>
@@ -16634,7 +15049,6 @@
             </w:rPr>
             <w:t>ArXiv</w:t>
           </w:r>
-          <w:proofErr w:type="spellEnd"/>
           <w:r>
             <w:rPr>
               <w:rFonts w:ascii="Calibri" w:eastAsia="Times New Roman" w:hAnsi="Calibri" w:cs="Calibri"/>
@@ -16649,7 +15063,7 @@
             <w:autoSpaceDE w:val="0"/>
             <w:autoSpaceDN w:val="0"/>
             <w:ind w:hanging="640"/>
-            <w:divId w:val="124472936"/>
+            <w:divId w:val="1907180514"/>
             <w:rPr>
               <w:rFonts w:ascii="Calibri" w:eastAsia="Times New Roman" w:hAnsi="Calibri" w:cs="Calibri"/>
               <w:color w:val="000000"/>
@@ -16671,25 +15085,7 @@
               <w:lang w:val="en-GB"/>
             </w:rPr>
             <w:tab/>
-            <w:t>“</w:t>
-          </w:r>
-          <w:proofErr w:type="spellStart"/>
-          <w:r>
-            <w:rPr>
-              <w:rFonts w:ascii="Calibri" w:eastAsia="Times New Roman" w:hAnsi="Calibri" w:cs="Calibri"/>
-              <w:color w:val="000000"/>
-              <w:lang w:val="en-GB"/>
-            </w:rPr>
-            <w:t>RDKit</w:t>
-          </w:r>
-          <w:proofErr w:type="spellEnd"/>
-          <w:r>
-            <w:rPr>
-              <w:rFonts w:ascii="Calibri" w:eastAsia="Times New Roman" w:hAnsi="Calibri" w:cs="Calibri"/>
-              <w:color w:val="000000"/>
-              <w:lang w:val="en-GB"/>
-            </w:rPr>
-            <w:t>: Open-source cheminformatics.,” https://www.rdkit.org.</w:t>
+            <w:t>“RDKit: Open-source cheminformatics.,” https://www.rdkit.org.</w:t>
           </w:r>
         </w:p>
         <w:p>
@@ -16697,7 +15093,7 @@
             <w:autoSpaceDE w:val="0"/>
             <w:autoSpaceDN w:val="0"/>
             <w:ind w:hanging="640"/>
-            <w:divId w:val="449906584"/>
+            <w:divId w:val="974799217"/>
             <w:rPr>
               <w:rFonts w:ascii="Calibri" w:eastAsia="Times New Roman" w:hAnsi="Calibri" w:cs="Calibri"/>
               <w:color w:val="000000"/>
@@ -16737,25 +15133,7 @@
               <w:color w:val="000000"/>
               <w:lang w:val="en-GB"/>
             </w:rPr>
-            <w:t xml:space="preserve">, vol. 50, no. 5, pp. 742–754, 2010, </w:t>
-          </w:r>
-          <w:proofErr w:type="spellStart"/>
-          <w:r>
-            <w:rPr>
-              <w:rFonts w:ascii="Calibri" w:eastAsia="Times New Roman" w:hAnsi="Calibri" w:cs="Calibri"/>
-              <w:color w:val="000000"/>
-              <w:lang w:val="en-GB"/>
-            </w:rPr>
-            <w:t>doi</w:t>
-          </w:r>
-          <w:proofErr w:type="spellEnd"/>
-          <w:r>
-            <w:rPr>
-              <w:rFonts w:ascii="Calibri" w:eastAsia="Times New Roman" w:hAnsi="Calibri" w:cs="Calibri"/>
-              <w:color w:val="000000"/>
-              <w:lang w:val="en-GB"/>
-            </w:rPr>
-            <w:t>: 10.1021/ci100050t.</w:t>
+            <w:t>, vol. 50, no. 5, pp. 742–754, 2010, doi: 10.1021/ci100050t.</w:t>
           </w:r>
         </w:p>
         <w:p>
@@ -16763,7 +15141,7 @@
             <w:autoSpaceDE w:val="0"/>
             <w:autoSpaceDN w:val="0"/>
             <w:ind w:hanging="640"/>
-            <w:divId w:val="1928227363"/>
+            <w:divId w:val="1867062766"/>
             <w:rPr>
               <w:rFonts w:ascii="Calibri" w:eastAsia="Times New Roman" w:hAnsi="Calibri" w:cs="Calibri"/>
               <w:color w:val="000000"/>
@@ -16785,79 +15163,7 @@
               <w:lang w:val="en-GB"/>
             </w:rPr>
             <w:tab/>
-            <w:t xml:space="preserve">O. K. </w:t>
-          </w:r>
-          <w:proofErr w:type="spellStart"/>
-          <w:r>
-            <w:rPr>
-              <w:rFonts w:ascii="Calibri" w:eastAsia="Times New Roman" w:hAnsi="Calibri" w:cs="Calibri"/>
-              <w:color w:val="000000"/>
-              <w:lang w:val="en-GB"/>
-            </w:rPr>
-            <w:t>Alhmoudi</w:t>
-          </w:r>
-          <w:proofErr w:type="spellEnd"/>
-          <w:r>
-            <w:rPr>
-              <w:rFonts w:ascii="Calibri" w:eastAsia="Times New Roman" w:hAnsi="Calibri" w:cs="Calibri"/>
-              <w:color w:val="000000"/>
-              <w:lang w:val="en-GB"/>
-            </w:rPr>
-            <w:t xml:space="preserve">, M. Thameem, A. </w:t>
-          </w:r>
-          <w:proofErr w:type="spellStart"/>
-          <w:r>
-            <w:rPr>
-              <w:rFonts w:ascii="Calibri" w:eastAsia="Times New Roman" w:hAnsi="Calibri" w:cs="Calibri"/>
-              <w:color w:val="000000"/>
-              <w:lang w:val="en-GB"/>
-            </w:rPr>
-            <w:t>Elkamel</w:t>
-          </w:r>
-          <w:proofErr w:type="spellEnd"/>
-          <w:r>
-            <w:rPr>
-              <w:rFonts w:ascii="Calibri" w:eastAsia="Times New Roman" w:hAnsi="Calibri" w:cs="Calibri"/>
-              <w:color w:val="000000"/>
-              <w:lang w:val="en-GB"/>
-            </w:rPr>
-            <w:t xml:space="preserve">, and A. A. </w:t>
-          </w:r>
-          <w:proofErr w:type="spellStart"/>
-          <w:r>
-            <w:rPr>
-              <w:rFonts w:ascii="Calibri" w:eastAsia="Times New Roman" w:hAnsi="Calibri" w:cs="Calibri"/>
-              <w:color w:val="000000"/>
-              <w:lang w:val="en-GB"/>
-            </w:rPr>
-            <w:t>AlHammadi</w:t>
-          </w:r>
-          <w:proofErr w:type="spellEnd"/>
-          <w:r>
-            <w:rPr>
-              <w:rFonts w:ascii="Calibri" w:eastAsia="Times New Roman" w:hAnsi="Calibri" w:cs="Calibri"/>
-              <w:color w:val="000000"/>
-              <w:lang w:val="en-GB"/>
-            </w:rPr>
-            <w:t xml:space="preserve">, “Low-Compute repurposing of an English transformer into a molecular encoder: A two-stage SELFIES adaptation of </w:t>
-          </w:r>
-          <w:proofErr w:type="spellStart"/>
-          <w:r>
-            <w:rPr>
-              <w:rFonts w:ascii="Calibri" w:eastAsia="Times New Roman" w:hAnsi="Calibri" w:cs="Calibri"/>
-              <w:color w:val="000000"/>
-              <w:lang w:val="en-GB"/>
-            </w:rPr>
-            <w:t>RoBERTa</w:t>
-          </w:r>
-          <w:proofErr w:type="spellEnd"/>
-          <w:r>
-            <w:rPr>
-              <w:rFonts w:ascii="Calibri" w:eastAsia="Times New Roman" w:hAnsi="Calibri" w:cs="Calibri"/>
-              <w:color w:val="000000"/>
-              <w:lang w:val="en-GB"/>
-            </w:rPr>
-            <w:t xml:space="preserve">,” </w:t>
+            <w:t xml:space="preserve">O. K. Alhmoudi, M. Thameem, A. Elkamel, and A. A. AlHammadi, “Low-Compute repurposing of an English transformer into a molecular encoder: A two-stage SELFIES adaptation of RoBERTa,” </w:t>
           </w:r>
           <w:r>
             <w:rPr>
@@ -16875,25 +15181,7 @@
               <w:color w:val="000000"/>
               <w:lang w:val="en-GB"/>
             </w:rPr>
-            <w:t xml:space="preserve">, vol. 28, p. 108390, Dec. 2025, </w:t>
-          </w:r>
-          <w:proofErr w:type="spellStart"/>
-          <w:r>
-            <w:rPr>
-              <w:rFonts w:ascii="Calibri" w:eastAsia="Times New Roman" w:hAnsi="Calibri" w:cs="Calibri"/>
-              <w:color w:val="000000"/>
-              <w:lang w:val="en-GB"/>
-            </w:rPr>
-            <w:t>doi</w:t>
-          </w:r>
-          <w:proofErr w:type="spellEnd"/>
-          <w:r>
-            <w:rPr>
-              <w:rFonts w:ascii="Calibri" w:eastAsia="Times New Roman" w:hAnsi="Calibri" w:cs="Calibri"/>
-              <w:color w:val="000000"/>
-              <w:lang w:val="en-GB"/>
-            </w:rPr>
-            <w:t>: 10.1016/j.rineng.2025.108390.</w:t>
+            <w:t>, vol. 28, p. 108390, Dec. 2025, doi: 10.1016/j.rineng.2025.108390.</w:t>
           </w:r>
         </w:p>
         <w:p>
@@ -16901,7 +15189,7 @@
             <w:autoSpaceDE w:val="0"/>
             <w:autoSpaceDN w:val="0"/>
             <w:ind w:hanging="640"/>
-            <w:divId w:val="1007440161"/>
+            <w:divId w:val="1589193078"/>
             <w:rPr>
               <w:rFonts w:ascii="Calibri" w:eastAsia="Times New Roman" w:hAnsi="Calibri" w:cs="Calibri"/>
               <w:color w:val="000000"/>
@@ -16923,24 +15211,25 @@
               <w:lang w:val="en-GB"/>
             </w:rPr>
             <w:tab/>
+            <w:t xml:space="preserve">J. Devlin, M.-W. Chang, K. Lee, and K. Toutanova, “BERT: Pre-training of Deep Bidirectional Transformers for Language Understanding,” in </w:t>
           </w:r>
-          <w:proofErr w:type="spellStart"/>
+          <w:r>
+            <w:rPr>
+              <w:rFonts w:ascii="Calibri" w:eastAsia="Times New Roman" w:hAnsi="Calibri" w:cs="Calibri"/>
+              <w:i/>
+              <w:iCs/>
+              <w:color w:val="000000"/>
+              <w:lang w:val="en-GB"/>
+            </w:rPr>
+            <w:t>North American Chapter of the Association for Computational Linguistics</w:t>
+          </w:r>
           <w:r>
             <w:rPr>
               <w:rFonts w:ascii="Calibri" w:eastAsia="Times New Roman" w:hAnsi="Calibri" w:cs="Calibri"/>
               <w:color w:val="000000"/>
               <w:lang w:val="en-GB"/>
             </w:rPr>
-            <w:t>Sgt.</w:t>
-          </w:r>
-          <w:proofErr w:type="spellEnd"/>
-          <w:r>
-            <w:rPr>
-              <w:rFonts w:ascii="Calibri" w:eastAsia="Times New Roman" w:hAnsi="Calibri" w:cs="Calibri"/>
-              <w:color w:val="000000"/>
-              <w:lang w:val="en-GB"/>
-            </w:rPr>
-            <w:t xml:space="preserve"> Peppers, “Drug Design with Small Molecule SMILES,” https://www.kaggle.com/datasets/art3mis/chembl22.</w:t>
+            <w:t>, 2019. [Online]. Available: https://api.semanticscholar.org/CorpusID:52967399</w:t>
           </w:r>
         </w:p>
         <w:p>
@@ -16948,7 +15237,7 @@
             <w:autoSpaceDE w:val="0"/>
             <w:autoSpaceDN w:val="0"/>
             <w:ind w:hanging="640"/>
-            <w:divId w:val="916943350"/>
+            <w:divId w:val="588002812"/>
             <w:rPr>
               <w:rFonts w:ascii="Calibri" w:eastAsia="Times New Roman" w:hAnsi="Calibri" w:cs="Calibri"/>
               <w:color w:val="000000"/>
@@ -16970,7 +15259,7 @@
               <w:lang w:val="en-GB"/>
             </w:rPr>
             <w:tab/>
-            <w:t xml:space="preserve">C. Knox </w:t>
+            <w:t xml:space="preserve">Y. Liu </w:t>
           </w:r>
           <w:r>
             <w:rPr>
@@ -16988,43 +15277,7 @@
               <w:color w:val="000000"/>
               <w:lang w:val="en-GB"/>
             </w:rPr>
-            <w:t>, “</w:t>
-          </w:r>
-          <w:proofErr w:type="spellStart"/>
-          <w:r>
-            <w:rPr>
-              <w:rFonts w:ascii="Calibri" w:eastAsia="Times New Roman" w:hAnsi="Calibri" w:cs="Calibri"/>
-              <w:color w:val="000000"/>
-              <w:lang w:val="en-GB"/>
-            </w:rPr>
-            <w:t>DrugBank</w:t>
-          </w:r>
-          <w:proofErr w:type="spellEnd"/>
-          <w:r>
-            <w:rPr>
-              <w:rFonts w:ascii="Calibri" w:eastAsia="Times New Roman" w:hAnsi="Calibri" w:cs="Calibri"/>
-              <w:color w:val="000000"/>
-              <w:lang w:val="en-GB"/>
-            </w:rPr>
-            <w:t xml:space="preserve"> 6.0: the </w:t>
-          </w:r>
-          <w:proofErr w:type="spellStart"/>
-          <w:r>
-            <w:rPr>
-              <w:rFonts w:ascii="Calibri" w:eastAsia="Times New Roman" w:hAnsi="Calibri" w:cs="Calibri"/>
-              <w:color w:val="000000"/>
-              <w:lang w:val="en-GB"/>
-            </w:rPr>
-            <w:t>DrugBank</w:t>
-          </w:r>
-          <w:proofErr w:type="spellEnd"/>
-          <w:r>
-            <w:rPr>
-              <w:rFonts w:ascii="Calibri" w:eastAsia="Times New Roman" w:hAnsi="Calibri" w:cs="Calibri"/>
-              <w:color w:val="000000"/>
-              <w:lang w:val="en-GB"/>
-            </w:rPr>
-            <w:t xml:space="preserve"> Knowledgebase for 2024,” </w:t>
+            <w:t xml:space="preserve">, “RoBERTa: A Robustly Optimized BERT Pretraining Approach,” </w:t>
           </w:r>
           <w:r>
             <w:rPr>
@@ -17034,7 +15287,7 @@
               <w:color w:val="000000"/>
               <w:lang w:val="en-GB"/>
             </w:rPr>
-            <w:t>Nucleic Acids Res.</w:t>
+            <w:t>ArXiv</w:t>
           </w:r>
           <w:r>
             <w:rPr>
@@ -17042,43 +15295,7 @@
               <w:color w:val="000000"/>
               <w:lang w:val="en-GB"/>
             </w:rPr>
-            <w:t xml:space="preserve">, vol. 52, no. D1, pp. D1265–D1275, Jan. 2024, </w:t>
-          </w:r>
-          <w:proofErr w:type="spellStart"/>
-          <w:r>
-            <w:rPr>
-              <w:rFonts w:ascii="Calibri" w:eastAsia="Times New Roman" w:hAnsi="Calibri" w:cs="Calibri"/>
-              <w:color w:val="000000"/>
-              <w:lang w:val="en-GB"/>
-            </w:rPr>
-            <w:t>doi</w:t>
-          </w:r>
-          <w:proofErr w:type="spellEnd"/>
-          <w:r>
-            <w:rPr>
-              <w:rFonts w:ascii="Calibri" w:eastAsia="Times New Roman" w:hAnsi="Calibri" w:cs="Calibri"/>
-              <w:color w:val="000000"/>
-              <w:lang w:val="en-GB"/>
-            </w:rPr>
-            <w:t>: 10.1093/</w:t>
-          </w:r>
-          <w:proofErr w:type="spellStart"/>
-          <w:r>
-            <w:rPr>
-              <w:rFonts w:ascii="Calibri" w:eastAsia="Times New Roman" w:hAnsi="Calibri" w:cs="Calibri"/>
-              <w:color w:val="000000"/>
-              <w:lang w:val="en-GB"/>
-            </w:rPr>
-            <w:t>nar</w:t>
-          </w:r>
-          <w:proofErr w:type="spellEnd"/>
-          <w:r>
-            <w:rPr>
-              <w:rFonts w:ascii="Calibri" w:eastAsia="Times New Roman" w:hAnsi="Calibri" w:cs="Calibri"/>
-              <w:color w:val="000000"/>
-              <w:lang w:val="en-GB"/>
-            </w:rPr>
-            <w:t>/gkad976.</w:t>
+            <w:t>, vol. abs/1907.11692, 2019, [Online]. Available: https://api.semanticscholar.org/CorpusID:198953378</w:t>
           </w:r>
         </w:p>
         <w:p>
@@ -17086,7 +15303,7 @@
             <w:autoSpaceDE w:val="0"/>
             <w:autoSpaceDN w:val="0"/>
             <w:ind w:hanging="640"/>
-            <w:divId w:val="859440137"/>
+            <w:divId w:val="1462923793"/>
             <w:rPr>
               <w:rFonts w:ascii="Calibri" w:eastAsia="Times New Roman" w:hAnsi="Calibri" w:cs="Calibri"/>
               <w:color w:val="000000"/>
@@ -17108,25 +15325,7 @@
               <w:lang w:val="en-GB"/>
             </w:rPr>
             <w:tab/>
-            <w:t xml:space="preserve">A. </w:t>
-          </w:r>
-          <w:proofErr w:type="spellStart"/>
-          <w:r>
-            <w:rPr>
-              <w:rFonts w:ascii="Calibri" w:eastAsia="Times New Roman" w:hAnsi="Calibri" w:cs="Calibri"/>
-              <w:color w:val="000000"/>
-              <w:lang w:val="en-GB"/>
-            </w:rPr>
-            <w:t>Gaulton</w:t>
-          </w:r>
-          <w:proofErr w:type="spellEnd"/>
-          <w:r>
-            <w:rPr>
-              <w:rFonts w:ascii="Calibri" w:eastAsia="Times New Roman" w:hAnsi="Calibri" w:cs="Calibri"/>
-              <w:color w:val="000000"/>
-              <w:lang w:val="en-GB"/>
-            </w:rPr>
-            <w:t xml:space="preserve"> </w:t>
+            <w:t xml:space="preserve">R. Sennrich, B. Haddow, and A. Birch, “Neural Machine Translation of Rare Words with Subword Units,” </w:t>
           </w:r>
           <w:r>
             <w:rPr>
@@ -17136,7 +15335,7 @@
               <w:color w:val="000000"/>
               <w:lang w:val="en-GB"/>
             </w:rPr>
-            <w:t>et al.</w:t>
+            <w:t>ArXiv</w:t>
           </w:r>
           <w:r>
             <w:rPr>
@@ -17144,79 +15343,7 @@
               <w:color w:val="000000"/>
               <w:lang w:val="en-GB"/>
             </w:rPr>
-            <w:t xml:space="preserve">, “The </w:t>
-          </w:r>
-          <w:proofErr w:type="spellStart"/>
-          <w:r>
-            <w:rPr>
-              <w:rFonts w:ascii="Calibri" w:eastAsia="Times New Roman" w:hAnsi="Calibri" w:cs="Calibri"/>
-              <w:color w:val="000000"/>
-              <w:lang w:val="en-GB"/>
-            </w:rPr>
-            <w:t>ChEMBL</w:t>
-          </w:r>
-          <w:proofErr w:type="spellEnd"/>
-          <w:r>
-            <w:rPr>
-              <w:rFonts w:ascii="Calibri" w:eastAsia="Times New Roman" w:hAnsi="Calibri" w:cs="Calibri"/>
-              <w:color w:val="000000"/>
-              <w:lang w:val="en-GB"/>
-            </w:rPr>
-            <w:t xml:space="preserve"> database in 2017,” </w:t>
-          </w:r>
-          <w:r>
-            <w:rPr>
-              <w:rFonts w:ascii="Calibri" w:eastAsia="Times New Roman" w:hAnsi="Calibri" w:cs="Calibri"/>
-              <w:i/>
-              <w:iCs/>
-              <w:color w:val="000000"/>
-              <w:lang w:val="en-GB"/>
-            </w:rPr>
-            <w:t>Nucleic Acids Res.</w:t>
-          </w:r>
-          <w:r>
-            <w:rPr>
-              <w:rFonts w:ascii="Calibri" w:eastAsia="Times New Roman" w:hAnsi="Calibri" w:cs="Calibri"/>
-              <w:color w:val="000000"/>
-              <w:lang w:val="en-GB"/>
-            </w:rPr>
-            <w:t xml:space="preserve">, vol. 45, no. D1, pp. D945–D954, Jan. 2017, </w:t>
-          </w:r>
-          <w:proofErr w:type="spellStart"/>
-          <w:r>
-            <w:rPr>
-              <w:rFonts w:ascii="Calibri" w:eastAsia="Times New Roman" w:hAnsi="Calibri" w:cs="Calibri"/>
-              <w:color w:val="000000"/>
-              <w:lang w:val="en-GB"/>
-            </w:rPr>
-            <w:t>doi</w:t>
-          </w:r>
-          <w:proofErr w:type="spellEnd"/>
-          <w:r>
-            <w:rPr>
-              <w:rFonts w:ascii="Calibri" w:eastAsia="Times New Roman" w:hAnsi="Calibri" w:cs="Calibri"/>
-              <w:color w:val="000000"/>
-              <w:lang w:val="en-GB"/>
-            </w:rPr>
-            <w:t>: 10.1093/</w:t>
-          </w:r>
-          <w:proofErr w:type="spellStart"/>
-          <w:r>
-            <w:rPr>
-              <w:rFonts w:ascii="Calibri" w:eastAsia="Times New Roman" w:hAnsi="Calibri" w:cs="Calibri"/>
-              <w:color w:val="000000"/>
-              <w:lang w:val="en-GB"/>
-            </w:rPr>
-            <w:t>nar</w:t>
-          </w:r>
-          <w:proofErr w:type="spellEnd"/>
-          <w:r>
-            <w:rPr>
-              <w:rFonts w:ascii="Calibri" w:eastAsia="Times New Roman" w:hAnsi="Calibri" w:cs="Calibri"/>
-              <w:color w:val="000000"/>
-              <w:lang w:val="en-GB"/>
-            </w:rPr>
-            <w:t>/gkw1074.</w:t>
+            <w:t>, vol. abs/1508.07909, 2015, [Online]. Available: https://api.semanticscholar.org/CorpusID:1114678</w:t>
           </w:r>
         </w:p>
         <w:p>
@@ -17224,18 +15351,19 @@
             <w:autoSpaceDE w:val="0"/>
             <w:autoSpaceDN w:val="0"/>
             <w:ind w:hanging="640"/>
-            <w:divId w:val="1441683074"/>
-            <w:rPr>
-              <w:rFonts w:ascii="Calibri" w:eastAsia="Times New Roman" w:hAnsi="Calibri" w:cs="Calibri"/>
-              <w:color w:val="000000"/>
-            </w:rPr>
-          </w:pPr>
-          <w:r>
+            <w:divId w:val="1807235915"/>
             <w:rPr>
               <w:rFonts w:ascii="Calibri" w:eastAsia="Times New Roman" w:hAnsi="Calibri" w:cs="Calibri"/>
               <w:color w:val="000000"/>
               <w:lang w:val="en-GB"/>
             </w:rPr>
+          </w:pPr>
+          <w:r>
+            <w:rPr>
+              <w:rFonts w:ascii="Calibri" w:eastAsia="Times New Roman" w:hAnsi="Calibri" w:cs="Calibri"/>
+              <w:color w:val="000000"/>
+              <w:lang w:val="en-GB"/>
+            </w:rPr>
             <w:t>[19]</w:t>
           </w:r>
           <w:r>
@@ -17245,7 +15373,7 @@
               <w:lang w:val="en-GB"/>
             </w:rPr>
             <w:tab/>
-            <w:t xml:space="preserve">R. Olayo-Alarcon </w:t>
+            <w:t xml:space="preserve">S. R. Heller, A. McNaught, I. Pletnev, S. Stein, and D. Tchekhovskoi, “InChI, the IUPAC International Chemical Identifier,” </w:t>
           </w:r>
           <w:r>
             <w:rPr>
@@ -17255,7 +15383,7 @@
               <w:color w:val="000000"/>
               <w:lang w:val="en-GB"/>
             </w:rPr>
-            <w:t>et al.</w:t>
+            <w:t>J. Cheminform.</w:t>
           </w:r>
           <w:r>
             <w:rPr>
@@ -17263,7 +15391,37 @@
               <w:color w:val="000000"/>
               <w:lang w:val="en-GB"/>
             </w:rPr>
-            <w:t xml:space="preserve">, “Pre-trained molecular representations enable antimicrobial discovery,” </w:t>
+            <w:t>, vol. 7, no. 1, p. 23, Dec. 2015, doi: 10.1186/s13321-015-0068-4.</w:t>
+          </w:r>
+        </w:p>
+        <w:p>
+          <w:pPr>
+            <w:autoSpaceDE w:val="0"/>
+            <w:autoSpaceDN w:val="0"/>
+            <w:ind w:hanging="640"/>
+            <w:divId w:val="1771506114"/>
+            <w:rPr>
+              <w:rFonts w:ascii="Calibri" w:eastAsia="Times New Roman" w:hAnsi="Calibri" w:cs="Calibri"/>
+              <w:color w:val="000000"/>
+              <w:lang w:val="en-GB"/>
+            </w:rPr>
+          </w:pPr>
+          <w:r>
+            <w:rPr>
+              <w:rFonts w:ascii="Calibri" w:eastAsia="Times New Roman" w:hAnsi="Calibri" w:cs="Calibri"/>
+              <w:color w:val="000000"/>
+              <w:lang w:val="en-GB"/>
+            </w:rPr>
+            <w:t>[20]</w:t>
+          </w:r>
+          <w:r>
+            <w:rPr>
+              <w:rFonts w:ascii="Calibri" w:eastAsia="Times New Roman" w:hAnsi="Calibri" w:cs="Calibri"/>
+              <w:color w:val="000000"/>
+              <w:lang w:val="en-GB"/>
+            </w:rPr>
+            <w:tab/>
+            <w:t xml:space="preserve">I. Loshchilov and F. Hutter, “SGDR: Stochastic Gradient Descent with Warm Restarts,” </w:t>
           </w:r>
           <w:r>
             <w:rPr>
@@ -17273,66 +15431,365 @@
               <w:color w:val="000000"/>
               <w:lang w:val="en-GB"/>
             </w:rPr>
-            <w:t xml:space="preserve">Nat. </w:t>
+            <w:t>arXiv: Learning</w:t>
           </w:r>
-          <w:proofErr w:type="spellStart"/>
+          <w:r>
+            <w:rPr>
+              <w:rFonts w:ascii="Calibri" w:eastAsia="Times New Roman" w:hAnsi="Calibri" w:cs="Calibri"/>
+              <w:color w:val="000000"/>
+              <w:lang w:val="en-GB"/>
+            </w:rPr>
+            <w:t>, 2016, [Online]. Available: https://api.semanticscholar.org/CorpusID:14337532</w:t>
+          </w:r>
+        </w:p>
+        <w:p>
+          <w:pPr>
+            <w:autoSpaceDE w:val="0"/>
+            <w:autoSpaceDN w:val="0"/>
+            <w:ind w:hanging="640"/>
+            <w:divId w:val="484592694"/>
+            <w:rPr>
+              <w:rFonts w:ascii="Calibri" w:eastAsia="Times New Roman" w:hAnsi="Calibri" w:cs="Calibri"/>
+              <w:color w:val="000000"/>
+              <w:lang w:val="en-GB"/>
+            </w:rPr>
+          </w:pPr>
+          <w:r>
+            <w:rPr>
+              <w:rFonts w:ascii="Calibri" w:eastAsia="Times New Roman" w:hAnsi="Calibri" w:cs="Calibri"/>
+              <w:color w:val="000000"/>
+              <w:lang w:val="en-GB"/>
+            </w:rPr>
+            <w:t>[21]</w:t>
+          </w:r>
+          <w:r>
+            <w:rPr>
+              <w:rFonts w:ascii="Calibri" w:eastAsia="Times New Roman" w:hAnsi="Calibri" w:cs="Calibri"/>
+              <w:color w:val="000000"/>
+              <w:lang w:val="en-GB"/>
+            </w:rPr>
+            <w:tab/>
+            <w:t xml:space="preserve">N. S. Keskar, D. Mudigere, J. Nocedal, M. Smelyanskiy, and P. T. P. Tang, “On Large-Batch Training for Deep Learning: Generalization Gap and Sharp Minima,” </w:t>
+          </w:r>
           <w:r>
             <w:rPr>
               <w:rFonts w:ascii="Calibri" w:eastAsia="Times New Roman" w:hAnsi="Calibri" w:cs="Calibri"/>
               <w:i/>
               <w:iCs/>
               <w:color w:val="000000"/>
-            </w:rPr>
-            <w:t>Commun</w:t>
+              <w:lang w:val="en-GB"/>
+            </w:rPr>
+            <w:t>ArXiv</w:t>
           </w:r>
-          <w:proofErr w:type="spellEnd"/>
+          <w:r>
+            <w:rPr>
+              <w:rFonts w:ascii="Calibri" w:eastAsia="Times New Roman" w:hAnsi="Calibri" w:cs="Calibri"/>
+              <w:color w:val="000000"/>
+              <w:lang w:val="en-GB"/>
+            </w:rPr>
+            <w:t>, vol. abs/1609.04836, 2016, [Online]. Available: https://api.semanticscholar.org/CorpusID:5834589</w:t>
+          </w:r>
+        </w:p>
+        <w:p>
+          <w:pPr>
+            <w:autoSpaceDE w:val="0"/>
+            <w:autoSpaceDN w:val="0"/>
+            <w:ind w:hanging="640"/>
+            <w:divId w:val="1639264419"/>
+            <w:rPr>
+              <w:rFonts w:ascii="Calibri" w:eastAsia="Times New Roman" w:hAnsi="Calibri" w:cs="Calibri"/>
+              <w:color w:val="000000"/>
+              <w:lang w:val="en-GB"/>
+            </w:rPr>
+          </w:pPr>
+          <w:r>
+            <w:rPr>
+              <w:rFonts w:ascii="Calibri" w:eastAsia="Times New Roman" w:hAnsi="Calibri" w:cs="Calibri"/>
+              <w:color w:val="000000"/>
+              <w:lang w:val="en-GB"/>
+            </w:rPr>
+            <w:lastRenderedPageBreak/>
+            <w:t>[22]</w:t>
+          </w:r>
+          <w:r>
+            <w:rPr>
+              <w:rFonts w:ascii="Calibri" w:eastAsia="Times New Roman" w:hAnsi="Calibri" w:cs="Calibri"/>
+              <w:color w:val="000000"/>
+              <w:lang w:val="en-GB"/>
+            </w:rPr>
+            <w:tab/>
+            <w:t xml:space="preserve">P. Micikevicius </w:t>
+          </w:r>
           <w:r>
             <w:rPr>
               <w:rFonts w:ascii="Calibri" w:eastAsia="Times New Roman" w:hAnsi="Calibri" w:cs="Calibri"/>
               <w:i/>
               <w:iCs/>
               <w:color w:val="000000"/>
-            </w:rPr>
-            <w:t>.</w:t>
+              <w:lang w:val="en-GB"/>
+            </w:rPr>
+            <w:t>et al.</w:t>
           </w:r>
           <w:r>
             <w:rPr>
               <w:rFonts w:ascii="Calibri" w:eastAsia="Times New Roman" w:hAnsi="Calibri" w:cs="Calibri"/>
               <w:color w:val="000000"/>
-            </w:rPr>
-            <w:t xml:space="preserve">, vol. 16, no. 1, p. 3420, </w:t>
+              <w:lang w:val="en-GB"/>
+            </w:rPr>
+            <w:t xml:space="preserve">, “Mixed Precision Training,” </w:t>
           </w:r>
-          <w:proofErr w:type="spellStart"/>
+          <w:r>
+            <w:rPr>
+              <w:rFonts w:ascii="Calibri" w:eastAsia="Times New Roman" w:hAnsi="Calibri" w:cs="Calibri"/>
+              <w:i/>
+              <w:iCs/>
+              <w:color w:val="000000"/>
+              <w:lang w:val="en-GB"/>
+            </w:rPr>
+            <w:t>ArXiv</w:t>
+          </w:r>
           <w:r>
             <w:rPr>
               <w:rFonts w:ascii="Calibri" w:eastAsia="Times New Roman" w:hAnsi="Calibri" w:cs="Calibri"/>
               <w:color w:val="000000"/>
-            </w:rPr>
-            <w:t>Apr</w:t>
+              <w:lang w:val="en-GB"/>
+            </w:rPr>
+            <w:t>, vol. abs/1710.03740, 2017, [Online]. Available: https://api.semanticscholar.org/CorpusID:3297437</w:t>
           </w:r>
-          <w:proofErr w:type="spellEnd"/>
-          <w:r>
+        </w:p>
+        <w:p>
+          <w:pPr>
+            <w:autoSpaceDE w:val="0"/>
+            <w:autoSpaceDN w:val="0"/>
+            <w:ind w:hanging="640"/>
+            <w:divId w:val="2094006965"/>
             <w:rPr>
               <w:rFonts w:ascii="Calibri" w:eastAsia="Times New Roman" w:hAnsi="Calibri" w:cs="Calibri"/>
               <w:color w:val="000000"/>
-            </w:rPr>
-            <w:t xml:space="preserve">. 2025, </w:t>
-          </w:r>
-          <w:proofErr w:type="spellStart"/>
+              <w:lang w:val="en-GB"/>
+            </w:rPr>
+          </w:pPr>
           <w:r>
             <w:rPr>
               <w:rFonts w:ascii="Calibri" w:eastAsia="Times New Roman" w:hAnsi="Calibri" w:cs="Calibri"/>
               <w:color w:val="000000"/>
-            </w:rPr>
-            <w:t>doi</w:t>
+              <w:lang w:val="en-GB"/>
+            </w:rPr>
+            <w:t>[23]</w:t>
           </w:r>
-          <w:proofErr w:type="spellEnd"/>
           <w:r>
             <w:rPr>
               <w:rFonts w:ascii="Calibri" w:eastAsia="Times New Roman" w:hAnsi="Calibri" w:cs="Calibri"/>
               <w:color w:val="000000"/>
-            </w:rPr>
-            <w:t>: 10.1038/s41467-025-58804-4.</w:t>
+              <w:lang w:val="en-GB"/>
+            </w:rPr>
+            <w:tab/>
+            <w:t>Sgt. Peppers, “Drug Design with Small Molecule SMILES,” https://www.kaggle.com/datasets/art3mis/chembl22.</w:t>
+          </w:r>
+        </w:p>
+        <w:p>
+          <w:pPr>
+            <w:autoSpaceDE w:val="0"/>
+            <w:autoSpaceDN w:val="0"/>
+            <w:ind w:hanging="640"/>
+            <w:divId w:val="48194014"/>
+            <w:rPr>
+              <w:rFonts w:ascii="Calibri" w:eastAsia="Times New Roman" w:hAnsi="Calibri" w:cs="Calibri"/>
+              <w:color w:val="000000"/>
+              <w:lang w:val="en-GB"/>
+            </w:rPr>
+          </w:pPr>
+          <w:r>
+            <w:rPr>
+              <w:rFonts w:ascii="Calibri" w:eastAsia="Times New Roman" w:hAnsi="Calibri" w:cs="Calibri"/>
+              <w:color w:val="000000"/>
+              <w:lang w:val="en-GB"/>
+            </w:rPr>
+            <w:t>[24]</w:t>
+          </w:r>
+          <w:r>
+            <w:rPr>
+              <w:rFonts w:ascii="Calibri" w:eastAsia="Times New Roman" w:hAnsi="Calibri" w:cs="Calibri"/>
+              <w:color w:val="000000"/>
+              <w:lang w:val="en-GB"/>
+            </w:rPr>
+            <w:tab/>
+            <w:t xml:space="preserve">C. Knox </w:t>
+          </w:r>
+          <w:r>
+            <w:rPr>
+              <w:rFonts w:ascii="Calibri" w:eastAsia="Times New Roman" w:hAnsi="Calibri" w:cs="Calibri"/>
+              <w:i/>
+              <w:iCs/>
+              <w:color w:val="000000"/>
+              <w:lang w:val="en-GB"/>
+            </w:rPr>
+            <w:t>et al.</w:t>
+          </w:r>
+          <w:r>
+            <w:rPr>
+              <w:rFonts w:ascii="Calibri" w:eastAsia="Times New Roman" w:hAnsi="Calibri" w:cs="Calibri"/>
+              <w:color w:val="000000"/>
+              <w:lang w:val="en-GB"/>
+            </w:rPr>
+            <w:t xml:space="preserve">, “DrugBank 6.0: the DrugBank Knowledgebase for 2024,” </w:t>
+          </w:r>
+          <w:r>
+            <w:rPr>
+              <w:rFonts w:ascii="Calibri" w:eastAsia="Times New Roman" w:hAnsi="Calibri" w:cs="Calibri"/>
+              <w:i/>
+              <w:iCs/>
+              <w:color w:val="000000"/>
+              <w:lang w:val="en-GB"/>
+            </w:rPr>
+            <w:t>Nucleic Acids Res.</w:t>
+          </w:r>
+          <w:r>
+            <w:rPr>
+              <w:rFonts w:ascii="Calibri" w:eastAsia="Times New Roman" w:hAnsi="Calibri" w:cs="Calibri"/>
+              <w:color w:val="000000"/>
+              <w:lang w:val="en-GB"/>
+            </w:rPr>
+            <w:t>, vol. 52, no. D1, pp. D1265–D1275, Jan. 2024, doi: 10.1093/nar/gkad976.</w:t>
+          </w:r>
+        </w:p>
+        <w:p>
+          <w:pPr>
+            <w:autoSpaceDE w:val="0"/>
+            <w:autoSpaceDN w:val="0"/>
+            <w:ind w:hanging="640"/>
+            <w:divId w:val="1966697421"/>
+            <w:rPr>
+              <w:rFonts w:ascii="Calibri" w:eastAsia="Times New Roman" w:hAnsi="Calibri" w:cs="Calibri"/>
+              <w:color w:val="000000"/>
+              <w:lang w:val="en-GB"/>
+            </w:rPr>
+          </w:pPr>
+          <w:r>
+            <w:rPr>
+              <w:rFonts w:ascii="Calibri" w:eastAsia="Times New Roman" w:hAnsi="Calibri" w:cs="Calibri"/>
+              <w:color w:val="000000"/>
+              <w:lang w:val="en-GB"/>
+            </w:rPr>
+            <w:t>[25]</w:t>
+          </w:r>
+          <w:r>
+            <w:rPr>
+              <w:rFonts w:ascii="Calibri" w:eastAsia="Times New Roman" w:hAnsi="Calibri" w:cs="Calibri"/>
+              <w:color w:val="000000"/>
+              <w:lang w:val="en-GB"/>
+            </w:rPr>
+            <w:tab/>
+            <w:t xml:space="preserve">A. Gaulton </w:t>
+          </w:r>
+          <w:r>
+            <w:rPr>
+              <w:rFonts w:ascii="Calibri" w:eastAsia="Times New Roman" w:hAnsi="Calibri" w:cs="Calibri"/>
+              <w:i/>
+              <w:iCs/>
+              <w:color w:val="000000"/>
+              <w:lang w:val="en-GB"/>
+            </w:rPr>
+            <w:t>et al.</w:t>
+          </w:r>
+          <w:r>
+            <w:rPr>
+              <w:rFonts w:ascii="Calibri" w:eastAsia="Times New Roman" w:hAnsi="Calibri" w:cs="Calibri"/>
+              <w:color w:val="000000"/>
+              <w:lang w:val="en-GB"/>
+            </w:rPr>
+            <w:t xml:space="preserve">, “The ChEMBL database in 2017,” </w:t>
+          </w:r>
+          <w:r>
+            <w:rPr>
+              <w:rFonts w:ascii="Calibri" w:eastAsia="Times New Roman" w:hAnsi="Calibri" w:cs="Calibri"/>
+              <w:i/>
+              <w:iCs/>
+              <w:color w:val="000000"/>
+              <w:lang w:val="en-GB"/>
+            </w:rPr>
+            <w:t>Nucleic Acids Res.</w:t>
+          </w:r>
+          <w:r>
+            <w:rPr>
+              <w:rFonts w:ascii="Calibri" w:eastAsia="Times New Roman" w:hAnsi="Calibri" w:cs="Calibri"/>
+              <w:color w:val="000000"/>
+              <w:lang w:val="en-GB"/>
+            </w:rPr>
+            <w:t>, vol. 45, no. D1, pp. D945–D954, Jan. 2017, doi: 10.1093/nar/gkw1074.</w:t>
+          </w:r>
+        </w:p>
+        <w:p>
+          <w:pPr>
+            <w:autoSpaceDE w:val="0"/>
+            <w:autoSpaceDN w:val="0"/>
+            <w:ind w:hanging="640"/>
+            <w:divId w:val="1345547100"/>
+            <w:rPr>
+              <w:rFonts w:ascii="Calibri" w:eastAsia="Times New Roman" w:hAnsi="Calibri" w:cs="Calibri"/>
+              <w:color w:val="000000"/>
+            </w:rPr>
+          </w:pPr>
+          <w:r>
+            <w:rPr>
+              <w:rFonts w:ascii="Calibri" w:eastAsia="Times New Roman" w:hAnsi="Calibri" w:cs="Calibri"/>
+              <w:color w:val="000000"/>
+              <w:lang w:val="en-GB"/>
+            </w:rPr>
+            <w:t>[26]</w:t>
+          </w:r>
+          <w:r>
+            <w:rPr>
+              <w:rFonts w:ascii="Calibri" w:eastAsia="Times New Roman" w:hAnsi="Calibri" w:cs="Calibri"/>
+              <w:color w:val="000000"/>
+              <w:lang w:val="en-GB"/>
+            </w:rPr>
+            <w:tab/>
+            <w:t xml:space="preserve">R. Olayo-Alarcon </w:t>
+          </w:r>
+          <w:r>
+            <w:rPr>
+              <w:rFonts w:ascii="Calibri" w:eastAsia="Times New Roman" w:hAnsi="Calibri" w:cs="Calibri"/>
+              <w:i/>
+              <w:iCs/>
+              <w:color w:val="000000"/>
+              <w:lang w:val="en-GB"/>
+            </w:rPr>
+            <w:t>et al.</w:t>
+          </w:r>
+          <w:r>
+            <w:rPr>
+              <w:rFonts w:ascii="Calibri" w:eastAsia="Times New Roman" w:hAnsi="Calibri" w:cs="Calibri"/>
+              <w:color w:val="000000"/>
+              <w:lang w:val="en-GB"/>
+            </w:rPr>
+            <w:t xml:space="preserve">, “Pre-trained molecular representations enable antimicrobial discovery,” </w:t>
+          </w:r>
+          <w:r>
+            <w:rPr>
+              <w:rFonts w:ascii="Calibri" w:eastAsia="Times New Roman" w:hAnsi="Calibri" w:cs="Calibri"/>
+              <w:i/>
+              <w:iCs/>
+              <w:color w:val="000000"/>
+              <w:lang w:val="en-GB"/>
+            </w:rPr>
+            <w:t xml:space="preserve">Nat. </w:t>
+          </w:r>
+          <w:r>
+            <w:rPr>
+              <w:rFonts w:ascii="Calibri" w:eastAsia="Times New Roman" w:hAnsi="Calibri" w:cs="Calibri"/>
+              <w:i/>
+              <w:iCs/>
+              <w:color w:val="000000"/>
+            </w:rPr>
+            <w:t>Commun.</w:t>
+          </w:r>
+          <w:r>
+            <w:rPr>
+              <w:rFonts w:ascii="Calibri" w:eastAsia="Times New Roman" w:hAnsi="Calibri" w:cs="Calibri"/>
+              <w:color w:val="000000"/>
+            </w:rPr>
+            <w:t>, vol. 16, no. 1, p. 3420, Apr. 2025, doi: 10.1038/s41467-025-58804-4.</w:t>
           </w:r>
         </w:p>
         <w:p>
@@ -17361,16 +15818,14 @@
           <w:lang w:val="en-GB"/>
         </w:rPr>
       </w:pPr>
-      <w:bookmarkStart w:id="52" w:name="_Toc225628563"/>
-      <w:proofErr w:type="spellStart"/>
+      <w:bookmarkStart w:id="54" w:name="_Toc227189016"/>
       <w:r>
         <w:rPr>
           <w:lang w:val="en-GB"/>
         </w:rPr>
         <w:t>Anexos</w:t>
       </w:r>
-      <w:bookmarkEnd w:id="52"/>
-      <w:proofErr w:type="spellEnd"/>
+      <w:bookmarkEnd w:id="54"/>
     </w:p>
     <w:p>
       <w:pPr>
@@ -17387,21 +15842,7 @@
         <w:rPr>
           <w:lang w:val="en-GB"/>
         </w:rPr>
-        <w:t xml:space="preserve">“inchi_output.txt” – 1,575,727 InChI strings derived from </w:t>
-      </w:r>
-      <w:proofErr w:type="spellStart"/>
-      <w:r>
-        <w:rPr>
-          <w:lang w:val="en-GB"/>
-        </w:rPr>
-        <w:t>ChembL</w:t>
-      </w:r>
-      <w:proofErr w:type="spellEnd"/>
-      <w:r>
-        <w:rPr>
-          <w:lang w:val="en-GB"/>
-        </w:rPr>
-        <w:t xml:space="preserve"> used for MLM training</w:t>
+        <w:t>“inchi_output.txt” – 1,575,727 InChI strings derived from ChembL used for MLM training</w:t>
       </w:r>
       <w:r>
         <w:rPr>
@@ -17427,7 +15868,6 @@
         </w:rPr>
         <w:t>“</w:t>
       </w:r>
-      <w:proofErr w:type="spellStart"/>
       <w:r>
         <w:rPr>
           <w:lang w:val="en-GB"/>
@@ -17438,14 +15878,7 @@
         <w:rPr>
           <w:lang w:val="en-GB"/>
         </w:rPr>
-        <w:t>.tsv</w:t>
-      </w:r>
-      <w:proofErr w:type="spellEnd"/>
-      <w:r>
-        <w:rPr>
-          <w:lang w:val="en-GB"/>
-        </w:rPr>
-        <w:t>”</w:t>
+        <w:t>.tsv”</w:t>
       </w:r>
     </w:p>
     <w:p>
@@ -17463,14 +15896,7 @@
         <w:rPr>
           <w:lang w:val="en-GB"/>
         </w:rPr>
-        <w:t>“</w:t>
-      </w:r>
-      <w:proofErr w:type="spellStart"/>
-      <w:r>
-        <w:rPr>
-          <w:lang w:val="en-GB"/>
-        </w:rPr>
-        <w:t>MolE</w:t>
+        <w:t>“MolE</w:t>
       </w:r>
       <w:r>
         <w:rPr>
@@ -17482,14 +15908,7 @@
         <w:rPr>
           <w:lang w:val="en-GB"/>
         </w:rPr>
-        <w:t>.tsv</w:t>
-      </w:r>
-      <w:proofErr w:type="spellEnd"/>
-      <w:r>
-        <w:rPr>
-          <w:lang w:val="en-GB"/>
-        </w:rPr>
-        <w:t>”</w:t>
+        <w:t>.tsv”</w:t>
       </w:r>
     </w:p>
     <w:p>
@@ -17507,14 +15926,7 @@
         <w:rPr>
           <w:lang w:val="en-GB"/>
         </w:rPr>
-        <w:t>“</w:t>
-      </w:r>
-      <w:proofErr w:type="spellStart"/>
-      <w:r>
-        <w:rPr>
-          <w:lang w:val="en-GB"/>
-        </w:rPr>
-        <w:t>chemberta</w:t>
+        <w:t>“chemberta</w:t>
       </w:r>
       <w:r>
         <w:rPr>
@@ -17526,14 +15938,7 @@
         <w:rPr>
           <w:lang w:val="en-GB"/>
         </w:rPr>
-        <w:t>.tsv</w:t>
-      </w:r>
-      <w:proofErr w:type="spellEnd"/>
-      <w:r>
-        <w:rPr>
-          <w:lang w:val="en-GB"/>
-        </w:rPr>
-        <w:t>”</w:t>
+        <w:t>.tsv”</w:t>
       </w:r>
     </w:p>
     <w:p>
@@ -17553,7 +15958,6 @@
         </w:rPr>
         <w:t>“</w:t>
       </w:r>
-      <w:proofErr w:type="spellStart"/>
       <w:r>
         <w:rPr>
           <w:lang w:val="en-GB"/>
@@ -17564,21 +15968,16 @@
         <w:rPr>
           <w:lang w:val="en-GB"/>
         </w:rPr>
-        <w:t>.tsv</w:t>
-      </w:r>
-      <w:proofErr w:type="spellEnd"/>
-      <w:r>
-        <w:rPr>
-          <w:lang w:val="en-GB"/>
-        </w:rPr>
-        <w:t>”</w:t>
+        <w:t>.tsv”</w:t>
       </w:r>
     </w:p>
     <w:sectPr>
+      <w:footerReference w:type="default" r:id="rId30"/>
+      <w:footerReference w:type="first" r:id="rId31"/>
       <w:pgSz w:w="11906" w:h="16838" w:code="9"/>
       <w:pgMar w:top="-1985" w:right="1276" w:bottom="993" w:left="1701" w:header="709" w:footer="439" w:gutter="0"/>
+      <w:pgNumType w:start="3"/>
       <w:cols w:space="708"/>
-      <w:titlePg/>
       <w:docGrid w:linePitch="360"/>
     </w:sectPr>
   </w:body>
@@ -17616,9 +16015,65 @@
 
 <file path=word/footer2.xml><?xml version="1.0" encoding="utf-8"?>
 <w:ftr xmlns:wpc="http://schemas.microsoft.com/office/word/2010/wordprocessingCanvas" xmlns:cx="http://schemas.microsoft.com/office/drawing/2014/chartex" xmlns:cx1="http://schemas.microsoft.com/office/drawing/2015/9/8/chartex" xmlns:cx2="http://schemas.microsoft.com/office/drawing/2015/10/21/chartex" xmlns:cx3="http://schemas.microsoft.com/office/drawing/2016/5/9/chartex" xmlns:cx4="http://schemas.microsoft.com/office/drawing/2016/5/10/chartex" xmlns:cx5="http://schemas.microsoft.com/office/drawing/2016/5/11/chartex" xmlns:cx6="http://schemas.microsoft.com/office/drawing/2016/5/12/chartex" xmlns:cx7="http://schemas.microsoft.com/office/drawing/2016/5/13/chartex" xmlns:cx8="http://schemas.microsoft.com/office/drawing/2016/5/14/chartex" xmlns:mc="http://schemas.openxmlformats.org/markup-compatibility/2006" xmlns:aink="http://schemas.microsoft.com/office/drawing/2016/ink" xmlns:am3d="http://schemas.microsoft.com/office/drawing/2017/model3d" xmlns:o="urn:schemas-microsoft-com:office:office" xmlns:oel="http://schemas.microsoft.com/office/2019/extlst" xmlns:r="http://schemas.openxmlformats.org/officeDocument/2006/relationships" xmlns:m="http://schemas.openxmlformats.org/officeDocument/2006/math" xmlns:v="urn:schemas-microsoft-com:vml" xmlns:wp14="http://schemas.microsoft.com/office/word/2010/wordprocessingDrawing" xmlns:wp="http://schemas.openxmlformats.org/drawingml/2006/wordprocessingDrawing" xmlns:w10="urn:schemas-microsoft-com:office:word" xmlns:w="http://schemas.openxmlformats.org/wordprocessingml/2006/main" xmlns:w14="http://schemas.microsoft.com/office/word/2010/wordml" xmlns:w15="http://schemas.microsoft.com/office/word/2012/wordml" xmlns:w16cex="http://schemas.microsoft.com/office/word/2018/wordml/cex" xmlns:w16cid="http://schemas.microsoft.com/office/word/2016/wordml/cid" xmlns:w16="http://schemas.microsoft.com/office/word/2018/wordml" xmlns:w16du="http://schemas.microsoft.com/office/word/2023/wordml/word16du" xmlns:w16sdtdh="http://schemas.microsoft.com/office/word/2020/wordml/sdtdatahash" xmlns:w16sdtfl="http://schemas.microsoft.com/office/word/2024/wordml/sdtformatlock" xmlns:w16se="http://schemas.microsoft.com/office/word/2015/wordml/symex" xmlns:wpg="http://schemas.microsoft.com/office/word/2010/wordprocessingGroup" xmlns:wpi="http://schemas.microsoft.com/office/word/2010/wordprocessingInk" xmlns:wne="http://schemas.microsoft.com/office/word/2006/wordml" xmlns:wps="http://schemas.microsoft.com/office/word/2010/wordprocessingShape" mc:Ignorable="w14 w15 w16se w16cid w16 w16cex w16sdtdh w16sdtfl w16du wp14">
+  <w:p>
+    <w:pPr>
+      <w:pStyle w:val="Footer"/>
+    </w:pPr>
+  </w:p>
+</w:ftr>
+</file>
+
+<file path=word/footer3.xml><?xml version="1.0" encoding="utf-8"?>
+<w:ftr xmlns:wpc="http://schemas.microsoft.com/office/word/2010/wordprocessingCanvas" xmlns:cx="http://schemas.microsoft.com/office/drawing/2014/chartex" xmlns:cx1="http://schemas.microsoft.com/office/drawing/2015/9/8/chartex" xmlns:cx2="http://schemas.microsoft.com/office/drawing/2015/10/21/chartex" xmlns:cx3="http://schemas.microsoft.com/office/drawing/2016/5/9/chartex" xmlns:cx4="http://schemas.microsoft.com/office/drawing/2016/5/10/chartex" xmlns:cx5="http://schemas.microsoft.com/office/drawing/2016/5/11/chartex" xmlns:cx6="http://schemas.microsoft.com/office/drawing/2016/5/12/chartex" xmlns:cx7="http://schemas.microsoft.com/office/drawing/2016/5/13/chartex" xmlns:cx8="http://schemas.microsoft.com/office/drawing/2016/5/14/chartex" xmlns:mc="http://schemas.openxmlformats.org/markup-compatibility/2006" xmlns:aink="http://schemas.microsoft.com/office/drawing/2016/ink" xmlns:am3d="http://schemas.microsoft.com/office/drawing/2017/model3d" xmlns:o="urn:schemas-microsoft-com:office:office" xmlns:oel="http://schemas.microsoft.com/office/2019/extlst" xmlns:r="http://schemas.openxmlformats.org/officeDocument/2006/relationships" xmlns:m="http://schemas.openxmlformats.org/officeDocument/2006/math" xmlns:v="urn:schemas-microsoft-com:vml" xmlns:wp14="http://schemas.microsoft.com/office/word/2010/wordprocessingDrawing" xmlns:wp="http://schemas.openxmlformats.org/drawingml/2006/wordprocessingDrawing" xmlns:w10="urn:schemas-microsoft-com:office:word" xmlns:w="http://schemas.openxmlformats.org/wordprocessingml/2006/main" xmlns:w14="http://schemas.microsoft.com/office/word/2010/wordml" xmlns:w15="http://schemas.microsoft.com/office/word/2012/wordml" xmlns:w16cex="http://schemas.microsoft.com/office/word/2018/wordml/cex" xmlns:w16cid="http://schemas.microsoft.com/office/word/2016/wordml/cid" xmlns:w16="http://schemas.microsoft.com/office/word/2018/wordml" xmlns:w16du="http://schemas.microsoft.com/office/word/2023/wordml/word16du" xmlns:w16sdtdh="http://schemas.microsoft.com/office/word/2020/wordml/sdtdatahash" xmlns:w16sdtfl="http://schemas.microsoft.com/office/word/2024/wordml/sdtformatlock" xmlns:w16se="http://schemas.microsoft.com/office/word/2015/wordml/symex" xmlns:wpg="http://schemas.microsoft.com/office/word/2010/wordprocessingGroup" xmlns:wpi="http://schemas.microsoft.com/office/word/2010/wordprocessingInk" xmlns:wne="http://schemas.microsoft.com/office/word/2006/wordml" xmlns:wps="http://schemas.microsoft.com/office/word/2010/wordprocessingShape" mc:Ignorable="w14 w15 w16se w16cid w16 w16cex w16sdtdh w16sdtfl w16du wp14">
   <w:sdt>
     <w:sdtPr>
-      <w:id w:val="-468520098"/>
+      <w:id w:val="1838812372"/>
+      <w:docPartObj>
+        <w:docPartGallery w:val="Page Numbers (Bottom of Page)"/>
+        <w:docPartUnique/>
+      </w:docPartObj>
+    </w:sdtPr>
+    <w:sdtContent>
+      <w:p>
+        <w:pPr>
+          <w:pStyle w:val="Footer"/>
+          <w:jc w:val="right"/>
+        </w:pPr>
+        <w:r>
+          <w:fldChar w:fldCharType="begin"/>
+        </w:r>
+        <w:r>
+          <w:instrText>PAGE   \* MERGEFORMAT</w:instrText>
+        </w:r>
+        <w:r>
+          <w:fldChar w:fldCharType="separate"/>
+        </w:r>
+        <w:r>
+          <w:rPr>
+            <w:noProof/>
+            <w:lang w:val="en-GB"/>
+          </w:rPr>
+          <w:t>3</w:t>
+        </w:r>
+        <w:r>
+          <w:fldChar w:fldCharType="end"/>
+        </w:r>
+      </w:p>
+    </w:sdtContent>
+  </w:sdt>
+  <w:p>
+    <w:pPr>
+      <w:pStyle w:val="Footer"/>
+    </w:pPr>
+  </w:p>
+</w:ftr>
+</file>
+
+<file path=word/footer4.xml><?xml version="1.0" encoding="utf-8"?>
+<w:ftr xmlns:wpc="http://schemas.microsoft.com/office/word/2010/wordprocessingCanvas" xmlns:cx="http://schemas.microsoft.com/office/drawing/2014/chartex" xmlns:cx1="http://schemas.microsoft.com/office/drawing/2015/9/8/chartex" xmlns:cx2="http://schemas.microsoft.com/office/drawing/2015/10/21/chartex" xmlns:cx3="http://schemas.microsoft.com/office/drawing/2016/5/9/chartex" xmlns:cx4="http://schemas.microsoft.com/office/drawing/2016/5/10/chartex" xmlns:cx5="http://schemas.microsoft.com/office/drawing/2016/5/11/chartex" xmlns:cx6="http://schemas.microsoft.com/office/drawing/2016/5/12/chartex" xmlns:cx7="http://schemas.microsoft.com/office/drawing/2016/5/13/chartex" xmlns:cx8="http://schemas.microsoft.com/office/drawing/2016/5/14/chartex" xmlns:mc="http://schemas.openxmlformats.org/markup-compatibility/2006" xmlns:aink="http://schemas.microsoft.com/office/drawing/2016/ink" xmlns:am3d="http://schemas.microsoft.com/office/drawing/2017/model3d" xmlns:o="urn:schemas-microsoft-com:office:office" xmlns:oel="http://schemas.microsoft.com/office/2019/extlst" xmlns:r="http://schemas.openxmlformats.org/officeDocument/2006/relationships" xmlns:m="http://schemas.openxmlformats.org/officeDocument/2006/math" xmlns:v="urn:schemas-microsoft-com:vml" xmlns:wp14="http://schemas.microsoft.com/office/word/2010/wordprocessingDrawing" xmlns:wp="http://schemas.openxmlformats.org/drawingml/2006/wordprocessingDrawing" xmlns:w10="urn:schemas-microsoft-com:office:word" xmlns:w="http://schemas.openxmlformats.org/wordprocessingml/2006/main" xmlns:w14="http://schemas.microsoft.com/office/word/2010/wordml" xmlns:w15="http://schemas.microsoft.com/office/word/2012/wordml" xmlns:w16cex="http://schemas.microsoft.com/office/word/2018/wordml/cex" xmlns:w16cid="http://schemas.microsoft.com/office/word/2016/wordml/cid" xmlns:w16="http://schemas.microsoft.com/office/word/2018/wordml" xmlns:w16du="http://schemas.microsoft.com/office/word/2023/wordml/word16du" xmlns:w16sdtdh="http://schemas.microsoft.com/office/word/2020/wordml/sdtdatahash" xmlns:w16sdtfl="http://schemas.microsoft.com/office/word/2024/wordml/sdtformatlock" xmlns:w16se="http://schemas.microsoft.com/office/word/2015/wordml/symex" xmlns:wpg="http://schemas.microsoft.com/office/word/2010/wordprocessingGroup" xmlns:wpi="http://schemas.microsoft.com/office/word/2010/wordprocessingInk" xmlns:wne="http://schemas.microsoft.com/office/word/2006/wordml" xmlns:wps="http://schemas.microsoft.com/office/word/2010/wordprocessingShape" mc:Ignorable="w14 w15 w16se w16cid w16 w16cex w16sdtdh w16sdtfl w16du wp14">
+  <w:sdt>
+    <w:sdtPr>
+      <w:id w:val="-1358578529"/>
       <w:docPartObj>
         <w:docPartGallery w:val="Page Numbers (Bottom of Page)"/>
         <w:docPartUnique/>
@@ -17659,11 +16114,11 @@
 </w:ftr>
 </file>
 
-<file path=word/footer3.xml><?xml version="1.0" encoding="utf-8"?>
+<file path=word/footer5.xml><?xml version="1.0" encoding="utf-8"?>
 <w:ftr xmlns:wpc="http://schemas.microsoft.com/office/word/2010/wordprocessingCanvas" xmlns:cx="http://schemas.microsoft.com/office/drawing/2014/chartex" xmlns:cx1="http://schemas.microsoft.com/office/drawing/2015/9/8/chartex" xmlns:cx2="http://schemas.microsoft.com/office/drawing/2015/10/21/chartex" xmlns:cx3="http://schemas.microsoft.com/office/drawing/2016/5/9/chartex" xmlns:cx4="http://schemas.microsoft.com/office/drawing/2016/5/10/chartex" xmlns:cx5="http://schemas.microsoft.com/office/drawing/2016/5/11/chartex" xmlns:cx6="http://schemas.microsoft.com/office/drawing/2016/5/12/chartex" xmlns:cx7="http://schemas.microsoft.com/office/drawing/2016/5/13/chartex" xmlns:cx8="http://schemas.microsoft.com/office/drawing/2016/5/14/chartex" xmlns:mc="http://schemas.openxmlformats.org/markup-compatibility/2006" xmlns:aink="http://schemas.microsoft.com/office/drawing/2016/ink" xmlns:am3d="http://schemas.microsoft.com/office/drawing/2017/model3d" xmlns:o="urn:schemas-microsoft-com:office:office" xmlns:oel="http://schemas.microsoft.com/office/2019/extlst" xmlns:r="http://schemas.openxmlformats.org/officeDocument/2006/relationships" xmlns:m="http://schemas.openxmlformats.org/officeDocument/2006/math" xmlns:v="urn:schemas-microsoft-com:vml" xmlns:wp14="http://schemas.microsoft.com/office/word/2010/wordprocessingDrawing" xmlns:wp="http://schemas.openxmlformats.org/drawingml/2006/wordprocessingDrawing" xmlns:w10="urn:schemas-microsoft-com:office:word" xmlns:w="http://schemas.openxmlformats.org/wordprocessingml/2006/main" xmlns:w14="http://schemas.microsoft.com/office/word/2010/wordml" xmlns:w15="http://schemas.microsoft.com/office/word/2012/wordml" xmlns:w16cex="http://schemas.microsoft.com/office/word/2018/wordml/cex" xmlns:w16cid="http://schemas.microsoft.com/office/word/2016/wordml/cid" xmlns:w16="http://schemas.microsoft.com/office/word/2018/wordml" xmlns:w16du="http://schemas.microsoft.com/office/word/2023/wordml/word16du" xmlns:w16sdtdh="http://schemas.microsoft.com/office/word/2020/wordml/sdtdatahash" xmlns:w16sdtfl="http://schemas.microsoft.com/office/word/2024/wordml/sdtformatlock" xmlns:w16se="http://schemas.microsoft.com/office/word/2015/wordml/symex" xmlns:wpg="http://schemas.microsoft.com/office/word/2010/wordprocessingGroup" xmlns:wpi="http://schemas.microsoft.com/office/word/2010/wordprocessingInk" xmlns:wne="http://schemas.microsoft.com/office/word/2006/wordml" xmlns:wps="http://schemas.microsoft.com/office/word/2010/wordprocessingShape" mc:Ignorable="w14 w15 w16se w16cid w16 w16cex w16sdtdh w16sdtfl w16du wp14">
   <w:sdt>
     <w:sdtPr>
-      <w:id w:val="1838812372"/>
+      <w:id w:val="465397935"/>
       <w:docPartObj>
         <w:docPartGallery w:val="Page Numbers (Bottom of Page)"/>
         <w:docPartUnique/>
@@ -17777,7 +16232,7 @@
         <v:path o:extrusionok="f" gradientshapeok="t" o:connecttype="rect"/>
         <o:lock v:ext="edit" aspectratio="t"/>
       </v:shapetype>
-      <v:shape id="_x0000_i1025" type="#_x0000_t75" style="width:169.45pt;height:169.45pt;visibility:visible;mso-wrap-style:square" o:bullet="t">
+      <v:shape id="_x0000_i1025" type="#_x0000_t75" style="width:168.75pt;height:168.75pt;visibility:visible" o:bullet="t">
         <v:imagedata r:id="rId1" o:title=""/>
       </v:shape>
     </w:pict>
@@ -21241,6 +19696,7 @@
   <w:style w:type="character" w:default="1" w:styleId="DefaultParagraphFont">
     <w:name w:val="Default Paragraph Font"/>
     <w:uiPriority w:val="1"/>
+    <w:semiHidden/>
     <w:unhideWhenUsed/>
   </w:style>
   <w:style w:type="table" w:default="1" w:styleId="TableNormal">
@@ -22173,16 +20629,20 @@
   </w:compat>
   <w:rsids>
     <w:rsidRoot w:val="00C74BBF"/>
+    <w:rsid w:val="000477E6"/>
     <w:rsid w:val="00053E7E"/>
     <w:rsid w:val="00055CD9"/>
     <w:rsid w:val="001715BC"/>
     <w:rsid w:val="001751C5"/>
     <w:rsid w:val="00182198"/>
     <w:rsid w:val="0019422B"/>
+    <w:rsid w:val="001D5659"/>
     <w:rsid w:val="00203B50"/>
     <w:rsid w:val="00222139"/>
+    <w:rsid w:val="002F3C94"/>
     <w:rsid w:val="00334480"/>
     <w:rsid w:val="004026C8"/>
+    <w:rsid w:val="004206C1"/>
     <w:rsid w:val="0049572F"/>
     <w:rsid w:val="004B78DD"/>
     <w:rsid w:val="004D7667"/>
@@ -22208,6 +20668,8 @@
     <w:rsid w:val="00CE7C62"/>
     <w:rsid w:val="00E54388"/>
     <w:rsid w:val="00EE0F88"/>
+    <w:rsid w:val="00F02213"/>
+    <w:rsid w:val="00FB4BB7"/>
     <w:rsid w:val="00FF0BFB"/>
   </w:rsids>
   <m:mathPr>
@@ -22942,7 +21404,7 @@
 
 <file path=word/webextensions/taskpanes.xml><?xml version="1.0" encoding="utf-8"?>
 <wetp:taskpanes xmlns:wetp="http://schemas.microsoft.com/office/webextensions/taskpanes/2010/11">
-  <wetp:taskpane dockstate="right" visibility="0" width="350" row="1">
+  <wetp:taskpane dockstate="right" visibility="0" width="525" row="2">
     <wetp:webextensionref xmlns:r="http://schemas.openxmlformats.org/officeDocument/2006/relationships" r:id="rId1"/>
   </wetp:taskpane>
 </wetp:taskpanes>
@@ -22955,9 +21417,9 @@
     <we:reference id="WA104382081" version="1.35.0.0" store="" storeType="OMEX"/>
   </we:alternateReferences>
   <we:properties>
-    <we:property name="MENDELEY_BIBLIOGRAPHY_IS_DIRTY" value="true"/>
-    <we:property name="MENDELEY_BIBLIOGRAPHY_LAST_MODIFIED" value="1772558801453"/>
-    <we:property name="MENDELEY_CITATIONS" value="[{&quot;citationID&quot;:&quot;MENDELEY_CITATION_917e5d1d-8132-466d-b0a6-a0da3177f8a4&quot;,&quot;properties&quot;:{&quot;noteIndex&quot;:0},&quot;isEdited&quot;:false,&quot;manualOverride&quot;:{&quot;isManuallyOverridden&quot;:false,&quot;citeprocText&quot;:&quot;[1]&quot;,&quot;manualOverrideText&quot;:&quot;&quot;},&quot;citationTag&quot;:&quot;MENDELEY_CITATION_v3_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&quot;,&quot;citationItems&quot;:[{&quot;id&quot;:&quot;bf4b9b8e-8cd4-3267-8fea-3e05e74bdeb9&quot;,&quot;itemData&quot;:{&quot;type&quot;:&quot;chapter&quot;,&quot;id&quot;:&quot;bf4b9b8e-8cd4-3267-8fea-3e05e74bdeb9&quot;,&quot;title&quot;:&quot;Drug Metabolism: Phase I and Phase II Metabolic Pathways&quot;,&quot;author&quot;:[{&quot;family&quot;:&quot;ul Amin Mohsin&quot;,&quot;given&quot;:&quot;Noor&quot;,&quot;parse-names&quot;:false,&quot;dropping-particle&quot;:&quot;&quot;,&quot;non-dropping-particle&quot;:&quot;&quot;},{&quot;family&quot;:&quot;Farrukh&quot;,&quot;given&quot;:&quot;Maryam&quot;,&quot;parse-names&quot;:false,&quot;dropping-particle&quot;:&quot;&quot;,&quot;non-dropping-particle&quot;:&quot;&quot;},{&quot;family&quot;:&quot;Shahzadi&quot;,&quot;given&quot;:&quot;Saba&quot;,&quot;parse-names&quot;:false,&quot;dropping-particle&quot;:&quot;&quot;,&quot;non-dropping-particle&quot;:&quot;&quot;},{&quot;family&quot;:&quot;Irfan&quot;,&quot;given&quot;:&quot;Muhammad&quot;,&quot;parse-names&quot;:false,&quot;dropping-particle&quot;:&quot;&quot;,&quot;non-dropping-particle&quot;:&quot;&quot;}],&quot;DOI&quot;:&quot;10.5772/intechopen.112854&quot;,&quot;issued&quot;:{&quot;date-parts&quot;:[[2024,2,14]]},&quot;container-title-short&quot;:&quot;&quot;},&quot;isTemporary&quot;:false}]},{&quot;citationID&quot;:&quot;MENDELEY_CITATION_4c61a503-9278-499d-9d99-f0a543c311cd&quot;,&quot;properties&quot;:{&quot;noteIndex&quot;:0},&quot;isEdited&quot;:false,&quot;manualOverride&quot;:{&quot;isManuallyOverridden&quot;:false,&quot;citeprocText&quot;:&quot;[2]&quot;,&quot;manualOverrideText&quot;:&quot;&quot;},&quot;citationTag&quot;:&quot;MENDELEY_CITATION_v3_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&quot;,&quot;citationItems&quot;:[{&quot;id&quot;:&quot;a7499272-8f2c-3731-b644-7b0aae951850&quot;,&quot;itemData&quot;:{&quot;type&quot;:&quot;article-journal&quot;,&quot;id&quot;:&quot;a7499272-8f2c-3731-b644-7b0aae951850&quot;,&quot;title&quot;:&quot;In silico ADME-Tox modeling: progress and prospects&quot;,&quot;author&quot;:[{&quot;family&quot;:&quot;Alqahtani&quot;,&quot;given&quot;:&quot;Saeed&quot;,&quot;parse-names&quot;:false,&quot;dropping-particle&quot;:&quot;&quot;,&quot;non-dropping-particle&quot;:&quot;&quot;}],&quot;container-title&quot;:&quot;Expert Opinion on Drug Metabolism &amp; Toxicology&quot;,&quot;DOI&quot;:&quot;10.1080/17425255.2017.1389897&quot;,&quot;ISSN&quot;:&quot;1742-5255&quot;,&quot;issued&quot;:{&quot;date-parts&quot;:[[2017,11,2]]},&quot;page&quot;:&quot;1147-1158&quot;,&quot;issue&quot;:&quot;11&quot;,&quot;volume&quot;:&quot;13&quot;,&quot;container-title-short&quot;:&quot;Expert Opin. Drug Metab. Toxicol.&quot;},&quot;isTemporary&quot;:false}]},{&quot;citationID&quot;:&quot;MENDELEY_CITATION_f9163c9d-db05-495c-82ad-845f41c010e3&quot;,&quot;properties&quot;:{&quot;noteIndex&quot;:0},&quot;isEdited&quot;:false,&quot;manualOverride&quot;:{&quot;isManuallyOverridden&quot;:false,&quot;citeprocText&quot;:&quot;[3]&quot;,&quot;manualOverrideText&quot;:&quot;&quot;},&quot;citationTag&quot;:&quot;MENDELEY_CITATION_v3_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&quot;,&quot;citationItems&quot;:[{&quot;id&quot;:&quot;41dab8de-eca9-3196-8661-835a96a3207d&quot;,&quot;itemData&quot;:{&quot;type&quot;:&quot;article-journal&quot;,&quot;id&quot;:&quot;41dab8de-eca9-3196-8661-835a96a3207d&quot;,&quot;title&quot;:&quot;Predicting routes of phase I and II metabolism based on quantum mechanics and machine learning&quot;,&quot;author&quot;:[{&quot;family&quot;:&quot;Öeren&quot;,&quot;given&quot;:&quot;Mario&quot;,&quot;parse-names&quot;:false,&quot;dropping-particle&quot;:&quot;&quot;,&quot;non-dropping-particle&quot;:&quot;&quot;},{&quot;family&quot;:&quot;Hunt&quot;,&quot;given&quot;:&quot;Peter A.&quot;,&quot;parse-names&quot;:false,&quot;dropping-particle&quot;:&quot;&quot;,&quot;non-dropping-particle&quot;:&quot;&quot;},{&quot;family&quot;:&quot;Wharrick&quot;,&quot;given&quot;:&quot;Charlotte E.&quot;,&quot;parse-names&quot;:false,&quot;dropping-particle&quot;:&quot;&quot;,&quot;non-dropping-particle&quot;:&quot;&quot;},{&quot;family&quot;:&quot;Tabatabaei Ghomi&quot;,&quot;given&quot;:&quot;Hamed&quot;,&quot;parse-names&quot;:false,&quot;dropping-particle&quot;:&quot;&quot;,&quot;non-dropping-particle&quot;:&quot;&quot;},{&quot;family&quot;:&quot;Segall&quot;,&quot;given&quot;:&quot;Matthew D.&quot;,&quot;parse-names&quot;:false,&quot;dropping-particle&quot;:&quot;&quot;,&quot;non-dropping-particle&quot;:&quot;&quot;}],&quot;container-title&quot;:&quot;Xenobiotica&quot;,&quot;DOI&quot;:&quot;10.1080/00498254.2023.2284251&quot;,&quot;ISSN&quot;:&quot;0049-8254&quot;,&quot;issued&quot;:{&quot;date-parts&quot;:[[2024,8,8]]},&quot;page&quot;:&quot;379-393&quot;,&quot;issue&quot;:&quot;7&quot;,&quot;volume&quot;:&quot;54&quot;,&quot;container-title-short&quot;:&quot;&quot;},&quot;isTemporary&quot;:false}]},{&quot;citationID&quot;:&quot;MENDELEY_CITATION_b3a78241-26d9-4c0f-a776-f58d6393a7c1&quot;,&quot;properties&quot;:{&quot;noteIndex&quot;:0},&quot;isEdited&quot;:false,&quot;manualOverride&quot;:{&quot;isManuallyOverridden&quot;:false,&quot;citeprocText&quot;:&quot;[4]&quot;,&quot;manualOverrideText&quot;:&quot;&quot;},&quot;citationTag&quot;:&quot;MENDELEY_CITATION_v3_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&quot;,&quot;citationItems&quot;:[{&quot;id&quot;:&quot;13bc8314-57b6-3cd6-845d-b642b9f122d5&quot;,&quot;itemData&quot;:{&quot;type&quot;:&quot;webpage&quot;,&quot;id&quot;:&quot;13bc8314-57b6-3cd6-845d-b642b9f122d5&quot;,&quot;title&quot;:&quot;Decoding phase I &amp; II human drug metabolism using the prediction tool MetaSite for chemists, medicinal chemists, and metID experts.&quot;,&quot;author&quot;:[{&quot;family&quot;:&quot;Cruciani&quot;,&quot;given&quot;:&quot;Gabriele&quot;,&quot;parse-names&quot;:false,&quot;dropping-particle&quot;:&quot;&quot;,&quot;non-dropping-particle&quot;:&quot;&quot;},{&quot;family&quot;:&quot;Desantis&quot;,&quot;given&quot;:&quot;Jenny&quot;,&quot;parse-names&quot;:false,&quot;dropping-particle&quot;:&quot;&quot;,&quot;non-dropping-particle&quot;:&quot;&quot;},{&quot;family&quot;:&quot;Palomba&quot;,&quot;given&quot;:&quot;Tommaso&quot;,&quot;parse-names&quot;:false,&quot;dropping-particle&quot;:&quot;&quot;,&quot;non-dropping-particle&quot;:&quot;&quot;},{&quot;family&quot;:&quot;Baroni&quot;,&quot;given&quot;:&quot;Massimo&quot;,&quot;parse-names&quot;:false,&quot;dropping-particle&quot;:&quot;&quot;,&quot;non-dropping-particle&quot;:&quot;&quot;},{&quot;family&quot;:&quot;Valeri&quot;,&quot;given&quot;:&quot;Aurora&quot;,&quot;parse-names&quot;:false,&quot;dropping-particle&quot;:&quot;&quot;,&quot;non-dropping-particle&quot;:&quot;&quot;},{&quot;family&quot;:&quot;Siragusa&quot;,&quot;given&quot;:&quot;Lydia&quot;,&quot;parse-names&quot;:false,&quot;dropping-particle&quot;:&quot;&quot;,&quot;non-dropping-particle&quot;:&quot;&quot;},{&quot;family&quot;:&quot;Venturi&quot;,&quot;given&quot;:&quot;Ludovico&quot;,&quot;parse-names&quot;:false,&quot;dropping-particle&quot;:&quot;&quot;,&quot;non-dropping-particle&quot;:&quot;&quot;},{&quot;family&quot;:&quot;Zamora&quot;,&quot;given&quot;:&quot;Ismael&quot;,&quot;parse-names&quot;:false,&quot;dropping-particle&quot;:&quot;&quot;,&quot;non-dropping-particle&quot;:&quot;&quot;},{&quot;family&quot;:&quot;Meyer&quot;,&quot;given&quot;:&quot;Christophe&quot;,&quot;parse-names&quot;:false,&quot;dropping-particle&quot;:&quot;&quot;,&quot;non-dropping-particle&quot;:&quot;&quot;},{&quot;family&quot;:&quot;Laboureur&quot;,&quot;given&quot;:&quot;Laurent&quot;,&quot;parse-names&quot;:false,&quot;dropping-particle&quot;:&quot;&quot;,&quot;non-dropping-particle&quot;:&quot;&quot;},{&quot;family&quot;:&quot;Emre&quot;,&quot;given&quot;:&quot;Isin&quot;,&quot;parse-names&quot;:false,&quot;dropping-particle&quot;:&quot;&quot;,&quot;non-dropping-particle&quot;:&quot;&quot;},{&quot;family&quot;:&quot;Goracci&quot;,&quot;given&quot;:&quot;Laura&quot;,&quot;parse-names&quot;:false,&quot;dropping-particle&quot;:&quot;&quot;,&quot;non-dropping-particle&quot;:&quot;&quot;}],&quot;issued&quot;:{&quot;date-parts&quot;:[[2024]]},&quot;container-title-short&quot;:&quot;&quot;},&quot;isTemporary&quot;:false}]},{&quot;citationID&quot;:&quot;MENDELEY_CITATION_a090304e-5ae5-4071-9395-15b690c02537&quot;,&quot;properties&quot;:{&quot;noteIndex&quot;:0},&quot;isEdited&quot;:false,&quot;manualOverride&quot;:{&quot;isManuallyOverridden&quot;:false,&quot;citeprocText&quot;:&quot;[5]&quot;,&quot;manualOverrideText&quot;:&quot;&quot;},&quot;citationTag&quot;:&quot;MENDELEY_CITATION_v3_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&quot;,&quot;citationItems&quot;:[{&quot;id&quot;:&quot;30167f7e-6772-397c-8d9b-7e31dc75bdc6&quot;,&quot;itemData&quot;:{&quot;type&quot;:&quot;article-journal&quot;,&quot;id&quot;:&quot;30167f7e-6772-397c-8d9b-7e31dc75bdc6&quot;,&quot;title&quot;:&quot;CYPstrate: A Set of Machine Learning Models for the Accurate Classification of Cytochrome P450 Enzyme Substrates and Non-Substrates&quot;,&quot;author&quot;:[{&quot;family&quot;:&quot;Holmer&quot;,&quot;given&quot;:&quot;Malte&quot;,&quot;parse-names&quot;:false,&quot;dropping-particle&quot;:&quot;&quot;,&quot;non-dropping-particle&quot;:&quot;&quot;},{&quot;family&quot;:&quot;Bruyn Kops&quot;,&quot;given&quot;:&quot;Christina&quot;,&quot;parse-names&quot;:false,&quot;dropping-particle&quot;:&quot;&quot;,&quot;non-dropping-particle&quot;:&quot;de&quot;},{&quot;family&quot;:&quot;Stork&quot;,&quot;given&quot;:&quot;Conrad&quot;,&quot;parse-names&quot;:false,&quot;dropping-particle&quot;:&quot;&quot;,&quot;non-dropping-particle&quot;:&quot;&quot;},{&quot;family&quot;:&quot;Kirchmair&quot;,&quot;given&quot;:&quot;Johannes&quot;,&quot;parse-names&quot;:false,&quot;dropping-particle&quot;:&quot;&quot;,&quot;non-dropping-particle&quot;:&quot;&quot;}],&quot;container-title&quot;:&quot;Molecules&quot;,&quot;DOI&quot;:&quot;10.3390/molecules26154678&quot;,&quot;ISSN&quot;:&quot;1420-3049&quot;,&quot;issued&quot;:{&quot;date-parts&quot;:[[2021,8,2]]},&quot;page&quot;:&quot;4678&quot;,&quot;abstract&quot;:&quot;&lt;p&gt;The interaction of small organic molecules such as drugs, agrochemicals, and cosmetics with cytochrome P450 enzymes (CYPs) can lead to substantial changes in the bioavailability of active substances and hence consequences with respect to pharmacological efficacy and toxicity. Therefore, efficient means of predicting the interactions of small organic molecules with CYPs are of high importance to a host of different industries. In this work, we present a new set of machine learning models for the classification of xenobiotics into substrates and non-substrates of nine human CYP isozymes: CYPs 1A2, 2A6, 2B6, 2C8, 2C9, 2C19, 2D6, 2E1, and 3A4. The models are trained on an extended, high-quality collection of known substrates and non-substrates and have been subjected to thorough validation. Our results show that the models yield competitive performance and are favorable for the detection of CYP substrates. In particular, a new consensus model reached high performance, with Matthews correlation coefficients (MCCs) between 0.45 (CYP2C8) and 0.85 (CYP3A4), although at the cost of coverage. The best models presented in this work are accessible free of charge via the “CYPstrate” module of the New E-Resource for Drug Discovery (NERDD).&lt;/p&gt;&quot;,&quot;issue&quot;:&quot;15&quot;,&quot;volume&quot;:&quot;26&quot;,&quot;container-title-short&quot;:&quot;&quot;},&quot;isTemporary&quot;:false}]},{&quot;citationID&quot;:&quot;MENDELEY_CITATION_b88c5398-356c-4dd6-910a-1154fc2a2abe&quot;,&quot;properties&quot;:{&quot;noteIndex&quot;:0},&quot;isEdited&quot;:false,&quot;manualOverride&quot;:{&quot;isManuallyOverridden&quot;:false,&quot;citeprocText&quot;:&quot;[6]&quot;,&quot;manualOverrideText&quot;:&quot;&quot;},&quot;citationTag&quot;:&quot;MENDELEY_CITATION_v3_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&quot;,&quot;citationItems&quot;:[{&quot;id&quot;:&quot;fa11ca6b-cdbb-3046-b0fc-8f028817e99c&quot;,&quot;itemData&quot;:{&quot;type&quot;:&quot;article-journal&quot;,&quot;id&quot;:&quot;fa11ca6b-cdbb-3046-b0fc-8f028817e99c&quot;,&quot;title&quot;:&quot;CypReact: A Software Tool for in Silico Reactant Prediction for Human Cytochrome P450 Enzymes&quot;,&quot;author&quot;:[{&quot;family&quot;:&quot;Tian&quot;,&quot;given&quot;:&quot;Siyang&quot;,&quot;parse-names&quot;:false,&quot;dropping-particle&quot;:&quot;&quot;,&quot;non-dropping-particle&quot;:&quot;&quot;},{&quot;family&quot;:&quot;Djoumbou-Feunang&quot;,&quot;given&quot;:&quot;Yannick&quot;,&quot;parse-names&quot;:false,&quot;dropping-particle&quot;:&quot;&quot;,&quot;non-dropping-particle&quot;:&quot;&quot;},{&quot;family&quot;:&quot;Greiner&quot;,&quot;given&quot;:&quot;Russell&quot;,&quot;parse-names&quot;:false,&quot;dropping-particle&quot;:&quot;&quot;,&quot;non-dropping-particle&quot;:&quot;&quot;},{&quot;family&quot;:&quot;Wishart&quot;,&quot;given&quot;:&quot;David S&quot;,&quot;parse-names&quot;:false,&quot;dropping-particle&quot;:&quot;&quot;,&quot;non-dropping-particle&quot;:&quot;&quot;}],&quot;container-title&quot;:&quot;Journal of Chemical Information and Modeling&quot;,&quot;DOI&quot;:&quot;10.1021/acs.jcim.8b00035&quot;,&quot;URL&quot;:&quot;https://doi.org/10.1021/acs.jcim.8b00035&quot;,&quot;issued&quot;:{&quot;date-parts&quot;:[[2018]]},&quot;page&quot;:&quot;1282-1291&quot;,&quot;issue&quot;:&quot;6&quot;,&quot;volume&quot;:&quot;58&quot;,&quot;container-title-short&quot;:&quot;J. Chem. Inf. Model.&quot;},&quot;isTemporary&quot;:false}]},{&quot;citationID&quot;:&quot;MENDELEY_CITATION_9e00beb5-b823-441f-bd21-5c0245227aff&quot;,&quot;properties&quot;:{&quot;noteIndex&quot;:0},&quot;isEdited&quot;:false,&quot;manualOverride&quot;:{&quot;isManuallyOverridden&quot;:false,&quot;citeprocText&quot;:&quot;[7]&quot;,&quot;manualOverrideText&quot;:&quot;&quot;},&quot;citationTag&quot;:&quot;MENDELEY_CITATION_v3_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&quot;,&quot;citationItems&quot;:[{&quot;id&quot;:&quot;5396d9c6-cb3b-363a-9678-0b3b627a7437&quot;,&quot;itemData&quot;:{&quot;type&quot;:&quot;article-journal&quot;,&quot;id&quot;:&quot;5396d9c6-cb3b-363a-9678-0b3b627a7437&quot;,&quot;title&quot;:&quot;DeepP450: Predicting Human P450 Activities of Small Molecules by Integrating Pretrained Protein Language Model and Molecular Representation&quot;,&quot;author&quot;:[{&quot;family&quot;:&quot;Chang&quot;,&quot;given&quot;:&quot;Jiamin&quot;,&quot;parse-names&quot;:false,&quot;dropping-particle&quot;:&quot;&quot;,&quot;non-dropping-particle&quot;:&quot;&quot;},{&quot;family&quot;:&quot;Fan&quot;,&quot;given&quot;:&quot;Xiaoyu&quot;,&quot;parse-names&quot;:false,&quot;dropping-particle&quot;:&quot;&quot;,&quot;non-dropping-particle&quot;:&quot;&quot;},{&quot;family&quot;:&quot;Tian&quot;,&quot;given&quot;:&quot;Boxue&quot;,&quot;parse-names&quot;:false,&quot;dropping-particle&quot;:&quot;&quot;,&quot;non-dropping-particle&quot;:&quot;&quot;}],&quot;container-title&quot;:&quot;Journal of Chemical Information and Modeling&quot;,&quot;DOI&quot;:&quot;10.1021/acs.jcim.4c00115&quot;,&quot;URL&quot;:&quot;https://doi.org/10.1021/acs.jcim.4c00115&quot;,&quot;issued&quot;:{&quot;date-parts&quot;:[[2024]]},&quot;page&quot;:&quot;3149-3160&quot;,&quot;issue&quot;:&quot;8&quot;,&quot;volume&quot;:&quot;64&quot;,&quot;container-title-short&quot;:&quot;J. Chem. Inf. Model.&quot;},&quot;isTemporary&quot;:false}]},{&quot;citationID&quot;:&quot;MENDELEY_CITATION_5dca3d77-b598-4d67-9225-e52ba676341f&quot;,&quot;properties&quot;:{&quot;noteIndex&quot;:0},&quot;isEdited&quot;:false,&quot;manualOverride&quot;:{&quot;isManuallyOverridden&quot;:false,&quot;citeprocText&quot;:&quot;[8]&quot;,&quot;manualOverrideText&quot;:&quot;&quot;},&quot;citationTag&quot;:&quot;MENDELEY_CITATION_v3_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&quot;,&quot;citationItems&quot;:[{&quot;id&quot;:&quot;43b0d024-e9b9-3059-b9bc-07339751aa6d&quot;,&quot;itemData&quot;:{&quot;type&quot;:&quot;article-journal&quot;,&quot;id&quot;:&quot;43b0d024-e9b9-3059-b9bc-07339751aa6d&quot;,&quot;title&quot;:&quot;ADMETlab 3.0: an updated comprehensive online ADMET prediction platform enhanced with broader coverage, improved performance, API functionality and decision support&quot;,&quot;author&quot;:[{&quot;family&quot;:&quot;Fu&quot;,&quot;given&quot;:&quot;Li&quot;,&quot;parse-names&quot;:false,&quot;dropping-particle&quot;:&quot;&quot;,&quot;non-dropping-particle&quot;:&quot;&quot;},{&quot;family&quot;:&quot;Shi&quot;,&quot;given&quot;:&quot;Shaohua&quot;,&quot;parse-names&quot;:false,&quot;dropping-particle&quot;:&quot;&quot;,&quot;non-dropping-particle&quot;:&quot;&quot;},{&quot;family&quot;:&quot;Yi&quot;,&quot;given&quot;:&quot;Jiacai&quot;,&quot;parse-names&quot;:false,&quot;dropping-particle&quot;:&quot;&quot;,&quot;non-dropping-particle&quot;:&quot;&quot;},{&quot;family&quot;:&quot;Wang&quot;,&quot;given&quot;:&quot;Ningning&quot;,&quot;parse-names&quot;:false,&quot;dropping-particle&quot;:&quot;&quot;,&quot;non-dropping-particle&quot;:&quot;&quot;},{&quot;family&quot;:&quot;He&quot;,&quot;given&quot;:&quot;Yuanhang&quot;,&quot;parse-names&quot;:false,&quot;dropping-particle&quot;:&quot;&quot;,&quot;non-dropping-particle&quot;:&quot;&quot;},{&quot;family&quot;:&quot;Wu&quot;,&quot;given&quot;:&quot;Zhenxing&quot;,&quot;parse-names&quot;:false,&quot;dropping-particle&quot;:&quot;&quot;,&quot;non-dropping-particle&quot;:&quot;&quot;},{&quot;family&quot;:&quot;Peng&quot;,&quot;given&quot;:&quot;Jinfu&quot;,&quot;parse-names&quot;:false,&quot;dropping-particle&quot;:&quot;&quot;,&quot;non-dropping-particle&quot;:&quot;&quot;},{&quot;family&quot;:&quot;Deng&quot;,&quot;given&quot;:&quot;Youchao&quot;,&quot;parse-names&quot;:false,&quot;dropping-particle&quot;:&quot;&quot;,&quot;non-dropping-particle&quot;:&quot;&quot;},{&quot;family&quot;:&quot;Wang&quot;,&quot;given&quot;:&quot;Wenxuan&quot;,&quot;parse-names&quot;:false,&quot;dropping-particle&quot;:&quot;&quot;,&quot;non-dropping-particle&quot;:&quot;&quot;},{&quot;family&quot;:&quot;Wu&quot;,&quot;given&quot;:&quot;Chengkun&quot;,&quot;parse-names&quot;:false,&quot;dropping-particle&quot;:&quot;&quot;,&quot;non-dropping-particle&quot;:&quot;&quot;},{&quot;family&quot;:&quot;Lyu&quot;,&quot;given&quot;:&quot;Aiping&quot;,&quot;parse-names&quot;:false,&quot;dropping-particle&quot;:&quot;&quot;,&quot;non-dropping-particle&quot;:&quot;&quot;},{&quot;family&quot;:&quot;Zeng&quot;,&quot;given&quot;:&quot;Xiangxiang&quot;,&quot;parse-names&quot;:false,&quot;dropping-particle&quot;:&quot;&quot;,&quot;non-dropping-particle&quot;:&quot;&quot;},{&quot;family&quot;:&quot;Zhao&quot;,&quot;given&quot;:&quot;Wentao&quot;,&quot;parse-names&quot;:false,&quot;dropping-particle&quot;:&quot;&quot;,&quot;non-dropping-particle&quot;:&quot;&quot;},{&quot;family&quot;:&quot;Hou&quot;,&quot;given&quot;:&quot;Tingjun&quot;,&quot;parse-names&quot;:false,&quot;dropping-particle&quot;:&quot;&quot;,&quot;non-dropping-particle&quot;:&quot;&quot;},{&quot;family&quot;:&quot;Cao&quot;,&quot;given&quot;:&quot;Dongsheng&quot;,&quot;parse-names&quot;:false,&quot;dropping-particle&quot;:&quot;&quot;,&quot;non-dropping-particle&quot;:&quot;&quot;}],&quot;container-title&quot;:&quot;Nucleic Acids Research&quot;,&quot;DOI&quot;:&quot;10.1093/nar/gkae236&quot;,&quot;ISSN&quot;:&quot;0305-1048&quot;,&quot;issued&quot;:{&quot;date-parts&quot;:[[2024,7,5]]},&quot;page&quot;:&quot;W422-W431&quot;,&quot;abstract&quot;:&quot;&lt;p&gt;ADMETlab 3.0 is the second updated version of the web server that provides a comprehensive and efficient platform for evaluating ADMET-related parameters as well as physicochemical properties and medicinal chemistry characteristics involved in the drug discovery process. This new release addresses the limitations of the previous version and offers broader coverage, improved performance, API functionality, and decision support. For supporting data and endpoints, this version includes 119 features, an increase of 31 compared to the previous version. The updated number of entries is 1.5 times larger than the previous version with over 400 000 entries. ADMETlab 3.0 incorporates a multi-task DMPNN architecture coupled with molecular descriptors, a method that not only guaranteed calculation speed for each endpoint simultaneously, but also achieved a superior performance in terms of accuracy and robustness. In addition, an API has been introduced to meet the growing demand for programmatic access to large amounts of data in ADMETlab 3.0. Moreover, this version includes uncertainty estimates in the prediction results, aiding in the confident selection of candidate compounds for further studies and experiments. ADMETlab 3.0 is publicly for access without the need for registration at: https://admetlab3.scbdd.com.&lt;/p&gt;&quot;,&quot;issue&quot;:&quot;W1&quot;,&quot;volume&quot;:&quot;52&quot;,&quot;container-title-short&quot;:&quot;Nucleic Acids Res.&quot;},&quot;isTemporary&quot;:false}]},{&quot;citationID&quot;:&quot;MENDELEY_CITATION_0e2af13d-1186-46c8-b802-9fb14303c0dc&quot;,&quot;properties&quot;:{&quot;noteIndex&quot;:0},&quot;isEdited&quot;:false,&quot;manualOverride&quot;:{&quot;isManuallyOverridden&quot;:false,&quot;citeprocText&quot;:&quot;[9]&quot;,&quot;manualOverrideText&quot;:&quot;&quot;},&quot;citationTag&quot;:&quot;MENDELEY_CITATION_v3_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&quot;,&quot;citationItems&quot;:[{&quot;id&quot;:&quot;23927d7f-21a8-33f9-bc4d-62bd50964d5d&quot;,&quot;itemData&quot;:{&quot;type&quot;:&quot;article-journal&quot;,&quot;id&quot;:&quot;23927d7f-21a8-33f9-bc4d-62bd50964d5d&quot;,&quot;title&quot;:&quot;The Generation of a Unique Machine Description for Chemical Structures-A Technique Developed at Chemical Abstracts Service.&quot;,&quot;author&quot;:[{&quot;family&quot;:&quot;Morgan&quot;,&quot;given&quot;:&quot;H. L.&quot;,&quot;parse-names&quot;:false,&quot;dropping-particle&quot;:&quot;&quot;,&quot;non-dropping-particle&quot;:&quot;&quot;}],&quot;container-title&quot;:&quot;Journal of Chemical Documentation&quot;,&quot;DOI&quot;:&quot;10.1021/c160017a018&quot;,&quot;ISSN&quot;:&quot;0021-9576&quot;,&quot;issued&quot;:{&quot;date-parts&quot;:[[1965,5,1]]},&quot;page&quot;:&quot;107-113&quot;,&quot;issue&quot;:&quot;2&quot;,&quot;volume&quot;:&quot;5&quot;,&quot;container-title-short&quot;:&quot;J. Chem. Doc.&quot;},&quot;isTemporary&quot;:false}]},{&quot;citationID&quot;:&quot;MENDELEY_CITATION_7594bf8b-015d-49aa-b108-510a5eae62b9&quot;,&quot;properties&quot;:{&quot;noteIndex&quot;:0},&quot;isEdited&quot;:false,&quot;manualOverride&quot;:{&quot;isManuallyOverridden&quot;:false,&quot;citeprocText&quot;:&quot;[10]&quot;,&quot;manualOverrideText&quot;:&quot;&quot;},&quot;citationTag&quot;:&quot;MENDELEY_CITATION_v3_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&quot;,&quot;citationItems&quot;:[{&quot;id&quot;:&quot;80c5781c-7e86-33cf-b75b-5ab47acd2884&quot;,&quot;itemData&quot;:{&quot;type&quot;:&quot;article-journal&quot;,&quot;id&quot;:&quot;80c5781c-7e86-33cf-b75b-5ab47acd2884&quot;,&quot;title&quot;:&quot;Mol2vec: Unsupervised Machine Learning Approach with Chemical Intuition&quot;,&quot;author&quot;:[{&quot;family&quot;:&quot;Jaeger&quot;,&quot;given&quot;:&quot;Sabrina&quot;,&quot;parse-names&quot;:false,&quot;dropping-particle&quot;:&quot;&quot;,&quot;non-dropping-particle&quot;:&quot;&quot;},{&quot;family&quot;:&quot;Fulle&quot;,&quot;given&quot;:&quot;Simone&quot;,&quot;parse-names&quot;:false,&quot;dropping-particle&quot;:&quot;&quot;,&quot;non-dropping-particle&quot;:&quot;&quot;},{&quot;family&quot;:&quot;Turk&quot;,&quot;given&quot;:&quot;Samo&quot;,&quot;parse-names&quot;:false,&quot;dropping-particle&quot;:&quot;&quot;,&quot;non-dropping-particle&quot;:&quot;&quot;}],&quot;container-title&quot;:&quot;Journal of Chemical Information and Modeling&quot;,&quot;DOI&quot;:&quot;10.1021/acs.jcim.7b00616&quot;,&quot;ISSN&quot;:&quot;1549-9596&quot;,&quot;issued&quot;:{&quot;date-parts&quot;:[[2018,1,22]]},&quot;page&quot;:&quot;27-35&quot;,&quot;issue&quot;:&quot;1&quot;,&quot;volume&quot;:&quot;58&quot;,&quot;container-title-short&quot;:&quot;J. Chem. Inf. Model.&quot;},&quot;isTemporary&quot;:false}]},{&quot;citationID&quot;:&quot;MENDELEY_CITATION_70668c7c-96e7-42e2-8067-7b3fa3e95455&quot;,&quot;properties&quot;:{&quot;noteIndex&quot;:0},&quot;isEdited&quot;:false,&quot;manualOverride&quot;:{&quot;isManuallyOverridden&quot;:false,&quot;citeprocText&quot;:&quot;[11]&quot;,&quot;manualOverrideText&quot;:&quot;&quot;},&quot;citationTag&quot;:&quot;MENDELEY_CITATION_v3_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&quot;,&quot;citationItems&quot;:[{&quot;id&quot;:&quot;27f87688-13d2-35cf-b3cc-69d56bb2def3&quot;,&quot;itemData&quot;:{&quot;type&quot;:&quot;article-journal&quot;,&quot;id&quot;:&quot;27f87688-13d2-35cf-b3cc-69d56bb2def3&quot;,&quot;title&quot;:&quot;ChemBERTa: Large-Scale Self-Supervised Pretraining for Molecular Property Prediction&quot;,&quot;author&quot;:[{&quot;family&quot;:&quot;Chithrananda&quot;,&quot;given&quot;:&quot;Seyone&quot;,&quot;parse-names&quot;:false,&quot;dropping-particle&quot;:&quot;&quot;,&quot;non-dropping-particle&quot;:&quot;&quot;},{&quot;family&quot;:&quot;Grand&quot;,&quot;given&quot;:&quot;Gabriel&quot;,&quot;parse-names&quot;:false,&quot;dropping-particle&quot;:&quot;&quot;,&quot;non-dropping-particle&quot;:&quot;&quot;},{&quot;family&quot;:&quot;Ramsundar&quot;,&quot;given&quot;:&quot;Bharath&quot;,&quot;parse-names&quot;:false,&quot;dropping-particle&quot;:&quot;&quot;,&quot;non-dropping-particle&quot;:&quot;&quot;}],&quot;container-title&quot;:&quot;arXiv e-prints&quot;,&quot;DOI&quot;:&quot;10.48550/arXiv.2010.09885&quot;,&quot;issued&quot;:{&quot;date-parts&quot;:[[2020,10]]},&quot;page&quot;:&quot;arXiv:2010.09885&quot;,&quot;container-title-short&quot;:&quot;&quot;},&quot;isTemporary&quot;:false}]},{&quot;citationID&quot;:&quot;MENDELEY_CITATION_eed2f2c2-9fb7-481f-9847-505a31c7df76&quot;,&quot;properties&quot;:{&quot;noteIndex&quot;:0},&quot;isEdited&quot;:false,&quot;manualOverride&quot;:{&quot;isManuallyOverridden&quot;:false,&quot;citeprocText&quot;:&quot;[12]&quot;,&quot;manualOverrideText&quot;:&quot;&quot;},&quot;citationTag&quot;:&quot;MENDELEY_CITATION_v3_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&quot;,&quot;citationItems&quot;:[{&quot;id&quot;:&quot;6b3c2795-b358-3d30-b69e-b2ad6a5195ff&quot;,&quot;itemData&quot;:{&quot;type&quot;:&quot;article-journal&quot;,&quot;id&quot;:&quot;6b3c2795-b358-3d30-b69e-b2ad6a5195ff&quot;,&quot;title&quot;:&quot;MOLE: Modular Learning FramEwork via Mutual Information Maximization&quot;,&quot;author&quot;:[{&quot;family&quot;:&quot;Li&quot;,&quot;given&quot;:&quot;Tianchao&quot;,&quot;parse-names&quot;:false,&quot;dropping-particle&quot;:&quot;&quot;,&quot;non-dropping-particle&quot;:&quot;&quot;},{&quot;family&quot;:&quot;Pei&quot;,&quot;given&quot;:&quot;Yulong&quot;,&quot;parse-names&quot;:false,&quot;dropping-particle&quot;:&quot;&quot;,&quot;non-dropping-particle&quot;:&quot;&quot;}],&quot;container-title&quot;:&quot;ArXiv&quot;,&quot;URL&quot;:&quot;https://api.semanticscholar.org/CorpusID:260899882&quot;,&quot;issued&quot;:{&quot;date-parts&quot;:[[2023]]},&quot;volume&quot;:&quot;abs/2308.07772&quot;,&quot;container-title-short&quot;:&quot;ArXiv&quot;},&quot;isTemporary&quot;:false}]},{&quot;citationID&quot;:&quot;MENDELEY_CITATION_6911c6cb-3ce9-4960-b0ab-f73003ee0ccc&quot;,&quot;properties&quot;:{&quot;noteIndex&quot;:0},&quot;isEdited&quot;:false,&quot;manualOverride&quot;:{&quot;isManuallyOverridden&quot;:false,&quot;citeprocText&quot;:&quot;[13]&quot;,&quot;manualOverrideText&quot;:&quot;&quot;},&quot;citationTag&quot;:&quot;MENDELEY_CITATION_v3_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&quot;,&quot;citationItems&quot;:[{&quot;id&quot;:&quot;91bc1232-bb46-3423-9b4f-a14d74fb3264&quot;,&quot;itemData&quot;:{&quot;type&quot;:&quot;webpage&quot;,&quot;id&quot;:&quot;91bc1232-bb46-3423-9b4f-a14d74fb3264&quot;,&quot;title&quot;:&quot;RDKit: Open-source cheminformatics.&quot;,&quot;container-title&quot;:&quot;https://www.rdkit.org&quot;,&quot;container-title-short&quot;:&quot;&quot;},&quot;isTemporary&quot;:false}]},{&quot;citationID&quot;:&quot;MENDELEY_CITATION_091adfc3-c72b-452f-a882-3f98e173bfcc&quot;,&quot;properties&quot;:{&quot;noteIndex&quot;:0},&quot;isEdited&quot;:false,&quot;manualOverride&quot;:{&quot;isManuallyOverridden&quot;:false,&quot;citeprocText&quot;:&quot;[14]&quot;,&quot;manualOverrideText&quot;:&quot;&quot;},&quot;citationTag&quot;:&quot;MENDELEY_CITATION_v3_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&quot;,&quot;citationItems&quot;:[{&quot;id&quot;:&quot;1fdf973c-15b9-3df1-916b-2aad974dea3b&quot;,&quot;itemData&quot;:{&quot;type&quot;:&quot;article-journal&quot;,&quot;id&quot;:&quot;1fdf973c-15b9-3df1-916b-2aad974dea3b&quot;,&quot;title&quot;:&quot;Extended-Connectivity Fingerprints&quot;,&quot;author&quot;:[{&quot;family&quot;:&quot;Rogers&quot;,&quot;given&quot;:&quot;David&quot;,&quot;parse-names&quot;:false,&quot;dropping-particle&quot;:&quot;&quot;,&quot;non-dropping-particle&quot;:&quot;&quot;},{&quot;family&quot;:&quot;Hahn&quot;,&quot;given&quot;:&quot;Mathew&quot;,&quot;parse-names&quot;:false,&quot;dropping-particle&quot;:&quot;&quot;,&quot;non-dropping-particle&quot;:&quot;&quot;}],&quot;container-title&quot;:&quot;Journal of Chemical Information and Modeling&quot;,&quot;DOI&quot;:&quot;10.1021/ci100050t&quot;,&quot;URL&quot;:&quot;https://doi.org/10.1021/ci100050t&quot;,&quot;issued&quot;:{&quot;date-parts&quot;:[[2010]]},&quot;page&quot;:&quot;742-754&quot;,&quot;issue&quot;:&quot;5&quot;,&quot;volume&quot;:&quot;50&quot;,&quot;container-title-short&quot;:&quot;J. Chem. Inf. Model.&quot;},&quot;isTemporary&quot;:false}]},{&quot;citationID&quot;:&quot;MENDELEY_CITATION_05c57d48-f1ba-49fd-a3fb-d7b08348c075&quot;,&quot;properties&quot;:{&quot;noteIndex&quot;:0},&quot;isEdited&quot;:false,&quot;manualOverride&quot;:{&quot;isManuallyOverridden&quot;:false,&quot;citeprocText&quot;:&quot;[15]&quot;,&quot;manualOverrideText&quot;:&quot;&quot;},&quot;citationTag&quot;:&quot;MENDELEY_CITATION_v3_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&quot;,&quot;citationItems&quot;:[{&quot;id&quot;:&quot;16657982-092a-3db6-97ef-8ee47347c62e&quot;,&quot;itemData&quot;:{&quot;type&quot;:&quot;article-journal&quot;,&quot;id&quot;:&quot;16657982-092a-3db6-97ef-8ee47347c62e&quot;,&quot;title&quot;:&quot;Low-Compute repurposing of an English transformer into a molecular encoder: A two-stage SELFIES adaptation of RoBERTa&quot;,&quot;author&quot;:[{&quot;family&quot;:&quot;Alhmoudi&quot;,&quot;given&quot;:&quot;Obaid Khaleifah&quot;,&quot;parse-names&quot;:false,&quot;dropping-particle&quot;:&quot;&quot;,&quot;non-dropping-particle&quot;:&quot;&quot;},{&quot;family&quot;:&quot;Thameem&quot;,&quot;given&quot;:&quot;Muhammed&quot;,&quot;parse-names&quot;:false,&quot;dropping-particle&quot;:&quot;&quot;,&quot;non-dropping-particle&quot;:&quot;&quot;},{&quot;family&quot;:&quot;Elkamel&quot;,&quot;given&quot;:&quot;Ali&quot;,&quot;parse-names&quot;:false,&quot;dropping-particle&quot;:&quot;&quot;,&quot;non-dropping-particle&quot;:&quot;&quot;},{&quot;family&quot;:&quot;AlHammadi&quot;,&quot;given&quot;:&quot;Ali A.&quot;,&quot;parse-names&quot;:false,&quot;dropping-particle&quot;:&quot;&quot;,&quot;non-dropping-particle&quot;:&quot;&quot;}],&quot;container-title&quot;:&quot;Results in Engineering&quot;,&quot;DOI&quot;:&quot;10.1016/j.rineng.2025.108390&quot;,&quot;ISSN&quot;:&quot;25901230&quot;,&quot;issued&quot;:{&quot;date-parts&quot;:[[2025,12]]},&quot;page&quot;:&quot;108390&quot;,&quot;volume&quot;:&quot;28&quot;,&quot;container-title-short&quot;:&quot;&quot;},&quot;isTemporary&quot;:false}]},{&quot;citationID&quot;:&quot;MENDELEY_CITATION_61882ab6-be78-4074-86b7-8a58822453b0&quot;,&quot;properties&quot;:{&quot;noteIndex&quot;:0},&quot;isEdited&quot;:false,&quot;manualOverride&quot;:{&quot;isManuallyOverridden&quot;:false,&quot;citeprocText&quot;:&quot;[16], [17]&quot;,&quot;manualOverrideText&quot;:&quot;&quot;},&quot;citationTag&quot;:&quot;MENDELEY_CITATION_v3_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&quot;,&quot;citationItems&quot;:[{&quot;id&quot;:&quot;4b7e155f-c785-39de-bd3f-62287a2822db&quot;,&quot;itemData&quot;:{&quot;type&quot;:&quot;paper-conference&quot;,&quot;id&quot;:&quot;4b7e155f-c785-39de-bd3f-62287a2822db&quot;,&quot;title&quot;:&quot;BERT: Pre-training of Deep Bidirectional Transformers for Language Understanding&quot;,&quot;author&quot;:[{&quot;family&quot;:&quot;Devlin&quot;,&quot;given&quot;:&quot;Jacob&quot;,&quot;parse-names&quot;:false,&quot;dropping-particle&quot;:&quot;&quot;,&quot;non-dropping-particle&quot;:&quot;&quot;},{&quot;family&quot;:&quot;Chang&quot;,&quot;given&quot;:&quot;Ming-Wei&quot;,&quot;parse-names&quot;:false,&quot;dropping-particle&quot;:&quot;&quot;,&quot;non-dropping-particle&quot;:&quot;&quot;},{&quot;family&quot;:&quot;Lee&quot;,&quot;given&quot;:&quot;Kenton&quot;,&quot;parse-names&quot;:false,&quot;dropping-particle&quot;:&quot;&quot;,&quot;non-dropping-particle&quot;:&quot;&quot;},{&quot;family&quot;:&quot;Toutanova&quot;,&quot;given&quot;:&quot;Kristina&quot;,&quot;parse-names&quot;:false,&quot;dropping-particle&quot;:&quot;&quot;,&quot;non-dropping-particle&quot;:&quot;&quot;}],&quot;container-title&quot;:&quot;North American Chapter of the Association for Computational Linguistics&quot;,&quot;URL&quot;:&quot;https://api.semanticscholar.org/CorpusID:52967399&quot;,&quot;issued&quot;:{&quot;date-parts&quot;:[[2019]]},&quot;container-title-short&quot;:&quot;&quot;},&quot;isTemporary&quot;:false},{&quot;id&quot;:&quot;d6b0ebc7-a9eb-3e05-9f44-6d798a458d6c&quot;,&quot;itemData&quot;:{&quot;type&quot;:&quot;article-journal&quot;,&quot;id&quot;:&quot;d6b0ebc7-a9eb-3e05-9f44-6d798a458d6c&quot;,&quot;title&quot;:&quot;RoBERTa: A Robustly Optimized BERT Pretraining Approach&quot;,&quot;author&quot;:[{&quot;family&quot;:&quot;Liu&quot;,&quot;given&quot;:&quot;Yinhan&quot;,&quot;parse-names&quot;:false,&quot;dropping-particle&quot;:&quot;&quot;,&quot;non-dropping-particle&quot;:&quot;&quot;},{&quot;family&quot;:&quot;Ott&quot;,&quot;given&quot;:&quot;Myle&quot;,&quot;parse-names&quot;:false,&quot;dropping-particle&quot;:&quot;&quot;,&quot;non-dropping-particle&quot;:&quot;&quot;},{&quot;family&quot;:&quot;Goyal&quot;,&quot;given&quot;:&quot;Naman&quot;,&quot;parse-names&quot;:false,&quot;dropping-particle&quot;:&quot;&quot;,&quot;non-dropping-particle&quot;:&quot;&quot;},{&quot;family&quot;:&quot;Du&quot;,&quot;given&quot;:&quot;Jingfei&quot;,&quot;parse-names&quot;:false,&quot;dropping-particle&quot;:&quot;&quot;,&quot;non-dropping-particle&quot;:&quot;&quot;},{&quot;family&quot;:&quot;Joshi&quot;,&quot;given&quot;:&quot;Mandar&quot;,&quot;parse-names&quot;:false,&quot;dropping-particle&quot;:&quot;&quot;,&quot;non-dropping-particle&quot;:&quot;&quot;},{&quot;family&quot;:&quot;Chen&quot;,&quot;given&quot;:&quot;Danqi&quot;,&quot;parse-names&quot;:false,&quot;dropping-particle&quot;:&quot;&quot;,&quot;non-dropping-particle&quot;:&quot;&quot;},{&quot;family&quot;:&quot;Levy&quot;,&quot;given&quot;:&quot;Omer&quot;,&quot;parse-names&quot;:false,&quot;dropping-particle&quot;:&quot;&quot;,&quot;non-dropping-particle&quot;:&quot;&quot;},{&quot;family&quot;:&quot;Lewis&quot;,&quot;given&quot;:&quot;Mike&quot;,&quot;parse-names&quot;:false,&quot;dropping-particle&quot;:&quot;&quot;,&quot;non-dropping-particle&quot;:&quot;&quot;},{&quot;family&quot;:&quot;Zettlemoyer&quot;,&quot;given&quot;:&quot;Luke&quot;,&quot;parse-names&quot;:false,&quot;dropping-particle&quot;:&quot;&quot;,&quot;non-dropping-particle&quot;:&quot;&quot;},{&quot;family&quot;:&quot;Stoyanov&quot;,&quot;given&quot;:&quot;Veselin&quot;,&quot;parse-names&quot;:false,&quot;dropping-particle&quot;:&quot;&quot;,&quot;non-dropping-particle&quot;:&quot;&quot;}],&quot;container-title&quot;:&quot;ArXiv&quot;,&quot;container-title-short&quot;:&quot;ArXiv&quot;,&quot;URL&quot;:&quot;https://api.semanticscholar.org/CorpusID:198953378&quot;,&quot;issued&quot;:{&quot;date-parts&quot;:[[2019]]},&quot;volume&quot;:&quot;abs/1907.11692&quot;},&quot;isTemporary&quot;:false}]},{&quot;citationID&quot;:&quot;MENDELEY_CITATION_7f594b16-8ad5-4013-aee5-cc9efd81053f&quot;,&quot;properties&quot;:{&quot;noteIndex&quot;:0},&quot;isEdited&quot;:false,&quot;manualOverride&quot;:{&quot;isManuallyOverridden&quot;:false,&quot;citeprocText&quot;:&quot;[18]&quot;,&quot;manualOverrideText&quot;:&quot;&quot;},&quot;citationTag&quot;:&quot;MENDELEY_CITATION_v3_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&quot;,&quot;citationItems&quot;:[{&quot;id&quot;:&quot;528eede6-a120-383e-9473-16c5f897d2c4&quot;,&quot;itemData&quot;:{&quot;type&quot;:&quot;article-journal&quot;,&quot;id&quot;:&quot;528eede6-a120-383e-9473-16c5f897d2c4&quot;,&quot;title&quot;:&quot;Neural Machine Translation of Rare Words with Subword Units&quot;,&quot;author&quot;:[{&quot;family&quot;:&quot;Sennrich&quot;,&quot;given&quot;:&quot;Rico&quot;,&quot;parse-names&quot;:false,&quot;dropping-particle&quot;:&quot;&quot;,&quot;non-dropping-particle&quot;:&quot;&quot;},{&quot;family&quot;:&quot;Haddow&quot;,&quot;given&quot;:&quot;Barry&quot;,&quot;parse-names&quot;:false,&quot;dropping-particle&quot;:&quot;&quot;,&quot;non-dropping-particle&quot;:&quot;&quot;},{&quot;family&quot;:&quot;Birch&quot;,&quot;given&quot;:&quot;Alexandra&quot;,&quot;parse-names&quot;:false,&quot;dropping-particle&quot;:&quot;&quot;,&quot;non-dropping-particle&quot;:&quot;&quot;}],&quot;container-title&quot;:&quot;ArXiv&quot;,&quot;container-title-short&quot;:&quot;ArXiv&quot;,&quot;URL&quot;:&quot;https://api.semanticscholar.org/CorpusID:1114678&quot;,&quot;issued&quot;:{&quot;date-parts&quot;:[[2015]]},&quot;volume&quot;:&quot;abs/1508.07909&quot;},&quot;isTemporary&quot;:false}]},{&quot;citationID&quot;:&quot;MENDELEY_CITATION_800b8284-81e8-409a-a9d8-f65b34f75303&quot;,&quot;properties&quot;:{&quot;noteIndex&quot;:0},&quot;isEdited&quot;:false,&quot;manualOverride&quot;:{&quot;isManuallyOverridden&quot;:false,&quot;citeprocText&quot;:&quot;[19]&quot;,&quot;manualOverrideText&quot;:&quot;&quot;},&quot;citationTag&quot;:&quot;MENDELEY_CITATION_v3_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&quot;,&quot;citationItems&quot;:[{&quot;id&quot;:&quot;038f20e1-2011-366e-8442-37bf6e4fda69&quot;,&quot;itemData&quot;:{&quot;type&quot;:&quot;article-journal&quot;,&quot;id&quot;:&quot;038f20e1-2011-366e-8442-37bf6e4fda69&quot;,&quot;title&quot;:&quot;InChI, the IUPAC International Chemical Identifier&quot;,&quot;author&quot;:[{&quot;family&quot;:&quot;Heller&quot;,&quot;given&quot;:&quot;Stephen R&quot;,&quot;parse-names&quot;:false,&quot;dropping-particle&quot;:&quot;&quot;,&quot;non-dropping-particle&quot;:&quot;&quot;},{&quot;family&quot;:&quot;McNaught&quot;,&quot;given&quot;:&quot;Alan&quot;,&quot;parse-names&quot;:false,&quot;dropping-particle&quot;:&quot;&quot;,&quot;non-dropping-particle&quot;:&quot;&quot;},{&quot;family&quot;:&quot;Pletnev&quot;,&quot;given&quot;:&quot;Igor&quot;,&quot;parse-names&quot;:false,&quot;dropping-particle&quot;:&quot;&quot;,&quot;non-dropping-particle&quot;:&quot;&quot;},{&quot;family&quot;:&quot;Stein&quot;,&quot;given&quot;:&quot;Stephen&quot;,&quot;parse-names&quot;:false,&quot;dropping-particle&quot;:&quot;&quot;,&quot;non-dropping-particle&quot;:&quot;&quot;},{&quot;family&quot;:&quot;Tchekhovskoi&quot;,&quot;given&quot;:&quot;Dmitrii&quot;,&quot;parse-names&quot;:false,&quot;dropping-particle&quot;:&quot;&quot;,&quot;non-dropping-particle&quot;:&quot;&quot;}],&quot;container-title&quot;:&quot;Journal of Cheminformatics&quot;,&quot;container-title-short&quot;:&quot;J. Cheminform.&quot;,&quot;DOI&quot;:&quot;10.1186/s13321-015-0068-4&quot;,&quot;ISSN&quot;:&quot;1758-2946&quot;,&quot;issued&quot;:{&quot;date-parts&quot;:[[2015,12,30]]},&quot;page&quot;:&quot;23&quot;,&quot;issue&quot;:&quot;1&quot;,&quot;volume&quot;:&quot;7&quot;},&quot;isTemporary&quot;:false}]},{&quot;citationID&quot;:&quot;MENDELEY_CITATION_df1d1646-57ca-4a3f-825a-d5645cb9ad91&quot;,&quot;properties&quot;:{&quot;noteIndex&quot;:0},&quot;isEdited&quot;:false,&quot;manualOverride&quot;:{&quot;isManuallyOverridden&quot;:false,&quot;citeprocText&quot;:&quot;[16]&quot;,&quot;manualOverrideText&quot;:&quot;&quot;},&quot;citationTag&quot;:&quot;MENDELEY_CITATION_v3_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&quot;,&quot;citationItems&quot;:[{&quot;id&quot;:&quot;4b7e155f-c785-39de-bd3f-62287a2822db&quot;,&quot;itemData&quot;:{&quot;type&quot;:&quot;paper-conference&quot;,&quot;id&quot;:&quot;4b7e155f-c785-39de-bd3f-62287a2822db&quot;,&quot;title&quot;:&quot;BERT: Pre-training of Deep Bidirectional Transformers for Language Understanding&quot;,&quot;author&quot;:[{&quot;family&quot;:&quot;Devlin&quot;,&quot;given&quot;:&quot;Jacob&quot;,&quot;parse-names&quot;:false,&quot;dropping-particle&quot;:&quot;&quot;,&quot;non-dropping-particle&quot;:&quot;&quot;},{&quot;family&quot;:&quot;Chang&quot;,&quot;given&quot;:&quot;Ming-Wei&quot;,&quot;parse-names&quot;:false,&quot;dropping-particle&quot;:&quot;&quot;,&quot;non-dropping-particle&quot;:&quot;&quot;},{&quot;family&quot;:&quot;Lee&quot;,&quot;given&quot;:&quot;Kenton&quot;,&quot;parse-names&quot;:false,&quot;dropping-particle&quot;:&quot;&quot;,&quot;non-dropping-particle&quot;:&quot;&quot;},{&quot;family&quot;:&quot;Toutanova&quot;,&quot;given&quot;:&quot;Kristina&quot;,&quot;parse-names&quot;:false,&quot;dropping-particle&quot;:&quot;&quot;,&quot;non-dropping-particle&quot;:&quot;&quot;}],&quot;container-title&quot;:&quot;North American Chapter of the Association for Computational Linguistics&quot;,&quot;URL&quot;:&quot;https://api.semanticscholar.org/CorpusID:52967399&quot;,&quot;issued&quot;:{&quot;date-parts&quot;:[[2019]]},&quot;container-title-short&quot;:&quot;&quot;},&quot;isTemporary&quot;:false}]},{&quot;citationID&quot;:&quot;MENDELEY_CITATION_0856a272-5a9c-4c62-8ea9-15c71a2f59c4&quot;,&quot;properties&quot;:{&quot;noteIndex&quot;:0},&quot;isEdited&quot;:false,&quot;manualOverride&quot;:{&quot;isManuallyOverridden&quot;:false,&quot;citeprocText&quot;:&quot;[20]&quot;,&quot;manualOverrideText&quot;:&quot;&quot;},&quot;citationTag&quot;:&quot;MENDELEY_CITATION_v3_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&quot;,&quot;citationItems&quot;:[{&quot;id&quot;:&quot;e9063351-84e5-35cf-9e83-b8bba0913bac&quot;,&quot;itemData&quot;:{&quot;type&quot;:&quot;article-journal&quot;,&quot;id&quot;:&quot;e9063351-84e5-35cf-9e83-b8bba0913bac&quot;,&quot;title&quot;:&quot;SGDR: Stochastic Gradient Descent with Warm Restarts&quot;,&quot;author&quot;:[{&quot;family&quot;:&quot;Loshchilov&quot;,&quot;given&quot;:&quot;Ilya&quot;,&quot;parse-names&quot;:false,&quot;dropping-particle&quot;:&quot;&quot;,&quot;non-dropping-particle&quot;:&quot;&quot;},{&quot;family&quot;:&quot;Hutter&quot;,&quot;given&quot;:&quot;Frank&quot;,&quot;parse-names&quot;:false,&quot;dropping-particle&quot;:&quot;&quot;,&quot;non-dropping-particle&quot;:&quot;&quot;}],&quot;container-title&quot;:&quot;arXiv: Learning&quot;,&quot;URL&quot;:&quot;https://api.semanticscholar.org/CorpusID:14337532&quot;,&quot;issued&quot;:{&quot;date-parts&quot;:[[2016]]},&quot;container-title-short&quot;:&quot;&quot;},&quot;isTemporary&quot;:false}]},{&quot;citationID&quot;:&quot;MENDELEY_CITATION_111eba3f-785c-4b4c-b6e6-fc4bf548cbdf&quot;,&quot;properties&quot;:{&quot;noteIndex&quot;:0},&quot;isEdited&quot;:false,&quot;manualOverride&quot;:{&quot;isManuallyOverridden&quot;:false,&quot;citeprocText&quot;:&quot;[11]&quot;,&quot;manualOverrideText&quot;:&quot;&quot;},&quot;citationTag&quot;:&quot;MENDELEY_CITATION_v3_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&quot;,&quot;citationItems&quot;:[{&quot;id&quot;:&quot;27f87688-13d2-35cf-b3cc-69d56bb2def3&quot;,&quot;itemData&quot;:{&quot;type&quot;:&quot;article-journal&quot;,&quot;id&quot;:&quot;27f87688-13d2-35cf-b3cc-69d56bb2def3&quot;,&quot;title&quot;:&quot;ChemBERTa: Large-Scale Self-Supervised Pretraining for Molecular Property Prediction&quot;,&quot;author&quot;:[{&quot;family&quot;:&quot;Chithrananda&quot;,&quot;given&quot;:&quot;Seyone&quot;,&quot;parse-names&quot;:false,&quot;dropping-particle&quot;:&quot;&quot;,&quot;non-dropping-particle&quot;:&quot;&quot;},{&quot;family&quot;:&quot;Grand&quot;,&quot;given&quot;:&quot;Gabriel&quot;,&quot;parse-names&quot;:false,&quot;dropping-particle&quot;:&quot;&quot;,&quot;non-dropping-particle&quot;:&quot;&quot;},{&quot;family&quot;:&quot;Ramsundar&quot;,&quot;given&quot;:&quot;Bharath&quot;,&quot;parse-names&quot;:false,&quot;dropping-particle&quot;:&quot;&quot;,&quot;non-dropping-particle&quot;:&quot;&quot;}],&quot;container-title&quot;:&quot;arXiv e-prints&quot;,&quot;DOI&quot;:&quot;10.48550/arXiv.2010.09885&quot;,&quot;issued&quot;:{&quot;date-parts&quot;:[[2020,10]]},&quot;page&quot;:&quot;arXiv:2010.09885&quot;,&quot;container-title-short&quot;:&quot;&quot;},&quot;isTemporary&quot;:false}]},{&quot;citationID&quot;:&quot;MENDELEY_CITATION_b0839fb6-ce26-4a25-ba91-51b39a67b272&quot;,&quot;properties&quot;:{&quot;noteIndex&quot;:0},&quot;isEdited&quot;:false,&quot;manualOverride&quot;:{&quot;isManuallyOverridden&quot;:false,&quot;citeprocText&quot;:&quot;[21]&quot;,&quot;manualOverrideText&quot;:&quot;&quot;},&quot;citationTag&quot;:&quot;MENDELEY_CITATION_v3_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&quot;,&quot;citationItems&quot;:[{&quot;id&quot;:&quot;4706f37f-66a5-3d27-a50b-d3f6c14a0549&quot;,&quot;itemData&quot;:{&quot;type&quot;:&quot;article-journal&quot;,&quot;id&quot;:&quot;4706f37f-66a5-3d27-a50b-d3f6c14a0549&quot;,&quot;title&quot;:&quot;On Large-Batch Training for Deep Learning: Generalization Gap and Sharp Minima&quot;,&quot;author&quot;:[{&quot;family&quot;:&quot;Keskar&quot;,&quot;given&quot;:&quot;Nitish Shirish&quot;,&quot;parse-names&quot;:false,&quot;dropping-particle&quot;:&quot;&quot;,&quot;non-dropping-particle&quot;:&quot;&quot;},{&quot;family&quot;:&quot;Mudigere&quot;,&quot;given&quot;:&quot;Dheevatsa&quot;,&quot;parse-names&quot;:false,&quot;dropping-particle&quot;:&quot;&quot;,&quot;non-dropping-particle&quot;:&quot;&quot;},{&quot;family&quot;:&quot;Nocedal&quot;,&quot;given&quot;:&quot;Jorge&quot;,&quot;parse-names&quot;:false,&quot;dropping-particle&quot;:&quot;&quot;,&quot;non-dropping-particle&quot;:&quot;&quot;},{&quot;family&quot;:&quot;Smelyanskiy&quot;,&quot;given&quot;:&quot;Mikhail&quot;,&quot;parse-names&quot;:false,&quot;dropping-particle&quot;:&quot;&quot;,&quot;non-dropping-particle&quot;:&quot;&quot;},{&quot;family&quot;:&quot;Tang&quot;,&quot;given&quot;:&quot;Ping Tak Peter&quot;,&quot;parse-names&quot;:false,&quot;dropping-particle&quot;:&quot;&quot;,&quot;non-dropping-particle&quot;:&quot;&quot;}],&quot;container-title&quot;:&quot;ArXiv&quot;,&quot;container-title-short&quot;:&quot;ArXiv&quot;,&quot;URL&quot;:&quot;https://api.semanticscholar.org/CorpusID:5834589&quot;,&quot;issued&quot;:{&quot;date-parts&quot;:[[2016]]},&quot;volume&quot;:&quot;abs/1609.04836&quot;},&quot;isTemporary&quot;:false}]},{&quot;citationID&quot;:&quot;MENDELEY_CITATION_983539a7-adc7-42fd-83b2-3ac25b495a30&quot;,&quot;properties&quot;:{&quot;noteIndex&quot;:0},&quot;isEdited&quot;:false,&quot;manualOverride&quot;:{&quot;isManuallyOverridden&quot;:false,&quot;citeprocText&quot;:&quot;[22]&quot;,&quot;manualOverrideText&quot;:&quot;&quot;},&quot;citationTag&quot;:&quot;MENDELEY_CITATION_v3_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&quot;,&quot;citationItems&quot;:[{&quot;id&quot;:&quot;7fc7ea6b-1629-3058-829b-cae1a8149255&quot;,&quot;itemData&quot;:{&quot;type&quot;:&quot;article-journal&quot;,&quot;id&quot;:&quot;7fc7ea6b-1629-3058-829b-cae1a8149255&quot;,&quot;title&quot;:&quot;Mixed Precision Training&quot;,&quot;author&quot;:[{&quot;family&quot;:&quot;Micikevicius&quot;,&quot;given&quot;:&quot;Paulius&quot;,&quot;parse-names&quot;:false,&quot;dropping-particle&quot;:&quot;&quot;,&quot;non-dropping-particle&quot;:&quot;&quot;},{&quot;family&quot;:&quot;Narang&quot;,&quot;given&quot;:&quot;Sharan&quot;,&quot;parse-names&quot;:false,&quot;dropping-particle&quot;:&quot;&quot;,&quot;non-dropping-particle&quot;:&quot;&quot;},{&quot;family&quot;:&quot;Alben&quot;,&quot;given&quot;:&quot;Jonah&quot;,&quot;parse-names&quot;:false,&quot;dropping-particle&quot;:&quot;&quot;,&quot;non-dropping-particle&quot;:&quot;&quot;},{&quot;family&quot;:&quot;Diamos&quot;,&quot;given&quot;:&quot;Gregory Frederick&quot;,&quot;parse-names&quot;:false,&quot;dropping-particle&quot;:&quot;&quot;,&quot;non-dropping-particle&quot;:&quot;&quot;},{&quot;family&quot;:&quot;Elsen&quot;,&quot;given&quot;:&quot;Erich&quot;,&quot;parse-names&quot;:false,&quot;dropping-particle&quot;:&quot;&quot;,&quot;non-dropping-particle&quot;:&quot;&quot;},{&quot;family&quot;:&quot;García&quot;,&quot;given&quot;:&quot;David&quot;,&quot;parse-names&quot;:false,&quot;dropping-particle&quot;:&quot;&quot;,&quot;non-dropping-particle&quot;:&quot;&quot;},{&quot;family&quot;:&quot;Ginsburg&quot;,&quot;given&quot;:&quot;Boris&quot;,&quot;parse-names&quot;:false,&quot;dropping-particle&quot;:&quot;&quot;,&quot;non-dropping-particle&quot;:&quot;&quot;},{&quot;family&quot;:&quot;Houston&quot;,&quot;given&quot;:&quot;Michael&quot;,&quot;parse-names&quot;:false,&quot;dropping-particle&quot;:&quot;&quot;,&quot;non-dropping-particle&quot;:&quot;&quot;},{&quot;family&quot;:&quot;Kuchaiev&quot;,&quot;given&quot;:&quot;Oleksii&quot;,&quot;parse-names&quot;:false,&quot;dropping-particle&quot;:&quot;&quot;,&quot;non-dropping-particle&quot;:&quot;&quot;},{&quot;family&quot;:&quot;Venkatesh&quot;,&quot;given&quot;:&quot;Ganesh&quot;,&quot;parse-names&quot;:false,&quot;dropping-particle&quot;:&quot;&quot;,&quot;non-dropping-particle&quot;:&quot;&quot;},{&quot;family&quot;:&quot;Wu&quot;,&quot;given&quot;:&quot;Hao&quot;,&quot;parse-names&quot;:false,&quot;dropping-particle&quot;:&quot;&quot;,&quot;non-dropping-particle&quot;:&quot;&quot;}],&quot;container-title&quot;:&quot;ArXiv&quot;,&quot;container-title-short&quot;:&quot;ArXiv&quot;,&quot;URL&quot;:&quot;https://api.semanticscholar.org/CorpusID:3297437&quot;,&quot;issued&quot;:{&quot;date-parts&quot;:[[2017]]},&quot;volume&quot;:&quot;abs/1710.03740&quot;},&quot;isTemporary&quot;:false}]},{&quot;citationID&quot;:&quot;MENDELEY_CITATION_8dfa40a6-a289-45fd-9b21-d69412ff3133&quot;,&quot;properties&quot;:{&quot;noteIndex&quot;:0},&quot;isEdited&quot;:false,&quot;manualOverride&quot;:{&quot;isManuallyOverridden&quot;:false,&quot;citeprocText&quot;:&quot;[23]&quot;,&quot;manualOverrideText&quot;:&quot;&quot;},&quot;citationTag&quot;:&quot;MENDELEY_CITATION_v3_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&quot;,&quot;citationItems&quot;:[{&quot;id&quot;:&quot;e3596f90-1edb-3ff4-924b-ac9e46a7c8d5&quot;,&quot;itemData&quot;:{&quot;type&quot;:&quot;webpage&quot;,&quot;id&quot;:&quot;e3596f90-1edb-3ff4-924b-ac9e46a7c8d5&quot;,&quot;title&quot;:&quot;Drug Design with Small Molecule SMILES&quot;,&quot;author&quot;:[{&quot;family&quot;:&quot;Sgt. Peppers&quot;,&quot;given&quot;:&quot;&quot;,&quot;parse-names&quot;:false,&quot;dropping-particle&quot;:&quot;&quot;,&quot;non-dropping-particle&quot;:&quot;&quot;}],&quot;container-title&quot;:&quot;https://www.kaggle.com/datasets/art3mis/chembl22&quot;,&quot;issued&quot;:{&quot;date-parts&quot;:[[2025]]},&quot;container-title-short&quot;:&quot;&quot;},&quot;isTemporary&quot;:false}]},{&quot;citationID&quot;:&quot;MENDELEY_CITATION_c25554b6-155e-4912-80c0-3bf7fbbf1da3&quot;,&quot;properties&quot;:{&quot;noteIndex&quot;:0},&quot;isEdited&quot;:false,&quot;manualOverride&quot;:{&quot;isManuallyOverridden&quot;:false,&quot;citeprocText&quot;:&quot;[24]&quot;,&quot;manualOverrideText&quot;:&quot;&quot;},&quot;citationTag&quot;:&quot;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&quot;,&quot;citationItems&quot;:[{&quot;id&quot;:&quot;05dc4768-a214-33fc-85e4-fc8c5d25d6d2&quot;,&quot;itemData&quot;:{&quot;type&quot;:&quot;article-journal&quot;,&quot;id&quot;:&quot;05dc4768-a214-33fc-85e4-fc8c5d25d6d2&quot;,&quot;title&quot;:&quot;DrugBank 6.0: the DrugBank Knowledgebase for 2024&quot;,&quot;author&quot;:[{&quot;family&quot;:&quot;Knox&quot;,&quot;given&quot;:&quot;Craig&quot;,&quot;parse-names&quot;:false,&quot;dropping-particle&quot;:&quot;&quot;,&quot;non-dropping-particle&quot;:&quot;&quot;},{&quot;family&quot;:&quot;Wilson&quot;,&quot;given&quot;:&quot;Mike&quot;,&quot;parse-names&quot;:false,&quot;dropping-particle&quot;:&quot;&quot;,&quot;non-dropping-particle&quot;:&quot;&quot;},{&quot;family&quot;:&quot;Klinger&quot;,&quot;given&quot;:&quot;Christen M&quot;,&quot;parse-names&quot;:false,&quot;dropping-particle&quot;:&quot;&quot;,&quot;non-dropping-particle&quot;:&quot;&quot;},{&quot;family&quot;:&quot;Franklin&quot;,&quot;given&quot;:&quot;Mark&quot;,&quot;parse-names&quot;:false,&quot;dropping-particle&quot;:&quot;&quot;,&quot;non-dropping-particle&quot;:&quot;&quot;},{&quot;family&quot;:&quot;Oler&quot;,&quot;given&quot;:&quot;Eponine&quot;,&quot;parse-names&quot;:false,&quot;dropping-particle&quot;:&quot;&quot;,&quot;non-dropping-particle&quot;:&quot;&quot;},{&quot;family&quot;:&quot;Wilson&quot;,&quot;given&quot;:&quot;Alex&quot;,&quot;parse-names&quot;:false,&quot;dropping-particle&quot;:&quot;&quot;,&quot;non-dropping-particle&quot;:&quot;&quot;},{&quot;family&quot;:&quot;Pon&quot;,&quot;given&quot;:&quot;Allison&quot;,&quot;parse-names&quot;:false,&quot;dropping-particle&quot;:&quot;&quot;,&quot;non-dropping-particle&quot;:&quot;&quot;},{&quot;family&quot;:&quot;Cox&quot;,&quot;given&quot;:&quot;Jordan&quot;,&quot;parse-names&quot;:false,&quot;dropping-particle&quot;:&quot;&quot;,&quot;non-dropping-particle&quot;:&quot;&quot;},{&quot;family&quot;:&quot;Chin&quot;,&quot;given&quot;:&quot;Na Eun (Lucy)&quot;,&quot;parse-names&quot;:false,&quot;dropping-particle&quot;:&quot;&quot;,&quot;non-dropping-particle&quot;:&quot;&quot;},{&quot;family&quot;:&quot;Strawbridge&quot;,&quot;given&quot;:&quot;Seth A&quot;,&quot;parse-names&quot;:false,&quot;dropping-particle&quot;:&quot;&quot;,&quot;non-dropping-particle&quot;:&quot;&quot;},{&quot;family&quot;:&quot;Garcia-Patino&quot;,&quot;given&quot;:&quot;Marysol&quot;,&quot;parse-names&quot;:false,&quot;dropping-particle&quot;:&quot;&quot;,&quot;non-dropping-particle&quot;:&quot;&quot;},{&quot;family&quot;:&quot;Kruger&quot;,&quot;given&quot;:&quot;Ray&quot;,&quot;parse-names&quot;:false,&quot;dropping-particle&quot;:&quot;&quot;,&quot;non-dropping-particle&quot;:&quot;&quot;},{&quot;family&quot;:&quot;Sivakumaran&quot;,&quot;given&quot;:&quot;Aadhavya&quot;,&quot;parse-names&quot;:false,&quot;dropping-particle&quot;:&quot;&quot;,&quot;non-dropping-particle&quot;:&quot;&quot;},{&quot;family&quot;:&quot;Sanford&quot;,&quot;given&quot;:&quot;Selena&quot;,&quot;parse-names&quot;:false,&quot;dropping-particle&quot;:&quot;&quot;,&quot;non-dropping-particle&quot;:&quot;&quot;},{&quot;family&quot;:&quot;Doshi&quot;,&quot;given&quot;:&quot;Rahil&quot;,&quot;parse-names&quot;:false,&quot;dropping-particle&quot;:&quot;&quot;,&quot;non-dropping-particle&quot;:&quot;&quot;},{&quot;family&quot;:&quot;Khetarpal&quot;,&quot;given&quot;:&quot;Nitya&quot;,&quot;parse-names&quot;:false,&quot;dropping-particle&quot;:&quot;&quot;,&quot;non-dropping-particle&quot;:&quot;&quot;},{&quot;family&quot;:&quot;Fatokun&quot;,&quot;given&quot;:&quot;Omolola&quot;,&quot;parse-names&quot;:false,&quot;dropping-particle&quot;:&quot;&quot;,&quot;non-dropping-particle&quot;:&quot;&quot;},{&quot;family&quot;:&quot;Doucet&quot;,&quot;given&quot;:&quot;Daphnee&quot;,&quot;parse-names&quot;:false,&quot;dropping-particle&quot;:&quot;&quot;,&quot;non-dropping-particle&quot;:&quot;&quot;},{&quot;family&quot;:&quot;Zubkowski&quot;,&quot;given&quot;:&quot;Ashley&quot;,&quot;parse-names&quot;:false,&quot;dropping-particle&quot;:&quot;&quot;,&quot;non-dropping-particle&quot;:&quot;&quot;},{&quot;family&quot;:&quot;Rayat&quot;,&quot;given&quot;:&quot;Dorsa Yahya&quot;,&quot;parse-names&quot;:false,&quot;dropping-particle&quot;:&quot;&quot;,&quot;non-dropping-particle&quot;:&quot;&quot;},{&quot;family&quot;:&quot;Jackson&quot;,&quot;given&quot;:&quot;Hayley&quot;,&quot;parse-names&quot;:false,&quot;dropping-particle&quot;:&quot;&quot;,&quot;non-dropping-particle&quot;:&quot;&quot;},{&quot;family&quot;:&quot;Harford&quot;,&quot;given&quot;:&quot;Karxena&quot;,&quot;parse-names&quot;:false,&quot;dropping-particle&quot;:&quot;&quot;,&quot;non-dropping-particle&quot;:&quot;&quot;},{&quot;family&quot;:&quot;Anjum&quot;,&quot;given&quot;:&quot;Afia&quot;,&quot;parse-names&quot;:false,&quot;dropping-particle&quot;:&quot;&quot;,&quot;non-dropping-particle&quot;:&quot;&quot;},{&quot;family&quot;:&quot;Zakir&quot;,&quot;given&quot;:&quot;Mahi&quot;,&quot;parse-names&quot;:false,&quot;dropping-particle&quot;:&quot;&quot;,&quot;non-dropping-particle&quot;:&quot;&quot;},{&quot;family&quot;:&quot;Wang&quot;,&quot;given&quot;:&quot;Fei&quot;,&quot;parse-names&quot;:false,&quot;dropping-particle&quot;:&quot;&quot;,&quot;non-dropping-particle&quot;:&quot;&quot;},{&quot;family&quot;:&quot;Tian&quot;,&quot;given&quot;:&quot;Siyang&quot;,&quot;parse-names&quot;:false,&quot;dropping-particle&quot;:&quot;&quot;,&quot;non-dropping-particle&quot;:&quot;&quot;},{&quot;family&quot;:&quot;Lee&quot;,&quot;given&quot;:&quot;Brian&quot;,&quot;parse-names&quot;:false,&quot;dropping-particle&quot;:&quot;&quot;,&quot;non-dropping-particle&quot;:&quot;&quot;},{&quot;family&quot;:&quot;Liigand&quot;,&quot;given&quot;:&quot;Jaanus&quot;,&quot;parse-names&quot;:false,&quot;dropping-particle&quot;:&quot;&quot;,&quot;non-dropping-particle&quot;:&quot;&quot;},{&quot;family&quot;:&quot;Peters&quot;,&quot;given&quot;:&quot;Harrison&quot;,&quot;parse-names&quot;:false,&quot;dropping-particle&quot;:&quot;&quot;,&quot;non-dropping-particle&quot;:&quot;&quot;},{&quot;family&quot;:&quot;Wang&quot;,&quot;given&quot;:&quot;Ruo Qi (Rachel)&quot;,&quot;parse-names&quot;:false,&quot;dropping-particle&quot;:&quot;&quot;,&quot;non-dropping-particle&quot;:&quot;&quot;},{&quot;family&quot;:&quot;Nguyen&quot;,&quot;given&quot;:&quot;Tue&quot;,&quot;parse-names&quot;:false,&quot;dropping-particle&quot;:&quot;&quot;,&quot;non-dropping-particle&quot;:&quot;&quot;},{&quot;family&quot;:&quot;So&quot;,&quot;given&quot;:&quot;Denise&quot;,&quot;parse-names&quot;:false,&quot;dropping-particle&quot;:&quot;&quot;,&quot;non-dropping-particle&quot;:&quot;&quot;},{&quot;family&quot;:&quot;Sharp&quot;,&quot;given&quot;:&quot;Matthew&quot;,&quot;parse-names&quot;:false,&quot;dropping-particle&quot;:&quot;&quot;,&quot;non-dropping-particle&quot;:&quot;&quot;},{&quot;family&quot;:&quot;da Silva&quot;,&quot;given&quot;:&quot;Rodolfo&quot;,&quot;parse-names&quot;:false,&quot;dropping-particle&quot;:&quot;&quot;,&quot;non-dropping-particle&quot;:&quot;&quot;},{&quot;family&quot;:&quot;Gabriel&quot;,&quot;given&quot;:&quot;Cyrella&quot;,&quot;parse-names&quot;:false,&quot;dropping-particle&quot;:&quot;&quot;,&quot;non-dropping-particle&quot;:&quot;&quot;},{&quot;family&quot;:&quot;Scantlebury&quot;,&quot;given&quot;:&quot;Joshua&quot;,&quot;parse-names&quot;:false,&quot;dropping-particle&quot;:&quot;&quot;,&quot;non-dropping-particle&quot;:&quot;&quot;},{&quot;family&quot;:&quot;Jasinski&quot;,&quot;given&quot;:&quot;Marissa&quot;,&quot;parse-names&quot;:false,&quot;dropping-particle&quot;:&quot;&quot;,&quot;non-dropping-particle&quot;:&quot;&quot;},{&quot;family&quot;:&quot;Ackerman&quot;,&quot;given&quot;:&quot;David&quot;,&quot;parse-names&quot;:false,&quot;dropping-particle&quot;:&quot;&quot;,&quot;non-dropping-particle&quot;:&quot;&quot;},{&quot;family&quot;:&quot;Jewison&quot;,&quot;given&quot;:&quot;Timothy&quot;,&quot;parse-names&quot;:false,&quot;dropping-particle&quot;:&quot;&quot;,&quot;non-dropping-particle&quot;:&quot;&quot;},{&quot;family&quot;:&quot;Sajed&quot;,&quot;given&quot;:&quot;Tanvir&quot;,&quot;parse-names&quot;:false,&quot;dropping-particle&quot;:&quot;&quot;,&quot;non-dropping-particle&quot;:&quot;&quot;},{&quot;family&quot;:&quot;Gautam&quot;,&quot;given&quot;:&quot;Vasuk&quot;,&quot;parse-names&quot;:false,&quot;dropping-particle&quot;:&quot;&quot;,&quot;non-dropping-particle&quot;:&quot;&quot;},{&quot;family&quot;:&quot;Wishart&quot;,&quot;given&quot;:&quot;David S&quot;,&quot;parse-names&quot;:false,&quot;dropping-particle&quot;:&quot;&quot;,&quot;non-dropping-particle&quot;:&quot;&quot;}],&quot;container-title&quot;:&quot;Nucleic Acids Research&quot;,&quot;DOI&quot;:&quot;10.1093/nar/gkad976&quot;,&quot;ISSN&quot;:&quot;0305-1048&quot;,&quot;issued&quot;:{&quot;date-parts&quot;:[[2024,1,5]]},&quot;page&quot;:&quot;D1265-D1275&quot;,&quot;abstract&quot;:&quot;&lt;p&gt;First released in 2006, DrugBank (https://go.drugbank.com) has grown to become the ‘gold standard’ knowledge resource for drug, drug–target and related pharmaceutical information. DrugBank is widely used across many diverse biomedical research and clinical applications, and averages more than 30 million views/year. Since its last update in 2018, we have been actively enhancing the quantity and quality of the drug data in this knowledgebase. In this latest release (DrugBank 6.0), the number of FDA approved drugs has grown from 2646 to 4563 (a 72% increase), the number of investigational drugs has grown from 3394 to 6231 (a 38% increase), the number of drug–drug interactions increased from 365 984 to 1 413 413 (a 300% increase), and the number of drug–food interactions expanded from 1195 to 2475 (a 200% increase). In addition to this notable expansion in database size, we have added thousands of new, colorful, richly annotated pathways depicting drug mechanisms and drug metabolism. Likewise, existing datasets have been significantly improved and expanded, by adding more information on drug indications, drug–drug interactions, drug–food interactions and many other relevant data types for 11 891 drugs. We have also added experimental and predicted MS/MS spectra, 1D/2D-NMR spectra, CCS (collision cross section), RT (retention time) and RI (retention index) data for 9464 of DrugBank's 11 710 small molecule drugs. These and other improvements should make DrugBank 6.0 even more useful to a much wider research audience ranging from medicinal chemists to metabolomics specialists to pharmacologists.&lt;/p&gt;&quot;,&quot;issue&quot;:&quot;D1&quot;,&quot;volume&quot;:&quot;52&quot;,&quot;container-title-short&quot;:&quot;Nucleic Acids Res.&quot;},&quot;isTemporary&quot;:false}]},{&quot;citationID&quot;:&quot;MENDELEY_CITATION_842c6097-cdb7-4d69-9e19-e0a99dfba80a&quot;,&quot;properties&quot;:{&quot;noteIndex&quot;:0},&quot;isEdited&quot;:false,&quot;manualOverride&quot;:{&quot;isManuallyOverridden&quot;:false,&quot;citeprocText&quot;:&quot;[25]&quot;,&quot;manualOverrideText&quot;:&quot;&quot;},&quot;citationTag&quot;:&quot;MENDELEY_CITATION_v3_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&quot;,&quot;citationItems&quot;:[{&quot;id&quot;:&quot;2360cf28-52dd-3e44-85a2-08be789b8022&quot;,&quot;itemData&quot;:{&quot;type&quot;:&quot;article-journal&quot;,&quot;id&quot;:&quot;2360cf28-52dd-3e44-85a2-08be789b8022&quot;,&quot;title&quot;:&quot;The ChEMBL database in 2017&quot;,&quot;author&quot;:[{&quot;family&quot;:&quot;Gaulton&quot;,&quot;given&quot;:&quot;Anna&quot;,&quot;parse-names&quot;:false,&quot;dropping-particle&quot;:&quot;&quot;,&quot;non-dropping-particle&quot;:&quot;&quot;},{&quot;family&quot;:&quot;Hersey&quot;,&quot;given&quot;:&quot;Anne&quot;,&quot;parse-names&quot;:false,&quot;dropping-particle&quot;:&quot;&quot;,&quot;non-dropping-particle&quot;:&quot;&quot;},{&quot;family&quot;:&quot;Nowotka&quot;,&quot;given&quot;:&quot;Michał&quot;,&quot;parse-names&quot;:false,&quot;dropping-particle&quot;:&quot;&quot;,&quot;non-dropping-particle&quot;:&quot;&quot;},{&quot;family&quot;:&quot;Bento&quot;,&quot;given&quot;:&quot;A. Patrícia&quot;,&quot;parse-names&quot;:false,&quot;dropping-particle&quot;:&quot;&quot;,&quot;non-dropping-particle&quot;:&quot;&quot;},{&quot;family&quot;:&quot;Chambers&quot;,&quot;given&quot;:&quot;Jon&quot;,&quot;parse-names&quot;:false,&quot;dropping-particle&quot;:&quot;&quot;,&quot;non-dropping-particle&quot;:&quot;&quot;},{&quot;family&quot;:&quot;Mendez&quot;,&quot;given&quot;:&quot;David&quot;,&quot;parse-names&quot;:false,&quot;dropping-particle&quot;:&quot;&quot;,&quot;non-dropping-particle&quot;:&quot;&quot;},{&quot;family&quot;:&quot;Mutowo&quot;,&quot;given&quot;:&quot;Prudence&quot;,&quot;parse-names&quot;:false,&quot;dropping-particle&quot;:&quot;&quot;,&quot;non-dropping-particle&quot;:&quot;&quot;},{&quot;family&quot;:&quot;Atkinson&quot;,&quot;given&quot;:&quot;Francis&quot;,&quot;parse-names&quot;:false,&quot;dropping-particle&quot;:&quot;&quot;,&quot;non-dropping-particle&quot;:&quot;&quot;},{&quot;family&quot;:&quot;Bellis&quot;,&quot;given&quot;:&quot;Louisa J.&quot;,&quot;parse-names&quot;:false,&quot;dropping-particle&quot;:&quot;&quot;,&quot;non-dropping-particle&quot;:&quot;&quot;},{&quot;family&quot;:&quot;Cibrián-Uhalte&quot;,&quot;given&quot;:&quot;Elena&quot;,&quot;parse-names&quot;:false,&quot;dropping-particle&quot;:&quot;&quot;,&quot;non-dropping-particle&quot;:&quot;&quot;},{&quot;family&quot;:&quot;Davies&quot;,&quot;given&quot;:&quot;Mark&quot;,&quot;parse-names&quot;:false,&quot;dropping-particle&quot;:&quot;&quot;,&quot;non-dropping-particle&quot;:&quot;&quot;},{&quot;family&quot;:&quot;Dedman&quot;,&quot;given&quot;:&quot;Nathan&quot;,&quot;parse-names&quot;:false,&quot;dropping-particle&quot;:&quot;&quot;,&quot;non-dropping-particle&quot;:&quot;&quot;},{&quot;family&quot;:&quot;Karlsson&quot;,&quot;given&quot;:&quot;Anneli&quot;,&quot;parse-names&quot;:false,&quot;dropping-particle&quot;:&quot;&quot;,&quot;non-dropping-particle&quot;:&quot;&quot;},{&quot;family&quot;:&quot;Magariños&quot;,&quot;given&quot;:&quot;María Paula&quot;,&quot;parse-names&quot;:false,&quot;dropping-particle&quot;:&quot;&quot;,&quot;non-dropping-particle&quot;:&quot;&quot;},{&quot;family&quot;:&quot;Overington&quot;,&quot;given&quot;:&quot;John P.&quot;,&quot;parse-names&quot;:false,&quot;dropping-particle&quot;:&quot;&quot;,&quot;non-dropping-particle&quot;:&quot;&quot;},{&quot;family&quot;:&quot;Papadatos&quot;,&quot;given&quot;:&quot;George&quot;,&quot;parse-names&quot;:false,&quot;dropping-particle&quot;:&quot;&quot;,&quot;non-dropping-particle&quot;:&quot;&quot;},{&quot;family&quot;:&quot;Smit&quot;,&quot;given&quot;:&quot;Ines&quot;,&quot;parse-names&quot;:false,&quot;dropping-particle&quot;:&quot;&quot;,&quot;non-dropping-particle&quot;:&quot;&quot;},{&quot;family&quot;:&quot;Leach&quot;,&quot;given&quot;:&quot;Andrew R.&quot;,&quot;parse-names&quot;:false,&quot;dropping-particle&quot;:&quot;&quot;,&quot;non-dropping-particle&quot;:&quot;&quot;}],&quot;container-title&quot;:&quot;Nucleic Acids Research&quot;,&quot;DOI&quot;:&quot;10.1093/nar/gkw1074&quot;,&quot;ISSN&quot;:&quot;0305-1048&quot;,&quot;issued&quot;:{&quot;date-parts&quot;:[[2017,1,4]]},&quot;page&quot;:&quot;D945-D954&quot;,&quot;issue&quot;:&quot;D1&quot;,&quot;volume&quot;:&quot;45&quot;,&quot;container-title-short&quot;:&quot;Nucleic Acids Res.&quot;},&quot;isTemporary&quot;:false}]},{&quot;citationID&quot;:&quot;MENDELEY_CITATION_f7c666f5-11ce-4466-a5b6-1fb7e14e1fb6&quot;,&quot;properties&quot;:{&quot;noteIndex&quot;:0},&quot;isEdited&quot;:false,&quot;manualOverride&quot;:{&quot;isManuallyOverridden&quot;:false,&quot;citeprocText&quot;:&quot;[26]&quot;,&quot;manualOverrideText&quot;:&quot;&quot;},&quot;citationTag&quot;:&quot;MENDELEY_CITATION_v3_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&quot;,&quot;citationItems&quot;:[{&quot;id&quot;:&quot;894bf710-3c9a-38d7-a687-6a8f8d072ef0&quot;,&quot;itemData&quot;:{&quot;type&quot;:&quot;article-journal&quot;,&quot;id&quot;:&quot;894bf710-3c9a-38d7-a687-6a8f8d072ef0&quot;,&quot;title&quot;:&quot;Pre-trained molecular representations enable antimicrobial discovery&quot;,&quot;author&quot;:[{&quot;family&quot;:&quot;Olayo-Alarcon&quot;,&quot;given&quot;:&quot;Roberto&quot;,&quot;parse-names&quot;:false,&quot;dropping-particle&quot;:&quot;&quot;,&quot;non-dropping-particle&quot;:&quot;&quot;},{&quot;family&quot;:&quot;Amstalden&quot;,&quot;given&quot;:&quot;Martin K.&quot;,&quot;parse-names&quot;:false,&quot;dropping-particle&quot;:&quot;&quot;,&quot;non-dropping-particle&quot;:&quot;&quot;},{&quot;family&quot;:&quot;Zannoni&quot;,&quot;given&quot;:&quot;Annamaria&quot;,&quot;parse-names&quot;:false,&quot;dropping-particle&quot;:&quot;&quot;,&quot;non-dropping-particle&quot;:&quot;&quot;},{&quot;family&quot;:&quot;Bajramovic&quot;,&quot;given&quot;:&quot;Medina&quot;,&quot;parse-names&quot;:false,&quot;dropping-particle&quot;:&quot;&quot;,&quot;non-dropping-particle&quot;:&quot;&quot;},{&quot;family&quot;:&quot;Sharma&quot;,&quot;given&quot;:&quot;Cynthia M.&quot;,&quot;parse-names&quot;:false,&quot;dropping-particle&quot;:&quot;&quot;,&quot;non-dropping-particle&quot;:&quot;&quot;},{&quot;family&quot;:&quot;Brochado&quot;,&quot;given&quot;:&quot;Ana Rita&quot;,&quot;parse-names&quot;:false,&quot;dropping-particle&quot;:&quot;&quot;,&quot;non-dropping-particle&quot;:&quot;&quot;},{&quot;family&quot;:&quot;Rezaei&quot;,&quot;given&quot;:&quot;Mina&quot;,&quot;parse-names&quot;:false,&quot;dropping-particle&quot;:&quot;&quot;,&quot;non-dropping-particle&quot;:&quot;&quot;},{&quot;family&quot;:&quot;Müller&quot;,&quot;given&quot;:&quot;Christian L.&quot;,&quot;parse-names&quot;:false,&quot;dropping-particle&quot;:&quot;&quot;,&quot;non-dropping-particle&quot;:&quot;&quot;}],&quot;container-title&quot;:&quot;Nature Communications&quot;,&quot;DOI&quot;:&quot;10.1038/s41467-025-58804-4&quot;,&quot;ISSN&quot;:&quot;2041-1723&quot;,&quot;issued&quot;:{&quot;date-parts&quot;:[[2025,4,10]]},&quot;page&quot;:&quot;3420&quot;,&quot;abstract&quot;:&quot;&lt;p&gt; The rise in antimicrobial resistance poses a worldwide threat, reducing the efficacy of common antibiotics. Determining the antimicrobial activity of new chemical compounds through experimental methods remains time-consuming and costly. While compound-centric deep learning models promise to accelerate this search and prioritization process, current strategies require large amounts of custom training data. Here, we introduce a lightweight computational strategy for antimicrobial discovery that builds on MolE (Molecular representation through redundancy reduced Embedding), a self-supervised deep learning framework that leverages unlabeled chemical structures to learn task-independent molecular representations. By combining MolE representation learning with available, experimentally validated compound-bacteria activity data, we design a general predictive model that enables assessing compounds with respect to their antimicrobial potential. Our model correctly identifies recent growth-inhibitory compounds that are structurally distinct from current antibiotics. Using this approach, we discover de novo, and experimentally confirm, three human-targeted drugs as growth inhibitors of &lt;italic&gt;Staphylococcus aureus&lt;/italic&gt; . This framework offers a viable, cost-effective strategy to accelerate antibiotic discovery. &lt;/p&gt;&quot;,&quot;issue&quot;:&quot;1&quot;,&quot;volume&quot;:&quot;16&quot;,&quot;container-title-short&quot;:&quot;Nat. Commun.&quot;},&quot;isTemporary&quot;:false}]}]"/>
+    <we:property name="MENDELEY_BIBLIOGRAPHY_IS_DIRTY" value="false"/>
+    <we:property name="MENDELEY_BIBLIOGRAPHY_LAST_MODIFIED" value="1776289339762"/>
+    <we:property name="MENDELEY_CITATIONS" value="[{&quot;citationID&quot;:&quot;MENDELEY_CITATION_917e5d1d-8132-466d-b0a6-a0da3177f8a4&quot;,&quot;properties&quot;:{&quot;noteIndex&quot;:0},&quot;isEdited&quot;:false,&quot;manualOverride&quot;:{&quot;isManuallyOverridden&quot;:false,&quot;citeprocText&quot;:&quot;[1]&quot;,&quot;manualOverrideText&quot;:&quot;&quot;},&quot;citationTag&quot;:&quot;MENDELEY_CITATION_v3_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&quot;,&quot;citationItems&quot;:[{&quot;id&quot;:&quot;bf4b9b8e-8cd4-3267-8fea-3e05e74bdeb9&quot;,&quot;itemData&quot;:{&quot;type&quot;:&quot;chapter&quot;,&quot;id&quot;:&quot;bf4b9b8e-8cd4-3267-8fea-3e05e74bdeb9&quot;,&quot;title&quot;:&quot;Drug Metabolism: Phase I and Phase II Metabolic Pathways&quot;,&quot;author&quot;:[{&quot;family&quot;:&quot;ul Amin Mohsin&quot;,&quot;given&quot;:&quot;Noor&quot;,&quot;parse-names&quot;:false,&quot;dropping-particle&quot;:&quot;&quot;,&quot;non-dropping-particle&quot;:&quot;&quot;},{&quot;family&quot;:&quot;Farrukh&quot;,&quot;given&quot;:&quot;Maryam&quot;,&quot;parse-names&quot;:false,&quot;dropping-particle&quot;:&quot;&quot;,&quot;non-dropping-particle&quot;:&quot;&quot;},{&quot;family&quot;:&quot;Shahzadi&quot;,&quot;given&quot;:&quot;Saba&quot;,&quot;parse-names&quot;:false,&quot;dropping-particle&quot;:&quot;&quot;,&quot;non-dropping-particle&quot;:&quot;&quot;},{&quot;family&quot;:&quot;Irfan&quot;,&quot;given&quot;:&quot;Muhammad&quot;,&quot;parse-names&quot;:false,&quot;dropping-particle&quot;:&quot;&quot;,&quot;non-dropping-particle&quot;:&quot;&quot;}],&quot;DOI&quot;:&quot;10.5772/intechopen.112854&quot;,&quot;issued&quot;:{&quot;date-parts&quot;:[[2024,2,14]]},&quot;container-title-short&quot;:&quot;&quot;},&quot;isTemporary&quot;:false}]},{&quot;citationID&quot;:&quot;MENDELEY_CITATION_4c61a503-9278-499d-9d99-f0a543c311cd&quot;,&quot;properties&quot;:{&quot;noteIndex&quot;:0},&quot;isEdited&quot;:false,&quot;manualOverride&quot;:{&quot;isManuallyOverridden&quot;:false,&quot;citeprocText&quot;:&quot;[2]&quot;,&quot;manualOverrideText&quot;:&quot;&quot;},&quot;citationTag&quot;:&quot;MENDELEY_CITATION_v3_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&quot;,&quot;citationItems&quot;:[{&quot;id&quot;:&quot;a7499272-8f2c-3731-b644-7b0aae951850&quot;,&quot;itemData&quot;:{&quot;type&quot;:&quot;article-journal&quot;,&quot;id&quot;:&quot;a7499272-8f2c-3731-b644-7b0aae951850&quot;,&quot;title&quot;:&quot;In silico ADME-Tox modeling: progress and prospects&quot;,&quot;author&quot;:[{&quot;family&quot;:&quot;Alqahtani&quot;,&quot;given&quot;:&quot;Saeed&quot;,&quot;parse-names&quot;:false,&quot;dropping-particle&quot;:&quot;&quot;,&quot;non-dropping-particle&quot;:&quot;&quot;}],&quot;container-title&quot;:&quot;Expert Opinion on Drug Metabolism &amp; Toxicology&quot;,&quot;DOI&quot;:&quot;10.1080/17425255.2017.1389897&quot;,&quot;ISSN&quot;:&quot;1742-5255&quot;,&quot;issued&quot;:{&quot;date-parts&quot;:[[2017,11,2]]},&quot;page&quot;:&quot;1147-1158&quot;,&quot;issue&quot;:&quot;11&quot;,&quot;volume&quot;:&quot;13&quot;,&quot;container-title-short&quot;:&quot;Expert Opin. Drug Metab. Toxicol.&quot;},&quot;isTemporary&quot;:false}]},{&quot;citationID&quot;:&quot;MENDELEY_CITATION_f9163c9d-db05-495c-82ad-845f41c010e3&quot;,&quot;properties&quot;:{&quot;noteIndex&quot;:0},&quot;isEdited&quot;:false,&quot;manualOverride&quot;:{&quot;isManuallyOverridden&quot;:false,&quot;citeprocText&quot;:&quot;[3]&quot;,&quot;manualOverrideText&quot;:&quot;&quot;},&quot;citationTag&quot;:&quot;MENDELEY_CITATION_v3_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&quot;,&quot;citationItems&quot;:[{&quot;id&quot;:&quot;41dab8de-eca9-3196-8661-835a96a3207d&quot;,&quot;itemData&quot;:{&quot;type&quot;:&quot;article-journal&quot;,&quot;id&quot;:&quot;41dab8de-eca9-3196-8661-835a96a3207d&quot;,&quot;title&quot;:&quot;Predicting routes of phase I and II metabolism based on quantum mechanics and machine learning&quot;,&quot;author&quot;:[{&quot;family&quot;:&quot;Öeren&quot;,&quot;given&quot;:&quot;Mario&quot;,&quot;parse-names&quot;:false,&quot;dropping-particle&quot;:&quot;&quot;,&quot;non-dropping-particle&quot;:&quot;&quot;},{&quot;family&quot;:&quot;Hunt&quot;,&quot;given&quot;:&quot;Peter A.&quot;,&quot;parse-names&quot;:false,&quot;dropping-particle&quot;:&quot;&quot;,&quot;non-dropping-particle&quot;:&quot;&quot;},{&quot;family&quot;:&quot;Wharrick&quot;,&quot;given&quot;:&quot;Charlotte E.&quot;,&quot;parse-names&quot;:false,&quot;dropping-particle&quot;:&quot;&quot;,&quot;non-dropping-particle&quot;:&quot;&quot;},{&quot;family&quot;:&quot;Tabatabaei Ghomi&quot;,&quot;given&quot;:&quot;Hamed&quot;,&quot;parse-names&quot;:false,&quot;dropping-particle&quot;:&quot;&quot;,&quot;non-dropping-particle&quot;:&quot;&quot;},{&quot;family&quot;:&quot;Segall&quot;,&quot;given&quot;:&quot;Matthew D.&quot;,&quot;parse-names&quot;:false,&quot;dropping-particle&quot;:&quot;&quot;,&quot;non-dropping-particle&quot;:&quot;&quot;}],&quot;container-title&quot;:&quot;Xenobiotica&quot;,&quot;DOI&quot;:&quot;10.1080/00498254.2023.2284251&quot;,&quot;ISSN&quot;:&quot;0049-8254&quot;,&quot;issued&quot;:{&quot;date-parts&quot;:[[2024,8,8]]},&quot;page&quot;:&quot;379-393&quot;,&quot;issue&quot;:&quot;7&quot;,&quot;volume&quot;:&quot;54&quot;,&quot;container-title-short&quot;:&quot;&quot;},&quot;isTemporary&quot;:false}]},{&quot;citationID&quot;:&quot;MENDELEY_CITATION_b3a78241-26d9-4c0f-a776-f58d6393a7c1&quot;,&quot;properties&quot;:{&quot;noteIndex&quot;:0},&quot;isEdited&quot;:false,&quot;manualOverride&quot;:{&quot;isManuallyOverridden&quot;:false,&quot;citeprocText&quot;:&quot;[4]&quot;,&quot;manualOverrideText&quot;:&quot;&quot;},&quot;citationTag&quot;:&quot;MENDELEY_CITATION_v3_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&quot;,&quot;citationItems&quot;:[{&quot;id&quot;:&quot;13bc8314-57b6-3cd6-845d-b642b9f122d5&quot;,&quot;itemData&quot;:{&quot;type&quot;:&quot;webpage&quot;,&quot;id&quot;:&quot;13bc8314-57b6-3cd6-845d-b642b9f122d5&quot;,&quot;title&quot;:&quot;Decoding phase I &amp; II human drug metabolism using the prediction tool MetaSite for chemists, medicinal chemists, and metID experts.&quot;,&quot;author&quot;:[{&quot;family&quot;:&quot;Cruciani&quot;,&quot;given&quot;:&quot;Gabriele&quot;,&quot;parse-names&quot;:false,&quot;dropping-particle&quot;:&quot;&quot;,&quot;non-dropping-particle&quot;:&quot;&quot;},{&quot;family&quot;:&quot;Desantis&quot;,&quot;given&quot;:&quot;Jenny&quot;,&quot;parse-names&quot;:false,&quot;dropping-particle&quot;:&quot;&quot;,&quot;non-dropping-particle&quot;:&quot;&quot;},{&quot;family&quot;:&quot;Palomba&quot;,&quot;given&quot;:&quot;Tommaso&quot;,&quot;parse-names&quot;:false,&quot;dropping-particle&quot;:&quot;&quot;,&quot;non-dropping-particle&quot;:&quot;&quot;},{&quot;family&quot;:&quot;Baroni&quot;,&quot;given&quot;:&quot;Massimo&quot;,&quot;parse-names&quot;:false,&quot;dropping-particle&quot;:&quot;&quot;,&quot;non-dropping-particle&quot;:&quot;&quot;},{&quot;family&quot;:&quot;Valeri&quot;,&quot;given&quot;:&quot;Aurora&quot;,&quot;parse-names&quot;:false,&quot;dropping-particle&quot;:&quot;&quot;,&quot;non-dropping-particle&quot;:&quot;&quot;},{&quot;family&quot;:&quot;Siragusa&quot;,&quot;given&quot;:&quot;Lydia&quot;,&quot;parse-names&quot;:false,&quot;dropping-particle&quot;:&quot;&quot;,&quot;non-dropping-particle&quot;:&quot;&quot;},{&quot;family&quot;:&quot;Venturi&quot;,&quot;given&quot;:&quot;Ludovico&quot;,&quot;parse-names&quot;:false,&quot;dropping-particle&quot;:&quot;&quot;,&quot;non-dropping-particle&quot;:&quot;&quot;},{&quot;family&quot;:&quot;Zamora&quot;,&quot;given&quot;:&quot;Ismael&quot;,&quot;parse-names&quot;:false,&quot;dropping-particle&quot;:&quot;&quot;,&quot;non-dropping-particle&quot;:&quot;&quot;},{&quot;family&quot;:&quot;Meyer&quot;,&quot;given&quot;:&quot;Christophe&quot;,&quot;parse-names&quot;:false,&quot;dropping-particle&quot;:&quot;&quot;,&quot;non-dropping-particle&quot;:&quot;&quot;},{&quot;family&quot;:&quot;Laboureur&quot;,&quot;given&quot;:&quot;Laurent&quot;,&quot;parse-names&quot;:false,&quot;dropping-particle&quot;:&quot;&quot;,&quot;non-dropping-particle&quot;:&quot;&quot;},{&quot;family&quot;:&quot;Emre&quot;,&quot;given&quot;:&quot;Isin&quot;,&quot;parse-names&quot;:false,&quot;dropping-particle&quot;:&quot;&quot;,&quot;non-dropping-particle&quot;:&quot;&quot;},{&quot;family&quot;:&quot;Goracci&quot;,&quot;given&quot;:&quot;Laura&quot;,&quot;parse-names&quot;:false,&quot;dropping-particle&quot;:&quot;&quot;,&quot;non-dropping-particle&quot;:&quot;&quot;}],&quot;issued&quot;:{&quot;date-parts&quot;:[[2024]]},&quot;container-title-short&quot;:&quot;&quot;},&quot;isTemporary&quot;:false}]},{&quot;citationID&quot;:&quot;MENDELEY_CITATION_a090304e-5ae5-4071-9395-15b690c02537&quot;,&quot;properties&quot;:{&quot;noteIndex&quot;:0},&quot;isEdited&quot;:false,&quot;manualOverride&quot;:{&quot;isManuallyOverridden&quot;:false,&quot;citeprocText&quot;:&quot;[5]&quot;,&quot;manualOverrideText&quot;:&quot;&quot;},&quot;citationTag&quot;:&quot;MENDELEY_CITATION_v3_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&quot;,&quot;citationItems&quot;:[{&quot;id&quot;:&quot;30167f7e-6772-397c-8d9b-7e31dc75bdc6&quot;,&quot;itemData&quot;:{&quot;type&quot;:&quot;article-journal&quot;,&quot;id&quot;:&quot;30167f7e-6772-397c-8d9b-7e31dc75bdc6&quot;,&quot;title&quot;:&quot;CYPstrate: A Set of Machine Learning Models for the Accurate Classification of Cytochrome P450 Enzyme Substrates and Non-Substrates&quot;,&quot;author&quot;:[{&quot;family&quot;:&quot;Holmer&quot;,&quot;given&quot;:&quot;Malte&quot;,&quot;parse-names&quot;:false,&quot;dropping-particle&quot;:&quot;&quot;,&quot;non-dropping-particle&quot;:&quot;&quot;},{&quot;family&quot;:&quot;Bruyn Kops&quot;,&quot;given&quot;:&quot;Christina&quot;,&quot;parse-names&quot;:false,&quot;dropping-particle&quot;:&quot;&quot;,&quot;non-dropping-particle&quot;:&quot;de&quot;},{&quot;family&quot;:&quot;Stork&quot;,&quot;given&quot;:&quot;Conrad&quot;,&quot;parse-names&quot;:false,&quot;dropping-particle&quot;:&quot;&quot;,&quot;non-dropping-particle&quot;:&quot;&quot;},{&quot;family&quot;:&quot;Kirchmair&quot;,&quot;given&quot;:&quot;Johannes&quot;,&quot;parse-names&quot;:false,&quot;dropping-particle&quot;:&quot;&quot;,&quot;non-dropping-particle&quot;:&quot;&quot;}],&quot;container-title&quot;:&quot;Molecules&quot;,&quot;DOI&quot;:&quot;10.3390/molecules26154678&quot;,&quot;ISSN&quot;:&quot;1420-3049&quot;,&quot;issued&quot;:{&quot;date-parts&quot;:[[2021,8,2]]},&quot;page&quot;:&quot;4678&quot;,&quot;abstract&quot;:&quot;&lt;p&gt;The interaction of small organic molecules such as drugs, agrochemicals, and cosmetics with cytochrome P450 enzymes (CYPs) can lead to substantial changes in the bioavailability of active substances and hence consequences with respect to pharmacological efficacy and toxicity. Therefore, efficient means of predicting the interactions of small organic molecules with CYPs are of high importance to a host of different industries. In this work, we present a new set of machine learning models for the classification of xenobiotics into substrates and non-substrates of nine human CYP isozymes: CYPs 1A2, 2A6, 2B6, 2C8, 2C9, 2C19, 2D6, 2E1, and 3A4. The models are trained on an extended, high-quality collection of known substrates and non-substrates and have been subjected to thorough validation. Our results show that the models yield competitive performance and are favorable for the detection of CYP substrates. In particular, a new consensus model reached high performance, with Matthews correlation coefficients (MCCs) between 0.45 (CYP2C8) and 0.85 (CYP3A4), although at the cost of coverage. The best models presented in this work are accessible free of charge via the “CYPstrate” module of the New E-Resource for Drug Discovery (NERDD).&lt;/p&gt;&quot;,&quot;issue&quot;:&quot;15&quot;,&quot;volume&quot;:&quot;26&quot;,&quot;container-title-short&quot;:&quot;&quot;},&quot;isTemporary&quot;:false}]},{&quot;citationID&quot;:&quot;MENDELEY_CITATION_b88c5398-356c-4dd6-910a-1154fc2a2abe&quot;,&quot;properties&quot;:{&quot;noteIndex&quot;:0},&quot;isEdited&quot;:false,&quot;manualOverride&quot;:{&quot;isManuallyOverridden&quot;:false,&quot;citeprocText&quot;:&quot;[6]&quot;,&quot;manualOverrideText&quot;:&quot;&quot;},&quot;citationTag&quot;:&quot;MENDELEY_CITATION_v3_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&quot;,&quot;citationItems&quot;:[{&quot;id&quot;:&quot;fa11ca6b-cdbb-3046-b0fc-8f028817e99c&quot;,&quot;itemData&quot;:{&quot;type&quot;:&quot;article-journal&quot;,&quot;id&quot;:&quot;fa11ca6b-cdbb-3046-b0fc-8f028817e99c&quot;,&quot;title&quot;:&quot;CypReact: A Software Tool for in Silico Reactant Prediction for Human Cytochrome P450 Enzymes&quot;,&quot;author&quot;:[{&quot;family&quot;:&quot;Tian&quot;,&quot;given&quot;:&quot;Siyang&quot;,&quot;parse-names&quot;:false,&quot;dropping-particle&quot;:&quot;&quot;,&quot;non-dropping-particle&quot;:&quot;&quot;},{&quot;family&quot;:&quot;Djoumbou-Feunang&quot;,&quot;given&quot;:&quot;Yannick&quot;,&quot;parse-names&quot;:false,&quot;dropping-particle&quot;:&quot;&quot;,&quot;non-dropping-particle&quot;:&quot;&quot;},{&quot;family&quot;:&quot;Greiner&quot;,&quot;given&quot;:&quot;Russell&quot;,&quot;parse-names&quot;:false,&quot;dropping-particle&quot;:&quot;&quot;,&quot;non-dropping-particle&quot;:&quot;&quot;},{&quot;family&quot;:&quot;Wishart&quot;,&quot;given&quot;:&quot;David S&quot;,&quot;parse-names&quot;:false,&quot;dropping-particle&quot;:&quot;&quot;,&quot;non-dropping-particle&quot;:&quot;&quot;}],&quot;container-title&quot;:&quot;Journal of Chemical Information and Modeling&quot;,&quot;DOI&quot;:&quot;10.1021/acs.jcim.8b00035&quot;,&quot;URL&quot;:&quot;https://doi.org/10.1021/acs.jcim.8b00035&quot;,&quot;issued&quot;:{&quot;date-parts&quot;:[[2018]]},&quot;page&quot;:&quot;1282-1291&quot;,&quot;issue&quot;:&quot;6&quot;,&quot;volume&quot;:&quot;58&quot;,&quot;container-title-short&quot;:&quot;J. Chem. Inf. Model.&quot;},&quot;isTemporary&quot;:false}]},{&quot;citationID&quot;:&quot;MENDELEY_CITATION_9e00beb5-b823-441f-bd21-5c0245227aff&quot;,&quot;properties&quot;:{&quot;noteIndex&quot;:0},&quot;isEdited&quot;:false,&quot;manualOverride&quot;:{&quot;isManuallyOverridden&quot;:false,&quot;citeprocText&quot;:&quot;[7]&quot;,&quot;manualOverrideText&quot;:&quot;&quot;},&quot;citationTag&quot;:&quot;MENDELEY_CITATION_v3_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&quot;,&quot;citationItems&quot;:[{&quot;id&quot;:&quot;5396d9c6-cb3b-363a-9678-0b3b627a7437&quot;,&quot;itemData&quot;:{&quot;type&quot;:&quot;article-journal&quot;,&quot;id&quot;:&quot;5396d9c6-cb3b-363a-9678-0b3b627a7437&quot;,&quot;title&quot;:&quot;DeepP450: Predicting Human P450 Activities of Small Molecules by Integrating Pretrained Protein Language Model and Molecular Representation&quot;,&quot;author&quot;:[{&quot;family&quot;:&quot;Chang&quot;,&quot;given&quot;:&quot;Jiamin&quot;,&quot;parse-names&quot;:false,&quot;dropping-particle&quot;:&quot;&quot;,&quot;non-dropping-particle&quot;:&quot;&quot;},{&quot;family&quot;:&quot;Fan&quot;,&quot;given&quot;:&quot;Xiaoyu&quot;,&quot;parse-names&quot;:false,&quot;dropping-particle&quot;:&quot;&quot;,&quot;non-dropping-particle&quot;:&quot;&quot;},{&quot;family&quot;:&quot;Tian&quot;,&quot;given&quot;:&quot;Boxue&quot;,&quot;parse-names&quot;:false,&quot;dropping-particle&quot;:&quot;&quot;,&quot;non-dropping-particle&quot;:&quot;&quot;}],&quot;container-title&quot;:&quot;Journal of Chemical Information and Modeling&quot;,&quot;DOI&quot;:&quot;10.1021/acs.jcim.4c00115&quot;,&quot;URL&quot;:&quot;https://doi.org/10.1021/acs.jcim.4c00115&quot;,&quot;issued&quot;:{&quot;date-parts&quot;:[[2024]]},&quot;page&quot;:&quot;3149-3160&quot;,&quot;issue&quot;:&quot;8&quot;,&quot;volume&quot;:&quot;64&quot;,&quot;container-title-short&quot;:&quot;J. Chem. Inf. Model.&quot;},&quot;isTemporary&quot;:false}]},{&quot;citationID&quot;:&quot;MENDELEY_CITATION_5dca3d77-b598-4d67-9225-e52ba676341f&quot;,&quot;properties&quot;:{&quot;noteIndex&quot;:0},&quot;isEdited&quot;:false,&quot;manualOverride&quot;:{&quot;isManuallyOverridden&quot;:false,&quot;citeprocText&quot;:&quot;[8]&quot;,&quot;manualOverrideText&quot;:&quot;&quot;},&quot;citationTag&quot;:&quot;MENDELEY_CITATION_v3_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&quot;,&quot;citationItems&quot;:[{&quot;id&quot;:&quot;43b0d024-e9b9-3059-b9bc-07339751aa6d&quot;,&quot;itemData&quot;:{&quot;type&quot;:&quot;article-journal&quot;,&quot;id&quot;:&quot;43b0d024-e9b9-3059-b9bc-07339751aa6d&quot;,&quot;title&quot;:&quot;ADMETlab 3.0: an updated comprehensive online ADMET prediction platform enhanced with broader coverage, improved performance, API functionality and decision support&quot;,&quot;author&quot;:[{&quot;family&quot;:&quot;Fu&quot;,&quot;given&quot;:&quot;Li&quot;,&quot;parse-names&quot;:false,&quot;dropping-particle&quot;:&quot;&quot;,&quot;non-dropping-particle&quot;:&quot;&quot;},{&quot;family&quot;:&quot;Shi&quot;,&quot;given&quot;:&quot;Shaohua&quot;,&quot;parse-names&quot;:false,&quot;dropping-particle&quot;:&quot;&quot;,&quot;non-dropping-particle&quot;:&quot;&quot;},{&quot;family&quot;:&quot;Yi&quot;,&quot;given&quot;:&quot;Jiacai&quot;,&quot;parse-names&quot;:false,&quot;dropping-particle&quot;:&quot;&quot;,&quot;non-dropping-particle&quot;:&quot;&quot;},{&quot;family&quot;:&quot;Wang&quot;,&quot;given&quot;:&quot;Ningning&quot;,&quot;parse-names&quot;:false,&quot;dropping-particle&quot;:&quot;&quot;,&quot;non-dropping-particle&quot;:&quot;&quot;},{&quot;family&quot;:&quot;He&quot;,&quot;given&quot;:&quot;Yuanhang&quot;,&quot;parse-names&quot;:false,&quot;dropping-particle&quot;:&quot;&quot;,&quot;non-dropping-particle&quot;:&quot;&quot;},{&quot;family&quot;:&quot;Wu&quot;,&quot;given&quot;:&quot;Zhenxing&quot;,&quot;parse-names&quot;:false,&quot;dropping-particle&quot;:&quot;&quot;,&quot;non-dropping-particle&quot;:&quot;&quot;},{&quot;family&quot;:&quot;Peng&quot;,&quot;given&quot;:&quot;Jinfu&quot;,&quot;parse-names&quot;:false,&quot;dropping-particle&quot;:&quot;&quot;,&quot;non-dropping-particle&quot;:&quot;&quot;},{&quot;family&quot;:&quot;Deng&quot;,&quot;given&quot;:&quot;Youchao&quot;,&quot;parse-names&quot;:false,&quot;dropping-particle&quot;:&quot;&quot;,&quot;non-dropping-particle&quot;:&quot;&quot;},{&quot;family&quot;:&quot;Wang&quot;,&quot;given&quot;:&quot;Wenxuan&quot;,&quot;parse-names&quot;:false,&quot;dropping-particle&quot;:&quot;&quot;,&quot;non-dropping-particle&quot;:&quot;&quot;},{&quot;family&quot;:&quot;Wu&quot;,&quot;given&quot;:&quot;Chengkun&quot;,&quot;parse-names&quot;:false,&quot;dropping-particle&quot;:&quot;&quot;,&quot;non-dropping-particle&quot;:&quot;&quot;},{&quot;family&quot;:&quot;Lyu&quot;,&quot;given&quot;:&quot;Aiping&quot;,&quot;parse-names&quot;:false,&quot;dropping-particle&quot;:&quot;&quot;,&quot;non-dropping-particle&quot;:&quot;&quot;},{&quot;family&quot;:&quot;Zeng&quot;,&quot;given&quot;:&quot;Xiangxiang&quot;,&quot;parse-names&quot;:false,&quot;dropping-particle&quot;:&quot;&quot;,&quot;non-dropping-particle&quot;:&quot;&quot;},{&quot;family&quot;:&quot;Zhao&quot;,&quot;given&quot;:&quot;Wentao&quot;,&quot;parse-names&quot;:false,&quot;dropping-particle&quot;:&quot;&quot;,&quot;non-dropping-particle&quot;:&quot;&quot;},{&quot;family&quot;:&quot;Hou&quot;,&quot;given&quot;:&quot;Tingjun&quot;,&quot;parse-names&quot;:false,&quot;dropping-particle&quot;:&quot;&quot;,&quot;non-dropping-particle&quot;:&quot;&quot;},{&quot;family&quot;:&quot;Cao&quot;,&quot;given&quot;:&quot;Dongsheng&quot;,&quot;parse-names&quot;:false,&quot;dropping-particle&quot;:&quot;&quot;,&quot;non-dropping-particle&quot;:&quot;&quot;}],&quot;container-title&quot;:&quot;Nucleic Acids Research&quot;,&quot;DOI&quot;:&quot;10.1093/nar/gkae236&quot;,&quot;ISSN&quot;:&quot;0305-1048&quot;,&quot;issued&quot;:{&quot;date-parts&quot;:[[2024,7,5]]},&quot;page&quot;:&quot;W422-W431&quot;,&quot;abstract&quot;:&quot;&lt;p&gt;ADMETlab 3.0 is the second updated version of the web server that provides a comprehensive and efficient platform for evaluating ADMET-related parameters as well as physicochemical properties and medicinal chemistry characteristics involved in the drug discovery process. This new release addresses the limitations of the previous version and offers broader coverage, improved performance, API functionality, and decision support. For supporting data and endpoints, this version includes 119 features, an increase of 31 compared to the previous version. The updated number of entries is 1.5 times larger than the previous version with over 400 000 entries. ADMETlab 3.0 incorporates a multi-task DMPNN architecture coupled with molecular descriptors, a method that not only guaranteed calculation speed for each endpoint simultaneously, but also achieved a superior performance in terms of accuracy and robustness. In addition, an API has been introduced to meet the growing demand for programmatic access to large amounts of data in ADMETlab 3.0. Moreover, this version includes uncertainty estimates in the prediction results, aiding in the confident selection of candidate compounds for further studies and experiments. ADMETlab 3.0 is publicly for access without the need for registration at: https://admetlab3.scbdd.com.&lt;/p&gt;&quot;,&quot;issue&quot;:&quot;W1&quot;,&quot;volume&quot;:&quot;52&quot;,&quot;container-title-short&quot;:&quot;Nucleic Acids Res.&quot;},&quot;isTemporary&quot;:false}]},{&quot;citationID&quot;:&quot;MENDELEY_CITATION_0e2af13d-1186-46c8-b802-9fb14303c0dc&quot;,&quot;properties&quot;:{&quot;noteIndex&quot;:0},&quot;isEdited&quot;:false,&quot;manualOverride&quot;:{&quot;isManuallyOverridden&quot;:false,&quot;citeprocText&quot;:&quot;[9]&quot;,&quot;manualOverrideText&quot;:&quot;&quot;},&quot;citationTag&quot;:&quot;MENDELEY_CITATION_v3_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&quot;,&quot;citationItems&quot;:[{&quot;id&quot;:&quot;23927d7f-21a8-33f9-bc4d-62bd50964d5d&quot;,&quot;itemData&quot;:{&quot;type&quot;:&quot;article-journal&quot;,&quot;id&quot;:&quot;23927d7f-21a8-33f9-bc4d-62bd50964d5d&quot;,&quot;title&quot;:&quot;The Generation of a Unique Machine Description for Chemical Structures-A Technique Developed at Chemical Abstracts Service.&quot;,&quot;author&quot;:[{&quot;family&quot;:&quot;Morgan&quot;,&quot;given&quot;:&quot;H. L.&quot;,&quot;parse-names&quot;:false,&quot;dropping-particle&quot;:&quot;&quot;,&quot;non-dropping-particle&quot;:&quot;&quot;}],&quot;container-title&quot;:&quot;Journal of Chemical Documentation&quot;,&quot;DOI&quot;:&quot;10.1021/c160017a018&quot;,&quot;ISSN&quot;:&quot;0021-9576&quot;,&quot;issued&quot;:{&quot;date-parts&quot;:[[1965,5,1]]},&quot;page&quot;:&quot;107-113&quot;,&quot;issue&quot;:&quot;2&quot;,&quot;volume&quot;:&quot;5&quot;,&quot;container-title-short&quot;:&quot;J. Chem. Doc.&quot;},&quot;isTemporary&quot;:false}]},{&quot;citationID&quot;:&quot;MENDELEY_CITATION_7594bf8b-015d-49aa-b108-510a5eae62b9&quot;,&quot;properties&quot;:{&quot;noteIndex&quot;:0},&quot;isEdited&quot;:false,&quot;manualOverride&quot;:{&quot;isManuallyOverridden&quot;:false,&quot;citeprocText&quot;:&quot;[10]&quot;,&quot;manualOverrideText&quot;:&quot;&quot;},&quot;citationTag&quot;:&quot;MENDELEY_CITATION_v3_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&quot;,&quot;citationItems&quot;:[{&quot;id&quot;:&quot;80c5781c-7e86-33cf-b75b-5ab47acd2884&quot;,&quot;itemData&quot;:{&quot;type&quot;:&quot;article-journal&quot;,&quot;id&quot;:&quot;80c5781c-7e86-33cf-b75b-5ab47acd2884&quot;,&quot;title&quot;:&quot;Mol2vec: Unsupervised Machine Learning Approach with Chemical Intuition&quot;,&quot;author&quot;:[{&quot;family&quot;:&quot;Jaeger&quot;,&quot;given&quot;:&quot;Sabrina&quot;,&quot;parse-names&quot;:false,&quot;dropping-particle&quot;:&quot;&quot;,&quot;non-dropping-particle&quot;:&quot;&quot;},{&quot;family&quot;:&quot;Fulle&quot;,&quot;given&quot;:&quot;Simone&quot;,&quot;parse-names&quot;:false,&quot;dropping-particle&quot;:&quot;&quot;,&quot;non-dropping-particle&quot;:&quot;&quot;},{&quot;family&quot;:&quot;Turk&quot;,&quot;given&quot;:&quot;Samo&quot;,&quot;parse-names&quot;:false,&quot;dropping-particle&quot;:&quot;&quot;,&quot;non-dropping-particle&quot;:&quot;&quot;}],&quot;container-title&quot;:&quot;Journal of Chemical Information and Modeling&quot;,&quot;DOI&quot;:&quot;10.1021/acs.jcim.7b00616&quot;,&quot;ISSN&quot;:&quot;1549-9596&quot;,&quot;issued&quot;:{&quot;date-parts&quot;:[[2018,1,22]]},&quot;page&quot;:&quot;27-35&quot;,&quot;issue&quot;:&quot;1&quot;,&quot;volume&quot;:&quot;58&quot;,&quot;container-title-short&quot;:&quot;J. Chem. Inf. Model.&quot;},&quot;isTemporary&quot;:false}]},{&quot;citationID&quot;:&quot;MENDELEY_CITATION_70668c7c-96e7-42e2-8067-7b3fa3e95455&quot;,&quot;properties&quot;:{&quot;noteIndex&quot;:0},&quot;isEdited&quot;:false,&quot;manualOverride&quot;:{&quot;isManuallyOverridden&quot;:false,&quot;citeprocText&quot;:&quot;[11]&quot;,&quot;manualOverrideText&quot;:&quot;&quot;},&quot;citationTag&quot;:&quot;MENDELEY_CITATION_v3_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&quot;,&quot;citationItems&quot;:[{&quot;id&quot;:&quot;27f87688-13d2-35cf-b3cc-69d56bb2def3&quot;,&quot;itemData&quot;:{&quot;type&quot;:&quot;article-journal&quot;,&quot;id&quot;:&quot;27f87688-13d2-35cf-b3cc-69d56bb2def3&quot;,&quot;title&quot;:&quot;ChemBERTa: Large-Scale Self-Supervised Pretraining for Molecular Property Prediction&quot;,&quot;author&quot;:[{&quot;family&quot;:&quot;Chithrananda&quot;,&quot;given&quot;:&quot;Seyone&quot;,&quot;parse-names&quot;:false,&quot;dropping-particle&quot;:&quot;&quot;,&quot;non-dropping-particle&quot;:&quot;&quot;},{&quot;family&quot;:&quot;Grand&quot;,&quot;given&quot;:&quot;Gabriel&quot;,&quot;parse-names&quot;:false,&quot;dropping-particle&quot;:&quot;&quot;,&quot;non-dropping-particle&quot;:&quot;&quot;},{&quot;family&quot;:&quot;Ramsundar&quot;,&quot;given&quot;:&quot;Bharath&quot;,&quot;parse-names&quot;:false,&quot;dropping-particle&quot;:&quot;&quot;,&quot;non-dropping-particle&quot;:&quot;&quot;}],&quot;container-title&quot;:&quot;arXiv e-prints&quot;,&quot;DOI&quot;:&quot;10.48550/arXiv.2010.09885&quot;,&quot;issued&quot;:{&quot;date-parts&quot;:[[2020,10]]},&quot;page&quot;:&quot;arXiv:2010.09885&quot;,&quot;container-title-short&quot;:&quot;&quot;},&quot;isTemporary&quot;:false}]},{&quot;citationID&quot;:&quot;MENDELEY_CITATION_eed2f2c2-9fb7-481f-9847-505a31c7df76&quot;,&quot;properties&quot;:{&quot;noteIndex&quot;:0},&quot;isEdited&quot;:false,&quot;manualOverride&quot;:{&quot;isManuallyOverridden&quot;:false,&quot;citeprocText&quot;:&quot;[12]&quot;,&quot;manualOverrideText&quot;:&quot;&quot;},&quot;citationTag&quot;:&quot;MENDELEY_CITATION_v3_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&quot;,&quot;citationItems&quot;:[{&quot;id&quot;:&quot;6b3c2795-b358-3d30-b69e-b2ad6a5195ff&quot;,&quot;itemData&quot;:{&quot;type&quot;:&quot;article-journal&quot;,&quot;id&quot;:&quot;6b3c2795-b358-3d30-b69e-b2ad6a5195ff&quot;,&quot;title&quot;:&quot;MOLE: Modular Learning FramEwork via Mutual Information Maximization&quot;,&quot;author&quot;:[{&quot;family&quot;:&quot;Li&quot;,&quot;given&quot;:&quot;Tianchao&quot;,&quot;parse-names&quot;:false,&quot;dropping-particle&quot;:&quot;&quot;,&quot;non-dropping-particle&quot;:&quot;&quot;},{&quot;family&quot;:&quot;Pei&quot;,&quot;given&quot;:&quot;Yulong&quot;,&quot;parse-names&quot;:false,&quot;dropping-particle&quot;:&quot;&quot;,&quot;non-dropping-particle&quot;:&quot;&quot;}],&quot;container-title&quot;:&quot;ArXiv&quot;,&quot;URL&quot;:&quot;https://api.semanticscholar.org/CorpusID:260899882&quot;,&quot;issued&quot;:{&quot;date-parts&quot;:[[2023]]},&quot;volume&quot;:&quot;abs/2308.07772&quot;,&quot;container-title-short&quot;:&quot;ArXiv&quot;},&quot;isTemporary&quot;:false}]},{&quot;citationID&quot;:&quot;MENDELEY_CITATION_6911c6cb-3ce9-4960-b0ab-f73003ee0ccc&quot;,&quot;properties&quot;:{&quot;noteIndex&quot;:0},&quot;isEdited&quot;:false,&quot;manualOverride&quot;:{&quot;isManuallyOverridden&quot;:false,&quot;citeprocText&quot;:&quot;[13]&quot;,&quot;manualOverrideText&quot;:&quot;&quot;},&quot;citationTag&quot;:&quot;MENDELEY_CITATION_v3_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&quot;,&quot;citationItems&quot;:[{&quot;id&quot;:&quot;91bc1232-bb46-3423-9b4f-a14d74fb3264&quot;,&quot;itemData&quot;:{&quot;type&quot;:&quot;webpage&quot;,&quot;id&quot;:&quot;91bc1232-bb46-3423-9b4f-a14d74fb3264&quot;,&quot;title&quot;:&quot;RDKit: Open-source cheminformatics.&quot;,&quot;container-title&quot;:&quot;https://www.rdkit.org&quot;,&quot;container-title-short&quot;:&quot;&quot;},&quot;isTemporary&quot;:false}]},{&quot;citationID&quot;:&quot;MENDELEY_CITATION_091adfc3-c72b-452f-a882-3f98e173bfcc&quot;,&quot;properties&quot;:{&quot;noteIndex&quot;:0},&quot;isEdited&quot;:false,&quot;manualOverride&quot;:{&quot;isManuallyOverridden&quot;:false,&quot;citeprocText&quot;:&quot;[14]&quot;,&quot;manualOverrideText&quot;:&quot;&quot;},&quot;citationTag&quot;:&quot;MENDELEY_CITATION_v3_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&quot;,&quot;citationItems&quot;:[{&quot;id&quot;:&quot;1fdf973c-15b9-3df1-916b-2aad974dea3b&quot;,&quot;itemData&quot;:{&quot;type&quot;:&quot;article-journal&quot;,&quot;id&quot;:&quot;1fdf973c-15b9-3df1-916b-2aad974dea3b&quot;,&quot;title&quot;:&quot;Extended-Connectivity Fingerprints&quot;,&quot;author&quot;:[{&quot;family&quot;:&quot;Rogers&quot;,&quot;given&quot;:&quot;David&quot;,&quot;parse-names&quot;:false,&quot;dropping-particle&quot;:&quot;&quot;,&quot;non-dropping-particle&quot;:&quot;&quot;},{&quot;family&quot;:&quot;Hahn&quot;,&quot;given&quot;:&quot;Mathew&quot;,&quot;parse-names&quot;:false,&quot;dropping-particle&quot;:&quot;&quot;,&quot;non-dropping-particle&quot;:&quot;&quot;}],&quot;container-title&quot;:&quot;Journal of Chemical Information and Modeling&quot;,&quot;DOI&quot;:&quot;10.1021/ci100050t&quot;,&quot;URL&quot;:&quot;https://doi.org/10.1021/ci100050t&quot;,&quot;issued&quot;:{&quot;date-parts&quot;:[[2010]]},&quot;page&quot;:&quot;742-754&quot;,&quot;issue&quot;:&quot;5&quot;,&quot;volume&quot;:&quot;50&quot;,&quot;container-title-short&quot;:&quot;J. Chem. Inf. Model.&quot;},&quot;isTemporary&quot;:false}]},{&quot;citationID&quot;:&quot;MENDELEY_CITATION_05c57d48-f1ba-49fd-a3fb-d7b08348c075&quot;,&quot;properties&quot;:{&quot;noteIndex&quot;:0},&quot;isEdited&quot;:false,&quot;manualOverride&quot;:{&quot;isManuallyOverridden&quot;:false,&quot;citeprocText&quot;:&quot;[15]&quot;,&quot;manualOverrideText&quot;:&quot;&quot;},&quot;citationTag&quot;:&quot;MENDELEY_CITATION_v3_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&quot;,&quot;citationItems&quot;:[{&quot;id&quot;:&quot;16657982-092a-3db6-97ef-8ee47347c62e&quot;,&quot;itemData&quot;:{&quot;type&quot;:&quot;article-journal&quot;,&quot;id&quot;:&quot;16657982-092a-3db6-97ef-8ee47347c62e&quot;,&quot;title&quot;:&quot;Low-Compute repurposing of an English transformer into a molecular encoder: A two-stage SELFIES adaptation of RoBERTa&quot;,&quot;author&quot;:[{&quot;family&quot;:&quot;Alhmoudi&quot;,&quot;given&quot;:&quot;Obaid Khaleifah&quot;,&quot;parse-names&quot;:false,&quot;dropping-particle&quot;:&quot;&quot;,&quot;non-dropping-particle&quot;:&quot;&quot;},{&quot;family&quot;:&quot;Thameem&quot;,&quot;given&quot;:&quot;Muhammed&quot;,&quot;parse-names&quot;:false,&quot;dropping-particle&quot;:&quot;&quot;,&quot;non-dropping-particle&quot;:&quot;&quot;},{&quot;family&quot;:&quot;Elkamel&quot;,&quot;given&quot;:&quot;Ali&quot;,&quot;parse-names&quot;:false,&quot;dropping-particle&quot;:&quot;&quot;,&quot;non-dropping-particle&quot;:&quot;&quot;},{&quot;family&quot;:&quot;AlHammadi&quot;,&quot;given&quot;:&quot;Ali A.&quot;,&quot;parse-names&quot;:false,&quot;dropping-particle&quot;:&quot;&quot;,&quot;non-dropping-particle&quot;:&quot;&quot;}],&quot;container-title&quot;:&quot;Results in Engineering&quot;,&quot;DOI&quot;:&quot;10.1016/j.rineng.2025.108390&quot;,&quot;ISSN&quot;:&quot;25901230&quot;,&quot;issued&quot;:{&quot;date-parts&quot;:[[2025,12]]},&quot;page&quot;:&quot;108390&quot;,&quot;volume&quot;:&quot;28&quot;,&quot;container-title-short&quot;:&quot;&quot;},&quot;isTemporary&quot;:false}]},{&quot;citationID&quot;:&quot;MENDELEY_CITATION_61882ab6-be78-4074-86b7-8a58822453b0&quot;,&quot;properties&quot;:{&quot;noteIndex&quot;:0},&quot;isEdited&quot;:false,&quot;manualOverride&quot;:{&quot;isManuallyOverridden&quot;:false,&quot;citeprocText&quot;:&quot;[16], [17]&quot;,&quot;manualOverrideText&quot;:&quot;&quot;},&quot;citationTag&quot;:&quot;MENDELEY_CITATION_v3_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&quot;,&quot;citationItems&quot;:[{&quot;id&quot;:&quot;4b7e155f-c785-39de-bd3f-62287a2822db&quot;,&quot;itemData&quot;:{&quot;type&quot;:&quot;paper-conference&quot;,&quot;id&quot;:&quot;4b7e155f-c785-39de-bd3f-62287a2822db&quot;,&quot;title&quot;:&quot;BERT: Pre-training of Deep Bidirectional Transformers for Language Understanding&quot;,&quot;author&quot;:[{&quot;family&quot;:&quot;Devlin&quot;,&quot;given&quot;:&quot;Jacob&quot;,&quot;parse-names&quot;:false,&quot;dropping-particle&quot;:&quot;&quot;,&quot;non-dropping-particle&quot;:&quot;&quot;},{&quot;family&quot;:&quot;Chang&quot;,&quot;given&quot;:&quot;Ming-Wei&quot;,&quot;parse-names&quot;:false,&quot;dropping-particle&quot;:&quot;&quot;,&quot;non-dropping-particle&quot;:&quot;&quot;},{&quot;family&quot;:&quot;Lee&quot;,&quot;given&quot;:&quot;Kenton&quot;,&quot;parse-names&quot;:false,&quot;dropping-particle&quot;:&quot;&quot;,&quot;non-dropping-particle&quot;:&quot;&quot;},{&quot;family&quot;:&quot;Toutanova&quot;,&quot;given&quot;:&quot;Kristina&quot;,&quot;parse-names&quot;:false,&quot;dropping-particle&quot;:&quot;&quot;,&quot;non-dropping-particle&quot;:&quot;&quot;}],&quot;container-title&quot;:&quot;North American Chapter of the Association for Computational Linguistics&quot;,&quot;URL&quot;:&quot;https://api.semanticscholar.org/CorpusID:52967399&quot;,&quot;issued&quot;:{&quot;date-parts&quot;:[[2019]]},&quot;container-title-short&quot;:&quot;&quot;},&quot;isTemporary&quot;:false},{&quot;id&quot;:&quot;d6b0ebc7-a9eb-3e05-9f44-6d798a458d6c&quot;,&quot;itemData&quot;:{&quot;type&quot;:&quot;article-journal&quot;,&quot;id&quot;:&quot;d6b0ebc7-a9eb-3e05-9f44-6d798a458d6c&quot;,&quot;title&quot;:&quot;RoBERTa: A Robustly Optimized BERT Pretraining Approach&quot;,&quot;author&quot;:[{&quot;family&quot;:&quot;Liu&quot;,&quot;given&quot;:&quot;Yinhan&quot;,&quot;parse-names&quot;:false,&quot;dropping-particle&quot;:&quot;&quot;,&quot;non-dropping-particle&quot;:&quot;&quot;},{&quot;family&quot;:&quot;Ott&quot;,&quot;given&quot;:&quot;Myle&quot;,&quot;parse-names&quot;:false,&quot;dropping-particle&quot;:&quot;&quot;,&quot;non-dropping-particle&quot;:&quot;&quot;},{&quot;family&quot;:&quot;Goyal&quot;,&quot;given&quot;:&quot;Naman&quot;,&quot;parse-names&quot;:false,&quot;dropping-particle&quot;:&quot;&quot;,&quot;non-dropping-particle&quot;:&quot;&quot;},{&quot;family&quot;:&quot;Du&quot;,&quot;given&quot;:&quot;Jingfei&quot;,&quot;parse-names&quot;:false,&quot;dropping-particle&quot;:&quot;&quot;,&quot;non-dropping-particle&quot;:&quot;&quot;},{&quot;family&quot;:&quot;Joshi&quot;,&quot;given&quot;:&quot;Mandar&quot;,&quot;parse-names&quot;:false,&quot;dropping-particle&quot;:&quot;&quot;,&quot;non-dropping-particle&quot;:&quot;&quot;},{&quot;family&quot;:&quot;Chen&quot;,&quot;given&quot;:&quot;Danqi&quot;,&quot;parse-names&quot;:false,&quot;dropping-particle&quot;:&quot;&quot;,&quot;non-dropping-particle&quot;:&quot;&quot;},{&quot;family&quot;:&quot;Levy&quot;,&quot;given&quot;:&quot;Omer&quot;,&quot;parse-names&quot;:false,&quot;dropping-particle&quot;:&quot;&quot;,&quot;non-dropping-particle&quot;:&quot;&quot;},{&quot;family&quot;:&quot;Lewis&quot;,&quot;given&quot;:&quot;Mike&quot;,&quot;parse-names&quot;:false,&quot;dropping-particle&quot;:&quot;&quot;,&quot;non-dropping-particle&quot;:&quot;&quot;},{&quot;family&quot;:&quot;Zettlemoyer&quot;,&quot;given&quot;:&quot;Luke&quot;,&quot;parse-names&quot;:false,&quot;dropping-particle&quot;:&quot;&quot;,&quot;non-dropping-particle&quot;:&quot;&quot;},{&quot;family&quot;:&quot;Stoyanov&quot;,&quot;given&quot;:&quot;Veselin&quot;,&quot;parse-names&quot;:false,&quot;dropping-particle&quot;:&quot;&quot;,&quot;non-dropping-particle&quot;:&quot;&quot;}],&quot;container-title&quot;:&quot;ArXiv&quot;,&quot;URL&quot;:&quot;https://api.semanticscholar.org/CorpusID:198953378&quot;,&quot;issued&quot;:{&quot;date-parts&quot;:[[2019]]},&quot;volume&quot;:&quot;abs/1907.11692&quot;,&quot;container-title-short&quot;:&quot;ArXiv&quot;},&quot;isTemporary&quot;:false}]},{&quot;citationID&quot;:&quot;MENDELEY_CITATION_7f594b16-8ad5-4013-aee5-cc9efd81053f&quot;,&quot;properties&quot;:{&quot;noteIndex&quot;:0},&quot;isEdited&quot;:false,&quot;manualOverride&quot;:{&quot;isManuallyOverridden&quot;:false,&quot;citeprocText&quot;:&quot;[18]&quot;,&quot;manualOverrideText&quot;:&quot;&quot;},&quot;citationTag&quot;:&quot;MENDELEY_CITATION_v3_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&quot;,&quot;citationItems&quot;:[{&quot;id&quot;:&quot;528eede6-a120-383e-9473-16c5f897d2c4&quot;,&quot;itemData&quot;:{&quot;type&quot;:&quot;article-journal&quot;,&quot;id&quot;:&quot;528eede6-a120-383e-9473-16c5f897d2c4&quot;,&quot;title&quot;:&quot;Neural Machine Translation of Rare Words with Subword Units&quot;,&quot;author&quot;:[{&quot;family&quot;:&quot;Sennrich&quot;,&quot;given&quot;:&quot;Rico&quot;,&quot;parse-names&quot;:false,&quot;dropping-particle&quot;:&quot;&quot;,&quot;non-dropping-particle&quot;:&quot;&quot;},{&quot;family&quot;:&quot;Haddow&quot;,&quot;given&quot;:&quot;Barry&quot;,&quot;parse-names&quot;:false,&quot;dropping-particle&quot;:&quot;&quot;,&quot;non-dropping-particle&quot;:&quot;&quot;},{&quot;family&quot;:&quot;Birch&quot;,&quot;given&quot;:&quot;Alexandra&quot;,&quot;parse-names&quot;:false,&quot;dropping-particle&quot;:&quot;&quot;,&quot;non-dropping-particle&quot;:&quot;&quot;}],&quot;container-title&quot;:&quot;ArXiv&quot;,&quot;URL&quot;:&quot;https://api.semanticscholar.org/CorpusID:1114678&quot;,&quot;issued&quot;:{&quot;date-parts&quot;:[[2015]]},&quot;volume&quot;:&quot;abs/1508.07909&quot;,&quot;container-title-short&quot;:&quot;ArXiv&quot;},&quot;isTemporary&quot;:false}]},{&quot;citationID&quot;:&quot;MENDELEY_CITATION_800b8284-81e8-409a-a9d8-f65b34f75303&quot;,&quot;properties&quot;:{&quot;noteIndex&quot;:0},&quot;isEdited&quot;:false,&quot;manualOverride&quot;:{&quot;isManuallyOverridden&quot;:false,&quot;citeprocText&quot;:&quot;[19]&quot;,&quot;manualOverrideText&quot;:&quot;&quot;},&quot;citationTag&quot;:&quot;MENDELEY_CITATION_v3_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&quot;,&quot;citationItems&quot;:[{&quot;id&quot;:&quot;038f20e1-2011-366e-8442-37bf6e4fda69&quot;,&quot;itemData&quot;:{&quot;type&quot;:&quot;article-journal&quot;,&quot;id&quot;:&quot;038f20e1-2011-366e-8442-37bf6e4fda69&quot;,&quot;title&quot;:&quot;InChI, the IUPAC International Chemical Identifier&quot;,&quot;author&quot;:[{&quot;family&quot;:&quot;Heller&quot;,&quot;given&quot;:&quot;Stephen R&quot;,&quot;parse-names&quot;:false,&quot;dropping-particle&quot;:&quot;&quot;,&quot;non-dropping-particle&quot;:&quot;&quot;},{&quot;family&quot;:&quot;McNaught&quot;,&quot;given&quot;:&quot;Alan&quot;,&quot;parse-names&quot;:false,&quot;dropping-particle&quot;:&quot;&quot;,&quot;non-dropping-particle&quot;:&quot;&quot;},{&quot;family&quot;:&quot;Pletnev&quot;,&quot;given&quot;:&quot;Igor&quot;,&quot;parse-names&quot;:false,&quot;dropping-particle&quot;:&quot;&quot;,&quot;non-dropping-particle&quot;:&quot;&quot;},{&quot;family&quot;:&quot;Stein&quot;,&quot;given&quot;:&quot;Stephen&quot;,&quot;parse-names&quot;:false,&quot;dropping-particle&quot;:&quot;&quot;,&quot;non-dropping-particle&quot;:&quot;&quot;},{&quot;family&quot;:&quot;Tchekhovskoi&quot;,&quot;given&quot;:&quot;Dmitrii&quot;,&quot;parse-names&quot;:false,&quot;dropping-particle&quot;:&quot;&quot;,&quot;non-dropping-particle&quot;:&quot;&quot;}],&quot;container-title&quot;:&quot;Journal of Cheminformatics&quot;,&quot;DOI&quot;:&quot;10.1186/s13321-015-0068-4&quot;,&quot;ISSN&quot;:&quot;1758-2946&quot;,&quot;issued&quot;:{&quot;date-parts&quot;:[[2015,12,30]]},&quot;page&quot;:&quot;23&quot;,&quot;issue&quot;:&quot;1&quot;,&quot;volume&quot;:&quot;7&quot;,&quot;container-title-short&quot;:&quot;J. Cheminform.&quot;},&quot;isTemporary&quot;:false}]},{&quot;citationID&quot;:&quot;MENDELEY_CITATION_df1d1646-57ca-4a3f-825a-d5645cb9ad91&quot;,&quot;properties&quot;:{&quot;noteIndex&quot;:0},&quot;isEdited&quot;:false,&quot;manualOverride&quot;:{&quot;isManuallyOverridden&quot;:false,&quot;citeprocText&quot;:&quot;[16]&quot;,&quot;manualOverrideText&quot;:&quot;&quot;},&quot;citationTag&quot;:&quot;MENDELEY_CITATION_v3_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&quot;,&quot;citationItems&quot;:[{&quot;id&quot;:&quot;4b7e155f-c785-39de-bd3f-62287a2822db&quot;,&quot;itemData&quot;:{&quot;type&quot;:&quot;paper-conference&quot;,&quot;id&quot;:&quot;4b7e155f-c785-39de-bd3f-62287a2822db&quot;,&quot;title&quot;:&quot;BERT: Pre-training of Deep Bidirectional Transformers for Language Understanding&quot;,&quot;author&quot;:[{&quot;family&quot;:&quot;Devlin&quot;,&quot;given&quot;:&quot;Jacob&quot;,&quot;parse-names&quot;:false,&quot;dropping-particle&quot;:&quot;&quot;,&quot;non-dropping-particle&quot;:&quot;&quot;},{&quot;family&quot;:&quot;Chang&quot;,&quot;given&quot;:&quot;Ming-Wei&quot;,&quot;parse-names&quot;:false,&quot;dropping-particle&quot;:&quot;&quot;,&quot;non-dropping-particle&quot;:&quot;&quot;},{&quot;family&quot;:&quot;Lee&quot;,&quot;given&quot;:&quot;Kenton&quot;,&quot;parse-names&quot;:false,&quot;dropping-particle&quot;:&quot;&quot;,&quot;non-dropping-particle&quot;:&quot;&quot;},{&quot;family&quot;:&quot;Toutanova&quot;,&quot;given&quot;:&quot;Kristina&quot;,&quot;parse-names&quot;:false,&quot;dropping-particle&quot;:&quot;&quot;,&quot;non-dropping-particle&quot;:&quot;&quot;}],&quot;container-title&quot;:&quot;North American Chapter of the Association for Computational Linguistics&quot;,&quot;URL&quot;:&quot;https://api.semanticscholar.org/CorpusID:52967399&quot;,&quot;issued&quot;:{&quot;date-parts&quot;:[[2019]]},&quot;container-title-short&quot;:&quot;&quot;},&quot;isTemporary&quot;:false}]},{&quot;citationID&quot;:&quot;MENDELEY_CITATION_0856a272-5a9c-4c62-8ea9-15c71a2f59c4&quot;,&quot;properties&quot;:{&quot;noteIndex&quot;:0},&quot;isEdited&quot;:false,&quot;manualOverride&quot;:{&quot;isManuallyOverridden&quot;:false,&quot;citeprocText&quot;:&quot;[20]&quot;,&quot;manualOverrideText&quot;:&quot;&quot;},&quot;citationTag&quot;:&quot;MENDELEY_CITATION_v3_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&quot;,&quot;citationItems&quot;:[{&quot;id&quot;:&quot;e9063351-84e5-35cf-9e83-b8bba0913bac&quot;,&quot;itemData&quot;:{&quot;type&quot;:&quot;article-journal&quot;,&quot;id&quot;:&quot;e9063351-84e5-35cf-9e83-b8bba0913bac&quot;,&quot;title&quot;:&quot;SGDR: Stochastic Gradient Descent with Warm Restarts&quot;,&quot;author&quot;:[{&quot;family&quot;:&quot;Loshchilov&quot;,&quot;given&quot;:&quot;Ilya&quot;,&quot;parse-names&quot;:false,&quot;dropping-particle&quot;:&quot;&quot;,&quot;non-dropping-particle&quot;:&quot;&quot;},{&quot;family&quot;:&quot;Hutter&quot;,&quot;given&quot;:&quot;Frank&quot;,&quot;parse-names&quot;:false,&quot;dropping-particle&quot;:&quot;&quot;,&quot;non-dropping-particle&quot;:&quot;&quot;}],&quot;container-title&quot;:&quot;arXiv: Learning&quot;,&quot;URL&quot;:&quot;https://api.semanticscholar.org/CorpusID:14337532&quot;,&quot;issued&quot;:{&quot;date-parts&quot;:[[2016]]},&quot;container-title-short&quot;:&quot;&quot;},&quot;isTemporary&quot;:false}]},{&quot;citationID&quot;:&quot;MENDELEY_CITATION_111eba3f-785c-4b4c-b6e6-fc4bf548cbdf&quot;,&quot;properties&quot;:{&quot;noteIndex&quot;:0},&quot;isEdited&quot;:false,&quot;manualOverride&quot;:{&quot;isManuallyOverridden&quot;:false,&quot;citeprocText&quot;:&quot;[11]&quot;,&quot;manualOverrideText&quot;:&quot;&quot;},&quot;citationTag&quot;:&quot;MENDELEY_CITATION_v3_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&quot;,&quot;citationItems&quot;:[{&quot;id&quot;:&quot;27f87688-13d2-35cf-b3cc-69d56bb2def3&quot;,&quot;itemData&quot;:{&quot;type&quot;:&quot;article-journal&quot;,&quot;id&quot;:&quot;27f87688-13d2-35cf-b3cc-69d56bb2def3&quot;,&quot;title&quot;:&quot;ChemBERTa: Large-Scale Self-Supervised Pretraining for Molecular Property Prediction&quot;,&quot;author&quot;:[{&quot;family&quot;:&quot;Chithrananda&quot;,&quot;given&quot;:&quot;Seyone&quot;,&quot;parse-names&quot;:false,&quot;dropping-particle&quot;:&quot;&quot;,&quot;non-dropping-particle&quot;:&quot;&quot;},{&quot;family&quot;:&quot;Grand&quot;,&quot;given&quot;:&quot;Gabriel&quot;,&quot;parse-names&quot;:false,&quot;dropping-particle&quot;:&quot;&quot;,&quot;non-dropping-particle&quot;:&quot;&quot;},{&quot;family&quot;:&quot;Ramsundar&quot;,&quot;given&quot;:&quot;Bharath&quot;,&quot;parse-names&quot;:false,&quot;dropping-particle&quot;:&quot;&quot;,&quot;non-dropping-particle&quot;:&quot;&quot;}],&quot;container-title&quot;:&quot;arXiv e-prints&quot;,&quot;DOI&quot;:&quot;10.48550/arXiv.2010.09885&quot;,&quot;issued&quot;:{&quot;date-parts&quot;:[[2020,10]]},&quot;page&quot;:&quot;arXiv:2010.09885&quot;,&quot;container-title-short&quot;:&quot;&quot;},&quot;isTemporary&quot;:false}]},{&quot;citationID&quot;:&quot;MENDELEY_CITATION_b0839fb6-ce26-4a25-ba91-51b39a67b272&quot;,&quot;properties&quot;:{&quot;noteIndex&quot;:0},&quot;isEdited&quot;:false,&quot;manualOverride&quot;:{&quot;isManuallyOverridden&quot;:false,&quot;citeprocText&quot;:&quot;[21]&quot;,&quot;manualOverrideText&quot;:&quot;&quot;},&quot;citationTag&quot;:&quot;MENDELEY_CITATION_v3_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&quot;,&quot;citationItems&quot;:[{&quot;id&quot;:&quot;4706f37f-66a5-3d27-a50b-d3f6c14a0549&quot;,&quot;itemData&quot;:{&quot;type&quot;:&quot;article-journal&quot;,&quot;id&quot;:&quot;4706f37f-66a5-3d27-a50b-d3f6c14a0549&quot;,&quot;title&quot;:&quot;On Large-Batch Training for Deep Learning: Generalization Gap and Sharp Minima&quot;,&quot;author&quot;:[{&quot;family&quot;:&quot;Keskar&quot;,&quot;given&quot;:&quot;Nitish Shirish&quot;,&quot;parse-names&quot;:false,&quot;dropping-particle&quot;:&quot;&quot;,&quot;non-dropping-particle&quot;:&quot;&quot;},{&quot;family&quot;:&quot;Mudigere&quot;,&quot;given&quot;:&quot;Dheevatsa&quot;,&quot;parse-names&quot;:false,&quot;dropping-particle&quot;:&quot;&quot;,&quot;non-dropping-particle&quot;:&quot;&quot;},{&quot;family&quot;:&quot;Nocedal&quot;,&quot;given&quot;:&quot;Jorge&quot;,&quot;parse-names&quot;:false,&quot;dropping-particle&quot;:&quot;&quot;,&quot;non-dropping-particle&quot;:&quot;&quot;},{&quot;family&quot;:&quot;Smelyanskiy&quot;,&quot;given&quot;:&quot;Mikhail&quot;,&quot;parse-names&quot;:false,&quot;dropping-particle&quot;:&quot;&quot;,&quot;non-dropping-particle&quot;:&quot;&quot;},{&quot;family&quot;:&quot;Tang&quot;,&quot;given&quot;:&quot;Ping Tak Peter&quot;,&quot;parse-names&quot;:false,&quot;dropping-particle&quot;:&quot;&quot;,&quot;non-dropping-particle&quot;:&quot;&quot;}],&quot;container-title&quot;:&quot;ArXiv&quot;,&quot;URL&quot;:&quot;https://api.semanticscholar.org/CorpusID:5834589&quot;,&quot;issued&quot;:{&quot;date-parts&quot;:[[2016]]},&quot;volume&quot;:&quot;abs/1609.04836&quot;,&quot;container-title-short&quot;:&quot;ArXiv&quot;},&quot;isTemporary&quot;:false}]},{&quot;citationID&quot;:&quot;MENDELEY_CITATION_983539a7-adc7-42fd-83b2-3ac25b495a30&quot;,&quot;properties&quot;:{&quot;noteIndex&quot;:0},&quot;isEdited&quot;:false,&quot;manualOverride&quot;:{&quot;isManuallyOverridden&quot;:false,&quot;citeprocText&quot;:&quot;[22]&quot;,&quot;manualOverrideText&quot;:&quot;&quot;},&quot;citationTag&quot;:&quot;MENDELEY_CITATION_v3_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&quot;,&quot;citationItems&quot;:[{&quot;id&quot;:&quot;7fc7ea6b-1629-3058-829b-cae1a8149255&quot;,&quot;itemData&quot;:{&quot;type&quot;:&quot;article-journal&quot;,&quot;id&quot;:&quot;7fc7ea6b-1629-3058-829b-cae1a8149255&quot;,&quot;title&quot;:&quot;Mixed Precision Training&quot;,&quot;author&quot;:[{&quot;family&quot;:&quot;Micikevicius&quot;,&quot;given&quot;:&quot;Paulius&quot;,&quot;parse-names&quot;:false,&quot;dropping-particle&quot;:&quot;&quot;,&quot;non-dropping-particle&quot;:&quot;&quot;},{&quot;family&quot;:&quot;Narang&quot;,&quot;given&quot;:&quot;Sharan&quot;,&quot;parse-names&quot;:false,&quot;dropping-particle&quot;:&quot;&quot;,&quot;non-dropping-particle&quot;:&quot;&quot;},{&quot;family&quot;:&quot;Alben&quot;,&quot;given&quot;:&quot;Jonah&quot;,&quot;parse-names&quot;:false,&quot;dropping-particle&quot;:&quot;&quot;,&quot;non-dropping-particle&quot;:&quot;&quot;},{&quot;family&quot;:&quot;Diamos&quot;,&quot;given&quot;:&quot;Gregory Frederick&quot;,&quot;parse-names&quot;:false,&quot;dropping-particle&quot;:&quot;&quot;,&quot;non-dropping-particle&quot;:&quot;&quot;},{&quot;family&quot;:&quot;Elsen&quot;,&quot;given&quot;:&quot;Erich&quot;,&quot;parse-names&quot;:false,&quot;dropping-particle&quot;:&quot;&quot;,&quot;non-dropping-particle&quot;:&quot;&quot;},{&quot;family&quot;:&quot;García&quot;,&quot;given&quot;:&quot;David&quot;,&quot;parse-names&quot;:false,&quot;dropping-particle&quot;:&quot;&quot;,&quot;non-dropping-particle&quot;:&quot;&quot;},{&quot;family&quot;:&quot;Ginsburg&quot;,&quot;given&quot;:&quot;Boris&quot;,&quot;parse-names&quot;:false,&quot;dropping-particle&quot;:&quot;&quot;,&quot;non-dropping-particle&quot;:&quot;&quot;},{&quot;family&quot;:&quot;Houston&quot;,&quot;given&quot;:&quot;Michael&quot;,&quot;parse-names&quot;:false,&quot;dropping-particle&quot;:&quot;&quot;,&quot;non-dropping-particle&quot;:&quot;&quot;},{&quot;family&quot;:&quot;Kuchaiev&quot;,&quot;given&quot;:&quot;Oleksii&quot;,&quot;parse-names&quot;:false,&quot;dropping-particle&quot;:&quot;&quot;,&quot;non-dropping-particle&quot;:&quot;&quot;},{&quot;family&quot;:&quot;Venkatesh&quot;,&quot;given&quot;:&quot;Ganesh&quot;,&quot;parse-names&quot;:false,&quot;dropping-particle&quot;:&quot;&quot;,&quot;non-dropping-particle&quot;:&quot;&quot;},{&quot;family&quot;:&quot;Wu&quot;,&quot;given&quot;:&quot;Hao&quot;,&quot;parse-names&quot;:false,&quot;dropping-particle&quot;:&quot;&quot;,&quot;non-dropping-particle&quot;:&quot;&quot;}],&quot;container-title&quot;:&quot;ArXiv&quot;,&quot;URL&quot;:&quot;https://api.semanticscholar.org/CorpusID:3297437&quot;,&quot;issued&quot;:{&quot;date-parts&quot;:[[2017]]},&quot;volume&quot;:&quot;abs/1710.03740&quot;,&quot;container-title-short&quot;:&quot;ArXiv&quot;},&quot;isTemporary&quot;:false}]},{&quot;citationID&quot;:&quot;MENDELEY_CITATION_8dfa40a6-a289-45fd-9b21-d69412ff3133&quot;,&quot;properties&quot;:{&quot;noteIndex&quot;:0},&quot;isEdited&quot;:false,&quot;manualOverride&quot;:{&quot;isManuallyOverridden&quot;:false,&quot;citeprocText&quot;:&quot;[23]&quot;,&quot;manualOverrideText&quot;:&quot;&quot;},&quot;citationTag&quot;:&quot;MENDELEY_CITATION_v3_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&quot;,&quot;citationItems&quot;:[{&quot;id&quot;:&quot;e3596f90-1edb-3ff4-924b-ac9e46a7c8d5&quot;,&quot;itemData&quot;:{&quot;type&quot;:&quot;webpage&quot;,&quot;id&quot;:&quot;e3596f90-1edb-3ff4-924b-ac9e46a7c8d5&quot;,&quot;title&quot;:&quot;Drug Design with Small Molecule SMILES&quot;,&quot;author&quot;:[{&quot;family&quot;:&quot;Sgt. Peppers&quot;,&quot;given&quot;:&quot;&quot;,&quot;parse-names&quot;:false,&quot;dropping-particle&quot;:&quot;&quot;,&quot;non-dropping-particle&quot;:&quot;&quot;}],&quot;container-title&quot;:&quot;https://www.kaggle.com/datasets/art3mis/chembl22&quot;,&quot;issued&quot;:{&quot;date-parts&quot;:[[2025]]},&quot;container-title-short&quot;:&quot;&quot;},&quot;isTemporary&quot;:false}]},{&quot;citationID&quot;:&quot;MENDELEY_CITATION_c25554b6-155e-4912-80c0-3bf7fbbf1da3&quot;,&quot;properties&quot;:{&quot;noteIndex&quot;:0},&quot;isEdited&quot;:false,&quot;manualOverride&quot;:{&quot;isManuallyOverridden&quot;:false,&quot;citeprocText&quot;:&quot;[24]&quot;,&quot;manualOverrideText&quot;:&quot;&quot;},&quot;citationTag&quot;:&quot;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&quot;,&quot;citationItems&quot;:[{&quot;id&quot;:&quot;05dc4768-a214-33fc-85e4-fc8c5d25d6d2&quot;,&quot;itemData&quot;:{&quot;type&quot;:&quot;article-journal&quot;,&quot;id&quot;:&quot;05dc4768-a214-33fc-85e4-fc8c5d25d6d2&quot;,&quot;title&quot;:&quot;DrugBank 6.0: the DrugBank Knowledgebase for 2024&quot;,&quot;author&quot;:[{&quot;family&quot;:&quot;Knox&quot;,&quot;given&quot;:&quot;Craig&quot;,&quot;parse-names&quot;:false,&quot;dropping-particle&quot;:&quot;&quot;,&quot;non-dropping-particle&quot;:&quot;&quot;},{&quot;family&quot;:&quot;Wilson&quot;,&quot;given&quot;:&quot;Mike&quot;,&quot;parse-names&quot;:false,&quot;dropping-particle&quot;:&quot;&quot;,&quot;non-dropping-particle&quot;:&quot;&quot;},{&quot;family&quot;:&quot;Klinger&quot;,&quot;given&quot;:&quot;Christen M&quot;,&quot;parse-names&quot;:false,&quot;dropping-particle&quot;:&quot;&quot;,&quot;non-dropping-particle&quot;:&quot;&quot;},{&quot;family&quot;:&quot;Franklin&quot;,&quot;given&quot;:&quot;Mark&quot;,&quot;parse-names&quot;:false,&quot;dropping-particle&quot;:&quot;&quot;,&quot;non-dropping-particle&quot;:&quot;&quot;},{&quot;family&quot;:&quot;Oler&quot;,&quot;given&quot;:&quot;Eponine&quot;,&quot;parse-names&quot;:false,&quot;dropping-particle&quot;:&quot;&quot;,&quot;non-dropping-particle&quot;:&quot;&quot;},{&quot;family&quot;:&quot;Wilson&quot;,&quot;given&quot;:&quot;Alex&quot;,&quot;parse-names&quot;:false,&quot;dropping-particle&quot;:&quot;&quot;,&quot;non-dropping-particle&quot;:&quot;&quot;},{&quot;family&quot;:&quot;Pon&quot;,&quot;given&quot;:&quot;Allison&quot;,&quot;parse-names&quot;:false,&quot;dropping-particle&quot;:&quot;&quot;,&quot;non-dropping-particle&quot;:&quot;&quot;},{&quot;family&quot;:&quot;Cox&quot;,&quot;given&quot;:&quot;Jordan&quot;,&quot;parse-names&quot;:false,&quot;dropping-particle&quot;:&quot;&quot;,&quot;non-dropping-particle&quot;:&quot;&quot;},{&quot;family&quot;:&quot;Chin&quot;,&quot;given&quot;:&quot;Na Eun (Lucy)&quot;,&quot;parse-names&quot;:false,&quot;dropping-particle&quot;:&quot;&quot;,&quot;non-dropping-particle&quot;:&quot;&quot;},{&quot;family&quot;:&quot;Strawbridge&quot;,&quot;given&quot;:&quot;Seth A&quot;,&quot;parse-names&quot;:false,&quot;dropping-particle&quot;:&quot;&quot;,&quot;non-dropping-particle&quot;:&quot;&quot;},{&quot;family&quot;:&quot;Garcia-Patino&quot;,&quot;given&quot;:&quot;Marysol&quot;,&quot;parse-names&quot;:false,&quot;dropping-particle&quot;:&quot;&quot;,&quot;non-dropping-particle&quot;:&quot;&quot;},{&quot;family&quot;:&quot;Kruger&quot;,&quot;given&quot;:&quot;Ray&quot;,&quot;parse-names&quot;:false,&quot;dropping-particle&quot;:&quot;&quot;,&quot;non-dropping-particle&quot;:&quot;&quot;},{&quot;family&quot;:&quot;Sivakumaran&quot;,&quot;given&quot;:&quot;Aadhavya&quot;,&quot;parse-names&quot;:false,&quot;dropping-particle&quot;:&quot;&quot;,&quot;non-dropping-particle&quot;:&quot;&quot;},{&quot;family&quot;:&quot;Sanford&quot;,&quot;given&quot;:&quot;Selena&quot;,&quot;parse-names&quot;:false,&quot;dropping-particle&quot;:&quot;&quot;,&quot;non-dropping-particle&quot;:&quot;&quot;},{&quot;family&quot;:&quot;Doshi&quot;,&quot;given&quot;:&quot;Rahil&quot;,&quot;parse-names&quot;:false,&quot;dropping-particle&quot;:&quot;&quot;,&quot;non-dropping-particle&quot;:&quot;&quot;},{&quot;family&quot;:&quot;Khetarpal&quot;,&quot;given&quot;:&quot;Nitya&quot;,&quot;parse-names&quot;:false,&quot;dropping-particle&quot;:&quot;&quot;,&quot;non-dropping-particle&quot;:&quot;&quot;},{&quot;family&quot;:&quot;Fatokun&quot;,&quot;given&quot;:&quot;Omolola&quot;,&quot;parse-names&quot;:false,&quot;dropping-particle&quot;:&quot;&quot;,&quot;non-dropping-particle&quot;:&quot;&quot;},{&quot;family&quot;:&quot;Doucet&quot;,&quot;given&quot;:&quot;Daphnee&quot;,&quot;parse-names&quot;:false,&quot;dropping-particle&quot;:&quot;&quot;,&quot;non-dropping-particle&quot;:&quot;&quot;},{&quot;family&quot;:&quot;Zubkowski&quot;,&quot;given&quot;:&quot;Ashley&quot;,&quot;parse-names&quot;:false,&quot;dropping-particle&quot;:&quot;&quot;,&quot;non-dropping-particle&quot;:&quot;&quot;},{&quot;family&quot;:&quot;Rayat&quot;,&quot;given&quot;:&quot;Dorsa Yahya&quot;,&quot;parse-names&quot;:false,&quot;dropping-particle&quot;:&quot;&quot;,&quot;non-dropping-particle&quot;:&quot;&quot;},{&quot;family&quot;:&quot;Jackson&quot;,&quot;given&quot;:&quot;Hayley&quot;,&quot;parse-names&quot;:false,&quot;dropping-particle&quot;:&quot;&quot;,&quot;non-dropping-particle&quot;:&quot;&quot;},{&quot;family&quot;:&quot;Harford&quot;,&quot;given&quot;:&quot;Karxena&quot;,&quot;parse-names&quot;:false,&quot;dropping-particle&quot;:&quot;&quot;,&quot;non-dropping-particle&quot;:&quot;&quot;},{&quot;family&quot;:&quot;Anjum&quot;,&quot;given&quot;:&quot;Afia&quot;,&quot;parse-names&quot;:false,&quot;dropping-particle&quot;:&quot;&quot;,&quot;non-dropping-particle&quot;:&quot;&quot;},{&quot;family&quot;:&quot;Zakir&quot;,&quot;given&quot;:&quot;Mahi&quot;,&quot;parse-names&quot;:false,&quot;dropping-particle&quot;:&quot;&quot;,&quot;non-dropping-particle&quot;:&quot;&quot;},{&quot;family&quot;:&quot;Wang&quot;,&quot;given&quot;:&quot;Fei&quot;,&quot;parse-names&quot;:false,&quot;dropping-particle&quot;:&quot;&quot;,&quot;non-dropping-particle&quot;:&quot;&quot;},{&quot;family&quot;:&quot;Tian&quot;,&quot;given&quot;:&quot;Siyang&quot;,&quot;parse-names&quot;:false,&quot;dropping-particle&quot;:&quot;&quot;,&quot;non-dropping-particle&quot;:&quot;&quot;},{&quot;family&quot;:&quot;Lee&quot;,&quot;given&quot;:&quot;Brian&quot;,&quot;parse-names&quot;:false,&quot;dropping-particle&quot;:&quot;&quot;,&quot;non-dropping-particle&quot;:&quot;&quot;},{&quot;family&quot;:&quot;Liigand&quot;,&quot;given&quot;:&quot;Jaanus&quot;,&quot;parse-names&quot;:false,&quot;dropping-particle&quot;:&quot;&quot;,&quot;non-dropping-particle&quot;:&quot;&quot;},{&quot;family&quot;:&quot;Peters&quot;,&quot;given&quot;:&quot;Harrison&quot;,&quot;parse-names&quot;:false,&quot;dropping-particle&quot;:&quot;&quot;,&quot;non-dropping-particle&quot;:&quot;&quot;},{&quot;family&quot;:&quot;Wang&quot;,&quot;given&quot;:&quot;Ruo Qi (Rachel)&quot;,&quot;parse-names&quot;:false,&quot;dropping-particle&quot;:&quot;&quot;,&quot;non-dropping-particle&quot;:&quot;&quot;},{&quot;family&quot;:&quot;Nguyen&quot;,&quot;given&quot;:&quot;Tue&quot;,&quot;parse-names&quot;:false,&quot;dropping-particle&quot;:&quot;&quot;,&quot;non-dropping-particle&quot;:&quot;&quot;},{&quot;family&quot;:&quot;So&quot;,&quot;given&quot;:&quot;Denise&quot;,&quot;parse-names&quot;:false,&quot;dropping-particle&quot;:&quot;&quot;,&quot;non-dropping-particle&quot;:&quot;&quot;},{&quot;family&quot;:&quot;Sharp&quot;,&quot;given&quot;:&quot;Matthew&quot;,&quot;parse-names&quot;:false,&quot;dropping-particle&quot;:&quot;&quot;,&quot;non-dropping-particle&quot;:&quot;&quot;},{&quot;family&quot;:&quot;da Silva&quot;,&quot;given&quot;:&quot;Rodolfo&quot;,&quot;parse-names&quot;:false,&quot;dropping-particle&quot;:&quot;&quot;,&quot;non-dropping-particle&quot;:&quot;&quot;},{&quot;family&quot;:&quot;Gabriel&quot;,&quot;given&quot;:&quot;Cyrella&quot;,&quot;parse-names&quot;:false,&quot;dropping-particle&quot;:&quot;&quot;,&quot;non-dropping-particle&quot;:&quot;&quot;},{&quot;family&quot;:&quot;Scantlebury&quot;,&quot;given&quot;:&quot;Joshua&quot;,&quot;parse-names&quot;:false,&quot;dropping-particle&quot;:&quot;&quot;,&quot;non-dropping-particle&quot;:&quot;&quot;},{&quot;family&quot;:&quot;Jasinski&quot;,&quot;given&quot;:&quot;Marissa&quot;,&quot;parse-names&quot;:false,&quot;dropping-particle&quot;:&quot;&quot;,&quot;non-dropping-particle&quot;:&quot;&quot;},{&quot;family&quot;:&quot;Ackerman&quot;,&quot;given&quot;:&quot;David&quot;,&quot;parse-names&quot;:false,&quot;dropping-particle&quot;:&quot;&quot;,&quot;non-dropping-particle&quot;:&quot;&quot;},{&quot;family&quot;:&quot;Jewison&quot;,&quot;given&quot;:&quot;Timothy&quot;,&quot;parse-names&quot;:false,&quot;dropping-particle&quot;:&quot;&quot;,&quot;non-dropping-particle&quot;:&quot;&quot;},{&quot;family&quot;:&quot;Sajed&quot;,&quot;given&quot;:&quot;Tanvir&quot;,&quot;parse-names&quot;:false,&quot;dropping-particle&quot;:&quot;&quot;,&quot;non-dropping-particle&quot;:&quot;&quot;},{&quot;family&quot;:&quot;Gautam&quot;,&quot;given&quot;:&quot;Vasuk&quot;,&quot;parse-names&quot;:false,&quot;dropping-particle&quot;:&quot;&quot;,&quot;non-dropping-particle&quot;:&quot;&quot;},{&quot;family&quot;:&quot;Wishart&quot;,&quot;given&quot;:&quot;David S&quot;,&quot;parse-names&quot;:false,&quot;dropping-particle&quot;:&quot;&quot;,&quot;non-dropping-particle&quot;:&quot;&quot;}],&quot;container-title&quot;:&quot;Nucleic Acids Research&quot;,&quot;DOI&quot;:&quot;10.1093/nar/gkad976&quot;,&quot;ISSN&quot;:&quot;0305-1048&quot;,&quot;issued&quot;:{&quot;date-parts&quot;:[[2024,1,5]]},&quot;page&quot;:&quot;D1265-D1275&quot;,&quot;abstract&quot;:&quot;&lt;p&gt;First released in 2006, DrugBank (https://go.drugbank.com) has grown to become the ‘gold standard’ knowledge resource for drug, drug–target and related pharmaceutical information. DrugBank is widely used across many diverse biomedical research and clinical applications, and averages more than 30 million views/year. Since its last update in 2018, we have been actively enhancing the quantity and quality of the drug data in this knowledgebase. In this latest release (DrugBank 6.0), the number of FDA approved drugs has grown from 2646 to 4563 (a 72% increase), the number of investigational drugs has grown from 3394 to 6231 (a 38% increase), the number of drug–drug interactions increased from 365 984 to 1 413 413 (a 300% increase), and the number of drug–food interactions expanded from 1195 to 2475 (a 200% increase). In addition to this notable expansion in database size, we have added thousands of new, colorful, richly annotated pathways depicting drug mechanisms and drug metabolism. Likewise, existing datasets have been significantly improved and expanded, by adding more information on drug indications, drug–drug interactions, drug–food interactions and many other relevant data types for 11 891 drugs. We have also added experimental and predicted MS/MS spectra, 1D/2D-NMR spectra, CCS (collision cross section), RT (retention time) and RI (retention index) data for 9464 of DrugBank's 11 710 small molecule drugs. These and other improvements should make DrugBank 6.0 even more useful to a much wider research audience ranging from medicinal chemists to metabolomics specialists to pharmacologists.&lt;/p&gt;&quot;,&quot;issue&quot;:&quot;D1&quot;,&quot;volume&quot;:&quot;52&quot;,&quot;container-title-short&quot;:&quot;Nucleic Acids Res.&quot;},&quot;isTemporary&quot;:false}]},{&quot;citationID&quot;:&quot;MENDELEY_CITATION_842c6097-cdb7-4d69-9e19-e0a99dfba80a&quot;,&quot;properties&quot;:{&quot;noteIndex&quot;:0},&quot;isEdited&quot;:false,&quot;manualOverride&quot;:{&quot;isManuallyOverridden&quot;:false,&quot;citeprocText&quot;:&quot;[25]&quot;,&quot;manualOverrideText&quot;:&quot;&quot;},&quot;citationTag&quot;:&quot;MENDELEY_CITATION_v3_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&quot;,&quot;citationItems&quot;:[{&quot;id&quot;:&quot;2360cf28-52dd-3e44-85a2-08be789b8022&quot;,&quot;itemData&quot;:{&quot;type&quot;:&quot;article-journal&quot;,&quot;id&quot;:&quot;2360cf28-52dd-3e44-85a2-08be789b8022&quot;,&quot;title&quot;:&quot;The ChEMBL database in 2017&quot;,&quot;author&quot;:[{&quot;family&quot;:&quot;Gaulton&quot;,&quot;given&quot;:&quot;Anna&quot;,&quot;parse-names&quot;:false,&quot;dropping-particle&quot;:&quot;&quot;,&quot;non-dropping-particle&quot;:&quot;&quot;},{&quot;family&quot;:&quot;Hersey&quot;,&quot;given&quot;:&quot;Anne&quot;,&quot;parse-names&quot;:false,&quot;dropping-particle&quot;:&quot;&quot;,&quot;non-dropping-particle&quot;:&quot;&quot;},{&quot;family&quot;:&quot;Nowotka&quot;,&quot;given&quot;:&quot;Michał&quot;,&quot;parse-names&quot;:false,&quot;dropping-particle&quot;:&quot;&quot;,&quot;non-dropping-particle&quot;:&quot;&quot;},{&quot;family&quot;:&quot;Bento&quot;,&quot;given&quot;:&quot;A. Patrícia&quot;,&quot;parse-names&quot;:false,&quot;dropping-particle&quot;:&quot;&quot;,&quot;non-dropping-particle&quot;:&quot;&quot;},{&quot;family&quot;:&quot;Chambers&quot;,&quot;given&quot;:&quot;Jon&quot;,&quot;parse-names&quot;:false,&quot;dropping-particle&quot;:&quot;&quot;,&quot;non-dropping-particle&quot;:&quot;&quot;},{&quot;family&quot;:&quot;Mendez&quot;,&quot;given&quot;:&quot;David&quot;,&quot;parse-names&quot;:false,&quot;dropping-particle&quot;:&quot;&quot;,&quot;non-dropping-particle&quot;:&quot;&quot;},{&quot;family&quot;:&quot;Mutowo&quot;,&quot;given&quot;:&quot;Prudence&quot;,&quot;parse-names&quot;:false,&quot;dropping-particle&quot;:&quot;&quot;,&quot;non-dropping-particle&quot;:&quot;&quot;},{&quot;family&quot;:&quot;Atkinson&quot;,&quot;given&quot;:&quot;Francis&quot;,&quot;parse-names&quot;:false,&quot;dropping-particle&quot;:&quot;&quot;,&quot;non-dropping-particle&quot;:&quot;&quot;},{&quot;family&quot;:&quot;Bellis&quot;,&quot;given&quot;:&quot;Louisa J.&quot;,&quot;parse-names&quot;:false,&quot;dropping-particle&quot;:&quot;&quot;,&quot;non-dropping-particle&quot;:&quot;&quot;},{&quot;family&quot;:&quot;Cibrián-Uhalte&quot;,&quot;given&quot;:&quot;Elena&quot;,&quot;parse-names&quot;:false,&quot;dropping-particle&quot;:&quot;&quot;,&quot;non-dropping-particle&quot;:&quot;&quot;},{&quot;family&quot;:&quot;Davies&quot;,&quot;given&quot;:&quot;Mark&quot;,&quot;parse-names&quot;:false,&quot;dropping-particle&quot;:&quot;&quot;,&quot;non-dropping-particle&quot;:&quot;&quot;},{&quot;family&quot;:&quot;Dedman&quot;,&quot;given&quot;:&quot;Nathan&quot;,&quot;parse-names&quot;:false,&quot;dropping-particle&quot;:&quot;&quot;,&quot;non-dropping-particle&quot;:&quot;&quot;},{&quot;family&quot;:&quot;Karlsson&quot;,&quot;given&quot;:&quot;Anneli&quot;,&quot;parse-names&quot;:false,&quot;dropping-particle&quot;:&quot;&quot;,&quot;non-dropping-particle&quot;:&quot;&quot;},{&quot;family&quot;:&quot;Magariños&quot;,&quot;given&quot;:&quot;María Paula&quot;,&quot;parse-names&quot;:false,&quot;dropping-particle&quot;:&quot;&quot;,&quot;non-dropping-particle&quot;:&quot;&quot;},{&quot;family&quot;:&quot;Overington&quot;,&quot;given&quot;:&quot;John P.&quot;,&quot;parse-names&quot;:false,&quot;dropping-particle&quot;:&quot;&quot;,&quot;non-dropping-particle&quot;:&quot;&quot;},{&quot;family&quot;:&quot;Papadatos&quot;,&quot;given&quot;:&quot;George&quot;,&quot;parse-names&quot;:false,&quot;dropping-particle&quot;:&quot;&quot;,&quot;non-dropping-particle&quot;:&quot;&quot;},{&quot;family&quot;:&quot;Smit&quot;,&quot;given&quot;:&quot;Ines&quot;,&quot;parse-names&quot;:false,&quot;dropping-particle&quot;:&quot;&quot;,&quot;non-dropping-particle&quot;:&quot;&quot;},{&quot;family&quot;:&quot;Leach&quot;,&quot;given&quot;:&quot;Andrew R.&quot;,&quot;parse-names&quot;:false,&quot;dropping-particle&quot;:&quot;&quot;,&quot;non-dropping-particle&quot;:&quot;&quot;}],&quot;container-title&quot;:&quot;Nucleic Acids Research&quot;,&quot;DOI&quot;:&quot;10.1093/nar/gkw1074&quot;,&quot;ISSN&quot;:&quot;0305-1048&quot;,&quot;issued&quot;:{&quot;date-parts&quot;:[[2017,1,4]]},&quot;page&quot;:&quot;D945-D954&quot;,&quot;issue&quot;:&quot;D1&quot;,&quot;volume&quot;:&quot;45&quot;,&quot;container-title-short&quot;:&quot;Nucleic Acids Res.&quot;},&quot;isTemporary&quot;:false}]},{&quot;citationID&quot;:&quot;MENDELEY_CITATION_f7c666f5-11ce-4466-a5b6-1fb7e14e1fb6&quot;,&quot;properties&quot;:{&quot;noteIndex&quot;:0},&quot;isEdited&quot;:false,&quot;manualOverride&quot;:{&quot;isManuallyOverridden&quot;:false,&quot;citeprocText&quot;:&quot;[26]&quot;,&quot;manualOverrideText&quot;:&quot;&quot;},&quot;citationTag&quot;:&quot;MENDELEY_CITATION_v3_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&quot;,&quot;citationItems&quot;:[{&quot;id&quot;:&quot;894bf710-3c9a-38d7-a687-6a8f8d072ef0&quot;,&quot;itemData&quot;:{&quot;type&quot;:&quot;article-journal&quot;,&quot;id&quot;:&quot;894bf710-3c9a-38d7-a687-6a8f8d072ef0&quot;,&quot;title&quot;:&quot;Pre-trained molecular representations enable antimicrobial discovery&quot;,&quot;author&quot;:[{&quot;family&quot;:&quot;Olayo-Alarcon&quot;,&quot;given&quot;:&quot;Roberto&quot;,&quot;parse-names&quot;:false,&quot;dropping-particle&quot;:&quot;&quot;,&quot;non-dropping-particle&quot;:&quot;&quot;},{&quot;family&quot;:&quot;Amstalden&quot;,&quot;given&quot;:&quot;Martin K.&quot;,&quot;parse-names&quot;:false,&quot;dropping-particle&quot;:&quot;&quot;,&quot;non-dropping-particle&quot;:&quot;&quot;},{&quot;family&quot;:&quot;Zannoni&quot;,&quot;given&quot;:&quot;Annamaria&quot;,&quot;parse-names&quot;:false,&quot;dropping-particle&quot;:&quot;&quot;,&quot;non-dropping-particle&quot;:&quot;&quot;},{&quot;family&quot;:&quot;Bajramovic&quot;,&quot;given&quot;:&quot;Medina&quot;,&quot;parse-names&quot;:false,&quot;dropping-particle&quot;:&quot;&quot;,&quot;non-dropping-particle&quot;:&quot;&quot;},{&quot;family&quot;:&quot;Sharma&quot;,&quot;given&quot;:&quot;Cynthia M.&quot;,&quot;parse-names&quot;:false,&quot;dropping-particle&quot;:&quot;&quot;,&quot;non-dropping-particle&quot;:&quot;&quot;},{&quot;family&quot;:&quot;Brochado&quot;,&quot;given&quot;:&quot;Ana Rita&quot;,&quot;parse-names&quot;:false,&quot;dropping-particle&quot;:&quot;&quot;,&quot;non-dropping-particle&quot;:&quot;&quot;},{&quot;family&quot;:&quot;Rezaei&quot;,&quot;given&quot;:&quot;Mina&quot;,&quot;parse-names&quot;:false,&quot;dropping-particle&quot;:&quot;&quot;,&quot;non-dropping-particle&quot;:&quot;&quot;},{&quot;family&quot;:&quot;Müller&quot;,&quot;given&quot;:&quot;Christian L.&quot;,&quot;parse-names&quot;:false,&quot;dropping-particle&quot;:&quot;&quot;,&quot;non-dropping-particle&quot;:&quot;&quot;}],&quot;container-title&quot;:&quot;Nature Communications&quot;,&quot;DOI&quot;:&quot;10.1038/s41467-025-58804-4&quot;,&quot;ISSN&quot;:&quot;2041-1723&quot;,&quot;issued&quot;:{&quot;date-parts&quot;:[[2025,4,10]]},&quot;page&quot;:&quot;3420&quot;,&quot;abstract&quot;:&quot;&lt;p&gt; The rise in antimicrobial resistance poses a worldwide threat, reducing the efficacy of common antibiotics. Determining the antimicrobial activity of new chemical compounds through experimental methods remains time-consuming and costly. While compound-centric deep learning models promise to accelerate this search and prioritization process, current strategies require large amounts of custom training data. Here, we introduce a lightweight computational strategy for antimicrobial discovery that builds on MolE (Molecular representation through redundancy reduced Embedding), a self-supervised deep learning framework that leverages unlabeled chemical structures to learn task-independent molecular representations. By combining MolE representation learning with available, experimentally validated compound-bacteria activity data, we design a general predictive model that enables assessing compounds with respect to their antimicrobial potential. Our model correctly identifies recent growth-inhibitory compounds that are structurally distinct from current antibiotics. Using this approach, we discover de novo, and experimentally confirm, three human-targeted drugs as growth inhibitors of &lt;italic&gt;Staphylococcus aureus&lt;/italic&gt; . This framework offers a viable, cost-effective strategy to accelerate antibiotic discovery. &lt;/p&gt;&quot;,&quot;issue&quot;:&quot;1&quot;,&quot;volume&quot;:&quot;16&quot;,&quot;container-title-short&quot;:&quot;Nat. Commun.&quot;},&quot;isTemporary&quot;:false}]}]"/>
     <we:property name="MENDELEY_CITATIONS_STYLE" value="{&quot;id&quot;:&quot;https://www.zotero.org/styles/ieee&quot;,&quot;title&quot;:&quot;IEEE Reference Guide version 11.29.2023&quot;,&quot;format&quot;:&quot;numeric&quot;,&quot;defaultLocale&quot;:null,&quot;isLocaleCodeValid&quot;:true}"/>
   </we:properties>
   <we:bindings/>
@@ -22966,6 +21428,30 @@
 </file>
 
 <file path=customXml/item1.xml><?xml version="1.0" encoding="utf-8"?>
+<?mso-contentType ?>
+<FormTemplates xmlns="http://schemas.microsoft.com/sharepoint/v3/contenttype/forms">
+  <Display>DocumentLibraryForm</Display>
+  <Edit>DocumentLibraryForm</Edit>
+  <New>DocumentLibraryForm</New>
+</FormTemplates>
+</file>
+
+<file path=customXml/item2.xml><?xml version="1.0" encoding="utf-8"?>
+<p:properties xmlns:p="http://schemas.microsoft.com/office/2006/metadata/properties" xmlns:xsi="http://www.w3.org/2001/XMLSchema-instance" xmlns:pc="http://schemas.microsoft.com/office/infopath/2007/PartnerControls">
+  <documentManagement>
+    <lcf76f155ced4ddcb4097134ff3c332f xmlns="9d7b9a5c-6b4f-4ca1-bb03-c38cacb734bc">
+      <Terms xmlns="http://schemas.microsoft.com/office/infopath/2007/PartnerControls"/>
+    </lcf76f155ced4ddcb4097134ff3c332f>
+    <TaxCatchAll xmlns="7302fe9c-5e91-4977-8271-167378b25bd2" xsi:nil="true"/>
+  </documentManagement>
+</p:properties>
+</file>
+
+<file path=customXml/item3.xml><?xml version="1.0" encoding="utf-8"?>
+<b:Sources xmlns:b="http://schemas.openxmlformats.org/officeDocument/2006/bibliography" xmlns="http://schemas.openxmlformats.org/officeDocument/2006/bibliography" SelectedStyle="\APASixthEditionOfficeOnline.xsl" StyleName="APA" Version="6"/>
+</file>
+
+<file path=customXml/item4.xml><?xml version="1.0" encoding="utf-8"?>
 <ct:contentTypeSchema xmlns:ct="http://schemas.microsoft.com/office/2006/metadata/contentType" xmlns:ma="http://schemas.microsoft.com/office/2006/metadata/properties/metaAttributes" ct:_="" ma:_="" ma:contentTypeName="Documento" ma:contentTypeID="0x01010019FAAD7208B57F46B26AFFED99BCE0D3" ma:contentTypeVersion="16" ma:contentTypeDescription="Crear nuevo documento." ma:contentTypeScope="" ma:versionID="ad25a40a439e4eb6a750a8b6ae1789f7">
   <xsd:schema xmlns:xsd="http://www.w3.org/2001/XMLSchema" xmlns:xs="http://www.w3.org/2001/XMLSchema" xmlns:p="http://schemas.microsoft.com/office/2006/metadata/properties" xmlns:ns2="9d7b9a5c-6b4f-4ca1-bb03-c38cacb734bc" xmlns:ns3="7d80c08f-e909-465c-8aa4-0e649fbe85d0" xmlns:ns4="7302fe9c-5e91-4977-8271-167378b25bd2" targetNamespace="http://schemas.microsoft.com/office/2006/metadata/properties" ma:root="true" ma:fieldsID="113d448336e841d5d8efd4b9e74490d6" ns2:_="" ns3:_="" ns4:_="">
     <xsd:import namespace="9d7b9a5c-6b4f-4ca1-bb03-c38cacb734bc"/>
@@ -23213,31 +21699,34 @@
 </ct:contentTypeSchema>
 </file>
 
-<file path=customXml/item2.xml><?xml version="1.0" encoding="utf-8"?>
-<p:properties xmlns:p="http://schemas.microsoft.com/office/2006/metadata/properties" xmlns:xsi="http://www.w3.org/2001/XMLSchema-instance" xmlns:pc="http://schemas.microsoft.com/office/infopath/2007/PartnerControls">
-  <documentManagement>
-    <lcf76f155ced4ddcb4097134ff3c332f xmlns="9d7b9a5c-6b4f-4ca1-bb03-c38cacb734bc">
-      <Terms xmlns="http://schemas.microsoft.com/office/infopath/2007/PartnerControls"/>
-    </lcf76f155ced4ddcb4097134ff3c332f>
-    <TaxCatchAll xmlns="7302fe9c-5e91-4977-8271-167378b25bd2" xsi:nil="true"/>
-  </documentManagement>
-</p:properties>
+<file path=customXml/itemProps1.xml><?xml version="1.0" encoding="utf-8"?>
+<ds:datastoreItem xmlns:ds="http://schemas.openxmlformats.org/officeDocument/2006/customXml" ds:itemID="{E5FD6A2B-9479-4129-9D84-6C858DBE1A90}">
+  <ds:schemaRefs>
+    <ds:schemaRef ds:uri="http://schemas.microsoft.com/sharepoint/v3/contenttype/forms"/>
+  </ds:schemaRefs>
+</ds:datastoreItem>
 </file>
 
-<file path=customXml/item3.xml><?xml version="1.0" encoding="utf-8"?>
-<?mso-contentType ?>
-<FormTemplates xmlns="http://schemas.microsoft.com/sharepoint/v3/contenttype/forms">
-  <Display>DocumentLibraryForm</Display>
-  <Edit>DocumentLibraryForm</Edit>
-  <New>DocumentLibraryForm</New>
-</FormTemplates>
+<file path=customXml/itemProps2.xml><?xml version="1.0" encoding="utf-8"?>
+<ds:datastoreItem xmlns:ds="http://schemas.openxmlformats.org/officeDocument/2006/customXml" ds:itemID="{261B0A37-6C6C-45CF-A5C4-83D994BC3980}">
+  <ds:schemaRefs>
+    <ds:schemaRef ds:uri="http://schemas.microsoft.com/office/2006/metadata/properties"/>
+    <ds:schemaRef ds:uri="http://schemas.microsoft.com/office/infopath/2007/PartnerControls"/>
+    <ds:schemaRef ds:uri="9d7b9a5c-6b4f-4ca1-bb03-c38cacb734bc"/>
+    <ds:schemaRef ds:uri="7302fe9c-5e91-4977-8271-167378b25bd2"/>
+  </ds:schemaRefs>
+</ds:datastoreItem>
 </file>
 
-<file path=customXml/item4.xml><?xml version="1.0" encoding="utf-8"?>
-<b:Sources xmlns:b="http://schemas.openxmlformats.org/officeDocument/2006/bibliography" xmlns="http://schemas.openxmlformats.org/officeDocument/2006/bibliography" SelectedStyle="\APASixthEditionOfficeOnline.xsl" StyleName="APA" Version="6"/>
+<file path=customXml/itemProps3.xml><?xml version="1.0" encoding="utf-8"?>
+<ds:datastoreItem xmlns:ds="http://schemas.openxmlformats.org/officeDocument/2006/customXml" ds:itemID="{5157238F-F555-4D04-860C-F98429B609BD}">
+  <ds:schemaRefs>
+    <ds:schemaRef ds:uri="http://schemas.openxmlformats.org/officeDocument/2006/bibliography"/>
+  </ds:schemaRefs>
+</ds:datastoreItem>
 </file>
 
-<file path=customXml/itemProps1.xml><?xml version="1.0" encoding="utf-8"?>
+<file path=customXml/itemProps4.xml><?xml version="1.0" encoding="utf-8"?>
 <ds:datastoreItem xmlns:ds="http://schemas.openxmlformats.org/officeDocument/2006/customXml" ds:itemID="{BC4311AC-D0D5-4AE9-8386-76BDCE1C82F3}">
   <ds:schemaRefs>
     <ds:schemaRef ds:uri="http://schemas.microsoft.com/office/2006/metadata/contentType"/>
@@ -23255,31 +21744,4 @@
     <ds:schemaRef ds:uri="http://schemas.microsoft.com/internal/obd"/>
   </ds:schemaRefs>
 </ds:datastoreItem>
-</file>
-
-<file path=customXml/itemProps2.xml><?xml version="1.0" encoding="utf-8"?>
-<ds:datastoreItem xmlns:ds="http://schemas.openxmlformats.org/officeDocument/2006/customXml" ds:itemID="{261B0A37-6C6C-45CF-A5C4-83D994BC3980}">
-  <ds:schemaRefs>
-    <ds:schemaRef ds:uri="http://schemas.microsoft.com/office/2006/metadata/properties"/>
-    <ds:schemaRef ds:uri="http://schemas.microsoft.com/office/infopath/2007/PartnerControls"/>
-    <ds:schemaRef ds:uri="9d7b9a5c-6b4f-4ca1-bb03-c38cacb734bc"/>
-    <ds:schemaRef ds:uri="7302fe9c-5e91-4977-8271-167378b25bd2"/>
-  </ds:schemaRefs>
-</ds:datastoreItem>
-</file>
-
-<file path=customXml/itemProps3.xml><?xml version="1.0" encoding="utf-8"?>
-<ds:datastoreItem xmlns:ds="http://schemas.openxmlformats.org/officeDocument/2006/customXml" ds:itemID="{E5FD6A2B-9479-4129-9D84-6C858DBE1A90}">
-  <ds:schemaRefs>
-    <ds:schemaRef ds:uri="http://schemas.microsoft.com/sharepoint/v3/contenttype/forms"/>
-  </ds:schemaRefs>
-</ds:datastoreItem>
-</file>
-
-<file path=customXml/itemProps4.xml><?xml version="1.0" encoding="utf-8"?>
-<ds:datastoreItem xmlns:ds="http://schemas.openxmlformats.org/officeDocument/2006/customXml" ds:itemID="{5157238F-F555-4D04-860C-F98429B609BD}">
-  <ds:schemaRefs>
-    <ds:schemaRef ds:uri="http://schemas.openxmlformats.org/officeDocument/2006/bibliography"/>
-  </ds:schemaRefs>
-</ds:datastoreItem>
 </file>
--- a/Memorias/TFM Drug Metabolism - Gonzalo Robles.docx
+++ b/Memorias/TFM Drug Metabolism - Gonzalo Robles.docx
@@ -4490,7 +4490,7 @@
         </w:rPr>
         <w:fldChar w:fldCharType="separate"/>
       </w:r>
-      <w:hyperlink w:anchor="_Toc227189017" w:history="1">
+      <w:hyperlink w:anchor="_Toc228295394" w:history="1">
         <w:r>
           <w:rPr>
             <w:rStyle w:val="Hyperlink"/>
@@ -4526,7 +4526,7 @@
             <w:noProof/>
             <w:webHidden/>
           </w:rPr>
-          <w:instrText xml:space="preserve"> PAGEREF _Toc227189017 \h </w:instrText>
+          <w:instrText xml:space="preserve"> PAGEREF _Toc228295394 \h </w:instrText>
         </w:r>
         <w:r>
           <w:rPr>
@@ -4546,7 +4546,7 @@
             <w:noProof/>
             <w:webHidden/>
           </w:rPr>
-          <w:t>6</w:t>
+          <w:t>7</w:t>
         </w:r>
         <w:r>
           <w:rPr>
@@ -4572,7 +4572,7 @@
           <w14:ligatures w14:val="standardContextual"/>
         </w:rPr>
       </w:pPr>
-      <w:hyperlink w:anchor="_Toc227189018" w:history="1">
+      <w:hyperlink w:anchor="_Toc228295395" w:history="1">
         <w:r>
           <w:rPr>
             <w:rStyle w:val="Hyperlink"/>
@@ -4580,6 +4580,14 @@
             <w:lang w:val="en-GB"/>
           </w:rPr>
           <w:t>Figure 2. Simplified schematic of molecular representation pipelines.</w:t>
+        </w:r>
+        <w:r>
+          <w:rPr>
+            <w:rStyle w:val="Hyperlink"/>
+            <w:noProof/>
+            <w:lang w:val="en-GB" w:eastAsia="en-GB"/>
+          </w:rPr>
+          <w:t xml:space="preserve"> Source: Original artwork by the author.</w:t>
         </w:r>
         <w:r>
           <w:rPr>
@@ -4600,7 +4608,7 @@
             <w:noProof/>
             <w:webHidden/>
           </w:rPr>
-          <w:instrText xml:space="preserve"> PAGEREF _Toc227189018 \h </w:instrText>
+          <w:instrText xml:space="preserve"> PAGEREF _Toc228295395 \h </w:instrText>
         </w:r>
         <w:r>
           <w:rPr>
@@ -4646,7 +4654,7 @@
           <w14:ligatures w14:val="standardContextual"/>
         </w:rPr>
       </w:pPr>
-      <w:hyperlink w:anchor="_Toc227189019" w:history="1">
+      <w:hyperlink w:anchor="_Toc228295396" w:history="1">
         <w:r>
           <w:rPr>
             <w:rStyle w:val="Hyperlink"/>
@@ -4674,7 +4682,7 @@
             <w:noProof/>
             <w:webHidden/>
           </w:rPr>
-          <w:instrText xml:space="preserve"> PAGEREF _Toc227189019 \h </w:instrText>
+          <w:instrText xml:space="preserve"> PAGEREF _Toc228295396 \h </w:instrText>
         </w:r>
         <w:r>
           <w:rPr>
@@ -4720,14 +4728,30 @@
           <w14:ligatures w14:val="standardContextual"/>
         </w:rPr>
       </w:pPr>
-      <w:hyperlink w:anchor="_Toc227189020" w:history="1">
+      <w:hyperlink w:anchor="_Toc228295397" w:history="1">
         <w:r>
           <w:rPr>
             <w:rStyle w:val="Hyperlink"/>
             <w:noProof/>
             <w:lang w:val="en-GB"/>
           </w:rPr>
-          <w:t xml:space="preserve">Figure 4. CYP450 ‘dict’ descriptors for full db (A) and curated db with threshold = 10 (B).  Dict( </w:t>
+          <w:t>Figure 4. CYP450 ‘dict’ descr</w:t>
+        </w:r>
+        <w:r>
+          <w:rPr>
+            <w:rStyle w:val="Hyperlink"/>
+            <w:noProof/>
+            <w:lang w:val="en-GB"/>
+          </w:rPr>
+          <w:t>i</w:t>
+        </w:r>
+        <w:r>
+          <w:rPr>
+            <w:rStyle w:val="Hyperlink"/>
+            <w:noProof/>
+            <w:lang w:val="en-GB"/>
+          </w:rPr>
+          <w:t xml:space="preserve">ptors for full db (A) and curated db with threshold = 10 (B).  Dict( </w:t>
         </w:r>
         <w:r>
           <w:rPr>
@@ -4766,7 +4790,7 @@
             <w:noProof/>
             <w:webHidden/>
           </w:rPr>
-          <w:instrText xml:space="preserve"> PAGEREF _Toc227189020 \h </w:instrText>
+          <w:instrText xml:space="preserve"> PAGEREF _Toc228295397 \h </w:instrText>
         </w:r>
         <w:r>
           <w:rPr>
@@ -4812,14 +4836,14 @@
           <w14:ligatures w14:val="standardContextual"/>
         </w:rPr>
       </w:pPr>
-      <w:hyperlink w:anchor="_Toc227189021" w:history="1">
+      <w:hyperlink w:anchor="_Toc228295398" w:history="1">
         <w:r>
           <w:rPr>
             <w:rStyle w:val="Hyperlink"/>
             <w:noProof/>
             <w:lang w:val="en-GB"/>
           </w:rPr>
-          <w:t>Figure 5. Morgan fingerprint feature matrix (ECFP6, radius = 3) for the curated dataset. Rows correspond to DrugBank IDs; columns represent hashed substructure counts. The resulting matrix has dimensions 1368 × 2048 and contains integer count values.</w:t>
+          <w:t>Figure 5 Distribution of InChI string lengths with fitted log-normal distribution. The histogram represents the empirical distribution, with the x-axis truncated at the 99th percentile to improve visual clarity by excluding extreme outliers. The dashed red line corresponds to a fitted log-normal distribution, shown for reference to illustrate the overall shape of the data.</w:t>
         </w:r>
         <w:r>
           <w:rPr>
@@ -4840,81 +4864,7 @@
             <w:noProof/>
             <w:webHidden/>
           </w:rPr>
-          <w:instrText xml:space="preserve"> PAGEREF _Toc227189021 \h </w:instrText>
-        </w:r>
-        <w:r>
-          <w:rPr>
-            <w:noProof/>
-            <w:webHidden/>
-          </w:rPr>
-        </w:r>
-        <w:r>
-          <w:rPr>
-            <w:noProof/>
-            <w:webHidden/>
-          </w:rPr>
-          <w:fldChar w:fldCharType="separate"/>
-        </w:r>
-        <w:r>
-          <w:rPr>
-            <w:noProof/>
-            <w:webHidden/>
-          </w:rPr>
-          <w:t>18</w:t>
-        </w:r>
-        <w:r>
-          <w:rPr>
-            <w:noProof/>
-            <w:webHidden/>
-          </w:rPr>
-          <w:fldChar w:fldCharType="end"/>
-        </w:r>
-      </w:hyperlink>
-    </w:p>
-    <w:p>
-      <w:pPr>
-        <w:pStyle w:val="TableofFigures"/>
-        <w:tabs>
-          <w:tab w:val="right" w:leader="dot" w:pos="8919"/>
-        </w:tabs>
-        <w:rPr>
-          <w:noProof/>
-          <w:kern w:val="2"/>
-          <w:sz w:val="24"/>
-          <w:szCs w:val="24"/>
-          <w:lang w:val="en-GB" w:eastAsia="en-GB"/>
-          <w14:ligatures w14:val="standardContextual"/>
-        </w:rPr>
-      </w:pPr>
-      <w:hyperlink w:anchor="_Toc227189022" w:history="1">
-        <w:r>
-          <w:rPr>
-            <w:rStyle w:val="Hyperlink"/>
-            <w:noProof/>
-            <w:lang w:val="en-GB"/>
-          </w:rPr>
-          <w:t>Figure 6. MolE embedding matrix for the curated dataset. Rows correspond to DrugBank IDs; columns represent pretrained embedding dimensions from the MolE transformer. The resulting matrix has dimensions 1368 × 1000 and contains continuous-valued vectors.</w:t>
-        </w:r>
-        <w:r>
-          <w:rPr>
-            <w:noProof/>
-            <w:webHidden/>
-          </w:rPr>
-          <w:tab/>
-        </w:r>
-        <w:r>
-          <w:rPr>
-            <w:noProof/>
-            <w:webHidden/>
-          </w:rPr>
-          <w:fldChar w:fldCharType="begin"/>
-        </w:r>
-        <w:r>
-          <w:rPr>
-            <w:noProof/>
-            <w:webHidden/>
-          </w:rPr>
-          <w:instrText xml:space="preserve"> PAGEREF _Toc227189022 \h </w:instrText>
+          <w:instrText xml:space="preserve"> PAGEREF _Toc228295398 \h </w:instrText>
         </w:r>
         <w:r>
           <w:rPr>
@@ -4960,14 +4910,14 @@
           <w14:ligatures w14:val="standardContextual"/>
         </w:rPr>
       </w:pPr>
-      <w:hyperlink w:anchor="_Toc227189023" w:history="1">
+      <w:hyperlink w:anchor="_Toc228295399" w:history="1">
         <w:r>
           <w:rPr>
             <w:rStyle w:val="Hyperlink"/>
             <w:noProof/>
             <w:lang w:val="en-GB"/>
           </w:rPr>
-          <w:t>Figure 7. ChemBERTa embedding matrix for the curated dataset. Rows correspond to DrugBank IDs; columns represent pretrained embedding dimensions from the ChemBERTa transformer. The resulting matrix has dimensions 1368 × 768 and contains continuous-valued vectors.</w:t>
+          <w:t>Figure 6 Distribution of tokenized InChI sequence lengths with fitted log-normal distribution. The x-axis is truncated at the 99th percentile for visual clarity. The fitted log-normal curve is shown for reference.</w:t>
         </w:r>
         <w:r>
           <w:rPr>
@@ -4988,7 +4938,7 @@
             <w:noProof/>
             <w:webHidden/>
           </w:rPr>
-          <w:instrText xml:space="preserve"> PAGEREF _Toc227189023 \h </w:instrText>
+          <w:instrText xml:space="preserve"> PAGEREF _Toc228295399 \h </w:instrText>
         </w:r>
         <w:r>
           <w:rPr>
@@ -5034,14 +4984,236 @@
           <w14:ligatures w14:val="standardContextual"/>
         </w:rPr>
       </w:pPr>
-      <w:hyperlink w:anchor="_Toc227189024" w:history="1">
+      <w:hyperlink w:anchor="_Toc228295400" w:history="1">
         <w:r>
           <w:rPr>
             <w:rStyle w:val="Hyperlink"/>
             <w:noProof/>
             <w:lang w:val="en-GB"/>
           </w:rPr>
-          <w:t>Figure 8. InChI-based embedding matrix for the curated dataset. Rows correspond to DrugBank IDs; columns represent embedding dimensions from the author</w:t>
+          <w:t>Figure 7. Morgan fingerprint feature matrix (ECFP6, radius = 3) for the curated dataset. Rows correspond to DrugBank IDs; columns represent hashed substructure counts. The resulting matrix has dimensions 1368 × 2048 and contains integer count values.</w:t>
+        </w:r>
+        <w:r>
+          <w:rPr>
+            <w:noProof/>
+            <w:webHidden/>
+          </w:rPr>
+          <w:tab/>
+        </w:r>
+        <w:r>
+          <w:rPr>
+            <w:noProof/>
+            <w:webHidden/>
+          </w:rPr>
+          <w:fldChar w:fldCharType="begin"/>
+        </w:r>
+        <w:r>
+          <w:rPr>
+            <w:noProof/>
+            <w:webHidden/>
+          </w:rPr>
+          <w:instrText xml:space="preserve"> PAGEREF _Toc228295400 \h </w:instrText>
+        </w:r>
+        <w:r>
+          <w:rPr>
+            <w:noProof/>
+            <w:webHidden/>
+          </w:rPr>
+        </w:r>
+        <w:r>
+          <w:rPr>
+            <w:noProof/>
+            <w:webHidden/>
+          </w:rPr>
+          <w:fldChar w:fldCharType="separate"/>
+        </w:r>
+        <w:r>
+          <w:rPr>
+            <w:noProof/>
+            <w:webHidden/>
+          </w:rPr>
+          <w:t>22</w:t>
+        </w:r>
+        <w:r>
+          <w:rPr>
+            <w:noProof/>
+            <w:webHidden/>
+          </w:rPr>
+          <w:fldChar w:fldCharType="end"/>
+        </w:r>
+      </w:hyperlink>
+    </w:p>
+    <w:p>
+      <w:pPr>
+        <w:pStyle w:val="TableofFigures"/>
+        <w:tabs>
+          <w:tab w:val="right" w:leader="dot" w:pos="8919"/>
+        </w:tabs>
+        <w:rPr>
+          <w:noProof/>
+          <w:kern w:val="2"/>
+          <w:sz w:val="24"/>
+          <w:szCs w:val="24"/>
+          <w:lang w:val="en-GB" w:eastAsia="en-GB"/>
+          <w14:ligatures w14:val="standardContextual"/>
+        </w:rPr>
+      </w:pPr>
+      <w:hyperlink w:anchor="_Toc228295401" w:history="1">
+        <w:r>
+          <w:rPr>
+            <w:rStyle w:val="Hyperlink"/>
+            <w:noProof/>
+            <w:lang w:val="en-GB"/>
+          </w:rPr>
+          <w:t>Figure 8. MolE embedding matrix for the curated dataset. Rows correspond to DrugBank IDs; columns represent pretrained embedding dimensions from the MolE transformer. The resulting matrix has dimensions 1368 × 1000 and contains continuous-valued vectors.</w:t>
+        </w:r>
+        <w:r>
+          <w:rPr>
+            <w:noProof/>
+            <w:webHidden/>
+          </w:rPr>
+          <w:tab/>
+        </w:r>
+        <w:r>
+          <w:rPr>
+            <w:noProof/>
+            <w:webHidden/>
+          </w:rPr>
+          <w:fldChar w:fldCharType="begin"/>
+        </w:r>
+        <w:r>
+          <w:rPr>
+            <w:noProof/>
+            <w:webHidden/>
+          </w:rPr>
+          <w:instrText xml:space="preserve"> PAGEREF _Toc228295401 \h </w:instrText>
+        </w:r>
+        <w:r>
+          <w:rPr>
+            <w:noProof/>
+            <w:webHidden/>
+          </w:rPr>
+        </w:r>
+        <w:r>
+          <w:rPr>
+            <w:noProof/>
+            <w:webHidden/>
+          </w:rPr>
+          <w:fldChar w:fldCharType="separate"/>
+        </w:r>
+        <w:r>
+          <w:rPr>
+            <w:noProof/>
+            <w:webHidden/>
+          </w:rPr>
+          <w:t>22</w:t>
+        </w:r>
+        <w:r>
+          <w:rPr>
+            <w:noProof/>
+            <w:webHidden/>
+          </w:rPr>
+          <w:fldChar w:fldCharType="end"/>
+        </w:r>
+      </w:hyperlink>
+    </w:p>
+    <w:p>
+      <w:pPr>
+        <w:pStyle w:val="TableofFigures"/>
+        <w:tabs>
+          <w:tab w:val="right" w:leader="dot" w:pos="8919"/>
+        </w:tabs>
+        <w:rPr>
+          <w:noProof/>
+          <w:kern w:val="2"/>
+          <w:sz w:val="24"/>
+          <w:szCs w:val="24"/>
+          <w:lang w:val="en-GB" w:eastAsia="en-GB"/>
+          <w14:ligatures w14:val="standardContextual"/>
+        </w:rPr>
+      </w:pPr>
+      <w:hyperlink w:anchor="_Toc228295402" w:history="1">
+        <w:r>
+          <w:rPr>
+            <w:rStyle w:val="Hyperlink"/>
+            <w:noProof/>
+            <w:lang w:val="en-GB"/>
+          </w:rPr>
+          <w:t>Figure 9. ChemBERTa embedding matrix for the curated dataset. Rows correspond to DrugBank IDs; columns represent pretrained embedding dimensions from the ChemBERTa transformer. The resulting matrix has dimensions 1368 × 768 and contains continuous-valued vectors.</w:t>
+        </w:r>
+        <w:r>
+          <w:rPr>
+            <w:noProof/>
+            <w:webHidden/>
+          </w:rPr>
+          <w:tab/>
+        </w:r>
+        <w:r>
+          <w:rPr>
+            <w:noProof/>
+            <w:webHidden/>
+          </w:rPr>
+          <w:fldChar w:fldCharType="begin"/>
+        </w:r>
+        <w:r>
+          <w:rPr>
+            <w:noProof/>
+            <w:webHidden/>
+          </w:rPr>
+          <w:instrText xml:space="preserve"> PAGEREF _Toc228295402 \h </w:instrText>
+        </w:r>
+        <w:r>
+          <w:rPr>
+            <w:noProof/>
+            <w:webHidden/>
+          </w:rPr>
+        </w:r>
+        <w:r>
+          <w:rPr>
+            <w:noProof/>
+            <w:webHidden/>
+          </w:rPr>
+          <w:fldChar w:fldCharType="separate"/>
+        </w:r>
+        <w:r>
+          <w:rPr>
+            <w:noProof/>
+            <w:webHidden/>
+          </w:rPr>
+          <w:t>23</w:t>
+        </w:r>
+        <w:r>
+          <w:rPr>
+            <w:noProof/>
+            <w:webHidden/>
+          </w:rPr>
+          <w:fldChar w:fldCharType="end"/>
+        </w:r>
+      </w:hyperlink>
+    </w:p>
+    <w:p>
+      <w:pPr>
+        <w:pStyle w:val="TableofFigures"/>
+        <w:tabs>
+          <w:tab w:val="right" w:leader="dot" w:pos="8919"/>
+        </w:tabs>
+        <w:rPr>
+          <w:noProof/>
+          <w:kern w:val="2"/>
+          <w:sz w:val="24"/>
+          <w:szCs w:val="24"/>
+          <w:lang w:val="en-GB" w:eastAsia="en-GB"/>
+          <w14:ligatures w14:val="standardContextual"/>
+        </w:rPr>
+      </w:pPr>
+      <w:hyperlink w:anchor="_Toc228295403" w:history="1">
+        <w:r>
+          <w:rPr>
+            <w:rStyle w:val="Hyperlink"/>
+            <w:noProof/>
+            <w:lang w:val="en-GB"/>
+          </w:rPr>
+          <w:t>Figure 10. InChI-based embedding matrix for the curated dataset. Rows correspond to DrugBank IDs; columns represent embedding dimensions from the author</w:t>
         </w:r>
         <w:r>
           <w:rPr>
@@ -5096,7 +5268,7 @@
             <w:noProof/>
             <w:webHidden/>
           </w:rPr>
-          <w:instrText xml:space="preserve"> PAGEREF _Toc227189024 \h </w:instrText>
+          <w:instrText xml:space="preserve"> PAGEREF _Toc228295403 \h </w:instrText>
         </w:r>
         <w:r>
           <w:rPr>
@@ -5116,7 +5288,7 @@
             <w:noProof/>
             <w:webHidden/>
           </w:rPr>
-          <w:t>21</w:t>
+          <w:t>24</w:t>
         </w:r>
         <w:r>
           <w:rPr>
@@ -5151,7 +5323,6 @@
         <w:rPr>
           <w:lang w:val="en-GB" w:eastAsia="en-GB"/>
         </w:rPr>
-        <w:lastRenderedPageBreak/>
         <w:t>Abbreviations</w:t>
       </w:r>
     </w:p>
@@ -5644,7 +5815,14 @@
         <w:rPr>
           <w:lang w:val="en-GB" w:eastAsia="en-GB"/>
         </w:rPr>
-        <w:t>. However, this characterization is typically performed only in late preclinical or even clinical stages, when laboratory assays and in vivo studies become feasible. At these advanced stages, uncovering metabolism-related issues can lead to costly setbacks or even termination of a drug candidate, as redesigning its structure is often no longer practical. In early discovery, where many compounds are screened, routine experimental testing of CYP450 metabolism is rarely performed due to high costs, leaving potential issues undetected until very late in development.</w:t>
+        <w:t xml:space="preserve">. However, this characterization is typically performed only in late preclinical or even clinical stages, when laboratory assays and in vivo studies become feasible. At these advanced stages, uncovering metabolism-related issues can lead to costly setbacks or even termination of a drug candidate, as redesigning its structure is often no longer practical. In early discovery, where many compounds are screened, routine experimental testing of CYP450 </w:t>
+      </w:r>
+      <w:r>
+        <w:rPr>
+          <w:lang w:val="en-GB" w:eastAsia="en-GB"/>
+        </w:rPr>
+        <w:lastRenderedPageBreak/>
+        <w:t>metabolism is rarely performed due to high costs, leaving potential issues undetected until very late in development.</w:t>
       </w:r>
     </w:p>
     <w:p>
@@ -5658,14 +5836,7 @@
         <w:rPr>
           <w:lang w:val="en-GB" w:eastAsia="en-GB"/>
         </w:rPr>
-        <w:t xml:space="preserve">Experimental systems such as liver microsomes and primary hepatocytes are widely used to study drug metabolism, yet each has significant trade-offs. Microsomes enable relatively inexpensive, high-throughput testing, but offer only partial insights into a molecule’s metabolic profile. In contrast, primary hepatocytes provide a more complete and physiologically relevant picture, but they are far more expensive, challenging to handle, and unsuitable for testing large libraries of early candidates. As a result, detailed metabolic studies are often delayed. This challenge highlights the need for </w:t>
-      </w:r>
-      <w:r>
-        <w:rPr>
-          <w:lang w:val="en-GB" w:eastAsia="en-GB"/>
-        </w:rPr>
-        <w:lastRenderedPageBreak/>
-        <w:t>computational tools capable of predicting key metabolic behaviours early, complementing traditional experiments while reducing risk and cost</w:t>
+        <w:t>Experimental systems such as liver microsomes and primary hepatocytes are widely used to study drug metabolism, yet each has significant trade-offs. Microsomes enable relatively inexpensive, high-throughput testing, but offer only partial insights into a molecule’s metabolic profile. In contrast, primary hepatocytes provide a more complete and physiologically relevant picture, but they are far more expensive, challenging to handle, and unsuitable for testing large libraries of early candidates. As a result, detailed metabolic studies are often delayed. This challenge highlights the need for computational tools capable of predicting key metabolic behaviours early, complementing traditional experiments while reducing risk and cost</w:t>
       </w:r>
       <w:r>
         <w:rPr>
@@ -5896,7 +6067,7 @@
           <w:lang w:val="en-GB"/>
         </w:rPr>
       </w:pPr>
-      <w:bookmarkStart w:id="7" w:name="_Toc227189017"/>
+      <w:bookmarkStart w:id="7" w:name="_Toc228295394"/>
       <w:r>
         <w:rPr>
           <w:lang w:val="en-GB"/>
@@ -8716,7 +8887,7 @@
           <w:lang w:val="en-GB"/>
         </w:rPr>
       </w:pPr>
-      <w:bookmarkStart w:id="15" w:name="_Toc227189018"/>
+      <w:bookmarkStart w:id="15" w:name="_Toc228295395"/>
       <w:r>
         <w:rPr>
           <w:lang w:val="en-GB"/>
@@ -8763,25 +8934,25 @@
         </w:rPr>
         <w:t>Simplified schematic of molecular representation pipelines.</w:t>
       </w:r>
+      <w:r>
+        <w:rPr>
+          <w:lang w:val="en-GB" w:eastAsia="en-GB"/>
+        </w:rPr>
+        <w:t xml:space="preserve"> </w:t>
+      </w:r>
+      <w:r>
+        <w:rPr>
+          <w:lang w:val="en-GB" w:eastAsia="en-GB"/>
+        </w:rPr>
+        <w:t xml:space="preserve">Source: </w:t>
+      </w:r>
+      <w:r>
+        <w:rPr>
+          <w:lang w:val="en-GB" w:eastAsia="en-GB"/>
+        </w:rPr>
+        <w:t>Original artwork by the author.</w:t>
+      </w:r>
       <w:bookmarkEnd w:id="15"/>
-      <w:r>
-        <w:rPr>
-          <w:lang w:val="en-GB" w:eastAsia="en-GB"/>
-        </w:rPr>
-        <w:t xml:space="preserve"> </w:t>
-      </w:r>
-      <w:r>
-        <w:rPr>
-          <w:lang w:val="en-GB" w:eastAsia="en-GB"/>
-        </w:rPr>
-        <w:t xml:space="preserve">Source: </w:t>
-      </w:r>
-      <w:r>
-        <w:rPr>
-          <w:lang w:val="en-GB" w:eastAsia="en-GB"/>
-        </w:rPr>
-        <w:t>Original artwork by the author.</w:t>
-      </w:r>
     </w:p>
     <w:p>
       <w:pPr>
@@ -10625,7 +10796,7 @@
           <w:noProof/>
           <w:lang w:val="en-GB"/>
         </w:rPr>
-        <w:t>2</w:t>
+        <w:t>3</w:t>
       </w:r>
       <w:r>
         <w:rPr>
@@ -10696,7 +10867,7 @@
         </w:rPr>
       </w:pPr>
       <w:bookmarkStart w:id="25" w:name="_Ref225621380"/>
-      <w:bookmarkStart w:id="26" w:name="_Toc227189019"/>
+      <w:bookmarkStart w:id="26" w:name="_Toc228295396"/>
       <w:r>
         <w:rPr>
           <w:lang w:val="en-GB"/>
@@ -11082,6 +11253,7 @@
                                 </w:rPr>
                                 <w:tab/>
                               </w:r>
+                              <w:proofErr w:type="gramStart"/>
                               <w:r>
                                 <w:rPr>
                                   <w:color w:val="000000" w:themeColor="text1"/>
@@ -11136,6 +11308,7 @@
                                 </w:rPr>
                                 <w:t>B</w:t>
                               </w:r>
+                              <w:proofErr w:type="gramEnd"/>
                             </w:p>
                           </w:txbxContent>
                         </wps:txbx>
@@ -11297,6 +11470,7 @@
                           </w:rPr>
                           <w:tab/>
                         </w:r>
+                        <w:proofErr w:type="gramStart"/>
                         <w:r>
                           <w:rPr>
                             <w:color w:val="000000" w:themeColor="text1"/>
@@ -11351,6 +11525,7 @@
                           </w:rPr>
                           <w:t>B</w:t>
                         </w:r>
+                        <w:proofErr w:type="gramEnd"/>
                       </w:p>
                     </w:txbxContent>
                   </v:textbox>
@@ -11420,7 +11595,7 @@
                             </w:pPr>
                             <w:bookmarkStart w:id="28" w:name="_Ref223455572"/>
                             <w:bookmarkStart w:id="29" w:name="_Ref223455489"/>
-                            <w:bookmarkStart w:id="30" w:name="_Toc227189020"/>
+                            <w:bookmarkStart w:id="30" w:name="_Toc228295397"/>
                             <w:r>
                               <w:rPr>
                                 <w:lang w:val="en-GB"/>
@@ -11474,12 +11649,14 @@
                               </w:rPr>
                               <w:t>‘</w:t>
                             </w:r>
+                            <w:proofErr w:type="spellStart"/>
                             <w:r>
                               <w:rPr>
                                 <w:lang w:val="en-GB"/>
                               </w:rPr>
                               <w:t>dict</w:t>
                             </w:r>
+                            <w:proofErr w:type="spellEnd"/>
                             <w:r>
                               <w:rPr>
                                 <w:lang w:val="en-GB"/>
@@ -11496,7 +11673,35 @@
                               <w:rPr>
                                 <w:lang w:val="en-GB"/>
                               </w:rPr>
-                              <w:t xml:space="preserve"> for full db (A) and curated db with threshold = 10 (B)</w:t>
+                              <w:t xml:space="preserve"> for full </w:t>
+                            </w:r>
+                            <w:proofErr w:type="spellStart"/>
+                            <w:r>
+                              <w:rPr>
+                                <w:lang w:val="en-GB"/>
+                              </w:rPr>
+                              <w:t>db</w:t>
+                            </w:r>
+                            <w:proofErr w:type="spellEnd"/>
+                            <w:r>
+                              <w:rPr>
+                                <w:lang w:val="en-GB"/>
+                              </w:rPr>
+                              <w:t xml:space="preserve"> (A) and curated </w:t>
+                            </w:r>
+                            <w:proofErr w:type="spellStart"/>
+                            <w:r>
+                              <w:rPr>
+                                <w:lang w:val="en-GB"/>
+                              </w:rPr>
+                              <w:t>db</w:t>
+                            </w:r>
+                            <w:proofErr w:type="spellEnd"/>
+                            <w:r>
+                              <w:rPr>
+                                <w:lang w:val="en-GB"/>
+                              </w:rPr>
+                              <w:t xml:space="preserve"> with threshold = 10 (B)</w:t>
                             </w:r>
                             <w:r>
                               <w:rPr>
@@ -11510,11 +11715,20 @@
                               </w:rPr>
                               <w:t xml:space="preserve">  </w:t>
                             </w:r>
+                            <w:proofErr w:type="spellStart"/>
+                            <w:proofErr w:type="gramStart"/>
                             <w:r>
                               <w:rPr>
                                 <w:lang w:val="en-GB"/>
                               </w:rPr>
-                              <w:t>Dict(</w:t>
+                              <w:t>Dict</w:t>
+                            </w:r>
+                            <w:proofErr w:type="spellEnd"/>
+                            <w:r>
+                              <w:rPr>
+                                <w:lang w:val="en-GB"/>
+                              </w:rPr>
+                              <w:t>(</w:t>
                             </w:r>
                             <w:r>
                               <w:rPr>
@@ -11528,7 +11742,25 @@
                                 <w:bCs/>
                                 <w:lang w:val="en-GB"/>
                               </w:rPr>
-                              <w:t>CYP name</w:t>
+                              <w:t>CYP</w:t>
+                            </w:r>
+                            <w:proofErr w:type="gramEnd"/>
+                            <w:r>
+                              <w:rPr>
+                                <w:b/>
+                                <w:bCs/>
+                                <w:lang w:val="en-GB"/>
+                              </w:rPr>
+                              <w:t xml:space="preserve"> </w:t>
+                            </w:r>
+                            <w:proofErr w:type="gramStart"/>
+                            <w:r>
+                              <w:rPr>
+                                <w:b/>
+                                <w:bCs/>
+                                <w:lang w:val="en-GB"/>
+                              </w:rPr>
+                              <w:t>name</w:t>
                             </w:r>
                             <w:r>
                               <w:rPr>
@@ -11542,10 +11774,25 @@
                               <w:rPr>
                                 <w:lang w:val="en-GB"/>
                               </w:rPr>
-                              <w:t>: Nº of appearances )</w:t>
+                              <w:t>:</w:t>
+                            </w:r>
+                            <w:proofErr w:type="gramEnd"/>
+                            <w:r>
+                              <w:rPr>
+                                <w:lang w:val="en-GB"/>
+                              </w:rPr>
+                              <w:t xml:space="preserve"> Nº of </w:t>
+                            </w:r>
+                            <w:proofErr w:type="gramStart"/>
+                            <w:r>
+                              <w:rPr>
+                                <w:lang w:val="en-GB"/>
+                              </w:rPr>
+                              <w:t>appearances )</w:t>
                             </w:r>
                             <w:bookmarkEnd w:id="29"/>
                             <w:bookmarkEnd w:id="30"/>
+                            <w:proofErr w:type="gramEnd"/>
                           </w:p>
                         </w:txbxContent>
                       </wps:txbx>
@@ -11581,7 +11828,7 @@
                       </w:pPr>
                       <w:bookmarkStart w:id="31" w:name="_Ref223455572"/>
                       <w:bookmarkStart w:id="32" w:name="_Ref223455489"/>
-                      <w:bookmarkStart w:id="33" w:name="_Toc227189020"/>
+                      <w:bookmarkStart w:id="33" w:name="_Toc228295397"/>
                       <w:r>
                         <w:rPr>
                           <w:lang w:val="en-GB"/>
@@ -11635,12 +11882,14 @@
                         </w:rPr>
                         <w:t>‘</w:t>
                       </w:r>
+                      <w:proofErr w:type="spellStart"/>
                       <w:r>
                         <w:rPr>
                           <w:lang w:val="en-GB"/>
                         </w:rPr>
                         <w:t>dict</w:t>
                       </w:r>
+                      <w:proofErr w:type="spellEnd"/>
                       <w:r>
                         <w:rPr>
                           <w:lang w:val="en-GB"/>
@@ -11657,7 +11906,35 @@
                         <w:rPr>
                           <w:lang w:val="en-GB"/>
                         </w:rPr>
-                        <w:t xml:space="preserve"> for full db (A) and curated db with threshold = 10 (B)</w:t>
+                        <w:t xml:space="preserve"> for full </w:t>
+                      </w:r>
+                      <w:proofErr w:type="spellStart"/>
+                      <w:r>
+                        <w:rPr>
+                          <w:lang w:val="en-GB"/>
+                        </w:rPr>
+                        <w:t>db</w:t>
+                      </w:r>
+                      <w:proofErr w:type="spellEnd"/>
+                      <w:r>
+                        <w:rPr>
+                          <w:lang w:val="en-GB"/>
+                        </w:rPr>
+                        <w:t xml:space="preserve"> (A) and curated </w:t>
+                      </w:r>
+                      <w:proofErr w:type="spellStart"/>
+                      <w:r>
+                        <w:rPr>
+                          <w:lang w:val="en-GB"/>
+                        </w:rPr>
+                        <w:t>db</w:t>
+                      </w:r>
+                      <w:proofErr w:type="spellEnd"/>
+                      <w:r>
+                        <w:rPr>
+                          <w:lang w:val="en-GB"/>
+                        </w:rPr>
+                        <w:t xml:space="preserve"> with threshold = 10 (B)</w:t>
                       </w:r>
                       <w:r>
                         <w:rPr>
@@ -11671,11 +11948,20 @@
                         </w:rPr>
                         <w:t xml:space="preserve">  </w:t>
                       </w:r>
+                      <w:proofErr w:type="spellStart"/>
+                      <w:proofErr w:type="gramStart"/>
                       <w:r>
                         <w:rPr>
                           <w:lang w:val="en-GB"/>
                         </w:rPr>
-                        <w:t>Dict(</w:t>
+                        <w:t>Dict</w:t>
+                      </w:r>
+                      <w:proofErr w:type="spellEnd"/>
+                      <w:r>
+                        <w:rPr>
+                          <w:lang w:val="en-GB"/>
+                        </w:rPr>
+                        <w:t>(</w:t>
                       </w:r>
                       <w:r>
                         <w:rPr>
@@ -11689,7 +11975,25 @@
                           <w:bCs/>
                           <w:lang w:val="en-GB"/>
                         </w:rPr>
-                        <w:t>CYP name</w:t>
+                        <w:t>CYP</w:t>
+                      </w:r>
+                      <w:proofErr w:type="gramEnd"/>
+                      <w:r>
+                        <w:rPr>
+                          <w:b/>
+                          <w:bCs/>
+                          <w:lang w:val="en-GB"/>
+                        </w:rPr>
+                        <w:t xml:space="preserve"> </w:t>
+                      </w:r>
+                      <w:proofErr w:type="gramStart"/>
+                      <w:r>
+                        <w:rPr>
+                          <w:b/>
+                          <w:bCs/>
+                          <w:lang w:val="en-GB"/>
+                        </w:rPr>
+                        <w:t>name</w:t>
                       </w:r>
                       <w:r>
                         <w:rPr>
@@ -11703,10 +12007,25 @@
                         <w:rPr>
                           <w:lang w:val="en-GB"/>
                         </w:rPr>
-                        <w:t>: Nº of appearances )</w:t>
+                        <w:t>:</w:t>
+                      </w:r>
+                      <w:proofErr w:type="gramEnd"/>
+                      <w:r>
+                        <w:rPr>
+                          <w:lang w:val="en-GB"/>
+                        </w:rPr>
+                        <w:t xml:space="preserve"> Nº of </w:t>
+                      </w:r>
+                      <w:proofErr w:type="gramStart"/>
+                      <w:r>
+                        <w:rPr>
+                          <w:lang w:val="en-GB"/>
+                        </w:rPr>
+                        <w:t>appearances )</w:t>
                       </w:r>
                       <w:bookmarkEnd w:id="32"/>
                       <w:bookmarkEnd w:id="33"/>
+                      <w:proofErr w:type="gramEnd"/>
                     </w:p>
                   </w:txbxContent>
                 </v:textbox>
@@ -11856,7 +12175,7 @@
           <w:noProof/>
           <w:lang w:val="en-GB"/>
         </w:rPr>
-        <w:t>3</w:t>
+        <w:t>4</w:t>
       </w:r>
       <w:r>
         <w:rPr>
@@ -11952,7 +12271,7 @@
           <w:noProof/>
           <w:lang w:val="en-GB"/>
         </w:rPr>
-        <w:t>3</w:t>
+        <w:t>4</w:t>
       </w:r>
       <w:r>
         <w:rPr>
@@ -12236,72 +12555,847 @@
         <w:pStyle w:val="Heading2"/>
         <w:jc w:val="both"/>
         <w:rPr>
+          <w:color w:val="auto"/>
+          <w:lang w:val="en-GB" w:eastAsia="en-GB"/>
+        </w:rPr>
+      </w:pPr>
+      <w:bookmarkStart w:id="35" w:name="_Toc227189001"/>
+      <w:r>
+        <w:rPr>
+          <w:color w:val="auto"/>
+          <w:lang w:val="en-GB" w:eastAsia="en-GB"/>
+        </w:rPr>
+        <w:t>Exploratory data analysis (EDA)</w:t>
+      </w:r>
+      <w:bookmarkEnd w:id="35"/>
+    </w:p>
+    <w:p>
+      <w:pPr>
+        <w:rPr>
+          <w:lang w:val="en-GB" w:eastAsia="en-GB"/>
+        </w:rPr>
+      </w:pPr>
+      <w:r>
+        <w:rPr>
+          <w:lang w:val="en-GB" w:eastAsia="en-GB"/>
+        </w:rPr>
+        <w:t>This section provides a structured overview of the data used throughout the project, focusing on its composition, underlying patterns, and potential limitations. The objective is to characterise both the molecular representations and the associated annotations in a way that supports informed decisions in the modelling pipeline, particularly in terms of representation choices, preprocessing steps, and evaluation design.</w:t>
+      </w:r>
+    </w:p>
+    <w:p>
+      <w:pPr>
+        <w:pStyle w:val="Heading3"/>
+        <w:rPr>
+          <w:color w:val="auto"/>
+          <w:lang w:val="en-GB" w:eastAsia="en-GB"/>
+        </w:rPr>
+      </w:pPr>
+      <w:bookmarkStart w:id="36" w:name="_Toc227189002"/>
+      <w:r>
+        <w:rPr>
+          <w:color w:val="auto"/>
+          <w:lang w:val="en-GB" w:eastAsia="en-GB"/>
+        </w:rPr>
+        <w:t>InChI Database EDA</w:t>
+      </w:r>
+      <w:bookmarkEnd w:id="36"/>
+    </w:p>
+    <w:p>
+      <w:pPr>
+        <w:rPr>
+          <w:lang w:val="en-GB" w:eastAsia="en-GB"/>
+        </w:rPr>
+      </w:pPr>
+      <w:r>
+        <w:rPr>
+          <w:lang w:val="en-GB" w:eastAsia="en-GB"/>
+        </w:rPr>
+        <w:t>The analysis of the InChI-based representation reveals several limitations that are important to contextualize the expected performance of the downstream models. These arise primarily from the characteristics of the source data and the constraints of the</w:t>
+      </w:r>
+      <w:r>
+        <w:rPr>
+          <w:lang w:val="en-GB" w:eastAsia="en-GB"/>
+        </w:rPr>
+        <w:t xml:space="preserve"> InChI</w:t>
+      </w:r>
+      <w:r>
+        <w:rPr>
+          <w:lang w:val="en-GB" w:eastAsia="en-GB"/>
+        </w:rPr>
+        <w:t xml:space="preserve"> representation </w:t>
+      </w:r>
+      <w:proofErr w:type="gramStart"/>
+      <w:r>
+        <w:rPr>
+          <w:lang w:val="en-GB" w:eastAsia="en-GB"/>
+        </w:rPr>
+        <w:t>itself, and</w:t>
+      </w:r>
+      <w:proofErr w:type="gramEnd"/>
+      <w:r>
+        <w:rPr>
+          <w:lang w:val="en-GB" w:eastAsia="en-GB"/>
+        </w:rPr>
+        <w:t xml:space="preserve"> are discussed here in terms of their practical implications.</w:t>
+      </w:r>
+    </w:p>
+    <w:p>
+      <w:pPr>
+        <w:rPr>
+          <w:lang w:val="en-GB" w:eastAsia="en-GB"/>
+        </w:rPr>
+      </w:pPr>
+      <w:r>
+        <w:rPr>
+          <w:lang w:val="en-GB" w:eastAsia="en-GB"/>
+        </w:rPr>
+        <w:t>A central limitation is the near-complete absence of stereochemical information in the dataset. Only 0.01% of the entries (93 molecules)</w:t>
+      </w:r>
+      <w:r>
+        <w:rPr>
+          <w:lang w:val="en-GB" w:eastAsia="en-GB"/>
+        </w:rPr>
+        <w:t xml:space="preserve"> </w:t>
+      </w:r>
+      <w:r>
+        <w:rPr>
+          <w:lang w:val="en-GB" w:eastAsia="en-GB"/>
+        </w:rPr>
+        <w:t>contain stereochemical annotations in their InChI strings. This can be partially explained by the behaviour of the SMILES</w:t>
+      </w:r>
+      <w:r>
+        <w:rPr>
+          <w:lang w:val="en-GB" w:eastAsia="en-GB"/>
+        </w:rPr>
+        <w:t>-</w:t>
+      </w:r>
+      <w:r>
+        <w:rPr>
+          <w:lang w:val="en-GB" w:eastAsia="en-GB"/>
+        </w:rPr>
+        <w:t>to</w:t>
+      </w:r>
+      <w:r>
+        <w:rPr>
+          <w:lang w:val="en-GB" w:eastAsia="en-GB"/>
+        </w:rPr>
+        <w:t>-</w:t>
+      </w:r>
+      <w:r>
+        <w:rPr>
+          <w:lang w:val="en-GB" w:eastAsia="en-GB"/>
+        </w:rPr>
+        <w:t xml:space="preserve">InChI conversion process: the use of the </w:t>
+      </w:r>
+      <w:r>
+        <w:rPr>
+          <w:lang w:val="en-GB" w:eastAsia="en-GB"/>
+        </w:rPr>
+        <w:t>\</w:t>
+      </w:r>
+      <w:r>
+        <w:rPr>
+          <w:lang w:val="en-GB" w:eastAsia="en-GB"/>
+        </w:rPr>
+        <w:t xml:space="preserve"> character, required to encode trans (E) stereochemistry, leads to parsing issues and results in the loss of this information, while the absence of the </w:t>
+      </w:r>
+      <w:r>
+        <w:rPr>
+          <w:lang w:val="en-GB" w:eastAsia="en-GB"/>
+        </w:rPr>
+        <w:t>@</w:t>
+      </w:r>
+      <w:r>
+        <w:rPr>
+          <w:lang w:val="en-GB" w:eastAsia="en-GB"/>
+        </w:rPr>
+        <w:t xml:space="preserve"> symbol in the original SMILES dataset indicates that chiral centres (R/S stereochemistry) were not </w:t>
+      </w:r>
+      <w:r>
+        <w:rPr>
+          <w:lang w:val="en-GB" w:eastAsia="en-GB"/>
+        </w:rPr>
+        <w:t>present in the original dataset</w:t>
+      </w:r>
+      <w:r>
+        <w:rPr>
+          <w:lang w:val="en-GB" w:eastAsia="en-GB"/>
+        </w:rPr>
+        <w:t xml:space="preserve"> in the first place. Even when considering the 0.07% of SMILES that failed conversion (1177 strings), and assuming in a worst-case scenario that all of them contained stereochemical information, the overall proportion would remain very low. This suggests that the scarcity of stereochemistry is largely a property of the source dataset rather than an artefact introduced during preprocessing. Nevertheless, this remains a relevant limitation, as CYP450</w:t>
+      </w:r>
+      <w:r>
+        <w:rPr>
+          <w:lang w:val="en-GB" w:eastAsia="en-GB"/>
+        </w:rPr>
+        <w:t>-</w:t>
+      </w:r>
+      <w:r>
+        <w:rPr>
+          <w:lang w:val="en-GB" w:eastAsia="en-GB"/>
+        </w:rPr>
+        <w:t>mediated metabolism can be stereoselective, and the model will not be able to</w:t>
+      </w:r>
+      <w:r>
+        <w:rPr>
+          <w:lang w:val="en-GB" w:eastAsia="en-GB"/>
+        </w:rPr>
+        <w:t xml:space="preserve"> accurately</w:t>
+      </w:r>
+      <w:r>
+        <w:rPr>
+          <w:lang w:val="en-GB" w:eastAsia="en-GB"/>
+        </w:rPr>
+        <w:t xml:space="preserve"> capture such effects.</w:t>
+      </w:r>
+    </w:p>
+    <w:p>
+      <w:pPr>
+        <w:rPr>
+          <w:lang w:val="en-GB" w:eastAsia="en-GB"/>
+        </w:rPr>
+      </w:pPr>
+      <w:r>
+        <w:rPr>
+          <w:lang w:val="en-GB" w:eastAsia="en-GB"/>
+        </w:rPr>
+        <w:t>The dataset also exhibits a moderate level of duplication, with approximately 4.7% of entries repeated</w:t>
+      </w:r>
+      <w:r>
+        <w:rPr>
+          <w:lang w:val="en-GB" w:eastAsia="en-GB"/>
+        </w:rPr>
+        <w:t>. Nearly</w:t>
+      </w:r>
+      <w:r>
+        <w:rPr>
+          <w:lang w:val="en-GB" w:eastAsia="en-GB"/>
+        </w:rPr>
+        <w:t xml:space="preserve"> identical duplication rates </w:t>
+      </w:r>
+      <w:r>
+        <w:rPr>
+          <w:lang w:val="en-GB" w:eastAsia="en-GB"/>
+        </w:rPr>
+        <w:t xml:space="preserve">were </w:t>
+      </w:r>
+      <w:r>
+        <w:rPr>
+          <w:lang w:val="en-GB" w:eastAsia="en-GB"/>
+        </w:rPr>
+        <w:t>observed in</w:t>
+      </w:r>
+      <w:r>
+        <w:rPr>
+          <w:lang w:val="en-GB" w:eastAsia="en-GB"/>
+        </w:rPr>
+        <w:t xml:space="preserve"> the</w:t>
+      </w:r>
+      <w:r>
+        <w:rPr>
+          <w:lang w:val="en-GB" w:eastAsia="en-GB"/>
+        </w:rPr>
+        <w:t xml:space="preserve"> SMILES and InChI</w:t>
+      </w:r>
+      <w:r>
+        <w:rPr>
+          <w:lang w:val="en-GB" w:eastAsia="en-GB"/>
+        </w:rPr>
+        <w:t xml:space="preserve"> db</w:t>
+      </w:r>
+      <w:r>
+        <w:rPr>
+          <w:lang w:val="en-GB" w:eastAsia="en-GB"/>
+        </w:rPr>
+        <w:t xml:space="preserve">. This indicates that redundancy is primarily inherited from the original database, with only a minor contribution from InChI canonicalization, where different but equivalent SMILES map to the same representation. Some of the most frequently repeated entries correspond to large, peptide-like structures, which likely arise from repeated records in the source data. </w:t>
+      </w:r>
+      <w:r>
+        <w:rPr>
+          <w:lang w:val="en-GB" w:eastAsia="en-GB"/>
+        </w:rPr>
+        <w:t xml:space="preserve">However, </w:t>
+      </w:r>
+      <w:proofErr w:type="gramStart"/>
+      <w:r>
+        <w:rPr>
+          <w:lang w:val="en-GB" w:eastAsia="en-GB"/>
+        </w:rPr>
+        <w:t xml:space="preserve">these </w:t>
+      </w:r>
+      <w:r>
+        <w:rPr>
+          <w:lang w:val="en-GB" w:eastAsia="en-GB"/>
+        </w:rPr>
+        <w:t xml:space="preserve">type of </w:t>
+      </w:r>
+      <w:r>
+        <w:rPr>
+          <w:lang w:val="en-GB" w:eastAsia="en-GB"/>
+        </w:rPr>
+        <w:t>structures</w:t>
+      </w:r>
+      <w:proofErr w:type="gramEnd"/>
+      <w:r>
+        <w:rPr>
+          <w:lang w:val="en-GB" w:eastAsia="en-GB"/>
+        </w:rPr>
+        <w:t xml:space="preserve"> represent only a small fraction of the overall dataset. </w:t>
+      </w:r>
+      <w:r>
+        <w:rPr>
+          <w:lang w:val="en-GB" w:eastAsia="en-GB"/>
+        </w:rPr>
+        <w:t>They are therefore</w:t>
+      </w:r>
+      <w:r>
+        <w:rPr>
+          <w:lang w:val="en-GB" w:eastAsia="en-GB"/>
+        </w:rPr>
+        <w:t xml:space="preserve"> unlikely to significantly influence or bias the model’s performance in a meaningful way.</w:t>
+      </w:r>
+      <w:r>
+        <w:rPr>
+          <w:lang w:val="en-GB" w:eastAsia="en-GB"/>
+        </w:rPr>
+        <w:t xml:space="preserve"> </w:t>
+      </w:r>
+      <w:r>
+        <w:rPr>
+          <w:lang w:val="en-GB" w:eastAsia="en-GB"/>
+        </w:rPr>
+        <w:t xml:space="preserve">While duplication introduces a degree of frequency bias, where certain molecules are overrepresented, the magnitude of this effect is </w:t>
+      </w:r>
+      <w:r>
+        <w:rPr>
+          <w:lang w:val="en-GB" w:eastAsia="en-GB"/>
+        </w:rPr>
+        <w:t xml:space="preserve">overall </w:t>
+      </w:r>
+      <w:r>
+        <w:rPr>
+          <w:lang w:val="en-GB" w:eastAsia="en-GB"/>
+        </w:rPr>
+        <w:t>moderate and consistent with typical large</w:t>
+      </w:r>
+      <w:r>
+        <w:rPr>
+          <w:lang w:val="en-GB" w:eastAsia="en-GB"/>
+        </w:rPr>
+        <w:t>-</w:t>
+      </w:r>
+      <w:r>
+        <w:rPr>
+          <w:lang w:val="en-GB" w:eastAsia="en-GB"/>
+        </w:rPr>
+        <w:t>scale chemical databases.</w:t>
+      </w:r>
+    </w:p>
+    <w:p>
+      <w:pPr>
+        <w:rPr>
+          <w:lang w:val="en-GB" w:eastAsia="en-GB"/>
+        </w:rPr>
+      </w:pPr>
+      <w:r>
+        <w:rPr>
+          <w:lang w:val="en-GB" w:eastAsia="en-GB"/>
+        </w:rPr>
+        <w:t>T</w:t>
+      </w:r>
+      <w:r>
+        <w:rPr>
+          <w:lang w:val="en-GB" w:eastAsia="en-GB"/>
+        </w:rPr>
+        <w:t>he distribution of sequence lengths in the raw InChI representation shows a clear right-skew, with most molecules concentrated within a relatively narrow range and a long tail corresponding to increasingly complex structures</w:t>
+      </w:r>
+      <w:r>
+        <w:rPr>
+          <w:lang w:val="en-GB" w:eastAsia="en-GB"/>
+        </w:rPr>
+        <w:t xml:space="preserve"> (</w:t>
+      </w:r>
+      <w:r>
+        <w:rPr>
+          <w:lang w:val="en-GB" w:eastAsia="en-GB"/>
+        </w:rPr>
+        <w:fldChar w:fldCharType="begin"/>
+      </w:r>
+      <w:r>
+        <w:rPr>
+          <w:lang w:val="en-GB" w:eastAsia="en-GB"/>
+        </w:rPr>
+        <w:instrText xml:space="preserve"> REF _Ref228294871 \h </w:instrText>
+      </w:r>
+      <w:r>
+        <w:rPr>
+          <w:lang w:val="en-GB" w:eastAsia="en-GB"/>
+        </w:rPr>
+      </w:r>
+      <w:r>
+        <w:rPr>
+          <w:lang w:val="en-GB" w:eastAsia="en-GB"/>
+        </w:rPr>
+        <w:fldChar w:fldCharType="separate"/>
+      </w:r>
+      <w:r>
+        <w:rPr>
+          <w:lang w:val="en-GB"/>
+        </w:rPr>
+        <w:t xml:space="preserve">Figure </w:t>
+      </w:r>
+      <w:r>
+        <w:rPr>
+          <w:noProof/>
+          <w:lang w:val="en-GB"/>
+        </w:rPr>
+        <w:t>5</w:t>
+      </w:r>
+      <w:r>
+        <w:rPr>
+          <w:lang w:val="en-GB" w:eastAsia="en-GB"/>
+        </w:rPr>
+        <w:fldChar w:fldCharType="end"/>
+      </w:r>
+      <w:r>
+        <w:rPr>
+          <w:lang w:val="en-GB" w:eastAsia="en-GB"/>
+        </w:rPr>
+        <w:t>)</w:t>
+      </w:r>
+      <w:r>
+        <w:rPr>
+          <w:lang w:val="en-GB" w:eastAsia="en-GB"/>
+        </w:rPr>
+        <w:t>.</w:t>
+      </w:r>
+    </w:p>
+    <w:p>
+      <w:pPr>
+        <w:keepNext/>
+      </w:pPr>
+      <w:r>
+        <w:rPr>
+          <w:lang w:val="en-GB" w:eastAsia="en-GB"/>
+        </w:rPr>
+        <w:lastRenderedPageBreak/>
+        <w:drawing>
+          <wp:inline distT="0" distB="0" distL="0" distR="0" wp14:anchorId="6C13B289" wp14:editId="78A49606">
+            <wp:extent cx="5669915" cy="3071495"/>
+            <wp:effectExtent l="0" t="0" r="6985" b="0"/>
+            <wp:docPr id="474500583" name="Picture 1"/>
+            <wp:cNvGraphicFramePr>
+              <a:graphicFrameLocks xmlns:a="http://schemas.openxmlformats.org/drawingml/2006/main" noChangeAspect="1"/>
+            </wp:cNvGraphicFramePr>
+            <a:graphic xmlns:a="http://schemas.openxmlformats.org/drawingml/2006/main">
+              <a:graphicData uri="http://schemas.openxmlformats.org/drawingml/2006/picture">
+                <pic:pic xmlns:pic="http://schemas.openxmlformats.org/drawingml/2006/picture">
+                  <pic:nvPicPr>
+                    <pic:cNvPr id="474500583" name=""/>
+                    <pic:cNvPicPr/>
+                  </pic:nvPicPr>
+                  <pic:blipFill>
+                    <a:blip r:embed="rId25"/>
+                    <a:stretch>
+                      <a:fillRect/>
+                    </a:stretch>
+                  </pic:blipFill>
+                  <pic:spPr>
+                    <a:xfrm>
+                      <a:off x="0" y="0"/>
+                      <a:ext cx="5669915" cy="3071495"/>
+                    </a:xfrm>
+                    <a:prstGeom prst="rect">
+                      <a:avLst/>
+                    </a:prstGeom>
+                  </pic:spPr>
+                </pic:pic>
+              </a:graphicData>
+            </a:graphic>
+          </wp:inline>
+        </w:drawing>
+      </w:r>
+    </w:p>
+    <w:p>
+      <w:pPr>
+        <w:pStyle w:val="Caption"/>
+        <w:rPr>
+          <w:lang w:val="en-GB" w:eastAsia="en-GB"/>
+        </w:rPr>
+      </w:pPr>
+      <w:bookmarkStart w:id="37" w:name="_Ref228294871"/>
+      <w:bookmarkStart w:id="38" w:name="_Toc228295398"/>
+      <w:r>
+        <w:rPr>
+          <w:lang w:val="en-GB"/>
+        </w:rPr>
+        <w:t xml:space="preserve">Figure </w:t>
+      </w:r>
+      <w:r>
+        <w:fldChar w:fldCharType="begin"/>
+      </w:r>
+      <w:r>
+        <w:rPr>
+          <w:lang w:val="en-GB"/>
+        </w:rPr>
+        <w:instrText xml:space="preserve"> SEQ Figure \* ARABIC </w:instrText>
+      </w:r>
+      <w:r>
+        <w:fldChar w:fldCharType="separate"/>
+      </w:r>
+      <w:r>
+        <w:rPr>
+          <w:noProof/>
+          <w:lang w:val="en-GB"/>
+        </w:rPr>
+        <w:t>5</w:t>
+      </w:r>
+      <w:r>
+        <w:fldChar w:fldCharType="end"/>
+      </w:r>
+      <w:bookmarkEnd w:id="37"/>
+      <w:r>
+        <w:rPr>
+          <w:lang w:val="en-GB"/>
+        </w:rPr>
+        <w:t xml:space="preserve"> </w:t>
+      </w:r>
+      <w:r>
+        <w:rPr>
+          <w:lang w:val="en-GB"/>
+        </w:rPr>
+        <w:t>Distribution of InChI string lengths with fitted log-normal distribution. The histogram represents the empirical distribution, with the x-axis truncated at the 99th percentile to improve visual clarity by excluding extreme outliers. The dashed red line corresponds to a fitted log-normal distribution, shown for reference to illustrate the overall shape of the data.</w:t>
+      </w:r>
+      <w:bookmarkEnd w:id="38"/>
+    </w:p>
+    <w:p>
+      <w:pPr>
+        <w:rPr>
+          <w:lang w:val="en-GB" w:eastAsia="en-GB"/>
+        </w:rPr>
+      </w:pPr>
+      <w:r>
+        <w:rPr>
+          <w:lang w:val="en-GB" w:eastAsia="en-GB"/>
+        </w:rPr>
+        <w:t>A log-normal distribution provides a reasonable visual approximation of this behaviour, capturing the asymmetry and extended tail observed in the data. This is consistent with the progressive increase in structural complexity as molecules grow.</w:t>
+      </w:r>
+    </w:p>
+    <w:p>
+      <w:pPr>
+        <w:rPr>
+          <w:lang w:val="en-GB" w:eastAsia="en-GB"/>
+        </w:rPr>
+      </w:pPr>
+      <w:r>
+        <w:rPr>
+          <w:lang w:val="en-GB" w:eastAsia="en-GB"/>
+        </w:rPr>
+        <w:t>When applying tokenization, the same overall pattern is preserved, with the distribution maintaining its shape while being rescaled to shorter sequence lengths</w:t>
+      </w:r>
+      <w:r>
+        <w:rPr>
+          <w:lang w:val="en-GB" w:eastAsia="en-GB"/>
+        </w:rPr>
+        <w:t xml:space="preserve"> (</w:t>
+      </w:r>
+      <w:r>
+        <w:rPr>
+          <w:lang w:val="en-GB" w:eastAsia="en-GB"/>
+        </w:rPr>
+        <w:fldChar w:fldCharType="begin"/>
+      </w:r>
+      <w:r>
+        <w:rPr>
+          <w:lang w:val="en-GB" w:eastAsia="en-GB"/>
+        </w:rPr>
+        <w:instrText xml:space="preserve"> REF _Ref228294830 \h </w:instrText>
+      </w:r>
+      <w:r>
+        <w:rPr>
+          <w:lang w:val="en-GB" w:eastAsia="en-GB"/>
+        </w:rPr>
+      </w:r>
+      <w:r>
+        <w:rPr>
+          <w:lang w:val="en-GB" w:eastAsia="en-GB"/>
+        </w:rPr>
+        <w:fldChar w:fldCharType="separate"/>
+      </w:r>
+      <w:r>
+        <w:rPr>
+          <w:lang w:val="en-GB"/>
+        </w:rPr>
+        <w:t xml:space="preserve">Figure </w:t>
+      </w:r>
+      <w:r>
+        <w:rPr>
+          <w:noProof/>
+          <w:lang w:val="en-GB"/>
+        </w:rPr>
+        <w:t>6</w:t>
+      </w:r>
+      <w:r>
+        <w:rPr>
+          <w:lang w:val="en-GB" w:eastAsia="en-GB"/>
+        </w:rPr>
+        <w:fldChar w:fldCharType="end"/>
+      </w:r>
+      <w:r>
+        <w:rPr>
+          <w:lang w:val="en-GB" w:eastAsia="en-GB"/>
+        </w:rPr>
+        <w:t>)</w:t>
+      </w:r>
+      <w:r>
+        <w:rPr>
+          <w:lang w:val="en-GB" w:eastAsia="en-GB"/>
+        </w:rPr>
+        <w:t>. This indicates that the transformation does not distort the underlying structural characteristics of the dataset.</w:t>
+      </w:r>
+    </w:p>
+    <w:p>
+      <w:pPr>
+        <w:keepNext/>
+      </w:pPr>
+      <w:r>
+        <w:rPr>
+          <w:lang w:val="en-GB" w:eastAsia="en-GB"/>
+        </w:rPr>
+        <w:lastRenderedPageBreak/>
+        <w:drawing>
+          <wp:inline distT="0" distB="0" distL="0" distR="0" wp14:anchorId="53392B9B" wp14:editId="75A27E82">
+            <wp:extent cx="5669915" cy="3039745"/>
+            <wp:effectExtent l="0" t="0" r="6985" b="8255"/>
+            <wp:docPr id="489494989" name="Picture 1"/>
+            <wp:cNvGraphicFramePr>
+              <a:graphicFrameLocks xmlns:a="http://schemas.openxmlformats.org/drawingml/2006/main" noChangeAspect="1"/>
+            </wp:cNvGraphicFramePr>
+            <a:graphic xmlns:a="http://schemas.openxmlformats.org/drawingml/2006/main">
+              <a:graphicData uri="http://schemas.openxmlformats.org/drawingml/2006/picture">
+                <pic:pic xmlns:pic="http://schemas.openxmlformats.org/drawingml/2006/picture">
+                  <pic:nvPicPr>
+                    <pic:cNvPr id="489494989" name=""/>
+                    <pic:cNvPicPr/>
+                  </pic:nvPicPr>
+                  <pic:blipFill>
+                    <a:blip r:embed="rId26"/>
+                    <a:stretch>
+                      <a:fillRect/>
+                    </a:stretch>
+                  </pic:blipFill>
+                  <pic:spPr>
+                    <a:xfrm>
+                      <a:off x="0" y="0"/>
+                      <a:ext cx="5669915" cy="3039745"/>
+                    </a:xfrm>
+                    <a:prstGeom prst="rect">
+                      <a:avLst/>
+                    </a:prstGeom>
+                  </pic:spPr>
+                </pic:pic>
+              </a:graphicData>
+            </a:graphic>
+          </wp:inline>
+        </w:drawing>
+      </w:r>
+    </w:p>
+    <w:p>
+      <w:pPr>
+        <w:pStyle w:val="Caption"/>
+        <w:tabs>
+          <w:tab w:val="left" w:pos="1478"/>
+        </w:tabs>
+        <w:rPr>
+          <w:lang w:val="en-GB" w:eastAsia="en-GB"/>
+        </w:rPr>
+      </w:pPr>
+      <w:bookmarkStart w:id="39" w:name="_Ref228294830"/>
+      <w:bookmarkStart w:id="40" w:name="_Toc228295399"/>
+      <w:r>
+        <w:rPr>
+          <w:lang w:val="en-GB"/>
+        </w:rPr>
+        <w:t xml:space="preserve">Figure </w:t>
+      </w:r>
+      <w:r>
+        <w:fldChar w:fldCharType="begin"/>
+      </w:r>
+      <w:r>
+        <w:rPr>
+          <w:lang w:val="en-GB"/>
+        </w:rPr>
+        <w:instrText xml:space="preserve"> SEQ Figure \* ARABIC </w:instrText>
+      </w:r>
+      <w:r>
+        <w:fldChar w:fldCharType="separate"/>
+      </w:r>
+      <w:r>
+        <w:rPr>
+          <w:noProof/>
+          <w:lang w:val="en-GB"/>
+        </w:rPr>
+        <w:t>6</w:t>
+      </w:r>
+      <w:r>
+        <w:fldChar w:fldCharType="end"/>
+      </w:r>
+      <w:bookmarkEnd w:id="39"/>
+      <w:r>
+        <w:rPr>
+          <w:lang w:val="en-GB"/>
+        </w:rPr>
+        <w:t xml:space="preserve"> </w:t>
+      </w:r>
+      <w:r>
+        <w:rPr>
+          <w:lang w:val="en-GB"/>
+        </w:rPr>
+        <w:t>Distribution of tokenized InChI sequence lengths</w:t>
+      </w:r>
+      <w:r>
+        <w:rPr>
+          <w:lang w:val="en-GB"/>
+        </w:rPr>
+        <w:t xml:space="preserve"> </w:t>
+      </w:r>
+      <w:r>
+        <w:rPr>
+          <w:lang w:val="en-GB"/>
+        </w:rPr>
+        <w:t xml:space="preserve">with fitted log-normal distribution. </w:t>
+      </w:r>
+      <w:r>
+        <w:rPr>
+          <w:lang w:val="en-GB"/>
+        </w:rPr>
+        <w:t>The x-axis is truncated at the 99th percentile for visual clarity. The fitted log-normal curve is shown for reference.</w:t>
+      </w:r>
+      <w:bookmarkEnd w:id="40"/>
+    </w:p>
+    <w:p>
+      <w:pPr>
+        <w:rPr>
+          <w:lang w:val="en-GB" w:eastAsia="en-GB"/>
+        </w:rPr>
+      </w:pPr>
+      <w:r>
+        <w:rPr>
+          <w:lang w:val="en-GB" w:eastAsia="en-GB"/>
+        </w:rPr>
+        <w:t xml:space="preserve">Based on the tokenized sequences, a maximum length of 512 tokens covers more than 99% of the dataset without truncation. The sequences exceeding this threshold correspond predominantly to very large, peptide-like molecules, which are less likely to be primarily metabolized by CYP450 enzymes and instead tend to undergo degradation via proteolytic pathways. As such, the truncation strategy represents a practical trade-off, preserving </w:t>
+      </w:r>
+      <w:proofErr w:type="gramStart"/>
+      <w:r>
+        <w:rPr>
+          <w:lang w:val="en-GB" w:eastAsia="en-GB"/>
+        </w:rPr>
+        <w:t>the vast majority of</w:t>
+      </w:r>
+      <w:proofErr w:type="gramEnd"/>
+      <w:r>
+        <w:rPr>
+          <w:lang w:val="en-GB" w:eastAsia="en-GB"/>
+        </w:rPr>
+        <w:t xml:space="preserve"> relevant small-molecule information while maintaining computational efficiency.</w:t>
+      </w:r>
+    </w:p>
+    <w:p>
+      <w:pPr>
+        <w:rPr>
+          <w:lang w:val="en-GB" w:eastAsia="en-GB"/>
+        </w:rPr>
+      </w:pPr>
+      <w:r>
+        <w:rPr>
+          <w:lang w:val="en-GB" w:eastAsia="en-GB"/>
+        </w:rPr>
+        <w:t>With respect to the tokenization process, it is important to note that the Byte-Pair Encoding (BPE) tokenizer learns statistical substructures rather than chemically meaningful units. As a result, individual tokens do not have a direct chemical interpretation. This is an inherent characteristic of data-driven representation learning approaches and is consistent with the broader use of such methods in machine learning, where predictive performance is typically prioritised over interpretability.</w:t>
+      </w:r>
+    </w:p>
+    <w:p>
+      <w:pPr>
+        <w:rPr>
+          <w:lang w:val="en-GB" w:eastAsia="en-GB"/>
+        </w:rPr>
+      </w:pPr>
+      <w:r>
+        <w:rPr>
+          <w:lang w:val="en-GB" w:eastAsia="en-GB"/>
+        </w:rPr>
+        <w:t>Finally, the scope of the representation is limited to molecules that can be reliably encoded as SMILES and converted into InChI format. Certain classes of compounds, such as metal complexes, are not well supported by this pipeline and are therefore not represented in the dataset. This work is intentionally focused on organic small molecules, which are the primary domain of CYP450</w:t>
+      </w:r>
+      <w:r>
+        <w:rPr>
+          <w:lang w:val="en-GB" w:eastAsia="en-GB"/>
+        </w:rPr>
+        <w:t>-</w:t>
+      </w:r>
+      <w:r>
+        <w:rPr>
+          <w:lang w:val="en-GB" w:eastAsia="en-GB"/>
+        </w:rPr>
+        <w:t>mediated metabolism, and thus this limitation does not significantly affect the applicability of the results within the intended scope.</w:t>
+      </w:r>
+    </w:p>
+    <w:p>
+      <w:pPr>
+        <w:rPr>
+          <w:lang w:val="en-GB" w:eastAsia="en-GB"/>
+        </w:rPr>
+      </w:pPr>
+      <w:r>
+        <w:rPr>
+          <w:lang w:val="en-GB" w:eastAsia="en-GB"/>
+        </w:rPr>
+        <w:t xml:space="preserve">Overall, the InChI representation is structurally consistent and efficiently tokenized, enabling its use in a machine learning context. The most relevant limitation is the lack of stereochemical information, which may restrict the model’s ability to capture certain metabolic effects. The dataset also contains moderate duplication and exhibits a long-tail distribution of molecular complexity, both of which are characteristic of real-world chemical databases and are appropriately managed within the pipeline. These factors are well understood and provide a clear context for interpreting the results of the </w:t>
+      </w:r>
+      <w:r>
+        <w:rPr>
+          <w:lang w:val="en-GB" w:eastAsia="en-GB"/>
+        </w:rPr>
+        <w:t>modelling</w:t>
+      </w:r>
+      <w:r>
+        <w:rPr>
+          <w:lang w:val="en-GB" w:eastAsia="en-GB"/>
+        </w:rPr>
+        <w:t xml:space="preserve"> stage.</w:t>
+      </w:r>
+    </w:p>
+    <w:p>
+      <w:pPr>
+        <w:pStyle w:val="Heading3"/>
+        <w:rPr>
           <w:color w:val="EE0000"/>
           <w:lang w:val="en-GB" w:eastAsia="en-GB"/>
         </w:rPr>
       </w:pPr>
-      <w:bookmarkStart w:id="35" w:name="_Toc227189001"/>
+      <w:bookmarkStart w:id="41" w:name="_Toc227189003"/>
       <w:r>
         <w:rPr>
           <w:color w:val="EE0000"/>
           <w:lang w:val="en-GB" w:eastAsia="en-GB"/>
         </w:rPr>
-        <w:t>Exploratory data analysis (EDA)</w:t>
-      </w:r>
-      <w:bookmarkEnd w:id="35"/>
-    </w:p>
-    <w:p>
-      <w:pPr>
-        <w:pStyle w:val="Heading3"/>
+        <w:lastRenderedPageBreak/>
+        <w:t>Metabolism-related Database EDA</w:t>
+      </w:r>
+      <w:bookmarkEnd w:id="41"/>
+    </w:p>
+    <w:p>
+      <w:pPr>
+        <w:jc w:val="both"/>
         <w:rPr>
           <w:color w:val="EE0000"/>
           <w:lang w:val="en-GB" w:eastAsia="en-GB"/>
         </w:rPr>
       </w:pPr>
-      <w:bookmarkStart w:id="36" w:name="_Toc227189002"/>
       <w:r>
         <w:rPr>
           <w:color w:val="EE0000"/>
           <w:lang w:val="en-GB" w:eastAsia="en-GB"/>
         </w:rPr>
-        <w:t>InChI Database EDA</w:t>
-      </w:r>
-      <w:bookmarkEnd w:id="36"/>
-    </w:p>
-    <w:p>
-      <w:pPr>
-        <w:pStyle w:val="Heading3"/>
-        <w:rPr>
-          <w:color w:val="EE0000"/>
-          <w:lang w:val="en-GB" w:eastAsia="en-GB"/>
-        </w:rPr>
-      </w:pPr>
-      <w:bookmarkStart w:id="37" w:name="_Toc227189003"/>
-      <w:r>
-        <w:rPr>
-          <w:color w:val="EE0000"/>
-          <w:lang w:val="en-GB" w:eastAsia="en-GB"/>
-        </w:rPr>
-        <w:t>Metabolism-related Database EDA</w:t>
-      </w:r>
-      <w:bookmarkEnd w:id="37"/>
-    </w:p>
-    <w:p>
-      <w:pPr>
-        <w:jc w:val="both"/>
-        <w:rPr>
-          <w:color w:val="EE0000"/>
-          <w:lang w:val="en-GB" w:eastAsia="en-GB"/>
-        </w:rPr>
-      </w:pPr>
-      <w:r>
-        <w:rPr>
-          <w:color w:val="EE0000"/>
-          <w:lang w:val="en-GB" w:eastAsia="en-GB"/>
-        </w:rPr>
         <w:t xml:space="preserve">Benchmark predictor: </w:t>
       </w:r>
-      <w:hyperlink r:id="rId25" w:history="1">
+      <w:hyperlink r:id="rId27" w:history="1">
         <w:r>
           <w:rPr>
             <w:rStyle w:val="Hyperlink"/>
@@ -12319,14 +13413,14 @@
           <w:lang w:val="en-GB" w:eastAsia="en-GB"/>
         </w:rPr>
       </w:pPr>
-      <w:bookmarkStart w:id="38" w:name="_Toc227189004"/>
+      <w:bookmarkStart w:id="42" w:name="_Toc227189004"/>
       <w:r>
         <w:rPr>
           <w:lang w:val="en-GB" w:eastAsia="en-GB"/>
         </w:rPr>
         <w:t>Data Preprocessing</w:t>
       </w:r>
-      <w:bookmarkEnd w:id="38"/>
+      <w:bookmarkEnd w:id="42"/>
       <w:r>
         <w:rPr>
           <w:lang w:val="en-GB" w:eastAsia="en-GB"/>
@@ -12360,14 +13454,14 @@
           <w:lang w:val="en-GB" w:eastAsia="en-GB"/>
         </w:rPr>
       </w:pPr>
-      <w:bookmarkStart w:id="39" w:name="_Toc227189005"/>
+      <w:bookmarkStart w:id="43" w:name="_Toc227189005"/>
       <w:r>
         <w:rPr>
           <w:lang w:val="en-GB" w:eastAsia="en-GB"/>
         </w:rPr>
         <w:t>Molecular Fingerprint Generation Using Morgan Algorithm</w:t>
       </w:r>
-      <w:bookmarkEnd w:id="39"/>
+      <w:bookmarkEnd w:id="43"/>
     </w:p>
     <w:p>
       <w:pPr>
@@ -12640,7 +13734,7 @@
                     <pic:cNvPicPr/>
                   </pic:nvPicPr>
                   <pic:blipFill>
-                    <a:blip r:embed="rId26"/>
+                    <a:blip r:embed="rId28"/>
                     <a:stretch>
                       <a:fillRect/>
                     </a:stretch>
@@ -12671,7 +13765,7 @@
           <w:lang w:val="en-GB" w:eastAsia="en-GB"/>
         </w:rPr>
       </w:pPr>
-      <w:bookmarkStart w:id="40" w:name="_Toc227189021"/>
+      <w:bookmarkStart w:id="44" w:name="_Toc228295400"/>
       <w:r>
         <w:rPr>
           <w:lang w:val="en-GB"/>
@@ -12695,7 +13789,7 @@
           <w:noProof/>
           <w:lang w:val="en-GB"/>
         </w:rPr>
-        <w:t>5</w:t>
+        <w:t>7</w:t>
       </w:r>
       <w:r>
         <w:fldChar w:fldCharType="end"/>
@@ -12760,7 +13854,7 @@
         </w:rPr>
         <w:t>The resulting matrix has dimensions 1368 × 2048 and contains integer count values.</w:t>
       </w:r>
-      <w:bookmarkEnd w:id="40"/>
+      <w:bookmarkEnd w:id="44"/>
     </w:p>
     <w:p>
       <w:pPr>
@@ -12769,14 +13863,14 @@
           <w:lang w:val="en-GB" w:eastAsia="en-GB"/>
         </w:rPr>
       </w:pPr>
-      <w:bookmarkStart w:id="41" w:name="_Toc227189006"/>
+      <w:bookmarkStart w:id="45" w:name="_Toc227189006"/>
       <w:r>
         <w:rPr>
           <w:lang w:val="en-GB" w:eastAsia="en-GB"/>
         </w:rPr>
         <w:t>Molecular Embedding Extraction Using MolE</w:t>
       </w:r>
-      <w:bookmarkEnd w:id="41"/>
+      <w:bookmarkEnd w:id="45"/>
     </w:p>
     <w:p>
       <w:pPr>
@@ -13109,7 +14203,7 @@
                     <pic:cNvPicPr/>
                   </pic:nvPicPr>
                   <pic:blipFill>
-                    <a:blip r:embed="rId27"/>
+                    <a:blip r:embed="rId29"/>
                     <a:stretch>
                       <a:fillRect/>
                     </a:stretch>
@@ -13137,7 +14231,7 @@
           <w:lang w:val="en-GB"/>
         </w:rPr>
       </w:pPr>
-      <w:bookmarkStart w:id="42" w:name="_Toc227189022"/>
+      <w:bookmarkStart w:id="46" w:name="_Toc228295401"/>
       <w:r>
         <w:rPr>
           <w:lang w:val="en-GB"/>
@@ -13161,7 +14255,7 @@
           <w:noProof/>
           <w:lang w:val="en-GB"/>
         </w:rPr>
-        <w:t>6</w:t>
+        <w:t>8</w:t>
       </w:r>
       <w:r>
         <w:fldChar w:fldCharType="end"/>
@@ -13202,7 +14296,7 @@
         </w:rPr>
         <w:t>.</w:t>
       </w:r>
-      <w:bookmarkEnd w:id="42"/>
+      <w:bookmarkEnd w:id="46"/>
     </w:p>
     <w:p>
       <w:pPr>
@@ -13211,7 +14305,7 @@
           <w:lang w:val="en-GB" w:eastAsia="en-GB"/>
         </w:rPr>
       </w:pPr>
-      <w:bookmarkStart w:id="43" w:name="_Toc227189007"/>
+      <w:bookmarkStart w:id="47" w:name="_Toc227189007"/>
       <w:r>
         <w:rPr>
           <w:lang w:val="en-GB" w:eastAsia="en-GB"/>
@@ -13224,7 +14318,7 @@
         </w:rPr>
         <w:t>ChemBERTa</w:t>
       </w:r>
-      <w:bookmarkEnd w:id="43"/>
+      <w:bookmarkEnd w:id="47"/>
     </w:p>
     <w:p>
       <w:pPr>
@@ -13351,15 +14445,6 @@
               </m:r>
             </m:sup>
           </m:sSup>
-          <m:r>
-            <m:rPr>
-              <m:sty m:val="p"/>
-            </m:rPr>
-            <w:rPr>
-              <w:lang w:val="en-GB"/>
-            </w:rPr>
-            <w:br/>
-          </m:r>
         </m:oMath>
       </m:oMathPara>
     </w:p>
@@ -13425,7 +14510,7 @@
                     <pic:cNvPicPr/>
                   </pic:nvPicPr>
                   <pic:blipFill rotWithShape="1">
-                    <a:blip r:embed="rId28"/>
+                    <a:blip r:embed="rId30"/>
                     <a:srcRect l="353" t="1091"/>
                     <a:stretch>
                       <a:fillRect/>
@@ -13462,7 +14547,7 @@
           <w:lang w:val="en-GB"/>
         </w:rPr>
       </w:pPr>
-      <w:bookmarkStart w:id="44" w:name="_Toc227189023"/>
+      <w:bookmarkStart w:id="48" w:name="_Toc228295402"/>
       <w:r>
         <w:rPr>
           <w:lang w:val="en-GB"/>
@@ -13486,7 +14571,7 @@
           <w:noProof/>
           <w:lang w:val="en-GB"/>
         </w:rPr>
-        <w:t>7</w:t>
+        <w:t>9</w:t>
       </w:r>
       <w:r>
         <w:fldChar w:fldCharType="end"/>
@@ -13521,7 +14606,7 @@
         </w:rPr>
         <w:t>Rows correspond to DrugBank IDs; columns represent pretrained embedding dimensions from the ChemBERTa transformer. The resulting matrix has dimensions 1368 × 768 and contains continuous-valued vectors.</w:t>
       </w:r>
-      <w:bookmarkEnd w:id="44"/>
+      <w:bookmarkEnd w:id="48"/>
     </w:p>
     <w:p>
       <w:pPr>
@@ -13530,7 +14615,7 @@
           <w:lang w:val="en-GB" w:eastAsia="en-GB"/>
         </w:rPr>
       </w:pPr>
-      <w:bookmarkStart w:id="45" w:name="_Toc227189008"/>
+      <w:bookmarkStart w:id="49" w:name="_Toc227189008"/>
       <w:r>
         <w:rPr>
           <w:lang w:val="en-GB" w:eastAsia="en-GB"/>
@@ -13549,7 +14634,7 @@
         </w:rPr>
         <w:t>-Trained InChI embedder</w:t>
       </w:r>
-      <w:bookmarkEnd w:id="45"/>
+      <w:bookmarkEnd w:id="49"/>
     </w:p>
     <w:p>
       <w:pPr>
@@ -13645,14 +14730,14 @@
         <w:rPr>
           <w:lang w:val="en-GB" w:eastAsia="en-GB"/>
         </w:rPr>
-        <w:t xml:space="preserve">local GPU with 4GB of VRAM, which </w:t>
+        <w:t xml:space="preserve">local GPU with 4GB of VRAM, which imposed strict constraints on batch size, sequence length, and overall architectural scale. </w:t>
       </w:r>
       <w:r>
         <w:rPr>
           <w:lang w:val="en-GB" w:eastAsia="en-GB"/>
         </w:rPr>
         <w:lastRenderedPageBreak/>
-        <w:t>imposed strict constraints on batch size, sequence length, and overall architectural scale. Techniques such as mixed-precision training and gradient accumulation were necessary to make the process feasible, effectively trading off training speed for memory efficiency. Despite these optimizations, training remained time-consuming, requiring several hours per epoch and careful monitoring to avoid memory overflows.</w:t>
+        <w:t>Techniques such as mixed-precision training and gradient accumulation were necessary to make the process feasible, effectively trading off training speed for memory efficiency. Despite these optimizations, training remained time-consuming, requiring several hours per epoch and careful monitoring to avoid memory overflows.</w:t>
       </w:r>
     </w:p>
     <w:p>
@@ -14191,7 +15276,7 @@
                     <pic:cNvPicPr/>
                   </pic:nvPicPr>
                   <pic:blipFill rotWithShape="1">
-                    <a:blip r:embed="rId29"/>
+                    <a:blip r:embed="rId31"/>
                     <a:srcRect l="373" t="1988" r="1"/>
                     <a:stretch>
                       <a:fillRect/>
@@ -14228,7 +15313,7 @@
           <w:lang w:val="en-GB" w:eastAsia="en-GB"/>
         </w:rPr>
       </w:pPr>
-      <w:bookmarkStart w:id="46" w:name="_Toc227189024"/>
+      <w:bookmarkStart w:id="50" w:name="_Toc228295403"/>
       <w:r>
         <w:rPr>
           <w:lang w:val="en-GB"/>
@@ -14252,7 +15337,7 @@
           <w:noProof/>
           <w:lang w:val="en-GB"/>
         </w:rPr>
-        <w:t>8</w:t>
+        <w:t>10</w:t>
       </w:r>
       <w:r>
         <w:rPr>
@@ -14332,7 +15417,7 @@
         </w:rPr>
         <w:t>.</w:t>
       </w:r>
-      <w:bookmarkEnd w:id="46"/>
+      <w:bookmarkEnd w:id="50"/>
     </w:p>
     <w:p>
       <w:pPr>
@@ -14341,7 +15426,7 @@
           <w:lang w:val="en-GB" w:eastAsia="en-GB"/>
         </w:rPr>
       </w:pPr>
-      <w:bookmarkStart w:id="47" w:name="_Toc227189009"/>
+      <w:bookmarkStart w:id="51" w:name="_Toc227189009"/>
       <w:r>
         <w:rPr>
           <w:lang w:val="en-GB" w:eastAsia="en-GB"/>
@@ -14355,7 +15440,7 @@
         </w:rPr>
         <w:t xml:space="preserve"> Selection</w:t>
       </w:r>
-      <w:bookmarkEnd w:id="47"/>
+      <w:bookmarkEnd w:id="51"/>
     </w:p>
     <w:p>
       <w:pPr>
@@ -14364,7 +15449,7 @@
           <w:lang w:val="en-GB" w:eastAsia="en-GB"/>
         </w:rPr>
       </w:pPr>
-      <w:bookmarkStart w:id="48" w:name="_Toc227189010"/>
+      <w:bookmarkStart w:id="52" w:name="_Toc227189010"/>
       <w:r>
         <w:rPr>
           <w:lang w:val="en-GB" w:eastAsia="en-GB"/>
@@ -14377,7 +15462,7 @@
         </w:rPr>
         <w:t xml:space="preserve"> Splitting</w:t>
       </w:r>
-      <w:bookmarkEnd w:id="48"/>
+      <w:bookmarkEnd w:id="52"/>
     </w:p>
     <w:p>
       <w:pPr>
@@ -14386,14 +15471,14 @@
           <w:lang w:val="en-GB" w:eastAsia="en-GB"/>
         </w:rPr>
       </w:pPr>
-      <w:bookmarkStart w:id="49" w:name="_Toc227189011"/>
+      <w:bookmarkStart w:id="53" w:name="_Toc227189011"/>
       <w:r>
         <w:rPr>
           <w:lang w:val="en-GB" w:eastAsia="en-GB"/>
         </w:rPr>
         <w:t>Model Training</w:t>
       </w:r>
-      <w:bookmarkEnd w:id="49"/>
+      <w:bookmarkEnd w:id="53"/>
     </w:p>
     <w:p>
       <w:pPr>
@@ -14402,14 +15487,14 @@
           <w:lang w:val="en-GB" w:eastAsia="en-GB"/>
         </w:rPr>
       </w:pPr>
-      <w:bookmarkStart w:id="50" w:name="_Toc227189012"/>
+      <w:bookmarkStart w:id="54" w:name="_Toc227189012"/>
       <w:r>
         <w:rPr>
           <w:lang w:val="en-GB" w:eastAsia="en-GB"/>
         </w:rPr>
         <w:t>Model Evaluation and Validation</w:t>
       </w:r>
-      <w:bookmarkEnd w:id="50"/>
+      <w:bookmarkEnd w:id="54"/>
       <w:r>
         <w:rPr>
           <w:lang w:val="en-GB" w:eastAsia="en-GB"/>
@@ -14424,14 +15509,14 @@
           <w:lang w:val="en-GB" w:eastAsia="en-GB"/>
         </w:rPr>
       </w:pPr>
-      <w:bookmarkStart w:id="51" w:name="_Toc227189013"/>
+      <w:bookmarkStart w:id="55" w:name="_Toc227189013"/>
       <w:r>
         <w:rPr>
           <w:lang w:val="en-GB" w:eastAsia="en-GB"/>
         </w:rPr>
         <w:t>Comparative Analysis</w:t>
       </w:r>
-      <w:bookmarkEnd w:id="51"/>
+      <w:bookmarkEnd w:id="55"/>
     </w:p>
     <w:p>
       <w:pPr>
@@ -14440,14 +15525,14 @@
           <w:lang w:val="en-GB" w:eastAsia="en-GB"/>
         </w:rPr>
       </w:pPr>
-      <w:bookmarkStart w:id="52" w:name="_Toc227189014"/>
+      <w:bookmarkStart w:id="56" w:name="_Toc227189014"/>
       <w:r>
         <w:rPr>
           <w:lang w:val="en-GB" w:eastAsia="en-GB"/>
         </w:rPr>
         <w:t>Conclusions</w:t>
       </w:r>
-      <w:bookmarkEnd w:id="52"/>
+      <w:bookmarkEnd w:id="56"/>
     </w:p>
     <w:p>
       <w:pPr>
@@ -14457,14 +15542,14 @@
           <w:lang w:val="en-GB" w:eastAsia="en-GB"/>
         </w:rPr>
       </w:pPr>
-      <w:bookmarkStart w:id="53" w:name="_Toc227189015"/>
+      <w:bookmarkStart w:id="57" w:name="_Toc227189015"/>
       <w:r>
         <w:rPr>
           <w:lang w:val="en-GB" w:eastAsia="en-GB"/>
         </w:rPr>
         <w:t>REFERENCES</w:t>
       </w:r>
-      <w:bookmarkEnd w:id="53"/>
+      <w:bookmarkEnd w:id="57"/>
     </w:p>
     <w:sdt>
       <w:sdtPr>
@@ -15818,14 +16903,14 @@
           <w:lang w:val="en-GB"/>
         </w:rPr>
       </w:pPr>
-      <w:bookmarkStart w:id="54" w:name="_Toc227189016"/>
+      <w:bookmarkStart w:id="58" w:name="_Toc227189016"/>
       <w:r>
         <w:rPr>
           <w:lang w:val="en-GB"/>
         </w:rPr>
         <w:t>Anexos</w:t>
       </w:r>
-      <w:bookmarkEnd w:id="54"/>
+      <w:bookmarkEnd w:id="58"/>
     </w:p>
     <w:p>
       <w:pPr>
@@ -15972,8 +17057,8 @@
       </w:r>
     </w:p>
     <w:sectPr>
-      <w:footerReference w:type="default" r:id="rId30"/>
-      <w:footerReference w:type="first" r:id="rId31"/>
+      <w:footerReference w:type="default" r:id="rId32"/>
+      <w:footerReference w:type="first" r:id="rId33"/>
       <w:pgSz w:w="11906" w:h="16838" w:code="9"/>
       <w:pgMar w:top="-1985" w:right="1276" w:bottom="993" w:left="1701" w:header="709" w:footer="439" w:gutter="0"/>
       <w:pgNumType w:start="3"/>
@@ -20640,9 +21725,12 @@
     <w:rsid w:val="00203B50"/>
     <w:rsid w:val="00222139"/>
     <w:rsid w:val="002F3C94"/>
+    <w:rsid w:val="003012D3"/>
     <w:rsid w:val="00334480"/>
+    <w:rsid w:val="003D7E12"/>
     <w:rsid w:val="004026C8"/>
     <w:rsid w:val="004206C1"/>
+    <w:rsid w:val="0048101E"/>
     <w:rsid w:val="0049572F"/>
     <w:rsid w:val="004B78DD"/>
     <w:rsid w:val="004D7667"/>
@@ -20656,6 +21744,7 @@
     <w:rsid w:val="00790467"/>
     <w:rsid w:val="007C3DC9"/>
     <w:rsid w:val="00842924"/>
+    <w:rsid w:val="008B4090"/>
     <w:rsid w:val="008D558E"/>
     <w:rsid w:val="00912A44"/>
     <w:rsid w:val="00981D56"/>
@@ -21428,15 +22517,6 @@
 </file>
 
 <file path=customXml/item1.xml><?xml version="1.0" encoding="utf-8"?>
-<?mso-contentType ?>
-<FormTemplates xmlns="http://schemas.microsoft.com/sharepoint/v3/contenttype/forms">
-  <Display>DocumentLibraryForm</Display>
-  <Edit>DocumentLibraryForm</Edit>
-  <New>DocumentLibraryForm</New>
-</FormTemplates>
-</file>
-
-<file path=customXml/item2.xml><?xml version="1.0" encoding="utf-8"?>
 <p:properties xmlns:p="http://schemas.microsoft.com/office/2006/metadata/properties" xmlns:xsi="http://www.w3.org/2001/XMLSchema-instance" xmlns:pc="http://schemas.microsoft.com/office/infopath/2007/PartnerControls">
   <documentManagement>
     <lcf76f155ced4ddcb4097134ff3c332f xmlns="9d7b9a5c-6b4f-4ca1-bb03-c38cacb734bc">
@@ -21447,11 +22527,16 @@
 </p:properties>
 </file>
 
-<file path=customXml/item3.xml><?xml version="1.0" encoding="utf-8"?>
-<b:Sources xmlns:b="http://schemas.openxmlformats.org/officeDocument/2006/bibliography" xmlns="http://schemas.openxmlformats.org/officeDocument/2006/bibliography" SelectedStyle="\APASixthEditionOfficeOnline.xsl" StyleName="APA" Version="6"/>
+<file path=customXml/item2.xml><?xml version="1.0" encoding="utf-8"?>
+<?mso-contentType ?>
+<FormTemplates xmlns="http://schemas.microsoft.com/sharepoint/v3/contenttype/forms">
+  <Display>DocumentLibraryForm</Display>
+  <Edit>DocumentLibraryForm</Edit>
+  <New>DocumentLibraryForm</New>
+</FormTemplates>
 </file>
 
-<file path=customXml/item4.xml><?xml version="1.0" encoding="utf-8"?>
+<file path=customXml/item3.xml><?xml version="1.0" encoding="utf-8"?>
 <ct:contentTypeSchema xmlns:ct="http://schemas.microsoft.com/office/2006/metadata/contentType" xmlns:ma="http://schemas.microsoft.com/office/2006/metadata/properties/metaAttributes" ct:_="" ma:_="" ma:contentTypeName="Documento" ma:contentTypeID="0x01010019FAAD7208B57F46B26AFFED99BCE0D3" ma:contentTypeVersion="16" ma:contentTypeDescription="Crear nuevo documento." ma:contentTypeScope="" ma:versionID="ad25a40a439e4eb6a750a8b6ae1789f7">
   <xsd:schema xmlns:xsd="http://www.w3.org/2001/XMLSchema" xmlns:xs="http://www.w3.org/2001/XMLSchema" xmlns:p="http://schemas.microsoft.com/office/2006/metadata/properties" xmlns:ns2="9d7b9a5c-6b4f-4ca1-bb03-c38cacb734bc" xmlns:ns3="7d80c08f-e909-465c-8aa4-0e649fbe85d0" xmlns:ns4="7302fe9c-5e91-4977-8271-167378b25bd2" targetNamespace="http://schemas.microsoft.com/office/2006/metadata/properties" ma:root="true" ma:fieldsID="113d448336e841d5d8efd4b9e74490d6" ns2:_="" ns3:_="" ns4:_="">
     <xsd:import namespace="9d7b9a5c-6b4f-4ca1-bb03-c38cacb734bc"/>
@@ -21699,15 +22784,11 @@
 </ct:contentTypeSchema>
 </file>
 
-<file path=customXml/itemProps1.xml><?xml version="1.0" encoding="utf-8"?>
-<ds:datastoreItem xmlns:ds="http://schemas.openxmlformats.org/officeDocument/2006/customXml" ds:itemID="{E5FD6A2B-9479-4129-9D84-6C858DBE1A90}">
-  <ds:schemaRefs>
-    <ds:schemaRef ds:uri="http://schemas.microsoft.com/sharepoint/v3/contenttype/forms"/>
-  </ds:schemaRefs>
-</ds:datastoreItem>
+<file path=customXml/item4.xml><?xml version="1.0" encoding="utf-8"?>
+<b:Sources xmlns:b="http://schemas.openxmlformats.org/officeDocument/2006/bibliography" xmlns="http://schemas.openxmlformats.org/officeDocument/2006/bibliography" SelectedStyle="\APASixthEditionOfficeOnline.xsl" StyleName="APA" Version="6"/>
 </file>
 
-<file path=customXml/itemProps2.xml><?xml version="1.0" encoding="utf-8"?>
+<file path=customXml/itemProps1.xml><?xml version="1.0" encoding="utf-8"?>
 <ds:datastoreItem xmlns:ds="http://schemas.openxmlformats.org/officeDocument/2006/customXml" ds:itemID="{261B0A37-6C6C-45CF-A5C4-83D994BC3980}">
   <ds:schemaRefs>
     <ds:schemaRef ds:uri="http://schemas.microsoft.com/office/2006/metadata/properties"/>
@@ -21718,15 +22799,15 @@
 </ds:datastoreItem>
 </file>
 
-<file path=customXml/itemProps3.xml><?xml version="1.0" encoding="utf-8"?>
-<ds:datastoreItem xmlns:ds="http://schemas.openxmlformats.org/officeDocument/2006/customXml" ds:itemID="{5157238F-F555-4D04-860C-F98429B609BD}">
+<file path=customXml/itemProps2.xml><?xml version="1.0" encoding="utf-8"?>
+<ds:datastoreItem xmlns:ds="http://schemas.openxmlformats.org/officeDocument/2006/customXml" ds:itemID="{E5FD6A2B-9479-4129-9D84-6C858DBE1A90}">
   <ds:schemaRefs>
-    <ds:schemaRef ds:uri="http://schemas.openxmlformats.org/officeDocument/2006/bibliography"/>
+    <ds:schemaRef ds:uri="http://schemas.microsoft.com/sharepoint/v3/contenttype/forms"/>
   </ds:schemaRefs>
 </ds:datastoreItem>
 </file>
 
-<file path=customXml/itemProps4.xml><?xml version="1.0" encoding="utf-8"?>
+<file path=customXml/itemProps3.xml><?xml version="1.0" encoding="utf-8"?>
 <ds:datastoreItem xmlns:ds="http://schemas.openxmlformats.org/officeDocument/2006/customXml" ds:itemID="{BC4311AC-D0D5-4AE9-8386-76BDCE1C82F3}">
   <ds:schemaRefs>
     <ds:schemaRef ds:uri="http://schemas.microsoft.com/office/2006/metadata/contentType"/>
@@ -21744,4 +22825,12 @@
     <ds:schemaRef ds:uri="http://schemas.microsoft.com/internal/obd"/>
   </ds:schemaRefs>
 </ds:datastoreItem>
+</file>
+
+<file path=customXml/itemProps4.xml><?xml version="1.0" encoding="utf-8"?>
+<ds:datastoreItem xmlns:ds="http://schemas.openxmlformats.org/officeDocument/2006/customXml" ds:itemID="{5157238F-F555-4D04-860C-F98429B609BD}">
+  <ds:schemaRefs>
+    <ds:schemaRef ds:uri="http://schemas.openxmlformats.org/officeDocument/2006/bibliography"/>
+  </ds:schemaRefs>
+</ds:datastoreItem>
 </file>
--- a/Memorias/TFM Drug Metabolism - Gonzalo Robles.docx
+++ b/Memorias/TFM Drug Metabolism - Gonzalo Robles.docx
@@ -4735,23 +4735,7 @@
             <w:noProof/>
             <w:lang w:val="en-GB"/>
           </w:rPr>
-          <w:t>Figure 4. CYP450 ‘dict’ descr</w:t>
-        </w:r>
-        <w:r>
-          <w:rPr>
-            <w:rStyle w:val="Hyperlink"/>
-            <w:noProof/>
-            <w:lang w:val="en-GB"/>
-          </w:rPr>
-          <w:t>i</w:t>
-        </w:r>
-        <w:r>
-          <w:rPr>
-            <w:rStyle w:val="Hyperlink"/>
-            <w:noProof/>
-            <w:lang w:val="en-GB"/>
-          </w:rPr>
-          <w:t xml:space="preserve">ptors for full db (A) and curated db with threshold = 10 (B).  Dict( </w:t>
+          <w:t xml:space="preserve">Figure 4. CYP450 ‘dict’ descriptors for full db (A) and curated db with threshold = 10 (B).  Dict( </w:t>
         </w:r>
         <w:r>
           <w:rPr>
@@ -5222,7 +5206,7 @@
             <w:noProof/>
             <w:lang w:val="en-GB"/>
           </w:rPr>
-          <w:t>‑</w:t>
+          <w:t>-</w:t>
         </w:r>
         <w:r>
           <w:rPr>
@@ -5652,6 +5636,12 @@
                 <w:lang w:val="en-GB" w:eastAsia="en-GB"/>
               </w:rPr>
             </w:pPr>
+            <w:r>
+              <w:rPr>
+                <w:lang w:val="en-GB" w:eastAsia="en-GB"/>
+              </w:rPr>
+              <w:t>MCC</w:t>
+            </w:r>
           </w:p>
         </w:tc>
         <w:tc>
@@ -5665,6 +5655,12 @@
                 <w:lang w:val="en-GB" w:eastAsia="en-GB"/>
               </w:rPr>
             </w:pPr>
+            <w:r>
+              <w:rPr>
+                <w:lang w:val="en-GB"/>
+              </w:rPr>
+              <w:t>Matthews Correlation Coefficient (MCC)</w:t>
+            </w:r>
           </w:p>
         </w:tc>
       </w:tr>
@@ -5683,6 +5679,12 @@
                 <w:lang w:val="en-GB" w:eastAsia="en-GB"/>
               </w:rPr>
             </w:pPr>
+            <w:r>
+              <w:rPr>
+                <w:lang w:val="en-GB" w:eastAsia="en-GB"/>
+              </w:rPr>
+              <w:t>CV</w:t>
+            </w:r>
           </w:p>
         </w:tc>
         <w:tc>
@@ -5696,6 +5698,229 @@
                 <w:lang w:val="en-GB" w:eastAsia="en-GB"/>
               </w:rPr>
             </w:pPr>
+            <w:r>
+              <w:rPr>
+                <w:lang w:val="en-GB" w:eastAsia="en-GB"/>
+              </w:rPr>
+              <w:t>Cross-Validation</w:t>
+            </w:r>
+          </w:p>
+        </w:tc>
+      </w:tr>
+      <w:tr>
+        <w:trPr>
+          <w:trHeight w:val="454"/>
+        </w:trPr>
+        <w:tc>
+          <w:tcPr>
+            <w:tcW w:w="4459" w:type="dxa"/>
+            <w:vAlign w:val="center"/>
+          </w:tcPr>
+          <w:p>
+            <w:pPr>
+              <w:rPr>
+                <w:lang w:val="en-GB" w:eastAsia="en-GB"/>
+              </w:rPr>
+            </w:pPr>
+            <w:r>
+              <w:rPr>
+                <w:lang w:val="en-GB" w:eastAsia="en-GB"/>
+              </w:rPr>
+              <w:t>TP</w:t>
+            </w:r>
+          </w:p>
+        </w:tc>
+        <w:tc>
+          <w:tcPr>
+            <w:tcW w:w="4460" w:type="dxa"/>
+            <w:vAlign w:val="center"/>
+          </w:tcPr>
+          <w:p>
+            <w:pPr>
+              <w:rPr>
+                <w:lang w:val="en-GB" w:eastAsia="en-GB"/>
+              </w:rPr>
+            </w:pPr>
+            <w:r>
+              <w:rPr>
+                <w:lang w:val="en-GB" w:eastAsia="en-GB"/>
+              </w:rPr>
+              <w:t>True Positives</w:t>
+            </w:r>
+          </w:p>
+        </w:tc>
+      </w:tr>
+      <w:tr>
+        <w:trPr>
+          <w:trHeight w:val="454"/>
+        </w:trPr>
+        <w:tc>
+          <w:tcPr>
+            <w:tcW w:w="4459" w:type="dxa"/>
+            <w:vAlign w:val="center"/>
+          </w:tcPr>
+          <w:p>
+            <w:pPr>
+              <w:rPr>
+                <w:lang w:val="en-GB" w:eastAsia="en-GB"/>
+              </w:rPr>
+            </w:pPr>
+            <w:r>
+              <w:rPr>
+                <w:lang w:val="en-GB" w:eastAsia="en-GB"/>
+              </w:rPr>
+              <w:t>TN</w:t>
+            </w:r>
+          </w:p>
+        </w:tc>
+        <w:tc>
+          <w:tcPr>
+            <w:tcW w:w="4460" w:type="dxa"/>
+            <w:vAlign w:val="center"/>
+          </w:tcPr>
+          <w:p>
+            <w:pPr>
+              <w:rPr>
+                <w:lang w:val="en-GB" w:eastAsia="en-GB"/>
+              </w:rPr>
+            </w:pPr>
+            <w:r>
+              <w:rPr>
+                <w:lang w:val="en-GB" w:eastAsia="en-GB"/>
+              </w:rPr>
+              <w:t>True Negatives</w:t>
+            </w:r>
+          </w:p>
+        </w:tc>
+      </w:tr>
+      <w:tr>
+        <w:trPr>
+          <w:trHeight w:val="454"/>
+        </w:trPr>
+        <w:tc>
+          <w:tcPr>
+            <w:tcW w:w="4459" w:type="dxa"/>
+            <w:vAlign w:val="center"/>
+          </w:tcPr>
+          <w:p>
+            <w:pPr>
+              <w:rPr>
+                <w:lang w:val="en-GB" w:eastAsia="en-GB"/>
+              </w:rPr>
+            </w:pPr>
+            <w:r>
+              <w:rPr>
+                <w:lang w:val="en-GB" w:eastAsia="en-GB"/>
+              </w:rPr>
+              <w:t>FP</w:t>
+            </w:r>
+          </w:p>
+        </w:tc>
+        <w:tc>
+          <w:tcPr>
+            <w:tcW w:w="4460" w:type="dxa"/>
+            <w:vAlign w:val="center"/>
+          </w:tcPr>
+          <w:p>
+            <w:pPr>
+              <w:rPr>
+                <w:lang w:val="en-GB" w:eastAsia="en-GB"/>
+              </w:rPr>
+            </w:pPr>
+            <w:r>
+              <w:rPr>
+                <w:lang w:val="en-GB" w:eastAsia="en-GB"/>
+              </w:rPr>
+              <w:t>False Positives</w:t>
+            </w:r>
+          </w:p>
+        </w:tc>
+      </w:tr>
+      <w:tr>
+        <w:trPr>
+          <w:trHeight w:val="454"/>
+        </w:trPr>
+        <w:tc>
+          <w:tcPr>
+            <w:tcW w:w="4459" w:type="dxa"/>
+            <w:vAlign w:val="center"/>
+          </w:tcPr>
+          <w:p>
+            <w:pPr>
+              <w:rPr>
+                <w:lang w:val="en-GB" w:eastAsia="en-GB"/>
+              </w:rPr>
+            </w:pPr>
+            <w:r>
+              <w:rPr>
+                <w:lang w:val="en-GB" w:eastAsia="en-GB"/>
+              </w:rPr>
+              <w:t>FN</w:t>
+            </w:r>
+          </w:p>
+        </w:tc>
+        <w:tc>
+          <w:tcPr>
+            <w:tcW w:w="4460" w:type="dxa"/>
+            <w:vAlign w:val="center"/>
+          </w:tcPr>
+          <w:p>
+            <w:pPr>
+              <w:rPr>
+                <w:lang w:val="en-GB" w:eastAsia="en-GB"/>
+              </w:rPr>
+            </w:pPr>
+            <w:r>
+              <w:rPr>
+                <w:lang w:val="en-GB" w:eastAsia="en-GB"/>
+              </w:rPr>
+              <w:t>False Negatives</w:t>
+            </w:r>
+          </w:p>
+        </w:tc>
+      </w:tr>
+      <w:tr>
+        <w:trPr>
+          <w:trHeight w:val="454"/>
+        </w:trPr>
+        <w:tc>
+          <w:tcPr>
+            <w:tcW w:w="4459" w:type="dxa"/>
+            <w:vAlign w:val="center"/>
+          </w:tcPr>
+          <w:p>
+            <w:pPr>
+              <w:rPr>
+                <w:lang w:val="en-GB" w:eastAsia="en-GB"/>
+              </w:rPr>
+            </w:pPr>
+            <w:r>
+              <w:rPr>
+                <w:lang w:val="en-GB" w:eastAsia="en-GB"/>
+              </w:rPr>
+              <w:t>HL</w:t>
+            </w:r>
+          </w:p>
+        </w:tc>
+        <w:tc>
+          <w:tcPr>
+            <w:tcW w:w="4460" w:type="dxa"/>
+            <w:vAlign w:val="center"/>
+          </w:tcPr>
+          <w:p>
+            <w:pPr>
+              <w:rPr>
+                <w:b/>
+                <w:bCs/>
+                <w:lang w:val="en-GB" w:eastAsia="en-GB"/>
+              </w:rPr>
+            </w:pPr>
+            <w:r>
+              <w:rPr>
+                <w:lang w:val="en-GB" w:eastAsia="en-GB"/>
+              </w:rPr>
+              <w:t>Hamming Loss</w:t>
+            </w:r>
           </w:p>
         </w:tc>
       </w:tr>
@@ -5803,6 +6028,7 @@
         <w:rPr>
           <w:lang w:val="en-GB" w:eastAsia="en-GB"/>
         </w:rPr>
+        <w:lastRenderedPageBreak/>
         <w:t xml:space="preserve">A key family of enzymes responsible for drug metabolism is the cytochrome P450 (CYP450) superfamily, which processes the majority of marketed drugs. Identifying which CYP450 isoenzymes (i.e., subtypes) are involved in the metabolism of a new molecule is critical, as it can reveal potential </w:t>
       </w:r>
       <w:r>
@@ -5815,14 +6041,7 @@
         <w:rPr>
           <w:lang w:val="en-GB" w:eastAsia="en-GB"/>
         </w:rPr>
-        <w:t xml:space="preserve">. However, this characterization is typically performed only in late preclinical or even clinical stages, when laboratory assays and in vivo studies become feasible. At these advanced stages, uncovering metabolism-related issues can lead to costly setbacks or even termination of a drug candidate, as redesigning its structure is often no longer practical. In early discovery, where many compounds are screened, routine experimental testing of CYP450 </w:t>
-      </w:r>
-      <w:r>
-        <w:rPr>
-          <w:lang w:val="en-GB" w:eastAsia="en-GB"/>
-        </w:rPr>
-        <w:lastRenderedPageBreak/>
-        <w:t>metabolism is rarely performed due to high costs, leaving potential issues undetected until very late in development.</w:t>
+        <w:t>. However, this characterization is typically performed only in late preclinical or even clinical stages, when laboratory assays and in vivo studies become feasible. At these advanced stages, uncovering metabolism-related issues can lead to costly setbacks or even termination of a drug candidate, as redesigning its structure is often no longer practical. In early discovery, where many compounds are screened, routine experimental testing of CYP450 metabolism is rarely performed due to high costs, leaving potential issues undetected until very late in development.</w:t>
       </w:r>
     </w:p>
     <w:p>
@@ -6510,8 +6729,16 @@
         <w:rPr>
           <w:lang w:val="en-GB" w:eastAsia="en-GB"/>
         </w:rPr>
-        <w:t>Academic platforms such as CYPstrate</w:t>
-      </w:r>
+        <w:t xml:space="preserve">Academic platforms such as </w:t>
+      </w:r>
+      <w:proofErr w:type="spellStart"/>
+      <w:r>
+        <w:rPr>
+          <w:lang w:val="en-GB" w:eastAsia="en-GB"/>
+        </w:rPr>
+        <w:t>CYPstrate</w:t>
+      </w:r>
+      <w:proofErr w:type="spellEnd"/>
       <w:r>
         <w:rPr>
           <w:lang w:val="en-GB" w:eastAsia="en-GB"/>
@@ -6546,8 +6773,16 @@
         <w:rPr>
           <w:lang w:val="en-GB" w:eastAsia="en-GB"/>
         </w:rPr>
-        <w:t>, CYPReact</w:t>
-      </w:r>
+        <w:t xml:space="preserve">, </w:t>
+      </w:r>
+      <w:proofErr w:type="spellStart"/>
+      <w:r>
+        <w:rPr>
+          <w:lang w:val="en-GB" w:eastAsia="en-GB"/>
+        </w:rPr>
+        <w:t>CYPReact</w:t>
+      </w:r>
+      <w:proofErr w:type="spellEnd"/>
       <w:r>
         <w:rPr>
           <w:lang w:val="en-GB" w:eastAsia="en-GB"/>
@@ -6618,7 +6853,21 @@
         <w:rPr>
           <w:lang w:val="en-GB" w:eastAsia="en-GB"/>
         </w:rPr>
-        <w:t xml:space="preserve">, and the metabolism modules of ADMETlab 3.0 </w:t>
+        <w:t xml:space="preserve">, and the metabolism modules of </w:t>
+      </w:r>
+      <w:proofErr w:type="spellStart"/>
+      <w:r>
+        <w:rPr>
+          <w:lang w:val="en-GB" w:eastAsia="en-GB"/>
+        </w:rPr>
+        <w:t>ADMETlab</w:t>
+      </w:r>
+      <w:proofErr w:type="spellEnd"/>
+      <w:r>
+        <w:rPr>
+          <w:lang w:val="en-GB" w:eastAsia="en-GB"/>
+        </w:rPr>
+        <w:t xml:space="preserve"> 3.0 </w:t>
       </w:r>
       <w:sdt>
         <w:sdtPr>
@@ -6852,8 +7101,16 @@
         <w:rPr>
           <w:lang w:val="en-GB" w:eastAsia="en-GB"/>
         </w:rPr>
-        <w:t>, proposed in 2018, which adapts natural language processing techniques to chemistry by treating molecular substructures as “words” and learning continuous vector representations using a Word2Vec-style framework. Mol2Vec demonstrated that unsupervised embeddings derived from molecular fragments could capture chemical similarity and improve performance over traditional fingerprints in some predictive tasks. More recently, advances in deep learning have led to transformer-based language models for chemistry, such as ChemBERTa</w:t>
-      </w:r>
+        <w:t xml:space="preserve">, proposed in 2018, which adapts natural language processing techniques to chemistry by treating molecular substructures as “words” and learning continuous vector representations using a Word2Vec-style framework. Mol2Vec demonstrated that unsupervised embeddings derived from molecular fragments could capture chemical similarity and improve performance over traditional fingerprints in some predictive tasks. More recently, advances in deep learning have led to transformer-based language models for chemistry, such as </w:t>
+      </w:r>
+      <w:proofErr w:type="spellStart"/>
+      <w:r>
+        <w:rPr>
+          <w:lang w:val="en-GB" w:eastAsia="en-GB"/>
+        </w:rPr>
+        <w:t>ChemBERTa</w:t>
+      </w:r>
+      <w:proofErr w:type="spellEnd"/>
       <w:r>
         <w:rPr>
           <w:lang w:val="en-GB" w:eastAsia="en-GB"/>
@@ -6888,8 +7145,16 @@
         <w:rPr>
           <w:lang w:val="en-GB" w:eastAsia="en-GB"/>
         </w:rPr>
-        <w:t>, which learn contextualized embeddings directly from SMILES strings and offer substantially higher representational capacity. In parallel, large-scale industrial efforts have produced highly optimized pretrained models such as MolE</w:t>
-      </w:r>
+        <w:t xml:space="preserve">, which learn contextualized embeddings directly from SMILES strings and offer substantially higher representational capacity. In parallel, large-scale industrial efforts have produced highly optimized pretrained models such as </w:t>
+      </w:r>
+      <w:proofErr w:type="spellStart"/>
+      <w:r>
+        <w:rPr>
+          <w:lang w:val="en-GB" w:eastAsia="en-GB"/>
+        </w:rPr>
+        <w:t>MolE</w:t>
+      </w:r>
+      <w:proofErr w:type="spellEnd"/>
       <w:r>
         <w:rPr>
           <w:lang w:val="en-GB" w:eastAsia="en-GB"/>
@@ -7680,6 +7945,7 @@
         </w:rPr>
         <w:t xml:space="preserve">For the broader cheminformatics workflow, </w:t>
       </w:r>
+      <w:proofErr w:type="spellStart"/>
       <w:r>
         <w:rPr>
           <w:b/>
@@ -7688,6 +7954,7 @@
         </w:rPr>
         <w:t>RDKit</w:t>
       </w:r>
+      <w:proofErr w:type="spellEnd"/>
       <w:r>
         <w:rPr>
           <w:b/>
@@ -8837,16 +9104,19 @@
       <w:pPr>
         <w:keepNext/>
         <w:jc w:val="both"/>
-      </w:pPr>
-      <w:r>
-        <w:rPr>
-          <w:noProof/>
+        <w:rPr>
+          <w:lang w:val="en-GB"/>
+        </w:rPr>
+      </w:pPr>
+      <w:r>
+        <w:rPr>
+          <w:lang w:val="en-GB"/>
         </w:rPr>
         <w:drawing>
-          <wp:inline distT="0" distB="0" distL="0" distR="0" wp14:anchorId="67CABC7F" wp14:editId="0F691490">
+          <wp:inline distT="0" distB="0" distL="0" distR="0" wp14:anchorId="6ED2540E" wp14:editId="79313FFB">
             <wp:extent cx="5669915" cy="3187700"/>
             <wp:effectExtent l="0" t="0" r="6985" b="0"/>
-            <wp:docPr id="524568271" name="Picture 1"/>
+            <wp:docPr id="751945961" name="Picture 1"/>
             <wp:cNvGraphicFramePr>
               <a:graphicFrameLocks xmlns:a="http://schemas.openxmlformats.org/drawingml/2006/main" noChangeAspect="1"/>
             </wp:cNvGraphicFramePr>
@@ -8854,7 +9124,7 @@
               <a:graphicData uri="http://schemas.openxmlformats.org/drawingml/2006/picture">
                 <pic:pic xmlns:pic="http://schemas.openxmlformats.org/drawingml/2006/picture">
                   <pic:nvPicPr>
-                    <pic:cNvPr id="524568271" name=""/>
+                    <pic:cNvPr id="751945961" name=""/>
                     <pic:cNvPicPr/>
                   </pic:nvPicPr>
                   <pic:blipFill>
@@ -9387,6 +9657,7 @@
       <w:pPr>
         <w:jc w:val="both"/>
         <w:rPr>
+          <w:color w:val="EE0000"/>
           <w:lang w:val="en-GB"/>
         </w:rPr>
       </w:pPr>
@@ -9470,11 +9741,47 @@
         </w:rPr>
         <w:t xml:space="preserve">Performance was assessed through… </w:t>
       </w:r>
-      <w:r>
-        <w:rPr>
-          <w:lang w:val="en-GB"/>
-        </w:rPr>
-        <w:t>By evaluating both MolE and ChemBERTa alongside Morgan fingerprints, this work attempts to assess whether increasingly expressive representation strategies translate into improved predictive performance for CYP450 metabolism.</w:t>
+    </w:p>
+    <w:p>
+      <w:pPr>
+        <w:jc w:val="both"/>
+        <w:rPr>
+          <w:lang w:val="en-GB"/>
+        </w:rPr>
+      </w:pPr>
+      <w:r>
+        <w:rPr>
+          <w:lang w:val="en-GB"/>
+        </w:rPr>
+        <w:t xml:space="preserve">By evaluating both </w:t>
+      </w:r>
+      <w:proofErr w:type="spellStart"/>
+      <w:r>
+        <w:rPr>
+          <w:lang w:val="en-GB"/>
+        </w:rPr>
+        <w:t>MolE</w:t>
+      </w:r>
+      <w:proofErr w:type="spellEnd"/>
+      <w:r>
+        <w:rPr>
+          <w:lang w:val="en-GB"/>
+        </w:rPr>
+        <w:t xml:space="preserve"> and </w:t>
+      </w:r>
+      <w:proofErr w:type="spellStart"/>
+      <w:r>
+        <w:rPr>
+          <w:lang w:val="en-GB"/>
+        </w:rPr>
+        <w:t>ChemBERTa</w:t>
+      </w:r>
+      <w:proofErr w:type="spellEnd"/>
+      <w:r>
+        <w:rPr>
+          <w:lang w:val="en-GB"/>
+        </w:rPr>
+        <w:t xml:space="preserve"> alongside Morgan fingerprints, this work attempts to assess whether increasingly expressive representation strategies translate into improved predictive performance for CYP450 metabolism.</w:t>
       </w:r>
     </w:p>
     <w:p>
@@ -9566,14 +9873,14 @@
         <w:rPr>
           <w:lang w:val="en-GB"/>
         </w:rPr>
-        <w:t xml:space="preserve">e SMILES is practical and widely adopted, it is not a canonical encoding by default and can admit multiple valid strings for the same molecule. In contrast, InChI provides a standardized, hierarchical, </w:t>
+        <w:t xml:space="preserve">e SMILES is practical and widely adopted, it is not a canonical encoding by default and can admit </w:t>
       </w:r>
       <w:r>
         <w:rPr>
           <w:lang w:val="en-GB"/>
         </w:rPr>
         <w:lastRenderedPageBreak/>
-        <w:t>and deterministic representation designed to uniquely describe molecular connectivity an</w:t>
+        <w:t>multiple valid strings for the same molecule. In contrast, InChI provides a standardized, hierarchical, and deterministic representation designed to uniquely describe molecular connectivity an</w:t>
       </w:r>
       <w:r>
         <w:rPr>
@@ -9756,7 +10063,21 @@
         <w:rPr>
           <w:lang w:val="en-GB"/>
         </w:rPr>
-        <w:t xml:space="preserve"> a RoBERTa-style architecture</w:t>
+        <w:t xml:space="preserve"> a </w:t>
+      </w:r>
+      <w:proofErr w:type="spellStart"/>
+      <w:r>
+        <w:rPr>
+          <w:lang w:val="en-GB"/>
+        </w:rPr>
+        <w:t>RoBERTa</w:t>
+      </w:r>
+      <w:proofErr w:type="spellEnd"/>
+      <w:r>
+        <w:rPr>
+          <w:lang w:val="en-GB"/>
+        </w:rPr>
+        <w:t>-style architecture</w:t>
       </w:r>
       <w:r>
         <w:rPr>
@@ -10166,6 +10487,7 @@
         <w:rPr>
           <w:lang w:val="en-GB"/>
         </w:rPr>
+        <w:lastRenderedPageBreak/>
         <w:t xml:space="preserve">The architectural scale and number of training epochs were not selected to maximize language </w:t>
       </w:r>
       <w:r>
@@ -10178,14 +10500,7 @@
         <w:rPr>
           <w:lang w:val="en-GB"/>
         </w:rPr>
-        <w:t xml:space="preserve"> performance, but to obtain a structurally meaningful encoder within the practical time and </w:t>
-      </w:r>
-      <w:r>
-        <w:rPr>
-          <w:lang w:val="en-GB"/>
-        </w:rPr>
-        <w:lastRenderedPageBreak/>
-        <w:t>hardware constraints of the project. Consequently, this model should be interpreted as a lightweight, domain-specific pretraining experiment rather than a large-scale foundation model comparable to industrial pretrained systems.</w:t>
+        <w:t xml:space="preserve"> performance, but to obtain a structurally meaningful encoder within the practical time and hardware constraints of the project. Consequently, this model should be interpreted as a lightweight, domain-specific pretraining experiment rather than a large-scale foundation model comparable to industrial pretrained systems.</w:t>
       </w:r>
     </w:p>
     <w:p>
@@ -10537,11 +10852,19 @@
           <w:lang w:val="en-GB"/>
         </w:rPr>
       </w:pPr>
+      <w:bookmarkStart w:id="22" w:name="_Toc227188996"/>
       <w:r>
         <w:rPr>
           <w:color w:val="EE0000"/>
           <w:lang w:val="en-GB"/>
         </w:rPr>
+        <w:t xml:space="preserve">Problem definition: </w:t>
+      </w:r>
+      <w:r>
+        <w:rPr>
+          <w:color w:val="EE0000"/>
+          <w:lang w:val="en-GB"/>
+        </w:rPr>
         <w:t>Multi-label classification</w:t>
       </w:r>
     </w:p>
@@ -10557,11 +10880,204 @@
           <w:color w:val="EE0000"/>
           <w:lang w:val="en-GB"/>
         </w:rPr>
+        <w:lastRenderedPageBreak/>
         <w:t>Algorithms evaluated</w:t>
       </w:r>
     </w:p>
     <w:p>
       <w:pPr>
+        <w:pStyle w:val="Heading3"/>
+        <w:jc w:val="both"/>
+        <w:rPr>
+          <w:lang w:val="en-GB"/>
+        </w:rPr>
+      </w:pPr>
+      <w:r>
+        <w:rPr>
+          <w:lang w:val="en-GB"/>
+        </w:rPr>
+        <w:t>Model evaluation</w:t>
+      </w:r>
+    </w:p>
+    <w:p>
+      <w:pPr>
+        <w:jc w:val="both"/>
+        <w:rPr>
+          <w:lang w:val="en-GB"/>
+        </w:rPr>
+      </w:pPr>
+      <w:r>
+        <w:rPr>
+          <w:lang w:val="en-GB"/>
+        </w:rPr>
+        <w:t>A rigorous evaluation framework is essential for comparing molecular representations and for diagnosing model behaviour across CYP isoforms with widely different frequencies. Given the multi</w:t>
+      </w:r>
+      <w:r>
+        <w:rPr>
+          <w:rFonts w:ascii="Cambria Math" w:hAnsi="Cambria Math" w:cs="Cambria Math"/>
+          <w:lang w:val="en-GB"/>
+        </w:rPr>
+        <w:t>-</w:t>
+      </w:r>
+      <w:r>
+        <w:rPr>
+          <w:lang w:val="en-GB"/>
+        </w:rPr>
+        <w:t>label nature of the task and the severe imbalance between common and rare enzymes, standard classification metrics such as accuracy or per</w:t>
+      </w:r>
+      <w:r>
+        <w:rPr>
+          <w:rFonts w:ascii="Cambria Math" w:hAnsi="Cambria Math" w:cs="Cambria Math"/>
+          <w:lang w:val="en-GB"/>
+        </w:rPr>
+        <w:t>-</w:t>
+      </w:r>
+      <w:r>
+        <w:rPr>
+          <w:lang w:val="en-GB"/>
+        </w:rPr>
+        <w:t xml:space="preserve">class precision are insufficient. </w:t>
+      </w:r>
+      <w:r>
+        <w:rPr>
+          <w:lang w:val="en-GB"/>
+        </w:rPr>
+        <w:t>For this reason, other more complete metrics were selected to evaluate and allow model comparability.</w:t>
+      </w:r>
+    </w:p>
+    <w:p>
+      <w:pPr>
+        <w:pStyle w:val="Heading4"/>
+        <w:jc w:val="both"/>
+        <w:rPr>
+          <w:lang w:val="en-GB"/>
+        </w:rPr>
+      </w:pPr>
+      <w:r>
+        <w:rPr>
+          <w:lang w:val="en-GB"/>
+        </w:rPr>
+        <w:t>Primary Metric: Mean Matthews Correlation Coefficient (mean MCC)</w:t>
+      </w:r>
+    </w:p>
+    <w:p>
+      <w:pPr>
+        <w:jc w:val="both"/>
+        <w:rPr>
+          <w:lang w:val="en-GB"/>
+        </w:rPr>
+      </w:pPr>
+      <w:r>
+        <w:rPr>
+          <w:lang w:val="en-GB"/>
+        </w:rPr>
+        <w:t xml:space="preserve">The Matthews Correlation Coefficient (MCC) measures the quality of binary classifications by </w:t>
+      </w:r>
+      <w:proofErr w:type="gramStart"/>
+      <w:r>
+        <w:rPr>
+          <w:lang w:val="en-GB"/>
+        </w:rPr>
+        <w:t>taking into account</w:t>
+      </w:r>
+      <w:proofErr w:type="gramEnd"/>
+      <w:r>
+        <w:rPr>
+          <w:lang w:val="en-GB"/>
+        </w:rPr>
+        <w:t xml:space="preserve"> all four entries of the confusion matrix: true positives (TP), true negatives (TN), false positives (FP) and false negatives (FN). For a single CYP isoform, MCC is defined as</w:t>
+      </w:r>
+    </w:p>
+    <w:p>
+      <w:pPr>
+        <w:jc w:val="center"/>
+        <w:rPr>
+          <w:lang w:val="en-GB"/>
+        </w:rPr>
+      </w:pPr>
+      <w:r>
+        <w:rPr>
+          <w:lang w:val="en-GB"/>
+        </w:rPr>
+        <w:t>​</w:t>
+      </w:r>
+      <m:oMath>
+        <m:r>
+          <w:rPr>
+            <w:rFonts w:ascii="Cambria Math" w:hAnsi="Cambria Math"/>
+            <w:lang w:val="en-GB"/>
+          </w:rPr>
+          <m:t xml:space="preserve">MCC= </m:t>
+        </m:r>
+        <m:f>
+          <m:fPr>
+            <m:ctrlPr>
+              <w:rPr>
+                <w:rFonts w:ascii="Cambria Math" w:hAnsi="Cambria Math"/>
+                <w:i/>
+                <w:lang w:val="en-GB"/>
+              </w:rPr>
+            </m:ctrlPr>
+          </m:fPr>
+          <m:num>
+            <m:r>
+              <w:rPr>
+                <w:rFonts w:ascii="Cambria Math" w:hAnsi="Cambria Math"/>
+                <w:lang w:val="en-GB"/>
+              </w:rPr>
+              <m:t>TP × TN - FP × FN</m:t>
+            </m:r>
+          </m:num>
+          <m:den>
+            <m:rad>
+              <m:radPr>
+                <m:degHide m:val="1"/>
+                <m:ctrlPr>
+                  <w:rPr>
+                    <w:rFonts w:ascii="Cambria Math" w:hAnsi="Cambria Math"/>
+                    <w:i/>
+                    <w:lang w:val="en-GB"/>
+                  </w:rPr>
+                </m:ctrlPr>
+              </m:radPr>
+              <m:deg/>
+              <m:e>
+                <m:d>
+                  <m:dPr>
+                    <m:ctrlPr>
+                      <w:rPr>
+                        <w:rFonts w:ascii="Cambria Math" w:hAnsi="Cambria Math"/>
+                        <w:i/>
+                        <w:lang w:val="en-GB"/>
+                      </w:rPr>
+                    </m:ctrlPr>
+                  </m:dPr>
+                  <m:e>
+                    <m:r>
+                      <w:rPr>
+                        <w:rFonts w:ascii="Cambria Math" w:hAnsi="Cambria Math"/>
+                        <w:lang w:val="en-GB"/>
+                      </w:rPr>
+                      <m:t>TP+TN</m:t>
+                    </m:r>
+                  </m:e>
+                </m:d>
+                <m:r>
+                  <w:rPr>
+                    <w:rFonts w:ascii="Cambria Math" w:hAnsi="Cambria Math"/>
+                    <w:lang w:val="en-GB"/>
+                  </w:rPr>
+                  <m:t>(TP+FN)(TN+FP)(TN+FN)</m:t>
+                </m:r>
+              </m:e>
+            </m:rad>
+          </m:den>
+        </m:f>
+      </m:oMath>
+    </w:p>
+    <w:p>
+      <w:pPr>
+        <w:jc w:val="both"/>
         <w:rPr>
           <w:color w:val="EE0000"/>
           <w:lang w:val="en-GB"/>
@@ -10569,24 +11085,1356 @@
       </w:pPr>
       <w:r>
         <w:rPr>
+          <w:lang w:val="en-GB"/>
+        </w:rPr>
+        <w:t>and ranges from –1 (complete disagreement) through 0 (no better than random) to +1 (perfect prediction). Because MCC incorporates true negatives, it remains informative even when the positive class is rare, a regime where metrics based solely on precision and recall</w:t>
+      </w:r>
+      <w:r>
+        <w:rPr>
+          <w:lang w:val="en-GB"/>
+        </w:rPr>
+        <w:t xml:space="preserve"> (like F1)</w:t>
+      </w:r>
+      <w:r>
+        <w:rPr>
+          <w:lang w:val="en-GB"/>
+        </w:rPr>
+        <w:t xml:space="preserve"> can become unstable or misleading.</w:t>
+      </w:r>
+      <w:r>
+        <w:rPr>
+          <w:lang w:val="en-GB"/>
+        </w:rPr>
+        <w:t xml:space="preserve"> </w:t>
+      </w:r>
+      <w:sdt>
+        <w:sdtPr>
+          <w:rPr>
+            <w:rFonts w:ascii="Calibri" w:hAnsi="Calibri" w:cs="Calibri"/>
+            <w:color w:val="000000"/>
+            <w:lang w:val="en-GB"/>
+          </w:rPr>
+          <w:tag w:val="MENDELEY_CITATION_v3_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"/>
+          <w:id w:val="-1454706480"/>
+          <w:placeholder>
+            <w:docPart w:val="DefaultPlaceholder_-1854013440"/>
+          </w:placeholder>
+        </w:sdtPr>
+        <w:sdtContent>
+          <w:r>
+            <w:rPr>
+              <w:rFonts w:ascii="Calibri" w:hAnsi="Calibri" w:cs="Calibri"/>
+              <w:color w:val="000000"/>
+              <w:lang w:val="en-GB"/>
+            </w:rPr>
+            <w:t>[23]</w:t>
+          </w:r>
+        </w:sdtContent>
+      </w:sdt>
+    </w:p>
+    <w:p>
+      <w:pPr>
+        <w:jc w:val="both"/>
+        <w:rPr>
+          <w:lang w:val="en-GB"/>
+        </w:rPr>
+      </w:pPr>
+      <w:r>
+        <w:rPr>
+          <w:lang w:val="en-GB"/>
+        </w:rPr>
+        <w:t>To obtain a single performance score across all CYP isoforms, the per</w:t>
+      </w:r>
+      <w:r>
+        <w:rPr>
+          <w:lang w:val="en-GB"/>
+        </w:rPr>
+        <w:t>-</w:t>
+      </w:r>
+      <w:r>
+        <w:rPr>
+          <w:lang w:val="en-GB"/>
+        </w:rPr>
+        <w:t xml:space="preserve">enzyme MCC values are averaged. The resulting quantity, referred to as the </w:t>
+      </w:r>
+      <w:r>
+        <w:rPr>
+          <w:lang w:val="en-GB"/>
+        </w:rPr>
+        <w:t>macro</w:t>
+      </w:r>
+      <w:r>
+        <w:rPr>
+          <w:lang w:val="en-GB"/>
+        </w:rPr>
+        <w:t xml:space="preserve"> MCC treats each CYP enzyme equally regardless of how many molecules are substrates of that enzyme. This ensures that excellent performance on a highly frequent isoform such as CYP3A4 does not mask poor performance on a rarer isoform such as </w:t>
+      </w:r>
+      <w:r>
+        <w:rPr>
           <w:color w:val="EE0000"/>
           <w:lang w:val="en-GB"/>
         </w:rPr>
+        <w:t>CYP2B6</w:t>
+      </w:r>
+      <w:r>
+        <w:rPr>
+          <w:lang w:val="en-GB"/>
+        </w:rPr>
+        <w:t>. M</w:t>
+      </w:r>
+      <w:r>
+        <w:rPr>
+          <w:lang w:val="en-GB"/>
+        </w:rPr>
+        <w:t>acro</w:t>
+      </w:r>
+      <w:r>
+        <w:rPr>
+          <w:lang w:val="en-GB"/>
+        </w:rPr>
+        <w:t xml:space="preserve"> MCC serves as the primary metric for two critical tasks: comparing molecular representations (ECFP6, </w:t>
+      </w:r>
+      <w:proofErr w:type="spellStart"/>
+      <w:r>
+        <w:rPr>
+          <w:lang w:val="en-GB"/>
+        </w:rPr>
+        <w:t>MolE</w:t>
+      </w:r>
+      <w:proofErr w:type="spellEnd"/>
+      <w:r>
+        <w:rPr>
+          <w:lang w:val="en-GB"/>
+        </w:rPr>
+        <w:t xml:space="preserve">, </w:t>
+      </w:r>
+      <w:proofErr w:type="spellStart"/>
+      <w:r>
+        <w:rPr>
+          <w:lang w:val="en-GB"/>
+        </w:rPr>
+        <w:t>ChemBERTa</w:t>
+      </w:r>
+      <w:proofErr w:type="spellEnd"/>
+      <w:r>
+        <w:rPr>
+          <w:lang w:val="en-GB"/>
+        </w:rPr>
+        <w:t>, and the exploratory InChI encoder) and selecting hyperparameters. During cross</w:t>
+      </w:r>
+      <w:r>
+        <w:rPr>
+          <w:rFonts w:ascii="Cambria Math" w:hAnsi="Cambria Math" w:cs="Cambria Math"/>
+          <w:lang w:val="en-GB"/>
+        </w:rPr>
+        <w:t>-</w:t>
+      </w:r>
+      <w:r>
+        <w:rPr>
+          <w:lang w:val="en-GB"/>
+        </w:rPr>
+        <w:t>validation</w:t>
+      </w:r>
+      <w:r>
+        <w:rPr>
+          <w:lang w:val="en-GB"/>
+        </w:rPr>
+        <w:t xml:space="preserve"> (CV)</w:t>
+      </w:r>
+      <w:r>
+        <w:rPr>
+          <w:lang w:val="en-GB"/>
+        </w:rPr>
+        <w:t xml:space="preserve"> on the development set, hyperparameter configurations are chosen based on the m</w:t>
+      </w:r>
+      <w:r>
+        <w:rPr>
+          <w:lang w:val="en-GB"/>
+        </w:rPr>
+        <w:t>acro</w:t>
+      </w:r>
+      <w:r>
+        <w:rPr>
+          <w:lang w:val="en-GB"/>
+        </w:rPr>
+        <w:t xml:space="preserve"> MCC averaged over validation folds, guaranteeing that tuning benefits all CYP isoforms jointly rather than favouring majority classes.</w:t>
+      </w:r>
+      <w:r>
+        <w:rPr>
+          <w:lang w:val="en-GB"/>
+        </w:rPr>
+        <w:t xml:space="preserve"> </w:t>
+      </w:r>
+    </w:p>
+    <w:p>
+      <w:pPr>
+        <w:pStyle w:val="Heading4"/>
+        <w:rPr>
+          <w:lang w:val="en-GB"/>
+        </w:rPr>
+      </w:pPr>
+      <w:r>
+        <w:rPr>
+          <w:lang w:val="en-GB"/>
+        </w:rPr>
+        <w:t>Secondary Metric: Micro</w:t>
+      </w:r>
+      <w:r>
+        <w:rPr>
+          <w:lang w:val="en-GB"/>
+        </w:rPr>
+        <w:t>-</w:t>
+      </w:r>
+      <w:r>
+        <w:rPr>
+          <w:lang w:val="en-GB"/>
+        </w:rPr>
+        <w:t>F1</w:t>
+      </w:r>
+    </w:p>
+    <w:p>
+      <w:pPr>
+        <w:jc w:val="both"/>
+        <w:rPr>
+          <w:lang w:val="en-GB"/>
+        </w:rPr>
+      </w:pPr>
+      <w:r>
+        <w:rPr>
+          <w:lang w:val="en-GB"/>
+        </w:rPr>
+        <w:t>While mean MCC provides a balanced view across enzymes, it is also useful to assess performance at the level of individual predictions. Micro</w:t>
+      </w:r>
+      <w:r>
+        <w:rPr>
+          <w:rFonts w:ascii="Cambria Math" w:hAnsi="Cambria Math" w:cs="Cambria Math"/>
+          <w:lang w:val="en-GB"/>
+        </w:rPr>
+        <w:t>-</w:t>
+      </w:r>
+      <w:r>
+        <w:rPr>
+          <w:lang w:val="en-GB"/>
+        </w:rPr>
+        <w:t>F1 aggregates all TP, FP and FN across all CYP isoforms and all test molecules before computing a single F1 score:</w:t>
+      </w:r>
+    </w:p>
+    <w:p>
+      <w:pPr>
+        <w:jc w:val="both"/>
+        <w:rPr>
+          <w:lang w:val="en-GB"/>
+        </w:rPr>
+      </w:pPr>
+      <m:oMathPara>
+        <m:oMath>
+          <m:r>
+            <w:rPr>
+              <w:rFonts w:ascii="Cambria Math" w:hAnsi="Cambria Math"/>
+              <w:lang w:val="en-GB"/>
+            </w:rPr>
+            <m:t>Micro</m:t>
+          </m:r>
+          <m:r>
+            <w:rPr>
+              <w:rFonts w:ascii="Cambria Math" w:hAnsi="Cambria Math"/>
+              <w:lang w:val="en-GB"/>
+            </w:rPr>
+            <m:t xml:space="preserve"> </m:t>
+          </m:r>
+          <m:r>
+            <w:rPr>
+              <w:rFonts w:ascii="Cambria Math" w:hAnsi="Cambria Math"/>
+              <w:lang w:val="en-GB"/>
+            </w:rPr>
+            <m:t>F1=</m:t>
+          </m:r>
+          <m:f>
+            <m:fPr>
+              <m:ctrlPr>
+                <w:rPr>
+                  <w:rFonts w:ascii="Cambria Math" w:hAnsi="Cambria Math"/>
+                  <w:i/>
+                  <w:lang w:val="en-GB"/>
+                </w:rPr>
+              </m:ctrlPr>
+            </m:fPr>
+            <m:num>
+              <m:r>
+                <w:rPr>
+                  <w:rFonts w:ascii="Cambria Math" w:hAnsi="Cambria Math"/>
+                  <w:lang w:val="en-GB"/>
+                </w:rPr>
+                <m:t xml:space="preserve">2 × </m:t>
+              </m:r>
+              <m:nary>
+                <m:naryPr>
+                  <m:chr m:val="∑"/>
+                  <m:limLoc m:val="undOvr"/>
+                  <m:subHide m:val="1"/>
+                  <m:supHide m:val="1"/>
+                  <m:ctrlPr>
+                    <w:rPr>
+                      <w:rFonts w:ascii="Cambria Math" w:hAnsi="Cambria Math"/>
+                      <w:i/>
+                      <w:lang w:val="en-GB"/>
+                    </w:rPr>
+                  </m:ctrlPr>
+                </m:naryPr>
+                <m:sub/>
+                <m:sup/>
+                <m:e>
+                  <m:r>
+                    <w:rPr>
+                      <w:rFonts w:ascii="Cambria Math" w:hAnsi="Cambria Math"/>
+                      <w:lang w:val="en-GB"/>
+                    </w:rPr>
+                    <m:t>TP</m:t>
+                  </m:r>
+                </m:e>
+              </m:nary>
+            </m:num>
+            <m:den>
+              <m:r>
+                <w:rPr>
+                  <w:rFonts w:ascii="Cambria Math" w:hAnsi="Cambria Math"/>
+                  <w:lang w:val="en-GB"/>
+                </w:rPr>
+                <m:t xml:space="preserve">2 × </m:t>
+              </m:r>
+              <m:nary>
+                <m:naryPr>
+                  <m:chr m:val="∑"/>
+                  <m:limLoc m:val="undOvr"/>
+                  <m:subHide m:val="1"/>
+                  <m:supHide m:val="1"/>
+                  <m:ctrlPr>
+                    <w:rPr>
+                      <w:rFonts w:ascii="Cambria Math" w:hAnsi="Cambria Math"/>
+                      <w:i/>
+                      <w:lang w:val="en-GB"/>
+                    </w:rPr>
+                  </m:ctrlPr>
+                </m:naryPr>
+                <m:sub/>
+                <m:sup/>
+                <m:e>
+                  <m:r>
+                    <w:rPr>
+                      <w:rFonts w:ascii="Cambria Math" w:hAnsi="Cambria Math"/>
+                      <w:lang w:val="en-GB"/>
+                    </w:rPr>
+                    <m:t>TP</m:t>
+                  </m:r>
+                </m:e>
+              </m:nary>
+              <m:r>
+                <w:rPr>
+                  <w:rFonts w:ascii="Cambria Math" w:hAnsi="Cambria Math"/>
+                  <w:lang w:val="en-GB"/>
+                </w:rPr>
+                <m:t xml:space="preserve">+ </m:t>
+              </m:r>
+              <m:nary>
+                <m:naryPr>
+                  <m:chr m:val="∑"/>
+                  <m:limLoc m:val="undOvr"/>
+                  <m:subHide m:val="1"/>
+                  <m:supHide m:val="1"/>
+                  <m:ctrlPr>
+                    <w:rPr>
+                      <w:rFonts w:ascii="Cambria Math" w:hAnsi="Cambria Math"/>
+                      <w:i/>
+                      <w:lang w:val="en-GB"/>
+                    </w:rPr>
+                  </m:ctrlPr>
+                </m:naryPr>
+                <m:sub/>
+                <m:sup/>
+                <m:e>
+                  <m:r>
+                    <w:rPr>
+                      <w:rFonts w:ascii="Cambria Math" w:hAnsi="Cambria Math"/>
+                      <w:lang w:val="en-GB"/>
+                    </w:rPr>
+                    <m:t>FP</m:t>
+                  </m:r>
+                </m:e>
+              </m:nary>
+              <m:r>
+                <w:rPr>
+                  <w:rFonts w:ascii="Cambria Math" w:hAnsi="Cambria Math"/>
+                  <w:lang w:val="en-GB"/>
+                </w:rPr>
+                <m:t xml:space="preserve">+ </m:t>
+              </m:r>
+              <m:nary>
+                <m:naryPr>
+                  <m:chr m:val="∑"/>
+                  <m:limLoc m:val="undOvr"/>
+                  <m:subHide m:val="1"/>
+                  <m:supHide m:val="1"/>
+                  <m:ctrlPr>
+                    <w:rPr>
+                      <w:rFonts w:ascii="Cambria Math" w:hAnsi="Cambria Math"/>
+                      <w:i/>
+                      <w:lang w:val="en-GB"/>
+                    </w:rPr>
+                  </m:ctrlPr>
+                </m:naryPr>
+                <m:sub/>
+                <m:sup/>
+                <m:e>
+                  <m:r>
+                    <w:rPr>
+                      <w:rFonts w:ascii="Cambria Math" w:hAnsi="Cambria Math"/>
+                      <w:lang w:val="en-GB"/>
+                    </w:rPr>
+                    <m:t>FN</m:t>
+                  </m:r>
+                </m:e>
+              </m:nary>
+              <m:r>
+                <w:rPr>
+                  <w:rFonts w:ascii="Cambria Math" w:hAnsi="Cambria Math"/>
+                  <w:lang w:val="en-GB"/>
+                </w:rPr>
+                <m:t xml:space="preserve"> </m:t>
+              </m:r>
+            </m:den>
+          </m:f>
+        </m:oMath>
+      </m:oMathPara>
+    </w:p>
+    <w:p>
+      <w:pPr>
+        <w:jc w:val="both"/>
+        <w:rPr>
+          <w:lang w:val="en-GB"/>
+        </w:rPr>
+      </w:pPr>
+      <w:r>
+        <w:rPr>
+          <w:lang w:val="en-GB"/>
+        </w:rPr>
+        <w:t>Micro</w:t>
+      </w:r>
+      <w:r>
+        <w:rPr>
+          <w:lang w:val="en-GB"/>
+        </w:rPr>
+        <w:noBreakHyphen/>
+        <w:t>F1 is dominated by the most frequent enzymes because they contribute the largest number of predictions. It answers a complementary question to mean MCC, namely how well the model performs on the typical prediction task weighted by how often each CYP appears. Micro</w:t>
+      </w:r>
+      <w:r>
+        <w:rPr>
+          <w:lang w:val="en-GB"/>
+        </w:rPr>
+        <w:noBreakHyphen/>
+        <w:t>F1 is reported as a secondary metric in the main comparison table. It is not used for hyperparameter optimisation or for ranking representations, but it helps characterise model behaviour from a per</w:t>
+      </w:r>
+      <w:r>
+        <w:rPr>
+          <w:lang w:val="en-GB"/>
+        </w:rPr>
+        <w:t>-</w:t>
+      </w:r>
+      <w:r>
+        <w:rPr>
+          <w:lang w:val="en-GB"/>
+        </w:rPr>
+        <w:t>prediction perspective.</w:t>
+      </w:r>
+    </w:p>
+    <w:p>
+      <w:pPr>
+        <w:pStyle w:val="Heading4"/>
+        <w:rPr>
+          <w:lang w:val="en-GB"/>
+        </w:rPr>
+      </w:pPr>
+      <w:r>
+        <w:rPr>
+          <w:lang w:val="en-GB"/>
+        </w:rPr>
+        <w:t>Complementary Metric: Hamming Loss</w:t>
+      </w:r>
+    </w:p>
+    <w:p>
+      <w:pPr>
+        <w:jc w:val="both"/>
+        <w:rPr>
+          <w:lang w:val="en-GB"/>
+        </w:rPr>
+      </w:pPr>
+      <w:r>
+        <w:rPr>
+          <w:lang w:val="en-GB"/>
+        </w:rPr>
+        <w:t>Hamming Loss</w:t>
+      </w:r>
+      <w:r>
+        <w:rPr>
+          <w:lang w:val="en-GB"/>
+        </w:rPr>
+        <w:t xml:space="preserve"> (HL)</w:t>
+      </w:r>
+      <w:r>
+        <w:rPr>
+          <w:lang w:val="en-GB"/>
+        </w:rPr>
+        <w:t xml:space="preserve"> measures the fraction of incorrect predictions out of the total number of molecule</w:t>
+      </w:r>
+      <w:r>
+        <w:rPr>
+          <w:rFonts w:ascii="Cambria Math" w:hAnsi="Cambria Math" w:cs="Cambria Math"/>
+          <w:lang w:val="en-GB"/>
+        </w:rPr>
+        <w:t>-</w:t>
+      </w:r>
+      <w:r>
+        <w:rPr>
+          <w:lang w:val="en-GB"/>
+        </w:rPr>
+        <w:t>CYP pairs:</w:t>
+      </w:r>
+    </w:p>
+    <w:p>
+      <w:pPr>
+        <w:jc w:val="both"/>
+        <w:rPr>
+          <w:lang w:val="en-GB"/>
+        </w:rPr>
+      </w:pPr>
+      <m:oMathPara>
+        <m:oMath>
+          <m:r>
+            <w:rPr>
+              <w:rFonts w:ascii="Cambria Math" w:hAnsi="Cambria Math"/>
+              <w:lang w:val="en-GB"/>
+            </w:rPr>
+            <w:lastRenderedPageBreak/>
+            <m:t xml:space="preserve">Hamming Loss= </m:t>
+          </m:r>
+          <m:f>
+            <m:fPr>
+              <m:ctrlPr>
+                <w:rPr>
+                  <w:rFonts w:ascii="Cambria Math" w:hAnsi="Cambria Math"/>
+                  <w:i/>
+                  <w:lang w:val="en-GB"/>
+                </w:rPr>
+              </m:ctrlPr>
+            </m:fPr>
+            <m:num>
+              <m:r>
+                <w:rPr>
+                  <w:rFonts w:ascii="Cambria Math" w:hAnsi="Cambria Math"/>
+                  <w:lang w:val="en-GB"/>
+                </w:rPr>
+                <m:t>1</m:t>
+              </m:r>
+            </m:num>
+            <m:den>
+              <m:r>
+                <w:rPr>
+                  <w:rFonts w:ascii="Cambria Math" w:hAnsi="Cambria Math"/>
+                  <w:lang w:val="en-GB"/>
+                </w:rPr>
+                <m:t>N×L</m:t>
+              </m:r>
+            </m:den>
+          </m:f>
+          <m:nary>
+            <m:naryPr>
+              <m:chr m:val="∑"/>
+              <m:limLoc m:val="undOvr"/>
+              <m:ctrlPr>
+                <w:rPr>
+                  <w:rFonts w:ascii="Cambria Math" w:hAnsi="Cambria Math"/>
+                  <w:i/>
+                  <w:lang w:val="en-GB"/>
+                </w:rPr>
+              </m:ctrlPr>
+            </m:naryPr>
+            <m:sub>
+              <m:r>
+                <w:rPr>
+                  <w:rFonts w:ascii="Cambria Math" w:hAnsi="Cambria Math"/>
+                  <w:lang w:val="en-GB"/>
+                </w:rPr>
+                <m:t>j=1</m:t>
+              </m:r>
+            </m:sub>
+            <m:sup>
+              <m:r>
+                <w:rPr>
+                  <w:rFonts w:ascii="Cambria Math" w:hAnsi="Cambria Math"/>
+                  <w:lang w:val="en-GB"/>
+                </w:rPr>
+                <m:t>N</m:t>
+              </m:r>
+            </m:sup>
+            <m:e>
+              <m:nary>
+                <m:naryPr>
+                  <m:chr m:val="∑"/>
+                  <m:limLoc m:val="undOvr"/>
+                  <m:ctrlPr>
+                    <w:rPr>
+                      <w:rFonts w:ascii="Cambria Math" w:hAnsi="Cambria Math"/>
+                      <w:i/>
+                      <w:lang w:val="en-GB"/>
+                    </w:rPr>
+                  </m:ctrlPr>
+                </m:naryPr>
+                <m:sub>
+                  <m:r>
+                    <w:rPr>
+                      <w:rFonts w:ascii="Cambria Math" w:hAnsi="Cambria Math"/>
+                      <w:lang w:val="en-GB"/>
+                    </w:rPr>
+                    <m:t>k=1</m:t>
+                  </m:r>
+                </m:sub>
+                <m:sup>
+                  <m:r>
+                    <w:rPr>
+                      <w:rFonts w:ascii="Cambria Math" w:hAnsi="Cambria Math"/>
+                      <w:lang w:val="en-GB"/>
+                    </w:rPr>
+                    <m:t>L</m:t>
+                  </m:r>
+                </m:sup>
+                <m:e>
+                  <m:r>
+                    <w:rPr>
+                      <w:rFonts w:ascii="Cambria Math" w:hAnsi="Cambria Math"/>
+                      <w:lang w:val="en-GB"/>
+                    </w:rPr>
+                    <m:t>[</m:t>
+                  </m:r>
+                  <m:sSub>
+                    <m:sSubPr>
+                      <m:ctrlPr>
+                        <w:rPr>
+                          <w:rFonts w:ascii="Cambria Math" w:hAnsi="Cambria Math"/>
+                          <w:i/>
+                          <w:lang w:val="en-GB"/>
+                        </w:rPr>
+                      </m:ctrlPr>
+                    </m:sSubPr>
+                    <m:e>
+                      <m:r>
+                        <w:rPr>
+                          <w:rFonts w:ascii="Cambria Math" w:hAnsi="Cambria Math"/>
+                          <w:lang w:val="en-GB"/>
+                        </w:rPr>
+                        <m:t>y</m:t>
+                      </m:r>
+                    </m:e>
+                    <m:sub>
+                      <m:r>
+                        <w:rPr>
+                          <w:rFonts w:ascii="Cambria Math" w:hAnsi="Cambria Math"/>
+                          <w:lang w:val="en-GB"/>
+                        </w:rPr>
+                        <m:t>jk</m:t>
+                      </m:r>
+                    </m:sub>
+                  </m:sSub>
+                  <m:r>
+                    <w:rPr>
+                      <w:rFonts w:ascii="Cambria Math" w:hAnsi="Cambria Math"/>
+                      <w:lang w:val="en-GB"/>
+                    </w:rPr>
+                    <m:t>≠</m:t>
+                  </m:r>
+                  <m:sSub>
+                    <m:sSubPr>
+                      <m:ctrlPr>
+                        <w:rPr>
+                          <w:rFonts w:ascii="Cambria Math" w:hAnsi="Cambria Math"/>
+                          <w:i/>
+                          <w:lang w:val="en-GB"/>
+                        </w:rPr>
+                      </m:ctrlPr>
+                    </m:sSubPr>
+                    <m:e>
+                      <m:acc>
+                        <m:accPr>
+                          <m:ctrlPr>
+                            <w:rPr>
+                              <w:rFonts w:ascii="Cambria Math" w:hAnsi="Cambria Math"/>
+                              <w:i/>
+                              <w:iCs/>
+                            </w:rPr>
+                          </m:ctrlPr>
+                        </m:accPr>
+                        <m:e>
+                          <m:r>
+                            <w:rPr>
+                              <w:rFonts w:ascii="Cambria Math" w:hAnsi="Cambria Math"/>
+                            </w:rPr>
+                            <m:t>y</m:t>
+                          </m:r>
+                        </m:e>
+                      </m:acc>
+                    </m:e>
+                    <m:sub>
+                      <m:r>
+                        <w:rPr>
+                          <w:rFonts w:ascii="Cambria Math" w:hAnsi="Cambria Math"/>
+                          <w:lang w:val="en-GB"/>
+                        </w:rPr>
+                        <m:t>jk</m:t>
+                      </m:r>
+                    </m:sub>
+                  </m:sSub>
+                  <m:r>
+                    <w:rPr>
+                      <w:rFonts w:ascii="Cambria Math" w:hAnsi="Cambria Math"/>
+                      <w:lang w:val="en-GB"/>
+                    </w:rPr>
+                    <m:t>]</m:t>
+                  </m:r>
+                </m:e>
+              </m:nary>
+            </m:e>
+          </m:nary>
+        </m:oMath>
+      </m:oMathPara>
+    </w:p>
+    <w:p>
+      <w:pPr>
+        <w:jc w:val="both"/>
+        <w:rPr>
+          <w:lang w:val="en-GB"/>
+        </w:rPr>
+      </w:pPr>
+      <w:r>
+        <w:rPr>
+          <w:lang w:val="en-GB"/>
+        </w:rPr>
+        <w:t xml:space="preserve">where </w:t>
+      </w:r>
+      <w:r>
+        <w:rPr>
+          <w:rFonts w:ascii="Cambria Math" w:hAnsi="Cambria Math"/>
+          <w:lang w:val="en-GB"/>
+        </w:rPr>
+        <w:t>N</w:t>
+      </w:r>
+      <w:r>
+        <w:rPr>
+          <w:lang w:val="en-GB"/>
+        </w:rPr>
+        <w:t xml:space="preserve"> is the number of test molecules, </w:t>
+      </w:r>
+      <w:r>
+        <w:rPr>
+          <w:rFonts w:ascii="Cambria Math" w:hAnsi="Cambria Math"/>
+          <w:lang w:val="en-GB"/>
+        </w:rPr>
+        <w:t>L</w:t>
+      </w:r>
+      <w:r>
+        <w:rPr>
+          <w:lang w:val="en-GB"/>
+        </w:rPr>
+        <w:t xml:space="preserve"> the number of CYP isoforms, and </w:t>
+      </w:r>
+      <w:r>
+        <w:rPr>
+          <w:lang w:val="en-GB"/>
+        </w:rPr>
+        <w:t>the Iverson brackets</w:t>
+      </w:r>
+      <w:r>
+        <w:rPr>
+          <w:lang w:val="en-GB"/>
+        </w:rPr>
+        <w:t xml:space="preserve">, </w:t>
+      </w:r>
+      <w:r>
+        <w:rPr>
+          <w:lang w:val="en-GB"/>
+        </w:rPr>
+        <w:t>count</w:t>
+      </w:r>
+      <w:r>
+        <w:rPr>
+          <w:lang w:val="en-GB"/>
+        </w:rPr>
+        <w:t>s</w:t>
+      </w:r>
+      <w:r>
+        <w:rPr>
+          <w:lang w:val="en-GB"/>
+        </w:rPr>
+        <w:t xml:space="preserve"> the number of positions where the true label</w:t>
+      </w:r>
+      <w:r>
+        <w:rPr>
+          <w:lang w:val="en-GB"/>
+        </w:rPr>
+        <w:t xml:space="preserve"> </w:t>
+      </w:r>
+      <m:oMath>
+        <m:sSub>
+          <m:sSubPr>
+            <m:ctrlPr>
+              <w:rPr>
+                <w:rFonts w:ascii="Cambria Math" w:hAnsi="Cambria Math"/>
+                <w:i/>
+                <w:lang w:val="en-GB"/>
+              </w:rPr>
+            </m:ctrlPr>
+          </m:sSubPr>
+          <m:e>
+            <m:r>
+              <w:rPr>
+                <w:rFonts w:ascii="Cambria Math" w:hAnsi="Cambria Math"/>
+                <w:lang w:val="en-GB"/>
+              </w:rPr>
+              <m:t>y</m:t>
+            </m:r>
+          </m:e>
+          <m:sub>
+            <m:r>
+              <w:rPr>
+                <w:rFonts w:ascii="Cambria Math" w:hAnsi="Cambria Math"/>
+                <w:lang w:val="en-GB"/>
+              </w:rPr>
+              <m:t>jk</m:t>
+            </m:r>
+          </m:sub>
+        </m:sSub>
+      </m:oMath>
+      <w:r>
+        <w:rPr>
+          <w:lang w:val="en-GB"/>
+        </w:rPr>
+        <w:t xml:space="preserve"> differs from the predicted label</w:t>
+      </w:r>
+      <w:r>
+        <w:rPr>
+          <w:lang w:val="en-GB"/>
+        </w:rPr>
+        <w:t xml:space="preserve"> </w:t>
+      </w:r>
+      <m:oMath>
+        <m:sSub>
+          <m:sSubPr>
+            <m:ctrlPr>
+              <w:rPr>
+                <w:rFonts w:ascii="Cambria Math" w:hAnsi="Cambria Math"/>
+                <w:i/>
+                <w:lang w:val="en-GB"/>
+              </w:rPr>
+            </m:ctrlPr>
+          </m:sSubPr>
+          <m:e>
+            <m:acc>
+              <m:accPr>
+                <m:ctrlPr>
+                  <w:rPr>
+                    <w:rFonts w:ascii="Cambria Math" w:hAnsi="Cambria Math"/>
+                    <w:i/>
+                    <w:iCs/>
+                  </w:rPr>
+                </m:ctrlPr>
+              </m:accPr>
+              <m:e>
+                <m:r>
+                  <w:rPr>
+                    <w:rFonts w:ascii="Cambria Math" w:hAnsi="Cambria Math"/>
+                  </w:rPr>
+                  <m:t>y</m:t>
+                </m:r>
+              </m:e>
+            </m:acc>
+          </m:e>
+          <m:sub>
+            <m:r>
+              <w:rPr>
+                <w:rFonts w:ascii="Cambria Math" w:hAnsi="Cambria Math"/>
+                <w:lang w:val="en-GB"/>
+              </w:rPr>
+              <m:t>jk</m:t>
+            </m:r>
+          </m:sub>
+        </m:sSub>
+      </m:oMath>
+      <w:r>
+        <w:rPr>
+          <w:lang w:val="en-GB"/>
+        </w:rPr>
+        <w:t xml:space="preserve">. </w:t>
+      </w:r>
+      <w:r>
+        <w:rPr>
+          <w:lang w:val="en-GB"/>
+        </w:rPr>
+        <w:t>HL</w:t>
+      </w:r>
+      <w:r>
+        <w:rPr>
+          <w:lang w:val="en-GB"/>
+        </w:rPr>
+        <w:t xml:space="preserve"> ranges from 0 (perfect) to 1 (completely wrong) and is straightforward to interpret. It is included as an informative metric only, providing a high</w:t>
+      </w:r>
+      <w:r>
+        <w:rPr>
+          <w:rFonts w:ascii="Cambria Math" w:hAnsi="Cambria Math" w:cs="Cambria Math"/>
+          <w:lang w:val="en-GB"/>
+        </w:rPr>
+        <w:t>-</w:t>
+      </w:r>
+      <w:r>
+        <w:rPr>
+          <w:lang w:val="en-GB"/>
+        </w:rPr>
+        <w:t xml:space="preserve">level summary of overall prediction quality. Because </w:t>
+      </w:r>
+      <w:r>
+        <w:rPr>
+          <w:lang w:val="en-GB"/>
+        </w:rPr>
+        <w:t xml:space="preserve">HL </w:t>
+      </w:r>
+      <w:r>
+        <w:rPr>
+          <w:lang w:val="en-GB"/>
+        </w:rPr>
+        <w:t>does not distinguish between false positives and false negatives nor account for class imbalance, it is not used for model comparison or hyperparameter tuning. Instead, it appears alongside the primary and secondary metrics to offer a complete yet concise picture of model performance.</w:t>
+      </w:r>
+      <w:r>
+        <w:rPr>
+          <w:lang w:val="en-GB"/>
+        </w:rPr>
+        <w:t xml:space="preserve"> </w:t>
+      </w:r>
+      <w:sdt>
+        <w:sdtPr>
+          <w:rPr>
+            <w:rFonts w:ascii="Calibri" w:hAnsi="Calibri" w:cs="Calibri"/>
+            <w:color w:val="000000"/>
+            <w:lang w:val="en-GB"/>
+          </w:rPr>
+          <w:tag w:val="MENDELEY_CITATION_v3_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"/>
+          <w:id w:val="-305792809"/>
+          <w:placeholder>
+            <w:docPart w:val="DefaultPlaceholder_-1854013440"/>
+          </w:placeholder>
+        </w:sdtPr>
+        <w:sdtContent>
+          <w:r>
+            <w:rPr>
+              <w:rFonts w:ascii="Calibri" w:hAnsi="Calibri" w:cs="Calibri"/>
+              <w:color w:val="000000"/>
+              <w:lang w:val="en-GB"/>
+            </w:rPr>
+            <w:t>[24]</w:t>
+          </w:r>
+        </w:sdtContent>
+      </w:sdt>
+    </w:p>
+    <w:p>
+      <w:pPr>
+        <w:pStyle w:val="Heading4"/>
+        <w:rPr>
+          <w:lang w:val="en-GB"/>
+        </w:rPr>
+      </w:pPr>
+      <w:r>
+        <w:rPr>
+          <w:lang w:val="en-GB"/>
+        </w:rPr>
+        <w:t>Diagnostic Metric: Variance of MCC Across CYP Isoforms</w:t>
+      </w:r>
+    </w:p>
+    <w:p>
+      <w:pPr>
+        <w:jc w:val="both"/>
+        <w:rPr>
+          <w:lang w:val="en-GB"/>
+        </w:rPr>
+      </w:pPr>
+      <w:r>
+        <w:rPr>
+          <w:lang w:val="en-GB"/>
+        </w:rPr>
+        <w:t>Beyond comparing representations, it is valuable to understand whether a model performs consistently across common and rare enzymes. For each representation, the variance (or standard deviation) of per</w:t>
+      </w:r>
+      <w:r>
+        <w:rPr>
+          <w:rFonts w:ascii="Cambria Math" w:hAnsi="Cambria Math" w:cs="Cambria Math"/>
+          <w:lang w:val="en-GB"/>
+        </w:rPr>
+        <w:t>-</w:t>
+      </w:r>
+      <w:r>
+        <w:rPr>
+          <w:lang w:val="en-GB"/>
+        </w:rPr>
+        <w:t xml:space="preserve">CYP MCC values is computed. Low variance indicates that the model achieves similar predictive quality regardless of CYP frequency, implying that data scarcity is not the sole limiting factor. High variance, by contrast, suggests that performance is uneven, with excellent predictions on </w:t>
+      </w:r>
+      <w:r>
+        <w:rPr>
+          <w:lang w:val="en-GB"/>
+        </w:rPr>
+        <w:t>some</w:t>
+      </w:r>
+      <w:r>
+        <w:rPr>
+          <w:lang w:val="en-GB"/>
+        </w:rPr>
+        <w:t xml:space="preserve"> CYPs but poor predictions on </w:t>
+      </w:r>
+      <w:r>
+        <w:rPr>
+          <w:lang w:val="en-GB"/>
+        </w:rPr>
+        <w:t>others</w:t>
+      </w:r>
+      <w:r>
+        <w:rPr>
+          <w:lang w:val="en-GB"/>
+        </w:rPr>
+        <w:t xml:space="preserve">, pointing to a need for more balanced training data or specialised techniques. MCC variance is used as a diagnostic metric exclusively in the discussion section, helping to interpret why certain representations may appear superior in mean MCC while failing on </w:t>
+      </w:r>
+      <w:r>
+        <w:rPr>
+          <w:lang w:val="en-GB"/>
+        </w:rPr>
+        <w:t>specific</w:t>
+      </w:r>
+      <w:r>
+        <w:rPr>
+          <w:lang w:val="en-GB"/>
+        </w:rPr>
+        <w:t xml:space="preserve"> isoforms and informing the final conclusions about the practical utility of each representation for early drug discovery.</w:t>
+      </w:r>
+    </w:p>
+    <w:p>
+      <w:pPr>
+        <w:pStyle w:val="Heading4"/>
+        <w:rPr>
+          <w:lang w:val="en-GB"/>
+        </w:rPr>
+      </w:pPr>
+      <w:r>
+        <w:rPr>
+          <w:lang w:val="en-GB"/>
+        </w:rPr>
+        <w:t>Behaviour Under Extreme Imbalance</w:t>
+      </w:r>
+    </w:p>
+    <w:p>
+      <w:pPr>
+        <w:jc w:val="both"/>
+        <w:rPr>
+          <w:lang w:val="en-GB"/>
+        </w:rPr>
+      </w:pPr>
+      <w:r>
+        <w:rPr>
+          <w:lang w:val="en-GB"/>
+        </w:rPr>
+        <w:t>When a CYP isoform has very few positive samples in the test set, metrics that ignore true negatives, such as F1 or precision, can become highly unstable, varying drastically with a handful of correct or incorrect predictions. M</w:t>
+      </w:r>
+      <w:r>
+        <w:rPr>
+          <w:lang w:val="en-GB"/>
+        </w:rPr>
+        <w:t>acro</w:t>
+      </w:r>
+      <w:r>
+        <w:rPr>
+          <w:lang w:val="en-GB"/>
+        </w:rPr>
+        <w:t xml:space="preserve"> MCC, by incorporating true negatives, remains mathematically well</w:t>
+      </w:r>
+      <w:r>
+        <w:rPr>
+          <w:rFonts w:ascii="Cambria Math" w:hAnsi="Cambria Math" w:cs="Cambria Math"/>
+          <w:lang w:val="en-GB"/>
+        </w:rPr>
+        <w:t>-</w:t>
+      </w:r>
+      <w:r>
+        <w:rPr>
+          <w:lang w:val="en-GB"/>
+        </w:rPr>
+        <w:t>defined and provides a more stable estimate of true predictive quality. Micro</w:t>
+      </w:r>
+      <w:r>
+        <w:rPr>
+          <w:rFonts w:ascii="Cambria Math" w:hAnsi="Cambria Math" w:cs="Cambria Math"/>
+          <w:lang w:val="en-GB"/>
+        </w:rPr>
+        <w:t>-</w:t>
+      </w:r>
+      <w:r>
+        <w:rPr>
+          <w:lang w:val="en-GB"/>
+        </w:rPr>
+        <w:t>F1, being dominated by frequent classes, is largely unaffected by the performance on rare CYPs, which is simultaneously its strength, providing a stable global estimate, and its limitation, being insensitive to rare</w:t>
+      </w:r>
+      <w:r>
+        <w:rPr>
+          <w:rFonts w:ascii="Cambria Math" w:hAnsi="Cambria Math" w:cs="Cambria Math"/>
+          <w:lang w:val="en-GB"/>
+        </w:rPr>
+        <w:t>-</w:t>
+      </w:r>
+      <w:r>
+        <w:rPr>
+          <w:lang w:val="en-GB"/>
+        </w:rPr>
+        <w:t xml:space="preserve">class failures. </w:t>
+      </w:r>
+      <w:r>
+        <w:rPr>
+          <w:lang w:val="en-GB"/>
+        </w:rPr>
+        <w:t>HL</w:t>
+      </w:r>
+      <w:r>
+        <w:rPr>
+          <w:lang w:val="en-GB"/>
+        </w:rPr>
+        <w:t xml:space="preserve"> also remains stable, but because it aggregates all errors, it cannot reveal whether poor performance originates on rare or common enzymes. The combination of mean MCC for overall balanced performance and MCC variance for consistency across frequencies therefore offers the most informative and robust evaluation framework for this imbalanced multi</w:t>
+      </w:r>
+      <w:r>
+        <w:rPr>
+          <w:rFonts w:ascii="Cambria Math" w:hAnsi="Cambria Math" w:cs="Cambria Math"/>
+          <w:lang w:val="en-GB"/>
+        </w:rPr>
+        <w:t>-</w:t>
+      </w:r>
+      <w:r>
+        <w:rPr>
+          <w:lang w:val="en-GB"/>
+        </w:rPr>
+        <w:t>label task.</w:t>
+      </w:r>
+    </w:p>
+    <w:p>
+      <w:pPr>
+        <w:pStyle w:val="Heading3"/>
+        <w:rPr>
+          <w:lang w:val="en-GB"/>
+        </w:rPr>
+      </w:pPr>
+      <w:r>
+        <w:rPr>
+          <w:lang w:val="en-GB"/>
+        </w:rPr>
+        <w:t>Model Selection and Cross-Validation</w:t>
+      </w:r>
+    </w:p>
+    <w:p>
+      <w:pPr>
+        <w:rPr>
+          <w:lang w:val="en-GB"/>
+        </w:rPr>
+      </w:pPr>
+      <w:r>
+        <w:rPr>
+          <w:lang w:val="en-GB"/>
+        </w:rPr>
+        <w:t>To maximise the amount of data available for training while preserving an unbiased estimate of generalisation performance, an 80/20 stratified split is applied to the curated dataset. The larger portion, comprising 80% of the compounds, serves as the development set. The remaining 20% is held out as a test set and is used only once, after all model selection and hyperparameter tuning is complete, to report final performance. This strict separation prevents information leakage from the test set into the model development process.</w:t>
+      </w:r>
+    </w:p>
+    <w:p>
+      <w:pPr>
+        <w:rPr>
+          <w:lang w:val="en-GB"/>
+        </w:rPr>
+      </w:pPr>
+      <w:r>
+        <w:rPr>
+          <w:lang w:val="en-GB"/>
+        </w:rPr>
+        <w:t>Hyperparameter optimisation is conducted exclusively on the development set using three</w:t>
+      </w:r>
+      <w:r>
+        <w:rPr>
+          <w:rFonts w:ascii="Cambria Math" w:hAnsi="Cambria Math" w:cs="Cambria Math"/>
+          <w:lang w:val="en-GB"/>
+        </w:rPr>
+        <w:t>-</w:t>
+      </w:r>
+      <w:r>
+        <w:rPr>
+          <w:lang w:val="en-GB"/>
+        </w:rPr>
+        <w:t xml:space="preserve">fold </w:t>
+      </w:r>
+      <w:r>
+        <w:rPr>
+          <w:lang w:val="en-GB"/>
+        </w:rPr>
+        <w:t>CV</w:t>
+      </w:r>
+      <w:r>
+        <w:rPr>
+          <w:lang w:val="en-GB"/>
+        </w:rPr>
+        <w:t xml:space="preserve"> The development set is partitioned into three disjoint folds of approximately equal size. For each hyperparameter configuration under consideration, a model is trained on two of the three folds and evaluated on the remaining fold. This process is repeated three times, rotating which fold </w:t>
+      </w:r>
+      <w:r>
+        <w:rPr>
+          <w:lang w:val="en-GB"/>
+        </w:rPr>
         <w:lastRenderedPageBreak/>
-        <w:t>Metrics</w:t>
-      </w:r>
-    </w:p>
-    <w:p>
-      <w:pPr>
-        <w:rPr>
-          <w:color w:val="EE0000"/>
-        </w:rPr>
-      </w:pPr>
-      <w:r>
-        <w:rPr>
-          <w:color w:val="EE0000"/>
-        </w:rPr>
-        <w:t>Validation strategy</w:t>
+        <w:t xml:space="preserve">serves as the validation set. The performance scores obtained from the three validation folds are averaged to produce a single </w:t>
+      </w:r>
+      <w:r>
+        <w:rPr>
+          <w:lang w:val="en-GB"/>
+        </w:rPr>
+        <w:t>CV</w:t>
+      </w:r>
+      <w:r>
+        <w:rPr>
+          <w:lang w:val="en-GB"/>
+        </w:rPr>
+        <w:t xml:space="preserve"> score for that configuration. The hyperparameter combination that yields the highest mean MCC across the three folds is selected as optimal. This procedure is applied </w:t>
+      </w:r>
+      <w:r>
+        <w:rPr>
+          <w:lang w:val="en-GB"/>
+        </w:rPr>
+        <w:t>identically to each molecular representation and to each learning algorithm evaluated in the study.</w:t>
+      </w:r>
+    </w:p>
+    <w:p>
+      <w:pPr>
+        <w:rPr>
+          <w:lang w:val="en-GB"/>
+        </w:rPr>
+      </w:pPr>
+      <w:r>
+        <w:rPr>
+          <w:lang w:val="en-GB"/>
+        </w:rPr>
+        <w:t>CV</w:t>
+      </w:r>
+      <w:r>
+        <w:rPr>
+          <w:lang w:val="en-GB"/>
+        </w:rPr>
+        <w:t xml:space="preserve"> is performed using the same development set splits across all hyperparameter configurations to ensure comparability. The selected hyperparameters are then used to retrain a final model on the full development set, from scratch and without any memory of the </w:t>
+      </w:r>
+      <w:r>
+        <w:rPr>
+          <w:lang w:val="en-GB"/>
+        </w:rPr>
+        <w:t>CV</w:t>
+      </w:r>
+      <w:r>
+        <w:rPr>
+          <w:lang w:val="en-GB"/>
+        </w:rPr>
+        <w:t xml:space="preserve"> training cycles. This final model is subsequently evaluated once on the held</w:t>
+      </w:r>
+      <w:r>
+        <w:rPr>
+          <w:rFonts w:ascii="Cambria Math" w:hAnsi="Cambria Math" w:cs="Cambria Math"/>
+          <w:lang w:val="en-GB"/>
+        </w:rPr>
+        <w:t>-</w:t>
+      </w:r>
+      <w:r>
+        <w:rPr>
+          <w:lang w:val="en-GB"/>
+        </w:rPr>
+        <w:t>out test set using the metrics defined in the previous section.</w:t>
+      </w:r>
+    </w:p>
+    <w:p>
+      <w:pPr>
+        <w:rPr>
+          <w:lang w:val="en-GB"/>
+        </w:rPr>
+      </w:pPr>
+      <w:r>
+        <w:rPr>
+          <w:lang w:val="en-GB"/>
+        </w:rPr>
+        <w:t xml:space="preserve">This design offers several advantages given the limited size of the curated dataset. The 80/20 split reserves </w:t>
+      </w:r>
+      <w:proofErr w:type="gramStart"/>
+      <w:r>
+        <w:rPr>
+          <w:lang w:val="en-GB"/>
+        </w:rPr>
+        <w:t>the majority of</w:t>
+      </w:r>
+      <w:proofErr w:type="gramEnd"/>
+      <w:r>
+        <w:rPr>
+          <w:lang w:val="en-GB"/>
+        </w:rPr>
+        <w:t xml:space="preserve"> data for training and validation, which is particularly beneficial when the total number of labelled compounds is approximately 1,300. The use of </w:t>
+      </w:r>
+      <w:r>
+        <w:rPr>
+          <w:lang w:val="en-GB"/>
+        </w:rPr>
+        <w:t>three</w:t>
+      </w:r>
+      <w:r>
+        <w:rPr>
+          <w:rFonts w:ascii="Cambria Math" w:hAnsi="Cambria Math" w:cs="Cambria Math"/>
+          <w:lang w:val="en-GB"/>
+        </w:rPr>
+        <w:t>-</w:t>
+      </w:r>
+      <w:r>
+        <w:rPr>
+          <w:lang w:val="en-GB"/>
+        </w:rPr>
+        <w:t xml:space="preserve">fold </w:t>
+      </w:r>
+      <w:r>
+        <w:rPr>
+          <w:lang w:val="en-GB"/>
+        </w:rPr>
+        <w:t>CV</w:t>
+      </w:r>
+      <w:r>
+        <w:rPr>
+          <w:lang w:val="en-GB"/>
+        </w:rPr>
+        <w:t xml:space="preserve"> on the development set reduces the variance of performance estimates compared to a single validation split, leading to </w:t>
+      </w:r>
+      <w:r>
+        <w:rPr>
+          <w:lang w:val="en-GB"/>
+        </w:rPr>
+        <w:t>more robust</w:t>
+      </w:r>
+      <w:r>
+        <w:rPr>
+          <w:lang w:val="en-GB"/>
+        </w:rPr>
+        <w:t xml:space="preserve"> hyperparameter selection. At the same time, the strict separation of the test set guarantees that the reported final performance reflects true generalisation to unseen molecules, free from any </w:t>
+      </w:r>
+      <w:r>
+        <w:rPr>
+          <w:lang w:val="en-GB"/>
+        </w:rPr>
+        <w:t>data leakage</w:t>
+      </w:r>
+      <w:r>
+        <w:rPr>
+          <w:lang w:val="en-GB"/>
+        </w:rPr>
+        <w:t>.</w:t>
       </w:r>
     </w:p>
     <w:p>
@@ -10597,7 +12445,6 @@
           <w:lang w:val="en-GB" w:eastAsia="en-GB"/>
         </w:rPr>
       </w:pPr>
-      <w:bookmarkStart w:id="22" w:name="_Toc227188996"/>
       <w:r>
         <w:rPr>
           <w:lang w:val="en-GB" w:eastAsia="en-GB"/>
@@ -10674,7 +12521,21 @@
         <w:rPr>
           <w:lang w:val="en-GB" w:eastAsia="en-GB"/>
         </w:rPr>
-        <w:t xml:space="preserve">, a set of verified SMILES strings was obtained from a Kaggle dataset derived from ChEMBL </w:t>
+        <w:t xml:space="preserve">, a set of verified SMILES strings was obtained from a Kaggle dataset derived from </w:t>
+      </w:r>
+      <w:proofErr w:type="spellStart"/>
+      <w:r>
+        <w:rPr>
+          <w:lang w:val="en-GB" w:eastAsia="en-GB"/>
+        </w:rPr>
+        <w:t>ChEMBL</w:t>
+      </w:r>
+      <w:proofErr w:type="spellEnd"/>
+      <w:r>
+        <w:rPr>
+          <w:lang w:val="en-GB" w:eastAsia="en-GB"/>
+        </w:rPr>
+        <w:t xml:space="preserve"> </w:t>
       </w:r>
       <w:sdt>
         <w:sdtPr>
@@ -10683,7 +12544,7 @@
             <w:color w:val="000000"/>
             <w:lang w:val="en-GB" w:eastAsia="en-GB"/>
           </w:rPr>
-          <w:tag w:val="MENDELEY_CITATION_v3_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"/>
+          <w:tag w:val="MENDELEY_CITATION_v3_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"/>
           <w:id w:val="966242119"/>
           <w:placeholder>
             <w:docPart w:val="DefaultPlaceholder_-1854013440"/>
@@ -10696,7 +12557,7 @@
               <w:color w:val="000000"/>
               <w:lang w:val="en-GB" w:eastAsia="en-GB"/>
             </w:rPr>
-            <w:t>[23]</w:t>
+            <w:t>[25]</w:t>
           </w:r>
         </w:sdtContent>
       </w:sdt>
@@ -10704,7 +12565,33 @@
         <w:rPr>
           <w:lang w:val="en-GB" w:eastAsia="en-GB"/>
         </w:rPr>
-        <w:t>. The dataset contains approximately 1.5 million entries, each consisting of a SMILES string in the first column and a reference to the corresponding ChEMBL entry in the second.</w:t>
+        <w:t xml:space="preserve">. The dataset contains approximately </w:t>
+      </w:r>
+      <w:r>
+        <w:rPr>
+          <w:lang w:val="en-GB" w:eastAsia="en-GB"/>
+        </w:rPr>
+        <w:t>~</w:t>
+      </w:r>
+      <w:r>
+        <w:rPr>
+          <w:lang w:val="en-GB" w:eastAsia="en-GB"/>
+        </w:rPr>
+        <w:t xml:space="preserve">1.5 million entries, each consisting of a </w:t>
+      </w:r>
+      <w:proofErr w:type="gramStart"/>
+      <w:r>
+        <w:rPr>
+          <w:lang w:val="en-GB" w:eastAsia="en-GB"/>
+        </w:rPr>
+        <w:t>SMILES</w:t>
+      </w:r>
+      <w:proofErr w:type="gramEnd"/>
+      <w:r>
+        <w:rPr>
+          <w:lang w:val="en-GB" w:eastAsia="en-GB"/>
+        </w:rPr>
+        <w:t xml:space="preserve"> string in the first column and a reference to the corresponding ChEMBL entry in the second.</w:t>
       </w:r>
       <w:r>
         <w:rPr>
@@ -10814,17 +12701,95 @@
     <w:p>
       <w:pPr>
         <w:keepNext/>
-        <w:jc w:val="both"/>
+        <w:jc w:val="center"/>
       </w:pPr>
       <w:r>
         <w:rPr>
           <w:noProof/>
           <w:lang w:val="en-GB" w:eastAsia="en-GB"/>
         </w:rPr>
+        <w:lastRenderedPageBreak/>
+        <mc:AlternateContent>
+          <mc:Choice Requires="wps">
+            <w:drawing>
+              <wp:anchor distT="0" distB="0" distL="114300" distR="114300" simplePos="0" relativeHeight="251664383" behindDoc="1" locked="0" layoutInCell="1" allowOverlap="1" wp14:anchorId="34D39857" wp14:editId="5EEE7395">
+                <wp:simplePos x="0" y="0"/>
+                <wp:positionH relativeFrom="column">
+                  <wp:posOffset>-15240</wp:posOffset>
+                </wp:positionH>
+                <wp:positionV relativeFrom="paragraph">
+                  <wp:posOffset>0</wp:posOffset>
+                </wp:positionV>
+                <wp:extent cx="5703388" cy="2155825"/>
+                <wp:effectExtent l="0" t="0" r="12065" b="15875"/>
+                <wp:wrapNone/>
+                <wp:docPr id="65719325" name="Rectangle 3"/>
+                <wp:cNvGraphicFramePr/>
+                <a:graphic xmlns:a="http://schemas.openxmlformats.org/drawingml/2006/main">
+                  <a:graphicData uri="http://schemas.microsoft.com/office/word/2010/wordprocessingShape">
+                    <wps:wsp>
+                      <wps:cNvSpPr/>
+                      <wps:spPr>
+                        <a:xfrm>
+                          <a:off x="0" y="0"/>
+                          <a:ext cx="5703388" cy="2155825"/>
+                        </a:xfrm>
+                        <a:prstGeom prst="rect">
+                          <a:avLst/>
+                        </a:prstGeom>
+                        <a:solidFill>
+                          <a:schemeClr val="bg2">
+                            <a:lumMod val="10000"/>
+                          </a:schemeClr>
+                        </a:solidFill>
+                      </wps:spPr>
+                      <wps:style>
+                        <a:lnRef idx="2">
+                          <a:schemeClr val="accent1">
+                            <a:shade val="15000"/>
+                          </a:schemeClr>
+                        </a:lnRef>
+                        <a:fillRef idx="1">
+                          <a:schemeClr val="accent1"/>
+                        </a:fillRef>
+                        <a:effectRef idx="0">
+                          <a:schemeClr val="accent1"/>
+                        </a:effectRef>
+                        <a:fontRef idx="minor">
+                          <a:schemeClr val="lt1"/>
+                        </a:fontRef>
+                      </wps:style>
+                      <wps:bodyPr rot="0" spcFirstLastPara="0" vertOverflow="overflow" horzOverflow="overflow" vert="horz" wrap="square" lIns="91440" tIns="45720" rIns="91440" bIns="45720" numCol="1" spcCol="0" rtlCol="0" fromWordArt="0" anchor="ctr" anchorCtr="0" forceAA="0" compatLnSpc="1">
+                        <a:prstTxWarp prst="textNoShape">
+                          <a:avLst/>
+                        </a:prstTxWarp>
+                        <a:noAutofit/>
+                      </wps:bodyPr>
+                    </wps:wsp>
+                  </a:graphicData>
+                </a:graphic>
+                <wp14:sizeRelH relativeFrom="margin">
+                  <wp14:pctWidth>0</wp14:pctWidth>
+                </wp14:sizeRelH>
+              </wp:anchor>
+            </w:drawing>
+          </mc:Choice>
+          <mc:Fallback>
+            <w:pict>
+              <v:rect w14:anchorId="446117B2" id="Rectangle 3" o:spid="_x0000_s1026" style="position:absolute;margin-left:-1.2pt;margin-top:0;width:449.1pt;height:169.75pt;z-index:-251652097;visibility:visible;mso-wrap-style:square;mso-width-percent:0;mso-wrap-distance-left:9pt;mso-wrap-distance-top:0;mso-wrap-distance-right:9pt;mso-wrap-distance-bottom:0;mso-position-horizontal:absolute;mso-position-horizontal-relative:text;mso-position-vertical:absolute;mso-position-vertical-relative:text;mso-width-percent:0;mso-width-relative:margin;v-text-anchor:middle" o:gfxdata="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" fillcolor="#161616 [334]" strokecolor="#091723 [484]" strokeweight="1pt"/>
+            </w:pict>
+          </mc:Fallback>
+        </mc:AlternateContent>
+      </w:r>
+      <w:r>
+        <w:rPr>
+          <w:noProof/>
+          <w:lang w:val="en-GB" w:eastAsia="en-GB"/>
+        </w:rPr>
         <w:drawing>
-          <wp:inline distT="0" distB="0" distL="0" distR="0" wp14:anchorId="4D630101" wp14:editId="2740E485">
-            <wp:extent cx="5669915" cy="2606040"/>
-            <wp:effectExtent l="0" t="0" r="6985" b="3810"/>
+          <wp:inline distT="0" distB="0" distL="0" distR="0" wp14:anchorId="4D630101" wp14:editId="14F3EFA9">
+            <wp:extent cx="4691269" cy="2156229"/>
+            <wp:effectExtent l="0" t="0" r="0" b="0"/>
             <wp:docPr id="992652706" name="Picture 1" descr="A screen shot of a computer&#10;&#10;AI-generated content may be incorrect."/>
             <wp:cNvGraphicFramePr>
               <a:graphicFrameLocks xmlns:a="http://schemas.openxmlformats.org/drawingml/2006/main" noChangeAspect="1"/>
@@ -10845,7 +12810,7 @@
                   <pic:spPr>
                     <a:xfrm>
                       <a:off x="0" y="0"/>
-                      <a:ext cx="5669915" cy="2606040"/>
+                      <a:ext cx="4709341" cy="2164536"/>
                     </a:xfrm>
                     <a:prstGeom prst="rect">
                       <a:avLst/>
@@ -11039,7 +13004,6 @@
         <w:rPr>
           <w:lang w:val="en-GB" w:eastAsia="en-GB"/>
         </w:rPr>
-        <w:lastRenderedPageBreak/>
         <w:t>“CYPs”: List of all the cytochromes that metabolize it.</w:t>
       </w:r>
     </w:p>
@@ -11151,6 +13115,7 @@
           <w:noProof/>
           <w:lang w:val="en-GB" w:eastAsia="en-GB"/>
         </w:rPr>
+        <w:lastRenderedPageBreak/>
         <mc:AlternateContent>
           <mc:Choice Requires="wpg">
             <w:drawing>
@@ -11253,7 +13218,6 @@
                                 </w:rPr>
                                 <w:tab/>
                               </w:r>
-                              <w:proofErr w:type="gramStart"/>
                               <w:r>
                                 <w:rPr>
                                   <w:color w:val="000000" w:themeColor="text1"/>
@@ -11308,7 +13272,6 @@
                                 </w:rPr>
                                 <w:t>B</w:t>
                               </w:r>
-                              <w:proofErr w:type="gramEnd"/>
                             </w:p>
                           </w:txbxContent>
                         </wps:txbx>
@@ -11470,7 +13433,6 @@
                           </w:rPr>
                           <w:tab/>
                         </w:r>
-                        <w:proofErr w:type="gramStart"/>
                         <w:r>
                           <w:rPr>
                             <w:color w:val="000000" w:themeColor="text1"/>
@@ -11525,7 +13487,6 @@
                           </w:rPr>
                           <w:t>B</w:t>
                         </w:r>
-                        <w:proofErr w:type="gramEnd"/>
                       </w:p>
                     </w:txbxContent>
                   </v:textbox>
@@ -11649,14 +13610,12 @@
                               </w:rPr>
                               <w:t>‘</w:t>
                             </w:r>
-                            <w:proofErr w:type="spellStart"/>
                             <w:r>
                               <w:rPr>
                                 <w:lang w:val="en-GB"/>
                               </w:rPr>
                               <w:t>dict</w:t>
                             </w:r>
-                            <w:proofErr w:type="spellEnd"/>
                             <w:r>
                               <w:rPr>
                                 <w:lang w:val="en-GB"/>
@@ -11673,35 +13632,7 @@
                               <w:rPr>
                                 <w:lang w:val="en-GB"/>
                               </w:rPr>
-                              <w:t xml:space="preserve"> for full </w:t>
-                            </w:r>
-                            <w:proofErr w:type="spellStart"/>
-                            <w:r>
-                              <w:rPr>
-                                <w:lang w:val="en-GB"/>
-                              </w:rPr>
-                              <w:t>db</w:t>
-                            </w:r>
-                            <w:proofErr w:type="spellEnd"/>
-                            <w:r>
-                              <w:rPr>
-                                <w:lang w:val="en-GB"/>
-                              </w:rPr>
-                              <w:t xml:space="preserve"> (A) and curated </w:t>
-                            </w:r>
-                            <w:proofErr w:type="spellStart"/>
-                            <w:r>
-                              <w:rPr>
-                                <w:lang w:val="en-GB"/>
-                              </w:rPr>
-                              <w:t>db</w:t>
-                            </w:r>
-                            <w:proofErr w:type="spellEnd"/>
-                            <w:r>
-                              <w:rPr>
-                                <w:lang w:val="en-GB"/>
-                              </w:rPr>
-                              <w:t xml:space="preserve"> with threshold = 10 (B)</w:t>
+                              <w:t xml:space="preserve"> for full db (A) and curated db with threshold = 10 (B)</w:t>
                             </w:r>
                             <w:r>
                               <w:rPr>
@@ -11715,84 +13646,20 @@
                               </w:rPr>
                               <w:t xml:space="preserve">  </w:t>
                             </w:r>
-                            <w:proofErr w:type="spellStart"/>
-                            <w:proofErr w:type="gramStart"/>
                             <w:r>
                               <w:rPr>
                                 <w:lang w:val="en-GB"/>
                               </w:rPr>
-                              <w:t>Dict</w:t>
-                            </w:r>
-                            <w:proofErr w:type="spellEnd"/>
-                            <w:r>
-                              <w:rPr>
-                                <w:lang w:val="en-GB"/>
-                              </w:rPr>
-                              <w:t>(</w:t>
+                              <w:t>Dic</w:t>
                             </w:r>
                             <w:r>
                               <w:rPr>
                                 <w:lang w:val="en-GB"/>
                               </w:rPr>
-                              <w:t xml:space="preserve"> </w:t>
-                            </w:r>
-                            <w:r>
-                              <w:rPr>
-                                <w:b/>
-                                <w:bCs/>
-                                <w:lang w:val="en-GB"/>
-                              </w:rPr>
-                              <w:t>CYP</w:t>
-                            </w:r>
-                            <w:proofErr w:type="gramEnd"/>
-                            <w:r>
-                              <w:rPr>
-                                <w:b/>
-                                <w:bCs/>
-                                <w:lang w:val="en-GB"/>
-                              </w:rPr>
-                              <w:t xml:space="preserve"> </w:t>
-                            </w:r>
-                            <w:proofErr w:type="gramStart"/>
-                            <w:r>
-                              <w:rPr>
-                                <w:b/>
-                                <w:bCs/>
-                                <w:lang w:val="en-GB"/>
-                              </w:rPr>
-                              <w:t>name</w:t>
-                            </w:r>
-                            <w:r>
-                              <w:rPr>
-                                <w:b/>
-                                <w:bCs/>
-                                <w:lang w:val="en-GB"/>
-                              </w:rPr>
-                              <w:t xml:space="preserve"> </w:t>
-                            </w:r>
-                            <w:r>
-                              <w:rPr>
-                                <w:lang w:val="en-GB"/>
-                              </w:rPr>
-                              <w:t>:</w:t>
-                            </w:r>
-                            <w:proofErr w:type="gramEnd"/>
-                            <w:r>
-                              <w:rPr>
-                                <w:lang w:val="en-GB"/>
-                              </w:rPr>
-                              <w:t xml:space="preserve"> Nº of </w:t>
-                            </w:r>
-                            <w:proofErr w:type="gramStart"/>
-                            <w:r>
-                              <w:rPr>
-                                <w:lang w:val="en-GB"/>
-                              </w:rPr>
-                              <w:t>appearances )</w:t>
+                              <w:t>t( CYP name : Nº of appearances )</w:t>
                             </w:r>
                             <w:bookmarkEnd w:id="29"/>
                             <w:bookmarkEnd w:id="30"/>
-                            <w:proofErr w:type="gramEnd"/>
                           </w:p>
                         </w:txbxContent>
                       </wps:txbx>
@@ -11882,14 +13749,12 @@
                         </w:rPr>
                         <w:t>‘</w:t>
                       </w:r>
-                      <w:proofErr w:type="spellStart"/>
                       <w:r>
                         <w:rPr>
                           <w:lang w:val="en-GB"/>
                         </w:rPr>
                         <w:t>dict</w:t>
                       </w:r>
-                      <w:proofErr w:type="spellEnd"/>
                       <w:r>
                         <w:rPr>
                           <w:lang w:val="en-GB"/>
@@ -11906,35 +13771,7 @@
                         <w:rPr>
                           <w:lang w:val="en-GB"/>
                         </w:rPr>
-                        <w:t xml:space="preserve"> for full </w:t>
-                      </w:r>
-                      <w:proofErr w:type="spellStart"/>
-                      <w:r>
-                        <w:rPr>
-                          <w:lang w:val="en-GB"/>
-                        </w:rPr>
-                        <w:t>db</w:t>
-                      </w:r>
-                      <w:proofErr w:type="spellEnd"/>
-                      <w:r>
-                        <w:rPr>
-                          <w:lang w:val="en-GB"/>
-                        </w:rPr>
-                        <w:t xml:space="preserve"> (A) and curated </w:t>
-                      </w:r>
-                      <w:proofErr w:type="spellStart"/>
-                      <w:r>
-                        <w:rPr>
-                          <w:lang w:val="en-GB"/>
-                        </w:rPr>
-                        <w:t>db</w:t>
-                      </w:r>
-                      <w:proofErr w:type="spellEnd"/>
-                      <w:r>
-                        <w:rPr>
-                          <w:lang w:val="en-GB"/>
-                        </w:rPr>
-                        <w:t xml:space="preserve"> with threshold = 10 (B)</w:t>
+                        <w:t xml:space="preserve"> for full db (A) and curated db with threshold = 10 (B)</w:t>
                       </w:r>
                       <w:r>
                         <w:rPr>
@@ -11948,84 +13785,20 @@
                         </w:rPr>
                         <w:t xml:space="preserve">  </w:t>
                       </w:r>
-                      <w:proofErr w:type="spellStart"/>
-                      <w:proofErr w:type="gramStart"/>
                       <w:r>
                         <w:rPr>
                           <w:lang w:val="en-GB"/>
                         </w:rPr>
-                        <w:t>Dict</w:t>
-                      </w:r>
-                      <w:proofErr w:type="spellEnd"/>
-                      <w:r>
-                        <w:rPr>
-                          <w:lang w:val="en-GB"/>
-                        </w:rPr>
-                        <w:t>(</w:t>
+                        <w:t>Dic</w:t>
                       </w:r>
                       <w:r>
                         <w:rPr>
                           <w:lang w:val="en-GB"/>
                         </w:rPr>
-                        <w:t xml:space="preserve"> </w:t>
-                      </w:r>
-                      <w:r>
-                        <w:rPr>
-                          <w:b/>
-                          <w:bCs/>
-                          <w:lang w:val="en-GB"/>
-                        </w:rPr>
-                        <w:t>CYP</w:t>
-                      </w:r>
-                      <w:proofErr w:type="gramEnd"/>
-                      <w:r>
-                        <w:rPr>
-                          <w:b/>
-                          <w:bCs/>
-                          <w:lang w:val="en-GB"/>
-                        </w:rPr>
-                        <w:t xml:space="preserve"> </w:t>
-                      </w:r>
-                      <w:proofErr w:type="gramStart"/>
-                      <w:r>
-                        <w:rPr>
-                          <w:b/>
-                          <w:bCs/>
-                          <w:lang w:val="en-GB"/>
-                        </w:rPr>
-                        <w:t>name</w:t>
-                      </w:r>
-                      <w:r>
-                        <w:rPr>
-                          <w:b/>
-                          <w:bCs/>
-                          <w:lang w:val="en-GB"/>
-                        </w:rPr>
-                        <w:t xml:space="preserve"> </w:t>
-                      </w:r>
-                      <w:r>
-                        <w:rPr>
-                          <w:lang w:val="en-GB"/>
-                        </w:rPr>
-                        <w:t>:</w:t>
-                      </w:r>
-                      <w:proofErr w:type="gramEnd"/>
-                      <w:r>
-                        <w:rPr>
-                          <w:lang w:val="en-GB"/>
-                        </w:rPr>
-                        <w:t xml:space="preserve"> Nº of </w:t>
-                      </w:r>
-                      <w:proofErr w:type="gramStart"/>
-                      <w:r>
-                        <w:rPr>
-                          <w:lang w:val="en-GB"/>
-                        </w:rPr>
-                        <w:t>appearances )</w:t>
+                        <w:t>t( CYP name : Nº of appearances )</w:t>
                       </w:r>
                       <w:bookmarkEnd w:id="32"/>
                       <w:bookmarkEnd w:id="33"/>
-                      <w:proofErr w:type="gramEnd"/>
                     </w:p>
                   </w:txbxContent>
                 </v:textbox>
@@ -12321,6 +14094,7 @@
           <w:lang w:val="en-GB" w:eastAsia="en-GB"/>
         </w:rPr>
       </w:pPr>
+      <w:proofErr w:type="spellStart"/>
       <w:r>
         <w:rPr>
           <w:b/>
@@ -12329,6 +14103,7 @@
         </w:rPr>
         <w:t>DrugBank</w:t>
       </w:r>
+      <w:proofErr w:type="spellEnd"/>
       <w:r>
         <w:rPr>
           <w:b/>
@@ -12346,7 +14121,7 @@
             <w:color w:val="000000"/>
             <w:lang w:val="en-GB" w:eastAsia="en-GB"/>
           </w:rPr>
-          <w:tag w:val="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"/>
+          <w:tag w:val="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"/>
           <w:id w:val="-1174185752"/>
           <w:placeholder>
             <w:docPart w:val="DefaultPlaceholder_-1854013440"/>
@@ -12361,7 +14136,7 @@
               <w:color w:val="000000"/>
               <w:lang w:val="en-GB" w:eastAsia="en-GB"/>
             </w:rPr>
-            <w:t>[24]</w:t>
+            <w:t>[26]</w:t>
           </w:r>
         </w:sdtContent>
       </w:sdt>
@@ -12479,13 +14254,23 @@
           <w:lang w:val="en-GB" w:eastAsia="en-GB"/>
         </w:rPr>
       </w:pPr>
+      <w:proofErr w:type="spellStart"/>
       <w:r>
         <w:rPr>
           <w:b/>
           <w:bCs/>
           <w:lang w:val="en-GB" w:eastAsia="en-GB"/>
         </w:rPr>
-        <w:t xml:space="preserve">ChEMBL </w:t>
+        <w:t>ChEMBL</w:t>
+      </w:r>
+      <w:proofErr w:type="spellEnd"/>
+      <w:r>
+        <w:rPr>
+          <w:b/>
+          <w:bCs/>
+          <w:lang w:val="en-GB" w:eastAsia="en-GB"/>
+        </w:rPr>
+        <w:t xml:space="preserve"> </w:t>
       </w:r>
       <w:sdt>
         <w:sdtPr>
@@ -12496,7 +14281,7 @@
             <w:color w:val="000000"/>
             <w:lang w:val="en-GB" w:eastAsia="en-GB"/>
           </w:rPr>
-          <w:tag w:val="MENDELEY_CITATION_v3_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"/>
+          <w:tag w:val="MENDELEY_CITATION_v3_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"/>
           <w:id w:val="-1193225435"/>
           <w:placeholder>
             <w:docPart w:val="DefaultPlaceholder_-1854013440"/>
@@ -12511,7 +14296,7 @@
               <w:color w:val="000000"/>
               <w:lang w:val="en-GB" w:eastAsia="en-GB"/>
             </w:rPr>
-            <w:t>[25]</w:t>
+            <w:t>[27]</w:t>
           </w:r>
         </w:sdtContent>
       </w:sdt>
@@ -12528,14 +14313,7 @@
         <w:rPr>
           <w:lang w:val="en-GB" w:eastAsia="en-GB"/>
         </w:rPr>
-        <w:t xml:space="preserve"> It is a manually curated, freely accessible database that provides comprehensive bioactivity data for drug-like compounds. It integrates chemical, biological, </w:t>
-      </w:r>
-      <w:r>
-        <w:rPr>
-          <w:lang w:val="en-GB" w:eastAsia="en-GB"/>
-        </w:rPr>
-        <w:lastRenderedPageBreak/>
-        <w:t>and pharmacological information, covering from compound structures to bioactivity measurements against biological targets. The data is primarily extracted from the primary medicinal chemistry literature.</w:t>
+        <w:t xml:space="preserve"> It is a manually curated, freely accessible database that provides comprehensive bioactivity data for drug-like compounds. It integrates chemical, biological, and pharmacological information, covering from compound structures to bioactivity measurements against biological targets. The data is primarily extracted from the primary medicinal chemistry literature.</w:t>
       </w:r>
       <w:r>
         <w:rPr>
@@ -12610,7 +14388,14 @@
         <w:rPr>
           <w:lang w:val="en-GB" w:eastAsia="en-GB"/>
         </w:rPr>
-        <w:t>The analysis of the InChI-based representation reveals several limitations that are important to contextualize the expected performance of the downstream models. These arise primarily from the characteristics of the source data and the constraints of the</w:t>
+        <w:t xml:space="preserve">The analysis of the InChI-based representation reveals several limitations that are important to contextualize the expected performance of the downstream models. These arise primarily from the </w:t>
+      </w:r>
+      <w:r>
+        <w:rPr>
+          <w:lang w:val="en-GB" w:eastAsia="en-GB"/>
+        </w:rPr>
+        <w:lastRenderedPageBreak/>
+        <w:t>characteristics of the source data and the constraints of the</w:t>
       </w:r>
       <w:r>
         <w:rPr>
@@ -12812,9 +14597,14 @@
         <w:rPr>
           <w:lang w:val="en-GB" w:eastAsia="en-GB"/>
         </w:rPr>
+        <w:t xml:space="preserve">Unfortunately, these repeated entries were not eliminated in what could have been an improvement of the workflow. </w:t>
+      </w:r>
+      <w:r>
+        <w:rPr>
+          <w:lang w:val="en-GB" w:eastAsia="en-GB"/>
+        </w:rPr>
         <w:t xml:space="preserve">However, </w:t>
       </w:r>
-      <w:proofErr w:type="gramStart"/>
       <w:r>
         <w:rPr>
           <w:lang w:val="en-GB" w:eastAsia="en-GB"/>
@@ -12825,15 +14615,8 @@
         <w:rPr>
           <w:lang w:val="en-GB" w:eastAsia="en-GB"/>
         </w:rPr>
-        <w:t xml:space="preserve">type of </w:t>
-      </w:r>
-      <w:r>
-        <w:rPr>
-          <w:lang w:val="en-GB" w:eastAsia="en-GB"/>
-        </w:rPr>
-        <w:t>structures</w:t>
-      </w:r>
-      <w:proofErr w:type="gramEnd"/>
+        <w:t>types of structures</w:t>
+      </w:r>
       <w:r>
         <w:rPr>
           <w:lang w:val="en-GB" w:eastAsia="en-GB"/>
@@ -12888,6 +14671,12 @@
         </w:rPr>
         <w:t>scale chemical databases.</w:t>
       </w:r>
+      <w:r>
+        <w:rPr>
+          <w:lang w:val="en-GB" w:eastAsia="en-GB"/>
+        </w:rPr>
+        <w:t xml:space="preserve"> </w:t>
+      </w:r>
     </w:p>
     <w:p>
       <w:pPr>
@@ -12974,6 +14763,7 @@
       </w:pPr>
       <w:r>
         <w:rPr>
+          <w:noProof/>
           <w:lang w:val="en-GB" w:eastAsia="en-GB"/>
         </w:rPr>
         <w:lastRenderedPageBreak/>
@@ -13056,13 +14846,7 @@
         <w:rPr>
           <w:lang w:val="en-GB"/>
         </w:rPr>
-        <w:t xml:space="preserve"> </w:t>
-      </w:r>
-      <w:r>
-        <w:rPr>
-          <w:lang w:val="en-GB"/>
-        </w:rPr>
-        <w:t>Distribution of InChI string lengths with fitted log-normal distribution. The histogram represents the empirical distribution, with the x-axis truncated at the 99th percentile to improve visual clarity by excluding extreme outliers. The dashed red line corresponds to a fitted log-normal distribution, shown for reference to illustrate the overall shape of the data.</w:t>
+        <w:t xml:space="preserve"> Distribution of InChI string lengths with fitted log-normal distribution. The histogram represents the empirical distribution, with the x-axis truncated at the 99th percentile to improve visual clarity by excluding extreme outliers. The dashed red line corresponds to a fitted log-normal distribution, shown for reference to illustrate the overall shape of the data.</w:t>
       </w:r>
       <w:bookmarkEnd w:id="38"/>
     </w:p>
@@ -13158,6 +14942,7 @@
       </w:pPr>
       <w:r>
         <w:rPr>
+          <w:noProof/>
           <w:lang w:val="en-GB" w:eastAsia="en-GB"/>
         </w:rPr>
         <w:lastRenderedPageBreak/>
@@ -13243,24 +15028,18 @@
         <w:rPr>
           <w:lang w:val="en-GB"/>
         </w:rPr>
+        <w:t xml:space="preserve"> Distribution of tokenized InChI sequence lengths</w:t>
+      </w:r>
+      <w:r>
+        <w:rPr>
+          <w:lang w:val="en-GB"/>
+        </w:rPr>
         <w:t xml:space="preserve"> </w:t>
       </w:r>
       <w:r>
         <w:rPr>
           <w:lang w:val="en-GB"/>
         </w:rPr>
-        <w:t>Distribution of tokenized InChI sequence lengths</w:t>
-      </w:r>
-      <w:r>
-        <w:rPr>
-          <w:lang w:val="en-GB"/>
-        </w:rPr>
-        <w:t xml:space="preserve"> </w:t>
-      </w:r>
-      <w:r>
-        <w:rPr>
-          <w:lang w:val="en-GB"/>
-        </w:rPr>
         <w:t xml:space="preserve">with fitted log-normal distribution. </w:t>
       </w:r>
       <w:r>
@@ -13346,19 +15125,7 @@
         <w:rPr>
           <w:lang w:val="en-GB" w:eastAsia="en-GB"/>
         </w:rPr>
-        <w:t xml:space="preserve">Overall, the InChI representation is structurally consistent and efficiently tokenized, enabling its use in a machine learning context. The most relevant limitation is the lack of stereochemical information, which may restrict the model’s ability to capture certain metabolic effects. The dataset also contains moderate duplication and exhibits a long-tail distribution of molecular complexity, both of which are characteristic of real-world chemical databases and are appropriately managed within the pipeline. These factors are well understood and provide a clear context for interpreting the results of the </w:t>
-      </w:r>
-      <w:r>
-        <w:rPr>
-          <w:lang w:val="en-GB" w:eastAsia="en-GB"/>
-        </w:rPr>
-        <w:t>modelling</w:t>
-      </w:r>
-      <w:r>
-        <w:rPr>
-          <w:lang w:val="en-GB" w:eastAsia="en-GB"/>
-        </w:rPr>
-        <w:t xml:space="preserve"> stage.</w:t>
+        <w:t>Overall, the InChI representation is structurally consistent and efficiently tokenized, enabling its use in a machine learning context. The most relevant limitation is the lack of stereochemical information, which may restrict the model’s ability to capture certain metabolic effects. The dataset also contains moderate duplication and exhibits a long-tail distribution of molecular complexity, both of which are characteristic of real-world chemical databases and are appropriately managed within the pipeline. These factors are well understood and provide a clear context for interpreting the results of the modelling stage.</w:t>
       </w:r>
     </w:p>
     <w:p>
@@ -13884,13 +15651,23 @@
         </w:rPr>
         <w:t xml:space="preserve">To complement the fingerprint-based molecular representation, pretrained molecular embeddings were generated using </w:t>
       </w:r>
+      <w:proofErr w:type="spellStart"/>
       <w:r>
         <w:rPr>
           <w:b/>
           <w:bCs/>
           <w:lang w:val="en-GB"/>
         </w:rPr>
-        <w:t>MolE (Molecular Embeddings)</w:t>
+        <w:t>MolE</w:t>
+      </w:r>
+      <w:proofErr w:type="spellEnd"/>
+      <w:r>
+        <w:rPr>
+          <w:b/>
+          <w:bCs/>
+          <w:lang w:val="en-GB"/>
+        </w:rPr>
+        <w:t xml:space="preserve"> (Molecular Embeddings)</w:t>
       </w:r>
       <w:r>
         <w:rPr>
@@ -13909,7 +15686,7 @@
             <w:color w:val="000000"/>
             <w:lang w:val="en-GB"/>
           </w:rPr>
-          <w:tag w:val="MENDELEY_CITATION_v3_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"/>
+          <w:tag w:val="MENDELEY_CITATION_v3_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"/>
           <w:id w:val="56376127"/>
           <w:placeholder>
             <w:docPart w:val="DefaultPlaceholder_-1854013440"/>
@@ -13924,7 +15701,7 @@
               <w:color w:val="000000"/>
               <w:lang w:val="en-GB"/>
             </w:rPr>
-            <w:t>[26]</w:t>
+            <w:t>[28]</w:t>
           </w:r>
         </w:sdtContent>
       </w:sdt>
@@ -15386,7 +17163,7 @@
           <w:noProof/>
           <w:lang w:val="en-GB"/>
         </w:rPr>
-        <w:t>‑</w:t>
+        <w:t>-</w:t>
       </w:r>
       <w:r>
         <w:rPr>
@@ -21717,6 +23494,7 @@
     <w:rsid w:val="000477E6"/>
     <w:rsid w:val="00053E7E"/>
     <w:rsid w:val="00055CD9"/>
+    <w:rsid w:val="000E611C"/>
     <w:rsid w:val="001715BC"/>
     <w:rsid w:val="001751C5"/>
     <w:rsid w:val="00182198"/>
@@ -21724,6 +23502,7 @@
     <w:rsid w:val="001D5659"/>
     <w:rsid w:val="00203B50"/>
     <w:rsid w:val="00222139"/>
+    <w:rsid w:val="00253AC9"/>
     <w:rsid w:val="002F3C94"/>
     <w:rsid w:val="003012D3"/>
     <w:rsid w:val="00334480"/>
@@ -21734,6 +23513,7 @@
     <w:rsid w:val="0049572F"/>
     <w:rsid w:val="004B78DD"/>
     <w:rsid w:val="004D7667"/>
+    <w:rsid w:val="004F35EA"/>
     <w:rsid w:val="00501E40"/>
     <w:rsid w:val="005523F1"/>
     <w:rsid w:val="00627190"/>
@@ -21746,8 +23526,10 @@
     <w:rsid w:val="00842924"/>
     <w:rsid w:val="008B4090"/>
     <w:rsid w:val="008D558E"/>
+    <w:rsid w:val="008F4171"/>
     <w:rsid w:val="00912A44"/>
     <w:rsid w:val="00981D56"/>
+    <w:rsid w:val="009A1350"/>
     <w:rsid w:val="009E184F"/>
     <w:rsid w:val="00A3335C"/>
     <w:rsid w:val="00A72DA5"/>
@@ -22215,7 +23997,7 @@
     <w:basedOn w:val="DefaultParagraphFont"/>
     <w:uiPriority w:val="99"/>
     <w:semiHidden/>
-    <w:rsid w:val="00053E7E"/>
+    <w:rsid w:val="008F4171"/>
     <w:rPr>
       <w:color w:val="666666"/>
     </w:rPr>
@@ -22506,9 +24288,9 @@
     <we:reference id="WA104382081" version="1.35.0.0" store="" storeType="OMEX"/>
   </we:alternateReferences>
   <we:properties>
-    <we:property name="MENDELEY_BIBLIOGRAPHY_IS_DIRTY" value="false"/>
+    <we:property name="MENDELEY_BIBLIOGRAPHY_IS_DIRTY" value="true"/>
     <we:property name="MENDELEY_BIBLIOGRAPHY_LAST_MODIFIED" value="1776289339762"/>
-    <we:property name="MENDELEY_CITATIONS" value="[{&quot;citationID&quot;:&quot;MENDELEY_CITATION_917e5d1d-8132-466d-b0a6-a0da3177f8a4&quot;,&quot;properties&quot;:{&quot;noteIndex&quot;:0},&quot;isEdited&quot;:false,&quot;manualOverride&quot;:{&quot;isManuallyOverridden&quot;:false,&quot;citeprocText&quot;:&quot;[1]&quot;,&quot;manualOverrideText&quot;:&quot;&quot;},&quot;citationTag&quot;:&quot;MENDELEY_CITATION_v3_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&quot;,&quot;citationItems&quot;:[{&quot;id&quot;:&quot;bf4b9b8e-8cd4-3267-8fea-3e05e74bdeb9&quot;,&quot;itemData&quot;:{&quot;type&quot;:&quot;chapter&quot;,&quot;id&quot;:&quot;bf4b9b8e-8cd4-3267-8fea-3e05e74bdeb9&quot;,&quot;title&quot;:&quot;Drug Metabolism: Phase I and Phase II Metabolic Pathways&quot;,&quot;author&quot;:[{&quot;family&quot;:&quot;ul Amin Mohsin&quot;,&quot;given&quot;:&quot;Noor&quot;,&quot;parse-names&quot;:false,&quot;dropping-particle&quot;:&quot;&quot;,&quot;non-dropping-particle&quot;:&quot;&quot;},{&quot;family&quot;:&quot;Farrukh&quot;,&quot;given&quot;:&quot;Maryam&quot;,&quot;parse-names&quot;:false,&quot;dropping-particle&quot;:&quot;&quot;,&quot;non-dropping-particle&quot;:&quot;&quot;},{&quot;family&quot;:&quot;Shahzadi&quot;,&quot;given&quot;:&quot;Saba&quot;,&quot;parse-names&quot;:false,&quot;dropping-particle&quot;:&quot;&quot;,&quot;non-dropping-particle&quot;:&quot;&quot;},{&quot;family&quot;:&quot;Irfan&quot;,&quot;given&quot;:&quot;Muhammad&quot;,&quot;parse-names&quot;:false,&quot;dropping-particle&quot;:&quot;&quot;,&quot;non-dropping-particle&quot;:&quot;&quot;}],&quot;DOI&quot;:&quot;10.5772/intechopen.112854&quot;,&quot;issued&quot;:{&quot;date-parts&quot;:[[2024,2,14]]},&quot;container-title-short&quot;:&quot;&quot;},&quot;isTemporary&quot;:false}]},{&quot;citationID&quot;:&quot;MENDELEY_CITATION_4c61a503-9278-499d-9d99-f0a543c311cd&quot;,&quot;properties&quot;:{&quot;noteIndex&quot;:0},&quot;isEdited&quot;:false,&quot;manualOverride&quot;:{&quot;isManuallyOverridden&quot;:false,&quot;citeprocText&quot;:&quot;[2]&quot;,&quot;manualOverrideText&quot;:&quot;&quot;},&quot;citationTag&quot;:&quot;MENDELEY_CITATION_v3_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&quot;,&quot;citationItems&quot;:[{&quot;id&quot;:&quot;a7499272-8f2c-3731-b644-7b0aae951850&quot;,&quot;itemData&quot;:{&quot;type&quot;:&quot;article-journal&quot;,&quot;id&quot;:&quot;a7499272-8f2c-3731-b644-7b0aae951850&quot;,&quot;title&quot;:&quot;In silico ADME-Tox modeling: progress and prospects&quot;,&quot;author&quot;:[{&quot;family&quot;:&quot;Alqahtani&quot;,&quot;given&quot;:&quot;Saeed&quot;,&quot;parse-names&quot;:false,&quot;dropping-particle&quot;:&quot;&quot;,&quot;non-dropping-particle&quot;:&quot;&quot;}],&quot;container-title&quot;:&quot;Expert Opinion on Drug Metabolism &amp; Toxicology&quot;,&quot;DOI&quot;:&quot;10.1080/17425255.2017.1389897&quot;,&quot;ISSN&quot;:&quot;1742-5255&quot;,&quot;issued&quot;:{&quot;date-parts&quot;:[[2017,11,2]]},&quot;page&quot;:&quot;1147-1158&quot;,&quot;issue&quot;:&quot;11&quot;,&quot;volume&quot;:&quot;13&quot;,&quot;container-title-short&quot;:&quot;Expert Opin. Drug Metab. Toxicol.&quot;},&quot;isTemporary&quot;:false}]},{&quot;citationID&quot;:&quot;MENDELEY_CITATION_f9163c9d-db05-495c-82ad-845f41c010e3&quot;,&quot;properties&quot;:{&quot;noteIndex&quot;:0},&quot;isEdited&quot;:false,&quot;manualOverride&quot;:{&quot;isManuallyOverridden&quot;:false,&quot;citeprocText&quot;:&quot;[3]&quot;,&quot;manualOverrideText&quot;:&quot;&quot;},&quot;citationTag&quot;:&quot;MENDELEY_CITATION_v3_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&quot;,&quot;citationItems&quot;:[{&quot;id&quot;:&quot;41dab8de-eca9-3196-8661-835a96a3207d&quot;,&quot;itemData&quot;:{&quot;type&quot;:&quot;article-journal&quot;,&quot;id&quot;:&quot;41dab8de-eca9-3196-8661-835a96a3207d&quot;,&quot;title&quot;:&quot;Predicting routes of phase I and II metabolism based on quantum mechanics and machine learning&quot;,&quot;author&quot;:[{&quot;family&quot;:&quot;Öeren&quot;,&quot;given&quot;:&quot;Mario&quot;,&quot;parse-names&quot;:false,&quot;dropping-particle&quot;:&quot;&quot;,&quot;non-dropping-particle&quot;:&quot;&quot;},{&quot;family&quot;:&quot;Hunt&quot;,&quot;given&quot;:&quot;Peter A.&quot;,&quot;parse-names&quot;:false,&quot;dropping-particle&quot;:&quot;&quot;,&quot;non-dropping-particle&quot;:&quot;&quot;},{&quot;family&quot;:&quot;Wharrick&quot;,&quot;given&quot;:&quot;Charlotte E.&quot;,&quot;parse-names&quot;:false,&quot;dropping-particle&quot;:&quot;&quot;,&quot;non-dropping-particle&quot;:&quot;&quot;},{&quot;family&quot;:&quot;Tabatabaei Ghomi&quot;,&quot;given&quot;:&quot;Hamed&quot;,&quot;parse-names&quot;:false,&quot;dropping-particle&quot;:&quot;&quot;,&quot;non-dropping-particle&quot;:&quot;&quot;},{&quot;family&quot;:&quot;Segall&quot;,&quot;given&quot;:&quot;Matthew D.&quot;,&quot;parse-names&quot;:false,&quot;dropping-particle&quot;:&quot;&quot;,&quot;non-dropping-particle&quot;:&quot;&quot;}],&quot;container-title&quot;:&quot;Xenobiotica&quot;,&quot;DOI&quot;:&quot;10.1080/00498254.2023.2284251&quot;,&quot;ISSN&quot;:&quot;0049-8254&quot;,&quot;issued&quot;:{&quot;date-parts&quot;:[[2024,8,8]]},&quot;page&quot;:&quot;379-393&quot;,&quot;issue&quot;:&quot;7&quot;,&quot;volume&quot;:&quot;54&quot;,&quot;container-title-short&quot;:&quot;&quot;},&quot;isTemporary&quot;:false}]},{&quot;citationID&quot;:&quot;MENDELEY_CITATION_b3a78241-26d9-4c0f-a776-f58d6393a7c1&quot;,&quot;properties&quot;:{&quot;noteIndex&quot;:0},&quot;isEdited&quot;:false,&quot;manualOverride&quot;:{&quot;isManuallyOverridden&quot;:false,&quot;citeprocText&quot;:&quot;[4]&quot;,&quot;manualOverrideText&quot;:&quot;&quot;},&quot;citationTag&quot;:&quot;MENDELEY_CITATION_v3_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&quot;,&quot;citationItems&quot;:[{&quot;id&quot;:&quot;13bc8314-57b6-3cd6-845d-b642b9f122d5&quot;,&quot;itemData&quot;:{&quot;type&quot;:&quot;webpage&quot;,&quot;id&quot;:&quot;13bc8314-57b6-3cd6-845d-b642b9f122d5&quot;,&quot;title&quot;:&quot;Decoding phase I &amp; II human drug metabolism using the prediction tool MetaSite for chemists, medicinal chemists, and metID experts.&quot;,&quot;author&quot;:[{&quot;family&quot;:&quot;Cruciani&quot;,&quot;given&quot;:&quot;Gabriele&quot;,&quot;parse-names&quot;:false,&quot;dropping-particle&quot;:&quot;&quot;,&quot;non-dropping-particle&quot;:&quot;&quot;},{&quot;family&quot;:&quot;Desantis&quot;,&quot;given&quot;:&quot;Jenny&quot;,&quot;parse-names&quot;:false,&quot;dropping-particle&quot;:&quot;&quot;,&quot;non-dropping-particle&quot;:&quot;&quot;},{&quot;family&quot;:&quot;Palomba&quot;,&quot;given&quot;:&quot;Tommaso&quot;,&quot;parse-names&quot;:false,&quot;dropping-particle&quot;:&quot;&quot;,&quot;non-dropping-particle&quot;:&quot;&quot;},{&quot;family&quot;:&quot;Baroni&quot;,&quot;given&quot;:&quot;Massimo&quot;,&quot;parse-names&quot;:false,&quot;dropping-particle&quot;:&quot;&quot;,&quot;non-dropping-particle&quot;:&quot;&quot;},{&quot;family&quot;:&quot;Valeri&quot;,&quot;given&quot;:&quot;Aurora&quot;,&quot;parse-names&quot;:false,&quot;dropping-particle&quot;:&quot;&quot;,&quot;non-dropping-particle&quot;:&quot;&quot;},{&quot;family&quot;:&quot;Siragusa&quot;,&quot;given&quot;:&quot;Lydia&quot;,&quot;parse-names&quot;:false,&quot;dropping-particle&quot;:&quot;&quot;,&quot;non-dropping-particle&quot;:&quot;&quot;},{&quot;family&quot;:&quot;Venturi&quot;,&quot;given&quot;:&quot;Ludovico&quot;,&quot;parse-names&quot;:false,&quot;dropping-particle&quot;:&quot;&quot;,&quot;non-dropping-particle&quot;:&quot;&quot;},{&quot;family&quot;:&quot;Zamora&quot;,&quot;given&quot;:&quot;Ismael&quot;,&quot;parse-names&quot;:false,&quot;dropping-particle&quot;:&quot;&quot;,&quot;non-dropping-particle&quot;:&quot;&quot;},{&quot;family&quot;:&quot;Meyer&quot;,&quot;given&quot;:&quot;Christophe&quot;,&quot;parse-names&quot;:false,&quot;dropping-particle&quot;:&quot;&quot;,&quot;non-dropping-particle&quot;:&quot;&quot;},{&quot;family&quot;:&quot;Laboureur&quot;,&quot;given&quot;:&quot;Laurent&quot;,&quot;parse-names&quot;:false,&quot;dropping-particle&quot;:&quot;&quot;,&quot;non-dropping-particle&quot;:&quot;&quot;},{&quot;family&quot;:&quot;Emre&quot;,&quot;given&quot;:&quot;Isin&quot;,&quot;parse-names&quot;:false,&quot;dropping-particle&quot;:&quot;&quot;,&quot;non-dropping-particle&quot;:&quot;&quot;},{&quot;family&quot;:&quot;Goracci&quot;,&quot;given&quot;:&quot;Laura&quot;,&quot;parse-names&quot;:false,&quot;dropping-particle&quot;:&quot;&quot;,&quot;non-dropping-particle&quot;:&quot;&quot;}],&quot;issued&quot;:{&quot;date-parts&quot;:[[2024]]},&quot;container-title-short&quot;:&quot;&quot;},&quot;isTemporary&quot;:false}]},{&quot;citationID&quot;:&quot;MENDELEY_CITATION_a090304e-5ae5-4071-9395-15b690c02537&quot;,&quot;properties&quot;:{&quot;noteIndex&quot;:0},&quot;isEdited&quot;:false,&quot;manualOverride&quot;:{&quot;isManuallyOverridden&quot;:false,&quot;citeprocText&quot;:&quot;[5]&quot;,&quot;manualOverrideText&quot;:&quot;&quot;},&quot;citationTag&quot;:&quot;MENDELEY_CITATION_v3_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&quot;,&quot;citationItems&quot;:[{&quot;id&quot;:&quot;30167f7e-6772-397c-8d9b-7e31dc75bdc6&quot;,&quot;itemData&quot;:{&quot;type&quot;:&quot;article-journal&quot;,&quot;id&quot;:&quot;30167f7e-6772-397c-8d9b-7e31dc75bdc6&quot;,&quot;title&quot;:&quot;CYPstrate: A Set of Machine Learning Models for the Accurate Classification of Cytochrome P450 Enzyme Substrates and Non-Substrates&quot;,&quot;author&quot;:[{&quot;family&quot;:&quot;Holmer&quot;,&quot;given&quot;:&quot;Malte&quot;,&quot;parse-names&quot;:false,&quot;dropping-particle&quot;:&quot;&quot;,&quot;non-dropping-particle&quot;:&quot;&quot;},{&quot;family&quot;:&quot;Bruyn Kops&quot;,&quot;given&quot;:&quot;Christina&quot;,&quot;parse-names&quot;:false,&quot;dropping-particle&quot;:&quot;&quot;,&quot;non-dropping-particle&quot;:&quot;de&quot;},{&quot;family&quot;:&quot;Stork&quot;,&quot;given&quot;:&quot;Conrad&quot;,&quot;parse-names&quot;:false,&quot;dropping-particle&quot;:&quot;&quot;,&quot;non-dropping-particle&quot;:&quot;&quot;},{&quot;family&quot;:&quot;Kirchmair&quot;,&quot;given&quot;:&quot;Johannes&quot;,&quot;parse-names&quot;:false,&quot;dropping-particle&quot;:&quot;&quot;,&quot;non-dropping-particle&quot;:&quot;&quot;}],&quot;container-title&quot;:&quot;Molecules&quot;,&quot;DOI&quot;:&quot;10.3390/molecules26154678&quot;,&quot;ISSN&quot;:&quot;1420-3049&quot;,&quot;issued&quot;:{&quot;date-parts&quot;:[[2021,8,2]]},&quot;page&quot;:&quot;4678&quot;,&quot;abstract&quot;:&quot;&lt;p&gt;The interaction of small organic molecules such as drugs, agrochemicals, and cosmetics with cytochrome P450 enzymes (CYPs) can lead to substantial changes in the bioavailability of active substances and hence consequences with respect to pharmacological efficacy and toxicity. Therefore, efficient means of predicting the interactions of small organic molecules with CYPs are of high importance to a host of different industries. In this work, we present a new set of machine learning models for the classification of xenobiotics into substrates and non-substrates of nine human CYP isozymes: CYPs 1A2, 2A6, 2B6, 2C8, 2C9, 2C19, 2D6, 2E1, and 3A4. The models are trained on an extended, high-quality collection of known substrates and non-substrates and have been subjected to thorough validation. Our results show that the models yield competitive performance and are favorable for the detection of CYP substrates. In particular, a new consensus model reached high performance, with Matthews correlation coefficients (MCCs) between 0.45 (CYP2C8) and 0.85 (CYP3A4), although at the cost of coverage. The best models presented in this work are accessible free of charge via the “CYPstrate” module of the New E-Resource for Drug Discovery (NERDD).&lt;/p&gt;&quot;,&quot;issue&quot;:&quot;15&quot;,&quot;volume&quot;:&quot;26&quot;,&quot;container-title-short&quot;:&quot;&quot;},&quot;isTemporary&quot;:false}]},{&quot;citationID&quot;:&quot;MENDELEY_CITATION_b88c5398-356c-4dd6-910a-1154fc2a2abe&quot;,&quot;properties&quot;:{&quot;noteIndex&quot;:0},&quot;isEdited&quot;:false,&quot;manualOverride&quot;:{&quot;isManuallyOverridden&quot;:false,&quot;citeprocText&quot;:&quot;[6]&quot;,&quot;manualOverrideText&quot;:&quot;&quot;},&quot;citationTag&quot;:&quot;MENDELEY_CITATION_v3_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&quot;,&quot;citationItems&quot;:[{&quot;id&quot;:&quot;fa11ca6b-cdbb-3046-b0fc-8f028817e99c&quot;,&quot;itemData&quot;:{&quot;type&quot;:&quot;article-journal&quot;,&quot;id&quot;:&quot;fa11ca6b-cdbb-3046-b0fc-8f028817e99c&quot;,&quot;title&quot;:&quot;CypReact: A Software Tool for in Silico Reactant Prediction for Human Cytochrome P450 Enzymes&quot;,&quot;author&quot;:[{&quot;family&quot;:&quot;Tian&quot;,&quot;given&quot;:&quot;Siyang&quot;,&quot;parse-names&quot;:false,&quot;dropping-particle&quot;:&quot;&quot;,&quot;non-dropping-particle&quot;:&quot;&quot;},{&quot;family&quot;:&quot;Djoumbou-Feunang&quot;,&quot;given&quot;:&quot;Yannick&quot;,&quot;parse-names&quot;:false,&quot;dropping-particle&quot;:&quot;&quot;,&quot;non-dropping-particle&quot;:&quot;&quot;},{&quot;family&quot;:&quot;Greiner&quot;,&quot;given&quot;:&quot;Russell&quot;,&quot;parse-names&quot;:false,&quot;dropping-particle&quot;:&quot;&quot;,&quot;non-dropping-particle&quot;:&quot;&quot;},{&quot;family&quot;:&quot;Wishart&quot;,&quot;given&quot;:&quot;David S&quot;,&quot;parse-names&quot;:false,&quot;dropping-particle&quot;:&quot;&quot;,&quot;non-dropping-particle&quot;:&quot;&quot;}],&quot;container-title&quot;:&quot;Journal of Chemical Information and Modeling&quot;,&quot;DOI&quot;:&quot;10.1021/acs.jcim.8b00035&quot;,&quot;URL&quot;:&quot;https://doi.org/10.1021/acs.jcim.8b00035&quot;,&quot;issued&quot;:{&quot;date-parts&quot;:[[2018]]},&quot;page&quot;:&quot;1282-1291&quot;,&quot;issue&quot;:&quot;6&quot;,&quot;volume&quot;:&quot;58&quot;,&quot;container-title-short&quot;:&quot;J. Chem. Inf. Model.&quot;},&quot;isTemporary&quot;:false}]},{&quot;citationID&quot;:&quot;MENDELEY_CITATION_9e00beb5-b823-441f-bd21-5c0245227aff&quot;,&quot;properties&quot;:{&quot;noteIndex&quot;:0},&quot;isEdited&quot;:false,&quot;manualOverride&quot;:{&quot;isManuallyOverridden&quot;:false,&quot;citeprocText&quot;:&quot;[7]&quot;,&quot;manualOverrideText&quot;:&quot;&quot;},&quot;citationTag&quot;:&quot;MENDELEY_CITATION_v3_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&quot;,&quot;citationItems&quot;:[{&quot;id&quot;:&quot;5396d9c6-cb3b-363a-9678-0b3b627a7437&quot;,&quot;itemData&quot;:{&quot;type&quot;:&quot;article-journal&quot;,&quot;id&quot;:&quot;5396d9c6-cb3b-363a-9678-0b3b627a7437&quot;,&quot;title&quot;:&quot;DeepP450: Predicting Human P450 Activities of Small Molecules by Integrating Pretrained Protein Language Model and Molecular Representation&quot;,&quot;author&quot;:[{&quot;family&quot;:&quot;Chang&quot;,&quot;given&quot;:&quot;Jiamin&quot;,&quot;parse-names&quot;:false,&quot;dropping-particle&quot;:&quot;&quot;,&quot;non-dropping-particle&quot;:&quot;&quot;},{&quot;family&quot;:&quot;Fan&quot;,&quot;given&quot;:&quot;Xiaoyu&quot;,&quot;parse-names&quot;:false,&quot;dropping-particle&quot;:&quot;&quot;,&quot;non-dropping-particle&quot;:&quot;&quot;},{&quot;family&quot;:&quot;Tian&quot;,&quot;given&quot;:&quot;Boxue&quot;,&quot;parse-names&quot;:false,&quot;dropping-particle&quot;:&quot;&quot;,&quot;non-dropping-particle&quot;:&quot;&quot;}],&quot;container-title&quot;:&quot;Journal of Chemical Information and Modeling&quot;,&quot;DOI&quot;:&quot;10.1021/acs.jcim.4c00115&quot;,&quot;URL&quot;:&quot;https://doi.org/10.1021/acs.jcim.4c00115&quot;,&quot;issued&quot;:{&quot;date-parts&quot;:[[2024]]},&quot;page&quot;:&quot;3149-3160&quot;,&quot;issue&quot;:&quot;8&quot;,&quot;volume&quot;:&quot;64&quot;,&quot;container-title-short&quot;:&quot;J. Chem. Inf. Model.&quot;},&quot;isTemporary&quot;:false}]},{&quot;citationID&quot;:&quot;MENDELEY_CITATION_5dca3d77-b598-4d67-9225-e52ba676341f&quot;,&quot;properties&quot;:{&quot;noteIndex&quot;:0},&quot;isEdited&quot;:false,&quot;manualOverride&quot;:{&quot;isManuallyOverridden&quot;:false,&quot;citeprocText&quot;:&quot;[8]&quot;,&quot;manualOverrideText&quot;:&quot;&quot;},&quot;citationTag&quot;:&quot;MENDELEY_CITATION_v3_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&quot;,&quot;citationItems&quot;:[{&quot;id&quot;:&quot;43b0d024-e9b9-3059-b9bc-07339751aa6d&quot;,&quot;itemData&quot;:{&quot;type&quot;:&quot;article-journal&quot;,&quot;id&quot;:&quot;43b0d024-e9b9-3059-b9bc-07339751aa6d&quot;,&quot;title&quot;:&quot;ADMETlab 3.0: an updated comprehensive online ADMET prediction platform enhanced with broader coverage, improved performance, API functionality and decision support&quot;,&quot;author&quot;:[{&quot;family&quot;:&quot;Fu&quot;,&quot;given&quot;:&quot;Li&quot;,&quot;parse-names&quot;:false,&quot;dropping-particle&quot;:&quot;&quot;,&quot;non-dropping-particle&quot;:&quot;&quot;},{&quot;family&quot;:&quot;Shi&quot;,&quot;given&quot;:&quot;Shaohua&quot;,&quot;parse-names&quot;:false,&quot;dropping-particle&quot;:&quot;&quot;,&quot;non-dropping-particle&quot;:&quot;&quot;},{&quot;family&quot;:&quot;Yi&quot;,&quot;given&quot;:&quot;Jiacai&quot;,&quot;parse-names&quot;:false,&quot;dropping-particle&quot;:&quot;&quot;,&quot;non-dropping-particle&quot;:&quot;&quot;},{&quot;family&quot;:&quot;Wang&quot;,&quot;given&quot;:&quot;Ningning&quot;,&quot;parse-names&quot;:false,&quot;dropping-particle&quot;:&quot;&quot;,&quot;non-dropping-particle&quot;:&quot;&quot;},{&quot;family&quot;:&quot;He&quot;,&quot;given&quot;:&quot;Yuanhang&quot;,&quot;parse-names&quot;:false,&quot;dropping-particle&quot;:&quot;&quot;,&quot;non-dropping-particle&quot;:&quot;&quot;},{&quot;family&quot;:&quot;Wu&quot;,&quot;given&quot;:&quot;Zhenxing&quot;,&quot;parse-names&quot;:false,&quot;dropping-particle&quot;:&quot;&quot;,&quot;non-dropping-particle&quot;:&quot;&quot;},{&quot;family&quot;:&quot;Peng&quot;,&quot;given&quot;:&quot;Jinfu&quot;,&quot;parse-names&quot;:false,&quot;dropping-particle&quot;:&quot;&quot;,&quot;non-dropping-particle&quot;:&quot;&quot;},{&quot;family&quot;:&quot;Deng&quot;,&quot;given&quot;:&quot;Youchao&quot;,&quot;parse-names&quot;:false,&quot;dropping-particle&quot;:&quot;&quot;,&quot;non-dropping-particle&quot;:&quot;&quot;},{&quot;family&quot;:&quot;Wang&quot;,&quot;given&quot;:&quot;Wenxuan&quot;,&quot;parse-names&quot;:false,&quot;dropping-particle&quot;:&quot;&quot;,&quot;non-dropping-particle&quot;:&quot;&quot;},{&quot;family&quot;:&quot;Wu&quot;,&quot;given&quot;:&quot;Chengkun&quot;,&quot;parse-names&quot;:false,&quot;dropping-particle&quot;:&quot;&quot;,&quot;non-dropping-particle&quot;:&quot;&quot;},{&quot;family&quot;:&quot;Lyu&quot;,&quot;given&quot;:&quot;Aiping&quot;,&quot;parse-names&quot;:false,&quot;dropping-particle&quot;:&quot;&quot;,&quot;non-dropping-particle&quot;:&quot;&quot;},{&quot;family&quot;:&quot;Zeng&quot;,&quot;given&quot;:&quot;Xiangxiang&quot;,&quot;parse-names&quot;:false,&quot;dropping-particle&quot;:&quot;&quot;,&quot;non-dropping-particle&quot;:&quot;&quot;},{&quot;family&quot;:&quot;Zhao&quot;,&quot;given&quot;:&quot;Wentao&quot;,&quot;parse-names&quot;:false,&quot;dropping-particle&quot;:&quot;&quot;,&quot;non-dropping-particle&quot;:&quot;&quot;},{&quot;family&quot;:&quot;Hou&quot;,&quot;given&quot;:&quot;Tingjun&quot;,&quot;parse-names&quot;:false,&quot;dropping-particle&quot;:&quot;&quot;,&quot;non-dropping-particle&quot;:&quot;&quot;},{&quot;family&quot;:&quot;Cao&quot;,&quot;given&quot;:&quot;Dongsheng&quot;,&quot;parse-names&quot;:false,&quot;dropping-particle&quot;:&quot;&quot;,&quot;non-dropping-particle&quot;:&quot;&quot;}],&quot;container-title&quot;:&quot;Nucleic Acids Research&quot;,&quot;DOI&quot;:&quot;10.1093/nar/gkae236&quot;,&quot;ISSN&quot;:&quot;0305-1048&quot;,&quot;issued&quot;:{&quot;date-parts&quot;:[[2024,7,5]]},&quot;page&quot;:&quot;W422-W431&quot;,&quot;abstract&quot;:&quot;&lt;p&gt;ADMETlab 3.0 is the second updated version of the web server that provides a comprehensive and efficient platform for evaluating ADMET-related parameters as well as physicochemical properties and medicinal chemistry characteristics involved in the drug discovery process. This new release addresses the limitations of the previous version and offers broader coverage, improved performance, API functionality, and decision support. For supporting data and endpoints, this version includes 119 features, an increase of 31 compared to the previous version. The updated number of entries is 1.5 times larger than the previous version with over 400 000 entries. ADMETlab 3.0 incorporates a multi-task DMPNN architecture coupled with molecular descriptors, a method that not only guaranteed calculation speed for each endpoint simultaneously, but also achieved a superior performance in terms of accuracy and robustness. In addition, an API has been introduced to meet the growing demand for programmatic access to large amounts of data in ADMETlab 3.0. Moreover, this version includes uncertainty estimates in the prediction results, aiding in the confident selection of candidate compounds for further studies and experiments. ADMETlab 3.0 is publicly for access without the need for registration at: https://admetlab3.scbdd.com.&lt;/p&gt;&quot;,&quot;issue&quot;:&quot;W1&quot;,&quot;volume&quot;:&quot;52&quot;,&quot;container-title-short&quot;:&quot;Nucleic Acids Res.&quot;},&quot;isTemporary&quot;:false}]},{&quot;citationID&quot;:&quot;MENDELEY_CITATION_0e2af13d-1186-46c8-b802-9fb14303c0dc&quot;,&quot;properties&quot;:{&quot;noteIndex&quot;:0},&quot;isEdited&quot;:false,&quot;manualOverride&quot;:{&quot;isManuallyOverridden&quot;:false,&quot;citeprocText&quot;:&quot;[9]&quot;,&quot;manualOverrideText&quot;:&quot;&quot;},&quot;citationTag&quot;:&quot;MENDELEY_CITATION_v3_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&quot;,&quot;citationItems&quot;:[{&quot;id&quot;:&quot;23927d7f-21a8-33f9-bc4d-62bd50964d5d&quot;,&quot;itemData&quot;:{&quot;type&quot;:&quot;article-journal&quot;,&quot;id&quot;:&quot;23927d7f-21a8-33f9-bc4d-62bd50964d5d&quot;,&quot;title&quot;:&quot;The Generation of a Unique Machine Description for Chemical Structures-A Technique Developed at Chemical Abstracts Service.&quot;,&quot;author&quot;:[{&quot;family&quot;:&quot;Morgan&quot;,&quot;given&quot;:&quot;H. L.&quot;,&quot;parse-names&quot;:false,&quot;dropping-particle&quot;:&quot;&quot;,&quot;non-dropping-particle&quot;:&quot;&quot;}],&quot;container-title&quot;:&quot;Journal of Chemical Documentation&quot;,&quot;DOI&quot;:&quot;10.1021/c160017a018&quot;,&quot;ISSN&quot;:&quot;0021-9576&quot;,&quot;issued&quot;:{&quot;date-parts&quot;:[[1965,5,1]]},&quot;page&quot;:&quot;107-113&quot;,&quot;issue&quot;:&quot;2&quot;,&quot;volume&quot;:&quot;5&quot;,&quot;container-title-short&quot;:&quot;J. Chem. Doc.&quot;},&quot;isTemporary&quot;:false}]},{&quot;citationID&quot;:&quot;MENDELEY_CITATION_7594bf8b-015d-49aa-b108-510a5eae62b9&quot;,&quot;properties&quot;:{&quot;noteIndex&quot;:0},&quot;isEdited&quot;:false,&quot;manualOverride&quot;:{&quot;isManuallyOverridden&quot;:false,&quot;citeprocText&quot;:&quot;[10]&quot;,&quot;manualOverrideText&quot;:&quot;&quot;},&quot;citationTag&quot;:&quot;MENDELEY_CITATION_v3_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&quot;,&quot;citationItems&quot;:[{&quot;id&quot;:&quot;80c5781c-7e86-33cf-b75b-5ab47acd2884&quot;,&quot;itemData&quot;:{&quot;type&quot;:&quot;article-journal&quot;,&quot;id&quot;:&quot;80c5781c-7e86-33cf-b75b-5ab47acd2884&quot;,&quot;title&quot;:&quot;Mol2vec: Unsupervised Machine Learning Approach with Chemical Intuition&quot;,&quot;author&quot;:[{&quot;family&quot;:&quot;Jaeger&quot;,&quot;given&quot;:&quot;Sabrina&quot;,&quot;parse-names&quot;:false,&quot;dropping-particle&quot;:&quot;&quot;,&quot;non-dropping-particle&quot;:&quot;&quot;},{&quot;family&quot;:&quot;Fulle&quot;,&quot;given&quot;:&quot;Simone&quot;,&quot;parse-names&quot;:false,&quot;dropping-particle&quot;:&quot;&quot;,&quot;non-dropping-particle&quot;:&quot;&quot;},{&quot;family&quot;:&quot;Turk&quot;,&quot;given&quot;:&quot;Samo&quot;,&quot;parse-names&quot;:false,&quot;dropping-particle&quot;:&quot;&quot;,&quot;non-dropping-particle&quot;:&quot;&quot;}],&quot;container-title&quot;:&quot;Journal of Chemical Information and Modeling&quot;,&quot;DOI&quot;:&quot;10.1021/acs.jcim.7b00616&quot;,&quot;ISSN&quot;:&quot;1549-9596&quot;,&quot;issued&quot;:{&quot;date-parts&quot;:[[2018,1,22]]},&quot;page&quot;:&quot;27-35&quot;,&quot;issue&quot;:&quot;1&quot;,&quot;volume&quot;:&quot;58&quot;,&quot;container-title-short&quot;:&quot;J. Chem. Inf. Model.&quot;},&quot;isTemporary&quot;:false}]},{&quot;citationID&quot;:&quot;MENDELEY_CITATION_70668c7c-96e7-42e2-8067-7b3fa3e95455&quot;,&quot;properties&quot;:{&quot;noteIndex&quot;:0},&quot;isEdited&quot;:false,&quot;manualOverride&quot;:{&quot;isManuallyOverridden&quot;:false,&quot;citeprocText&quot;:&quot;[11]&quot;,&quot;manualOverrideText&quot;:&quot;&quot;},&quot;citationTag&quot;:&quot;MENDELEY_CITATION_v3_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&quot;,&quot;citationItems&quot;:[{&quot;id&quot;:&quot;27f87688-13d2-35cf-b3cc-69d56bb2def3&quot;,&quot;itemData&quot;:{&quot;type&quot;:&quot;article-journal&quot;,&quot;id&quot;:&quot;27f87688-13d2-35cf-b3cc-69d56bb2def3&quot;,&quot;title&quot;:&quot;ChemBERTa: Large-Scale Self-Supervised Pretraining for Molecular Property Prediction&quot;,&quot;author&quot;:[{&quot;family&quot;:&quot;Chithrananda&quot;,&quot;given&quot;:&quot;Seyone&quot;,&quot;parse-names&quot;:false,&quot;dropping-particle&quot;:&quot;&quot;,&quot;non-dropping-particle&quot;:&quot;&quot;},{&quot;family&quot;:&quot;Grand&quot;,&quot;given&quot;:&quot;Gabriel&quot;,&quot;parse-names&quot;:false,&quot;dropping-particle&quot;:&quot;&quot;,&quot;non-dropping-particle&quot;:&quot;&quot;},{&quot;family&quot;:&quot;Ramsundar&quot;,&quot;given&quot;:&quot;Bharath&quot;,&quot;parse-names&quot;:false,&quot;dropping-particle&quot;:&quot;&quot;,&quot;non-dropping-particle&quot;:&quot;&quot;}],&quot;container-title&quot;:&quot;arXiv e-prints&quot;,&quot;DOI&quot;:&quot;10.48550/arXiv.2010.09885&quot;,&quot;issued&quot;:{&quot;date-parts&quot;:[[2020,10]]},&quot;page&quot;:&quot;arXiv:2010.09885&quot;,&quot;container-title-short&quot;:&quot;&quot;},&quot;isTemporary&quot;:false}]},{&quot;citationID&quot;:&quot;MENDELEY_CITATION_eed2f2c2-9fb7-481f-9847-505a31c7df76&quot;,&quot;properties&quot;:{&quot;noteIndex&quot;:0},&quot;isEdited&quot;:false,&quot;manualOverride&quot;:{&quot;isManuallyOverridden&quot;:false,&quot;citeprocText&quot;:&quot;[12]&quot;,&quot;manualOverrideText&quot;:&quot;&quot;},&quot;citationTag&quot;:&quot;MENDELEY_CITATION_v3_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&quot;,&quot;citationItems&quot;:[{&quot;id&quot;:&quot;6b3c2795-b358-3d30-b69e-b2ad6a5195ff&quot;,&quot;itemData&quot;:{&quot;type&quot;:&quot;article-journal&quot;,&quot;id&quot;:&quot;6b3c2795-b358-3d30-b69e-b2ad6a5195ff&quot;,&quot;title&quot;:&quot;MOLE: Modular Learning FramEwork via Mutual Information Maximization&quot;,&quot;author&quot;:[{&quot;family&quot;:&quot;Li&quot;,&quot;given&quot;:&quot;Tianchao&quot;,&quot;parse-names&quot;:false,&quot;dropping-particle&quot;:&quot;&quot;,&quot;non-dropping-particle&quot;:&quot;&quot;},{&quot;family&quot;:&quot;Pei&quot;,&quot;given&quot;:&quot;Yulong&quot;,&quot;parse-names&quot;:false,&quot;dropping-particle&quot;:&quot;&quot;,&quot;non-dropping-particle&quot;:&quot;&quot;}],&quot;container-title&quot;:&quot;ArXiv&quot;,&quot;URL&quot;:&quot;https://api.semanticscholar.org/CorpusID:260899882&quot;,&quot;issued&quot;:{&quot;date-parts&quot;:[[2023]]},&quot;volume&quot;:&quot;abs/2308.07772&quot;,&quot;container-title-short&quot;:&quot;ArXiv&quot;},&quot;isTemporary&quot;:false}]},{&quot;citationID&quot;:&quot;MENDELEY_CITATION_6911c6cb-3ce9-4960-b0ab-f73003ee0ccc&quot;,&quot;properties&quot;:{&quot;noteIndex&quot;:0},&quot;isEdited&quot;:false,&quot;manualOverride&quot;:{&quot;isManuallyOverridden&quot;:false,&quot;citeprocText&quot;:&quot;[13]&quot;,&quot;manualOverrideText&quot;:&quot;&quot;},&quot;citationTag&quot;:&quot;MENDELEY_CITATION_v3_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&quot;,&quot;citationItems&quot;:[{&quot;id&quot;:&quot;91bc1232-bb46-3423-9b4f-a14d74fb3264&quot;,&quot;itemData&quot;:{&quot;type&quot;:&quot;webpage&quot;,&quot;id&quot;:&quot;91bc1232-bb46-3423-9b4f-a14d74fb3264&quot;,&quot;title&quot;:&quot;RDKit: Open-source cheminformatics.&quot;,&quot;container-title&quot;:&quot;https://www.rdkit.org&quot;,&quot;container-title-short&quot;:&quot;&quot;},&quot;isTemporary&quot;:false}]},{&quot;citationID&quot;:&quot;MENDELEY_CITATION_091adfc3-c72b-452f-a882-3f98e173bfcc&quot;,&quot;properties&quot;:{&quot;noteIndex&quot;:0},&quot;isEdited&quot;:false,&quot;manualOverride&quot;:{&quot;isManuallyOverridden&quot;:false,&quot;citeprocText&quot;:&quot;[14]&quot;,&quot;manualOverrideText&quot;:&quot;&quot;},&quot;citationTag&quot;:&quot;MENDELEY_CITATION_v3_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&quot;,&quot;citationItems&quot;:[{&quot;id&quot;:&quot;1fdf973c-15b9-3df1-916b-2aad974dea3b&quot;,&quot;itemData&quot;:{&quot;type&quot;:&quot;article-journal&quot;,&quot;id&quot;:&quot;1fdf973c-15b9-3df1-916b-2aad974dea3b&quot;,&quot;title&quot;:&quot;Extended-Connectivity Fingerprints&quot;,&quot;author&quot;:[{&quot;family&quot;:&quot;Rogers&quot;,&quot;given&quot;:&quot;David&quot;,&quot;parse-names&quot;:false,&quot;dropping-particle&quot;:&quot;&quot;,&quot;non-dropping-particle&quot;:&quot;&quot;},{&quot;family&quot;:&quot;Hahn&quot;,&quot;given&quot;:&quot;Mathew&quot;,&quot;parse-names&quot;:false,&quot;dropping-particle&quot;:&quot;&quot;,&quot;non-dropping-particle&quot;:&quot;&quot;}],&quot;container-title&quot;:&quot;Journal of Chemical Information and Modeling&quot;,&quot;DOI&quot;:&quot;10.1021/ci100050t&quot;,&quot;URL&quot;:&quot;https://doi.org/10.1021/ci100050t&quot;,&quot;issued&quot;:{&quot;date-parts&quot;:[[2010]]},&quot;page&quot;:&quot;742-754&quot;,&quot;issue&quot;:&quot;5&quot;,&quot;volume&quot;:&quot;50&quot;,&quot;container-title-short&quot;:&quot;J. Chem. Inf. Model.&quot;},&quot;isTemporary&quot;:false}]},{&quot;citationID&quot;:&quot;MENDELEY_CITATION_05c57d48-f1ba-49fd-a3fb-d7b08348c075&quot;,&quot;properties&quot;:{&quot;noteIndex&quot;:0},&quot;isEdited&quot;:false,&quot;manualOverride&quot;:{&quot;isManuallyOverridden&quot;:false,&quot;citeprocText&quot;:&quot;[15]&quot;,&quot;manualOverrideText&quot;:&quot;&quot;},&quot;citationTag&quot;:&quot;MENDELEY_CITATION_v3_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&quot;,&quot;citationItems&quot;:[{&quot;id&quot;:&quot;16657982-092a-3db6-97ef-8ee47347c62e&quot;,&quot;itemData&quot;:{&quot;type&quot;:&quot;article-journal&quot;,&quot;id&quot;:&quot;16657982-092a-3db6-97ef-8ee47347c62e&quot;,&quot;title&quot;:&quot;Low-Compute repurposing of an English transformer into a molecular encoder: A two-stage SELFIES adaptation of RoBERTa&quot;,&quot;author&quot;:[{&quot;family&quot;:&quot;Alhmoudi&quot;,&quot;given&quot;:&quot;Obaid Khaleifah&quot;,&quot;parse-names&quot;:false,&quot;dropping-particle&quot;:&quot;&quot;,&quot;non-dropping-particle&quot;:&quot;&quot;},{&quot;family&quot;:&quot;Thameem&quot;,&quot;given&quot;:&quot;Muhammed&quot;,&quot;parse-names&quot;:false,&quot;dropping-particle&quot;:&quot;&quot;,&quot;non-dropping-particle&quot;:&quot;&quot;},{&quot;family&quot;:&quot;Elkamel&quot;,&quot;given&quot;:&quot;Ali&quot;,&quot;parse-names&quot;:false,&quot;dropping-particle&quot;:&quot;&quot;,&quot;non-dropping-particle&quot;:&quot;&quot;},{&quot;family&quot;:&quot;AlHammadi&quot;,&quot;given&quot;:&quot;Ali A.&quot;,&quot;parse-names&quot;:false,&quot;dropping-particle&quot;:&quot;&quot;,&quot;non-dropping-particle&quot;:&quot;&quot;}],&quot;container-title&quot;:&quot;Results in Engineering&quot;,&quot;DOI&quot;:&quot;10.1016/j.rineng.2025.108390&quot;,&quot;ISSN&quot;:&quot;25901230&quot;,&quot;issued&quot;:{&quot;date-parts&quot;:[[2025,12]]},&quot;page&quot;:&quot;108390&quot;,&quot;volume&quot;:&quot;28&quot;,&quot;container-title-short&quot;:&quot;&quot;},&quot;isTemporary&quot;:false}]},{&quot;citationID&quot;:&quot;MENDELEY_CITATION_61882ab6-be78-4074-86b7-8a58822453b0&quot;,&quot;properties&quot;:{&quot;noteIndex&quot;:0},&quot;isEdited&quot;:false,&quot;manualOverride&quot;:{&quot;isManuallyOverridden&quot;:false,&quot;citeprocText&quot;:&quot;[16], [17]&quot;,&quot;manualOverrideText&quot;:&quot;&quot;},&quot;citationTag&quot;:&quot;MENDELEY_CITATION_v3_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&quot;,&quot;citationItems&quot;:[{&quot;id&quot;:&quot;4b7e155f-c785-39de-bd3f-62287a2822db&quot;,&quot;itemData&quot;:{&quot;type&quot;:&quot;paper-conference&quot;,&quot;id&quot;:&quot;4b7e155f-c785-39de-bd3f-62287a2822db&quot;,&quot;title&quot;:&quot;BERT: Pre-training of Deep Bidirectional Transformers for Language Understanding&quot;,&quot;author&quot;:[{&quot;family&quot;:&quot;Devlin&quot;,&quot;given&quot;:&quot;Jacob&quot;,&quot;parse-names&quot;:false,&quot;dropping-particle&quot;:&quot;&quot;,&quot;non-dropping-particle&quot;:&quot;&quot;},{&quot;family&quot;:&quot;Chang&quot;,&quot;given&quot;:&quot;Ming-Wei&quot;,&quot;parse-names&quot;:false,&quot;dropping-particle&quot;:&quot;&quot;,&quot;non-dropping-particle&quot;:&quot;&quot;},{&quot;family&quot;:&quot;Lee&quot;,&quot;given&quot;:&quot;Kenton&quot;,&quot;parse-names&quot;:false,&quot;dropping-particle&quot;:&quot;&quot;,&quot;non-dropping-particle&quot;:&quot;&quot;},{&quot;family&quot;:&quot;Toutanova&quot;,&quot;given&quot;:&quot;Kristina&quot;,&quot;parse-names&quot;:false,&quot;dropping-particle&quot;:&quot;&quot;,&quot;non-dropping-particle&quot;:&quot;&quot;}],&quot;container-title&quot;:&quot;North American Chapter of the Association for Computational Linguistics&quot;,&quot;URL&quot;:&quot;https://api.semanticscholar.org/CorpusID:52967399&quot;,&quot;issued&quot;:{&quot;date-parts&quot;:[[2019]]},&quot;container-title-short&quot;:&quot;&quot;},&quot;isTemporary&quot;:false},{&quot;id&quot;:&quot;d6b0ebc7-a9eb-3e05-9f44-6d798a458d6c&quot;,&quot;itemData&quot;:{&quot;type&quot;:&quot;article-journal&quot;,&quot;id&quot;:&quot;d6b0ebc7-a9eb-3e05-9f44-6d798a458d6c&quot;,&quot;title&quot;:&quot;RoBERTa: A Robustly Optimized BERT Pretraining Approach&quot;,&quot;author&quot;:[{&quot;family&quot;:&quot;Liu&quot;,&quot;given&quot;:&quot;Yinhan&quot;,&quot;parse-names&quot;:false,&quot;dropping-particle&quot;:&quot;&quot;,&quot;non-dropping-particle&quot;:&quot;&quot;},{&quot;family&quot;:&quot;Ott&quot;,&quot;given&quot;:&quot;Myle&quot;,&quot;parse-names&quot;:false,&quot;dropping-particle&quot;:&quot;&quot;,&quot;non-dropping-particle&quot;:&quot;&quot;},{&quot;family&quot;:&quot;Goyal&quot;,&quot;given&quot;:&quot;Naman&quot;,&quot;parse-names&quot;:false,&quot;dropping-particle&quot;:&quot;&quot;,&quot;non-dropping-particle&quot;:&quot;&quot;},{&quot;family&quot;:&quot;Du&quot;,&quot;given&quot;:&quot;Jingfei&quot;,&quot;parse-names&quot;:false,&quot;dropping-particle&quot;:&quot;&quot;,&quot;non-dropping-particle&quot;:&quot;&quot;},{&quot;family&quot;:&quot;Joshi&quot;,&quot;given&quot;:&quot;Mandar&quot;,&quot;parse-names&quot;:false,&quot;dropping-particle&quot;:&quot;&quot;,&quot;non-dropping-particle&quot;:&quot;&quot;},{&quot;family&quot;:&quot;Chen&quot;,&quot;given&quot;:&quot;Danqi&quot;,&quot;parse-names&quot;:false,&quot;dropping-particle&quot;:&quot;&quot;,&quot;non-dropping-particle&quot;:&quot;&quot;},{&quot;family&quot;:&quot;Levy&quot;,&quot;given&quot;:&quot;Omer&quot;,&quot;parse-names&quot;:false,&quot;dropping-particle&quot;:&quot;&quot;,&quot;non-dropping-particle&quot;:&quot;&quot;},{&quot;family&quot;:&quot;Lewis&quot;,&quot;given&quot;:&quot;Mike&quot;,&quot;parse-names&quot;:false,&quot;dropping-particle&quot;:&quot;&quot;,&quot;non-dropping-particle&quot;:&quot;&quot;},{&quot;family&quot;:&quot;Zettlemoyer&quot;,&quot;given&quot;:&quot;Luke&quot;,&quot;parse-names&quot;:false,&quot;dropping-particle&quot;:&quot;&quot;,&quot;non-dropping-particle&quot;:&quot;&quot;},{&quot;family&quot;:&quot;Stoyanov&quot;,&quot;given&quot;:&quot;Veselin&quot;,&quot;parse-names&quot;:false,&quot;dropping-particle&quot;:&quot;&quot;,&quot;non-dropping-particle&quot;:&quot;&quot;}],&quot;container-title&quot;:&quot;ArXiv&quot;,&quot;URL&quot;:&quot;https://api.semanticscholar.org/CorpusID:198953378&quot;,&quot;issued&quot;:{&quot;date-parts&quot;:[[2019]]},&quot;volume&quot;:&quot;abs/1907.11692&quot;,&quot;container-title-short&quot;:&quot;ArXiv&quot;},&quot;isTemporary&quot;:false}]},{&quot;citationID&quot;:&quot;MENDELEY_CITATION_7f594b16-8ad5-4013-aee5-cc9efd81053f&quot;,&quot;properties&quot;:{&quot;noteIndex&quot;:0},&quot;isEdited&quot;:false,&quot;manualOverride&quot;:{&quot;isManuallyOverridden&quot;:false,&quot;citeprocText&quot;:&quot;[18]&quot;,&quot;manualOverrideText&quot;:&quot;&quot;},&quot;citationTag&quot;:&quot;MENDELEY_CITATION_v3_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&quot;,&quot;citationItems&quot;:[{&quot;id&quot;:&quot;528eede6-a120-383e-9473-16c5f897d2c4&quot;,&quot;itemData&quot;:{&quot;type&quot;:&quot;article-journal&quot;,&quot;id&quot;:&quot;528eede6-a120-383e-9473-16c5f897d2c4&quot;,&quot;title&quot;:&quot;Neural Machine Translation of Rare Words with Subword Units&quot;,&quot;author&quot;:[{&quot;family&quot;:&quot;Sennrich&quot;,&quot;given&quot;:&quot;Rico&quot;,&quot;parse-names&quot;:false,&quot;dropping-particle&quot;:&quot;&quot;,&quot;non-dropping-particle&quot;:&quot;&quot;},{&quot;family&quot;:&quot;Haddow&quot;,&quot;given&quot;:&quot;Barry&quot;,&quot;parse-names&quot;:false,&quot;dropping-particle&quot;:&quot;&quot;,&quot;non-dropping-particle&quot;:&quot;&quot;},{&quot;family&quot;:&quot;Birch&quot;,&quot;given&quot;:&quot;Alexandra&quot;,&quot;parse-names&quot;:false,&quot;dropping-particle&quot;:&quot;&quot;,&quot;non-dropping-particle&quot;:&quot;&quot;}],&quot;container-title&quot;:&quot;ArXiv&quot;,&quot;URL&quot;:&quot;https://api.semanticscholar.org/CorpusID:1114678&quot;,&quot;issued&quot;:{&quot;date-parts&quot;:[[2015]]},&quot;volume&quot;:&quot;abs/1508.07909&quot;,&quot;container-title-short&quot;:&quot;ArXiv&quot;},&quot;isTemporary&quot;:false}]},{&quot;citationID&quot;:&quot;MENDELEY_CITATION_800b8284-81e8-409a-a9d8-f65b34f75303&quot;,&quot;properties&quot;:{&quot;noteIndex&quot;:0},&quot;isEdited&quot;:false,&quot;manualOverride&quot;:{&quot;isManuallyOverridden&quot;:false,&quot;citeprocText&quot;:&quot;[19]&quot;,&quot;manualOverrideText&quot;:&quot;&quot;},&quot;citationTag&quot;:&quot;MENDELEY_CITATION_v3_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&quot;,&quot;citationItems&quot;:[{&quot;id&quot;:&quot;038f20e1-2011-366e-8442-37bf6e4fda69&quot;,&quot;itemData&quot;:{&quot;type&quot;:&quot;article-journal&quot;,&quot;id&quot;:&quot;038f20e1-2011-366e-8442-37bf6e4fda69&quot;,&quot;title&quot;:&quot;InChI, the IUPAC International Chemical Identifier&quot;,&quot;author&quot;:[{&quot;family&quot;:&quot;Heller&quot;,&quot;given&quot;:&quot;Stephen R&quot;,&quot;parse-names&quot;:false,&quot;dropping-particle&quot;:&quot;&quot;,&quot;non-dropping-particle&quot;:&quot;&quot;},{&quot;family&quot;:&quot;McNaught&quot;,&quot;given&quot;:&quot;Alan&quot;,&quot;parse-names&quot;:false,&quot;dropping-particle&quot;:&quot;&quot;,&quot;non-dropping-particle&quot;:&quot;&quot;},{&quot;family&quot;:&quot;Pletnev&quot;,&quot;given&quot;:&quot;Igor&quot;,&quot;parse-names&quot;:false,&quot;dropping-particle&quot;:&quot;&quot;,&quot;non-dropping-particle&quot;:&quot;&quot;},{&quot;family&quot;:&quot;Stein&quot;,&quot;given&quot;:&quot;Stephen&quot;,&quot;parse-names&quot;:false,&quot;dropping-particle&quot;:&quot;&quot;,&quot;non-dropping-particle&quot;:&quot;&quot;},{&quot;family&quot;:&quot;Tchekhovskoi&quot;,&quot;given&quot;:&quot;Dmitrii&quot;,&quot;parse-names&quot;:false,&quot;dropping-particle&quot;:&quot;&quot;,&quot;non-dropping-particle&quot;:&quot;&quot;}],&quot;container-title&quot;:&quot;Journal of Cheminformatics&quot;,&quot;DOI&quot;:&quot;10.1186/s13321-015-0068-4&quot;,&quot;ISSN&quot;:&quot;1758-2946&quot;,&quot;issued&quot;:{&quot;date-parts&quot;:[[2015,12,30]]},&quot;page&quot;:&quot;23&quot;,&quot;issue&quot;:&quot;1&quot;,&quot;volume&quot;:&quot;7&quot;,&quot;container-title-short&quot;:&quot;J. Cheminform.&quot;},&quot;isTemporary&quot;:false}]},{&quot;citationID&quot;:&quot;MENDELEY_CITATION_df1d1646-57ca-4a3f-825a-d5645cb9ad91&quot;,&quot;properties&quot;:{&quot;noteIndex&quot;:0},&quot;isEdited&quot;:false,&quot;manualOverride&quot;:{&quot;isManuallyOverridden&quot;:false,&quot;citeprocText&quot;:&quot;[16]&quot;,&quot;manualOverrideText&quot;:&quot;&quot;},&quot;citationTag&quot;:&quot;MENDELEY_CITATION_v3_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&quot;,&quot;citationItems&quot;:[{&quot;id&quot;:&quot;4b7e155f-c785-39de-bd3f-62287a2822db&quot;,&quot;itemData&quot;:{&quot;type&quot;:&quot;paper-conference&quot;,&quot;id&quot;:&quot;4b7e155f-c785-39de-bd3f-62287a2822db&quot;,&quot;title&quot;:&quot;BERT: Pre-training of Deep Bidirectional Transformers for Language Understanding&quot;,&quot;author&quot;:[{&quot;family&quot;:&quot;Devlin&quot;,&quot;given&quot;:&quot;Jacob&quot;,&quot;parse-names&quot;:false,&quot;dropping-particle&quot;:&quot;&quot;,&quot;non-dropping-particle&quot;:&quot;&quot;},{&quot;family&quot;:&quot;Chang&quot;,&quot;given&quot;:&quot;Ming-Wei&quot;,&quot;parse-names&quot;:false,&quot;dropping-particle&quot;:&quot;&quot;,&quot;non-dropping-particle&quot;:&quot;&quot;},{&quot;family&quot;:&quot;Lee&quot;,&quot;given&quot;:&quot;Kenton&quot;,&quot;parse-names&quot;:false,&quot;dropping-particle&quot;:&quot;&quot;,&quot;non-dropping-particle&quot;:&quot;&quot;},{&quot;family&quot;:&quot;Toutanova&quot;,&quot;given&quot;:&quot;Kristina&quot;,&quot;parse-names&quot;:false,&quot;dropping-particle&quot;:&quot;&quot;,&quot;non-dropping-particle&quot;:&quot;&quot;}],&quot;container-title&quot;:&quot;North American Chapter of the Association for Computational Linguistics&quot;,&quot;URL&quot;:&quot;https://api.semanticscholar.org/CorpusID:52967399&quot;,&quot;issued&quot;:{&quot;date-parts&quot;:[[2019]]},&quot;container-title-short&quot;:&quot;&quot;},&quot;isTemporary&quot;:false}]},{&quot;citationID&quot;:&quot;MENDELEY_CITATION_0856a272-5a9c-4c62-8ea9-15c71a2f59c4&quot;,&quot;properties&quot;:{&quot;noteIndex&quot;:0},&quot;isEdited&quot;:false,&quot;manualOverride&quot;:{&quot;isManuallyOverridden&quot;:false,&quot;citeprocText&quot;:&quot;[20]&quot;,&quot;manualOverrideText&quot;:&quot;&quot;},&quot;citationTag&quot;:&quot;MENDELEY_CITATION_v3_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&quot;,&quot;citationItems&quot;:[{&quot;id&quot;:&quot;e9063351-84e5-35cf-9e83-b8bba0913bac&quot;,&quot;itemData&quot;:{&quot;type&quot;:&quot;article-journal&quot;,&quot;id&quot;:&quot;e9063351-84e5-35cf-9e83-b8bba0913bac&quot;,&quot;title&quot;:&quot;SGDR: Stochastic Gradient Descent with Warm Restarts&quot;,&quot;author&quot;:[{&quot;family&quot;:&quot;Loshchilov&quot;,&quot;given&quot;:&quot;Ilya&quot;,&quot;parse-names&quot;:false,&quot;dropping-particle&quot;:&quot;&quot;,&quot;non-dropping-particle&quot;:&quot;&quot;},{&quot;family&quot;:&quot;Hutter&quot;,&quot;given&quot;:&quot;Frank&quot;,&quot;parse-names&quot;:false,&quot;dropping-particle&quot;:&quot;&quot;,&quot;non-dropping-particle&quot;:&quot;&quot;}],&quot;container-title&quot;:&quot;arXiv: Learning&quot;,&quot;URL&quot;:&quot;https://api.semanticscholar.org/CorpusID:14337532&quot;,&quot;issued&quot;:{&quot;date-parts&quot;:[[2016]]},&quot;container-title-short&quot;:&quot;&quot;},&quot;isTemporary&quot;:false}]},{&quot;citationID&quot;:&quot;MENDELEY_CITATION_111eba3f-785c-4b4c-b6e6-fc4bf548cbdf&quot;,&quot;properties&quot;:{&quot;noteIndex&quot;:0},&quot;isEdited&quot;:false,&quot;manualOverride&quot;:{&quot;isManuallyOverridden&quot;:false,&quot;citeprocText&quot;:&quot;[11]&quot;,&quot;manualOverrideText&quot;:&quot;&quot;},&quot;citationTag&quot;:&quot;MENDELEY_CITATION_v3_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&quot;,&quot;citationItems&quot;:[{&quot;id&quot;:&quot;27f87688-13d2-35cf-b3cc-69d56bb2def3&quot;,&quot;itemData&quot;:{&quot;type&quot;:&quot;article-journal&quot;,&quot;id&quot;:&quot;27f87688-13d2-35cf-b3cc-69d56bb2def3&quot;,&quot;title&quot;:&quot;ChemBERTa: Large-Scale Self-Supervised Pretraining for Molecular Property Prediction&quot;,&quot;author&quot;:[{&quot;family&quot;:&quot;Chithrananda&quot;,&quot;given&quot;:&quot;Seyone&quot;,&quot;parse-names&quot;:false,&quot;dropping-particle&quot;:&quot;&quot;,&quot;non-dropping-particle&quot;:&quot;&quot;},{&quot;family&quot;:&quot;Grand&quot;,&quot;given&quot;:&quot;Gabriel&quot;,&quot;parse-names&quot;:false,&quot;dropping-particle&quot;:&quot;&quot;,&quot;non-dropping-particle&quot;:&quot;&quot;},{&quot;family&quot;:&quot;Ramsundar&quot;,&quot;given&quot;:&quot;Bharath&quot;,&quot;parse-names&quot;:false,&quot;dropping-particle&quot;:&quot;&quot;,&quot;non-dropping-particle&quot;:&quot;&quot;}],&quot;container-title&quot;:&quot;arXiv e-prints&quot;,&quot;DOI&quot;:&quot;10.48550/arXiv.2010.09885&quot;,&quot;issued&quot;:{&quot;date-parts&quot;:[[2020,10]]},&quot;page&quot;:&quot;arXiv:2010.09885&quot;,&quot;container-title-short&quot;:&quot;&quot;},&quot;isTemporary&quot;:false}]},{&quot;citationID&quot;:&quot;MENDELEY_CITATION_b0839fb6-ce26-4a25-ba91-51b39a67b272&quot;,&quot;properties&quot;:{&quot;noteIndex&quot;:0},&quot;isEdited&quot;:false,&quot;manualOverride&quot;:{&quot;isManuallyOverridden&quot;:false,&quot;citeprocText&quot;:&quot;[21]&quot;,&quot;manualOverrideText&quot;:&quot;&quot;},&quot;citationTag&quot;:&quot;MENDELEY_CITATION_v3_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&quot;,&quot;citationItems&quot;:[{&quot;id&quot;:&quot;4706f37f-66a5-3d27-a50b-d3f6c14a0549&quot;,&quot;itemData&quot;:{&quot;type&quot;:&quot;article-journal&quot;,&quot;id&quot;:&quot;4706f37f-66a5-3d27-a50b-d3f6c14a0549&quot;,&quot;title&quot;:&quot;On Large-Batch Training for Deep Learning: Generalization Gap and Sharp Minima&quot;,&quot;author&quot;:[{&quot;family&quot;:&quot;Keskar&quot;,&quot;given&quot;:&quot;Nitish Shirish&quot;,&quot;parse-names&quot;:false,&quot;dropping-particle&quot;:&quot;&quot;,&quot;non-dropping-particle&quot;:&quot;&quot;},{&quot;family&quot;:&quot;Mudigere&quot;,&quot;given&quot;:&quot;Dheevatsa&quot;,&quot;parse-names&quot;:false,&quot;dropping-particle&quot;:&quot;&quot;,&quot;non-dropping-particle&quot;:&quot;&quot;},{&quot;family&quot;:&quot;Nocedal&quot;,&quot;given&quot;:&quot;Jorge&quot;,&quot;parse-names&quot;:false,&quot;dropping-particle&quot;:&quot;&quot;,&quot;non-dropping-particle&quot;:&quot;&quot;},{&quot;family&quot;:&quot;Smelyanskiy&quot;,&quot;given&quot;:&quot;Mikhail&quot;,&quot;parse-names&quot;:false,&quot;dropping-particle&quot;:&quot;&quot;,&quot;non-dropping-particle&quot;:&quot;&quot;},{&quot;family&quot;:&quot;Tang&quot;,&quot;given&quot;:&quot;Ping Tak Peter&quot;,&quot;parse-names&quot;:false,&quot;dropping-particle&quot;:&quot;&quot;,&quot;non-dropping-particle&quot;:&quot;&quot;}],&quot;container-title&quot;:&quot;ArXiv&quot;,&quot;URL&quot;:&quot;https://api.semanticscholar.org/CorpusID:5834589&quot;,&quot;issued&quot;:{&quot;date-parts&quot;:[[2016]]},&quot;volume&quot;:&quot;abs/1609.04836&quot;,&quot;container-title-short&quot;:&quot;ArXiv&quot;},&quot;isTemporary&quot;:false}]},{&quot;citationID&quot;:&quot;MENDELEY_CITATION_983539a7-adc7-42fd-83b2-3ac25b495a30&quot;,&quot;properties&quot;:{&quot;noteIndex&quot;:0},&quot;isEdited&quot;:false,&quot;manualOverride&quot;:{&quot;isManuallyOverridden&quot;:false,&quot;citeprocText&quot;:&quot;[22]&quot;,&quot;manualOverrideText&quot;:&quot;&quot;},&quot;citationTag&quot;:&quot;MENDELEY_CITATION_v3_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&quot;,&quot;citationItems&quot;:[{&quot;id&quot;:&quot;7fc7ea6b-1629-3058-829b-cae1a8149255&quot;,&quot;itemData&quot;:{&quot;type&quot;:&quot;article-journal&quot;,&quot;id&quot;:&quot;7fc7ea6b-1629-3058-829b-cae1a8149255&quot;,&quot;title&quot;:&quot;Mixed Precision Training&quot;,&quot;author&quot;:[{&quot;family&quot;:&quot;Micikevicius&quot;,&quot;given&quot;:&quot;Paulius&quot;,&quot;parse-names&quot;:false,&quot;dropping-particle&quot;:&quot;&quot;,&quot;non-dropping-particle&quot;:&quot;&quot;},{&quot;family&quot;:&quot;Narang&quot;,&quot;given&quot;:&quot;Sharan&quot;,&quot;parse-names&quot;:false,&quot;dropping-particle&quot;:&quot;&quot;,&quot;non-dropping-particle&quot;:&quot;&quot;},{&quot;family&quot;:&quot;Alben&quot;,&quot;given&quot;:&quot;Jonah&quot;,&quot;parse-names&quot;:false,&quot;dropping-particle&quot;:&quot;&quot;,&quot;non-dropping-particle&quot;:&quot;&quot;},{&quot;family&quot;:&quot;Diamos&quot;,&quot;given&quot;:&quot;Gregory Frederick&quot;,&quot;parse-names&quot;:false,&quot;dropping-particle&quot;:&quot;&quot;,&quot;non-dropping-particle&quot;:&quot;&quot;},{&quot;family&quot;:&quot;Elsen&quot;,&quot;given&quot;:&quot;Erich&quot;,&quot;parse-names&quot;:false,&quot;dropping-particle&quot;:&quot;&quot;,&quot;non-dropping-particle&quot;:&quot;&quot;},{&quot;family&quot;:&quot;García&quot;,&quot;given&quot;:&quot;David&quot;,&quot;parse-names&quot;:false,&quot;dropping-particle&quot;:&quot;&quot;,&quot;non-dropping-particle&quot;:&quot;&quot;},{&quot;family&quot;:&quot;Ginsburg&quot;,&quot;given&quot;:&quot;Boris&quot;,&quot;parse-names&quot;:false,&quot;dropping-particle&quot;:&quot;&quot;,&quot;non-dropping-particle&quot;:&quot;&quot;},{&quot;family&quot;:&quot;Houston&quot;,&quot;given&quot;:&quot;Michael&quot;,&quot;parse-names&quot;:false,&quot;dropping-particle&quot;:&quot;&quot;,&quot;non-dropping-particle&quot;:&quot;&quot;},{&quot;family&quot;:&quot;Kuchaiev&quot;,&quot;given&quot;:&quot;Oleksii&quot;,&quot;parse-names&quot;:false,&quot;dropping-particle&quot;:&quot;&quot;,&quot;non-dropping-particle&quot;:&quot;&quot;},{&quot;family&quot;:&quot;Venkatesh&quot;,&quot;given&quot;:&quot;Ganesh&quot;,&quot;parse-names&quot;:false,&quot;dropping-particle&quot;:&quot;&quot;,&quot;non-dropping-particle&quot;:&quot;&quot;},{&quot;family&quot;:&quot;Wu&quot;,&quot;given&quot;:&quot;Hao&quot;,&quot;parse-names&quot;:false,&quot;dropping-particle&quot;:&quot;&quot;,&quot;non-dropping-particle&quot;:&quot;&quot;}],&quot;container-title&quot;:&quot;ArXiv&quot;,&quot;URL&quot;:&quot;https://api.semanticscholar.org/CorpusID:3297437&quot;,&quot;issued&quot;:{&quot;date-parts&quot;:[[2017]]},&quot;volume&quot;:&quot;abs/1710.03740&quot;,&quot;container-title-short&quot;:&quot;ArXiv&quot;},&quot;isTemporary&quot;:false}]},{&quot;citationID&quot;:&quot;MENDELEY_CITATION_8dfa40a6-a289-45fd-9b21-d69412ff3133&quot;,&quot;properties&quot;:{&quot;noteIndex&quot;:0},&quot;isEdited&quot;:false,&quot;manualOverride&quot;:{&quot;isManuallyOverridden&quot;:false,&quot;citeprocText&quot;:&quot;[23]&quot;,&quot;manualOverrideText&quot;:&quot;&quot;},&quot;citationTag&quot;:&quot;MENDELEY_CITATION_v3_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&quot;,&quot;citationItems&quot;:[{&quot;id&quot;:&quot;e3596f90-1edb-3ff4-924b-ac9e46a7c8d5&quot;,&quot;itemData&quot;:{&quot;type&quot;:&quot;webpage&quot;,&quot;id&quot;:&quot;e3596f90-1edb-3ff4-924b-ac9e46a7c8d5&quot;,&quot;title&quot;:&quot;Drug Design with Small Molecule SMILES&quot;,&quot;author&quot;:[{&quot;family&quot;:&quot;Sgt. Peppers&quot;,&quot;given&quot;:&quot;&quot;,&quot;parse-names&quot;:false,&quot;dropping-particle&quot;:&quot;&quot;,&quot;non-dropping-particle&quot;:&quot;&quot;}],&quot;container-title&quot;:&quot;https://www.kaggle.com/datasets/art3mis/chembl22&quot;,&quot;issued&quot;:{&quot;date-parts&quot;:[[2025]]},&quot;container-title-short&quot;:&quot;&quot;},&quot;isTemporary&quot;:false}]},{&quot;citationID&quot;:&quot;MENDELEY_CITATION_c25554b6-155e-4912-80c0-3bf7fbbf1da3&quot;,&quot;properties&quot;:{&quot;noteIndex&quot;:0},&quot;isEdited&quot;:false,&quot;manualOverride&quot;:{&quot;isManuallyOverridden&quot;:false,&quot;citeprocText&quot;:&quot;[24]&quot;,&quot;manualOverrideText&quot;:&quot;&quot;},&quot;citationTag&quot;:&quot;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&quot;,&quot;citationItems&quot;:[{&quot;id&quot;:&quot;05dc4768-a214-33fc-85e4-fc8c5d25d6d2&quot;,&quot;itemData&quot;:{&quot;type&quot;:&quot;article-journal&quot;,&quot;id&quot;:&quot;05dc4768-a214-33fc-85e4-fc8c5d25d6d2&quot;,&quot;title&quot;:&quot;DrugBank 6.0: the DrugBank Knowledgebase for 2024&quot;,&quot;author&quot;:[{&quot;family&quot;:&quot;Knox&quot;,&quot;given&quot;:&quot;Craig&quot;,&quot;parse-names&quot;:false,&quot;dropping-particle&quot;:&quot;&quot;,&quot;non-dropping-particle&quot;:&quot;&quot;},{&quot;family&quot;:&quot;Wilson&quot;,&quot;given&quot;:&quot;Mike&quot;,&quot;parse-names&quot;:false,&quot;dropping-particle&quot;:&quot;&quot;,&quot;non-dropping-particle&quot;:&quot;&quot;},{&quot;family&quot;:&quot;Klinger&quot;,&quot;given&quot;:&quot;Christen M&quot;,&quot;parse-names&quot;:false,&quot;dropping-particle&quot;:&quot;&quot;,&quot;non-dropping-particle&quot;:&quot;&quot;},{&quot;family&quot;:&quot;Franklin&quot;,&quot;given&quot;:&quot;Mark&quot;,&quot;parse-names&quot;:false,&quot;dropping-particle&quot;:&quot;&quot;,&quot;non-dropping-particle&quot;:&quot;&quot;},{&quot;family&quot;:&quot;Oler&quot;,&quot;given&quot;:&quot;Eponine&quot;,&quot;parse-names&quot;:false,&quot;dropping-particle&quot;:&quot;&quot;,&quot;non-dropping-particle&quot;:&quot;&quot;},{&quot;family&quot;:&quot;Wilson&quot;,&quot;given&quot;:&quot;Alex&quot;,&quot;parse-names&quot;:false,&quot;dropping-particle&quot;:&quot;&quot;,&quot;non-dropping-particle&quot;:&quot;&quot;},{&quot;family&quot;:&quot;Pon&quot;,&quot;given&quot;:&quot;Allison&quot;,&quot;parse-names&quot;:false,&quot;dropping-particle&quot;:&quot;&quot;,&quot;non-dropping-particle&quot;:&quot;&quot;},{&quot;family&quot;:&quot;Cox&quot;,&quot;given&quot;:&quot;Jordan&quot;,&quot;parse-names&quot;:false,&quot;dropping-particle&quot;:&quot;&quot;,&quot;non-dropping-particle&quot;:&quot;&quot;},{&quot;family&quot;:&quot;Chin&quot;,&quot;given&quot;:&quot;Na Eun (Lucy)&quot;,&quot;parse-names&quot;:false,&quot;dropping-particle&quot;:&quot;&quot;,&quot;non-dropping-particle&quot;:&quot;&quot;},{&quot;family&quot;:&quot;Strawbridge&quot;,&quot;given&quot;:&quot;Seth A&quot;,&quot;parse-names&quot;:false,&quot;dropping-particle&quot;:&quot;&quot;,&quot;non-dropping-particle&quot;:&quot;&quot;},{&quot;family&quot;:&quot;Garcia-Patino&quot;,&quot;given&quot;:&quot;Marysol&quot;,&quot;parse-names&quot;:false,&quot;dropping-particle&quot;:&quot;&quot;,&quot;non-dropping-particle&quot;:&quot;&quot;},{&quot;family&quot;:&quot;Kruger&quot;,&quot;given&quot;:&quot;Ray&quot;,&quot;parse-names&quot;:false,&quot;dropping-particle&quot;:&quot;&quot;,&quot;non-dropping-particle&quot;:&quot;&quot;},{&quot;family&quot;:&quot;Sivakumaran&quot;,&quot;given&quot;:&quot;Aadhavya&quot;,&quot;parse-names&quot;:false,&quot;dropping-particle&quot;:&quot;&quot;,&quot;non-dropping-particle&quot;:&quot;&quot;},{&quot;family&quot;:&quot;Sanford&quot;,&quot;given&quot;:&quot;Selena&quot;,&quot;parse-names&quot;:false,&quot;dropping-particle&quot;:&quot;&quot;,&quot;non-dropping-particle&quot;:&quot;&quot;},{&quot;family&quot;:&quot;Doshi&quot;,&quot;given&quot;:&quot;Rahil&quot;,&quot;parse-names&quot;:false,&quot;dropping-particle&quot;:&quot;&quot;,&quot;non-dropping-particle&quot;:&quot;&quot;},{&quot;family&quot;:&quot;Khetarpal&quot;,&quot;given&quot;:&quot;Nitya&quot;,&quot;parse-names&quot;:false,&quot;dropping-particle&quot;:&quot;&quot;,&quot;non-dropping-particle&quot;:&quot;&quot;},{&quot;family&quot;:&quot;Fatokun&quot;,&quot;given&quot;:&quot;Omolola&quot;,&quot;parse-names&quot;:false,&quot;dropping-particle&quot;:&quot;&quot;,&quot;non-dropping-particle&quot;:&quot;&quot;},{&quot;family&quot;:&quot;Doucet&quot;,&quot;given&quot;:&quot;Daphnee&quot;,&quot;parse-names&quot;:false,&quot;dropping-particle&quot;:&quot;&quot;,&quot;non-dropping-particle&quot;:&quot;&quot;},{&quot;family&quot;:&quot;Zubkowski&quot;,&quot;given&quot;:&quot;Ashley&quot;,&quot;parse-names&quot;:false,&quot;dropping-particle&quot;:&quot;&quot;,&quot;non-dropping-particle&quot;:&quot;&quot;},{&quot;family&quot;:&quot;Rayat&quot;,&quot;given&quot;:&quot;Dorsa Yahya&quot;,&quot;parse-names&quot;:false,&quot;dropping-particle&quot;:&quot;&quot;,&quot;non-dropping-particle&quot;:&quot;&quot;},{&quot;family&quot;:&quot;Jackson&quot;,&quot;given&quot;:&quot;Hayley&quot;,&quot;parse-names&quot;:false,&quot;dropping-particle&quot;:&quot;&quot;,&quot;non-dropping-particle&quot;:&quot;&quot;},{&quot;family&quot;:&quot;Harford&quot;,&quot;given&quot;:&quot;Karxena&quot;,&quot;parse-names&quot;:false,&quot;dropping-particle&quot;:&quot;&quot;,&quot;non-dropping-particle&quot;:&quot;&quot;},{&quot;family&quot;:&quot;Anjum&quot;,&quot;given&quot;:&quot;Afia&quot;,&quot;parse-names&quot;:false,&quot;dropping-particle&quot;:&quot;&quot;,&quot;non-dropping-particle&quot;:&quot;&quot;},{&quot;family&quot;:&quot;Zakir&quot;,&quot;given&quot;:&quot;Mahi&quot;,&quot;parse-names&quot;:false,&quot;dropping-particle&quot;:&quot;&quot;,&quot;non-dropping-particle&quot;:&quot;&quot;},{&quot;family&quot;:&quot;Wang&quot;,&quot;given&quot;:&quot;Fei&quot;,&quot;parse-names&quot;:false,&quot;dropping-particle&quot;:&quot;&quot;,&quot;non-dropping-particle&quot;:&quot;&quot;},{&quot;family&quot;:&quot;Tian&quot;,&quot;given&quot;:&quot;Siyang&quot;,&quot;parse-names&quot;:false,&quot;dropping-particle&quot;:&quot;&quot;,&quot;non-dropping-particle&quot;:&quot;&quot;},{&quot;family&quot;:&quot;Lee&quot;,&quot;given&quot;:&quot;Brian&quot;,&quot;parse-names&quot;:false,&quot;dropping-particle&quot;:&quot;&quot;,&quot;non-dropping-particle&quot;:&quot;&quot;},{&quot;family&quot;:&quot;Liigand&quot;,&quot;given&quot;:&quot;Jaanus&quot;,&quot;parse-names&quot;:false,&quot;dropping-particle&quot;:&quot;&quot;,&quot;non-dropping-particle&quot;:&quot;&quot;},{&quot;family&quot;:&quot;Peters&quot;,&quot;given&quot;:&quot;Harrison&quot;,&quot;parse-names&quot;:false,&quot;dropping-particle&quot;:&quot;&quot;,&quot;non-dropping-particle&quot;:&quot;&quot;},{&quot;family&quot;:&quot;Wang&quot;,&quot;given&quot;:&quot;Ruo Qi (Rachel)&quot;,&quot;parse-names&quot;:false,&quot;dropping-particle&quot;:&quot;&quot;,&quot;non-dropping-particle&quot;:&quot;&quot;},{&quot;family&quot;:&quot;Nguyen&quot;,&quot;given&quot;:&quot;Tue&quot;,&quot;parse-names&quot;:false,&quot;dropping-particle&quot;:&quot;&quot;,&quot;non-dropping-particle&quot;:&quot;&quot;},{&quot;family&quot;:&quot;So&quot;,&quot;given&quot;:&quot;Denise&quot;,&quot;parse-names&quot;:false,&quot;dropping-particle&quot;:&quot;&quot;,&quot;non-dropping-particle&quot;:&quot;&quot;},{&quot;family&quot;:&quot;Sharp&quot;,&quot;given&quot;:&quot;Matthew&quot;,&quot;parse-names&quot;:false,&quot;dropping-particle&quot;:&quot;&quot;,&quot;non-dropping-particle&quot;:&quot;&quot;},{&quot;family&quot;:&quot;da Silva&quot;,&quot;given&quot;:&quot;Rodolfo&quot;,&quot;parse-names&quot;:false,&quot;dropping-particle&quot;:&quot;&quot;,&quot;non-dropping-particle&quot;:&quot;&quot;},{&quot;family&quot;:&quot;Gabriel&quot;,&quot;given&quot;:&quot;Cyrella&quot;,&quot;parse-names&quot;:false,&quot;dropping-particle&quot;:&quot;&quot;,&quot;non-dropping-particle&quot;:&quot;&quot;},{&quot;family&quot;:&quot;Scantlebury&quot;,&quot;given&quot;:&quot;Joshua&quot;,&quot;parse-names&quot;:false,&quot;dropping-particle&quot;:&quot;&quot;,&quot;non-dropping-particle&quot;:&quot;&quot;},{&quot;family&quot;:&quot;Jasinski&quot;,&quot;given&quot;:&quot;Marissa&quot;,&quot;parse-names&quot;:false,&quot;dropping-particle&quot;:&quot;&quot;,&quot;non-dropping-particle&quot;:&quot;&quot;},{&quot;family&quot;:&quot;Ackerman&quot;,&quot;given&quot;:&quot;David&quot;,&quot;parse-names&quot;:false,&quot;dropping-particle&quot;:&quot;&quot;,&quot;non-dropping-particle&quot;:&quot;&quot;},{&quot;family&quot;:&quot;Jewison&quot;,&quot;given&quot;:&quot;Timothy&quot;,&quot;parse-names&quot;:false,&quot;dropping-particle&quot;:&quot;&quot;,&quot;non-dropping-particle&quot;:&quot;&quot;},{&quot;family&quot;:&quot;Sajed&quot;,&quot;given&quot;:&quot;Tanvir&quot;,&quot;parse-names&quot;:false,&quot;dropping-particle&quot;:&quot;&quot;,&quot;non-dropping-particle&quot;:&quot;&quot;},{&quot;family&quot;:&quot;Gautam&quot;,&quot;given&quot;:&quot;Vasuk&quot;,&quot;parse-names&quot;:false,&quot;dropping-particle&quot;:&quot;&quot;,&quot;non-dropping-particle&quot;:&quot;&quot;},{&quot;family&quot;:&quot;Wishart&quot;,&quot;given&quot;:&quot;David S&quot;,&quot;parse-names&quot;:false,&quot;dropping-particle&quot;:&quot;&quot;,&quot;non-dropping-particle&quot;:&quot;&quot;}],&quot;container-title&quot;:&quot;Nucleic Acids Research&quot;,&quot;DOI&quot;:&quot;10.1093/nar/gkad976&quot;,&quot;ISSN&quot;:&quot;0305-1048&quot;,&quot;issued&quot;:{&quot;date-parts&quot;:[[2024,1,5]]},&quot;page&quot;:&quot;D1265-D1275&quot;,&quot;abstract&quot;:&quot;&lt;p&gt;First released in 2006, DrugBank (https://go.drugbank.com) has grown to become the ‘gold standard’ knowledge resource for drug, drug–target and related pharmaceutical information. DrugBank is widely used across many diverse biomedical research and clinical applications, and averages more than 30 million views/year. Since its last update in 2018, we have been actively enhancing the quantity and quality of the drug data in this knowledgebase. In this latest release (DrugBank 6.0), the number of FDA approved drugs has grown from 2646 to 4563 (a 72% increase), the number of investigational drugs has grown from 3394 to 6231 (a 38% increase), the number of drug–drug interactions increased from 365 984 to 1 413 413 (a 300% increase), and the number of drug–food interactions expanded from 1195 to 2475 (a 200% increase). In addition to this notable expansion in database size, we have added thousands of new, colorful, richly annotated pathways depicting drug mechanisms and drug metabolism. Likewise, existing datasets have been significantly improved and expanded, by adding more information on drug indications, drug–drug interactions, drug–food interactions and many other relevant data types for 11 891 drugs. We have also added experimental and predicted MS/MS spectra, 1D/2D-NMR spectra, CCS (collision cross section), RT (retention time) and RI (retention index) data for 9464 of DrugBank's 11 710 small molecule drugs. These and other improvements should make DrugBank 6.0 even more useful to a much wider research audience ranging from medicinal chemists to metabolomics specialists to pharmacologists.&lt;/p&gt;&quot;,&quot;issue&quot;:&quot;D1&quot;,&quot;volume&quot;:&quot;52&quot;,&quot;container-title-short&quot;:&quot;Nucleic Acids Res.&quot;},&quot;isTemporary&quot;:false}]},{&quot;citationID&quot;:&quot;MENDELEY_CITATION_842c6097-cdb7-4d69-9e19-e0a99dfba80a&quot;,&quot;properties&quot;:{&quot;noteIndex&quot;:0},&quot;isEdited&quot;:false,&quot;manualOverride&quot;:{&quot;isManuallyOverridden&quot;:false,&quot;citeprocText&quot;:&quot;[25]&quot;,&quot;manualOverrideText&quot;:&quot;&quot;},&quot;citationTag&quot;:&quot;MENDELEY_CITATION_v3_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&quot;,&quot;citationItems&quot;:[{&quot;id&quot;:&quot;2360cf28-52dd-3e44-85a2-08be789b8022&quot;,&quot;itemData&quot;:{&quot;type&quot;:&quot;article-journal&quot;,&quot;id&quot;:&quot;2360cf28-52dd-3e44-85a2-08be789b8022&quot;,&quot;title&quot;:&quot;The ChEMBL database in 2017&quot;,&quot;author&quot;:[{&quot;family&quot;:&quot;Gaulton&quot;,&quot;given&quot;:&quot;Anna&quot;,&quot;parse-names&quot;:false,&quot;dropping-particle&quot;:&quot;&quot;,&quot;non-dropping-particle&quot;:&quot;&quot;},{&quot;family&quot;:&quot;Hersey&quot;,&quot;given&quot;:&quot;Anne&quot;,&quot;parse-names&quot;:false,&quot;dropping-particle&quot;:&quot;&quot;,&quot;non-dropping-particle&quot;:&quot;&quot;},{&quot;family&quot;:&quot;Nowotka&quot;,&quot;given&quot;:&quot;Michał&quot;,&quot;parse-names&quot;:false,&quot;dropping-particle&quot;:&quot;&quot;,&quot;non-dropping-particle&quot;:&quot;&quot;},{&quot;family&quot;:&quot;Bento&quot;,&quot;given&quot;:&quot;A. Patrícia&quot;,&quot;parse-names&quot;:false,&quot;dropping-particle&quot;:&quot;&quot;,&quot;non-dropping-particle&quot;:&quot;&quot;},{&quot;family&quot;:&quot;Chambers&quot;,&quot;given&quot;:&quot;Jon&quot;,&quot;parse-names&quot;:false,&quot;dropping-particle&quot;:&quot;&quot;,&quot;non-dropping-particle&quot;:&quot;&quot;},{&quot;family&quot;:&quot;Mendez&quot;,&quot;given&quot;:&quot;David&quot;,&quot;parse-names&quot;:false,&quot;dropping-particle&quot;:&quot;&quot;,&quot;non-dropping-particle&quot;:&quot;&quot;},{&quot;family&quot;:&quot;Mutowo&quot;,&quot;given&quot;:&quot;Prudence&quot;,&quot;parse-names&quot;:false,&quot;dropping-particle&quot;:&quot;&quot;,&quot;non-dropping-particle&quot;:&quot;&quot;},{&quot;family&quot;:&quot;Atkinson&quot;,&quot;given&quot;:&quot;Francis&quot;,&quot;parse-names&quot;:false,&quot;dropping-particle&quot;:&quot;&quot;,&quot;non-dropping-particle&quot;:&quot;&quot;},{&quot;family&quot;:&quot;Bellis&quot;,&quot;given&quot;:&quot;Louisa J.&quot;,&quot;parse-names&quot;:false,&quot;dropping-particle&quot;:&quot;&quot;,&quot;non-dropping-particle&quot;:&quot;&quot;},{&quot;family&quot;:&quot;Cibrián-Uhalte&quot;,&quot;given&quot;:&quot;Elena&quot;,&quot;parse-names&quot;:false,&quot;dropping-particle&quot;:&quot;&quot;,&quot;non-dropping-particle&quot;:&quot;&quot;},{&quot;family&quot;:&quot;Davies&quot;,&quot;given&quot;:&quot;Mark&quot;,&quot;parse-names&quot;:false,&quot;dropping-particle&quot;:&quot;&quot;,&quot;non-dropping-particle&quot;:&quot;&quot;},{&quot;family&quot;:&quot;Dedman&quot;,&quot;given&quot;:&quot;Nathan&quot;,&quot;parse-names&quot;:false,&quot;dropping-particle&quot;:&quot;&quot;,&quot;non-dropping-particle&quot;:&quot;&quot;},{&quot;family&quot;:&quot;Karlsson&quot;,&quot;given&quot;:&quot;Anneli&quot;,&quot;parse-names&quot;:false,&quot;dropping-particle&quot;:&quot;&quot;,&quot;non-dropping-particle&quot;:&quot;&quot;},{&quot;family&quot;:&quot;Magariños&quot;,&quot;given&quot;:&quot;María Paula&quot;,&quot;parse-names&quot;:false,&quot;dropping-particle&quot;:&quot;&quot;,&quot;non-dropping-particle&quot;:&quot;&quot;},{&quot;family&quot;:&quot;Overington&quot;,&quot;given&quot;:&quot;John P.&quot;,&quot;parse-names&quot;:false,&quot;dropping-particle&quot;:&quot;&quot;,&quot;non-dropping-particle&quot;:&quot;&quot;},{&quot;family&quot;:&quot;Papadatos&quot;,&quot;given&quot;:&quot;George&quot;,&quot;parse-names&quot;:false,&quot;dropping-particle&quot;:&quot;&quot;,&quot;non-dropping-particle&quot;:&quot;&quot;},{&quot;family&quot;:&quot;Smit&quot;,&quot;given&quot;:&quot;Ines&quot;,&quot;parse-names&quot;:false,&quot;dropping-particle&quot;:&quot;&quot;,&quot;non-dropping-particle&quot;:&quot;&quot;},{&quot;family&quot;:&quot;Leach&quot;,&quot;given&quot;:&quot;Andrew R.&quot;,&quot;parse-names&quot;:false,&quot;dropping-particle&quot;:&quot;&quot;,&quot;non-dropping-particle&quot;:&quot;&quot;}],&quot;container-title&quot;:&quot;Nucleic Acids Research&quot;,&quot;DOI&quot;:&quot;10.1093/nar/gkw1074&quot;,&quot;ISSN&quot;:&quot;0305-1048&quot;,&quot;issued&quot;:{&quot;date-parts&quot;:[[2017,1,4]]},&quot;page&quot;:&quot;D945-D954&quot;,&quot;issue&quot;:&quot;D1&quot;,&quot;volume&quot;:&quot;45&quot;,&quot;container-title-short&quot;:&quot;Nucleic Acids Res.&quot;},&quot;isTemporary&quot;:false}]},{&quot;citationID&quot;:&quot;MENDELEY_CITATION_f7c666f5-11ce-4466-a5b6-1fb7e14e1fb6&quot;,&quot;properties&quot;:{&quot;noteIndex&quot;:0},&quot;isEdited&quot;:false,&quot;manualOverride&quot;:{&quot;isManuallyOverridden&quot;:false,&quot;citeprocText&quot;:&quot;[26]&quot;,&quot;manualOverrideText&quot;:&quot;&quot;},&quot;citationTag&quot;:&quot;MENDELEY_CITATION_v3_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&quot;,&quot;citationItems&quot;:[{&quot;id&quot;:&quot;894bf710-3c9a-38d7-a687-6a8f8d072ef0&quot;,&quot;itemData&quot;:{&quot;type&quot;:&quot;article-journal&quot;,&quot;id&quot;:&quot;894bf710-3c9a-38d7-a687-6a8f8d072ef0&quot;,&quot;title&quot;:&quot;Pre-trained molecular representations enable antimicrobial discovery&quot;,&quot;author&quot;:[{&quot;family&quot;:&quot;Olayo-Alarcon&quot;,&quot;given&quot;:&quot;Roberto&quot;,&quot;parse-names&quot;:false,&quot;dropping-particle&quot;:&quot;&quot;,&quot;non-dropping-particle&quot;:&quot;&quot;},{&quot;family&quot;:&quot;Amstalden&quot;,&quot;given&quot;:&quot;Martin K.&quot;,&quot;parse-names&quot;:false,&quot;dropping-particle&quot;:&quot;&quot;,&quot;non-dropping-particle&quot;:&quot;&quot;},{&quot;family&quot;:&quot;Zannoni&quot;,&quot;given&quot;:&quot;Annamaria&quot;,&quot;parse-names&quot;:false,&quot;dropping-particle&quot;:&quot;&quot;,&quot;non-dropping-particle&quot;:&quot;&quot;},{&quot;family&quot;:&quot;Bajramovic&quot;,&quot;given&quot;:&quot;Medina&quot;,&quot;parse-names&quot;:false,&quot;dropping-particle&quot;:&quot;&quot;,&quot;non-dropping-particle&quot;:&quot;&quot;},{&quot;family&quot;:&quot;Sharma&quot;,&quot;given&quot;:&quot;Cynthia M.&quot;,&quot;parse-names&quot;:false,&quot;dropping-particle&quot;:&quot;&quot;,&quot;non-dropping-particle&quot;:&quot;&quot;},{&quot;family&quot;:&quot;Brochado&quot;,&quot;given&quot;:&quot;Ana Rita&quot;,&quot;parse-names&quot;:false,&quot;dropping-particle&quot;:&quot;&quot;,&quot;non-dropping-particle&quot;:&quot;&quot;},{&quot;family&quot;:&quot;Rezaei&quot;,&quot;given&quot;:&quot;Mina&quot;,&quot;parse-names&quot;:false,&quot;dropping-particle&quot;:&quot;&quot;,&quot;non-dropping-particle&quot;:&quot;&quot;},{&quot;family&quot;:&quot;Müller&quot;,&quot;given&quot;:&quot;Christian L.&quot;,&quot;parse-names&quot;:false,&quot;dropping-particle&quot;:&quot;&quot;,&quot;non-dropping-particle&quot;:&quot;&quot;}],&quot;container-title&quot;:&quot;Nature Communications&quot;,&quot;DOI&quot;:&quot;10.1038/s41467-025-58804-4&quot;,&quot;ISSN&quot;:&quot;2041-1723&quot;,&quot;issued&quot;:{&quot;date-parts&quot;:[[2025,4,10]]},&quot;page&quot;:&quot;3420&quot;,&quot;abstract&quot;:&quot;&lt;p&gt; The rise in antimicrobial resistance poses a worldwide threat, reducing the efficacy of common antibiotics. Determining the antimicrobial activity of new chemical compounds through experimental methods remains time-consuming and costly. While compound-centric deep learning models promise to accelerate this search and prioritization process, current strategies require large amounts of custom training data. Here, we introduce a lightweight computational strategy for antimicrobial discovery that builds on MolE (Molecular representation through redundancy reduced Embedding), a self-supervised deep learning framework that leverages unlabeled chemical structures to learn task-independent molecular representations. By combining MolE representation learning with available, experimentally validated compound-bacteria activity data, we design a general predictive model that enables assessing compounds with respect to their antimicrobial potential. Our model correctly identifies recent growth-inhibitory compounds that are structurally distinct from current antibiotics. Using this approach, we discover de novo, and experimentally confirm, three human-targeted drugs as growth inhibitors of &lt;italic&gt;Staphylococcus aureus&lt;/italic&gt; . This framework offers a viable, cost-effective strategy to accelerate antibiotic discovery. &lt;/p&gt;&quot;,&quot;issue&quot;:&quot;1&quot;,&quot;volume&quot;:&quot;16&quot;,&quot;container-title-short&quot;:&quot;Nat. Commun.&quot;},&quot;isTemporary&quot;:false}]}]"/>
+    <we:property name="MENDELEY_CITATIONS" value="[{&quot;citationID&quot;:&quot;MENDELEY_CITATION_917e5d1d-8132-466d-b0a6-a0da3177f8a4&quot;,&quot;properties&quot;:{&quot;noteIndex&quot;:0},&quot;isEdited&quot;:false,&quot;manualOverride&quot;:{&quot;isManuallyOverridden&quot;:false,&quot;citeprocText&quot;:&quot;[1]&quot;,&quot;manualOverrideText&quot;:&quot;&quot;},&quot;citationTag&quot;:&quot;MENDELEY_CITATION_v3_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&quot;,&quot;citationItems&quot;:[{&quot;id&quot;:&quot;bf4b9b8e-8cd4-3267-8fea-3e05e74bdeb9&quot;,&quot;itemData&quot;:{&quot;type&quot;:&quot;chapter&quot;,&quot;id&quot;:&quot;bf4b9b8e-8cd4-3267-8fea-3e05e74bdeb9&quot;,&quot;title&quot;:&quot;Drug Metabolism: Phase I and Phase II Metabolic Pathways&quot;,&quot;author&quot;:[{&quot;family&quot;:&quot;ul Amin Mohsin&quot;,&quot;given&quot;:&quot;Noor&quot;,&quot;parse-names&quot;:false,&quot;dropping-particle&quot;:&quot;&quot;,&quot;non-dropping-particle&quot;:&quot;&quot;},{&quot;family&quot;:&quot;Farrukh&quot;,&quot;given&quot;:&quot;Maryam&quot;,&quot;parse-names&quot;:false,&quot;dropping-particle&quot;:&quot;&quot;,&quot;non-dropping-particle&quot;:&quot;&quot;},{&quot;family&quot;:&quot;Shahzadi&quot;,&quot;given&quot;:&quot;Saba&quot;,&quot;parse-names&quot;:false,&quot;dropping-particle&quot;:&quot;&quot;,&quot;non-dropping-particle&quot;:&quot;&quot;},{&quot;family&quot;:&quot;Irfan&quot;,&quot;given&quot;:&quot;Muhammad&quot;,&quot;parse-names&quot;:false,&quot;dropping-particle&quot;:&quot;&quot;,&quot;non-dropping-particle&quot;:&quot;&quot;}],&quot;DOI&quot;:&quot;10.5772/intechopen.112854&quot;,&quot;issued&quot;:{&quot;date-parts&quot;:[[2024,2,14]]},&quot;container-title-short&quot;:&quot;&quot;},&quot;isTemporary&quot;:false}]},{&quot;citationID&quot;:&quot;MENDELEY_CITATION_4c61a503-9278-499d-9d99-f0a543c311cd&quot;,&quot;properties&quot;:{&quot;noteIndex&quot;:0},&quot;isEdited&quot;:false,&quot;manualOverride&quot;:{&quot;isManuallyOverridden&quot;:false,&quot;citeprocText&quot;:&quot;[2]&quot;,&quot;manualOverrideText&quot;:&quot;&quot;},&quot;citationTag&quot;:&quot;MENDELEY_CITATION_v3_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&quot;,&quot;citationItems&quot;:[{&quot;id&quot;:&quot;a7499272-8f2c-3731-b644-7b0aae951850&quot;,&quot;itemData&quot;:{&quot;type&quot;:&quot;article-journal&quot;,&quot;id&quot;:&quot;a7499272-8f2c-3731-b644-7b0aae951850&quot;,&quot;title&quot;:&quot;In silico ADME-Tox modeling: progress and prospects&quot;,&quot;author&quot;:[{&quot;family&quot;:&quot;Alqahtani&quot;,&quot;given&quot;:&quot;Saeed&quot;,&quot;parse-names&quot;:false,&quot;dropping-particle&quot;:&quot;&quot;,&quot;non-dropping-particle&quot;:&quot;&quot;}],&quot;container-title&quot;:&quot;Expert Opinion on Drug Metabolism &amp; Toxicology&quot;,&quot;DOI&quot;:&quot;10.1080/17425255.2017.1389897&quot;,&quot;ISSN&quot;:&quot;1742-5255&quot;,&quot;issued&quot;:{&quot;date-parts&quot;:[[2017,11,2]]},&quot;page&quot;:&quot;1147-1158&quot;,&quot;issue&quot;:&quot;11&quot;,&quot;volume&quot;:&quot;13&quot;,&quot;container-title-short&quot;:&quot;Expert Opin. Drug Metab. Toxicol.&quot;},&quot;isTemporary&quot;:false}]},{&quot;citationID&quot;:&quot;MENDELEY_CITATION_f9163c9d-db05-495c-82ad-845f41c010e3&quot;,&quot;properties&quot;:{&quot;noteIndex&quot;:0},&quot;isEdited&quot;:false,&quot;manualOverride&quot;:{&quot;isManuallyOverridden&quot;:false,&quot;citeprocText&quot;:&quot;[3]&quot;,&quot;manualOverrideText&quot;:&quot;&quot;},&quot;citationTag&quot;:&quot;MENDELEY_CITATION_v3_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&quot;,&quot;citationItems&quot;:[{&quot;id&quot;:&quot;41dab8de-eca9-3196-8661-835a96a3207d&quot;,&quot;itemData&quot;:{&quot;type&quot;:&quot;article-journal&quot;,&quot;id&quot;:&quot;41dab8de-eca9-3196-8661-835a96a3207d&quot;,&quot;title&quot;:&quot;Predicting routes of phase I and II metabolism based on quantum mechanics and machine learning&quot;,&quot;author&quot;:[{&quot;family&quot;:&quot;Öeren&quot;,&quot;given&quot;:&quot;Mario&quot;,&quot;parse-names&quot;:false,&quot;dropping-particle&quot;:&quot;&quot;,&quot;non-dropping-particle&quot;:&quot;&quot;},{&quot;family&quot;:&quot;Hunt&quot;,&quot;given&quot;:&quot;Peter A.&quot;,&quot;parse-names&quot;:false,&quot;dropping-particle&quot;:&quot;&quot;,&quot;non-dropping-particle&quot;:&quot;&quot;},{&quot;family&quot;:&quot;Wharrick&quot;,&quot;given&quot;:&quot;Charlotte E.&quot;,&quot;parse-names&quot;:false,&quot;dropping-particle&quot;:&quot;&quot;,&quot;non-dropping-particle&quot;:&quot;&quot;},{&quot;family&quot;:&quot;Tabatabaei Ghomi&quot;,&quot;given&quot;:&quot;Hamed&quot;,&quot;parse-names&quot;:false,&quot;dropping-particle&quot;:&quot;&quot;,&quot;non-dropping-particle&quot;:&quot;&quot;},{&quot;family&quot;:&quot;Segall&quot;,&quot;given&quot;:&quot;Matthew D.&quot;,&quot;parse-names&quot;:false,&quot;dropping-particle&quot;:&quot;&quot;,&quot;non-dropping-particle&quot;:&quot;&quot;}],&quot;container-title&quot;:&quot;Xenobiotica&quot;,&quot;DOI&quot;:&quot;10.1080/00498254.2023.2284251&quot;,&quot;ISSN&quot;:&quot;0049-8254&quot;,&quot;issued&quot;:{&quot;date-parts&quot;:[[2024,8,8]]},&quot;page&quot;:&quot;379-393&quot;,&quot;issue&quot;:&quot;7&quot;,&quot;volume&quot;:&quot;54&quot;,&quot;container-title-short&quot;:&quot;&quot;},&quot;isTemporary&quot;:false}]},{&quot;citationID&quot;:&quot;MENDELEY_CITATION_b3a78241-26d9-4c0f-a776-f58d6393a7c1&quot;,&quot;properties&quot;:{&quot;noteIndex&quot;:0},&quot;isEdited&quot;:false,&quot;manualOverride&quot;:{&quot;isManuallyOverridden&quot;:false,&quot;citeprocText&quot;:&quot;[4]&quot;,&quot;manualOverrideText&quot;:&quot;&quot;},&quot;citationTag&quot;:&quot;MENDELEY_CITATION_v3_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&quot;,&quot;citationItems&quot;:[{&quot;id&quot;:&quot;13bc8314-57b6-3cd6-845d-b642b9f122d5&quot;,&quot;itemData&quot;:{&quot;type&quot;:&quot;webpage&quot;,&quot;id&quot;:&quot;13bc8314-57b6-3cd6-845d-b642b9f122d5&quot;,&quot;title&quot;:&quot;Decoding phase I &amp; II human drug metabolism using the prediction tool MetaSite for chemists, medicinal chemists, and metID experts.&quot;,&quot;author&quot;:[{&quot;family&quot;:&quot;Cruciani&quot;,&quot;given&quot;:&quot;Gabriele&quot;,&quot;parse-names&quot;:false,&quot;dropping-particle&quot;:&quot;&quot;,&quot;non-dropping-particle&quot;:&quot;&quot;},{&quot;family&quot;:&quot;Desantis&quot;,&quot;given&quot;:&quot;Jenny&quot;,&quot;parse-names&quot;:false,&quot;dropping-particle&quot;:&quot;&quot;,&quot;non-dropping-particle&quot;:&quot;&quot;},{&quot;family&quot;:&quot;Palomba&quot;,&quot;given&quot;:&quot;Tommaso&quot;,&quot;parse-names&quot;:false,&quot;dropping-particle&quot;:&quot;&quot;,&quot;non-dropping-particle&quot;:&quot;&quot;},{&quot;family&quot;:&quot;Baroni&quot;,&quot;given&quot;:&quot;Massimo&quot;,&quot;parse-names&quot;:false,&quot;dropping-particle&quot;:&quot;&quot;,&quot;non-dropping-particle&quot;:&quot;&quot;},{&quot;family&quot;:&quot;Valeri&quot;,&quot;given&quot;:&quot;Aurora&quot;,&quot;parse-names&quot;:false,&quot;dropping-particle&quot;:&quot;&quot;,&quot;non-dropping-particle&quot;:&quot;&quot;},{&quot;family&quot;:&quot;Siragusa&quot;,&quot;given&quot;:&quot;Lydia&quot;,&quot;parse-names&quot;:false,&quot;dropping-particle&quot;:&quot;&quot;,&quot;non-dropping-particle&quot;:&quot;&quot;},{&quot;family&quot;:&quot;Venturi&quot;,&quot;given&quot;:&quot;Ludovico&quot;,&quot;parse-names&quot;:false,&quot;dropping-particle&quot;:&quot;&quot;,&quot;non-dropping-particle&quot;:&quot;&quot;},{&quot;family&quot;:&quot;Zamora&quot;,&quot;given&quot;:&quot;Ismael&quot;,&quot;parse-names&quot;:false,&quot;dropping-particle&quot;:&quot;&quot;,&quot;non-dropping-particle&quot;:&quot;&quot;},{&quot;family&quot;:&quot;Meyer&quot;,&quot;given&quot;:&quot;Christophe&quot;,&quot;parse-names&quot;:false,&quot;dropping-particle&quot;:&quot;&quot;,&quot;non-dropping-particle&quot;:&quot;&quot;},{&quot;family&quot;:&quot;Laboureur&quot;,&quot;given&quot;:&quot;Laurent&quot;,&quot;parse-names&quot;:false,&quot;dropping-particle&quot;:&quot;&quot;,&quot;non-dropping-particle&quot;:&quot;&quot;},{&quot;family&quot;:&quot;Emre&quot;,&quot;given&quot;:&quot;Isin&quot;,&quot;parse-names&quot;:false,&quot;dropping-particle&quot;:&quot;&quot;,&quot;non-dropping-particle&quot;:&quot;&quot;},{&quot;family&quot;:&quot;Goracci&quot;,&quot;given&quot;:&quot;Laura&quot;,&quot;parse-names&quot;:false,&quot;dropping-particle&quot;:&quot;&quot;,&quot;non-dropping-particle&quot;:&quot;&quot;}],&quot;issued&quot;:{&quot;date-parts&quot;:[[2024]]},&quot;container-title-short&quot;:&quot;&quot;},&quot;isTemporary&quot;:false}]},{&quot;citationID&quot;:&quot;MENDELEY_CITATION_a090304e-5ae5-4071-9395-15b690c02537&quot;,&quot;properties&quot;:{&quot;noteIndex&quot;:0},&quot;isEdited&quot;:false,&quot;manualOverride&quot;:{&quot;isManuallyOverridden&quot;:false,&quot;citeprocText&quot;:&quot;[5]&quot;,&quot;manualOverrideText&quot;:&quot;&quot;},&quot;citationTag&quot;:&quot;MENDELEY_CITATION_v3_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&quot;,&quot;citationItems&quot;:[{&quot;id&quot;:&quot;30167f7e-6772-397c-8d9b-7e31dc75bdc6&quot;,&quot;itemData&quot;:{&quot;type&quot;:&quot;article-journal&quot;,&quot;id&quot;:&quot;30167f7e-6772-397c-8d9b-7e31dc75bdc6&quot;,&quot;title&quot;:&quot;CYPstrate: A Set of Machine Learning Models for the Accurate Classification of Cytochrome P450 Enzyme Substrates and Non-Substrates&quot;,&quot;author&quot;:[{&quot;family&quot;:&quot;Holmer&quot;,&quot;given&quot;:&quot;Malte&quot;,&quot;parse-names&quot;:false,&quot;dropping-particle&quot;:&quot;&quot;,&quot;non-dropping-particle&quot;:&quot;&quot;},{&quot;family&quot;:&quot;Bruyn Kops&quot;,&quot;given&quot;:&quot;Christina&quot;,&quot;parse-names&quot;:false,&quot;dropping-particle&quot;:&quot;&quot;,&quot;non-dropping-particle&quot;:&quot;de&quot;},{&quot;family&quot;:&quot;Stork&quot;,&quot;given&quot;:&quot;Conrad&quot;,&quot;parse-names&quot;:false,&quot;dropping-particle&quot;:&quot;&quot;,&quot;non-dropping-particle&quot;:&quot;&quot;},{&quot;family&quot;:&quot;Kirchmair&quot;,&quot;given&quot;:&quot;Johannes&quot;,&quot;parse-names&quot;:false,&quot;dropping-particle&quot;:&quot;&quot;,&quot;non-dropping-particle&quot;:&quot;&quot;}],&quot;container-title&quot;:&quot;Molecules&quot;,&quot;DOI&quot;:&quot;10.3390/molecules26154678&quot;,&quot;ISSN&quot;:&quot;1420-3049&quot;,&quot;issued&quot;:{&quot;date-parts&quot;:[[2021,8,2]]},&quot;page&quot;:&quot;4678&quot;,&quot;abstract&quot;:&quot;&lt;p&gt;The interaction of small organic molecules such as drugs, agrochemicals, and cosmetics with cytochrome P450 enzymes (CYPs) can lead to substantial changes in the bioavailability of active substances and hence consequences with respect to pharmacological efficacy and toxicity. Therefore, efficient means of predicting the interactions of small organic molecules with CYPs are of high importance to a host of different industries. In this work, we present a new set of machine learning models for the classification of xenobiotics into substrates and non-substrates of nine human CYP isozymes: CYPs 1A2, 2A6, 2B6, 2C8, 2C9, 2C19, 2D6, 2E1, and 3A4. The models are trained on an extended, high-quality collection of known substrates and non-substrates and have been subjected to thorough validation. Our results show that the models yield competitive performance and are favorable for the detection of CYP substrates. In particular, a new consensus model reached high performance, with Matthews correlation coefficients (MCCs) between 0.45 (CYP2C8) and 0.85 (CYP3A4), although at the cost of coverage. The best models presented in this work are accessible free of charge via the “CYPstrate” module of the New E-Resource for Drug Discovery (NERDD).&lt;/p&gt;&quot;,&quot;issue&quot;:&quot;15&quot;,&quot;volume&quot;:&quot;26&quot;,&quot;container-title-short&quot;:&quot;&quot;},&quot;isTemporary&quot;:false}]},{&quot;citationID&quot;:&quot;MENDELEY_CITATION_b88c5398-356c-4dd6-910a-1154fc2a2abe&quot;,&quot;properties&quot;:{&quot;noteIndex&quot;:0},&quot;isEdited&quot;:false,&quot;manualOverride&quot;:{&quot;isManuallyOverridden&quot;:false,&quot;citeprocText&quot;:&quot;[6]&quot;,&quot;manualOverrideText&quot;:&quot;&quot;},&quot;citationTag&quot;:&quot;MENDELEY_CITATION_v3_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&quot;,&quot;citationItems&quot;:[{&quot;id&quot;:&quot;fa11ca6b-cdbb-3046-b0fc-8f028817e99c&quot;,&quot;itemData&quot;:{&quot;type&quot;:&quot;article-journal&quot;,&quot;id&quot;:&quot;fa11ca6b-cdbb-3046-b0fc-8f028817e99c&quot;,&quot;title&quot;:&quot;CypReact: A Software Tool for in Silico Reactant Prediction for Human Cytochrome P450 Enzymes&quot;,&quot;author&quot;:[{&quot;family&quot;:&quot;Tian&quot;,&quot;given&quot;:&quot;Siyang&quot;,&quot;parse-names&quot;:false,&quot;dropping-particle&quot;:&quot;&quot;,&quot;non-dropping-particle&quot;:&quot;&quot;},{&quot;family&quot;:&quot;Djoumbou-Feunang&quot;,&quot;given&quot;:&quot;Yannick&quot;,&quot;parse-names&quot;:false,&quot;dropping-particle&quot;:&quot;&quot;,&quot;non-dropping-particle&quot;:&quot;&quot;},{&quot;family&quot;:&quot;Greiner&quot;,&quot;given&quot;:&quot;Russell&quot;,&quot;parse-names&quot;:false,&quot;dropping-particle&quot;:&quot;&quot;,&quot;non-dropping-particle&quot;:&quot;&quot;},{&quot;family&quot;:&quot;Wishart&quot;,&quot;given&quot;:&quot;David S&quot;,&quot;parse-names&quot;:false,&quot;dropping-particle&quot;:&quot;&quot;,&quot;non-dropping-particle&quot;:&quot;&quot;}],&quot;container-title&quot;:&quot;Journal of Chemical Information and Modeling&quot;,&quot;DOI&quot;:&quot;10.1021/acs.jcim.8b00035&quot;,&quot;URL&quot;:&quot;https://doi.org/10.1021/acs.jcim.8b00035&quot;,&quot;issued&quot;:{&quot;date-parts&quot;:[[2018]]},&quot;page&quot;:&quot;1282-1291&quot;,&quot;issue&quot;:&quot;6&quot;,&quot;volume&quot;:&quot;58&quot;,&quot;container-title-short&quot;:&quot;J. Chem. Inf. Model.&quot;},&quot;isTemporary&quot;:false}]},{&quot;citationID&quot;:&quot;MENDELEY_CITATION_9e00beb5-b823-441f-bd21-5c0245227aff&quot;,&quot;properties&quot;:{&quot;noteIndex&quot;:0},&quot;isEdited&quot;:false,&quot;manualOverride&quot;:{&quot;isManuallyOverridden&quot;:false,&quot;citeprocText&quot;:&quot;[7]&quot;,&quot;manualOverrideText&quot;:&quot;&quot;},&quot;citationTag&quot;:&quot;MENDELEY_CITATION_v3_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&quot;,&quot;citationItems&quot;:[{&quot;id&quot;:&quot;5396d9c6-cb3b-363a-9678-0b3b627a7437&quot;,&quot;itemData&quot;:{&quot;type&quot;:&quot;article-journal&quot;,&quot;id&quot;:&quot;5396d9c6-cb3b-363a-9678-0b3b627a7437&quot;,&quot;title&quot;:&quot;DeepP450: Predicting Human P450 Activities of Small Molecules by Integrating Pretrained Protein Language Model and Molecular Representation&quot;,&quot;author&quot;:[{&quot;family&quot;:&quot;Chang&quot;,&quot;given&quot;:&quot;Jiamin&quot;,&quot;parse-names&quot;:false,&quot;dropping-particle&quot;:&quot;&quot;,&quot;non-dropping-particle&quot;:&quot;&quot;},{&quot;family&quot;:&quot;Fan&quot;,&quot;given&quot;:&quot;Xiaoyu&quot;,&quot;parse-names&quot;:false,&quot;dropping-particle&quot;:&quot;&quot;,&quot;non-dropping-particle&quot;:&quot;&quot;},{&quot;family&quot;:&quot;Tian&quot;,&quot;given&quot;:&quot;Boxue&quot;,&quot;parse-names&quot;:false,&quot;dropping-particle&quot;:&quot;&quot;,&quot;non-dropping-particle&quot;:&quot;&quot;}],&quot;container-title&quot;:&quot;Journal of Chemical Information and Modeling&quot;,&quot;DOI&quot;:&quot;10.1021/acs.jcim.4c00115&quot;,&quot;URL&quot;:&quot;https://doi.org/10.1021/acs.jcim.4c00115&quot;,&quot;issued&quot;:{&quot;date-parts&quot;:[[2024]]},&quot;page&quot;:&quot;3149-3160&quot;,&quot;issue&quot;:&quot;8&quot;,&quot;volume&quot;:&quot;64&quot;,&quot;container-title-short&quot;:&quot;J. Chem. Inf. Model.&quot;},&quot;isTemporary&quot;:false}]},{&quot;citationID&quot;:&quot;MENDELEY_CITATION_5dca3d77-b598-4d67-9225-e52ba676341f&quot;,&quot;properties&quot;:{&quot;noteIndex&quot;:0},&quot;isEdited&quot;:false,&quot;manualOverride&quot;:{&quot;isManuallyOverridden&quot;:false,&quot;citeprocText&quot;:&quot;[8]&quot;,&quot;manualOverrideText&quot;:&quot;&quot;},&quot;citationTag&quot;:&quot;MENDELEY_CITATION_v3_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&quot;,&quot;citationItems&quot;:[{&quot;id&quot;:&quot;43b0d024-e9b9-3059-b9bc-07339751aa6d&quot;,&quot;itemData&quot;:{&quot;type&quot;:&quot;article-journal&quot;,&quot;id&quot;:&quot;43b0d024-e9b9-3059-b9bc-07339751aa6d&quot;,&quot;title&quot;:&quot;ADMETlab 3.0: an updated comprehensive online ADMET prediction platform enhanced with broader coverage, improved performance, API functionality and decision support&quot;,&quot;author&quot;:[{&quot;family&quot;:&quot;Fu&quot;,&quot;given&quot;:&quot;Li&quot;,&quot;parse-names&quot;:false,&quot;dropping-particle&quot;:&quot;&quot;,&quot;non-dropping-particle&quot;:&quot;&quot;},{&quot;family&quot;:&quot;Shi&quot;,&quot;given&quot;:&quot;Shaohua&quot;,&quot;parse-names&quot;:false,&quot;dropping-particle&quot;:&quot;&quot;,&quot;non-dropping-particle&quot;:&quot;&quot;},{&quot;family&quot;:&quot;Yi&quot;,&quot;given&quot;:&quot;Jiacai&quot;,&quot;parse-names&quot;:false,&quot;dropping-particle&quot;:&quot;&quot;,&quot;non-dropping-particle&quot;:&quot;&quot;},{&quot;family&quot;:&quot;Wang&quot;,&quot;given&quot;:&quot;Ningning&quot;,&quot;parse-names&quot;:false,&quot;dropping-particle&quot;:&quot;&quot;,&quot;non-dropping-particle&quot;:&quot;&quot;},{&quot;family&quot;:&quot;He&quot;,&quot;given&quot;:&quot;Yuanhang&quot;,&quot;parse-names&quot;:false,&quot;dropping-particle&quot;:&quot;&quot;,&quot;non-dropping-particle&quot;:&quot;&quot;},{&quot;family&quot;:&quot;Wu&quot;,&quot;given&quot;:&quot;Zhenxing&quot;,&quot;parse-names&quot;:false,&quot;dropping-particle&quot;:&quot;&quot;,&quot;non-dropping-particle&quot;:&quot;&quot;},{&quot;family&quot;:&quot;Peng&quot;,&quot;given&quot;:&quot;Jinfu&quot;,&quot;parse-names&quot;:false,&quot;dropping-particle&quot;:&quot;&quot;,&quot;non-dropping-particle&quot;:&quot;&quot;},{&quot;family&quot;:&quot;Deng&quot;,&quot;given&quot;:&quot;Youchao&quot;,&quot;parse-names&quot;:false,&quot;dropping-particle&quot;:&quot;&quot;,&quot;non-dropping-particle&quot;:&quot;&quot;},{&quot;family&quot;:&quot;Wang&quot;,&quot;given&quot;:&quot;Wenxuan&quot;,&quot;parse-names&quot;:false,&quot;dropping-particle&quot;:&quot;&quot;,&quot;non-dropping-particle&quot;:&quot;&quot;},{&quot;family&quot;:&quot;Wu&quot;,&quot;given&quot;:&quot;Chengkun&quot;,&quot;parse-names&quot;:false,&quot;dropping-particle&quot;:&quot;&quot;,&quot;non-dropping-particle&quot;:&quot;&quot;},{&quot;family&quot;:&quot;Lyu&quot;,&quot;given&quot;:&quot;Aiping&quot;,&quot;parse-names&quot;:false,&quot;dropping-particle&quot;:&quot;&quot;,&quot;non-dropping-particle&quot;:&quot;&quot;},{&quot;family&quot;:&quot;Zeng&quot;,&quot;given&quot;:&quot;Xiangxiang&quot;,&quot;parse-names&quot;:false,&quot;dropping-particle&quot;:&quot;&quot;,&quot;non-dropping-particle&quot;:&quot;&quot;},{&quot;family&quot;:&quot;Zhao&quot;,&quot;given&quot;:&quot;Wentao&quot;,&quot;parse-names&quot;:false,&quot;dropping-particle&quot;:&quot;&quot;,&quot;non-dropping-particle&quot;:&quot;&quot;},{&quot;family&quot;:&quot;Hou&quot;,&quot;given&quot;:&quot;Tingjun&quot;,&quot;parse-names&quot;:false,&quot;dropping-particle&quot;:&quot;&quot;,&quot;non-dropping-particle&quot;:&quot;&quot;},{&quot;family&quot;:&quot;Cao&quot;,&quot;given&quot;:&quot;Dongsheng&quot;,&quot;parse-names&quot;:false,&quot;dropping-particle&quot;:&quot;&quot;,&quot;non-dropping-particle&quot;:&quot;&quot;}],&quot;container-title&quot;:&quot;Nucleic Acids Research&quot;,&quot;DOI&quot;:&quot;10.1093/nar/gkae236&quot;,&quot;ISSN&quot;:&quot;0305-1048&quot;,&quot;issued&quot;:{&quot;date-parts&quot;:[[2024,7,5]]},&quot;page&quot;:&quot;W422-W431&quot;,&quot;abstract&quot;:&quot;&lt;p&gt;ADMETlab 3.0 is the second updated version of the web server that provides a comprehensive and efficient platform for evaluating ADMET-related parameters as well as physicochemical properties and medicinal chemistry characteristics involved in the drug discovery process. This new release addresses the limitations of the previous version and offers broader coverage, improved performance, API functionality, and decision support. For supporting data and endpoints, this version includes 119 features, an increase of 31 compared to the previous version. The updated number of entries is 1.5 times larger than the previous version with over 400 000 entries. ADMETlab 3.0 incorporates a multi-task DMPNN architecture coupled with molecular descriptors, a method that not only guaranteed calculation speed for each endpoint simultaneously, but also achieved a superior performance in terms of accuracy and robustness. In addition, an API has been introduced to meet the growing demand for programmatic access to large amounts of data in ADMETlab 3.0. Moreover, this version includes uncertainty estimates in the prediction results, aiding in the confident selection of candidate compounds for further studies and experiments. ADMETlab 3.0 is publicly for access without the need for registration at: https://admetlab3.scbdd.com.&lt;/p&gt;&quot;,&quot;issue&quot;:&quot;W1&quot;,&quot;volume&quot;:&quot;52&quot;,&quot;container-title-short&quot;:&quot;Nucleic Acids Res.&quot;},&quot;isTemporary&quot;:false}]},{&quot;citationID&quot;:&quot;MENDELEY_CITATION_0e2af13d-1186-46c8-b802-9fb14303c0dc&quot;,&quot;properties&quot;:{&quot;noteIndex&quot;:0},&quot;isEdited&quot;:false,&quot;manualOverride&quot;:{&quot;isManuallyOverridden&quot;:false,&quot;citeprocText&quot;:&quot;[9]&quot;,&quot;manualOverrideText&quot;:&quot;&quot;},&quot;citationTag&quot;:&quot;MENDELEY_CITATION_v3_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&quot;,&quot;citationItems&quot;:[{&quot;id&quot;:&quot;23927d7f-21a8-33f9-bc4d-62bd50964d5d&quot;,&quot;itemData&quot;:{&quot;type&quot;:&quot;article-journal&quot;,&quot;id&quot;:&quot;23927d7f-21a8-33f9-bc4d-62bd50964d5d&quot;,&quot;title&quot;:&quot;The Generation of a Unique Machine Description for Chemical Structures-A Technique Developed at Chemical Abstracts Service.&quot;,&quot;author&quot;:[{&quot;family&quot;:&quot;Morgan&quot;,&quot;given&quot;:&quot;H. L.&quot;,&quot;parse-names&quot;:false,&quot;dropping-particle&quot;:&quot;&quot;,&quot;non-dropping-particle&quot;:&quot;&quot;}],&quot;container-title&quot;:&quot;Journal of Chemical Documentation&quot;,&quot;DOI&quot;:&quot;10.1021/c160017a018&quot;,&quot;ISSN&quot;:&quot;0021-9576&quot;,&quot;issued&quot;:{&quot;date-parts&quot;:[[1965,5,1]]},&quot;page&quot;:&quot;107-113&quot;,&quot;issue&quot;:&quot;2&quot;,&quot;volume&quot;:&quot;5&quot;,&quot;container-title-short&quot;:&quot;J. Chem. Doc.&quot;},&quot;isTemporary&quot;:false}]},{&quot;citationID&quot;:&quot;MENDELEY_CITATION_7594bf8b-015d-49aa-b108-510a5eae62b9&quot;,&quot;properties&quot;:{&quot;noteIndex&quot;:0},&quot;isEdited&quot;:false,&quot;manualOverride&quot;:{&quot;isManuallyOverridden&quot;:false,&quot;citeprocText&quot;:&quot;[10]&quot;,&quot;manualOverrideText&quot;:&quot;&quot;},&quot;citationTag&quot;:&quot;MENDELEY_CITATION_v3_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&quot;,&quot;citationItems&quot;:[{&quot;id&quot;:&quot;80c5781c-7e86-33cf-b75b-5ab47acd2884&quot;,&quot;itemData&quot;:{&quot;type&quot;:&quot;article-journal&quot;,&quot;id&quot;:&quot;80c5781c-7e86-33cf-b75b-5ab47acd2884&quot;,&quot;title&quot;:&quot;Mol2vec: Unsupervised Machine Learning Approach with Chemical Intuition&quot;,&quot;author&quot;:[{&quot;family&quot;:&quot;Jaeger&quot;,&quot;given&quot;:&quot;Sabrina&quot;,&quot;parse-names&quot;:false,&quot;dropping-particle&quot;:&quot;&quot;,&quot;non-dropping-particle&quot;:&quot;&quot;},{&quot;family&quot;:&quot;Fulle&quot;,&quot;given&quot;:&quot;Simone&quot;,&quot;parse-names&quot;:false,&quot;dropping-particle&quot;:&quot;&quot;,&quot;non-dropping-particle&quot;:&quot;&quot;},{&quot;family&quot;:&quot;Turk&quot;,&quot;given&quot;:&quot;Samo&quot;,&quot;parse-names&quot;:false,&quot;dropping-particle&quot;:&quot;&quot;,&quot;non-dropping-particle&quot;:&quot;&quot;}],&quot;container-title&quot;:&quot;Journal of Chemical Information and Modeling&quot;,&quot;DOI&quot;:&quot;10.1021/acs.jcim.7b00616&quot;,&quot;ISSN&quot;:&quot;1549-9596&quot;,&quot;issued&quot;:{&quot;date-parts&quot;:[[2018,1,22]]},&quot;page&quot;:&quot;27-35&quot;,&quot;issue&quot;:&quot;1&quot;,&quot;volume&quot;:&quot;58&quot;,&quot;container-title-short&quot;:&quot;J. Chem. Inf. Model.&quot;},&quot;isTemporary&quot;:false}]},{&quot;citationID&quot;:&quot;MENDELEY_CITATION_70668c7c-96e7-42e2-8067-7b3fa3e95455&quot;,&quot;properties&quot;:{&quot;noteIndex&quot;:0},&quot;isEdited&quot;:false,&quot;manualOverride&quot;:{&quot;isManuallyOverridden&quot;:false,&quot;citeprocText&quot;:&quot;[11]&quot;,&quot;manualOverrideText&quot;:&quot;&quot;},&quot;citationTag&quot;:&quot;MENDELEY_CITATION_v3_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&quot;,&quot;citationItems&quot;:[{&quot;id&quot;:&quot;27f87688-13d2-35cf-b3cc-69d56bb2def3&quot;,&quot;itemData&quot;:{&quot;type&quot;:&quot;article-journal&quot;,&quot;id&quot;:&quot;27f87688-13d2-35cf-b3cc-69d56bb2def3&quot;,&quot;title&quot;:&quot;ChemBERTa: Large-Scale Self-Supervised Pretraining for Molecular Property Prediction&quot;,&quot;author&quot;:[{&quot;family&quot;:&quot;Chithrananda&quot;,&quot;given&quot;:&quot;Seyone&quot;,&quot;parse-names&quot;:false,&quot;dropping-particle&quot;:&quot;&quot;,&quot;non-dropping-particle&quot;:&quot;&quot;},{&quot;family&quot;:&quot;Grand&quot;,&quot;given&quot;:&quot;Gabriel&quot;,&quot;parse-names&quot;:false,&quot;dropping-particle&quot;:&quot;&quot;,&quot;non-dropping-particle&quot;:&quot;&quot;},{&quot;family&quot;:&quot;Ramsundar&quot;,&quot;given&quot;:&quot;Bharath&quot;,&quot;parse-names&quot;:false,&quot;dropping-particle&quot;:&quot;&quot;,&quot;non-dropping-particle&quot;:&quot;&quot;}],&quot;container-title&quot;:&quot;arXiv e-prints&quot;,&quot;DOI&quot;:&quot;10.48550/arXiv.2010.09885&quot;,&quot;issued&quot;:{&quot;date-parts&quot;:[[2020,10]]},&quot;page&quot;:&quot;arXiv:2010.09885&quot;,&quot;container-title-short&quot;:&quot;&quot;},&quot;isTemporary&quot;:false}]},{&quot;citationID&quot;:&quot;MENDELEY_CITATION_eed2f2c2-9fb7-481f-9847-505a31c7df76&quot;,&quot;properties&quot;:{&quot;noteIndex&quot;:0},&quot;isEdited&quot;:false,&quot;manualOverride&quot;:{&quot;isManuallyOverridden&quot;:false,&quot;citeprocText&quot;:&quot;[12]&quot;,&quot;manualOverrideText&quot;:&quot;&quot;},&quot;citationTag&quot;:&quot;MENDELEY_CITATION_v3_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&quot;,&quot;citationItems&quot;:[{&quot;id&quot;:&quot;6b3c2795-b358-3d30-b69e-b2ad6a5195ff&quot;,&quot;itemData&quot;:{&quot;type&quot;:&quot;article-journal&quot;,&quot;id&quot;:&quot;6b3c2795-b358-3d30-b69e-b2ad6a5195ff&quot;,&quot;title&quot;:&quot;MOLE: Modular Learning FramEwork via Mutual Information Maximization&quot;,&quot;author&quot;:[{&quot;family&quot;:&quot;Li&quot;,&quot;given&quot;:&quot;Tianchao&quot;,&quot;parse-names&quot;:false,&quot;dropping-particle&quot;:&quot;&quot;,&quot;non-dropping-particle&quot;:&quot;&quot;},{&quot;family&quot;:&quot;Pei&quot;,&quot;given&quot;:&quot;Yulong&quot;,&quot;parse-names&quot;:false,&quot;dropping-particle&quot;:&quot;&quot;,&quot;non-dropping-particle&quot;:&quot;&quot;}],&quot;container-title&quot;:&quot;ArXiv&quot;,&quot;URL&quot;:&quot;https://api.semanticscholar.org/CorpusID:260899882&quot;,&quot;issued&quot;:{&quot;date-parts&quot;:[[2023]]},&quot;volume&quot;:&quot;abs/2308.07772&quot;,&quot;container-title-short&quot;:&quot;ArXiv&quot;},&quot;isTemporary&quot;:false}]},{&quot;citationID&quot;:&quot;MENDELEY_CITATION_6911c6cb-3ce9-4960-b0ab-f73003ee0ccc&quot;,&quot;properties&quot;:{&quot;noteIndex&quot;:0},&quot;isEdited&quot;:false,&quot;manualOverride&quot;:{&quot;isManuallyOverridden&quot;:false,&quot;citeprocText&quot;:&quot;[13]&quot;,&quot;manualOverrideText&quot;:&quot;&quot;},&quot;citationTag&quot;:&quot;MENDELEY_CITATION_v3_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&quot;,&quot;citationItems&quot;:[{&quot;id&quot;:&quot;91bc1232-bb46-3423-9b4f-a14d74fb3264&quot;,&quot;itemData&quot;:{&quot;type&quot;:&quot;webpage&quot;,&quot;id&quot;:&quot;91bc1232-bb46-3423-9b4f-a14d74fb3264&quot;,&quot;title&quot;:&quot;RDKit: Open-source cheminformatics.&quot;,&quot;container-title&quot;:&quot;https://www.rdkit.org&quot;,&quot;container-title-short&quot;:&quot;&quot;},&quot;isTemporary&quot;:false}]},{&quot;citationID&quot;:&quot;MENDELEY_CITATION_091adfc3-c72b-452f-a882-3f98e173bfcc&quot;,&quot;properties&quot;:{&quot;noteIndex&quot;:0},&quot;isEdited&quot;:false,&quot;manualOverride&quot;:{&quot;isManuallyOverridden&quot;:false,&quot;citeprocText&quot;:&quot;[14]&quot;,&quot;manualOverrideText&quot;:&quot;&quot;},&quot;citationTag&quot;:&quot;MENDELEY_CITATION_v3_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&quot;,&quot;citationItems&quot;:[{&quot;id&quot;:&quot;1fdf973c-15b9-3df1-916b-2aad974dea3b&quot;,&quot;itemData&quot;:{&quot;type&quot;:&quot;article-journal&quot;,&quot;id&quot;:&quot;1fdf973c-15b9-3df1-916b-2aad974dea3b&quot;,&quot;title&quot;:&quot;Extended-Connectivity Fingerprints&quot;,&quot;author&quot;:[{&quot;family&quot;:&quot;Rogers&quot;,&quot;given&quot;:&quot;David&quot;,&quot;parse-names&quot;:false,&quot;dropping-particle&quot;:&quot;&quot;,&quot;non-dropping-particle&quot;:&quot;&quot;},{&quot;family&quot;:&quot;Hahn&quot;,&quot;given&quot;:&quot;Mathew&quot;,&quot;parse-names&quot;:false,&quot;dropping-particle&quot;:&quot;&quot;,&quot;non-dropping-particle&quot;:&quot;&quot;}],&quot;container-title&quot;:&quot;Journal of Chemical Information and Modeling&quot;,&quot;DOI&quot;:&quot;10.1021/ci100050t&quot;,&quot;URL&quot;:&quot;https://doi.org/10.1021/ci100050t&quot;,&quot;issued&quot;:{&quot;date-parts&quot;:[[2010]]},&quot;page&quot;:&quot;742-754&quot;,&quot;issue&quot;:&quot;5&quot;,&quot;volume&quot;:&quot;50&quot;,&quot;container-title-short&quot;:&quot;J. Chem. Inf. Model.&quot;},&quot;isTemporary&quot;:false}]},{&quot;citationID&quot;:&quot;MENDELEY_CITATION_05c57d48-f1ba-49fd-a3fb-d7b08348c075&quot;,&quot;properties&quot;:{&quot;noteIndex&quot;:0},&quot;isEdited&quot;:false,&quot;manualOverride&quot;:{&quot;isManuallyOverridden&quot;:false,&quot;citeprocText&quot;:&quot;[15]&quot;,&quot;manualOverrideText&quot;:&quot;&quot;},&quot;citationTag&quot;:&quot;MENDELEY_CITATION_v3_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&quot;,&quot;citationItems&quot;:[{&quot;id&quot;:&quot;16657982-092a-3db6-97ef-8ee47347c62e&quot;,&quot;itemData&quot;:{&quot;type&quot;:&quot;article-journal&quot;,&quot;id&quot;:&quot;16657982-092a-3db6-97ef-8ee47347c62e&quot;,&quot;title&quot;:&quot;Low-Compute repurposing of an English transformer into a molecular encoder: A two-stage SELFIES adaptation of RoBERTa&quot;,&quot;author&quot;:[{&quot;family&quot;:&quot;Alhmoudi&quot;,&quot;given&quot;:&quot;Obaid Khaleifah&quot;,&quot;parse-names&quot;:false,&quot;dropping-particle&quot;:&quot;&quot;,&quot;non-dropping-particle&quot;:&quot;&quot;},{&quot;family&quot;:&quot;Thameem&quot;,&quot;given&quot;:&quot;Muhammed&quot;,&quot;parse-names&quot;:false,&quot;dropping-particle&quot;:&quot;&quot;,&quot;non-dropping-particle&quot;:&quot;&quot;},{&quot;family&quot;:&quot;Elkamel&quot;,&quot;given&quot;:&quot;Ali&quot;,&quot;parse-names&quot;:false,&quot;dropping-particle&quot;:&quot;&quot;,&quot;non-dropping-particle&quot;:&quot;&quot;},{&quot;family&quot;:&quot;AlHammadi&quot;,&quot;given&quot;:&quot;Ali A.&quot;,&quot;parse-names&quot;:false,&quot;dropping-particle&quot;:&quot;&quot;,&quot;non-dropping-particle&quot;:&quot;&quot;}],&quot;container-title&quot;:&quot;Results in Engineering&quot;,&quot;DOI&quot;:&quot;10.1016/j.rineng.2025.108390&quot;,&quot;ISSN&quot;:&quot;25901230&quot;,&quot;issued&quot;:{&quot;date-parts&quot;:[[2025,12]]},&quot;page&quot;:&quot;108390&quot;,&quot;volume&quot;:&quot;28&quot;,&quot;container-title-short&quot;:&quot;&quot;},&quot;isTemporary&quot;:false}]},{&quot;citationID&quot;:&quot;MENDELEY_CITATION_61882ab6-be78-4074-86b7-8a58822453b0&quot;,&quot;properties&quot;:{&quot;noteIndex&quot;:0},&quot;isEdited&quot;:false,&quot;manualOverride&quot;:{&quot;isManuallyOverridden&quot;:false,&quot;citeprocText&quot;:&quot;[16], [17]&quot;,&quot;manualOverrideText&quot;:&quot;&quot;},&quot;citationTag&quot;:&quot;MENDELEY_CITATION_v3_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&quot;,&quot;citationItems&quot;:[{&quot;id&quot;:&quot;4b7e155f-c785-39de-bd3f-62287a2822db&quot;,&quot;itemData&quot;:{&quot;type&quot;:&quot;paper-conference&quot;,&quot;id&quot;:&quot;4b7e155f-c785-39de-bd3f-62287a2822db&quot;,&quot;title&quot;:&quot;BERT: Pre-training of Deep Bidirectional Transformers for Language Understanding&quot;,&quot;author&quot;:[{&quot;family&quot;:&quot;Devlin&quot;,&quot;given&quot;:&quot;Jacob&quot;,&quot;parse-names&quot;:false,&quot;dropping-particle&quot;:&quot;&quot;,&quot;non-dropping-particle&quot;:&quot;&quot;},{&quot;family&quot;:&quot;Chang&quot;,&quot;given&quot;:&quot;Ming-Wei&quot;,&quot;parse-names&quot;:false,&quot;dropping-particle&quot;:&quot;&quot;,&quot;non-dropping-particle&quot;:&quot;&quot;},{&quot;family&quot;:&quot;Lee&quot;,&quot;given&quot;:&quot;Kenton&quot;,&quot;parse-names&quot;:false,&quot;dropping-particle&quot;:&quot;&quot;,&quot;non-dropping-particle&quot;:&quot;&quot;},{&quot;family&quot;:&quot;Toutanova&quot;,&quot;given&quot;:&quot;Kristina&quot;,&quot;parse-names&quot;:false,&quot;dropping-particle&quot;:&quot;&quot;,&quot;non-dropping-particle&quot;:&quot;&quot;}],&quot;container-title&quot;:&quot;North American Chapter of the Association for Computational Linguistics&quot;,&quot;URL&quot;:&quot;https://api.semanticscholar.org/CorpusID:52967399&quot;,&quot;issued&quot;:{&quot;date-parts&quot;:[[2019]]},&quot;container-title-short&quot;:&quot;&quot;},&quot;isTemporary&quot;:false},{&quot;id&quot;:&quot;d6b0ebc7-a9eb-3e05-9f44-6d798a458d6c&quot;,&quot;itemData&quot;:{&quot;type&quot;:&quot;article-journal&quot;,&quot;id&quot;:&quot;d6b0ebc7-a9eb-3e05-9f44-6d798a458d6c&quot;,&quot;title&quot;:&quot;RoBERTa: A Robustly Optimized BERT Pretraining Approach&quot;,&quot;author&quot;:[{&quot;family&quot;:&quot;Liu&quot;,&quot;given&quot;:&quot;Yinhan&quot;,&quot;parse-names&quot;:false,&quot;dropping-particle&quot;:&quot;&quot;,&quot;non-dropping-particle&quot;:&quot;&quot;},{&quot;family&quot;:&quot;Ott&quot;,&quot;given&quot;:&quot;Myle&quot;,&quot;parse-names&quot;:false,&quot;dropping-particle&quot;:&quot;&quot;,&quot;non-dropping-particle&quot;:&quot;&quot;},{&quot;family&quot;:&quot;Goyal&quot;,&quot;given&quot;:&quot;Naman&quot;,&quot;parse-names&quot;:false,&quot;dropping-particle&quot;:&quot;&quot;,&quot;non-dropping-particle&quot;:&quot;&quot;},{&quot;family&quot;:&quot;Du&quot;,&quot;given&quot;:&quot;Jingfei&quot;,&quot;parse-names&quot;:false,&quot;dropping-particle&quot;:&quot;&quot;,&quot;non-dropping-particle&quot;:&quot;&quot;},{&quot;family&quot;:&quot;Joshi&quot;,&quot;given&quot;:&quot;Mandar&quot;,&quot;parse-names&quot;:false,&quot;dropping-particle&quot;:&quot;&quot;,&quot;non-dropping-particle&quot;:&quot;&quot;},{&quot;family&quot;:&quot;Chen&quot;,&quot;given&quot;:&quot;Danqi&quot;,&quot;parse-names&quot;:false,&quot;dropping-particle&quot;:&quot;&quot;,&quot;non-dropping-particle&quot;:&quot;&quot;},{&quot;family&quot;:&quot;Levy&quot;,&quot;given&quot;:&quot;Omer&quot;,&quot;parse-names&quot;:false,&quot;dropping-particle&quot;:&quot;&quot;,&quot;non-dropping-particle&quot;:&quot;&quot;},{&quot;family&quot;:&quot;Lewis&quot;,&quot;given&quot;:&quot;Mike&quot;,&quot;parse-names&quot;:false,&quot;dropping-particle&quot;:&quot;&quot;,&quot;non-dropping-particle&quot;:&quot;&quot;},{&quot;family&quot;:&quot;Zettlemoyer&quot;,&quot;given&quot;:&quot;Luke&quot;,&quot;parse-names&quot;:false,&quot;dropping-particle&quot;:&quot;&quot;,&quot;non-dropping-particle&quot;:&quot;&quot;},{&quot;family&quot;:&quot;Stoyanov&quot;,&quot;given&quot;:&quot;Veselin&quot;,&quot;parse-names&quot;:false,&quot;dropping-particle&quot;:&quot;&quot;,&quot;non-dropping-particle&quot;:&quot;&quot;}],&quot;container-title&quot;:&quot;ArXiv&quot;,&quot;URL&quot;:&quot;https://api.semanticscholar.org/CorpusID:198953378&quot;,&quot;issued&quot;:{&quot;date-parts&quot;:[[2019]]},&quot;volume&quot;:&quot;abs/1907.11692&quot;,&quot;container-title-short&quot;:&quot;ArXiv&quot;},&quot;isTemporary&quot;:false}]},{&quot;citationID&quot;:&quot;MENDELEY_CITATION_7f594b16-8ad5-4013-aee5-cc9efd81053f&quot;,&quot;properties&quot;:{&quot;noteIndex&quot;:0},&quot;isEdited&quot;:false,&quot;manualOverride&quot;:{&quot;isManuallyOverridden&quot;:false,&quot;citeprocText&quot;:&quot;[18]&quot;,&quot;manualOverrideText&quot;:&quot;&quot;},&quot;citationTag&quot;:&quot;MENDELEY_CITATION_v3_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&quot;,&quot;citationItems&quot;:[{&quot;id&quot;:&quot;528eede6-a120-383e-9473-16c5f897d2c4&quot;,&quot;itemData&quot;:{&quot;type&quot;:&quot;article-journal&quot;,&quot;id&quot;:&quot;528eede6-a120-383e-9473-16c5f897d2c4&quot;,&quot;title&quot;:&quot;Neural Machine Translation of Rare Words with Subword Units&quot;,&quot;author&quot;:[{&quot;family&quot;:&quot;Sennrich&quot;,&quot;given&quot;:&quot;Rico&quot;,&quot;parse-names&quot;:false,&quot;dropping-particle&quot;:&quot;&quot;,&quot;non-dropping-particle&quot;:&quot;&quot;},{&quot;family&quot;:&quot;Haddow&quot;,&quot;given&quot;:&quot;Barry&quot;,&quot;parse-names&quot;:false,&quot;dropping-particle&quot;:&quot;&quot;,&quot;non-dropping-particle&quot;:&quot;&quot;},{&quot;family&quot;:&quot;Birch&quot;,&quot;given&quot;:&quot;Alexandra&quot;,&quot;parse-names&quot;:false,&quot;dropping-particle&quot;:&quot;&quot;,&quot;non-dropping-particle&quot;:&quot;&quot;}],&quot;container-title&quot;:&quot;ArXiv&quot;,&quot;URL&quot;:&quot;https://api.semanticscholar.org/CorpusID:1114678&quot;,&quot;issued&quot;:{&quot;date-parts&quot;:[[2015]]},&quot;volume&quot;:&quot;abs/1508.07909&quot;,&quot;container-title-short&quot;:&quot;ArXiv&quot;},&quot;isTemporary&quot;:false}]},{&quot;citationID&quot;:&quot;MENDELEY_CITATION_800b8284-81e8-409a-a9d8-f65b34f75303&quot;,&quot;properties&quot;:{&quot;noteIndex&quot;:0},&quot;isEdited&quot;:false,&quot;manualOverride&quot;:{&quot;isManuallyOverridden&quot;:false,&quot;citeprocText&quot;:&quot;[19]&quot;,&quot;manualOverrideText&quot;:&quot;&quot;},&quot;citationTag&quot;:&quot;MENDELEY_CITATION_v3_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&quot;,&quot;citationItems&quot;:[{&quot;id&quot;:&quot;038f20e1-2011-366e-8442-37bf6e4fda69&quot;,&quot;itemData&quot;:{&quot;type&quot;:&quot;article-journal&quot;,&quot;id&quot;:&quot;038f20e1-2011-366e-8442-37bf6e4fda69&quot;,&quot;title&quot;:&quot;InChI, the IUPAC International Chemical Identifier&quot;,&quot;author&quot;:[{&quot;family&quot;:&quot;Heller&quot;,&quot;given&quot;:&quot;Stephen R&quot;,&quot;parse-names&quot;:false,&quot;dropping-particle&quot;:&quot;&quot;,&quot;non-dropping-particle&quot;:&quot;&quot;},{&quot;family&quot;:&quot;McNaught&quot;,&quot;given&quot;:&quot;Alan&quot;,&quot;parse-names&quot;:false,&quot;dropping-particle&quot;:&quot;&quot;,&quot;non-dropping-particle&quot;:&quot;&quot;},{&quot;family&quot;:&quot;Pletnev&quot;,&quot;given&quot;:&quot;Igor&quot;,&quot;parse-names&quot;:false,&quot;dropping-particle&quot;:&quot;&quot;,&quot;non-dropping-particle&quot;:&quot;&quot;},{&quot;family&quot;:&quot;Stein&quot;,&quot;given&quot;:&quot;Stephen&quot;,&quot;parse-names&quot;:false,&quot;dropping-particle&quot;:&quot;&quot;,&quot;non-dropping-particle&quot;:&quot;&quot;},{&quot;family&quot;:&quot;Tchekhovskoi&quot;,&quot;given&quot;:&quot;Dmitrii&quot;,&quot;parse-names&quot;:false,&quot;dropping-particle&quot;:&quot;&quot;,&quot;non-dropping-particle&quot;:&quot;&quot;}],&quot;container-title&quot;:&quot;Journal of Cheminformatics&quot;,&quot;DOI&quot;:&quot;10.1186/s13321-015-0068-4&quot;,&quot;ISSN&quot;:&quot;1758-2946&quot;,&quot;issued&quot;:{&quot;date-parts&quot;:[[2015,12,30]]},&quot;page&quot;:&quot;23&quot;,&quot;issue&quot;:&quot;1&quot;,&quot;volume&quot;:&quot;7&quot;,&quot;container-title-short&quot;:&quot;J. Cheminform.&quot;},&quot;isTemporary&quot;:false}]},{&quot;citationID&quot;:&quot;MENDELEY_CITATION_df1d1646-57ca-4a3f-825a-d5645cb9ad91&quot;,&quot;properties&quot;:{&quot;noteIndex&quot;:0},&quot;isEdited&quot;:false,&quot;manualOverride&quot;:{&quot;isManuallyOverridden&quot;:false,&quot;citeprocText&quot;:&quot;[16]&quot;,&quot;manualOverrideText&quot;:&quot;&quot;},&quot;citationTag&quot;:&quot;MENDELEY_CITATION_v3_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&quot;,&quot;citationItems&quot;:[{&quot;id&quot;:&quot;4b7e155f-c785-39de-bd3f-62287a2822db&quot;,&quot;itemData&quot;:{&quot;type&quot;:&quot;paper-conference&quot;,&quot;id&quot;:&quot;4b7e155f-c785-39de-bd3f-62287a2822db&quot;,&quot;title&quot;:&quot;BERT: Pre-training of Deep Bidirectional Transformers for Language Understanding&quot;,&quot;author&quot;:[{&quot;family&quot;:&quot;Devlin&quot;,&quot;given&quot;:&quot;Jacob&quot;,&quot;parse-names&quot;:false,&quot;dropping-particle&quot;:&quot;&quot;,&quot;non-dropping-particle&quot;:&quot;&quot;},{&quot;family&quot;:&quot;Chang&quot;,&quot;given&quot;:&quot;Ming-Wei&quot;,&quot;parse-names&quot;:false,&quot;dropping-particle&quot;:&quot;&quot;,&quot;non-dropping-particle&quot;:&quot;&quot;},{&quot;family&quot;:&quot;Lee&quot;,&quot;given&quot;:&quot;Kenton&quot;,&quot;parse-names&quot;:false,&quot;dropping-particle&quot;:&quot;&quot;,&quot;non-dropping-particle&quot;:&quot;&quot;},{&quot;family&quot;:&quot;Toutanova&quot;,&quot;given&quot;:&quot;Kristina&quot;,&quot;parse-names&quot;:false,&quot;dropping-particle&quot;:&quot;&quot;,&quot;non-dropping-particle&quot;:&quot;&quot;}],&quot;container-title&quot;:&quot;North American Chapter of the Association for Computational Linguistics&quot;,&quot;URL&quot;:&quot;https://api.semanticscholar.org/CorpusID:52967399&quot;,&quot;issued&quot;:{&quot;date-parts&quot;:[[2019]]},&quot;container-title-short&quot;:&quot;&quot;},&quot;isTemporary&quot;:false}]},{&quot;citationID&quot;:&quot;MENDELEY_CITATION_0856a272-5a9c-4c62-8ea9-15c71a2f59c4&quot;,&quot;properties&quot;:{&quot;noteIndex&quot;:0},&quot;isEdited&quot;:false,&quot;manualOverride&quot;:{&quot;isManuallyOverridden&quot;:false,&quot;citeprocText&quot;:&quot;[20]&quot;,&quot;manualOverrideText&quot;:&quot;&quot;},&quot;citationTag&quot;:&quot;MENDELEY_CITATION_v3_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&quot;,&quot;citationItems&quot;:[{&quot;id&quot;:&quot;e9063351-84e5-35cf-9e83-b8bba0913bac&quot;,&quot;itemData&quot;:{&quot;type&quot;:&quot;article-journal&quot;,&quot;id&quot;:&quot;e9063351-84e5-35cf-9e83-b8bba0913bac&quot;,&quot;title&quot;:&quot;SGDR: Stochastic Gradient Descent with Warm Restarts&quot;,&quot;author&quot;:[{&quot;family&quot;:&quot;Loshchilov&quot;,&quot;given&quot;:&quot;Ilya&quot;,&quot;parse-names&quot;:false,&quot;dropping-particle&quot;:&quot;&quot;,&quot;non-dropping-particle&quot;:&quot;&quot;},{&quot;family&quot;:&quot;Hutter&quot;,&quot;given&quot;:&quot;Frank&quot;,&quot;parse-names&quot;:false,&quot;dropping-particle&quot;:&quot;&quot;,&quot;non-dropping-particle&quot;:&quot;&quot;}],&quot;container-title&quot;:&quot;arXiv: Learning&quot;,&quot;URL&quot;:&quot;https://api.semanticscholar.org/CorpusID:14337532&quot;,&quot;issued&quot;:{&quot;date-parts&quot;:[[2016]]},&quot;container-title-short&quot;:&quot;&quot;},&quot;isTemporary&quot;:false}]},{&quot;citationID&quot;:&quot;MENDELEY_CITATION_111eba3f-785c-4b4c-b6e6-fc4bf548cbdf&quot;,&quot;properties&quot;:{&quot;noteIndex&quot;:0},&quot;isEdited&quot;:false,&quot;manualOverride&quot;:{&quot;isManuallyOverridden&quot;:false,&quot;citeprocText&quot;:&quot;[11]&quot;,&quot;manualOverrideText&quot;:&quot;&quot;},&quot;citationTag&quot;:&quot;MENDELEY_CITATION_v3_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&quot;,&quot;citationItems&quot;:[{&quot;id&quot;:&quot;27f87688-13d2-35cf-b3cc-69d56bb2def3&quot;,&quot;itemData&quot;:{&quot;type&quot;:&quot;article-journal&quot;,&quot;id&quot;:&quot;27f87688-13d2-35cf-b3cc-69d56bb2def3&quot;,&quot;title&quot;:&quot;ChemBERTa: Large-Scale Self-Supervised Pretraining for Molecular Property Prediction&quot;,&quot;author&quot;:[{&quot;family&quot;:&quot;Chithrananda&quot;,&quot;given&quot;:&quot;Seyone&quot;,&quot;parse-names&quot;:false,&quot;dropping-particle&quot;:&quot;&quot;,&quot;non-dropping-particle&quot;:&quot;&quot;},{&quot;family&quot;:&quot;Grand&quot;,&quot;given&quot;:&quot;Gabriel&quot;,&quot;parse-names&quot;:false,&quot;dropping-particle&quot;:&quot;&quot;,&quot;non-dropping-particle&quot;:&quot;&quot;},{&quot;family&quot;:&quot;Ramsundar&quot;,&quot;given&quot;:&quot;Bharath&quot;,&quot;parse-names&quot;:false,&quot;dropping-particle&quot;:&quot;&quot;,&quot;non-dropping-particle&quot;:&quot;&quot;}],&quot;container-title&quot;:&quot;arXiv e-prints&quot;,&quot;DOI&quot;:&quot;10.48550/arXiv.2010.09885&quot;,&quot;issued&quot;:{&quot;date-parts&quot;:[[2020,10]]},&quot;page&quot;:&quot;arXiv:2010.09885&quot;,&quot;container-title-short&quot;:&quot;&quot;},&quot;isTemporary&quot;:false}]},{&quot;citationID&quot;:&quot;MENDELEY_CITATION_b0839fb6-ce26-4a25-ba91-51b39a67b272&quot;,&quot;properties&quot;:{&quot;noteIndex&quot;:0},&quot;isEdited&quot;:false,&quot;manualOverride&quot;:{&quot;isManuallyOverridden&quot;:false,&quot;citeprocText&quot;:&quot;[21]&quot;,&quot;manualOverrideText&quot;:&quot;&quot;},&quot;citationTag&quot;:&quot;MENDELEY_CITATION_v3_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&quot;,&quot;citationItems&quot;:[{&quot;id&quot;:&quot;4706f37f-66a5-3d27-a50b-d3f6c14a0549&quot;,&quot;itemData&quot;:{&quot;type&quot;:&quot;article-journal&quot;,&quot;id&quot;:&quot;4706f37f-66a5-3d27-a50b-d3f6c14a0549&quot;,&quot;title&quot;:&quot;On Large-Batch Training for Deep Learning: Generalization Gap and Sharp Minima&quot;,&quot;author&quot;:[{&quot;family&quot;:&quot;Keskar&quot;,&quot;given&quot;:&quot;Nitish Shirish&quot;,&quot;parse-names&quot;:false,&quot;dropping-particle&quot;:&quot;&quot;,&quot;non-dropping-particle&quot;:&quot;&quot;},{&quot;family&quot;:&quot;Mudigere&quot;,&quot;given&quot;:&quot;Dheevatsa&quot;,&quot;parse-names&quot;:false,&quot;dropping-particle&quot;:&quot;&quot;,&quot;non-dropping-particle&quot;:&quot;&quot;},{&quot;family&quot;:&quot;Nocedal&quot;,&quot;given&quot;:&quot;Jorge&quot;,&quot;parse-names&quot;:false,&quot;dropping-particle&quot;:&quot;&quot;,&quot;non-dropping-particle&quot;:&quot;&quot;},{&quot;family&quot;:&quot;Smelyanskiy&quot;,&quot;given&quot;:&quot;Mikhail&quot;,&quot;parse-names&quot;:false,&quot;dropping-particle&quot;:&quot;&quot;,&quot;non-dropping-particle&quot;:&quot;&quot;},{&quot;family&quot;:&quot;Tang&quot;,&quot;given&quot;:&quot;Ping Tak Peter&quot;,&quot;parse-names&quot;:false,&quot;dropping-particle&quot;:&quot;&quot;,&quot;non-dropping-particle&quot;:&quot;&quot;}],&quot;container-title&quot;:&quot;ArXiv&quot;,&quot;URL&quot;:&quot;https://api.semanticscholar.org/CorpusID:5834589&quot;,&quot;issued&quot;:{&quot;date-parts&quot;:[[2016]]},&quot;volume&quot;:&quot;abs/1609.04836&quot;,&quot;container-title-short&quot;:&quot;ArXiv&quot;},&quot;isTemporary&quot;:false}]},{&quot;citationID&quot;:&quot;MENDELEY_CITATION_983539a7-adc7-42fd-83b2-3ac25b495a30&quot;,&quot;properties&quot;:{&quot;noteIndex&quot;:0},&quot;isEdited&quot;:false,&quot;manualOverride&quot;:{&quot;isManuallyOverridden&quot;:false,&quot;citeprocText&quot;:&quot;[22]&quot;,&quot;manualOverrideText&quot;:&quot;&quot;},&quot;citationTag&quot;:&quot;MENDELEY_CITATION_v3_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&quot;,&quot;citationItems&quot;:[{&quot;id&quot;:&quot;7fc7ea6b-1629-3058-829b-cae1a8149255&quot;,&quot;itemData&quot;:{&quot;type&quot;:&quot;article-journal&quot;,&quot;id&quot;:&quot;7fc7ea6b-1629-3058-829b-cae1a8149255&quot;,&quot;title&quot;:&quot;Mixed Precision Training&quot;,&quot;author&quot;:[{&quot;family&quot;:&quot;Micikevicius&quot;,&quot;given&quot;:&quot;Paulius&quot;,&quot;parse-names&quot;:false,&quot;dropping-particle&quot;:&quot;&quot;,&quot;non-dropping-particle&quot;:&quot;&quot;},{&quot;family&quot;:&quot;Narang&quot;,&quot;given&quot;:&quot;Sharan&quot;,&quot;parse-names&quot;:false,&quot;dropping-particle&quot;:&quot;&quot;,&quot;non-dropping-particle&quot;:&quot;&quot;},{&quot;family&quot;:&quot;Alben&quot;,&quot;given&quot;:&quot;Jonah&quot;,&quot;parse-names&quot;:false,&quot;dropping-particle&quot;:&quot;&quot;,&quot;non-dropping-particle&quot;:&quot;&quot;},{&quot;family&quot;:&quot;Diamos&quot;,&quot;given&quot;:&quot;Gregory Frederick&quot;,&quot;parse-names&quot;:false,&quot;dropping-particle&quot;:&quot;&quot;,&quot;non-dropping-particle&quot;:&quot;&quot;},{&quot;family&quot;:&quot;Elsen&quot;,&quot;given&quot;:&quot;Erich&quot;,&quot;parse-names&quot;:false,&quot;dropping-particle&quot;:&quot;&quot;,&quot;non-dropping-particle&quot;:&quot;&quot;},{&quot;family&quot;:&quot;García&quot;,&quot;given&quot;:&quot;David&quot;,&quot;parse-names&quot;:false,&quot;dropping-particle&quot;:&quot;&quot;,&quot;non-dropping-particle&quot;:&quot;&quot;},{&quot;family&quot;:&quot;Ginsburg&quot;,&quot;given&quot;:&quot;Boris&quot;,&quot;parse-names&quot;:false,&quot;dropping-particle&quot;:&quot;&quot;,&quot;non-dropping-particle&quot;:&quot;&quot;},{&quot;family&quot;:&quot;Houston&quot;,&quot;given&quot;:&quot;Michael&quot;,&quot;parse-names&quot;:false,&quot;dropping-particle&quot;:&quot;&quot;,&quot;non-dropping-particle&quot;:&quot;&quot;},{&quot;family&quot;:&quot;Kuchaiev&quot;,&quot;given&quot;:&quot;Oleksii&quot;,&quot;parse-names&quot;:false,&quot;dropping-particle&quot;:&quot;&quot;,&quot;non-dropping-particle&quot;:&quot;&quot;},{&quot;family&quot;:&quot;Venkatesh&quot;,&quot;given&quot;:&quot;Ganesh&quot;,&quot;parse-names&quot;:false,&quot;dropping-particle&quot;:&quot;&quot;,&quot;non-dropping-particle&quot;:&quot;&quot;},{&quot;family&quot;:&quot;Wu&quot;,&quot;given&quot;:&quot;Hao&quot;,&quot;parse-names&quot;:false,&quot;dropping-particle&quot;:&quot;&quot;,&quot;non-dropping-particle&quot;:&quot;&quot;}],&quot;container-title&quot;:&quot;ArXiv&quot;,&quot;URL&quot;:&quot;https://api.semanticscholar.org/CorpusID:3297437&quot;,&quot;issued&quot;:{&quot;date-parts&quot;:[[2017]]},&quot;volume&quot;:&quot;abs/1710.03740&quot;,&quot;container-title-short&quot;:&quot;ArXiv&quot;},&quot;isTemporary&quot;:false}]},{&quot;citationID&quot;:&quot;MENDELEY_CITATION_571e5984-89ec-4b7f-8f14-7d599bc23c52&quot;,&quot;properties&quot;:{&quot;noteIndex&quot;:0},&quot;isEdited&quot;:false,&quot;manualOverride&quot;:{&quot;isManuallyOverridden&quot;:false,&quot;citeprocText&quot;:&quot;[23]&quot;,&quot;manualOverrideText&quot;:&quot;&quot;},&quot;citationTag&quot;:&quot;MENDELEY_CITATION_v3_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&quot;,&quot;citationItems&quot;:[{&quot;id&quot;:&quot;52279965-ed25-312e-9de0-e0ceb0b0ce99&quot;,&quot;itemData&quot;:{&quot;type&quot;:&quot;article-journal&quot;,&quot;id&quot;:&quot;52279965-ed25-312e-9de0-e0ceb0b0ce99&quot;,&quot;title&quot;:&quot;The advantages of the Matthews correlation coefficient (MCC) over F1 score and accuracy in binary classification evaluation&quot;,&quot;author&quot;:[{&quot;family&quot;:&quot;Chicco&quot;,&quot;given&quot;:&quot;Davide&quot;,&quot;parse-names&quot;:false,&quot;dropping-particle&quot;:&quot;&quot;,&quot;non-dropping-particle&quot;:&quot;&quot;},{&quot;family&quot;:&quot;Jurman&quot;,&quot;given&quot;:&quot;Giuseppe&quot;,&quot;parse-names&quot;:false,&quot;dropping-particle&quot;:&quot;&quot;,&quot;non-dropping-particle&quot;:&quot;&quot;}],&quot;container-title&quot;:&quot;BMC Genomics&quot;,&quot;container-title-short&quot;:&quot;BMC Genomics&quot;,&quot;DOI&quot;:&quot;10.1186/s12864-019-6413-7&quot;,&quot;ISSN&quot;:&quot;1471-2164&quot;,&quot;issued&quot;:{&quot;date-parts&quot;:[[2020,12,2]]},&quot;page&quot;:&quot;6&quot;,&quot;issue&quot;:&quot;1&quot;,&quot;volume&quot;:&quot;21&quot;},&quot;isTemporary&quot;:false}]},{&quot;citationID&quot;:&quot;MENDELEY_CITATION_9ad31536-b6df-4362-bd86-540c662cde14&quot;,&quot;properties&quot;:{&quot;noteIndex&quot;:0},&quot;isEdited&quot;:false,&quot;manualOverride&quot;:{&quot;isManuallyOverridden&quot;:false,&quot;citeprocText&quot;:&quot;[24]&quot;,&quot;manualOverrideText&quot;:&quot;&quot;},&quot;citationTag&quot;:&quot;MENDELEY_CITATION_v3_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&quot;,&quot;citationItems&quot;:[{&quot;id&quot;:&quot;6a87cd3f-cf9b-3905-a8fb-4cb899311d1e&quot;,&quot;itemData&quot;:{&quot;type&quot;:&quot;article-journal&quot;,&quot;id&quot;:&quot;6a87cd3f-cf9b-3905-a8fb-4cb899311d1e&quot;,&quot;title&quot;:&quot;Multi-label classification: do hamming loss and subset accuracy really conflict with each other?&quot;,&quot;author&quot;:[{&quot;family&quot;:&quot;Wu&quot;,&quot;given&quot;:&quot;Guoqiang&quot;,&quot;parse-names&quot;:false,&quot;dropping-particle&quot;:&quot;&quot;,&quot;non-dropping-particle&quot;:&quot;&quot;},{&quot;family&quot;:&quot;Zhu&quot;,&quot;given&quot;:&quot;Jun&quot;,&quot;parse-names&quot;:false,&quot;dropping-particle&quot;:&quot;&quot;,&quot;non-dropping-particle&quot;:&quot;&quot;}],&quot;container-title&quot;:&quot;Advances in Neural Information Processing Systems&quot;,&quot;container-title-short&quot;:&quot;Adv. Neural Inf. Process. Syst.&quot;,&quot;issued&quot;:{&quot;date-parts&quot;:[[2020]]},&quot;page&quot;:&quot;3130-3140&quot;,&quot;volume&quot;:&quot;33&quot;},&quot;isTemporary&quot;:false}]},{&quot;citationID&quot;:&quot;MENDELEY_CITATION_8dfa40a6-a289-45fd-9b21-d69412ff3133&quot;,&quot;properties&quot;:{&quot;noteIndex&quot;:0},&quot;isEdited&quot;:false,&quot;manualOverride&quot;:{&quot;isManuallyOverridden&quot;:false,&quot;citeprocText&quot;:&quot;[25]&quot;,&quot;manualOverrideText&quot;:&quot;&quot;},&quot;citationTag&quot;:&quot;MENDELEY_CITATION_v3_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&quot;,&quot;citationItems&quot;:[{&quot;id&quot;:&quot;e3596f90-1edb-3ff4-924b-ac9e46a7c8d5&quot;,&quot;itemData&quot;:{&quot;type&quot;:&quot;webpage&quot;,&quot;id&quot;:&quot;e3596f90-1edb-3ff4-924b-ac9e46a7c8d5&quot;,&quot;title&quot;:&quot;Drug Design with Small Molecule SMILES&quot;,&quot;author&quot;:[{&quot;family&quot;:&quot;Sgt. Peppers&quot;,&quot;given&quot;:&quot;&quot;,&quot;parse-names&quot;:false,&quot;dropping-particle&quot;:&quot;&quot;,&quot;non-dropping-particle&quot;:&quot;&quot;}],&quot;container-title&quot;:&quot;https://www.kaggle.com/datasets/art3mis/chembl22&quot;,&quot;issued&quot;:{&quot;date-parts&quot;:[[2025]]},&quot;container-title-short&quot;:&quot;&quot;},&quot;isTemporary&quot;:false}]},{&quot;citationID&quot;:&quot;MENDELEY_CITATION_c25554b6-155e-4912-80c0-3bf7fbbf1da3&quot;,&quot;properties&quot;:{&quot;noteIndex&quot;:0},&quot;isEdited&quot;:false,&quot;manualOverride&quot;:{&quot;isManuallyOverridden&quot;:false,&quot;citeprocText&quot;:&quot;[26]&quot;,&quot;manualOverrideText&quot;:&quot;&quot;},&quot;citationTag&quot;:&quot;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&quot;,&quot;citationItems&quot;:[{&quot;id&quot;:&quot;05dc4768-a214-33fc-85e4-fc8c5d25d6d2&quot;,&quot;itemData&quot;:{&quot;type&quot;:&quot;article-journal&quot;,&quot;id&quot;:&quot;05dc4768-a214-33fc-85e4-fc8c5d25d6d2&quot;,&quot;title&quot;:&quot;DrugBank 6.0: the DrugBank Knowledgebase for 2024&quot;,&quot;author&quot;:[{&quot;family&quot;:&quot;Knox&quot;,&quot;given&quot;:&quot;Craig&quot;,&quot;parse-names&quot;:false,&quot;dropping-particle&quot;:&quot;&quot;,&quot;non-dropping-particle&quot;:&quot;&quot;},{&quot;family&quot;:&quot;Wilson&quot;,&quot;given&quot;:&quot;Mike&quot;,&quot;parse-names&quot;:false,&quot;dropping-particle&quot;:&quot;&quot;,&quot;non-dropping-particle&quot;:&quot;&quot;},{&quot;family&quot;:&quot;Klinger&quot;,&quot;given&quot;:&quot;Christen M&quot;,&quot;parse-names&quot;:false,&quot;dropping-particle&quot;:&quot;&quot;,&quot;non-dropping-particle&quot;:&quot;&quot;},{&quot;family&quot;:&quot;Franklin&quot;,&quot;given&quot;:&quot;Mark&quot;,&quot;parse-names&quot;:false,&quot;dropping-particle&quot;:&quot;&quot;,&quot;non-dropping-particle&quot;:&quot;&quot;},{&quot;family&quot;:&quot;Oler&quot;,&quot;given&quot;:&quot;Eponine&quot;,&quot;parse-names&quot;:false,&quot;dropping-particle&quot;:&quot;&quot;,&quot;non-dropping-particle&quot;:&quot;&quot;},{&quot;family&quot;:&quot;Wilson&quot;,&quot;given&quot;:&quot;Alex&quot;,&quot;parse-names&quot;:false,&quot;dropping-particle&quot;:&quot;&quot;,&quot;non-dropping-particle&quot;:&quot;&quot;},{&quot;family&quot;:&quot;Pon&quot;,&quot;given&quot;:&quot;Allison&quot;,&quot;parse-names&quot;:false,&quot;dropping-particle&quot;:&quot;&quot;,&quot;non-dropping-particle&quot;:&quot;&quot;},{&quot;family&quot;:&quot;Cox&quot;,&quot;given&quot;:&quot;Jordan&quot;,&quot;parse-names&quot;:false,&quot;dropping-particle&quot;:&quot;&quot;,&quot;non-dropping-particle&quot;:&quot;&quot;},{&quot;family&quot;:&quot;Chin&quot;,&quot;given&quot;:&quot;Na Eun (Lucy)&quot;,&quot;parse-names&quot;:false,&quot;dropping-particle&quot;:&quot;&quot;,&quot;non-dropping-particle&quot;:&quot;&quot;},{&quot;family&quot;:&quot;Strawbridge&quot;,&quot;given&quot;:&quot;Seth A&quot;,&quot;parse-names&quot;:false,&quot;dropping-particle&quot;:&quot;&quot;,&quot;non-dropping-particle&quot;:&quot;&quot;},{&quot;family&quot;:&quot;Garcia-Patino&quot;,&quot;given&quot;:&quot;Marysol&quot;,&quot;parse-names&quot;:false,&quot;dropping-particle&quot;:&quot;&quot;,&quot;non-dropping-particle&quot;:&quot;&quot;},{&quot;family&quot;:&quot;Kruger&quot;,&quot;given&quot;:&quot;Ray&quot;,&quot;parse-names&quot;:false,&quot;dropping-particle&quot;:&quot;&quot;,&quot;non-dropping-particle&quot;:&quot;&quot;},{&quot;family&quot;:&quot;Sivakumaran&quot;,&quot;given&quot;:&quot;Aadhavya&quot;,&quot;parse-names&quot;:false,&quot;dropping-particle&quot;:&quot;&quot;,&quot;non-dropping-particle&quot;:&quot;&quot;},{&quot;family&quot;:&quot;Sanford&quot;,&quot;given&quot;:&quot;Selena&quot;,&quot;parse-names&quot;:false,&quot;dropping-particle&quot;:&quot;&quot;,&quot;non-dropping-particle&quot;:&quot;&quot;},{&quot;family&quot;:&quot;Doshi&quot;,&quot;given&quot;:&quot;Rahil&quot;,&quot;parse-names&quot;:false,&quot;dropping-particle&quot;:&quot;&quot;,&quot;non-dropping-particle&quot;:&quot;&quot;},{&quot;family&quot;:&quot;Khetarpal&quot;,&quot;given&quot;:&quot;Nitya&quot;,&quot;parse-names&quot;:false,&quot;dropping-particle&quot;:&quot;&quot;,&quot;non-dropping-particle&quot;:&quot;&quot;},{&quot;family&quot;:&quot;Fatokun&quot;,&quot;given&quot;:&quot;Omolola&quot;,&quot;parse-names&quot;:false,&quot;dropping-particle&quot;:&quot;&quot;,&quot;non-dropping-particle&quot;:&quot;&quot;},{&quot;family&quot;:&quot;Doucet&quot;,&quot;given&quot;:&quot;Daphnee&quot;,&quot;parse-names&quot;:false,&quot;dropping-particle&quot;:&quot;&quot;,&quot;non-dropping-particle&quot;:&quot;&quot;},{&quot;family&quot;:&quot;Zubkowski&quot;,&quot;given&quot;:&quot;Ashley&quot;,&quot;parse-names&quot;:false,&quot;dropping-particle&quot;:&quot;&quot;,&quot;non-dropping-particle&quot;:&quot;&quot;},{&quot;family&quot;:&quot;Rayat&quot;,&quot;given&quot;:&quot;Dorsa Yahya&quot;,&quot;parse-names&quot;:false,&quot;dropping-particle&quot;:&quot;&quot;,&quot;non-dropping-particle&quot;:&quot;&quot;},{&quot;family&quot;:&quot;Jackson&quot;,&quot;given&quot;:&quot;Hayley&quot;,&quot;parse-names&quot;:false,&quot;dropping-particle&quot;:&quot;&quot;,&quot;non-dropping-particle&quot;:&quot;&quot;},{&quot;family&quot;:&quot;Harford&quot;,&quot;given&quot;:&quot;Karxena&quot;,&quot;parse-names&quot;:false,&quot;dropping-particle&quot;:&quot;&quot;,&quot;non-dropping-particle&quot;:&quot;&quot;},{&quot;family&quot;:&quot;Anjum&quot;,&quot;given&quot;:&quot;Afia&quot;,&quot;parse-names&quot;:false,&quot;dropping-particle&quot;:&quot;&quot;,&quot;non-dropping-particle&quot;:&quot;&quot;},{&quot;family&quot;:&quot;Zakir&quot;,&quot;given&quot;:&quot;Mahi&quot;,&quot;parse-names&quot;:false,&quot;dropping-particle&quot;:&quot;&quot;,&quot;non-dropping-particle&quot;:&quot;&quot;},{&quot;family&quot;:&quot;Wang&quot;,&quot;given&quot;:&quot;Fei&quot;,&quot;parse-names&quot;:false,&quot;dropping-particle&quot;:&quot;&quot;,&quot;non-dropping-particle&quot;:&quot;&quot;},{&quot;family&quot;:&quot;Tian&quot;,&quot;given&quot;:&quot;Siyang&quot;,&quot;parse-names&quot;:false,&quot;dropping-particle&quot;:&quot;&quot;,&quot;non-dropping-particle&quot;:&quot;&quot;},{&quot;family&quot;:&quot;Lee&quot;,&quot;given&quot;:&quot;Brian&quot;,&quot;parse-names&quot;:false,&quot;dropping-particle&quot;:&quot;&quot;,&quot;non-dropping-particle&quot;:&quot;&quot;},{&quot;family&quot;:&quot;Liigand&quot;,&quot;given&quot;:&quot;Jaanus&quot;,&quot;parse-names&quot;:false,&quot;dropping-particle&quot;:&quot;&quot;,&quot;non-dropping-particle&quot;:&quot;&quot;},{&quot;family&quot;:&quot;Peters&quot;,&quot;given&quot;:&quot;Harrison&quot;,&quot;parse-names&quot;:false,&quot;dropping-particle&quot;:&quot;&quot;,&quot;non-dropping-particle&quot;:&quot;&quot;},{&quot;family&quot;:&quot;Wang&quot;,&quot;given&quot;:&quot;Ruo Qi (Rachel)&quot;,&quot;parse-names&quot;:false,&quot;dropping-particle&quot;:&quot;&quot;,&quot;non-dropping-particle&quot;:&quot;&quot;},{&quot;family&quot;:&quot;Nguyen&quot;,&quot;given&quot;:&quot;Tue&quot;,&quot;parse-names&quot;:false,&quot;dropping-particle&quot;:&quot;&quot;,&quot;non-dropping-particle&quot;:&quot;&quot;},{&quot;family&quot;:&quot;So&quot;,&quot;given&quot;:&quot;Denise&quot;,&quot;parse-names&quot;:false,&quot;dropping-particle&quot;:&quot;&quot;,&quot;non-dropping-particle&quot;:&quot;&quot;},{&quot;family&quot;:&quot;Sharp&quot;,&quot;given&quot;:&quot;Matthew&quot;,&quot;parse-names&quot;:false,&quot;dropping-particle&quot;:&quot;&quot;,&quot;non-dropping-particle&quot;:&quot;&quot;},{&quot;family&quot;:&quot;da Silva&quot;,&quot;given&quot;:&quot;Rodolfo&quot;,&quot;parse-names&quot;:false,&quot;dropping-particle&quot;:&quot;&quot;,&quot;non-dropping-particle&quot;:&quot;&quot;},{&quot;family&quot;:&quot;Gabriel&quot;,&quot;given&quot;:&quot;Cyrella&quot;,&quot;parse-names&quot;:false,&quot;dropping-particle&quot;:&quot;&quot;,&quot;non-dropping-particle&quot;:&quot;&quot;},{&quot;family&quot;:&quot;Scantlebury&quot;,&quot;given&quot;:&quot;Joshua&quot;,&quot;parse-names&quot;:false,&quot;dropping-particle&quot;:&quot;&quot;,&quot;non-dropping-particle&quot;:&quot;&quot;},{&quot;family&quot;:&quot;Jasinski&quot;,&quot;given&quot;:&quot;Marissa&quot;,&quot;parse-names&quot;:false,&quot;dropping-particle&quot;:&quot;&quot;,&quot;non-dropping-particle&quot;:&quot;&quot;},{&quot;family&quot;:&quot;Ackerman&quot;,&quot;given&quot;:&quot;David&quot;,&quot;parse-names&quot;:false,&quot;dropping-particle&quot;:&quot;&quot;,&quot;non-dropping-particle&quot;:&quot;&quot;},{&quot;family&quot;:&quot;Jewison&quot;,&quot;given&quot;:&quot;Timothy&quot;,&quot;parse-names&quot;:false,&quot;dropping-particle&quot;:&quot;&quot;,&quot;non-dropping-particle&quot;:&quot;&quot;},{&quot;family&quot;:&quot;Sajed&quot;,&quot;given&quot;:&quot;Tanvir&quot;,&quot;parse-names&quot;:false,&quot;dropping-particle&quot;:&quot;&quot;,&quot;non-dropping-particle&quot;:&quot;&quot;},{&quot;family&quot;:&quot;Gautam&quot;,&quot;given&quot;:&quot;Vasuk&quot;,&quot;parse-names&quot;:false,&quot;dropping-particle&quot;:&quot;&quot;,&quot;non-dropping-particle&quot;:&quot;&quot;},{&quot;family&quot;:&quot;Wishart&quot;,&quot;given&quot;:&quot;David S&quot;,&quot;parse-names&quot;:false,&quot;dropping-particle&quot;:&quot;&quot;,&quot;non-dropping-particle&quot;:&quot;&quot;}],&quot;container-title&quot;:&quot;Nucleic Acids Research&quot;,&quot;DOI&quot;:&quot;10.1093/nar/gkad976&quot;,&quot;ISSN&quot;:&quot;0305-1048&quot;,&quot;issued&quot;:{&quot;date-parts&quot;:[[2024,1,5]]},&quot;page&quot;:&quot;D1265-D1275&quot;,&quot;abstract&quot;:&quot;&lt;p&gt;First released in 2006, DrugBank (https://go.drugbank.com) has grown to become the ‘gold standard’ knowledge resource for drug, drug–target and related pharmaceutical information. DrugBank is widely used across many diverse biomedical research and clinical applications, and averages more than 30 million views/year. Since its last update in 2018, we have been actively enhancing the quantity and quality of the drug data in this knowledgebase. In this latest release (DrugBank 6.0), the number of FDA approved drugs has grown from 2646 to 4563 (a 72% increase), the number of investigational drugs has grown from 3394 to 6231 (a 38% increase), the number of drug–drug interactions increased from 365 984 to 1 413 413 (a 300% increase), and the number of drug–food interactions expanded from 1195 to 2475 (a 200% increase). In addition to this notable expansion in database size, we have added thousands of new, colorful, richly annotated pathways depicting drug mechanisms and drug metabolism. Likewise, existing datasets have been significantly improved and expanded, by adding more information on drug indications, drug–drug interactions, drug–food interactions and many other relevant data types for 11 891 drugs. We have also added experimental and predicted MS/MS spectra, 1D/2D-NMR spectra, CCS (collision cross section), RT (retention time) and RI (retention index) data for 9464 of DrugBank's 11 710 small molecule drugs. These and other improvements should make DrugBank 6.0 even more useful to a much wider research audience ranging from medicinal chemists to metabolomics specialists to pharmacologists.&lt;/p&gt;&quot;,&quot;issue&quot;:&quot;D1&quot;,&quot;volume&quot;:&quot;52&quot;,&quot;container-title-short&quot;:&quot;Nucleic Acids Res.&quot;},&quot;isTemporary&quot;:false}]},{&quot;citationID&quot;:&quot;MENDELEY_CITATION_842c6097-cdb7-4d69-9e19-e0a99dfba80a&quot;,&quot;properties&quot;:{&quot;noteIndex&quot;:0},&quot;isEdited&quot;:false,&quot;manualOverride&quot;:{&quot;isManuallyOverridden&quot;:false,&quot;citeprocText&quot;:&quot;[27]&quot;,&quot;manualOverrideText&quot;:&quot;&quot;},&quot;citationTag&quot;:&quot;MENDELEY_CITATION_v3_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&quot;,&quot;citationItems&quot;:[{&quot;id&quot;:&quot;2360cf28-52dd-3e44-85a2-08be789b8022&quot;,&quot;itemData&quot;:{&quot;type&quot;:&quot;article-journal&quot;,&quot;id&quot;:&quot;2360cf28-52dd-3e44-85a2-08be789b8022&quot;,&quot;title&quot;:&quot;The ChEMBL database in 2017&quot;,&quot;author&quot;:[{&quot;family&quot;:&quot;Gaulton&quot;,&quot;given&quot;:&quot;Anna&quot;,&quot;parse-names&quot;:false,&quot;dropping-particle&quot;:&quot;&quot;,&quot;non-dropping-particle&quot;:&quot;&quot;},{&quot;family&quot;:&quot;Hersey&quot;,&quot;given&quot;:&quot;Anne&quot;,&quot;parse-names&quot;:false,&quot;dropping-particle&quot;:&quot;&quot;,&quot;non-dropping-particle&quot;:&quot;&quot;},{&quot;family&quot;:&quot;Nowotka&quot;,&quot;given&quot;:&quot;Michał&quot;,&quot;parse-names&quot;:false,&quot;dropping-particle&quot;:&quot;&quot;,&quot;non-dropping-particle&quot;:&quot;&quot;},{&quot;family&quot;:&quot;Bento&quot;,&quot;given&quot;:&quot;A. Patrícia&quot;,&quot;parse-names&quot;:false,&quot;dropping-particle&quot;:&quot;&quot;,&quot;non-dropping-particle&quot;:&quot;&quot;},{&quot;family&quot;:&quot;Chambers&quot;,&quot;given&quot;:&quot;Jon&quot;,&quot;parse-names&quot;:false,&quot;dropping-particle&quot;:&quot;&quot;,&quot;non-dropping-particle&quot;:&quot;&quot;},{&quot;family&quot;:&quot;Mendez&quot;,&quot;given&quot;:&quot;David&quot;,&quot;parse-names&quot;:false,&quot;dropping-particle&quot;:&quot;&quot;,&quot;non-dropping-particle&quot;:&quot;&quot;},{&quot;family&quot;:&quot;Mutowo&quot;,&quot;given&quot;:&quot;Prudence&quot;,&quot;parse-names&quot;:false,&quot;dropping-particle&quot;:&quot;&quot;,&quot;non-dropping-particle&quot;:&quot;&quot;},{&quot;family&quot;:&quot;Atkinson&quot;,&quot;given&quot;:&quot;Francis&quot;,&quot;parse-names&quot;:false,&quot;dropping-particle&quot;:&quot;&quot;,&quot;non-dropping-particle&quot;:&quot;&quot;},{&quot;family&quot;:&quot;Bellis&quot;,&quot;given&quot;:&quot;Louisa J.&quot;,&quot;parse-names&quot;:false,&quot;dropping-particle&quot;:&quot;&quot;,&quot;non-dropping-particle&quot;:&quot;&quot;},{&quot;family&quot;:&quot;Cibrián-Uhalte&quot;,&quot;given&quot;:&quot;Elena&quot;,&quot;parse-names&quot;:false,&quot;dropping-particle&quot;:&quot;&quot;,&quot;non-dropping-particle&quot;:&quot;&quot;},{&quot;family&quot;:&quot;Davies&quot;,&quot;given&quot;:&quot;Mark&quot;,&quot;parse-names&quot;:false,&quot;dropping-particle&quot;:&quot;&quot;,&quot;non-dropping-particle&quot;:&quot;&quot;},{&quot;family&quot;:&quot;Dedman&quot;,&quot;given&quot;:&quot;Nathan&quot;,&quot;parse-names&quot;:false,&quot;dropping-particle&quot;:&quot;&quot;,&quot;non-dropping-particle&quot;:&quot;&quot;},{&quot;family&quot;:&quot;Karlsson&quot;,&quot;given&quot;:&quot;Anneli&quot;,&quot;parse-names&quot;:false,&quot;dropping-particle&quot;:&quot;&quot;,&quot;non-dropping-particle&quot;:&quot;&quot;},{&quot;family&quot;:&quot;Magariños&quot;,&quot;given&quot;:&quot;María Paula&quot;,&quot;parse-names&quot;:false,&quot;dropping-particle&quot;:&quot;&quot;,&quot;non-dropping-particle&quot;:&quot;&quot;},{&quot;family&quot;:&quot;Overington&quot;,&quot;given&quot;:&quot;John P.&quot;,&quot;parse-names&quot;:false,&quot;dropping-particle&quot;:&quot;&quot;,&quot;non-dropping-particle&quot;:&quot;&quot;},{&quot;family&quot;:&quot;Papadatos&quot;,&quot;given&quot;:&quot;George&quot;,&quot;parse-names&quot;:false,&quot;dropping-particle&quot;:&quot;&quot;,&quot;non-dropping-particle&quot;:&quot;&quot;},{&quot;family&quot;:&quot;Smit&quot;,&quot;given&quot;:&quot;Ines&quot;,&quot;parse-names&quot;:false,&quot;dropping-particle&quot;:&quot;&quot;,&quot;non-dropping-particle&quot;:&quot;&quot;},{&quot;family&quot;:&quot;Leach&quot;,&quot;given&quot;:&quot;Andrew R.&quot;,&quot;parse-names&quot;:false,&quot;dropping-particle&quot;:&quot;&quot;,&quot;non-dropping-particle&quot;:&quot;&quot;}],&quot;container-title&quot;:&quot;Nucleic Acids Research&quot;,&quot;DOI&quot;:&quot;10.1093/nar/gkw1074&quot;,&quot;ISSN&quot;:&quot;0305-1048&quot;,&quot;issued&quot;:{&quot;date-parts&quot;:[[2017,1,4]]},&quot;page&quot;:&quot;D945-D954&quot;,&quot;issue&quot;:&quot;D1&quot;,&quot;volume&quot;:&quot;45&quot;,&quot;container-title-short&quot;:&quot;Nucleic Acids Res.&quot;},&quot;isTemporary&quot;:false}]},{&quot;citationID&quot;:&quot;MENDELEY_CITATION_f7c666f5-11ce-4466-a5b6-1fb7e14e1fb6&quot;,&quot;properties&quot;:{&quot;noteIndex&quot;:0},&quot;isEdited&quot;:false,&quot;manualOverride&quot;:{&quot;isManuallyOverridden&quot;:false,&quot;citeprocText&quot;:&quot;[28]&quot;,&quot;manualOverrideText&quot;:&quot;&quot;},&quot;citationTag&quot;:&quot;MENDELEY_CITATION_v3_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&quot;,&quot;citationItems&quot;:[{&quot;id&quot;:&quot;894bf710-3c9a-38d7-a687-6a8f8d072ef0&quot;,&quot;itemData&quot;:{&quot;type&quot;:&quot;article-journal&quot;,&quot;id&quot;:&quot;894bf710-3c9a-38d7-a687-6a8f8d072ef0&quot;,&quot;title&quot;:&quot;Pre-trained molecular representations enable antimicrobial discovery&quot;,&quot;author&quot;:[{&quot;family&quot;:&quot;Olayo-Alarcon&quot;,&quot;given&quot;:&quot;Roberto&quot;,&quot;parse-names&quot;:false,&quot;dropping-particle&quot;:&quot;&quot;,&quot;non-dropping-particle&quot;:&quot;&quot;},{&quot;family&quot;:&quot;Amstalden&quot;,&quot;given&quot;:&quot;Martin K.&quot;,&quot;parse-names&quot;:false,&quot;dropping-particle&quot;:&quot;&quot;,&quot;non-dropping-particle&quot;:&quot;&quot;},{&quot;family&quot;:&quot;Zannoni&quot;,&quot;given&quot;:&quot;Annamaria&quot;,&quot;parse-names&quot;:false,&quot;dropping-particle&quot;:&quot;&quot;,&quot;non-dropping-particle&quot;:&quot;&quot;},{&quot;family&quot;:&quot;Bajramovic&quot;,&quot;given&quot;:&quot;Medina&quot;,&quot;parse-names&quot;:false,&quot;dropping-particle&quot;:&quot;&quot;,&quot;non-dropping-particle&quot;:&quot;&quot;},{&quot;family&quot;:&quot;Sharma&quot;,&quot;given&quot;:&quot;Cynthia M.&quot;,&quot;parse-names&quot;:false,&quot;dropping-particle&quot;:&quot;&quot;,&quot;non-dropping-particle&quot;:&quot;&quot;},{&quot;family&quot;:&quot;Brochado&quot;,&quot;given&quot;:&quot;Ana Rita&quot;,&quot;parse-names&quot;:false,&quot;dropping-particle&quot;:&quot;&quot;,&quot;non-dropping-particle&quot;:&quot;&quot;},{&quot;family&quot;:&quot;Rezaei&quot;,&quot;given&quot;:&quot;Mina&quot;,&quot;parse-names&quot;:false,&quot;dropping-particle&quot;:&quot;&quot;,&quot;non-dropping-particle&quot;:&quot;&quot;},{&quot;family&quot;:&quot;Müller&quot;,&quot;given&quot;:&quot;Christian L.&quot;,&quot;parse-names&quot;:false,&quot;dropping-particle&quot;:&quot;&quot;,&quot;non-dropping-particle&quot;:&quot;&quot;}],&quot;container-title&quot;:&quot;Nature Communications&quot;,&quot;DOI&quot;:&quot;10.1038/s41467-025-58804-4&quot;,&quot;ISSN&quot;:&quot;2041-1723&quot;,&quot;issued&quot;:{&quot;date-parts&quot;:[[2025,4,10]]},&quot;page&quot;:&quot;3420&quot;,&quot;abstract&quot;:&quot;&lt;p&gt; The rise in antimicrobial resistance poses a worldwide threat, reducing the efficacy of common antibiotics. Determining the antimicrobial activity of new chemical compounds through experimental methods remains time-consuming and costly. While compound-centric deep learning models promise to accelerate this search and prioritization process, current strategies require large amounts of custom training data. Here, we introduce a lightweight computational strategy for antimicrobial discovery that builds on MolE (Molecular representation through redundancy reduced Embedding), a self-supervised deep learning framework that leverages unlabeled chemical structures to learn task-independent molecular representations. By combining MolE representation learning with available, experimentally validated compound-bacteria activity data, we design a general predictive model that enables assessing compounds with respect to their antimicrobial potential. Our model correctly identifies recent growth-inhibitory compounds that are structurally distinct from current antibiotics. Using this approach, we discover de novo, and experimentally confirm, three human-targeted drugs as growth inhibitors of &lt;italic&gt;Staphylococcus aureus&lt;/italic&gt; . This framework offers a viable, cost-effective strategy to accelerate antibiotic discovery. &lt;/p&gt;&quot;,&quot;issue&quot;:&quot;1&quot;,&quot;volume&quot;:&quot;16&quot;,&quot;container-title-short&quot;:&quot;Nat. Commun.&quot;},&quot;isTemporary&quot;:false}]}]"/>
     <we:property name="MENDELEY_CITATIONS_STYLE" value="{&quot;id&quot;:&quot;https://www.zotero.org/styles/ieee&quot;,&quot;title&quot;:&quot;IEEE Reference Guide version 11.29.2023&quot;,&quot;format&quot;:&quot;numeric&quot;,&quot;defaultLocale&quot;:null,&quot;isLocaleCodeValid&quot;:true}"/>
   </we:properties>
   <we:bindings/>

--- a/Memorias/TFM Drug Metabolism - Gonzalo Robles.docx
+++ b/Memorias/TFM Drug Metabolism - Gonzalo Robles.docx
@@ -705,206 +705,6 @@
           <w:color w:val="262626"/>
           <w:lang w:eastAsia="en-GB"/>
         </w:rPr>
-      </w:pPr>
-      <w:r>
-        <w:rPr>
-          <w:rFonts w:cstheme="minorHAnsi"/>
-          <w:color w:val="262626"/>
-          <w:lang w:eastAsia="en-GB"/>
-        </w:rPr>
-        <w:t>Objetivos del proyecto: se recomienda la fijación de un solo objetivo general, cuya exposición</w:t>
-      </w:r>
-      <w:r>
-        <w:rPr>
-          <w:rFonts w:cstheme="minorHAnsi"/>
-          <w:color w:val="262626"/>
-          <w:lang w:eastAsia="en-GB"/>
-        </w:rPr>
-        <w:br/>
-        <w:t>debe comenzar con un verbo de acción, infinitivo, que dará respuesta a la pregunta: “¿Qué se</w:t>
-      </w:r>
-      <w:r>
-        <w:rPr>
-          <w:rFonts w:cstheme="minorHAnsi"/>
-          <w:color w:val="262626"/>
-          <w:lang w:eastAsia="en-GB"/>
-        </w:rPr>
-        <w:br/>
-        <w:t>pretende conseguir con este proyecto?” (Por ejemplo: “Desarroll</w:t>
-      </w:r>
-      <w:r>
-        <w:rPr>
-          <w:rFonts w:cstheme="minorHAnsi"/>
-          <w:color w:val="262626"/>
-          <w:lang w:eastAsia="en-GB"/>
-        </w:rPr>
-        <w:t xml:space="preserve">ar una arquitectura big data en </w:t>
-      </w:r>
-      <w:r>
-        <w:rPr>
-          <w:rFonts w:cstheme="minorHAnsi"/>
-          <w:color w:val="262626"/>
-          <w:lang w:eastAsia="en-GB"/>
-        </w:rPr>
-        <w:t>tiempo real (NRT) para procesar y predecir precios de una acción bursátil”. Una vez establecido</w:t>
-      </w:r>
-      <w:r>
-        <w:rPr>
-          <w:rFonts w:cstheme="minorHAnsi"/>
-          <w:color w:val="262626"/>
-          <w:lang w:eastAsia="en-GB"/>
-        </w:rPr>
-        <w:t xml:space="preserve"> </w:t>
-      </w:r>
-      <w:r>
-        <w:rPr>
-          <w:rFonts w:cstheme="minorHAnsi"/>
-          <w:color w:val="262626"/>
-          <w:lang w:eastAsia="en-GB"/>
-        </w:rPr>
-        <w:t>el objetivo general, se detallarán los objetivos específicos; estos se derivan del objetivo</w:t>
-      </w:r>
-      <w:r>
-        <w:rPr>
-          <w:rFonts w:cstheme="minorHAnsi"/>
-          <w:color w:val="262626"/>
-          <w:lang w:eastAsia="en-GB"/>
-        </w:rPr>
-        <w:t xml:space="preserve"> </w:t>
-      </w:r>
-      <w:r>
-        <w:rPr>
-          <w:rFonts w:cstheme="minorHAnsi"/>
-          <w:color w:val="262626"/>
-          <w:lang w:eastAsia="en-GB"/>
-        </w:rPr>
-        <w:t>general, y desarrollan, desglosan y concretan cada una de sus partes principales.</w:t>
-      </w:r>
-      <w:r>
-        <w:rPr>
-          <w:rFonts w:cstheme="minorHAnsi"/>
-          <w:color w:val="262626"/>
-          <w:lang w:eastAsia="en-GB"/>
-        </w:rPr>
-        <w:br/>
-        <w:t>Material y métodos: si va a emplearse alguna base de datos relacional o no relacional; si se</w:t>
-      </w:r>
-      <w:r>
-        <w:rPr>
-          <w:rFonts w:cstheme="minorHAnsi"/>
-          <w:color w:val="262626"/>
-          <w:lang w:eastAsia="en-GB"/>
-        </w:rPr>
-        <w:br/>
-        <w:t>utilizará alguna máquina virtual o si el estudiante dispone de alguna cuenta en cualesquiera de</w:t>
-      </w:r>
-      <w:r>
-        <w:rPr>
-          <w:rFonts w:cstheme="minorHAnsi"/>
-          <w:color w:val="262626"/>
-          <w:lang w:eastAsia="en-GB"/>
-        </w:rPr>
-        <w:br/>
-        <w:t>los principales proveedores cloud para elaborar y desplegar el proyecto; si se utilizará un</w:t>
-      </w:r>
-      <w:r>
-        <w:rPr>
-          <w:rFonts w:cstheme="minorHAnsi"/>
-          <w:color w:val="262626"/>
-          <w:lang w:eastAsia="en-GB"/>
-        </w:rPr>
-        <w:br/>
-        <w:t>repositorio para subir y mantener el código fuente del proyecto, o si, por el contrario, todo el</w:t>
-      </w:r>
-      <w:r>
-        <w:rPr>
-          <w:rFonts w:cstheme="minorHAnsi"/>
-          <w:color w:val="262626"/>
-          <w:lang w:eastAsia="en-GB"/>
-        </w:rPr>
-        <w:br/>
-        <w:t>proyecto se desarrollará en un entorno local en el propio equipo del alumno, etc.</w:t>
-      </w:r>
-      <w:r>
-        <w:rPr>
-          <w:rFonts w:cstheme="minorHAnsi"/>
-          <w:color w:val="262626"/>
-          <w:lang w:eastAsia="en-GB"/>
-        </w:rPr>
-        <w:br/>
-        <w:t>Resultados: argumentación y desarrollo de todo el trabajo realizado en el TFM; es decir, desde</w:t>
-      </w:r>
-      <w:r>
-        <w:rPr>
-          <w:rFonts w:cstheme="minorHAnsi"/>
-          <w:color w:val="262626"/>
-          <w:lang w:eastAsia="en-GB"/>
-        </w:rPr>
-        <w:br/>
-        <w:t>la adquisición de fuentes de datos en origen hasta la obtención de resultados.</w:t>
-      </w:r>
-      <w:r>
-        <w:rPr>
-          <w:rFonts w:cstheme="minorHAnsi"/>
-          <w:color w:val="262626"/>
-          <w:lang w:eastAsia="en-GB"/>
-        </w:rPr>
-        <w:br/>
-        <w:t>Conclusiones.</w:t>
-      </w:r>
-      <w:r>
-        <w:rPr>
-          <w:rFonts w:cstheme="minorHAnsi"/>
-          <w:color w:val="262626"/>
-          <w:lang w:eastAsia="en-GB"/>
-        </w:rPr>
-        <w:br/>
-        <w:t>Referencias bibliográficas: se redactarán de acuerdo con las normas APA para las referencias</w:t>
-      </w:r>
-      <w:r>
-        <w:rPr>
-          <w:rFonts w:cstheme="minorHAnsi"/>
-          <w:color w:val="262626"/>
-          <w:lang w:eastAsia="en-GB"/>
-        </w:rPr>
-        <w:br/>
-        <w:t>bibliográficas. Ver las normas APA en el siguiente enlace:</w:t>
-      </w:r>
-    </w:p>
-    <w:p>
-      <w:pPr>
-        <w:ind w:left="360"/>
-        <w:rPr>
-          <w:rFonts w:cstheme="minorHAnsi"/>
-          <w:color w:val="262626"/>
-          <w:lang w:eastAsia="en-GB"/>
-        </w:rPr>
-      </w:pPr>
-      <w:r>
-        <w:rPr>
-          <w:rFonts w:cstheme="minorHAnsi"/>
-          <w:color w:val="262626"/>
-          <w:lang w:eastAsia="en-GB"/>
-        </w:rPr>
-        <w:t>Anexos.</w:t>
-      </w:r>
-      <w:r>
-        <w:rPr>
-          <w:rFonts w:cstheme="minorHAnsi"/>
-          <w:color w:val="262626"/>
-          <w:lang w:eastAsia="en-GB"/>
-        </w:rPr>
-        <w:br w:type="page"/>
-      </w:r>
-    </w:p>
-    <w:p>
-      <w:pPr>
-        <w:ind w:left="360"/>
-        <w:rPr>
-          <w:rFonts w:cstheme="minorHAnsi"/>
-          <w:color w:val="262626"/>
-          <w:lang w:eastAsia="en-GB"/>
-        </w:rPr>
         <w:sectPr>
           <w:headerReference w:type="even" r:id="rId12"/>
           <w:headerReference w:type="default" r:id="rId13"/>
@@ -927,7 +727,7 @@
           <w:lang w:val="en-GB" w:eastAsia="en-GB"/>
         </w:rPr>
       </w:pPr>
-      <w:bookmarkStart w:id="1" w:name="_Toc227188981"/>
+      <w:bookmarkStart w:id="1" w:name="_Toc228905445"/>
       <w:r>
         <w:rPr>
           <w:lang w:val="en-GB" w:eastAsia="en-GB"/>
@@ -959,7 +759,7 @@
           <w:lang w:val="en-GB" w:eastAsia="en-GB"/>
         </w:rPr>
       </w:pPr>
-      <w:bookmarkStart w:id="2" w:name="_Toc227188982"/>
+      <w:bookmarkStart w:id="2" w:name="_Toc228905446"/>
       <w:r>
         <w:rPr>
           <w:lang w:val="en-GB" w:eastAsia="en-GB"/>
@@ -1048,7 +848,7 @@
           <w:r>
             <w:fldChar w:fldCharType="separate"/>
           </w:r>
-          <w:hyperlink w:anchor="_Toc227188981" w:history="1">
+          <w:hyperlink w:anchor="_Toc228905445" w:history="1">
             <w:r>
               <w:rPr>
                 <w:rStyle w:val="Hyperlink"/>
@@ -1095,7 +895,7 @@
                 <w:noProof/>
                 <w:webHidden/>
               </w:rPr>
-              <w:instrText xml:space="preserve"> PAGEREF _Toc227188981 \h </w:instrText>
+              <w:instrText xml:space="preserve"> PAGEREF _Toc228905445 \h </w:instrText>
             </w:r>
             <w:r>
               <w:rPr>
@@ -1142,7 +942,7 @@
               <w14:ligatures w14:val="standardContextual"/>
             </w:rPr>
           </w:pPr>
-          <w:hyperlink w:anchor="_Toc227188982" w:history="1">
+          <w:hyperlink w:anchor="_Toc228905446" w:history="1">
             <w:r>
               <w:rPr>
                 <w:rStyle w:val="Hyperlink"/>
@@ -1189,7 +989,7 @@
                 <w:noProof/>
                 <w:webHidden/>
               </w:rPr>
-              <w:instrText xml:space="preserve"> PAGEREF _Toc227188982 \h </w:instrText>
+              <w:instrText xml:space="preserve"> PAGEREF _Toc228905446 \h </w:instrText>
             </w:r>
             <w:r>
               <w:rPr>
@@ -1236,7 +1036,7 @@
               <w14:ligatures w14:val="standardContextual"/>
             </w:rPr>
           </w:pPr>
-          <w:hyperlink w:anchor="_Toc227188983" w:history="1">
+          <w:hyperlink w:anchor="_Toc228905447" w:history="1">
             <w:r>
               <w:rPr>
                 <w:rStyle w:val="Hyperlink"/>
@@ -1283,7 +1083,7 @@
                 <w:noProof/>
                 <w:webHidden/>
               </w:rPr>
-              <w:instrText xml:space="preserve"> PAGEREF _Toc227188983 \h </w:instrText>
+              <w:instrText xml:space="preserve"> PAGEREF _Toc228905447 \h </w:instrText>
             </w:r>
             <w:r>
               <w:rPr>
@@ -1330,7 +1130,7 @@
               <w14:ligatures w14:val="standardContextual"/>
             </w:rPr>
           </w:pPr>
-          <w:hyperlink w:anchor="_Toc227188984" w:history="1">
+          <w:hyperlink w:anchor="_Toc228905448" w:history="1">
             <w:r>
               <w:rPr>
                 <w:rStyle w:val="Hyperlink"/>
@@ -1356,7 +1156,7 @@
                 <w:noProof/>
                 <w:lang w:val="en-GB" w:eastAsia="en-GB"/>
               </w:rPr>
-              <w:t>Introduction</w:t>
+              <w:t>Abbreviations</w:t>
             </w:r>
             <w:r>
               <w:rPr>
@@ -1377,7 +1177,7 @@
                 <w:noProof/>
                 <w:webHidden/>
               </w:rPr>
-              <w:instrText xml:space="preserve"> PAGEREF _Toc227188984 \h </w:instrText>
+              <w:instrText xml:space="preserve"> PAGEREF _Toc228905448 \h </w:instrText>
             </w:r>
             <w:r>
               <w:rPr>
@@ -1424,7 +1224,7 @@
               <w14:ligatures w14:val="standardContextual"/>
             </w:rPr>
           </w:pPr>
-          <w:hyperlink w:anchor="_Toc227188985" w:history="1">
+          <w:hyperlink w:anchor="_Toc228905449" w:history="1">
             <w:r>
               <w:rPr>
                 <w:rStyle w:val="Hyperlink"/>
@@ -1450,6 +1250,100 @@
                 <w:noProof/>
                 <w:lang w:val="en-GB" w:eastAsia="en-GB"/>
               </w:rPr>
+              <w:t>Introduction</w:t>
+            </w:r>
+            <w:r>
+              <w:rPr>
+                <w:noProof/>
+                <w:webHidden/>
+              </w:rPr>
+              <w:tab/>
+            </w:r>
+            <w:r>
+              <w:rPr>
+                <w:noProof/>
+                <w:webHidden/>
+              </w:rPr>
+              <w:fldChar w:fldCharType="begin"/>
+            </w:r>
+            <w:r>
+              <w:rPr>
+                <w:noProof/>
+                <w:webHidden/>
+              </w:rPr>
+              <w:instrText xml:space="preserve"> PAGEREF _Toc228905449 \h </w:instrText>
+            </w:r>
+            <w:r>
+              <w:rPr>
+                <w:noProof/>
+                <w:webHidden/>
+              </w:rPr>
+            </w:r>
+            <w:r>
+              <w:rPr>
+                <w:noProof/>
+                <w:webHidden/>
+              </w:rPr>
+              <w:fldChar w:fldCharType="separate"/>
+            </w:r>
+            <w:r>
+              <w:rPr>
+                <w:noProof/>
+                <w:webHidden/>
+              </w:rPr>
+              <w:t>5</w:t>
+            </w:r>
+            <w:r>
+              <w:rPr>
+                <w:noProof/>
+                <w:webHidden/>
+              </w:rPr>
+              <w:fldChar w:fldCharType="end"/>
+            </w:r>
+          </w:hyperlink>
+        </w:p>
+        <w:p>
+          <w:pPr>
+            <w:pStyle w:val="TOC1"/>
+            <w:tabs>
+              <w:tab w:val="left" w:pos="440"/>
+              <w:tab w:val="right" w:leader="dot" w:pos="8919"/>
+            </w:tabs>
+            <w:rPr>
+              <w:noProof/>
+              <w:kern w:val="2"/>
+              <w:sz w:val="24"/>
+              <w:szCs w:val="24"/>
+              <w:lang w:val="en-GB" w:eastAsia="en-GB"/>
+              <w14:ligatures w14:val="standardContextual"/>
+            </w:rPr>
+          </w:pPr>
+          <w:hyperlink w:anchor="_Toc228905450" w:history="1">
+            <w:r>
+              <w:rPr>
+                <w:rStyle w:val="Hyperlink"/>
+                <w:noProof/>
+                <w:lang w:val="en-GB" w:eastAsia="en-GB"/>
+              </w:rPr>
+              <w:t>7</w:t>
+            </w:r>
+            <w:r>
+              <w:rPr>
+                <w:noProof/>
+                <w:kern w:val="2"/>
+                <w:sz w:val="24"/>
+                <w:szCs w:val="24"/>
+                <w:lang w:val="en-GB" w:eastAsia="en-GB"/>
+                <w14:ligatures w14:val="standardContextual"/>
+              </w:rPr>
+              <w:tab/>
+            </w:r>
+            <w:r>
+              <w:rPr>
+                <w:rStyle w:val="Hyperlink"/>
+                <w:noProof/>
+                <w:lang w:val="en-GB" w:eastAsia="en-GB"/>
+              </w:rPr>
               <w:t>STATE OF THE ART</w:t>
             </w:r>
             <w:r>
@@ -1471,7 +1365,7 @@
                 <w:noProof/>
                 <w:webHidden/>
               </w:rPr>
-              <w:instrText xml:space="preserve"> PAGEREF _Toc227188985 \h </w:instrText>
+              <w:instrText xml:space="preserve"> PAGEREF _Toc228905450 \h </w:instrText>
             </w:r>
             <w:r>
               <w:rPr>
@@ -1518,14 +1412,14 @@
               <w14:ligatures w14:val="standardContextual"/>
             </w:rPr>
           </w:pPr>
-          <w:hyperlink w:anchor="_Toc227188986" w:history="1">
+          <w:hyperlink w:anchor="_Toc228905451" w:history="1">
             <w:r>
               <w:rPr>
                 <w:rStyle w:val="Hyperlink"/>
                 <w:noProof/>
                 <w:lang w:val="en-GB" w:eastAsia="en-GB"/>
               </w:rPr>
-              <w:t>6.1</w:t>
+              <w:t>7.1</w:t>
             </w:r>
             <w:r>
               <w:rPr>
@@ -1565,7 +1459,7 @@
                 <w:noProof/>
                 <w:webHidden/>
               </w:rPr>
-              <w:instrText xml:space="preserve"> PAGEREF _Toc227188986 \h </w:instrText>
+              <w:instrText xml:space="preserve"> PAGEREF _Toc228905451 \h </w:instrText>
             </w:r>
             <w:r>
               <w:rPr>
@@ -1612,14 +1506,14 @@
               <w14:ligatures w14:val="standardContextual"/>
             </w:rPr>
           </w:pPr>
-          <w:hyperlink w:anchor="_Toc227188987" w:history="1">
+          <w:hyperlink w:anchor="_Toc228905452" w:history="1">
             <w:r>
               <w:rPr>
                 <w:rStyle w:val="Hyperlink"/>
                 <w:noProof/>
                 <w:lang w:val="en-GB" w:eastAsia="en-GB"/>
               </w:rPr>
-              <w:t>6.2</w:t>
+              <w:t>7.2</w:t>
             </w:r>
             <w:r>
               <w:rPr>
@@ -1669,7 +1563,7 @@
                 <w:noProof/>
                 <w:webHidden/>
               </w:rPr>
-              <w:instrText xml:space="preserve"> PAGEREF _Toc227188987 \h </w:instrText>
+              <w:instrText xml:space="preserve"> PAGEREF _Toc228905452 \h </w:instrText>
             </w:r>
             <w:r>
               <w:rPr>
@@ -1689,7 +1583,7 @@
                 <w:noProof/>
                 <w:webHidden/>
               </w:rPr>
-              <w:t>7</w:t>
+              <w:t>8</w:t>
             </w:r>
             <w:r>
               <w:rPr>
@@ -1716,14 +1610,14 @@
               <w14:ligatures w14:val="standardContextual"/>
             </w:rPr>
           </w:pPr>
-          <w:hyperlink w:anchor="_Toc227188988" w:history="1">
+          <w:hyperlink w:anchor="_Toc228905453" w:history="1">
             <w:r>
               <w:rPr>
                 <w:rStyle w:val="Hyperlink"/>
                 <w:noProof/>
                 <w:lang w:val="en-GB" w:eastAsia="en-GB"/>
               </w:rPr>
-              <w:t>6.3</w:t>
+              <w:t>7.3</w:t>
             </w:r>
             <w:r>
               <w:rPr>
@@ -1763,7 +1657,7 @@
                 <w:noProof/>
                 <w:webHidden/>
               </w:rPr>
-              <w:instrText xml:space="preserve"> PAGEREF _Toc227188988 \h </w:instrText>
+              <w:instrText xml:space="preserve"> PAGEREF _Toc228905453 \h </w:instrText>
             </w:r>
             <w:r>
               <w:rPr>
@@ -1783,7 +1677,7 @@
                 <w:noProof/>
                 <w:webHidden/>
               </w:rPr>
-              <w:t>8</w:t>
+              <w:t>9</w:t>
             </w:r>
             <w:r>
               <w:rPr>
@@ -1810,14 +1704,14 @@
               <w14:ligatures w14:val="standardContextual"/>
             </w:rPr>
           </w:pPr>
-          <w:hyperlink w:anchor="_Toc227188989" w:history="1">
+          <w:hyperlink w:anchor="_Toc228905454" w:history="1">
             <w:r>
               <w:rPr>
                 <w:rStyle w:val="Hyperlink"/>
                 <w:noProof/>
                 <w:lang w:val="en-GB" w:eastAsia="en-GB"/>
               </w:rPr>
-              <w:t>7</w:t>
+              <w:t>8</w:t>
             </w:r>
             <w:r>
               <w:rPr>
@@ -1857,7 +1751,7 @@
                 <w:noProof/>
                 <w:webHidden/>
               </w:rPr>
-              <w:instrText xml:space="preserve"> PAGEREF _Toc227188989 \h </w:instrText>
+              <w:instrText xml:space="preserve"> PAGEREF _Toc228905454 \h </w:instrText>
             </w:r>
             <w:r>
               <w:rPr>
@@ -1877,7 +1771,7 @@
                 <w:noProof/>
                 <w:webHidden/>
               </w:rPr>
-              <w:t>9</w:t>
+              <w:t>10</w:t>
             </w:r>
             <w:r>
               <w:rPr>
@@ -1904,14 +1798,14 @@
               <w14:ligatures w14:val="standardContextual"/>
             </w:rPr>
           </w:pPr>
-          <w:hyperlink w:anchor="_Toc227188990" w:history="1">
+          <w:hyperlink w:anchor="_Toc228905455" w:history="1">
             <w:r>
               <w:rPr>
                 <w:rStyle w:val="Hyperlink"/>
                 <w:noProof/>
                 <w:lang w:val="en-GB" w:eastAsia="en-GB"/>
               </w:rPr>
-              <w:t>8</w:t>
+              <w:t>9</w:t>
             </w:r>
             <w:r>
               <w:rPr>
@@ -1951,7 +1845,7 @@
                 <w:noProof/>
                 <w:webHidden/>
               </w:rPr>
-              <w:instrText xml:space="preserve"> PAGEREF _Toc227188990 \h </w:instrText>
+              <w:instrText xml:space="preserve"> PAGEREF _Toc228905455 \h </w:instrText>
             </w:r>
             <w:r>
               <w:rPr>
@@ -1998,14 +1892,14 @@
               <w14:ligatures w14:val="standardContextual"/>
             </w:rPr>
           </w:pPr>
-          <w:hyperlink w:anchor="_Toc227188991" w:history="1">
+          <w:hyperlink w:anchor="_Toc228905456" w:history="1">
             <w:r>
               <w:rPr>
                 <w:rStyle w:val="Hyperlink"/>
                 <w:noProof/>
                 <w:lang w:val="en-GB"/>
               </w:rPr>
-              <w:t>8.1</w:t>
+              <w:t>9.1</w:t>
             </w:r>
             <w:r>
               <w:rPr>
@@ -2044,7 +1938,7 @@
                 <w:noProof/>
                 <w:webHidden/>
               </w:rPr>
-              <w:instrText xml:space="preserve"> PAGEREF _Toc227188991 \h </w:instrText>
+              <w:instrText xml:space="preserve"> PAGEREF _Toc228905456 \h </w:instrText>
             </w:r>
             <w:r>
               <w:rPr>
@@ -2091,14 +1985,14 @@
               <w14:ligatures w14:val="standardContextual"/>
             </w:rPr>
           </w:pPr>
-          <w:hyperlink w:anchor="_Toc227188992" w:history="1">
+          <w:hyperlink w:anchor="_Toc228905457" w:history="1">
             <w:r>
               <w:rPr>
                 <w:rStyle w:val="Hyperlink"/>
                 <w:noProof/>
                 <w:lang w:val="en-GB" w:eastAsia="en-GB"/>
               </w:rPr>
-              <w:t>8.2</w:t>
+              <w:t>9.2</w:t>
             </w:r>
             <w:r>
               <w:rPr>
@@ -2138,7 +2032,7 @@
                 <w:noProof/>
                 <w:webHidden/>
               </w:rPr>
-              <w:instrText xml:space="preserve"> PAGEREF _Toc227188992 \h </w:instrText>
+              <w:instrText xml:space="preserve"> PAGEREF _Toc228905457 \h </w:instrText>
             </w:r>
             <w:r>
               <w:rPr>
@@ -2158,7 +2052,7 @@
                 <w:noProof/>
                 <w:webHidden/>
               </w:rPr>
-              <w:t>10</w:t>
+              <w:t>11</w:t>
             </w:r>
             <w:r>
               <w:rPr>
@@ -2185,14 +2079,14 @@
               <w14:ligatures w14:val="standardContextual"/>
             </w:rPr>
           </w:pPr>
-          <w:hyperlink w:anchor="_Toc227188993" w:history="1">
+          <w:hyperlink w:anchor="_Toc228905458" w:history="1">
             <w:r>
               <w:rPr>
                 <w:rStyle w:val="Hyperlink"/>
                 <w:noProof/>
                 <w:lang w:val="en-GB"/>
               </w:rPr>
-              <w:t>8.3</w:t>
+              <w:t>9.3</w:t>
             </w:r>
             <w:r>
               <w:rPr>
@@ -2231,7 +2125,7 @@
                 <w:noProof/>
                 <w:webHidden/>
               </w:rPr>
-              <w:instrText xml:space="preserve"> PAGEREF _Toc227188993 \h </w:instrText>
+              <w:instrText xml:space="preserve"> PAGEREF _Toc228905458 \h </w:instrText>
             </w:r>
             <w:r>
               <w:rPr>
@@ -2251,7 +2145,7 @@
                 <w:noProof/>
                 <w:webHidden/>
               </w:rPr>
-              <w:t>10</w:t>
+              <w:t>11</w:t>
             </w:r>
             <w:r>
               <w:rPr>
@@ -2278,14 +2172,14 @@
               <w14:ligatures w14:val="standardContextual"/>
             </w:rPr>
           </w:pPr>
-          <w:hyperlink w:anchor="_Toc227188994" w:history="1">
+          <w:hyperlink w:anchor="_Toc228905459" w:history="1">
             <w:r>
               <w:rPr>
                 <w:rStyle w:val="Hyperlink"/>
                 <w:noProof/>
                 <w:lang w:val="en-GB"/>
               </w:rPr>
-              <w:t>8.3.1</w:t>
+              <w:t>9.3.1</w:t>
             </w:r>
             <w:r>
               <w:rPr>
@@ -2325,7 +2219,7 @@
                 <w:noProof/>
                 <w:webHidden/>
               </w:rPr>
-              <w:instrText xml:space="preserve"> PAGEREF _Toc227188994 \h </w:instrText>
+              <w:instrText xml:space="preserve"> PAGEREF _Toc228905459 \h </w:instrText>
             </w:r>
             <w:r>
               <w:rPr>
@@ -2345,7 +2239,7 @@
                 <w:noProof/>
                 <w:webHidden/>
               </w:rPr>
-              <w:t>13</w:t>
+              <w:t>14</w:t>
             </w:r>
             <w:r>
               <w:rPr>
@@ -2372,14 +2266,14 @@
               <w14:ligatures w14:val="standardContextual"/>
             </w:rPr>
           </w:pPr>
-          <w:hyperlink w:anchor="_Toc227188995" w:history="1">
+          <w:hyperlink w:anchor="_Toc228905460" w:history="1">
             <w:r>
               <w:rPr>
                 <w:rStyle w:val="Hyperlink"/>
                 <w:noProof/>
                 <w:lang w:val="en-GB"/>
               </w:rPr>
-              <w:t>8.4</w:t>
+              <w:t>9.4</w:t>
             </w:r>
             <w:r>
               <w:rPr>
@@ -2418,7 +2312,7 @@
                 <w:noProof/>
                 <w:webHidden/>
               </w:rPr>
-              <w:instrText xml:space="preserve"> PAGEREF _Toc227188995 \h </w:instrText>
+              <w:instrText xml:space="preserve"> PAGEREF _Toc228905460 \h </w:instrText>
             </w:r>
             <w:r>
               <w:rPr>
@@ -2438,7 +2332,7 @@
                 <w:noProof/>
                 <w:webHidden/>
               </w:rPr>
-              <w:t>15</w:t>
+              <w:t>16</w:t>
             </w:r>
             <w:r>
               <w:rPr>
@@ -2451,9 +2345,9 @@
         </w:p>
         <w:p>
           <w:pPr>
-            <w:pStyle w:val="TOC1"/>
+            <w:pStyle w:val="TOC3"/>
             <w:tabs>
-              <w:tab w:val="left" w:pos="440"/>
+              <w:tab w:val="left" w:pos="1200"/>
               <w:tab w:val="right" w:leader="dot" w:pos="8919"/>
             </w:tabs>
             <w:rPr>
@@ -2465,14 +2359,14 @@
               <w14:ligatures w14:val="standardContextual"/>
             </w:rPr>
           </w:pPr>
-          <w:hyperlink w:anchor="_Toc227188996" w:history="1">
+          <w:hyperlink w:anchor="_Toc228905461" w:history="1">
             <w:r>
               <w:rPr>
                 <w:rStyle w:val="Hyperlink"/>
                 <w:noProof/>
-                <w:lang w:val="en-GB" w:eastAsia="en-GB"/>
-              </w:rPr>
-              <w:t>9</w:t>
+                <w:lang w:val="en-GB"/>
+              </w:rPr>
+              <w:t>9.4.1</w:t>
             </w:r>
             <w:r>
               <w:rPr>
@@ -2489,7 +2383,289 @@
               <w:rPr>
                 <w:rStyle w:val="Hyperlink"/>
                 <w:noProof/>
+                <w:lang w:val="en-GB"/>
+              </w:rPr>
+              <w:t>Problem definition: Multi-label classification</w:t>
+            </w:r>
+            <w:r>
+              <w:rPr>
+                <w:noProof/>
+                <w:webHidden/>
+              </w:rPr>
+              <w:tab/>
+            </w:r>
+            <w:r>
+              <w:rPr>
+                <w:noProof/>
+                <w:webHidden/>
+              </w:rPr>
+              <w:fldChar w:fldCharType="begin"/>
+            </w:r>
+            <w:r>
+              <w:rPr>
+                <w:noProof/>
+                <w:webHidden/>
+              </w:rPr>
+              <w:instrText xml:space="preserve"> PAGEREF _Toc228905461 \h </w:instrText>
+            </w:r>
+            <w:r>
+              <w:rPr>
+                <w:noProof/>
+                <w:webHidden/>
+              </w:rPr>
+            </w:r>
+            <w:r>
+              <w:rPr>
+                <w:noProof/>
+                <w:webHidden/>
+              </w:rPr>
+              <w:fldChar w:fldCharType="separate"/>
+            </w:r>
+            <w:r>
+              <w:rPr>
+                <w:noProof/>
+                <w:webHidden/>
+              </w:rPr>
+              <w:t>16</w:t>
+            </w:r>
+            <w:r>
+              <w:rPr>
+                <w:noProof/>
+                <w:webHidden/>
+              </w:rPr>
+              <w:fldChar w:fldCharType="end"/>
+            </w:r>
+          </w:hyperlink>
+        </w:p>
+        <w:p>
+          <w:pPr>
+            <w:pStyle w:val="TOC3"/>
+            <w:tabs>
+              <w:tab w:val="left" w:pos="1200"/>
+              <w:tab w:val="right" w:leader="dot" w:pos="8919"/>
+            </w:tabs>
+            <w:rPr>
+              <w:noProof/>
+              <w:kern w:val="2"/>
+              <w:sz w:val="24"/>
+              <w:szCs w:val="24"/>
+              <w:lang w:val="en-GB" w:eastAsia="en-GB"/>
+              <w14:ligatures w14:val="standardContextual"/>
+            </w:rPr>
+          </w:pPr>
+          <w:hyperlink w:anchor="_Toc228905462" w:history="1">
+            <w:r>
+              <w:rPr>
+                <w:rStyle w:val="Hyperlink"/>
+                <w:noProof/>
+                <w:lang w:val="en-GB"/>
+              </w:rPr>
+              <w:t>9.4.2</w:t>
+            </w:r>
+            <w:r>
+              <w:rPr>
+                <w:noProof/>
+                <w:kern w:val="2"/>
+                <w:sz w:val="24"/>
+                <w:szCs w:val="24"/>
                 <w:lang w:val="en-GB" w:eastAsia="en-GB"/>
+                <w14:ligatures w14:val="standardContextual"/>
+              </w:rPr>
+              <w:tab/>
+            </w:r>
+            <w:r>
+              <w:rPr>
+                <w:rStyle w:val="Hyperlink"/>
+                <w:noProof/>
+                <w:lang w:val="en-GB"/>
+              </w:rPr>
+              <w:t>Model evaluation</w:t>
+            </w:r>
+            <w:r>
+              <w:rPr>
+                <w:noProof/>
+                <w:webHidden/>
+              </w:rPr>
+              <w:tab/>
+            </w:r>
+            <w:r>
+              <w:rPr>
+                <w:noProof/>
+                <w:webHidden/>
+              </w:rPr>
+              <w:fldChar w:fldCharType="begin"/>
+            </w:r>
+            <w:r>
+              <w:rPr>
+                <w:noProof/>
+                <w:webHidden/>
+              </w:rPr>
+              <w:instrText xml:space="preserve"> PAGEREF _Toc228905462 \h </w:instrText>
+            </w:r>
+            <w:r>
+              <w:rPr>
+                <w:noProof/>
+                <w:webHidden/>
+              </w:rPr>
+            </w:r>
+            <w:r>
+              <w:rPr>
+                <w:noProof/>
+                <w:webHidden/>
+              </w:rPr>
+              <w:fldChar w:fldCharType="separate"/>
+            </w:r>
+            <w:r>
+              <w:rPr>
+                <w:noProof/>
+                <w:webHidden/>
+              </w:rPr>
+              <w:t>17</w:t>
+            </w:r>
+            <w:r>
+              <w:rPr>
+                <w:noProof/>
+                <w:webHidden/>
+              </w:rPr>
+              <w:fldChar w:fldCharType="end"/>
+            </w:r>
+          </w:hyperlink>
+        </w:p>
+        <w:p>
+          <w:pPr>
+            <w:pStyle w:val="TOC3"/>
+            <w:tabs>
+              <w:tab w:val="left" w:pos="1200"/>
+              <w:tab w:val="right" w:leader="dot" w:pos="8919"/>
+            </w:tabs>
+            <w:rPr>
+              <w:noProof/>
+              <w:kern w:val="2"/>
+              <w:sz w:val="24"/>
+              <w:szCs w:val="24"/>
+              <w:lang w:val="en-GB" w:eastAsia="en-GB"/>
+              <w14:ligatures w14:val="standardContextual"/>
+            </w:rPr>
+          </w:pPr>
+          <w:hyperlink w:anchor="_Toc228905463" w:history="1">
+            <w:r>
+              <w:rPr>
+                <w:rStyle w:val="Hyperlink"/>
+                <w:noProof/>
+                <w:lang w:val="en-GB"/>
+              </w:rPr>
+              <w:t>9.4.3</w:t>
+            </w:r>
+            <w:r>
+              <w:rPr>
+                <w:noProof/>
+                <w:kern w:val="2"/>
+                <w:sz w:val="24"/>
+                <w:szCs w:val="24"/>
+                <w:lang w:val="en-GB" w:eastAsia="en-GB"/>
+                <w14:ligatures w14:val="standardContextual"/>
+              </w:rPr>
+              <w:tab/>
+            </w:r>
+            <w:r>
+              <w:rPr>
+                <w:rStyle w:val="Hyperlink"/>
+                <w:noProof/>
+                <w:lang w:val="en-GB"/>
+              </w:rPr>
+              <w:t>Model Selection and Cross-Validation</w:t>
+            </w:r>
+            <w:r>
+              <w:rPr>
+                <w:noProof/>
+                <w:webHidden/>
+              </w:rPr>
+              <w:tab/>
+            </w:r>
+            <w:r>
+              <w:rPr>
+                <w:noProof/>
+                <w:webHidden/>
+              </w:rPr>
+              <w:fldChar w:fldCharType="begin"/>
+            </w:r>
+            <w:r>
+              <w:rPr>
+                <w:noProof/>
+                <w:webHidden/>
+              </w:rPr>
+              <w:instrText xml:space="preserve"> PAGEREF _Toc228905463 \h </w:instrText>
+            </w:r>
+            <w:r>
+              <w:rPr>
+                <w:noProof/>
+                <w:webHidden/>
+              </w:rPr>
+            </w:r>
+            <w:r>
+              <w:rPr>
+                <w:noProof/>
+                <w:webHidden/>
+              </w:rPr>
+              <w:fldChar w:fldCharType="separate"/>
+            </w:r>
+            <w:r>
+              <w:rPr>
+                <w:noProof/>
+                <w:webHidden/>
+              </w:rPr>
+              <w:t>19</w:t>
+            </w:r>
+            <w:r>
+              <w:rPr>
+                <w:noProof/>
+                <w:webHidden/>
+              </w:rPr>
+              <w:fldChar w:fldCharType="end"/>
+            </w:r>
+          </w:hyperlink>
+        </w:p>
+        <w:p>
+          <w:pPr>
+            <w:pStyle w:val="TOC1"/>
+            <w:tabs>
+              <w:tab w:val="left" w:pos="720"/>
+              <w:tab w:val="right" w:leader="dot" w:pos="8919"/>
+            </w:tabs>
+            <w:rPr>
+              <w:noProof/>
+              <w:kern w:val="2"/>
+              <w:sz w:val="24"/>
+              <w:szCs w:val="24"/>
+              <w:lang w:val="en-GB" w:eastAsia="en-GB"/>
+              <w14:ligatures w14:val="standardContextual"/>
+            </w:rPr>
+          </w:pPr>
+          <w:hyperlink w:anchor="_Toc228905464" w:history="1">
+            <w:r>
+              <w:rPr>
+                <w:rStyle w:val="Hyperlink"/>
+                <w:noProof/>
+                <w:lang w:val="en-GB" w:eastAsia="en-GB"/>
+              </w:rPr>
+              <w:t>10</w:t>
+            </w:r>
+            <w:r>
+              <w:rPr>
+                <w:noProof/>
+                <w:kern w:val="2"/>
+                <w:sz w:val="24"/>
+                <w:szCs w:val="24"/>
+                <w:lang w:val="en-GB" w:eastAsia="en-GB"/>
+                <w14:ligatures w14:val="standardContextual"/>
+              </w:rPr>
+              <w:tab/>
+            </w:r>
+            <w:r>
+              <w:rPr>
+                <w:rStyle w:val="Hyperlink"/>
+                <w:noProof/>
+                <w:lang w:val="en-GB" w:eastAsia="en-GB"/>
               </w:rPr>
               <w:t>RESULTS</w:t>
             </w:r>
@@ -2512,7 +2688,7 @@
                 <w:noProof/>
                 <w:webHidden/>
               </w:rPr>
-              <w:instrText xml:space="preserve"> PAGEREF _Toc227188996 \h </w:instrText>
+              <w:instrText xml:space="preserve"> PAGEREF _Toc228905464 \h </w:instrText>
             </w:r>
             <w:r>
               <w:rPr>
@@ -2532,7 +2708,7 @@
                 <w:noProof/>
                 <w:webHidden/>
               </w:rPr>
-              <w:t>15</w:t>
+              <w:t>20</w:t>
             </w:r>
             <w:r>
               <w:rPr>
@@ -2559,14 +2735,14 @@
               <w14:ligatures w14:val="standardContextual"/>
             </w:rPr>
           </w:pPr>
-          <w:hyperlink w:anchor="_Toc227188997" w:history="1">
+          <w:hyperlink w:anchor="_Toc228905465" w:history="1">
             <w:r>
               <w:rPr>
                 <w:rStyle w:val="Hyperlink"/>
                 <w:noProof/>
                 <w:lang w:val="en-GB" w:eastAsia="en-GB"/>
               </w:rPr>
-              <w:t>9.1</w:t>
+              <w:t>10.1</w:t>
             </w:r>
             <w:r>
               <w:rPr>
@@ -2606,7 +2782,7 @@
                 <w:noProof/>
                 <w:webHidden/>
               </w:rPr>
-              <w:instrText xml:space="preserve"> PAGEREF _Toc227188997 \h </w:instrText>
+              <w:instrText xml:space="preserve"> PAGEREF _Toc228905465 \h </w:instrText>
             </w:r>
             <w:r>
               <w:rPr>
@@ -2626,7 +2802,7 @@
                 <w:noProof/>
                 <w:webHidden/>
               </w:rPr>
-              <w:t>15</w:t>
+              <w:t>20</w:t>
             </w:r>
             <w:r>
               <w:rPr>
@@ -2641,7 +2817,7 @@
           <w:pPr>
             <w:pStyle w:val="TOC3"/>
             <w:tabs>
-              <w:tab w:val="left" w:pos="1200"/>
+              <w:tab w:val="left" w:pos="1440"/>
               <w:tab w:val="right" w:leader="dot" w:pos="8919"/>
             </w:tabs>
             <w:rPr>
@@ -2653,14 +2829,14 @@
               <w14:ligatures w14:val="standardContextual"/>
             </w:rPr>
           </w:pPr>
-          <w:hyperlink w:anchor="_Toc227188998" w:history="1">
+          <w:hyperlink w:anchor="_Toc228905466" w:history="1">
             <w:r>
               <w:rPr>
                 <w:rStyle w:val="Hyperlink"/>
                 <w:noProof/>
                 <w:lang w:val="en-GB" w:eastAsia="en-GB"/>
               </w:rPr>
-              <w:t>9.1.1</w:t>
+              <w:t>10.1.1</w:t>
             </w:r>
             <w:r>
               <w:rPr>
@@ -2700,7 +2876,7 @@
                 <w:noProof/>
                 <w:webHidden/>
               </w:rPr>
-              <w:instrText xml:space="preserve"> PAGEREF _Toc227188998 \h </w:instrText>
+              <w:instrText xml:space="preserve"> PAGEREF _Toc228905466 \h </w:instrText>
             </w:r>
             <w:r>
               <w:rPr>
@@ -2720,7 +2896,7 @@
                 <w:noProof/>
                 <w:webHidden/>
               </w:rPr>
-              <w:t>15</w:t>
+              <w:t>20</w:t>
             </w:r>
             <w:r>
               <w:rPr>
@@ -2735,7 +2911,7 @@
           <w:pPr>
             <w:pStyle w:val="TOC3"/>
             <w:tabs>
-              <w:tab w:val="left" w:pos="1200"/>
+              <w:tab w:val="left" w:pos="1440"/>
               <w:tab w:val="right" w:leader="dot" w:pos="8919"/>
             </w:tabs>
             <w:rPr>
@@ -2747,14 +2923,14 @@
               <w14:ligatures w14:val="standardContextual"/>
             </w:rPr>
           </w:pPr>
-          <w:hyperlink w:anchor="_Toc227188999" w:history="1">
+          <w:hyperlink w:anchor="_Toc228905467" w:history="1">
             <w:r>
               <w:rPr>
                 <w:rStyle w:val="Hyperlink"/>
                 <w:noProof/>
                 <w:lang w:val="en-GB" w:eastAsia="en-GB"/>
               </w:rPr>
-              <w:t>9.1.2</w:t>
+              <w:t>10.1.2</w:t>
             </w:r>
             <w:r>
               <w:rPr>
@@ -2794,7 +2970,7 @@
                 <w:noProof/>
                 <w:webHidden/>
               </w:rPr>
-              <w:instrText xml:space="preserve"> PAGEREF _Toc227188999 \h </w:instrText>
+              <w:instrText xml:space="preserve"> PAGEREF _Toc228905467 \h </w:instrText>
             </w:r>
             <w:r>
               <w:rPr>
@@ -2814,7 +2990,7 @@
                 <w:noProof/>
                 <w:webHidden/>
               </w:rPr>
-              <w:t>16</w:t>
+              <w:t>20</w:t>
             </w:r>
             <w:r>
               <w:rPr>
@@ -2841,14 +3017,14 @@
               <w14:ligatures w14:val="standardContextual"/>
             </w:rPr>
           </w:pPr>
-          <w:hyperlink w:anchor="_Toc227189000" w:history="1">
+          <w:hyperlink w:anchor="_Toc228905468" w:history="1">
             <w:r>
               <w:rPr>
                 <w:rStyle w:val="Hyperlink"/>
                 <w:noProof/>
                 <w:lang w:val="en-GB" w:eastAsia="en-GB"/>
               </w:rPr>
-              <w:t>9.2</w:t>
+              <w:t>10.2</w:t>
             </w:r>
             <w:r>
               <w:rPr>
@@ -2888,7 +3064,7 @@
                 <w:noProof/>
                 <w:webHidden/>
               </w:rPr>
-              <w:instrText xml:space="preserve"> PAGEREF _Toc227189000 \h </w:instrText>
+              <w:instrText xml:space="preserve"> PAGEREF _Toc228905468 \h </w:instrText>
             </w:r>
             <w:r>
               <w:rPr>
@@ -2908,7 +3084,7 @@
                 <w:noProof/>
                 <w:webHidden/>
               </w:rPr>
-              <w:t>17</w:t>
+              <w:t>21</w:t>
             </w:r>
             <w:r>
               <w:rPr>
@@ -2935,14 +3111,14 @@
               <w14:ligatures w14:val="standardContextual"/>
             </w:rPr>
           </w:pPr>
-          <w:hyperlink w:anchor="_Toc227189001" w:history="1">
+          <w:hyperlink w:anchor="_Toc228905469" w:history="1">
             <w:r>
               <w:rPr>
                 <w:rStyle w:val="Hyperlink"/>
                 <w:noProof/>
                 <w:lang w:val="en-GB" w:eastAsia="en-GB"/>
               </w:rPr>
-              <w:t>9.3</w:t>
+              <w:t>10.3</w:t>
             </w:r>
             <w:r>
               <w:rPr>
@@ -2982,7 +3158,7 @@
                 <w:noProof/>
                 <w:webHidden/>
               </w:rPr>
-              <w:instrText xml:space="preserve"> PAGEREF _Toc227189001 \h </w:instrText>
+              <w:instrText xml:space="preserve"> PAGEREF _Toc228905469 \h </w:instrText>
             </w:r>
             <w:r>
               <w:rPr>
@@ -3002,7 +3178,7 @@
                 <w:noProof/>
                 <w:webHidden/>
               </w:rPr>
-              <w:t>17</w:t>
+              <w:t>22</w:t>
             </w:r>
             <w:r>
               <w:rPr>
@@ -3017,7 +3193,7 @@
           <w:pPr>
             <w:pStyle w:val="TOC3"/>
             <w:tabs>
-              <w:tab w:val="left" w:pos="1200"/>
+              <w:tab w:val="left" w:pos="1440"/>
               <w:tab w:val="right" w:leader="dot" w:pos="8919"/>
             </w:tabs>
             <w:rPr>
@@ -3029,14 +3205,14 @@
               <w14:ligatures w14:val="standardContextual"/>
             </w:rPr>
           </w:pPr>
-          <w:hyperlink w:anchor="_Toc227189002" w:history="1">
+          <w:hyperlink w:anchor="_Toc228905470" w:history="1">
             <w:r>
               <w:rPr>
                 <w:rStyle w:val="Hyperlink"/>
                 <w:noProof/>
                 <w:lang w:val="en-GB" w:eastAsia="en-GB"/>
               </w:rPr>
-              <w:t>9.3.1</w:t>
+              <w:t>10.3.1</w:t>
             </w:r>
             <w:r>
               <w:rPr>
@@ -3076,7 +3252,7 @@
                 <w:noProof/>
                 <w:webHidden/>
               </w:rPr>
-              <w:instrText xml:space="preserve"> PAGEREF _Toc227189002 \h </w:instrText>
+              <w:instrText xml:space="preserve"> PAGEREF _Toc228905470 \h </w:instrText>
             </w:r>
             <w:r>
               <w:rPr>
@@ -3096,7 +3272,7 @@
                 <w:noProof/>
                 <w:webHidden/>
               </w:rPr>
-              <w:t>17</w:t>
+              <w:t>22</w:t>
             </w:r>
             <w:r>
               <w:rPr>
@@ -3111,7 +3287,7 @@
           <w:pPr>
             <w:pStyle w:val="TOC3"/>
             <w:tabs>
-              <w:tab w:val="left" w:pos="1200"/>
+              <w:tab w:val="left" w:pos="1440"/>
               <w:tab w:val="right" w:leader="dot" w:pos="8919"/>
             </w:tabs>
             <w:rPr>
@@ -3123,14 +3299,14 @@
               <w14:ligatures w14:val="standardContextual"/>
             </w:rPr>
           </w:pPr>
-          <w:hyperlink w:anchor="_Toc227189003" w:history="1">
+          <w:hyperlink w:anchor="_Toc228905471" w:history="1">
             <w:r>
               <w:rPr>
                 <w:rStyle w:val="Hyperlink"/>
                 <w:noProof/>
                 <w:lang w:val="en-GB" w:eastAsia="en-GB"/>
               </w:rPr>
-              <w:t>9.3.2</w:t>
+              <w:t>10.3.2</w:t>
             </w:r>
             <w:r>
               <w:rPr>
@@ -3170,7 +3346,7 @@
                 <w:noProof/>
                 <w:webHidden/>
               </w:rPr>
-              <w:instrText xml:space="preserve"> PAGEREF _Toc227189003 \h </w:instrText>
+              <w:instrText xml:space="preserve"> PAGEREF _Toc228905471 \h </w:instrText>
             </w:r>
             <w:r>
               <w:rPr>
@@ -3190,7 +3366,7 @@
                 <w:noProof/>
                 <w:webHidden/>
               </w:rPr>
-              <w:t>17</w:t>
+              <w:t>25</w:t>
             </w:r>
             <w:r>
               <w:rPr>
@@ -3217,14 +3393,14 @@
               <w14:ligatures w14:val="standardContextual"/>
             </w:rPr>
           </w:pPr>
-          <w:hyperlink w:anchor="_Toc227189004" w:history="1">
+          <w:hyperlink w:anchor="_Toc228905472" w:history="1">
             <w:r>
               <w:rPr>
                 <w:rStyle w:val="Hyperlink"/>
                 <w:noProof/>
                 <w:lang w:val="en-GB" w:eastAsia="en-GB"/>
               </w:rPr>
-              <w:t>9.4</w:t>
+              <w:t>10.4</w:t>
             </w:r>
             <w:r>
               <w:rPr>
@@ -3264,7 +3440,7 @@
                 <w:noProof/>
                 <w:webHidden/>
               </w:rPr>
-              <w:instrText xml:space="preserve"> PAGEREF _Toc227189004 \h </w:instrText>
+              <w:instrText xml:space="preserve"> PAGEREF _Toc228905472 \h </w:instrText>
             </w:r>
             <w:r>
               <w:rPr>
@@ -3284,7 +3460,7 @@
                 <w:noProof/>
                 <w:webHidden/>
               </w:rPr>
-              <w:t>17</w:t>
+              <w:t>25</w:t>
             </w:r>
             <w:r>
               <w:rPr>
@@ -3299,7 +3475,7 @@
           <w:pPr>
             <w:pStyle w:val="TOC3"/>
             <w:tabs>
-              <w:tab w:val="left" w:pos="1200"/>
+              <w:tab w:val="left" w:pos="1440"/>
               <w:tab w:val="right" w:leader="dot" w:pos="8919"/>
             </w:tabs>
             <w:rPr>
@@ -3311,14 +3487,14 @@
               <w14:ligatures w14:val="standardContextual"/>
             </w:rPr>
           </w:pPr>
-          <w:hyperlink w:anchor="_Toc227189005" w:history="1">
+          <w:hyperlink w:anchor="_Toc228905473" w:history="1">
             <w:r>
               <w:rPr>
                 <w:rStyle w:val="Hyperlink"/>
                 <w:noProof/>
                 <w:lang w:val="en-GB" w:eastAsia="en-GB"/>
               </w:rPr>
-              <w:t>9.4.1</w:t>
+              <w:t>10.4.1</w:t>
             </w:r>
             <w:r>
               <w:rPr>
@@ -3358,7 +3534,7 @@
                 <w:noProof/>
                 <w:webHidden/>
               </w:rPr>
-              <w:instrText xml:space="preserve"> PAGEREF _Toc227189005 \h </w:instrText>
+              <w:instrText xml:space="preserve"> PAGEREF _Toc228905473 \h </w:instrText>
             </w:r>
             <w:r>
               <w:rPr>
@@ -3378,7 +3554,7 @@
                 <w:noProof/>
                 <w:webHidden/>
               </w:rPr>
-              <w:t>18</w:t>
+              <w:t>25</w:t>
             </w:r>
             <w:r>
               <w:rPr>
@@ -3393,7 +3569,7 @@
           <w:pPr>
             <w:pStyle w:val="TOC3"/>
             <w:tabs>
-              <w:tab w:val="left" w:pos="1200"/>
+              <w:tab w:val="left" w:pos="1440"/>
               <w:tab w:val="right" w:leader="dot" w:pos="8919"/>
             </w:tabs>
             <w:rPr>
@@ -3405,14 +3581,14 @@
               <w14:ligatures w14:val="standardContextual"/>
             </w:rPr>
           </w:pPr>
-          <w:hyperlink w:anchor="_Toc227189006" w:history="1">
+          <w:hyperlink w:anchor="_Toc228905474" w:history="1">
             <w:r>
               <w:rPr>
                 <w:rStyle w:val="Hyperlink"/>
                 <w:noProof/>
                 <w:lang w:val="en-GB" w:eastAsia="en-GB"/>
               </w:rPr>
-              <w:t>9.4.2</w:t>
+              <w:t>10.4.2</w:t>
             </w:r>
             <w:r>
               <w:rPr>
@@ -3452,7 +3628,7 @@
                 <w:noProof/>
                 <w:webHidden/>
               </w:rPr>
-              <w:instrText xml:space="preserve"> PAGEREF _Toc227189006 \h </w:instrText>
+              <w:instrText xml:space="preserve"> PAGEREF _Toc228905474 \h </w:instrText>
             </w:r>
             <w:r>
               <w:rPr>
@@ -3472,7 +3648,7 @@
                 <w:noProof/>
                 <w:webHidden/>
               </w:rPr>
-              <w:t>18</w:t>
+              <w:t>26</w:t>
             </w:r>
             <w:r>
               <w:rPr>
@@ -3487,7 +3663,7 @@
           <w:pPr>
             <w:pStyle w:val="TOC3"/>
             <w:tabs>
-              <w:tab w:val="left" w:pos="1200"/>
+              <w:tab w:val="left" w:pos="1440"/>
               <w:tab w:val="right" w:leader="dot" w:pos="8919"/>
             </w:tabs>
             <w:rPr>
@@ -3499,14 +3675,14 @@
               <w14:ligatures w14:val="standardContextual"/>
             </w:rPr>
           </w:pPr>
-          <w:hyperlink w:anchor="_Toc227189007" w:history="1">
+          <w:hyperlink w:anchor="_Toc228905475" w:history="1">
             <w:r>
               <w:rPr>
                 <w:rStyle w:val="Hyperlink"/>
                 <w:noProof/>
                 <w:lang w:val="en-GB" w:eastAsia="en-GB"/>
               </w:rPr>
-              <w:t>9.4.3</w:t>
+              <w:t>10.4.3</w:t>
             </w:r>
             <w:r>
               <w:rPr>
@@ -3546,7 +3722,7 @@
                 <w:noProof/>
                 <w:webHidden/>
               </w:rPr>
-              <w:instrText xml:space="preserve"> PAGEREF _Toc227189007 \h </w:instrText>
+              <w:instrText xml:space="preserve"> PAGEREF _Toc228905475 \h </w:instrText>
             </w:r>
             <w:r>
               <w:rPr>
@@ -3566,7 +3742,7 @@
                 <w:noProof/>
                 <w:webHidden/>
               </w:rPr>
-              <w:t>19</w:t>
+              <w:t>26</w:t>
             </w:r>
             <w:r>
               <w:rPr>
@@ -3581,7 +3757,7 @@
           <w:pPr>
             <w:pStyle w:val="TOC3"/>
             <w:tabs>
-              <w:tab w:val="left" w:pos="1200"/>
+              <w:tab w:val="left" w:pos="1440"/>
               <w:tab w:val="right" w:leader="dot" w:pos="8919"/>
             </w:tabs>
             <w:rPr>
@@ -3593,14 +3769,14 @@
               <w14:ligatures w14:val="standardContextual"/>
             </w:rPr>
           </w:pPr>
-          <w:hyperlink w:anchor="_Toc227189008" w:history="1">
+          <w:hyperlink w:anchor="_Toc228905476" w:history="1">
             <w:r>
               <w:rPr>
                 <w:rStyle w:val="Hyperlink"/>
                 <w:noProof/>
                 <w:lang w:val="en-GB" w:eastAsia="en-GB"/>
               </w:rPr>
-              <w:t>9.4.4</w:t>
+              <w:t>10.4.4</w:t>
             </w:r>
             <w:r>
               <w:rPr>
@@ -3640,7 +3816,7 @@
                 <w:noProof/>
                 <w:webHidden/>
               </w:rPr>
-              <w:instrText xml:space="preserve"> PAGEREF _Toc227189008 \h </w:instrText>
+              <w:instrText xml:space="preserve"> PAGEREF _Toc228905476 \h </w:instrText>
             </w:r>
             <w:r>
               <w:rPr>
@@ -3660,7 +3836,7 @@
                 <w:noProof/>
                 <w:webHidden/>
               </w:rPr>
-              <w:t>20</w:t>
+              <w:t>27</w:t>
             </w:r>
             <w:r>
               <w:rPr>
@@ -3687,14 +3863,14 @@
               <w14:ligatures w14:val="standardContextual"/>
             </w:rPr>
           </w:pPr>
-          <w:hyperlink w:anchor="_Toc227189009" w:history="1">
+          <w:hyperlink w:anchor="_Toc228905477" w:history="1">
             <w:r>
               <w:rPr>
                 <w:rStyle w:val="Hyperlink"/>
                 <w:noProof/>
                 <w:lang w:val="en-GB" w:eastAsia="en-GB"/>
               </w:rPr>
-              <w:t>9.5</w:t>
+              <w:t>10.5</w:t>
             </w:r>
             <w:r>
               <w:rPr>
@@ -3734,7 +3910,7 @@
                 <w:noProof/>
                 <w:webHidden/>
               </w:rPr>
-              <w:instrText xml:space="preserve"> PAGEREF _Toc227189009 \h </w:instrText>
+              <w:instrText xml:space="preserve"> PAGEREF _Toc228905477 \h </w:instrText>
             </w:r>
             <w:r>
               <w:rPr>
@@ -3754,7 +3930,7 @@
                 <w:noProof/>
                 <w:webHidden/>
               </w:rPr>
-              <w:t>21</w:t>
+              <w:t>29</w:t>
             </w:r>
             <w:r>
               <w:rPr>
@@ -3781,14 +3957,14 @@
               <w14:ligatures w14:val="standardContextual"/>
             </w:rPr>
           </w:pPr>
-          <w:hyperlink w:anchor="_Toc227189010" w:history="1">
+          <w:hyperlink w:anchor="_Toc228905478" w:history="1">
             <w:r>
               <w:rPr>
                 <w:rStyle w:val="Hyperlink"/>
                 <w:noProof/>
                 <w:lang w:val="en-GB" w:eastAsia="en-GB"/>
               </w:rPr>
-              <w:t>9.6</w:t>
+              <w:t>10.6</w:t>
             </w:r>
             <w:r>
               <w:rPr>
@@ -3828,7 +4004,7 @@
                 <w:noProof/>
                 <w:webHidden/>
               </w:rPr>
-              <w:instrText xml:space="preserve"> PAGEREF _Toc227189010 \h </w:instrText>
+              <w:instrText xml:space="preserve"> PAGEREF _Toc228905478 \h </w:instrText>
             </w:r>
             <w:r>
               <w:rPr>
@@ -3848,7 +4024,7 @@
                 <w:noProof/>
                 <w:webHidden/>
               </w:rPr>
-              <w:t>21</w:t>
+              <w:t>29</w:t>
             </w:r>
             <w:r>
               <w:rPr>
@@ -3875,14 +4051,14 @@
               <w14:ligatures w14:val="standardContextual"/>
             </w:rPr>
           </w:pPr>
-          <w:hyperlink w:anchor="_Toc227189011" w:history="1">
+          <w:hyperlink w:anchor="_Toc228905479" w:history="1">
             <w:r>
               <w:rPr>
                 <w:rStyle w:val="Hyperlink"/>
                 <w:noProof/>
                 <w:lang w:val="en-GB" w:eastAsia="en-GB"/>
               </w:rPr>
-              <w:t>9.7</w:t>
+              <w:t>10.7</w:t>
             </w:r>
             <w:r>
               <w:rPr>
@@ -3922,7 +4098,7 @@
                 <w:noProof/>
                 <w:webHidden/>
               </w:rPr>
-              <w:instrText xml:space="preserve"> PAGEREF _Toc227189011 \h </w:instrText>
+              <w:instrText xml:space="preserve"> PAGEREF _Toc228905479 \h </w:instrText>
             </w:r>
             <w:r>
               <w:rPr>
@@ -3942,7 +4118,7 @@
                 <w:noProof/>
                 <w:webHidden/>
               </w:rPr>
-              <w:t>21</w:t>
+              <w:t>29</w:t>
             </w:r>
             <w:r>
               <w:rPr>
@@ -3969,14 +4145,14 @@
               <w14:ligatures w14:val="standardContextual"/>
             </w:rPr>
           </w:pPr>
-          <w:hyperlink w:anchor="_Toc227189012" w:history="1">
+          <w:hyperlink w:anchor="_Toc228905480" w:history="1">
             <w:r>
               <w:rPr>
                 <w:rStyle w:val="Hyperlink"/>
                 <w:noProof/>
                 <w:lang w:val="en-GB" w:eastAsia="en-GB"/>
               </w:rPr>
-              <w:t>9.8</w:t>
+              <w:t>10.8</w:t>
             </w:r>
             <w:r>
               <w:rPr>
@@ -4016,7 +4192,7 @@
                 <w:noProof/>
                 <w:webHidden/>
               </w:rPr>
-              <w:instrText xml:space="preserve"> PAGEREF _Toc227189012 \h </w:instrText>
+              <w:instrText xml:space="preserve"> PAGEREF _Toc228905480 \h </w:instrText>
             </w:r>
             <w:r>
               <w:rPr>
@@ -4036,7 +4212,7 @@
                 <w:noProof/>
                 <w:webHidden/>
               </w:rPr>
-              <w:t>21</w:t>
+              <w:t>29</w:t>
             </w:r>
             <w:r>
               <w:rPr>
@@ -4063,14 +4239,14 @@
               <w14:ligatures w14:val="standardContextual"/>
             </w:rPr>
           </w:pPr>
-          <w:hyperlink w:anchor="_Toc227189013" w:history="1">
+          <w:hyperlink w:anchor="_Toc228905481" w:history="1">
             <w:r>
               <w:rPr>
                 <w:rStyle w:val="Hyperlink"/>
                 <w:noProof/>
                 <w:lang w:val="en-GB" w:eastAsia="en-GB"/>
               </w:rPr>
-              <w:t>9.9</w:t>
+              <w:t>10.9</w:t>
             </w:r>
             <w:r>
               <w:rPr>
@@ -4110,7 +4286,7 @@
                 <w:noProof/>
                 <w:webHidden/>
               </w:rPr>
-              <w:instrText xml:space="preserve"> PAGEREF _Toc227189013 \h </w:instrText>
+              <w:instrText xml:space="preserve"> PAGEREF _Toc228905481 \h </w:instrText>
             </w:r>
             <w:r>
               <w:rPr>
@@ -4130,7 +4306,7 @@
                 <w:noProof/>
                 <w:webHidden/>
               </w:rPr>
-              <w:t>21</w:t>
+              <w:t>29</w:t>
             </w:r>
             <w:r>
               <w:rPr>
@@ -4157,14 +4333,14 @@
               <w14:ligatures w14:val="standardContextual"/>
             </w:rPr>
           </w:pPr>
-          <w:hyperlink w:anchor="_Toc227189014" w:history="1">
+          <w:hyperlink w:anchor="_Toc228905482" w:history="1">
             <w:r>
               <w:rPr>
                 <w:rStyle w:val="Hyperlink"/>
                 <w:noProof/>
                 <w:lang w:val="en-GB" w:eastAsia="en-GB"/>
               </w:rPr>
-              <w:t>10</w:t>
+              <w:t>11</w:t>
             </w:r>
             <w:r>
               <w:rPr>
@@ -4204,7 +4380,7 @@
                 <w:noProof/>
                 <w:webHidden/>
               </w:rPr>
-              <w:instrText xml:space="preserve"> PAGEREF _Toc227189014 \h </w:instrText>
+              <w:instrText xml:space="preserve"> PAGEREF _Toc228905482 \h </w:instrText>
             </w:r>
             <w:r>
               <w:rPr>
@@ -4224,7 +4400,7 @@
                 <w:noProof/>
                 <w:webHidden/>
               </w:rPr>
-              <w:t>21</w:t>
+              <w:t>29</w:t>
             </w:r>
             <w:r>
               <w:rPr>
@@ -4251,14 +4427,14 @@
               <w14:ligatures w14:val="standardContextual"/>
             </w:rPr>
           </w:pPr>
-          <w:hyperlink w:anchor="_Toc227189015" w:history="1">
+          <w:hyperlink w:anchor="_Toc228905483" w:history="1">
             <w:r>
               <w:rPr>
                 <w:rStyle w:val="Hyperlink"/>
                 <w:noProof/>
                 <w:lang w:val="en-GB" w:eastAsia="en-GB"/>
               </w:rPr>
-              <w:t>11</w:t>
+              <w:t>12</w:t>
             </w:r>
             <w:r>
               <w:rPr>
@@ -4298,7 +4474,7 @@
                 <w:noProof/>
                 <w:webHidden/>
               </w:rPr>
-              <w:instrText xml:space="preserve"> PAGEREF _Toc227189015 \h </w:instrText>
+              <w:instrText xml:space="preserve"> PAGEREF _Toc228905483 \h </w:instrText>
             </w:r>
             <w:r>
               <w:rPr>
@@ -4318,7 +4494,7 @@
                 <w:noProof/>
                 <w:webHidden/>
               </w:rPr>
-              <w:t>21</w:t>
+              <w:t>29</w:t>
             </w:r>
             <w:r>
               <w:rPr>
@@ -4345,14 +4521,14 @@
               <w14:ligatures w14:val="standardContextual"/>
             </w:rPr>
           </w:pPr>
-          <w:hyperlink w:anchor="_Toc227189016" w:history="1">
+          <w:hyperlink w:anchor="_Toc228905484" w:history="1">
             <w:r>
               <w:rPr>
                 <w:rStyle w:val="Hyperlink"/>
                 <w:noProof/>
                 <w:lang w:val="en-GB"/>
               </w:rPr>
-              <w:t>12</w:t>
+              <w:t>13</w:t>
             </w:r>
             <w:r>
               <w:rPr>
@@ -4392,7 +4568,7 @@
                 <w:noProof/>
                 <w:webHidden/>
               </w:rPr>
-              <w:instrText xml:space="preserve"> PAGEREF _Toc227189016 \h </w:instrText>
+              <w:instrText xml:space="preserve"> PAGEREF _Toc228905484 \h </w:instrText>
             </w:r>
             <w:r>
               <w:rPr>
@@ -4412,7 +4588,7 @@
                 <w:noProof/>
                 <w:webHidden/>
               </w:rPr>
-              <w:t>24</w:t>
+              <w:t>31</w:t>
             </w:r>
             <w:r>
               <w:rPr>
@@ -4448,7 +4624,7 @@
           <w:lang w:val="en-GB" w:eastAsia="en-GB"/>
         </w:rPr>
       </w:pPr>
-      <w:bookmarkStart w:id="3" w:name="_Toc227188983"/>
+      <w:bookmarkStart w:id="3" w:name="_Toc228905447"/>
       <w:r>
         <w:rPr>
           <w:lang w:val="en-GB" w:eastAsia="en-GB"/>
@@ -4490,7 +4666,7 @@
         </w:rPr>
         <w:fldChar w:fldCharType="separate"/>
       </w:r>
-      <w:hyperlink w:anchor="_Toc228295394" w:history="1">
+      <w:hyperlink w:anchor="_Toc228905435" w:history="1">
         <w:r>
           <w:rPr>
             <w:rStyle w:val="Hyperlink"/>
@@ -4526,7 +4702,7 @@
             <w:noProof/>
             <w:webHidden/>
           </w:rPr>
-          <w:instrText xml:space="preserve"> PAGEREF _Toc228295394 \h </w:instrText>
+          <w:instrText xml:space="preserve"> PAGEREF _Toc228905435 \h </w:instrText>
         </w:r>
         <w:r>
           <w:rPr>
@@ -4572,7 +4748,7 @@
           <w14:ligatures w14:val="standardContextual"/>
         </w:rPr>
       </w:pPr>
-      <w:hyperlink w:anchor="_Toc228295395" w:history="1">
+      <w:hyperlink w:anchor="_Toc228905436" w:history="1">
         <w:r>
           <w:rPr>
             <w:rStyle w:val="Hyperlink"/>
@@ -4608,7 +4784,7 @@
             <w:noProof/>
             <w:webHidden/>
           </w:rPr>
-          <w:instrText xml:space="preserve"> PAGEREF _Toc228295395 \h </w:instrText>
+          <w:instrText xml:space="preserve"> PAGEREF _Toc228905436 \h </w:instrText>
         </w:r>
         <w:r>
           <w:rPr>
@@ -4628,7 +4804,7 @@
             <w:noProof/>
             <w:webHidden/>
           </w:rPr>
-          <w:t>12</w:t>
+          <w:t>13</w:t>
         </w:r>
         <w:r>
           <w:rPr>
@@ -4654,7 +4830,7 @@
           <w14:ligatures w14:val="standardContextual"/>
         </w:rPr>
       </w:pPr>
-      <w:hyperlink w:anchor="_Toc228295396" w:history="1">
+      <w:hyperlink w:anchor="_Toc228905437" w:history="1">
         <w:r>
           <w:rPr>
             <w:rStyle w:val="Hyperlink"/>
@@ -4682,247 +4858,7 @@
             <w:noProof/>
             <w:webHidden/>
           </w:rPr>
-          <w:instrText xml:space="preserve"> PAGEREF _Toc228295396 \h </w:instrText>
-        </w:r>
-        <w:r>
-          <w:rPr>
-            <w:noProof/>
-            <w:webHidden/>
-          </w:rPr>
-        </w:r>
-        <w:r>
-          <w:rPr>
-            <w:noProof/>
-            <w:webHidden/>
-          </w:rPr>
-          <w:fldChar w:fldCharType="separate"/>
-        </w:r>
-        <w:r>
-          <w:rPr>
-            <w:noProof/>
-            <w:webHidden/>
-          </w:rPr>
-          <w:t>16</w:t>
-        </w:r>
-        <w:r>
-          <w:rPr>
-            <w:noProof/>
-            <w:webHidden/>
-          </w:rPr>
-          <w:fldChar w:fldCharType="end"/>
-        </w:r>
-      </w:hyperlink>
-    </w:p>
-    <w:p>
-      <w:pPr>
-        <w:pStyle w:val="TableofFigures"/>
-        <w:tabs>
-          <w:tab w:val="right" w:leader="dot" w:pos="8919"/>
-        </w:tabs>
-        <w:rPr>
-          <w:noProof/>
-          <w:kern w:val="2"/>
-          <w:sz w:val="24"/>
-          <w:szCs w:val="24"/>
-          <w:lang w:val="en-GB" w:eastAsia="en-GB"/>
-          <w14:ligatures w14:val="standardContextual"/>
-        </w:rPr>
-      </w:pPr>
-      <w:hyperlink w:anchor="_Toc228295397" w:history="1">
-        <w:r>
-          <w:rPr>
-            <w:rStyle w:val="Hyperlink"/>
-            <w:noProof/>
-            <w:lang w:val="en-GB"/>
-          </w:rPr>
-          <w:t xml:space="preserve">Figure 4. CYP450 ‘dict’ descriptors for full db (A) and curated db with threshold = 10 (B).  Dict( </w:t>
-        </w:r>
-        <w:r>
-          <w:rPr>
-            <w:rStyle w:val="Hyperlink"/>
-            <w:b/>
-            <w:bCs/>
-            <w:noProof/>
-            <w:lang w:val="en-GB"/>
-          </w:rPr>
-          <w:t xml:space="preserve">CYP name </w:t>
-        </w:r>
-        <w:r>
-          <w:rPr>
-            <w:rStyle w:val="Hyperlink"/>
-            <w:noProof/>
-            <w:lang w:val="en-GB"/>
-          </w:rPr>
-          <w:t>: Nº of appearances )</w:t>
-        </w:r>
-        <w:r>
-          <w:rPr>
-            <w:noProof/>
-            <w:webHidden/>
-          </w:rPr>
-          <w:tab/>
-        </w:r>
-        <w:r>
-          <w:rPr>
-            <w:noProof/>
-            <w:webHidden/>
-          </w:rPr>
-          <w:fldChar w:fldCharType="begin"/>
-        </w:r>
-        <w:r>
-          <w:rPr>
-            <w:noProof/>
-            <w:webHidden/>
-          </w:rPr>
-          <w:instrText xml:space="preserve"> PAGEREF _Toc228295397 \h </w:instrText>
-        </w:r>
-        <w:r>
-          <w:rPr>
-            <w:noProof/>
-            <w:webHidden/>
-          </w:rPr>
-        </w:r>
-        <w:r>
-          <w:rPr>
-            <w:noProof/>
-            <w:webHidden/>
-          </w:rPr>
-          <w:fldChar w:fldCharType="separate"/>
-        </w:r>
-        <w:r>
-          <w:rPr>
-            <w:noProof/>
-            <w:webHidden/>
-          </w:rPr>
-          <w:t>17</w:t>
-        </w:r>
-        <w:r>
-          <w:rPr>
-            <w:noProof/>
-            <w:webHidden/>
-          </w:rPr>
-          <w:fldChar w:fldCharType="end"/>
-        </w:r>
-      </w:hyperlink>
-    </w:p>
-    <w:p>
-      <w:pPr>
-        <w:pStyle w:val="TableofFigures"/>
-        <w:tabs>
-          <w:tab w:val="right" w:leader="dot" w:pos="8919"/>
-        </w:tabs>
-        <w:rPr>
-          <w:noProof/>
-          <w:kern w:val="2"/>
-          <w:sz w:val="24"/>
-          <w:szCs w:val="24"/>
-          <w:lang w:val="en-GB" w:eastAsia="en-GB"/>
-          <w14:ligatures w14:val="standardContextual"/>
-        </w:rPr>
-      </w:pPr>
-      <w:hyperlink w:anchor="_Toc228295398" w:history="1">
-        <w:r>
-          <w:rPr>
-            <w:rStyle w:val="Hyperlink"/>
-            <w:noProof/>
-            <w:lang w:val="en-GB"/>
-          </w:rPr>
-          <w:t>Figure 5 Distribution of InChI string lengths with fitted log-normal distribution. The histogram represents the empirical distribution, with the x-axis truncated at the 99th percentile to improve visual clarity by excluding extreme outliers. The dashed red line corresponds to a fitted log-normal distribution, shown for reference to illustrate the overall shape of the data.</w:t>
-        </w:r>
-        <w:r>
-          <w:rPr>
-            <w:noProof/>
-            <w:webHidden/>
-          </w:rPr>
-          <w:tab/>
-        </w:r>
-        <w:r>
-          <w:rPr>
-            <w:noProof/>
-            <w:webHidden/>
-          </w:rPr>
-          <w:fldChar w:fldCharType="begin"/>
-        </w:r>
-        <w:r>
-          <w:rPr>
-            <w:noProof/>
-            <w:webHidden/>
-          </w:rPr>
-          <w:instrText xml:space="preserve"> PAGEREF _Toc228295398 \h </w:instrText>
-        </w:r>
-        <w:r>
-          <w:rPr>
-            <w:noProof/>
-            <w:webHidden/>
-          </w:rPr>
-        </w:r>
-        <w:r>
-          <w:rPr>
-            <w:noProof/>
-            <w:webHidden/>
-          </w:rPr>
-          <w:fldChar w:fldCharType="separate"/>
-        </w:r>
-        <w:r>
-          <w:rPr>
-            <w:noProof/>
-            <w:webHidden/>
-          </w:rPr>
-          <w:t>19</w:t>
-        </w:r>
-        <w:r>
-          <w:rPr>
-            <w:noProof/>
-            <w:webHidden/>
-          </w:rPr>
-          <w:fldChar w:fldCharType="end"/>
-        </w:r>
-      </w:hyperlink>
-    </w:p>
-    <w:p>
-      <w:pPr>
-        <w:pStyle w:val="TableofFigures"/>
-        <w:tabs>
-          <w:tab w:val="right" w:leader="dot" w:pos="8919"/>
-        </w:tabs>
-        <w:rPr>
-          <w:noProof/>
-          <w:kern w:val="2"/>
-          <w:sz w:val="24"/>
-          <w:szCs w:val="24"/>
-          <w:lang w:val="en-GB" w:eastAsia="en-GB"/>
-          <w14:ligatures w14:val="standardContextual"/>
-        </w:rPr>
-      </w:pPr>
-      <w:hyperlink w:anchor="_Toc228295399" w:history="1">
-        <w:r>
-          <w:rPr>
-            <w:rStyle w:val="Hyperlink"/>
-            <w:noProof/>
-            <w:lang w:val="en-GB"/>
-          </w:rPr>
-          <w:t>Figure 6 Distribution of tokenized InChI sequence lengths with fitted log-normal distribution. The x-axis is truncated at the 99th percentile for visual clarity. The fitted log-normal curve is shown for reference.</w:t>
-        </w:r>
-        <w:r>
-          <w:rPr>
-            <w:noProof/>
-            <w:webHidden/>
-          </w:rPr>
-          <w:tab/>
-        </w:r>
-        <w:r>
-          <w:rPr>
-            <w:noProof/>
-            <w:webHidden/>
-          </w:rPr>
-          <w:fldChar w:fldCharType="begin"/>
-        </w:r>
-        <w:r>
-          <w:rPr>
-            <w:noProof/>
-            <w:webHidden/>
-          </w:rPr>
-          <w:instrText xml:space="preserve"> PAGEREF _Toc228295399 \h </w:instrText>
+          <w:instrText xml:space="preserve"> PAGEREF _Toc228905437 \h </w:instrText>
         </w:r>
         <w:r>
           <w:rPr>
@@ -4968,14 +4904,14 @@
           <w14:ligatures w14:val="standardContextual"/>
         </w:rPr>
       </w:pPr>
-      <w:hyperlink w:anchor="_Toc228295400" w:history="1">
+      <w:hyperlink w:anchor="_Toc228905438" w:history="1">
         <w:r>
           <w:rPr>
             <w:rStyle w:val="Hyperlink"/>
             <w:noProof/>
             <w:lang w:val="en-GB"/>
           </w:rPr>
-          <w:t>Figure 7. Morgan fingerprint feature matrix (ECFP6, radius = 3) for the curated dataset. Rows correspond to DrugBank IDs; columns represent hashed substructure counts. The resulting matrix has dimensions 1368 × 2048 and contains integer count values.</w:t>
+          <w:t>Figure 4. CYP450 ‘dict’ descriptors for full db (A) and curated db with threshold = 10 (B).  Dict( CYP name : Nº of appearances )</w:t>
         </w:r>
         <w:r>
           <w:rPr>
@@ -4996,7 +4932,7 @@
             <w:noProof/>
             <w:webHidden/>
           </w:rPr>
-          <w:instrText xml:space="preserve"> PAGEREF _Toc228295400 \h </w:instrText>
+          <w:instrText xml:space="preserve"> PAGEREF _Toc228905438 \h </w:instrText>
         </w:r>
         <w:r>
           <w:rPr>
@@ -5016,7 +4952,7 @@
             <w:noProof/>
             <w:webHidden/>
           </w:rPr>
-          <w:t>22</w:t>
+          <w:t>21</w:t>
         </w:r>
         <w:r>
           <w:rPr>
@@ -5042,14 +4978,14 @@
           <w14:ligatures w14:val="standardContextual"/>
         </w:rPr>
       </w:pPr>
-      <w:hyperlink w:anchor="_Toc228295401" w:history="1">
+      <w:hyperlink w:anchor="_Toc228905439" w:history="1">
         <w:r>
           <w:rPr>
             <w:rStyle w:val="Hyperlink"/>
             <w:noProof/>
             <w:lang w:val="en-GB"/>
           </w:rPr>
-          <w:t>Figure 8. MolE embedding matrix for the curated dataset. Rows correspond to DrugBank IDs; columns represent pretrained embedding dimensions from the MolE transformer. The resulting matrix has dimensions 1368 × 1000 and contains continuous-valued vectors.</w:t>
+          <w:t>Figure 5 Distribution of InChI string lengths with fitted log-normal distribution. The histogram represents the empirical distribution, with the x-axis truncated at the 99th percentile to improve visual clarity by excluding extreme outliers. The dashed red line corresponds to a fitted log-normal distribution, shown for reference to illustrate the overall shape of the data.</w:t>
         </w:r>
         <w:r>
           <w:rPr>
@@ -5070,81 +5006,7 @@
             <w:noProof/>
             <w:webHidden/>
           </w:rPr>
-          <w:instrText xml:space="preserve"> PAGEREF _Toc228295401 \h </w:instrText>
-        </w:r>
-        <w:r>
-          <w:rPr>
-            <w:noProof/>
-            <w:webHidden/>
-          </w:rPr>
-        </w:r>
-        <w:r>
-          <w:rPr>
-            <w:noProof/>
-            <w:webHidden/>
-          </w:rPr>
-          <w:fldChar w:fldCharType="separate"/>
-        </w:r>
-        <w:r>
-          <w:rPr>
-            <w:noProof/>
-            <w:webHidden/>
-          </w:rPr>
-          <w:t>22</w:t>
-        </w:r>
-        <w:r>
-          <w:rPr>
-            <w:noProof/>
-            <w:webHidden/>
-          </w:rPr>
-          <w:fldChar w:fldCharType="end"/>
-        </w:r>
-      </w:hyperlink>
-    </w:p>
-    <w:p>
-      <w:pPr>
-        <w:pStyle w:val="TableofFigures"/>
-        <w:tabs>
-          <w:tab w:val="right" w:leader="dot" w:pos="8919"/>
-        </w:tabs>
-        <w:rPr>
-          <w:noProof/>
-          <w:kern w:val="2"/>
-          <w:sz w:val="24"/>
-          <w:szCs w:val="24"/>
-          <w:lang w:val="en-GB" w:eastAsia="en-GB"/>
-          <w14:ligatures w14:val="standardContextual"/>
-        </w:rPr>
-      </w:pPr>
-      <w:hyperlink w:anchor="_Toc228295402" w:history="1">
-        <w:r>
-          <w:rPr>
-            <w:rStyle w:val="Hyperlink"/>
-            <w:noProof/>
-            <w:lang w:val="en-GB"/>
-          </w:rPr>
-          <w:t>Figure 9. ChemBERTa embedding matrix for the curated dataset. Rows correspond to DrugBank IDs; columns represent pretrained embedding dimensions from the ChemBERTa transformer. The resulting matrix has dimensions 1368 × 768 and contains continuous-valued vectors.</w:t>
-        </w:r>
-        <w:r>
-          <w:rPr>
-            <w:noProof/>
-            <w:webHidden/>
-          </w:rPr>
-          <w:tab/>
-        </w:r>
-        <w:r>
-          <w:rPr>
-            <w:noProof/>
-            <w:webHidden/>
-          </w:rPr>
-          <w:fldChar w:fldCharType="begin"/>
-        </w:r>
-        <w:r>
-          <w:rPr>
-            <w:noProof/>
-            <w:webHidden/>
-          </w:rPr>
-          <w:instrText xml:space="preserve"> PAGEREF _Toc228295402 \h </w:instrText>
+          <w:instrText xml:space="preserve"> PAGEREF _Toc228905439 \h </w:instrText>
         </w:r>
         <w:r>
           <w:rPr>
@@ -5190,7 +5052,303 @@
           <w14:ligatures w14:val="standardContextual"/>
         </w:rPr>
       </w:pPr>
-      <w:hyperlink w:anchor="_Toc228295403" w:history="1">
+      <w:hyperlink w:anchor="_Toc228905440" w:history="1">
+        <w:r>
+          <w:rPr>
+            <w:rStyle w:val="Hyperlink"/>
+            <w:noProof/>
+            <w:lang w:val="en-GB"/>
+          </w:rPr>
+          <w:t>Figure 6 Distribution of tokenized InChI sequence lengths with fitted log-normal distribution. The x-axis is truncated at the 99th percentile for visual clarity. The fitted log-normal curve is shown for reference.</w:t>
+        </w:r>
+        <w:r>
+          <w:rPr>
+            <w:noProof/>
+            <w:webHidden/>
+          </w:rPr>
+          <w:tab/>
+        </w:r>
+        <w:r>
+          <w:rPr>
+            <w:noProof/>
+            <w:webHidden/>
+          </w:rPr>
+          <w:fldChar w:fldCharType="begin"/>
+        </w:r>
+        <w:r>
+          <w:rPr>
+            <w:noProof/>
+            <w:webHidden/>
+          </w:rPr>
+          <w:instrText xml:space="preserve"> PAGEREF _Toc228905440 \h </w:instrText>
+        </w:r>
+        <w:r>
+          <w:rPr>
+            <w:noProof/>
+            <w:webHidden/>
+          </w:rPr>
+        </w:r>
+        <w:r>
+          <w:rPr>
+            <w:noProof/>
+            <w:webHidden/>
+          </w:rPr>
+          <w:fldChar w:fldCharType="separate"/>
+        </w:r>
+        <w:r>
+          <w:rPr>
+           